--- a/all.docx
+++ b/all.docx
@@ -9815,7 +9815,7 @@
       </w:r>
     </w:p>
     <w:bookmarkEnd w:id="32"/>
-    <w:bookmarkStart w:id="232" w:name="specific-guidance-for-c-vulnerabilities"/>
+    <w:bookmarkStart w:id="231" w:name="specific-guidance-for-c-vulnerabilities"/>
     <w:p>
       <w:pPr>
         <w:pStyle w:val="Heading1"/>
@@ -55049,7 +55049,7 @@
     </w:p>
     <w:bookmarkEnd w:id="193"/>
     <w:bookmarkEnd w:id="194"/>
-    <w:bookmarkStart w:id="197" w:name="Xe4ed1f6d7e7049a22cf11fb58e9b78561722b0b"/>
+    <w:bookmarkStart w:id="196" w:name="Xe4ed1f6d7e7049a22cf11fb58e9b78561722b0b"/>
     <w:p>
       <w:pPr>
         <w:pStyle w:val="Heading2"/>
@@ -55084,31 +55084,19 @@
         <w:t xml:space="preserve">assert</w:t>
       </w:r>
       <w:r>
-        <w:t xml:space="preserve">, the vulnerability as described</w:t>
-      </w:r>
-      <w:r>
-        <w:t xml:space="preserve"> </w:t>
-      </w:r>
-      <w:r>
-        <w:t xml:space="preserve">in ISO/IEC TR 24772-1:2019 clause 6.52 does not apply to C++, because</w:t>
-      </w:r>
-      <w:r>
-        <w:t xml:space="preserve"> </w:t>
-      </w:r>
-      <w:r>
-        <w:t xml:space="preserve">there is no language-defined runtime checking. Macro assert is defined</w:t>
-      </w:r>
-      <w:r>
-        <w:t xml:space="preserve"> </w:t>
-      </w:r>
-      <w:r>
-        <w:t xml:space="preserve">by the standard but is invoked by the programmer, hence is not a</w:t>
-      </w:r>
-      <w:r>
-        <w:t xml:space="preserve"> </w:t>
-      </w:r>
-      <w:r>
-        <w:t xml:space="preserve">language-defined check.</w:t>
+        <w:t xml:space="preserve">, the vulnerability as described in ISO/IEC TR 24772-1:2019 clause 6.52 does not apply to C++, because there is no language-defined runtime checking.</w:t>
+      </w:r>
+      <w:r>
+        <w:t xml:space="preserve"> </w:t>
+      </w:r>
+      <w:r>
+        <w:t xml:space="preserve">Macro assert is defined by the standard but is invoked by the programmer, hence is not a</w:t>
+      </w:r>
+      <w:r>
+        <w:t xml:space="preserve"> </w:t>
+      </w:r>
+      <w:r>
+        <w:t xml:space="preserve">language-defined check by the language.</w:t>
       </w:r>
     </w:p>
     <w:p>
@@ -55116,42 +55104,34 @@
         <w:pStyle w:val="BodyText"/>
       </w:pPr>
       <w:r>
-        <w:t xml:space="preserve">C++ libraries, however, often provide run-time checks which meet the</w:t>
-      </w:r>
-      <w:r>
-        <w:t xml:space="preserve"> </w:t>
-      </w:r>
-      <w:r>
-        <w:t xml:space="preserve">criteria of this vulnerability. Also, compilers and other tools commonly</w:t>
-      </w:r>
-      <w:r>
-        <w:t xml:space="preserve"> </w:t>
-      </w:r>
-      <w:r>
-        <w:t xml:space="preserve">provide means to perform such runtime checks.</w:t>
+        <w:t xml:space="preserve">C++ libraries, however, often provide run-time checks which meet the criteria of this vulnerability. Also, compilers and other tools commonly provide means to perform such runtime checks.</w:t>
+      </w:r>
+    </w:p>
+    <w:p>
+      <w:pPr>
+        <w:pStyle w:val="BodyText"/>
+      </w:pPr>
+      <w:r>
+        <w:t xml:space="preserve">The use of library and compiler-provided checks which will almost always require the explicit enabling the checks.</w:t>
+      </w:r>
+      <w:r>
+        <w:t xml:space="preserve"> </w:t>
+      </w:r>
+      <w:r>
+        <w:t xml:space="preserve">### 6.51.2 Avoidance mechanisms for language users</w:t>
+      </w:r>
+    </w:p>
+    <w:p>
+      <w:pPr>
+        <w:pStyle w:val="BodyText"/>
+      </w:pPr>
+      <w:r>
+        <w:t xml:space="preserve">To avoid the vulnerability or mitigate its ill effects, C++ software developers can apply the avoidance mechanisms of ISO/IEC 24772-1 clause 6.52.5.</w:t>
       </w:r>
     </w:p>
     <w:bookmarkEnd w:id="195"/>
-    <w:bookmarkStart w:id="196" w:name="avoidance-mechanisms-for-language-users"/>
-    <w:p>
-      <w:pPr>
-        <w:pStyle w:val="Heading3"/>
-      </w:pPr>
-      <w:r>
-        <w:t xml:space="preserve">6.51.2 Avoidance mechanisms for language users</w:t>
-      </w:r>
-    </w:p>
-    <w:p>
-      <w:pPr>
-        <w:pStyle w:val="FirstParagraph"/>
-      </w:pPr>
-      <w:r>
-        <w:t xml:space="preserve">To avoid the vulnerability or mitigate its ill effects, C++ software developers can use the avoidance mechanisms of ISO/IEC 24772-1 clause 6.52.5 with respect to library and compiler-provided checks, which will almost always require the explicit enabling the checks.</w:t>
-      </w:r>
-    </w:p>
     <w:bookmarkEnd w:id="196"/>
-    <w:bookmarkEnd w:id="197"/>
-    <w:bookmarkStart w:id="200" w:name="X2e6df9becdc68c65fdb33865090fafdb8a33550"/>
+    <w:bookmarkStart w:id="199" w:name="X2e6df9becdc68c65fdb33865090fafdb8a33550"/>
     <w:p>
       <w:pPr>
         <w:pStyle w:val="Heading2"/>
@@ -55160,7 +55140,7 @@
         <w:t xml:space="preserve">6.53 Provision of Inherently Unsafe Operations [SKL]</w:t>
       </w:r>
     </w:p>
-    <w:bookmarkStart w:id="198" w:name="applicability-to-language"/>
+    <w:bookmarkStart w:id="197" w:name="applicability-to-language"/>
     <w:p>
       <w:pPr>
         <w:pStyle w:val="Heading3"/>
@@ -55218,8 +55198,8 @@
         <w:t xml:space="preserve">is unsafe.</w:t>
       </w:r>
     </w:p>
-    <w:bookmarkEnd w:id="198"/>
-    <w:bookmarkStart w:id="199" w:name="avoidance-mechanisms-for-language-users"/>
+    <w:bookmarkEnd w:id="197"/>
+    <w:bookmarkStart w:id="198" w:name="avoidance-mechanisms-for-language-users"/>
     <w:p>
       <w:pPr>
         <w:pStyle w:val="Heading3"/>
@@ -55269,68 +55249,68 @@
         <w:t xml:space="preserve">Use static analysis tools to detect unsafe constructs.</w:t>
       </w:r>
     </w:p>
+    <w:bookmarkEnd w:id="198"/>
     <w:bookmarkEnd w:id="199"/>
+    <w:bookmarkStart w:id="202" w:name="BRS"/>
+    <w:p>
+      <w:pPr>
+        <w:pStyle w:val="Heading2"/>
+      </w:pPr>
+      <w:r>
+        <w:t xml:space="preserve">6.54 Obscure Language Features [BRS]</w:t>
+      </w:r>
+    </w:p>
+    <w:bookmarkStart w:id="200" w:name="applicability-of-language"/>
+    <w:p>
+      <w:pPr>
+        <w:pStyle w:val="Heading3"/>
+      </w:pPr>
+      <w:r>
+        <w:t xml:space="preserve">6.54.1 Applicability of language</w:t>
+      </w:r>
+    </w:p>
+    <w:p>
+      <w:pPr>
+        <w:pStyle w:val="FirstParagraph"/>
+      </w:pPr>
+      <w:r>
+        <w:t xml:space="preserve">The vulnerability as described in ISO/IEC 24772-1 clause 6.54</w:t>
+      </w:r>
+      <w:r>
+        <w:t xml:space="preserve"> </w:t>
+      </w:r>
+      <w:r>
+        <w:t xml:space="preserve">applies to C++.</w:t>
+      </w:r>
+    </w:p>
+    <w:p>
+      <w:pPr>
+        <w:pStyle w:val="BodyText"/>
+      </w:pPr>
+      <w:r>
+        <w:t xml:space="preserve">C++ is a rich language and provides facilities for a wide range of</w:t>
+      </w:r>
+      <w:r>
+        <w:t xml:space="preserve"> </w:t>
+      </w:r>
+      <w:r>
+        <w:t xml:space="preserve">application areas with a long history of evolution.</w:t>
+      </w:r>
+      <w:r>
+        <w:t xml:space="preserve"> </w:t>
+      </w:r>
+      <w:r>
+        <w:t xml:space="preserve">The latter means that evolution of the language also means an evolution of best and safe practices.</w:t>
+      </w:r>
+      <w:r>
+        <w:t xml:space="preserve"> </w:t>
+      </w:r>
+      <w:r>
+        <w:t xml:space="preserve">This means that code can look obscure, because it either uses obsolete or very modern language idioms.</w:t>
+      </w:r>
+    </w:p>
     <w:bookmarkEnd w:id="200"/>
-    <w:bookmarkStart w:id="203" w:name="BRS"/>
-    <w:p>
-      <w:pPr>
-        <w:pStyle w:val="Heading2"/>
-      </w:pPr>
-      <w:r>
-        <w:t xml:space="preserve">6.54 Obscure Language Features [BRS]</w:t>
-      </w:r>
-    </w:p>
-    <w:bookmarkStart w:id="201" w:name="applicability-of-language"/>
-    <w:p>
-      <w:pPr>
-        <w:pStyle w:val="Heading3"/>
-      </w:pPr>
-      <w:r>
-        <w:t xml:space="preserve">6.54.1 Applicability of language</w:t>
-      </w:r>
-    </w:p>
-    <w:p>
-      <w:pPr>
-        <w:pStyle w:val="FirstParagraph"/>
-      </w:pPr>
-      <w:r>
-        <w:t xml:space="preserve">The vulnerability as described in ISO/IEC 24772-1 clause 6.54</w:t>
-      </w:r>
-      <w:r>
-        <w:t xml:space="preserve"> </w:t>
-      </w:r>
-      <w:r>
-        <w:t xml:space="preserve">applies to C++.</w:t>
-      </w:r>
-    </w:p>
-    <w:p>
-      <w:pPr>
-        <w:pStyle w:val="BodyText"/>
-      </w:pPr>
-      <w:r>
-        <w:t xml:space="preserve">C++ is a rich language and provides facilities for a wide range of</w:t>
-      </w:r>
-      <w:r>
-        <w:t xml:space="preserve"> </w:t>
-      </w:r>
-      <w:r>
-        <w:t xml:space="preserve">application areas with a long history of evolution.</w:t>
-      </w:r>
-      <w:r>
-        <w:t xml:space="preserve"> </w:t>
-      </w:r>
-      <w:r>
-        <w:t xml:space="preserve">The latter means that evolution of the language also means an evolution of best and safe practices.</w:t>
-      </w:r>
-      <w:r>
-        <w:t xml:space="preserve"> </w:t>
-      </w:r>
-      <w:r>
-        <w:t xml:space="preserve">This means that code can look obscure, because it either uses obsolete or very modern language idioms.</w:t>
-      </w:r>
-    </w:p>
-    <w:bookmarkEnd w:id="201"/>
-    <w:bookmarkStart w:id="202" w:name="avoidance-mechanisms-for-language-users"/>
+    <w:bookmarkStart w:id="201" w:name="avoidance-mechanisms-for-language-users"/>
     <w:p>
       <w:pPr>
         <w:pStyle w:val="Heading3"/>
@@ -55369,139 +55349,139 @@
         <w:t xml:space="preserve">Use static analysis tools or multiple compilers to help identify occurrences of obscure language features.</w:t>
       </w:r>
     </w:p>
+    <w:bookmarkEnd w:id="201"/>
     <w:bookmarkEnd w:id="202"/>
+    <w:bookmarkStart w:id="205" w:name="unspecified-behaviour-bqf"/>
+    <w:p>
+      <w:pPr>
+        <w:pStyle w:val="Heading2"/>
+      </w:pPr>
+      <w:r>
+        <w:t xml:space="preserve">6.55 Unspecified Behaviour [BQF]</w:t>
+      </w:r>
+    </w:p>
+    <w:bookmarkStart w:id="203" w:name="applicability-of-language"/>
+    <w:p>
+      <w:pPr>
+        <w:pStyle w:val="Heading3"/>
+      </w:pPr>
+      <w:r>
+        <w:t xml:space="preserve">6.55.1 Applicability of language</w:t>
+      </w:r>
+    </w:p>
+    <w:p>
+      <w:pPr>
+        <w:pStyle w:val="FirstParagraph"/>
+      </w:pPr>
+      <w:r>
+        <w:t xml:space="preserve">The vulnerability as described in ISO/IEC 24772-1:2019 clause 6.55</w:t>
+      </w:r>
+      <w:r>
+        <w:t xml:space="preserve"> </w:t>
+      </w:r>
+      <w:r>
+        <w:t xml:space="preserve">applies to C++.</w:t>
+      </w:r>
+    </w:p>
+    <w:p>
+      <w:pPr>
+        <w:pStyle w:val="BodyText"/>
+      </w:pPr>
+      <w:r>
+        <w:t xml:space="preserve">In the following example, the value of</w:t>
+      </w:r>
+      <w:r>
+        <w:t xml:space="preserve"> </w:t>
+      </w:r>
+      <w:r>
+        <w:rPr>
+          <w:rStyle w:val="NormalTok"/>
+        </w:rPr>
+        <w:t xml:space="preserve">size</w:t>
+      </w:r>
+      <w:r>
+        <w:t xml:space="preserve"> </w:t>
+      </w:r>
+      <w:r>
+        <w:t xml:space="preserve">can be different than the length of</w:t>
+      </w:r>
+      <w:r>
+        <w:t xml:space="preserve"> </w:t>
+      </w:r>
+      <w:r>
+        <w:rPr>
+          <w:rStyle w:val="NormalTok"/>
+        </w:rPr>
+        <w:t xml:space="preserve">data</w:t>
+      </w:r>
+      <w:r>
+        <w:t xml:space="preserve"> </w:t>
+      </w:r>
+      <w:r>
+        <w:t xml:space="preserve">because the extent of</w:t>
+      </w:r>
+      <w:r>
+        <w:t xml:space="preserve"> </w:t>
+      </w:r>
+      <w:r>
+        <w:rPr>
+          <w:rStyle w:val="NormalTok"/>
+        </w:rPr>
+        <w:t xml:space="preserve">data</w:t>
+      </w:r>
+      <w:r>
+        <w:t xml:space="preserve"> </w:t>
+      </w:r>
+      <w:r>
+        <w:t xml:space="preserve">must be calculated at compile time but the calculation of</w:t>
+      </w:r>
+      <w:r>
+        <w:t xml:space="preserve"> </w:t>
+      </w:r>
+      <w:r>
+        <w:rPr>
+          <w:rStyle w:val="NormalTok"/>
+        </w:rPr>
+        <w:t xml:space="preserve">size</w:t>
+      </w:r>
+      <w:r>
+        <w:t xml:space="preserve"> </w:t>
+      </w:r>
+      <w:r>
+        <w:t xml:space="preserve">can be determined at compile time or executed at runtime, which is one source of unspecified behaviour.</w:t>
+      </w:r>
+    </w:p>
+    <w:p>
+      <w:pPr>
+        <w:pStyle w:val="SourceCode"/>
+      </w:pPr>
+      <w:r>
+        <w:rPr>
+          <w:rStyle w:val="VerbatimChar"/>
+        </w:rPr>
+        <w:t xml:space="preserve">char data[1 + int(1 + 0.2 - 0.1 - 0.1)] = { }; // compile-time evaluation</w:t>
+      </w:r>
+      <w:r>
+        <w:br/>
+      </w:r>
+      <w:r>
+        <w:rPr>
+          <w:rStyle w:val="VerbatimChar"/>
+        </w:rPr>
+        <w:t xml:space="preserve">int size = 1 + int(1 + 0.2 - 0.1 - 0.1);       // compile-time or run-time evaluation</w:t>
+      </w:r>
+      <w:r>
+        <w:br/>
+      </w:r>
+      <w:r>
+        <w:rPr>
+          <w:rStyle w:val="VerbatimChar"/>
+        </w:rPr>
+        <w:t xml:space="preserve">char f() { return data[size-1];} // Possible buffer overflow</w:t>
+      </w:r>
+    </w:p>
     <w:bookmarkEnd w:id="203"/>
-    <w:bookmarkStart w:id="206" w:name="unspecified-behaviour-bqf"/>
-    <w:p>
-      <w:pPr>
-        <w:pStyle w:val="Heading2"/>
-      </w:pPr>
-      <w:r>
-        <w:t xml:space="preserve">6.55 Unspecified Behaviour [BQF]</w:t>
-      </w:r>
-    </w:p>
-    <w:bookmarkStart w:id="204" w:name="applicability-of-language"/>
-    <w:p>
-      <w:pPr>
-        <w:pStyle w:val="Heading3"/>
-      </w:pPr>
-      <w:r>
-        <w:t xml:space="preserve">6.55.1 Applicability of language</w:t>
-      </w:r>
-    </w:p>
-    <w:p>
-      <w:pPr>
-        <w:pStyle w:val="FirstParagraph"/>
-      </w:pPr>
-      <w:r>
-        <w:t xml:space="preserve">The vulnerability as described in ISO/IEC 24772-1:2019 clause 6.55</w:t>
-      </w:r>
-      <w:r>
-        <w:t xml:space="preserve"> </w:t>
-      </w:r>
-      <w:r>
-        <w:t xml:space="preserve">applies to C++.</w:t>
-      </w:r>
-    </w:p>
-    <w:p>
-      <w:pPr>
-        <w:pStyle w:val="BodyText"/>
-      </w:pPr>
-      <w:r>
-        <w:t xml:space="preserve">In the following example, the value of</w:t>
-      </w:r>
-      <w:r>
-        <w:t xml:space="preserve"> </w:t>
-      </w:r>
-      <w:r>
-        <w:rPr>
-          <w:rStyle w:val="NormalTok"/>
-        </w:rPr>
-        <w:t xml:space="preserve">size</w:t>
-      </w:r>
-      <w:r>
-        <w:t xml:space="preserve"> </w:t>
-      </w:r>
-      <w:r>
-        <w:t xml:space="preserve">can be different than the length of</w:t>
-      </w:r>
-      <w:r>
-        <w:t xml:space="preserve"> </w:t>
-      </w:r>
-      <w:r>
-        <w:rPr>
-          <w:rStyle w:val="NormalTok"/>
-        </w:rPr>
-        <w:t xml:space="preserve">data</w:t>
-      </w:r>
-      <w:r>
-        <w:t xml:space="preserve"> </w:t>
-      </w:r>
-      <w:r>
-        <w:t xml:space="preserve">because the extent of</w:t>
-      </w:r>
-      <w:r>
-        <w:t xml:space="preserve"> </w:t>
-      </w:r>
-      <w:r>
-        <w:rPr>
-          <w:rStyle w:val="NormalTok"/>
-        </w:rPr>
-        <w:t xml:space="preserve">data</w:t>
-      </w:r>
-      <w:r>
-        <w:t xml:space="preserve"> </w:t>
-      </w:r>
-      <w:r>
-        <w:t xml:space="preserve">must be calculated at compile time but the calculation of</w:t>
-      </w:r>
-      <w:r>
-        <w:t xml:space="preserve"> </w:t>
-      </w:r>
-      <w:r>
-        <w:rPr>
-          <w:rStyle w:val="NormalTok"/>
-        </w:rPr>
-        <w:t xml:space="preserve">size</w:t>
-      </w:r>
-      <w:r>
-        <w:t xml:space="preserve"> </w:t>
-      </w:r>
-      <w:r>
-        <w:t xml:space="preserve">can be determined at compile time or executed at runtime, which is one source of unspecified behaviour.</w:t>
-      </w:r>
-    </w:p>
-    <w:p>
-      <w:pPr>
-        <w:pStyle w:val="SourceCode"/>
-      </w:pPr>
-      <w:r>
-        <w:rPr>
-          <w:rStyle w:val="VerbatimChar"/>
-        </w:rPr>
-        <w:t xml:space="preserve">char data[1 + int(1 + 0.2 - 0.1 - 0.1)] = { }; // compile-time evaluation</w:t>
-      </w:r>
-      <w:r>
-        <w:br/>
-      </w:r>
-      <w:r>
-        <w:rPr>
-          <w:rStyle w:val="VerbatimChar"/>
-        </w:rPr>
-        <w:t xml:space="preserve">int size = 1 + int(1 + 0.2 - 0.1 - 0.1);       // compile-time or run-time evaluation</w:t>
-      </w:r>
-      <w:r>
-        <w:br/>
-      </w:r>
-      <w:r>
-        <w:rPr>
-          <w:rStyle w:val="VerbatimChar"/>
-        </w:rPr>
-        <w:t xml:space="preserve">char f() { return data[size-1];} // Possible buffer overflow</w:t>
-      </w:r>
-    </w:p>
-    <w:bookmarkEnd w:id="204"/>
-    <w:bookmarkStart w:id="205" w:name="avoidance-mechanisms-for-language-users"/>
+    <w:bookmarkStart w:id="204" w:name="avoidance-mechanisms-for-language-users"/>
     <w:p>
       <w:pPr>
         <w:pStyle w:val="Heading3"/>
@@ -55546,9 +55526,9 @@
         <w:t xml:space="preserve">unspecified behaviour.</w:t>
       </w:r>
     </w:p>
+    <w:bookmarkEnd w:id="204"/>
     <w:bookmarkEnd w:id="205"/>
-    <w:bookmarkEnd w:id="206"/>
-    <w:bookmarkStart w:id="209" w:name="EWF"/>
+    <w:bookmarkStart w:id="208" w:name="EWF"/>
     <w:p>
       <w:pPr>
         <w:pStyle w:val="Heading2"/>
@@ -55557,7 +55537,7 @@
         <w:t xml:space="preserve">6.56 Undefined Behaviour [EWF]</w:t>
       </w:r>
     </w:p>
-    <w:bookmarkStart w:id="207" w:name="applicability-to-language"/>
+    <w:bookmarkStart w:id="206" w:name="applicability-to-language"/>
     <w:p>
       <w:pPr>
         <w:pStyle w:val="Heading3"/>
@@ -55807,8 +55787,8 @@
         <w:t xml:space="preserve">Modern compilers can eliminate such tests when they know that the check will succeed.</w:t>
       </w:r>
     </w:p>
-    <w:bookmarkEnd w:id="207"/>
-    <w:bookmarkStart w:id="208" w:name="avoidance-mechanisms-for-language-users"/>
+    <w:bookmarkEnd w:id="206"/>
+    <w:bookmarkStart w:id="207" w:name="avoidance-mechanisms-for-language-users"/>
     <w:p>
       <w:pPr>
         <w:pStyle w:val="Heading3"/>
@@ -55926,9 +55906,9 @@
         <w:t xml:space="preserve">Explicitly test or use assertions for situations that can cause undefined behaviour.</w:t>
       </w:r>
     </w:p>
+    <w:bookmarkEnd w:id="207"/>
     <w:bookmarkEnd w:id="208"/>
-    <w:bookmarkEnd w:id="209"/>
-    <w:bookmarkStart w:id="212" w:name="implementation-defined-behaviour-fab"/>
+    <w:bookmarkStart w:id="211" w:name="implementation-defined-behaviour-fab"/>
     <w:p>
       <w:pPr>
         <w:pStyle w:val="Heading2"/>
@@ -55937,7 +55917,7 @@
         <w:t xml:space="preserve">6.57 Implementation-defined Behaviour [FAB]</w:t>
       </w:r>
     </w:p>
-    <w:bookmarkStart w:id="210" w:name="applicability-to-language"/>
+    <w:bookmarkStart w:id="209" w:name="applicability-to-language"/>
     <w:p>
       <w:pPr>
         <w:pStyle w:val="Heading3"/>
@@ -56043,8 +56023,8 @@
         <w:t xml:space="preserve">In either situation, the implementation-defined behaviour will become problematic.</w:t>
       </w:r>
     </w:p>
-    <w:bookmarkEnd w:id="210"/>
-    <w:bookmarkStart w:id="211" w:name="avoidance-mechanisms-for-language-users"/>
+    <w:bookmarkEnd w:id="209"/>
+    <w:bookmarkStart w:id="210" w:name="avoidance-mechanisms-for-language-users"/>
     <w:p>
       <w:pPr>
         <w:pStyle w:val="Heading3"/>
@@ -56159,119 +56139,119 @@
         <w:t xml:space="preserve">behaviours.</w:t>
       </w:r>
     </w:p>
+    <w:bookmarkEnd w:id="210"/>
     <w:bookmarkEnd w:id="211"/>
+    <w:bookmarkStart w:id="214" w:name="deprecated-language-features-mem"/>
+    <w:p>
+      <w:pPr>
+        <w:pStyle w:val="Heading2"/>
+      </w:pPr>
+      <w:r>
+        <w:t xml:space="preserve">6.58 Deprecated Language Features [MEM]</w:t>
+      </w:r>
+    </w:p>
+    <w:bookmarkStart w:id="212" w:name="applicability-to-language"/>
+    <w:p>
+      <w:pPr>
+        <w:pStyle w:val="Heading3"/>
+      </w:pPr>
+      <w:r>
+        <w:t xml:space="preserve">6.58.1 Applicability to language</w:t>
+      </w:r>
+    </w:p>
+    <w:p>
+      <w:pPr>
+        <w:pStyle w:val="FirstParagraph"/>
+      </w:pPr>
+      <w:r>
+        <w:t xml:space="preserve">The vulnerability as described in ISO/IEC 24772-1 clause 6.58 applies</w:t>
+      </w:r>
+      <w:r>
+        <w:t xml:space="preserve"> </w:t>
+      </w:r>
+      <w:r>
+        <w:t xml:space="preserve">to C++. Appendix D</w:t>
+      </w:r>
+      <w:r>
+        <w:t xml:space="preserve"> </w:t>
+      </w:r>
+      <w:r>
+        <w:t xml:space="preserve">“</w:t>
+      </w:r>
+      <w:r>
+        <w:t xml:space="preserve">Compatibility features</w:t>
+      </w:r>
+      <w:r>
+        <w:t xml:space="preserve">”</w:t>
+      </w:r>
+      <w:r>
+        <w:t xml:space="preserve"> </w:t>
+      </w:r>
+      <w:r>
+        <w:t xml:space="preserve">of ISO/IEC 14882:2024</w:t>
+      </w:r>
+      <w:r>
+        <w:t xml:space="preserve"> </w:t>
+      </w:r>
+      <w:r>
+        <w:t xml:space="preserve">enumerates the deprecated features. The C++ attribute</w:t>
+      </w:r>
+      <w:r>
+        <w:t xml:space="preserve"> </w:t>
+      </w:r>
+      <w:r>
+        <w:rPr>
+          <w:rStyle w:val="NormalTok"/>
+        </w:rPr>
+        <w:t xml:space="preserve">[[</w:t>
+      </w:r>
+      <w:r>
+        <w:rPr>
+          <w:rStyle w:val="AttributeTok"/>
+        </w:rPr>
+        <w:t xml:space="preserve">deprecated</w:t>
+      </w:r>
+      <w:r>
+        <w:rPr>
+          <w:rStyle w:val="NormalTok"/>
+        </w:rPr>
+        <w:t xml:space="preserve">]]</w:t>
+      </w:r>
+      <w:r>
+        <w:t xml:space="preserve"> </w:t>
+      </w:r>
+      <w:r>
+        <w:t xml:space="preserve">allows library writers and users to mark deprecated declarations.</w:t>
+      </w:r>
+    </w:p>
+    <w:p>
+      <w:pPr>
+        <w:pStyle w:val="BodyText"/>
+      </w:pPr>
+      <w:r>
+        <w:t xml:space="preserve">Although backward compatibility is sometimes offered as an option for</w:t>
+      </w:r>
+      <w:r>
+        <w:t xml:space="preserve"> </w:t>
+      </w:r>
+      <w:r>
+        <w:t xml:space="preserve">compilers so one can avoid changes to code to be compliant with current</w:t>
+      </w:r>
+      <w:r>
+        <w:t xml:space="preserve"> </w:t>
+      </w:r>
+      <w:r>
+        <w:t xml:space="preserve">language specifications, updating the legacy software to the current</w:t>
+      </w:r>
+      <w:r>
+        <w:t xml:space="preserve"> </w:t>
+      </w:r>
+      <w:r>
+        <w:t xml:space="preserve">standard is a better option.</w:t>
+      </w:r>
+    </w:p>
     <w:bookmarkEnd w:id="212"/>
-    <w:bookmarkStart w:id="215" w:name="deprecated-language-features-mem"/>
-    <w:p>
-      <w:pPr>
-        <w:pStyle w:val="Heading2"/>
-      </w:pPr>
-      <w:r>
-        <w:t xml:space="preserve">6.58 Deprecated Language Features [MEM]</w:t>
-      </w:r>
-    </w:p>
-    <w:bookmarkStart w:id="213" w:name="applicability-to-language"/>
-    <w:p>
-      <w:pPr>
-        <w:pStyle w:val="Heading3"/>
-      </w:pPr>
-      <w:r>
-        <w:t xml:space="preserve">6.58.1 Applicability to language</w:t>
-      </w:r>
-    </w:p>
-    <w:p>
-      <w:pPr>
-        <w:pStyle w:val="FirstParagraph"/>
-      </w:pPr>
-      <w:r>
-        <w:t xml:space="preserve">The vulnerability as described in ISO/IEC 24772-1 clause 6.58 applies</w:t>
-      </w:r>
-      <w:r>
-        <w:t xml:space="preserve"> </w:t>
-      </w:r>
-      <w:r>
-        <w:t xml:space="preserve">to C++. Appendix D</w:t>
-      </w:r>
-      <w:r>
-        <w:t xml:space="preserve"> </w:t>
-      </w:r>
-      <w:r>
-        <w:t xml:space="preserve">“</w:t>
-      </w:r>
-      <w:r>
-        <w:t xml:space="preserve">Compatibility features</w:t>
-      </w:r>
-      <w:r>
-        <w:t xml:space="preserve">”</w:t>
-      </w:r>
-      <w:r>
-        <w:t xml:space="preserve"> </w:t>
-      </w:r>
-      <w:r>
-        <w:t xml:space="preserve">of ISO/IEC 14882:2024</w:t>
-      </w:r>
-      <w:r>
-        <w:t xml:space="preserve"> </w:t>
-      </w:r>
-      <w:r>
-        <w:t xml:space="preserve">enumerates the deprecated features. The C++ attribute</w:t>
-      </w:r>
-      <w:r>
-        <w:t xml:space="preserve"> </w:t>
-      </w:r>
-      <w:r>
-        <w:rPr>
-          <w:rStyle w:val="NormalTok"/>
-        </w:rPr>
-        <w:t xml:space="preserve">[[</w:t>
-      </w:r>
-      <w:r>
-        <w:rPr>
-          <w:rStyle w:val="AttributeTok"/>
-        </w:rPr>
-        <w:t xml:space="preserve">deprecated</w:t>
-      </w:r>
-      <w:r>
-        <w:rPr>
-          <w:rStyle w:val="NormalTok"/>
-        </w:rPr>
-        <w:t xml:space="preserve">]]</w:t>
-      </w:r>
-      <w:r>
-        <w:t xml:space="preserve"> </w:t>
-      </w:r>
-      <w:r>
-        <w:t xml:space="preserve">allows library writers and users to mark deprecated declarations.</w:t>
-      </w:r>
-    </w:p>
-    <w:p>
-      <w:pPr>
-        <w:pStyle w:val="BodyText"/>
-      </w:pPr>
-      <w:r>
-        <w:t xml:space="preserve">Although backward compatibility is sometimes offered as an option for</w:t>
-      </w:r>
-      <w:r>
-        <w:t xml:space="preserve"> </w:t>
-      </w:r>
-      <w:r>
-        <w:t xml:space="preserve">compilers so one can avoid changes to code to be compliant with current</w:t>
-      </w:r>
-      <w:r>
-        <w:t xml:space="preserve"> </w:t>
-      </w:r>
-      <w:r>
-        <w:t xml:space="preserve">language specifications, updating the legacy software to the current</w:t>
-      </w:r>
-      <w:r>
-        <w:t xml:space="preserve"> </w:t>
-      </w:r>
-      <w:r>
-        <w:t xml:space="preserve">standard is a better option.</w:t>
-      </w:r>
-    </w:p>
-    <w:bookmarkEnd w:id="213"/>
-    <w:bookmarkStart w:id="214" w:name="avoidance-mechanisms-for-language-users"/>
+    <w:bookmarkStart w:id="213" w:name="avoidance-mechanisms-for-language-users"/>
     <w:p>
       <w:pPr>
         <w:pStyle w:val="Heading3"/>
@@ -56372,9 +56352,9 @@
         <w:t xml:space="preserve">declarations that exist only for backward compatibility.</w:t>
       </w:r>
     </w:p>
+    <w:bookmarkEnd w:id="213"/>
     <w:bookmarkEnd w:id="214"/>
-    <w:bookmarkEnd w:id="215"/>
-    <w:bookmarkStart w:id="218" w:name="CGA"/>
+    <w:bookmarkStart w:id="217" w:name="CGA"/>
     <w:p>
       <w:pPr>
         <w:pStyle w:val="Heading2"/>
@@ -56383,7 +56363,7 @@
         <w:t xml:space="preserve">6.59 Concurrency – Activation [CGA]</w:t>
       </w:r>
     </w:p>
-    <w:bookmarkStart w:id="216" w:name="applicability-to-language"/>
+    <w:bookmarkStart w:id="215" w:name="applicability-to-language"/>
     <w:p>
       <w:pPr>
         <w:pStyle w:val="Heading3"/>
@@ -57299,8 +57279,8 @@
         <w:t xml:space="preserve">.</w:t>
       </w:r>
     </w:p>
-    <w:bookmarkEnd w:id="216"/>
-    <w:bookmarkStart w:id="217" w:name="avoidance-mechanisms-for-language-users"/>
+    <w:bookmarkEnd w:id="215"/>
+    <w:bookmarkStart w:id="216" w:name="avoidance-mechanisms-for-language-users"/>
     <w:p>
       <w:pPr>
         <w:pStyle w:val="Heading3"/>
@@ -57536,1482 +57516,1482 @@
         <w:t xml:space="preserve">, especially for detached threads.</w:t>
       </w:r>
     </w:p>
+    <w:bookmarkEnd w:id="216"/>
     <w:bookmarkEnd w:id="217"/>
+    <w:bookmarkStart w:id="219" w:name="concurrency-directed-termination-cgt"/>
+    <w:p>
+      <w:pPr>
+        <w:pStyle w:val="Heading2"/>
+      </w:pPr>
+      <w:r>
+        <w:t xml:space="preserve">6.60 Concurrency – Directed termination [CGT]</w:t>
+      </w:r>
+    </w:p>
+    <w:bookmarkStart w:id="218" w:name="applicability-to-language"/>
+    <w:p>
+      <w:pPr>
+        <w:pStyle w:val="Heading3"/>
+      </w:pPr>
+      <w:r>
+        <w:t xml:space="preserve">6.60.1 Applicability to language</w:t>
+      </w:r>
+    </w:p>
+    <w:p>
+      <w:pPr>
+        <w:pStyle w:val="FirstParagraph"/>
+      </w:pPr>
+      <w:r>
+        <w:t xml:space="preserve">This vulnerability as specified in ISO/IEC 24772-1 clause 6.60 is mitigated in C++, as long as the standard C++ library facilities for threads are used. For issues associated with threades created using the standard C library, see ISO/IEC 24772-3 clause 6.60.</w:t>
+      </w:r>
+    </w:p>
+    <w:p>
+      <w:pPr>
+        <w:pStyle w:val="BodyText"/>
+      </w:pPr>
+      <w:r>
+        <w:t xml:space="preserve">C++ does not provide the means to terminate a C++ thread asynchronously, except in the case that std::terminate() is called.</w:t>
+      </w:r>
+      <w:r>
+        <w:t xml:space="preserve"> </w:t>
+      </w:r>
+      <w:r>
+        <w:t xml:space="preserve">Instead C++ allows cooperative termination through the use of</w:t>
+      </w:r>
+      <w:r>
+        <w:t xml:space="preserve"> </w:t>
+      </w:r>
+      <w:r>
+        <w:rPr>
+          <w:rStyle w:val="BuiltInTok"/>
+        </w:rPr>
+        <w:t xml:space="preserve">std::</w:t>
+      </w:r>
+      <w:r>
+        <w:rPr>
+          <w:rStyle w:val="NormalTok"/>
+        </w:rPr>
+        <w:t xml:space="preserve">stop_token</w:t>
+      </w:r>
+      <w:r>
+        <w:t xml:space="preserve">, however, a thread instructed by a stop request to cease execution can ignore such a request.</w:t>
+      </w:r>
+      <w:r>
+        <w:t xml:space="preserve"> </w:t>
+      </w:r>
+      <w:r>
+        <w:t xml:space="preserve">For example, using</w:t>
+      </w:r>
+      <w:r>
+        <w:t xml:space="preserve"> </w:t>
+      </w:r>
+      <w:r>
+        <w:rPr>
+          <w:rStyle w:val="BuiltInTok"/>
+        </w:rPr>
+        <w:t xml:space="preserve">std::</w:t>
+      </w:r>
+      <w:r>
+        <w:rPr>
+          <w:rStyle w:val="NormalTok"/>
+        </w:rPr>
+        <w:t xml:space="preserve">jthread</w:t>
+      </w:r>
+      <w:r>
+        <w:rPr>
+          <w:rStyle w:val="BuiltInTok"/>
+        </w:rPr>
+        <w:t xml:space="preserve">::</w:t>
+      </w:r>
+      <w:r>
+        <w:rPr>
+          <w:rStyle w:val="NormalTok"/>
+        </w:rPr>
+        <w:t xml:space="preserve">request_stop()</w:t>
+      </w:r>
+      <w:r>
+        <w:t xml:space="preserve"> </w:t>
+      </w:r>
+      <w:r>
+        <w:t xml:space="preserve">to send a stop request to the started thread, the created thread can have a thread function that never handles such a stop request.</w:t>
+      </w:r>
+    </w:p>
+    <w:p>
+      <w:pPr>
+        <w:pStyle w:val="SourceCode"/>
+      </w:pPr>
+      <w:r>
+        <w:rPr>
+          <w:rStyle w:val="DataTypeTok"/>
+        </w:rPr>
+        <w:t xml:space="preserve">void</w:t>
+      </w:r>
+      <w:r>
+        <w:rPr>
+          <w:rStyle w:val="NormalTok"/>
+        </w:rPr>
+        <w:t xml:space="preserve"> some_function(</w:t>
+      </w:r>
+      <w:r>
+        <w:rPr>
+          <w:rStyle w:val="DataTypeTok"/>
+        </w:rPr>
+        <w:t xml:space="preserve">int</w:t>
+      </w:r>
+      <w:r>
+        <w:rPr>
+          <w:rStyle w:val="NormalTok"/>
+        </w:rPr>
+        <w:t xml:space="preserve"> value);</w:t>
+      </w:r>
+      <w:r>
+        <w:br/>
+      </w:r>
+      <w:r>
+        <w:rPr>
+          <w:rStyle w:val="DataTypeTok"/>
+        </w:rPr>
+        <w:t xml:space="preserve">void</w:t>
+      </w:r>
+      <w:r>
+        <w:rPr>
+          <w:rStyle w:val="NormalTok"/>
+        </w:rPr>
+        <w:t xml:space="preserve"> stoppable_function(</w:t>
+      </w:r>
+      <w:r>
+        <w:rPr>
+          <w:rStyle w:val="BuiltInTok"/>
+        </w:rPr>
+        <w:t xml:space="preserve">std::</w:t>
+      </w:r>
+      <w:r>
+        <w:rPr>
+          <w:rStyle w:val="NormalTok"/>
+        </w:rPr>
+        <w:t xml:space="preserve">stop_token tok, </w:t>
+      </w:r>
+      <w:r>
+        <w:rPr>
+          <w:rStyle w:val="DataTypeTok"/>
+        </w:rPr>
+        <w:t xml:space="preserve">int</w:t>
+      </w:r>
+      <w:r>
+        <w:rPr>
+          <w:rStyle w:val="NormalTok"/>
+        </w:rPr>
+        <w:t xml:space="preserve"> value);</w:t>
+      </w:r>
+      <w:r>
+        <w:br/>
+      </w:r>
+      <w:r>
+        <w:br/>
+      </w:r>
+      <w:r>
+        <w:rPr>
+          <w:rStyle w:val="DataTypeTok"/>
+        </w:rPr>
+        <w:t xml:space="preserve">int</w:t>
+      </w:r>
+      <w:r>
+        <w:rPr>
+          <w:rStyle w:val="NormalTok"/>
+        </w:rPr>
+        <w:t xml:space="preserve"> main()</w:t>
+      </w:r>
+      <w:r>
+        <w:br/>
+      </w:r>
+      <w:r>
+        <w:rPr>
+          <w:rStyle w:val="NormalTok"/>
+        </w:rPr>
+        <w:t xml:space="preserve">{</w:t>
+      </w:r>
+      <w:r>
+        <w:br/>
+      </w:r>
+      <w:r>
+        <w:rPr>
+          <w:rStyle w:val="NormalTok"/>
+        </w:rPr>
+        <w:t xml:space="preserve">  </w:t>
+      </w:r>
+      <w:r>
+        <w:rPr>
+          <w:rStyle w:val="KeywordTok"/>
+        </w:rPr>
+        <w:t xml:space="preserve">using</w:t>
+      </w:r>
+      <w:r>
+        <w:rPr>
+          <w:rStyle w:val="NormalTok"/>
+        </w:rPr>
+        <w:t xml:space="preserve"> </w:t>
+      </w:r>
+      <w:r>
+        <w:rPr>
+          <w:rStyle w:val="KeywordTok"/>
+        </w:rPr>
+        <w:t xml:space="preserve">namespace</w:t>
+      </w:r>
+      <w:r>
+        <w:rPr>
+          <w:rStyle w:val="NormalTok"/>
+        </w:rPr>
+        <w:t xml:space="preserve"> std;</w:t>
+      </w:r>
+      <w:r>
+        <w:br/>
+      </w:r>
+      <w:r>
+        <w:rPr>
+          <w:rStyle w:val="NormalTok"/>
+        </w:rPr>
+        <w:t xml:space="preserve">  </w:t>
+      </w:r>
+      <w:r>
+        <w:rPr>
+          <w:rStyle w:val="BuiltInTok"/>
+        </w:rPr>
+        <w:t xml:space="preserve">std::</w:t>
+      </w:r>
+      <w:r>
+        <w:rPr>
+          <w:rStyle w:val="NormalTok"/>
+        </w:rPr>
+        <w:t xml:space="preserve">jthread t(some_function,</w:t>
+      </w:r>
+      <w:r>
+        <w:rPr>
+          <w:rStyle w:val="DecValTok"/>
+        </w:rPr>
+        <w:t xml:space="preserve">10</w:t>
+      </w:r>
+      <w:r>
+        <w:rPr>
+          <w:rStyle w:val="NormalTok"/>
+        </w:rPr>
+        <w:t xml:space="preserve">);           </w:t>
+      </w:r>
+      <w:r>
+        <w:rPr>
+          <w:rStyle w:val="CommentTok"/>
+        </w:rPr>
+        <w:t xml:space="preserve">// stop_token ignored since not provided</w:t>
+      </w:r>
+      <w:r>
+        <w:br/>
+      </w:r>
+      <w:r>
+        <w:rPr>
+          <w:rStyle w:val="NormalTok"/>
+        </w:rPr>
+        <w:t xml:space="preserve">  </w:t>
+      </w:r>
+      <w:r>
+        <w:rPr>
+          <w:rStyle w:val="BuiltInTok"/>
+        </w:rPr>
+        <w:t xml:space="preserve">std::</w:t>
+      </w:r>
+      <w:r>
+        <w:rPr>
+          <w:rStyle w:val="NormalTok"/>
+        </w:rPr>
+        <w:t xml:space="preserve">jthread t2(stoppable_function,</w:t>
+      </w:r>
+      <w:r>
+        <w:rPr>
+          <w:rStyle w:val="DecValTok"/>
+        </w:rPr>
+        <w:t xml:space="preserve">100</w:t>
+      </w:r>
+      <w:r>
+        <w:rPr>
+          <w:rStyle w:val="NormalTok"/>
+        </w:rPr>
+        <w:t xml:space="preserve">);    </w:t>
+      </w:r>
+      <w:r>
+        <w:rPr>
+          <w:rStyle w:val="CommentTok"/>
+        </w:rPr>
+        <w:t xml:space="preserve">// stop_token passed</w:t>
+      </w:r>
+      <w:r>
+        <w:br/>
+      </w:r>
+      <w:r>
+        <w:rPr>
+          <w:rStyle w:val="NormalTok"/>
+        </w:rPr>
+        <w:t xml:space="preserve">  t.request_stop();              </w:t>
+      </w:r>
+      <w:r>
+        <w:rPr>
+          <w:rStyle w:val="CommentTok"/>
+        </w:rPr>
+        <w:t xml:space="preserve">// no-op as ignored in t</w:t>
+      </w:r>
+      <w:r>
+        <w:br/>
+      </w:r>
+      <w:r>
+        <w:rPr>
+          <w:rStyle w:val="NormalTok"/>
+        </w:rPr>
+        <w:t xml:space="preserve">  t2.request_stop();             </w:t>
+      </w:r>
+      <w:r>
+        <w:rPr>
+          <w:rStyle w:val="CommentTok"/>
+        </w:rPr>
+        <w:t xml:space="preserve">// stop_token `tok`{.cpp} signalled in `t2`{.cpp},</w:t>
+      </w:r>
+      <w:r>
+        <w:br/>
+      </w:r>
+      <w:r>
+        <w:rPr>
+          <w:rStyle w:val="NormalTok"/>
+        </w:rPr>
+        <w:t xml:space="preserve">                                 </w:t>
+      </w:r>
+      <w:r>
+        <w:rPr>
+          <w:rStyle w:val="CommentTok"/>
+        </w:rPr>
+        <w:t xml:space="preserve">// returns `true`{.cpp} showing `stop_token`{cpp} set</w:t>
+      </w:r>
+      <w:r>
+        <w:br/>
+      </w:r>
+      <w:r>
+        <w:rPr>
+          <w:rStyle w:val="NormalTok"/>
+        </w:rPr>
+        <w:t xml:space="preserve">}</w:t>
+      </w:r>
+      <w:r>
+        <w:br/>
+      </w:r>
+      <w:r>
+        <w:br/>
+      </w:r>
+      <w:r>
+        <w:rPr>
+          <w:rStyle w:val="DataTypeTok"/>
+        </w:rPr>
+        <w:t xml:space="preserve">void</w:t>
+      </w:r>
+      <w:r>
+        <w:rPr>
+          <w:rStyle w:val="NormalTok"/>
+        </w:rPr>
+        <w:t xml:space="preserve"> stoppable_function(</w:t>
+      </w:r>
+      <w:r>
+        <w:rPr>
+          <w:rStyle w:val="BuiltInTok"/>
+        </w:rPr>
+        <w:t xml:space="preserve">std::</w:t>
+      </w:r>
+      <w:r>
+        <w:rPr>
+          <w:rStyle w:val="NormalTok"/>
+        </w:rPr>
+        <w:t xml:space="preserve">stop_token tok, </w:t>
+      </w:r>
+      <w:r>
+        <w:rPr>
+          <w:rStyle w:val="DataTypeTok"/>
+        </w:rPr>
+        <w:t xml:space="preserve">int</w:t>
+      </w:r>
+      <w:r>
+        <w:rPr>
+          <w:rStyle w:val="NormalTok"/>
+        </w:rPr>
+        <w:t xml:space="preserve"> value) {</w:t>
+      </w:r>
+      <w:r>
+        <w:br/>
+      </w:r>
+      <w:r>
+        <w:rPr>
+          <w:rStyle w:val="NormalTok"/>
+        </w:rPr>
+        <w:t xml:space="preserve">  </w:t>
+      </w:r>
+      <w:r>
+        <w:rPr>
+          <w:rStyle w:val="KeywordTok"/>
+        </w:rPr>
+        <w:t xml:space="preserve">using</w:t>
+      </w:r>
+      <w:r>
+        <w:rPr>
+          <w:rStyle w:val="NormalTok"/>
+        </w:rPr>
+        <w:t xml:space="preserve"> </w:t>
+      </w:r>
+      <w:r>
+        <w:rPr>
+          <w:rStyle w:val="KeywordTok"/>
+        </w:rPr>
+        <w:t xml:space="preserve">namespace</w:t>
+      </w:r>
+      <w:r>
+        <w:rPr>
+          <w:rStyle w:val="NormalTok"/>
+        </w:rPr>
+        <w:t xml:space="preserve"> </w:t>
+      </w:r>
+      <w:r>
+        <w:rPr>
+          <w:rStyle w:val="BuiltInTok"/>
+        </w:rPr>
+        <w:t xml:space="preserve">std::</w:t>
+      </w:r>
+      <w:r>
+        <w:rPr>
+          <w:rStyle w:val="NormalTok"/>
+        </w:rPr>
+        <w:t xml:space="preserve">literals;</w:t>
+      </w:r>
+      <w:r>
+        <w:br/>
+      </w:r>
+      <w:r>
+        <w:rPr>
+          <w:rStyle w:val="NormalTok"/>
+        </w:rPr>
+        <w:t xml:space="preserve">  </w:t>
+      </w:r>
+      <w:r>
+        <w:rPr>
+          <w:rStyle w:val="ControlFlowTok"/>
+        </w:rPr>
+        <w:t xml:space="preserve">while</w:t>
+      </w:r>
+      <w:r>
+        <w:rPr>
+          <w:rStyle w:val="NormalTok"/>
+        </w:rPr>
+        <w:t xml:space="preserve"> (!tok.stop_requested()) </w:t>
+      </w:r>
+      <w:r>
+        <w:rPr>
+          <w:rStyle w:val="CommentTok"/>
+        </w:rPr>
+        <w:t xml:space="preserve">//</w:t>
+      </w:r>
+      <w:r>
+        <w:br/>
+      </w:r>
+      <w:r>
+        <w:rPr>
+          <w:rStyle w:val="NormalTok"/>
+        </w:rPr>
+        <w:t xml:space="preserve">  {</w:t>
+      </w:r>
+      <w:r>
+        <w:br/>
+      </w:r>
+      <w:r>
+        <w:rPr>
+          <w:rStyle w:val="NormalTok"/>
+        </w:rPr>
+        <w:t xml:space="preserve">    </w:t>
+      </w:r>
+      <w:r>
+        <w:rPr>
+          <w:rStyle w:val="BuiltInTok"/>
+        </w:rPr>
+        <w:t xml:space="preserve">std::</w:t>
+      </w:r>
+      <w:r>
+        <w:rPr>
+          <w:rStyle w:val="NormalTok"/>
+        </w:rPr>
+        <w:t xml:space="preserve">osyncstream(</w:t>
+      </w:r>
+      <w:r>
+        <w:rPr>
+          <w:rStyle w:val="BuiltInTok"/>
+        </w:rPr>
+        <w:t xml:space="preserve">std::</w:t>
+      </w:r>
+      <w:r>
+        <w:rPr>
+          <w:rStyle w:val="NormalTok"/>
+        </w:rPr>
+        <w:t xml:space="preserve">cout) &lt;&lt; value++ &lt;&lt; </w:t>
+      </w:r>
+      <w:r>
+        <w:rPr>
+          <w:rStyle w:val="CharTok"/>
+        </w:rPr>
+        <w:t xml:space="preserve">'</w:t>
+      </w:r>
+      <w:r>
+        <w:rPr>
+          <w:rStyle w:val="SpecialCharTok"/>
+        </w:rPr>
+        <w:t xml:space="preserve">\n</w:t>
+      </w:r>
+      <w:r>
+        <w:rPr>
+          <w:rStyle w:val="CharTok"/>
+        </w:rPr>
+        <w:t xml:space="preserve">'</w:t>
+      </w:r>
+      <w:r>
+        <w:rPr>
+          <w:rStyle w:val="NormalTok"/>
+        </w:rPr>
+        <w:t xml:space="preserve">;</w:t>
+      </w:r>
+      <w:r>
+        <w:br/>
+      </w:r>
+      <w:r>
+        <w:rPr>
+          <w:rStyle w:val="NormalTok"/>
+        </w:rPr>
+        <w:t xml:space="preserve">    </w:t>
+      </w:r>
+      <w:r>
+        <w:rPr>
+          <w:rStyle w:val="BuiltInTok"/>
+        </w:rPr>
+        <w:t xml:space="preserve">std::</w:t>
+      </w:r>
+      <w:r>
+        <w:rPr>
+          <w:rStyle w:val="NormalTok"/>
+        </w:rPr>
+        <w:t xml:space="preserve">this_thread</w:t>
+      </w:r>
+      <w:r>
+        <w:rPr>
+          <w:rStyle w:val="BuiltInTok"/>
+        </w:rPr>
+        <w:t xml:space="preserve">::</w:t>
+      </w:r>
+      <w:r>
+        <w:rPr>
+          <w:rStyle w:val="NormalTok"/>
+        </w:rPr>
+        <w:t xml:space="preserve">sleep_for(</w:t>
+      </w:r>
+      <w:r>
+        <w:rPr>
+          <w:rStyle w:val="DecValTok"/>
+        </w:rPr>
+        <w:t xml:space="preserve">200</w:t>
+      </w:r>
+      <w:r>
+        <w:rPr>
+          <w:rStyle w:val="BuiltInTok"/>
+        </w:rPr>
+        <w:t xml:space="preserve">ms</w:t>
+      </w:r>
+      <w:r>
+        <w:rPr>
+          <w:rStyle w:val="NormalTok"/>
+        </w:rPr>
+        <w:t xml:space="preserve">);</w:t>
+      </w:r>
+      <w:r>
+        <w:br/>
+      </w:r>
+      <w:r>
+        <w:rPr>
+          <w:rStyle w:val="NormalTok"/>
+        </w:rPr>
+        <w:t xml:space="preserve">  }</w:t>
+      </w:r>
+      <w:r>
+        <w:br/>
+      </w:r>
+      <w:r>
+        <w:rPr>
+          <w:rStyle w:val="NormalTok"/>
+        </w:rPr>
+        <w:t xml:space="preserve">}</w:t>
+      </w:r>
+      <w:r>
+        <w:br/>
+      </w:r>
+      <w:r>
+        <w:br/>
+      </w:r>
+      <w:r>
+        <w:rPr>
+          <w:rStyle w:val="DataTypeTok"/>
+        </w:rPr>
+        <w:t xml:space="preserve">void</w:t>
+      </w:r>
+      <w:r>
+        <w:rPr>
+          <w:rStyle w:val="NormalTok"/>
+        </w:rPr>
+        <w:t xml:space="preserve"> some_function(</w:t>
+      </w:r>
+      <w:r>
+        <w:rPr>
+          <w:rStyle w:val="DataTypeTok"/>
+        </w:rPr>
+        <w:t xml:space="preserve">int</w:t>
+      </w:r>
+      <w:r>
+        <w:rPr>
+          <w:rStyle w:val="NormalTok"/>
+        </w:rPr>
+        <w:t xml:space="preserve"> value) </w:t>
+      </w:r>
+      <w:r>
+        <w:br/>
+      </w:r>
+      <w:r>
+        <w:rPr>
+          <w:rStyle w:val="NormalTok"/>
+        </w:rPr>
+        <w:t xml:space="preserve">{ </w:t>
+      </w:r>
+      <w:r>
+        <w:br/>
+      </w:r>
+      <w:r>
+        <w:rPr>
+          <w:rStyle w:val="NormalTok"/>
+        </w:rPr>
+        <w:t xml:space="preserve">  </w:t>
+      </w:r>
+      <w:r>
+        <w:rPr>
+          <w:rStyle w:val="KeywordTok"/>
+        </w:rPr>
+        <w:t xml:space="preserve">using</w:t>
+      </w:r>
+      <w:r>
+        <w:rPr>
+          <w:rStyle w:val="NormalTok"/>
+        </w:rPr>
+        <w:t xml:space="preserve"> </w:t>
+      </w:r>
+      <w:r>
+        <w:rPr>
+          <w:rStyle w:val="KeywordTok"/>
+        </w:rPr>
+        <w:t xml:space="preserve">namespace</w:t>
+      </w:r>
+      <w:r>
+        <w:rPr>
+          <w:rStyle w:val="NormalTok"/>
+        </w:rPr>
+        <w:t xml:space="preserve"> </w:t>
+      </w:r>
+      <w:r>
+        <w:rPr>
+          <w:rStyle w:val="BuiltInTok"/>
+        </w:rPr>
+        <w:t xml:space="preserve">std::</w:t>
+      </w:r>
+      <w:r>
+        <w:rPr>
+          <w:rStyle w:val="NormalTok"/>
+        </w:rPr>
+        <w:t xml:space="preserve">literals;</w:t>
+      </w:r>
+      <w:r>
+        <w:br/>
+      </w:r>
+      <w:r>
+        <w:rPr>
+          <w:rStyle w:val="NormalTok"/>
+        </w:rPr>
+        <w:t xml:space="preserve">  </w:t>
+      </w:r>
+      <w:r>
+        <w:rPr>
+          <w:rStyle w:val="ControlFlowTok"/>
+        </w:rPr>
+        <w:t xml:space="preserve">for</w:t>
+      </w:r>
+      <w:r>
+        <w:rPr>
+          <w:rStyle w:val="NormalTok"/>
+        </w:rPr>
+        <w:t xml:space="preserve"> (</w:t>
+      </w:r>
+      <w:r>
+        <w:rPr>
+          <w:rStyle w:val="DataTypeTok"/>
+        </w:rPr>
+        <w:t xml:space="preserve">int</w:t>
+      </w:r>
+      <w:r>
+        <w:rPr>
+          <w:rStyle w:val="NormalTok"/>
+        </w:rPr>
+        <w:t xml:space="preserve"> i =</w:t>
+      </w:r>
+      <w:r>
+        <w:rPr>
+          <w:rStyle w:val="DecValTok"/>
+        </w:rPr>
+        <w:t xml:space="preserve">0</w:t>
+      </w:r>
+      <w:r>
+        <w:rPr>
+          <w:rStyle w:val="NormalTok"/>
+        </w:rPr>
+        <w:t xml:space="preserve">; i&lt;</w:t>
+      </w:r>
+      <w:r>
+        <w:rPr>
+          <w:rStyle w:val="DecValTok"/>
+        </w:rPr>
+        <w:t xml:space="preserve">10</w:t>
+      </w:r>
+      <w:r>
+        <w:rPr>
+          <w:rStyle w:val="NormalTok"/>
+        </w:rPr>
+        <w:t xml:space="preserve">; ++i)</w:t>
+      </w:r>
+      <w:r>
+        <w:br/>
+      </w:r>
+      <w:r>
+        <w:rPr>
+          <w:rStyle w:val="NormalTok"/>
+        </w:rPr>
+        <w:t xml:space="preserve">  {</w:t>
+      </w:r>
+      <w:r>
+        <w:br/>
+      </w:r>
+      <w:r>
+        <w:rPr>
+          <w:rStyle w:val="NormalTok"/>
+        </w:rPr>
+        <w:t xml:space="preserve">    </w:t>
+      </w:r>
+      <w:r>
+        <w:rPr>
+          <w:rStyle w:val="BuiltInTok"/>
+        </w:rPr>
+        <w:t xml:space="preserve">std::</w:t>
+      </w:r>
+      <w:r>
+        <w:rPr>
+          <w:rStyle w:val="NormalTok"/>
+        </w:rPr>
+        <w:t xml:space="preserve">osyncstream(</w:t>
+      </w:r>
+      <w:r>
+        <w:rPr>
+          <w:rStyle w:val="BuiltInTok"/>
+        </w:rPr>
+        <w:t xml:space="preserve">std::</w:t>
+      </w:r>
+      <w:r>
+        <w:rPr>
+          <w:rStyle w:val="NormalTok"/>
+        </w:rPr>
+        <w:t xml:space="preserve">cout) &lt;&lt; value++ &lt;&lt; </w:t>
+      </w:r>
+      <w:r>
+        <w:rPr>
+          <w:rStyle w:val="CharTok"/>
+        </w:rPr>
+        <w:t xml:space="preserve">'</w:t>
+      </w:r>
+      <w:r>
+        <w:rPr>
+          <w:rStyle w:val="SpecialCharTok"/>
+        </w:rPr>
+        <w:t xml:space="preserve">\n</w:t>
+      </w:r>
+      <w:r>
+        <w:rPr>
+          <w:rStyle w:val="CharTok"/>
+        </w:rPr>
+        <w:t xml:space="preserve">'</w:t>
+      </w:r>
+      <w:r>
+        <w:rPr>
+          <w:rStyle w:val="NormalTok"/>
+        </w:rPr>
+        <w:t xml:space="preserve">;</w:t>
+      </w:r>
+      <w:r>
+        <w:br/>
+      </w:r>
+      <w:r>
+        <w:rPr>
+          <w:rStyle w:val="NormalTok"/>
+        </w:rPr>
+        <w:t xml:space="preserve">    </w:t>
+      </w:r>
+      <w:r>
+        <w:rPr>
+          <w:rStyle w:val="BuiltInTok"/>
+        </w:rPr>
+        <w:t xml:space="preserve">std::</w:t>
+      </w:r>
+      <w:r>
+        <w:rPr>
+          <w:rStyle w:val="NormalTok"/>
+        </w:rPr>
+        <w:t xml:space="preserve">this_thread</w:t>
+      </w:r>
+      <w:r>
+        <w:rPr>
+          <w:rStyle w:val="BuiltInTok"/>
+        </w:rPr>
+        <w:t xml:space="preserve">::</w:t>
+      </w:r>
+      <w:r>
+        <w:rPr>
+          <w:rStyle w:val="NormalTok"/>
+        </w:rPr>
+        <w:t xml:space="preserve">sleep_for(</w:t>
+      </w:r>
+      <w:r>
+        <w:rPr>
+          <w:rStyle w:val="DecValTok"/>
+        </w:rPr>
+        <w:t xml:space="preserve">200</w:t>
+      </w:r>
+      <w:r>
+        <w:rPr>
+          <w:rStyle w:val="BuiltInTok"/>
+        </w:rPr>
+        <w:t xml:space="preserve">ms</w:t>
+      </w:r>
+      <w:r>
+        <w:rPr>
+          <w:rStyle w:val="NormalTok"/>
+        </w:rPr>
+        <w:t xml:space="preserve">);</w:t>
+      </w:r>
+      <w:r>
+        <w:br/>
+      </w:r>
+      <w:r>
+        <w:rPr>
+          <w:rStyle w:val="NormalTok"/>
+        </w:rPr>
+        <w:t xml:space="preserve">  }</w:t>
+      </w:r>
+      <w:r>
+        <w:br/>
+      </w:r>
+      <w:r>
+        <w:rPr>
+          <w:rStyle w:val="NormalTok"/>
+        </w:rPr>
+        <w:t xml:space="preserve">}</w:t>
+      </w:r>
+      <w:r>
+        <w:br/>
+      </w:r>
+      <w:r>
+        <w:rPr>
+          <w:rStyle w:val="ErrorTok"/>
+        </w:rPr>
+        <w:t xml:space="preserve">```</w:t>
+      </w:r>
+      <w:r>
+        <w:rPr>
+          <w:rStyle w:val="NormalTok"/>
+        </w:rPr>
+        <w:t xml:space="preserve">{.cpp}</w:t>
+      </w:r>
+      <w:r>
+        <w:br/>
+      </w:r>
+      <w:r>
+        <w:rPr>
+          <w:rStyle w:val="NormalTok"/>
+        </w:rPr>
+        <w:t xml:space="preserve">    </w:t>
+      </w:r>
+      <w:r>
+        <w:rPr>
+          <w:rStyle w:val="DataTypeTok"/>
+        </w:rPr>
+        <w:t xml:space="preserve">bool</w:t>
+      </w:r>
+      <w:r>
+        <w:rPr>
+          <w:rStyle w:val="NormalTok"/>
+        </w:rPr>
+        <w:t xml:space="preserve"> OK = t2.request_stop(); }</w:t>
+      </w:r>
+      <w:r>
+        <w:br/>
+      </w:r>
+      <w:r>
+        <w:br/>
+      </w:r>
+      <w:r>
+        <w:rPr>
+          <w:rStyle w:val="DataTypeTok"/>
+        </w:rPr>
+        <w:t xml:space="preserve">void</w:t>
+      </w:r>
+      <w:r>
+        <w:rPr>
+          <w:rStyle w:val="NormalTok"/>
+        </w:rPr>
+        <w:t xml:space="preserve"> stoppable_function(</w:t>
+      </w:r>
+      <w:r>
+        <w:rPr>
+          <w:rStyle w:val="BuiltInTok"/>
+        </w:rPr>
+        <w:t xml:space="preserve">std::</w:t>
+      </w:r>
+      <w:r>
+        <w:rPr>
+          <w:rStyle w:val="NormalTok"/>
+        </w:rPr>
+        <w:t xml:space="preserve">stop_token tok, </w:t>
+      </w:r>
+      <w:r>
+        <w:rPr>
+          <w:rStyle w:val="DataTypeTok"/>
+        </w:rPr>
+        <w:t xml:space="preserve">int</w:t>
+      </w:r>
+      <w:r>
+        <w:rPr>
+          <w:rStyle w:val="NormalTok"/>
+        </w:rPr>
+        <w:t xml:space="preserve"> value) {</w:t>
+      </w:r>
+      <w:r>
+        <w:br/>
+      </w:r>
+      <w:r>
+        <w:rPr>
+          <w:rStyle w:val="NormalTok"/>
+        </w:rPr>
+        <w:t xml:space="preserve">    </w:t>
+      </w:r>
+      <w:r>
+        <w:rPr>
+          <w:rStyle w:val="ControlFlowTok"/>
+        </w:rPr>
+        <w:t xml:space="preserve">while</w:t>
+      </w:r>
+      <w:r>
+        <w:rPr>
+          <w:rStyle w:val="NormalTok"/>
+        </w:rPr>
+        <w:t xml:space="preserve"> (!stop_token.stop_requested()) </w:t>
+      </w:r>
+      <w:r>
+        <w:rPr>
+          <w:rStyle w:val="CommentTok"/>
+        </w:rPr>
+        <w:t xml:space="preserve">//</w:t>
+      </w:r>
+      <w:r>
+        <w:br/>
+      </w:r>
+      <w:r>
+        <w:rPr>
+          <w:rStyle w:val="NormalTok"/>
+        </w:rPr>
+        <w:t xml:space="preserve">    {</w:t>
+      </w:r>
+      <w:r>
+        <w:br/>
+      </w:r>
+      <w:r>
+        <w:rPr>
+          <w:rStyle w:val="NormalTok"/>
+        </w:rPr>
+        <w:t xml:space="preserve">        </w:t>
+      </w:r>
+      <w:r>
+        <w:rPr>
+          <w:rStyle w:val="BuiltInTok"/>
+        </w:rPr>
+        <w:t xml:space="preserve">std::</w:t>
+      </w:r>
+      <w:r>
+        <w:rPr>
+          <w:rStyle w:val="NormalTok"/>
+        </w:rPr>
+        <w:t xml:space="preserve">cout &lt;&lt; value++ &lt;&lt; </w:t>
+      </w:r>
+      <w:r>
+        <w:rPr>
+          <w:rStyle w:val="CharTok"/>
+        </w:rPr>
+        <w:t xml:space="preserve">' '</w:t>
+      </w:r>
+      <w:r>
+        <w:rPr>
+          <w:rStyle w:val="NormalTok"/>
+        </w:rPr>
+        <w:t xml:space="preserve"> &lt;&lt; </w:t>
+      </w:r>
+      <w:r>
+        <w:rPr>
+          <w:rStyle w:val="BuiltInTok"/>
+        </w:rPr>
+        <w:t xml:space="preserve">std::</w:t>
+      </w:r>
+      <w:r>
+        <w:rPr>
+          <w:rStyle w:val="NormalTok"/>
+        </w:rPr>
+        <w:t xml:space="preserve">flush;</w:t>
+      </w:r>
+      <w:r>
+        <w:br/>
+      </w:r>
+      <w:r>
+        <w:rPr>
+          <w:rStyle w:val="NormalTok"/>
+        </w:rPr>
+        <w:t xml:space="preserve">        </w:t>
+      </w:r>
+      <w:r>
+        <w:rPr>
+          <w:rStyle w:val="BuiltInTok"/>
+        </w:rPr>
+        <w:t xml:space="preserve">std::</w:t>
+      </w:r>
+      <w:r>
+        <w:rPr>
+          <w:rStyle w:val="NormalTok"/>
+        </w:rPr>
+        <w:t xml:space="preserve">this_thread</w:t>
+      </w:r>
+      <w:r>
+        <w:rPr>
+          <w:rStyle w:val="BuiltInTok"/>
+        </w:rPr>
+        <w:t xml:space="preserve">::</w:t>
+      </w:r>
+      <w:r>
+        <w:rPr>
+          <w:rStyle w:val="NormalTok"/>
+        </w:rPr>
+        <w:t xml:space="preserve">sleep_for(</w:t>
+      </w:r>
+      <w:r>
+        <w:rPr>
+          <w:rStyle w:val="DecValTok"/>
+        </w:rPr>
+        <w:t xml:space="preserve">200</w:t>
+      </w:r>
+      <w:r>
+        <w:rPr>
+          <w:rStyle w:val="BuiltInTok"/>
+        </w:rPr>
+        <w:t xml:space="preserve">ms</w:t>
+      </w:r>
+      <w:r>
+        <w:rPr>
+          <w:rStyle w:val="NormalTok"/>
+        </w:rPr>
+        <w:t xml:space="preserve">);</w:t>
+      </w:r>
+      <w:r>
+        <w:br/>
+      </w:r>
+      <w:r>
+        <w:rPr>
+          <w:rStyle w:val="NormalTok"/>
+        </w:rPr>
+        <w:t xml:space="preserve">    }</w:t>
+      </w:r>
+      <w:r>
+        <w:br/>
+      </w:r>
+      <w:r>
+        <w:rPr>
+          <w:rStyle w:val="DataTypeTok"/>
+        </w:rPr>
+        <w:t xml:space="preserve">void</w:t>
+      </w:r>
+      <w:r>
+        <w:rPr>
+          <w:rStyle w:val="NormalTok"/>
+        </w:rPr>
+        <w:t xml:space="preserve"> some_function(</w:t>
+      </w:r>
+      <w:r>
+        <w:rPr>
+          <w:rStyle w:val="DataTypeTok"/>
+        </w:rPr>
+        <w:t xml:space="preserve">int</w:t>
+      </w:r>
+      <w:r>
+        <w:rPr>
+          <w:rStyle w:val="NormalTok"/>
+        </w:rPr>
+        <w:t xml:space="preserve"> value) {</w:t>
+      </w:r>
+      <w:r>
+        <w:br/>
+      </w:r>
+      <w:r>
+        <w:rPr>
+          <w:rStyle w:val="NormalTok"/>
+        </w:rPr>
+        <w:t xml:space="preserve">    </w:t>
+      </w:r>
+      <w:r>
+        <w:rPr>
+          <w:rStyle w:val="ControlFlowTok"/>
+        </w:rPr>
+        <w:t xml:space="preserve">for</w:t>
+      </w:r>
+      <w:r>
+        <w:rPr>
+          <w:rStyle w:val="NormalTok"/>
+        </w:rPr>
+        <w:t xml:space="preserve"> (</w:t>
+      </w:r>
+      <w:r>
+        <w:rPr>
+          <w:rStyle w:val="DataTypeTok"/>
+        </w:rPr>
+        <w:t xml:space="preserve">int</w:t>
+      </w:r>
+      <w:r>
+        <w:rPr>
+          <w:rStyle w:val="NormalTok"/>
+        </w:rPr>
+        <w:t xml:space="preserve"> i = </w:t>
+      </w:r>
+      <w:r>
+        <w:rPr>
+          <w:rStyle w:val="DecValTok"/>
+        </w:rPr>
+        <w:t xml:space="preserve">0</w:t>
+      </w:r>
+      <w:r>
+        <w:rPr>
+          <w:rStyle w:val="NormalTok"/>
+        </w:rPr>
+        <w:t xml:space="preserve">; i&lt;</w:t>
+      </w:r>
+      <w:r>
+        <w:rPr>
+          <w:rStyle w:val="DecValTok"/>
+        </w:rPr>
+        <w:t xml:space="preserve">10</w:t>
+      </w:r>
+      <w:r>
+        <w:rPr>
+          <w:rStyle w:val="NormalTok"/>
+        </w:rPr>
+        <w:t xml:space="preserve">; i++) </w:t>
+      </w:r>
+      <w:r>
+        <w:rPr>
+          <w:rStyle w:val="CommentTok"/>
+        </w:rPr>
+        <w:t xml:space="preserve">//</w:t>
+      </w:r>
+      <w:r>
+        <w:br/>
+      </w:r>
+      <w:r>
+        <w:rPr>
+          <w:rStyle w:val="NormalTok"/>
+        </w:rPr>
+        <w:t xml:space="preserve">    {</w:t>
+      </w:r>
+      <w:r>
+        <w:br/>
+      </w:r>
+      <w:r>
+        <w:rPr>
+          <w:rStyle w:val="NormalTok"/>
+        </w:rPr>
+        <w:t xml:space="preserve">        </w:t>
+      </w:r>
+      <w:r>
+        <w:rPr>
+          <w:rStyle w:val="BuiltInTok"/>
+        </w:rPr>
+        <w:t xml:space="preserve">std::</w:t>
+      </w:r>
+      <w:r>
+        <w:rPr>
+          <w:rStyle w:val="NormalTok"/>
+        </w:rPr>
+        <w:t xml:space="preserve">cout &lt;&lt; value++ &lt;&lt; </w:t>
+      </w:r>
+      <w:r>
+        <w:rPr>
+          <w:rStyle w:val="CharTok"/>
+        </w:rPr>
+        <w:t xml:space="preserve">' '</w:t>
+      </w:r>
+      <w:r>
+        <w:rPr>
+          <w:rStyle w:val="NormalTok"/>
+        </w:rPr>
+        <w:t xml:space="preserve"> &lt;&lt; </w:t>
+      </w:r>
+      <w:r>
+        <w:rPr>
+          <w:rStyle w:val="BuiltInTok"/>
+        </w:rPr>
+        <w:t xml:space="preserve">std::</w:t>
+      </w:r>
+      <w:r>
+        <w:rPr>
+          <w:rStyle w:val="NormalTok"/>
+        </w:rPr>
+        <w:t xml:space="preserve">flush;</w:t>
+      </w:r>
+      <w:r>
+        <w:br/>
+      </w:r>
+      <w:r>
+        <w:rPr>
+          <w:rStyle w:val="NormalTok"/>
+        </w:rPr>
+        <w:t xml:space="preserve">        </w:t>
+      </w:r>
+      <w:r>
+        <w:rPr>
+          <w:rStyle w:val="BuiltInTok"/>
+        </w:rPr>
+        <w:t xml:space="preserve">std::</w:t>
+      </w:r>
+      <w:r>
+        <w:rPr>
+          <w:rStyle w:val="NormalTok"/>
+        </w:rPr>
+        <w:t xml:space="preserve">this_thread</w:t>
+      </w:r>
+      <w:r>
+        <w:rPr>
+          <w:rStyle w:val="BuiltInTok"/>
+        </w:rPr>
+        <w:t xml:space="preserve">::</w:t>
+      </w:r>
+      <w:r>
+        <w:rPr>
+          <w:rStyle w:val="NormalTok"/>
+        </w:rPr>
+        <w:t xml:space="preserve">sleep_for(</w:t>
+      </w:r>
+      <w:r>
+        <w:rPr>
+          <w:rStyle w:val="DecValTok"/>
+        </w:rPr>
+        <w:t xml:space="preserve">200</w:t>
+      </w:r>
+      <w:r>
+        <w:rPr>
+          <w:rStyle w:val="BuiltInTok"/>
+        </w:rPr>
+        <w:t xml:space="preserve">ms</w:t>
+      </w:r>
+      <w:r>
+        <w:rPr>
+          <w:rStyle w:val="NormalTok"/>
+        </w:rPr>
+        <w:t xml:space="preserve">);</w:t>
+      </w:r>
+      <w:r>
+        <w:br/>
+      </w:r>
+      <w:r>
+        <w:rPr>
+          <w:rStyle w:val="NormalTok"/>
+        </w:rPr>
+        <w:t xml:space="preserve">    }</w:t>
+      </w:r>
+      <w:r>
+        <w:br/>
+      </w:r>
+      <w:r>
+        <w:br/>
+      </w:r>
+      <w:r>
+        <w:rPr>
+          <w:rStyle w:val="NormalTok"/>
+        </w:rPr>
+        <w:t xml:space="preserve">    </w:t>
+      </w:r>
+      <w:r>
+        <w:rPr>
+          <w:rStyle w:val="BuiltInTok"/>
+        </w:rPr>
+        <w:t xml:space="preserve">std::</w:t>
+      </w:r>
+      <w:r>
+        <w:rPr>
+          <w:rStyle w:val="NormalTok"/>
+        </w:rPr>
+        <w:t xml:space="preserve">cout &lt;&lt; </w:t>
+      </w:r>
+      <w:r>
+        <w:rPr>
+          <w:rStyle w:val="BuiltInTok"/>
+        </w:rPr>
+        <w:t xml:space="preserve">std::</w:t>
+      </w:r>
+      <w:r>
+        <w:rPr>
+          <w:rStyle w:val="NormalTok"/>
+        </w:rPr>
+        <w:t xml:space="preserve">endl;</w:t>
+      </w:r>
+      <w:r>
+        <w:br/>
+      </w:r>
+      <w:r>
+        <w:rPr>
+          <w:rStyle w:val="NormalTok"/>
+        </w:rPr>
+        <w:t xml:space="preserve">}</w:t>
+      </w:r>
+    </w:p>
+    <w:p>
+      <w:pPr>
+        <w:pStyle w:val="FirstParagraph"/>
+      </w:pPr>
+      <w:r>
+        <w:t xml:space="preserve">Note that in the while loop in ’stoppable_function()</w:t>
+      </w:r>
+      <w:r>
+        <w:rPr>
+          <w:rStyle w:val="VerbatimChar"/>
+        </w:rPr>
+        <w:t xml:space="preserve">{.cpp}, if stop_token.stop_requested had not been checked, it would continue to run until the program itself is terminated. In the above example, at the end of the main function the destructors of the thread objects</w:t>
+      </w:r>
+      <w:r>
+        <w:t xml:space="preserve">t</w:t>
+      </w:r>
+      <w:r>
+        <w:rPr>
+          <w:rStyle w:val="VerbatimChar"/>
+        </w:rPr>
+        <w:t xml:space="preserve">{.cpp} and</w:t>
+      </w:r>
+      <w:r>
+        <w:t xml:space="preserve">t2</w:t>
+      </w:r>
+      <w:r>
+        <w:rPr>
+          <w:rStyle w:val="VerbatimChar"/>
+        </w:rPr>
+        <w:t xml:space="preserve">{.cpp} will call</w:t>
+      </w:r>
+      <w:r>
+        <w:t xml:space="preserve">this-&gt;request_stop()</w:t>
+      </w:r>
+      <w:r>
+        <w:rPr>
+          <w:rStyle w:val="VerbatimChar"/>
+        </w:rPr>
+        <w:t xml:space="preserve">{.cpp} and</w:t>
+      </w:r>
+      <w:r>
+        <w:t xml:space="preserve">this-&gt;join()</w:t>
+      </w:r>
+      <w:r>
+        <w:rPr>
+          <w:rStyle w:val="VerbatimChar"/>
+        </w:rPr>
+        <w:t xml:space="preserve">{.cpp}. If one of the thread functions never returns, then the corresponding</w:t>
+      </w:r>
+      <w:r>
+        <w:t xml:space="preserve">join()`{.cpp} call will block.</w:t>
+      </w:r>
+    </w:p>
+    <w:p>
+      <w:pPr>
+        <w:pStyle w:val="BodyText"/>
+      </w:pPr>
+      <w:r>
+        <w:t xml:space="preserve">Other programmed mechanisms can be constructed to cause another thread to complete, such as setting a shared variable to a known value that the target thread reads and then terminates itself.</w:t>
+      </w:r>
+    </w:p>
+    <w:p>
+      <w:pPr>
+        <w:pStyle w:val="BodyText"/>
+      </w:pPr>
+      <w:r>
+        <w:t xml:space="preserve">A common programming mistake is to create threads with the intention that they will participate in a joint computation, but missing the</w:t>
+      </w:r>
+      <w:r>
+        <w:t xml:space="preserve"> </w:t>
+      </w:r>
+      <w:r>
+        <w:rPr>
+          <w:rStyle w:val="NormalTok"/>
+        </w:rPr>
+        <w:t xml:space="preserve">join()</w:t>
+      </w:r>
+      <w:r>
+        <w:t xml:space="preserve"> </w:t>
+      </w:r>
+      <w:r>
+        <w:t xml:space="preserve">operation in one or more threads.</w:t>
+      </w:r>
+      <w:r>
+        <w:t xml:space="preserve"> </w:t>
+      </w:r>
+      <w:r>
+        <w:t xml:space="preserve">If</w:t>
+      </w:r>
+      <w:r>
+        <w:t xml:space="preserve"> </w:t>
+      </w:r>
+      <w:r>
+        <w:rPr>
+          <w:rStyle w:val="NormalTok"/>
+        </w:rPr>
+        <w:t xml:space="preserve">jthreads</w:t>
+      </w:r>
+      <w:r>
+        <w:t xml:space="preserve"> </w:t>
+      </w:r>
+      <w:r>
+        <w:t xml:space="preserve">are used for the threading, all threads are joined with the thread that created them.</w:t>
+      </w:r>
+    </w:p>
+    <w:p>
+      <w:pPr>
+        <w:pStyle w:val="BodyText"/>
+      </w:pPr>
+      <w:r>
+        <w:t xml:space="preserve">Even if a thread is successfully terminated, the thread that initiated the termination should take action to clean up after the terminating thread,such as releasing memory</w:t>
+      </w:r>
+    </w:p>
+    <w:p>
+      <w:pPr>
+        <w:pStyle w:val="BodyText"/>
+      </w:pPr>
+      <w:r>
+        <w:t xml:space="preserve">Discussion: Do we need to discuss termination of tasks?</w:t>
+      </w:r>
+    </w:p>
     <w:bookmarkEnd w:id="218"/>
-    <w:bookmarkStart w:id="220" w:name="concurrency-directed-termination-cgt"/>
-    <w:p>
-      <w:pPr>
-        <w:pStyle w:val="Heading2"/>
-      </w:pPr>
-      <w:r>
-        <w:t xml:space="preserve">6.60 Concurrency – Directed termination [CGT]</w:t>
-      </w:r>
-    </w:p>
-    <w:bookmarkStart w:id="219" w:name="applicability-to-language"/>
-    <w:p>
-      <w:pPr>
-        <w:pStyle w:val="Heading3"/>
-      </w:pPr>
-      <w:r>
-        <w:t xml:space="preserve">6.60.1 Applicability to language</w:t>
-      </w:r>
-    </w:p>
-    <w:p>
-      <w:pPr>
-        <w:pStyle w:val="FirstParagraph"/>
-      </w:pPr>
-      <w:r>
-        <w:t xml:space="preserve">This vulnerability as specified in ISO/IEC 24772-1 clause 6.60 is mitigated in C++, as long as the standard C++ library facilities for threads are used. For issues associated with threades created using the standard C library, see ISO/IEC 24772-3 clause 6.60.</w:t>
-      </w:r>
-    </w:p>
-    <w:p>
-      <w:pPr>
-        <w:pStyle w:val="BodyText"/>
-      </w:pPr>
-      <w:r>
-        <w:t xml:space="preserve">C++ does not provide the means to terminate a C++ thread asynchronously, except in the case that std::terminate() is called.</w:t>
-      </w:r>
-      <w:r>
-        <w:t xml:space="preserve"> </w:t>
-      </w:r>
-      <w:r>
-        <w:t xml:space="preserve">Instead C++ allows cooperative termination through the use of</w:t>
-      </w:r>
-      <w:r>
-        <w:t xml:space="preserve"> </w:t>
-      </w:r>
-      <w:r>
-        <w:rPr>
-          <w:rStyle w:val="BuiltInTok"/>
-        </w:rPr>
-        <w:t xml:space="preserve">std::</w:t>
-      </w:r>
-      <w:r>
-        <w:rPr>
-          <w:rStyle w:val="NormalTok"/>
-        </w:rPr>
-        <w:t xml:space="preserve">stop_token</w:t>
-      </w:r>
-      <w:r>
-        <w:t xml:space="preserve">, however, a thread instructed by a stop request to cease execution can ignore such a request.</w:t>
-      </w:r>
-      <w:r>
-        <w:t xml:space="preserve"> </w:t>
-      </w:r>
-      <w:r>
-        <w:t xml:space="preserve">For example, using</w:t>
-      </w:r>
-      <w:r>
-        <w:t xml:space="preserve"> </w:t>
-      </w:r>
-      <w:r>
-        <w:rPr>
-          <w:rStyle w:val="BuiltInTok"/>
-        </w:rPr>
-        <w:t xml:space="preserve">std::</w:t>
-      </w:r>
-      <w:r>
-        <w:rPr>
-          <w:rStyle w:val="NormalTok"/>
-        </w:rPr>
-        <w:t xml:space="preserve">jthread</w:t>
-      </w:r>
-      <w:r>
-        <w:rPr>
-          <w:rStyle w:val="BuiltInTok"/>
-        </w:rPr>
-        <w:t xml:space="preserve">::</w:t>
-      </w:r>
-      <w:r>
-        <w:rPr>
-          <w:rStyle w:val="NormalTok"/>
-        </w:rPr>
-        <w:t xml:space="preserve">request_stop()</w:t>
-      </w:r>
-      <w:r>
-        <w:t xml:space="preserve"> </w:t>
-      </w:r>
-      <w:r>
-        <w:t xml:space="preserve">to send a stop request to the started thread, the created thread can have a thread function that never handles such a stop request.</w:t>
-      </w:r>
-    </w:p>
-    <w:p>
-      <w:pPr>
-        <w:pStyle w:val="SourceCode"/>
-      </w:pPr>
-      <w:r>
-        <w:rPr>
-          <w:rStyle w:val="DataTypeTok"/>
-        </w:rPr>
-        <w:t xml:space="preserve">void</w:t>
-      </w:r>
-      <w:r>
-        <w:rPr>
-          <w:rStyle w:val="NormalTok"/>
-        </w:rPr>
-        <w:t xml:space="preserve"> some_function(</w:t>
-      </w:r>
-      <w:r>
-        <w:rPr>
-          <w:rStyle w:val="DataTypeTok"/>
-        </w:rPr>
-        <w:t xml:space="preserve">int</w:t>
-      </w:r>
-      <w:r>
-        <w:rPr>
-          <w:rStyle w:val="NormalTok"/>
-        </w:rPr>
-        <w:t xml:space="preserve"> value);</w:t>
-      </w:r>
-      <w:r>
-        <w:br/>
-      </w:r>
-      <w:r>
-        <w:rPr>
-          <w:rStyle w:val="DataTypeTok"/>
-        </w:rPr>
-        <w:t xml:space="preserve">void</w:t>
-      </w:r>
-      <w:r>
-        <w:rPr>
-          <w:rStyle w:val="NormalTok"/>
-        </w:rPr>
-        <w:t xml:space="preserve"> stoppable_function(</w:t>
-      </w:r>
-      <w:r>
-        <w:rPr>
-          <w:rStyle w:val="BuiltInTok"/>
-        </w:rPr>
-        <w:t xml:space="preserve">std::</w:t>
-      </w:r>
-      <w:r>
-        <w:rPr>
-          <w:rStyle w:val="NormalTok"/>
-        </w:rPr>
-        <w:t xml:space="preserve">stop_token tok, </w:t>
-      </w:r>
-      <w:r>
-        <w:rPr>
-          <w:rStyle w:val="DataTypeTok"/>
-        </w:rPr>
-        <w:t xml:space="preserve">int</w:t>
-      </w:r>
-      <w:r>
-        <w:rPr>
-          <w:rStyle w:val="NormalTok"/>
-        </w:rPr>
-        <w:t xml:space="preserve"> value);</w:t>
-      </w:r>
-      <w:r>
-        <w:br/>
-      </w:r>
-      <w:r>
-        <w:br/>
-      </w:r>
-      <w:r>
-        <w:rPr>
-          <w:rStyle w:val="DataTypeTok"/>
-        </w:rPr>
-        <w:t xml:space="preserve">int</w:t>
-      </w:r>
-      <w:r>
-        <w:rPr>
-          <w:rStyle w:val="NormalTok"/>
-        </w:rPr>
-        <w:t xml:space="preserve"> main()</w:t>
-      </w:r>
-      <w:r>
-        <w:br/>
-      </w:r>
-      <w:r>
-        <w:rPr>
-          <w:rStyle w:val="NormalTok"/>
-        </w:rPr>
-        <w:t xml:space="preserve">{</w:t>
-      </w:r>
-      <w:r>
-        <w:br/>
-      </w:r>
-      <w:r>
-        <w:rPr>
-          <w:rStyle w:val="NormalTok"/>
-        </w:rPr>
-        <w:t xml:space="preserve">  </w:t>
-      </w:r>
-      <w:r>
-        <w:rPr>
-          <w:rStyle w:val="KeywordTok"/>
-        </w:rPr>
-        <w:t xml:space="preserve">using</w:t>
-      </w:r>
-      <w:r>
-        <w:rPr>
-          <w:rStyle w:val="NormalTok"/>
-        </w:rPr>
-        <w:t xml:space="preserve"> </w:t>
-      </w:r>
-      <w:r>
-        <w:rPr>
-          <w:rStyle w:val="KeywordTok"/>
-        </w:rPr>
-        <w:t xml:space="preserve">namespace</w:t>
-      </w:r>
-      <w:r>
-        <w:rPr>
-          <w:rStyle w:val="NormalTok"/>
-        </w:rPr>
-        <w:t xml:space="preserve"> std;</w:t>
-      </w:r>
-      <w:r>
-        <w:br/>
-      </w:r>
-      <w:r>
-        <w:rPr>
-          <w:rStyle w:val="NormalTok"/>
-        </w:rPr>
-        <w:t xml:space="preserve">  </w:t>
-      </w:r>
-      <w:r>
-        <w:rPr>
-          <w:rStyle w:val="BuiltInTok"/>
-        </w:rPr>
-        <w:t xml:space="preserve">std::</w:t>
-      </w:r>
-      <w:r>
-        <w:rPr>
-          <w:rStyle w:val="NormalTok"/>
-        </w:rPr>
-        <w:t xml:space="preserve">jthread t(some_function,</w:t>
-      </w:r>
-      <w:r>
-        <w:rPr>
-          <w:rStyle w:val="DecValTok"/>
-        </w:rPr>
-        <w:t xml:space="preserve">10</w:t>
-      </w:r>
-      <w:r>
-        <w:rPr>
-          <w:rStyle w:val="NormalTok"/>
-        </w:rPr>
-        <w:t xml:space="preserve">);           </w:t>
-      </w:r>
-      <w:r>
-        <w:rPr>
-          <w:rStyle w:val="CommentTok"/>
-        </w:rPr>
-        <w:t xml:space="preserve">// stop_token ignored since not provided</w:t>
-      </w:r>
-      <w:r>
-        <w:br/>
-      </w:r>
-      <w:r>
-        <w:rPr>
-          <w:rStyle w:val="NormalTok"/>
-        </w:rPr>
-        <w:t xml:space="preserve">  </w:t>
-      </w:r>
-      <w:r>
-        <w:rPr>
-          <w:rStyle w:val="BuiltInTok"/>
-        </w:rPr>
-        <w:t xml:space="preserve">std::</w:t>
-      </w:r>
-      <w:r>
-        <w:rPr>
-          <w:rStyle w:val="NormalTok"/>
-        </w:rPr>
-        <w:t xml:space="preserve">jthread t2(stoppable_function,</w:t>
-      </w:r>
-      <w:r>
-        <w:rPr>
-          <w:rStyle w:val="DecValTok"/>
-        </w:rPr>
-        <w:t xml:space="preserve">100</w:t>
-      </w:r>
-      <w:r>
-        <w:rPr>
-          <w:rStyle w:val="NormalTok"/>
-        </w:rPr>
-        <w:t xml:space="preserve">);    </w:t>
-      </w:r>
-      <w:r>
-        <w:rPr>
-          <w:rStyle w:val="CommentTok"/>
-        </w:rPr>
-        <w:t xml:space="preserve">// stop_token passed</w:t>
-      </w:r>
-      <w:r>
-        <w:br/>
-      </w:r>
-      <w:r>
-        <w:rPr>
-          <w:rStyle w:val="NormalTok"/>
-        </w:rPr>
-        <w:t xml:space="preserve">  t.request_stop();              </w:t>
-      </w:r>
-      <w:r>
-        <w:rPr>
-          <w:rStyle w:val="CommentTok"/>
-        </w:rPr>
-        <w:t xml:space="preserve">// no-op as ignored in t</w:t>
-      </w:r>
-      <w:r>
-        <w:br/>
-      </w:r>
-      <w:r>
-        <w:rPr>
-          <w:rStyle w:val="NormalTok"/>
-        </w:rPr>
-        <w:t xml:space="preserve">  t2.request_stop();             </w:t>
-      </w:r>
-      <w:r>
-        <w:rPr>
-          <w:rStyle w:val="CommentTok"/>
-        </w:rPr>
-        <w:t xml:space="preserve">// stop_token `tok`{.cpp} signalled in `t2`{.cpp},</w:t>
-      </w:r>
-      <w:r>
-        <w:br/>
-      </w:r>
-      <w:r>
-        <w:rPr>
-          <w:rStyle w:val="NormalTok"/>
-        </w:rPr>
-        <w:t xml:space="preserve">                                 </w:t>
-      </w:r>
-      <w:r>
-        <w:rPr>
-          <w:rStyle w:val="CommentTok"/>
-        </w:rPr>
-        <w:t xml:space="preserve">// returns `true`{.cpp} showing `stop_token`{cpp} set</w:t>
-      </w:r>
-      <w:r>
-        <w:br/>
-      </w:r>
-      <w:r>
-        <w:rPr>
-          <w:rStyle w:val="NormalTok"/>
-        </w:rPr>
-        <w:t xml:space="preserve">}</w:t>
-      </w:r>
-      <w:r>
-        <w:br/>
-      </w:r>
-      <w:r>
-        <w:br/>
-      </w:r>
-      <w:r>
-        <w:rPr>
-          <w:rStyle w:val="DataTypeTok"/>
-        </w:rPr>
-        <w:t xml:space="preserve">void</w:t>
-      </w:r>
-      <w:r>
-        <w:rPr>
-          <w:rStyle w:val="NormalTok"/>
-        </w:rPr>
-        <w:t xml:space="preserve"> stoppable_function(</w:t>
-      </w:r>
-      <w:r>
-        <w:rPr>
-          <w:rStyle w:val="BuiltInTok"/>
-        </w:rPr>
-        <w:t xml:space="preserve">std::</w:t>
-      </w:r>
-      <w:r>
-        <w:rPr>
-          <w:rStyle w:val="NormalTok"/>
-        </w:rPr>
-        <w:t xml:space="preserve">stop_token tok, </w:t>
-      </w:r>
-      <w:r>
-        <w:rPr>
-          <w:rStyle w:val="DataTypeTok"/>
-        </w:rPr>
-        <w:t xml:space="preserve">int</w:t>
-      </w:r>
-      <w:r>
-        <w:rPr>
-          <w:rStyle w:val="NormalTok"/>
-        </w:rPr>
-        <w:t xml:space="preserve"> value) {</w:t>
-      </w:r>
-      <w:r>
-        <w:br/>
-      </w:r>
-      <w:r>
-        <w:rPr>
-          <w:rStyle w:val="NormalTok"/>
-        </w:rPr>
-        <w:t xml:space="preserve">  </w:t>
-      </w:r>
-      <w:r>
-        <w:rPr>
-          <w:rStyle w:val="KeywordTok"/>
-        </w:rPr>
-        <w:t xml:space="preserve">using</w:t>
-      </w:r>
-      <w:r>
-        <w:rPr>
-          <w:rStyle w:val="NormalTok"/>
-        </w:rPr>
-        <w:t xml:space="preserve"> </w:t>
-      </w:r>
-      <w:r>
-        <w:rPr>
-          <w:rStyle w:val="KeywordTok"/>
-        </w:rPr>
-        <w:t xml:space="preserve">namespace</w:t>
-      </w:r>
-      <w:r>
-        <w:rPr>
-          <w:rStyle w:val="NormalTok"/>
-        </w:rPr>
-        <w:t xml:space="preserve"> </w:t>
-      </w:r>
-      <w:r>
-        <w:rPr>
-          <w:rStyle w:val="BuiltInTok"/>
-        </w:rPr>
-        <w:t xml:space="preserve">std::</w:t>
-      </w:r>
-      <w:r>
-        <w:rPr>
-          <w:rStyle w:val="NormalTok"/>
-        </w:rPr>
-        <w:t xml:space="preserve">literals;</w:t>
-      </w:r>
-      <w:r>
-        <w:br/>
-      </w:r>
-      <w:r>
-        <w:rPr>
-          <w:rStyle w:val="NormalTok"/>
-        </w:rPr>
-        <w:t xml:space="preserve">  </w:t>
-      </w:r>
-      <w:r>
-        <w:rPr>
-          <w:rStyle w:val="ControlFlowTok"/>
-        </w:rPr>
-        <w:t xml:space="preserve">while</w:t>
-      </w:r>
-      <w:r>
-        <w:rPr>
-          <w:rStyle w:val="NormalTok"/>
-        </w:rPr>
-        <w:t xml:space="preserve"> (!tok.stop_requested()) </w:t>
-      </w:r>
-      <w:r>
-        <w:rPr>
-          <w:rStyle w:val="CommentTok"/>
-        </w:rPr>
-        <w:t xml:space="preserve">//</w:t>
-      </w:r>
-      <w:r>
-        <w:br/>
-      </w:r>
-      <w:r>
-        <w:rPr>
-          <w:rStyle w:val="NormalTok"/>
-        </w:rPr>
-        <w:t xml:space="preserve">  {</w:t>
-      </w:r>
-      <w:r>
-        <w:br/>
-      </w:r>
-      <w:r>
-        <w:rPr>
-          <w:rStyle w:val="NormalTok"/>
-        </w:rPr>
-        <w:t xml:space="preserve">    </w:t>
-      </w:r>
-      <w:r>
-        <w:rPr>
-          <w:rStyle w:val="BuiltInTok"/>
-        </w:rPr>
-        <w:t xml:space="preserve">std::</w:t>
-      </w:r>
-      <w:r>
-        <w:rPr>
-          <w:rStyle w:val="NormalTok"/>
-        </w:rPr>
-        <w:t xml:space="preserve">osyncstream(</w:t>
-      </w:r>
-      <w:r>
-        <w:rPr>
-          <w:rStyle w:val="BuiltInTok"/>
-        </w:rPr>
-        <w:t xml:space="preserve">std::</w:t>
-      </w:r>
-      <w:r>
-        <w:rPr>
-          <w:rStyle w:val="NormalTok"/>
-        </w:rPr>
-        <w:t xml:space="preserve">cout) &lt;&lt; value++ &lt;&lt; </w:t>
-      </w:r>
-      <w:r>
-        <w:rPr>
-          <w:rStyle w:val="CharTok"/>
-        </w:rPr>
-        <w:t xml:space="preserve">'</w:t>
-      </w:r>
-      <w:r>
-        <w:rPr>
-          <w:rStyle w:val="SpecialCharTok"/>
-        </w:rPr>
-        <w:t xml:space="preserve">\n</w:t>
-      </w:r>
-      <w:r>
-        <w:rPr>
-          <w:rStyle w:val="CharTok"/>
-        </w:rPr>
-        <w:t xml:space="preserve">'</w:t>
-      </w:r>
-      <w:r>
-        <w:rPr>
-          <w:rStyle w:val="NormalTok"/>
-        </w:rPr>
-        <w:t xml:space="preserve">;</w:t>
-      </w:r>
-      <w:r>
-        <w:br/>
-      </w:r>
-      <w:r>
-        <w:rPr>
-          <w:rStyle w:val="NormalTok"/>
-        </w:rPr>
-        <w:t xml:space="preserve">    </w:t>
-      </w:r>
-      <w:r>
-        <w:rPr>
-          <w:rStyle w:val="BuiltInTok"/>
-        </w:rPr>
-        <w:t xml:space="preserve">std::</w:t>
-      </w:r>
-      <w:r>
-        <w:rPr>
-          <w:rStyle w:val="NormalTok"/>
-        </w:rPr>
-        <w:t xml:space="preserve">this_thread</w:t>
-      </w:r>
-      <w:r>
-        <w:rPr>
-          <w:rStyle w:val="BuiltInTok"/>
-        </w:rPr>
-        <w:t xml:space="preserve">::</w:t>
-      </w:r>
-      <w:r>
-        <w:rPr>
-          <w:rStyle w:val="NormalTok"/>
-        </w:rPr>
-        <w:t xml:space="preserve">sleep_for(</w:t>
-      </w:r>
-      <w:r>
-        <w:rPr>
-          <w:rStyle w:val="DecValTok"/>
-        </w:rPr>
-        <w:t xml:space="preserve">200</w:t>
-      </w:r>
-      <w:r>
-        <w:rPr>
-          <w:rStyle w:val="BuiltInTok"/>
-        </w:rPr>
-        <w:t xml:space="preserve">ms</w:t>
-      </w:r>
-      <w:r>
-        <w:rPr>
-          <w:rStyle w:val="NormalTok"/>
-        </w:rPr>
-        <w:t xml:space="preserve">);</w:t>
-      </w:r>
-      <w:r>
-        <w:br/>
-      </w:r>
-      <w:r>
-        <w:rPr>
-          <w:rStyle w:val="NormalTok"/>
-        </w:rPr>
-        <w:t xml:space="preserve">  }</w:t>
-      </w:r>
-      <w:r>
-        <w:br/>
-      </w:r>
-      <w:r>
-        <w:rPr>
-          <w:rStyle w:val="NormalTok"/>
-        </w:rPr>
-        <w:t xml:space="preserve">}</w:t>
-      </w:r>
-      <w:r>
-        <w:br/>
-      </w:r>
-      <w:r>
-        <w:br/>
-      </w:r>
-      <w:r>
-        <w:rPr>
-          <w:rStyle w:val="DataTypeTok"/>
-        </w:rPr>
-        <w:t xml:space="preserve">void</w:t>
-      </w:r>
-      <w:r>
-        <w:rPr>
-          <w:rStyle w:val="NormalTok"/>
-        </w:rPr>
-        <w:t xml:space="preserve"> some_function(</w:t>
-      </w:r>
-      <w:r>
-        <w:rPr>
-          <w:rStyle w:val="DataTypeTok"/>
-        </w:rPr>
-        <w:t xml:space="preserve">int</w:t>
-      </w:r>
-      <w:r>
-        <w:rPr>
-          <w:rStyle w:val="NormalTok"/>
-        </w:rPr>
-        <w:t xml:space="preserve"> value) </w:t>
-      </w:r>
-      <w:r>
-        <w:br/>
-      </w:r>
-      <w:r>
-        <w:rPr>
-          <w:rStyle w:val="NormalTok"/>
-        </w:rPr>
-        <w:t xml:space="preserve">{ </w:t>
-      </w:r>
-      <w:r>
-        <w:br/>
-      </w:r>
-      <w:r>
-        <w:rPr>
-          <w:rStyle w:val="NormalTok"/>
-        </w:rPr>
-        <w:t xml:space="preserve">  </w:t>
-      </w:r>
-      <w:r>
-        <w:rPr>
-          <w:rStyle w:val="KeywordTok"/>
-        </w:rPr>
-        <w:t xml:space="preserve">using</w:t>
-      </w:r>
-      <w:r>
-        <w:rPr>
-          <w:rStyle w:val="NormalTok"/>
-        </w:rPr>
-        <w:t xml:space="preserve"> </w:t>
-      </w:r>
-      <w:r>
-        <w:rPr>
-          <w:rStyle w:val="KeywordTok"/>
-        </w:rPr>
-        <w:t xml:space="preserve">namespace</w:t>
-      </w:r>
-      <w:r>
-        <w:rPr>
-          <w:rStyle w:val="NormalTok"/>
-        </w:rPr>
-        <w:t xml:space="preserve"> </w:t>
-      </w:r>
-      <w:r>
-        <w:rPr>
-          <w:rStyle w:val="BuiltInTok"/>
-        </w:rPr>
-        <w:t xml:space="preserve">std::</w:t>
-      </w:r>
-      <w:r>
-        <w:rPr>
-          <w:rStyle w:val="NormalTok"/>
-        </w:rPr>
-        <w:t xml:space="preserve">literals;</w:t>
-      </w:r>
-      <w:r>
-        <w:br/>
-      </w:r>
-      <w:r>
-        <w:rPr>
-          <w:rStyle w:val="NormalTok"/>
-        </w:rPr>
-        <w:t xml:space="preserve">  </w:t>
-      </w:r>
-      <w:r>
-        <w:rPr>
-          <w:rStyle w:val="ControlFlowTok"/>
-        </w:rPr>
-        <w:t xml:space="preserve">for</w:t>
-      </w:r>
-      <w:r>
-        <w:rPr>
-          <w:rStyle w:val="NormalTok"/>
-        </w:rPr>
-        <w:t xml:space="preserve"> (</w:t>
-      </w:r>
-      <w:r>
-        <w:rPr>
-          <w:rStyle w:val="DataTypeTok"/>
-        </w:rPr>
-        <w:t xml:space="preserve">int</w:t>
-      </w:r>
-      <w:r>
-        <w:rPr>
-          <w:rStyle w:val="NormalTok"/>
-        </w:rPr>
-        <w:t xml:space="preserve"> i =</w:t>
-      </w:r>
-      <w:r>
-        <w:rPr>
-          <w:rStyle w:val="DecValTok"/>
-        </w:rPr>
-        <w:t xml:space="preserve">0</w:t>
-      </w:r>
-      <w:r>
-        <w:rPr>
-          <w:rStyle w:val="NormalTok"/>
-        </w:rPr>
-        <w:t xml:space="preserve">; i&lt;</w:t>
-      </w:r>
-      <w:r>
-        <w:rPr>
-          <w:rStyle w:val="DecValTok"/>
-        </w:rPr>
-        <w:t xml:space="preserve">10</w:t>
-      </w:r>
-      <w:r>
-        <w:rPr>
-          <w:rStyle w:val="NormalTok"/>
-        </w:rPr>
-        <w:t xml:space="preserve">; ++i)</w:t>
-      </w:r>
-      <w:r>
-        <w:br/>
-      </w:r>
-      <w:r>
-        <w:rPr>
-          <w:rStyle w:val="NormalTok"/>
-        </w:rPr>
-        <w:t xml:space="preserve">  {</w:t>
-      </w:r>
-      <w:r>
-        <w:br/>
-      </w:r>
-      <w:r>
-        <w:rPr>
-          <w:rStyle w:val="NormalTok"/>
-        </w:rPr>
-        <w:t xml:space="preserve">    </w:t>
-      </w:r>
-      <w:r>
-        <w:rPr>
-          <w:rStyle w:val="BuiltInTok"/>
-        </w:rPr>
-        <w:t xml:space="preserve">std::</w:t>
-      </w:r>
-      <w:r>
-        <w:rPr>
-          <w:rStyle w:val="NormalTok"/>
-        </w:rPr>
-        <w:t xml:space="preserve">osyncstream(</w:t>
-      </w:r>
-      <w:r>
-        <w:rPr>
-          <w:rStyle w:val="BuiltInTok"/>
-        </w:rPr>
-        <w:t xml:space="preserve">std::</w:t>
-      </w:r>
-      <w:r>
-        <w:rPr>
-          <w:rStyle w:val="NormalTok"/>
-        </w:rPr>
-        <w:t xml:space="preserve">cout) &lt;&lt; value++ &lt;&lt; </w:t>
-      </w:r>
-      <w:r>
-        <w:rPr>
-          <w:rStyle w:val="CharTok"/>
-        </w:rPr>
-        <w:t xml:space="preserve">'</w:t>
-      </w:r>
-      <w:r>
-        <w:rPr>
-          <w:rStyle w:val="SpecialCharTok"/>
-        </w:rPr>
-        <w:t xml:space="preserve">\n</w:t>
-      </w:r>
-      <w:r>
-        <w:rPr>
-          <w:rStyle w:val="CharTok"/>
-        </w:rPr>
-        <w:t xml:space="preserve">'</w:t>
-      </w:r>
-      <w:r>
-        <w:rPr>
-          <w:rStyle w:val="NormalTok"/>
-        </w:rPr>
-        <w:t xml:space="preserve">;</w:t>
-      </w:r>
-      <w:r>
-        <w:br/>
-      </w:r>
-      <w:r>
-        <w:rPr>
-          <w:rStyle w:val="NormalTok"/>
-        </w:rPr>
-        <w:t xml:space="preserve">    </w:t>
-      </w:r>
-      <w:r>
-        <w:rPr>
-          <w:rStyle w:val="BuiltInTok"/>
-        </w:rPr>
-        <w:t xml:space="preserve">std::</w:t>
-      </w:r>
-      <w:r>
-        <w:rPr>
-          <w:rStyle w:val="NormalTok"/>
-        </w:rPr>
-        <w:t xml:space="preserve">this_thread</w:t>
-      </w:r>
-      <w:r>
-        <w:rPr>
-          <w:rStyle w:val="BuiltInTok"/>
-        </w:rPr>
-        <w:t xml:space="preserve">::</w:t>
-      </w:r>
-      <w:r>
-        <w:rPr>
-          <w:rStyle w:val="NormalTok"/>
-        </w:rPr>
-        <w:t xml:space="preserve">sleep_for(</w:t>
-      </w:r>
-      <w:r>
-        <w:rPr>
-          <w:rStyle w:val="DecValTok"/>
-        </w:rPr>
-        <w:t xml:space="preserve">200</w:t>
-      </w:r>
-      <w:r>
-        <w:rPr>
-          <w:rStyle w:val="BuiltInTok"/>
-        </w:rPr>
-        <w:t xml:space="preserve">ms</w:t>
-      </w:r>
-      <w:r>
-        <w:rPr>
-          <w:rStyle w:val="NormalTok"/>
-        </w:rPr>
-        <w:t xml:space="preserve">);</w:t>
-      </w:r>
-      <w:r>
-        <w:br/>
-      </w:r>
-      <w:r>
-        <w:rPr>
-          <w:rStyle w:val="NormalTok"/>
-        </w:rPr>
-        <w:t xml:space="preserve">  }</w:t>
-      </w:r>
-      <w:r>
-        <w:br/>
-      </w:r>
-      <w:r>
-        <w:rPr>
-          <w:rStyle w:val="NormalTok"/>
-        </w:rPr>
-        <w:t xml:space="preserve">}</w:t>
-      </w:r>
-      <w:r>
-        <w:br/>
-      </w:r>
-      <w:r>
-        <w:rPr>
-          <w:rStyle w:val="ErrorTok"/>
-        </w:rPr>
-        <w:t xml:space="preserve">```</w:t>
-      </w:r>
-      <w:r>
-        <w:rPr>
-          <w:rStyle w:val="NormalTok"/>
-        </w:rPr>
-        <w:t xml:space="preserve">{.cpp}</w:t>
-      </w:r>
-      <w:r>
-        <w:br/>
-      </w:r>
-      <w:r>
-        <w:rPr>
-          <w:rStyle w:val="NormalTok"/>
-        </w:rPr>
-        <w:t xml:space="preserve">    </w:t>
-      </w:r>
-      <w:r>
-        <w:rPr>
-          <w:rStyle w:val="DataTypeTok"/>
-        </w:rPr>
-        <w:t xml:space="preserve">bool</w:t>
-      </w:r>
-      <w:r>
-        <w:rPr>
-          <w:rStyle w:val="NormalTok"/>
-        </w:rPr>
-        <w:t xml:space="preserve"> OK = t2.request_stop(); }</w:t>
-      </w:r>
-      <w:r>
-        <w:br/>
-      </w:r>
-      <w:r>
-        <w:br/>
-      </w:r>
-      <w:r>
-        <w:rPr>
-          <w:rStyle w:val="DataTypeTok"/>
-        </w:rPr>
-        <w:t xml:space="preserve">void</w:t>
-      </w:r>
-      <w:r>
-        <w:rPr>
-          <w:rStyle w:val="NormalTok"/>
-        </w:rPr>
-        <w:t xml:space="preserve"> stoppable_function(</w:t>
-      </w:r>
-      <w:r>
-        <w:rPr>
-          <w:rStyle w:val="BuiltInTok"/>
-        </w:rPr>
-        <w:t xml:space="preserve">std::</w:t>
-      </w:r>
-      <w:r>
-        <w:rPr>
-          <w:rStyle w:val="NormalTok"/>
-        </w:rPr>
-        <w:t xml:space="preserve">stop_token tok, </w:t>
-      </w:r>
-      <w:r>
-        <w:rPr>
-          <w:rStyle w:val="DataTypeTok"/>
-        </w:rPr>
-        <w:t xml:space="preserve">int</w:t>
-      </w:r>
-      <w:r>
-        <w:rPr>
-          <w:rStyle w:val="NormalTok"/>
-        </w:rPr>
-        <w:t xml:space="preserve"> value) {</w:t>
-      </w:r>
-      <w:r>
-        <w:br/>
-      </w:r>
-      <w:r>
-        <w:rPr>
-          <w:rStyle w:val="NormalTok"/>
-        </w:rPr>
-        <w:t xml:space="preserve">    </w:t>
-      </w:r>
-      <w:r>
-        <w:rPr>
-          <w:rStyle w:val="ControlFlowTok"/>
-        </w:rPr>
-        <w:t xml:space="preserve">while</w:t>
-      </w:r>
-      <w:r>
-        <w:rPr>
-          <w:rStyle w:val="NormalTok"/>
-        </w:rPr>
-        <w:t xml:space="preserve"> (!stop_token.stop_requested()) </w:t>
-      </w:r>
-      <w:r>
-        <w:rPr>
-          <w:rStyle w:val="CommentTok"/>
-        </w:rPr>
-        <w:t xml:space="preserve">//</w:t>
-      </w:r>
-      <w:r>
-        <w:br/>
-      </w:r>
-      <w:r>
-        <w:rPr>
-          <w:rStyle w:val="NormalTok"/>
-        </w:rPr>
-        <w:t xml:space="preserve">    {</w:t>
-      </w:r>
-      <w:r>
-        <w:br/>
-      </w:r>
-      <w:r>
-        <w:rPr>
-          <w:rStyle w:val="NormalTok"/>
-        </w:rPr>
-        <w:t xml:space="preserve">        </w:t>
-      </w:r>
-      <w:r>
-        <w:rPr>
-          <w:rStyle w:val="BuiltInTok"/>
-        </w:rPr>
-        <w:t xml:space="preserve">std::</w:t>
-      </w:r>
-      <w:r>
-        <w:rPr>
-          <w:rStyle w:val="NormalTok"/>
-        </w:rPr>
-        <w:t xml:space="preserve">cout &lt;&lt; value++ &lt;&lt; </w:t>
-      </w:r>
-      <w:r>
-        <w:rPr>
-          <w:rStyle w:val="CharTok"/>
-        </w:rPr>
-        <w:t xml:space="preserve">' '</w:t>
-      </w:r>
-      <w:r>
-        <w:rPr>
-          <w:rStyle w:val="NormalTok"/>
-        </w:rPr>
-        <w:t xml:space="preserve"> &lt;&lt; </w:t>
-      </w:r>
-      <w:r>
-        <w:rPr>
-          <w:rStyle w:val="BuiltInTok"/>
-        </w:rPr>
-        <w:t xml:space="preserve">std::</w:t>
-      </w:r>
-      <w:r>
-        <w:rPr>
-          <w:rStyle w:val="NormalTok"/>
-        </w:rPr>
-        <w:t xml:space="preserve">flush;</w:t>
-      </w:r>
-      <w:r>
-        <w:br/>
-      </w:r>
-      <w:r>
-        <w:rPr>
-          <w:rStyle w:val="NormalTok"/>
-        </w:rPr>
-        <w:t xml:space="preserve">        </w:t>
-      </w:r>
-      <w:r>
-        <w:rPr>
-          <w:rStyle w:val="BuiltInTok"/>
-        </w:rPr>
-        <w:t xml:space="preserve">std::</w:t>
-      </w:r>
-      <w:r>
-        <w:rPr>
-          <w:rStyle w:val="NormalTok"/>
-        </w:rPr>
-        <w:t xml:space="preserve">this_thread</w:t>
-      </w:r>
-      <w:r>
-        <w:rPr>
-          <w:rStyle w:val="BuiltInTok"/>
-        </w:rPr>
-        <w:t xml:space="preserve">::</w:t>
-      </w:r>
-      <w:r>
-        <w:rPr>
-          <w:rStyle w:val="NormalTok"/>
-        </w:rPr>
-        <w:t xml:space="preserve">sleep_for(</w:t>
-      </w:r>
-      <w:r>
-        <w:rPr>
-          <w:rStyle w:val="DecValTok"/>
-        </w:rPr>
-        <w:t xml:space="preserve">200</w:t>
-      </w:r>
-      <w:r>
-        <w:rPr>
-          <w:rStyle w:val="BuiltInTok"/>
-        </w:rPr>
-        <w:t xml:space="preserve">ms</w:t>
-      </w:r>
-      <w:r>
-        <w:rPr>
-          <w:rStyle w:val="NormalTok"/>
-        </w:rPr>
-        <w:t xml:space="preserve">);</w:t>
-      </w:r>
-      <w:r>
-        <w:br/>
-      </w:r>
-      <w:r>
-        <w:rPr>
-          <w:rStyle w:val="NormalTok"/>
-        </w:rPr>
-        <w:t xml:space="preserve">    }</w:t>
-      </w:r>
-      <w:r>
-        <w:br/>
-      </w:r>
-      <w:r>
-        <w:rPr>
-          <w:rStyle w:val="DataTypeTok"/>
-        </w:rPr>
-        <w:t xml:space="preserve">void</w:t>
-      </w:r>
-      <w:r>
-        <w:rPr>
-          <w:rStyle w:val="NormalTok"/>
-        </w:rPr>
-        <w:t xml:space="preserve"> some_function(</w:t>
-      </w:r>
-      <w:r>
-        <w:rPr>
-          <w:rStyle w:val="DataTypeTok"/>
-        </w:rPr>
-        <w:t xml:space="preserve">int</w:t>
-      </w:r>
-      <w:r>
-        <w:rPr>
-          <w:rStyle w:val="NormalTok"/>
-        </w:rPr>
-        <w:t xml:space="preserve"> value) {</w:t>
-      </w:r>
-      <w:r>
-        <w:br/>
-      </w:r>
-      <w:r>
-        <w:rPr>
-          <w:rStyle w:val="NormalTok"/>
-        </w:rPr>
-        <w:t xml:space="preserve">    </w:t>
-      </w:r>
-      <w:r>
-        <w:rPr>
-          <w:rStyle w:val="ControlFlowTok"/>
-        </w:rPr>
-        <w:t xml:space="preserve">for</w:t>
-      </w:r>
-      <w:r>
-        <w:rPr>
-          <w:rStyle w:val="NormalTok"/>
-        </w:rPr>
-        <w:t xml:space="preserve"> (</w:t>
-      </w:r>
-      <w:r>
-        <w:rPr>
-          <w:rStyle w:val="DataTypeTok"/>
-        </w:rPr>
-        <w:t xml:space="preserve">int</w:t>
-      </w:r>
-      <w:r>
-        <w:rPr>
-          <w:rStyle w:val="NormalTok"/>
-        </w:rPr>
-        <w:t xml:space="preserve"> i = </w:t>
-      </w:r>
-      <w:r>
-        <w:rPr>
-          <w:rStyle w:val="DecValTok"/>
-        </w:rPr>
-        <w:t xml:space="preserve">0</w:t>
-      </w:r>
-      <w:r>
-        <w:rPr>
-          <w:rStyle w:val="NormalTok"/>
-        </w:rPr>
-        <w:t xml:space="preserve">; i&lt;</w:t>
-      </w:r>
-      <w:r>
-        <w:rPr>
-          <w:rStyle w:val="DecValTok"/>
-        </w:rPr>
-        <w:t xml:space="preserve">10</w:t>
-      </w:r>
-      <w:r>
-        <w:rPr>
-          <w:rStyle w:val="NormalTok"/>
-        </w:rPr>
-        <w:t xml:space="preserve">; i++) </w:t>
-      </w:r>
-      <w:r>
-        <w:rPr>
-          <w:rStyle w:val="CommentTok"/>
-        </w:rPr>
-        <w:t xml:space="preserve">//</w:t>
-      </w:r>
-      <w:r>
-        <w:br/>
-      </w:r>
-      <w:r>
-        <w:rPr>
-          <w:rStyle w:val="NormalTok"/>
-        </w:rPr>
-        <w:t xml:space="preserve">    {</w:t>
-      </w:r>
-      <w:r>
-        <w:br/>
-      </w:r>
-      <w:r>
-        <w:rPr>
-          <w:rStyle w:val="NormalTok"/>
-        </w:rPr>
-        <w:t xml:space="preserve">        </w:t>
-      </w:r>
-      <w:r>
-        <w:rPr>
-          <w:rStyle w:val="BuiltInTok"/>
-        </w:rPr>
-        <w:t xml:space="preserve">std::</w:t>
-      </w:r>
-      <w:r>
-        <w:rPr>
-          <w:rStyle w:val="NormalTok"/>
-        </w:rPr>
-        <w:t xml:space="preserve">cout &lt;&lt; value++ &lt;&lt; </w:t>
-      </w:r>
-      <w:r>
-        <w:rPr>
-          <w:rStyle w:val="CharTok"/>
-        </w:rPr>
-        <w:t xml:space="preserve">' '</w:t>
-      </w:r>
-      <w:r>
-        <w:rPr>
-          <w:rStyle w:val="NormalTok"/>
-        </w:rPr>
-        <w:t xml:space="preserve"> &lt;&lt; </w:t>
-      </w:r>
-      <w:r>
-        <w:rPr>
-          <w:rStyle w:val="BuiltInTok"/>
-        </w:rPr>
-        <w:t xml:space="preserve">std::</w:t>
-      </w:r>
-      <w:r>
-        <w:rPr>
-          <w:rStyle w:val="NormalTok"/>
-        </w:rPr>
-        <w:t xml:space="preserve">flush;</w:t>
-      </w:r>
-      <w:r>
-        <w:br/>
-      </w:r>
-      <w:r>
-        <w:rPr>
-          <w:rStyle w:val="NormalTok"/>
-        </w:rPr>
-        <w:t xml:space="preserve">        </w:t>
-      </w:r>
-      <w:r>
-        <w:rPr>
-          <w:rStyle w:val="BuiltInTok"/>
-        </w:rPr>
-        <w:t xml:space="preserve">std::</w:t>
-      </w:r>
-      <w:r>
-        <w:rPr>
-          <w:rStyle w:val="NormalTok"/>
-        </w:rPr>
-        <w:t xml:space="preserve">this_thread</w:t>
-      </w:r>
-      <w:r>
-        <w:rPr>
-          <w:rStyle w:val="BuiltInTok"/>
-        </w:rPr>
-        <w:t xml:space="preserve">::</w:t>
-      </w:r>
-      <w:r>
-        <w:rPr>
-          <w:rStyle w:val="NormalTok"/>
-        </w:rPr>
-        <w:t xml:space="preserve">sleep_for(</w:t>
-      </w:r>
-      <w:r>
-        <w:rPr>
-          <w:rStyle w:val="DecValTok"/>
-        </w:rPr>
-        <w:t xml:space="preserve">200</w:t>
-      </w:r>
-      <w:r>
-        <w:rPr>
-          <w:rStyle w:val="BuiltInTok"/>
-        </w:rPr>
-        <w:t xml:space="preserve">ms</w:t>
-      </w:r>
-      <w:r>
-        <w:rPr>
-          <w:rStyle w:val="NormalTok"/>
-        </w:rPr>
-        <w:t xml:space="preserve">);</w:t>
-      </w:r>
-      <w:r>
-        <w:br/>
-      </w:r>
-      <w:r>
-        <w:rPr>
-          <w:rStyle w:val="NormalTok"/>
-        </w:rPr>
-        <w:t xml:space="preserve">    }</w:t>
-      </w:r>
-      <w:r>
-        <w:br/>
-      </w:r>
-      <w:r>
-        <w:br/>
-      </w:r>
-      <w:r>
-        <w:rPr>
-          <w:rStyle w:val="NormalTok"/>
-        </w:rPr>
-        <w:t xml:space="preserve">    </w:t>
-      </w:r>
-      <w:r>
-        <w:rPr>
-          <w:rStyle w:val="BuiltInTok"/>
-        </w:rPr>
-        <w:t xml:space="preserve">std::</w:t>
-      </w:r>
-      <w:r>
-        <w:rPr>
-          <w:rStyle w:val="NormalTok"/>
-        </w:rPr>
-        <w:t xml:space="preserve">cout &lt;&lt; </w:t>
-      </w:r>
-      <w:r>
-        <w:rPr>
-          <w:rStyle w:val="BuiltInTok"/>
-        </w:rPr>
-        <w:t xml:space="preserve">std::</w:t>
-      </w:r>
-      <w:r>
-        <w:rPr>
-          <w:rStyle w:val="NormalTok"/>
-        </w:rPr>
-        <w:t xml:space="preserve">endl;</w:t>
-      </w:r>
-      <w:r>
-        <w:br/>
-      </w:r>
-      <w:r>
-        <w:rPr>
-          <w:rStyle w:val="NormalTok"/>
-        </w:rPr>
-        <w:t xml:space="preserve">}</w:t>
-      </w:r>
-    </w:p>
-    <w:p>
-      <w:pPr>
-        <w:pStyle w:val="FirstParagraph"/>
-      </w:pPr>
-      <w:r>
-        <w:t xml:space="preserve">Note that in the while loop in ’stoppable_function()</w:t>
-      </w:r>
-      <w:r>
-        <w:rPr>
-          <w:rStyle w:val="VerbatimChar"/>
-        </w:rPr>
-        <w:t xml:space="preserve">{.cpp}, if stop_token.stop_requested had not been checked, it would continue to run until the program itself is terminated. In the above example, at the end of the main function the destructors of the thread objects</w:t>
-      </w:r>
-      <w:r>
-        <w:t xml:space="preserve">t</w:t>
-      </w:r>
-      <w:r>
-        <w:rPr>
-          <w:rStyle w:val="VerbatimChar"/>
-        </w:rPr>
-        <w:t xml:space="preserve">{.cpp} and</w:t>
-      </w:r>
-      <w:r>
-        <w:t xml:space="preserve">t2</w:t>
-      </w:r>
-      <w:r>
-        <w:rPr>
-          <w:rStyle w:val="VerbatimChar"/>
-        </w:rPr>
-        <w:t xml:space="preserve">{.cpp} will call</w:t>
-      </w:r>
-      <w:r>
-        <w:t xml:space="preserve">this-&gt;request_stop()</w:t>
-      </w:r>
-      <w:r>
-        <w:rPr>
-          <w:rStyle w:val="VerbatimChar"/>
-        </w:rPr>
-        <w:t xml:space="preserve">{.cpp} and</w:t>
-      </w:r>
-      <w:r>
-        <w:t xml:space="preserve">this-&gt;join()</w:t>
-      </w:r>
-      <w:r>
-        <w:rPr>
-          <w:rStyle w:val="VerbatimChar"/>
-        </w:rPr>
-        <w:t xml:space="preserve">{.cpp}. If one of the thread functions never returns, then the corresponding</w:t>
-      </w:r>
-      <w:r>
-        <w:t xml:space="preserve">join()`{.cpp} call will block.</w:t>
-      </w:r>
-    </w:p>
-    <w:p>
-      <w:pPr>
-        <w:pStyle w:val="BodyText"/>
-      </w:pPr>
-      <w:r>
-        <w:t xml:space="preserve">Other programmed mechanisms can be constructed to cause another thread to complete, such as setting a shared variable to a known value that the target thread reads and then terminates itself.</w:t>
-      </w:r>
-    </w:p>
-    <w:p>
-      <w:pPr>
-        <w:pStyle w:val="BodyText"/>
-      </w:pPr>
-      <w:r>
-        <w:t xml:space="preserve">A common programming mistake is to create threads with the intention that they will participate in a joint computation, but missing the</w:t>
-      </w:r>
-      <w:r>
-        <w:t xml:space="preserve"> </w:t>
-      </w:r>
-      <w:r>
-        <w:rPr>
-          <w:rStyle w:val="NormalTok"/>
-        </w:rPr>
-        <w:t xml:space="preserve">join()</w:t>
-      </w:r>
-      <w:r>
-        <w:t xml:space="preserve"> </w:t>
-      </w:r>
-      <w:r>
-        <w:t xml:space="preserve">operation in one or more threads.</w:t>
-      </w:r>
-      <w:r>
-        <w:t xml:space="preserve"> </w:t>
-      </w:r>
-      <w:r>
-        <w:t xml:space="preserve">If</w:t>
-      </w:r>
-      <w:r>
-        <w:t xml:space="preserve"> </w:t>
-      </w:r>
-      <w:r>
-        <w:rPr>
-          <w:rStyle w:val="NormalTok"/>
-        </w:rPr>
-        <w:t xml:space="preserve">jthreads</w:t>
-      </w:r>
-      <w:r>
-        <w:t xml:space="preserve"> </w:t>
-      </w:r>
-      <w:r>
-        <w:t xml:space="preserve">are used for the threading, all threads are joined with the thread that created them.</w:t>
-      </w:r>
-    </w:p>
-    <w:p>
-      <w:pPr>
-        <w:pStyle w:val="BodyText"/>
-      </w:pPr>
-      <w:r>
-        <w:t xml:space="preserve">Even if a thread is successfully terminated, the thread that initiated the termination should take action to clean up after the terminating thread,such as releasing memory</w:t>
-      </w:r>
-    </w:p>
-    <w:p>
-      <w:pPr>
-        <w:pStyle w:val="BodyText"/>
-      </w:pPr>
-      <w:r>
-        <w:t xml:space="preserve">Discussion: Do we need to discuss termination of tasks?</w:t>
-      </w:r>
-    </w:p>
     <w:bookmarkEnd w:id="219"/>
-    <w:bookmarkEnd w:id="220"/>
-    <w:bookmarkStart w:id="221" w:name="avoidance-mechanisms-for-language-users"/>
+    <w:bookmarkStart w:id="220" w:name="avoidance-mechanisms-for-language-users"/>
     <w:p>
       <w:pPr>
         <w:pStyle w:val="Heading2"/>
@@ -59061,8 +59041,8 @@
         <w:t xml:space="preserve">Use code reviews and static analysis tools if available, to ensure that threads correctly terminate.</w:t>
       </w:r>
     </w:p>
-    <w:bookmarkEnd w:id="221"/>
-    <w:bookmarkStart w:id="224" w:name="CGX"/>
+    <w:bookmarkEnd w:id="220"/>
+    <w:bookmarkStart w:id="223" w:name="CGX"/>
     <w:p>
       <w:pPr>
         <w:pStyle w:val="Heading2"/>
@@ -59071,7 +59051,7 @@
         <w:t xml:space="preserve">6.61 Concurrent Data Access [CGX]</w:t>
       </w:r>
     </w:p>
-    <w:bookmarkStart w:id="222" w:name="applicability-to-language"/>
+    <w:bookmarkStart w:id="221" w:name="applicability-to-language"/>
     <w:p>
       <w:pPr>
         <w:pStyle w:val="Heading3"/>
@@ -59335,8 +59315,8 @@
         <w:t xml:space="preserve">Discuss sharing of memory between tasks!! i.e. Don’t do it!?</w:t>
       </w:r>
     </w:p>
-    <w:bookmarkEnd w:id="222"/>
-    <w:bookmarkStart w:id="223" w:name="avoidance-mechanisms-for-language-users"/>
+    <w:bookmarkEnd w:id="221"/>
+    <w:bookmarkStart w:id="222" w:name="avoidance-mechanisms-for-language-users"/>
     <w:p>
       <w:pPr>
         <w:pStyle w:val="Heading3"/>
@@ -59478,284 +59458,284 @@
         <w:t xml:space="preserve">Pass all thread function arguments by non-pointer-like values.</w:t>
       </w:r>
     </w:p>
+    <w:bookmarkEnd w:id="222"/>
     <w:bookmarkEnd w:id="223"/>
+    <w:bookmarkStart w:id="227" w:name="concurrency-premature-termination-cgs"/>
+    <w:p>
+      <w:pPr>
+        <w:pStyle w:val="Heading2"/>
+      </w:pPr>
+      <w:r>
+        <w:t xml:space="preserve">6.62 Concurrency – Premature Termination [CGS]</w:t>
+      </w:r>
+    </w:p>
+    <w:bookmarkStart w:id="224" w:name="applicability-to-language"/>
+    <w:p>
+      <w:pPr>
+        <w:pStyle w:val="Heading3"/>
+      </w:pPr>
+      <w:r>
+        <w:t xml:space="preserve">6.62.1 Applicability to language</w:t>
+      </w:r>
+    </w:p>
     <w:bookmarkEnd w:id="224"/>
-    <w:bookmarkStart w:id="228" w:name="concurrency-premature-termination-cgs"/>
-    <w:p>
-      <w:pPr>
-        <w:pStyle w:val="Heading2"/>
-      </w:pPr>
-      <w:r>
-        <w:t xml:space="preserve">6.62 Concurrency – Premature Termination [CGS]</w:t>
-      </w:r>
-    </w:p>
-    <w:bookmarkStart w:id="225" w:name="applicability-to-language"/>
+    <w:bookmarkStart w:id="225" w:name="section"/>
     <w:p>
       <w:pPr>
         <w:pStyle w:val="Heading3"/>
       </w:pPr>
-      <w:r>
-        <w:t xml:space="preserve">6.62.1 Applicability to language</w:t>
+    </w:p>
+    <w:p>
+      <w:pPr>
+        <w:pStyle w:val="FirstParagraph"/>
+      </w:pPr>
+      <w:r>
+        <w:t xml:space="preserve">The vulnerability as described in ISO IEC 24772-1 6.62 applies to C++.</w:t>
+      </w:r>
+    </w:p>
+    <w:p>
+      <w:pPr>
+        <w:pStyle w:val="BodyText"/>
+      </w:pPr>
+      <w:r>
+        <w:t xml:space="preserve">For concurrent entities created using the C library, apply the avoidance mechanisms documented in ISO IEC TR 24772-3 clause 6.62.</w:t>
+      </w:r>
+    </w:p>
+    <w:p>
+      <w:pPr>
+        <w:pStyle w:val="BodyText"/>
+      </w:pPr>
+      <w:r>
+        <w:t xml:space="preserve">C++ standard threads</w:t>
+      </w:r>
+    </w:p>
+    <w:p>
+      <w:pPr>
+        <w:pStyle w:val="BodyText"/>
+      </w:pPr>
+      <w:r>
+        <w:t xml:space="preserve">Within C++ standard thread concurrency, the vulnerability as specified in ISO/IEC 24772-1 clause 6.62 can arise as follows:</w:t>
+      </w:r>
+      <w:r>
+        <w:t xml:space="preserve"> </w:t>
+      </w:r>
+      <w:r>
+        <w:t xml:space="preserve">- as part of the termination of the complete program resulting from an explicit call to a program-terminating function in any thread in the program or an implicit call on std::terminate, for example,</w:t>
+      </w:r>
+      <w:r>
+        <w:t xml:space="preserve"> </w:t>
+      </w:r>
+      <w:r>
+        <w:t xml:space="preserve">- as a result of an unhandled exception in any thread function when using</w:t>
+      </w:r>
+      <w:r>
+        <w:t xml:space="preserve"> </w:t>
+      </w:r>
+      <w:r>
+        <w:rPr>
+          <w:rStyle w:val="NormalTok"/>
+        </w:rPr>
+        <w:t xml:space="preserve">thread</w:t>
+      </w:r>
+      <w:r>
+        <w:t xml:space="preserve"> </w:t>
+      </w:r>
+      <w:r>
+        <w:t xml:space="preserve">or</w:t>
+      </w:r>
+      <w:r>
+        <w:t xml:space="preserve"> </w:t>
+      </w:r>
+      <w:r>
+        <w:rPr>
+          <w:rStyle w:val="NormalTok"/>
+        </w:rPr>
+        <w:t xml:space="preserve">jthread</w:t>
+      </w:r>
+      <w:r>
+        <w:t xml:space="preserve"> </w:t>
+      </w:r>
+      <w:r>
+        <w:t xml:space="preserve">- as a result of an unhandled exception in any thread function when using C++ parallel algorithms</w:t>
+      </w:r>
+      <w:r>
+        <w:t xml:space="preserve"> </w:t>
+      </w:r>
+      <w:r>
+        <w:t xml:space="preserve">- as a result of faulty inter-thread asynchronous communications that results in unplanned termination of a communicating thread.</w:t>
+      </w:r>
+    </w:p>
+    <w:p>
+      <w:pPr>
+        <w:pStyle w:val="BodyText"/>
+      </w:pPr>
+      <w:r>
+        <w:t xml:space="preserve">Errors relating to improper shutdown and cleanup are addressed in 6.36 Unhandled errors and exceptions(??)</w:t>
+      </w:r>
+      <w:r>
+        <w:t xml:space="preserve"> </w:t>
+      </w:r>
+      <w:r>
+        <w:t xml:space="preserve">If non-standard C++ concurrency is used, the vulnerability and avoidance mechanisms are as specified in ISO/IEC 24772-1 and ISO/IEC 24772-3.</w:t>
+      </w:r>
+    </w:p>
+    <w:p>
+      <w:pPr>
+        <w:pStyle w:val="BodyText"/>
+      </w:pPr>
+      <w:r>
+        <w:t xml:space="preserve">(see https://en.cppreference.com/w/cpp/error/terminate for more termination conditions)</w:t>
+      </w:r>
+    </w:p>
+    <w:p>
+      <w:pPr>
+        <w:pStyle w:val="BodyText"/>
+      </w:pPr>
+      <w:r>
+        <w:t xml:space="preserve">Joining a thread causes the joining thread to await the joined thread’s</w:t>
+      </w:r>
+      <w:r>
+        <w:t xml:space="preserve"> </w:t>
+      </w:r>
+      <w:r>
+        <w:t xml:space="preserve">termination before continuing. Useful for executing in parallel and then</w:t>
+      </w:r>
+      <w:r>
+        <w:t xml:space="preserve"> </w:t>
+      </w:r>
+      <w:r>
+        <w:t xml:space="preserve">proceeding after the dispatched work is complete, but does not notify</w:t>
+      </w:r>
+      <w:r>
+        <w:t xml:space="preserve"> </w:t>
+      </w:r>
+      <w:r>
+        <w:t xml:space="preserve">the joining task if the termination was premature.</w:t>
+      </w:r>
+    </w:p>
+    <w:p>
+      <w:pPr>
+        <w:pStyle w:val="BodyText"/>
+      </w:pPr>
+      <w:r>
+        <w:t xml:space="preserve">C++ 2020 provides callbacks in the form of stop_callback to notify the</w:t>
+      </w:r>
+      <w:r>
+        <w:t xml:space="preserve"> </w:t>
+      </w:r>
+      <w:r>
+        <w:t xml:space="preserve">setting thread when a thread of interest has been terminated. It also</w:t>
+      </w:r>
+      <w:r>
+        <w:t xml:space="preserve"> </w:t>
+      </w:r>
+      <w:r>
+        <w:t xml:space="preserve">provides stop_token for a thread to query it is being instructed to</w:t>
+      </w:r>
+      <w:r>
+        <w:t xml:space="preserve"> </w:t>
+      </w:r>
+      <w:r>
+        <w:t xml:space="preserve">terminate. (should go in 6.60 if not there already).</w:t>
+      </w:r>
+    </w:p>
+    <w:p>
+      <w:pPr>
+        <w:pStyle w:val="BodyText"/>
+      </w:pPr>
+      <w:r>
+        <w:t xml:space="preserve">The terminating thread can pass back whatever is programmed back to the `join’ function, which can include notice of premature termination, for example by returning a pointer to the handled exception that identifies the error that caused premature termination.</w:t>
+      </w:r>
+    </w:p>
+    <w:p>
+      <w:pPr>
+        <w:pStyle w:val="BodyText"/>
+      </w:pPr>
+      <w:r>
+        <w:t xml:space="preserve">The semantics of C++ is that all children of the main program will prematurely terminate if the main program terminates and final results from such threads will not be delivered .</w:t>
+      </w:r>
+      <w:r>
+        <w:t xml:space="preserve"> </w:t>
+      </w:r>
+      <w:r>
+        <w:t xml:space="preserve">It is necessary to join the main program to all its children to ensure that children are not</w:t>
+      </w:r>
+      <w:r>
+        <w:t xml:space="preserve"> </w:t>
+      </w:r>
+      <w:r>
+        <w:t xml:space="preserve">silently terminated prematurely.</w:t>
+      </w:r>
+    </w:p>
+    <w:p>
+      <w:pPr>
+        <w:pStyle w:val="BodyText"/>
+      </w:pPr>
+      <w:r>
+        <w:t xml:space="preserve">Premature termination of C++ Tasks</w:t>
+      </w:r>
+    </w:p>
+    <w:p>
+      <w:pPr>
+        <w:pStyle w:val="BodyText"/>
+      </w:pPr>
+      <w:r>
+        <w:t xml:space="preserve">Tasks can</w:t>
+      </w:r>
+      <w:r>
+        <w:t xml:space="preserve"> </w:t>
+      </w:r>
+      <w:r>
+        <w:rPr>
+          <w:rStyle w:val="VerbatimChar"/>
+        </w:rPr>
+        <w:t xml:space="preserve">abort</w:t>
+      </w:r>
+      <w:r>
+        <w:t xml:space="preserve"> </w:t>
+      </w:r>
+      <w:r>
+        <w:t xml:space="preserve">or</w:t>
+      </w:r>
+      <w:r>
+        <w:t xml:space="preserve"> </w:t>
+      </w:r>
+      <w:r>
+        <w:rPr>
+          <w:rStyle w:val="VerbatimChar"/>
+        </w:rPr>
+        <w:t xml:space="preserve">terminate</w:t>
+      </w:r>
+      <w:r>
+        <w:t xml:space="preserve"> </w:t>
+      </w:r>
+      <w:r>
+        <w:t xml:space="preserve">or</w:t>
+      </w:r>
+      <w:r>
+        <w:t xml:space="preserve"> </w:t>
+      </w:r>
+      <w:r>
+        <w:rPr>
+          <w:rStyle w:val="VerbatimChar"/>
+        </w:rPr>
+        <w:t xml:space="preserve">cancelled</w:t>
+      </w:r>
+      <w:r>
+        <w:t xml:space="preserve"> </w:t>
+      </w:r>
+      <w:r>
+        <w:t xml:space="preserve">(last one - by the scheduler)</w:t>
+      </w:r>
+      <w:r>
+        <w:t xml:space="preserve"> </w:t>
+      </w:r>
+      <w:r>
+        <w:t xml:space="preserve">but these affect the whole program containing the thread. Therefore, the only way for a task to terminate is to receive a terminate request and transfer to the end of its code where the parent that initiated it will be waiting at the future.</w:t>
       </w:r>
     </w:p>
     <w:bookmarkEnd w:id="225"/>
-    <w:bookmarkStart w:id="226" w:name="section"/>
-    <w:p>
-      <w:pPr>
-        <w:pStyle w:val="Heading3"/>
-      </w:pPr>
-    </w:p>
-    <w:p>
-      <w:pPr>
-        <w:pStyle w:val="FirstParagraph"/>
-      </w:pPr>
-      <w:r>
-        <w:t xml:space="preserve">The vulnerability as described in ISO IEC 24772-1 6.62 applies to C++.</w:t>
-      </w:r>
-    </w:p>
-    <w:p>
-      <w:pPr>
-        <w:pStyle w:val="BodyText"/>
-      </w:pPr>
-      <w:r>
-        <w:t xml:space="preserve">For concurrent entities created using the C library, apply the avoidance mechanisms documented in ISO IEC TR 24772-3 clause 6.62.</w:t>
-      </w:r>
-    </w:p>
-    <w:p>
-      <w:pPr>
-        <w:pStyle w:val="BodyText"/>
-      </w:pPr>
-      <w:r>
-        <w:t xml:space="preserve">C++ standard threads</w:t>
-      </w:r>
-    </w:p>
-    <w:p>
-      <w:pPr>
-        <w:pStyle w:val="BodyText"/>
-      </w:pPr>
-      <w:r>
-        <w:t xml:space="preserve">Within C++ standard thread concurrency, the vulnerability as specified in ISO/IEC 24772-1 clause 6.62 can arise as follows:</w:t>
-      </w:r>
-      <w:r>
-        <w:t xml:space="preserve"> </w:t>
-      </w:r>
-      <w:r>
-        <w:t xml:space="preserve">- as part of the termination of the complete program resulting from an explicit call to a program-terminating function in any thread in the program or an implicit call on std::terminate, for example,</w:t>
-      </w:r>
-      <w:r>
-        <w:t xml:space="preserve"> </w:t>
-      </w:r>
-      <w:r>
-        <w:t xml:space="preserve">- as a result of an unhandled exception in any thread function when using</w:t>
-      </w:r>
-      <w:r>
-        <w:t xml:space="preserve"> </w:t>
-      </w:r>
-      <w:r>
-        <w:rPr>
-          <w:rStyle w:val="NormalTok"/>
-        </w:rPr>
-        <w:t xml:space="preserve">thread</w:t>
-      </w:r>
-      <w:r>
-        <w:t xml:space="preserve"> </w:t>
-      </w:r>
-      <w:r>
-        <w:t xml:space="preserve">or</w:t>
-      </w:r>
-      <w:r>
-        <w:t xml:space="preserve"> </w:t>
-      </w:r>
-      <w:r>
-        <w:rPr>
-          <w:rStyle w:val="NormalTok"/>
-        </w:rPr>
-        <w:t xml:space="preserve">jthread</w:t>
-      </w:r>
-      <w:r>
-        <w:t xml:space="preserve"> </w:t>
-      </w:r>
-      <w:r>
-        <w:t xml:space="preserve">- as a result of an unhandled exception in any thread function when using C++ parallel algorithms</w:t>
-      </w:r>
-      <w:r>
-        <w:t xml:space="preserve"> </w:t>
-      </w:r>
-      <w:r>
-        <w:t xml:space="preserve">- as a result of faulty inter-thread asynchronous communications that results in unplanned termination of a communicating thread.</w:t>
-      </w:r>
-    </w:p>
-    <w:p>
-      <w:pPr>
-        <w:pStyle w:val="BodyText"/>
-      </w:pPr>
-      <w:r>
-        <w:t xml:space="preserve">Errors relating to improper shutdown and cleanup are addressed in 6.36 Unhandled errors and exceptions(??)</w:t>
-      </w:r>
-      <w:r>
-        <w:t xml:space="preserve"> </w:t>
-      </w:r>
-      <w:r>
-        <w:t xml:space="preserve">If non-standard C++ concurrency is used, the vulnerability and avoidance mechanisms are as specified in ISO/IEC 24772-1 and ISO/IEC 24772-3.</w:t>
-      </w:r>
-    </w:p>
-    <w:p>
-      <w:pPr>
-        <w:pStyle w:val="BodyText"/>
-      </w:pPr>
-      <w:r>
-        <w:t xml:space="preserve">(see https://en.cppreference.com/w/cpp/error/terminate for more termination conditions)</w:t>
-      </w:r>
-    </w:p>
-    <w:p>
-      <w:pPr>
-        <w:pStyle w:val="BodyText"/>
-      </w:pPr>
-      <w:r>
-        <w:t xml:space="preserve">Joining a thread causes the joining thread to await the joined thread’s</w:t>
-      </w:r>
-      <w:r>
-        <w:t xml:space="preserve"> </w:t>
-      </w:r>
-      <w:r>
-        <w:t xml:space="preserve">termination before continuing. Useful for executing in parallel and then</w:t>
-      </w:r>
-      <w:r>
-        <w:t xml:space="preserve"> </w:t>
-      </w:r>
-      <w:r>
-        <w:t xml:space="preserve">proceeding after the dispatched work is complete, but does not notify</w:t>
-      </w:r>
-      <w:r>
-        <w:t xml:space="preserve"> </w:t>
-      </w:r>
-      <w:r>
-        <w:t xml:space="preserve">the joining task if the termination was premature.</w:t>
-      </w:r>
-    </w:p>
-    <w:p>
-      <w:pPr>
-        <w:pStyle w:val="BodyText"/>
-      </w:pPr>
-      <w:r>
-        <w:t xml:space="preserve">C++ 2020 provides callbacks in the form of stop_callback to notify the</w:t>
-      </w:r>
-      <w:r>
-        <w:t xml:space="preserve"> </w:t>
-      </w:r>
-      <w:r>
-        <w:t xml:space="preserve">setting thread when a thread of interest has been terminated. It also</w:t>
-      </w:r>
-      <w:r>
-        <w:t xml:space="preserve"> </w:t>
-      </w:r>
-      <w:r>
-        <w:t xml:space="preserve">provides stop_token for a thread to query it is being instructed to</w:t>
-      </w:r>
-      <w:r>
-        <w:t xml:space="preserve"> </w:t>
-      </w:r>
-      <w:r>
-        <w:t xml:space="preserve">terminate. (should go in 6.60 if not there already).</w:t>
-      </w:r>
-    </w:p>
-    <w:p>
-      <w:pPr>
-        <w:pStyle w:val="BodyText"/>
-      </w:pPr>
-      <w:r>
-        <w:t xml:space="preserve">The terminating thread can pass back whatever is programmed back to the `join’ function, which can include notice of premature termination, for example by returning a pointer to the handled exception that identifies the error that caused premature termination.</w:t>
-      </w:r>
-    </w:p>
-    <w:p>
-      <w:pPr>
-        <w:pStyle w:val="BodyText"/>
-      </w:pPr>
-      <w:r>
-        <w:t xml:space="preserve">The semantics of C++ is that all children of the main program will prematurely terminate if the main program terminates and final results from such threads will not be delivered .</w:t>
-      </w:r>
-      <w:r>
-        <w:t xml:space="preserve"> </w:t>
-      </w:r>
-      <w:r>
-        <w:t xml:space="preserve">It is necessary to join the main program to all its children to ensure that children are not</w:t>
-      </w:r>
-      <w:r>
-        <w:t xml:space="preserve"> </w:t>
-      </w:r>
-      <w:r>
-        <w:t xml:space="preserve">silently terminated prematurely.</w:t>
-      </w:r>
-    </w:p>
-    <w:p>
-      <w:pPr>
-        <w:pStyle w:val="BodyText"/>
-      </w:pPr>
-      <w:r>
-        <w:t xml:space="preserve">Premature termination of C++ Tasks</w:t>
-      </w:r>
-    </w:p>
-    <w:p>
-      <w:pPr>
-        <w:pStyle w:val="BodyText"/>
-      </w:pPr>
-      <w:r>
-        <w:t xml:space="preserve">Tasks can</w:t>
-      </w:r>
-      <w:r>
-        <w:t xml:space="preserve"> </w:t>
-      </w:r>
-      <w:r>
-        <w:rPr>
-          <w:rStyle w:val="VerbatimChar"/>
-        </w:rPr>
-        <w:t xml:space="preserve">abort</w:t>
-      </w:r>
-      <w:r>
-        <w:t xml:space="preserve"> </w:t>
-      </w:r>
-      <w:r>
-        <w:t xml:space="preserve">or</w:t>
-      </w:r>
-      <w:r>
-        <w:t xml:space="preserve"> </w:t>
-      </w:r>
-      <w:r>
-        <w:rPr>
-          <w:rStyle w:val="VerbatimChar"/>
-        </w:rPr>
-        <w:t xml:space="preserve">terminate</w:t>
-      </w:r>
-      <w:r>
-        <w:t xml:space="preserve"> </w:t>
-      </w:r>
-      <w:r>
-        <w:t xml:space="preserve">or</w:t>
-      </w:r>
-      <w:r>
-        <w:t xml:space="preserve"> </w:t>
-      </w:r>
-      <w:r>
-        <w:rPr>
-          <w:rStyle w:val="VerbatimChar"/>
-        </w:rPr>
-        <w:t xml:space="preserve">cancelled</w:t>
-      </w:r>
-      <w:r>
-        <w:t xml:space="preserve"> </w:t>
-      </w:r>
-      <w:r>
-        <w:t xml:space="preserve">(last one - by the scheduler)</w:t>
-      </w:r>
-      <w:r>
-        <w:t xml:space="preserve"> </w:t>
-      </w:r>
-      <w:r>
-        <w:t xml:space="preserve">but these affect the whole program containing the thread. Therefore, the only way for a task to terminate is to receive a terminate request and transfer to the end of its code where the parent that initiated it will be waiting at the future.</w:t>
-      </w:r>
-    </w:p>
-    <w:bookmarkEnd w:id="226"/>
-    <w:bookmarkStart w:id="227" w:name="avoidance-mechanisms-for-language-users"/>
+    <w:bookmarkStart w:id="226" w:name="avoidance-mechanisms-for-language-users"/>
     <w:p>
       <w:pPr>
         <w:pStyle w:val="Heading3"/>
@@ -59865,452 +59845,452 @@
         <w:t xml:space="preserve">normally, such as by using the std::jthread type.</w:t>
       </w:r>
     </w:p>
+    <w:bookmarkEnd w:id="226"/>
     <w:bookmarkEnd w:id="227"/>
+    <w:bookmarkStart w:id="230" w:name="uncontrolled-format-string-shl"/>
+    <w:p>
+      <w:pPr>
+        <w:pStyle w:val="Heading2"/>
+      </w:pPr>
+      <w:r>
+        <w:t xml:space="preserve">6.64 Uncontrolled Format String [SHL]</w:t>
+      </w:r>
+    </w:p>
+    <w:bookmarkStart w:id="228" w:name="applicability-to-language"/>
+    <w:p>
+      <w:pPr>
+        <w:pStyle w:val="Heading3"/>
+      </w:pPr>
+      <w:r>
+        <w:t xml:space="preserve">6.64.1 Applicability to language</w:t>
+      </w:r>
+    </w:p>
+    <w:p>
+      <w:pPr>
+        <w:pStyle w:val="FirstParagraph"/>
+      </w:pPr>
+      <w:r>
+        <w:t xml:space="preserve">The vulnerability as described in ISO/IEC 24772-1 is applicable to C++.</w:t>
+      </w:r>
+    </w:p>
+    <w:p>
+      <w:pPr>
+        <w:pStyle w:val="BodyText"/>
+      </w:pPr>
+      <w:r>
+        <w:t xml:space="preserve">C++ inherits the C libraries which provide a large family of input and</w:t>
+      </w:r>
+      <w:r>
+        <w:t xml:space="preserve"> </w:t>
+      </w:r>
+      <w:r>
+        <w:t xml:space="preserve">output functions that use a control string to interpret the data read</w:t>
+      </w:r>
+      <w:r>
+        <w:t xml:space="preserve"> </w:t>
+      </w:r>
+      <w:r>
+        <w:t xml:space="preserve">or format the output. These strings include all the feature described</w:t>
+      </w:r>
+      <w:r>
+        <w:t xml:space="preserve"> </w:t>
+      </w:r>
+      <w:r>
+        <w:t xml:space="preserve">in ISO/IEC TR 24772-1:2019 clause 6.64.1.</w:t>
+      </w:r>
+    </w:p>
+    <w:p>
+      <w:pPr>
+        <w:pStyle w:val="BodyText"/>
+      </w:pPr>
+      <w:r>
+        <w:t xml:space="preserve">C++ provides type-safe alternatives for input/output, which do not use</w:t>
+      </w:r>
+      <w:r>
+        <w:t xml:space="preserve"> </w:t>
+      </w:r>
+      <w:r>
+        <w:t xml:space="preserve">format strings and which should be used in preference, such as</w:t>
+      </w:r>
+    </w:p>
+    <w:p>
+      <w:pPr>
+        <w:pStyle w:val="SourceCode"/>
+      </w:pPr>
+      <w:r>
+        <w:rPr>
+          <w:rStyle w:val="DataTypeTok"/>
+        </w:rPr>
+        <w:t xml:space="preserve">int</w:t>
+      </w:r>
+      <w:r>
+        <w:rPr>
+          <w:rStyle w:val="NormalTok"/>
+        </w:rPr>
+        <w:t xml:space="preserve"> aNumber{};</w:t>
+      </w:r>
+      <w:r>
+        <w:br/>
+      </w:r>
+      <w:r>
+        <w:rPr>
+          <w:rStyle w:val="ControlFlowTok"/>
+        </w:rPr>
+        <w:t xml:space="preserve">while</w:t>
+      </w:r>
+      <w:r>
+        <w:rPr>
+          <w:rStyle w:val="NormalTok"/>
+        </w:rPr>
+        <w:t xml:space="preserve">(</w:t>
+      </w:r>
+      <w:r>
+        <w:rPr>
+          <w:rStyle w:val="BuiltInTok"/>
+        </w:rPr>
+        <w:t xml:space="preserve">std::</w:t>
+      </w:r>
+      <w:r>
+        <w:rPr>
+          <w:rStyle w:val="NormalTok"/>
+        </w:rPr>
+        <w:t xml:space="preserve">cin){ </w:t>
+      </w:r>
+      <w:r>
+        <w:rPr>
+          <w:rStyle w:val="CommentTok"/>
+        </w:rPr>
+        <w:t xml:space="preserve">// is input still available</w:t>
+      </w:r>
+      <w:r>
+        <w:br/>
+      </w:r>
+      <w:r>
+        <w:rPr>
+          <w:rStyle w:val="NormalTok"/>
+        </w:rPr>
+        <w:t xml:space="preserve">  </w:t>
+      </w:r>
+      <w:r>
+        <w:rPr>
+          <w:rStyle w:val="BuiltInTok"/>
+        </w:rPr>
+        <w:t xml:space="preserve">std::</w:t>
+      </w:r>
+      <w:r>
+        <w:rPr>
+          <w:rStyle w:val="NormalTok"/>
+        </w:rPr>
+        <w:t xml:space="preserve">cout &lt;&lt; </w:t>
+      </w:r>
+      <w:r>
+        <w:rPr>
+          <w:rStyle w:val="StringTok"/>
+        </w:rPr>
+        <w:t xml:space="preserve">"Enter a whole number, please:"</w:t>
+      </w:r>
+      <w:r>
+        <w:rPr>
+          <w:rStyle w:val="NormalTok"/>
+        </w:rPr>
+        <w:t xml:space="preserve">;</w:t>
+      </w:r>
+      <w:r>
+        <w:br/>
+      </w:r>
+      <w:r>
+        <w:rPr>
+          <w:rStyle w:val="NormalTok"/>
+        </w:rPr>
+        <w:t xml:space="preserve">  </w:t>
+      </w:r>
+      <w:r>
+        <w:rPr>
+          <w:rStyle w:val="ControlFlowTok"/>
+        </w:rPr>
+        <w:t xml:space="preserve">if</w:t>
+      </w:r>
+      <w:r>
+        <w:rPr>
+          <w:rStyle w:val="NormalTok"/>
+        </w:rPr>
+        <w:t xml:space="preserve"> (</w:t>
+      </w:r>
+      <w:r>
+        <w:rPr>
+          <w:rStyle w:val="BuiltInTok"/>
+        </w:rPr>
+        <w:t xml:space="preserve">std::</w:t>
+      </w:r>
+      <w:r>
+        <w:rPr>
+          <w:rStyle w:val="NormalTok"/>
+        </w:rPr>
+        <w:t xml:space="preserve">cin &gt;&gt; aNumber) { </w:t>
+      </w:r>
+      <w:r>
+        <w:rPr>
+          <w:rStyle w:val="CommentTok"/>
+        </w:rPr>
+        <w:t xml:space="preserve">// no format string needed</w:t>
+      </w:r>
+      <w:r>
+        <w:br/>
+      </w:r>
+      <w:r>
+        <w:rPr>
+          <w:rStyle w:val="NormalTok"/>
+        </w:rPr>
+        <w:t xml:space="preserve">    </w:t>
+      </w:r>
+      <w:r>
+        <w:rPr>
+          <w:rStyle w:val="BuiltInTok"/>
+        </w:rPr>
+        <w:t xml:space="preserve">std::</w:t>
+      </w:r>
+      <w:r>
+        <w:rPr>
+          <w:rStyle w:val="NormalTok"/>
+        </w:rPr>
+        <w:t xml:space="preserve">cout &gt;&gt; </w:t>
+      </w:r>
+      <w:r>
+        <w:rPr>
+          <w:rStyle w:val="StringTok"/>
+        </w:rPr>
+        <w:t xml:space="preserve">"Thank you, the number can be represented as "</w:t>
+      </w:r>
+      <w:r>
+        <w:br/>
+      </w:r>
+      <w:r>
+        <w:rPr>
+          <w:rStyle w:val="NormalTok"/>
+        </w:rPr>
+        <w:t xml:space="preserve">    </w:t>
+      </w:r>
+      <w:r>
+        <w:rPr>
+          <w:rStyle w:val="BuiltInTok"/>
+        </w:rPr>
+        <w:t xml:space="preserve">std::</w:t>
+      </w:r>
+      <w:r>
+        <w:rPr>
+          <w:rStyle w:val="NormalTok"/>
+        </w:rPr>
+        <w:t xml:space="preserve">cout &lt;&lt; </w:t>
+      </w:r>
+      <w:r>
+        <w:rPr>
+          <w:rStyle w:val="BuiltInTok"/>
+        </w:rPr>
+        <w:t xml:space="preserve">std::</w:t>
+      </w:r>
+      <w:r>
+        <w:rPr>
+          <w:rStyle w:val="NormalTok"/>
+        </w:rPr>
+        <w:t xml:space="preserve">format(</w:t>
+      </w:r>
+      <w:r>
+        <w:rPr>
+          <w:rStyle w:val="StringTok"/>
+        </w:rPr>
+        <w:t xml:space="preserve">"0b</w:t>
+      </w:r>
+      <w:r>
+        <w:rPr>
+          <w:rStyle w:val="SpecialCharTok"/>
+        </w:rPr>
+        <w:t xml:space="preserve">{0:b}</w:t>
+      </w:r>
+      <w:r>
+        <w:rPr>
+          <w:rStyle w:val="StringTok"/>
+        </w:rPr>
+        <w:t xml:space="preserve"> </w:t>
+      </w:r>
+      <w:r>
+        <w:rPr>
+          <w:rStyle w:val="SpecialCharTok"/>
+        </w:rPr>
+        <w:t xml:space="preserve">{0:d}</w:t>
+      </w:r>
+      <w:r>
+        <w:rPr>
+          <w:rStyle w:val="StringTok"/>
+        </w:rPr>
+        <w:t xml:space="preserve"> 0</w:t>
+      </w:r>
+      <w:r>
+        <w:rPr>
+          <w:rStyle w:val="SpecialCharTok"/>
+        </w:rPr>
+        <w:t xml:space="preserve">{0:o}</w:t>
+      </w:r>
+      <w:r>
+        <w:rPr>
+          <w:rStyle w:val="StringTok"/>
+        </w:rPr>
+        <w:t xml:space="preserve"> 0x</w:t>
+      </w:r>
+      <w:r>
+        <w:rPr>
+          <w:rStyle w:val="SpecialCharTok"/>
+        </w:rPr>
+        <w:t xml:space="preserve">{0:x}</w:t>
+      </w:r>
+      <w:r>
+        <w:rPr>
+          <w:rStyle w:val="StringTok"/>
+        </w:rPr>
+        <w:t xml:space="preserve">"</w:t>
+      </w:r>
+      <w:r>
+        <w:rPr>
+          <w:rStyle w:val="NormalTok"/>
+        </w:rPr>
+        <w:t xml:space="preserve">, aNumber);</w:t>
+      </w:r>
+      <w:r>
+        <w:br/>
+      </w:r>
+      <w:r>
+        <w:rPr>
+          <w:rStyle w:val="NormalTok"/>
+        </w:rPr>
+        <w:t xml:space="preserve">  } </w:t>
+      </w:r>
+      <w:r>
+        <w:rPr>
+          <w:rStyle w:val="ControlFlowTok"/>
+        </w:rPr>
+        <w:t xml:space="preserve">else</w:t>
+      </w:r>
+      <w:r>
+        <w:rPr>
+          <w:rStyle w:val="NormalTok"/>
+        </w:rPr>
+        <w:t xml:space="preserve"> { </w:t>
+      </w:r>
+      <w:r>
+        <w:rPr>
+          <w:rStyle w:val="CommentTok"/>
+        </w:rPr>
+        <w:t xml:space="preserve">// input failed</w:t>
+      </w:r>
+      <w:r>
+        <w:br/>
+      </w:r>
+      <w:r>
+        <w:rPr>
+          <w:rStyle w:val="NormalTok"/>
+        </w:rPr>
+        <w:t xml:space="preserve">    </w:t>
+      </w:r>
+      <w:r>
+        <w:rPr>
+          <w:rStyle w:val="BuiltInTok"/>
+        </w:rPr>
+        <w:t xml:space="preserve">std::</w:t>
+      </w:r>
+      <w:r>
+        <w:rPr>
+          <w:rStyle w:val="NormalTok"/>
+        </w:rPr>
+        <w:t xml:space="preserve">cin.clear();  </w:t>
+      </w:r>
+      <w:r>
+        <w:rPr>
+          <w:rStyle w:val="CommentTok"/>
+        </w:rPr>
+        <w:t xml:space="preserve">// re-enable input</w:t>
+      </w:r>
+      <w:r>
+        <w:br/>
+      </w:r>
+      <w:r>
+        <w:rPr>
+          <w:rStyle w:val="NormalTok"/>
+        </w:rPr>
+        <w:t xml:space="preserve">    </w:t>
+      </w:r>
+      <w:r>
+        <w:rPr>
+          <w:rStyle w:val="BuiltInTok"/>
+        </w:rPr>
+        <w:t xml:space="preserve">std::</w:t>
+      </w:r>
+      <w:r>
+        <w:rPr>
+          <w:rStyle w:val="NormalTok"/>
+        </w:rPr>
+        <w:t xml:space="preserve">string line;</w:t>
+      </w:r>
+      <w:r>
+        <w:br/>
+      </w:r>
+      <w:r>
+        <w:rPr>
+          <w:rStyle w:val="NormalTok"/>
+        </w:rPr>
+        <w:t xml:space="preserve">    getline(</w:t>
+      </w:r>
+      <w:r>
+        <w:rPr>
+          <w:rStyle w:val="BuiltInTok"/>
+        </w:rPr>
+        <w:t xml:space="preserve">std::</w:t>
+      </w:r>
+      <w:r>
+        <w:rPr>
+          <w:rStyle w:val="NormalTok"/>
+        </w:rPr>
+        <w:t xml:space="preserve">cin,line); </w:t>
+      </w:r>
+      <w:r>
+        <w:rPr>
+          <w:rStyle w:val="CommentTok"/>
+        </w:rPr>
+        <w:t xml:space="preserve">// skip to eol</w:t>
+      </w:r>
+      <w:r>
+        <w:br/>
+      </w:r>
+      <w:r>
+        <w:rPr>
+          <w:rStyle w:val="NormalTok"/>
+        </w:rPr>
+        <w:t xml:space="preserve">  }</w:t>
+      </w:r>
+      <w:r>
+        <w:br/>
+      </w:r>
+      <w:r>
+        <w:rPr>
+          <w:rStyle w:val="NormalTok"/>
+        </w:rPr>
+        <w:t xml:space="preserve">}</w:t>
+      </w:r>
+    </w:p>
+    <w:p>
+      <w:pPr>
+        <w:pStyle w:val="FirstParagraph"/>
+      </w:pPr>
+      <w:r>
+        <w:t xml:space="preserve">In addition, operator overloading of output operators allows to extend</w:t>
+      </w:r>
+      <w:r>
+        <w:t xml:space="preserve"> </w:t>
+      </w:r>
+      <w:r>
+        <w:t xml:space="preserve">formatting abilities to user-defined types.</w:t>
+      </w:r>
+    </w:p>
     <w:bookmarkEnd w:id="228"/>
-    <w:bookmarkStart w:id="231" w:name="uncontrolled-format-string-shl"/>
-    <w:p>
-      <w:pPr>
-        <w:pStyle w:val="Heading2"/>
-      </w:pPr>
-      <w:r>
-        <w:t xml:space="preserve">6.64 Uncontrolled Format String [SHL]</w:t>
-      </w:r>
-    </w:p>
-    <w:bookmarkStart w:id="229" w:name="applicability-to-language"/>
-    <w:p>
-      <w:pPr>
-        <w:pStyle w:val="Heading3"/>
-      </w:pPr>
-      <w:r>
-        <w:t xml:space="preserve">6.64.1 Applicability to language</w:t>
-      </w:r>
-    </w:p>
-    <w:p>
-      <w:pPr>
-        <w:pStyle w:val="FirstParagraph"/>
-      </w:pPr>
-      <w:r>
-        <w:t xml:space="preserve">The vulnerability as described in ISO/IEC 24772-1 is applicable to C++.</w:t>
-      </w:r>
-    </w:p>
-    <w:p>
-      <w:pPr>
-        <w:pStyle w:val="BodyText"/>
-      </w:pPr>
-      <w:r>
-        <w:t xml:space="preserve">C++ inherits the C libraries which provide a large family of input and</w:t>
-      </w:r>
-      <w:r>
-        <w:t xml:space="preserve"> </w:t>
-      </w:r>
-      <w:r>
-        <w:t xml:space="preserve">output functions that use a control string to interpret the data read</w:t>
-      </w:r>
-      <w:r>
-        <w:t xml:space="preserve"> </w:t>
-      </w:r>
-      <w:r>
-        <w:t xml:space="preserve">or format the output. These strings include all the feature described</w:t>
-      </w:r>
-      <w:r>
-        <w:t xml:space="preserve"> </w:t>
-      </w:r>
-      <w:r>
-        <w:t xml:space="preserve">in ISO/IEC TR 24772-1:2019 clause 6.64.1.</w:t>
-      </w:r>
-    </w:p>
-    <w:p>
-      <w:pPr>
-        <w:pStyle w:val="BodyText"/>
-      </w:pPr>
-      <w:r>
-        <w:t xml:space="preserve">C++ provides type-safe alternatives for input/output, which do not use</w:t>
-      </w:r>
-      <w:r>
-        <w:t xml:space="preserve"> </w:t>
-      </w:r>
-      <w:r>
-        <w:t xml:space="preserve">format strings and which should be used in preference, such as</w:t>
-      </w:r>
-    </w:p>
-    <w:p>
-      <w:pPr>
-        <w:pStyle w:val="SourceCode"/>
-      </w:pPr>
-      <w:r>
-        <w:rPr>
-          <w:rStyle w:val="DataTypeTok"/>
-        </w:rPr>
-        <w:t xml:space="preserve">int</w:t>
-      </w:r>
-      <w:r>
-        <w:rPr>
-          <w:rStyle w:val="NormalTok"/>
-        </w:rPr>
-        <w:t xml:space="preserve"> aNumber{};</w:t>
-      </w:r>
-      <w:r>
-        <w:br/>
-      </w:r>
-      <w:r>
-        <w:rPr>
-          <w:rStyle w:val="ControlFlowTok"/>
-        </w:rPr>
-        <w:t xml:space="preserve">while</w:t>
-      </w:r>
-      <w:r>
-        <w:rPr>
-          <w:rStyle w:val="NormalTok"/>
-        </w:rPr>
-        <w:t xml:space="preserve">(</w:t>
-      </w:r>
-      <w:r>
-        <w:rPr>
-          <w:rStyle w:val="BuiltInTok"/>
-        </w:rPr>
-        <w:t xml:space="preserve">std::</w:t>
-      </w:r>
-      <w:r>
-        <w:rPr>
-          <w:rStyle w:val="NormalTok"/>
-        </w:rPr>
-        <w:t xml:space="preserve">cin){ </w:t>
-      </w:r>
-      <w:r>
-        <w:rPr>
-          <w:rStyle w:val="CommentTok"/>
-        </w:rPr>
-        <w:t xml:space="preserve">// is input still available</w:t>
-      </w:r>
-      <w:r>
-        <w:br/>
-      </w:r>
-      <w:r>
-        <w:rPr>
-          <w:rStyle w:val="NormalTok"/>
-        </w:rPr>
-        <w:t xml:space="preserve">  </w:t>
-      </w:r>
-      <w:r>
-        <w:rPr>
-          <w:rStyle w:val="BuiltInTok"/>
-        </w:rPr>
-        <w:t xml:space="preserve">std::</w:t>
-      </w:r>
-      <w:r>
-        <w:rPr>
-          <w:rStyle w:val="NormalTok"/>
-        </w:rPr>
-        <w:t xml:space="preserve">cout &lt;&lt; </w:t>
-      </w:r>
-      <w:r>
-        <w:rPr>
-          <w:rStyle w:val="StringTok"/>
-        </w:rPr>
-        <w:t xml:space="preserve">"Enter a whole number, please:"</w:t>
-      </w:r>
-      <w:r>
-        <w:rPr>
-          <w:rStyle w:val="NormalTok"/>
-        </w:rPr>
-        <w:t xml:space="preserve">;</w:t>
-      </w:r>
-      <w:r>
-        <w:br/>
-      </w:r>
-      <w:r>
-        <w:rPr>
-          <w:rStyle w:val="NormalTok"/>
-        </w:rPr>
-        <w:t xml:space="preserve">  </w:t>
-      </w:r>
-      <w:r>
-        <w:rPr>
-          <w:rStyle w:val="ControlFlowTok"/>
-        </w:rPr>
-        <w:t xml:space="preserve">if</w:t>
-      </w:r>
-      <w:r>
-        <w:rPr>
-          <w:rStyle w:val="NormalTok"/>
-        </w:rPr>
-        <w:t xml:space="preserve"> (</w:t>
-      </w:r>
-      <w:r>
-        <w:rPr>
-          <w:rStyle w:val="BuiltInTok"/>
-        </w:rPr>
-        <w:t xml:space="preserve">std::</w:t>
-      </w:r>
-      <w:r>
-        <w:rPr>
-          <w:rStyle w:val="NormalTok"/>
-        </w:rPr>
-        <w:t xml:space="preserve">cin &gt;&gt; aNumber) { </w:t>
-      </w:r>
-      <w:r>
-        <w:rPr>
-          <w:rStyle w:val="CommentTok"/>
-        </w:rPr>
-        <w:t xml:space="preserve">// no format string needed</w:t>
-      </w:r>
-      <w:r>
-        <w:br/>
-      </w:r>
-      <w:r>
-        <w:rPr>
-          <w:rStyle w:val="NormalTok"/>
-        </w:rPr>
-        <w:t xml:space="preserve">    </w:t>
-      </w:r>
-      <w:r>
-        <w:rPr>
-          <w:rStyle w:val="BuiltInTok"/>
-        </w:rPr>
-        <w:t xml:space="preserve">std::</w:t>
-      </w:r>
-      <w:r>
-        <w:rPr>
-          <w:rStyle w:val="NormalTok"/>
-        </w:rPr>
-        <w:t xml:space="preserve">cout &gt;&gt; </w:t>
-      </w:r>
-      <w:r>
-        <w:rPr>
-          <w:rStyle w:val="StringTok"/>
-        </w:rPr>
-        <w:t xml:space="preserve">"Thank you, the number can be represented as "</w:t>
-      </w:r>
-      <w:r>
-        <w:br/>
-      </w:r>
-      <w:r>
-        <w:rPr>
-          <w:rStyle w:val="NormalTok"/>
-        </w:rPr>
-        <w:t xml:space="preserve">    </w:t>
-      </w:r>
-      <w:r>
-        <w:rPr>
-          <w:rStyle w:val="BuiltInTok"/>
-        </w:rPr>
-        <w:t xml:space="preserve">std::</w:t>
-      </w:r>
-      <w:r>
-        <w:rPr>
-          <w:rStyle w:val="NormalTok"/>
-        </w:rPr>
-        <w:t xml:space="preserve">cout &lt;&lt; </w:t>
-      </w:r>
-      <w:r>
-        <w:rPr>
-          <w:rStyle w:val="BuiltInTok"/>
-        </w:rPr>
-        <w:t xml:space="preserve">std::</w:t>
-      </w:r>
-      <w:r>
-        <w:rPr>
-          <w:rStyle w:val="NormalTok"/>
-        </w:rPr>
-        <w:t xml:space="preserve">format(</w:t>
-      </w:r>
-      <w:r>
-        <w:rPr>
-          <w:rStyle w:val="StringTok"/>
-        </w:rPr>
-        <w:t xml:space="preserve">"0b</w:t>
-      </w:r>
-      <w:r>
-        <w:rPr>
-          <w:rStyle w:val="SpecialCharTok"/>
-        </w:rPr>
-        <w:t xml:space="preserve">{0:b}</w:t>
-      </w:r>
-      <w:r>
-        <w:rPr>
-          <w:rStyle w:val="StringTok"/>
-        </w:rPr>
-        <w:t xml:space="preserve"> </w:t>
-      </w:r>
-      <w:r>
-        <w:rPr>
-          <w:rStyle w:val="SpecialCharTok"/>
-        </w:rPr>
-        <w:t xml:space="preserve">{0:d}</w:t>
-      </w:r>
-      <w:r>
-        <w:rPr>
-          <w:rStyle w:val="StringTok"/>
-        </w:rPr>
-        <w:t xml:space="preserve"> 0</w:t>
-      </w:r>
-      <w:r>
-        <w:rPr>
-          <w:rStyle w:val="SpecialCharTok"/>
-        </w:rPr>
-        <w:t xml:space="preserve">{0:o}</w:t>
-      </w:r>
-      <w:r>
-        <w:rPr>
-          <w:rStyle w:val="StringTok"/>
-        </w:rPr>
-        <w:t xml:space="preserve"> 0x</w:t>
-      </w:r>
-      <w:r>
-        <w:rPr>
-          <w:rStyle w:val="SpecialCharTok"/>
-        </w:rPr>
-        <w:t xml:space="preserve">{0:x}</w:t>
-      </w:r>
-      <w:r>
-        <w:rPr>
-          <w:rStyle w:val="StringTok"/>
-        </w:rPr>
-        <w:t xml:space="preserve">"</w:t>
-      </w:r>
-      <w:r>
-        <w:rPr>
-          <w:rStyle w:val="NormalTok"/>
-        </w:rPr>
-        <w:t xml:space="preserve">, aNumber);</w:t>
-      </w:r>
-      <w:r>
-        <w:br/>
-      </w:r>
-      <w:r>
-        <w:rPr>
-          <w:rStyle w:val="NormalTok"/>
-        </w:rPr>
-        <w:t xml:space="preserve">  } </w:t>
-      </w:r>
-      <w:r>
-        <w:rPr>
-          <w:rStyle w:val="ControlFlowTok"/>
-        </w:rPr>
-        <w:t xml:space="preserve">else</w:t>
-      </w:r>
-      <w:r>
-        <w:rPr>
-          <w:rStyle w:val="NormalTok"/>
-        </w:rPr>
-        <w:t xml:space="preserve"> { </w:t>
-      </w:r>
-      <w:r>
-        <w:rPr>
-          <w:rStyle w:val="CommentTok"/>
-        </w:rPr>
-        <w:t xml:space="preserve">// input failed</w:t>
-      </w:r>
-      <w:r>
-        <w:br/>
-      </w:r>
-      <w:r>
-        <w:rPr>
-          <w:rStyle w:val="NormalTok"/>
-        </w:rPr>
-        <w:t xml:space="preserve">    </w:t>
-      </w:r>
-      <w:r>
-        <w:rPr>
-          <w:rStyle w:val="BuiltInTok"/>
-        </w:rPr>
-        <w:t xml:space="preserve">std::</w:t>
-      </w:r>
-      <w:r>
-        <w:rPr>
-          <w:rStyle w:val="NormalTok"/>
-        </w:rPr>
-        <w:t xml:space="preserve">cin.clear();  </w:t>
-      </w:r>
-      <w:r>
-        <w:rPr>
-          <w:rStyle w:val="CommentTok"/>
-        </w:rPr>
-        <w:t xml:space="preserve">// re-enable input</w:t>
-      </w:r>
-      <w:r>
-        <w:br/>
-      </w:r>
-      <w:r>
-        <w:rPr>
-          <w:rStyle w:val="NormalTok"/>
-        </w:rPr>
-        <w:t xml:space="preserve">    </w:t>
-      </w:r>
-      <w:r>
-        <w:rPr>
-          <w:rStyle w:val="BuiltInTok"/>
-        </w:rPr>
-        <w:t xml:space="preserve">std::</w:t>
-      </w:r>
-      <w:r>
-        <w:rPr>
-          <w:rStyle w:val="NormalTok"/>
-        </w:rPr>
-        <w:t xml:space="preserve">string line;</w:t>
-      </w:r>
-      <w:r>
-        <w:br/>
-      </w:r>
-      <w:r>
-        <w:rPr>
-          <w:rStyle w:val="NormalTok"/>
-        </w:rPr>
-        <w:t xml:space="preserve">    getline(</w:t>
-      </w:r>
-      <w:r>
-        <w:rPr>
-          <w:rStyle w:val="BuiltInTok"/>
-        </w:rPr>
-        <w:t xml:space="preserve">std::</w:t>
-      </w:r>
-      <w:r>
-        <w:rPr>
-          <w:rStyle w:val="NormalTok"/>
-        </w:rPr>
-        <w:t xml:space="preserve">cin,line); </w:t>
-      </w:r>
-      <w:r>
-        <w:rPr>
-          <w:rStyle w:val="CommentTok"/>
-        </w:rPr>
-        <w:t xml:space="preserve">// skip to eol</w:t>
-      </w:r>
-      <w:r>
-        <w:br/>
-      </w:r>
-      <w:r>
-        <w:rPr>
-          <w:rStyle w:val="NormalTok"/>
-        </w:rPr>
-        <w:t xml:space="preserve">  }</w:t>
-      </w:r>
-      <w:r>
-        <w:br/>
-      </w:r>
-      <w:r>
-        <w:rPr>
-          <w:rStyle w:val="NormalTok"/>
-        </w:rPr>
-        <w:t xml:space="preserve">}</w:t>
-      </w:r>
-    </w:p>
-    <w:p>
-      <w:pPr>
-        <w:pStyle w:val="FirstParagraph"/>
-      </w:pPr>
-      <w:r>
-        <w:t xml:space="preserve">In addition, operator overloading of output operators allows to extend</w:t>
-      </w:r>
-      <w:r>
-        <w:t xml:space="preserve"> </w:t>
-      </w:r>
-      <w:r>
-        <w:t xml:space="preserve">formatting abilities to user-defined types.</w:t>
-      </w:r>
-    </w:p>
-    <w:bookmarkEnd w:id="229"/>
-    <w:bookmarkStart w:id="230" w:name="avoidance-mechanisms-for-language-users"/>
+    <w:bookmarkStart w:id="229" w:name="avoidance-mechanisms-for-language-users"/>
     <w:p>
       <w:pPr>
         <w:pStyle w:val="Heading3"/>
@@ -60403,10 +60383,10 @@
         <w:t xml:space="preserve">Read untrusted input as plain characters and then check for validity, before any conversion to numbers or program entities occurs, using facilities that do not require format strings and that check and report error conditions.</w:t>
       </w:r>
     </w:p>
+    <w:bookmarkEnd w:id="229"/>
     <w:bookmarkEnd w:id="230"/>
     <w:bookmarkEnd w:id="231"/>
-    <w:bookmarkEnd w:id="232"/>
-    <w:bookmarkStart w:id="237" w:name="UJO"/>
+    <w:bookmarkStart w:id="236" w:name="UJO"/>
     <w:p>
       <w:pPr>
         <w:pStyle w:val="Heading1"/>
@@ -60415,7 +60395,7 @@
         <w:t xml:space="preserve">6.65 Modifying constants [UJO]</w:t>
       </w:r>
     </w:p>
-    <w:bookmarkStart w:id="235" w:name="applicability-to-language"/>
+    <w:bookmarkStart w:id="234" w:name="applicability-to-language"/>
     <w:p>
       <w:pPr>
         <w:pStyle w:val="Heading3"/>
@@ -60788,28 +60768,1034 @@
       <w:r>
         <w:t xml:space="preserve"> </w:t>
       </w:r>
-      <w:bookmarkStart w:id="233" w:name="EWF"/>
+      <w:bookmarkStart w:id="232" w:name="EWF"/>
       <w:r>
         <w:t xml:space="preserve">Undefined Behavior [EWF]</w:t>
       </w:r>
+      <w:bookmarkEnd w:id="232"/>
+      <w:r>
+        <w:t xml:space="preserve">) :</w:t>
+      </w:r>
+      <w:r>
+        <w:t xml:space="preserve"> </w:t>
+      </w:r>
+      <w:r>
+        <w:rPr>
+          <w:rStyle w:val="KeywordTok"/>
+        </w:rPr>
+        <w:t xml:space="preserve">const_cast</w:t>
+      </w:r>
+      <w:r>
+        <w:rPr>
+          <w:rStyle w:val="NormalTok"/>
+        </w:rPr>
+        <w:t xml:space="preserve">&lt;</w:t>
+      </w:r>
+      <w:r>
+        <w:rPr>
+          <w:rStyle w:val="DataTypeTok"/>
+        </w:rPr>
+        <w:t xml:space="preserve">int</w:t>
+      </w:r>
+      <w:r>
+        <w:rPr>
+          <w:rStyle w:val="NormalTok"/>
+        </w:rPr>
+        <w:t xml:space="preserve">&amp;&gt; (i) = </w:t>
+      </w:r>
+      <w:r>
+        <w:rPr>
+          <w:rStyle w:val="DecValTok"/>
+        </w:rPr>
+        <w:t xml:space="preserve">0</w:t>
+      </w:r>
+      <w:r>
+        <w:rPr>
+          <w:rStyle w:val="NormalTok"/>
+        </w:rPr>
+        <w:t xml:space="preserve">; </w:t>
+      </w:r>
+      <w:r>
+        <w:rPr>
+          <w:rStyle w:val="CommentTok"/>
+        </w:rPr>
+        <w:t xml:space="preserve">// undefined behavior</w:t>
+      </w:r>
+    </w:p>
+    <w:p>
+      <w:pPr>
+        <w:pStyle w:val="BodyText"/>
+      </w:pPr>
+      <w:r>
+        <w:t xml:space="preserve">A constant can also be legitimately modified via a secondary access path. For example:</w:t>
+      </w:r>
+    </w:p>
+    <w:p>
+      <w:pPr>
+        <w:pStyle w:val="SourceCode"/>
+      </w:pPr>
+      <w:r>
+        <w:rPr>
+          <w:rStyle w:val="PreprocessorTok"/>
+        </w:rPr>
+        <w:t xml:space="preserve">#include </w:t>
+      </w:r>
+      <w:r>
+        <w:rPr>
+          <w:rStyle w:val="ImportTok"/>
+        </w:rPr>
+        <w:t xml:space="preserve">&lt;cassert&gt;</w:t>
+      </w:r>
+      <w:r>
+        <w:br/>
+      </w:r>
+      <w:r>
+        <w:rPr>
+          <w:rStyle w:val="DataTypeTok"/>
+        </w:rPr>
+        <w:t xml:space="preserve">int</w:t>
+      </w:r>
+      <w:r>
+        <w:rPr>
+          <w:rStyle w:val="NormalTok"/>
+        </w:rPr>
+        <w:t xml:space="preserve"> k = </w:t>
+      </w:r>
+      <w:r>
+        <w:rPr>
+          <w:rStyle w:val="DecValTok"/>
+        </w:rPr>
+        <w:t xml:space="preserve">0</w:t>
+      </w:r>
+      <w:r>
+        <w:rPr>
+          <w:rStyle w:val="NormalTok"/>
+        </w:rPr>
+        <w:t xml:space="preserve">;</w:t>
+      </w:r>
+      <w:r>
+        <w:br/>
+      </w:r>
+      <w:r>
+        <w:rPr>
+          <w:rStyle w:val="DataTypeTok"/>
+        </w:rPr>
+        <w:t xml:space="preserve">void</w:t>
+      </w:r>
+      <w:r>
+        <w:rPr>
+          <w:rStyle w:val="NormalTok"/>
+        </w:rPr>
+        <w:t xml:space="preserve"> break_it() </w:t>
+      </w:r>
+      <w:r>
+        <w:br/>
+      </w:r>
+      <w:r>
+        <w:rPr>
+          <w:rStyle w:val="NormalTok"/>
+        </w:rPr>
+        <w:t xml:space="preserve">{</w:t>
+      </w:r>
+      <w:r>
+        <w:br/>
+      </w:r>
+      <w:r>
+        <w:rPr>
+          <w:rStyle w:val="NormalTok"/>
+        </w:rPr>
+        <w:t xml:space="preserve">  k = </w:t>
+      </w:r>
+      <w:r>
+        <w:rPr>
+          <w:rStyle w:val="DecValTok"/>
+        </w:rPr>
+        <w:t xml:space="preserve">42</w:t>
+      </w:r>
+      <w:r>
+        <w:rPr>
+          <w:rStyle w:val="NormalTok"/>
+        </w:rPr>
+        <w:t xml:space="preserve">; </w:t>
+      </w:r>
+      <w:r>
+        <w:rPr>
+          <w:rStyle w:val="CommentTok"/>
+        </w:rPr>
+        <w:t xml:space="preserve">// legal</w:t>
+      </w:r>
+      <w:r>
+        <w:br/>
+      </w:r>
+      <w:r>
+        <w:rPr>
+          <w:rStyle w:val="NormalTok"/>
+        </w:rPr>
+        <w:t xml:space="preserve">}</w:t>
+      </w:r>
+      <w:r>
+        <w:br/>
+      </w:r>
+      <w:r>
+        <w:br/>
+      </w:r>
+      <w:r>
+        <w:rPr>
+          <w:rStyle w:val="DataTypeTok"/>
+        </w:rPr>
+        <w:t xml:space="preserve">void</w:t>
+      </w:r>
+      <w:r>
+        <w:rPr>
+          <w:rStyle w:val="NormalTok"/>
+        </w:rPr>
+        <w:t xml:space="preserve"> test(</w:t>
+      </w:r>
+      <w:r>
+        <w:rPr>
+          <w:rStyle w:val="DataTypeTok"/>
+        </w:rPr>
+        <w:t xml:space="preserve">int</w:t>
+      </w:r>
+      <w:r>
+        <w:rPr>
+          <w:rStyle w:val="NormalTok"/>
+        </w:rPr>
+        <w:t xml:space="preserve"> </w:t>
+      </w:r>
+      <w:r>
+        <w:rPr>
+          <w:rStyle w:val="AttributeTok"/>
+        </w:rPr>
+        <w:t xml:space="preserve">const</w:t>
+      </w:r>
+      <w:r>
+        <w:rPr>
+          <w:rStyle w:val="NormalTok"/>
+        </w:rPr>
+        <w:t xml:space="preserve"> </w:t>
+      </w:r>
+      <w:r>
+        <w:rPr>
+          <w:rStyle w:val="AttributeTok"/>
+        </w:rPr>
+        <w:t xml:space="preserve">volatile</w:t>
+      </w:r>
+      <w:r>
+        <w:rPr>
+          <w:rStyle w:val="NormalTok"/>
+        </w:rPr>
+        <w:t xml:space="preserve">&amp; j)   </w:t>
+      </w:r>
+      <w:r>
+        <w:rPr>
+          <w:rStyle w:val="CommentTok"/>
+        </w:rPr>
+        <w:t xml:space="preserve">// Volatile used only to guarantee observability</w:t>
+      </w:r>
+      <w:r>
+        <w:br/>
+      </w:r>
+      <w:r>
+        <w:rPr>
+          <w:rStyle w:val="NormalTok"/>
+        </w:rPr>
+        <w:t xml:space="preserve">{</w:t>
+      </w:r>
+      <w:r>
+        <w:br/>
+      </w:r>
+      <w:r>
+        <w:rPr>
+          <w:rStyle w:val="NormalTok"/>
+        </w:rPr>
+        <w:t xml:space="preserve">  </w:t>
+      </w:r>
+      <w:r>
+        <w:rPr>
+          <w:rStyle w:val="OtherTok"/>
+        </w:rPr>
+        <w:t xml:space="preserve">assert</w:t>
+      </w:r>
+      <w:r>
+        <w:rPr>
+          <w:rStyle w:val="NormalTok"/>
+        </w:rPr>
+        <w:t xml:space="preserve">(j == </w:t>
+      </w:r>
+      <w:r>
+        <w:rPr>
+          <w:rStyle w:val="DecValTok"/>
+        </w:rPr>
+        <w:t xml:space="preserve">0</w:t>
+      </w:r>
+      <w:r>
+        <w:rPr>
+          <w:rStyle w:val="NormalTok"/>
+        </w:rPr>
+        <w:t xml:space="preserve">); </w:t>
+      </w:r>
+      <w:r>
+        <w:rPr>
+          <w:rStyle w:val="CommentTok"/>
+        </w:rPr>
+        <w:t xml:space="preserve">// will pass since k == 0</w:t>
+      </w:r>
+      <w:r>
+        <w:br/>
+      </w:r>
+      <w:r>
+        <w:rPr>
+          <w:rStyle w:val="NormalTok"/>
+        </w:rPr>
+        <w:t xml:space="preserve">  break_it();</w:t>
+      </w:r>
+      <w:r>
+        <w:br/>
+      </w:r>
+      <w:r>
+        <w:rPr>
+          <w:rStyle w:val="NormalTok"/>
+        </w:rPr>
+        <w:t xml:space="preserve">  </w:t>
+      </w:r>
+      <w:r>
+        <w:rPr>
+          <w:rStyle w:val="OtherTok"/>
+        </w:rPr>
+        <w:t xml:space="preserve">assert</w:t>
+      </w:r>
+      <w:r>
+        <w:rPr>
+          <w:rStyle w:val="NormalTok"/>
+        </w:rPr>
+        <w:t xml:space="preserve">(j == </w:t>
+      </w:r>
+      <w:r>
+        <w:rPr>
+          <w:rStyle w:val="DecValTok"/>
+        </w:rPr>
+        <w:t xml:space="preserve">0</w:t>
+      </w:r>
+      <w:r>
+        <w:rPr>
+          <w:rStyle w:val="NormalTok"/>
+        </w:rPr>
+        <w:t xml:space="preserve">); </w:t>
+      </w:r>
+      <w:r>
+        <w:rPr>
+          <w:rStyle w:val="CommentTok"/>
+        </w:rPr>
+        <w:t xml:space="preserve">// will fail since k != 0</w:t>
+      </w:r>
+      <w:r>
+        <w:br/>
+      </w:r>
+      <w:r>
+        <w:rPr>
+          <w:rStyle w:val="NormalTok"/>
+        </w:rPr>
+        <w:t xml:space="preserve">}</w:t>
+      </w:r>
+      <w:r>
+        <w:br/>
+      </w:r>
+      <w:r>
+        <w:br/>
+      </w:r>
+      <w:r>
+        <w:rPr>
+          <w:rStyle w:val="NormalTok"/>
+        </w:rPr>
+        <w:t xml:space="preserve">  test(k);</w:t>
+      </w:r>
+    </w:p>
+    <w:p>
+      <w:pPr>
+        <w:pStyle w:val="FirstParagraph"/>
+      </w:pPr>
+      <w:r>
+        <w:t xml:space="preserve">When using pointers, confusion can occur between qualifications on the pointer’s type (pointer type) and qualifications on the type being referenced (pointee type).</w:t>
+      </w:r>
+    </w:p>
+    <w:p>
+      <w:pPr>
+        <w:pStyle w:val="BodyText"/>
+      </w:pPr>
+      <w:r>
+        <w:t xml:space="preserve">A common misconception is that a member function qualified with</w:t>
+      </w:r>
+      <w:r>
+        <w:t xml:space="preserve"> </w:t>
+      </w:r>
+      <w:r>
+        <w:rPr>
+          <w:rStyle w:val="AttributeTok"/>
+        </w:rPr>
+        <w:t xml:space="preserve">const</w:t>
+      </w:r>
+      <w:r>
+        <w:t xml:space="preserve"> </w:t>
+      </w:r>
+      <w:r>
+        <w:t xml:space="preserve">cannot modify any of its members.</w:t>
+      </w:r>
+      <w:r>
+        <w:br/>
+      </w:r>
+      <w:r>
+        <w:t xml:space="preserve">The following badly defined class introduces a non-</w:t>
+      </w:r>
+      <w:r>
+        <w:rPr>
+          <w:rStyle w:val="AttributeTok"/>
+        </w:rPr>
+        <w:t xml:space="preserve">const</w:t>
+      </w:r>
+      <w:r>
+        <w:t xml:space="preserve"> </w:t>
+      </w:r>
+      <w:r>
+        <w:t xml:space="preserve">access path to a potentially const object:</w:t>
+      </w:r>
+    </w:p>
+    <w:p>
+      <w:pPr>
+        <w:pStyle w:val="SourceCode"/>
+      </w:pPr>
+      <w:r>
+        <w:rPr>
+          <w:rStyle w:val="KeywordTok"/>
+        </w:rPr>
+        <w:t xml:space="preserve">struct</w:t>
+      </w:r>
+      <w:r>
+        <w:rPr>
+          <w:rStyle w:val="NormalTok"/>
+        </w:rPr>
+        <w:t xml:space="preserve"> A</w:t>
+      </w:r>
+      <w:r>
+        <w:br/>
+      </w:r>
+      <w:r>
+        <w:rPr>
+          <w:rStyle w:val="NormalTok"/>
+        </w:rPr>
+        <w:t xml:space="preserve">  {</w:t>
+      </w:r>
+      <w:r>
+        <w:br/>
+      </w:r>
+      <w:r>
+        <w:rPr>
+          <w:rStyle w:val="NormalTok"/>
+        </w:rPr>
+        <w:t xml:space="preserve">    A * pA;                </w:t>
+      </w:r>
+      <w:r>
+        <w:br/>
+      </w:r>
+      <w:r>
+        <w:rPr>
+          <w:rStyle w:val="NormalTok"/>
+        </w:rPr>
+        <w:t xml:space="preserve">    </w:t>
+      </w:r>
+      <w:r>
+        <w:rPr>
+          <w:rStyle w:val="DataTypeTok"/>
+        </w:rPr>
+        <w:t xml:space="preserve">int</w:t>
+      </w:r>
+      <w:r>
+        <w:rPr>
+          <w:rStyle w:val="NormalTok"/>
+        </w:rPr>
+        <w:t xml:space="preserve"> i{</w:t>
+      </w:r>
+      <w:r>
+        <w:rPr>
+          <w:rStyle w:val="DecValTok"/>
+        </w:rPr>
+        <w:t xml:space="preserve">0</w:t>
+      </w:r>
+      <w:r>
+        <w:rPr>
+          <w:rStyle w:val="NormalTok"/>
+        </w:rPr>
+        <w:t xml:space="preserve">};            </w:t>
+      </w:r>
+      <w:r>
+        <w:br/>
+      </w:r>
+      <w:r>
+        <w:br/>
+      </w:r>
+      <w:r>
+        <w:rPr>
+          <w:rStyle w:val="NormalTok"/>
+        </w:rPr>
+        <w:t xml:space="preserve">    A () : pA{</w:t>
+      </w:r>
+      <w:r>
+        <w:rPr>
+          <w:rStyle w:val="KeywordTok"/>
+        </w:rPr>
+        <w:t xml:space="preserve">this</w:t>
+      </w:r>
+      <w:r>
+        <w:rPr>
+          <w:rStyle w:val="NormalTok"/>
+        </w:rPr>
+        <w:t xml:space="preserve">}{}     </w:t>
+      </w:r>
+      <w:r>
+        <w:rPr>
+          <w:rStyle w:val="CommentTok"/>
+        </w:rPr>
+        <w:t xml:space="preserve">// pA provides non-const access path</w:t>
+      </w:r>
+      <w:r>
+        <w:br/>
+      </w:r>
+      <w:r>
+        <w:br/>
+      </w:r>
+      <w:r>
+        <w:rPr>
+          <w:rStyle w:val="NormalTok"/>
+        </w:rPr>
+        <w:t xml:space="preserve">    </w:t>
+      </w:r>
+      <w:r>
+        <w:rPr>
+          <w:rStyle w:val="DataTypeTok"/>
+        </w:rPr>
+        <w:t xml:space="preserve">void</w:t>
+      </w:r>
+      <w:r>
+        <w:rPr>
+          <w:rStyle w:val="NormalTok"/>
+        </w:rPr>
+        <w:t xml:space="preserve"> f () </w:t>
+      </w:r>
+      <w:r>
+        <w:rPr>
+          <w:rStyle w:val="AttributeTok"/>
+        </w:rPr>
+        <w:t xml:space="preserve">const</w:t>
+      </w:r>
+      <w:r>
+        <w:br/>
+      </w:r>
+      <w:r>
+        <w:rPr>
+          <w:rStyle w:val="NormalTok"/>
+        </w:rPr>
+        <w:t xml:space="preserve">    {</w:t>
+      </w:r>
+      <w:r>
+        <w:br/>
+      </w:r>
+      <w:r>
+        <w:rPr>
+          <w:rStyle w:val="NormalTok"/>
+        </w:rPr>
+        <w:t xml:space="preserve">      </w:t>
+      </w:r>
+      <w:r>
+        <w:rPr>
+          <w:rStyle w:val="CommentTok"/>
+        </w:rPr>
+        <w:t xml:space="preserve">// pA = nullptr;     // ill-formed</w:t>
+      </w:r>
+      <w:r>
+        <w:br/>
+      </w:r>
+      <w:r>
+        <w:rPr>
+          <w:rStyle w:val="NormalTok"/>
+        </w:rPr>
+        <w:t xml:space="preserve">      </w:t>
+      </w:r>
+      <w:r>
+        <w:rPr>
+          <w:rStyle w:val="CommentTok"/>
+        </w:rPr>
+        <w:t xml:space="preserve">// i = 0;            // ill-formed</w:t>
+      </w:r>
+      <w:r>
+        <w:br/>
+      </w:r>
+      <w:r>
+        <w:br/>
+      </w:r>
+      <w:r>
+        <w:rPr>
+          <w:rStyle w:val="NormalTok"/>
+        </w:rPr>
+        <w:t xml:space="preserve">      pA-&gt;i = </w:t>
+      </w:r>
+      <w:r>
+        <w:rPr>
+          <w:rStyle w:val="DecValTok"/>
+        </w:rPr>
+        <w:t xml:space="preserve">42</w:t>
+      </w:r>
+      <w:r>
+        <w:rPr>
+          <w:rStyle w:val="NormalTok"/>
+        </w:rPr>
+        <w:t xml:space="preserve">;          </w:t>
+      </w:r>
+      <w:r>
+        <w:rPr>
+          <w:rStyle w:val="CommentTok"/>
+        </w:rPr>
+        <w:t xml:space="preserve">// compiles, but undefined behavior</w:t>
+      </w:r>
+      <w:r>
+        <w:br/>
+      </w:r>
+      <w:r>
+        <w:rPr>
+          <w:rStyle w:val="NormalTok"/>
+        </w:rPr>
+        <w:t xml:space="preserve">                           </w:t>
+      </w:r>
+      <w:r>
+        <w:rPr>
+          <w:rStyle w:val="CommentTok"/>
+        </w:rPr>
+        <w:t xml:space="preserve">// if executed on a const object</w:t>
+      </w:r>
+      <w:r>
+        <w:br/>
+      </w:r>
+      <w:r>
+        <w:rPr>
+          <w:rStyle w:val="NormalTok"/>
+        </w:rPr>
+        <w:t xml:space="preserve">    }</w:t>
+      </w:r>
+      <w:r>
+        <w:br/>
+      </w:r>
+      <w:r>
+        <w:rPr>
+          <w:rStyle w:val="NormalTok"/>
+        </w:rPr>
+        <w:t xml:space="preserve">  };</w:t>
+      </w:r>
+      <w:r>
+        <w:br/>
+      </w:r>
+      <w:r>
+        <w:rPr>
+          <w:rStyle w:val="NormalTok"/>
+        </w:rPr>
+        <w:t xml:space="preserve">  </w:t>
+      </w:r>
+      <w:r>
+        <w:br/>
+      </w:r>
+      <w:r>
+        <w:rPr>
+          <w:rStyle w:val="DataTypeTok"/>
+        </w:rPr>
+        <w:t xml:space="preserve">int</w:t>
+      </w:r>
+      <w:r>
+        <w:rPr>
+          <w:rStyle w:val="NormalTok"/>
+        </w:rPr>
+        <w:t xml:space="preserve"> main(){</w:t>
+      </w:r>
+      <w:r>
+        <w:br/>
+      </w:r>
+      <w:r>
+        <w:rPr>
+          <w:rStyle w:val="NormalTok"/>
+        </w:rPr>
+        <w:t xml:space="preserve">    A a;           </w:t>
+      </w:r>
+      <w:r>
+        <w:rPr>
+          <w:rStyle w:val="CommentTok"/>
+        </w:rPr>
+        <w:t xml:space="preserve">// mutable</w:t>
+      </w:r>
+      <w:r>
+        <w:br/>
+      </w:r>
+      <w:r>
+        <w:rPr>
+          <w:rStyle w:val="NormalTok"/>
+        </w:rPr>
+        <w:t xml:space="preserve">    A </w:t>
+      </w:r>
+      <w:r>
+        <w:rPr>
+          <w:rStyle w:val="AttributeTok"/>
+        </w:rPr>
+        <w:t xml:space="preserve">const</w:t>
+      </w:r>
+      <w:r>
+        <w:rPr>
+          <w:rStyle w:val="NormalTok"/>
+        </w:rPr>
+        <w:t xml:space="preserve"> b; </w:t>
+      </w:r>
+      <w:r>
+        <w:br/>
+      </w:r>
+      <w:r>
+        <w:rPr>
+          <w:rStyle w:val="NormalTok"/>
+        </w:rPr>
+        <w:t xml:space="preserve">    a.f();         </w:t>
+      </w:r>
+      <w:r>
+        <w:rPr>
+          <w:rStyle w:val="CommentTok"/>
+        </w:rPr>
+        <w:t xml:space="preserve">// OK</w:t>
+      </w:r>
+      <w:r>
+        <w:br/>
+      </w:r>
+      <w:r>
+        <w:rPr>
+          <w:rStyle w:val="NormalTok"/>
+        </w:rPr>
+        <w:t xml:space="preserve">    b.f();         </w:t>
+      </w:r>
+      <w:r>
+        <w:rPr>
+          <w:rStyle w:val="CommentTok"/>
+        </w:rPr>
+        <w:t xml:space="preserve">// undefined behaviour</w:t>
+      </w:r>
+      <w:r>
+        <w:br/>
+      </w:r>
+      <w:r>
+        <w:rPr>
+          <w:rStyle w:val="NormalTok"/>
+        </w:rPr>
+        <w:t xml:space="preserve">}</w:t>
+      </w:r>
+    </w:p>
+    <w:p>
+      <w:pPr>
+        <w:pStyle w:val="FirstParagraph"/>
+      </w:pPr>
+      <w:r>
+        <w:t xml:space="preserve">However, for C++ classes with members of a pointer-like type,</w:t>
+      </w:r>
+      <w:r>
+        <w:t xml:space="preserve"> </w:t>
+      </w:r>
+      <w:r>
+        <w:t xml:space="preserve">programmers can establish the transitivity of</w:t>
+      </w:r>
+      <w:r>
+        <w:t xml:space="preserve"> </w:t>
+      </w:r>
+      <w:r>
+        <w:rPr>
+          <w:rStyle w:val="AttributeTok"/>
+        </w:rPr>
+        <w:t xml:space="preserve">const</w:t>
+      </w:r>
+      <w:r>
+        <w:t xml:space="preserve"> </w:t>
+      </w:r>
+      <w:r>
+        <w:t xml:space="preserve">with</w:t>
+      </w:r>
+      <w:r>
+        <w:t xml:space="preserve"> </w:t>
+      </w:r>
+      <w:r>
+        <w:rPr>
+          <w:rStyle w:val="AttributeTok"/>
+        </w:rPr>
+        <w:t xml:space="preserve">const</w:t>
+      </w:r>
+      <w:r>
+        <w:t xml:space="preserve"> </w:t>
+      </w:r>
+      <w:r>
+        <w:t xml:space="preserve">member</w:t>
+      </w:r>
+      <w:r>
+        <w:t xml:space="preserve"> </w:t>
+      </w:r>
+      <w:r>
+        <w:t xml:space="preserve">functions that do not change the referred-to objects.</w:t>
+      </w:r>
+    </w:p>
+    <w:p>
+      <w:pPr>
+        <w:pStyle w:val="BodyText"/>
+      </w:pPr>
+      <w:r>
+        <w:t xml:space="preserve">Within a</w:t>
+      </w:r>
+      <w:r>
+        <w:t xml:space="preserve"> </w:t>
+      </w:r>
+      <w:r>
+        <w:rPr>
+          <w:rStyle w:val="AttributeTok"/>
+        </w:rPr>
+        <w:t xml:space="preserve">const</w:t>
+      </w:r>
+      <w:r>
+        <w:t xml:space="preserve"> </w:t>
+      </w:r>
+      <w:r>
+        <w:t xml:space="preserve">member function a</w:t>
+      </w:r>
+      <w:r>
+        <w:t xml:space="preserve"> </w:t>
+      </w:r>
+      <w:r>
+        <w:rPr>
+          <w:rStyle w:val="AttributeTok"/>
+        </w:rPr>
+        <w:t xml:space="preserve">mutable</w:t>
+      </w:r>
+      <w:r>
+        <w:t xml:space="preserve"> </w:t>
+      </w:r>
+      <w:r>
+        <w:t xml:space="preserve">data member can still be modified, even if the containing object is</w:t>
+      </w:r>
+      <w:r>
+        <w:t xml:space="preserve"> </w:t>
+      </w:r>
+      <w:r>
+        <w:rPr>
+          <w:rStyle w:val="AttributeTok"/>
+        </w:rPr>
+        <w:t xml:space="preserve">const</w:t>
+      </w:r>
+      <w:r>
+        <w:t xml:space="preserve">.</w:t>
+      </w:r>
+      <w:r>
+        <w:br/>
+      </w:r>
+      <w:r>
+        <w:t xml:space="preserve">The use of</w:t>
+      </w:r>
+      <w:r>
+        <w:t xml:space="preserve"> </w:t>
+      </w:r>
+      <w:r>
+        <w:rPr>
+          <w:rStyle w:val="AttributeTok"/>
+        </w:rPr>
+        <w:t xml:space="preserve">mutable</w:t>
+      </w:r>
+      <w:r>
+        <w:t xml:space="preserve"> </w:t>
+      </w:r>
+      <w:r>
+        <w:t xml:space="preserve">on a data member not contributing to the observable state of the object is preferable to removing the constness of the containing object (see</w:t>
+      </w:r>
+      <w:r>
+        <w:t xml:space="preserve"> </w:t>
+      </w:r>
+      <w:bookmarkStart w:id="233" w:name="FLC"/>
+      <w:r>
+        <w:t xml:space="preserve">Conversion Errors [FLC]</w:t>
+      </w:r>
       <w:bookmarkEnd w:id="233"/>
       <w:r>
-        <w:t xml:space="preserve">) :</w:t>
-      </w:r>
-      <w:r>
-        <w:t xml:space="preserve"> </w:t>
+        <w:t xml:space="preserve">).</w:t>
+      </w:r>
+      <w:r>
+        <w:br/>
+      </w:r>
+      <w:r>
+        <w:t xml:space="preserve">Historically, classes with expensive computations in frequently-called const-member-functions, used</w:t>
+      </w:r>
+      <w:r>
+        <w:t xml:space="preserve"> </w:t>
+      </w:r>
+      <w:r>
+        <w:rPr>
+          <w:rStyle w:val="AttributeTok"/>
+        </w:rPr>
+        <w:t xml:space="preserve">mutable</w:t>
+      </w:r>
+      <w:r>
+        <w:t xml:space="preserve"> </w:t>
+      </w:r>
+      <w:r>
+        <w:t xml:space="preserve">data members to cache results of those computations.</w:t>
+      </w:r>
+      <w:r>
+        <w:t xml:space="preserve"> </w:t>
+      </w:r>
+      <w:r>
+        <w:t xml:space="preserve">In concurrent code this practice can lead to data races, unless access to those mutable data members is synchronised.</w:t>
+      </w:r>
+    </w:p>
+    <w:p>
+      <w:pPr>
+        <w:pStyle w:val="BodyText"/>
+      </w:pPr>
+      <w:r>
+        <w:t xml:space="preserve">A safe use of</w:t>
+      </w:r>
+      <w:r>
+        <w:t xml:space="preserve"> </w:t>
+      </w:r>
+      <w:r>
+        <w:rPr>
+          <w:rStyle w:val="AttributeTok"/>
+        </w:rPr>
+        <w:t xml:space="preserve">mutable</w:t>
+      </w:r>
+      <w:r>
+        <w:t xml:space="preserve"> </w:t>
+      </w:r>
+      <w:r>
+        <w:t xml:space="preserve">data members is for synchronisation primitives, allowing synchronisation in const member functions.</w:t>
+      </w:r>
+    </w:p>
+    <w:p>
+      <w:pPr>
+        <w:pStyle w:val="BodyText"/>
+      </w:pPr>
+      <w:r>
+        <w:t xml:space="preserve">The following is a common example where a mutex member is declared</w:t>
+      </w:r>
+      <w:r>
+        <w:t xml:space="preserve"> </w:t>
+      </w:r>
+      <w:r>
+        <w:rPr>
+          <w:rStyle w:val="AttributeTok"/>
+        </w:rPr>
+        <w:t xml:space="preserve">mutable</w:t>
+      </w:r>
+      <w:r>
+        <w:t xml:space="preserve"> </w:t>
+      </w:r>
+      <w:r>
+        <w:t xml:space="preserve">to allow locking in a</w:t>
+      </w:r>
+      <w:r>
+        <w:t xml:space="preserve"> </w:t>
+      </w:r>
+      <w:r>
+        <w:rPr>
+          <w:rStyle w:val="AttributeTok"/>
+        </w:rPr>
+        <w:t xml:space="preserve">const</w:t>
+      </w:r>
+      <w:r>
+        <w:t xml:space="preserve"> </w:t>
+      </w:r>
+      <w:r>
+        <w:t xml:space="preserve">member function:</w:t>
+      </w:r>
+    </w:p>
+    <w:p>
+      <w:pPr>
+        <w:pStyle w:val="SourceCode"/>
+      </w:pPr>
+      <w:r>
+        <w:rPr>
+          <w:rStyle w:val="PreprocessorTok"/>
+        </w:rPr>
+        <w:t xml:space="preserve">#include </w:t>
+      </w:r>
+      <w:r>
+        <w:rPr>
+          <w:rStyle w:val="ImportTok"/>
+        </w:rPr>
+        <w:t xml:space="preserve">&lt;mutex&gt;</w:t>
+      </w:r>
+      <w:r>
+        <w:br/>
+      </w:r>
+      <w:r>
+        <w:br/>
       </w:r>
       <w:r>
         <w:rPr>
           <w:rStyle w:val="KeywordTok"/>
         </w:rPr>
-        <w:t xml:space="preserve">const_cast</w:t>
-      </w:r>
-      <w:r>
-        <w:rPr>
-          <w:rStyle w:val="NormalTok"/>
-        </w:rPr>
-        <w:t xml:space="preserve">&lt;</w:t>
+        <w:t xml:space="preserve">class</w:t>
+      </w:r>
+      <w:r>
+        <w:rPr>
+          <w:rStyle w:val="NormalTok"/>
+        </w:rPr>
+        <w:t xml:space="preserve"> MyQueue {</w:t>
+      </w:r>
+      <w:r>
+        <w:br/>
+      </w:r>
+      <w:r>
+        <w:rPr>
+          <w:rStyle w:val="NormalTok"/>
+        </w:rPr>
+        <w:t xml:space="preserve">  </w:t>
+      </w:r>
+      <w:r>
+        <w:rPr>
+          <w:rStyle w:val="AttributeTok"/>
+        </w:rPr>
+        <w:t xml:space="preserve">mutable</w:t>
+      </w:r>
+      <w:r>
+        <w:rPr>
+          <w:rStyle w:val="NormalTok"/>
+        </w:rPr>
+        <w:t xml:space="preserve"> </w:t>
+      </w:r>
+      <w:r>
+        <w:rPr>
+          <w:rStyle w:val="BuiltInTok"/>
+        </w:rPr>
+        <w:t xml:space="preserve">std::</w:t>
+      </w:r>
+      <w:r>
+        <w:rPr>
+          <w:rStyle w:val="NormalTok"/>
+        </w:rPr>
+        <w:t xml:space="preserve">mutex </w:t>
+      </w:r>
+      <w:r>
+        <w:rPr>
+          <w:rStyle w:val="VariableTok"/>
+        </w:rPr>
+        <w:t xml:space="preserve">m_mutex</w:t>
+      </w:r>
+      <w:r>
+        <w:rPr>
+          <w:rStyle w:val="NormalTok"/>
+        </w:rPr>
+        <w:t xml:space="preserve">;</w:t>
+      </w:r>
+      <w:r>
+        <w:br/>
+      </w:r>
+      <w:r>
+        <w:rPr>
+          <w:rStyle w:val="NormalTok"/>
+        </w:rPr>
+        <w:t xml:space="preserve">  </w:t>
       </w:r>
       <w:r>
         <w:rPr>
@@ -60821,71 +61807,163 @@
         <w:rPr>
           <w:rStyle w:val="NormalTok"/>
         </w:rPr>
-        <w:t xml:space="preserve">&amp;&gt; (i) = </w:t>
-      </w:r>
-      <w:r>
-        <w:rPr>
-          <w:rStyle w:val="DecValTok"/>
-        </w:rPr>
-        <w:t xml:space="preserve">0</w:t>
-      </w:r>
-      <w:r>
-        <w:rPr>
-          <w:rStyle w:val="NormalTok"/>
-        </w:rPr>
-        <w:t xml:space="preserve">; </w:t>
+        <w:t xml:space="preserve"> * </w:t>
+      </w:r>
+      <w:r>
+        <w:rPr>
+          <w:rStyle w:val="VariableTok"/>
+        </w:rPr>
+        <w:t xml:space="preserve">m_head</w:t>
+      </w:r>
+      <w:r>
+        <w:rPr>
+          <w:rStyle w:val="NormalTok"/>
+        </w:rPr>
+        <w:t xml:space="preserve"> { </w:t>
+      </w:r>
+      <w:r>
+        <w:rPr>
+          <w:rStyle w:val="KeywordTok"/>
+        </w:rPr>
+        <w:t xml:space="preserve">nullptr</w:t>
+      </w:r>
+      <w:r>
+        <w:rPr>
+          <w:rStyle w:val="NormalTok"/>
+        </w:rPr>
+        <w:t xml:space="preserve"> };</w:t>
+      </w:r>
+      <w:r>
+        <w:br/>
+      </w:r>
+      <w:r>
+        <w:br/>
+      </w:r>
+      <w:r>
+        <w:rPr>
+          <w:rStyle w:val="KeywordTok"/>
+        </w:rPr>
+        <w:t xml:space="preserve">public</w:t>
+      </w:r>
+      <w:r>
+        <w:rPr>
+          <w:rStyle w:val="NormalTok"/>
+        </w:rPr>
+        <w:t xml:space="preserve">:</w:t>
+      </w:r>
+      <w:r>
+        <w:br/>
+      </w:r>
+      <w:r>
+        <w:br/>
+      </w:r>
+      <w:r>
+        <w:rPr>
+          <w:rStyle w:val="NormalTok"/>
+        </w:rPr>
+        <w:t xml:space="preserve">  </w:t>
+      </w:r>
+      <w:r>
+        <w:rPr>
+          <w:rStyle w:val="DataTypeTok"/>
+        </w:rPr>
+        <w:t xml:space="preserve">bool</w:t>
+      </w:r>
+      <w:r>
+        <w:rPr>
+          <w:rStyle w:val="NormalTok"/>
+        </w:rPr>
+        <w:t xml:space="preserve"> empty () </w:t>
+      </w:r>
+      <w:r>
+        <w:rPr>
+          <w:rStyle w:val="AttributeTok"/>
+        </w:rPr>
+        <w:t xml:space="preserve">const</w:t>
+      </w:r>
+      <w:r>
+        <w:rPr>
+          <w:rStyle w:val="NormalTok"/>
+        </w:rPr>
+        <w:t xml:space="preserve"> {</w:t>
+      </w:r>
+      <w:r>
+        <w:br/>
+      </w:r>
+      <w:r>
+        <w:rPr>
+          <w:rStyle w:val="NormalTok"/>
+        </w:rPr>
+        <w:t xml:space="preserve">      </w:t>
+      </w:r>
+      <w:r>
+        <w:rPr>
+          <w:rStyle w:val="BuiltInTok"/>
+        </w:rPr>
+        <w:t xml:space="preserve">std::</w:t>
+      </w:r>
+      <w:r>
+        <w:rPr>
+          <w:rStyle w:val="NormalTok"/>
+        </w:rPr>
+        <w:t xml:space="preserve">lock_guard sg {</w:t>
+      </w:r>
+      <w:r>
+        <w:rPr>
+          <w:rStyle w:val="VariableTok"/>
+        </w:rPr>
+        <w:t xml:space="preserve">m_mutex</w:t>
+      </w:r>
+      <w:r>
+        <w:rPr>
+          <w:rStyle w:val="NormalTok"/>
+        </w:rPr>
+        <w:t xml:space="preserve">}; </w:t>
       </w:r>
       <w:r>
         <w:rPr>
           <w:rStyle w:val="CommentTok"/>
         </w:rPr>
-        <w:t xml:space="preserve">// undefined behavior</w:t>
-      </w:r>
-    </w:p>
-    <w:p>
-      <w:pPr>
-        <w:pStyle w:val="BodyText"/>
-      </w:pPr>
-      <w:r>
-        <w:t xml:space="preserve">A constant can also be legitimately modified via a secondary access path. For example:</w:t>
-      </w:r>
-    </w:p>
-    <w:p>
-      <w:pPr>
-        <w:pStyle w:val="SourceCode"/>
-      </w:pPr>
-      <w:r>
-        <w:rPr>
-          <w:rStyle w:val="PreprocessorTok"/>
-        </w:rPr>
-        <w:t xml:space="preserve">#include </w:t>
-      </w:r>
-      <w:r>
-        <w:rPr>
-          <w:rStyle w:val="ImportTok"/>
-        </w:rPr>
-        <w:t xml:space="preserve">&lt;cassert&gt;</w:t>
-      </w:r>
-      <w:r>
-        <w:br/>
-      </w:r>
-      <w:r>
-        <w:rPr>
-          <w:rStyle w:val="DataTypeTok"/>
-        </w:rPr>
-        <w:t xml:space="preserve">int</w:t>
-      </w:r>
-      <w:r>
-        <w:rPr>
-          <w:rStyle w:val="NormalTok"/>
-        </w:rPr>
-        <w:t xml:space="preserve"> k = </w:t>
-      </w:r>
-      <w:r>
-        <w:rPr>
-          <w:rStyle w:val="DecValTok"/>
-        </w:rPr>
-        <w:t xml:space="preserve">0</w:t>
+        <w:t xml:space="preserve">// lock the mutex, which requires m_mutex to be writable</w:t>
+      </w:r>
+      <w:r>
+        <w:br/>
+      </w:r>
+      <w:r>
+        <w:rPr>
+          <w:rStyle w:val="NormalTok"/>
+        </w:rPr>
+        <w:t xml:space="preserve">      </w:t>
+      </w:r>
+      <w:r>
+        <w:rPr>
+          <w:rStyle w:val="ControlFlowTok"/>
+        </w:rPr>
+        <w:t xml:space="preserve">return</w:t>
+      </w:r>
+      <w:r>
+        <w:rPr>
+          <w:rStyle w:val="NormalTok"/>
+        </w:rPr>
+        <w:t xml:space="preserve"> </w:t>
+      </w:r>
+      <w:r>
+        <w:rPr>
+          <w:rStyle w:val="VariableTok"/>
+        </w:rPr>
+        <w:t xml:space="preserve">m_head</w:t>
+      </w:r>
+      <w:r>
+        <w:rPr>
+          <w:rStyle w:val="NormalTok"/>
+        </w:rPr>
+        <w:t xml:space="preserve"> != </w:t>
+      </w:r>
+      <w:r>
+        <w:rPr>
+          <w:rStyle w:val="KeywordTok"/>
+        </w:rPr>
+        <w:t xml:space="preserve">nullptr</w:t>
       </w:r>
       <w:r>
         <w:rPr>
@@ -60898,1124 +61976,26 @@
       </w:r>
       <w:r>
         <w:rPr>
-          <w:rStyle w:val="DataTypeTok"/>
-        </w:rPr>
-        <w:t xml:space="preserve">void</w:t>
-      </w:r>
-      <w:r>
-        <w:rPr>
-          <w:rStyle w:val="NormalTok"/>
-        </w:rPr>
-        <w:t xml:space="preserve"> break_it() </w:t>
-      </w:r>
-      <w:r>
-        <w:br/>
-      </w:r>
-      <w:r>
-        <w:rPr>
-          <w:rStyle w:val="NormalTok"/>
-        </w:rPr>
-        <w:t xml:space="preserve">{</w:t>
-      </w:r>
-      <w:r>
-        <w:br/>
-      </w:r>
-      <w:r>
-        <w:rPr>
-          <w:rStyle w:val="NormalTok"/>
-        </w:rPr>
-        <w:t xml:space="preserve">  k = </w:t>
-      </w:r>
-      <w:r>
-        <w:rPr>
-          <w:rStyle w:val="DecValTok"/>
-        </w:rPr>
-        <w:t xml:space="preserve">42</w:t>
-      </w:r>
-      <w:r>
-        <w:rPr>
-          <w:rStyle w:val="NormalTok"/>
-        </w:rPr>
-        <w:t xml:space="preserve">; </w:t>
+          <w:rStyle w:val="NormalTok"/>
+        </w:rPr>
+        <w:t xml:space="preserve">  }</w:t>
+      </w:r>
+      <w:r>
+        <w:br/>
+      </w:r>
+      <w:r>
+        <w:br/>
+      </w:r>
+      <w:r>
+        <w:rPr>
+          <w:rStyle w:val="NormalTok"/>
+        </w:rPr>
+        <w:t xml:space="preserve">  </w:t>
       </w:r>
       <w:r>
         <w:rPr>
           <w:rStyle w:val="CommentTok"/>
         </w:rPr>
-        <w:t xml:space="preserve">// legal</w:t>
-      </w:r>
-      <w:r>
-        <w:br/>
-      </w:r>
-      <w:r>
-        <w:rPr>
-          <w:rStyle w:val="NormalTok"/>
-        </w:rPr>
-        <w:t xml:space="preserve">}</w:t>
-      </w:r>
-      <w:r>
-        <w:br/>
-      </w:r>
-      <w:r>
-        <w:br/>
-      </w:r>
-      <w:r>
-        <w:rPr>
-          <w:rStyle w:val="DataTypeTok"/>
-        </w:rPr>
-        <w:t xml:space="preserve">void</w:t>
-      </w:r>
-      <w:r>
-        <w:rPr>
-          <w:rStyle w:val="NormalTok"/>
-        </w:rPr>
-        <w:t xml:space="preserve"> test(</w:t>
-      </w:r>
-      <w:r>
-        <w:rPr>
-          <w:rStyle w:val="DataTypeTok"/>
-        </w:rPr>
-        <w:t xml:space="preserve">int</w:t>
-      </w:r>
-      <w:r>
-        <w:rPr>
-          <w:rStyle w:val="NormalTok"/>
-        </w:rPr>
-        <w:t xml:space="preserve"> </w:t>
-      </w:r>
-      <w:r>
-        <w:rPr>
-          <w:rStyle w:val="AttributeTok"/>
-        </w:rPr>
-        <w:t xml:space="preserve">const</w:t>
-      </w:r>
-      <w:r>
-        <w:rPr>
-          <w:rStyle w:val="NormalTok"/>
-        </w:rPr>
-        <w:t xml:space="preserve"> </w:t>
-      </w:r>
-      <w:r>
-        <w:rPr>
-          <w:rStyle w:val="AttributeTok"/>
-        </w:rPr>
-        <w:t xml:space="preserve">volatile</w:t>
-      </w:r>
-      <w:r>
-        <w:rPr>
-          <w:rStyle w:val="NormalTok"/>
-        </w:rPr>
-        <w:t xml:space="preserve">&amp; j)   </w:t>
-      </w:r>
-      <w:r>
-        <w:rPr>
-          <w:rStyle w:val="CommentTok"/>
-        </w:rPr>
-        <w:t xml:space="preserve">// Volatile used only to guarantee observability</w:t>
-      </w:r>
-      <w:r>
-        <w:br/>
-      </w:r>
-      <w:r>
-        <w:rPr>
-          <w:rStyle w:val="NormalTok"/>
-        </w:rPr>
-        <w:t xml:space="preserve">{</w:t>
-      </w:r>
-      <w:r>
-        <w:br/>
-      </w:r>
-      <w:r>
-        <w:rPr>
-          <w:rStyle w:val="NormalTok"/>
-        </w:rPr>
-        <w:t xml:space="preserve">  </w:t>
-      </w:r>
-      <w:r>
-        <w:rPr>
-          <w:rStyle w:val="OtherTok"/>
-        </w:rPr>
-        <w:t xml:space="preserve">assert</w:t>
-      </w:r>
-      <w:r>
-        <w:rPr>
-          <w:rStyle w:val="NormalTok"/>
-        </w:rPr>
-        <w:t xml:space="preserve">(j == </w:t>
-      </w:r>
-      <w:r>
-        <w:rPr>
-          <w:rStyle w:val="DecValTok"/>
-        </w:rPr>
-        <w:t xml:space="preserve">0</w:t>
-      </w:r>
-      <w:r>
-        <w:rPr>
-          <w:rStyle w:val="NormalTok"/>
-        </w:rPr>
-        <w:t xml:space="preserve">); </w:t>
-      </w:r>
-      <w:r>
-        <w:rPr>
-          <w:rStyle w:val="CommentTok"/>
-        </w:rPr>
-        <w:t xml:space="preserve">// will pass since k == 0</w:t>
-      </w:r>
-      <w:r>
-        <w:br/>
-      </w:r>
-      <w:r>
-        <w:rPr>
-          <w:rStyle w:val="NormalTok"/>
-        </w:rPr>
-        <w:t xml:space="preserve">  break_it();</w:t>
-      </w:r>
-      <w:r>
-        <w:br/>
-      </w:r>
-      <w:r>
-        <w:rPr>
-          <w:rStyle w:val="NormalTok"/>
-        </w:rPr>
-        <w:t xml:space="preserve">  </w:t>
-      </w:r>
-      <w:r>
-        <w:rPr>
-          <w:rStyle w:val="OtherTok"/>
-        </w:rPr>
-        <w:t xml:space="preserve">assert</w:t>
-      </w:r>
-      <w:r>
-        <w:rPr>
-          <w:rStyle w:val="NormalTok"/>
-        </w:rPr>
-        <w:t xml:space="preserve">(j == </w:t>
-      </w:r>
-      <w:r>
-        <w:rPr>
-          <w:rStyle w:val="DecValTok"/>
-        </w:rPr>
-        <w:t xml:space="preserve">0</w:t>
-      </w:r>
-      <w:r>
-        <w:rPr>
-          <w:rStyle w:val="NormalTok"/>
-        </w:rPr>
-        <w:t xml:space="preserve">); </w:t>
-      </w:r>
-      <w:r>
-        <w:rPr>
-          <w:rStyle w:val="CommentTok"/>
-        </w:rPr>
-        <w:t xml:space="preserve">// will fail since k != 0</w:t>
-      </w:r>
-      <w:r>
-        <w:br/>
-      </w:r>
-      <w:r>
-        <w:rPr>
-          <w:rStyle w:val="NormalTok"/>
-        </w:rPr>
-        <w:t xml:space="preserve">}</w:t>
-      </w:r>
-      <w:r>
-        <w:br/>
-      </w:r>
-      <w:r>
-        <w:br/>
-      </w:r>
-      <w:r>
-        <w:rPr>
-          <w:rStyle w:val="NormalTok"/>
-        </w:rPr>
-        <w:t xml:space="preserve">  test(k);</w:t>
-      </w:r>
-    </w:p>
-    <w:p>
-      <w:pPr>
-        <w:pStyle w:val="FirstParagraph"/>
-      </w:pPr>
-      <w:r>
-        <w:t xml:space="preserve">When using pointers, confusion can occur between qualifications on the pointer’s type (pointer type) and qualifications on the type being referenced (pointee type).</w:t>
-      </w:r>
-    </w:p>
-    <w:p>
-      <w:pPr>
-        <w:pStyle w:val="BodyText"/>
-      </w:pPr>
-      <w:r>
-        <w:t xml:space="preserve">A common misconception is that a member function qualified with</w:t>
-      </w:r>
-      <w:r>
-        <w:t xml:space="preserve"> </w:t>
-      </w:r>
-      <w:r>
-        <w:rPr>
-          <w:rStyle w:val="AttributeTok"/>
-        </w:rPr>
-        <w:t xml:space="preserve">const</w:t>
-      </w:r>
-      <w:r>
-        <w:t xml:space="preserve"> </w:t>
-      </w:r>
-      <w:r>
-        <w:t xml:space="preserve">cannot modify any of its members.</w:t>
-      </w:r>
-      <w:r>
-        <w:br/>
-      </w:r>
-      <w:r>
-        <w:t xml:space="preserve">The following badly defined class introduces a non-</w:t>
-      </w:r>
-      <w:r>
-        <w:rPr>
-          <w:rStyle w:val="AttributeTok"/>
-        </w:rPr>
-        <w:t xml:space="preserve">const</w:t>
-      </w:r>
-      <w:r>
-        <w:t xml:space="preserve"> </w:t>
-      </w:r>
-      <w:r>
-        <w:t xml:space="preserve">access path to a potentially const object:</w:t>
-      </w:r>
-    </w:p>
-    <w:p>
-      <w:pPr>
-        <w:pStyle w:val="SourceCode"/>
-      </w:pPr>
-      <w:r>
-        <w:rPr>
-          <w:rStyle w:val="KeywordTok"/>
-        </w:rPr>
-        <w:t xml:space="preserve">struct</w:t>
-      </w:r>
-      <w:r>
-        <w:rPr>
-          <w:rStyle w:val="NormalTok"/>
-        </w:rPr>
-        <w:t xml:space="preserve"> A</w:t>
-      </w:r>
-      <w:r>
-        <w:br/>
-      </w:r>
-      <w:r>
-        <w:rPr>
-          <w:rStyle w:val="NormalTok"/>
-        </w:rPr>
-        <w:t xml:space="preserve">  {</w:t>
-      </w:r>
-      <w:r>
-        <w:br/>
-      </w:r>
-      <w:r>
-        <w:rPr>
-          <w:rStyle w:val="NormalTok"/>
-        </w:rPr>
-        <w:t xml:space="preserve">    A * pA;                </w:t>
-      </w:r>
-      <w:r>
-        <w:br/>
-      </w:r>
-      <w:r>
-        <w:rPr>
-          <w:rStyle w:val="NormalTok"/>
-        </w:rPr>
-        <w:t xml:space="preserve">    </w:t>
-      </w:r>
-      <w:r>
-        <w:rPr>
-          <w:rStyle w:val="DataTypeTok"/>
-        </w:rPr>
-        <w:t xml:space="preserve">int</w:t>
-      </w:r>
-      <w:r>
-        <w:rPr>
-          <w:rStyle w:val="NormalTok"/>
-        </w:rPr>
-        <w:t xml:space="preserve"> i{</w:t>
-      </w:r>
-      <w:r>
-        <w:rPr>
-          <w:rStyle w:val="DecValTok"/>
-        </w:rPr>
-        <w:t xml:space="preserve">0</w:t>
-      </w:r>
-      <w:r>
-        <w:rPr>
-          <w:rStyle w:val="NormalTok"/>
-        </w:rPr>
-        <w:t xml:space="preserve">};            </w:t>
-      </w:r>
-      <w:r>
-        <w:br/>
-      </w:r>
-      <w:r>
-        <w:br/>
-      </w:r>
-      <w:r>
-        <w:rPr>
-          <w:rStyle w:val="NormalTok"/>
-        </w:rPr>
-        <w:t xml:space="preserve">    A () : pA{</w:t>
-      </w:r>
-      <w:r>
-        <w:rPr>
-          <w:rStyle w:val="KeywordTok"/>
-        </w:rPr>
-        <w:t xml:space="preserve">this</w:t>
-      </w:r>
-      <w:r>
-        <w:rPr>
-          <w:rStyle w:val="NormalTok"/>
-        </w:rPr>
-        <w:t xml:space="preserve">}{}     </w:t>
-      </w:r>
-      <w:r>
-        <w:rPr>
-          <w:rStyle w:val="CommentTok"/>
-        </w:rPr>
-        <w:t xml:space="preserve">// pA provides non-const access path</w:t>
-      </w:r>
-      <w:r>
-        <w:br/>
-      </w:r>
-      <w:r>
-        <w:br/>
-      </w:r>
-      <w:r>
-        <w:rPr>
-          <w:rStyle w:val="NormalTok"/>
-        </w:rPr>
-        <w:t xml:space="preserve">    </w:t>
-      </w:r>
-      <w:r>
-        <w:rPr>
-          <w:rStyle w:val="DataTypeTok"/>
-        </w:rPr>
-        <w:t xml:space="preserve">void</w:t>
-      </w:r>
-      <w:r>
-        <w:rPr>
-          <w:rStyle w:val="NormalTok"/>
-        </w:rPr>
-        <w:t xml:space="preserve"> f () </w:t>
-      </w:r>
-      <w:r>
-        <w:rPr>
-          <w:rStyle w:val="AttributeTok"/>
-        </w:rPr>
-        <w:t xml:space="preserve">const</w:t>
-      </w:r>
-      <w:r>
-        <w:br/>
-      </w:r>
-      <w:r>
-        <w:rPr>
-          <w:rStyle w:val="NormalTok"/>
-        </w:rPr>
-        <w:t xml:space="preserve">    {</w:t>
-      </w:r>
-      <w:r>
-        <w:br/>
-      </w:r>
-      <w:r>
-        <w:rPr>
-          <w:rStyle w:val="NormalTok"/>
-        </w:rPr>
-        <w:t xml:space="preserve">      </w:t>
-      </w:r>
-      <w:r>
-        <w:rPr>
-          <w:rStyle w:val="CommentTok"/>
-        </w:rPr>
-        <w:t xml:space="preserve">// pA = nullptr;     // ill-formed</w:t>
-      </w:r>
-      <w:r>
-        <w:br/>
-      </w:r>
-      <w:r>
-        <w:rPr>
-          <w:rStyle w:val="NormalTok"/>
-        </w:rPr>
-        <w:t xml:space="preserve">      </w:t>
-      </w:r>
-      <w:r>
-        <w:rPr>
-          <w:rStyle w:val="CommentTok"/>
-        </w:rPr>
-        <w:t xml:space="preserve">// i = 0;            // ill-formed</w:t>
-      </w:r>
-      <w:r>
-        <w:br/>
-      </w:r>
-      <w:r>
-        <w:br/>
-      </w:r>
-      <w:r>
-        <w:rPr>
-          <w:rStyle w:val="NormalTok"/>
-        </w:rPr>
-        <w:t xml:space="preserve">      pA-&gt;i = </w:t>
-      </w:r>
-      <w:r>
-        <w:rPr>
-          <w:rStyle w:val="DecValTok"/>
-        </w:rPr>
-        <w:t xml:space="preserve">42</w:t>
-      </w:r>
-      <w:r>
-        <w:rPr>
-          <w:rStyle w:val="NormalTok"/>
-        </w:rPr>
-        <w:t xml:space="preserve">;          </w:t>
-      </w:r>
-      <w:r>
-        <w:rPr>
-          <w:rStyle w:val="CommentTok"/>
-        </w:rPr>
-        <w:t xml:space="preserve">// compiles, but undefined behavior</w:t>
-      </w:r>
-      <w:r>
-        <w:br/>
-      </w:r>
-      <w:r>
-        <w:rPr>
-          <w:rStyle w:val="NormalTok"/>
-        </w:rPr>
-        <w:t xml:space="preserve">                           </w:t>
-      </w:r>
-      <w:r>
-        <w:rPr>
-          <w:rStyle w:val="CommentTok"/>
-        </w:rPr>
-        <w:t xml:space="preserve">// if executed on a const object</w:t>
-      </w:r>
-      <w:r>
-        <w:br/>
-      </w:r>
-      <w:r>
-        <w:rPr>
-          <w:rStyle w:val="NormalTok"/>
-        </w:rPr>
-        <w:t xml:space="preserve">    }</w:t>
-      </w:r>
-      <w:r>
-        <w:br/>
-      </w:r>
-      <w:r>
-        <w:rPr>
-          <w:rStyle w:val="NormalTok"/>
-        </w:rPr>
-        <w:t xml:space="preserve">  };</w:t>
-      </w:r>
-      <w:r>
-        <w:br/>
-      </w:r>
-      <w:r>
-        <w:rPr>
-          <w:rStyle w:val="NormalTok"/>
-        </w:rPr>
-        <w:t xml:space="preserve">  </w:t>
-      </w:r>
-      <w:r>
-        <w:br/>
-      </w:r>
-      <w:r>
-        <w:rPr>
-          <w:rStyle w:val="DataTypeTok"/>
-        </w:rPr>
-        <w:t xml:space="preserve">int</w:t>
-      </w:r>
-      <w:r>
-        <w:rPr>
-          <w:rStyle w:val="NormalTok"/>
-        </w:rPr>
-        <w:t xml:space="preserve"> main(){</w:t>
-      </w:r>
-      <w:r>
-        <w:br/>
-      </w:r>
-      <w:r>
-        <w:rPr>
-          <w:rStyle w:val="NormalTok"/>
-        </w:rPr>
-        <w:t xml:space="preserve">    A a;           </w:t>
-      </w:r>
-      <w:r>
-        <w:rPr>
-          <w:rStyle w:val="CommentTok"/>
-        </w:rPr>
-        <w:t xml:space="preserve">// mutable</w:t>
-      </w:r>
-      <w:r>
-        <w:br/>
-      </w:r>
-      <w:r>
-        <w:rPr>
-          <w:rStyle w:val="NormalTok"/>
-        </w:rPr>
-        <w:t xml:space="preserve">    A </w:t>
-      </w:r>
-      <w:r>
-        <w:rPr>
-          <w:rStyle w:val="AttributeTok"/>
-        </w:rPr>
-        <w:t xml:space="preserve">const</w:t>
-      </w:r>
-      <w:r>
-        <w:rPr>
-          <w:rStyle w:val="NormalTok"/>
-        </w:rPr>
-        <w:t xml:space="preserve"> b; </w:t>
-      </w:r>
-      <w:r>
-        <w:br/>
-      </w:r>
-      <w:r>
-        <w:rPr>
-          <w:rStyle w:val="NormalTok"/>
-        </w:rPr>
-        <w:t xml:space="preserve">    a.f();         </w:t>
-      </w:r>
-      <w:r>
-        <w:rPr>
-          <w:rStyle w:val="CommentTok"/>
-        </w:rPr>
-        <w:t xml:space="preserve">// OK</w:t>
-      </w:r>
-      <w:r>
-        <w:br/>
-      </w:r>
-      <w:r>
-        <w:rPr>
-          <w:rStyle w:val="NormalTok"/>
-        </w:rPr>
-        <w:t xml:space="preserve">    b.f();         </w:t>
-      </w:r>
-      <w:r>
-        <w:rPr>
-          <w:rStyle w:val="CommentTok"/>
-        </w:rPr>
-        <w:t xml:space="preserve">// undefined behaviour</w:t>
-      </w:r>
-      <w:r>
-        <w:br/>
-      </w:r>
-      <w:r>
-        <w:rPr>
-          <w:rStyle w:val="NormalTok"/>
-        </w:rPr>
-        <w:t xml:space="preserve">}</w:t>
-      </w:r>
-    </w:p>
-    <w:p>
-      <w:pPr>
-        <w:pStyle w:val="FirstParagraph"/>
-      </w:pPr>
-      <w:r>
-        <w:t xml:space="preserve">However, for C++ classes with members of a pointer-like type,</w:t>
-      </w:r>
-      <w:r>
-        <w:t xml:space="preserve"> </w:t>
-      </w:r>
-      <w:r>
-        <w:t xml:space="preserve">programmers can establish the transitivity of</w:t>
-      </w:r>
-      <w:r>
-        <w:t xml:space="preserve"> </w:t>
-      </w:r>
-      <w:r>
-        <w:rPr>
-          <w:rStyle w:val="AttributeTok"/>
-        </w:rPr>
-        <w:t xml:space="preserve">const</w:t>
-      </w:r>
-      <w:r>
-        <w:t xml:space="preserve"> </w:t>
-      </w:r>
-      <w:r>
-        <w:t xml:space="preserve">with</w:t>
-      </w:r>
-      <w:r>
-        <w:t xml:space="preserve"> </w:t>
-      </w:r>
-      <w:r>
-        <w:rPr>
-          <w:rStyle w:val="AttributeTok"/>
-        </w:rPr>
-        <w:t xml:space="preserve">const</w:t>
-      </w:r>
-      <w:r>
-        <w:t xml:space="preserve"> </w:t>
-      </w:r>
-      <w:r>
-        <w:t xml:space="preserve">member</w:t>
-      </w:r>
-      <w:r>
-        <w:t xml:space="preserve"> </w:t>
-      </w:r>
-      <w:r>
-        <w:t xml:space="preserve">functions that do not change the referred-to objects.</w:t>
-      </w:r>
-    </w:p>
-    <w:p>
-      <w:pPr>
-        <w:pStyle w:val="BodyText"/>
-      </w:pPr>
-      <w:r>
-        <w:t xml:space="preserve">Within a</w:t>
-      </w:r>
-      <w:r>
-        <w:t xml:space="preserve"> </w:t>
-      </w:r>
-      <w:r>
-        <w:rPr>
-          <w:rStyle w:val="AttributeTok"/>
-        </w:rPr>
-        <w:t xml:space="preserve">const</w:t>
-      </w:r>
-      <w:r>
-        <w:t xml:space="preserve"> </w:t>
-      </w:r>
-      <w:r>
-        <w:t xml:space="preserve">member function a</w:t>
-      </w:r>
-      <w:r>
-        <w:t xml:space="preserve"> </w:t>
-      </w:r>
-      <w:r>
-        <w:rPr>
-          <w:rStyle w:val="AttributeTok"/>
-        </w:rPr>
-        <w:t xml:space="preserve">mutable</w:t>
-      </w:r>
-      <w:r>
-        <w:t xml:space="preserve"> </w:t>
-      </w:r>
-      <w:r>
-        <w:t xml:space="preserve">data member can still be modified, even if the containing object is</w:t>
-      </w:r>
-      <w:r>
-        <w:t xml:space="preserve"> </w:t>
-      </w:r>
-      <w:r>
-        <w:rPr>
-          <w:rStyle w:val="AttributeTok"/>
-        </w:rPr>
-        <w:t xml:space="preserve">const</w:t>
-      </w:r>
-      <w:r>
-        <w:t xml:space="preserve">.</w:t>
-      </w:r>
-      <w:r>
-        <w:br/>
-      </w:r>
-      <w:r>
-        <w:t xml:space="preserve">The use of</w:t>
-      </w:r>
-      <w:r>
-        <w:t xml:space="preserve"> </w:t>
-      </w:r>
-      <w:r>
-        <w:rPr>
-          <w:rStyle w:val="AttributeTok"/>
-        </w:rPr>
-        <w:t xml:space="preserve">mutable</w:t>
-      </w:r>
-      <w:r>
-        <w:t xml:space="preserve"> </w:t>
-      </w:r>
-      <w:r>
-        <w:t xml:space="preserve">on a data member not contributing to the observable state of the object is preferable to removing the constness of the containing object (see</w:t>
-      </w:r>
-      <w:r>
-        <w:t xml:space="preserve"> </w:t>
-      </w:r>
-      <w:bookmarkStart w:id="234" w:name="FLC"/>
-      <w:r>
-        <w:t xml:space="preserve">Conversion Errors [FLC]</w:t>
-      </w:r>
-      <w:bookmarkEnd w:id="234"/>
-      <w:r>
-        <w:t xml:space="preserve">).</w:t>
-      </w:r>
-      <w:r>
-        <w:br/>
-      </w:r>
-      <w:r>
-        <w:t xml:space="preserve">Historically, classes with expensive computations in frequently-called const-member-functions, used</w:t>
-      </w:r>
-      <w:r>
-        <w:t xml:space="preserve"> </w:t>
-      </w:r>
-      <w:r>
-        <w:rPr>
-          <w:rStyle w:val="AttributeTok"/>
-        </w:rPr>
-        <w:t xml:space="preserve">mutable</w:t>
-      </w:r>
-      <w:r>
-        <w:t xml:space="preserve"> </w:t>
-      </w:r>
-      <w:r>
-        <w:t xml:space="preserve">data members to cache results of those computations.</w:t>
-      </w:r>
-      <w:r>
-        <w:t xml:space="preserve"> </w:t>
-      </w:r>
-      <w:r>
-        <w:t xml:space="preserve">In concurrent code this practice can lead to data races, unless access to those mutable data members is synchronised.</w:t>
-      </w:r>
-    </w:p>
-    <w:p>
-      <w:pPr>
-        <w:pStyle w:val="BodyText"/>
-      </w:pPr>
-      <w:r>
-        <w:t xml:space="preserve">A safe use of</w:t>
-      </w:r>
-      <w:r>
-        <w:t xml:space="preserve"> </w:t>
-      </w:r>
-      <w:r>
-        <w:rPr>
-          <w:rStyle w:val="AttributeTok"/>
-        </w:rPr>
-        <w:t xml:space="preserve">mutable</w:t>
-      </w:r>
-      <w:r>
-        <w:t xml:space="preserve"> </w:t>
-      </w:r>
-      <w:r>
-        <w:t xml:space="preserve">data members is for synchronisation primitives, allowing synchronisation in const member functions.</w:t>
-      </w:r>
-    </w:p>
-    <w:p>
-      <w:pPr>
-        <w:pStyle w:val="BodyText"/>
-      </w:pPr>
-      <w:r>
-        <w:t xml:space="preserve">The following is a common example where a mutex member is declared</w:t>
-      </w:r>
-      <w:r>
-        <w:t xml:space="preserve"> </w:t>
-      </w:r>
-      <w:r>
-        <w:rPr>
-          <w:rStyle w:val="AttributeTok"/>
-        </w:rPr>
-        <w:t xml:space="preserve">mutable</w:t>
-      </w:r>
-      <w:r>
-        <w:t xml:space="preserve"> </w:t>
-      </w:r>
-      <w:r>
-        <w:t xml:space="preserve">to allow locking in a</w:t>
-      </w:r>
-      <w:r>
-        <w:t xml:space="preserve"> </w:t>
-      </w:r>
-      <w:r>
-        <w:rPr>
-          <w:rStyle w:val="AttributeTok"/>
-        </w:rPr>
-        <w:t xml:space="preserve">const</w:t>
-      </w:r>
-      <w:r>
-        <w:t xml:space="preserve"> </w:t>
-      </w:r>
-      <w:r>
-        <w:t xml:space="preserve">member function:</w:t>
-      </w:r>
-    </w:p>
-    <w:p>
-      <w:pPr>
-        <w:pStyle w:val="SourceCode"/>
-      </w:pPr>
-      <w:r>
-        <w:rPr>
-          <w:rStyle w:val="PreprocessorTok"/>
-        </w:rPr>
-        <w:t xml:space="preserve">#include </w:t>
-      </w:r>
-      <w:r>
-        <w:rPr>
-          <w:rStyle w:val="ImportTok"/>
-        </w:rPr>
-        <w:t xml:space="preserve">&lt;mutex&gt;</w:t>
-      </w:r>
-      <w:r>
-        <w:br/>
-      </w:r>
-      <w:r>
-        <w:br/>
-      </w:r>
-      <w:r>
-        <w:rPr>
-          <w:rStyle w:val="KeywordTok"/>
-        </w:rPr>
-        <w:t xml:space="preserve">class</w:t>
-      </w:r>
-      <w:r>
-        <w:rPr>
-          <w:rStyle w:val="NormalTok"/>
-        </w:rPr>
-        <w:t xml:space="preserve"> MyQueue {</w:t>
-      </w:r>
-      <w:r>
-        <w:br/>
-      </w:r>
-      <w:r>
-        <w:rPr>
-          <w:rStyle w:val="NormalTok"/>
-        </w:rPr>
-        <w:t xml:space="preserve">  </w:t>
-      </w:r>
-      <w:r>
-        <w:rPr>
-          <w:rStyle w:val="AttributeTok"/>
-        </w:rPr>
-        <w:t xml:space="preserve">mutable</w:t>
-      </w:r>
-      <w:r>
-        <w:rPr>
-          <w:rStyle w:val="NormalTok"/>
-        </w:rPr>
-        <w:t xml:space="preserve"> </w:t>
-      </w:r>
-      <w:r>
-        <w:rPr>
-          <w:rStyle w:val="BuiltInTok"/>
-        </w:rPr>
-        <w:t xml:space="preserve">std::</w:t>
-      </w:r>
-      <w:r>
-        <w:rPr>
-          <w:rStyle w:val="NormalTok"/>
-        </w:rPr>
-        <w:t xml:space="preserve">mutex </w:t>
-      </w:r>
-      <w:r>
-        <w:rPr>
-          <w:rStyle w:val="VariableTok"/>
-        </w:rPr>
-        <w:t xml:space="preserve">m_mutex</w:t>
-      </w:r>
-      <w:r>
-        <w:rPr>
-          <w:rStyle w:val="NormalTok"/>
-        </w:rPr>
-        <w:t xml:space="preserve">;</w:t>
-      </w:r>
-      <w:r>
-        <w:br/>
-      </w:r>
-      <w:r>
-        <w:rPr>
-          <w:rStyle w:val="NormalTok"/>
-        </w:rPr>
-        <w:t xml:space="preserve">  </w:t>
-      </w:r>
-      <w:r>
-        <w:rPr>
-          <w:rStyle w:val="DataTypeTok"/>
-        </w:rPr>
-        <w:t xml:space="preserve">int</w:t>
-      </w:r>
-      <w:r>
-        <w:rPr>
-          <w:rStyle w:val="NormalTok"/>
-        </w:rPr>
-        <w:t xml:space="preserve"> * </w:t>
-      </w:r>
-      <w:r>
-        <w:rPr>
-          <w:rStyle w:val="VariableTok"/>
-        </w:rPr>
-        <w:t xml:space="preserve">m_head</w:t>
-      </w:r>
-      <w:r>
-        <w:rPr>
-          <w:rStyle w:val="NormalTok"/>
-        </w:rPr>
-        <w:t xml:space="preserve"> { </w:t>
-      </w:r>
-      <w:r>
-        <w:rPr>
-          <w:rStyle w:val="KeywordTok"/>
-        </w:rPr>
-        <w:t xml:space="preserve">nullptr</w:t>
-      </w:r>
-      <w:r>
-        <w:rPr>
-          <w:rStyle w:val="NormalTok"/>
-        </w:rPr>
-        <w:t xml:space="preserve"> };</w:t>
-      </w:r>
-      <w:r>
-        <w:br/>
-      </w:r>
-      <w:r>
-        <w:br/>
-      </w:r>
-      <w:r>
-        <w:rPr>
-          <w:rStyle w:val="KeywordTok"/>
-        </w:rPr>
-        <w:t xml:space="preserve">public</w:t>
-      </w:r>
-      <w:r>
-        <w:rPr>
-          <w:rStyle w:val="NormalTok"/>
-        </w:rPr>
-        <w:t xml:space="preserve">:</w:t>
-      </w:r>
-      <w:r>
-        <w:br/>
-      </w:r>
-      <w:r>
-        <w:br/>
-      </w:r>
-      <w:r>
-        <w:rPr>
-          <w:rStyle w:val="NormalTok"/>
-        </w:rPr>
-        <w:t xml:space="preserve">  </w:t>
-      </w:r>
-      <w:r>
-        <w:rPr>
-          <w:rStyle w:val="DataTypeTok"/>
-        </w:rPr>
-        <w:t xml:space="preserve">bool</w:t>
-      </w:r>
-      <w:r>
-        <w:rPr>
-          <w:rStyle w:val="NormalTok"/>
-        </w:rPr>
-        <w:t xml:space="preserve"> empty () </w:t>
-      </w:r>
-      <w:r>
-        <w:rPr>
-          <w:rStyle w:val="AttributeTok"/>
-        </w:rPr>
-        <w:t xml:space="preserve">const</w:t>
-      </w:r>
-      <w:r>
-        <w:rPr>
-          <w:rStyle w:val="NormalTok"/>
-        </w:rPr>
-        <w:t xml:space="preserve"> {</w:t>
-      </w:r>
-      <w:r>
-        <w:br/>
-      </w:r>
-      <w:r>
-        <w:rPr>
-          <w:rStyle w:val="NormalTok"/>
-        </w:rPr>
-        <w:t xml:space="preserve">      </w:t>
-      </w:r>
-      <w:r>
-        <w:rPr>
-          <w:rStyle w:val="BuiltInTok"/>
-        </w:rPr>
-        <w:t xml:space="preserve">std::</w:t>
-      </w:r>
-      <w:r>
-        <w:rPr>
-          <w:rStyle w:val="NormalTok"/>
-        </w:rPr>
-        <w:t xml:space="preserve">lock_guard sg {</w:t>
-      </w:r>
-      <w:r>
-        <w:rPr>
-          <w:rStyle w:val="VariableTok"/>
-        </w:rPr>
-        <w:t xml:space="preserve">m_mutex</w:t>
-      </w:r>
-      <w:r>
-        <w:rPr>
-          <w:rStyle w:val="NormalTok"/>
-        </w:rPr>
-        <w:t xml:space="preserve">}; </w:t>
-      </w:r>
-      <w:r>
-        <w:rPr>
-          <w:rStyle w:val="CommentTok"/>
-        </w:rPr>
-        <w:t xml:space="preserve">// lock the mutex, which requires m_mutex to be writable</w:t>
-      </w:r>
-      <w:r>
-        <w:br/>
-      </w:r>
-      <w:r>
-        <w:rPr>
-          <w:rStyle w:val="NormalTok"/>
-        </w:rPr>
-        <w:t xml:space="preserve">      </w:t>
-      </w:r>
-      <w:r>
-        <w:rPr>
-          <w:rStyle w:val="ControlFlowTok"/>
-        </w:rPr>
-        <w:t xml:space="preserve">return</w:t>
-      </w:r>
-      <w:r>
-        <w:rPr>
-          <w:rStyle w:val="NormalTok"/>
-        </w:rPr>
-        <w:t xml:space="preserve"> </w:t>
-      </w:r>
-      <w:r>
-        <w:rPr>
-          <w:rStyle w:val="VariableTok"/>
-        </w:rPr>
-        <w:t xml:space="preserve">m_head</w:t>
-      </w:r>
-      <w:r>
-        <w:rPr>
-          <w:rStyle w:val="NormalTok"/>
-        </w:rPr>
-        <w:t xml:space="preserve"> != </w:t>
-      </w:r>
-      <w:r>
-        <w:rPr>
-          <w:rStyle w:val="KeywordTok"/>
-        </w:rPr>
-        <w:t xml:space="preserve">nullptr</w:t>
-      </w:r>
-      <w:r>
-        <w:rPr>
-          <w:rStyle w:val="NormalTok"/>
-        </w:rPr>
-        <w:t xml:space="preserve">;</w:t>
-      </w:r>
-      <w:r>
-        <w:br/>
-      </w:r>
-      <w:r>
-        <w:rPr>
-          <w:rStyle w:val="NormalTok"/>
-        </w:rPr>
-        <w:t xml:space="preserve">  }</w:t>
-      </w:r>
-      <w:r>
-        <w:br/>
-      </w:r>
-      <w:r>
-        <w:br/>
-      </w:r>
-      <w:r>
-        <w:rPr>
-          <w:rStyle w:val="NormalTok"/>
-        </w:rPr>
-        <w:t xml:space="preserve">  </w:t>
-      </w:r>
-      <w:r>
-        <w:rPr>
-          <w:rStyle w:val="CommentTok"/>
-        </w:rPr>
         <w:t xml:space="preserve">// ...</w:t>
       </w:r>
       <w:r>
@@ -62031,8 +62011,8 @@
         <w:t xml:space="preserve">};</w:t>
       </w:r>
     </w:p>
-    <w:bookmarkEnd w:id="235"/>
-    <w:bookmarkStart w:id="236" w:name="avoidance-mechanisms-for-language-users"/>
+    <w:bookmarkEnd w:id="234"/>
+    <w:bookmarkStart w:id="235" w:name="avoidance-mechanisms-for-language-users"/>
     <w:p>
       <w:pPr>
         <w:pStyle w:val="Heading3"/>
@@ -62328,27 +62308,27 @@
         <w:t xml:space="preserve">member functions.</w:t>
       </w:r>
     </w:p>
+    <w:bookmarkEnd w:id="235"/>
     <w:bookmarkEnd w:id="236"/>
+    <w:bookmarkStart w:id="237" w:name="language-specific-vulnerabilities-for-c"/>
+    <w:p>
+      <w:pPr>
+        <w:pStyle w:val="Heading1"/>
+      </w:pPr>
+      <w:r>
+        <w:t xml:space="preserve">7. Language specific vulnerabilities for C++</w:t>
+      </w:r>
+    </w:p>
+    <w:p>
+      <w:pPr>
+        <w:pStyle w:val="FirstParagraph"/>
+      </w:pPr>
+      <w:r>
+        <w:t xml:space="preserve">TBD</w:t>
+      </w:r>
+    </w:p>
     <w:bookmarkEnd w:id="237"/>
-    <w:bookmarkStart w:id="238" w:name="language-specific-vulnerabilities-for-c"/>
-    <w:p>
-      <w:pPr>
-        <w:pStyle w:val="Heading1"/>
-      </w:pPr>
-      <w:r>
-        <w:t xml:space="preserve">7. Language specific vulnerabilities for C++</w:t>
-      </w:r>
-    </w:p>
-    <w:p>
-      <w:pPr>
-        <w:pStyle w:val="FirstParagraph"/>
-      </w:pPr>
-      <w:r>
-        <w:t xml:space="preserve">TBD</w:t>
-      </w:r>
-    </w:p>
-    <w:bookmarkEnd w:id="238"/>
-    <w:bookmarkStart w:id="240" w:name="implications-for-standardization"/>
+    <w:bookmarkStart w:id="239" w:name="implications-for-standardization"/>
     <w:p>
       <w:pPr>
         <w:pStyle w:val="Heading1"/>
@@ -62850,7 +62830,7 @@
         <w:rPr>
           <w:rStyle w:val="FootnoteReference"/>
         </w:rPr>
-        <w:footnoteReference w:id="239"/>
+        <w:footnoteReference w:id="238"/>
       </w:r>
       <w:r>
         <w:t xml:space="preserve">.</w:t>
@@ -63516,8 +63496,8 @@
         <w:t xml:space="preserve">Creating an Annex that lists deprecated features.</w:t>
       </w:r>
     </w:p>
-    <w:bookmarkEnd w:id="240"/>
-    <w:bookmarkStart w:id="254" w:name="bibliography"/>
+    <w:bookmarkEnd w:id="239"/>
+    <w:bookmarkStart w:id="253" w:name="bibliography"/>
     <w:p>
       <w:pPr>
         <w:pStyle w:val="Heading1"/>
@@ -63949,7 +63929,7 @@
         <w:rPr>
           <w:rStyle w:val="FootnoteReference"/>
         </w:rPr>
-        <w:footnoteReference w:id="241"/>
+        <w:footnoteReference w:id="240"/>
       </w:r>
       <w:r>
         <w:t xml:space="preserve">.</w:t>
@@ -64301,7 +64281,7 @@
       <w:r>
         <w:t xml:space="preserve"> </w:t>
       </w:r>
-      <w:hyperlink r:id="rId242">
+      <w:hyperlink r:id="rId241">
         <w:r>
           <w:rPr>
             <w:rStyle w:val="Hyperlink"/>
@@ -64338,7 +64318,7 @@
       <w:r>
         <w:t xml:space="preserve"> </w:t>
       </w:r>
-      <w:hyperlink r:id="rId243">
+      <w:hyperlink r:id="rId242">
         <w:r>
           <w:rPr>
             <w:rStyle w:val="Hyperlink"/>
@@ -64383,7 +64363,7 @@
       <w:r>
         <w:t xml:space="preserve"> </w:t>
       </w:r>
-      <w:hyperlink r:id="rId244">
+      <w:hyperlink r:id="rId243">
         <w:r>
           <w:rPr>
             <w:rStyle w:val="Hyperlink"/>
@@ -64447,7 +64427,7 @@
       <w:r>
         <w:t xml:space="preserve"> </w:t>
       </w:r>
-      <w:hyperlink r:id="rId245">
+      <w:hyperlink r:id="rId244">
         <w:r>
           <w:rPr>
             <w:rStyle w:val="Hyperlink"/>
@@ -64472,7 +64452,7 @@
       <w:r>
         <w:t xml:space="preserve"> </w:t>
       </w:r>
-      <w:hyperlink r:id="rId246">
+      <w:hyperlink r:id="rId245">
         <w:r>
           <w:rPr>
             <w:rStyle w:val="Hyperlink"/>
@@ -64488,7 +64468,7 @@
       <w:r>
         <w:t xml:space="preserve">[32] MISRA Limited. "</w:t>
       </w:r>
-      <w:hyperlink r:id="rId247">
+      <w:hyperlink r:id="rId246">
         <w:r>
           <w:rPr>
             <w:rStyle w:val="Hyperlink"/>
@@ -64543,7 +64523,7 @@
       <w:r>
         <w:t xml:space="preserve">(</w:t>
       </w:r>
-      <w:hyperlink r:id="rId248">
+      <w:hyperlink r:id="rId247">
         <w:r>
           <w:rPr>
             <w:rStyle w:val="Hyperlink"/>
@@ -64655,7 +64635,7 @@
       <w:r>
         <w:t xml:space="preserve"> </w:t>
       </w:r>
-      <w:hyperlink r:id="rId249">
+      <w:hyperlink r:id="rId248">
         <w:r>
           <w:rPr>
             <w:rStyle w:val="Hyperlink"/>
@@ -64698,7 +64678,7 @@
       <w:r>
         <w:t xml:space="preserve"> </w:t>
       </w:r>
-      <w:hyperlink r:id="rId250">
+      <w:hyperlink r:id="rId249">
         <w:r>
           <w:rPr>
             <w:rStyle w:val="Hyperlink"/>
@@ -64735,7 +64715,7 @@
       <w:r>
         <w:t xml:space="preserve"> </w:t>
       </w:r>
-      <w:hyperlink r:id="rId251">
+      <w:hyperlink r:id="rId250">
         <w:r>
           <w:rPr>
             <w:rStyle w:val="HTMLTypewriter"/>
@@ -64767,7 +64747,7 @@
       <w:r>
         <w:t xml:space="preserve"> </w:t>
       </w:r>
-      <w:hyperlink r:id="rId252">
+      <w:hyperlink r:id="rId251">
         <w:r>
           <w:rPr>
             <w:rStyle w:val="Hyperlink"/>
@@ -64847,7 +64827,7 @@
       <w:r>
         <w:t xml:space="preserve"> </w:t>
       </w:r>
-      <w:hyperlink r:id="rId253">
+      <w:hyperlink r:id="rId252">
         <w:r>
           <w:rPr>
             <w:rStyle w:val="Hyperlink"/>
@@ -65028,25 +65008,25 @@
         <w:t xml:space="preserve">http://gcc.gnu.org/bugs.html#nonbugs_c (2009).</w:t>
       </w:r>
     </w:p>
+    <w:bookmarkEnd w:id="253"/>
+    <w:bookmarkStart w:id="254" w:name="index"/>
+    <w:p>
+      <w:pPr>
+        <w:pStyle w:val="Heading1"/>
+      </w:pPr>
+      <w:r>
+        <w:t xml:space="preserve">Index</w:t>
+      </w:r>
+    </w:p>
+    <w:p>
+      <w:pPr>
+        <w:pStyle w:val="Bibliography1"/>
+      </w:pPr>
+      <w:r>
+        <w:t xml:space="preserve">LHS (left-hand side), 22</w:t>
+      </w:r>
+    </w:p>
     <w:bookmarkEnd w:id="254"/>
-    <w:bookmarkStart w:id="255" w:name="index"/>
-    <w:p>
-      <w:pPr>
-        <w:pStyle w:val="Heading1"/>
-      </w:pPr>
-      <w:r>
-        <w:t xml:space="preserve">Index</w:t>
-      </w:r>
-    </w:p>
-    <w:p>
-      <w:pPr>
-        <w:pStyle w:val="Bibliography1"/>
-      </w:pPr>
-      <w:r>
-        <w:t xml:space="preserve">LHS (left-hand side), 22</w:t>
-      </w:r>
-    </w:p>
-    <w:bookmarkEnd w:id="255"/>
     <w:sectPr/>
   </w:body>
 </w:document>
@@ -65072,7 +65052,7 @@
       </w:r>
     </w:p>
   </w:footnote>
-  <w:footnote w:id="239">
+  <w:footnote w:id="238">
     <w:p>
       <w:pPr>
         <w:pStyle w:val="FootnoteText"/>
@@ -65118,7 +65098,7 @@
       </w:r>
     </w:p>
   </w:footnote>
-  <w:footnote w:id="241">
+  <w:footnote w:id="240">
     <w:p>
       <w:pPr>
         <w:pStyle w:val="FootnoteText"/>

--- a/all.docx
+++ b/all.docx
@@ -55154,19 +55154,13 @@
         <w:pStyle w:val="FirstParagraph"/>
       </w:pPr>
       <w:r>
-        <w:t xml:space="preserve">The vulnerability as described in ISO/IEC 24772-1:2019 clause 6.53</w:t>
-      </w:r>
-      <w:r>
-        <w:t xml:space="preserve"> </w:t>
-      </w:r>
-      <w:r>
-        <w:t xml:space="preserve">applies to C++. In particular, anything described by ISO/IEC 14882:2023</w:t>
-      </w:r>
-      <w:r>
-        <w:t xml:space="preserve"> </w:t>
-      </w:r>
-      <w:r>
-        <w:t xml:space="preserve">as</w:t>
+        <w:t xml:space="preserve">The vulnerability as described in ISO/IEC 24772-1:2019 clause 6.53 applies to C++.</w:t>
+      </w:r>
+      <w:r>
+        <w:t xml:space="preserve"> </w:t>
+      </w:r>
+      <w:r>
+        <w:t xml:space="preserve">In particular, anything described by ISO/IEC 14882:2023 as</w:t>
       </w:r>
       <w:r>
         <w:t xml:space="preserve"> </w:t>
@@ -55195,7 +55189,7 @@
         <w:t xml:space="preserve"> </w:t>
       </w:r>
       <w:r>
-        <w:t xml:space="preserve">is unsafe.</w:t>
+        <w:t xml:space="preserve">is unsafe and should be avoided.</w:t>
       </w:r>
     </w:p>
     <w:bookmarkEnd w:id="197"/>
@@ -55224,7 +55218,7 @@
         </w:numPr>
       </w:pPr>
       <w:r>
-        <w:t xml:space="preserve">Use the avoidance mechanisms of ISO/IEC 24772-1:2024 and ISO/IEC TR 24772-3:2020 clause 6.53.5.</w:t>
+        <w:t xml:space="preserve">Apply the avoidance mechanisms of ISO/IEC 24772-1:2024 and ISO/IEC TR 24772-3:2020 clause 6.53.5.</w:t>
       </w:r>
     </w:p>
     <w:p>
@@ -55246,7 +55240,7 @@
         </w:numPr>
       </w:pPr>
       <w:r>
-        <w:t xml:space="preserve">Use static analysis tools to detect unsafe constructs.</w:t>
+        <w:t xml:space="preserve">Apply static analysis tools to detect unsafe constructs.</w:t>
       </w:r>
     </w:p>
     <w:bookmarkEnd w:id="198"/>

--- a/all.docx
+++ b/all.docx
@@ -55294,13 +55294,13 @@
         <w:t xml:space="preserve"> </w:t>
       </w:r>
       <w:r>
-        <w:t xml:space="preserve">The latter means that evolution of the language also means an evolution of best and safe practices.</w:t>
-      </w:r>
-      <w:r>
-        <w:t xml:space="preserve"> </w:t>
-      </w:r>
-      <w:r>
-        <w:t xml:space="preserve">This means that code can look obscure, because it either uses obsolete or very modern language idioms.</w:t>
+        <w:t xml:space="preserve">This evolution includes the language as well as the evolution of best and safe practices.</w:t>
+      </w:r>
+      <w:r>
+        <w:t xml:space="preserve"> </w:t>
+      </w:r>
+      <w:r>
+        <w:t xml:space="preserve">Therefore, code can look obscure because it either uses obsolete or very modern language idioms.</w:t>
       </w:r>
     </w:p>
     <w:bookmarkEnd w:id="200"/>
@@ -55329,7 +55329,7 @@
         </w:numPr>
       </w:pPr>
       <w:r>
-        <w:t xml:space="preserve">Follow the avoidance mechanisms of ISO/IEC 24772-1 clause 6.54.5.</w:t>
+        <w:t xml:space="preserve">Apply the avoidance mechanisms of ISO/IEC 24772-1 clause 6.54.5.</w:t>
       </w:r>
     </w:p>
     <w:p>
@@ -55340,7 +55340,7 @@
         </w:numPr>
       </w:pPr>
       <w:r>
-        <w:t xml:space="preserve">Use static analysis tools or multiple compilers to help identify occurrences of obscure language features.</w:t>
+        <w:t xml:space="preserve">Use static analysis tools, including multiple compilers from different sources to help identify occurrences of obscure language features.</w:t>
       </w:r>
     </w:p>
     <w:bookmarkEnd w:id="201"/>

--- a/all.docx
+++ b/all.docx
@@ -55442,7 +55442,7 @@
         <w:t xml:space="preserve"> </w:t>
       </w:r>
       <w:r>
-        <w:t xml:space="preserve">can be determined at compile time or executed at runtime, which is one source of unspecified behaviour.</w:t>
+        <w:t xml:space="preserve">can be determined either at compile time or during program execution, one source of unspecified behaviour.</w:t>
       </w:r>
     </w:p>
     <w:p>
@@ -55451,27 +55451,231 @@
       </w:pPr>
       <w:r>
         <w:rPr>
-          <w:rStyle w:val="VerbatimChar"/>
-        </w:rPr>
-        <w:t xml:space="preserve">char data[1 + int(1 + 0.2 - 0.1 - 0.1)] = { }; // compile-time evaluation</w:t>
-      </w:r>
-      <w:r>
-        <w:br/>
-      </w:r>
-      <w:r>
-        <w:rPr>
-          <w:rStyle w:val="VerbatimChar"/>
-        </w:rPr>
-        <w:t xml:space="preserve">int size = 1 + int(1 + 0.2 - 0.1 - 0.1);       // compile-time or run-time evaluation</w:t>
-      </w:r>
-      <w:r>
-        <w:br/>
-      </w:r>
-      <w:r>
-        <w:rPr>
-          <w:rStyle w:val="VerbatimChar"/>
-        </w:rPr>
-        <w:t xml:space="preserve">char f() { return data[size-1];} // Possible buffer overflow</w:t>
+          <w:rStyle w:val="DataTypeTok"/>
+        </w:rPr>
+        <w:t xml:space="preserve">char</w:t>
+      </w:r>
+      <w:r>
+        <w:rPr>
+          <w:rStyle w:val="NormalTok"/>
+        </w:rPr>
+        <w:t xml:space="preserve"> data[</w:t>
+      </w:r>
+      <w:r>
+        <w:rPr>
+          <w:rStyle w:val="DecValTok"/>
+        </w:rPr>
+        <w:t xml:space="preserve">1</w:t>
+      </w:r>
+      <w:r>
+        <w:rPr>
+          <w:rStyle w:val="NormalTok"/>
+        </w:rPr>
+        <w:t xml:space="preserve"> + </w:t>
+      </w:r>
+      <w:r>
+        <w:rPr>
+          <w:rStyle w:val="DataTypeTok"/>
+        </w:rPr>
+        <w:t xml:space="preserve">int</w:t>
+      </w:r>
+      <w:r>
+        <w:rPr>
+          <w:rStyle w:val="NormalTok"/>
+        </w:rPr>
+        <w:t xml:space="preserve">(</w:t>
+      </w:r>
+      <w:r>
+        <w:rPr>
+          <w:rStyle w:val="DecValTok"/>
+        </w:rPr>
+        <w:t xml:space="preserve">1</w:t>
+      </w:r>
+      <w:r>
+        <w:rPr>
+          <w:rStyle w:val="NormalTok"/>
+        </w:rPr>
+        <w:t xml:space="preserve"> + </w:t>
+      </w:r>
+      <w:r>
+        <w:rPr>
+          <w:rStyle w:val="FloatTok"/>
+        </w:rPr>
+        <w:t xml:space="preserve">0.2</w:t>
+      </w:r>
+      <w:r>
+        <w:rPr>
+          <w:rStyle w:val="NormalTok"/>
+        </w:rPr>
+        <w:t xml:space="preserve"> - </w:t>
+      </w:r>
+      <w:r>
+        <w:rPr>
+          <w:rStyle w:val="FloatTok"/>
+        </w:rPr>
+        <w:t xml:space="preserve">0.1</w:t>
+      </w:r>
+      <w:r>
+        <w:rPr>
+          <w:rStyle w:val="NormalTok"/>
+        </w:rPr>
+        <w:t xml:space="preserve"> - </w:t>
+      </w:r>
+      <w:r>
+        <w:rPr>
+          <w:rStyle w:val="FloatTok"/>
+        </w:rPr>
+        <w:t xml:space="preserve">0.1</w:t>
+      </w:r>
+      <w:r>
+        <w:rPr>
+          <w:rStyle w:val="NormalTok"/>
+        </w:rPr>
+        <w:t xml:space="preserve">)] = { }; </w:t>
+      </w:r>
+      <w:r>
+        <w:rPr>
+          <w:rStyle w:val="CommentTok"/>
+        </w:rPr>
+        <w:t xml:space="preserve">// compile-time evaluation</w:t>
+      </w:r>
+      <w:r>
+        <w:br/>
+      </w:r>
+      <w:r>
+        <w:rPr>
+          <w:rStyle w:val="DataTypeTok"/>
+        </w:rPr>
+        <w:t xml:space="preserve">int</w:t>
+      </w:r>
+      <w:r>
+        <w:rPr>
+          <w:rStyle w:val="NormalTok"/>
+        </w:rPr>
+        <w:t xml:space="preserve"> size = </w:t>
+      </w:r>
+      <w:r>
+        <w:rPr>
+          <w:rStyle w:val="DecValTok"/>
+        </w:rPr>
+        <w:t xml:space="preserve">1</w:t>
+      </w:r>
+      <w:r>
+        <w:rPr>
+          <w:rStyle w:val="NormalTok"/>
+        </w:rPr>
+        <w:t xml:space="preserve"> + </w:t>
+      </w:r>
+      <w:r>
+        <w:rPr>
+          <w:rStyle w:val="DataTypeTok"/>
+        </w:rPr>
+        <w:t xml:space="preserve">int</w:t>
+      </w:r>
+      <w:r>
+        <w:rPr>
+          <w:rStyle w:val="NormalTok"/>
+        </w:rPr>
+        <w:t xml:space="preserve">(</w:t>
+      </w:r>
+      <w:r>
+        <w:rPr>
+          <w:rStyle w:val="DecValTok"/>
+        </w:rPr>
+        <w:t xml:space="preserve">1</w:t>
+      </w:r>
+      <w:r>
+        <w:rPr>
+          <w:rStyle w:val="NormalTok"/>
+        </w:rPr>
+        <w:t xml:space="preserve"> + </w:t>
+      </w:r>
+      <w:r>
+        <w:rPr>
+          <w:rStyle w:val="FloatTok"/>
+        </w:rPr>
+        <w:t xml:space="preserve">0.2</w:t>
+      </w:r>
+      <w:r>
+        <w:rPr>
+          <w:rStyle w:val="NormalTok"/>
+        </w:rPr>
+        <w:t xml:space="preserve"> - </w:t>
+      </w:r>
+      <w:r>
+        <w:rPr>
+          <w:rStyle w:val="FloatTok"/>
+        </w:rPr>
+        <w:t xml:space="preserve">0.1</w:t>
+      </w:r>
+      <w:r>
+        <w:rPr>
+          <w:rStyle w:val="NormalTok"/>
+        </w:rPr>
+        <w:t xml:space="preserve"> - </w:t>
+      </w:r>
+      <w:r>
+        <w:rPr>
+          <w:rStyle w:val="FloatTok"/>
+        </w:rPr>
+        <w:t xml:space="preserve">0.1</w:t>
+      </w:r>
+      <w:r>
+        <w:rPr>
+          <w:rStyle w:val="NormalTok"/>
+        </w:rPr>
+        <w:t xml:space="preserve">);       </w:t>
+      </w:r>
+      <w:r>
+        <w:rPr>
+          <w:rStyle w:val="CommentTok"/>
+        </w:rPr>
+        <w:t xml:space="preserve">// compile-time or run-time evaluation</w:t>
+      </w:r>
+      <w:r>
+        <w:br/>
+      </w:r>
+      <w:r>
+        <w:rPr>
+          <w:rStyle w:val="DataTypeTok"/>
+        </w:rPr>
+        <w:t xml:space="preserve">char</w:t>
+      </w:r>
+      <w:r>
+        <w:rPr>
+          <w:rStyle w:val="NormalTok"/>
+        </w:rPr>
+        <w:t xml:space="preserve"> f() { </w:t>
+      </w:r>
+      <w:r>
+        <w:rPr>
+          <w:rStyle w:val="ControlFlowTok"/>
+        </w:rPr>
+        <w:t xml:space="preserve">return</w:t>
+      </w:r>
+      <w:r>
+        <w:rPr>
+          <w:rStyle w:val="NormalTok"/>
+        </w:rPr>
+        <w:t xml:space="preserve"> data[size-</w:t>
+      </w:r>
+      <w:r>
+        <w:rPr>
+          <w:rStyle w:val="DecValTok"/>
+        </w:rPr>
+        <w:t xml:space="preserve">1</w:t>
+      </w:r>
+      <w:r>
+        <w:rPr>
+          <w:rStyle w:val="NormalTok"/>
+        </w:rPr>
+        <w:t xml:space="preserve">];} </w:t>
+      </w:r>
+      <w:r>
+        <w:rPr>
+          <w:rStyle w:val="CommentTok"/>
+        </w:rPr>
+        <w:t xml:space="preserve">// Possible buffer overflow</w:t>
       </w:r>
     </w:p>
     <w:bookmarkEnd w:id="203"/>
@@ -55500,7 +55704,7 @@
         </w:numPr>
       </w:pPr>
       <w:r>
-        <w:t xml:space="preserve">Follow the avoidance mechanisms of ISO/IEC 24772-1 clause 6.55.5.</w:t>
+        <w:t xml:space="preserve">Apply the avoidance mechanisms of ISO/IEC 24772-1 clause 6.55.5.</w:t>
       </w:r>
     </w:p>
     <w:p>
@@ -55511,13 +55715,7 @@
         </w:numPr>
       </w:pPr>
       <w:r>
-        <w:t xml:space="preserve">Use static analysis tools and multiple compilers/tools to help identify occurrences of</w:t>
-      </w:r>
-      <w:r>
-        <w:t xml:space="preserve"> </w:t>
-      </w:r>
-      <w:r>
-        <w:t xml:space="preserve">unspecified behaviour.</w:t>
+        <w:t xml:space="preserve">Use static analysis tools and multiple compilers/tools from different sources to help identify occurrences of unspecified behaviour.</w:t>
       </w:r>
     </w:p>
     <w:bookmarkEnd w:id="204"/>

--- a/all.docx
+++ b/all.docx
@@ -9815,7 +9815,7 @@
       </w:r>
     </w:p>
     <w:bookmarkEnd w:id="32"/>
-    <w:bookmarkStart w:id="231" w:name="specific-guidance-for-c-vulnerabilities"/>
+    <w:bookmarkStart w:id="232" w:name="specific-guidance-for-c-vulnerabilities"/>
     <w:p>
       <w:pPr>
         <w:pStyle w:val="Heading1"/>
@@ -55049,7 +55049,7 @@
     </w:p>
     <w:bookmarkEnd w:id="193"/>
     <w:bookmarkEnd w:id="194"/>
-    <w:bookmarkStart w:id="196" w:name="Xe4ed1f6d7e7049a22cf11fb58e9b78561722b0b"/>
+    <w:bookmarkStart w:id="197" w:name="Xe4ed1f6d7e7049a22cf11fb58e9b78561722b0b"/>
     <w:p>
       <w:pPr>
         <w:pStyle w:val="Heading2"/>
@@ -55112,26 +55112,51 @@
         <w:pStyle w:val="BodyText"/>
       </w:pPr>
       <w:r>
-        <w:t xml:space="preserve">The use of library and compiler-provided checks which will almost always require the explicit enabling the checks.</w:t>
-      </w:r>
-      <w:r>
-        <w:t xml:space="preserve"> </w:t>
-      </w:r>
-      <w:r>
-        <w:t xml:space="preserve">### 6.51.2 Avoidance mechanisms for language users</w:t>
-      </w:r>
-    </w:p>
-    <w:p>
-      <w:pPr>
-        <w:pStyle w:val="BodyText"/>
+        <w:t xml:space="preserve">A standard library implementation as well as a compiler can provide additional run-time checks, e.g., with a hardened standard library or in the form of</w:t>
+      </w:r>
+      <w:r>
+        <w:t xml:space="preserve"> </w:t>
+      </w:r>
+      <w:r>
+        <w:t xml:space="preserve">“</w:t>
+      </w:r>
+      <w:r>
+        <w:t xml:space="preserve">code sanitizers</w:t>
+      </w:r>
+      <w:r>
+        <w:t xml:space="preserve">”</w:t>
+      </w:r>
+      <w:r>
+        <w:t xml:space="preserve">.</w:t>
+      </w:r>
+      <w:r>
+        <w:t xml:space="preserve"> </w:t>
+      </w:r>
+      <w:r>
+        <w:t xml:space="preserve">Having such checks in production code requires handling potential failures discovered.</w:t>
+      </w:r>
+    </w:p>
+    <w:bookmarkEnd w:id="195"/>
+    <w:bookmarkStart w:id="196" w:name="avoidance-mechanisms-for-language-users"/>
+    <w:p>
+      <w:pPr>
+        <w:pStyle w:val="Heading3"/>
+      </w:pPr>
+      <w:r>
+        <w:t xml:space="preserve">6.51.2 Avoidance mechanisms for language users</w:t>
+      </w:r>
+    </w:p>
+    <w:p>
+      <w:pPr>
+        <w:pStyle w:val="FirstParagraph"/>
       </w:pPr>
       <w:r>
         <w:t xml:space="preserve">To avoid the vulnerability or mitigate its ill effects, C++ software developers can apply the avoidance mechanisms of ISO/IEC 24772-1 clause 6.52.5.</w:t>
       </w:r>
     </w:p>
-    <w:bookmarkEnd w:id="195"/>
     <w:bookmarkEnd w:id="196"/>
-    <w:bookmarkStart w:id="199" w:name="X2e6df9becdc68c65fdb33865090fafdb8a33550"/>
+    <w:bookmarkEnd w:id="197"/>
+    <w:bookmarkStart w:id="200" w:name="X2e6df9becdc68c65fdb33865090fafdb8a33550"/>
     <w:p>
       <w:pPr>
         <w:pStyle w:val="Heading2"/>
@@ -55140,7 +55165,7 @@
         <w:t xml:space="preserve">6.53 Provision of Inherently Unsafe Operations [SKL]</w:t>
       </w:r>
     </w:p>
-    <w:bookmarkStart w:id="197" w:name="applicability-to-language"/>
+    <w:bookmarkStart w:id="198" w:name="applicability-to-language"/>
     <w:p>
       <w:pPr>
         <w:pStyle w:val="Heading3"/>
@@ -55192,8 +55217,8 @@
         <w:t xml:space="preserve">is unsafe and should be avoided.</w:t>
       </w:r>
     </w:p>
-    <w:bookmarkEnd w:id="197"/>
-    <w:bookmarkStart w:id="198" w:name="avoidance-mechanisms-for-language-users"/>
+    <w:bookmarkEnd w:id="198"/>
+    <w:bookmarkStart w:id="199" w:name="avoidance-mechanisms-for-language-users"/>
     <w:p>
       <w:pPr>
         <w:pStyle w:val="Heading3"/>
@@ -55243,9 +55268,9 @@
         <w:t xml:space="preserve">Apply static analysis tools to detect unsafe constructs.</w:t>
       </w:r>
     </w:p>
-    <w:bookmarkEnd w:id="198"/>
     <w:bookmarkEnd w:id="199"/>
-    <w:bookmarkStart w:id="202" w:name="BRS"/>
+    <w:bookmarkEnd w:id="200"/>
+    <w:bookmarkStart w:id="203" w:name="BRS"/>
     <w:p>
       <w:pPr>
         <w:pStyle w:val="Heading2"/>
@@ -55254,7 +55279,7 @@
         <w:t xml:space="preserve">6.54 Obscure Language Features [BRS]</w:t>
       </w:r>
     </w:p>
-    <w:bookmarkStart w:id="200" w:name="applicability-of-language"/>
+    <w:bookmarkStart w:id="201" w:name="applicability-of-language"/>
     <w:p>
       <w:pPr>
         <w:pStyle w:val="Heading3"/>
@@ -55303,8 +55328,8 @@
         <w:t xml:space="preserve">Therefore, code can look obscure because it either uses obsolete or very modern language idioms.</w:t>
       </w:r>
     </w:p>
-    <w:bookmarkEnd w:id="200"/>
-    <w:bookmarkStart w:id="201" w:name="avoidance-mechanisms-for-language-users"/>
+    <w:bookmarkEnd w:id="201"/>
+    <w:bookmarkStart w:id="202" w:name="avoidance-mechanisms-for-language-users"/>
     <w:p>
       <w:pPr>
         <w:pStyle w:val="Heading3"/>
@@ -55343,9 +55368,9 @@
         <w:t xml:space="preserve">Use static analysis tools, including multiple compilers from different sources to help identify occurrences of obscure language features.</w:t>
       </w:r>
     </w:p>
-    <w:bookmarkEnd w:id="201"/>
     <w:bookmarkEnd w:id="202"/>
-    <w:bookmarkStart w:id="205" w:name="unspecified-behaviour-bqf"/>
+    <w:bookmarkEnd w:id="203"/>
+    <w:bookmarkStart w:id="206" w:name="unspecified-behaviour-bqf"/>
     <w:p>
       <w:pPr>
         <w:pStyle w:val="Heading2"/>
@@ -55354,7 +55379,7 @@
         <w:t xml:space="preserve">6.55 Unspecified Behaviour [BQF]</w:t>
       </w:r>
     </w:p>
-    <w:bookmarkStart w:id="203" w:name="applicability-of-language"/>
+    <w:bookmarkStart w:id="204" w:name="applicability-of-language"/>
     <w:p>
       <w:pPr>
         <w:pStyle w:val="Heading3"/>
@@ -55678,8 +55703,8 @@
         <w:t xml:space="preserve">// Possible buffer overflow</w:t>
       </w:r>
     </w:p>
-    <w:bookmarkEnd w:id="203"/>
-    <w:bookmarkStart w:id="204" w:name="avoidance-mechanisms-for-language-users"/>
+    <w:bookmarkEnd w:id="204"/>
+    <w:bookmarkStart w:id="205" w:name="avoidance-mechanisms-for-language-users"/>
     <w:p>
       <w:pPr>
         <w:pStyle w:val="Heading3"/>
@@ -55718,9 +55743,9 @@
         <w:t xml:space="preserve">Use static analysis tools and multiple compilers/tools from different sources to help identify occurrences of unspecified behaviour.</w:t>
       </w:r>
     </w:p>
-    <w:bookmarkEnd w:id="204"/>
     <w:bookmarkEnd w:id="205"/>
-    <w:bookmarkStart w:id="208" w:name="EWF"/>
+    <w:bookmarkEnd w:id="206"/>
+    <w:bookmarkStart w:id="209" w:name="EWF"/>
     <w:p>
       <w:pPr>
         <w:pStyle w:val="Heading2"/>
@@ -55729,7 +55754,7 @@
         <w:t xml:space="preserve">6.56 Undefined Behaviour [EWF]</w:t>
       </w:r>
     </w:p>
-    <w:bookmarkStart w:id="206" w:name="applicability-to-language"/>
+    <w:bookmarkStart w:id="207" w:name="applicability-to-language"/>
     <w:p>
       <w:pPr>
         <w:pStyle w:val="Heading3"/>
@@ -55979,8 +56004,8 @@
         <w:t xml:space="preserve">Modern compilers can eliminate such tests when they know that the check will succeed.</w:t>
       </w:r>
     </w:p>
-    <w:bookmarkEnd w:id="206"/>
-    <w:bookmarkStart w:id="207" w:name="avoidance-mechanisms-for-language-users"/>
+    <w:bookmarkEnd w:id="207"/>
+    <w:bookmarkStart w:id="208" w:name="avoidance-mechanisms-for-language-users"/>
     <w:p>
       <w:pPr>
         <w:pStyle w:val="Heading3"/>
@@ -56098,9 +56123,9 @@
         <w:t xml:space="preserve">Explicitly test or use assertions for situations that can cause undefined behaviour.</w:t>
       </w:r>
     </w:p>
-    <w:bookmarkEnd w:id="207"/>
     <w:bookmarkEnd w:id="208"/>
-    <w:bookmarkStart w:id="211" w:name="implementation-defined-behaviour-fab"/>
+    <w:bookmarkEnd w:id="209"/>
+    <w:bookmarkStart w:id="212" w:name="implementation-defined-behaviour-fab"/>
     <w:p>
       <w:pPr>
         <w:pStyle w:val="Heading2"/>
@@ -56109,7 +56134,7 @@
         <w:t xml:space="preserve">6.57 Implementation-defined Behaviour [FAB]</w:t>
       </w:r>
     </w:p>
-    <w:bookmarkStart w:id="209" w:name="applicability-to-language"/>
+    <w:bookmarkStart w:id="210" w:name="applicability-to-language"/>
     <w:p>
       <w:pPr>
         <w:pStyle w:val="Heading3"/>
@@ -56215,8 +56240,8 @@
         <w:t xml:space="preserve">In either situation, the implementation-defined behaviour will become problematic.</w:t>
       </w:r>
     </w:p>
-    <w:bookmarkEnd w:id="209"/>
-    <w:bookmarkStart w:id="210" w:name="avoidance-mechanisms-for-language-users"/>
+    <w:bookmarkEnd w:id="210"/>
+    <w:bookmarkStart w:id="211" w:name="avoidance-mechanisms-for-language-users"/>
     <w:p>
       <w:pPr>
         <w:pStyle w:val="Heading3"/>
@@ -56331,9 +56356,9 @@
         <w:t xml:space="preserve">behaviours.</w:t>
       </w:r>
     </w:p>
-    <w:bookmarkEnd w:id="210"/>
     <w:bookmarkEnd w:id="211"/>
-    <w:bookmarkStart w:id="214" w:name="deprecated-language-features-mem"/>
+    <w:bookmarkEnd w:id="212"/>
+    <w:bookmarkStart w:id="215" w:name="deprecated-language-features-mem"/>
     <w:p>
       <w:pPr>
         <w:pStyle w:val="Heading2"/>
@@ -56342,7 +56367,7 @@
         <w:t xml:space="preserve">6.58 Deprecated Language Features [MEM]</w:t>
       </w:r>
     </w:p>
-    <w:bookmarkStart w:id="212" w:name="applicability-to-language"/>
+    <w:bookmarkStart w:id="213" w:name="applicability-to-language"/>
     <w:p>
       <w:pPr>
         <w:pStyle w:val="Heading3"/>
@@ -56442,8 +56467,8 @@
         <w:t xml:space="preserve">standard is a better option.</w:t>
       </w:r>
     </w:p>
-    <w:bookmarkEnd w:id="212"/>
-    <w:bookmarkStart w:id="213" w:name="avoidance-mechanisms-for-language-users"/>
+    <w:bookmarkEnd w:id="213"/>
+    <w:bookmarkStart w:id="214" w:name="avoidance-mechanisms-for-language-users"/>
     <w:p>
       <w:pPr>
         <w:pStyle w:val="Heading3"/>
@@ -56544,9 +56569,9 @@
         <w:t xml:space="preserve">declarations that exist only for backward compatibility.</w:t>
       </w:r>
     </w:p>
-    <w:bookmarkEnd w:id="213"/>
     <w:bookmarkEnd w:id="214"/>
-    <w:bookmarkStart w:id="217" w:name="CGA"/>
+    <w:bookmarkEnd w:id="215"/>
+    <w:bookmarkStart w:id="218" w:name="CGA"/>
     <w:p>
       <w:pPr>
         <w:pStyle w:val="Heading2"/>
@@ -56555,7 +56580,7 @@
         <w:t xml:space="preserve">6.59 Concurrency – Activation [CGA]</w:t>
       </w:r>
     </w:p>
-    <w:bookmarkStart w:id="215" w:name="applicability-to-language"/>
+    <w:bookmarkStart w:id="216" w:name="applicability-to-language"/>
     <w:p>
       <w:pPr>
         <w:pStyle w:val="Heading3"/>
@@ -57471,8 +57496,8 @@
         <w:t xml:space="preserve">.</w:t>
       </w:r>
     </w:p>
-    <w:bookmarkEnd w:id="215"/>
-    <w:bookmarkStart w:id="216" w:name="avoidance-mechanisms-for-language-users"/>
+    <w:bookmarkEnd w:id="216"/>
+    <w:bookmarkStart w:id="217" w:name="avoidance-mechanisms-for-language-users"/>
     <w:p>
       <w:pPr>
         <w:pStyle w:val="Heading3"/>
@@ -57708,9 +57733,9 @@
         <w:t xml:space="preserve">, especially for detached threads.</w:t>
       </w:r>
     </w:p>
-    <w:bookmarkEnd w:id="216"/>
     <w:bookmarkEnd w:id="217"/>
-    <w:bookmarkStart w:id="219" w:name="concurrency-directed-termination-cgt"/>
+    <w:bookmarkEnd w:id="218"/>
+    <w:bookmarkStart w:id="220" w:name="concurrency-directed-termination-cgt"/>
     <w:p>
       <w:pPr>
         <w:pStyle w:val="Heading2"/>
@@ -57719,7 +57744,7 @@
         <w:t xml:space="preserve">6.60 Concurrency – Directed termination [CGT]</w:t>
       </w:r>
     </w:p>
-    <w:bookmarkStart w:id="218" w:name="applicability-to-language"/>
+    <w:bookmarkStart w:id="219" w:name="applicability-to-language"/>
     <w:p>
       <w:pPr>
         <w:pStyle w:val="Heading3"/>
@@ -59181,9 +59206,9 @@
         <w:t xml:space="preserve">Discussion: Do we need to discuss termination of tasks?</w:t>
       </w:r>
     </w:p>
-    <w:bookmarkEnd w:id="218"/>
     <w:bookmarkEnd w:id="219"/>
-    <w:bookmarkStart w:id="220" w:name="avoidance-mechanisms-for-language-users"/>
+    <w:bookmarkEnd w:id="220"/>
+    <w:bookmarkStart w:id="221" w:name="avoidance-mechanisms-for-language-users"/>
     <w:p>
       <w:pPr>
         <w:pStyle w:val="Heading2"/>
@@ -59233,8 +59258,8 @@
         <w:t xml:space="preserve">Use code reviews and static analysis tools if available, to ensure that threads correctly terminate.</w:t>
       </w:r>
     </w:p>
-    <w:bookmarkEnd w:id="220"/>
-    <w:bookmarkStart w:id="223" w:name="CGX"/>
+    <w:bookmarkEnd w:id="221"/>
+    <w:bookmarkStart w:id="224" w:name="CGX"/>
     <w:p>
       <w:pPr>
         <w:pStyle w:val="Heading2"/>
@@ -59243,7 +59268,7 @@
         <w:t xml:space="preserve">6.61 Concurrent Data Access [CGX]</w:t>
       </w:r>
     </w:p>
-    <w:bookmarkStart w:id="221" w:name="applicability-to-language"/>
+    <w:bookmarkStart w:id="222" w:name="applicability-to-language"/>
     <w:p>
       <w:pPr>
         <w:pStyle w:val="Heading3"/>
@@ -59507,8 +59532,8 @@
         <w:t xml:space="preserve">Discuss sharing of memory between tasks!! i.e. Don’t do it!?</w:t>
       </w:r>
     </w:p>
-    <w:bookmarkEnd w:id="221"/>
-    <w:bookmarkStart w:id="222" w:name="avoidance-mechanisms-for-language-users"/>
+    <w:bookmarkEnd w:id="222"/>
+    <w:bookmarkStart w:id="223" w:name="avoidance-mechanisms-for-language-users"/>
     <w:p>
       <w:pPr>
         <w:pStyle w:val="Heading3"/>
@@ -59650,9 +59675,9 @@
         <w:t xml:space="preserve">Pass all thread function arguments by non-pointer-like values.</w:t>
       </w:r>
     </w:p>
-    <w:bookmarkEnd w:id="222"/>
     <w:bookmarkEnd w:id="223"/>
-    <w:bookmarkStart w:id="227" w:name="concurrency-premature-termination-cgs"/>
+    <w:bookmarkEnd w:id="224"/>
+    <w:bookmarkStart w:id="228" w:name="concurrency-premature-termination-cgs"/>
     <w:p>
       <w:pPr>
         <w:pStyle w:val="Heading2"/>
@@ -59661,7 +59686,7 @@
         <w:t xml:space="preserve">6.62 Concurrency – Premature Termination [CGS]</w:t>
       </w:r>
     </w:p>
-    <w:bookmarkStart w:id="224" w:name="applicability-to-language"/>
+    <w:bookmarkStart w:id="225" w:name="applicability-to-language"/>
     <w:p>
       <w:pPr>
         <w:pStyle w:val="Heading3"/>
@@ -59670,8 +59695,8 @@
         <w:t xml:space="preserve">6.62.1 Applicability to language</w:t>
       </w:r>
     </w:p>
-    <w:bookmarkEnd w:id="224"/>
-    <w:bookmarkStart w:id="225" w:name="section"/>
+    <w:bookmarkEnd w:id="225"/>
+    <w:bookmarkStart w:id="226" w:name="section"/>
     <w:p>
       <w:pPr>
         <w:pStyle w:val="Heading3"/>
@@ -59926,8 +59951,8 @@
         <w:t xml:space="preserve">but these affect the whole program containing the thread. Therefore, the only way for a task to terminate is to receive a terminate request and transfer to the end of its code where the parent that initiated it will be waiting at the future.</w:t>
       </w:r>
     </w:p>
-    <w:bookmarkEnd w:id="225"/>
-    <w:bookmarkStart w:id="226" w:name="avoidance-mechanisms-for-language-users"/>
+    <w:bookmarkEnd w:id="226"/>
+    <w:bookmarkStart w:id="227" w:name="avoidance-mechanisms-for-language-users"/>
     <w:p>
       <w:pPr>
         <w:pStyle w:val="Heading3"/>
@@ -60037,9 +60062,9 @@
         <w:t xml:space="preserve">normally, such as by using the std::jthread type.</w:t>
       </w:r>
     </w:p>
-    <w:bookmarkEnd w:id="226"/>
     <w:bookmarkEnd w:id="227"/>
-    <w:bookmarkStart w:id="230" w:name="uncontrolled-format-string-shl"/>
+    <w:bookmarkEnd w:id="228"/>
+    <w:bookmarkStart w:id="231" w:name="uncontrolled-format-string-shl"/>
     <w:p>
       <w:pPr>
         <w:pStyle w:val="Heading2"/>
@@ -60048,7 +60073,7 @@
         <w:t xml:space="preserve">6.64 Uncontrolled Format String [SHL]</w:t>
       </w:r>
     </w:p>
-    <w:bookmarkStart w:id="228" w:name="applicability-to-language"/>
+    <w:bookmarkStart w:id="229" w:name="applicability-to-language"/>
     <w:p>
       <w:pPr>
         <w:pStyle w:val="Heading3"/>
@@ -60481,8 +60506,8 @@
         <w:t xml:space="preserve">formatting abilities to user-defined types.</w:t>
       </w:r>
     </w:p>
-    <w:bookmarkEnd w:id="228"/>
-    <w:bookmarkStart w:id="229" w:name="avoidance-mechanisms-for-language-users"/>
+    <w:bookmarkEnd w:id="229"/>
+    <w:bookmarkStart w:id="230" w:name="avoidance-mechanisms-for-language-users"/>
     <w:p>
       <w:pPr>
         <w:pStyle w:val="Heading3"/>
@@ -60575,10 +60600,10 @@
         <w:t xml:space="preserve">Read untrusted input as plain characters and then check for validity, before any conversion to numbers or program entities occurs, using facilities that do not require format strings and that check and report error conditions.</w:t>
       </w:r>
     </w:p>
-    <w:bookmarkEnd w:id="229"/>
     <w:bookmarkEnd w:id="230"/>
     <w:bookmarkEnd w:id="231"/>
-    <w:bookmarkStart w:id="236" w:name="UJO"/>
+    <w:bookmarkEnd w:id="232"/>
+    <w:bookmarkStart w:id="237" w:name="UJO"/>
     <w:p>
       <w:pPr>
         <w:pStyle w:val="Heading1"/>
@@ -60587,7 +60612,7 @@
         <w:t xml:space="preserve">6.65 Modifying constants [UJO]</w:t>
       </w:r>
     </w:p>
-    <w:bookmarkStart w:id="234" w:name="applicability-to-language"/>
+    <w:bookmarkStart w:id="235" w:name="applicability-to-language"/>
     <w:p>
       <w:pPr>
         <w:pStyle w:val="Heading3"/>
@@ -60960,11 +60985,11 @@
       <w:r>
         <w:t xml:space="preserve"> </w:t>
       </w:r>
-      <w:bookmarkStart w:id="232" w:name="EWF"/>
+      <w:bookmarkStart w:id="233" w:name="EWF"/>
       <w:r>
         <w:t xml:space="preserve">Undefined Behavior [EWF]</w:t>
       </w:r>
-      <w:bookmarkEnd w:id="232"/>
+      <w:bookmarkEnd w:id="233"/>
       <w:r>
         <w:t xml:space="preserve">) :</w:t>
       </w:r>
@@ -61804,11 +61829,11 @@
       <w:r>
         <w:t xml:space="preserve"> </w:t>
       </w:r>
-      <w:bookmarkStart w:id="233" w:name="FLC"/>
+      <w:bookmarkStart w:id="234" w:name="FLC"/>
       <w:r>
         <w:t xml:space="preserve">Conversion Errors [FLC]</w:t>
       </w:r>
-      <w:bookmarkEnd w:id="233"/>
+      <w:bookmarkEnd w:id="234"/>
       <w:r>
         <w:t xml:space="preserve">).</w:t>
       </w:r>
@@ -62203,8 +62228,8 @@
         <w:t xml:space="preserve">};</w:t>
       </w:r>
     </w:p>
-    <w:bookmarkEnd w:id="234"/>
-    <w:bookmarkStart w:id="235" w:name="avoidance-mechanisms-for-language-users"/>
+    <w:bookmarkEnd w:id="235"/>
+    <w:bookmarkStart w:id="236" w:name="avoidance-mechanisms-for-language-users"/>
     <w:p>
       <w:pPr>
         <w:pStyle w:val="Heading3"/>
@@ -62500,9 +62525,9 @@
         <w:t xml:space="preserve">member functions.</w:t>
       </w:r>
     </w:p>
-    <w:bookmarkEnd w:id="235"/>
     <w:bookmarkEnd w:id="236"/>
-    <w:bookmarkStart w:id="237" w:name="language-specific-vulnerabilities-for-c"/>
+    <w:bookmarkEnd w:id="237"/>
+    <w:bookmarkStart w:id="238" w:name="language-specific-vulnerabilities-for-c"/>
     <w:p>
       <w:pPr>
         <w:pStyle w:val="Heading1"/>
@@ -62519,8 +62544,8 @@
         <w:t xml:space="preserve">TBD</w:t>
       </w:r>
     </w:p>
-    <w:bookmarkEnd w:id="237"/>
-    <w:bookmarkStart w:id="239" w:name="implications-for-standardization"/>
+    <w:bookmarkEnd w:id="238"/>
+    <w:bookmarkStart w:id="240" w:name="implications-for-standardization"/>
     <w:p>
       <w:pPr>
         <w:pStyle w:val="Heading1"/>
@@ -63022,7 +63047,7 @@
         <w:rPr>
           <w:rStyle w:val="FootnoteReference"/>
         </w:rPr>
-        <w:footnoteReference w:id="238"/>
+        <w:footnoteReference w:id="239"/>
       </w:r>
       <w:r>
         <w:t xml:space="preserve">.</w:t>
@@ -63688,8 +63713,8 @@
         <w:t xml:space="preserve">Creating an Annex that lists deprecated features.</w:t>
       </w:r>
     </w:p>
-    <w:bookmarkEnd w:id="239"/>
-    <w:bookmarkStart w:id="253" w:name="bibliography"/>
+    <w:bookmarkEnd w:id="240"/>
+    <w:bookmarkStart w:id="254" w:name="bibliography"/>
     <w:p>
       <w:pPr>
         <w:pStyle w:val="Heading1"/>
@@ -64121,7 +64146,7 @@
         <w:rPr>
           <w:rStyle w:val="FootnoteReference"/>
         </w:rPr>
-        <w:footnoteReference w:id="240"/>
+        <w:footnoteReference w:id="241"/>
       </w:r>
       <w:r>
         <w:t xml:space="preserve">.</w:t>
@@ -64473,7 +64498,7 @@
       <w:r>
         <w:t xml:space="preserve"> </w:t>
       </w:r>
-      <w:hyperlink r:id="rId241">
+      <w:hyperlink r:id="rId242">
         <w:r>
           <w:rPr>
             <w:rStyle w:val="Hyperlink"/>
@@ -64510,7 +64535,7 @@
       <w:r>
         <w:t xml:space="preserve"> </w:t>
       </w:r>
-      <w:hyperlink r:id="rId242">
+      <w:hyperlink r:id="rId243">
         <w:r>
           <w:rPr>
             <w:rStyle w:val="Hyperlink"/>
@@ -64555,7 +64580,7 @@
       <w:r>
         <w:t xml:space="preserve"> </w:t>
       </w:r>
-      <w:hyperlink r:id="rId243">
+      <w:hyperlink r:id="rId244">
         <w:r>
           <w:rPr>
             <w:rStyle w:val="Hyperlink"/>
@@ -64619,7 +64644,7 @@
       <w:r>
         <w:t xml:space="preserve"> </w:t>
       </w:r>
-      <w:hyperlink r:id="rId244">
+      <w:hyperlink r:id="rId245">
         <w:r>
           <w:rPr>
             <w:rStyle w:val="Hyperlink"/>
@@ -64644,7 +64669,7 @@
       <w:r>
         <w:t xml:space="preserve"> </w:t>
       </w:r>
-      <w:hyperlink r:id="rId245">
+      <w:hyperlink r:id="rId246">
         <w:r>
           <w:rPr>
             <w:rStyle w:val="Hyperlink"/>
@@ -64660,7 +64685,7 @@
       <w:r>
         <w:t xml:space="preserve">[32] MISRA Limited. "</w:t>
       </w:r>
-      <w:hyperlink r:id="rId246">
+      <w:hyperlink r:id="rId247">
         <w:r>
           <w:rPr>
             <w:rStyle w:val="Hyperlink"/>
@@ -64715,7 +64740,7 @@
       <w:r>
         <w:t xml:space="preserve">(</w:t>
       </w:r>
-      <w:hyperlink r:id="rId247">
+      <w:hyperlink r:id="rId248">
         <w:r>
           <w:rPr>
             <w:rStyle w:val="Hyperlink"/>
@@ -64827,7 +64852,7 @@
       <w:r>
         <w:t xml:space="preserve"> </w:t>
       </w:r>
-      <w:hyperlink r:id="rId248">
+      <w:hyperlink r:id="rId249">
         <w:r>
           <w:rPr>
             <w:rStyle w:val="Hyperlink"/>
@@ -64870,7 +64895,7 @@
       <w:r>
         <w:t xml:space="preserve"> </w:t>
       </w:r>
-      <w:hyperlink r:id="rId249">
+      <w:hyperlink r:id="rId250">
         <w:r>
           <w:rPr>
             <w:rStyle w:val="Hyperlink"/>
@@ -64907,7 +64932,7 @@
       <w:r>
         <w:t xml:space="preserve"> </w:t>
       </w:r>
-      <w:hyperlink r:id="rId250">
+      <w:hyperlink r:id="rId251">
         <w:r>
           <w:rPr>
             <w:rStyle w:val="HTMLTypewriter"/>
@@ -64939,7 +64964,7 @@
       <w:r>
         <w:t xml:space="preserve"> </w:t>
       </w:r>
-      <w:hyperlink r:id="rId251">
+      <w:hyperlink r:id="rId252">
         <w:r>
           <w:rPr>
             <w:rStyle w:val="Hyperlink"/>
@@ -65019,7 +65044,7 @@
       <w:r>
         <w:t xml:space="preserve"> </w:t>
       </w:r>
-      <w:hyperlink r:id="rId252">
+      <w:hyperlink r:id="rId253">
         <w:r>
           <w:rPr>
             <w:rStyle w:val="Hyperlink"/>
@@ -65200,8 +65225,8 @@
         <w:t xml:space="preserve">http://gcc.gnu.org/bugs.html#nonbugs_c (2009).</w:t>
       </w:r>
     </w:p>
-    <w:bookmarkEnd w:id="253"/>
-    <w:bookmarkStart w:id="254" w:name="index"/>
+    <w:bookmarkEnd w:id="254"/>
+    <w:bookmarkStart w:id="255" w:name="index"/>
     <w:p>
       <w:pPr>
         <w:pStyle w:val="Heading1"/>
@@ -65218,7 +65243,7 @@
         <w:t xml:space="preserve">LHS (left-hand side), 22</w:t>
       </w:r>
     </w:p>
-    <w:bookmarkEnd w:id="254"/>
+    <w:bookmarkEnd w:id="255"/>
     <w:sectPr/>
   </w:body>
 </w:document>
@@ -65244,7 +65269,7 @@
       </w:r>
     </w:p>
   </w:footnote>
-  <w:footnote w:id="238">
+  <w:footnote w:id="239">
     <w:p>
       <w:pPr>
         <w:pStyle w:val="FootnoteText"/>
@@ -65290,7 +65315,7 @@
       </w:r>
     </w:p>
   </w:footnote>
-  <w:footnote w:id="240">
+  <w:footnote w:id="241">
     <w:p>
       <w:pPr>
         <w:pStyle w:val="FootnoteText"/>

--- a/all.docx
+++ b/all.docx
@@ -55328,6 +55328,26 @@
         <w:t xml:space="preserve">Therefore, code can look obscure because it either uses obsolete or very modern language idioms.</w:t>
       </w:r>
     </w:p>
+    <w:p>
+      <w:pPr>
+        <w:pStyle w:val="BodyText"/>
+      </w:pPr>
+      <w:r>
+        <w:t xml:space="preserve">A compiler often provides checks for obscure language use and give corresponding diagnostics, when those checks are enabled.</w:t>
+      </w:r>
+      <w:r>
+        <w:t xml:space="preserve"> </w:t>
+      </w:r>
+      <w:r>
+        <w:t xml:space="preserve">Different compilers tend to have different sets of such checks.</w:t>
+      </w:r>
+      <w:r>
+        <w:t xml:space="preserve"> </w:t>
+      </w:r>
+      <w:r>
+        <w:t xml:space="preserve">The use of more than one compiler can also help enforce standard conformance.</w:t>
+      </w:r>
+    </w:p>
     <w:bookmarkEnd w:id="201"/>
     <w:bookmarkStart w:id="202" w:name="avoidance-mechanisms-for-language-users"/>
     <w:p>
@@ -55345,27 +55365,17 @@
       <w:r>
         <w:t xml:space="preserve">To avoid the vulnerability or mitigate its ill effects, C++ software developers can:</w:t>
       </w:r>
-    </w:p>
-    <w:p>
-      <w:pPr>
-        <w:numPr>
-          <w:ilvl w:val="0"/>
-          <w:numId w:val="1104"/>
-        </w:numPr>
-      </w:pPr>
-      <w:r>
-        <w:t xml:space="preserve">Apply the avoidance mechanisms of ISO/IEC 24772-1 clause 6.54.5.</w:t>
-      </w:r>
-    </w:p>
-    <w:p>
-      <w:pPr>
-        <w:numPr>
-          <w:ilvl w:val="0"/>
-          <w:numId w:val="1104"/>
-        </w:numPr>
-      </w:pPr>
-      <w:r>
-        <w:t xml:space="preserve">Use static analysis tools, including multiple compilers from different sources to help identify occurrences of obscure language features.</w:t>
+      <w:r>
+        <w:t xml:space="preserve"> </w:t>
+      </w:r>
+      <w:r>
+        <w:t xml:space="preserve">- Apply the avoidance mechanisms of ISO/IEC 24772-1 clause 6.54.5.</w:t>
+      </w:r>
+      <w:r>
+        <w:t xml:space="preserve"> </w:t>
+      </w:r>
+      <w:r>
+        <w:t xml:space="preserve">- Use static analysis tools, including multiple compilers from different sources and with appropriate levels of checking to help identify occurrences of obscure language features.</w:t>
       </w:r>
     </w:p>
     <w:bookmarkEnd w:id="202"/>
@@ -55725,7 +55735,7 @@
       <w:pPr>
         <w:numPr>
           <w:ilvl w:val="0"/>
-          <w:numId w:val="1105"/>
+          <w:numId w:val="1104"/>
         </w:numPr>
       </w:pPr>
       <w:r>
@@ -55736,7 +55746,7 @@
       <w:pPr>
         <w:numPr>
           <w:ilvl w:val="0"/>
-          <w:numId w:val="1105"/>
+          <w:numId w:val="1104"/>
         </w:numPr>
       </w:pPr>
       <w:r>
@@ -55934,12 +55944,92 @@
       <w:pPr>
         <w:numPr>
           <w:ilvl w:val="0"/>
-          <w:numId w:val="1106"/>
+          <w:numId w:val="1105"/>
         </w:numPr>
         <w:pStyle w:val="Compact"/>
       </w:pPr>
       <w:r>
         <w:t xml:space="preserve">Compilers optimize based on the assemed lack of UB, that can result in the incorrect pruning of code paths</w:t>
+      </w:r>
+    </w:p>
+    <w:p>
+      <w:pPr>
+        <w:numPr>
+          <w:ilvl w:val="0"/>
+          <w:numId w:val="1105"/>
+        </w:numPr>
+        <w:pStyle w:val="Compact"/>
+      </w:pPr>
+      <w:r>
+        <w:t xml:space="preserve">Compiler (or tool chain) changes or updates can result in previously undetected UB’s being manifested with serious consequences.</w:t>
+      </w:r>
+    </w:p>
+    <w:p>
+      <w:pPr>
+        <w:numPr>
+          <w:ilvl w:val="0"/>
+          <w:numId w:val="1105"/>
+        </w:numPr>
+        <w:pStyle w:val="Compact"/>
+      </w:pPr>
+      <w:r>
+        <w:t xml:space="preserve">If the impact of a UB is the overwriting of some memory location, non-obvious changes to the source code can result in a previously benign action now having serious consequences.</w:t>
+      </w:r>
+    </w:p>
+    <w:p>
+      <w:pPr>
+        <w:numPr>
+          <w:ilvl w:val="0"/>
+          <w:numId w:val="1105"/>
+        </w:numPr>
+        <w:pStyle w:val="Compact"/>
+      </w:pPr>
+      <w:r>
+        <w:t xml:space="preserve">The impact of the UB often depends on additional factors, for example the available capacity of a container decides if memory needs to be reallocated.</w:t>
+      </w:r>
+    </w:p>
+    <w:p>
+      <w:pPr>
+        <w:pStyle w:val="FirstParagraph"/>
+      </w:pPr>
+      <w:r>
+        <w:t xml:space="preserve">Undefined behaviour often manifests in code distant from where the UB occured, resulting in extremely hard to find bug.</w:t>
+      </w:r>
+      <w:r>
+        <w:t xml:space="preserve"> </w:t>
+      </w:r>
+      <w:r>
+        <w:t xml:space="preserve">Therfore, retrospective detection of undefined behaviour is exceedingly difficult and resource intensive.</w:t>
+      </w:r>
+      <w:r>
+        <w:t xml:space="preserve"> </w:t>
+      </w:r>
+      <w:r>
+        <w:t xml:space="preserve">Many undefined behaviour situations can be avoided through the use of explicit tests or assertions for undefined behaviour situations, such as null-pointer tests before assessing via a pointer, array-bounds checks before access to array members, and floating-integeral conversions that cannot be represented in the target type.</w:t>
+      </w:r>
+      <w:r>
+        <w:t xml:space="preserve"> </w:t>
+      </w:r>
+      <w:r>
+        <w:t xml:space="preserve">Modern compilers can eliminate such tests when they know that the check will succeed.</w:t>
+      </w:r>
+    </w:p>
+    <w:bookmarkEnd w:id="207"/>
+    <w:bookmarkStart w:id="208" w:name="avoidance-mechanisms-for-language-users"/>
+    <w:p>
+      <w:pPr>
+        <w:pStyle w:val="Heading3"/>
+      </w:pPr>
+      <w:r>
+        <w:t xml:space="preserve">6.56.2 Avoidance mechanisms for language users</w:t>
+      </w:r>
+    </w:p>
+    <w:p>
+      <w:pPr>
+        <w:pStyle w:val="FirstParagraph"/>
+      </w:pPr>
+      <w:r>
+        <w:t xml:space="preserve">To avoid the vulnerability or mitigate its ill effects, C++ software developers can:</w:t>
       </w:r>
     </w:p>
     <w:p>
@@ -55948,10 +56038,9 @@
           <w:ilvl w:val="0"/>
           <w:numId w:val="1106"/>
         </w:numPr>
-        <w:pStyle w:val="Compact"/>
-      </w:pPr>
-      <w:r>
-        <w:t xml:space="preserve">Compiler (or tool chain) changes or updates can result in previously undetected UB’s being manifested with serious consequences.</w:t>
+      </w:pPr>
+      <w:r>
+        <w:t xml:space="preserve">Follow the avoidance mechanisms of ISO/IEC 24772-1 clause 6.56.5.</w:t>
       </w:r>
     </w:p>
     <w:p>
@@ -55960,10 +56049,9 @@
           <w:ilvl w:val="0"/>
           <w:numId w:val="1106"/>
         </w:numPr>
-        <w:pStyle w:val="Compact"/>
-      </w:pPr>
-      <w:r>
-        <w:t xml:space="preserve">If the impact of a UB is the overwriting of some memory location, non-obvious changes to the source code can result in a previously benign action now having serious consequences.</w:t>
+      </w:pPr>
+      <w:r>
+        <w:t xml:space="preserve">Exploit compile-time evaluation whenever possible to detect undefined behaviour.</w:t>
       </w:r>
     </w:p>
     <w:p>
@@ -55972,151 +56060,73 @@
           <w:ilvl w:val="0"/>
           <w:numId w:val="1106"/>
         </w:numPr>
-        <w:pStyle w:val="Compact"/>
-      </w:pPr>
-      <w:r>
-        <w:t xml:space="preserve">The impact of the UB often depends on additional factors, for example the available capacity of a container decides if memory needs to be reallocated.</w:t>
-      </w:r>
-    </w:p>
-    <w:p>
-      <w:pPr>
-        <w:pStyle w:val="FirstParagraph"/>
-      </w:pPr>
-      <w:r>
-        <w:t xml:space="preserve">Undefined behaviour often manifests in code distant from where the UB occured, resulting in extremely hard to find bug.</w:t>
-      </w:r>
-      <w:r>
-        <w:t xml:space="preserve"> </w:t>
-      </w:r>
-      <w:r>
-        <w:t xml:space="preserve">Therfore, retrospective detection of undefined behaviour is exceedingly difficult and resource intensive.</w:t>
-      </w:r>
-      <w:r>
-        <w:t xml:space="preserve"> </w:t>
-      </w:r>
-      <w:r>
-        <w:t xml:space="preserve">Many undefined behaviour situations can be avoided through the use of explicit tests or assertions for undefined behaviour situations, such as null-pointer tests before assessing via a pointer, array-bounds checks before access to array members, and floating-integeral conversions that cannot be represented in the target type.</w:t>
-      </w:r>
-      <w:r>
-        <w:t xml:space="preserve"> </w:t>
-      </w:r>
-      <w:r>
-        <w:t xml:space="preserve">Modern compilers can eliminate such tests when they know that the check will succeed.</w:t>
-      </w:r>
-    </w:p>
-    <w:bookmarkEnd w:id="207"/>
-    <w:bookmarkStart w:id="208" w:name="avoidance-mechanisms-for-language-users"/>
-    <w:p>
-      <w:pPr>
-        <w:pStyle w:val="Heading3"/>
-      </w:pPr>
-      <w:r>
-        <w:t xml:space="preserve">6.56.2 Avoidance mechanisms for language users</w:t>
-      </w:r>
-    </w:p>
-    <w:p>
-      <w:pPr>
-        <w:pStyle w:val="FirstParagraph"/>
-      </w:pPr>
-      <w:r>
-        <w:t xml:space="preserve">To avoid the vulnerability or mitigate its ill effects, C++ software developers can:</w:t>
+      </w:pPr>
+      <w:r>
+        <w:t xml:space="preserve">Use static analysis tools to help identify occurrences and consequences of undefined behaviour.</w:t>
       </w:r>
     </w:p>
     <w:p>
       <w:pPr>
         <w:numPr>
           <w:ilvl w:val="0"/>
-          <w:numId w:val="1107"/>
-        </w:numPr>
-      </w:pPr>
-      <w:r>
-        <w:t xml:space="preserve">Follow the avoidance mechanisms of ISO/IEC 24772-1 clause 6.56.5.</w:t>
+          <w:numId w:val="1106"/>
+        </w:numPr>
+      </w:pPr>
+      <w:r>
+        <w:t xml:space="preserve">Use runtime tools such as ASAN (address sanitizer) and related tools.</w:t>
       </w:r>
     </w:p>
     <w:p>
       <w:pPr>
         <w:numPr>
           <w:ilvl w:val="0"/>
-          <w:numId w:val="1107"/>
-        </w:numPr>
-      </w:pPr>
-      <w:r>
-        <w:t xml:space="preserve">Exploit compile-time evaluation whenever possible to detect undefined behaviour.</w:t>
+          <w:numId w:val="1106"/>
+        </w:numPr>
+      </w:pPr>
+      <w:r>
+        <w:t xml:space="preserve">Use multiple compilers/tools and different optimization levels to</w:t>
+      </w:r>
+      <w:r>
+        <w:t xml:space="preserve"> </w:t>
+      </w:r>
+      <w:r>
+        <w:t xml:space="preserve">increase the chance of identifying constructs that have undefined</w:t>
+      </w:r>
+      <w:r>
+        <w:t xml:space="preserve"> </w:t>
+      </w:r>
+      <w:r>
+        <w:t xml:space="preserve">behaviours.</w:t>
       </w:r>
     </w:p>
     <w:p>
       <w:pPr>
         <w:numPr>
           <w:ilvl w:val="0"/>
-          <w:numId w:val="1107"/>
-        </w:numPr>
-      </w:pPr>
-      <w:r>
-        <w:t xml:space="preserve">Use static analysis tools to help identify occurrences and consequences of undefined behaviour.</w:t>
+          <w:numId w:val="1106"/>
+        </w:numPr>
+      </w:pPr>
+      <w:r>
+        <w:t xml:space="preserve">Where the C++ language or library provide both defined behaviour mechanisms and</w:t>
+      </w:r>
+      <w:r>
+        <w:t xml:space="preserve"> </w:t>
+      </w:r>
+      <w:r>
+        <w:t xml:space="preserve">undefined behaviour mechanisms, mandate the use the mechanisms with</w:t>
+      </w:r>
+      <w:r>
+        <w:t xml:space="preserve"> </w:t>
+      </w:r>
+      <w:r>
+        <w:t xml:space="preserve">defined behaviours.</w:t>
       </w:r>
     </w:p>
     <w:p>
       <w:pPr>
         <w:numPr>
           <w:ilvl w:val="0"/>
-          <w:numId w:val="1107"/>
-        </w:numPr>
-      </w:pPr>
-      <w:r>
-        <w:t xml:space="preserve">Use runtime tools such as ASAN (address sanitizer) and related tools.</w:t>
-      </w:r>
-    </w:p>
-    <w:p>
-      <w:pPr>
-        <w:numPr>
-          <w:ilvl w:val="0"/>
-          <w:numId w:val="1107"/>
-        </w:numPr>
-      </w:pPr>
-      <w:r>
-        <w:t xml:space="preserve">Use multiple compilers/tools and different optimization levels to</w:t>
-      </w:r>
-      <w:r>
-        <w:t xml:space="preserve"> </w:t>
-      </w:r>
-      <w:r>
-        <w:t xml:space="preserve">increase the chance of identifying constructs that have undefined</w:t>
-      </w:r>
-      <w:r>
-        <w:t xml:space="preserve"> </w:t>
-      </w:r>
-      <w:r>
-        <w:t xml:space="preserve">behaviours.</w:t>
-      </w:r>
-    </w:p>
-    <w:p>
-      <w:pPr>
-        <w:numPr>
-          <w:ilvl w:val="0"/>
-          <w:numId w:val="1107"/>
-        </w:numPr>
-      </w:pPr>
-      <w:r>
-        <w:t xml:space="preserve">Where the C++ language or library provide both defined behaviour mechanisms and</w:t>
-      </w:r>
-      <w:r>
-        <w:t xml:space="preserve"> </w:t>
-      </w:r>
-      <w:r>
-        <w:t xml:space="preserve">undefined behaviour mechanisms, mandate the use the mechanisms with</w:t>
-      </w:r>
-      <w:r>
-        <w:t xml:space="preserve"> </w:t>
-      </w:r>
-      <w:r>
-        <w:t xml:space="preserve">defined behaviours.</w:t>
-      </w:r>
-    </w:p>
-    <w:p>
-      <w:pPr>
-        <w:numPr>
-          <w:ilvl w:val="0"/>
-          <w:numId w:val="1107"/>
+          <w:numId w:val="1106"/>
         </w:numPr>
       </w:pPr>
       <w:r>
@@ -56214,11 +56224,48 @@
       <w:pPr>
         <w:numPr>
           <w:ilvl w:val="0"/>
-          <w:numId w:val="1108"/>
+          <w:numId w:val="1107"/>
         </w:numPr>
       </w:pPr>
       <w:r>
         <w:t xml:space="preserve">A given implementation may change or remove an implementation-defined behaviour; and</w:t>
+      </w:r>
+    </w:p>
+    <w:p>
+      <w:pPr>
+        <w:numPr>
+          <w:ilvl w:val="0"/>
+          <w:numId w:val="1107"/>
+        </w:numPr>
+      </w:pPr>
+      <w:r>
+        <w:t xml:space="preserve">Programs that are specifically intended for a particular implementation may in the future be ported to another environment or sections reused for future implementations.</w:t>
+      </w:r>
+    </w:p>
+    <w:p>
+      <w:pPr>
+        <w:pStyle w:val="FirstParagraph"/>
+      </w:pPr>
+      <w:r>
+        <w:t xml:space="preserve">In either situation, the implementation-defined behaviour will become problematic.</w:t>
+      </w:r>
+    </w:p>
+    <w:bookmarkEnd w:id="210"/>
+    <w:bookmarkStart w:id="211" w:name="avoidance-mechanisms-for-language-users"/>
+    <w:p>
+      <w:pPr>
+        <w:pStyle w:val="Heading3"/>
+      </w:pPr>
+      <w:r>
+        <w:t xml:space="preserve">6.57.2 Avoidance mechanisms for language users</w:t>
+      </w:r>
+    </w:p>
+    <w:p>
+      <w:pPr>
+        <w:pStyle w:val="FirstParagraph"/>
+      </w:pPr>
+      <w:r>
+        <w:t xml:space="preserve">To avoid the vulnerability or mitigate its ill effects, C++ software developers can:</w:t>
       </w:r>
     </w:p>
     <w:p>
@@ -56229,91 +56276,54 @@
         </w:numPr>
       </w:pPr>
       <w:r>
-        <w:t xml:space="preserve">Programs that are specifically intended for a particular implementation may in the future be ported to another environment or sections reused for future implementations.</w:t>
-      </w:r>
-    </w:p>
-    <w:p>
-      <w:pPr>
-        <w:pStyle w:val="FirstParagraph"/>
-      </w:pPr>
-      <w:r>
-        <w:t xml:space="preserve">In either situation, the implementation-defined behaviour will become problematic.</w:t>
-      </w:r>
-    </w:p>
-    <w:bookmarkEnd w:id="210"/>
-    <w:bookmarkStart w:id="211" w:name="avoidance-mechanisms-for-language-users"/>
-    <w:p>
-      <w:pPr>
-        <w:pStyle w:val="Heading3"/>
-      </w:pPr>
-      <w:r>
-        <w:t xml:space="preserve">6.57.2 Avoidance mechanisms for language users</w:t>
-      </w:r>
-    </w:p>
-    <w:p>
-      <w:pPr>
-        <w:pStyle w:val="FirstParagraph"/>
-      </w:pPr>
-      <w:r>
-        <w:t xml:space="preserve">To avoid the vulnerability or mitigate its ill effects, C++ software developers can:</w:t>
+        <w:t xml:space="preserve">Apply the avoidance mechanisms of ISO/IEC 24772-1 clause 6.57.5.</w:t>
       </w:r>
     </w:p>
     <w:p>
       <w:pPr>
         <w:numPr>
           <w:ilvl w:val="0"/>
-          <w:numId w:val="1109"/>
-        </w:numPr>
-      </w:pPr>
-      <w:r>
-        <w:t xml:space="preserve">Apply the avoidance mechanisms of ISO/IEC 24772-1 clause 6.57.5.</w:t>
+          <w:numId w:val="1108"/>
+        </w:numPr>
+      </w:pPr>
+      <w:r>
+        <w:t xml:space="preserve">Eliminate to the extent possible any reliance on</w:t>
+      </w:r>
+      <w:r>
+        <w:t xml:space="preserve"> </w:t>
+      </w:r>
+      <w:r>
+        <w:t xml:space="preserve">implementation-defined behaviour from programs in order to increase</w:t>
+      </w:r>
+      <w:r>
+        <w:t xml:space="preserve"> </w:t>
+      </w:r>
+      <w:r>
+        <w:t xml:space="preserve">portability.</w:t>
       </w:r>
     </w:p>
     <w:p>
       <w:pPr>
         <w:numPr>
           <w:ilvl w:val="0"/>
-          <w:numId w:val="1109"/>
-        </w:numPr>
-      </w:pPr>
-      <w:r>
-        <w:t xml:space="preserve">Eliminate to the extent possible any reliance on</w:t>
-      </w:r>
-      <w:r>
-        <w:t xml:space="preserve"> </w:t>
-      </w:r>
-      <w:r>
-        <w:t xml:space="preserve">implementation-defined behaviour from programs in order to increase</w:t>
-      </w:r>
-      <w:r>
-        <w:t xml:space="preserve"> </w:t>
-      </w:r>
-      <w:r>
-        <w:t xml:space="preserve">portability.</w:t>
+          <w:numId w:val="1108"/>
+        </w:numPr>
+      </w:pPr>
+      <w:r>
+        <w:t xml:space="preserve">Use multiple compilers/tools to increase the likelyhood of identifying</w:t>
+      </w:r>
+      <w:r>
+        <w:t xml:space="preserve"> </w:t>
+      </w:r>
+      <w:r>
+        <w:t xml:space="preserve">constructs that have implementation-defined behaviours.</w:t>
       </w:r>
     </w:p>
     <w:p>
       <w:pPr>
         <w:numPr>
           <w:ilvl w:val="0"/>
-          <w:numId w:val="1109"/>
-        </w:numPr>
-      </w:pPr>
-      <w:r>
-        <w:t xml:space="preserve">Use multiple compilers/tools to increase the likelyhood of identifying</w:t>
-      </w:r>
-      <w:r>
-        <w:t xml:space="preserve"> </w:t>
-      </w:r>
-      <w:r>
-        <w:t xml:space="preserve">constructs that have implementation-defined behaviours.</w:t>
-      </w:r>
-    </w:p>
-    <w:p>
-      <w:pPr>
-        <w:numPr>
-          <w:ilvl w:val="0"/>
-          <w:numId w:val="1109"/>
+          <w:numId w:val="1108"/>
         </w:numPr>
       </w:pPr>
       <w:r>
@@ -56489,7 +56499,7 @@
       <w:pPr>
         <w:numPr>
           <w:ilvl w:val="0"/>
-          <w:numId w:val="1110"/>
+          <w:numId w:val="1109"/>
         </w:numPr>
       </w:pPr>
       <w:r>
@@ -56500,7 +56510,7 @@
       <w:pPr>
         <w:numPr>
           <w:ilvl w:val="0"/>
-          <w:numId w:val="1110"/>
+          <w:numId w:val="1109"/>
         </w:numPr>
       </w:pPr>
       <w:r>
@@ -56517,7 +56527,7 @@
       <w:pPr>
         <w:numPr>
           <w:ilvl w:val="0"/>
-          <w:numId w:val="1110"/>
+          <w:numId w:val="1109"/>
         </w:numPr>
       </w:pPr>
       <w:r>
@@ -57518,7 +57528,7 @@
       <w:pPr>
         <w:numPr>
           <w:ilvl w:val="0"/>
-          <w:numId w:val="1111"/>
+          <w:numId w:val="1110"/>
         </w:numPr>
         <w:pStyle w:val="Compact"/>
       </w:pPr>
@@ -57560,7 +57570,7 @@
       <w:pPr>
         <w:numPr>
           <w:ilvl w:val="0"/>
-          <w:numId w:val="1111"/>
+          <w:numId w:val="1110"/>
         </w:numPr>
         <w:pStyle w:val="Compact"/>
       </w:pPr>
@@ -57614,7 +57624,7 @@
       <w:pPr>
         <w:numPr>
           <w:ilvl w:val="0"/>
-          <w:numId w:val="1111"/>
+          <w:numId w:val="1110"/>
         </w:numPr>
         <w:pStyle w:val="Compact"/>
       </w:pPr>
@@ -57626,7 +57636,7 @@
       <w:pPr>
         <w:numPr>
           <w:ilvl w:val="0"/>
-          <w:numId w:val="1111"/>
+          <w:numId w:val="1110"/>
         </w:numPr>
         <w:pStyle w:val="Compact"/>
       </w:pPr>
@@ -57659,7 +57669,7 @@
       <w:pPr>
         <w:numPr>
           <w:ilvl w:val="0"/>
-          <w:numId w:val="1111"/>
+          <w:numId w:val="1110"/>
         </w:numPr>
         <w:pStyle w:val="Compact"/>
       </w:pPr>
@@ -57713,7 +57723,7 @@
       <w:pPr>
         <w:numPr>
           <w:ilvl w:val="0"/>
-          <w:numId w:val="1111"/>
+          <w:numId w:val="1110"/>
         </w:numPr>
         <w:pStyle w:val="Compact"/>
       </w:pPr>
@@ -59229,7 +59239,7 @@
       <w:pPr>
         <w:numPr>
           <w:ilvl w:val="0"/>
-          <w:numId w:val="1112"/>
+          <w:numId w:val="1111"/>
         </w:numPr>
       </w:pPr>
       <w:r>
@@ -59240,7 +59250,7 @@
       <w:pPr>
         <w:numPr>
           <w:ilvl w:val="0"/>
-          <w:numId w:val="1112"/>
+          <w:numId w:val="1111"/>
         </w:numPr>
       </w:pPr>
       <w:r>
@@ -59251,7 +59261,7 @@
       <w:pPr>
         <w:numPr>
           <w:ilvl w:val="0"/>
-          <w:numId w:val="1112"/>
+          <w:numId w:val="1111"/>
         </w:numPr>
       </w:pPr>
       <w:r>
@@ -59554,7 +59564,7 @@
       <w:pPr>
         <w:numPr>
           <w:ilvl w:val="0"/>
-          <w:numId w:val="1113"/>
+          <w:numId w:val="1112"/>
         </w:numPr>
       </w:pPr>
       <w:r>
@@ -59565,7 +59575,7 @@
       <w:pPr>
         <w:numPr>
           <w:ilvl w:val="0"/>
-          <w:numId w:val="1113"/>
+          <w:numId w:val="1112"/>
         </w:numPr>
       </w:pPr>
       <w:r>
@@ -59597,7 +59607,7 @@
       <w:pPr>
         <w:numPr>
           <w:ilvl w:val="0"/>
-          <w:numId w:val="1113"/>
+          <w:numId w:val="1112"/>
         </w:numPr>
       </w:pPr>
       <w:r>
@@ -59608,7 +59618,7 @@
       <w:pPr>
         <w:numPr>
           <w:ilvl w:val="0"/>
-          <w:numId w:val="1113"/>
+          <w:numId w:val="1112"/>
         </w:numPr>
       </w:pPr>
       <w:r>
@@ -59619,7 +59629,7 @@
       <w:pPr>
         <w:numPr>
           <w:ilvl w:val="0"/>
-          <w:numId w:val="1113"/>
+          <w:numId w:val="1112"/>
         </w:numPr>
       </w:pPr>
       <w:r>
@@ -59630,7 +59640,7 @@
       <w:pPr>
         <w:numPr>
           <w:ilvl w:val="0"/>
-          <w:numId w:val="1113"/>
+          <w:numId w:val="1112"/>
         </w:numPr>
       </w:pPr>
       <w:r>
@@ -59668,7 +59678,7 @@
       <w:pPr>
         <w:numPr>
           <w:ilvl w:val="0"/>
-          <w:numId w:val="1113"/>
+          <w:numId w:val="1112"/>
         </w:numPr>
       </w:pPr>
       <w:r>
@@ -59973,7 +59983,7 @@
       <w:pPr>
         <w:numPr>
           <w:ilvl w:val="0"/>
-          <w:numId w:val="1114"/>
+          <w:numId w:val="1113"/>
         </w:numPr>
       </w:pPr>
       <w:r>
@@ -59984,7 +59994,7 @@
       <w:pPr>
         <w:numPr>
           <w:ilvl w:val="0"/>
-          <w:numId w:val="1114"/>
+          <w:numId w:val="1113"/>
         </w:numPr>
       </w:pPr>
       <w:r>
@@ -60001,7 +60011,7 @@
       <w:pPr>
         <w:numPr>
           <w:ilvl w:val="0"/>
-          <w:numId w:val="1114"/>
+          <w:numId w:val="1113"/>
         </w:numPr>
       </w:pPr>
       <w:r>
@@ -60012,7 +60022,7 @@
       <w:pPr>
         <w:numPr>
           <w:ilvl w:val="0"/>
-          <w:numId w:val="1114"/>
+          <w:numId w:val="1113"/>
         </w:numPr>
       </w:pPr>
       <w:r>
@@ -60038,7 +60048,7 @@
       <w:pPr>
         <w:numPr>
           <w:ilvl w:val="0"/>
-          <w:numId w:val="1114"/>
+          <w:numId w:val="1113"/>
         </w:numPr>
       </w:pPr>
       <w:r>
@@ -60049,7 +60059,7 @@
       <w:pPr>
         <w:numPr>
           <w:ilvl w:val="0"/>
-          <w:numId w:val="1114"/>
+          <w:numId w:val="1113"/>
         </w:numPr>
       </w:pPr>
       <w:r>
@@ -60528,7 +60538,7 @@
       <w:pPr>
         <w:numPr>
           <w:ilvl w:val="0"/>
-          <w:numId w:val="1115"/>
+          <w:numId w:val="1114"/>
         </w:numPr>
       </w:pPr>
       <w:r>
@@ -60552,7 +60562,7 @@
       <w:pPr>
         <w:numPr>
           <w:ilvl w:val="0"/>
-          <w:numId w:val="1115"/>
+          <w:numId w:val="1114"/>
         </w:numPr>
       </w:pPr>
       <w:r>
@@ -60593,7 +60603,7 @@
       <w:pPr>
         <w:numPr>
           <w:ilvl w:val="0"/>
-          <w:numId w:val="1115"/>
+          <w:numId w:val="1114"/>
         </w:numPr>
       </w:pPr>
       <w:r>
@@ -62250,7 +62260,7 @@
       <w:pPr>
         <w:numPr>
           <w:ilvl w:val="0"/>
-          <w:numId w:val="1116"/>
+          <w:numId w:val="1115"/>
         </w:numPr>
       </w:pPr>
       <w:r>
@@ -62261,7 +62271,7 @@
       <w:pPr>
         <w:numPr>
           <w:ilvl w:val="0"/>
-          <w:numId w:val="1116"/>
+          <w:numId w:val="1115"/>
         </w:numPr>
       </w:pPr>
       <w:r>
@@ -62302,7 +62312,7 @@
       <w:pPr>
         <w:numPr>
           <w:ilvl w:val="0"/>
-          <w:numId w:val="1116"/>
+          <w:numId w:val="1115"/>
         </w:numPr>
       </w:pPr>
       <w:r>
@@ -62358,7 +62368,7 @@
       <w:pPr>
         <w:numPr>
           <w:ilvl w:val="0"/>
-          <w:numId w:val="1116"/>
+          <w:numId w:val="1115"/>
         </w:numPr>
       </w:pPr>
       <w:r>
@@ -62384,7 +62394,7 @@
       <w:pPr>
         <w:numPr>
           <w:ilvl w:val="0"/>
-          <w:numId w:val="1116"/>
+          <w:numId w:val="1115"/>
         </w:numPr>
       </w:pPr>
       <w:r>
@@ -62410,7 +62420,7 @@
       <w:pPr>
         <w:numPr>
           <w:ilvl w:val="0"/>
-          <w:numId w:val="1116"/>
+          <w:numId w:val="1115"/>
         </w:numPr>
       </w:pPr>
       <w:r>
@@ -62436,7 +62446,7 @@
       <w:pPr>
         <w:numPr>
           <w:ilvl w:val="0"/>
-          <w:numId w:val="1116"/>
+          <w:numId w:val="1115"/>
         </w:numPr>
       </w:pPr>
       <w:r>
@@ -62447,7 +62457,7 @@
       <w:pPr>
         <w:numPr>
           <w:ilvl w:val="0"/>
-          <w:numId w:val="1116"/>
+          <w:numId w:val="1115"/>
         </w:numPr>
       </w:pPr>
       <w:r>
@@ -62488,7 +62498,7 @@
       <w:pPr>
         <w:numPr>
           <w:ilvl w:val="0"/>
-          <w:numId w:val="1116"/>
+          <w:numId w:val="1115"/>
         </w:numPr>
       </w:pPr>
       <w:r>
@@ -62566,7 +62576,7 @@
       <w:pPr>
         <w:numPr>
           <w:ilvl w:val="0"/>
-          <w:numId w:val="1117"/>
+          <w:numId w:val="1116"/>
         </w:numPr>
         <w:pStyle w:val="SourceCode"/>
       </w:pPr>
@@ -62664,7 +62674,7 @@
       <w:pPr>
         <w:numPr>
           <w:ilvl w:val="0"/>
-          <w:numId w:val="1117"/>
+          <w:numId w:val="1116"/>
         </w:numPr>
         <w:pStyle w:val="SourceCode"/>
       </w:pPr>
@@ -62690,7 +62700,7 @@
       <w:pPr>
         <w:numPr>
           <w:ilvl w:val="0"/>
-          <w:numId w:val="1117"/>
+          <w:numId w:val="1116"/>
         </w:numPr>
         <w:pStyle w:val="SourceCode"/>
       </w:pPr>
@@ -62722,7 +62732,7 @@
       <w:pPr>
         <w:numPr>
           <w:ilvl w:val="0"/>
-          <w:numId w:val="1117"/>
+          <w:numId w:val="1116"/>
         </w:numPr>
         <w:pStyle w:val="SourceCode"/>
       </w:pPr>
@@ -62748,7 +62758,7 @@
       <w:pPr>
         <w:numPr>
           <w:ilvl w:val="0"/>
-          <w:numId w:val="1117"/>
+          <w:numId w:val="1116"/>
         </w:numPr>
         <w:pStyle w:val="SourceCode"/>
       </w:pPr>
@@ -62763,7 +62773,7 @@
       <w:pPr>
         <w:numPr>
           <w:ilvl w:val="0"/>
-          <w:numId w:val="1117"/>
+          <w:numId w:val="1116"/>
         </w:numPr>
         <w:pStyle w:val="SourceCode"/>
       </w:pPr>
@@ -62795,7 +62805,7 @@
       <w:pPr>
         <w:numPr>
           <w:ilvl w:val="0"/>
-          <w:numId w:val="1117"/>
+          <w:numId w:val="1116"/>
         </w:numPr>
         <w:pStyle w:val="SourceCode"/>
       </w:pPr>
@@ -62839,7 +62849,7 @@
       <w:pPr>
         <w:numPr>
           <w:ilvl w:val="0"/>
-          <w:numId w:val="1117"/>
+          <w:numId w:val="1116"/>
         </w:numPr>
         <w:pStyle w:val="SourceCode"/>
       </w:pPr>
@@ -62854,7 +62864,7 @@
       <w:pPr>
         <w:numPr>
           <w:ilvl w:val="0"/>
-          <w:numId w:val="1117"/>
+          <w:numId w:val="1116"/>
         </w:numPr>
         <w:pStyle w:val="SourceCode"/>
       </w:pPr>
@@ -63057,7 +63067,7 @@
       <w:pPr>
         <w:numPr>
           <w:ilvl w:val="0"/>
-          <w:numId w:val="1117"/>
+          <w:numId w:val="1116"/>
         </w:numPr>
         <w:pStyle w:val="SourceCode"/>
       </w:pPr>
@@ -63101,7 +63111,7 @@
       <w:pPr>
         <w:numPr>
           <w:ilvl w:val="0"/>
-          <w:numId w:val="1117"/>
+          <w:numId w:val="1116"/>
         </w:numPr>
         <w:pStyle w:val="SourceCode"/>
       </w:pPr>
@@ -63127,7 +63137,7 @@
       <w:pPr>
         <w:numPr>
           <w:ilvl w:val="0"/>
-          <w:numId w:val="1117"/>
+          <w:numId w:val="1116"/>
         </w:numPr>
         <w:pStyle w:val="SourceCode"/>
       </w:pPr>
@@ -63153,7 +63163,7 @@
       <w:pPr>
         <w:numPr>
           <w:ilvl w:val="0"/>
-          <w:numId w:val="1117"/>
+          <w:numId w:val="1116"/>
         </w:numPr>
         <w:pStyle w:val="SourceCode"/>
       </w:pPr>
@@ -63245,7 +63255,7 @@
       <w:pPr>
         <w:numPr>
           <w:ilvl w:val="0"/>
-          <w:numId w:val="1117"/>
+          <w:numId w:val="1116"/>
         </w:numPr>
         <w:pStyle w:val="SourceCode"/>
       </w:pPr>
@@ -63301,7 +63311,7 @@
       <w:pPr>
         <w:numPr>
           <w:ilvl w:val="0"/>
-          <w:numId w:val="1117"/>
+          <w:numId w:val="1116"/>
         </w:numPr>
         <w:pStyle w:val="SourceCode"/>
       </w:pPr>
@@ -63351,7 +63361,7 @@
       <w:pPr>
         <w:numPr>
           <w:ilvl w:val="0"/>
-          <w:numId w:val="1117"/>
+          <w:numId w:val="1116"/>
         </w:numPr>
         <w:pStyle w:val="SourceCode"/>
       </w:pPr>
@@ -63389,7 +63399,7 @@
       <w:pPr>
         <w:numPr>
           <w:ilvl w:val="0"/>
-          <w:numId w:val="1117"/>
+          <w:numId w:val="1116"/>
         </w:numPr>
         <w:pStyle w:val="SourceCode"/>
       </w:pPr>
@@ -63421,7 +63431,7 @@
       <w:pPr>
         <w:numPr>
           <w:ilvl w:val="0"/>
-          <w:numId w:val="1117"/>
+          <w:numId w:val="1116"/>
         </w:numPr>
         <w:pStyle w:val="SourceCode"/>
       </w:pPr>
@@ -63471,7 +63481,7 @@
       <w:pPr>
         <w:numPr>
           <w:ilvl w:val="0"/>
-          <w:numId w:val="1117"/>
+          <w:numId w:val="1116"/>
         </w:numPr>
         <w:pStyle w:val="SourceCode"/>
       </w:pPr>
@@ -63515,7 +63525,7 @@
       <w:pPr>
         <w:numPr>
           <w:ilvl w:val="0"/>
-          <w:numId w:val="1117"/>
+          <w:numId w:val="1116"/>
         </w:numPr>
         <w:pStyle w:val="SourceCode"/>
       </w:pPr>
@@ -63559,7 +63569,7 @@
       <w:pPr>
         <w:numPr>
           <w:ilvl w:val="0"/>
-          <w:numId w:val="1117"/>
+          <w:numId w:val="1116"/>
         </w:numPr>
         <w:pStyle w:val="SourceCode"/>
       </w:pPr>
@@ -63702,7 +63712,7 @@
       <w:pPr>
         <w:numPr>
           <w:ilvl w:val="0"/>
-          <w:numId w:val="1117"/>
+          <w:numId w:val="1116"/>
         </w:numPr>
         <w:pStyle w:val="SourceCode"/>
       </w:pPr>
@@ -66226,9 +66236,6 @@
     <w:abstractNumId w:val="991"/>
   </w:num>
   <w:num w:numId="1116">
-    <w:abstractNumId w:val="991"/>
-  </w:num>
-  <w:num w:numId="1117">
     <w:abstractNumId w:val="991"/>
   </w:num>
 </w:numbering>

--- a/all.docx
+++ b/all.docx
@@ -54153,13 +54153,13 @@
         <w:pStyle w:val="BodyText"/>
       </w:pPr>
       <w:r>
-        <w:t xml:space="preserve">Function-like macros look similar to functions but have different</w:t>
-      </w:r>
-      <w:r>
-        <w:t xml:space="preserve"> </w:t>
-      </w:r>
-      <w:r>
-        <w:t xml:space="preserve">semantics. Because the arguments are text-replaced, expressions passed</w:t>
+        <w:t xml:space="preserve">Function-like macros look similar to functions but have different semantics.</w:t>
+      </w:r>
+      <w:r>
+        <w:t xml:space="preserve"> </w:t>
+      </w:r>
+      <w:r>
+        <w:t xml:space="preserve">Because the arguments are text-replaced, expressions passed</w:t>
       </w:r>
       <w:r>
         <w:t xml:space="preserve"> </w:t>
@@ -54441,13 +54441,7 @@
         <w:pStyle w:val="FirstParagraph"/>
       </w:pPr>
       <w:r>
-        <w:t xml:space="preserve">which has undefined behaviour so this macro expansion is difficult to</w:t>
-      </w:r>
-      <w:r>
-        <w:t xml:space="preserve"> </w:t>
-      </w:r>
-      <w:r>
-        <w:t xml:space="preserve">predict.</w:t>
+        <w:t xml:space="preserve">which has undefined behaviour so this macro expansion is difficult to predict.</w:t>
       </w:r>
     </w:p>
     <w:p>
@@ -54506,12 +54500,6 @@
       </w:r>
       <w:r>
         <w:rPr>
-          <w:rStyle w:val="ErrorTok"/>
-        </w:rPr>
-        <w:t xml:space="preserve">\</w:t>
-      </w:r>
-      <w:r>
-        <w:rPr>
           <w:rStyle w:val="NormalTok"/>
         </w:rPr>
         <w:t xml:space="preserve">*</w:t>
@@ -54536,12 +54524,6 @@
       </w:r>
       <w:r>
         <w:rPr>
-          <w:rStyle w:val="ErrorTok"/>
-        </w:rPr>
-        <w:t xml:space="preserve">\</w:t>
-      </w:r>
-      <w:r>
-        <w:rPr>
           <w:rStyle w:val="NormalTok"/>
         </w:rPr>
         <w:t xml:space="preserve">*</w:t>
@@ -54710,6 +54692,473 @@
       </w:pPr>
       <w:r>
         <w:t xml:space="preserve">which evaluates to 7 instead of the intended 27.</w:t>
+      </w:r>
+    </w:p>
+    <w:p>
+      <w:pPr>
+        <w:pStyle w:val="BodyText"/>
+      </w:pPr>
+      <w:r>
+        <w:t xml:space="preserve">Both issues shown above are a result of the text replacement mechanisms of preprocessing.</w:t>
+      </w:r>
+      <w:r>
+        <w:t xml:space="preserve"> </w:t>
+      </w:r>
+      <w:r>
+        <w:t xml:space="preserve">Usually such function-like macros can be replaced by type-safe</w:t>
+      </w:r>
+      <w:r>
+        <w:t xml:space="preserve"> </w:t>
+      </w:r>
+      <w:r>
+        <w:rPr>
+          <w:rStyle w:val="KeywordTok"/>
+        </w:rPr>
+        <w:t xml:space="preserve">constexpr</w:t>
+      </w:r>
+      <w:r>
+        <w:t xml:space="preserve"> </w:t>
+      </w:r>
+      <w:r>
+        <w:t xml:space="preserve">functions that do not suffer from the vulnerabilities caused by text replacement, as shown below:</w:t>
+      </w:r>
+    </w:p>
+    <w:p>
+      <w:pPr>
+        <w:pStyle w:val="SourceCode"/>
+      </w:pPr>
+      <w:r>
+        <w:rPr>
+          <w:rStyle w:val="KeywordTok"/>
+        </w:rPr>
+        <w:t xml:space="preserve">constexpr</w:t>
+      </w:r>
+      <w:r>
+        <w:rPr>
+          <w:rStyle w:val="NormalTok"/>
+        </w:rPr>
+        <w:t xml:space="preserve"> </w:t>
+      </w:r>
+      <w:r>
+        <w:rPr>
+          <w:rStyle w:val="KeywordTok"/>
+        </w:rPr>
+        <w:t xml:space="preserve">auto</w:t>
+      </w:r>
+      <w:r>
+        <w:rPr>
+          <w:rStyle w:val="NormalTok"/>
+        </w:rPr>
+        <w:t xml:space="preserve"> CUBE(</w:t>
+      </w:r>
+      <w:r>
+        <w:rPr>
+          <w:rStyle w:val="KeywordTok"/>
+        </w:rPr>
+        <w:t xml:space="preserve">auto</w:t>
+      </w:r>
+      <w:r>
+        <w:rPr>
+          <w:rStyle w:val="NormalTok"/>
+        </w:rPr>
+        <w:t xml:space="preserve"> </w:t>
+      </w:r>
+      <w:r>
+        <w:rPr>
+          <w:rStyle w:val="AttributeTok"/>
+        </w:rPr>
+        <w:t xml:space="preserve">const</w:t>
+      </w:r>
+      <w:r>
+        <w:rPr>
+          <w:rStyle w:val="NormalTok"/>
+        </w:rPr>
+        <w:t xml:space="preserve"> x) { </w:t>
+      </w:r>
+      <w:r>
+        <w:rPr>
+          <w:rStyle w:val="ControlFlowTok"/>
+        </w:rPr>
+        <w:t xml:space="preserve">return</w:t>
+      </w:r>
+      <w:r>
+        <w:rPr>
+          <w:rStyle w:val="NormalTok"/>
+        </w:rPr>
+        <w:t xml:space="preserve"> x * x * x; }</w:t>
+      </w:r>
+    </w:p>
+    <w:p>
+      <w:pPr>
+        <w:pStyle w:val="FirstParagraph"/>
+      </w:pPr>
+      <w:r>
+        <w:t xml:space="preserve">Historically, one use of function-like macros was to provide source-location information via the compiler-provided macros</w:t>
+      </w:r>
+      <w:r>
+        <w:t xml:space="preserve"> </w:t>
+      </w:r>
+      <w:r>
+        <w:rPr>
+          <w:rStyle w:val="OtherTok"/>
+        </w:rPr>
+        <w:t xml:space="preserve">__LINE__</w:t>
+      </w:r>
+      <w:r>
+        <w:t xml:space="preserve">,</w:t>
+      </w:r>
+      <w:r>
+        <w:t xml:space="preserve"> </w:t>
+      </w:r>
+      <w:r>
+        <w:rPr>
+          <w:rStyle w:val="OtherTok"/>
+        </w:rPr>
+        <w:t xml:space="preserve">__FILE__</w:t>
+      </w:r>
+      <w:r>
+        <w:t xml:space="preserve">, and</w:t>
+      </w:r>
+      <w:r>
+        <w:t xml:space="preserve"> </w:t>
+      </w:r>
+      <w:r>
+        <w:rPr>
+          <w:rStyle w:val="OtherTok"/>
+        </w:rPr>
+        <w:t xml:space="preserve">__func__</w:t>
+      </w:r>
+      <w:r>
+        <w:t xml:space="preserve">.</w:t>
+      </w:r>
+      <w:r>
+        <w:t xml:space="preserve"> </w:t>
+      </w:r>
+      <w:r>
+        <w:t xml:space="preserve">Modern C++ provides</w:t>
+      </w:r>
+      <w:r>
+        <w:t xml:space="preserve"> </w:t>
+      </w:r>
+      <w:r>
+        <w:rPr>
+          <w:rStyle w:val="BuiltInTok"/>
+        </w:rPr>
+        <w:t xml:space="preserve">std::</w:t>
+      </w:r>
+      <w:r>
+        <w:rPr>
+          <w:rStyle w:val="NormalTok"/>
+        </w:rPr>
+        <w:t xml:space="preserve">source_location</w:t>
+      </w:r>
+      <w:r>
+        <w:t xml:space="preserve"> </w:t>
+      </w:r>
+      <w:r>
+        <w:t xml:space="preserve">with the</w:t>
+      </w:r>
+      <w:r>
+        <w:t xml:space="preserve"> </w:t>
+      </w:r>
+      <w:r>
+        <w:rPr>
+          <w:rStyle w:val="BuiltInTok"/>
+        </w:rPr>
+        <w:t xml:space="preserve">std::</w:t>
+      </w:r>
+      <w:r>
+        <w:rPr>
+          <w:rStyle w:val="NormalTok"/>
+        </w:rPr>
+        <w:t xml:space="preserve">sources_location</w:t>
+      </w:r>
+      <w:r>
+        <w:rPr>
+          <w:rStyle w:val="BuiltInTok"/>
+        </w:rPr>
+        <w:t xml:space="preserve">::</w:t>
+      </w:r>
+      <w:r>
+        <w:rPr>
+          <w:rStyle w:val="NormalTok"/>
+        </w:rPr>
+        <w:t xml:space="preserve">current()</w:t>
+      </w:r>
+      <w:r>
+        <w:t xml:space="preserve"> </w:t>
+      </w:r>
+      <w:r>
+        <w:t xml:space="preserve">default function argument that allows passing that information from a function’s call site without the need to use a macro.</w:t>
+      </w:r>
+    </w:p>
+    <w:p>
+      <w:pPr>
+        <w:pStyle w:val="BodyText"/>
+      </w:pPr>
+      <w:r>
+        <w:t xml:space="preserve">Similar issues can apply to object-like macros:</w:t>
+      </w:r>
+    </w:p>
+    <w:p>
+      <w:pPr>
+        <w:pStyle w:val="SourceCode"/>
+      </w:pPr>
+      <w:r>
+        <w:rPr>
+          <w:rStyle w:val="PreprocessorTok"/>
+        </w:rPr>
+        <w:t xml:space="preserve">#define THREE </w:t>
+      </w:r>
+      <w:r>
+        <w:rPr>
+          <w:rStyle w:val="NormalTok"/>
+        </w:rPr>
+        <w:t xml:space="preserve">=</w:t>
+      </w:r>
+      <w:r>
+        <w:rPr>
+          <w:rStyle w:val="PreprocessorTok"/>
+        </w:rPr>
+        <w:t xml:space="preserve"> </w:t>
+      </w:r>
+      <w:r>
+        <w:rPr>
+          <w:rStyle w:val="DecValTok"/>
+        </w:rPr>
+        <w:t xml:space="preserve">1</w:t>
+      </w:r>
+      <w:r>
+        <w:rPr>
+          <w:rStyle w:val="NormalTok"/>
+        </w:rPr>
+        <w:t xml:space="preserve">+</w:t>
+      </w:r>
+      <w:r>
+        <w:rPr>
+          <w:rStyle w:val="DecValTok"/>
+        </w:rPr>
+        <w:t xml:space="preserve">2</w:t>
+      </w:r>
+      <w:r>
+        <w:br/>
+      </w:r>
+      <w:r>
+        <w:rPr>
+          <w:rStyle w:val="KeywordTok"/>
+        </w:rPr>
+        <w:t xml:space="preserve">auto</w:t>
+      </w:r>
+      <w:r>
+        <w:rPr>
+          <w:rStyle w:val="NormalTok"/>
+        </w:rPr>
+        <w:t xml:space="preserve"> x = THREE*THREE</w:t>
+      </w:r>
+    </w:p>
+    <w:p>
+      <w:pPr>
+        <w:pStyle w:val="FirstParagraph"/>
+      </w:pPr>
+      <w:r>
+        <w:t xml:space="preserve">becomes</w:t>
+      </w:r>
+    </w:p>
+    <w:p>
+      <w:pPr>
+        <w:pStyle w:val="SourceCode"/>
+      </w:pPr>
+      <w:r>
+        <w:rPr>
+          <w:rStyle w:val="KeywordTok"/>
+        </w:rPr>
+        <w:t xml:space="preserve">auto</w:t>
+      </w:r>
+      <w:r>
+        <w:rPr>
+          <w:rStyle w:val="NormalTok"/>
+        </w:rPr>
+        <w:t xml:space="preserve"> x = </w:t>
+      </w:r>
+      <w:r>
+        <w:rPr>
+          <w:rStyle w:val="DecValTok"/>
+        </w:rPr>
+        <w:t xml:space="preserve">1</w:t>
+      </w:r>
+      <w:r>
+        <w:rPr>
+          <w:rStyle w:val="NormalTok"/>
+        </w:rPr>
+        <w:t xml:space="preserve">+</w:t>
+      </w:r>
+      <w:r>
+        <w:rPr>
+          <w:rStyle w:val="DecValTok"/>
+        </w:rPr>
+        <w:t xml:space="preserve">2</w:t>
+      </w:r>
+      <w:r>
+        <w:rPr>
+          <w:rStyle w:val="NormalTok"/>
+        </w:rPr>
+        <w:t xml:space="preserve">*</w:t>
+      </w:r>
+      <w:r>
+        <w:rPr>
+          <w:rStyle w:val="DecValTok"/>
+        </w:rPr>
+        <w:t xml:space="preserve">1</w:t>
+      </w:r>
+      <w:r>
+        <w:rPr>
+          <w:rStyle w:val="NormalTok"/>
+        </w:rPr>
+        <w:t xml:space="preserve">+</w:t>
+      </w:r>
+      <w:r>
+        <w:rPr>
+          <w:rStyle w:val="DecValTok"/>
+        </w:rPr>
+        <w:t xml:space="preserve">2</w:t>
+      </w:r>
+      <w:r>
+        <w:rPr>
+          <w:rStyle w:val="NormalTok"/>
+        </w:rPr>
+        <w:t xml:space="preserve"> </w:t>
+      </w:r>
+      <w:r>
+        <w:rPr>
+          <w:rStyle w:val="CommentTok"/>
+        </w:rPr>
+        <w:t xml:space="preserve">// 5, not 6 as expected</w:t>
+      </w:r>
+    </w:p>
+    <w:p>
+      <w:pPr>
+        <w:pStyle w:val="FirstParagraph"/>
+      </w:pPr>
+      <w:r>
+        <w:t xml:space="preserve">Most object-like macros can be replaced by</w:t>
+      </w:r>
+      <w:r>
+        <w:t xml:space="preserve"> </w:t>
+      </w:r>
+      <w:r>
+        <w:rPr>
+          <w:rStyle w:val="KeywordTok"/>
+        </w:rPr>
+        <w:t xml:space="preserve">constexpr</w:t>
+      </w:r>
+      <w:r>
+        <w:t xml:space="preserve"> </w:t>
+      </w:r>
+      <w:r>
+        <w:t xml:space="preserve">variables that do not suffer from this vulnerability.</w:t>
+      </w:r>
+    </w:p>
+    <w:p>
+      <w:pPr>
+        <w:pStyle w:val="BodyText"/>
+      </w:pPr>
+      <w:r>
+        <w:t xml:space="preserve">A remaining use case for function like macros is the use of</w:t>
+      </w:r>
+      <w:r>
+        <w:t xml:space="preserve"> </w:t>
+      </w:r>
+      <w:r>
+        <w:t xml:space="preserve">“</w:t>
+      </w:r>
+      <w:r>
+        <w:t xml:space="preserve">stringification</w:t>
+      </w:r>
+      <w:r>
+        <w:t xml:space="preserve">”</w:t>
+      </w:r>
+      <w:r>
+        <w:t xml:space="preserve"> </w:t>
+      </w:r>
+      <w:r>
+        <w:t xml:space="preserve">of macro arguments or joining macro arguments to form a new token (##).</w:t>
+      </w:r>
+    </w:p>
+    <w:p>
+      <w:pPr>
+        <w:pStyle w:val="SourceCode"/>
+      </w:pPr>
+      <w:r>
+        <w:rPr>
+          <w:rStyle w:val="PreprocessorTok"/>
+        </w:rPr>
+        <w:t xml:space="preserve">#define jstringify</w:t>
+      </w:r>
+      <w:r>
+        <w:rPr>
+          <w:rStyle w:val="NormalTok"/>
+        </w:rPr>
+        <w:t xml:space="preserve">(</w:t>
+      </w:r>
+      <w:r>
+        <w:rPr>
+          <w:rStyle w:val="PreprocessorTok"/>
+        </w:rPr>
+        <w:t xml:space="preserve"> </w:t>
+      </w:r>
+      <w:r>
+        <w:rPr>
+          <w:rStyle w:val="NormalTok"/>
+        </w:rPr>
+        <w:t xml:space="preserve">x,</w:t>
+      </w:r>
+      <w:r>
+        <w:rPr>
+          <w:rStyle w:val="PreprocessorTok"/>
+        </w:rPr>
+        <w:t xml:space="preserve"> </w:t>
+      </w:r>
+      <w:r>
+        <w:rPr>
+          <w:rStyle w:val="NormalTok"/>
+        </w:rPr>
+        <w:t xml:space="preserve">y</w:t>
+      </w:r>
+      <w:r>
+        <w:rPr>
+          <w:rStyle w:val="PreprocessorTok"/>
+        </w:rPr>
+        <w:t xml:space="preserve"> </w:t>
+      </w:r>
+      <w:r>
+        <w:rPr>
+          <w:rStyle w:val="NormalTok"/>
+        </w:rPr>
+        <w:t xml:space="preserve">)</w:t>
+      </w:r>
+      <w:r>
+        <w:rPr>
+          <w:rStyle w:val="PreprocessorTok"/>
+        </w:rPr>
+        <w:t xml:space="preserve">   #</w:t>
+      </w:r>
+      <w:r>
+        <w:rPr>
+          <w:rStyle w:val="NormalTok"/>
+        </w:rPr>
+        <w:t xml:space="preserve">x</w:t>
+      </w:r>
+      <w:r>
+        <w:rPr>
+          <w:rStyle w:val="PreprocessorTok"/>
+        </w:rPr>
+        <w:t xml:space="preserve"> ## </w:t>
+      </w:r>
+      <w:r>
+        <w:rPr>
+          <w:rStyle w:val="NormalTok"/>
+        </w:rPr>
+        <w:t xml:space="preserve">y</w:t>
       </w:r>
     </w:p>
     <w:bookmarkEnd w:id="192"/>
@@ -54753,7 +55202,49 @@
         <w:t xml:space="preserve"> </w:t>
       </w:r>
       <w:r>
-        <w:t xml:space="preserve">inline functions where possible.</w:t>
+        <w:t xml:space="preserve">inline functions where possible, but</w:t>
+      </w:r>
+      <w:r>
+        <w:t xml:space="preserve"> </w:t>
+      </w:r>
+      <w:r>
+        <w:t xml:space="preserve">if a function-like macro must be used, ensure that:</w:t>
+      </w:r>
+    </w:p>
+    <w:p>
+      <w:pPr>
+        <w:numPr>
+          <w:ilvl w:val="1"/>
+          <w:numId w:val="1103"/>
+        </w:numPr>
+        <w:pStyle w:val="Compact"/>
+      </w:pPr>
+      <w:r>
+        <w:t xml:space="preserve">its parameters and body are parenthesized;</w:t>
+      </w:r>
+    </w:p>
+    <w:p>
+      <w:pPr>
+        <w:numPr>
+          <w:ilvl w:val="1"/>
+          <w:numId w:val="1103"/>
+        </w:numPr>
+        <w:pStyle w:val="Compact"/>
+      </w:pPr>
+      <w:r>
+        <w:t xml:space="preserve">each argument is evaluated at most once;</w:t>
+      </w:r>
+    </w:p>
+    <w:p>
+      <w:pPr>
+        <w:numPr>
+          <w:ilvl w:val="1"/>
+          <w:numId w:val="1103"/>
+        </w:numPr>
+        <w:pStyle w:val="Compact"/>
+      </w:pPr>
+      <w:r>
+        <w:t xml:space="preserve">the replaced code does not have side effects.</w:t>
       </w:r>
     </w:p>
     <w:p>
@@ -54764,22 +55255,7 @@
         </w:numPr>
       </w:pPr>
       <w:r>
-        <w:t xml:space="preserve">Replace normal macros with</w:t>
-      </w:r>
-      <w:r>
-        <w:t xml:space="preserve"> </w:t>
-      </w:r>
-      <w:r>
-        <w:rPr>
-          <w:rStyle w:val="KeywordTok"/>
-        </w:rPr>
-        <w:t xml:space="preserve">constexpr</w:t>
-      </w:r>
-      <w:r>
-        <w:t xml:space="preserve"> </w:t>
-      </w:r>
-      <w:r>
-        <w:t xml:space="preserve">variables where possible.</w:t>
+        <w:t xml:space="preserve">Ensure that arguments to function-like macros do not resemble a preprocessing directive.</w:t>
       </w:r>
     </w:p>
     <w:p>
@@ -54790,21 +55266,9 @@
         </w:numPr>
       </w:pPr>
       <w:r>
-        <w:t xml:space="preserve">Replace conditional compilation with the preprocessor with</w:t>
-      </w:r>
-      <w:r>
-        <w:t xml:space="preserve"> </w:t>
-      </w:r>
-      <w:r>
-        <w:rPr>
-          <w:rStyle w:val="ControlFlowTok"/>
-        </w:rPr>
-        <w:t xml:space="preserve">if</w:t>
-      </w:r>
-      <w:r>
-        <w:rPr>
-          <w:rStyle w:val="NormalTok"/>
-        </w:rPr>
+        <w:t xml:space="preserve">Replace object-like macros with</w:t>
+      </w:r>
+      <w:r>
         <w:t xml:space="preserve"> </w:t>
       </w:r>
       <w:r>
@@ -54817,7 +55281,7 @@
         <w:t xml:space="preserve"> </w:t>
       </w:r>
       <w:r>
-        <w:t xml:space="preserve">where possible, e.g., in function bodies, including cases where compile-time define of a macro (as empty) controls if a macro definition is used to expand to an empty statement or another statement.</w:t>
+        <w:t xml:space="preserve">variables where possible.</w:t>
       </w:r>
     </w:p>
     <w:p>
@@ -54828,22 +55292,34 @@
         </w:numPr>
       </w:pPr>
       <w:r>
-        <w:t xml:space="preserve">Replace preprocessor include directives with module</w:t>
-      </w:r>
-      <w:r>
+        <w:t xml:space="preserve">Replace conditional compilation with the preprocessor with</w:t>
+      </w:r>
+      <w:r>
+        <w:t xml:space="preserve"> </w:t>
+      </w:r>
+      <w:r>
+        <w:rPr>
+          <w:rStyle w:val="ControlFlowTok"/>
+        </w:rPr>
+        <w:t xml:space="preserve">if</w:t>
+      </w:r>
+      <w:r>
+        <w:rPr>
+          <w:rStyle w:val="NormalTok"/>
+        </w:rPr>
         <w:t xml:space="preserve"> </w:t>
       </w:r>
       <w:r>
         <w:rPr>
           <w:rStyle w:val="KeywordTok"/>
         </w:rPr>
-        <w:t xml:space="preserve">import</w:t>
-      </w:r>
-      <w:r>
-        <w:t xml:space="preserve"> </w:t>
-      </w:r>
-      <w:r>
-        <w:t xml:space="preserve">where possible.</w:t>
+        <w:t xml:space="preserve">constexpr</w:t>
+      </w:r>
+      <w:r>
+        <w:t xml:space="preserve"> </w:t>
+      </w:r>
+      <w:r>
+        <w:t xml:space="preserve">where possible, e.g., in function bodies, including cases where compile-time define of a macro (as empty) controls if a macro definition is used to expand to an empty statement or another statement.</w:t>
       </w:r>
     </w:p>
     <w:p>
@@ -54854,64 +55330,22 @@
         </w:numPr>
       </w:pPr>
       <w:r>
-        <w:t xml:space="preserve">Prefer</w:t>
-      </w:r>
-      <w:r>
-        <w:t xml:space="preserve"> </w:t>
-      </w:r>
-      <w:r>
-        <w:rPr>
-          <w:rStyle w:val="BuiltInTok"/>
-        </w:rPr>
-        <w:t xml:space="preserve">std::</w:t>
-      </w:r>
-      <w:r>
-        <w:rPr>
-          <w:rStyle w:val="NormalTok"/>
-        </w:rPr>
-        <w:t xml:space="preserve">source_location</w:t>
-      </w:r>
-      <w:r>
-        <w:t xml:space="preserve"> </w:t>
-      </w:r>
-      <w:r>
-        <w:t xml:space="preserve">mechanisms over employing macros that use</w:t>
-      </w:r>
-      <w:r>
-        <w:t xml:space="preserve"> </w:t>
-      </w:r>
-      <w:r>
-        <w:rPr>
-          <w:rStyle w:val="OtherTok"/>
-        </w:rPr>
-        <w:t xml:space="preserve">__LINE__</w:t>
-      </w:r>
-      <w:r>
-        <w:t xml:space="preserve">,</w:t>
-      </w:r>
-      <w:r>
-        <w:t xml:space="preserve"> </w:t>
-      </w:r>
-      <w:r>
-        <w:rPr>
-          <w:rStyle w:val="OtherTok"/>
-        </w:rPr>
-        <w:t xml:space="preserve">__FILE__</w:t>
-      </w:r>
-      <w:r>
-        <w:t xml:space="preserve">, or</w:t>
-      </w:r>
-      <w:r>
-        <w:t xml:space="preserve"> </w:t>
-      </w:r>
-      <w:r>
-        <w:rPr>
-          <w:rStyle w:val="OtherTok"/>
-        </w:rPr>
-        <w:t xml:space="preserve">__func__</w:t>
-      </w:r>
-      <w:r>
-        <w:t xml:space="preserve">.</w:t>
+        <w:t xml:space="preserve">Replace preprocessor include directives with module</w:t>
+      </w:r>
+      <w:r>
+        <w:t xml:space="preserve"> </w:t>
+      </w:r>
+      <w:r>
+        <w:rPr>
+          <w:rStyle w:val="KeywordTok"/>
+        </w:rPr>
+        <w:t xml:space="preserve">import</w:t>
+      </w:r>
+      <w:r>
+        <w:t xml:space="preserve"> </w:t>
+      </w:r>
+      <w:r>
+        <w:t xml:space="preserve">where possible.</w:t>
       </w:r>
     </w:p>
     <w:p>
@@ -54922,13 +55356,64 @@
         </w:numPr>
       </w:pPr>
       <w:r>
-        <w:t xml:space="preserve">If a function-like macro must be used, ensure that its</w:t>
-      </w:r>
-      <w:r>
-        <w:t xml:space="preserve"> </w:t>
-      </w:r>
-      <w:r>
-        <w:t xml:space="preserve">parameters and body are parenthesized.</w:t>
+        <w:t xml:space="preserve">Prefer</w:t>
+      </w:r>
+      <w:r>
+        <w:t xml:space="preserve"> </w:t>
+      </w:r>
+      <w:r>
+        <w:rPr>
+          <w:rStyle w:val="BuiltInTok"/>
+        </w:rPr>
+        <w:t xml:space="preserve">std::</w:t>
+      </w:r>
+      <w:r>
+        <w:rPr>
+          <w:rStyle w:val="NormalTok"/>
+        </w:rPr>
+        <w:t xml:space="preserve">source_location</w:t>
+      </w:r>
+      <w:r>
+        <w:t xml:space="preserve"> </w:t>
+      </w:r>
+      <w:r>
+        <w:t xml:space="preserve">mechanisms over macros that use</w:t>
+      </w:r>
+      <w:r>
+        <w:t xml:space="preserve"> </w:t>
+      </w:r>
+      <w:r>
+        <w:rPr>
+          <w:rStyle w:val="OtherTok"/>
+        </w:rPr>
+        <w:t xml:space="preserve">__LINE__</w:t>
+      </w:r>
+      <w:r>
+        <w:t xml:space="preserve">,</w:t>
+      </w:r>
+      <w:r>
+        <w:t xml:space="preserve"> </w:t>
+      </w:r>
+      <w:r>
+        <w:rPr>
+          <w:rStyle w:val="OtherTok"/>
+        </w:rPr>
+        <w:t xml:space="preserve">__FILE__</w:t>
+      </w:r>
+      <w:r>
+        <w:t xml:space="preserve">, or</w:t>
+      </w:r>
+      <w:r>
+        <w:t xml:space="preserve"> </w:t>
+      </w:r>
+      <w:r>
+        <w:rPr>
+          <w:rStyle w:val="OtherTok"/>
+        </w:rPr>
+        <w:t xml:space="preserve">__func__</w:t>
+      </w:r>
+      <w:r>
+        <w:t xml:space="preserve">.</w:t>
       </w:r>
     </w:p>
     <w:p>
@@ -54939,13 +55424,37 @@
         </w:numPr>
       </w:pPr>
       <w:r>
-        <w:t xml:space="preserve">In a function-like macro, ensure that each argument is evaluated at</w:t>
-      </w:r>
-      <w:r>
-        <w:t xml:space="preserve"> </w:t>
-      </w:r>
-      <w:r>
-        <w:t xml:space="preserve">most once.</w:t>
+        <w:t xml:space="preserve">Only use macros for</w:t>
+      </w:r>
+      <w:r>
+        <w:t xml:space="preserve"> </w:t>
+      </w:r>
+      <w:r>
+        <w:rPr>
+          <w:i/>
+        </w:rPr>
+        <w:t xml:space="preserve">include guards</w:t>
+      </w:r>
+      <w:r>
+        <w:t xml:space="preserve">, to control conditional compilation, or when the macro’s definition requires token pasting (</w:t>
+      </w:r>
+      <w:r>
+        <w:rPr>
+          <w:rStyle w:val="VerbatimChar"/>
+        </w:rPr>
+        <w:t xml:space="preserve">##</w:t>
+      </w:r>
+      <w:r>
+        <w:t xml:space="preserve">.{.cpp}) or stringification (</w:t>
+      </w:r>
+      <w:r>
+        <w:rPr>
+          <w:rStyle w:val="ErrorTok"/>
+        </w:rPr>
+        <w:t xml:space="preserve">#</w:t>
+      </w:r>
+      <w:r>
+        <w:t xml:space="preserve">) of macro arguments.</w:t>
       </w:r>
     </w:p>
     <w:p>
@@ -54956,39 +55465,16 @@
         </w:numPr>
       </w:pPr>
       <w:r>
-        <w:t xml:space="preserve">Prohibit embedding the following in a function-like macro: pre-processor directives; or side-effects such as an assignment, increment/decrement, volatile access, or function call.</w:t>
-      </w:r>
-    </w:p>
-    <w:p>
-      <w:pPr>
-        <w:numPr>
-          <w:ilvl w:val="0"/>
-          <w:numId w:val="1102"/>
-        </w:numPr>
-      </w:pPr>
-      <w:r>
-        <w:t xml:space="preserve">Only use macros for</w:t>
-      </w:r>
-      <w:r>
-        <w:t xml:space="preserve"> </w:t>
-      </w:r>
-      <w:r>
-        <w:rPr>
-          <w:i/>
-        </w:rPr>
-        <w:t xml:space="preserve">include guards</w:t>
-      </w:r>
-      <w:r>
-        <w:t xml:space="preserve">, to control conditional compilation, or when the macro’s definition requires token pasting (</w:t>
-      </w:r>
-      <w:r>
-        <w:rPr>
-          <w:rStyle w:val="VerbatimChar"/>
-        </w:rPr>
-        <w:t xml:space="preserve">##</w:t>
-      </w:r>
-      <w:r>
-        <w:t xml:space="preserve">.{.cpp}) or stringification (</w:t>
+        <w:t xml:space="preserve">Avoid the use of</w:t>
+      </w:r>
+      <w:r>
+        <w:t xml:space="preserve"> </w:t>
+      </w:r>
+      <w:r>
+        <w:rPr>
+          <w:rStyle w:val="PreprocessorTok"/>
+        </w:rPr>
+        <w:t xml:space="preserve">#</w:t>
       </w:r>
       <w:r>
         <w:rPr>
@@ -54997,54 +55483,25 @@
         <w:t xml:space="preserve">#</w:t>
       </w:r>
       <w:r>
-        <w:t xml:space="preserve">) of macro arguments.</w:t>
-      </w:r>
-    </w:p>
-    <w:p>
-      <w:pPr>
-        <w:numPr>
-          <w:ilvl w:val="0"/>
-          <w:numId w:val="1102"/>
-        </w:numPr>
-      </w:pPr>
-      <w:r>
-        <w:t xml:space="preserve">Prohibit the use of macro paramters that are used as argument for</w:t>
-      </w:r>
-      <w:r>
-        <w:t xml:space="preserve"> </w:t>
-      </w:r>
-      <w:r>
-        <w:rPr>
-          <w:rStyle w:val="PreprocessorTok"/>
+        <w:t xml:space="preserve"> </w:t>
+      </w:r>
+      <w:r>
+        <w:t xml:space="preserve">and</w:t>
+      </w:r>
+      <w:r>
+        <w:t xml:space="preserve"> </w:t>
+      </w:r>
+      <w:r>
+        <w:rPr>
+          <w:rStyle w:val="ErrorTok"/>
         </w:rPr>
         <w:t xml:space="preserve">#</w:t>
       </w:r>
       <w:r>
-        <w:rPr>
-          <w:rStyle w:val="ErrorTok"/>
-        </w:rPr>
-        <w:t xml:space="preserve">#</w:t>
-      </w:r>
-      <w:r>
-        <w:t xml:space="preserve"> </w:t>
-      </w:r>
-      <w:r>
-        <w:t xml:space="preserve">or</w:t>
-      </w:r>
-      <w:r>
-        <w:t xml:space="preserve"> </w:t>
-      </w:r>
-      <w:r>
-        <w:rPr>
-          <w:rStyle w:val="ErrorTok"/>
-        </w:rPr>
-        <w:t xml:space="preserve">#</w:t>
-      </w:r>
-      <w:r>
-        <w:t xml:space="preserve"> </w:t>
-      </w:r>
-      <w:r>
-        <w:t xml:space="preserve">in the macro.</w:t>
+        <w:t xml:space="preserve"> </w:t>
+      </w:r>
+      <w:r>
+        <w:t xml:space="preserve">in the same macro body.</w:t>
       </w:r>
     </w:p>
     <w:bookmarkEnd w:id="193"/>
@@ -55239,7 +55696,7 @@
       <w:pPr>
         <w:numPr>
           <w:ilvl w:val="0"/>
-          <w:numId w:val="1103"/>
+          <w:numId w:val="1104"/>
         </w:numPr>
       </w:pPr>
       <w:r>
@@ -55250,7 +55707,7 @@
       <w:pPr>
         <w:numPr>
           <w:ilvl w:val="0"/>
-          <w:numId w:val="1103"/>
+          <w:numId w:val="1104"/>
         </w:numPr>
       </w:pPr>
       <w:r>
@@ -55261,7 +55718,7 @@
       <w:pPr>
         <w:numPr>
           <w:ilvl w:val="0"/>
-          <w:numId w:val="1103"/>
+          <w:numId w:val="1104"/>
         </w:numPr>
       </w:pPr>
       <w:r>
@@ -55735,7 +56192,7 @@
       <w:pPr>
         <w:numPr>
           <w:ilvl w:val="0"/>
-          <w:numId w:val="1104"/>
+          <w:numId w:val="1105"/>
         </w:numPr>
       </w:pPr>
       <w:r>
@@ -55746,7 +56203,7 @@
       <w:pPr>
         <w:numPr>
           <w:ilvl w:val="0"/>
-          <w:numId w:val="1104"/>
+          <w:numId w:val="1105"/>
         </w:numPr>
       </w:pPr>
       <w:r>
@@ -55944,7 +56401,7 @@
       <w:pPr>
         <w:numPr>
           <w:ilvl w:val="0"/>
-          <w:numId w:val="1105"/>
+          <w:numId w:val="1106"/>
         </w:numPr>
         <w:pStyle w:val="Compact"/>
       </w:pPr>
@@ -55956,7 +56413,7 @@
       <w:pPr>
         <w:numPr>
           <w:ilvl w:val="0"/>
-          <w:numId w:val="1105"/>
+          <w:numId w:val="1106"/>
         </w:numPr>
         <w:pStyle w:val="Compact"/>
       </w:pPr>
@@ -55968,7 +56425,7 @@
       <w:pPr>
         <w:numPr>
           <w:ilvl w:val="0"/>
-          <w:numId w:val="1105"/>
+          <w:numId w:val="1106"/>
         </w:numPr>
         <w:pStyle w:val="Compact"/>
       </w:pPr>
@@ -55980,7 +56437,7 @@
       <w:pPr>
         <w:numPr>
           <w:ilvl w:val="0"/>
-          <w:numId w:val="1105"/>
+          <w:numId w:val="1106"/>
         </w:numPr>
         <w:pStyle w:val="Compact"/>
       </w:pPr>
@@ -56036,7 +56493,7 @@
       <w:pPr>
         <w:numPr>
           <w:ilvl w:val="0"/>
-          <w:numId w:val="1106"/>
+          <w:numId w:val="1107"/>
         </w:numPr>
       </w:pPr>
       <w:r>
@@ -56047,7 +56504,7 @@
       <w:pPr>
         <w:numPr>
           <w:ilvl w:val="0"/>
-          <w:numId w:val="1106"/>
+          <w:numId w:val="1107"/>
         </w:numPr>
       </w:pPr>
       <w:r>
@@ -56058,7 +56515,7 @@
       <w:pPr>
         <w:numPr>
           <w:ilvl w:val="0"/>
-          <w:numId w:val="1106"/>
+          <w:numId w:val="1107"/>
         </w:numPr>
       </w:pPr>
       <w:r>
@@ -56069,7 +56526,7 @@
       <w:pPr>
         <w:numPr>
           <w:ilvl w:val="0"/>
-          <w:numId w:val="1106"/>
+          <w:numId w:val="1107"/>
         </w:numPr>
       </w:pPr>
       <w:r>
@@ -56080,7 +56537,7 @@
       <w:pPr>
         <w:numPr>
           <w:ilvl w:val="0"/>
-          <w:numId w:val="1106"/>
+          <w:numId w:val="1107"/>
         </w:numPr>
       </w:pPr>
       <w:r>
@@ -56103,7 +56560,7 @@
       <w:pPr>
         <w:numPr>
           <w:ilvl w:val="0"/>
-          <w:numId w:val="1106"/>
+          <w:numId w:val="1107"/>
         </w:numPr>
       </w:pPr>
       <w:r>
@@ -56126,7 +56583,7 @@
       <w:pPr>
         <w:numPr>
           <w:ilvl w:val="0"/>
-          <w:numId w:val="1106"/>
+          <w:numId w:val="1107"/>
         </w:numPr>
       </w:pPr>
       <w:r>
@@ -56224,7 +56681,7 @@
       <w:pPr>
         <w:numPr>
           <w:ilvl w:val="0"/>
-          <w:numId w:val="1107"/>
+          <w:numId w:val="1108"/>
         </w:numPr>
       </w:pPr>
       <w:r>
@@ -56235,7 +56692,7 @@
       <w:pPr>
         <w:numPr>
           <w:ilvl w:val="0"/>
-          <w:numId w:val="1107"/>
+          <w:numId w:val="1108"/>
         </w:numPr>
       </w:pPr>
       <w:r>
@@ -56272,7 +56729,7 @@
       <w:pPr>
         <w:numPr>
           <w:ilvl w:val="0"/>
-          <w:numId w:val="1108"/>
+          <w:numId w:val="1109"/>
         </w:numPr>
       </w:pPr>
       <w:r>
@@ -56283,7 +56740,7 @@
       <w:pPr>
         <w:numPr>
           <w:ilvl w:val="0"/>
-          <w:numId w:val="1108"/>
+          <w:numId w:val="1109"/>
         </w:numPr>
       </w:pPr>
       <w:r>
@@ -56306,7 +56763,7 @@
       <w:pPr>
         <w:numPr>
           <w:ilvl w:val="0"/>
-          <w:numId w:val="1108"/>
+          <w:numId w:val="1109"/>
         </w:numPr>
       </w:pPr>
       <w:r>
@@ -56323,7 +56780,7 @@
       <w:pPr>
         <w:numPr>
           <w:ilvl w:val="0"/>
-          <w:numId w:val="1108"/>
+          <w:numId w:val="1109"/>
         </w:numPr>
       </w:pPr>
       <w:r>
@@ -56499,7 +56956,7 @@
       <w:pPr>
         <w:numPr>
           <w:ilvl w:val="0"/>
-          <w:numId w:val="1109"/>
+          <w:numId w:val="1110"/>
         </w:numPr>
       </w:pPr>
       <w:r>
@@ -56510,7 +56967,7 @@
       <w:pPr>
         <w:numPr>
           <w:ilvl w:val="0"/>
-          <w:numId w:val="1109"/>
+          <w:numId w:val="1110"/>
         </w:numPr>
       </w:pPr>
       <w:r>
@@ -56527,7 +56984,7 @@
       <w:pPr>
         <w:numPr>
           <w:ilvl w:val="0"/>
-          <w:numId w:val="1109"/>
+          <w:numId w:val="1110"/>
         </w:numPr>
       </w:pPr>
       <w:r>
@@ -57528,7 +57985,7 @@
       <w:pPr>
         <w:numPr>
           <w:ilvl w:val="0"/>
-          <w:numId w:val="1110"/>
+          <w:numId w:val="1111"/>
         </w:numPr>
         <w:pStyle w:val="Compact"/>
       </w:pPr>
@@ -57570,7 +58027,7 @@
       <w:pPr>
         <w:numPr>
           <w:ilvl w:val="0"/>
-          <w:numId w:val="1110"/>
+          <w:numId w:val="1111"/>
         </w:numPr>
         <w:pStyle w:val="Compact"/>
       </w:pPr>
@@ -57624,7 +58081,7 @@
       <w:pPr>
         <w:numPr>
           <w:ilvl w:val="0"/>
-          <w:numId w:val="1110"/>
+          <w:numId w:val="1111"/>
         </w:numPr>
         <w:pStyle w:val="Compact"/>
       </w:pPr>
@@ -57636,7 +58093,7 @@
       <w:pPr>
         <w:numPr>
           <w:ilvl w:val="0"/>
-          <w:numId w:val="1110"/>
+          <w:numId w:val="1111"/>
         </w:numPr>
         <w:pStyle w:val="Compact"/>
       </w:pPr>
@@ -57669,7 +58126,7 @@
       <w:pPr>
         <w:numPr>
           <w:ilvl w:val="0"/>
-          <w:numId w:val="1110"/>
+          <w:numId w:val="1111"/>
         </w:numPr>
         <w:pStyle w:val="Compact"/>
       </w:pPr>
@@ -57723,7 +58180,7 @@
       <w:pPr>
         <w:numPr>
           <w:ilvl w:val="0"/>
-          <w:numId w:val="1110"/>
+          <w:numId w:val="1111"/>
         </w:numPr>
         <w:pStyle w:val="Compact"/>
       </w:pPr>
@@ -59239,7 +59696,7 @@
       <w:pPr>
         <w:numPr>
           <w:ilvl w:val="0"/>
-          <w:numId w:val="1111"/>
+          <w:numId w:val="1112"/>
         </w:numPr>
       </w:pPr>
       <w:r>
@@ -59250,7 +59707,7 @@
       <w:pPr>
         <w:numPr>
           <w:ilvl w:val="0"/>
-          <w:numId w:val="1111"/>
+          <w:numId w:val="1112"/>
         </w:numPr>
       </w:pPr>
       <w:r>
@@ -59261,7 +59718,7 @@
       <w:pPr>
         <w:numPr>
           <w:ilvl w:val="0"/>
-          <w:numId w:val="1111"/>
+          <w:numId w:val="1112"/>
         </w:numPr>
       </w:pPr>
       <w:r>
@@ -59564,7 +60021,7 @@
       <w:pPr>
         <w:numPr>
           <w:ilvl w:val="0"/>
-          <w:numId w:val="1112"/>
+          <w:numId w:val="1113"/>
         </w:numPr>
       </w:pPr>
       <w:r>
@@ -59575,7 +60032,7 @@
       <w:pPr>
         <w:numPr>
           <w:ilvl w:val="0"/>
-          <w:numId w:val="1112"/>
+          <w:numId w:val="1113"/>
         </w:numPr>
       </w:pPr>
       <w:r>
@@ -59607,7 +60064,7 @@
       <w:pPr>
         <w:numPr>
           <w:ilvl w:val="0"/>
-          <w:numId w:val="1112"/>
+          <w:numId w:val="1113"/>
         </w:numPr>
       </w:pPr>
       <w:r>
@@ -59618,7 +60075,7 @@
       <w:pPr>
         <w:numPr>
           <w:ilvl w:val="0"/>
-          <w:numId w:val="1112"/>
+          <w:numId w:val="1113"/>
         </w:numPr>
       </w:pPr>
       <w:r>
@@ -59629,7 +60086,7 @@
       <w:pPr>
         <w:numPr>
           <w:ilvl w:val="0"/>
-          <w:numId w:val="1112"/>
+          <w:numId w:val="1113"/>
         </w:numPr>
       </w:pPr>
       <w:r>
@@ -59640,7 +60097,7 @@
       <w:pPr>
         <w:numPr>
           <w:ilvl w:val="0"/>
-          <w:numId w:val="1112"/>
+          <w:numId w:val="1113"/>
         </w:numPr>
       </w:pPr>
       <w:r>
@@ -59678,7 +60135,7 @@
       <w:pPr>
         <w:numPr>
           <w:ilvl w:val="0"/>
-          <w:numId w:val="1112"/>
+          <w:numId w:val="1113"/>
         </w:numPr>
       </w:pPr>
       <w:r>
@@ -59983,7 +60440,7 @@
       <w:pPr>
         <w:numPr>
           <w:ilvl w:val="0"/>
-          <w:numId w:val="1113"/>
+          <w:numId w:val="1114"/>
         </w:numPr>
       </w:pPr>
       <w:r>
@@ -59994,7 +60451,7 @@
       <w:pPr>
         <w:numPr>
           <w:ilvl w:val="0"/>
-          <w:numId w:val="1113"/>
+          <w:numId w:val="1114"/>
         </w:numPr>
       </w:pPr>
       <w:r>
@@ -60011,7 +60468,7 @@
       <w:pPr>
         <w:numPr>
           <w:ilvl w:val="0"/>
-          <w:numId w:val="1113"/>
+          <w:numId w:val="1114"/>
         </w:numPr>
       </w:pPr>
       <w:r>
@@ -60022,7 +60479,7 @@
       <w:pPr>
         <w:numPr>
           <w:ilvl w:val="0"/>
-          <w:numId w:val="1113"/>
+          <w:numId w:val="1114"/>
         </w:numPr>
       </w:pPr>
       <w:r>
@@ -60048,7 +60505,7 @@
       <w:pPr>
         <w:numPr>
           <w:ilvl w:val="0"/>
-          <w:numId w:val="1113"/>
+          <w:numId w:val="1114"/>
         </w:numPr>
       </w:pPr>
       <w:r>
@@ -60059,7 +60516,7 @@
       <w:pPr>
         <w:numPr>
           <w:ilvl w:val="0"/>
-          <w:numId w:val="1113"/>
+          <w:numId w:val="1114"/>
         </w:numPr>
       </w:pPr>
       <w:r>
@@ -60538,7 +60995,7 @@
       <w:pPr>
         <w:numPr>
           <w:ilvl w:val="0"/>
-          <w:numId w:val="1114"/>
+          <w:numId w:val="1115"/>
         </w:numPr>
       </w:pPr>
       <w:r>
@@ -60562,7 +61019,7 @@
       <w:pPr>
         <w:numPr>
           <w:ilvl w:val="0"/>
-          <w:numId w:val="1114"/>
+          <w:numId w:val="1115"/>
         </w:numPr>
       </w:pPr>
       <w:r>
@@ -60603,7 +61060,7 @@
       <w:pPr>
         <w:numPr>
           <w:ilvl w:val="0"/>
-          <w:numId w:val="1114"/>
+          <w:numId w:val="1115"/>
         </w:numPr>
       </w:pPr>
       <w:r>
@@ -62260,7 +62717,7 @@
       <w:pPr>
         <w:numPr>
           <w:ilvl w:val="0"/>
-          <w:numId w:val="1115"/>
+          <w:numId w:val="1116"/>
         </w:numPr>
       </w:pPr>
       <w:r>
@@ -62271,7 +62728,7 @@
       <w:pPr>
         <w:numPr>
           <w:ilvl w:val="0"/>
-          <w:numId w:val="1115"/>
+          <w:numId w:val="1116"/>
         </w:numPr>
       </w:pPr>
       <w:r>
@@ -62312,7 +62769,7 @@
       <w:pPr>
         <w:numPr>
           <w:ilvl w:val="0"/>
-          <w:numId w:val="1115"/>
+          <w:numId w:val="1116"/>
         </w:numPr>
       </w:pPr>
       <w:r>
@@ -62368,7 +62825,7 @@
       <w:pPr>
         <w:numPr>
           <w:ilvl w:val="0"/>
-          <w:numId w:val="1115"/>
+          <w:numId w:val="1116"/>
         </w:numPr>
       </w:pPr>
       <w:r>
@@ -62394,7 +62851,7 @@
       <w:pPr>
         <w:numPr>
           <w:ilvl w:val="0"/>
-          <w:numId w:val="1115"/>
+          <w:numId w:val="1116"/>
         </w:numPr>
       </w:pPr>
       <w:r>
@@ -62420,7 +62877,7 @@
       <w:pPr>
         <w:numPr>
           <w:ilvl w:val="0"/>
-          <w:numId w:val="1115"/>
+          <w:numId w:val="1116"/>
         </w:numPr>
       </w:pPr>
       <w:r>
@@ -62446,7 +62903,7 @@
       <w:pPr>
         <w:numPr>
           <w:ilvl w:val="0"/>
-          <w:numId w:val="1115"/>
+          <w:numId w:val="1116"/>
         </w:numPr>
       </w:pPr>
       <w:r>
@@ -62457,7 +62914,7 @@
       <w:pPr>
         <w:numPr>
           <w:ilvl w:val="0"/>
-          <w:numId w:val="1115"/>
+          <w:numId w:val="1116"/>
         </w:numPr>
       </w:pPr>
       <w:r>
@@ -62498,7 +62955,7 @@
       <w:pPr>
         <w:numPr>
           <w:ilvl w:val="0"/>
-          <w:numId w:val="1115"/>
+          <w:numId w:val="1116"/>
         </w:numPr>
       </w:pPr>
       <w:r>
@@ -62576,7 +63033,7 @@
       <w:pPr>
         <w:numPr>
           <w:ilvl w:val="0"/>
-          <w:numId w:val="1116"/>
+          <w:numId w:val="1117"/>
         </w:numPr>
         <w:pStyle w:val="SourceCode"/>
       </w:pPr>
@@ -62674,7 +63131,7 @@
       <w:pPr>
         <w:numPr>
           <w:ilvl w:val="0"/>
-          <w:numId w:val="1116"/>
+          <w:numId w:val="1117"/>
         </w:numPr>
         <w:pStyle w:val="SourceCode"/>
       </w:pPr>
@@ -62700,7 +63157,7 @@
       <w:pPr>
         <w:numPr>
           <w:ilvl w:val="0"/>
-          <w:numId w:val="1116"/>
+          <w:numId w:val="1117"/>
         </w:numPr>
         <w:pStyle w:val="SourceCode"/>
       </w:pPr>
@@ -62732,7 +63189,7 @@
       <w:pPr>
         <w:numPr>
           <w:ilvl w:val="0"/>
-          <w:numId w:val="1116"/>
+          <w:numId w:val="1117"/>
         </w:numPr>
         <w:pStyle w:val="SourceCode"/>
       </w:pPr>
@@ -62758,7 +63215,7 @@
       <w:pPr>
         <w:numPr>
           <w:ilvl w:val="0"/>
-          <w:numId w:val="1116"/>
+          <w:numId w:val="1117"/>
         </w:numPr>
         <w:pStyle w:val="SourceCode"/>
       </w:pPr>
@@ -62773,7 +63230,7 @@
       <w:pPr>
         <w:numPr>
           <w:ilvl w:val="0"/>
-          <w:numId w:val="1116"/>
+          <w:numId w:val="1117"/>
         </w:numPr>
         <w:pStyle w:val="SourceCode"/>
       </w:pPr>
@@ -62805,7 +63262,7 @@
       <w:pPr>
         <w:numPr>
           <w:ilvl w:val="0"/>
-          <w:numId w:val="1116"/>
+          <w:numId w:val="1117"/>
         </w:numPr>
         <w:pStyle w:val="SourceCode"/>
       </w:pPr>
@@ -62849,7 +63306,7 @@
       <w:pPr>
         <w:numPr>
           <w:ilvl w:val="0"/>
-          <w:numId w:val="1116"/>
+          <w:numId w:val="1117"/>
         </w:numPr>
         <w:pStyle w:val="SourceCode"/>
       </w:pPr>
@@ -62864,7 +63321,7 @@
       <w:pPr>
         <w:numPr>
           <w:ilvl w:val="0"/>
-          <w:numId w:val="1116"/>
+          <w:numId w:val="1117"/>
         </w:numPr>
         <w:pStyle w:val="SourceCode"/>
       </w:pPr>
@@ -63067,7 +63524,7 @@
       <w:pPr>
         <w:numPr>
           <w:ilvl w:val="0"/>
-          <w:numId w:val="1116"/>
+          <w:numId w:val="1117"/>
         </w:numPr>
         <w:pStyle w:val="SourceCode"/>
       </w:pPr>
@@ -63111,7 +63568,7 @@
       <w:pPr>
         <w:numPr>
           <w:ilvl w:val="0"/>
-          <w:numId w:val="1116"/>
+          <w:numId w:val="1117"/>
         </w:numPr>
         <w:pStyle w:val="SourceCode"/>
       </w:pPr>
@@ -63137,7 +63594,7 @@
       <w:pPr>
         <w:numPr>
           <w:ilvl w:val="0"/>
-          <w:numId w:val="1116"/>
+          <w:numId w:val="1117"/>
         </w:numPr>
         <w:pStyle w:val="SourceCode"/>
       </w:pPr>
@@ -63163,7 +63620,7 @@
       <w:pPr>
         <w:numPr>
           <w:ilvl w:val="0"/>
-          <w:numId w:val="1116"/>
+          <w:numId w:val="1117"/>
         </w:numPr>
         <w:pStyle w:val="SourceCode"/>
       </w:pPr>
@@ -63255,7 +63712,7 @@
       <w:pPr>
         <w:numPr>
           <w:ilvl w:val="0"/>
-          <w:numId w:val="1116"/>
+          <w:numId w:val="1117"/>
         </w:numPr>
         <w:pStyle w:val="SourceCode"/>
       </w:pPr>
@@ -63311,7 +63768,7 @@
       <w:pPr>
         <w:numPr>
           <w:ilvl w:val="0"/>
-          <w:numId w:val="1116"/>
+          <w:numId w:val="1117"/>
         </w:numPr>
         <w:pStyle w:val="SourceCode"/>
       </w:pPr>
@@ -63361,7 +63818,7 @@
       <w:pPr>
         <w:numPr>
           <w:ilvl w:val="0"/>
-          <w:numId w:val="1116"/>
+          <w:numId w:val="1117"/>
         </w:numPr>
         <w:pStyle w:val="SourceCode"/>
       </w:pPr>
@@ -63399,7 +63856,7 @@
       <w:pPr>
         <w:numPr>
           <w:ilvl w:val="0"/>
-          <w:numId w:val="1116"/>
+          <w:numId w:val="1117"/>
         </w:numPr>
         <w:pStyle w:val="SourceCode"/>
       </w:pPr>
@@ -63431,7 +63888,7 @@
       <w:pPr>
         <w:numPr>
           <w:ilvl w:val="0"/>
-          <w:numId w:val="1116"/>
+          <w:numId w:val="1117"/>
         </w:numPr>
         <w:pStyle w:val="SourceCode"/>
       </w:pPr>
@@ -63481,7 +63938,7 @@
       <w:pPr>
         <w:numPr>
           <w:ilvl w:val="0"/>
-          <w:numId w:val="1116"/>
+          <w:numId w:val="1117"/>
         </w:numPr>
         <w:pStyle w:val="SourceCode"/>
       </w:pPr>
@@ -63525,7 +63982,7 @@
       <w:pPr>
         <w:numPr>
           <w:ilvl w:val="0"/>
-          <w:numId w:val="1116"/>
+          <w:numId w:val="1117"/>
         </w:numPr>
         <w:pStyle w:val="SourceCode"/>
       </w:pPr>
@@ -63569,7 +64026,7 @@
       <w:pPr>
         <w:numPr>
           <w:ilvl w:val="0"/>
-          <w:numId w:val="1116"/>
+          <w:numId w:val="1117"/>
         </w:numPr>
         <w:pStyle w:val="SourceCode"/>
       </w:pPr>
@@ -63712,7 +64169,7 @@
       <w:pPr>
         <w:numPr>
           <w:ilvl w:val="0"/>
-          <w:numId w:val="1116"/>
+          <w:numId w:val="1117"/>
         </w:numPr>
         <w:pStyle w:val="SourceCode"/>
       </w:pPr>
@@ -66236,6 +66693,9 @@
     <w:abstractNumId w:val="991"/>
   </w:num>
   <w:num w:numId="1116">
+    <w:abstractNumId w:val="991"/>
+  </w:num>
+  <w:num w:numId="1117">
     <w:abstractNumId w:val="991"/>
   </w:num>
 </w:numbering>

--- a/all.docx
+++ b/all.docx
@@ -54265,45 +54265,975 @@
       </w:r>
       <w:r>
         <w:rPr>
+          <w:rStyle w:val="NormalTok"/>
+        </w:rPr>
+        <w:t xml:space="preserve">*</w:t>
+      </w:r>
+      <w:r>
+        <w:rPr>
+          <w:rStyle w:val="PreprocessorTok"/>
+        </w:rPr>
+        <w:t xml:space="preserve"> </w:t>
+      </w:r>
+      <w:r>
+        <w:rPr>
+          <w:rStyle w:val="NormalTok"/>
+        </w:rPr>
+        <w:t xml:space="preserve">(X)</w:t>
+      </w:r>
+      <w:r>
+        <w:rPr>
+          <w:rStyle w:val="PreprocessorTok"/>
+        </w:rPr>
+        <w:t xml:space="preserve"> </w:t>
+      </w:r>
+      <w:r>
+        <w:rPr>
+          <w:rStyle w:val="NormalTok"/>
+        </w:rPr>
+        <w:t xml:space="preserve">*</w:t>
+      </w:r>
+      <w:r>
+        <w:rPr>
+          <w:rStyle w:val="PreprocessorTok"/>
+        </w:rPr>
+        <w:t xml:space="preserve"> </w:t>
+      </w:r>
+      <w:r>
+        <w:rPr>
+          <w:rStyle w:val="NormalTok"/>
+        </w:rPr>
+        <w:t xml:space="preserve">(X))</w:t>
+      </w:r>
+      <w:r>
+        <w:br/>
+      </w:r>
+      <w:r>
+        <w:rPr>
+          <w:rStyle w:val="CommentTok"/>
+        </w:rPr>
+        <w:t xml:space="preserve">// ...</w:t>
+      </w:r>
+      <w:r>
+        <w:br/>
+      </w:r>
+      <w:r>
+        <w:rPr>
+          <w:rStyle w:val="NormalTok"/>
+        </w:rPr>
+        <w:t xml:space="preserve">  </w:t>
+      </w:r>
+      <w:r>
+        <w:rPr>
+          <w:rStyle w:val="DataTypeTok"/>
+        </w:rPr>
+        <w:t xml:space="preserve">int</w:t>
+      </w:r>
+      <w:r>
+        <w:rPr>
+          <w:rStyle w:val="NormalTok"/>
+        </w:rPr>
+        <w:t xml:space="preserve"> i = </w:t>
+      </w:r>
+      <w:r>
+        <w:rPr>
+          <w:rStyle w:val="DecValTok"/>
+        </w:rPr>
+        <w:t xml:space="preserve">2</w:t>
+      </w:r>
+      <w:r>
+        <w:rPr>
+          <w:rStyle w:val="NormalTok"/>
+        </w:rPr>
+        <w:t xml:space="preserve">;</w:t>
+      </w:r>
+      <w:r>
+        <w:br/>
+      </w:r>
+      <w:r>
+        <w:rPr>
+          <w:rStyle w:val="NormalTok"/>
+        </w:rPr>
+        <w:t xml:space="preserve">  </w:t>
+      </w:r>
+      <w:r>
+        <w:rPr>
+          <w:rStyle w:val="DataTypeTok"/>
+        </w:rPr>
+        <w:t xml:space="preserve">int</w:t>
+      </w:r>
+      <w:r>
+        <w:rPr>
+          <w:rStyle w:val="NormalTok"/>
+        </w:rPr>
+        <w:t xml:space="preserve"> a = </w:t>
+      </w:r>
+      <w:r>
+        <w:rPr>
+          <w:rStyle w:val="DecValTok"/>
+        </w:rPr>
+        <w:t xml:space="preserve">81</w:t>
+      </w:r>
+      <w:r>
+        <w:rPr>
+          <w:rStyle w:val="NormalTok"/>
+        </w:rPr>
+        <w:t xml:space="preserve"> / CUBE(++i);</w:t>
+      </w:r>
+    </w:p>
+    <w:p>
+      <w:pPr>
+        <w:pStyle w:val="FirstParagraph"/>
+      </w:pPr>
+      <w:r>
+        <w:t xml:space="preserve">The above example could expand to:</w:t>
+      </w:r>
+    </w:p>
+    <w:p>
+      <w:pPr>
+        <w:pStyle w:val="SourceCode"/>
+      </w:pPr>
+      <w:r>
+        <w:rPr>
+          <w:rStyle w:val="NormalTok"/>
+        </w:rPr>
+        <w:t xml:space="preserve">  </w:t>
+      </w:r>
+      <w:r>
+        <w:rPr>
+          <w:rStyle w:val="DataTypeTok"/>
+        </w:rPr>
+        <w:t xml:space="preserve">int</w:t>
+      </w:r>
+      <w:r>
+        <w:rPr>
+          <w:rStyle w:val="NormalTok"/>
+        </w:rPr>
+        <w:t xml:space="preserve"> a = </w:t>
+      </w:r>
+      <w:r>
+        <w:rPr>
+          <w:rStyle w:val="DecValTok"/>
+        </w:rPr>
+        <w:t xml:space="preserve">81</w:t>
+      </w:r>
+      <w:r>
+        <w:rPr>
+          <w:rStyle w:val="NormalTok"/>
+        </w:rPr>
+        <w:t xml:space="preserve"> / ((++i) * (++i) * (++i));</w:t>
+      </w:r>
+    </w:p>
+    <w:p>
+      <w:pPr>
+        <w:pStyle w:val="FirstParagraph"/>
+      </w:pPr>
+      <w:r>
+        <w:t xml:space="preserve">which has undefined behaviour so this macro expansion is difficult to predict.</w:t>
+      </w:r>
+    </w:p>
+    <w:p>
+      <w:pPr>
+        <w:pStyle w:val="BodyText"/>
+      </w:pPr>
+      <w:r>
+        <w:t xml:space="preserve">Another mechanism of failure can occur when the arguments within the</w:t>
+      </w:r>
+      <w:r>
+        <w:t xml:space="preserve"> </w:t>
+      </w:r>
+      <w:r>
+        <w:t xml:space="preserve">body of a function-like macro are not fully parenthesized. The following</w:t>
+      </w:r>
+      <w:r>
+        <w:t xml:space="preserve"> </w:t>
+      </w:r>
+      <w:r>
+        <w:t xml:space="preserve">example shows the CUBE macro without parenthesized arguments.</w:t>
+      </w:r>
+    </w:p>
+    <w:p>
+      <w:pPr>
+        <w:pStyle w:val="SourceCode"/>
+      </w:pPr>
+      <w:r>
+        <w:rPr>
+          <w:rStyle w:val="PreprocessorTok"/>
+        </w:rPr>
+        <w:t xml:space="preserve">#define CUBE</w:t>
+      </w:r>
+      <w:r>
+        <w:rPr>
+          <w:rStyle w:val="NormalTok"/>
+        </w:rPr>
+        <w:t xml:space="preserve">(X)</w:t>
+      </w:r>
+      <w:r>
+        <w:rPr>
+          <w:rStyle w:val="PreprocessorTok"/>
+        </w:rPr>
+        <w:t xml:space="preserve"> </w:t>
+      </w:r>
+      <w:r>
+        <w:rPr>
+          <w:rStyle w:val="NormalTok"/>
+        </w:rPr>
+        <w:t xml:space="preserve">(X</w:t>
+      </w:r>
+      <w:r>
+        <w:rPr>
+          <w:rStyle w:val="PreprocessorTok"/>
+        </w:rPr>
+        <w:t xml:space="preserve"> </w:t>
+      </w:r>
+      <w:r>
+        <w:rPr>
+          <w:rStyle w:val="NormalTok"/>
+        </w:rPr>
+        <w:t xml:space="preserve">*</w:t>
+      </w:r>
+      <w:r>
+        <w:rPr>
+          <w:rStyle w:val="PreprocessorTok"/>
+        </w:rPr>
+        <w:t xml:space="preserve"> </w:t>
+      </w:r>
+      <w:r>
+        <w:rPr>
+          <w:rStyle w:val="NormalTok"/>
+        </w:rPr>
+        <w:t xml:space="preserve">X</w:t>
+      </w:r>
+      <w:r>
+        <w:rPr>
+          <w:rStyle w:val="PreprocessorTok"/>
+        </w:rPr>
+        <w:t xml:space="preserve"> </w:t>
+      </w:r>
+      <w:r>
+        <w:rPr>
+          <w:rStyle w:val="NormalTok"/>
+        </w:rPr>
+        <w:t xml:space="preserve">*</w:t>
+      </w:r>
+      <w:r>
+        <w:rPr>
+          <w:rStyle w:val="PreprocessorTok"/>
+        </w:rPr>
+        <w:t xml:space="preserve"> </w:t>
+      </w:r>
+      <w:r>
+        <w:rPr>
+          <w:rStyle w:val="NormalTok"/>
+        </w:rPr>
+        <w:t xml:space="preserve">X)</w:t>
+      </w:r>
+      <w:r>
+        <w:br/>
+      </w:r>
+      <w:r>
+        <w:rPr>
+          <w:rStyle w:val="CommentTok"/>
+        </w:rPr>
+        <w:t xml:space="preserve">// ...</w:t>
+      </w:r>
+      <w:r>
+        <w:br/>
+      </w:r>
+      <w:r>
+        <w:rPr>
+          <w:rStyle w:val="NormalTok"/>
+        </w:rPr>
+        <w:t xml:space="preserve">  </w:t>
+      </w:r>
+      <w:r>
+        <w:rPr>
+          <w:rStyle w:val="DataTypeTok"/>
+        </w:rPr>
+        <w:t xml:space="preserve">int</w:t>
+      </w:r>
+      <w:r>
+        <w:rPr>
+          <w:rStyle w:val="NormalTok"/>
+        </w:rPr>
+        <w:t xml:space="preserve"> a = CUBE(</w:t>
+      </w:r>
+      <w:r>
+        <w:rPr>
+          <w:rStyle w:val="DecValTok"/>
+        </w:rPr>
+        <w:t xml:space="preserve">2</w:t>
+      </w:r>
+      <w:r>
+        <w:rPr>
+          <w:rStyle w:val="NormalTok"/>
+        </w:rPr>
+        <w:t xml:space="preserve"> + </w:t>
+      </w:r>
+      <w:r>
+        <w:rPr>
+          <w:rStyle w:val="DecValTok"/>
+        </w:rPr>
+        <w:t xml:space="preserve">1</w:t>
+      </w:r>
+      <w:r>
+        <w:rPr>
+          <w:rStyle w:val="NormalTok"/>
+        </w:rPr>
+        <w:t xml:space="preserve">);</w:t>
+      </w:r>
+    </w:p>
+    <w:p>
+      <w:pPr>
+        <w:pStyle w:val="FirstParagraph"/>
+      </w:pPr>
+      <w:r>
+        <w:t xml:space="preserve">This example expands to:</w:t>
+      </w:r>
+    </w:p>
+    <w:p>
+      <w:pPr>
+        <w:pStyle w:val="SourceCode"/>
+      </w:pPr>
+      <w:r>
+        <w:rPr>
+          <w:rStyle w:val="NormalTok"/>
+        </w:rPr>
+        <w:t xml:space="preserve">  </w:t>
+      </w:r>
+      <w:r>
+        <w:rPr>
+          <w:rStyle w:val="DataTypeTok"/>
+        </w:rPr>
+        <w:t xml:space="preserve">int</w:t>
+      </w:r>
+      <w:r>
+        <w:rPr>
+          <w:rStyle w:val="NormalTok"/>
+        </w:rPr>
+        <w:t xml:space="preserve"> a = (</w:t>
+      </w:r>
+      <w:r>
+        <w:rPr>
+          <w:rStyle w:val="DecValTok"/>
+        </w:rPr>
+        <w:t xml:space="preserve">2</w:t>
+      </w:r>
+      <w:r>
+        <w:rPr>
+          <w:rStyle w:val="NormalTok"/>
+        </w:rPr>
+        <w:t xml:space="preserve"> + </w:t>
+      </w:r>
+      <w:r>
+        <w:rPr>
+          <w:rStyle w:val="DecValTok"/>
+        </w:rPr>
+        <w:t xml:space="preserve">1</w:t>
+      </w:r>
+      <w:r>
+        <w:rPr>
+          <w:rStyle w:val="NormalTok"/>
+        </w:rPr>
+        <w:t xml:space="preserve"> * </w:t>
+      </w:r>
+      <w:r>
+        <w:rPr>
+          <w:rStyle w:val="DecValTok"/>
+        </w:rPr>
+        <w:t xml:space="preserve">2</w:t>
+      </w:r>
+      <w:r>
+        <w:rPr>
+          <w:rStyle w:val="NormalTok"/>
+        </w:rPr>
+        <w:t xml:space="preserve"> + </w:t>
+      </w:r>
+      <w:r>
+        <w:rPr>
+          <w:rStyle w:val="DecValTok"/>
+        </w:rPr>
+        <w:t xml:space="preserve">1</w:t>
+      </w:r>
+      <w:r>
+        <w:rPr>
+          <w:rStyle w:val="NormalTok"/>
+        </w:rPr>
+        <w:t xml:space="preserve"> * </w:t>
+      </w:r>
+      <w:r>
+        <w:rPr>
+          <w:rStyle w:val="DecValTok"/>
+        </w:rPr>
+        <w:t xml:space="preserve">2</w:t>
+      </w:r>
+      <w:r>
+        <w:rPr>
+          <w:rStyle w:val="NormalTok"/>
+        </w:rPr>
+        <w:t xml:space="preserve"> + </w:t>
+      </w:r>
+      <w:r>
+        <w:rPr>
+          <w:rStyle w:val="DecValTok"/>
+        </w:rPr>
+        <w:t xml:space="preserve">1</w:t>
+      </w:r>
+      <w:r>
+        <w:rPr>
+          <w:rStyle w:val="NormalTok"/>
+        </w:rPr>
+        <w:t xml:space="preserve">)</w:t>
+      </w:r>
+    </w:p>
+    <w:p>
+      <w:pPr>
+        <w:pStyle w:val="FirstParagraph"/>
+      </w:pPr>
+      <w:r>
+        <w:t xml:space="preserve">which evaluates to 7 instead of the intended 27.</w:t>
+      </w:r>
+    </w:p>
+    <w:p>
+      <w:pPr>
+        <w:pStyle w:val="BodyText"/>
+      </w:pPr>
+      <w:r>
+        <w:t xml:space="preserve">Both issues shown above are a result of the text replacement mechanisms of preprocessing.</w:t>
+      </w:r>
+      <w:r>
+        <w:t xml:space="preserve"> </w:t>
+      </w:r>
+      <w:r>
+        <w:t xml:space="preserve">Usually such function-like macros can be replaced by type-safe</w:t>
+      </w:r>
+      <w:r>
+        <w:t xml:space="preserve"> </w:t>
+      </w:r>
+      <w:r>
+        <w:rPr>
+          <w:rStyle w:val="KeywordTok"/>
+        </w:rPr>
+        <w:t xml:space="preserve">constexpr</w:t>
+      </w:r>
+      <w:r>
+        <w:t xml:space="preserve"> </w:t>
+      </w:r>
+      <w:r>
+        <w:t xml:space="preserve">functions that do not suffer from the vulnerabilities caused by text replacement, as shown below:</w:t>
+      </w:r>
+    </w:p>
+    <w:p>
+      <w:pPr>
+        <w:pStyle w:val="SourceCode"/>
+      </w:pPr>
+      <w:r>
+        <w:rPr>
+          <w:rStyle w:val="NormalTok"/>
+        </w:rPr>
+        <w:t xml:space="preserve">  </w:t>
+      </w:r>
+      <w:r>
+        <w:rPr>
+          <w:rStyle w:val="KeywordTok"/>
+        </w:rPr>
+        <w:t xml:space="preserve">constexpr</w:t>
+      </w:r>
+      <w:r>
+        <w:rPr>
+          <w:rStyle w:val="NormalTok"/>
+        </w:rPr>
+        <w:t xml:space="preserve"> </w:t>
+      </w:r>
+      <w:r>
+        <w:rPr>
+          <w:rStyle w:val="KeywordTok"/>
+        </w:rPr>
+        <w:t xml:space="preserve">auto</w:t>
+      </w:r>
+      <w:r>
+        <w:rPr>
+          <w:rStyle w:val="NormalTok"/>
+        </w:rPr>
+        <w:t xml:space="preserve"> CUBE(</w:t>
+      </w:r>
+      <w:r>
+        <w:rPr>
+          <w:rStyle w:val="KeywordTok"/>
+        </w:rPr>
+        <w:t xml:space="preserve">auto</w:t>
+      </w:r>
+      <w:r>
+        <w:rPr>
+          <w:rStyle w:val="NormalTok"/>
+        </w:rPr>
+        <w:t xml:space="preserve"> </w:t>
+      </w:r>
+      <w:r>
+        <w:rPr>
+          <w:rStyle w:val="AttributeTok"/>
+        </w:rPr>
+        <w:t xml:space="preserve">const</w:t>
+      </w:r>
+      <w:r>
+        <w:rPr>
+          <w:rStyle w:val="NormalTok"/>
+        </w:rPr>
+        <w:t xml:space="preserve"> x) { </w:t>
+      </w:r>
+      <w:r>
+        <w:rPr>
+          <w:rStyle w:val="ControlFlowTok"/>
+        </w:rPr>
+        <w:t xml:space="preserve">return</w:t>
+      </w:r>
+      <w:r>
+        <w:rPr>
+          <w:rStyle w:val="NormalTok"/>
+        </w:rPr>
+        <w:t xml:space="preserve"> x * x * x; }</w:t>
+      </w:r>
+    </w:p>
+    <w:p>
+      <w:pPr>
+        <w:pStyle w:val="FirstParagraph"/>
+      </w:pPr>
+      <w:r>
+        <w:t xml:space="preserve">Historically, one use of function-like macros was to provide source-location information via the compiler-provided macros</w:t>
+      </w:r>
+      <w:r>
+        <w:t xml:space="preserve"> </w:t>
+      </w:r>
+      <w:r>
+        <w:rPr>
+          <w:rStyle w:val="OtherTok"/>
+        </w:rPr>
+        <w:t xml:space="preserve">__LINE__</w:t>
+      </w:r>
+      <w:r>
+        <w:t xml:space="preserve">,</w:t>
+      </w:r>
+      <w:r>
+        <w:t xml:space="preserve"> </w:t>
+      </w:r>
+      <w:r>
+        <w:rPr>
+          <w:rStyle w:val="OtherTok"/>
+        </w:rPr>
+        <w:t xml:space="preserve">__FILE__</w:t>
+      </w:r>
+      <w:r>
+        <w:t xml:space="preserve">, and</w:t>
+      </w:r>
+      <w:r>
+        <w:t xml:space="preserve"> </w:t>
+      </w:r>
+      <w:r>
+        <w:rPr>
+          <w:rStyle w:val="OtherTok"/>
+        </w:rPr>
+        <w:t xml:space="preserve">__func__</w:t>
+      </w:r>
+      <w:r>
+        <w:t xml:space="preserve">.</w:t>
+      </w:r>
+      <w:r>
+        <w:t xml:space="preserve"> </w:t>
+      </w:r>
+      <w:r>
+        <w:t xml:space="preserve">Modern C++ provides</w:t>
+      </w:r>
+      <w:r>
+        <w:t xml:space="preserve"> </w:t>
+      </w:r>
+      <w:r>
+        <w:rPr>
+          <w:rStyle w:val="BuiltInTok"/>
+        </w:rPr>
+        <w:t xml:space="preserve">std::</w:t>
+      </w:r>
+      <w:r>
+        <w:rPr>
+          <w:rStyle w:val="NormalTok"/>
+        </w:rPr>
+        <w:t xml:space="preserve">source_location</w:t>
+      </w:r>
+      <w:r>
+        <w:t xml:space="preserve"> </w:t>
+      </w:r>
+      <w:r>
+        <w:t xml:space="preserve">with the</w:t>
+      </w:r>
+      <w:r>
+        <w:t xml:space="preserve"> </w:t>
+      </w:r>
+      <w:r>
+        <w:rPr>
+          <w:rStyle w:val="BuiltInTok"/>
+        </w:rPr>
+        <w:t xml:space="preserve">std::</w:t>
+      </w:r>
+      <w:r>
+        <w:rPr>
+          <w:rStyle w:val="NormalTok"/>
+        </w:rPr>
+        <w:t xml:space="preserve">sources_location</w:t>
+      </w:r>
+      <w:r>
+        <w:rPr>
+          <w:rStyle w:val="BuiltInTok"/>
+        </w:rPr>
+        <w:t xml:space="preserve">::</w:t>
+      </w:r>
+      <w:r>
+        <w:rPr>
+          <w:rStyle w:val="NormalTok"/>
+        </w:rPr>
+        <w:t xml:space="preserve">current()</w:t>
+      </w:r>
+      <w:r>
+        <w:t xml:space="preserve"> </w:t>
+      </w:r>
+      <w:r>
+        <w:t xml:space="preserve">default function argument that allows passing that information from a function’s call site without the need to use a macro.</w:t>
+      </w:r>
+    </w:p>
+    <w:p>
+      <w:pPr>
+        <w:pStyle w:val="BodyText"/>
+      </w:pPr>
+      <w:r>
+        <w:t xml:space="preserve">Similar issues can apply to object-like macros:</w:t>
+      </w:r>
+    </w:p>
+    <w:p>
+      <w:pPr>
+        <w:pStyle w:val="SourceCode"/>
+      </w:pPr>
+      <w:r>
+        <w:rPr>
+          <w:rStyle w:val="PreprocessorTok"/>
+        </w:rPr>
+        <w:t xml:space="preserve">#define THREE </w:t>
+      </w:r>
+      <w:r>
+        <w:rPr>
+          <w:rStyle w:val="NormalTok"/>
+        </w:rPr>
+        <w:t xml:space="preserve">=</w:t>
+      </w:r>
+      <w:r>
+        <w:rPr>
+          <w:rStyle w:val="PreprocessorTok"/>
+        </w:rPr>
+        <w:t xml:space="preserve"> </w:t>
+      </w:r>
+      <w:r>
+        <w:rPr>
+          <w:rStyle w:val="DecValTok"/>
+        </w:rPr>
+        <w:t xml:space="preserve">1</w:t>
+      </w:r>
+      <w:r>
+        <w:rPr>
+          <w:rStyle w:val="NormalTok"/>
+        </w:rPr>
+        <w:t xml:space="preserve">+</w:t>
+      </w:r>
+      <w:r>
+        <w:rPr>
+          <w:rStyle w:val="DecValTok"/>
+        </w:rPr>
+        <w:t xml:space="preserve">2</w:t>
+      </w:r>
+      <w:r>
+        <w:br/>
+      </w:r>
+      <w:r>
+        <w:rPr>
+          <w:rStyle w:val="NormalTok"/>
+        </w:rPr>
+        <w:t xml:space="preserve">  </w:t>
+      </w:r>
+      <w:r>
+        <w:rPr>
+          <w:rStyle w:val="KeywordTok"/>
+        </w:rPr>
+        <w:t xml:space="preserve">auto</w:t>
+      </w:r>
+      <w:r>
+        <w:rPr>
+          <w:rStyle w:val="NormalTok"/>
+        </w:rPr>
+        <w:t xml:space="preserve"> x = THREE*THREE</w:t>
+      </w:r>
+    </w:p>
+    <w:p>
+      <w:pPr>
+        <w:pStyle w:val="FirstParagraph"/>
+      </w:pPr>
+      <w:r>
+        <w:t xml:space="preserve">becomes</w:t>
+      </w:r>
+    </w:p>
+    <w:p>
+      <w:pPr>
+        <w:pStyle w:val="SourceCode"/>
+      </w:pPr>
+      <w:r>
+        <w:rPr>
+          <w:rStyle w:val="NormalTok"/>
+        </w:rPr>
+        <w:t xml:space="preserve">  </w:t>
+      </w:r>
+      <w:r>
+        <w:rPr>
+          <w:rStyle w:val="KeywordTok"/>
+        </w:rPr>
+        <w:t xml:space="preserve">auto</w:t>
+      </w:r>
+      <w:r>
+        <w:rPr>
+          <w:rStyle w:val="NormalTok"/>
+        </w:rPr>
+        <w:t xml:space="preserve"> x = </w:t>
+      </w:r>
+      <w:r>
+        <w:rPr>
+          <w:rStyle w:val="DecValTok"/>
+        </w:rPr>
+        <w:t xml:space="preserve">1</w:t>
+      </w:r>
+      <w:r>
+        <w:rPr>
+          <w:rStyle w:val="NormalTok"/>
+        </w:rPr>
+        <w:t xml:space="preserve">+</w:t>
+      </w:r>
+      <w:r>
+        <w:rPr>
+          <w:rStyle w:val="DecValTok"/>
+        </w:rPr>
+        <w:t xml:space="preserve">2</w:t>
+      </w:r>
+      <w:r>
+        <w:rPr>
+          <w:rStyle w:val="NormalTok"/>
+        </w:rPr>
+        <w:t xml:space="preserve">*</w:t>
+      </w:r>
+      <w:r>
+        <w:rPr>
+          <w:rStyle w:val="DecValTok"/>
+        </w:rPr>
+        <w:t xml:space="preserve">1</w:t>
+      </w:r>
+      <w:r>
+        <w:rPr>
+          <w:rStyle w:val="NormalTok"/>
+        </w:rPr>
+        <w:t xml:space="preserve">+</w:t>
+      </w:r>
+      <w:r>
+        <w:rPr>
+          <w:rStyle w:val="DecValTok"/>
+        </w:rPr>
+        <w:t xml:space="preserve">2</w:t>
+      </w:r>
+      <w:r>
+        <w:rPr>
+          <w:rStyle w:val="NormalTok"/>
+        </w:rPr>
+        <w:t xml:space="preserve"> </w:t>
+      </w:r>
+      <w:r>
+        <w:rPr>
+          <w:rStyle w:val="CommentTok"/>
+        </w:rPr>
+        <w:t xml:space="preserve">// 5, not 6 as expected</w:t>
+      </w:r>
+    </w:p>
+    <w:p>
+      <w:pPr>
+        <w:pStyle w:val="FirstParagraph"/>
+      </w:pPr>
+      <w:r>
+        <w:t xml:space="preserve">Most object-like macros can be replaced by</w:t>
+      </w:r>
+      <w:r>
+        <w:t xml:space="preserve"> </w:t>
+      </w:r>
+      <w:r>
+        <w:rPr>
+          <w:rStyle w:val="KeywordTok"/>
+        </w:rPr>
+        <w:t xml:space="preserve">constexpr</w:t>
+      </w:r>
+      <w:r>
+        <w:t xml:space="preserve"> </w:t>
+      </w:r>
+      <w:r>
+        <w:t xml:space="preserve">variables that do not suffer from this vulnerability.</w:t>
+      </w:r>
+    </w:p>
+    <w:p>
+      <w:pPr>
+        <w:pStyle w:val="BodyText"/>
+      </w:pPr>
+      <w:r>
+        <w:t xml:space="preserve">A remaining use case for function-like macros is the use of</w:t>
+      </w:r>
+      <w:r>
+        <w:t xml:space="preserve"> </w:t>
+      </w:r>
+      <w:r>
+        <w:t xml:space="preserve">“</w:t>
+      </w:r>
+      <w:r>
+        <w:t xml:space="preserve">stringification</w:t>
+      </w:r>
+      <w:r>
+        <w:t xml:space="preserve">”</w:t>
+      </w:r>
+      <w:r>
+        <w:t xml:space="preserve"> </w:t>
+      </w:r>
+      <w:r>
+        <w:t xml:space="preserve">(</w:t>
+      </w:r>
+      <w:r>
+        <w:rPr>
           <w:rStyle w:val="ErrorTok"/>
         </w:rPr>
-        <w:t xml:space="preserve">\</w:t>
-      </w:r>
-      <w:r>
-        <w:rPr>
-          <w:rStyle w:val="NormalTok"/>
-        </w:rPr>
-        <w:t xml:space="preserve">*</w:t>
+        <w:t xml:space="preserve">#</w:t>
+      </w:r>
+      <w:r>
+        <w:t xml:space="preserve">)</w:t>
+      </w:r>
+      <w:r>
+        <w:t xml:space="preserve"> </w:t>
+      </w:r>
+      <w:r>
+        <w:t xml:space="preserve">of macro arguments or joining macro arguments to form a new token (</w:t>
       </w:r>
       <w:r>
         <w:rPr>
           <w:rStyle w:val="PreprocessorTok"/>
         </w:rPr>
-        <w:t xml:space="preserve"> </w:t>
-      </w:r>
-      <w:r>
-        <w:rPr>
-          <w:rStyle w:val="NormalTok"/>
-        </w:rPr>
-        <w:t xml:space="preserve">(X)</w:t>
+        <w:t xml:space="preserve">#</w:t>
+      </w:r>
+      <w:r>
+        <w:rPr>
+          <w:rStyle w:val="ErrorTok"/>
+        </w:rPr>
+        <w:t xml:space="preserve">#</w:t>
+      </w:r>
+      <w:r>
+        <w:t xml:space="preserve">).</w:t>
+      </w:r>
+      <w:r>
+        <w:t xml:space="preserve"> </w:t>
+      </w:r>
+      <w:r>
+        <w:t xml:space="preserve">C++ does not specify the order of evaluation, hence care is necessary in macros that contain multiple instances of these operators.</w:t>
+      </w:r>
+    </w:p>
+    <w:p>
+      <w:pPr>
+        <w:pStyle w:val="SourceCode"/>
+      </w:pPr>
+      <w:r>
+        <w:rPr>
+          <w:rStyle w:val="DataTypeTok"/>
+        </w:rPr>
+        <w:t xml:space="preserve">double</w:t>
+      </w:r>
+      <w:r>
+        <w:rPr>
+          <w:rStyle w:val="NormalTok"/>
+        </w:rPr>
+        <w:t xml:space="preserve"> </w:t>
+      </w:r>
+      <w:r>
+        <w:rPr>
+          <w:rStyle w:val="KeywordTok"/>
+        </w:rPr>
+        <w:t xml:space="preserve">operator</w:t>
+      </w:r>
+      <w:r>
+        <w:rPr>
+          <w:rStyle w:val="StringTok"/>
+        </w:rPr>
+        <w:t xml:space="preserve">""</w:t>
+      </w:r>
+      <w:r>
+        <w:rPr>
+          <w:rStyle w:val="NormalTok"/>
+        </w:rPr>
+        <w:t xml:space="preserve">_ms(</w:t>
+      </w:r>
+      <w:r>
+        <w:rPr>
+          <w:rStyle w:val="AttributeTok"/>
+        </w:rPr>
+        <w:t xml:space="preserve">const</w:t>
+      </w:r>
+      <w:r>
+        <w:rPr>
+          <w:rStyle w:val="NormalTok"/>
+        </w:rPr>
+        <w:t xml:space="preserve"> </w:t>
+      </w:r>
+      <w:r>
+        <w:rPr>
+          <w:rStyle w:val="DataTypeTok"/>
+        </w:rPr>
+        <w:t xml:space="preserve">char</w:t>
+      </w:r>
+      <w:r>
+        <w:rPr>
+          <w:rStyle w:val="NormalTok"/>
+        </w:rPr>
+        <w:t xml:space="preserve"> *, </w:t>
+      </w:r>
+      <w:r>
+        <w:rPr>
+          <w:rStyle w:val="DataTypeTok"/>
+        </w:rPr>
+        <w:t xml:space="preserve">unsigned</w:t>
+      </w:r>
+      <w:r>
+        <w:rPr>
+          <w:rStyle w:val="NormalTok"/>
+        </w:rPr>
+        <w:t xml:space="preserve"> </w:t>
+      </w:r>
+      <w:r>
+        <w:rPr>
+          <w:rStyle w:val="DataTypeTok"/>
+        </w:rPr>
+        <w:t xml:space="preserve">long</w:t>
+      </w:r>
+      <w:r>
+        <w:rPr>
+          <w:rStyle w:val="NormalTok"/>
+        </w:rPr>
+        <w:t xml:space="preserve"> );</w:t>
+      </w:r>
+      <w:r>
+        <w:br/>
       </w:r>
       <w:r>
         <w:rPr>
           <w:rStyle w:val="PreprocessorTok"/>
         </w:rPr>
-        <w:t xml:space="preserve"> </w:t>
-      </w:r>
-      <w:r>
-        <w:rPr>
-          <w:rStyle w:val="ErrorTok"/>
-        </w:rPr>
-        <w:t xml:space="preserve">\</w:t>
-      </w:r>
-      <w:r>
-        <w:rPr>
-          <w:rStyle w:val="NormalTok"/>
-        </w:rPr>
-        <w:t xml:space="preserve">*</w:t>
+        <w:t xml:space="preserve">#define jstringify</w:t>
+      </w:r>
+      <w:r>
+        <w:rPr>
+          <w:rStyle w:val="NormalTok"/>
+        </w:rPr>
+        <w:t xml:space="preserve">(</w:t>
       </w:r>
       <w:r>
         <w:rPr>
@@ -54315,850 +55245,88 @@
         <w:rPr>
           <w:rStyle w:val="NormalTok"/>
         </w:rPr>
-        <w:t xml:space="preserve">(X))</w:t>
-      </w:r>
-      <w:r>
-        <w:br/>
+        <w:t xml:space="preserve">x,</w:t>
+      </w:r>
+      <w:r>
+        <w:rPr>
+          <w:rStyle w:val="PreprocessorTok"/>
+        </w:rPr>
+        <w:t xml:space="preserve"> </w:t>
+      </w:r>
+      <w:r>
+        <w:rPr>
+          <w:rStyle w:val="NormalTok"/>
+        </w:rPr>
+        <w:t xml:space="preserve">y</w:t>
+      </w:r>
+      <w:r>
+        <w:rPr>
+          <w:rStyle w:val="PreprocessorTok"/>
+        </w:rPr>
+        <w:t xml:space="preserve"> </w:t>
+      </w:r>
+      <w:r>
+        <w:rPr>
+          <w:rStyle w:val="NormalTok"/>
+        </w:rPr>
+        <w:t xml:space="preserve">)</w:t>
+      </w:r>
+      <w:r>
+        <w:rPr>
+          <w:rStyle w:val="PreprocessorTok"/>
+        </w:rPr>
+        <w:t xml:space="preserve"> # </w:t>
+      </w:r>
+      <w:r>
+        <w:rPr>
+          <w:rStyle w:val="NormalTok"/>
+        </w:rPr>
+        <w:t xml:space="preserve">x</w:t>
+      </w:r>
+      <w:r>
+        <w:rPr>
+          <w:rStyle w:val="PreprocessorTok"/>
+        </w:rPr>
+        <w:t xml:space="preserve"> ## </w:t>
+      </w:r>
+      <w:r>
+        <w:rPr>
+          <w:rStyle w:val="NormalTok"/>
+        </w:rPr>
+        <w:t xml:space="preserve">y</w:t>
+      </w:r>
+      <w:r>
+        <w:br/>
+      </w:r>
+      <w:r>
+        <w:rPr>
+          <w:rStyle w:val="KeywordTok"/>
+        </w:rPr>
+        <w:t xml:space="preserve">auto</w:t>
+      </w:r>
+      <w:r>
+        <w:rPr>
+          <w:rStyle w:val="NormalTok"/>
+        </w:rPr>
+        <w:t xml:space="preserve"> s = jstringify( </w:t>
+      </w:r>
+      <w:r>
+        <w:rPr>
+          <w:rStyle w:val="DecValTok"/>
+        </w:rPr>
+        <w:t xml:space="preserve">0</w:t>
+      </w:r>
+      <w:r>
+        <w:rPr>
+          <w:rStyle w:val="NormalTok"/>
+        </w:rPr>
+        <w:t xml:space="preserve">, _ms );   </w:t>
       </w:r>
       <w:r>
         <w:rPr>
           <w:rStyle w:val="CommentTok"/>
         </w:rPr>
-        <w:t xml:space="preserve">// ...</w:t>
-      </w:r>
-      <w:r>
-        <w:br/>
-      </w:r>
-      <w:r>
-        <w:rPr>
-          <w:rStyle w:val="NormalTok"/>
-        </w:rPr>
-        <w:t xml:space="preserve">  </w:t>
-      </w:r>
-      <w:r>
-        <w:rPr>
-          <w:rStyle w:val="DataTypeTok"/>
-        </w:rPr>
-        <w:t xml:space="preserve">int</w:t>
-      </w:r>
-      <w:r>
-        <w:rPr>
-          <w:rStyle w:val="NormalTok"/>
-        </w:rPr>
-        <w:t xml:space="preserve"> i = </w:t>
-      </w:r>
-      <w:r>
-        <w:rPr>
-          <w:rStyle w:val="DecValTok"/>
-        </w:rPr>
-        <w:t xml:space="preserve">2</w:t>
-      </w:r>
-      <w:r>
-        <w:rPr>
-          <w:rStyle w:val="NormalTok"/>
-        </w:rPr>
-        <w:t xml:space="preserve">;</w:t>
-      </w:r>
-      <w:r>
-        <w:br/>
-      </w:r>
-      <w:r>
-        <w:rPr>
-          <w:rStyle w:val="NormalTok"/>
-        </w:rPr>
-        <w:t xml:space="preserve">  </w:t>
-      </w:r>
-      <w:r>
-        <w:rPr>
-          <w:rStyle w:val="DataTypeTok"/>
-        </w:rPr>
-        <w:t xml:space="preserve">int</w:t>
-      </w:r>
-      <w:r>
-        <w:rPr>
-          <w:rStyle w:val="NormalTok"/>
-        </w:rPr>
-        <w:t xml:space="preserve"> a = </w:t>
-      </w:r>
-      <w:r>
-        <w:rPr>
-          <w:rStyle w:val="DecValTok"/>
-        </w:rPr>
-        <w:t xml:space="preserve">81</w:t>
-      </w:r>
-      <w:r>
-        <w:rPr>
-          <w:rStyle w:val="NormalTok"/>
-        </w:rPr>
-        <w:t xml:space="preserve"> / CUBE(++i);</w:t>
-      </w:r>
-    </w:p>
-    <w:p>
-      <w:pPr>
-        <w:pStyle w:val="FirstParagraph"/>
-      </w:pPr>
-      <w:r>
-        <w:t xml:space="preserve">The above example could expand to:</w:t>
-      </w:r>
-    </w:p>
-    <w:p>
-      <w:pPr>
-        <w:pStyle w:val="SourceCode"/>
-      </w:pPr>
-      <w:r>
-        <w:rPr>
-          <w:rStyle w:val="NormalTok"/>
-        </w:rPr>
-        <w:t xml:space="preserve">  </w:t>
-      </w:r>
-      <w:r>
-        <w:rPr>
-          <w:rStyle w:val="DataTypeTok"/>
-        </w:rPr>
-        <w:t xml:space="preserve">int</w:t>
-      </w:r>
-      <w:r>
-        <w:rPr>
-          <w:rStyle w:val="NormalTok"/>
-        </w:rPr>
-        <w:t xml:space="preserve"> a = </w:t>
-      </w:r>
-      <w:r>
-        <w:rPr>
-          <w:rStyle w:val="DecValTok"/>
-        </w:rPr>
-        <w:t xml:space="preserve">81</w:t>
-      </w:r>
-      <w:r>
-        <w:rPr>
-          <w:rStyle w:val="NormalTok"/>
-        </w:rPr>
-        <w:t xml:space="preserve"> / ((++i) * (++i) * (++i));</w:t>
-      </w:r>
-    </w:p>
-    <w:p>
-      <w:pPr>
-        <w:pStyle w:val="FirstParagraph"/>
-      </w:pPr>
-      <w:r>
-        <w:t xml:space="preserve">which has undefined behaviour so this macro expansion is difficult to predict.</w:t>
-      </w:r>
-    </w:p>
-    <w:p>
-      <w:pPr>
-        <w:pStyle w:val="BodyText"/>
-      </w:pPr>
-      <w:r>
-        <w:t xml:space="preserve">Another mechanism of failure can occur when the arguments within the</w:t>
-      </w:r>
-      <w:r>
-        <w:t xml:space="preserve"> </w:t>
-      </w:r>
-      <w:r>
-        <w:t xml:space="preserve">body of a function-like macro are not fully parenthesized. The following</w:t>
-      </w:r>
-      <w:r>
-        <w:t xml:space="preserve"> </w:t>
-      </w:r>
-      <w:r>
-        <w:t xml:space="preserve">example shows the CUBE macro without parenthesized arguments.</w:t>
-      </w:r>
-    </w:p>
-    <w:p>
-      <w:pPr>
-        <w:pStyle w:val="SourceCode"/>
-      </w:pPr>
-      <w:r>
-        <w:rPr>
-          <w:rStyle w:val="PreprocessorTok"/>
-        </w:rPr>
-        <w:t xml:space="preserve">#define CUBE</w:t>
-      </w:r>
-      <w:r>
-        <w:rPr>
-          <w:rStyle w:val="NormalTok"/>
-        </w:rPr>
-        <w:t xml:space="preserve">(X)</w:t>
-      </w:r>
-      <w:r>
-        <w:rPr>
-          <w:rStyle w:val="PreprocessorTok"/>
-        </w:rPr>
-        <w:t xml:space="preserve"> </w:t>
-      </w:r>
-      <w:r>
-        <w:rPr>
-          <w:rStyle w:val="NormalTok"/>
-        </w:rPr>
-        <w:t xml:space="preserve">(X</w:t>
-      </w:r>
-      <w:r>
-        <w:rPr>
-          <w:rStyle w:val="PreprocessorTok"/>
-        </w:rPr>
-        <w:t xml:space="preserve"> </w:t>
-      </w:r>
-      <w:r>
-        <w:rPr>
-          <w:rStyle w:val="NormalTok"/>
-        </w:rPr>
-        <w:t xml:space="preserve">*</w:t>
-      </w:r>
-      <w:r>
-        <w:rPr>
-          <w:rStyle w:val="PreprocessorTok"/>
-        </w:rPr>
-        <w:t xml:space="preserve"> </w:t>
-      </w:r>
-      <w:r>
-        <w:rPr>
-          <w:rStyle w:val="NormalTok"/>
-        </w:rPr>
-        <w:t xml:space="preserve">X</w:t>
-      </w:r>
-      <w:r>
-        <w:rPr>
-          <w:rStyle w:val="PreprocessorTok"/>
-        </w:rPr>
-        <w:t xml:space="preserve"> </w:t>
-      </w:r>
-      <w:r>
-        <w:rPr>
-          <w:rStyle w:val="NormalTok"/>
-        </w:rPr>
-        <w:t xml:space="preserve">*</w:t>
-      </w:r>
-      <w:r>
-        <w:rPr>
-          <w:rStyle w:val="PreprocessorTok"/>
-        </w:rPr>
-        <w:t xml:space="preserve"> </w:t>
-      </w:r>
-      <w:r>
-        <w:rPr>
-          <w:rStyle w:val="NormalTok"/>
-        </w:rPr>
-        <w:t xml:space="preserve">X)</w:t>
-      </w:r>
-      <w:r>
-        <w:br/>
-      </w:r>
-      <w:r>
-        <w:rPr>
-          <w:rStyle w:val="CommentTok"/>
-        </w:rPr>
-        <w:t xml:space="preserve">// ...</w:t>
-      </w:r>
-      <w:r>
-        <w:br/>
-      </w:r>
-      <w:r>
-        <w:rPr>
-          <w:rStyle w:val="DataTypeTok"/>
-        </w:rPr>
-        <w:t xml:space="preserve">int</w:t>
-      </w:r>
-      <w:r>
-        <w:rPr>
-          <w:rStyle w:val="NormalTok"/>
-        </w:rPr>
-        <w:t xml:space="preserve"> a = CUBE(</w:t>
-      </w:r>
-      <w:r>
-        <w:rPr>
-          <w:rStyle w:val="DecValTok"/>
-        </w:rPr>
-        <w:t xml:space="preserve">2</w:t>
-      </w:r>
-      <w:r>
-        <w:rPr>
-          <w:rStyle w:val="NormalTok"/>
-        </w:rPr>
-        <w:t xml:space="preserve"> + </w:t>
-      </w:r>
-      <w:r>
-        <w:rPr>
-          <w:rStyle w:val="DecValTok"/>
-        </w:rPr>
-        <w:t xml:space="preserve">1</w:t>
-      </w:r>
-      <w:r>
-        <w:rPr>
-          <w:rStyle w:val="NormalTok"/>
-        </w:rPr>
-        <w:t xml:space="preserve">);</w:t>
-      </w:r>
-    </w:p>
-    <w:p>
-      <w:pPr>
-        <w:pStyle w:val="FirstParagraph"/>
-      </w:pPr>
-      <w:r>
-        <w:t xml:space="preserve">This example expands to:</w:t>
-      </w:r>
-    </w:p>
-    <w:p>
-      <w:pPr>
-        <w:pStyle w:val="SourceCode"/>
-      </w:pPr>
-      <w:r>
-        <w:rPr>
-          <w:rStyle w:val="DataTypeTok"/>
-        </w:rPr>
-        <w:t xml:space="preserve">int</w:t>
-      </w:r>
-      <w:r>
-        <w:rPr>
-          <w:rStyle w:val="NormalTok"/>
-        </w:rPr>
-        <w:t xml:space="preserve"> a = (</w:t>
-      </w:r>
-      <w:r>
-        <w:rPr>
-          <w:rStyle w:val="DecValTok"/>
-        </w:rPr>
-        <w:t xml:space="preserve">2</w:t>
-      </w:r>
-      <w:r>
-        <w:rPr>
-          <w:rStyle w:val="NormalTok"/>
-        </w:rPr>
-        <w:t xml:space="preserve"> + </w:t>
-      </w:r>
-      <w:r>
-        <w:rPr>
-          <w:rStyle w:val="DecValTok"/>
-        </w:rPr>
-        <w:t xml:space="preserve">1</w:t>
-      </w:r>
-      <w:r>
-        <w:rPr>
-          <w:rStyle w:val="NormalTok"/>
-        </w:rPr>
-        <w:t xml:space="preserve"> * </w:t>
-      </w:r>
-      <w:r>
-        <w:rPr>
-          <w:rStyle w:val="DecValTok"/>
-        </w:rPr>
-        <w:t xml:space="preserve">2</w:t>
-      </w:r>
-      <w:r>
-        <w:rPr>
-          <w:rStyle w:val="NormalTok"/>
-        </w:rPr>
-        <w:t xml:space="preserve"> + </w:t>
-      </w:r>
-      <w:r>
-        <w:rPr>
-          <w:rStyle w:val="DecValTok"/>
-        </w:rPr>
-        <w:t xml:space="preserve">1</w:t>
-      </w:r>
-      <w:r>
-        <w:rPr>
-          <w:rStyle w:val="NormalTok"/>
-        </w:rPr>
-        <w:t xml:space="preserve"> * </w:t>
-      </w:r>
-      <w:r>
-        <w:rPr>
-          <w:rStyle w:val="DecValTok"/>
-        </w:rPr>
-        <w:t xml:space="preserve">2</w:t>
-      </w:r>
-      <w:r>
-        <w:rPr>
-          <w:rStyle w:val="NormalTok"/>
-        </w:rPr>
-        <w:t xml:space="preserve"> + </w:t>
-      </w:r>
-      <w:r>
-        <w:rPr>
-          <w:rStyle w:val="DecValTok"/>
-        </w:rPr>
-        <w:t xml:space="preserve">1</w:t>
-      </w:r>
-      <w:r>
-        <w:rPr>
-          <w:rStyle w:val="NormalTok"/>
-        </w:rPr>
-        <w:t xml:space="preserve">)</w:t>
-      </w:r>
-    </w:p>
-    <w:p>
-      <w:pPr>
-        <w:pStyle w:val="FirstParagraph"/>
-      </w:pPr>
-      <w:r>
-        <w:t xml:space="preserve">which evaluates to 7 instead of the intended 27.</w:t>
-      </w:r>
-    </w:p>
-    <w:p>
-      <w:pPr>
-        <w:pStyle w:val="BodyText"/>
-      </w:pPr>
-      <w:r>
-        <w:t xml:space="preserve">Both issues shown above are a result of the text replacement mechanisms of preprocessing.</w:t>
-      </w:r>
-      <w:r>
-        <w:t xml:space="preserve"> </w:t>
-      </w:r>
-      <w:r>
-        <w:t xml:space="preserve">Usually such function-like macros can be replaced by type-safe</w:t>
-      </w:r>
-      <w:r>
-        <w:t xml:space="preserve"> </w:t>
-      </w:r>
-      <w:r>
-        <w:rPr>
-          <w:rStyle w:val="KeywordTok"/>
-        </w:rPr>
-        <w:t xml:space="preserve">constexpr</w:t>
-      </w:r>
-      <w:r>
-        <w:t xml:space="preserve"> </w:t>
-      </w:r>
-      <w:r>
-        <w:t xml:space="preserve">functions that do not suffer from the vulnerabilities caused by text replacement, as shown below:</w:t>
-      </w:r>
-    </w:p>
-    <w:p>
-      <w:pPr>
-        <w:pStyle w:val="SourceCode"/>
-      </w:pPr>
-      <w:r>
-        <w:rPr>
-          <w:rStyle w:val="KeywordTok"/>
-        </w:rPr>
-        <w:t xml:space="preserve">constexpr</w:t>
-      </w:r>
-      <w:r>
-        <w:rPr>
-          <w:rStyle w:val="NormalTok"/>
-        </w:rPr>
-        <w:t xml:space="preserve"> </w:t>
-      </w:r>
-      <w:r>
-        <w:rPr>
-          <w:rStyle w:val="KeywordTok"/>
-        </w:rPr>
-        <w:t xml:space="preserve">auto</w:t>
-      </w:r>
-      <w:r>
-        <w:rPr>
-          <w:rStyle w:val="NormalTok"/>
-        </w:rPr>
-        <w:t xml:space="preserve"> CUBE(</w:t>
-      </w:r>
-      <w:r>
-        <w:rPr>
-          <w:rStyle w:val="KeywordTok"/>
-        </w:rPr>
-        <w:t xml:space="preserve">auto</w:t>
-      </w:r>
-      <w:r>
-        <w:rPr>
-          <w:rStyle w:val="NormalTok"/>
-        </w:rPr>
-        <w:t xml:space="preserve"> </w:t>
-      </w:r>
-      <w:r>
-        <w:rPr>
-          <w:rStyle w:val="AttributeTok"/>
-        </w:rPr>
-        <w:t xml:space="preserve">const</w:t>
-      </w:r>
-      <w:r>
-        <w:rPr>
-          <w:rStyle w:val="NormalTok"/>
-        </w:rPr>
-        <w:t xml:space="preserve"> x) { </w:t>
-      </w:r>
-      <w:r>
-        <w:rPr>
-          <w:rStyle w:val="ControlFlowTok"/>
-        </w:rPr>
-        <w:t xml:space="preserve">return</w:t>
-      </w:r>
-      <w:r>
-        <w:rPr>
-          <w:rStyle w:val="NormalTok"/>
-        </w:rPr>
-        <w:t xml:space="preserve"> x * x * x; }</w:t>
-      </w:r>
-    </w:p>
-    <w:p>
-      <w:pPr>
-        <w:pStyle w:val="FirstParagraph"/>
-      </w:pPr>
-      <w:r>
-        <w:t xml:space="preserve">Historically, one use of function-like macros was to provide source-location information via the compiler-provided macros</w:t>
-      </w:r>
-      <w:r>
-        <w:t xml:space="preserve"> </w:t>
-      </w:r>
-      <w:r>
-        <w:rPr>
-          <w:rStyle w:val="OtherTok"/>
-        </w:rPr>
-        <w:t xml:space="preserve">__LINE__</w:t>
-      </w:r>
-      <w:r>
-        <w:t xml:space="preserve">,</w:t>
-      </w:r>
-      <w:r>
-        <w:t xml:space="preserve"> </w:t>
-      </w:r>
-      <w:r>
-        <w:rPr>
-          <w:rStyle w:val="OtherTok"/>
-        </w:rPr>
-        <w:t xml:space="preserve">__FILE__</w:t>
-      </w:r>
-      <w:r>
-        <w:t xml:space="preserve">, and</w:t>
-      </w:r>
-      <w:r>
-        <w:t xml:space="preserve"> </w:t>
-      </w:r>
-      <w:r>
-        <w:rPr>
-          <w:rStyle w:val="OtherTok"/>
-        </w:rPr>
-        <w:t xml:space="preserve">__func__</w:t>
-      </w:r>
-      <w:r>
-        <w:t xml:space="preserve">.</w:t>
-      </w:r>
-      <w:r>
-        <w:t xml:space="preserve"> </w:t>
-      </w:r>
-      <w:r>
-        <w:t xml:space="preserve">Modern C++ provides</w:t>
-      </w:r>
-      <w:r>
-        <w:t xml:space="preserve"> </w:t>
-      </w:r>
-      <w:r>
-        <w:rPr>
-          <w:rStyle w:val="BuiltInTok"/>
-        </w:rPr>
-        <w:t xml:space="preserve">std::</w:t>
-      </w:r>
-      <w:r>
-        <w:rPr>
-          <w:rStyle w:val="NormalTok"/>
-        </w:rPr>
-        <w:t xml:space="preserve">source_location</w:t>
-      </w:r>
-      <w:r>
-        <w:t xml:space="preserve"> </w:t>
-      </w:r>
-      <w:r>
-        <w:t xml:space="preserve">with the</w:t>
-      </w:r>
-      <w:r>
-        <w:t xml:space="preserve"> </w:t>
-      </w:r>
-      <w:r>
-        <w:rPr>
-          <w:rStyle w:val="BuiltInTok"/>
-        </w:rPr>
-        <w:t xml:space="preserve">std::</w:t>
-      </w:r>
-      <w:r>
-        <w:rPr>
-          <w:rStyle w:val="NormalTok"/>
-        </w:rPr>
-        <w:t xml:space="preserve">sources_location</w:t>
-      </w:r>
-      <w:r>
-        <w:rPr>
-          <w:rStyle w:val="BuiltInTok"/>
-        </w:rPr>
-        <w:t xml:space="preserve">::</w:t>
-      </w:r>
-      <w:r>
-        <w:rPr>
-          <w:rStyle w:val="NormalTok"/>
-        </w:rPr>
-        <w:t xml:space="preserve">current()</w:t>
-      </w:r>
-      <w:r>
-        <w:t xml:space="preserve"> </w:t>
-      </w:r>
-      <w:r>
-        <w:t xml:space="preserve">default function argument that allows passing that information from a function’s call site without the need to use a macro.</w:t>
-      </w:r>
-    </w:p>
-    <w:p>
-      <w:pPr>
-        <w:pStyle w:val="BodyText"/>
-      </w:pPr>
-      <w:r>
-        <w:t xml:space="preserve">Similar issues can apply to object-like macros:</w:t>
-      </w:r>
-    </w:p>
-    <w:p>
-      <w:pPr>
-        <w:pStyle w:val="SourceCode"/>
-      </w:pPr>
-      <w:r>
-        <w:rPr>
-          <w:rStyle w:val="PreprocessorTok"/>
-        </w:rPr>
-        <w:t xml:space="preserve">#define THREE </w:t>
-      </w:r>
-      <w:r>
-        <w:rPr>
-          <w:rStyle w:val="NormalTok"/>
-        </w:rPr>
-        <w:t xml:space="preserve">=</w:t>
-      </w:r>
-      <w:r>
-        <w:rPr>
-          <w:rStyle w:val="PreprocessorTok"/>
-        </w:rPr>
-        <w:t xml:space="preserve"> </w:t>
-      </w:r>
-      <w:r>
-        <w:rPr>
-          <w:rStyle w:val="DecValTok"/>
-        </w:rPr>
-        <w:t xml:space="preserve">1</w:t>
-      </w:r>
-      <w:r>
-        <w:rPr>
-          <w:rStyle w:val="NormalTok"/>
-        </w:rPr>
-        <w:t xml:space="preserve">+</w:t>
-      </w:r>
-      <w:r>
-        <w:rPr>
-          <w:rStyle w:val="DecValTok"/>
-        </w:rPr>
-        <w:t xml:space="preserve">2</w:t>
-      </w:r>
-      <w:r>
-        <w:br/>
-      </w:r>
-      <w:r>
-        <w:rPr>
-          <w:rStyle w:val="KeywordTok"/>
-        </w:rPr>
-        <w:t xml:space="preserve">auto</w:t>
-      </w:r>
-      <w:r>
-        <w:rPr>
-          <w:rStyle w:val="NormalTok"/>
-        </w:rPr>
-        <w:t xml:space="preserve"> x = THREE*THREE</w:t>
-      </w:r>
-    </w:p>
-    <w:p>
-      <w:pPr>
-        <w:pStyle w:val="FirstParagraph"/>
-      </w:pPr>
-      <w:r>
-        <w:t xml:space="preserve">becomes</w:t>
-      </w:r>
-    </w:p>
-    <w:p>
-      <w:pPr>
-        <w:pStyle w:val="SourceCode"/>
-      </w:pPr>
-      <w:r>
-        <w:rPr>
-          <w:rStyle w:val="KeywordTok"/>
-        </w:rPr>
-        <w:t xml:space="preserve">auto</w:t>
-      </w:r>
-      <w:r>
-        <w:rPr>
-          <w:rStyle w:val="NormalTok"/>
-        </w:rPr>
-        <w:t xml:space="preserve"> x = </w:t>
-      </w:r>
-      <w:r>
-        <w:rPr>
-          <w:rStyle w:val="DecValTok"/>
-        </w:rPr>
-        <w:t xml:space="preserve">1</w:t>
-      </w:r>
-      <w:r>
-        <w:rPr>
-          <w:rStyle w:val="NormalTok"/>
-        </w:rPr>
-        <w:t xml:space="preserve">+</w:t>
-      </w:r>
-      <w:r>
-        <w:rPr>
-          <w:rStyle w:val="DecValTok"/>
-        </w:rPr>
-        <w:t xml:space="preserve">2</w:t>
-      </w:r>
-      <w:r>
-        <w:rPr>
-          <w:rStyle w:val="NormalTok"/>
-        </w:rPr>
-        <w:t xml:space="preserve">*</w:t>
-      </w:r>
-      <w:r>
-        <w:rPr>
-          <w:rStyle w:val="DecValTok"/>
-        </w:rPr>
-        <w:t xml:space="preserve">1</w:t>
-      </w:r>
-      <w:r>
-        <w:rPr>
-          <w:rStyle w:val="NormalTok"/>
-        </w:rPr>
-        <w:t xml:space="preserve">+</w:t>
-      </w:r>
-      <w:r>
-        <w:rPr>
-          <w:rStyle w:val="DecValTok"/>
-        </w:rPr>
-        <w:t xml:space="preserve">2</w:t>
-      </w:r>
-      <w:r>
-        <w:rPr>
-          <w:rStyle w:val="NormalTok"/>
-        </w:rPr>
-        <w:t xml:space="preserve"> </w:t>
-      </w:r>
-      <w:r>
-        <w:rPr>
-          <w:rStyle w:val="CommentTok"/>
-        </w:rPr>
-        <w:t xml:space="preserve">// 5, not 6 as expected</w:t>
-      </w:r>
-    </w:p>
-    <w:p>
-      <w:pPr>
-        <w:pStyle w:val="FirstParagraph"/>
-      </w:pPr>
-      <w:r>
-        <w:t xml:space="preserve">Most object-like macros can be replaced by</w:t>
-      </w:r>
-      <w:r>
-        <w:t xml:space="preserve"> </w:t>
-      </w:r>
-      <w:r>
-        <w:rPr>
-          <w:rStyle w:val="KeywordTok"/>
-        </w:rPr>
-        <w:t xml:space="preserve">constexpr</w:t>
-      </w:r>
-      <w:r>
-        <w:t xml:space="preserve"> </w:t>
-      </w:r>
-      <w:r>
-        <w:t xml:space="preserve">variables that do not suffer from this vulnerability.</w:t>
-      </w:r>
-    </w:p>
-    <w:p>
-      <w:pPr>
-        <w:pStyle w:val="BodyText"/>
-      </w:pPr>
-      <w:r>
-        <w:t xml:space="preserve">A remaining use case for function like macros is the use of</w:t>
-      </w:r>
-      <w:r>
-        <w:t xml:space="preserve"> </w:t>
-      </w:r>
-      <w:r>
-        <w:t xml:space="preserve">“</w:t>
-      </w:r>
-      <w:r>
-        <w:t xml:space="preserve">stringification</w:t>
-      </w:r>
-      <w:r>
-        <w:t xml:space="preserve">”</w:t>
-      </w:r>
-      <w:r>
-        <w:t xml:space="preserve"> </w:t>
-      </w:r>
-      <w:r>
-        <w:t xml:space="preserve">of macro arguments or joining macro arguments to form a new token (##).</w:t>
-      </w:r>
-    </w:p>
-    <w:p>
-      <w:pPr>
-        <w:pStyle w:val="SourceCode"/>
-      </w:pPr>
-      <w:r>
-        <w:rPr>
-          <w:rStyle w:val="PreprocessorTok"/>
-        </w:rPr>
-        <w:t xml:space="preserve">#define jstringify</w:t>
-      </w:r>
-      <w:r>
-        <w:rPr>
-          <w:rStyle w:val="NormalTok"/>
-        </w:rPr>
-        <w:t xml:space="preserve">(</w:t>
-      </w:r>
-      <w:r>
-        <w:rPr>
-          <w:rStyle w:val="PreprocessorTok"/>
-        </w:rPr>
-        <w:t xml:space="preserve"> </w:t>
-      </w:r>
-      <w:r>
-        <w:rPr>
-          <w:rStyle w:val="NormalTok"/>
-        </w:rPr>
-        <w:t xml:space="preserve">x,</w:t>
-      </w:r>
-      <w:r>
-        <w:rPr>
-          <w:rStyle w:val="PreprocessorTok"/>
-        </w:rPr>
-        <w:t xml:space="preserve"> </w:t>
-      </w:r>
-      <w:r>
-        <w:rPr>
-          <w:rStyle w:val="NormalTok"/>
-        </w:rPr>
-        <w:t xml:space="preserve">y</w:t>
-      </w:r>
-      <w:r>
-        <w:rPr>
-          <w:rStyle w:val="PreprocessorTok"/>
-        </w:rPr>
-        <w:t xml:space="preserve"> </w:t>
-      </w:r>
-      <w:r>
-        <w:rPr>
-          <w:rStyle w:val="NormalTok"/>
-        </w:rPr>
-        <w:t xml:space="preserve">)</w:t>
-      </w:r>
-      <w:r>
-        <w:rPr>
-          <w:rStyle w:val="PreprocessorTok"/>
-        </w:rPr>
-        <w:t xml:space="preserve">   #</w:t>
-      </w:r>
-      <w:r>
-        <w:rPr>
-          <w:rStyle w:val="NormalTok"/>
-        </w:rPr>
-        <w:t xml:space="preserve">x</w:t>
-      </w:r>
-      <w:r>
-        <w:rPr>
-          <w:rStyle w:val="PreprocessorTok"/>
-        </w:rPr>
-        <w:t xml:space="preserve"> ## </w:t>
-      </w:r>
-      <w:r>
-        <w:rPr>
-          <w:rStyle w:val="NormalTok"/>
-        </w:rPr>
-        <w:t xml:space="preserve">y</w:t>
+        <w:t xml:space="preserve">//Expands to "0"_ms or "0_ms"</w:t>
       </w:r>
     </w:p>
     <w:bookmarkEnd w:id="192"/>

--- a/all.docx
+++ b/all.docx
@@ -33556,9 +33556,11 @@
       <w:r>
         <w:t xml:space="preserve">- code excluded using the C++ preprocessor</w:t>
       </w:r>
-      <w:r>
-        <w:t xml:space="preserve"> </w:t>
-      </w:r>
+    </w:p>
+    <w:p>
+      <w:pPr>
+        <w:pStyle w:val="BodyText"/>
+      </w:pPr>
       <w:r>
         <w:t xml:space="preserve">as these do not result in the generation of code.</w:t>
       </w:r>

--- a/all.docx
+++ b/all.docx
@@ -33920,13 +33920,7 @@
         <w:t xml:space="preserve"> </w:t>
       </w:r>
       <w:r>
-        <w:t xml:space="preserve">statement between cases causing unintended execution of statements for</w:t>
-      </w:r>
-      <w:r>
-        <w:t xml:space="preserve"> </w:t>
-      </w:r>
-      <w:r>
-        <w:t xml:space="preserve">some cases.</w:t>
+        <w:t xml:space="preserve">statement between cases causing potential unintended execution of statements.</w:t>
       </w:r>
     </w:p>
     <w:p>
@@ -34247,7 +34241,7 @@
         <w:t xml:space="preserve"> </w:t>
       </w:r>
       <w:r>
-        <w:t xml:space="preserve">any of the cases, then control simply shifts to the next statement after</w:t>
+        <w:t xml:space="preserve">any of the cases, then control shifts to the next statement after</w:t>
       </w:r>
       <w:r>
         <w:t xml:space="preserve"> </w:t>
@@ -34265,7 +34259,7 @@
         <w:t xml:space="preserve"> </w:t>
       </w:r>
       <w:r>
-        <w:t xml:space="preserve">break or the end of the switch block is reached. This could cause</w:t>
+        <w:t xml:space="preserve">break or the end of the switch block is reached. This can cause</w:t>
       </w:r>
       <w:r>
         <w:t xml:space="preserve"> </w:t>
@@ -34353,7 +34347,7 @@
         </w:numPr>
       </w:pPr>
       <w:r>
-        <w:t xml:space="preserve">Use the avoidance mechanisms of ISO/IEC 24772-1 clause 6.27.5</w:t>
+        <w:t xml:space="preserve">Apply the avoidance mechanisms of ISO/IEC 24772-1 clause 6.27.5</w:t>
       </w:r>
     </w:p>
     <w:p>

--- a/all.docx
+++ b/all.docx
@@ -54911,18 +54911,6 @@
           <w:rStyle w:val="PreprocessorTok"/>
         </w:rPr>
         <w:t xml:space="preserve">#define THREE </w:t>
-      </w:r>
-      <w:r>
-        <w:rPr>
-          <w:rStyle w:val="NormalTok"/>
-        </w:rPr>
-        <w:t xml:space="preserve">=</w:t>
-      </w:r>
-      <w:r>
-        <w:rPr>
-          <w:rStyle w:val="PreprocessorTok"/>
-        </w:rPr>
-        <w:t xml:space="preserve"> </w:t>
       </w:r>
       <w:r>
         <w:rPr>

--- a/all.docx
+++ b/all.docx
@@ -33514,7 +33514,7 @@
         <w:t xml:space="preserve"> </w:t>
       </w:r>
       <w:r>
-        <w:t xml:space="preserve">exists in C++.</w:t>
+        <w:t xml:space="preserve">exists in C++ in function bodies compiled into the target program.</w:t>
       </w:r>
     </w:p>
     <w:p>
@@ -33522,6 +33522,44 @@
         <w:pStyle w:val="BodyText"/>
       </w:pPr>
       <w:r>
+        <w:t xml:space="preserve">This clause does not consider other parts of the C++ source that do not result in the generation of code, such as:</w:t>
+      </w:r>
+      <w:r>
+        <w:t xml:space="preserve"> </w:t>
+      </w:r>
+      <w:r>
+        <w:t xml:space="preserve">- discarded statements that are intentionally unreachable, e.g., through branches of the</w:t>
+      </w:r>
+      <w:r>
+        <w:t xml:space="preserve"> </w:t>
+      </w:r>
+      <w:r>
+        <w:rPr>
+          <w:rStyle w:val="VerbatimChar"/>
+        </w:rPr>
+        <w:t xml:space="preserve">if constexpr'{.cpp} statement.     - commented out code;   - a function deactivated with</w:t>
+      </w:r>
+      <w:r>
+        <w:t xml:space="preserve">=delete`{.cpp};</w:t>
+      </w:r>
+      <w:r>
+        <w:t xml:space="preserve"> </w:t>
+      </w:r>
+      <w:r>
+        <w:t xml:space="preserve">- an uninstantiated template;</w:t>
+      </w:r>
+      <w:r>
+        <w:t xml:space="preserve"> </w:t>
+      </w:r>
+      <w:r>
+        <w:t xml:space="preserve">- code excluded using the C++ preprocessor.</w:t>
+      </w:r>
+    </w:p>
+    <w:p>
+      <w:pPr>
+        <w:pStyle w:val="BodyText"/>
+      </w:pPr>
+      <w:r>
         <w:t xml:space="preserve">An instantiated template follows the same reachability rules as would be followed for the non-template case.</w:t>
       </w:r>
     </w:p>
@@ -33530,56 +33568,36 @@
         <w:pStyle w:val="BodyText"/>
       </w:pPr>
       <w:r>
-        <w:t xml:space="preserve">This clause does not consider:</w:t>
-      </w:r>
-      <w:r>
-        <w:t xml:space="preserve"> </w:t>
-      </w:r>
-      <w:r>
-        <w:t xml:space="preserve">- discarded statements that are intentionally unreachable, e.g., through branches of the `if constexpr’{.cpp} statement.</w:t>
-      </w:r>
-      <w:r>
-        <w:br/>
-      </w:r>
-      <w:r>
-        <w:t xml:space="preserve">- commented out code;</w:t>
-      </w:r>
-      <w:r>
-        <w:t xml:space="preserve"> </w:t>
-      </w:r>
-      <w:r>
-        <w:t xml:space="preserve">- an uninstantiated template;</w:t>
-      </w:r>
-      <w:r>
-        <w:t xml:space="preserve"> </w:t>
-      </w:r>
-      <w:r>
-        <w:t xml:space="preserve">- code excluded using the C++ preprocessor</w:t>
-      </w:r>
-    </w:p>
-    <w:p>
-      <w:pPr>
-        <w:pStyle w:val="BodyText"/>
-      </w:pPr>
-      <w:r>
-        <w:t xml:space="preserve">as these do not result in the generation of code.</w:t>
-      </w:r>
-    </w:p>
-    <w:p>
-      <w:pPr>
-        <w:pStyle w:val="BodyText"/>
-      </w:pPr>
-      <w:r>
-        <w:t xml:space="preserve">C++ provides the</w:t>
-      </w:r>
-      <w:r>
-        <w:t xml:space="preserve"> </w:t>
-      </w:r>
-      <w:r>
-        <w:rPr>
-          <w:rStyle w:val="NormalTok"/>
-        </w:rPr>
-        <w:t xml:space="preserve">= </w:t>
+        <w:t xml:space="preserve">C++ overload resolution rules can cause confusion (see</w:t>
+      </w:r>
+      <w:r>
+        <w:t xml:space="preserve"> </w:t>
+      </w:r>
+      <w:hyperlink w:anchor="BJL">
+        <w:r>
+          <w:rPr>
+            <w:rStyle w:val="Hyperlink"/>
+          </w:rPr>
+          <w:t xml:space="preserve">6.21 Namespace issues[BJL]</w:t>
+        </w:r>
+      </w:hyperlink>
+      <w:r>
+        <w:t xml:space="preserve">).</w:t>
+      </w:r>
+      <w:r>
+        <w:t xml:space="preserve"> </w:t>
+      </w:r>
+      <w:r>
+        <w:t xml:space="preserve">To prevent the selection of an unintented overload, a function can be defined with</w:t>
+      </w:r>
+      <w:r>
+        <w:t xml:space="preserve"> </w:t>
+      </w:r>
+      <w:r>
+        <w:rPr>
+          <w:rStyle w:val="NormalTok"/>
+        </w:rPr>
+        <w:t xml:space="preserve">=</w:t>
       </w:r>
       <w:r>
         <w:rPr>
@@ -33588,21 +33606,16 @@
         <w:t xml:space="preserve">delete</w:t>
       </w:r>
       <w:r>
-        <w:t xml:space="preserve"> </w:t>
-      </w:r>
-      <w:r>
-        <w:t xml:space="preserve">definition that can be used to mark that a (possibly overloaded) function is intentionally deactivated.</w:t>
-      </w:r>
-    </w:p>
-    <w:p>
-      <w:pPr>
-        <w:pStyle w:val="SourceCode"/>
-      </w:pPr>
-      <w:r>
-        <w:rPr>
-          <w:rStyle w:val="NormalTok"/>
-        </w:rPr>
-        <w:t xml:space="preserve">   </w:t>
+        <w:t xml:space="preserve">.</w:t>
+      </w:r>
+      <w:r>
+        <w:t xml:space="preserve"> </w:t>
+      </w:r>
+      <w:r>
+        <w:t xml:space="preserve">C++ provides</w:t>
+      </w:r>
+      <w:r>
+        <w:t xml:space="preserve"> </w:t>
       </w:r>
       <w:r>
         <w:rPr>
@@ -33614,40 +33627,16 @@
         <w:rPr>
           <w:rStyle w:val="NormalTok"/>
         </w:rPr>
-        <w:t xml:space="preserve">string foo(</w:t>
-      </w:r>
-      <w:r>
-        <w:rPr>
-          <w:rStyle w:val="DataTypeTok"/>
-        </w:rPr>
-        <w:t xml:space="preserve">int</w:t>
-      </w:r>
-      <w:r>
-        <w:rPr>
-          <w:rStyle w:val="NormalTok"/>
-        </w:rPr>
-        <w:t xml:space="preserve">) = </w:t>
-      </w:r>
-      <w:r>
-        <w:rPr>
-          <w:rStyle w:val="KeywordTok"/>
-        </w:rPr>
-        <w:t xml:space="preserve">delete</w:t>
-      </w:r>
-      <w:r>
-        <w:rPr>
-          <w:rStyle w:val="NormalTok"/>
-        </w:rPr>
-        <w:t xml:space="preserve">;</w:t>
-      </w:r>
-      <w:r>
-        <w:br/>
-      </w:r>
-      <w:r>
-        <w:rPr>
-          <w:rStyle w:val="NormalTok"/>
-        </w:rPr>
-        <w:t xml:space="preserve">   </w:t>
+        <w:t xml:space="preserve">unreachable()</w:t>
+      </w:r>
+      <w:r>
+        <w:t xml:space="preserve"> </w:t>
+      </w:r>
+      <w:r>
+        <w:t xml:space="preserve">to mark branches that are intentionally dead, but care is necessary since calling</w:t>
+      </w:r>
+      <w:r>
+        <w:t xml:space="preserve"> </w:t>
       </w:r>
       <w:r>
         <w:rPr>
@@ -33659,58 +33648,13 @@
         <w:rPr>
           <w:rStyle w:val="NormalTok"/>
         </w:rPr>
-        <w:t xml:space="preserve">string foo(</w:t>
-      </w:r>
-      <w:r>
-        <w:rPr>
-          <w:rStyle w:val="DataTypeTok"/>
-        </w:rPr>
-        <w:t xml:space="preserve">char</w:t>
-      </w:r>
-      <w:r>
-        <w:rPr>
-          <w:rStyle w:val="NormalTok"/>
-        </w:rPr>
-        <w:t xml:space="preserve">);</w:t>
-      </w:r>
-      <w:r>
-        <w:br/>
-      </w:r>
-      <w:r>
-        <w:rPr>
-          <w:rStyle w:val="NormalTok"/>
-        </w:rPr>
-        <w:t xml:space="preserve">   </w:t>
-      </w:r>
-      <w:r>
-        <w:rPr>
-          <w:rStyle w:val="KeywordTok"/>
-        </w:rPr>
-        <w:t xml:space="preserve">auto</w:t>
-      </w:r>
-      <w:r>
-        <w:rPr>
-          <w:rStyle w:val="NormalTok"/>
-        </w:rPr>
-        <w:t xml:space="preserve"> s = foo(</w:t>
-      </w:r>
-      <w:r>
-        <w:rPr>
-          <w:rStyle w:val="DecValTok"/>
-        </w:rPr>
-        <w:t xml:space="preserve">0</w:t>
-      </w:r>
-      <w:r>
-        <w:rPr>
-          <w:rStyle w:val="NormalTok"/>
-        </w:rPr>
-        <w:t xml:space="preserve">); </w:t>
-      </w:r>
-      <w:r>
-        <w:rPr>
-          <w:rStyle w:val="CommentTok"/>
-        </w:rPr>
-        <w:t xml:space="preserve">// compiler error - selected function is deleted.</w:t>
+        <w:t xml:space="preserve">unreachable()</w:t>
+      </w:r>
+      <w:r>
+        <w:t xml:space="preserve"> </w:t>
+      </w:r>
+      <w:r>
+        <w:t xml:space="preserve">at runtime is undefined behaviour.</w:t>
       </w:r>
     </w:p>
     <w:bookmarkEnd w:id="116"/>
@@ -33840,27 +33784,15 @@
       </w:r>
       <w:r>
         <w:rPr>
-          <w:rStyle w:val="OtherTok"/>
-        </w:rPr>
-        <w:t xml:space="preserve">assert</w:t>
-      </w:r>
-      <w:r>
-        <w:rPr>
-          <w:rStyle w:val="NormalTok"/>
-        </w:rPr>
-        <w:t xml:space="preserve">(</w:t>
-      </w:r>
-      <w:r>
-        <w:rPr>
-          <w:rStyle w:val="KeywordTok"/>
-        </w:rPr>
-        <w:t xml:space="preserve">false</w:t>
-      </w:r>
-      <w:r>
-        <w:rPr>
-          <w:rStyle w:val="NormalTok"/>
-        </w:rPr>
-        <w:t xml:space="preserve">)</w:t>
+          <w:rStyle w:val="BuiltInTok"/>
+        </w:rPr>
+        <w:t xml:space="preserve">std::</w:t>
+      </w:r>
+      <w:r>
+        <w:rPr>
+          <w:rStyle w:val="NormalTok"/>
+        </w:rPr>
+        <w:t xml:space="preserve">unreachable()</w:t>
       </w:r>
       <w:r>
         <w:t xml:space="preserve"> </w:t>

--- a/all.docx
+++ b/all.docx
@@ -26307,7 +26307,18 @@
         </w:numPr>
       </w:pPr>
       <w:r>
-        <w:t xml:space="preserve">Arguments to called functions should not be subject to implicit conversions.</w:t>
+        <w:t xml:space="preserve">Consider using named function objects instead of function names for calling a function to suppress overload resolution using argument dependent lookup (ADL).</w:t>
+      </w:r>
+    </w:p>
+    <w:p>
+      <w:pPr>
+        <w:numPr>
+          <w:ilvl w:val="0"/>
+          <w:numId w:val="1050"/>
+        </w:numPr>
+      </w:pPr>
+      <w:r>
+        <w:t xml:space="preserve">Avoid implicit conversions of function arguments.</w:t>
       </w:r>
     </w:p>
     <w:p>

--- a/all.docx
+++ b/all.docx
@@ -12364,7 +12364,7 @@
         <w:t xml:space="preserve"> </w:t>
       </w:r>
       <w:r>
-        <w:t xml:space="preserve">have a non-fixed underlying type that only guarantees values in the range of the provided enumerators are valid.</w:t>
+        <w:t xml:space="preserve">have a non-fixed underlying type that only guarantees that values in the range of the provided enumerators are valid.</w:t>
       </w:r>
       <w:r>
         <w:t xml:space="preserve"> </w:t>
@@ -12956,7 +12956,7 @@
         </w:numPr>
       </w:pPr>
       <w:r>
-        <w:t xml:space="preserve">For an enumeration type with a fixed underlying type, avoid assigning integer values that are outside the range of the enumeration’s underlying type.</w:t>
+        <w:t xml:space="preserve">For an enumeration type with a fixed underlying type, prohibit the assignment of integer values that are outside the range of the enumeration’s underlying type.</w:t>
       </w:r>
     </w:p>
     <w:p>
@@ -12967,7 +12967,7 @@
         </w:numPr>
       </w:pPr>
       <w:r>
-        <w:t xml:space="preserve">For an enumeration type with no fixed underlying type, avoid assigning integer values that cannot be represented by the enumeration type.</w:t>
+        <w:t xml:space="preserve">For an enumeration type with no fixed underlying type, prohibit the assignment of integer values that cannot be represented by the enumeration type.</w:t>
       </w:r>
     </w:p>
     <w:p>

--- a/all.docx
+++ b/all.docx
@@ -13289,9 +13289,11 @@
       <w:r>
         <w:t xml:space="preserve">- Compiler checks for correctness are effectively nonexistant.</w:t>
       </w:r>
-      <w:r>
-        <w:t xml:space="preserve"> </w:t>
-      </w:r>
+    </w:p>
+    <w:p>
+      <w:pPr>
+        <w:pStyle w:val="BodyText"/>
+      </w:pPr>
       <w:r>
         <w:t xml:space="preserve">In C++, a C-style cast is defined in terms of the C++ cast operators</w:t>
       </w:r>
@@ -13922,7 +13924,7 @@
         <w:pStyle w:val="FirstParagraph"/>
       </w:pPr>
       <w:r>
-        <w:t xml:space="preserve">This can be avoided by converting at least one operand to the wider type as part of the operation.</w:t>
+        <w:t xml:space="preserve">The uncertainty can be avoided by converting at least one operand to the wider type as part of the operation.</w:t>
       </w:r>
       <w:r>
         <w:t xml:space="preserve"> </w:t>

--- a/all.docx
+++ b/all.docx
@@ -15268,13 +15268,7 @@
         <w:pStyle w:val="FirstParagraph"/>
       </w:pPr>
       <w:r>
-        <w:t xml:space="preserve">The vulnerability as described in ISO/IEC TR 24772-1 clause 6.8 exists</w:t>
-      </w:r>
-      <w:r>
-        <w:t xml:space="preserve"> </w:t>
-      </w:r>
-      <w:r>
-        <w:t xml:space="preserve">in C++ when arrays are managed using raw pointers or indexing.</w:t>
+        <w:t xml:space="preserve">The vulnerability as described in ISO/IEC TR 24772-1 6.8 exists in C++ when arrays are managed using raw pointers or indexing.</w:t>
       </w:r>
       <w:r>
         <w:t xml:space="preserve"> </w:t>
@@ -15602,7 +15596,7 @@
         <w:pStyle w:val="BodyText"/>
       </w:pPr>
       <w:r>
-        <w:t xml:space="preserve">When working directly with iterators referring a container, one need to ensure that those iterators are and remain valid.</w:t>
+        <w:t xml:space="preserve">When working directly with iterators referring to a container, one need to ensure that those iterators are and remain valid.</w:t>
       </w:r>
       <w:r>
         <w:t xml:space="preserve"> </w:t>
@@ -15620,10 +15614,7 @@
         <w:t xml:space="preserve">c</w:t>
       </w:r>
       <w:r>
-        <w:t xml:space="preserve"> </w:t>
-      </w:r>
-      <w:r>
-        <w:t xml:space="preserve">incrementing an iterator beyond the</w:t>
+        <w:t xml:space="preserve">, incrementing an iterator beyond the</w:t>
       </w:r>
       <w:r>
         <w:t xml:space="preserve"> </w:t>
@@ -15867,13 +15858,28 @@
         <w:pStyle w:val="FirstParagraph"/>
       </w:pPr>
       <w:r>
-        <w:t xml:space="preserve">The above example, passes two ranges of characters to the transform algorithm.</w:t>
-      </w:r>
-      <w:r>
-        <w:t xml:space="preserve"> </w:t>
-      </w:r>
-      <w:r>
-        <w:t xml:space="preserve">Potential errors due to a boundary violation could be caused by the following changes:</w:t>
+        <w:t xml:space="preserve">The above example passes two ranges of characters to the</w:t>
+      </w:r>
+      <w:r>
+        <w:t xml:space="preserve"> </w:t>
+      </w:r>
+      <w:r>
+        <w:rPr>
+          <w:rStyle w:val="NormalTok"/>
+        </w:rPr>
+        <w:t xml:space="preserve">transform</w:t>
+      </w:r>
+      <w:r>
+        <w:t xml:space="preserve"> </w:t>
+      </w:r>
+      <w:r>
+        <w:t xml:space="preserve">algorithm.</w:t>
+      </w:r>
+      <w:r>
+        <w:t xml:space="preserve"> </w:t>
+      </w:r>
+      <w:r>
+        <w:t xml:space="preserve">Potential errors due to a boundary violation can be caused by the following changes:</w:t>
       </w:r>
     </w:p>
     <w:p>
@@ -16140,7 +16146,7 @@
         <w:pStyle w:val="FirstParagraph"/>
       </w:pPr>
       <w:r>
-        <w:t xml:space="preserve">An additional problem occurs when performing an operation that invalidates an in-use iterator,</w:t>
+        <w:t xml:space="preserve">An additional issue arises when performing an operation that invalidates an in-use iterator,</w:t>
       </w:r>
       <w:r>
         <w:t xml:space="preserve"> </w:t>
@@ -16282,7 +16288,7 @@
         <w:pStyle w:val="FirstParagraph"/>
       </w:pPr>
       <w:r>
-        <w:t xml:space="preserve">Another way that overflows can occur is through the use of C-style</w:t>
+        <w:t xml:space="preserve">Overflows can also occur through the use of C-style</w:t>
       </w:r>
       <w:r>
         <w:t xml:space="preserve"> </w:t>
@@ -16303,7 +16309,7 @@
         <w:t xml:space="preserve"> </w:t>
       </w:r>
       <w:r>
-        <w:t xml:space="preserve">termination can make overflows possible. See clause</w:t>
+        <w:t xml:space="preserve">termination makes overflows possible. See clause</w:t>
       </w:r>
       <w:r>
         <w:t xml:space="preserve"> </w:t>
@@ -16328,7 +16334,19 @@
         <w:pStyle w:val="BodyText"/>
       </w:pPr>
       <w:r>
-        <w:t xml:space="preserve">Since plain (C-style) arrays when passed as function arguments decay to pointers the array dimension is lost.</w:t>
+        <w:t xml:space="preserve">Since plain (C-style) arrays when passed as function arguments decay to pointers, the array dimension is lost, which leaves the developer</w:t>
+      </w:r>
+      <w:r>
+        <w:t xml:space="preserve"> </w:t>
+      </w:r>
+      <w:r>
+        <w:t xml:space="preserve">responsible for including dimensionality as a sepearate parameter.</w:t>
+      </w:r>
+      <w:r>
+        <w:t xml:space="preserve"> </w:t>
+      </w:r>
+      <w:r>
+        <w:t xml:space="preserve">If the passed value differs from the actual dimension of the array, many vulnerabilities arise within the function.</w:t>
       </w:r>
       <w:r>
         <w:t xml:space="preserve"> </w:t>
@@ -16346,7 +16364,7 @@
         <w:pStyle w:val="Compact"/>
       </w:pPr>
       <w:r>
-        <w:t xml:space="preserve">use</w:t>
+        <w:t xml:space="preserve">using</w:t>
       </w:r>
       <w:r>
         <w:t xml:space="preserve"> </w:t>
@@ -16373,7 +16391,7 @@
         <w:pStyle w:val="Compact"/>
       </w:pPr>
       <w:r>
-        <w:t xml:space="preserve">use</w:t>
+        <w:t xml:space="preserve">using</w:t>
       </w:r>
       <w:r>
         <w:t xml:space="preserve"> </w:t>
@@ -16400,7 +16418,7 @@
         <w:pStyle w:val="Compact"/>
       </w:pPr>
       <w:r>
-        <w:t xml:space="preserve">use</w:t>
+        <w:t xml:space="preserve">using</w:t>
       </w:r>
       <w:r>
         <w:t xml:space="preserve"> </w:t>
@@ -16427,7 +16445,7 @@
         <w:pStyle w:val="Compact"/>
       </w:pPr>
       <w:r>
-        <w:t xml:space="preserve">use</w:t>
+        <w:t xml:space="preserve">using</w:t>
       </w:r>
       <w:r>
         <w:t xml:space="preserve"> </w:t>
@@ -16466,7 +16484,7 @@
         <w:pStyle w:val="Compact"/>
       </w:pPr>
       <w:r>
-        <w:t xml:space="preserve">pass plain arrays by reference to a function template and deduce the dimension.</w:t>
+        <w:t xml:space="preserve">passing plain arrays by reference to a function template and deduce the dimension.</w:t>
       </w:r>
     </w:p>
     <w:p>
@@ -16571,7 +16589,7 @@
         </w:numPr>
       </w:pPr>
       <w:r>
-        <w:t xml:space="preserve">Use the avoidance mechanisms of ISO/IEC 24772-1 clause 6.8.5.</w:t>
+        <w:t xml:space="preserve">Apply the avoidance mechanisms of ISO/IEC 24772-1 clause 6.8.5.</w:t>
       </w:r>
     </w:p>
     <w:p>
@@ -16807,7 +16825,22 @@
         </w:numPr>
       </w:pPr>
       <w:r>
-        <w:t xml:space="preserve">Use the range-based for loop construct to iterate within the defined bounds of a range.</w:t>
+        <w:t xml:space="preserve">Use the range-based</w:t>
+      </w:r>
+      <w:r>
+        <w:t xml:space="preserve"> </w:t>
+      </w:r>
+      <w:r>
+        <w:rPr>
+          <w:rStyle w:val="ControlFlowTok"/>
+        </w:rPr>
+        <w:t xml:space="preserve">for</w:t>
+      </w:r>
+      <w:r>
+        <w:t xml:space="preserve"> </w:t>
+      </w:r>
+      <w:r>
+        <w:t xml:space="preserve">statement to iterate within the defined bounds of a range.</w:t>
       </w:r>
     </w:p>
     <w:p>
@@ -16818,7 +16851,22 @@
         </w:numPr>
       </w:pPr>
       <w:r>
-        <w:t xml:space="preserve">Ensure that ranges and iterators used by range-for or passed to algorithms are and remain valid.</w:t>
+        <w:t xml:space="preserve">Ensure that ranges and iterators used by range-based</w:t>
+      </w:r>
+      <w:r>
+        <w:t xml:space="preserve"> </w:t>
+      </w:r>
+      <w:r>
+        <w:rPr>
+          <w:rStyle w:val="ControlFlowTok"/>
+        </w:rPr>
+        <w:t xml:space="preserve">for</w:t>
+      </w:r>
+      <w:r>
+        <w:t xml:space="preserve"> </w:t>
+      </w:r>
+      <w:r>
+        <w:t xml:space="preserve">are not invalidated for the duration of the loop.</w:t>
       </w:r>
     </w:p>
     <w:p>
@@ -16829,7 +16877,18 @@
         </w:numPr>
       </w:pPr>
       <w:r>
-        <w:t xml:space="preserve">When performing random access by indexing, use the avoidance mechanisms of clause</w:t>
+        <w:t xml:space="preserve">Ensure that ranges and iterators passed to algorithms are not invalidated for the duration of the loop.</w:t>
+      </w:r>
+    </w:p>
+    <w:p>
+      <w:pPr>
+        <w:numPr>
+          <w:ilvl w:val="0"/>
+          <w:numId w:val="1028"/>
+        </w:numPr>
+      </w:pPr>
+      <w:r>
+        <w:t xml:space="preserve">When performing random access by indexing, apply the avoidance mechanisms of clause</w:t>
       </w:r>
       <w:r>
         <w:t xml:space="preserve"> </w:t>

--- a/all.docx
+++ b/all.docx
@@ -9815,7 +9815,7 @@
       </w:r>
     </w:p>
     <w:bookmarkEnd w:id="32"/>
-    <w:bookmarkStart w:id="232" w:name="specific-guidance-for-c-vulnerabilities"/>
+    <w:bookmarkStart w:id="233" w:name="specific-guidance-for-c-vulnerabilities"/>
     <w:p>
       <w:pPr>
         <w:pStyle w:val="Heading1"/>
@@ -53785,7 +53785,7 @@
     </w:p>
     <w:bookmarkEnd w:id="187"/>
     <w:bookmarkEnd w:id="188"/>
-    <w:bookmarkStart w:id="191" w:name="X165926c342ab175b2667683b6cb7551fc7b18d8"/>
+    <w:bookmarkStart w:id="192" w:name="X165926c342ab175b2667683b6cb7551fc7b18d8"/>
     <w:p>
       <w:pPr>
         <w:pStyle w:val="Heading2"/>
@@ -53794,7 +53794,7 @@
         <w:t xml:space="preserve">6.50. Unanticipated Exceptions from Library Routines [HJW]</w:t>
       </w:r>
     </w:p>
-    <w:bookmarkStart w:id="189" w:name="applicability-to-language"/>
+    <w:bookmarkStart w:id="190" w:name="applicability-to-language"/>
     <w:p>
       <w:pPr>
         <w:pStyle w:val="Heading3"/>
@@ -53808,19 +53808,19 @@
         <w:pStyle w:val="FirstParagraph"/>
       </w:pPr>
       <w:r>
-        <w:t xml:space="preserve">The vulnerability as documented in ISO/IEC TR 24772-1:2019 clause 6.50</w:t>
-      </w:r>
-      <w:r>
-        <w:t xml:space="preserve"> </w:t>
-      </w:r>
-      <w:r>
-        <w:t xml:space="preserve">exists for C++. In particular the issue of the failing dynamic</w:t>
-      </w:r>
-      <w:r>
-        <w:t xml:space="preserve"> </w:t>
-      </w:r>
-      <w:r>
-        <w:t xml:space="preserve">initialization of namespace-scope objects exists in C++.</w:t>
+        <w:t xml:space="preserve">The vulnerability as documented in ISO IEC 24772-1:2019 clause 6.50</w:t>
+      </w:r>
+      <w:r>
+        <w:t xml:space="preserve"> </w:t>
+      </w:r>
+      <w:r>
+        <w:t xml:space="preserve">exists for C++. C++ supports both the exception mechanism and the error return mechanism</w:t>
+      </w:r>
+      <w:r>
+        <w:t xml:space="preserve"> </w:t>
+      </w:r>
+      <w:r>
+        <w:t xml:space="preserve">This clause assumes that any exceptions thrown by an external library are compatible with C++, otherwise the result will be undefined.</w:t>
       </w:r>
     </w:p>
     <w:p>
@@ -53828,184 +53828,58 @@
         <w:pStyle w:val="BodyText"/>
       </w:pPr>
       <w:r>
-        <w:t xml:space="preserve">When dynamic initialization of a namespace-scope object fails with an</w:t>
-      </w:r>
-      <w:r>
-        <w:t xml:space="preserve"> </w:t>
-      </w:r>
-      <w:r>
-        <w:t xml:space="preserve">exception, the exception cannot be caught and the program is terminated.</w:t>
-      </w:r>
-      <w:r>
-        <w:t xml:space="preserve"> </w:t>
-      </w:r>
-      <w:r>
-        <w:t xml:space="preserve">Function-scope static objects, in contrast, are initialized the first</w:t>
-      </w:r>
-      <w:r>
-        <w:t xml:space="preserve"> </w:t>
-      </w:r>
-      <w:r>
-        <w:t xml:space="preserve">time execution passes through the declaration. Using function-scope</w:t>
-      </w:r>
-      <w:r>
-        <w:t xml:space="preserve"> </w:t>
-      </w:r>
-      <w:r>
-        <w:t xml:space="preserve">static objects in preference to dynamic initialization ensures that</w:t>
-      </w:r>
-      <w:r>
-        <w:t xml:space="preserve"> </w:t>
-      </w:r>
-      <w:r>
-        <w:t xml:space="preserve">there is always an enclosing function that could catch the exception.</w:t>
-      </w:r>
-    </w:p>
-    <w:p>
-      <w:pPr>
-        <w:pStyle w:val="SourceCode"/>
-      </w:pPr>
-      <w:r>
-        <w:rPr>
-          <w:rStyle w:val="DataTypeTok"/>
-        </w:rPr>
-        <w:t xml:space="preserve">exception_prone_type</w:t>
-      </w:r>
-      <w:r>
-        <w:rPr>
-          <w:rStyle w:val="NormalTok"/>
-        </w:rPr>
-        <w:t xml:space="preserve"> troubling_object;</w:t>
-      </w:r>
-      <w:r>
-        <w:br/>
-      </w:r>
-      <w:r>
-        <w:rPr>
-          <w:rStyle w:val="CommentTok"/>
-        </w:rPr>
-        <w:t xml:space="preserve">// An exception from the constructor could cause termination.</w:t>
-      </w:r>
-      <w:r>
-        <w:br/>
-      </w:r>
-      <w:r>
-        <w:rPr>
-          <w:rStyle w:val="CommentTok"/>
-        </w:rPr>
-        <w:t xml:space="preserve">// The following function always returns a reference to the same object,</w:t>
-      </w:r>
-      <w:r>
-        <w:br/>
-      </w:r>
-      <w:r>
-        <w:rPr>
-          <w:rStyle w:val="CommentTok"/>
-        </w:rPr>
-        <w:t xml:space="preserve">// which is initialized the first time this function is called.</w:t>
-      </w:r>
-      <w:r>
-        <w:br/>
-      </w:r>
-      <w:r>
-        <w:br/>
-      </w:r>
-      <w:r>
-        <w:rPr>
-          <w:rStyle w:val="CommentTok"/>
-        </w:rPr>
-        <w:t xml:space="preserve">// If initialization fails, it will be retried on the next call.</w:t>
-      </w:r>
-      <w:r>
-        <w:br/>
-      </w:r>
-      <w:r>
-        <w:rPr>
-          <w:rStyle w:val="DataTypeTok"/>
-        </w:rPr>
-        <w:t xml:space="preserve">exception_prone_type</w:t>
-      </w:r>
-      <w:r>
-        <w:rPr>
-          <w:rStyle w:val="NormalTok"/>
-        </w:rPr>
-        <w:t xml:space="preserve">&amp; safer_object()</w:t>
-      </w:r>
-      <w:r>
-        <w:br/>
-      </w:r>
-      <w:r>
-        <w:rPr>
-          <w:rStyle w:val="NormalTok"/>
-        </w:rPr>
-        <w:t xml:space="preserve">  {</w:t>
-      </w:r>
-      <w:r>
-        <w:br/>
-      </w:r>
-      <w:r>
-        <w:rPr>
-          <w:rStyle w:val="NormalTok"/>
-        </w:rPr>
-        <w:t xml:space="preserve">   </w:t>
-      </w:r>
-      <w:r>
-        <w:rPr>
-          <w:rStyle w:val="AttributeTok"/>
-        </w:rPr>
-        <w:t xml:space="preserve">static</w:t>
-      </w:r>
-      <w:r>
-        <w:rPr>
-          <w:rStyle w:val="NormalTok"/>
-        </w:rPr>
-        <w:t xml:space="preserve"> </w:t>
-      </w:r>
-      <w:r>
-        <w:rPr>
-          <w:rStyle w:val="DataTypeTok"/>
-        </w:rPr>
-        <w:t xml:space="preserve">exception_prone_type</w:t>
-      </w:r>
-      <w:r>
-        <w:rPr>
-          <w:rStyle w:val="NormalTok"/>
-        </w:rPr>
-        <w:t xml:space="preserve"> the_safer_object;</w:t>
-      </w:r>
-      <w:r>
-        <w:br/>
-      </w:r>
-      <w:r>
-        <w:rPr>
-          <w:rStyle w:val="NormalTok"/>
-        </w:rPr>
-        <w:t xml:space="preserve">   </w:t>
+        <w:t xml:space="preserve">When calling a function from a library whose source code is not visible, an</w:t>
+      </w:r>
+      <w:r>
+        <w:t xml:space="preserve"> </w:t>
+      </w:r>
+      <w:r>
+        <w:t xml:space="preserve">unknown exception type can be thrown. For such cases, an exception thrown from such a function is guaranteed</w:t>
+      </w:r>
+      <w:r>
+        <w:t xml:space="preserve"> </w:t>
+      </w:r>
+      <w:r>
+        <w:t xml:space="preserve">to be caught by</w:t>
+      </w:r>
+      <w:r>
+        <w:t xml:space="preserve"> </w:t>
       </w:r>
       <w:r>
         <w:rPr>
           <w:rStyle w:val="ControlFlowTok"/>
         </w:rPr>
-        <w:t xml:space="preserve">return</w:t>
-      </w:r>
-      <w:r>
-        <w:rPr>
-          <w:rStyle w:val="NormalTok"/>
-        </w:rPr>
-        <w:t xml:space="preserve"> the_safer_object;</w:t>
-      </w:r>
-      <w:r>
-        <w:br/>
-      </w:r>
-      <w:r>
-        <w:rPr>
-          <w:rStyle w:val="NormalTok"/>
-        </w:rPr>
-        <w:t xml:space="preserve">  }</w:t>
-      </w:r>
-    </w:p>
-    <w:bookmarkEnd w:id="189"/>
-    <w:bookmarkStart w:id="190" w:name="avoidance-mechanisms-for-language-users"/>
+        <w:t xml:space="preserve">catch</w:t>
+      </w:r>
+      <w:r>
+        <w:rPr>
+          <w:rStyle w:val="NormalTok"/>
+        </w:rPr>
+        <w:t xml:space="preserve">(...)</w:t>
+      </w:r>
+      <w:r>
+        <w:t xml:space="preserve">. See</w:t>
+      </w:r>
+      <w:r>
+        <w:t xml:space="preserve"> </w:t>
+      </w:r>
+      <w:bookmarkStart w:id="189" w:name="OYB"/>
+      <w:r>
+        <w:t xml:space="preserve">Ignored Error Status and Unhandled Exceptions</w:t>
+      </w:r>
+      <w:r>
+        <w:t xml:space="preserve"> </w:t>
+      </w:r>
+      <w:r>
+        <w:t xml:space="preserve">[OYB]</w:t>
+      </w:r>
+      <w:bookmarkEnd w:id="189"/>
+      <w:r>
+        <w:t xml:space="preserve">.</w:t>
+      </w:r>
+    </w:p>
+    <w:bookmarkEnd w:id="190"/>
+    <w:bookmarkStart w:id="191" w:name="avoidance-mechanisms-for-language-users"/>
     <w:p>
       <w:pPr>
         <w:pStyle w:val="Heading3"/>
@@ -54030,40 +53904,7 @@
         </w:numPr>
       </w:pPr>
       <w:r>
-        <w:t xml:space="preserve">Expect functions not marked</w:t>
-      </w:r>
-      <w:r>
-        <w:t xml:space="preserve"> </w:t>
-      </w:r>
-      <w:r>
-        <w:rPr>
-          <w:rStyle w:val="KeywordTok"/>
-        </w:rPr>
-        <w:t xml:space="preserve">noexcept</w:t>
-      </w:r>
-      <w:r>
-        <w:t xml:space="preserve"> </w:t>
-      </w:r>
-      <w:r>
-        <w:t xml:space="preserve">to throw exceptions of</w:t>
-      </w:r>
-      <w:r>
-        <w:t xml:space="preserve"> </w:t>
-      </w:r>
-      <w:r>
-        <w:t xml:space="preserve">arbitrary type, excluding all destructors, which are are implicitly</w:t>
-      </w:r>
-      <w:r>
-        <w:t xml:space="preserve"> </w:t>
-      </w:r>
-      <w:r>
-        <w:rPr>
-          <w:rStyle w:val="KeywordTok"/>
-        </w:rPr>
-        <w:t xml:space="preserve">noexcept</w:t>
-      </w:r>
-      <w:r>
-        <w:t xml:space="preserve">.</w:t>
+        <w:t xml:space="preserve">Apply the avoidance mechanisms of ISO IEC 24772-1 6.50.</w:t>
       </w:r>
     </w:p>
     <w:p>
@@ -54074,7 +53915,7 @@
         </w:numPr>
       </w:pPr>
       <w:r>
-        <w:t xml:space="preserve">Follow the avoidance mechanisms of clause 6.36.2 for catching and handling</w:t>
+        <w:t xml:space="preserve">Apply the avoidance mechanisms of clause 6.36.2 for catching and handling</w:t>
       </w:r>
       <w:r>
         <w:t xml:space="preserve"> </w:t>
@@ -54091,18 +53932,60 @@
         </w:numPr>
       </w:pPr>
       <w:r>
-        <w:t xml:space="preserve">Prefer function-scope static objects to namespace-scope objects for</w:t>
-      </w:r>
-      <w:r>
-        <w:t xml:space="preserve"> </w:t>
-      </w:r>
-      <w:r>
-        <w:t xml:space="preserve">objects needing dynamic initialization.</w:t>
-      </w:r>
-    </w:p>
-    <w:bookmarkEnd w:id="190"/>
+        <w:t xml:space="preserve">Surround function calls that can throw unanticipated exceptions, including calls to external libraries, in a</w:t>
+      </w:r>
+      <w:r>
+        <w:t xml:space="preserve"> </w:t>
+      </w:r>
+      <w:r>
+        <w:rPr>
+          <w:rStyle w:val="ControlFlowTok"/>
+        </w:rPr>
+        <w:t xml:space="preserve">try</w:t>
+      </w:r>
+      <w:r>
+        <w:rPr>
+          <w:rStyle w:val="NormalTok"/>
+        </w:rPr>
+        <w:t xml:space="preserve">-</w:t>
+      </w:r>
+      <w:r>
+        <w:rPr>
+          <w:rStyle w:val="ControlFlowTok"/>
+        </w:rPr>
+        <w:t xml:space="preserve">catch</w:t>
+      </w:r>
+      <w:r>
+        <w:t xml:space="preserve"> </w:t>
+      </w:r>
+      <w:r>
+        <w:t xml:space="preserve">with a</w:t>
+      </w:r>
+      <w:r>
+        <w:t xml:space="preserve"> </w:t>
+      </w:r>
+      <w:r>
+        <w:rPr>
+          <w:rStyle w:val="ControlFlowTok"/>
+        </w:rPr>
+        <w:t xml:space="preserve">catch</w:t>
+      </w:r>
+      <w:r>
+        <w:rPr>
+          <w:rStyle w:val="NormalTok"/>
+        </w:rPr>
+        <w:t xml:space="preserve">(...)</w:t>
+      </w:r>
+      <w:r>
+        <w:t xml:space="preserve"> </w:t>
+      </w:r>
+      <w:r>
+        <w:t xml:space="preserve">handler.</w:t>
+      </w:r>
+    </w:p>
     <w:bookmarkEnd w:id="191"/>
-    <w:bookmarkStart w:id="194" w:name="NMP"/>
+    <w:bookmarkEnd w:id="192"/>
+    <w:bookmarkStart w:id="195" w:name="NMP"/>
     <w:p>
       <w:pPr>
         <w:pStyle w:val="Heading2"/>
@@ -54111,7 +53994,7 @@
         <w:t xml:space="preserve">6.51 Pre-processor Directives [NMP]</w:t>
       </w:r>
     </w:p>
-    <w:bookmarkStart w:id="192" w:name="applicability-to-language"/>
+    <w:bookmarkStart w:id="193" w:name="applicability-to-language"/>
     <w:p>
       <w:pPr>
         <w:pStyle w:val="Heading3"/>
@@ -55317,8 +55200,8 @@
         <w:t xml:space="preserve">//Expands to "0"_ms or "0_ms"</w:t>
       </w:r>
     </w:p>
-    <w:bookmarkEnd w:id="192"/>
-    <w:bookmarkStart w:id="193" w:name="avoidance-mechanisms-for-language-users"/>
+    <w:bookmarkEnd w:id="193"/>
+    <w:bookmarkStart w:id="194" w:name="avoidance-mechanisms-for-language-users"/>
     <w:p>
       <w:pPr>
         <w:pStyle w:val="Heading3"/>
@@ -55660,9 +55543,9 @@
         <w:t xml:space="preserve">in the same macro body.</w:t>
       </w:r>
     </w:p>
-    <w:bookmarkEnd w:id="193"/>
     <w:bookmarkEnd w:id="194"/>
-    <w:bookmarkStart w:id="197" w:name="Xe4ed1f6d7e7049a22cf11fb58e9b78561722b0b"/>
+    <w:bookmarkEnd w:id="195"/>
+    <w:bookmarkStart w:id="198" w:name="Xe4ed1f6d7e7049a22cf11fb58e9b78561722b0b"/>
     <w:p>
       <w:pPr>
         <w:pStyle w:val="Heading2"/>
@@ -55671,7 +55554,7 @@
         <w:t xml:space="preserve">6.52 Suppression of Language-defined Run-time Checking [MXB]</w:t>
       </w:r>
     </w:p>
-    <w:bookmarkStart w:id="195" w:name="applicability-to-language"/>
+    <w:bookmarkStart w:id="196" w:name="applicability-to-language"/>
     <w:p>
       <w:pPr>
         <w:pStyle w:val="Heading3"/>
@@ -55749,8 +55632,8 @@
         <w:t xml:space="preserve">Having such checks in production code requires handling potential failures discovered.</w:t>
       </w:r>
     </w:p>
-    <w:bookmarkEnd w:id="195"/>
-    <w:bookmarkStart w:id="196" w:name="avoidance-mechanisms-for-language-users"/>
+    <w:bookmarkEnd w:id="196"/>
+    <w:bookmarkStart w:id="197" w:name="avoidance-mechanisms-for-language-users"/>
     <w:p>
       <w:pPr>
         <w:pStyle w:val="Heading3"/>
@@ -55767,9 +55650,9 @@
         <w:t xml:space="preserve">To avoid the vulnerability or mitigate its ill effects, C++ software developers can apply the avoidance mechanisms of ISO/IEC 24772-1 clause 6.52.5.</w:t>
       </w:r>
     </w:p>
-    <w:bookmarkEnd w:id="196"/>
     <w:bookmarkEnd w:id="197"/>
-    <w:bookmarkStart w:id="200" w:name="X2e6df9becdc68c65fdb33865090fafdb8a33550"/>
+    <w:bookmarkEnd w:id="198"/>
+    <w:bookmarkStart w:id="201" w:name="X2e6df9becdc68c65fdb33865090fafdb8a33550"/>
     <w:p>
       <w:pPr>
         <w:pStyle w:val="Heading2"/>
@@ -55778,7 +55661,7 @@
         <w:t xml:space="preserve">6.53 Provision of Inherently Unsafe Operations [SKL]</w:t>
       </w:r>
     </w:p>
-    <w:bookmarkStart w:id="198" w:name="applicability-to-language"/>
+    <w:bookmarkStart w:id="199" w:name="applicability-to-language"/>
     <w:p>
       <w:pPr>
         <w:pStyle w:val="Heading3"/>
@@ -55830,8 +55713,8 @@
         <w:t xml:space="preserve">is unsafe and should be avoided.</w:t>
       </w:r>
     </w:p>
-    <w:bookmarkEnd w:id="198"/>
-    <w:bookmarkStart w:id="199" w:name="avoidance-mechanisms-for-language-users"/>
+    <w:bookmarkEnd w:id="199"/>
+    <w:bookmarkStart w:id="200" w:name="avoidance-mechanisms-for-language-users"/>
     <w:p>
       <w:pPr>
         <w:pStyle w:val="Heading3"/>
@@ -55881,9 +55764,9 @@
         <w:t xml:space="preserve">Apply static analysis tools to detect unsafe constructs.</w:t>
       </w:r>
     </w:p>
-    <w:bookmarkEnd w:id="199"/>
     <w:bookmarkEnd w:id="200"/>
-    <w:bookmarkStart w:id="203" w:name="BRS"/>
+    <w:bookmarkEnd w:id="201"/>
+    <w:bookmarkStart w:id="204" w:name="BRS"/>
     <w:p>
       <w:pPr>
         <w:pStyle w:val="Heading2"/>
@@ -55892,7 +55775,7 @@
         <w:t xml:space="preserve">6.54 Obscure Language Features [BRS]</w:t>
       </w:r>
     </w:p>
-    <w:bookmarkStart w:id="201" w:name="applicability-of-language"/>
+    <w:bookmarkStart w:id="202" w:name="applicability-of-language"/>
     <w:p>
       <w:pPr>
         <w:pStyle w:val="Heading3"/>
@@ -55961,8 +55844,8 @@
         <w:t xml:space="preserve">The use of more than one compiler can also help enforce standard conformance.</w:t>
       </w:r>
     </w:p>
-    <w:bookmarkEnd w:id="201"/>
-    <w:bookmarkStart w:id="202" w:name="avoidance-mechanisms-for-language-users"/>
+    <w:bookmarkEnd w:id="202"/>
+    <w:bookmarkStart w:id="203" w:name="avoidance-mechanisms-for-language-users"/>
     <w:p>
       <w:pPr>
         <w:pStyle w:val="Heading3"/>
@@ -55991,9 +55874,9 @@
         <w:t xml:space="preserve">- Use static analysis tools, including multiple compilers from different sources and with appropriate levels of checking to help identify occurrences of obscure language features.</w:t>
       </w:r>
     </w:p>
-    <w:bookmarkEnd w:id="202"/>
     <w:bookmarkEnd w:id="203"/>
-    <w:bookmarkStart w:id="206" w:name="unspecified-behaviour-bqf"/>
+    <w:bookmarkEnd w:id="204"/>
+    <w:bookmarkStart w:id="207" w:name="unspecified-behaviour-bqf"/>
     <w:p>
       <w:pPr>
         <w:pStyle w:val="Heading2"/>
@@ -56002,7 +55885,7 @@
         <w:t xml:space="preserve">6.55 Unspecified Behaviour [BQF]</w:t>
       </w:r>
     </w:p>
-    <w:bookmarkStart w:id="204" w:name="applicability-of-language"/>
+    <w:bookmarkStart w:id="205" w:name="applicability-of-language"/>
     <w:p>
       <w:pPr>
         <w:pStyle w:val="Heading3"/>
@@ -56326,8 +56209,8 @@
         <w:t xml:space="preserve">// Possible buffer overflow</w:t>
       </w:r>
     </w:p>
-    <w:bookmarkEnd w:id="204"/>
-    <w:bookmarkStart w:id="205" w:name="avoidance-mechanisms-for-language-users"/>
+    <w:bookmarkEnd w:id="205"/>
+    <w:bookmarkStart w:id="206" w:name="avoidance-mechanisms-for-language-users"/>
     <w:p>
       <w:pPr>
         <w:pStyle w:val="Heading3"/>
@@ -56366,9 +56249,9 @@
         <w:t xml:space="preserve">Use static analysis tools and multiple compilers/tools from different sources to help identify occurrences of unspecified behaviour.</w:t>
       </w:r>
     </w:p>
-    <w:bookmarkEnd w:id="205"/>
     <w:bookmarkEnd w:id="206"/>
-    <w:bookmarkStart w:id="209" w:name="EWF"/>
+    <w:bookmarkEnd w:id="207"/>
+    <w:bookmarkStart w:id="210" w:name="EWF"/>
     <w:p>
       <w:pPr>
         <w:pStyle w:val="Heading2"/>
@@ -56377,7 +56260,7 @@
         <w:t xml:space="preserve">6.56 Undefined Behaviour [EWF]</w:t>
       </w:r>
     </w:p>
-    <w:bookmarkStart w:id="207" w:name="applicability-to-language"/>
+    <w:bookmarkStart w:id="208" w:name="applicability-to-language"/>
     <w:p>
       <w:pPr>
         <w:pStyle w:val="Heading3"/>
@@ -56627,8 +56510,8 @@
         <w:t xml:space="preserve">Modern compilers can eliminate such tests when they know that the check will succeed.</w:t>
       </w:r>
     </w:p>
-    <w:bookmarkEnd w:id="207"/>
-    <w:bookmarkStart w:id="208" w:name="avoidance-mechanisms-for-language-users"/>
+    <w:bookmarkEnd w:id="208"/>
+    <w:bookmarkStart w:id="209" w:name="avoidance-mechanisms-for-language-users"/>
     <w:p>
       <w:pPr>
         <w:pStyle w:val="Heading3"/>
@@ -56746,9 +56629,9 @@
         <w:t xml:space="preserve">Explicitly test or use assertions for situations that can cause undefined behaviour.</w:t>
       </w:r>
     </w:p>
-    <w:bookmarkEnd w:id="208"/>
     <w:bookmarkEnd w:id="209"/>
-    <w:bookmarkStart w:id="212" w:name="implementation-defined-behaviour-fab"/>
+    <w:bookmarkEnd w:id="210"/>
+    <w:bookmarkStart w:id="213" w:name="implementation-defined-behaviour-fab"/>
     <w:p>
       <w:pPr>
         <w:pStyle w:val="Heading2"/>
@@ -56757,7 +56640,7 @@
         <w:t xml:space="preserve">6.57 Implementation-defined Behaviour [FAB]</w:t>
       </w:r>
     </w:p>
-    <w:bookmarkStart w:id="210" w:name="applicability-to-language"/>
+    <w:bookmarkStart w:id="211" w:name="applicability-to-language"/>
     <w:p>
       <w:pPr>
         <w:pStyle w:val="Heading3"/>
@@ -56863,8 +56746,8 @@
         <w:t xml:space="preserve">In either situation, the implementation-defined behaviour will become problematic.</w:t>
       </w:r>
     </w:p>
-    <w:bookmarkEnd w:id="210"/>
-    <w:bookmarkStart w:id="211" w:name="avoidance-mechanisms-for-language-users"/>
+    <w:bookmarkEnd w:id="211"/>
+    <w:bookmarkStart w:id="212" w:name="avoidance-mechanisms-for-language-users"/>
     <w:p>
       <w:pPr>
         <w:pStyle w:val="Heading3"/>
@@ -56979,9 +56862,9 @@
         <w:t xml:space="preserve">behaviours.</w:t>
       </w:r>
     </w:p>
-    <w:bookmarkEnd w:id="211"/>
     <w:bookmarkEnd w:id="212"/>
-    <w:bookmarkStart w:id="215" w:name="deprecated-language-features-mem"/>
+    <w:bookmarkEnd w:id="213"/>
+    <w:bookmarkStart w:id="216" w:name="deprecated-language-features-mem"/>
     <w:p>
       <w:pPr>
         <w:pStyle w:val="Heading2"/>
@@ -56990,7 +56873,7 @@
         <w:t xml:space="preserve">6.58 Deprecated Language Features [MEM]</w:t>
       </w:r>
     </w:p>
-    <w:bookmarkStart w:id="213" w:name="applicability-to-language"/>
+    <w:bookmarkStart w:id="214" w:name="applicability-to-language"/>
     <w:p>
       <w:pPr>
         <w:pStyle w:val="Heading3"/>
@@ -57090,8 +56973,8 @@
         <w:t xml:space="preserve">standard is a better option.</w:t>
       </w:r>
     </w:p>
-    <w:bookmarkEnd w:id="213"/>
-    <w:bookmarkStart w:id="214" w:name="avoidance-mechanisms-for-language-users"/>
+    <w:bookmarkEnd w:id="214"/>
+    <w:bookmarkStart w:id="215" w:name="avoidance-mechanisms-for-language-users"/>
     <w:p>
       <w:pPr>
         <w:pStyle w:val="Heading3"/>
@@ -57192,9 +57075,9 @@
         <w:t xml:space="preserve">declarations that exist only for backward compatibility.</w:t>
       </w:r>
     </w:p>
-    <w:bookmarkEnd w:id="214"/>
     <w:bookmarkEnd w:id="215"/>
-    <w:bookmarkStart w:id="218" w:name="CGA"/>
+    <w:bookmarkEnd w:id="216"/>
+    <w:bookmarkStart w:id="219" w:name="CGA"/>
     <w:p>
       <w:pPr>
         <w:pStyle w:val="Heading2"/>
@@ -57203,7 +57086,7 @@
         <w:t xml:space="preserve">6.59 Concurrency – Activation [CGA]</w:t>
       </w:r>
     </w:p>
-    <w:bookmarkStart w:id="216" w:name="applicability-to-language"/>
+    <w:bookmarkStart w:id="217" w:name="applicability-to-language"/>
     <w:p>
       <w:pPr>
         <w:pStyle w:val="Heading3"/>
@@ -58119,8 +58002,8 @@
         <w:t xml:space="preserve">.</w:t>
       </w:r>
     </w:p>
-    <w:bookmarkEnd w:id="216"/>
-    <w:bookmarkStart w:id="217" w:name="avoidance-mechanisms-for-language-users"/>
+    <w:bookmarkEnd w:id="217"/>
+    <w:bookmarkStart w:id="218" w:name="avoidance-mechanisms-for-language-users"/>
     <w:p>
       <w:pPr>
         <w:pStyle w:val="Heading3"/>
@@ -58356,9 +58239,9 @@
         <w:t xml:space="preserve">, especially for detached threads.</w:t>
       </w:r>
     </w:p>
-    <w:bookmarkEnd w:id="217"/>
     <w:bookmarkEnd w:id="218"/>
-    <w:bookmarkStart w:id="220" w:name="concurrency-directed-termination-cgt"/>
+    <w:bookmarkEnd w:id="219"/>
+    <w:bookmarkStart w:id="221" w:name="concurrency-directed-termination-cgt"/>
     <w:p>
       <w:pPr>
         <w:pStyle w:val="Heading2"/>
@@ -58367,7 +58250,7 @@
         <w:t xml:space="preserve">6.60 Concurrency – Directed termination [CGT]</w:t>
       </w:r>
     </w:p>
-    <w:bookmarkStart w:id="219" w:name="applicability-to-language"/>
+    <w:bookmarkStart w:id="220" w:name="applicability-to-language"/>
     <w:p>
       <w:pPr>
         <w:pStyle w:val="Heading3"/>
@@ -59829,9 +59712,9 @@
         <w:t xml:space="preserve">Discussion: Do we need to discuss termination of tasks?</w:t>
       </w:r>
     </w:p>
-    <w:bookmarkEnd w:id="219"/>
     <w:bookmarkEnd w:id="220"/>
-    <w:bookmarkStart w:id="221" w:name="avoidance-mechanisms-for-language-users"/>
+    <w:bookmarkEnd w:id="221"/>
+    <w:bookmarkStart w:id="222" w:name="avoidance-mechanisms-for-language-users"/>
     <w:p>
       <w:pPr>
         <w:pStyle w:val="Heading2"/>
@@ -59881,8 +59764,8 @@
         <w:t xml:space="preserve">Use code reviews and static analysis tools if available, to ensure that threads correctly terminate.</w:t>
       </w:r>
     </w:p>
-    <w:bookmarkEnd w:id="221"/>
-    <w:bookmarkStart w:id="224" w:name="CGX"/>
+    <w:bookmarkEnd w:id="222"/>
+    <w:bookmarkStart w:id="225" w:name="CGX"/>
     <w:p>
       <w:pPr>
         <w:pStyle w:val="Heading2"/>
@@ -59891,7 +59774,7 @@
         <w:t xml:space="preserve">6.61 Concurrent Data Access [CGX]</w:t>
       </w:r>
     </w:p>
-    <w:bookmarkStart w:id="222" w:name="applicability-to-language"/>
+    <w:bookmarkStart w:id="223" w:name="applicability-to-language"/>
     <w:p>
       <w:pPr>
         <w:pStyle w:val="Heading3"/>
@@ -60155,8 +60038,8 @@
         <w:t xml:space="preserve">Discuss sharing of memory between tasks!! i.e. Don’t do it!?</w:t>
       </w:r>
     </w:p>
-    <w:bookmarkEnd w:id="222"/>
-    <w:bookmarkStart w:id="223" w:name="avoidance-mechanisms-for-language-users"/>
+    <w:bookmarkEnd w:id="223"/>
+    <w:bookmarkStart w:id="224" w:name="avoidance-mechanisms-for-language-users"/>
     <w:p>
       <w:pPr>
         <w:pStyle w:val="Heading3"/>
@@ -60298,9 +60181,9 @@
         <w:t xml:space="preserve">Pass all thread function arguments by non-pointer-like values.</w:t>
       </w:r>
     </w:p>
-    <w:bookmarkEnd w:id="223"/>
     <w:bookmarkEnd w:id="224"/>
-    <w:bookmarkStart w:id="228" w:name="concurrency-premature-termination-cgs"/>
+    <w:bookmarkEnd w:id="225"/>
+    <w:bookmarkStart w:id="229" w:name="concurrency-premature-termination-cgs"/>
     <w:p>
       <w:pPr>
         <w:pStyle w:val="Heading2"/>
@@ -60309,7 +60192,7 @@
         <w:t xml:space="preserve">6.62 Concurrency – Premature Termination [CGS]</w:t>
       </w:r>
     </w:p>
-    <w:bookmarkStart w:id="225" w:name="applicability-to-language"/>
+    <w:bookmarkStart w:id="226" w:name="applicability-to-language"/>
     <w:p>
       <w:pPr>
         <w:pStyle w:val="Heading3"/>
@@ -60318,8 +60201,8 @@
         <w:t xml:space="preserve">6.62.1 Applicability to language</w:t>
       </w:r>
     </w:p>
-    <w:bookmarkEnd w:id="225"/>
-    <w:bookmarkStart w:id="226" w:name="section"/>
+    <w:bookmarkEnd w:id="226"/>
+    <w:bookmarkStart w:id="227" w:name="section"/>
     <w:p>
       <w:pPr>
         <w:pStyle w:val="Heading3"/>
@@ -60574,8 +60457,8 @@
         <w:t xml:space="preserve">but these affect the whole program containing the thread. Therefore, the only way for a task to terminate is to receive a terminate request and transfer to the end of its code where the parent that initiated it will be waiting at the future.</w:t>
       </w:r>
     </w:p>
-    <w:bookmarkEnd w:id="226"/>
-    <w:bookmarkStart w:id="227" w:name="avoidance-mechanisms-for-language-users"/>
+    <w:bookmarkEnd w:id="227"/>
+    <w:bookmarkStart w:id="228" w:name="avoidance-mechanisms-for-language-users"/>
     <w:p>
       <w:pPr>
         <w:pStyle w:val="Heading3"/>
@@ -60685,9 +60568,9 @@
         <w:t xml:space="preserve">normally, such as by using the std::jthread type.</w:t>
       </w:r>
     </w:p>
-    <w:bookmarkEnd w:id="227"/>
     <w:bookmarkEnd w:id="228"/>
-    <w:bookmarkStart w:id="231" w:name="uncontrolled-format-string-shl"/>
+    <w:bookmarkEnd w:id="229"/>
+    <w:bookmarkStart w:id="232" w:name="uncontrolled-format-string-shl"/>
     <w:p>
       <w:pPr>
         <w:pStyle w:val="Heading2"/>
@@ -60696,7 +60579,7 @@
         <w:t xml:space="preserve">6.64 Uncontrolled Format String [SHL]</w:t>
       </w:r>
     </w:p>
-    <w:bookmarkStart w:id="229" w:name="applicability-to-language"/>
+    <w:bookmarkStart w:id="230" w:name="applicability-to-language"/>
     <w:p>
       <w:pPr>
         <w:pStyle w:val="Heading3"/>
@@ -61129,8 +61012,8 @@
         <w:t xml:space="preserve">formatting abilities to user-defined types.</w:t>
       </w:r>
     </w:p>
-    <w:bookmarkEnd w:id="229"/>
-    <w:bookmarkStart w:id="230" w:name="avoidance-mechanisms-for-language-users"/>
+    <w:bookmarkEnd w:id="230"/>
+    <w:bookmarkStart w:id="231" w:name="avoidance-mechanisms-for-language-users"/>
     <w:p>
       <w:pPr>
         <w:pStyle w:val="Heading3"/>
@@ -61223,10 +61106,10 @@
         <w:t xml:space="preserve">Read untrusted input as plain characters and then check for validity, before any conversion to numbers or program entities occurs, using facilities that do not require format strings and that check and report error conditions.</w:t>
       </w:r>
     </w:p>
-    <w:bookmarkEnd w:id="230"/>
     <w:bookmarkEnd w:id="231"/>
     <w:bookmarkEnd w:id="232"/>
-    <w:bookmarkStart w:id="237" w:name="UJO"/>
+    <w:bookmarkEnd w:id="233"/>
+    <w:bookmarkStart w:id="238" w:name="UJO"/>
     <w:p>
       <w:pPr>
         <w:pStyle w:val="Heading1"/>
@@ -61235,7 +61118,7 @@
         <w:t xml:space="preserve">6.65 Modifying constants [UJO]</w:t>
       </w:r>
     </w:p>
-    <w:bookmarkStart w:id="235" w:name="applicability-to-language"/>
+    <w:bookmarkStart w:id="236" w:name="applicability-to-language"/>
     <w:p>
       <w:pPr>
         <w:pStyle w:val="Heading3"/>
@@ -61608,11 +61491,11 @@
       <w:r>
         <w:t xml:space="preserve"> </w:t>
       </w:r>
-      <w:bookmarkStart w:id="233" w:name="EWF"/>
+      <w:bookmarkStart w:id="234" w:name="EWF"/>
       <w:r>
         <w:t xml:space="preserve">Undefined Behavior [EWF]</w:t>
       </w:r>
-      <w:bookmarkEnd w:id="233"/>
+      <w:bookmarkEnd w:id="234"/>
       <w:r>
         <w:t xml:space="preserve">) :</w:t>
       </w:r>
@@ -62452,11 +62335,11 @@
       <w:r>
         <w:t xml:space="preserve"> </w:t>
       </w:r>
-      <w:bookmarkStart w:id="234" w:name="FLC"/>
+      <w:bookmarkStart w:id="235" w:name="FLC"/>
       <w:r>
         <w:t xml:space="preserve">Conversion Errors [FLC]</w:t>
       </w:r>
-      <w:bookmarkEnd w:id="234"/>
+      <w:bookmarkEnd w:id="235"/>
       <w:r>
         <w:t xml:space="preserve">).</w:t>
       </w:r>
@@ -62851,8 +62734,8 @@
         <w:t xml:space="preserve">};</w:t>
       </w:r>
     </w:p>
-    <w:bookmarkEnd w:id="235"/>
-    <w:bookmarkStart w:id="236" w:name="avoidance-mechanisms-for-language-users"/>
+    <w:bookmarkEnd w:id="236"/>
+    <w:bookmarkStart w:id="237" w:name="avoidance-mechanisms-for-language-users"/>
     <w:p>
       <w:pPr>
         <w:pStyle w:val="Heading3"/>
@@ -63148,9 +63031,9 @@
         <w:t xml:space="preserve">member functions.</w:t>
       </w:r>
     </w:p>
-    <w:bookmarkEnd w:id="236"/>
     <w:bookmarkEnd w:id="237"/>
-    <w:bookmarkStart w:id="238" w:name="language-specific-vulnerabilities-for-c"/>
+    <w:bookmarkEnd w:id="238"/>
+    <w:bookmarkStart w:id="239" w:name="language-specific-vulnerabilities-for-c"/>
     <w:p>
       <w:pPr>
         <w:pStyle w:val="Heading1"/>
@@ -63167,8 +63050,8 @@
         <w:t xml:space="preserve">TBD</w:t>
       </w:r>
     </w:p>
-    <w:bookmarkEnd w:id="238"/>
-    <w:bookmarkStart w:id="240" w:name="implications-for-standardization"/>
+    <w:bookmarkEnd w:id="239"/>
+    <w:bookmarkStart w:id="241" w:name="implications-for-standardization"/>
     <w:p>
       <w:pPr>
         <w:pStyle w:val="Heading1"/>
@@ -63670,7 +63553,7 @@
         <w:rPr>
           <w:rStyle w:val="FootnoteReference"/>
         </w:rPr>
-        <w:footnoteReference w:id="239"/>
+        <w:footnoteReference w:id="240"/>
       </w:r>
       <w:r>
         <w:t xml:space="preserve">.</w:t>
@@ -64336,8 +64219,8 @@
         <w:t xml:space="preserve">Creating an Annex that lists deprecated features.</w:t>
       </w:r>
     </w:p>
-    <w:bookmarkEnd w:id="240"/>
-    <w:bookmarkStart w:id="254" w:name="bibliography"/>
+    <w:bookmarkEnd w:id="241"/>
+    <w:bookmarkStart w:id="255" w:name="bibliography"/>
     <w:p>
       <w:pPr>
         <w:pStyle w:val="Heading1"/>
@@ -64769,7 +64652,7 @@
         <w:rPr>
           <w:rStyle w:val="FootnoteReference"/>
         </w:rPr>
-        <w:footnoteReference w:id="241"/>
+        <w:footnoteReference w:id="242"/>
       </w:r>
       <w:r>
         <w:t xml:space="preserve">.</w:t>
@@ -65121,7 +65004,7 @@
       <w:r>
         <w:t xml:space="preserve"> </w:t>
       </w:r>
-      <w:hyperlink r:id="rId242">
+      <w:hyperlink r:id="rId243">
         <w:r>
           <w:rPr>
             <w:rStyle w:val="Hyperlink"/>
@@ -65158,7 +65041,7 @@
       <w:r>
         <w:t xml:space="preserve"> </w:t>
       </w:r>
-      <w:hyperlink r:id="rId243">
+      <w:hyperlink r:id="rId244">
         <w:r>
           <w:rPr>
             <w:rStyle w:val="Hyperlink"/>
@@ -65203,7 +65086,7 @@
       <w:r>
         <w:t xml:space="preserve"> </w:t>
       </w:r>
-      <w:hyperlink r:id="rId244">
+      <w:hyperlink r:id="rId245">
         <w:r>
           <w:rPr>
             <w:rStyle w:val="Hyperlink"/>
@@ -65267,7 +65150,7 @@
       <w:r>
         <w:t xml:space="preserve"> </w:t>
       </w:r>
-      <w:hyperlink r:id="rId245">
+      <w:hyperlink r:id="rId246">
         <w:r>
           <w:rPr>
             <w:rStyle w:val="Hyperlink"/>
@@ -65292,7 +65175,7 @@
       <w:r>
         <w:t xml:space="preserve"> </w:t>
       </w:r>
-      <w:hyperlink r:id="rId246">
+      <w:hyperlink r:id="rId247">
         <w:r>
           <w:rPr>
             <w:rStyle w:val="Hyperlink"/>
@@ -65308,7 +65191,7 @@
       <w:r>
         <w:t xml:space="preserve">[32] MISRA Limited. "</w:t>
       </w:r>
-      <w:hyperlink r:id="rId247">
+      <w:hyperlink r:id="rId248">
         <w:r>
           <w:rPr>
             <w:rStyle w:val="Hyperlink"/>
@@ -65363,7 +65246,7 @@
       <w:r>
         <w:t xml:space="preserve">(</w:t>
       </w:r>
-      <w:hyperlink r:id="rId248">
+      <w:hyperlink r:id="rId249">
         <w:r>
           <w:rPr>
             <w:rStyle w:val="Hyperlink"/>
@@ -65475,7 +65358,7 @@
       <w:r>
         <w:t xml:space="preserve"> </w:t>
       </w:r>
-      <w:hyperlink r:id="rId249">
+      <w:hyperlink r:id="rId250">
         <w:r>
           <w:rPr>
             <w:rStyle w:val="Hyperlink"/>
@@ -65518,7 +65401,7 @@
       <w:r>
         <w:t xml:space="preserve"> </w:t>
       </w:r>
-      <w:hyperlink r:id="rId250">
+      <w:hyperlink r:id="rId251">
         <w:r>
           <w:rPr>
             <w:rStyle w:val="Hyperlink"/>
@@ -65555,7 +65438,7 @@
       <w:r>
         <w:t xml:space="preserve"> </w:t>
       </w:r>
-      <w:hyperlink r:id="rId251">
+      <w:hyperlink r:id="rId252">
         <w:r>
           <w:rPr>
             <w:rStyle w:val="HTMLTypewriter"/>
@@ -65587,7 +65470,7 @@
       <w:r>
         <w:t xml:space="preserve"> </w:t>
       </w:r>
-      <w:hyperlink r:id="rId252">
+      <w:hyperlink r:id="rId253">
         <w:r>
           <w:rPr>
             <w:rStyle w:val="Hyperlink"/>
@@ -65667,7 +65550,7 @@
       <w:r>
         <w:t xml:space="preserve"> </w:t>
       </w:r>
-      <w:hyperlink r:id="rId253">
+      <w:hyperlink r:id="rId254">
         <w:r>
           <w:rPr>
             <w:rStyle w:val="Hyperlink"/>
@@ -65848,8 +65731,8 @@
         <w:t xml:space="preserve">http://gcc.gnu.org/bugs.html#nonbugs_c (2009).</w:t>
       </w:r>
     </w:p>
-    <w:bookmarkEnd w:id="254"/>
-    <w:bookmarkStart w:id="255" w:name="index"/>
+    <w:bookmarkEnd w:id="255"/>
+    <w:bookmarkStart w:id="256" w:name="index"/>
     <w:p>
       <w:pPr>
         <w:pStyle w:val="Heading1"/>
@@ -65866,7 +65749,7 @@
         <w:t xml:space="preserve">LHS (left-hand side), 22</w:t>
       </w:r>
     </w:p>
-    <w:bookmarkEnd w:id="255"/>
+    <w:bookmarkEnd w:id="256"/>
     <w:sectPr/>
   </w:body>
 </w:document>
@@ -65892,7 +65775,7 @@
       </w:r>
     </w:p>
   </w:footnote>
-  <w:footnote w:id="239">
+  <w:footnote w:id="240">
     <w:p>
       <w:pPr>
         <w:pStyle w:val="FootnoteText"/>
@@ -65938,7 +65821,7 @@
       </w:r>
     </w:p>
   </w:footnote>
-  <w:footnote w:id="241">
+  <w:footnote w:id="242">
     <w:p>
       <w:pPr>
         <w:pStyle w:val="FootnoteText"/>

--- a/all.docx
+++ b/all.docx
@@ -43393,7 +43393,7 @@
         <w:pStyle w:val="BodyText"/>
       </w:pPr>
       <w:r>
-        <w:t xml:space="preserve">C++ offers a set of library-defined exceptions for error conditions that may be detected by checks that are performed by the standard library. In addition, the programmer may define exceptions that are appropriate for their application.</w:t>
+        <w:t xml:space="preserve">C++ offers a set of library-defined exceptions for error conditions that can be detected by checks that are performed by the standard library. In addition, the programmer can define exceptions that are appropriate for their application.</w:t>
       </w:r>
       <w:r>
         <w:t xml:space="preserve"> </w:t>
@@ -43405,31 +43405,52 @@
         <w:t xml:space="preserve"> </w:t>
       </w:r>
       <w:r>
-        <w:t xml:space="preserve">Exceptions may be handled in the environment where the</w:t>
-      </w:r>
-      <w:r>
-        <w:t xml:space="preserve"> </w:t>
-      </w:r>
-      <w:r>
-        <w:t xml:space="preserve">exception occurs or may be propagated out to an enclosing scope.</w:t>
-      </w:r>
-      <w:r>
-        <w:t xml:space="preserve"> </w:t>
-      </w:r>
-      <w:r>
-        <w:t xml:space="preserve">Exceptions that are never handled in the program result in abnormal termination of the application.</w:t>
-      </w:r>
-      <w:r>
-        <w:t xml:space="preserve"> </w:t>
-      </w:r>
-      <w:r>
-        <w:t xml:space="preserve">In this case, it is implementation-defined whether the destruction of local objects (stack unwinding) occurs.</w:t>
-      </w:r>
-      <w:r>
-        <w:t xml:space="preserve"> </w:t>
-      </w:r>
-      <w:r>
-        <w:t xml:space="preserve">An unhandled exception that occurs in a thread also results in the abnormal termination of the application.</w:t>
+        <w:t xml:space="preserve">Exceptions can be handled in the environment where the</w:t>
+      </w:r>
+      <w:r>
+        <w:t xml:space="preserve"> </w:t>
+      </w:r>
+      <w:r>
+        <w:t xml:space="preserve">exception occurs or can be propagated out to an enclosing scope.</w:t>
+      </w:r>
+      <w:r>
+        <w:t xml:space="preserve"> </w:t>
+      </w:r>
+      <w:r>
+        <w:t xml:space="preserve">An attempt to propagate an exception from</w:t>
+      </w:r>
+      <w:r>
+        <w:t xml:space="preserve"> </w:t>
+      </w:r>
+      <w:r>
+        <w:rPr>
+          <w:rStyle w:val="NormalTok"/>
+        </w:rPr>
+        <w:t xml:space="preserve">main</w:t>
+      </w:r>
+      <w:r>
+        <w:t xml:space="preserve">, a thread entry point, or a function declared</w:t>
+      </w:r>
+      <w:r>
+        <w:t xml:space="preserve"> </w:t>
+      </w:r>
+      <w:r>
+        <w:rPr>
+          <w:rStyle w:val="KeywordTok"/>
+        </w:rPr>
+        <w:t xml:space="preserve">noexcept</w:t>
+      </w:r>
+      <w:r>
+        <w:t xml:space="preserve"> </w:t>
+      </w:r>
+      <w:r>
+        <w:t xml:space="preserve">causes abnormal program termination.</w:t>
+      </w:r>
+      <w:r>
+        <w:t xml:space="preserve"> </w:t>
+      </w:r>
+      <w:r>
+        <w:t xml:space="preserve">In this case, it is implementation-defined whether the destructors for local objects are called (stack unwinding).</w:t>
       </w:r>
       <w:r>
         <w:t xml:space="preserve"> </w:t>
@@ -43442,6 +43463,38 @@
       </w:r>
       <w:r>
         <w:t xml:space="preserve">An exception propagating out of a coroutine causes the coroutine to end in an unresumable state and the exception is not further propagated.</w:t>
+      </w:r>
+    </w:p>
+    <w:p>
+      <w:pPr>
+        <w:pStyle w:val="BodyText"/>
+      </w:pPr>
+      <w:r>
+        <w:t xml:space="preserve">In C++, when dynamic initialization of a namespace-scoped object fails with an exception, the exception cannot be caught and the program is terminated.</w:t>
+      </w:r>
+      <w:r>
+        <w:t xml:space="preserve"> </w:t>
+      </w:r>
+      <w:r>
+        <w:t xml:space="preserve">Function-scope static objects, in contrast, are initialized the first</w:t>
+      </w:r>
+      <w:r>
+        <w:t xml:space="preserve"> </w:t>
+      </w:r>
+      <w:r>
+        <w:t xml:space="preserve">time execution passes through the declaration. Using function-scope</w:t>
+      </w:r>
+      <w:r>
+        <w:t xml:space="preserve"> </w:t>
+      </w:r>
+      <w:r>
+        <w:t xml:space="preserve">static objects in preference to dynamic initialization ensures that</w:t>
+      </w:r>
+      <w:r>
+        <w:t xml:space="preserve"> </w:t>
+      </w:r>
+      <w:r>
+        <w:t xml:space="preserve">there is always an enclosing function that can catch the exception.</w:t>
       </w:r>
     </w:p>
     <w:bookmarkEnd w:id="147"/>
@@ -43470,7 +43523,7 @@
         </w:numPr>
       </w:pPr>
       <w:r>
-        <w:t xml:space="preserve">Follow the avoidance mechanisms of ISO/IEC 24772-1 subclause 6.36.5;</w:t>
+        <w:t xml:space="preserve">Apply the avoidance mechanisms of ISO/IEC 24772-1 subclause 6.36.5;</w:t>
       </w:r>
     </w:p>
     <w:p>
@@ -43598,70 +43651,34 @@
         </w:numPr>
       </w:pPr>
       <w:r>
-        <w:t xml:space="preserve">Use a</w:t>
-      </w:r>
-      <w:r>
-        <w:t xml:space="preserve"> </w:t>
-      </w:r>
-      <w:r>
-        <w:rPr>
-          <w:rStyle w:val="ControlFlowTok"/>
-        </w:rPr>
-        <w:t xml:space="preserve">try</w:t>
-      </w:r>
-      <w:r>
-        <w:rPr>
-          <w:rStyle w:val="NormalTok"/>
-        </w:rPr>
-        <w:t xml:space="preserve">-</w:t>
-      </w:r>
-      <w:r>
-        <w:rPr>
-          <w:rStyle w:val="ControlFlowTok"/>
-        </w:rPr>
-        <w:t xml:space="preserve">catch</w:t>
-      </w:r>
-      <w:r>
-        <w:t xml:space="preserve"> </w:t>
-      </w:r>
-      <w:r>
-        <w:t xml:space="preserve">function body for</w:t>
-      </w:r>
-      <w:r>
-        <w:t xml:space="preserve"> </w:t>
-      </w:r>
-      <w:r>
-        <w:rPr>
-          <w:rStyle w:val="NormalTok"/>
-        </w:rPr>
-        <w:t xml:space="preserve">main</w:t>
-      </w:r>
-      <w:r>
-        <w:t xml:space="preserve"> </w:t>
-      </w:r>
-      <w:r>
-        <w:t xml:space="preserve">or any thread-entry function with a</w:t>
-      </w:r>
-      <w:r>
-        <w:t xml:space="preserve"> </w:t>
-      </w:r>
-      <w:r>
-        <w:rPr>
-          <w:rStyle w:val="ControlFlowTok"/>
-        </w:rPr>
-        <w:t xml:space="preserve">catch</w:t>
-      </w:r>
-      <w:r>
-        <w:rPr>
-          <w:rStyle w:val="NormalTok"/>
-        </w:rPr>
-        <w:t xml:space="preserve">(...)</w:t>
-      </w:r>
-      <w:r>
-        <w:t xml:space="preserve"> </w:t>
-      </w:r>
-      <w:r>
-        <w:t xml:space="preserve">handler to guarantee stack unwinding, which guarantees the destruction of all local objects and permits control of the ultimate termination of the thread or program;</w:t>
+        <w:t xml:space="preserve">Expect functions not marked</w:t>
+      </w:r>
+      <w:r>
+        <w:t xml:space="preserve"> </w:t>
+      </w:r>
+      <w:r>
+        <w:rPr>
+          <w:rStyle w:val="VerbatimChar"/>
+        </w:rPr>
+        <w:t xml:space="preserve">noexcept{.cpp}</w:t>
+      </w:r>
+      <w:r>
+        <w:t xml:space="preserve"> </w:t>
+      </w:r>
+      <w:r>
+        <w:t xml:space="preserve">to throw exceptions of arbitrary type, excluding all destructors, which are are implicitly</w:t>
+      </w:r>
+      <w:r>
+        <w:t xml:space="preserve"> </w:t>
+      </w:r>
+      <w:r>
+        <w:rPr>
+          <w:rStyle w:val="VerbatimChar"/>
+        </w:rPr>
+        <w:t xml:space="preserve">noexcept{.cpp}</w:t>
+      </w:r>
+      <w:r>
+        <w:t xml:space="preserve">.</w:t>
       </w:r>
     </w:p>
     <w:p>
@@ -43699,6 +43716,80 @@
         <w:t xml:space="preserve"> </w:t>
       </w:r>
       <w:r>
+        <w:t xml:space="preserve">function body for</w:t>
+      </w:r>
+      <w:r>
+        <w:t xml:space="preserve"> </w:t>
+      </w:r>
+      <w:r>
+        <w:rPr>
+          <w:rStyle w:val="NormalTok"/>
+        </w:rPr>
+        <w:t xml:space="preserve">main</w:t>
+      </w:r>
+      <w:r>
+        <w:t xml:space="preserve"> </w:t>
+      </w:r>
+      <w:r>
+        <w:t xml:space="preserve">or any thread-entry function with a</w:t>
+      </w:r>
+      <w:r>
+        <w:t xml:space="preserve"> </w:t>
+      </w:r>
+      <w:r>
+        <w:rPr>
+          <w:rStyle w:val="ControlFlowTok"/>
+        </w:rPr>
+        <w:t xml:space="preserve">catch</w:t>
+      </w:r>
+      <w:r>
+        <w:rPr>
+          <w:rStyle w:val="NormalTok"/>
+        </w:rPr>
+        <w:t xml:space="preserve">(...)</w:t>
+      </w:r>
+      <w:r>
+        <w:t xml:space="preserve"> </w:t>
+      </w:r>
+      <w:r>
+        <w:t xml:space="preserve">handler to guarantee stack unwinding, which guarantees the destruction of all local objects and permits control of the ultimate termination of the thread or program;</w:t>
+      </w:r>
+    </w:p>
+    <w:p>
+      <w:pPr>
+        <w:numPr>
+          <w:ilvl w:val="0"/>
+          <w:numId w:val="1076"/>
+        </w:numPr>
+      </w:pPr>
+      <w:r>
+        <w:t xml:space="preserve">Use a</w:t>
+      </w:r>
+      <w:r>
+        <w:t xml:space="preserve"> </w:t>
+      </w:r>
+      <w:r>
+        <w:rPr>
+          <w:rStyle w:val="ControlFlowTok"/>
+        </w:rPr>
+        <w:t xml:space="preserve">try</w:t>
+      </w:r>
+      <w:r>
+        <w:rPr>
+          <w:rStyle w:val="NormalTok"/>
+        </w:rPr>
+        <w:t xml:space="preserve">-</w:t>
+      </w:r>
+      <w:r>
+        <w:rPr>
+          <w:rStyle w:val="ControlFlowTok"/>
+        </w:rPr>
+        <w:t xml:space="preserve">catch</w:t>
+      </w:r>
+      <w:r>
+        <w:t xml:space="preserve"> </w:t>
+      </w:r>
+      <w:r>
         <w:t xml:space="preserve">body for a coroutine with a</w:t>
       </w:r>
       <w:r>
@@ -43715,6 +43806,23 @@
       </w:r>
       <w:r>
         <w:t xml:space="preserve">handler to prevent silent termination of the coroutine in the case of an exception, or alternatively use a coroutine type that properly supports the case where the coroutine ends with an exception;</w:t>
+      </w:r>
+    </w:p>
+    <w:p>
+      <w:pPr>
+        <w:numPr>
+          <w:ilvl w:val="0"/>
+          <w:numId w:val="1076"/>
+        </w:numPr>
+      </w:pPr>
+      <w:r>
+        <w:t xml:space="preserve">Prefer function-scope static objects to namespace-scope objects for</w:t>
+      </w:r>
+      <w:r>
+        <w:t xml:space="preserve"> </w:t>
+      </w:r>
+      <w:r>
+        <w:t xml:space="preserve">objects needing dynamic initialization.</w:t>
       </w:r>
     </w:p>
     <w:p>

--- a/all.docx
+++ b/all.docx
@@ -24464,7 +24464,7 @@
         <w:pStyle w:val="BodyText"/>
       </w:pPr>
       <w:r>
-        <w:t xml:space="preserve">However, overload resolution applies preference rules in order to select among</w:t>
+        <w:t xml:space="preserve">Overload resolution applies preference rules in order to select among</w:t>
       </w:r>
       <w:r>
         <w:t xml:space="preserve"> </w:t>
@@ -24494,37 +24494,25 @@
         <w:t xml:space="preserve"> </w:t>
       </w:r>
       <w:r>
-        <w:t xml:space="preserve">better match can be introduced subsequently. The call in question then changes its</w:t>
-      </w:r>
-      <w:r>
-        <w:t xml:space="preserve"> </w:t>
-      </w:r>
-      <w:r>
-        <w:t xml:space="preserve">binding without warning upon its next compilation. For cases, where the preference</w:t>
-      </w:r>
-      <w:r>
-        <w:t xml:space="preserve"> </w:t>
-      </w:r>
-      <w:r>
-        <w:t xml:space="preserve">rules do not resolve the ambiguity, the resulting error message by the compiler</w:t>
-      </w:r>
-      <w:r>
-        <w:t xml:space="preserve"> </w:t>
-      </w:r>
-      <w:r>
-        <w:t xml:space="preserve">avoids the vulnerability.</w:t>
-      </w:r>
-      <w:r>
-        <w:t xml:space="preserve"> </w:t>
-      </w:r>
-      <w:r>
-        <w:t xml:space="preserve">Function template specializations are not considered during overload resolution, only the base template</w:t>
-      </w:r>
-      <w:r>
-        <w:t xml:space="preserve"> </w:t>
-      </w:r>
-      <w:r>
-        <w:t xml:space="preserve">is considered.</w:t>
+        <w:t xml:space="preserve">better match can be introduced subsequently.</w:t>
+      </w:r>
+      <w:r>
+        <w:t xml:space="preserve"> </w:t>
+      </w:r>
+      <w:r>
+        <w:t xml:space="preserve">The call in question will then change its binding without warning upon its next compilation.</w:t>
+      </w:r>
+      <w:r>
+        <w:t xml:space="preserve"> </w:t>
+      </w:r>
+      <w:r>
+        <w:t xml:space="preserve">For cases, where the preference rules do not resolve the ambiguity, the resulting error message by the compiler avoids the vulnerability.</w:t>
+      </w:r>
+      <w:r>
+        <w:t xml:space="preserve"> </w:t>
+      </w:r>
+      <w:r>
+        <w:t xml:space="preserve">Function template specializations are not considered during overload resolution; only the base template is considered.</w:t>
       </w:r>
     </w:p>
     <w:p>
@@ -24625,7 +24613,7 @@
         <w:rPr>
           <w:rStyle w:val="CommentTok"/>
         </w:rPr>
-        <w:t xml:space="preserve">// The call to 'foo(long)' requires implicitly conversion</w:t>
+        <w:t xml:space="preserve">// The call to 'foo(long)' was intended</w:t>
       </w:r>
       <w:r>
         <w:br/>
@@ -24640,7 +24628,7 @@
         <w:rPr>
           <w:rStyle w:val="CommentTok"/>
         </w:rPr>
-        <w:t xml:space="preserve">// from 'int' to 'long'.   The function 'foo(int)' </w:t>
+        <w:t xml:space="preserve">// but requires implicitly conversion from 'int' to 'long'.</w:t>
       </w:r>
       <w:r>
         <w:br/>
@@ -24655,7 +24643,7 @@
         <w:rPr>
           <w:rStyle w:val="CommentTok"/>
         </w:rPr>
-        <w:t xml:space="preserve">// would be a "better match" and so would silently</w:t>
+        <w:t xml:space="preserve">// Once 'foo(int)' is introduced it is a match without</w:t>
       </w:r>
       <w:r>
         <w:br/>
@@ -24670,7 +24658,7 @@
         <w:rPr>
           <w:rStyle w:val="CommentTok"/>
         </w:rPr>
-        <w:t xml:space="preserve">// be chosen when subsequently introduced</w:t>
+        <w:t xml:space="preserve">// the implicit conversion, hence is silently chosen </w:t>
       </w:r>
       <w:r>
         <w:br/>
@@ -24791,13 +24779,13 @@
         <w:t xml:space="preserve"> </w:t>
       </w:r>
       <w:r>
-        <w:t xml:space="preserve">names during lookup. Where lookup searches</w:t>
-      </w:r>
-      <w:r>
-        <w:t xml:space="preserve"> </w:t>
-      </w:r>
-      <w:r>
-        <w:t xml:space="preserve">a namespace referred to by a</w:t>
+        <w:t xml:space="preserve">names during lookup.</w:t>
+      </w:r>
+      <w:r>
+        <w:br/>
+      </w:r>
+      <w:r>
+        <w:t xml:space="preserve">Where lookup searches a namespace referred to by a</w:t>
       </w:r>
       <w:r>
         <w:t xml:space="preserve"> </w:t>
@@ -24812,19 +24800,28 @@
         <w:t xml:space="preserve"> </w:t>
       </w:r>
       <w:r>
-        <w:t xml:space="preserve">directive, all names in that namespace</w:t>
-      </w:r>
-      <w:r>
-        <w:t xml:space="preserve"> </w:t>
-      </w:r>
-      <w:r>
-        <w:t xml:space="preserve">will be visible some of which may be</w:t>
-      </w:r>
-      <w:r>
-        <w:t xml:space="preserve"> </w:t>
-      </w:r>
-      <w:r>
-        <w:t xml:space="preserve">unwanted. A using declaration, on the other hand, declares only the specified name</w:t>
+        <w:t xml:space="preserve">directive, all names in that namespace will be visible but some can be unwanted.</w:t>
+      </w:r>
+      <w:r>
+        <w:br/>
+      </w:r>
+      <w:r>
+        <w:t xml:space="preserve">A</w:t>
+      </w:r>
+      <w:r>
+        <w:t xml:space="preserve"> </w:t>
+      </w:r>
+      <w:r>
+        <w:rPr>
+          <w:i/>
+        </w:rPr>
+        <w:t xml:space="preserve">using</w:t>
+      </w:r>
+      <w:r>
+        <w:t xml:space="preserve"> </w:t>
+      </w:r>
+      <w:r>
+        <w:t xml:space="preserve">declaration, on the other hand, declares only the specified name</w:t>
       </w:r>
       <w:r>
         <w:t xml:space="preserve"> </w:t>

--- a/all.docx
+++ b/all.docx
@@ -53919,13 +53919,13 @@
         <w:t xml:space="preserve"> </w:t>
       </w:r>
       <w:r>
-        <w:t xml:space="preserve">exists for C++. C++ supports both the exception mechanism and the error return mechanism</w:t>
-      </w:r>
-      <w:r>
-        <w:t xml:space="preserve"> </w:t>
-      </w:r>
-      <w:r>
-        <w:t xml:space="preserve">This clause assumes that any exceptions thrown by an external library are compatible with C++, otherwise the result will be undefined.</w:t>
+        <w:t xml:space="preserve">exists for C++. C++ supports both the exception mechanism and the error return mechanism.</w:t>
+      </w:r>
+      <w:r>
+        <w:t xml:space="preserve"> </w:t>
+      </w:r>
+      <w:r>
+        <w:t xml:space="preserve">This clause assumes that any exceptions thrown by an external library are compatible with C++, otherwise the result is undefined.</w:t>
       </w:r>
     </w:p>
     <w:p>
@@ -53939,7 +53939,13 @@
         <w:t xml:space="preserve"> </w:t>
       </w:r>
       <w:r>
-        <w:t xml:space="preserve">unknown exception type can be thrown. For such cases, an exception thrown from such a function is guaranteed</w:t>
+        <w:t xml:space="preserve">unknown exception can be thrown.</w:t>
+      </w:r>
+      <w:r>
+        <w:t xml:space="preserve"> </w:t>
+      </w:r>
+      <w:r>
+        <w:t xml:space="preserve">For such cases, the exception thrown from such a function is guaranteed</w:t>
       </w:r>
       <w:r>
         <w:t xml:space="preserve"> </w:t>
@@ -54064,7 +54070,7 @@
         <w:t xml:space="preserve"> </w:t>
       </w:r>
       <w:r>
-        <w:t xml:space="preserve">with a</w:t>
+        <w:t xml:space="preserve">with an appropriate</w:t>
       </w:r>
       <w:r>
         <w:t xml:space="preserve"> </w:t>

--- a/all.docx
+++ b/all.docx
@@ -42840,7 +42840,7 @@
         <w:t xml:space="preserve"> </w:t>
       </w:r>
       <w:r>
-        <w:t xml:space="preserve">See ISO/IEC 24772-3 clause 6.36 for details and guidance.</w:t>
+        <w:t xml:space="preserve">See ISO IEC 24772-3 6.36 for details and guidance.</w:t>
       </w:r>
     </w:p>
     <w:p>
@@ -42860,10 +42860,7 @@
         <w:t xml:space="preserve">errno</w:t>
       </w:r>
       <w:r>
-        <w:t xml:space="preserve"> </w:t>
-      </w:r>
-      <w:r>
-        <w:t xml:space="preserve">some C++ library features expose error conditions indirectly via a side-effect on the object the operation failed with or via side-effect on a reference parameter.</w:t>
+        <w:t xml:space="preserve">, some C++ library features expose error conditions indirectly via a side-effect on the object the operation failed with or via side-effect on a reference parameter.</w:t>
       </w:r>
       <w:r>
         <w:t xml:space="preserve"> </w:t>
@@ -42922,7 +42919,7 @@
         <w:pStyle w:val="BodyText"/>
       </w:pPr>
       <w:r>
-        <w:t xml:space="preserve">In general, reporting errors as side-effects, in the worst case via a global state, is too easy to accidentally ignore by developers, leading to further consistency problems in the continued execution of the program.</w:t>
+        <w:t xml:space="preserve">In general, reporting errors as side-effects, in the worst case via a global state, can easily or accidentally ignore by developers, leading to further consistency problems in the continued execution of the program.</w:t>
       </w:r>
     </w:p>
     <w:p>
@@ -43390,31 +43387,19 @@
         <w:pStyle w:val="BodyText"/>
       </w:pPr>
       <w:r>
-        <w:t xml:space="preserve">C++ offers a set of library-defined exceptions for error conditions that can be detected by checks that are performed by the standard library. In addition, the programmer can define exceptions that are appropriate for their application.</w:t>
-      </w:r>
-      <w:r>
-        <w:t xml:space="preserve"> </w:t>
-      </w:r>
-      <w:r>
-        <w:t xml:space="preserve">These exceptions are handled using an exception handler.</w:t>
-      </w:r>
-      <w:r>
-        <w:t xml:space="preserve"> </w:t>
-      </w:r>
-      <w:r>
-        <w:t xml:space="preserve">Exceptions can be handled in the environment where the</w:t>
-      </w:r>
-      <w:r>
-        <w:t xml:space="preserve"> </w:t>
-      </w:r>
-      <w:r>
-        <w:t xml:space="preserve">exception occurs or can be propagated out to an enclosing scope.</w:t>
-      </w:r>
-      <w:r>
-        <w:t xml:space="preserve"> </w:t>
-      </w:r>
-      <w:r>
-        <w:t xml:space="preserve">An attempt to propagate an exception from</w:t>
+        <w:t xml:space="preserve">C++ offers a set of library-defined exceptions for error conditions that can be detected by checks that are performed by the standard library. In addition, the programmer or libraries that are called by the programmer can define exceptions that are appropriate for the application or for libraries that are used.</w:t>
+      </w:r>
+      <w:r>
+        <w:t xml:space="preserve"> </w:t>
+      </w:r>
+      <w:r>
+        <w:t xml:space="preserve">These exceptions are handled using an exception handler in the environment where the exception occurs or can be propagated out to an enclosing scope.</w:t>
+      </w:r>
+      <w:r>
+        <w:t xml:space="preserve"> </w:t>
+      </w:r>
+      <w:r>
+        <w:t xml:space="preserve">Any attempt to propagate an exception from</w:t>
       </w:r>
       <w:r>
         <w:t xml:space="preserve"> </w:t>
@@ -43520,7 +43505,7 @@
         </w:numPr>
       </w:pPr>
       <w:r>
-        <w:t xml:space="preserve">Apply the avoidance mechanisms of ISO/IEC 24772-1 subclause 6.36.5;</w:t>
+        <w:t xml:space="preserve">Apply the avoidance mechanisms of ISO/IEC 24772-1 6.36.5;</w:t>
       </w:r>
     </w:p>
     <w:p>
@@ -43531,18 +43516,49 @@
         </w:numPr>
       </w:pPr>
       <w:r>
-        <w:t xml:space="preserve">Develop an error management strategy, including error-detection, error-reporting, and error-handling,that, based on context, selects the most appropriate mechanism(s) from the different ones provided by C++;</w:t>
-      </w:r>
-    </w:p>
-    <w:p>
-      <w:pPr>
-        <w:numPr>
-          <w:ilvl w:val="0"/>
-          <w:numId w:val="1076"/>
-        </w:numPr>
-      </w:pPr>
-      <w:r>
-        <w:t xml:space="preserve">Develop an error management strategy, including error-detection, error-reporting, and error-handling that selects the most appropriate mechanism(s), depending on the context, from the different ones provided by C++;</w:t>
+        <w:t xml:space="preserve">Develop an error management strategy, including:</w:t>
+      </w:r>
+    </w:p>
+    <w:p>
+      <w:pPr>
+        <w:numPr>
+          <w:ilvl w:val="1"/>
+          <w:numId w:val="1077"/>
+        </w:numPr>
+        <w:pStyle w:val="Compact"/>
+      </w:pPr>
+      <w:r>
+        <w:t xml:space="preserve">error-detection,</w:t>
+      </w:r>
+    </w:p>
+    <w:p>
+      <w:pPr>
+        <w:numPr>
+          <w:ilvl w:val="1"/>
+          <w:numId w:val="1077"/>
+        </w:numPr>
+        <w:pStyle w:val="Compact"/>
+      </w:pPr>
+      <w:r>
+        <w:t xml:space="preserve">error-reporting, and</w:t>
+      </w:r>
+    </w:p>
+    <w:p>
+      <w:pPr>
+        <w:numPr>
+          <w:ilvl w:val="1"/>
+          <w:numId w:val="1077"/>
+        </w:numPr>
+        <w:pStyle w:val="Compact"/>
+      </w:pPr>
+      <w:r>
+        <w:t xml:space="preserve">error-handling,</w:t>
+      </w:r>
+      <w:r>
+        <w:t xml:space="preserve"> </w:t>
+      </w:r>
+      <w:r>
+        <w:t xml:space="preserve">that, based on context, selects the most appropriate mechanism(s) from the different ones provided by C++;</w:t>
       </w:r>
     </w:p>
     <w:p>
@@ -44534,7 +44550,7 @@
       <w:pPr>
         <w:numPr>
           <w:ilvl w:val="0"/>
-          <w:numId w:val="1077"/>
+          <w:numId w:val="1078"/>
         </w:numPr>
       </w:pPr>
       <w:r>
@@ -44579,7 +44595,7 @@
       <w:pPr>
         <w:numPr>
           <w:ilvl w:val="0"/>
-          <w:numId w:val="1077"/>
+          <w:numId w:val="1078"/>
         </w:numPr>
       </w:pPr>
       <w:r>
@@ -44590,7 +44606,7 @@
       <w:pPr>
         <w:numPr>
           <w:ilvl w:val="0"/>
-          <w:numId w:val="1077"/>
+          <w:numId w:val="1078"/>
         </w:numPr>
       </w:pPr>
       <w:r>
@@ -44634,7 +44650,7 @@
       <w:pPr>
         <w:numPr>
           <w:ilvl w:val="0"/>
-          <w:numId w:val="1077"/>
+          <w:numId w:val="1078"/>
         </w:numPr>
       </w:pPr>
       <w:r>
@@ -44681,7 +44697,7 @@
       <w:pPr>
         <w:numPr>
           <w:ilvl w:val="0"/>
-          <w:numId w:val="1077"/>
+          <w:numId w:val="1078"/>
         </w:numPr>
       </w:pPr>
       <w:r>
@@ -44764,7 +44780,7 @@
       <w:pPr>
         <w:numPr>
           <w:ilvl w:val="0"/>
-          <w:numId w:val="1077"/>
+          <w:numId w:val="1078"/>
         </w:numPr>
       </w:pPr>
       <w:r>
@@ -45298,7 +45314,7 @@
       <w:pPr>
         <w:numPr>
           <w:ilvl w:val="0"/>
-          <w:numId w:val="1078"/>
+          <w:numId w:val="1079"/>
         </w:numPr>
       </w:pPr>
       <w:r>
@@ -45309,7 +45325,7 @@
       <w:pPr>
         <w:numPr>
           <w:ilvl w:val="0"/>
-          <w:numId w:val="1078"/>
+          <w:numId w:val="1079"/>
         </w:numPr>
       </w:pPr>
       <w:r>
@@ -45320,7 +45336,7 @@
       <w:pPr>
         <w:numPr>
           <w:ilvl w:val="0"/>
-          <w:numId w:val="1078"/>
+          <w:numId w:val="1079"/>
         </w:numPr>
       </w:pPr>
       <w:r>
@@ -45346,80 +45362,80 @@
       <w:pPr>
         <w:numPr>
           <w:ilvl w:val="1"/>
+          <w:numId w:val="1080"/>
+        </w:numPr>
+        <w:pStyle w:val="Compact"/>
+      </w:pPr>
+      <w:r>
+        <w:t xml:space="preserve">when reference semantics is required, e.g., for side effects, or</w:t>
+      </w:r>
+    </w:p>
+    <w:p>
+      <w:pPr>
+        <w:numPr>
+          <w:ilvl w:val="1"/>
+          <w:numId w:val="1080"/>
+        </w:numPr>
+        <w:pStyle w:val="Compact"/>
+      </w:pPr>
+      <w:r>
+        <w:t xml:space="preserve">when copying is prohibitively expensive.</w:t>
+      </w:r>
+    </w:p>
+    <w:p>
+      <w:pPr>
+        <w:numPr>
+          <w:ilvl w:val="0"/>
           <w:numId w:val="1079"/>
         </w:numPr>
-        <w:pStyle w:val="Compact"/>
-      </w:pPr>
-      <w:r>
-        <w:t xml:space="preserve">when reference semantics is required, e.g., for side effects, or</w:t>
-      </w:r>
-    </w:p>
-    <w:p>
-      <w:pPr>
-        <w:numPr>
-          <w:ilvl w:val="1"/>
+      </w:pPr>
+      <w:r>
+        <w:t xml:space="preserve">Be aware of</w:t>
+      </w:r>
+      <w:r>
+        <w:t xml:space="preserve"> </w:t>
+      </w:r>
+      <w:r>
+        <w:rPr>
+          <w:i/>
+        </w:rPr>
+        <w:t xml:space="preserve">pointer-like types</w:t>
+      </w:r>
+      <w:r>
+        <w:t xml:space="preserve"> </w:t>
+      </w:r>
+      <w:r>
+        <w:t xml:space="preserve">and document the reference semantics of user-defined class types.</w:t>
+      </w:r>
+    </w:p>
+    <w:p>
+      <w:pPr>
+        <w:numPr>
+          <w:ilvl w:val="0"/>
           <w:numId w:val="1079"/>
         </w:numPr>
-        <w:pStyle w:val="Compact"/>
-      </w:pPr>
-      <w:r>
-        <w:t xml:space="preserve">when copying is prohibitively expensive.</w:t>
+      </w:pPr>
+      <w:r>
+        <w:t xml:space="preserve">For</w:t>
+      </w:r>
+      <w:r>
+        <w:t xml:space="preserve"> </w:t>
+      </w:r>
+      <w:r>
+        <w:rPr>
+          <w:i/>
+        </w:rPr>
+        <w:t xml:space="preserve">manager types</w:t>
+      </w:r>
+      <w:r>
+        <w:t xml:space="preserve">, define copy constructor, copy assignment operator, move constructor, move assignment operator, and their destructor appropriately.</w:t>
       </w:r>
     </w:p>
     <w:p>
       <w:pPr>
         <w:numPr>
           <w:ilvl w:val="0"/>
-          <w:numId w:val="1078"/>
-        </w:numPr>
-      </w:pPr>
-      <w:r>
-        <w:t xml:space="preserve">Be aware of</w:t>
-      </w:r>
-      <w:r>
-        <w:t xml:space="preserve"> </w:t>
-      </w:r>
-      <w:r>
-        <w:rPr>
-          <w:i/>
-        </w:rPr>
-        <w:t xml:space="preserve">pointer-like types</w:t>
-      </w:r>
-      <w:r>
-        <w:t xml:space="preserve"> </w:t>
-      </w:r>
-      <w:r>
-        <w:t xml:space="preserve">and document the reference semantics of user-defined class types.</w:t>
-      </w:r>
-    </w:p>
-    <w:p>
-      <w:pPr>
-        <w:numPr>
-          <w:ilvl w:val="0"/>
-          <w:numId w:val="1078"/>
-        </w:numPr>
-      </w:pPr>
-      <w:r>
-        <w:t xml:space="preserve">For</w:t>
-      </w:r>
-      <w:r>
-        <w:t xml:space="preserve"> </w:t>
-      </w:r>
-      <w:r>
-        <w:rPr>
-          <w:i/>
-        </w:rPr>
-        <w:t xml:space="preserve">manager types</w:t>
-      </w:r>
-      <w:r>
-        <w:t xml:space="preserve">, define copy constructor, copy assignment operator, move constructor, move assignment operator, and their destructor appropriately.</w:t>
-      </w:r>
-    </w:p>
-    <w:p>
-      <w:pPr>
-        <w:numPr>
-          <w:ilvl w:val="0"/>
-          <w:numId w:val="1078"/>
+          <w:numId w:val="1079"/>
         </w:numPr>
       </w:pPr>
       <w:r>
@@ -47048,7 +47064,7 @@
       <w:pPr>
         <w:numPr>
           <w:ilvl w:val="0"/>
-          <w:numId w:val="1080"/>
+          <w:numId w:val="1081"/>
         </w:numPr>
       </w:pPr>
       <w:r>
@@ -47059,7 +47075,7 @@
       <w:pPr>
         <w:numPr>
           <w:ilvl w:val="0"/>
-          <w:numId w:val="1080"/>
+          <w:numId w:val="1081"/>
         </w:numPr>
       </w:pPr>
       <w:r>
@@ -47124,7 +47140,7 @@
       <w:pPr>
         <w:numPr>
           <w:ilvl w:val="0"/>
-          <w:numId w:val="1080"/>
+          <w:numId w:val="1081"/>
         </w:numPr>
       </w:pPr>
       <w:r>
@@ -47135,7 +47151,7 @@
       <w:pPr>
         <w:numPr>
           <w:ilvl w:val="0"/>
-          <w:numId w:val="1080"/>
+          <w:numId w:val="1081"/>
         </w:numPr>
       </w:pPr>
       <w:r>
@@ -47176,7 +47192,7 @@
       <w:pPr>
         <w:numPr>
           <w:ilvl w:val="0"/>
-          <w:numId w:val="1080"/>
+          <w:numId w:val="1081"/>
         </w:numPr>
       </w:pPr>
       <w:r>
@@ -47187,7 +47203,7 @@
       <w:pPr>
         <w:numPr>
           <w:ilvl w:val="0"/>
-          <w:numId w:val="1080"/>
+          <w:numId w:val="1081"/>
         </w:numPr>
       </w:pPr>
       <w:r>
@@ -47198,7 +47214,7 @@
       <w:pPr>
         <w:numPr>
           <w:ilvl w:val="0"/>
-          <w:numId w:val="1080"/>
+          <w:numId w:val="1081"/>
         </w:numPr>
       </w:pPr>
       <w:r>
@@ -47209,7 +47225,7 @@
       <w:pPr>
         <w:numPr>
           <w:ilvl w:val="0"/>
-          <w:numId w:val="1080"/>
+          <w:numId w:val="1081"/>
         </w:numPr>
       </w:pPr>
       <w:r>
@@ -47259,7 +47275,7 @@
       <w:pPr>
         <w:numPr>
           <w:ilvl w:val="0"/>
-          <w:numId w:val="1080"/>
+          <w:numId w:val="1081"/>
         </w:numPr>
       </w:pPr>
       <w:r>
@@ -47297,7 +47313,7 @@
       <w:pPr>
         <w:numPr>
           <w:ilvl w:val="0"/>
-          <w:numId w:val="1080"/>
+          <w:numId w:val="1081"/>
         </w:numPr>
       </w:pPr>
       <w:r>
@@ -47959,7 +47975,7 @@
       <w:pPr>
         <w:numPr>
           <w:ilvl w:val="0"/>
-          <w:numId w:val="1081"/>
+          <w:numId w:val="1082"/>
         </w:numPr>
         <w:pStyle w:val="Compact"/>
       </w:pPr>
@@ -47995,7 +48011,7 @@
       <w:pPr>
         <w:numPr>
           <w:ilvl w:val="0"/>
-          <w:numId w:val="1081"/>
+          <w:numId w:val="1082"/>
         </w:numPr>
         <w:pStyle w:val="Compact"/>
       </w:pPr>
@@ -48007,7 +48023,7 @@
       <w:pPr>
         <w:numPr>
           <w:ilvl w:val="0"/>
-          <w:numId w:val="1081"/>
+          <w:numId w:val="1082"/>
         </w:numPr>
         <w:pStyle w:val="Compact"/>
       </w:pPr>
@@ -48019,7 +48035,7 @@
       <w:pPr>
         <w:numPr>
           <w:ilvl w:val="0"/>
-          <w:numId w:val="1081"/>
+          <w:numId w:val="1082"/>
         </w:numPr>
         <w:pStyle w:val="Compact"/>
       </w:pPr>
@@ -48632,7 +48648,7 @@
       <w:pPr>
         <w:numPr>
           <w:ilvl w:val="0"/>
-          <w:numId w:val="1082"/>
+          <w:numId w:val="1083"/>
         </w:numPr>
       </w:pPr>
       <w:r>
@@ -48643,7 +48659,7 @@
       <w:pPr>
         <w:numPr>
           <w:ilvl w:val="0"/>
-          <w:numId w:val="1082"/>
+          <w:numId w:val="1083"/>
         </w:numPr>
       </w:pPr>
       <w:r>
@@ -48669,7 +48685,7 @@
       <w:pPr>
         <w:numPr>
           <w:ilvl w:val="0"/>
-          <w:numId w:val="1082"/>
+          <w:numId w:val="1083"/>
         </w:numPr>
       </w:pPr>
       <w:r>
@@ -48695,7 +48711,7 @@
       <w:pPr>
         <w:numPr>
           <w:ilvl w:val="0"/>
-          <w:numId w:val="1082"/>
+          <w:numId w:val="1083"/>
         </w:numPr>
       </w:pPr>
       <w:r>
@@ -48733,7 +48749,7 @@
       <w:pPr>
         <w:numPr>
           <w:ilvl w:val="0"/>
-          <w:numId w:val="1082"/>
+          <w:numId w:val="1083"/>
         </w:numPr>
       </w:pPr>
       <w:r>
@@ -48750,7 +48766,7 @@
       <w:pPr>
         <w:numPr>
           <w:ilvl w:val="0"/>
-          <w:numId w:val="1082"/>
+          <w:numId w:val="1083"/>
         </w:numPr>
       </w:pPr>
       <w:r>
@@ -48767,7 +48783,7 @@
       <w:pPr>
         <w:numPr>
           <w:ilvl w:val="0"/>
-          <w:numId w:val="1082"/>
+          <w:numId w:val="1083"/>
         </w:numPr>
       </w:pPr>
       <w:r>
@@ -48820,7 +48836,7 @@
       <w:pPr>
         <w:numPr>
           <w:ilvl w:val="0"/>
-          <w:numId w:val="1082"/>
+          <w:numId w:val="1083"/>
         </w:numPr>
       </w:pPr>
       <w:r>
@@ -48831,35 +48847,35 @@
       <w:pPr>
         <w:numPr>
           <w:ilvl w:val="1"/>
+          <w:numId w:val="1084"/>
+        </w:numPr>
+      </w:pPr>
+      <w:r>
+        <w:t xml:space="preserve">In the same file as the primary template; or</w:t>
+      </w:r>
+    </w:p>
+    <w:p>
+      <w:pPr>
+        <w:numPr>
+          <w:ilvl w:val="1"/>
+          <w:numId w:val="1084"/>
+        </w:numPr>
+      </w:pPr>
+      <w:r>
+        <w:t xml:space="preserve">In the same file as the user-defined type for which the</w:t>
+      </w:r>
+      <w:r>
+        <w:t xml:space="preserve"> </w:t>
+      </w:r>
+      <w:r>
+        <w:t xml:space="preserve">specialization is declared.</w:t>
+      </w:r>
+    </w:p>
+    <w:p>
+      <w:pPr>
+        <w:numPr>
+          <w:ilvl w:val="0"/>
           <w:numId w:val="1083"/>
-        </w:numPr>
-      </w:pPr>
-      <w:r>
-        <w:t xml:space="preserve">In the same file as the primary template; or</w:t>
-      </w:r>
-    </w:p>
-    <w:p>
-      <w:pPr>
-        <w:numPr>
-          <w:ilvl w:val="1"/>
-          <w:numId w:val="1083"/>
-        </w:numPr>
-      </w:pPr>
-      <w:r>
-        <w:t xml:space="preserve">In the same file as the user-defined type for which the</w:t>
-      </w:r>
-      <w:r>
-        <w:t xml:space="preserve"> </w:t>
-      </w:r>
-      <w:r>
-        <w:t xml:space="preserve">specialization is declared.</w:t>
-      </w:r>
-    </w:p>
-    <w:p>
-      <w:pPr>
-        <w:numPr>
-          <w:ilvl w:val="0"/>
-          <w:numId w:val="1082"/>
         </w:numPr>
       </w:pPr>
       <w:r>
@@ -49452,7 +49468,7 @@
       <w:pPr>
         <w:numPr>
           <w:ilvl w:val="0"/>
-          <w:numId w:val="1084"/>
+          <w:numId w:val="1085"/>
         </w:numPr>
       </w:pPr>
       <w:r>
@@ -49483,7 +49499,7 @@
       <w:pPr>
         <w:numPr>
           <w:ilvl w:val="0"/>
-          <w:numId w:val="1084"/>
+          <w:numId w:val="1085"/>
         </w:numPr>
       </w:pPr>
       <w:r>
@@ -49500,229 +49516,6 @@
       </w:r>
       <w:r>
         <w:t xml:space="preserve">Preventing implicit copy and move operations in base classes defining virtual member functions is a common mitigation.</w:t>
-      </w:r>
-    </w:p>
-    <w:p>
-      <w:pPr>
-        <w:numPr>
-          <w:ilvl w:val="0"/>
-          <w:numId w:val="1084"/>
-        </w:numPr>
-      </w:pPr>
-      <w:r>
-        <w:rPr>
-          <w:b/>
-        </w:rPr>
-        <w:t xml:space="preserve">Incomplete Copy</w:t>
-      </w:r>
-      <w:r>
-        <w:t xml:space="preserve">: When a derived class defines its own non-defaulted, non-deleted copy or move operations, care must be taken to actually copy and move all base class sub-objects as well.</w:t>
-      </w:r>
-      <w:r>
-        <w:t xml:space="preserve"> </w:t>
-      </w:r>
-      <w:r>
-        <w:t xml:space="preserve">Omitting a base class when defining copy or move constructors means the default construction of a base class object happens.</w:t>
-      </w:r>
-      <w:r>
-        <w:t xml:space="preserve"> </w:t>
-      </w:r>
-      <w:r>
-        <w:t xml:space="preserve">Not invoking a base class assignment in the definition of copy and move assignment operators will cause the base class retaining its previous members and not obtaining the source object’s base members.</w:t>
-      </w:r>
-      <w:r>
-        <w:t xml:space="preserve"> </w:t>
-      </w:r>
-      <w:r>
-        <w:t xml:space="preserve">None of these omissions are a compile error and none are an issue for empty bases.</w:t>
-      </w:r>
-    </w:p>
-    <w:p>
-      <w:pPr>
-        <w:pStyle w:val="FirstParagraph"/>
-      </w:pPr>
-      <w:r>
-        <w:t xml:space="preserve">If a</w:t>
-      </w:r>
-      <w:r>
-        <w:t xml:space="preserve"> </w:t>
-      </w:r>
-      <w:r>
-        <w:t xml:space="preserve">“</w:t>
-      </w:r>
-      <w:r>
-        <w:t xml:space="preserve">using-declaration</w:t>
-      </w:r>
-      <w:r>
-        <w:t xml:space="preserve">”</w:t>
-      </w:r>
-      <w:r>
-        <w:t xml:space="preserve"> </w:t>
-      </w:r>
-      <w:r>
-        <w:t xml:space="preserve">refers to a constructor of a direct base class, all constructors of that base are candidates for the initialization of the derived class.</w:t>
-      </w:r>
-      <w:r>
-        <w:t xml:space="preserve"> </w:t>
-      </w:r>
-      <w:r>
-        <w:t xml:space="preserve">If a base class constructor is selected to initialize the derived type, any other bases or members of the derived type will be initialized as if by an</w:t>
-      </w:r>
-      <w:r>
-        <w:t xml:space="preserve"> </w:t>
-      </w:r>
-      <w:r>
-        <w:rPr>
-          <w:rStyle w:val="VerbatimChar"/>
-        </w:rPr>
-        <w:t xml:space="preserve">= default</w:t>
-      </w:r>
-      <w:r>
-        <w:t xml:space="preserve"> </w:t>
-      </w:r>
-      <w:r>
-        <w:t xml:space="preserve">default constructor.</w:t>
-      </w:r>
-      <w:r>
-        <w:t xml:space="preserve"> </w:t>
-      </w:r>
-      <w:r>
-        <w:t xml:space="preserve">This can leave some members uninitialzed, that can result in undefined behaviour.</w:t>
-      </w:r>
-    </w:p>
-    <w:p>
-      <w:pPr>
-        <w:pStyle w:val="BodyText"/>
-      </w:pPr>
-      <w:r>
-        <w:t xml:space="preserve">If a using-declaration refers to a protected member of a base class, its accessibility can be changed, which destroys the encapsulation of the member.</w:t>
-      </w:r>
-    </w:p>
-    <w:p>
-      <w:pPr>
-        <w:pStyle w:val="BodyText"/>
-      </w:pPr>
-      <w:r>
-        <w:t xml:space="preserve">If a base class overloads</w:t>
-      </w:r>
-      <w:r>
-        <w:t xml:space="preserve"> </w:t>
-      </w:r>
-      <w:r>
-        <w:rPr>
-          <w:rStyle w:val="KeywordTok"/>
-        </w:rPr>
-        <w:t xml:space="preserve">operator</w:t>
-      </w:r>
-      <w:r>
-        <w:rPr>
-          <w:rStyle w:val="NormalTok"/>
-        </w:rPr>
-        <w:t xml:space="preserve"> </w:t>
-      </w:r>
-      <w:r>
-        <w:rPr>
-          <w:rStyle w:val="KeywordTok"/>
-        </w:rPr>
-        <w:t xml:space="preserve">new</w:t>
-      </w:r>
-      <w:r>
-        <w:t xml:space="preserve"> </w:t>
-      </w:r>
-      <w:r>
-        <w:t xml:space="preserve">and</w:t>
-      </w:r>
-      <w:r>
-        <w:t xml:space="preserve"> </w:t>
-      </w:r>
-      <w:r>
-        <w:rPr>
-          <w:rStyle w:val="KeywordTok"/>
-        </w:rPr>
-        <w:t xml:space="preserve">operator</w:t>
-      </w:r>
-      <w:r>
-        <w:rPr>
-          <w:rStyle w:val="NormalTok"/>
-        </w:rPr>
-        <w:t xml:space="preserve"> </w:t>
-      </w:r>
-      <w:r>
-        <w:rPr>
-          <w:rStyle w:val="KeywordTok"/>
-        </w:rPr>
-        <w:t xml:space="preserve">delete</w:t>
-      </w:r>
-      <w:r>
-        <w:t xml:space="preserve">, any derived classes will inherit those operations.</w:t>
-      </w:r>
-      <w:r>
-        <w:t xml:space="preserve"> </w:t>
-      </w:r>
-      <w:r>
-        <w:t xml:space="preserve">If the base class’</w:t>
-      </w:r>
-      <w:r>
-        <w:t xml:space="preserve"> </w:t>
-      </w:r>
-      <w:r>
-        <w:rPr>
-          <w:rStyle w:val="KeywordTok"/>
-        </w:rPr>
-        <w:t xml:space="preserve">operator</w:t>
-      </w:r>
-      <w:r>
-        <w:rPr>
-          <w:rStyle w:val="NormalTok"/>
-        </w:rPr>
-        <w:t xml:space="preserve"> </w:t>
-      </w:r>
-      <w:r>
-        <w:rPr>
-          <w:rStyle w:val="KeywordTok"/>
-        </w:rPr>
-        <w:t xml:space="preserve">new</w:t>
-      </w:r>
-      <w:r>
-        <w:t xml:space="preserve"> </w:t>
-      </w:r>
-      <w:r>
-        <w:t xml:space="preserve">and/or</w:t>
-      </w:r>
-      <w:r>
-        <w:t xml:space="preserve"> </w:t>
-      </w:r>
-      <w:r>
-        <w:rPr>
-          <w:rStyle w:val="KeywordTok"/>
-        </w:rPr>
-        <w:t xml:space="preserve">operator</w:t>
-      </w:r>
-      <w:r>
-        <w:rPr>
-          <w:rStyle w:val="NormalTok"/>
-        </w:rPr>
-        <w:t xml:space="preserve"> </w:t>
-      </w:r>
-      <w:r>
-        <w:rPr>
-          <w:rStyle w:val="KeywordTok"/>
-        </w:rPr>
-        <w:t xml:space="preserve">delete</w:t>
-      </w:r>
-      <w:r>
-        <w:t xml:space="preserve"> </w:t>
-      </w:r>
-      <w:r>
-        <w:t xml:space="preserve">assume the size of the objects being allocated are all the size of the base class and they are not all the same size, then this can result in undefined behaviour.</w:t>
-      </w:r>
-    </w:p>
-    <w:p>
-      <w:pPr>
-        <w:pStyle w:val="BodyText"/>
-      </w:pPr>
-      <w:r>
-        <w:t xml:space="preserve">The mechanisms of failure from ISO/IEC 24772-1:2024 clause 6.41 can be mitigated in C++ as follows:</w:t>
       </w:r>
     </w:p>
     <w:p>
@@ -49734,6 +49527,229 @@
       </w:pPr>
       <w:r>
         <w:rPr>
+          <w:b/>
+        </w:rPr>
+        <w:t xml:space="preserve">Incomplete Copy</w:t>
+      </w:r>
+      <w:r>
+        <w:t xml:space="preserve">: When a derived class defines its own non-defaulted, non-deleted copy or move operations, care must be taken to actually copy and move all base class sub-objects as well.</w:t>
+      </w:r>
+      <w:r>
+        <w:t xml:space="preserve"> </w:t>
+      </w:r>
+      <w:r>
+        <w:t xml:space="preserve">Omitting a base class when defining copy or move constructors means the default construction of a base class object happens.</w:t>
+      </w:r>
+      <w:r>
+        <w:t xml:space="preserve"> </w:t>
+      </w:r>
+      <w:r>
+        <w:t xml:space="preserve">Not invoking a base class assignment in the definition of copy and move assignment operators will cause the base class retaining its previous members and not obtaining the source object’s base members.</w:t>
+      </w:r>
+      <w:r>
+        <w:t xml:space="preserve"> </w:t>
+      </w:r>
+      <w:r>
+        <w:t xml:space="preserve">None of these omissions are a compile error and none are an issue for empty bases.</w:t>
+      </w:r>
+    </w:p>
+    <w:p>
+      <w:pPr>
+        <w:pStyle w:val="FirstParagraph"/>
+      </w:pPr>
+      <w:r>
+        <w:t xml:space="preserve">If a</w:t>
+      </w:r>
+      <w:r>
+        <w:t xml:space="preserve"> </w:t>
+      </w:r>
+      <w:r>
+        <w:t xml:space="preserve">“</w:t>
+      </w:r>
+      <w:r>
+        <w:t xml:space="preserve">using-declaration</w:t>
+      </w:r>
+      <w:r>
+        <w:t xml:space="preserve">”</w:t>
+      </w:r>
+      <w:r>
+        <w:t xml:space="preserve"> </w:t>
+      </w:r>
+      <w:r>
+        <w:t xml:space="preserve">refers to a constructor of a direct base class, all constructors of that base are candidates for the initialization of the derived class.</w:t>
+      </w:r>
+      <w:r>
+        <w:t xml:space="preserve"> </w:t>
+      </w:r>
+      <w:r>
+        <w:t xml:space="preserve">If a base class constructor is selected to initialize the derived type, any other bases or members of the derived type will be initialized as if by an</w:t>
+      </w:r>
+      <w:r>
+        <w:t xml:space="preserve"> </w:t>
+      </w:r>
+      <w:r>
+        <w:rPr>
+          <w:rStyle w:val="VerbatimChar"/>
+        </w:rPr>
+        <w:t xml:space="preserve">= default</w:t>
+      </w:r>
+      <w:r>
+        <w:t xml:space="preserve"> </w:t>
+      </w:r>
+      <w:r>
+        <w:t xml:space="preserve">default constructor.</w:t>
+      </w:r>
+      <w:r>
+        <w:t xml:space="preserve"> </w:t>
+      </w:r>
+      <w:r>
+        <w:t xml:space="preserve">This can leave some members uninitialzed, that can result in undefined behaviour.</w:t>
+      </w:r>
+    </w:p>
+    <w:p>
+      <w:pPr>
+        <w:pStyle w:val="BodyText"/>
+      </w:pPr>
+      <w:r>
+        <w:t xml:space="preserve">If a using-declaration refers to a protected member of a base class, its accessibility can be changed, which destroys the encapsulation of the member.</w:t>
+      </w:r>
+    </w:p>
+    <w:p>
+      <w:pPr>
+        <w:pStyle w:val="BodyText"/>
+      </w:pPr>
+      <w:r>
+        <w:t xml:space="preserve">If a base class overloads</w:t>
+      </w:r>
+      <w:r>
+        <w:t xml:space="preserve"> </w:t>
+      </w:r>
+      <w:r>
+        <w:rPr>
+          <w:rStyle w:val="KeywordTok"/>
+        </w:rPr>
+        <w:t xml:space="preserve">operator</w:t>
+      </w:r>
+      <w:r>
+        <w:rPr>
+          <w:rStyle w:val="NormalTok"/>
+        </w:rPr>
+        <w:t xml:space="preserve"> </w:t>
+      </w:r>
+      <w:r>
+        <w:rPr>
+          <w:rStyle w:val="KeywordTok"/>
+        </w:rPr>
+        <w:t xml:space="preserve">new</w:t>
+      </w:r>
+      <w:r>
+        <w:t xml:space="preserve"> </w:t>
+      </w:r>
+      <w:r>
+        <w:t xml:space="preserve">and</w:t>
+      </w:r>
+      <w:r>
+        <w:t xml:space="preserve"> </w:t>
+      </w:r>
+      <w:r>
+        <w:rPr>
+          <w:rStyle w:val="KeywordTok"/>
+        </w:rPr>
+        <w:t xml:space="preserve">operator</w:t>
+      </w:r>
+      <w:r>
+        <w:rPr>
+          <w:rStyle w:val="NormalTok"/>
+        </w:rPr>
+        <w:t xml:space="preserve"> </w:t>
+      </w:r>
+      <w:r>
+        <w:rPr>
+          <w:rStyle w:val="KeywordTok"/>
+        </w:rPr>
+        <w:t xml:space="preserve">delete</w:t>
+      </w:r>
+      <w:r>
+        <w:t xml:space="preserve">, any derived classes will inherit those operations.</w:t>
+      </w:r>
+      <w:r>
+        <w:t xml:space="preserve"> </w:t>
+      </w:r>
+      <w:r>
+        <w:t xml:space="preserve">If the base class’</w:t>
+      </w:r>
+      <w:r>
+        <w:t xml:space="preserve"> </w:t>
+      </w:r>
+      <w:r>
+        <w:rPr>
+          <w:rStyle w:val="KeywordTok"/>
+        </w:rPr>
+        <w:t xml:space="preserve">operator</w:t>
+      </w:r>
+      <w:r>
+        <w:rPr>
+          <w:rStyle w:val="NormalTok"/>
+        </w:rPr>
+        <w:t xml:space="preserve"> </w:t>
+      </w:r>
+      <w:r>
+        <w:rPr>
+          <w:rStyle w:val="KeywordTok"/>
+        </w:rPr>
+        <w:t xml:space="preserve">new</w:t>
+      </w:r>
+      <w:r>
+        <w:t xml:space="preserve"> </w:t>
+      </w:r>
+      <w:r>
+        <w:t xml:space="preserve">and/or</w:t>
+      </w:r>
+      <w:r>
+        <w:t xml:space="preserve"> </w:t>
+      </w:r>
+      <w:r>
+        <w:rPr>
+          <w:rStyle w:val="KeywordTok"/>
+        </w:rPr>
+        <w:t xml:space="preserve">operator</w:t>
+      </w:r>
+      <w:r>
+        <w:rPr>
+          <w:rStyle w:val="NormalTok"/>
+        </w:rPr>
+        <w:t xml:space="preserve"> </w:t>
+      </w:r>
+      <w:r>
+        <w:rPr>
+          <w:rStyle w:val="KeywordTok"/>
+        </w:rPr>
+        <w:t xml:space="preserve">delete</w:t>
+      </w:r>
+      <w:r>
+        <w:t xml:space="preserve"> </w:t>
+      </w:r>
+      <w:r>
+        <w:t xml:space="preserve">assume the size of the objects being allocated are all the size of the base class and they are not all the same size, then this can result in undefined behaviour.</w:t>
+      </w:r>
+    </w:p>
+    <w:p>
+      <w:pPr>
+        <w:pStyle w:val="BodyText"/>
+      </w:pPr>
+      <w:r>
+        <w:t xml:space="preserve">The mechanisms of failure from ISO/IEC 24772-1:2024 clause 6.41 can be mitigated in C++ as follows:</w:t>
+      </w:r>
+    </w:p>
+    <w:p>
+      <w:pPr>
+        <w:numPr>
+          <w:ilvl w:val="0"/>
+          <w:numId w:val="1086"/>
+        </w:numPr>
+      </w:pPr>
+      <w:r>
+        <w:rPr>
           <w:i/>
         </w:rPr>
         <w:t xml:space="preserve">Execution of malicious redefinitions</w:t>
@@ -49764,7 +49780,7 @@
       <w:pPr>
         <w:numPr>
           <w:ilvl w:val="0"/>
-          <w:numId w:val="1085"/>
+          <w:numId w:val="1086"/>
         </w:numPr>
       </w:pPr>
       <w:r>
@@ -49814,7 +49830,7 @@
       <w:pPr>
         <w:numPr>
           <w:ilvl w:val="0"/>
-          <w:numId w:val="1085"/>
+          <w:numId w:val="1086"/>
         </w:numPr>
       </w:pPr>
       <w:r>
@@ -49849,7 +49865,7 @@
       <w:pPr>
         <w:numPr>
           <w:ilvl w:val="0"/>
-          <w:numId w:val="1085"/>
+          <w:numId w:val="1086"/>
         </w:numPr>
       </w:pPr>
       <w:r>
@@ -49893,7 +49909,7 @@
       <w:pPr>
         <w:numPr>
           <w:ilvl w:val="0"/>
-          <w:numId w:val="1086"/>
+          <w:numId w:val="1087"/>
         </w:numPr>
         <w:pStyle w:val="Compact"/>
       </w:pPr>
@@ -49905,7 +49921,7 @@
       <w:pPr>
         <w:numPr>
           <w:ilvl w:val="0"/>
-          <w:numId w:val="1086"/>
+          <w:numId w:val="1087"/>
         </w:numPr>
         <w:pStyle w:val="Compact"/>
       </w:pPr>
@@ -49917,7 +49933,7 @@
       <w:pPr>
         <w:numPr>
           <w:ilvl w:val="0"/>
-          <w:numId w:val="1086"/>
+          <w:numId w:val="1087"/>
         </w:numPr>
         <w:pStyle w:val="Compact"/>
       </w:pPr>
@@ -49950,7 +49966,7 @@
       <w:pPr>
         <w:numPr>
           <w:ilvl w:val="0"/>
-          <w:numId w:val="1086"/>
+          <w:numId w:val="1087"/>
         </w:numPr>
         <w:pStyle w:val="Compact"/>
       </w:pPr>
@@ -49962,7 +49978,7 @@
       <w:pPr>
         <w:numPr>
           <w:ilvl w:val="0"/>
-          <w:numId w:val="1086"/>
+          <w:numId w:val="1087"/>
         </w:numPr>
         <w:pStyle w:val="Compact"/>
       </w:pPr>
@@ -49974,7 +49990,7 @@
       <w:pPr>
         <w:numPr>
           <w:ilvl w:val="0"/>
-          <w:numId w:val="1086"/>
+          <w:numId w:val="1087"/>
         </w:numPr>
         <w:pStyle w:val="Compact"/>
       </w:pPr>
@@ -49986,7 +50002,7 @@
       <w:pPr>
         <w:numPr>
           <w:ilvl w:val="0"/>
-          <w:numId w:val="1086"/>
+          <w:numId w:val="1087"/>
         </w:numPr>
         <w:pStyle w:val="Compact"/>
       </w:pPr>
@@ -49998,7 +50014,7 @@
       <w:pPr>
         <w:numPr>
           <w:ilvl w:val="0"/>
-          <w:numId w:val="1086"/>
+          <w:numId w:val="1087"/>
         </w:numPr>
         <w:pStyle w:val="Compact"/>
       </w:pPr>
@@ -50010,7 +50026,7 @@
       <w:pPr>
         <w:numPr>
           <w:ilvl w:val="0"/>
-          <w:numId w:val="1086"/>
+          <w:numId w:val="1087"/>
         </w:numPr>
         <w:pStyle w:val="Compact"/>
       </w:pPr>
@@ -50037,7 +50053,7 @@
       <w:pPr>
         <w:numPr>
           <w:ilvl w:val="0"/>
-          <w:numId w:val="1086"/>
+          <w:numId w:val="1087"/>
         </w:numPr>
         <w:pStyle w:val="Compact"/>
       </w:pPr>
@@ -50064,7 +50080,7 @@
       <w:pPr>
         <w:numPr>
           <w:ilvl w:val="0"/>
-          <w:numId w:val="1086"/>
+          <w:numId w:val="1087"/>
         </w:numPr>
         <w:pStyle w:val="Compact"/>
       </w:pPr>
@@ -50106,7 +50122,7 @@
       <w:pPr>
         <w:numPr>
           <w:ilvl w:val="0"/>
-          <w:numId w:val="1086"/>
+          <w:numId w:val="1087"/>
         </w:numPr>
         <w:pStyle w:val="Compact"/>
       </w:pPr>
@@ -50118,7 +50134,7 @@
       <w:pPr>
         <w:numPr>
           <w:ilvl w:val="0"/>
-          <w:numId w:val="1086"/>
+          <w:numId w:val="1087"/>
         </w:numPr>
         <w:pStyle w:val="Compact"/>
       </w:pPr>
@@ -50130,7 +50146,7 @@
       <w:pPr>
         <w:numPr>
           <w:ilvl w:val="0"/>
-          <w:numId w:val="1086"/>
+          <w:numId w:val="1087"/>
         </w:numPr>
         <w:pStyle w:val="Compact"/>
       </w:pPr>
@@ -50157,7 +50173,7 @@
       <w:pPr>
         <w:numPr>
           <w:ilvl w:val="0"/>
-          <w:numId w:val="1086"/>
+          <w:numId w:val="1087"/>
         </w:numPr>
         <w:pStyle w:val="Compact"/>
       </w:pPr>
@@ -50169,7 +50185,7 @@
       <w:pPr>
         <w:numPr>
           <w:ilvl w:val="0"/>
-          <w:numId w:val="1086"/>
+          <w:numId w:val="1087"/>
         </w:numPr>
         <w:pStyle w:val="Compact"/>
       </w:pPr>
@@ -50199,7 +50215,7 @@
       <w:pPr>
         <w:numPr>
           <w:ilvl w:val="0"/>
-          <w:numId w:val="1086"/>
+          <w:numId w:val="1087"/>
         </w:numPr>
         <w:pStyle w:val="Compact"/>
       </w:pPr>
@@ -50211,7 +50227,7 @@
       <w:pPr>
         <w:numPr>
           <w:ilvl w:val="0"/>
-          <w:numId w:val="1086"/>
+          <w:numId w:val="1087"/>
         </w:numPr>
         <w:pStyle w:val="Compact"/>
       </w:pPr>
@@ -50253,7 +50269,7 @@
       <w:pPr>
         <w:numPr>
           <w:ilvl w:val="0"/>
-          <w:numId w:val="1086"/>
+          <w:numId w:val="1087"/>
         </w:numPr>
         <w:pStyle w:val="Compact"/>
       </w:pPr>
@@ -50265,7 +50281,7 @@
       <w:pPr>
         <w:numPr>
           <w:ilvl w:val="1"/>
-          <w:numId w:val="1087"/>
+          <w:numId w:val="1088"/>
         </w:numPr>
         <w:pStyle w:val="Compact"/>
       </w:pPr>
@@ -50277,7 +50293,7 @@
       <w:pPr>
         <w:numPr>
           <w:ilvl w:val="1"/>
-          <w:numId w:val="1087"/>
+          <w:numId w:val="1088"/>
         </w:numPr>
         <w:pStyle w:val="Compact"/>
       </w:pPr>
@@ -50672,7 +50688,7 @@
       <w:pPr>
         <w:numPr>
           <w:ilvl w:val="0"/>
-          <w:numId w:val="1088"/>
+          <w:numId w:val="1089"/>
         </w:numPr>
       </w:pPr>
       <w:r>
@@ -50683,7 +50699,7 @@
       <w:pPr>
         <w:numPr>
           <w:ilvl w:val="0"/>
-          <w:numId w:val="1088"/>
+          <w:numId w:val="1089"/>
         </w:numPr>
       </w:pPr>
       <w:r>
@@ -50694,7 +50710,7 @@
       <w:pPr>
         <w:numPr>
           <w:ilvl w:val="0"/>
-          <w:numId w:val="1088"/>
+          <w:numId w:val="1089"/>
         </w:numPr>
       </w:pPr>
       <w:r>
@@ -51465,7 +51481,7 @@
       <w:pPr>
         <w:numPr>
           <w:ilvl w:val="0"/>
-          <w:numId w:val="1089"/>
+          <w:numId w:val="1090"/>
         </w:numPr>
       </w:pPr>
       <w:r>
@@ -51482,7 +51498,7 @@
       <w:pPr>
         <w:numPr>
           <w:ilvl w:val="0"/>
-          <w:numId w:val="1089"/>
+          <w:numId w:val="1090"/>
         </w:numPr>
       </w:pPr>
       <w:r>
@@ -51593,7 +51609,7 @@
       <w:pPr>
         <w:numPr>
           <w:ilvl w:val="0"/>
-          <w:numId w:val="1090"/>
+          <w:numId w:val="1091"/>
         </w:numPr>
       </w:pPr>
       <w:r>
@@ -51613,606 +51629,6 @@
       </w:r>
       <w:r>
         <w:t xml:space="preserve">type inheritance hierarchy.</w:t>
-      </w:r>
-    </w:p>
-    <w:p>
-      <w:pPr>
-        <w:numPr>
-          <w:ilvl w:val="0"/>
-          <w:numId w:val="1090"/>
-        </w:numPr>
-      </w:pPr>
-      <w:r>
-        <w:rPr>
-          <w:i/>
-        </w:rPr>
-        <w:t xml:space="preserve">down-casting</w:t>
-      </w:r>
-      <w:r>
-        <w:t xml:space="preserve"> </w:t>
-      </w:r>
-      <w:r>
-        <w:t xml:space="preserve">is casting an object to a descendent type in the</w:t>
-      </w:r>
-      <w:r>
-        <w:t xml:space="preserve"> </w:t>
-      </w:r>
-      <w:r>
-        <w:t xml:space="preserve">object's type inheritance hierarchy, and,</w:t>
-      </w:r>
-    </w:p>
-    <w:p>
-      <w:pPr>
-        <w:numPr>
-          <w:ilvl w:val="0"/>
-          <w:numId w:val="1090"/>
-        </w:numPr>
-      </w:pPr>
-      <w:r>
-        <w:rPr>
-          <w:i/>
-        </w:rPr>
-        <w:t xml:space="preserve">cross-casting</w:t>
-      </w:r>
-      <w:r>
-        <w:t xml:space="preserve"> </w:t>
-      </w:r>
-      <w:r>
-        <w:t xml:space="preserve">is casting an object to a sibling/cousin (possibly</w:t>
-      </w:r>
-      <w:r>
-        <w:t xml:space="preserve"> </w:t>
-      </w:r>
-      <w:r>
-        <w:t xml:space="preserve">removed) type in the object's type inheritance hierarchy with multiple inheritance.</w:t>
-      </w:r>
-    </w:p>
-    <w:p>
-      <w:pPr>
-        <w:numPr>
-          <w:ilvl w:val="0"/>
-          <w:numId w:val="1090"/>
-        </w:numPr>
-      </w:pPr>
-      <w:r>
-        <w:t xml:space="preserve">Unsafe casts, which include C-style casts and</w:t>
-      </w:r>
-      <w:r>
-        <w:t xml:space="preserve"> </w:t>
-      </w:r>
-      <w:r>
-        <w:rPr>
-          <w:rStyle w:val="KeywordTok"/>
-        </w:rPr>
-        <w:t xml:space="preserve">reinterpret_cast</w:t>
-      </w:r>
-      <w:r>
-        <w:t xml:space="preserve">, can cast</w:t>
-      </w:r>
-      <w:r>
-        <w:t xml:space="preserve"> </w:t>
-      </w:r>
-      <w:r>
-        <w:t xml:space="preserve">to unrelated arbitrarily structured types. This allows reading and</w:t>
-      </w:r>
-      <w:r>
-        <w:t xml:space="preserve"> </w:t>
-      </w:r>
-      <w:r>
-        <w:t xml:space="preserve">modifying arbitrary memory areas. See subclause [[6.11 Pointer</w:t>
-      </w:r>
-      <w:r>
-        <w:t xml:space="preserve"> </w:t>
-      </w:r>
-      <w:r>
-        <w:t xml:space="preserve">Casting and Pointer Type</w:t>
-      </w:r>
-      <w:r>
-        <w:t xml:space="preserve"> </w:t>
-      </w:r>
-      <w:r>
-        <w:t xml:space="preserve">Changes] [HFC](#HFC)</w:t>
-      </w:r>
-      <w:r>
-        <w:t xml:space="preserve"> </w:t>
-      </w:r>
-      <w:r>
-        <w:t xml:space="preserve">for more details.</w:t>
-      </w:r>
-    </w:p>
-    <w:p>
-      <w:pPr>
-        <w:pStyle w:val="BlockText"/>
-      </w:pPr>
-      <w:r>
-        <w:t xml:space="preserve">Developers should be aware that virtual member functions can be</w:t>
-      </w:r>
-      <w:r>
-        <w:t xml:space="preserve"> </w:t>
-      </w:r>
-      <w:r>
-        <w:t xml:space="preserve">overridden in derived classes, even if they are private.</w:t>
-      </w:r>
-    </w:p>
-    <w:p>
-      <w:pPr>
-        <w:pStyle w:val="FirstParagraph"/>
-      </w:pPr>
-      <w:r>
-        <w:t xml:space="preserve">Given the following:</w:t>
-      </w:r>
-    </w:p>
-    <w:p>
-      <w:pPr>
-        <w:pStyle w:val="SourceCode"/>
-      </w:pPr>
-      <w:r>
-        <w:rPr>
-          <w:rStyle w:val="KeywordTok"/>
-        </w:rPr>
-        <w:t xml:space="preserve">struct</w:t>
-      </w:r>
-      <w:r>
-        <w:rPr>
-          <w:rStyle w:val="NormalTok"/>
-        </w:rPr>
-        <w:t xml:space="preserve"> Z { </w:t>
-      </w:r>
-      <w:r>
-        <w:rPr>
-          <w:rStyle w:val="DataTypeTok"/>
-        </w:rPr>
-        <w:t xml:space="preserve">int</w:t>
-      </w:r>
-      <w:r>
-        <w:rPr>
-          <w:rStyle w:val="NormalTok"/>
-        </w:rPr>
-        <w:t xml:space="preserve"> z; </w:t>
-      </w:r>
-      <w:r>
-        <w:rPr>
-          <w:rStyle w:val="KeywordTok"/>
-        </w:rPr>
-        <w:t xml:space="preserve">virtual</w:t>
-      </w:r>
-      <w:r>
-        <w:rPr>
-          <w:rStyle w:val="NormalTok"/>
-        </w:rPr>
-        <w:t xml:space="preserve"> ~Z() { } };</w:t>
-      </w:r>
-      <w:r>
-        <w:br/>
-      </w:r>
-      <w:r>
-        <w:rPr>
-          <w:rStyle w:val="KeywordTok"/>
-        </w:rPr>
-        <w:t xml:space="preserve">struct</w:t>
-      </w:r>
-      <w:r>
-        <w:rPr>
-          <w:rStyle w:val="NormalTok"/>
-        </w:rPr>
-        <w:t xml:space="preserve"> Y { </w:t>
-      </w:r>
-      <w:r>
-        <w:rPr>
-          <w:rStyle w:val="DataTypeTok"/>
-        </w:rPr>
-        <w:t xml:space="preserve">int</w:t>
-      </w:r>
-      <w:r>
-        <w:rPr>
-          <w:rStyle w:val="NormalTok"/>
-        </w:rPr>
-        <w:t xml:space="preserve"> y; </w:t>
-      </w:r>
-      <w:r>
-        <w:rPr>
-          <w:rStyle w:val="KeywordTok"/>
-        </w:rPr>
-        <w:t xml:space="preserve">virtual</w:t>
-      </w:r>
-      <w:r>
-        <w:rPr>
-          <w:rStyle w:val="NormalTok"/>
-        </w:rPr>
-        <w:t xml:space="preserve"> ~Y() { } };</w:t>
-      </w:r>
-      <w:r>
-        <w:br/>
-      </w:r>
-      <w:r>
-        <w:rPr>
-          <w:rStyle w:val="KeywordTok"/>
-        </w:rPr>
-        <w:t xml:space="preserve">struct</w:t>
-      </w:r>
-      <w:r>
-        <w:rPr>
-          <w:rStyle w:val="NormalTok"/>
-        </w:rPr>
-        <w:t xml:space="preserve"> A : Z { </w:t>
-      </w:r>
-      <w:r>
-        <w:rPr>
-          <w:rStyle w:val="DataTypeTok"/>
-        </w:rPr>
-        <w:t xml:space="preserve">int</w:t>
-      </w:r>
-      <w:r>
-        <w:rPr>
-          <w:rStyle w:val="NormalTok"/>
-        </w:rPr>
-        <w:t xml:space="preserve"> a; };</w:t>
-      </w:r>
-      <w:r>
-        <w:br/>
-      </w:r>
-      <w:r>
-        <w:rPr>
-          <w:rStyle w:val="KeywordTok"/>
-        </w:rPr>
-        <w:t xml:space="preserve">struct</w:t>
-      </w:r>
-      <w:r>
-        <w:rPr>
-          <w:rStyle w:val="NormalTok"/>
-        </w:rPr>
-        <w:t xml:space="preserve"> B : </w:t>
-      </w:r>
-      <w:r>
-        <w:rPr>
-          <w:rStyle w:val="KeywordTok"/>
-        </w:rPr>
-        <w:t xml:space="preserve">virtual</w:t>
-      </w:r>
-      <w:r>
-        <w:rPr>
-          <w:rStyle w:val="NormalTok"/>
-        </w:rPr>
-        <w:t xml:space="preserve"> A { </w:t>
-      </w:r>
-      <w:r>
-        <w:rPr>
-          <w:rStyle w:val="DataTypeTok"/>
-        </w:rPr>
-        <w:t xml:space="preserve">int</w:t>
-      </w:r>
-      <w:r>
-        <w:rPr>
-          <w:rStyle w:val="NormalTok"/>
-        </w:rPr>
-        <w:t xml:space="preserve"> b; };</w:t>
-      </w:r>
-      <w:r>
-        <w:br/>
-      </w:r>
-      <w:r>
-        <w:rPr>
-          <w:rStyle w:val="KeywordTok"/>
-        </w:rPr>
-        <w:t xml:space="preserve">struct</w:t>
-      </w:r>
-      <w:r>
-        <w:rPr>
-          <w:rStyle w:val="NormalTok"/>
-        </w:rPr>
-        <w:t xml:space="preserve"> C : </w:t>
-      </w:r>
-      <w:r>
-        <w:rPr>
-          <w:rStyle w:val="KeywordTok"/>
-        </w:rPr>
-        <w:t xml:space="preserve">virtual</w:t>
-      </w:r>
-      <w:r>
-        <w:rPr>
-          <w:rStyle w:val="NormalTok"/>
-        </w:rPr>
-        <w:t xml:space="preserve"> A, Y { </w:t>
-      </w:r>
-      <w:r>
-        <w:rPr>
-          <w:rStyle w:val="DataTypeTok"/>
-        </w:rPr>
-        <w:t xml:space="preserve">int</w:t>
-      </w:r>
-      <w:r>
-        <w:rPr>
-          <w:rStyle w:val="NormalTok"/>
-        </w:rPr>
-        <w:t xml:space="preserve"> c; };</w:t>
-      </w:r>
-      <w:r>
-        <w:br/>
-      </w:r>
-      <w:r>
-        <w:rPr>
-          <w:rStyle w:val="KeywordTok"/>
-        </w:rPr>
-        <w:t xml:space="preserve">struct</w:t>
-      </w:r>
-      <w:r>
-        <w:rPr>
-          <w:rStyle w:val="NormalTok"/>
-        </w:rPr>
-        <w:t xml:space="preserve"> D : B, C { </w:t>
-      </w:r>
-      <w:r>
-        <w:rPr>
-          <w:rStyle w:val="DataTypeTok"/>
-        </w:rPr>
-        <w:t xml:space="preserve">int</w:t>
-      </w:r>
-      <w:r>
-        <w:rPr>
-          <w:rStyle w:val="NormalTok"/>
-        </w:rPr>
-        <w:t xml:space="preserve"> d; };</w:t>
-      </w:r>
-      <w:r>
-        <w:br/>
-      </w:r>
-      <w:r>
-        <w:rPr>
-          <w:rStyle w:val="NormalTok"/>
-        </w:rPr>
-        <w:t xml:space="preserve">D d_inst;</w:t>
-      </w:r>
-    </w:p>
-    <w:p>
-      <w:pPr>
-        <w:pStyle w:val="FirstParagraph"/>
-      </w:pPr>
-      <w:r>
-        <w:t xml:space="preserve">then these examples demonstrate upcasts, downcasts, and crosscasts:</w:t>
-      </w:r>
-    </w:p>
-    <w:p>
-      <w:pPr>
-        <w:pStyle w:val="BodyText"/>
-      </w:pPr>
-      <w:r>
-        <w:rPr>
-          <w:b/>
-        </w:rPr>
-        <w:t xml:space="preserve">Upcasts:</w:t>
-      </w:r>
-    </w:p>
-    <w:p>
-      <w:pPr>
-        <w:pStyle w:val="SourceCode"/>
-      </w:pPr>
-      <w:r>
-        <w:rPr>
-          <w:rStyle w:val="NormalTok"/>
-        </w:rPr>
-        <w:t xml:space="preserve">B* b_ptr = &amp;d_inst; </w:t>
-      </w:r>
-      <w:r>
-        <w:rPr>
-          <w:rStyle w:val="CommentTok"/>
-        </w:rPr>
-        <w:t xml:space="preserve">// implicit</w:t>
-      </w:r>
-      <w:r>
-        <w:br/>
-      </w:r>
-      <w:r>
-        <w:rPr>
-          <w:rStyle w:val="NormalTok"/>
-        </w:rPr>
-        <w:t xml:space="preserve">C&amp; c_ref = d_inst; </w:t>
-      </w:r>
-      <w:r>
-        <w:rPr>
-          <w:rStyle w:val="CommentTok"/>
-        </w:rPr>
-        <w:t xml:space="preserve">// implicit</w:t>
-      </w:r>
-      <w:r>
-        <w:br/>
-      </w:r>
-      <w:r>
-        <w:rPr>
-          <w:rStyle w:val="NormalTok"/>
-        </w:rPr>
-        <w:t xml:space="preserve">Z* z_ptr = </w:t>
-      </w:r>
-      <w:r>
-        <w:rPr>
-          <w:rStyle w:val="KeywordTok"/>
-        </w:rPr>
-        <w:t xml:space="preserve">static_cast</w:t>
-      </w:r>
-      <w:r>
-        <w:rPr>
-          <w:rStyle w:val="NormalTok"/>
-        </w:rPr>
-        <w:t xml:space="preserve">&lt;Z*&gt;(&amp;d_inst);</w:t>
-      </w:r>
-      <w:r>
-        <w:br/>
-      </w:r>
-      <w:r>
-        <w:rPr>
-          <w:rStyle w:val="NormalTok"/>
-        </w:rPr>
-        <w:t xml:space="preserve">Y* y_ptr = </w:t>
-      </w:r>
-      <w:r>
-        <w:rPr>
-          <w:rStyle w:val="KeywordTok"/>
-        </w:rPr>
-        <w:t xml:space="preserve">dynamic_cast</w:t>
-      </w:r>
-      <w:r>
-        <w:rPr>
-          <w:rStyle w:val="NormalTok"/>
-        </w:rPr>
-        <w:t xml:space="preserve">&lt;Y*&gt;(&amp;d_inst);</w:t>
-      </w:r>
-    </w:p>
-    <w:p>
-      <w:pPr>
-        <w:pStyle w:val="FirstParagraph"/>
-      </w:pPr>
-      <w:r>
-        <w:rPr>
-          <w:b/>
-        </w:rPr>
-        <w:t xml:space="preserve">Downcasts:</w:t>
-      </w:r>
-    </w:p>
-    <w:p>
-      <w:pPr>
-        <w:pStyle w:val="SourceCode"/>
-      </w:pPr>
-      <w:r>
-        <w:rPr>
-          <w:rStyle w:val="NormalTok"/>
-        </w:rPr>
-        <w:t xml:space="preserve">D&amp; d_ref = </w:t>
-      </w:r>
-      <w:r>
-        <w:rPr>
-          <w:rStyle w:val="KeywordTok"/>
-        </w:rPr>
-        <w:t xml:space="preserve">dynamic_cast</w:t>
-      </w:r>
-      <w:r>
-        <w:rPr>
-          <w:rStyle w:val="NormalTok"/>
-        </w:rPr>
-        <w:t xml:space="preserve">&lt;D&amp;&gt;(*y_ptr);</w:t>
-      </w:r>
-      <w:r>
-        <w:br/>
-      </w:r>
-      <w:r>
-        <w:rPr>
-          <w:rStyle w:val="NormalTok"/>
-        </w:rPr>
-        <w:t xml:space="preserve">D* d_ptr = </w:t>
-      </w:r>
-      <w:r>
-        <w:rPr>
-          <w:rStyle w:val="KeywordTok"/>
-        </w:rPr>
-        <w:t xml:space="preserve">static_cast</w:t>
-      </w:r>
-      <w:r>
-        <w:rPr>
-          <w:rStyle w:val="NormalTok"/>
-        </w:rPr>
-        <w:t xml:space="preserve">&lt;D*&gt;(b_ptr);</w:t>
-      </w:r>
-    </w:p>
-    <w:p>
-      <w:pPr>
-        <w:pStyle w:val="FirstParagraph"/>
-      </w:pPr>
-      <w:r>
-        <w:rPr>
-          <w:b/>
-        </w:rPr>
-        <w:t xml:space="preserve">Crosscasts:</w:t>
-      </w:r>
-    </w:p>
-    <w:p>
-      <w:pPr>
-        <w:pStyle w:val="SourceCode"/>
-      </w:pPr>
-      <w:r>
-        <w:rPr>
-          <w:rStyle w:val="NormalTok"/>
-        </w:rPr>
-        <w:t xml:space="preserve">C* c_ptr = </w:t>
-      </w:r>
-      <w:r>
-        <w:rPr>
-          <w:rStyle w:val="KeywordTok"/>
-        </w:rPr>
-        <w:t xml:space="preserve">dynamic_cast</w:t>
-      </w:r>
-      <w:r>
-        <w:rPr>
-          <w:rStyle w:val="NormalTok"/>
-        </w:rPr>
-        <w:t xml:space="preserve">&lt;C*&gt;(b_ptr);</w:t>
-      </w:r>
-      <w:r>
-        <w:br/>
-      </w:r>
-      <w:r>
-        <w:rPr>
-          <w:rStyle w:val="NormalTok"/>
-        </w:rPr>
-        <w:t xml:space="preserve">Y* y_ptr2 = </w:t>
-      </w:r>
-      <w:r>
-        <w:rPr>
-          <w:rStyle w:val="KeywordTok"/>
-        </w:rPr>
-        <w:t xml:space="preserve">dynamic_cast</w:t>
-      </w:r>
-      <w:r>
-        <w:rPr>
-          <w:rStyle w:val="NormalTok"/>
-        </w:rPr>
-        <w:t xml:space="preserve">&lt;Y*&gt;(b_ptr);</w:t>
-      </w:r>
-      <w:r>
-        <w:br/>
-      </w:r>
-      <w:r>
-        <w:rPr>
-          <w:rStyle w:val="NormalTok"/>
-        </w:rPr>
-        <w:t xml:space="preserve">C* c_ptr = </w:t>
-      </w:r>
-      <w:r>
-        <w:rPr>
-          <w:rStyle w:val="KeywordTok"/>
-        </w:rPr>
-        <w:t xml:space="preserve">static_cast</w:t>
-      </w:r>
-      <w:r>
-        <w:rPr>
-          <w:rStyle w:val="NormalTok"/>
-        </w:rPr>
-        <w:t xml:space="preserve">&lt;C*&gt; (</w:t>
-      </w:r>
-      <w:r>
-        <w:rPr>
-          <w:rStyle w:val="KeywordTok"/>
-        </w:rPr>
-        <w:t xml:space="preserve">static_cast</w:t>
-      </w:r>
-      <w:r>
-        <w:rPr>
-          <w:rStyle w:val="NormalTok"/>
-        </w:rPr>
-        <w:t xml:space="preserve">&lt;D*&gt;(b_ptr));</w:t>
-      </w:r>
-    </w:p>
-    <w:p>
-      <w:pPr>
-        <w:pStyle w:val="FirstParagraph"/>
-      </w:pPr>
-      <w:r>
-        <w:t xml:space="preserve">and notes the following about such:</w:t>
-      </w:r>
-    </w:p>
-    <w:p>
-      <w:pPr>
-        <w:pStyle w:val="BodyText"/>
-      </w:pPr>
-      <w:r>
-        <w:t xml:space="preserve">Upcasts:</w:t>
       </w:r>
     </w:p>
     <w:p>
@@ -52223,7 +51639,22 @@
         </w:numPr>
       </w:pPr>
       <w:r>
-        <w:t xml:space="preserve">are the only ones that can be performed implicitly</w:t>
+        <w:rPr>
+          <w:i/>
+        </w:rPr>
+        <w:t xml:space="preserve">down-casting</w:t>
+      </w:r>
+      <w:r>
+        <w:t xml:space="preserve"> </w:t>
+      </w:r>
+      <w:r>
+        <w:t xml:space="preserve">is casting an object to a descendent type in the</w:t>
+      </w:r>
+      <w:r>
+        <w:t xml:space="preserve"> </w:t>
+      </w:r>
+      <w:r>
+        <w:t xml:space="preserve">object's type inheritance hierarchy, and,</w:t>
       </w:r>
     </w:p>
     <w:p>
@@ -52234,13 +51665,22 @@
         </w:numPr>
       </w:pPr>
       <w:r>
-        <w:t xml:space="preserve">can cause object slicing</w:t>
-      </w:r>
-      <w:r>
-        <w:t xml:space="preserve"> </w:t>
-      </w:r>
-      <w:r>
-        <w:t xml:space="preserve">when a copy of a base class object is created from a derived class object.</w:t>
+        <w:rPr>
+          <w:i/>
+        </w:rPr>
+        <w:t xml:space="preserve">cross-casting</w:t>
+      </w:r>
+      <w:r>
+        <w:t xml:space="preserve"> </w:t>
+      </w:r>
+      <w:r>
+        <w:t xml:space="preserve">is casting an object to a sibling/cousin (possibly</w:t>
+      </w:r>
+      <w:r>
+        <w:t xml:space="preserve"> </w:t>
+      </w:r>
+      <w:r>
+        <w:t xml:space="preserve">removed) type in the object's type inheritance hierarchy with multiple inheritance.</w:t>
       </w:r>
     </w:p>
     <w:p>
@@ -52251,7 +51691,7 @@
         </w:numPr>
       </w:pPr>
       <w:r>
-        <w:t xml:space="preserve">can also be done with</w:t>
+        <w:t xml:space="preserve">Unsafe casts, which include C-style casts and</w:t>
       </w:r>
       <w:r>
         <w:t xml:space="preserve"> </w:t>
@@ -52260,30 +51700,535 @@
         <w:rPr>
           <w:rStyle w:val="KeywordTok"/>
         </w:rPr>
+        <w:t xml:space="preserve">reinterpret_cast</w:t>
+      </w:r>
+      <w:r>
+        <w:t xml:space="preserve">, can cast</w:t>
+      </w:r>
+      <w:r>
+        <w:t xml:space="preserve"> </w:t>
+      </w:r>
+      <w:r>
+        <w:t xml:space="preserve">to unrelated arbitrarily structured types. This allows reading and</w:t>
+      </w:r>
+      <w:r>
+        <w:t xml:space="preserve"> </w:t>
+      </w:r>
+      <w:r>
+        <w:t xml:space="preserve">modifying arbitrary memory areas. See subclause [[6.11 Pointer</w:t>
+      </w:r>
+      <w:r>
+        <w:t xml:space="preserve"> </w:t>
+      </w:r>
+      <w:r>
+        <w:t xml:space="preserve">Casting and Pointer Type</w:t>
+      </w:r>
+      <w:r>
+        <w:t xml:space="preserve"> </w:t>
+      </w:r>
+      <w:r>
+        <w:t xml:space="preserve">Changes] [HFC](#HFC)</w:t>
+      </w:r>
+      <w:r>
+        <w:t xml:space="preserve"> </w:t>
+      </w:r>
+      <w:r>
+        <w:t xml:space="preserve">for more details.</w:t>
+      </w:r>
+    </w:p>
+    <w:p>
+      <w:pPr>
+        <w:pStyle w:val="BlockText"/>
+      </w:pPr>
+      <w:r>
+        <w:t xml:space="preserve">Developers should be aware that virtual member functions can be</w:t>
+      </w:r>
+      <w:r>
+        <w:t xml:space="preserve"> </w:t>
+      </w:r>
+      <w:r>
+        <w:t xml:space="preserve">overridden in derived classes, even if they are private.</w:t>
+      </w:r>
+    </w:p>
+    <w:p>
+      <w:pPr>
+        <w:pStyle w:val="FirstParagraph"/>
+      </w:pPr>
+      <w:r>
+        <w:t xml:space="preserve">Given the following:</w:t>
+      </w:r>
+    </w:p>
+    <w:p>
+      <w:pPr>
+        <w:pStyle w:val="SourceCode"/>
+      </w:pPr>
+      <w:r>
+        <w:rPr>
+          <w:rStyle w:val="KeywordTok"/>
+        </w:rPr>
+        <w:t xml:space="preserve">struct</w:t>
+      </w:r>
+      <w:r>
+        <w:rPr>
+          <w:rStyle w:val="NormalTok"/>
+        </w:rPr>
+        <w:t xml:space="preserve"> Z { </w:t>
+      </w:r>
+      <w:r>
+        <w:rPr>
+          <w:rStyle w:val="DataTypeTok"/>
+        </w:rPr>
+        <w:t xml:space="preserve">int</w:t>
+      </w:r>
+      <w:r>
+        <w:rPr>
+          <w:rStyle w:val="NormalTok"/>
+        </w:rPr>
+        <w:t xml:space="preserve"> z; </w:t>
+      </w:r>
+      <w:r>
+        <w:rPr>
+          <w:rStyle w:val="KeywordTok"/>
+        </w:rPr>
+        <w:t xml:space="preserve">virtual</w:t>
+      </w:r>
+      <w:r>
+        <w:rPr>
+          <w:rStyle w:val="NormalTok"/>
+        </w:rPr>
+        <w:t xml:space="preserve"> ~Z() { } };</w:t>
+      </w:r>
+      <w:r>
+        <w:br/>
+      </w:r>
+      <w:r>
+        <w:rPr>
+          <w:rStyle w:val="KeywordTok"/>
+        </w:rPr>
+        <w:t xml:space="preserve">struct</w:t>
+      </w:r>
+      <w:r>
+        <w:rPr>
+          <w:rStyle w:val="NormalTok"/>
+        </w:rPr>
+        <w:t xml:space="preserve"> Y { </w:t>
+      </w:r>
+      <w:r>
+        <w:rPr>
+          <w:rStyle w:val="DataTypeTok"/>
+        </w:rPr>
+        <w:t xml:space="preserve">int</w:t>
+      </w:r>
+      <w:r>
+        <w:rPr>
+          <w:rStyle w:val="NormalTok"/>
+        </w:rPr>
+        <w:t xml:space="preserve"> y; </w:t>
+      </w:r>
+      <w:r>
+        <w:rPr>
+          <w:rStyle w:val="KeywordTok"/>
+        </w:rPr>
+        <w:t xml:space="preserve">virtual</w:t>
+      </w:r>
+      <w:r>
+        <w:rPr>
+          <w:rStyle w:val="NormalTok"/>
+        </w:rPr>
+        <w:t xml:space="preserve"> ~Y() { } };</w:t>
+      </w:r>
+      <w:r>
+        <w:br/>
+      </w:r>
+      <w:r>
+        <w:rPr>
+          <w:rStyle w:val="KeywordTok"/>
+        </w:rPr>
+        <w:t xml:space="preserve">struct</w:t>
+      </w:r>
+      <w:r>
+        <w:rPr>
+          <w:rStyle w:val="NormalTok"/>
+        </w:rPr>
+        <w:t xml:space="preserve"> A : Z { </w:t>
+      </w:r>
+      <w:r>
+        <w:rPr>
+          <w:rStyle w:val="DataTypeTok"/>
+        </w:rPr>
+        <w:t xml:space="preserve">int</w:t>
+      </w:r>
+      <w:r>
+        <w:rPr>
+          <w:rStyle w:val="NormalTok"/>
+        </w:rPr>
+        <w:t xml:space="preserve"> a; };</w:t>
+      </w:r>
+      <w:r>
+        <w:br/>
+      </w:r>
+      <w:r>
+        <w:rPr>
+          <w:rStyle w:val="KeywordTok"/>
+        </w:rPr>
+        <w:t xml:space="preserve">struct</w:t>
+      </w:r>
+      <w:r>
+        <w:rPr>
+          <w:rStyle w:val="NormalTok"/>
+        </w:rPr>
+        <w:t xml:space="preserve"> B : </w:t>
+      </w:r>
+      <w:r>
+        <w:rPr>
+          <w:rStyle w:val="KeywordTok"/>
+        </w:rPr>
+        <w:t xml:space="preserve">virtual</w:t>
+      </w:r>
+      <w:r>
+        <w:rPr>
+          <w:rStyle w:val="NormalTok"/>
+        </w:rPr>
+        <w:t xml:space="preserve"> A { </w:t>
+      </w:r>
+      <w:r>
+        <w:rPr>
+          <w:rStyle w:val="DataTypeTok"/>
+        </w:rPr>
+        <w:t xml:space="preserve">int</w:t>
+      </w:r>
+      <w:r>
+        <w:rPr>
+          <w:rStyle w:val="NormalTok"/>
+        </w:rPr>
+        <w:t xml:space="preserve"> b; };</w:t>
+      </w:r>
+      <w:r>
+        <w:br/>
+      </w:r>
+      <w:r>
+        <w:rPr>
+          <w:rStyle w:val="KeywordTok"/>
+        </w:rPr>
+        <w:t xml:space="preserve">struct</w:t>
+      </w:r>
+      <w:r>
+        <w:rPr>
+          <w:rStyle w:val="NormalTok"/>
+        </w:rPr>
+        <w:t xml:space="preserve"> C : </w:t>
+      </w:r>
+      <w:r>
+        <w:rPr>
+          <w:rStyle w:val="KeywordTok"/>
+        </w:rPr>
+        <w:t xml:space="preserve">virtual</w:t>
+      </w:r>
+      <w:r>
+        <w:rPr>
+          <w:rStyle w:val="NormalTok"/>
+        </w:rPr>
+        <w:t xml:space="preserve"> A, Y { </w:t>
+      </w:r>
+      <w:r>
+        <w:rPr>
+          <w:rStyle w:val="DataTypeTok"/>
+        </w:rPr>
+        <w:t xml:space="preserve">int</w:t>
+      </w:r>
+      <w:r>
+        <w:rPr>
+          <w:rStyle w:val="NormalTok"/>
+        </w:rPr>
+        <w:t xml:space="preserve"> c; };</w:t>
+      </w:r>
+      <w:r>
+        <w:br/>
+      </w:r>
+      <w:r>
+        <w:rPr>
+          <w:rStyle w:val="KeywordTok"/>
+        </w:rPr>
+        <w:t xml:space="preserve">struct</w:t>
+      </w:r>
+      <w:r>
+        <w:rPr>
+          <w:rStyle w:val="NormalTok"/>
+        </w:rPr>
+        <w:t xml:space="preserve"> D : B, C { </w:t>
+      </w:r>
+      <w:r>
+        <w:rPr>
+          <w:rStyle w:val="DataTypeTok"/>
+        </w:rPr>
+        <w:t xml:space="preserve">int</w:t>
+      </w:r>
+      <w:r>
+        <w:rPr>
+          <w:rStyle w:val="NormalTok"/>
+        </w:rPr>
+        <w:t xml:space="preserve"> d; };</w:t>
+      </w:r>
+      <w:r>
+        <w:br/>
+      </w:r>
+      <w:r>
+        <w:rPr>
+          <w:rStyle w:val="NormalTok"/>
+        </w:rPr>
+        <w:t xml:space="preserve">D d_inst;</w:t>
+      </w:r>
+    </w:p>
+    <w:p>
+      <w:pPr>
+        <w:pStyle w:val="FirstParagraph"/>
+      </w:pPr>
+      <w:r>
+        <w:t xml:space="preserve">then these examples demonstrate upcasts, downcasts, and crosscasts:</w:t>
+      </w:r>
+    </w:p>
+    <w:p>
+      <w:pPr>
+        <w:pStyle w:val="BodyText"/>
+      </w:pPr>
+      <w:r>
+        <w:rPr>
+          <w:b/>
+        </w:rPr>
+        <w:t xml:space="preserve">Upcasts:</w:t>
+      </w:r>
+    </w:p>
+    <w:p>
+      <w:pPr>
+        <w:pStyle w:val="SourceCode"/>
+      </w:pPr>
+      <w:r>
+        <w:rPr>
+          <w:rStyle w:val="NormalTok"/>
+        </w:rPr>
+        <w:t xml:space="preserve">B* b_ptr = &amp;d_inst; </w:t>
+      </w:r>
+      <w:r>
+        <w:rPr>
+          <w:rStyle w:val="CommentTok"/>
+        </w:rPr>
+        <w:t xml:space="preserve">// implicit</w:t>
+      </w:r>
+      <w:r>
+        <w:br/>
+      </w:r>
+      <w:r>
+        <w:rPr>
+          <w:rStyle w:val="NormalTok"/>
+        </w:rPr>
+        <w:t xml:space="preserve">C&amp; c_ref = d_inst; </w:t>
+      </w:r>
+      <w:r>
+        <w:rPr>
+          <w:rStyle w:val="CommentTok"/>
+        </w:rPr>
+        <w:t xml:space="preserve">// implicit</w:t>
+      </w:r>
+      <w:r>
+        <w:br/>
+      </w:r>
+      <w:r>
+        <w:rPr>
+          <w:rStyle w:val="NormalTok"/>
+        </w:rPr>
+        <w:t xml:space="preserve">Z* z_ptr = </w:t>
+      </w:r>
+      <w:r>
+        <w:rPr>
+          <w:rStyle w:val="KeywordTok"/>
+        </w:rPr>
+        <w:t xml:space="preserve">static_cast</w:t>
+      </w:r>
+      <w:r>
+        <w:rPr>
+          <w:rStyle w:val="NormalTok"/>
+        </w:rPr>
+        <w:t xml:space="preserve">&lt;Z*&gt;(&amp;d_inst);</w:t>
+      </w:r>
+      <w:r>
+        <w:br/>
+      </w:r>
+      <w:r>
+        <w:rPr>
+          <w:rStyle w:val="NormalTok"/>
+        </w:rPr>
+        <w:t xml:space="preserve">Y* y_ptr = </w:t>
+      </w:r>
+      <w:r>
+        <w:rPr>
+          <w:rStyle w:val="KeywordTok"/>
+        </w:rPr>
         <w:t xml:space="preserve">dynamic_cast</w:t>
       </w:r>
       <w:r>
-        <w:t xml:space="preserve"> </w:t>
-      </w:r>
-      <w:r>
-        <w:t xml:space="preserve">or</w:t>
-      </w:r>
-      <w:r>
-        <w:t xml:space="preserve"> </w:t>
+        <w:rPr>
+          <w:rStyle w:val="NormalTok"/>
+        </w:rPr>
+        <w:t xml:space="preserve">&lt;Y*&gt;(&amp;d_inst);</w:t>
+      </w:r>
+    </w:p>
+    <w:p>
+      <w:pPr>
+        <w:pStyle w:val="FirstParagraph"/>
+      </w:pPr>
+      <w:r>
+        <w:rPr>
+          <w:b/>
+        </w:rPr>
+        <w:t xml:space="preserve">Downcasts:</w:t>
+      </w:r>
+    </w:p>
+    <w:p>
+      <w:pPr>
+        <w:pStyle w:val="SourceCode"/>
+      </w:pPr>
+      <w:r>
+        <w:rPr>
+          <w:rStyle w:val="NormalTok"/>
+        </w:rPr>
+        <w:t xml:space="preserve">D&amp; d_ref = </w:t>
       </w:r>
       <w:r>
         <w:rPr>
           <w:rStyle w:val="KeywordTok"/>
         </w:rPr>
+        <w:t xml:space="preserve">dynamic_cast</w:t>
+      </w:r>
+      <w:r>
+        <w:rPr>
+          <w:rStyle w:val="NormalTok"/>
+        </w:rPr>
+        <w:t xml:space="preserve">&lt;D&amp;&gt;(*y_ptr);</w:t>
+      </w:r>
+      <w:r>
+        <w:br/>
+      </w:r>
+      <w:r>
+        <w:rPr>
+          <w:rStyle w:val="NormalTok"/>
+        </w:rPr>
+        <w:t xml:space="preserve">D* d_ptr = </w:t>
+      </w:r>
+      <w:r>
+        <w:rPr>
+          <w:rStyle w:val="KeywordTok"/>
+        </w:rPr>
         <w:t xml:space="preserve">static_cast</w:t>
       </w:r>
+      <w:r>
+        <w:rPr>
+          <w:rStyle w:val="NormalTok"/>
+        </w:rPr>
+        <w:t xml:space="preserve">&lt;D*&gt;(b_ptr);</w:t>
+      </w:r>
     </w:p>
     <w:p>
       <w:pPr>
         <w:pStyle w:val="FirstParagraph"/>
       </w:pPr>
       <w:r>
-        <w:t xml:space="preserve">Downcasts</w:t>
+        <w:rPr>
+          <w:b/>
+        </w:rPr>
+        <w:t xml:space="preserve">Crosscasts:</w:t>
+      </w:r>
+    </w:p>
+    <w:p>
+      <w:pPr>
+        <w:pStyle w:val="SourceCode"/>
+      </w:pPr>
+      <w:r>
+        <w:rPr>
+          <w:rStyle w:val="NormalTok"/>
+        </w:rPr>
+        <w:t xml:space="preserve">C* c_ptr = </w:t>
+      </w:r>
+      <w:r>
+        <w:rPr>
+          <w:rStyle w:val="KeywordTok"/>
+        </w:rPr>
+        <w:t xml:space="preserve">dynamic_cast</w:t>
+      </w:r>
+      <w:r>
+        <w:rPr>
+          <w:rStyle w:val="NormalTok"/>
+        </w:rPr>
+        <w:t xml:space="preserve">&lt;C*&gt;(b_ptr);</w:t>
+      </w:r>
+      <w:r>
+        <w:br/>
+      </w:r>
+      <w:r>
+        <w:rPr>
+          <w:rStyle w:val="NormalTok"/>
+        </w:rPr>
+        <w:t xml:space="preserve">Y* y_ptr2 = </w:t>
+      </w:r>
+      <w:r>
+        <w:rPr>
+          <w:rStyle w:val="KeywordTok"/>
+        </w:rPr>
+        <w:t xml:space="preserve">dynamic_cast</w:t>
+      </w:r>
+      <w:r>
+        <w:rPr>
+          <w:rStyle w:val="NormalTok"/>
+        </w:rPr>
+        <w:t xml:space="preserve">&lt;Y*&gt;(b_ptr);</w:t>
+      </w:r>
+      <w:r>
+        <w:br/>
+      </w:r>
+      <w:r>
+        <w:rPr>
+          <w:rStyle w:val="NormalTok"/>
+        </w:rPr>
+        <w:t xml:space="preserve">C* c_ptr = </w:t>
+      </w:r>
+      <w:r>
+        <w:rPr>
+          <w:rStyle w:val="KeywordTok"/>
+        </w:rPr>
+        <w:t xml:space="preserve">static_cast</w:t>
+      </w:r>
+      <w:r>
+        <w:rPr>
+          <w:rStyle w:val="NormalTok"/>
+        </w:rPr>
+        <w:t xml:space="preserve">&lt;C*&gt; (</w:t>
+      </w:r>
+      <w:r>
+        <w:rPr>
+          <w:rStyle w:val="KeywordTok"/>
+        </w:rPr>
+        <w:t xml:space="preserve">static_cast</w:t>
+      </w:r>
+      <w:r>
+        <w:rPr>
+          <w:rStyle w:val="NormalTok"/>
+        </w:rPr>
+        <w:t xml:space="preserve">&lt;D*&gt;(b_ptr));</w:t>
+      </w:r>
+    </w:p>
+    <w:p>
+      <w:pPr>
+        <w:pStyle w:val="FirstParagraph"/>
+      </w:pPr>
+      <w:r>
+        <w:t xml:space="preserve">and notes the following about such:</w:t>
+      </w:r>
+    </w:p>
+    <w:p>
+      <w:pPr>
+        <w:pStyle w:val="BodyText"/>
+      </w:pPr>
+      <w:r>
+        <w:t xml:space="preserve">Upcasts:</w:t>
       </w:r>
     </w:p>
     <w:p>
@@ -52294,7 +52239,7 @@
         </w:numPr>
       </w:pPr>
       <w:r>
-        <w:t xml:space="preserve">are explicit;</w:t>
+        <w:t xml:space="preserve">are the only ones that can be performed implicitly</w:t>
       </w:r>
     </w:p>
     <w:p>
@@ -52305,16 +52250,13 @@
         </w:numPr>
       </w:pPr>
       <w:r>
-        <w:t xml:space="preserve">can be done safely with</w:t>
-      </w:r>
-      <w:r>
-        <w:t xml:space="preserve"> </w:t>
-      </w:r>
-      <w:r>
-        <w:rPr>
-          <w:rStyle w:val="KeywordTok"/>
-        </w:rPr>
-        <w:t xml:space="preserve">dynamic_cast</w:t>
+        <w:t xml:space="preserve">can cause object slicing</w:t>
+      </w:r>
+      <w:r>
+        <w:t xml:space="preserve"> </w:t>
+      </w:r>
+      <w:r>
+        <w:t xml:space="preserve">when a copy of a base class object is created from a derived class object.</w:t>
       </w:r>
     </w:p>
     <w:p>
@@ -52325,6 +52267,12 @@
         </w:numPr>
       </w:pPr>
       <w:r>
+        <w:t xml:space="preserve">can also be done with</w:t>
+      </w:r>
+      <w:r>
+        <w:t xml:space="preserve"> </w:t>
+      </w:r>
+      <w:r>
         <w:rPr>
           <w:rStyle w:val="KeywordTok"/>
         </w:rPr>
@@ -52334,13 +52282,7 @@
         <w:t xml:space="preserve"> </w:t>
       </w:r>
       <w:r>
-        <w:t xml:space="preserve">requires</w:t>
-      </w:r>
-      <w:r>
-        <w:t xml:space="preserve"> </w:t>
-      </w:r>
-      <w:r>
-        <w:t xml:space="preserve">appropriate portions of inheritance to be polymorphic (i.e. has</w:t>
+        <w:t xml:space="preserve">or</w:t>
       </w:r>
       <w:r>
         <w:t xml:space="preserve"> </w:t>
@@ -52349,53 +52291,15 @@
         <w:rPr>
           <w:rStyle w:val="KeywordTok"/>
         </w:rPr>
-        <w:t xml:space="preserve">virtual</w:t>
-      </w:r>
-      <w:r>
-        <w:t xml:space="preserve"> </w:t>
-      </w:r>
-      <w:r>
-        <w:t xml:space="preserve">members);</w:t>
-      </w:r>
-    </w:p>
-    <w:p>
-      <w:pPr>
-        <w:numPr>
-          <w:ilvl w:val="0"/>
-          <w:numId w:val="1092"/>
-        </w:numPr>
-      </w:pPr>
-      <w:r>
-        <w:t xml:space="preserve">can be done using</w:t>
-      </w:r>
-      <w:r>
-        <w:t xml:space="preserve"> </w:t>
-      </w:r>
-      <w:r>
-        <w:rPr>
-          <w:rStyle w:val="KeywordTok"/>
-        </w:rPr>
         <w:t xml:space="preserve">static_cast</w:t>
       </w:r>
-      <w:r>
-        <w:t xml:space="preserve"> </w:t>
-      </w:r>
-      <w:r>
-        <w:t xml:space="preserve">which is</w:t>
-      </w:r>
-      <w:r>
-        <w:t xml:space="preserve"> </w:t>
-      </w:r>
-      <w:r>
-        <w:t xml:space="preserve">unchecked and may be unsafe;</w:t>
-      </w:r>
     </w:p>
     <w:p>
       <w:pPr>
         <w:pStyle w:val="FirstParagraph"/>
       </w:pPr>
       <w:r>
-        <w:t xml:space="preserve">Crosscasts:</w:t>
+        <w:t xml:space="preserve">Downcasts</w:t>
       </w:r>
     </w:p>
     <w:p>
@@ -52406,7 +52310,7 @@
         </w:numPr>
       </w:pPr>
       <w:r>
-        <w:t xml:space="preserve">are explicit</w:t>
+        <w:t xml:space="preserve">are explicit;</w:t>
       </w:r>
     </w:p>
     <w:p>
@@ -52417,7 +52321,7 @@
         </w:numPr>
       </w:pPr>
       <w:r>
-        <w:t xml:space="preserve">can be done safely with a single call to</w:t>
+        <w:t xml:space="preserve">can be done safely with</w:t>
       </w:r>
       <w:r>
         <w:t xml:space="preserve"> </w:t>
@@ -52427,33 +52331,6 @@
           <w:rStyle w:val="KeywordTok"/>
         </w:rPr>
         <w:t xml:space="preserve">dynamic_cast</w:t>
-      </w:r>
-      <w:r>
-        <w:t xml:space="preserve"> </w:t>
-      </w:r>
-      <w:r>
-        <w:t xml:space="preserve">which requires</w:t>
-      </w:r>
-      <w:r>
-        <w:t xml:space="preserve"> </w:t>
-      </w:r>
-      <w:r>
-        <w:t xml:space="preserve">appropriate portions of inheritance to be polymorphic (i.e. has</w:t>
-      </w:r>
-      <w:r>
-        <w:t xml:space="preserve"> </w:t>
-      </w:r>
-      <w:r>
-        <w:rPr>
-          <w:rStyle w:val="KeywordTok"/>
-        </w:rPr>
-        <w:t xml:space="preserve">virtual</w:t>
-      </w:r>
-      <w:r>
-        <w:t xml:space="preserve"> </w:t>
-      </w:r>
-      <w:r>
-        <w:t xml:space="preserve">members).</w:t>
       </w:r>
     </w:p>
     <w:p>
@@ -52461,6 +52338,145 @@
         <w:numPr>
           <w:ilvl w:val="0"/>
           <w:numId w:val="1093"/>
+        </w:numPr>
+      </w:pPr>
+      <w:r>
+        <w:rPr>
+          <w:rStyle w:val="KeywordTok"/>
+        </w:rPr>
+        <w:t xml:space="preserve">dynamic_cast</w:t>
+      </w:r>
+      <w:r>
+        <w:t xml:space="preserve"> </w:t>
+      </w:r>
+      <w:r>
+        <w:t xml:space="preserve">requires</w:t>
+      </w:r>
+      <w:r>
+        <w:t xml:space="preserve"> </w:t>
+      </w:r>
+      <w:r>
+        <w:t xml:space="preserve">appropriate portions of inheritance to be polymorphic (i.e. has</w:t>
+      </w:r>
+      <w:r>
+        <w:t xml:space="preserve"> </w:t>
+      </w:r>
+      <w:r>
+        <w:rPr>
+          <w:rStyle w:val="KeywordTok"/>
+        </w:rPr>
+        <w:t xml:space="preserve">virtual</w:t>
+      </w:r>
+      <w:r>
+        <w:t xml:space="preserve"> </w:t>
+      </w:r>
+      <w:r>
+        <w:t xml:space="preserve">members);</w:t>
+      </w:r>
+    </w:p>
+    <w:p>
+      <w:pPr>
+        <w:numPr>
+          <w:ilvl w:val="0"/>
+          <w:numId w:val="1093"/>
+        </w:numPr>
+      </w:pPr>
+      <w:r>
+        <w:t xml:space="preserve">can be done using</w:t>
+      </w:r>
+      <w:r>
+        <w:t xml:space="preserve"> </w:t>
+      </w:r>
+      <w:r>
+        <w:rPr>
+          <w:rStyle w:val="KeywordTok"/>
+        </w:rPr>
+        <w:t xml:space="preserve">static_cast</w:t>
+      </w:r>
+      <w:r>
+        <w:t xml:space="preserve"> </w:t>
+      </w:r>
+      <w:r>
+        <w:t xml:space="preserve">which is</w:t>
+      </w:r>
+      <w:r>
+        <w:t xml:space="preserve"> </w:t>
+      </w:r>
+      <w:r>
+        <w:t xml:space="preserve">unchecked and may be unsafe;</w:t>
+      </w:r>
+    </w:p>
+    <w:p>
+      <w:pPr>
+        <w:pStyle w:val="FirstParagraph"/>
+      </w:pPr>
+      <w:r>
+        <w:t xml:space="preserve">Crosscasts:</w:t>
+      </w:r>
+    </w:p>
+    <w:p>
+      <w:pPr>
+        <w:numPr>
+          <w:ilvl w:val="0"/>
+          <w:numId w:val="1094"/>
+        </w:numPr>
+      </w:pPr>
+      <w:r>
+        <w:t xml:space="preserve">are explicit</w:t>
+      </w:r>
+    </w:p>
+    <w:p>
+      <w:pPr>
+        <w:numPr>
+          <w:ilvl w:val="0"/>
+          <w:numId w:val="1094"/>
+        </w:numPr>
+      </w:pPr>
+      <w:r>
+        <w:t xml:space="preserve">can be done safely with a single call to</w:t>
+      </w:r>
+      <w:r>
+        <w:t xml:space="preserve"> </w:t>
+      </w:r>
+      <w:r>
+        <w:rPr>
+          <w:rStyle w:val="KeywordTok"/>
+        </w:rPr>
+        <w:t xml:space="preserve">dynamic_cast</w:t>
+      </w:r>
+      <w:r>
+        <w:t xml:space="preserve"> </w:t>
+      </w:r>
+      <w:r>
+        <w:t xml:space="preserve">which requires</w:t>
+      </w:r>
+      <w:r>
+        <w:t xml:space="preserve"> </w:t>
+      </w:r>
+      <w:r>
+        <w:t xml:space="preserve">appropriate portions of inheritance to be polymorphic (i.e. has</w:t>
+      </w:r>
+      <w:r>
+        <w:t xml:space="preserve"> </w:t>
+      </w:r>
+      <w:r>
+        <w:rPr>
+          <w:rStyle w:val="KeywordTok"/>
+        </w:rPr>
+        <w:t xml:space="preserve">virtual</w:t>
+      </w:r>
+      <w:r>
+        <w:t xml:space="preserve"> </w:t>
+      </w:r>
+      <w:r>
+        <w:t xml:space="preserve">members).</w:t>
+      </w:r>
+    </w:p>
+    <w:p>
+      <w:pPr>
+        <w:numPr>
+          <w:ilvl w:val="0"/>
+          <w:numId w:val="1094"/>
         </w:numPr>
       </w:pPr>
       <w:r>
@@ -52532,7 +52548,7 @@
       <w:pPr>
         <w:numPr>
           <w:ilvl w:val="0"/>
-          <w:numId w:val="1094"/>
+          <w:numId w:val="1095"/>
         </w:numPr>
       </w:pPr>
       <w:r>
@@ -52543,7 +52559,7 @@
       <w:pPr>
         <w:numPr>
           <w:ilvl w:val="0"/>
-          <w:numId w:val="1094"/>
+          <w:numId w:val="1095"/>
         </w:numPr>
       </w:pPr>
       <w:r>
@@ -52566,7 +52582,7 @@
       <w:pPr>
         <w:numPr>
           <w:ilvl w:val="0"/>
-          <w:numId w:val="1094"/>
+          <w:numId w:val="1095"/>
         </w:numPr>
       </w:pPr>
       <w:r>
@@ -52583,7 +52599,7 @@
       <w:pPr>
         <w:numPr>
           <w:ilvl w:val="0"/>
-          <w:numId w:val="1094"/>
+          <w:numId w:val="1095"/>
         </w:numPr>
       </w:pPr>
       <w:r>
@@ -52594,7 +52610,7 @@
       <w:pPr>
         <w:numPr>
           <w:ilvl w:val="0"/>
-          <w:numId w:val="1094"/>
+          <w:numId w:val="1095"/>
         </w:numPr>
       </w:pPr>
       <w:r>
@@ -52620,7 +52636,7 @@
       <w:pPr>
         <w:numPr>
           <w:ilvl w:val="0"/>
-          <w:numId w:val="1094"/>
+          <w:numId w:val="1095"/>
         </w:numPr>
       </w:pPr>
       <w:r>
@@ -52643,7 +52659,7 @@
       <w:pPr>
         <w:numPr>
           <w:ilvl w:val="0"/>
-          <w:numId w:val="1094"/>
+          <w:numId w:val="1095"/>
         </w:numPr>
       </w:pPr>
       <w:r>
@@ -52666,7 +52682,7 @@
       <w:pPr>
         <w:numPr>
           <w:ilvl w:val="0"/>
-          <w:numId w:val="1094"/>
+          <w:numId w:val="1095"/>
         </w:numPr>
       </w:pPr>
       <w:r>
@@ -52873,7 +52889,7 @@
       <w:pPr>
         <w:numPr>
           <w:ilvl w:val="0"/>
-          <w:numId w:val="1095"/>
+          <w:numId w:val="1096"/>
         </w:numPr>
         <w:pStyle w:val="Compact"/>
       </w:pPr>
@@ -52897,7 +52913,7 @@
       <w:pPr>
         <w:numPr>
           <w:ilvl w:val="0"/>
-          <w:numId w:val="1095"/>
+          <w:numId w:val="1096"/>
         </w:numPr>
         <w:pStyle w:val="Compact"/>
       </w:pPr>
@@ -52921,7 +52937,7 @@
       <w:pPr>
         <w:numPr>
           <w:ilvl w:val="0"/>
-          <w:numId w:val="1095"/>
+          <w:numId w:val="1096"/>
         </w:numPr>
         <w:pStyle w:val="Compact"/>
       </w:pPr>
@@ -52945,7 +52961,7 @@
       <w:pPr>
         <w:numPr>
           <w:ilvl w:val="0"/>
-          <w:numId w:val="1095"/>
+          <w:numId w:val="1096"/>
         </w:numPr>
         <w:pStyle w:val="Compact"/>
       </w:pPr>
@@ -52957,7 +52973,7 @@
       <w:pPr>
         <w:numPr>
           <w:ilvl w:val="0"/>
-          <w:numId w:val="1095"/>
+          <w:numId w:val="1096"/>
         </w:numPr>
         <w:pStyle w:val="Compact"/>
       </w:pPr>
@@ -52969,7 +52985,7 @@
       <w:pPr>
         <w:numPr>
           <w:ilvl w:val="0"/>
-          <w:numId w:val="1095"/>
+          <w:numId w:val="1096"/>
         </w:numPr>
         <w:pStyle w:val="Compact"/>
       </w:pPr>
@@ -53173,7 +53189,7 @@
       <w:pPr>
         <w:numPr>
           <w:ilvl w:val="0"/>
-          <w:numId w:val="1096"/>
+          <w:numId w:val="1097"/>
         </w:numPr>
       </w:pPr>
       <w:r>
@@ -53184,7 +53200,7 @@
       <w:pPr>
         <w:numPr>
           <w:ilvl w:val="0"/>
-          <w:numId w:val="1096"/>
+          <w:numId w:val="1097"/>
         </w:numPr>
       </w:pPr>
       <w:r>
@@ -53207,7 +53223,7 @@
       <w:pPr>
         <w:numPr>
           <w:ilvl w:val="0"/>
-          <w:numId w:val="1096"/>
+          <w:numId w:val="1097"/>
         </w:numPr>
       </w:pPr>
       <w:r>
@@ -53390,7 +53406,7 @@
       <w:pPr>
         <w:numPr>
           <w:ilvl w:val="0"/>
-          <w:numId w:val="1097"/>
+          <w:numId w:val="1098"/>
         </w:numPr>
       </w:pPr>
       <w:r>
@@ -53401,7 +53417,7 @@
       <w:pPr>
         <w:numPr>
           <w:ilvl w:val="0"/>
-          <w:numId w:val="1097"/>
+          <w:numId w:val="1098"/>
         </w:numPr>
       </w:pPr>
       <w:r>
@@ -53412,7 +53428,7 @@
       <w:pPr>
         <w:numPr>
           <w:ilvl w:val="1"/>
-          <w:numId w:val="1098"/>
+          <w:numId w:val="1099"/>
         </w:numPr>
         <w:pStyle w:val="SourceCode"/>
       </w:pPr>
@@ -53438,7 +53454,7 @@
       <w:pPr>
         <w:numPr>
           <w:ilvl w:val="1"/>
-          <w:numId w:val="1098"/>
+          <w:numId w:val="1099"/>
         </w:numPr>
         <w:pStyle w:val="SourceCode"/>
       </w:pPr>
@@ -53464,7 +53480,7 @@
       <w:pPr>
         <w:numPr>
           <w:ilvl w:val="1"/>
-          <w:numId w:val="1098"/>
+          <w:numId w:val="1099"/>
         </w:numPr>
         <w:pStyle w:val="SourceCode"/>
       </w:pPr>
@@ -53496,7 +53512,7 @@
       <w:pPr>
         <w:numPr>
           <w:ilvl w:val="0"/>
-          <w:numId w:val="1097"/>
+          <w:numId w:val="1098"/>
         </w:numPr>
       </w:pPr>
       <w:r>
@@ -53519,7 +53535,7 @@
       <w:pPr>
         <w:numPr>
           <w:ilvl w:val="0"/>
-          <w:numId w:val="1097"/>
+          <w:numId w:val="1098"/>
         </w:numPr>
       </w:pPr>
       <w:r>
@@ -53536,7 +53552,7 @@
       <w:pPr>
         <w:numPr>
           <w:ilvl w:val="0"/>
-          <w:numId w:val="1097"/>
+          <w:numId w:val="1098"/>
         </w:numPr>
       </w:pPr>
       <w:r>
@@ -53583,7 +53599,7 @@
       <w:pPr>
         <w:numPr>
           <w:ilvl w:val="0"/>
-          <w:numId w:val="1097"/>
+          <w:numId w:val="1098"/>
         </w:numPr>
       </w:pPr>
       <w:r>
@@ -53703,7 +53719,7 @@
       <w:pPr>
         <w:numPr>
           <w:ilvl w:val="0"/>
-          <w:numId w:val="1099"/>
+          <w:numId w:val="1100"/>
         </w:numPr>
         <w:pStyle w:val="Compact"/>
       </w:pPr>
@@ -53715,7 +53731,7 @@
       <w:pPr>
         <w:numPr>
           <w:ilvl w:val="0"/>
-          <w:numId w:val="1099"/>
+          <w:numId w:val="1100"/>
         </w:numPr>
         <w:pStyle w:val="Compact"/>
       </w:pPr>
@@ -53727,7 +53743,7 @@
       <w:pPr>
         <w:numPr>
           <w:ilvl w:val="0"/>
-          <w:numId w:val="1099"/>
+          <w:numId w:val="1100"/>
         </w:numPr>
         <w:pStyle w:val="Compact"/>
       </w:pPr>
@@ -53853,7 +53869,7 @@
       <w:pPr>
         <w:numPr>
           <w:ilvl w:val="0"/>
-          <w:numId w:val="1100"/>
+          <w:numId w:val="1101"/>
         </w:numPr>
       </w:pPr>
       <w:r>
@@ -53864,7 +53880,7 @@
       <w:pPr>
         <w:numPr>
           <w:ilvl w:val="0"/>
-          <w:numId w:val="1100"/>
+          <w:numId w:val="1101"/>
         </w:numPr>
       </w:pPr>
       <w:r>
@@ -54011,7 +54027,7 @@
       <w:pPr>
         <w:numPr>
           <w:ilvl w:val="0"/>
-          <w:numId w:val="1101"/>
+          <w:numId w:val="1102"/>
         </w:numPr>
       </w:pPr>
       <w:r>
@@ -54022,7 +54038,7 @@
       <w:pPr>
         <w:numPr>
           <w:ilvl w:val="0"/>
-          <w:numId w:val="1101"/>
+          <w:numId w:val="1102"/>
         </w:numPr>
       </w:pPr>
       <w:r>
@@ -54039,7 +54055,7 @@
       <w:pPr>
         <w:numPr>
           <w:ilvl w:val="0"/>
-          <w:numId w:val="1101"/>
+          <w:numId w:val="1102"/>
         </w:numPr>
       </w:pPr>
       <w:r>
@@ -55333,7 +55349,7 @@
       <w:pPr>
         <w:numPr>
           <w:ilvl w:val="0"/>
-          <w:numId w:val="1102"/>
+          <w:numId w:val="1103"/>
         </w:numPr>
       </w:pPr>
       <w:r>
@@ -55365,253 +55381,253 @@
       <w:pPr>
         <w:numPr>
           <w:ilvl w:val="1"/>
+          <w:numId w:val="1104"/>
+        </w:numPr>
+        <w:pStyle w:val="Compact"/>
+      </w:pPr>
+      <w:r>
+        <w:t xml:space="preserve">its parameters and body are parenthesized;</w:t>
+      </w:r>
+    </w:p>
+    <w:p>
+      <w:pPr>
+        <w:numPr>
+          <w:ilvl w:val="1"/>
+          <w:numId w:val="1104"/>
+        </w:numPr>
+        <w:pStyle w:val="Compact"/>
+      </w:pPr>
+      <w:r>
+        <w:t xml:space="preserve">each argument is evaluated at most once;</w:t>
+      </w:r>
+    </w:p>
+    <w:p>
+      <w:pPr>
+        <w:numPr>
+          <w:ilvl w:val="1"/>
+          <w:numId w:val="1104"/>
+        </w:numPr>
+        <w:pStyle w:val="Compact"/>
+      </w:pPr>
+      <w:r>
+        <w:t xml:space="preserve">the replaced code does not have side effects.</w:t>
+      </w:r>
+    </w:p>
+    <w:p>
+      <w:pPr>
+        <w:numPr>
+          <w:ilvl w:val="0"/>
           <w:numId w:val="1103"/>
         </w:numPr>
-        <w:pStyle w:val="Compact"/>
-      </w:pPr>
-      <w:r>
-        <w:t xml:space="preserve">its parameters and body are parenthesized;</w:t>
-      </w:r>
-    </w:p>
-    <w:p>
-      <w:pPr>
-        <w:numPr>
-          <w:ilvl w:val="1"/>
+      </w:pPr>
+      <w:r>
+        <w:t xml:space="preserve">Ensure that arguments to function-like macros do not resemble a preprocessing directive.</w:t>
+      </w:r>
+    </w:p>
+    <w:p>
+      <w:pPr>
+        <w:numPr>
+          <w:ilvl w:val="0"/>
           <w:numId w:val="1103"/>
         </w:numPr>
-        <w:pStyle w:val="Compact"/>
-      </w:pPr>
-      <w:r>
-        <w:t xml:space="preserve">each argument is evaluated at most once;</w:t>
-      </w:r>
-    </w:p>
-    <w:p>
-      <w:pPr>
-        <w:numPr>
-          <w:ilvl w:val="1"/>
+      </w:pPr>
+      <w:r>
+        <w:t xml:space="preserve">Replace object-like macros with</w:t>
+      </w:r>
+      <w:r>
+        <w:t xml:space="preserve"> </w:t>
+      </w:r>
+      <w:r>
+        <w:rPr>
+          <w:rStyle w:val="KeywordTok"/>
+        </w:rPr>
+        <w:t xml:space="preserve">constexpr</w:t>
+      </w:r>
+      <w:r>
+        <w:t xml:space="preserve"> </w:t>
+      </w:r>
+      <w:r>
+        <w:t xml:space="preserve">variables where possible.</w:t>
+      </w:r>
+    </w:p>
+    <w:p>
+      <w:pPr>
+        <w:numPr>
+          <w:ilvl w:val="0"/>
           <w:numId w:val="1103"/>
         </w:numPr>
-        <w:pStyle w:val="Compact"/>
-      </w:pPr>
-      <w:r>
-        <w:t xml:space="preserve">the replaced code does not have side effects.</w:t>
+      </w:pPr>
+      <w:r>
+        <w:t xml:space="preserve">Replace conditional compilation with the preprocessor with</w:t>
+      </w:r>
+      <w:r>
+        <w:t xml:space="preserve"> </w:t>
+      </w:r>
+      <w:r>
+        <w:rPr>
+          <w:rStyle w:val="ControlFlowTok"/>
+        </w:rPr>
+        <w:t xml:space="preserve">if</w:t>
+      </w:r>
+      <w:r>
+        <w:rPr>
+          <w:rStyle w:val="NormalTok"/>
+        </w:rPr>
+        <w:t xml:space="preserve"> </w:t>
+      </w:r>
+      <w:r>
+        <w:rPr>
+          <w:rStyle w:val="KeywordTok"/>
+        </w:rPr>
+        <w:t xml:space="preserve">constexpr</w:t>
+      </w:r>
+      <w:r>
+        <w:t xml:space="preserve"> </w:t>
+      </w:r>
+      <w:r>
+        <w:t xml:space="preserve">where possible, e.g., in function bodies, including cases where compile-time define of a macro (as empty) controls if a macro definition is used to expand to an empty statement or another statement.</w:t>
       </w:r>
     </w:p>
     <w:p>
       <w:pPr>
         <w:numPr>
           <w:ilvl w:val="0"/>
-          <w:numId w:val="1102"/>
-        </w:numPr>
-      </w:pPr>
-      <w:r>
-        <w:t xml:space="preserve">Ensure that arguments to function-like macros do not resemble a preprocessing directive.</w:t>
+          <w:numId w:val="1103"/>
+        </w:numPr>
+      </w:pPr>
+      <w:r>
+        <w:t xml:space="preserve">Replace preprocessor include directives with module</w:t>
+      </w:r>
+      <w:r>
+        <w:t xml:space="preserve"> </w:t>
+      </w:r>
+      <w:r>
+        <w:rPr>
+          <w:rStyle w:val="KeywordTok"/>
+        </w:rPr>
+        <w:t xml:space="preserve">import</w:t>
+      </w:r>
+      <w:r>
+        <w:t xml:space="preserve"> </w:t>
+      </w:r>
+      <w:r>
+        <w:t xml:space="preserve">where possible.</w:t>
       </w:r>
     </w:p>
     <w:p>
       <w:pPr>
         <w:numPr>
           <w:ilvl w:val="0"/>
-          <w:numId w:val="1102"/>
-        </w:numPr>
-      </w:pPr>
-      <w:r>
-        <w:t xml:space="preserve">Replace object-like macros with</w:t>
-      </w:r>
-      <w:r>
-        <w:t xml:space="preserve"> </w:t>
-      </w:r>
-      <w:r>
-        <w:rPr>
-          <w:rStyle w:val="KeywordTok"/>
-        </w:rPr>
-        <w:t xml:space="preserve">constexpr</w:t>
-      </w:r>
-      <w:r>
-        <w:t xml:space="preserve"> </w:t>
-      </w:r>
-      <w:r>
-        <w:t xml:space="preserve">variables where possible.</w:t>
+          <w:numId w:val="1103"/>
+        </w:numPr>
+      </w:pPr>
+      <w:r>
+        <w:t xml:space="preserve">Prefer</w:t>
+      </w:r>
+      <w:r>
+        <w:t xml:space="preserve"> </w:t>
+      </w:r>
+      <w:r>
+        <w:rPr>
+          <w:rStyle w:val="BuiltInTok"/>
+        </w:rPr>
+        <w:t xml:space="preserve">std::</w:t>
+      </w:r>
+      <w:r>
+        <w:rPr>
+          <w:rStyle w:val="NormalTok"/>
+        </w:rPr>
+        <w:t xml:space="preserve">source_location</w:t>
+      </w:r>
+      <w:r>
+        <w:t xml:space="preserve"> </w:t>
+      </w:r>
+      <w:r>
+        <w:t xml:space="preserve">mechanisms over macros that use</w:t>
+      </w:r>
+      <w:r>
+        <w:t xml:space="preserve"> </w:t>
+      </w:r>
+      <w:r>
+        <w:rPr>
+          <w:rStyle w:val="OtherTok"/>
+        </w:rPr>
+        <w:t xml:space="preserve">__LINE__</w:t>
+      </w:r>
+      <w:r>
+        <w:t xml:space="preserve">,</w:t>
+      </w:r>
+      <w:r>
+        <w:t xml:space="preserve"> </w:t>
+      </w:r>
+      <w:r>
+        <w:rPr>
+          <w:rStyle w:val="OtherTok"/>
+        </w:rPr>
+        <w:t xml:space="preserve">__FILE__</w:t>
+      </w:r>
+      <w:r>
+        <w:t xml:space="preserve">, or</w:t>
+      </w:r>
+      <w:r>
+        <w:t xml:space="preserve"> </w:t>
+      </w:r>
+      <w:r>
+        <w:rPr>
+          <w:rStyle w:val="OtherTok"/>
+        </w:rPr>
+        <w:t xml:space="preserve">__func__</w:t>
+      </w:r>
+      <w:r>
+        <w:t xml:space="preserve">.</w:t>
       </w:r>
     </w:p>
     <w:p>
       <w:pPr>
         <w:numPr>
           <w:ilvl w:val="0"/>
-          <w:numId w:val="1102"/>
-        </w:numPr>
-      </w:pPr>
-      <w:r>
-        <w:t xml:space="preserve">Replace conditional compilation with the preprocessor with</w:t>
-      </w:r>
-      <w:r>
-        <w:t xml:space="preserve"> </w:t>
-      </w:r>
-      <w:r>
-        <w:rPr>
-          <w:rStyle w:val="ControlFlowTok"/>
-        </w:rPr>
-        <w:t xml:space="preserve">if</w:t>
-      </w:r>
-      <w:r>
-        <w:rPr>
-          <w:rStyle w:val="NormalTok"/>
-        </w:rPr>
-        <w:t xml:space="preserve"> </w:t>
-      </w:r>
-      <w:r>
-        <w:rPr>
-          <w:rStyle w:val="KeywordTok"/>
-        </w:rPr>
-        <w:t xml:space="preserve">constexpr</w:t>
-      </w:r>
-      <w:r>
-        <w:t xml:space="preserve"> </w:t>
-      </w:r>
-      <w:r>
-        <w:t xml:space="preserve">where possible, e.g., in function bodies, including cases where compile-time define of a macro (as empty) controls if a macro definition is used to expand to an empty statement or another statement.</w:t>
+          <w:numId w:val="1103"/>
+        </w:numPr>
+      </w:pPr>
+      <w:r>
+        <w:t xml:space="preserve">Only use macros for</w:t>
+      </w:r>
+      <w:r>
+        <w:t xml:space="preserve"> </w:t>
+      </w:r>
+      <w:r>
+        <w:rPr>
+          <w:i/>
+        </w:rPr>
+        <w:t xml:space="preserve">include guards</w:t>
+      </w:r>
+      <w:r>
+        <w:t xml:space="preserve">, to control conditional compilation, or when the macro’s definition requires token pasting (</w:t>
+      </w:r>
+      <w:r>
+        <w:rPr>
+          <w:rStyle w:val="VerbatimChar"/>
+        </w:rPr>
+        <w:t xml:space="preserve">##</w:t>
+      </w:r>
+      <w:r>
+        <w:t xml:space="preserve">.{.cpp}) or stringification (</w:t>
+      </w:r>
+      <w:r>
+        <w:rPr>
+          <w:rStyle w:val="ErrorTok"/>
+        </w:rPr>
+        <w:t xml:space="preserve">#</w:t>
+      </w:r>
+      <w:r>
+        <w:t xml:space="preserve">) of macro arguments.</w:t>
       </w:r>
     </w:p>
     <w:p>
       <w:pPr>
         <w:numPr>
           <w:ilvl w:val="0"/>
-          <w:numId w:val="1102"/>
-        </w:numPr>
-      </w:pPr>
-      <w:r>
-        <w:t xml:space="preserve">Replace preprocessor include directives with module</w:t>
-      </w:r>
-      <w:r>
-        <w:t xml:space="preserve"> </w:t>
-      </w:r>
-      <w:r>
-        <w:rPr>
-          <w:rStyle w:val="KeywordTok"/>
-        </w:rPr>
-        <w:t xml:space="preserve">import</w:t>
-      </w:r>
-      <w:r>
-        <w:t xml:space="preserve"> </w:t>
-      </w:r>
-      <w:r>
-        <w:t xml:space="preserve">where possible.</w:t>
-      </w:r>
-    </w:p>
-    <w:p>
-      <w:pPr>
-        <w:numPr>
-          <w:ilvl w:val="0"/>
-          <w:numId w:val="1102"/>
-        </w:numPr>
-      </w:pPr>
-      <w:r>
-        <w:t xml:space="preserve">Prefer</w:t>
-      </w:r>
-      <w:r>
-        <w:t xml:space="preserve"> </w:t>
-      </w:r>
-      <w:r>
-        <w:rPr>
-          <w:rStyle w:val="BuiltInTok"/>
-        </w:rPr>
-        <w:t xml:space="preserve">std::</w:t>
-      </w:r>
-      <w:r>
-        <w:rPr>
-          <w:rStyle w:val="NormalTok"/>
-        </w:rPr>
-        <w:t xml:space="preserve">source_location</w:t>
-      </w:r>
-      <w:r>
-        <w:t xml:space="preserve"> </w:t>
-      </w:r>
-      <w:r>
-        <w:t xml:space="preserve">mechanisms over macros that use</w:t>
-      </w:r>
-      <w:r>
-        <w:t xml:space="preserve"> </w:t>
-      </w:r>
-      <w:r>
-        <w:rPr>
-          <w:rStyle w:val="OtherTok"/>
-        </w:rPr>
-        <w:t xml:space="preserve">__LINE__</w:t>
-      </w:r>
-      <w:r>
-        <w:t xml:space="preserve">,</w:t>
-      </w:r>
-      <w:r>
-        <w:t xml:space="preserve"> </w:t>
-      </w:r>
-      <w:r>
-        <w:rPr>
-          <w:rStyle w:val="OtherTok"/>
-        </w:rPr>
-        <w:t xml:space="preserve">__FILE__</w:t>
-      </w:r>
-      <w:r>
-        <w:t xml:space="preserve">, or</w:t>
-      </w:r>
-      <w:r>
-        <w:t xml:space="preserve"> </w:t>
-      </w:r>
-      <w:r>
-        <w:rPr>
-          <w:rStyle w:val="OtherTok"/>
-        </w:rPr>
-        <w:t xml:space="preserve">__func__</w:t>
-      </w:r>
-      <w:r>
-        <w:t xml:space="preserve">.</w:t>
-      </w:r>
-    </w:p>
-    <w:p>
-      <w:pPr>
-        <w:numPr>
-          <w:ilvl w:val="0"/>
-          <w:numId w:val="1102"/>
-        </w:numPr>
-      </w:pPr>
-      <w:r>
-        <w:t xml:space="preserve">Only use macros for</w:t>
-      </w:r>
-      <w:r>
-        <w:t xml:space="preserve"> </w:t>
-      </w:r>
-      <w:r>
-        <w:rPr>
-          <w:i/>
-        </w:rPr>
-        <w:t xml:space="preserve">include guards</w:t>
-      </w:r>
-      <w:r>
-        <w:t xml:space="preserve">, to control conditional compilation, or when the macro’s definition requires token pasting (</w:t>
-      </w:r>
-      <w:r>
-        <w:rPr>
-          <w:rStyle w:val="VerbatimChar"/>
-        </w:rPr>
-        <w:t xml:space="preserve">##</w:t>
-      </w:r>
-      <w:r>
-        <w:t xml:space="preserve">.{.cpp}) or stringification (</w:t>
-      </w:r>
-      <w:r>
-        <w:rPr>
-          <w:rStyle w:val="ErrorTok"/>
-        </w:rPr>
-        <w:t xml:space="preserve">#</w:t>
-      </w:r>
-      <w:r>
-        <w:t xml:space="preserve">) of macro arguments.</w:t>
-      </w:r>
-    </w:p>
-    <w:p>
-      <w:pPr>
-        <w:numPr>
-          <w:ilvl w:val="0"/>
-          <w:numId w:val="1102"/>
+          <w:numId w:val="1103"/>
         </w:numPr>
       </w:pPr>
       <w:r>
@@ -55846,7 +55862,7 @@
       <w:pPr>
         <w:numPr>
           <w:ilvl w:val="0"/>
-          <w:numId w:val="1104"/>
+          <w:numId w:val="1105"/>
         </w:numPr>
       </w:pPr>
       <w:r>
@@ -55857,7 +55873,7 @@
       <w:pPr>
         <w:numPr>
           <w:ilvl w:val="0"/>
-          <w:numId w:val="1104"/>
+          <w:numId w:val="1105"/>
         </w:numPr>
       </w:pPr>
       <w:r>
@@ -55868,7 +55884,7 @@
       <w:pPr>
         <w:numPr>
           <w:ilvl w:val="0"/>
-          <w:numId w:val="1104"/>
+          <w:numId w:val="1105"/>
         </w:numPr>
       </w:pPr>
       <w:r>
@@ -56342,7 +56358,7 @@
       <w:pPr>
         <w:numPr>
           <w:ilvl w:val="0"/>
-          <w:numId w:val="1105"/>
+          <w:numId w:val="1106"/>
         </w:numPr>
       </w:pPr>
       <w:r>
@@ -56353,7 +56369,7 @@
       <w:pPr>
         <w:numPr>
           <w:ilvl w:val="0"/>
-          <w:numId w:val="1105"/>
+          <w:numId w:val="1106"/>
         </w:numPr>
       </w:pPr>
       <w:r>
@@ -56551,7 +56567,7 @@
       <w:pPr>
         <w:numPr>
           <w:ilvl w:val="0"/>
-          <w:numId w:val="1106"/>
+          <w:numId w:val="1107"/>
         </w:numPr>
         <w:pStyle w:val="Compact"/>
       </w:pPr>
@@ -56563,7 +56579,7 @@
       <w:pPr>
         <w:numPr>
           <w:ilvl w:val="0"/>
-          <w:numId w:val="1106"/>
+          <w:numId w:val="1107"/>
         </w:numPr>
         <w:pStyle w:val="Compact"/>
       </w:pPr>
@@ -56575,7 +56591,7 @@
       <w:pPr>
         <w:numPr>
           <w:ilvl w:val="0"/>
-          <w:numId w:val="1106"/>
+          <w:numId w:val="1107"/>
         </w:numPr>
         <w:pStyle w:val="Compact"/>
       </w:pPr>
@@ -56587,7 +56603,7 @@
       <w:pPr>
         <w:numPr>
           <w:ilvl w:val="0"/>
-          <w:numId w:val="1106"/>
+          <w:numId w:val="1107"/>
         </w:numPr>
         <w:pStyle w:val="Compact"/>
       </w:pPr>
@@ -56643,7 +56659,7 @@
       <w:pPr>
         <w:numPr>
           <w:ilvl w:val="0"/>
-          <w:numId w:val="1107"/>
+          <w:numId w:val="1108"/>
         </w:numPr>
       </w:pPr>
       <w:r>
@@ -56654,7 +56670,7 @@
       <w:pPr>
         <w:numPr>
           <w:ilvl w:val="0"/>
-          <w:numId w:val="1107"/>
+          <w:numId w:val="1108"/>
         </w:numPr>
       </w:pPr>
       <w:r>
@@ -56665,7 +56681,7 @@
       <w:pPr>
         <w:numPr>
           <w:ilvl w:val="0"/>
-          <w:numId w:val="1107"/>
+          <w:numId w:val="1108"/>
         </w:numPr>
       </w:pPr>
       <w:r>
@@ -56676,7 +56692,7 @@
       <w:pPr>
         <w:numPr>
           <w:ilvl w:val="0"/>
-          <w:numId w:val="1107"/>
+          <w:numId w:val="1108"/>
         </w:numPr>
       </w:pPr>
       <w:r>
@@ -56687,7 +56703,7 @@
       <w:pPr>
         <w:numPr>
           <w:ilvl w:val="0"/>
-          <w:numId w:val="1107"/>
+          <w:numId w:val="1108"/>
         </w:numPr>
       </w:pPr>
       <w:r>
@@ -56710,7 +56726,7 @@
       <w:pPr>
         <w:numPr>
           <w:ilvl w:val="0"/>
-          <w:numId w:val="1107"/>
+          <w:numId w:val="1108"/>
         </w:numPr>
       </w:pPr>
       <w:r>
@@ -56733,7 +56749,7 @@
       <w:pPr>
         <w:numPr>
           <w:ilvl w:val="0"/>
-          <w:numId w:val="1107"/>
+          <w:numId w:val="1108"/>
         </w:numPr>
       </w:pPr>
       <w:r>
@@ -56831,7 +56847,7 @@
       <w:pPr>
         <w:numPr>
           <w:ilvl w:val="0"/>
-          <w:numId w:val="1108"/>
+          <w:numId w:val="1109"/>
         </w:numPr>
       </w:pPr>
       <w:r>
@@ -56842,7 +56858,7 @@
       <w:pPr>
         <w:numPr>
           <w:ilvl w:val="0"/>
-          <w:numId w:val="1108"/>
+          <w:numId w:val="1109"/>
         </w:numPr>
       </w:pPr>
       <w:r>
@@ -56879,7 +56895,7 @@
       <w:pPr>
         <w:numPr>
           <w:ilvl w:val="0"/>
-          <w:numId w:val="1109"/>
+          <w:numId w:val="1110"/>
         </w:numPr>
       </w:pPr>
       <w:r>
@@ -56890,7 +56906,7 @@
       <w:pPr>
         <w:numPr>
           <w:ilvl w:val="0"/>
-          <w:numId w:val="1109"/>
+          <w:numId w:val="1110"/>
         </w:numPr>
       </w:pPr>
       <w:r>
@@ -56913,7 +56929,7 @@
       <w:pPr>
         <w:numPr>
           <w:ilvl w:val="0"/>
-          <w:numId w:val="1109"/>
+          <w:numId w:val="1110"/>
         </w:numPr>
       </w:pPr>
       <w:r>
@@ -56930,7 +56946,7 @@
       <w:pPr>
         <w:numPr>
           <w:ilvl w:val="0"/>
-          <w:numId w:val="1109"/>
+          <w:numId w:val="1110"/>
         </w:numPr>
       </w:pPr>
       <w:r>
@@ -57106,7 +57122,7 @@
       <w:pPr>
         <w:numPr>
           <w:ilvl w:val="0"/>
-          <w:numId w:val="1110"/>
+          <w:numId w:val="1111"/>
         </w:numPr>
       </w:pPr>
       <w:r>
@@ -57117,7 +57133,7 @@
       <w:pPr>
         <w:numPr>
           <w:ilvl w:val="0"/>
-          <w:numId w:val="1110"/>
+          <w:numId w:val="1111"/>
         </w:numPr>
       </w:pPr>
       <w:r>
@@ -57134,7 +57150,7 @@
       <w:pPr>
         <w:numPr>
           <w:ilvl w:val="0"/>
-          <w:numId w:val="1110"/>
+          <w:numId w:val="1111"/>
         </w:numPr>
       </w:pPr>
       <w:r>
@@ -58135,7 +58151,7 @@
       <w:pPr>
         <w:numPr>
           <w:ilvl w:val="0"/>
-          <w:numId w:val="1111"/>
+          <w:numId w:val="1112"/>
         </w:numPr>
         <w:pStyle w:val="Compact"/>
       </w:pPr>
@@ -58177,7 +58193,7 @@
       <w:pPr>
         <w:numPr>
           <w:ilvl w:val="0"/>
-          <w:numId w:val="1111"/>
+          <w:numId w:val="1112"/>
         </w:numPr>
         <w:pStyle w:val="Compact"/>
       </w:pPr>
@@ -58231,7 +58247,7 @@
       <w:pPr>
         <w:numPr>
           <w:ilvl w:val="0"/>
-          <w:numId w:val="1111"/>
+          <w:numId w:val="1112"/>
         </w:numPr>
         <w:pStyle w:val="Compact"/>
       </w:pPr>
@@ -58243,7 +58259,7 @@
       <w:pPr>
         <w:numPr>
           <w:ilvl w:val="0"/>
-          <w:numId w:val="1111"/>
+          <w:numId w:val="1112"/>
         </w:numPr>
         <w:pStyle w:val="Compact"/>
       </w:pPr>
@@ -58276,7 +58292,7 @@
       <w:pPr>
         <w:numPr>
           <w:ilvl w:val="0"/>
-          <w:numId w:val="1111"/>
+          <w:numId w:val="1112"/>
         </w:numPr>
         <w:pStyle w:val="Compact"/>
       </w:pPr>
@@ -58330,7 +58346,7 @@
       <w:pPr>
         <w:numPr>
           <w:ilvl w:val="0"/>
-          <w:numId w:val="1111"/>
+          <w:numId w:val="1112"/>
         </w:numPr>
         <w:pStyle w:val="Compact"/>
       </w:pPr>
@@ -59846,7 +59862,7 @@
       <w:pPr>
         <w:numPr>
           <w:ilvl w:val="0"/>
-          <w:numId w:val="1112"/>
+          <w:numId w:val="1113"/>
         </w:numPr>
       </w:pPr>
       <w:r>
@@ -59857,7 +59873,7 @@
       <w:pPr>
         <w:numPr>
           <w:ilvl w:val="0"/>
-          <w:numId w:val="1112"/>
+          <w:numId w:val="1113"/>
         </w:numPr>
       </w:pPr>
       <w:r>
@@ -59868,7 +59884,7 @@
       <w:pPr>
         <w:numPr>
           <w:ilvl w:val="0"/>
-          <w:numId w:val="1112"/>
+          <w:numId w:val="1113"/>
         </w:numPr>
       </w:pPr>
       <w:r>
@@ -60171,7 +60187,7 @@
       <w:pPr>
         <w:numPr>
           <w:ilvl w:val="0"/>
-          <w:numId w:val="1113"/>
+          <w:numId w:val="1114"/>
         </w:numPr>
       </w:pPr>
       <w:r>
@@ -60182,7 +60198,7 @@
       <w:pPr>
         <w:numPr>
           <w:ilvl w:val="0"/>
-          <w:numId w:val="1113"/>
+          <w:numId w:val="1114"/>
         </w:numPr>
       </w:pPr>
       <w:r>
@@ -60214,7 +60230,7 @@
       <w:pPr>
         <w:numPr>
           <w:ilvl w:val="0"/>
-          <w:numId w:val="1113"/>
+          <w:numId w:val="1114"/>
         </w:numPr>
       </w:pPr>
       <w:r>
@@ -60225,7 +60241,7 @@
       <w:pPr>
         <w:numPr>
           <w:ilvl w:val="0"/>
-          <w:numId w:val="1113"/>
+          <w:numId w:val="1114"/>
         </w:numPr>
       </w:pPr>
       <w:r>
@@ -60236,7 +60252,7 @@
       <w:pPr>
         <w:numPr>
           <w:ilvl w:val="0"/>
-          <w:numId w:val="1113"/>
+          <w:numId w:val="1114"/>
         </w:numPr>
       </w:pPr>
       <w:r>
@@ -60247,7 +60263,7 @@
       <w:pPr>
         <w:numPr>
           <w:ilvl w:val="0"/>
-          <w:numId w:val="1113"/>
+          <w:numId w:val="1114"/>
         </w:numPr>
       </w:pPr>
       <w:r>
@@ -60285,7 +60301,7 @@
       <w:pPr>
         <w:numPr>
           <w:ilvl w:val="0"/>
-          <w:numId w:val="1113"/>
+          <w:numId w:val="1114"/>
         </w:numPr>
       </w:pPr>
       <w:r>
@@ -60590,7 +60606,7 @@
       <w:pPr>
         <w:numPr>
           <w:ilvl w:val="0"/>
-          <w:numId w:val="1114"/>
+          <w:numId w:val="1115"/>
         </w:numPr>
       </w:pPr>
       <w:r>
@@ -60601,7 +60617,7 @@
       <w:pPr>
         <w:numPr>
           <w:ilvl w:val="0"/>
-          <w:numId w:val="1114"/>
+          <w:numId w:val="1115"/>
         </w:numPr>
       </w:pPr>
       <w:r>
@@ -60618,7 +60634,7 @@
       <w:pPr>
         <w:numPr>
           <w:ilvl w:val="0"/>
-          <w:numId w:val="1114"/>
+          <w:numId w:val="1115"/>
         </w:numPr>
       </w:pPr>
       <w:r>
@@ -60629,7 +60645,7 @@
       <w:pPr>
         <w:numPr>
           <w:ilvl w:val="0"/>
-          <w:numId w:val="1114"/>
+          <w:numId w:val="1115"/>
         </w:numPr>
       </w:pPr>
       <w:r>
@@ -60655,7 +60671,7 @@
       <w:pPr>
         <w:numPr>
           <w:ilvl w:val="0"/>
-          <w:numId w:val="1114"/>
+          <w:numId w:val="1115"/>
         </w:numPr>
       </w:pPr>
       <w:r>
@@ -60666,7 +60682,7 @@
       <w:pPr>
         <w:numPr>
           <w:ilvl w:val="0"/>
-          <w:numId w:val="1114"/>
+          <w:numId w:val="1115"/>
         </w:numPr>
       </w:pPr>
       <w:r>
@@ -61145,7 +61161,7 @@
       <w:pPr>
         <w:numPr>
           <w:ilvl w:val="0"/>
-          <w:numId w:val="1115"/>
+          <w:numId w:val="1116"/>
         </w:numPr>
       </w:pPr>
       <w:r>
@@ -61169,7 +61185,7 @@
       <w:pPr>
         <w:numPr>
           <w:ilvl w:val="0"/>
-          <w:numId w:val="1115"/>
+          <w:numId w:val="1116"/>
         </w:numPr>
       </w:pPr>
       <w:r>
@@ -61210,7 +61226,7 @@
       <w:pPr>
         <w:numPr>
           <w:ilvl w:val="0"/>
-          <w:numId w:val="1115"/>
+          <w:numId w:val="1116"/>
         </w:numPr>
       </w:pPr>
       <w:r>
@@ -62867,7 +62883,7 @@
       <w:pPr>
         <w:numPr>
           <w:ilvl w:val="0"/>
-          <w:numId w:val="1116"/>
+          <w:numId w:val="1117"/>
         </w:numPr>
       </w:pPr>
       <w:r>
@@ -62878,7 +62894,7 @@
       <w:pPr>
         <w:numPr>
           <w:ilvl w:val="0"/>
-          <w:numId w:val="1116"/>
+          <w:numId w:val="1117"/>
         </w:numPr>
       </w:pPr>
       <w:r>
@@ -62919,7 +62935,7 @@
       <w:pPr>
         <w:numPr>
           <w:ilvl w:val="0"/>
-          <w:numId w:val="1116"/>
+          <w:numId w:val="1117"/>
         </w:numPr>
       </w:pPr>
       <w:r>
@@ -62975,7 +62991,7 @@
       <w:pPr>
         <w:numPr>
           <w:ilvl w:val="0"/>
-          <w:numId w:val="1116"/>
+          <w:numId w:val="1117"/>
         </w:numPr>
       </w:pPr>
       <w:r>
@@ -63001,7 +63017,7 @@
       <w:pPr>
         <w:numPr>
           <w:ilvl w:val="0"/>
-          <w:numId w:val="1116"/>
+          <w:numId w:val="1117"/>
         </w:numPr>
       </w:pPr>
       <w:r>
@@ -63027,7 +63043,7 @@
       <w:pPr>
         <w:numPr>
           <w:ilvl w:val="0"/>
-          <w:numId w:val="1116"/>
+          <w:numId w:val="1117"/>
         </w:numPr>
       </w:pPr>
       <w:r>
@@ -63053,7 +63069,7 @@
       <w:pPr>
         <w:numPr>
           <w:ilvl w:val="0"/>
-          <w:numId w:val="1116"/>
+          <w:numId w:val="1117"/>
         </w:numPr>
       </w:pPr>
       <w:r>
@@ -63064,7 +63080,7 @@
       <w:pPr>
         <w:numPr>
           <w:ilvl w:val="0"/>
-          <w:numId w:val="1116"/>
+          <w:numId w:val="1117"/>
         </w:numPr>
       </w:pPr>
       <w:r>
@@ -63105,7 +63121,7 @@
       <w:pPr>
         <w:numPr>
           <w:ilvl w:val="0"/>
-          <w:numId w:val="1116"/>
+          <w:numId w:val="1117"/>
         </w:numPr>
       </w:pPr>
       <w:r>
@@ -63183,7 +63199,7 @@
       <w:pPr>
         <w:numPr>
           <w:ilvl w:val="0"/>
-          <w:numId w:val="1117"/>
+          <w:numId w:val="1118"/>
         </w:numPr>
         <w:pStyle w:val="SourceCode"/>
       </w:pPr>
@@ -63281,7 +63297,7 @@
       <w:pPr>
         <w:numPr>
           <w:ilvl w:val="0"/>
-          <w:numId w:val="1117"/>
+          <w:numId w:val="1118"/>
         </w:numPr>
         <w:pStyle w:val="SourceCode"/>
       </w:pPr>
@@ -63307,7 +63323,7 @@
       <w:pPr>
         <w:numPr>
           <w:ilvl w:val="0"/>
-          <w:numId w:val="1117"/>
+          <w:numId w:val="1118"/>
         </w:numPr>
         <w:pStyle w:val="SourceCode"/>
       </w:pPr>
@@ -63339,7 +63355,7 @@
       <w:pPr>
         <w:numPr>
           <w:ilvl w:val="0"/>
-          <w:numId w:val="1117"/>
+          <w:numId w:val="1118"/>
         </w:numPr>
         <w:pStyle w:val="SourceCode"/>
       </w:pPr>
@@ -63365,7 +63381,7 @@
       <w:pPr>
         <w:numPr>
           <w:ilvl w:val="0"/>
-          <w:numId w:val="1117"/>
+          <w:numId w:val="1118"/>
         </w:numPr>
         <w:pStyle w:val="SourceCode"/>
       </w:pPr>
@@ -63380,7 +63396,7 @@
       <w:pPr>
         <w:numPr>
           <w:ilvl w:val="0"/>
-          <w:numId w:val="1117"/>
+          <w:numId w:val="1118"/>
         </w:numPr>
         <w:pStyle w:val="SourceCode"/>
       </w:pPr>
@@ -63412,7 +63428,7 @@
       <w:pPr>
         <w:numPr>
           <w:ilvl w:val="0"/>
-          <w:numId w:val="1117"/>
+          <w:numId w:val="1118"/>
         </w:numPr>
         <w:pStyle w:val="SourceCode"/>
       </w:pPr>
@@ -63456,7 +63472,7 @@
       <w:pPr>
         <w:numPr>
           <w:ilvl w:val="0"/>
-          <w:numId w:val="1117"/>
+          <w:numId w:val="1118"/>
         </w:numPr>
         <w:pStyle w:val="SourceCode"/>
       </w:pPr>
@@ -63471,7 +63487,7 @@
       <w:pPr>
         <w:numPr>
           <w:ilvl w:val="0"/>
-          <w:numId w:val="1117"/>
+          <w:numId w:val="1118"/>
         </w:numPr>
         <w:pStyle w:val="SourceCode"/>
       </w:pPr>
@@ -63674,7 +63690,7 @@
       <w:pPr>
         <w:numPr>
           <w:ilvl w:val="0"/>
-          <w:numId w:val="1117"/>
+          <w:numId w:val="1118"/>
         </w:numPr>
         <w:pStyle w:val="SourceCode"/>
       </w:pPr>
@@ -63718,7 +63734,7 @@
       <w:pPr>
         <w:numPr>
           <w:ilvl w:val="0"/>
-          <w:numId w:val="1117"/>
+          <w:numId w:val="1118"/>
         </w:numPr>
         <w:pStyle w:val="SourceCode"/>
       </w:pPr>
@@ -63744,7 +63760,7 @@
       <w:pPr>
         <w:numPr>
           <w:ilvl w:val="0"/>
-          <w:numId w:val="1117"/>
+          <w:numId w:val="1118"/>
         </w:numPr>
         <w:pStyle w:val="SourceCode"/>
       </w:pPr>
@@ -63770,7 +63786,7 @@
       <w:pPr>
         <w:numPr>
           <w:ilvl w:val="0"/>
-          <w:numId w:val="1117"/>
+          <w:numId w:val="1118"/>
         </w:numPr>
         <w:pStyle w:val="SourceCode"/>
       </w:pPr>
@@ -63862,7 +63878,7 @@
       <w:pPr>
         <w:numPr>
           <w:ilvl w:val="0"/>
-          <w:numId w:val="1117"/>
+          <w:numId w:val="1118"/>
         </w:numPr>
         <w:pStyle w:val="SourceCode"/>
       </w:pPr>
@@ -63918,7 +63934,7 @@
       <w:pPr>
         <w:numPr>
           <w:ilvl w:val="0"/>
-          <w:numId w:val="1117"/>
+          <w:numId w:val="1118"/>
         </w:numPr>
         <w:pStyle w:val="SourceCode"/>
       </w:pPr>
@@ -63968,7 +63984,7 @@
       <w:pPr>
         <w:numPr>
           <w:ilvl w:val="0"/>
-          <w:numId w:val="1117"/>
+          <w:numId w:val="1118"/>
         </w:numPr>
         <w:pStyle w:val="SourceCode"/>
       </w:pPr>
@@ -64006,7 +64022,7 @@
       <w:pPr>
         <w:numPr>
           <w:ilvl w:val="0"/>
-          <w:numId w:val="1117"/>
+          <w:numId w:val="1118"/>
         </w:numPr>
         <w:pStyle w:val="SourceCode"/>
       </w:pPr>
@@ -64038,7 +64054,7 @@
       <w:pPr>
         <w:numPr>
           <w:ilvl w:val="0"/>
-          <w:numId w:val="1117"/>
+          <w:numId w:val="1118"/>
         </w:numPr>
         <w:pStyle w:val="SourceCode"/>
       </w:pPr>
@@ -64088,7 +64104,7 @@
       <w:pPr>
         <w:numPr>
           <w:ilvl w:val="0"/>
-          <w:numId w:val="1117"/>
+          <w:numId w:val="1118"/>
         </w:numPr>
         <w:pStyle w:val="SourceCode"/>
       </w:pPr>
@@ -64132,7 +64148,7 @@
       <w:pPr>
         <w:numPr>
           <w:ilvl w:val="0"/>
-          <w:numId w:val="1117"/>
+          <w:numId w:val="1118"/>
         </w:numPr>
         <w:pStyle w:val="SourceCode"/>
       </w:pPr>
@@ -64176,7 +64192,7 @@
       <w:pPr>
         <w:numPr>
           <w:ilvl w:val="0"/>
-          <w:numId w:val="1117"/>
+          <w:numId w:val="1118"/>
         </w:numPr>
         <w:pStyle w:val="SourceCode"/>
       </w:pPr>
@@ -64319,7 +64335,7 @@
       <w:pPr>
         <w:numPr>
           <w:ilvl w:val="0"/>
-          <w:numId w:val="1117"/>
+          <w:numId w:val="1118"/>
         </w:numPr>
         <w:pStyle w:val="SourceCode"/>
       </w:pPr>
@@ -66717,6 +66733,9 @@
     <w:abstractNumId w:val="991"/>
   </w:num>
   <w:num w:numId="1083">
+    <w:abstractNumId w:val="991"/>
+  </w:num>
+  <w:num w:numId="1084">
     <w:abstractNumId w:val="99411"/>
     <w:lvlOverride w:ilvl="0">
       <w:startOverride w:val="1"/>
@@ -66745,9 +66764,6 @@
     <w:lvlOverride w:ilvl="8">
       <w:startOverride w:val="1"/>
     </w:lvlOverride>
-  </w:num>
-  <w:num w:numId="1084">
-    <w:abstractNumId w:val="991"/>
   </w:num>
   <w:num w:numId="1085">
     <w:abstractNumId w:val="991"/>
@@ -66846,6 +66862,9 @@
     <w:abstractNumId w:val="991"/>
   </w:num>
   <w:num w:numId="1117">
+    <w:abstractNumId w:val="991"/>
+  </w:num>
+  <w:num w:numId="1118">
     <w:abstractNumId w:val="991"/>
   </w:num>
 </w:numbering>

--- a/all.docx
+++ b/all.docx
@@ -42840,7 +42840,7 @@
         <w:t xml:space="preserve"> </w:t>
       </w:r>
       <w:r>
-        <w:t xml:space="preserve">See ISO IEC 24772-3 6.36 for details and guidance.</w:t>
+        <w:t xml:space="preserve">See ISO IEC TR 24772-3 6.36 for details and guidance.</w:t>
       </w:r>
     </w:p>
     <w:p>
@@ -43432,17 +43432,66 @@
         <w:t xml:space="preserve"> </w:t>
       </w:r>
       <w:r>
-        <w:t xml:space="preserve">In this case, it is implementation-defined whether the destructors for local objects are called (stack unwinding).</w:t>
-      </w:r>
-      <w:r>
-        <w:t xml:space="preserve"> </w:t>
-      </w:r>
+        <w:t xml:space="preserve">Marking non-throwing functions</w:t>
+      </w:r>
+      <w:r>
+        <w:t xml:space="preserve"> </w:t>
+      </w:r>
+      <w:r>
+        <w:rPr>
+          <w:rStyle w:val="KeywordTok"/>
+        </w:rPr>
+        <w:t xml:space="preserve">noexcept</w:t>
+      </w:r>
+      <w:r>
+        <w:t xml:space="preserve">, that are not called from destructors or participate in move operations or</w:t>
+      </w:r>
+      <w:r>
+        <w:t xml:space="preserve"> </w:t>
+      </w:r>
+      <w:r>
+        <w:rPr>
+          <w:rStyle w:val="VerbatimChar"/>
+        </w:rPr>
+        <w:t xml:space="preserve">swap()</w:t>
+      </w:r>
+      <w:r>
+        <w:t xml:space="preserve"> </w:t>
+      </w:r>
+      <w:r>
+        <w:t xml:space="preserve">overloads, should be carefully considered, because the compiler needs to prepare each call site of such a function for potential abnormal program termination.</w:t>
+      </w:r>
+      <w:r>
+        <w:t xml:space="preserve"> </w:t>
+      </w:r>
+      <w:r>
+        <w:t xml:space="preserve">In case of abnormal program termination, it is implementation-defined whether the destructors for local objects are called (stack unwinding).</w:t>
+      </w:r>
+      <w:r>
+        <w:t xml:space="preserve"> </w:t>
+      </w:r>
+      <w:r>
+        <w:t xml:space="preserve">Stack unwinding is often responsible for cleanup of external resources.</w:t>
+      </w:r>
+      <w:r>
+        <w:t xml:space="preserve"> </w:t>
+      </w:r>
+      <w:r>
+        <w:t xml:space="preserve">Therefore, abnormal program termination is a vulnerability to be avoided.</w:t>
+      </w:r>
+    </w:p>
+    <w:p>
+      <w:pPr>
+        <w:pStyle w:val="BodyText"/>
+      </w:pPr>
       <w:r>
         <w:t xml:space="preserve">See 6.62 Concurrency - Premature Termination [CGS] for issues related to thread or process termination.</w:t>
       </w:r>
-      <w:r>
-        <w:t xml:space="preserve"> </w:t>
-      </w:r>
+    </w:p>
+    <w:p>
+      <w:pPr>
+        <w:pStyle w:val="BodyText"/>
+      </w:pPr>
       <w:r>
         <w:t xml:space="preserve">An exception propagating out of a coroutine causes the coroutine to end in an unresumable state and the exception is not further propagated.</w:t>
       </w:r>
@@ -43464,13 +43513,13 @@
         <w:t xml:space="preserve"> </w:t>
       </w:r>
       <w:r>
-        <w:t xml:space="preserve">time execution passes through the declaration. Using function-scope</w:t>
-      </w:r>
-      <w:r>
-        <w:t xml:space="preserve"> </w:t>
-      </w:r>
-      <w:r>
-        <w:t xml:space="preserve">static objects in preference to dynamic initialization ensures that</w:t>
+        <w:t xml:space="preserve">time execution passes through the declaration.</w:t>
+      </w:r>
+      <w:r>
+        <w:t xml:space="preserve"> </w:t>
+      </w:r>
+      <w:r>
+        <w:t xml:space="preserve">Using function-scope static objects in preference to dynamic initialization ensures that</w:t>
       </w:r>
       <w:r>
         <w:t xml:space="preserve"> </w:t>
@@ -43641,7 +43690,7 @@
         <w:t xml:space="preserve"> </w:t>
       </w:r>
       <w:r>
-        <w:t xml:space="preserve">to prevent callers from ignoring error values and configure your compiler to report violations as errors, such as</w:t>
+        <w:t xml:space="preserve">to prevent callers from ignoring error values and configure the compiler to report violations as errors, such as</w:t>
       </w:r>
       <w:r>
         <w:t xml:space="preserve"> </w:t>
@@ -43664,34 +43713,70 @@
         </w:numPr>
       </w:pPr>
       <w:r>
-        <w:t xml:space="preserve">Expect functions not marked</w:t>
-      </w:r>
-      <w:r>
-        <w:t xml:space="preserve"> </w:t>
-      </w:r>
-      <w:r>
-        <w:rPr>
-          <w:rStyle w:val="VerbatimChar"/>
-        </w:rPr>
-        <w:t xml:space="preserve">noexcept{.cpp}</w:t>
-      </w:r>
-      <w:r>
-        <w:t xml:space="preserve"> </w:t>
-      </w:r>
-      <w:r>
-        <w:t xml:space="preserve">to throw exceptions of arbitrary type, excluding all destructors, which are are implicitly</w:t>
-      </w:r>
-      <w:r>
-        <w:t xml:space="preserve"> </w:t>
-      </w:r>
-      <w:r>
-        <w:rPr>
-          <w:rStyle w:val="VerbatimChar"/>
-        </w:rPr>
-        <w:t xml:space="preserve">noexcept{.cpp}</w:t>
-      </w:r>
-      <w:r>
-        <w:t xml:space="preserve">.</w:t>
+        <w:t xml:space="preserve">Use a</w:t>
+      </w:r>
+      <w:r>
+        <w:t xml:space="preserve"> </w:t>
+      </w:r>
+      <w:r>
+        <w:rPr>
+          <w:rStyle w:val="ControlFlowTok"/>
+        </w:rPr>
+        <w:t xml:space="preserve">try</w:t>
+      </w:r>
+      <w:r>
+        <w:rPr>
+          <w:rStyle w:val="NormalTok"/>
+        </w:rPr>
+        <w:t xml:space="preserve">-</w:t>
+      </w:r>
+      <w:r>
+        <w:rPr>
+          <w:rStyle w:val="ControlFlowTok"/>
+        </w:rPr>
+        <w:t xml:space="preserve">catch</w:t>
+      </w:r>
+      <w:r>
+        <w:t xml:space="preserve"> </w:t>
+      </w:r>
+      <w:r>
+        <w:t xml:space="preserve">function body for</w:t>
+      </w:r>
+      <w:r>
+        <w:t xml:space="preserve"> </w:t>
+      </w:r>
+      <w:r>
+        <w:rPr>
+          <w:rStyle w:val="NormalTok"/>
+        </w:rPr>
+        <w:t xml:space="preserve">main</w:t>
+      </w:r>
+      <w:r>
+        <w:t xml:space="preserve"> </w:t>
+      </w:r>
+      <w:r>
+        <w:t xml:space="preserve">or any thread-entry function with a</w:t>
+      </w:r>
+      <w:r>
+        <w:t xml:space="preserve"> </w:t>
+      </w:r>
+      <w:r>
+        <w:rPr>
+          <w:rStyle w:val="ControlFlowTok"/>
+        </w:rPr>
+        <w:t xml:space="preserve">catch</w:t>
+      </w:r>
+      <w:r>
+        <w:rPr>
+          <w:rStyle w:val="NormalTok"/>
+        </w:rPr>
+        <w:t xml:space="preserve">(...)</w:t>
+      </w:r>
+      <w:r>
+        <w:t xml:space="preserve"> </w:t>
+      </w:r>
+      <w:r>
+        <w:t xml:space="preserve">handler to guarantee stack unwinding, which guarantees the destruction of all local objects and permits control of the ultimate termination of the thread or program;</w:t>
       </w:r>
     </w:p>
     <w:p>
@@ -43729,22 +43814,7 @@
         <w:t xml:space="preserve"> </w:t>
       </w:r>
       <w:r>
-        <w:t xml:space="preserve">function body for</w:t>
-      </w:r>
-      <w:r>
-        <w:t xml:space="preserve"> </w:t>
-      </w:r>
-      <w:r>
-        <w:rPr>
-          <w:rStyle w:val="NormalTok"/>
-        </w:rPr>
-        <w:t xml:space="preserve">main</w:t>
-      </w:r>
-      <w:r>
-        <w:t xml:space="preserve"> </w:t>
-      </w:r>
-      <w:r>
-        <w:t xml:space="preserve">or any thread-entry function with a</w:t>
+        <w:t xml:space="preserve">body for a coroutine with a</w:t>
       </w:r>
       <w:r>
         <w:t xml:space="preserve"> </w:t>
@@ -43756,16 +43826,10 @@
         <w:t xml:space="preserve">catch</w:t>
       </w:r>
       <w:r>
-        <w:rPr>
-          <w:rStyle w:val="NormalTok"/>
-        </w:rPr>
-        <w:t xml:space="preserve">(...)</w:t>
-      </w:r>
-      <w:r>
-        <w:t xml:space="preserve"> </w:t>
-      </w:r>
-      <w:r>
-        <w:t xml:space="preserve">handler to guarantee stack unwinding, which guarantees the destruction of all local objects and permits control of the ultimate termination of the thread or program;</w:t>
+        <w:t xml:space="preserve"> </w:t>
+      </w:r>
+      <w:r>
+        <w:t xml:space="preserve">handler to prevent silent termination of the coroutine in the case of an exception, or alternatively use a coroutine type that properly supports the case where the coroutine ends with an exception;</w:t>
       </w:r>
     </w:p>
     <w:p>
@@ -43776,107 +43840,7 @@
         </w:numPr>
       </w:pPr>
       <w:r>
-        <w:t xml:space="preserve">Use a</w:t>
-      </w:r>
-      <w:r>
-        <w:t xml:space="preserve"> </w:t>
-      </w:r>
-      <w:r>
-        <w:rPr>
-          <w:rStyle w:val="ControlFlowTok"/>
-        </w:rPr>
-        <w:t xml:space="preserve">try</w:t>
-      </w:r>
-      <w:r>
-        <w:rPr>
-          <w:rStyle w:val="NormalTok"/>
-        </w:rPr>
-        <w:t xml:space="preserve">-</w:t>
-      </w:r>
-      <w:r>
-        <w:rPr>
-          <w:rStyle w:val="ControlFlowTok"/>
-        </w:rPr>
-        <w:t xml:space="preserve">catch</w:t>
-      </w:r>
-      <w:r>
-        <w:t xml:space="preserve"> </w:t>
-      </w:r>
-      <w:r>
-        <w:t xml:space="preserve">body for a coroutine with a</w:t>
-      </w:r>
-      <w:r>
-        <w:t xml:space="preserve"> </w:t>
-      </w:r>
-      <w:r>
-        <w:rPr>
-          <w:rStyle w:val="ControlFlowTok"/>
-        </w:rPr>
-        <w:t xml:space="preserve">catch</w:t>
-      </w:r>
-      <w:r>
-        <w:t xml:space="preserve"> </w:t>
-      </w:r>
-      <w:r>
-        <w:t xml:space="preserve">handler to prevent silent termination of the coroutine in the case of an exception, or alternatively use a coroutine type that properly supports the case where the coroutine ends with an exception;</w:t>
-      </w:r>
-    </w:p>
-    <w:p>
-      <w:pPr>
-        <w:numPr>
-          <w:ilvl w:val="0"/>
-          <w:numId w:val="1076"/>
-        </w:numPr>
-      </w:pPr>
-      <w:r>
-        <w:t xml:space="preserve">Prefer function-scope static objects to namespace-scope objects for</w:t>
-      </w:r>
-      <w:r>
-        <w:t xml:space="preserve"> </w:t>
-      </w:r>
-      <w:r>
-        <w:t xml:space="preserve">objects needing dynamic initialization.</w:t>
-      </w:r>
-    </w:p>
-    <w:p>
-      <w:pPr>
-        <w:numPr>
-          <w:ilvl w:val="0"/>
-          <w:numId w:val="1076"/>
-        </w:numPr>
-      </w:pPr>
-      <w:r>
-        <w:t xml:space="preserve">Consider controlled termination as a last resort strategy for</w:t>
-      </w:r>
-      <w:r>
-        <w:t xml:space="preserve"> </w:t>
-      </w:r>
-      <w:r>
-        <w:rPr>
-          <w:rStyle w:val="NormalTok"/>
-        </w:rPr>
-        <w:t xml:space="preserve">main</w:t>
-      </w:r>
-      <w:r>
-        <w:t xml:space="preserve"> </w:t>
-      </w:r>
-      <w:r>
-        <w:t xml:space="preserve">or for</w:t>
-      </w:r>
-      <w:r>
-        <w:t xml:space="preserve"> </w:t>
-      </w:r>
-      <w:r>
-        <w:rPr>
-          <w:rStyle w:val="KeywordTok"/>
-        </w:rPr>
-        <w:t xml:space="preserve">noexcept</w:t>
-      </w:r>
-      <w:r>
-        <w:t xml:space="preserve"> </w:t>
-      </w:r>
-      <w:r>
-        <w:t xml:space="preserve">functions;</w:t>
+        <w:t xml:space="preserve">In case static objects with dynamic initialization cannot be avoided, prefer function-scope static objects to namespace-scope objects.</w:t>
       </w:r>
     </w:p>
     <w:p>

--- a/all.docx
+++ b/all.docx
@@ -43387,7 +43387,13 @@
         <w:pStyle w:val="BodyText"/>
       </w:pPr>
       <w:r>
-        <w:t xml:space="preserve">C++ offers a set of library-defined exceptions for error conditions that can be detected by checks that are performed by the standard library. In addition, the programmer or libraries that are called by the programmer can define exceptions that are appropriate for the application or for libraries that are used.</w:t>
+        <w:t xml:space="preserve">C++ offers a set of library-defined exceptions for error conditions that can be detected by checks that are performed by the standard library.</w:t>
+      </w:r>
+      <w:r>
+        <w:t xml:space="preserve"> </w:t>
+      </w:r>
+      <w:r>
+        <w:t xml:space="preserve">In addition, the programmer or libraries that are called by the programmer can define exceptions that are appropriate for the application or for libraries that are used.</w:t>
       </w:r>
       <w:r>
         <w:t xml:space="preserve"> </w:t>
@@ -43395,11 +43401,85 @@
       <w:r>
         <w:t xml:space="preserve">These exceptions are handled using an exception handler in the environment where the exception occurs or can be propagated out to an enclosing scope.</w:t>
       </w:r>
-      <w:r>
-        <w:t xml:space="preserve"> </w:t>
-      </w:r>
-      <w:r>
-        <w:t xml:space="preserve">Any attempt to propagate an exception from</w:t>
+    </w:p>
+    <w:p>
+      <w:pPr>
+        <w:pStyle w:val="BodyText"/>
+      </w:pPr>
+      <w:r>
+        <w:t xml:space="preserve">Functions declared</w:t>
+      </w:r>
+      <w:r>
+        <w:t xml:space="preserve"> </w:t>
+      </w:r>
+      <w:r>
+        <w:rPr>
+          <w:rStyle w:val="KeywordTok"/>
+        </w:rPr>
+        <w:t xml:space="preserve">noexcept</w:t>
+      </w:r>
+      <w:r>
+        <w:t xml:space="preserve"> </w:t>
+      </w:r>
+      <w:r>
+        <w:t xml:space="preserve">or</w:t>
+      </w:r>
+      <w:r>
+        <w:t xml:space="preserve"> </w:t>
+      </w:r>
+      <w:r>
+        <w:rPr>
+          <w:rStyle w:val="KeywordTok"/>
+        </w:rPr>
+        <w:t xml:space="preserve">noexcept</w:t>
+      </w:r>
+      <w:r>
+        <w:rPr>
+          <w:rStyle w:val="NormalTok"/>
+        </w:rPr>
+        <w:t xml:space="preserve">(</w:t>
+      </w:r>
+      <w:r>
+        <w:rPr>
+          <w:rStyle w:val="KeywordTok"/>
+        </w:rPr>
+        <w:t xml:space="preserve">true</w:t>
+      </w:r>
+      <w:r>
+        <w:rPr>
+          <w:rStyle w:val="NormalTok"/>
+        </w:rPr>
+        <w:t xml:space="preserve">)</w:t>
+      </w:r>
+      <w:r>
+        <w:t xml:space="preserve"> </w:t>
+      </w:r>
+      <w:r>
+        <w:t xml:space="preserve">are called</w:t>
+      </w:r>
+      <w:r>
+        <w:t xml:space="preserve"> </w:t>
+      </w:r>
+      <w:r>
+        <w:rPr>
+          <w:i/>
+        </w:rPr>
+        <w:t xml:space="preserve">noexcept functions</w:t>
+      </w:r>
+      <w:r>
+        <w:t xml:space="preserve">.</w:t>
+      </w:r>
+      <w:r>
+        <w:t xml:space="preserve"> </w:t>
+      </w:r>
+      <w:r>
+        <w:t xml:space="preserve">In the majority of cases, destructors are noexcept functions (see ISO IEC 14882 for further information).</w:t>
+      </w:r>
+      <w:r>
+        <w:t xml:space="preserve"> </w:t>
+      </w:r>
+      <w:r>
+        <w:t xml:space="preserve">Any attempt to propagate an exception from a noexcept function,</w:t>
       </w:r>
       <w:r>
         <w:t xml:space="preserve"> </w:t>
@@ -43411,7 +43491,13 @@
         <w:t xml:space="preserve">main</w:t>
       </w:r>
       <w:r>
-        <w:t xml:space="preserve">, a thread entry point, or a function declared</w:t>
+        <w:t xml:space="preserve">, or a thread entry point causes abnormal program termination.</w:t>
+      </w:r>
+      <w:r>
+        <w:t xml:space="preserve"> </w:t>
+      </w:r>
+      <w:r>
+        <w:t xml:space="preserve">Marking non-throwing functions</w:t>
       </w:r>
       <w:r>
         <w:t xml:space="preserve"> </w:t>
@@ -43423,27 +43509,6 @@
         <w:t xml:space="preserve">noexcept</w:t>
       </w:r>
       <w:r>
-        <w:t xml:space="preserve"> </w:t>
-      </w:r>
-      <w:r>
-        <w:t xml:space="preserve">causes abnormal program termination.</w:t>
-      </w:r>
-      <w:r>
-        <w:t xml:space="preserve"> </w:t>
-      </w:r>
-      <w:r>
-        <w:t xml:space="preserve">Marking non-throwing functions</w:t>
-      </w:r>
-      <w:r>
-        <w:t xml:space="preserve"> </w:t>
-      </w:r>
-      <w:r>
-        <w:rPr>
-          <w:rStyle w:val="KeywordTok"/>
-        </w:rPr>
-        <w:t xml:space="preserve">noexcept</w:t>
-      </w:r>
-      <w:r>
         <w:t xml:space="preserve">, that are not called from destructors or participate in move operations or</w:t>
       </w:r>
       <w:r>
@@ -43467,9 +43532,11 @@
       <w:r>
         <w:t xml:space="preserve">In case of abnormal program termination, it is implementation-defined whether the destructors for local objects are called (stack unwinding).</w:t>
       </w:r>
-      <w:r>
-        <w:t xml:space="preserve"> </w:t>
-      </w:r>
+    </w:p>
+    <w:p>
+      <w:pPr>
+        <w:pStyle w:val="BodyText"/>
+      </w:pPr>
       <w:r>
         <w:t xml:space="preserve">Stack unwinding is often responsible for cleanup of external resources.</w:t>
       </w:r>
@@ -43507,25 +43574,7 @@
         <w:t xml:space="preserve"> </w:t>
       </w:r>
       <w:r>
-        <w:t xml:space="preserve">Function-scope static objects, in contrast, are initialized the first</w:t>
-      </w:r>
-      <w:r>
-        <w:t xml:space="preserve"> </w:t>
-      </w:r>
-      <w:r>
-        <w:t xml:space="preserve">time execution passes through the declaration.</w:t>
-      </w:r>
-      <w:r>
-        <w:t xml:space="preserve"> </w:t>
-      </w:r>
-      <w:r>
-        <w:t xml:space="preserve">Using function-scope static objects in preference to dynamic initialization ensures that</w:t>
-      </w:r>
-      <w:r>
-        <w:t xml:space="preserve"> </w:t>
-      </w:r>
-      <w:r>
-        <w:t xml:space="preserve">there is always an enclosing function that can catch the exception.</w:t>
+        <w:t xml:space="preserve">Function-scope static objects, in contrast, are initialized the first time execution passes through the declaration and therefore there is always an enclosing function that can catch the exception.</w:t>
       </w:r>
     </w:p>
     <w:bookmarkEnd w:id="147"/>
@@ -43787,7 +43836,7 @@
         </w:numPr>
       </w:pPr>
       <w:r>
-        <w:t xml:space="preserve">Use a</w:t>
+        <w:t xml:space="preserve">Use</w:t>
       </w:r>
       <w:r>
         <w:t xml:space="preserve"> </w:t>
@@ -43814,22 +43863,7 @@
         <w:t xml:space="preserve"> </w:t>
       </w:r>
       <w:r>
-        <w:t xml:space="preserve">body for a coroutine with a</w:t>
-      </w:r>
-      <w:r>
-        <w:t xml:space="preserve"> </w:t>
-      </w:r>
-      <w:r>
-        <w:rPr>
-          <w:rStyle w:val="ControlFlowTok"/>
-        </w:rPr>
-        <w:t xml:space="preserve">catch</w:t>
-      </w:r>
-      <w:r>
-        <w:t xml:space="preserve"> </w:t>
-      </w:r>
-      <w:r>
-        <w:t xml:space="preserve">handler to prevent silent termination of the coroutine in the case of an exception, or alternatively use a coroutine type that properly supports the case where the coroutine ends with an exception;</w:t>
+        <w:t xml:space="preserve">around code that can throw exceptions in noexcept functions;</w:t>
       </w:r>
     </w:p>
     <w:p>
@@ -43840,7 +43874,49 @@
         </w:numPr>
       </w:pPr>
       <w:r>
-        <w:t xml:space="preserve">In case static objects with dynamic initialization cannot be avoided, prefer function-scope static objects to namespace-scope objects.</w:t>
+        <w:t xml:space="preserve">Use a</w:t>
+      </w:r>
+      <w:r>
+        <w:t xml:space="preserve"> </w:t>
+      </w:r>
+      <w:r>
+        <w:rPr>
+          <w:rStyle w:val="ControlFlowTok"/>
+        </w:rPr>
+        <w:t xml:space="preserve">try</w:t>
+      </w:r>
+      <w:r>
+        <w:rPr>
+          <w:rStyle w:val="NormalTok"/>
+        </w:rPr>
+        <w:t xml:space="preserve">-</w:t>
+      </w:r>
+      <w:r>
+        <w:rPr>
+          <w:rStyle w:val="ControlFlowTok"/>
+        </w:rPr>
+        <w:t xml:space="preserve">catch</w:t>
+      </w:r>
+      <w:r>
+        <w:t xml:space="preserve"> </w:t>
+      </w:r>
+      <w:r>
+        <w:t xml:space="preserve">body for a coroutine with a</w:t>
+      </w:r>
+      <w:r>
+        <w:t xml:space="preserve"> </w:t>
+      </w:r>
+      <w:r>
+        <w:rPr>
+          <w:rStyle w:val="ControlFlowTok"/>
+        </w:rPr>
+        <w:t xml:space="preserve">catch</w:t>
+      </w:r>
+      <w:r>
+        <w:t xml:space="preserve"> </w:t>
+      </w:r>
+      <w:r>
+        <w:t xml:space="preserve">handler to prevent silent termination of the coroutine in the case of an exception, or alternatively use a coroutine type that properly supports the case where the coroutine ends with an exception;</w:t>
       </w:r>
     </w:p>
     <w:p>
@@ -43851,49 +43927,89 @@
         </w:numPr>
       </w:pPr>
       <w:r>
-        <w:t xml:space="preserve">Consider the use of</w:t>
-      </w:r>
-      <w:r>
-        <w:t xml:space="preserve"> </w:t>
-      </w:r>
-      <w:r>
-        <w:rPr>
-          <w:rStyle w:val="BuiltInTok"/>
-        </w:rPr>
-        <w:t xml:space="preserve">std::</w:t>
-      </w:r>
-      <w:r>
-        <w:rPr>
-          <w:rStyle w:val="NormalTok"/>
-        </w:rPr>
-        <w:t xml:space="preserve">exception_ptr</w:t>
-      </w:r>
-      <w:r>
-        <w:t xml:space="preserve"> </w:t>
-      </w:r>
-      <w:r>
-        <w:t xml:space="preserve">or an object encapsulating its mechanics like</w:t>
-      </w:r>
-      <w:r>
-        <w:t xml:space="preserve"> </w:t>
-      </w:r>
-      <w:r>
-        <w:rPr>
-          <w:rStyle w:val="BuiltInTok"/>
-        </w:rPr>
-        <w:t xml:space="preserve">std::</w:t>
-      </w:r>
-      <w:r>
-        <w:rPr>
-          <w:rStyle w:val="NormalTok"/>
-        </w:rPr>
-        <w:t xml:space="preserve">future</w:t>
-      </w:r>
-      <w:r>
-        <w:t xml:space="preserve"> </w:t>
-      </w:r>
-      <w:r>
-        <w:t xml:space="preserve">to transport an exception from one thread to another thread for further processing.</w:t>
+        <w:t xml:space="preserve">If static objects with dynamic initialization cannot be avoided, prefer function-scope static objects to namespace-scope objects.</w:t>
+      </w:r>
+    </w:p>
+    <w:p>
+      <w:pPr>
+        <w:numPr>
+          <w:ilvl w:val="0"/>
+          <w:numId w:val="1076"/>
+        </w:numPr>
+      </w:pPr>
+      <w:r>
+        <w:t xml:space="preserve">Prohibit the marking of a potentially throwing functions</w:t>
+      </w:r>
+      <w:r>
+        <w:t xml:space="preserve"> </w:t>
+      </w:r>
+      <w:r>
+        <w:rPr>
+          <w:rStyle w:val="KeywordTok"/>
+        </w:rPr>
+        <w:t xml:space="preserve">noexcept</w:t>
+      </w:r>
+      <w:r>
+        <w:t xml:space="preserve"> </w:t>
+      </w:r>
+      <w:r>
+        <w:t xml:space="preserve">or</w:t>
+      </w:r>
+      <w:r>
+        <w:t xml:space="preserve"> </w:t>
+      </w:r>
+      <w:r>
+        <w:rPr>
+          <w:rStyle w:val="KeywordTok"/>
+        </w:rPr>
+        <w:t xml:space="preserve">noexcept</w:t>
+      </w:r>
+      <w:r>
+        <w:rPr>
+          <w:rStyle w:val="NormalTok"/>
+        </w:rPr>
+        <w:t xml:space="preserve">(</w:t>
+      </w:r>
+      <w:r>
+        <w:rPr>
+          <w:rStyle w:val="KeywordTok"/>
+        </w:rPr>
+        <w:t xml:space="preserve">true</w:t>
+      </w:r>
+      <w:r>
+        <w:rPr>
+          <w:rStyle w:val="NormalTok"/>
+        </w:rPr>
+        <w:t xml:space="preserve">)</w:t>
+      </w:r>
+      <w:r>
+        <w:t xml:space="preserve">.</w:t>
+      </w:r>
+    </w:p>
+    <w:p>
+      <w:pPr>
+        <w:numPr>
+          <w:ilvl w:val="0"/>
+          <w:numId w:val="1076"/>
+        </w:numPr>
+      </w:pPr>
+      <w:r>
+        <w:t xml:space="preserve">Avoid declaring non-throwing functions</w:t>
+      </w:r>
+      <w:r>
+        <w:t xml:space="preserve"> </w:t>
+      </w:r>
+      <w:r>
+        <w:rPr>
+          <w:rStyle w:val="KeywordTok"/>
+        </w:rPr>
+        <w:t xml:space="preserve">noexcept</w:t>
+      </w:r>
+      <w:r>
+        <w:t xml:space="preserve"> </w:t>
+      </w:r>
+      <w:r>
+        <w:t xml:space="preserve">other than move operations or swap overloads.</w:t>
       </w:r>
     </w:p>
     <w:bookmarkEnd w:id="148"/>

--- a/all.docx
+++ b/all.docx
@@ -4509,21 +4509,13 @@
         <w:pStyle w:val="FirstParagraph"/>
       </w:pPr>
       <w:r>
-        <w:t xml:space="preserve">&lt;!- SGM - removed "symbols and conventions from title and renumbered from [3.1.x] to [3.x] –&gt;</w:t>
-      </w:r>
-    </w:p>
-    <w:p>
-      <w:pPr>
-        <w:pStyle w:val="BodyText"/>
-      </w:pPr>
-      <w:r>
         <w:t xml:space="preserve">For the purposes of this document, the terms and definitions given in</w:t>
       </w:r>
       <w:r>
         <w:t xml:space="preserve"> </w:t>
       </w:r>
       <w:r>
-        <w:t xml:space="preserve">ISO/IEC 2382, in TR 24772–1, in 14882:2014 and the following apply.</w:t>
+        <w:t xml:space="preserve">ISO/IEC 2382, in ISO IEC 24772-1, in ISO IEC 14882:2023 and the following apply.</w:t>
       </w:r>
       <w:r>
         <w:t xml:space="preserve"> </w:t>
@@ -4663,11 +4655,35 @@
       <w:r>
         <w:rPr>
           <w:u w:val="single"/>
+          <w:b/>
         </w:rPr>
         <w:t xml:space="preserve">access protection</w:t>
       </w:r>
       <w:r>
         <w:t xml:space="preserve">:</w:t>
+      </w:r>
+    </w:p>
+    <w:p>
+      <w:pPr>
+        <w:pStyle w:val="BodyText"/>
+      </w:pPr>
+      <w:r>
+        <w:t xml:space="preserve">use of the</w:t>
+      </w:r>
+      <w:r>
+        <w:t xml:space="preserve"> </w:t>
+      </w:r>
+      <w:r>
+        <w:rPr>
+          <w:i/>
+        </w:rPr>
+        <w:t xml:space="preserve">protected</w:t>
+      </w:r>
+      <w:r>
+        <w:t xml:space="preserve"> </w:t>
+      </w:r>
+      <w:r>
+        <w:t xml:space="preserve">keyword to signify that access to the named object is restricted to methods within the class or a subclass</w:t>
       </w:r>
     </w:p>
     <w:p>
@@ -4985,7 +5001,7 @@
         <w:pStyle w:val="BodyText"/>
       </w:pPr>
       <w:r>
-        <w:t xml:space="preserve">informational message that is either an error or warning about an issue detected by the implementation</w:t>
+        <w:t xml:space="preserve">informational message that is either an error or a warning about an issue detected by the implementation</w:t>
       </w:r>
     </w:p>
     <w:p>
@@ -5039,6 +5055,11 @@
       <w:r>
         <w:br/>
       </w:r>
+    </w:p>
+    <w:p>
+      <w:pPr>
+        <w:pStyle w:val="BodyText"/>
+      </w:pPr>
       <w:r>
         <w:rPr>
           <w:u w:val="single"/>
@@ -5832,13 +5853,7 @@
         <w:pStyle w:val="BodyText"/>
       </w:pPr>
       <w:r>
-        <w:t xml:space="preserve">property of an object that defines the minimum potential lifetime of the storage containing the object, including</w:t>
-      </w:r>
-      <w:r>
-        <w:t xml:space="preserve"> </w:t>
-      </w:r>
-      <w:r>
-        <w:t xml:space="preserve">static storage duration, thread storage duration, automatic storage duration and dynamic storage duration</w:t>
+        <w:t xml:space="preserve">property of an object that defines the minimum potential lifetime of the storage containing the object, including static storage duration, thread storage duration, automatic storage duration and dynamic storage duration</w:t>
       </w:r>
     </w:p>
     <w:p>

--- a/all.docx
+++ b/all.docx
@@ -18930,7 +18930,7 @@
         <w:pStyle w:val="FirstParagraph"/>
       </w:pPr>
       <w:r>
-        <w:t xml:space="preserve">The vulnerability as described in ISO/IEC TR 24772-1:2019 clause 6.13 exists in C++.</w:t>
+        <w:t xml:space="preserve">The vulnerability as described in ISO IEC 24772-1 clause 6.13 exists in C++.</w:t>
       </w:r>
       <w:r>
         <w:t xml:space="preserve"> </w:t>

--- a/all.docx
+++ b/all.docx
@@ -12163,7 +12163,52 @@
         <w:t xml:space="preserve"> </w:t>
       </w:r>
       <w:r>
-        <w:t xml:space="preserve">when sorting a range of floating point values that contains NaNs.</w:t>
+        <w:t xml:space="preserve">when sorting a range of floating point values that contain NaNs.</w:t>
+      </w:r>
+      <w:r>
+        <w:t xml:space="preserve"> </w:t>
+      </w:r>
+      <w:r>
+        <w:t xml:space="preserve">This situation can be detected when the return type of</w:t>
+      </w:r>
+      <w:r>
+        <w:t xml:space="preserve"> </w:t>
+      </w:r>
+      <w:r>
+        <w:rPr>
+          <w:rStyle w:val="KeywordTok"/>
+        </w:rPr>
+        <w:t xml:space="preserve">operator</w:t>
+      </w:r>
+      <w:r>
+        <w:rPr>
+          <w:rStyle w:val="NormalTok"/>
+        </w:rPr>
+        <w:t xml:space="preserve">&lt;=&gt;</w:t>
+      </w:r>
+      <w:r>
+        <w:t xml:space="preserve"> </w:t>
+      </w:r>
+      <w:r>
+        <w:t xml:space="preserve">for a floating point type is</w:t>
+      </w:r>
+      <w:r>
+        <w:t xml:space="preserve"> </w:t>
+      </w:r>
+      <w:r>
+        <w:rPr>
+          <w:rStyle w:val="BuiltInTok"/>
+        </w:rPr>
+        <w:t xml:space="preserve">std::</w:t>
+      </w:r>
+      <w:r>
+        <w:rPr>
+          <w:rStyle w:val="NormalTok"/>
+        </w:rPr>
+        <w:t xml:space="preserve">partial_ordering</w:t>
+      </w:r>
+      <w:r>
+        <w:t xml:space="preserve">.</w:t>
       </w:r>
     </w:p>
     <w:bookmarkEnd w:id="40"/>
@@ -12292,7 +12337,18 @@
         <w:t xml:space="preserve"> </w:t>
       </w:r>
       <w:r>
-        <w:t xml:space="preserve">members.</w:t>
+        <w:t xml:space="preserve">numbers.</w:t>
+      </w:r>
+    </w:p>
+    <w:p>
+      <w:pPr>
+        <w:numPr>
+          <w:ilvl w:val="0"/>
+          <w:numId w:val="1015"/>
+        </w:numPr>
+      </w:pPr>
+      <w:r>
+        <w:t xml:space="preserve">Check the ordering properties of the floating-point types at compile time to prevent erroneous ordering operations.</w:t>
       </w:r>
     </w:p>
     <w:bookmarkEnd w:id="41"/>

--- a/all.docx
+++ b/all.docx
@@ -53438,31 +53438,19 @@
         <w:pStyle w:val="BodyText"/>
       </w:pPr>
       <w:r>
-        <w:t xml:space="preserve">C++ is a multi-paradigm language with a number of features that do not</w:t>
-      </w:r>
-      <w:r>
-        <w:t xml:space="preserve"> </w:t>
-      </w:r>
-      <w:r>
-        <w:t xml:space="preserve">interface simply with other language systems. It is left to the</w:t>
-      </w:r>
-      <w:r>
-        <w:t xml:space="preserve"> </w:t>
-      </w:r>
-      <w:r>
-        <w:t xml:space="preserve">implementation team the task of converting the results of these</w:t>
-      </w:r>
-      <w:r>
-        <w:t xml:space="preserve"> </w:t>
-      </w:r>
-      <w:r>
-        <w:t xml:space="preserve">paradigms to constructs that can cross an interface for further</w:t>
-      </w:r>
-      <w:r>
-        <w:t xml:space="preserve"> </w:t>
-      </w:r>
-      <w:r>
-        <w:t xml:space="preserve">processing in other languages.</w:t>
+        <w:t xml:space="preserve">C++ is a multi-paradigm language with a number of features that do not interface simply with other language systems.</w:t>
+      </w:r>
+      <w:r>
+        <w:t xml:space="preserve"> </w:t>
+      </w:r>
+      <w:r>
+        <w:t xml:space="preserve">It is left to the implementation team the task of converting the results of these paradigms to constructs that can cross an interface for further processing in other languages.</w:t>
+      </w:r>
+      <w:r>
+        <w:t xml:space="preserve"> </w:t>
+      </w:r>
+      <w:r>
+        <w:t xml:space="preserve">Standard layout types assist in this task.</w:t>
       </w:r>
     </w:p>
     <w:p>
@@ -53470,37 +53458,13 @@
         <w:pStyle w:val="BodyText"/>
       </w:pPr>
       <w:r>
-        <w:t xml:space="preserve">C++ compilers provide an application binary interface (ABI) that</w:t>
-      </w:r>
-      <w:r>
-        <w:t xml:space="preserve"> </w:t>
-      </w:r>
-      <w:r>
-        <w:t xml:space="preserve">delineates areas of interoperability with other languages or other C++</w:t>
-      </w:r>
-      <w:r>
-        <w:t xml:space="preserve"> </w:t>
-      </w:r>
-      <w:r>
-        <w:t xml:space="preserve">compiler/runtime systems. An ABI includes calling conventions, data</w:t>
-      </w:r>
-      <w:r>
-        <w:t xml:space="preserve"> </w:t>
-      </w:r>
-      <w:r>
-        <w:t xml:space="preserve">layout, error and exception handling and return conventions, name</w:t>
-      </w:r>
-      <w:r>
-        <w:t xml:space="preserve"> </w:t>
-      </w:r>
-      <w:r>
-        <w:t xml:space="preserve">mangling, data model, initialization of memory, and linkage to operating</w:t>
-      </w:r>
-      <w:r>
-        <w:t xml:space="preserve"> </w:t>
-      </w:r>
-      <w:r>
-        <w:t xml:space="preserve">systems and libraries.</w:t>
+        <w:t xml:space="preserve">C++, like many languages, requires dynamic initialization of objects of static storage duration prior to execution of the main program.</w:t>
+      </w:r>
+      <w:r>
+        <w:t xml:space="preserve"> </w:t>
+      </w:r>
+      <w:r>
+        <w:t xml:space="preserve">Building a program with inter-language calling requires that corresponding dynamic initialization happens properly.</w:t>
       </w:r>
     </w:p>
     <w:p>
@@ -53508,31 +53472,134 @@
         <w:pStyle w:val="BodyText"/>
       </w:pPr>
       <w:r>
-        <w:t xml:space="preserve">C++ compilers implement a C++ language linkage and a C language linkage.</w:t>
-      </w:r>
-      <w:r>
-        <w:t xml:space="preserve"> </w:t>
-      </w:r>
-      <w:r>
-        <w:t xml:space="preserve">It is implementation-defined what other languages the implementation</w:t>
-      </w:r>
-      <w:r>
-        <w:t xml:space="preserve"> </w:t>
-      </w:r>
-      <w:r>
-        <w:t xml:space="preserve">supports. Alternatively, other language systems provide linkages to C</w:t>
-      </w:r>
-      <w:r>
-        <w:t xml:space="preserve"> </w:t>
-      </w:r>
-      <w:r>
-        <w:t xml:space="preserve">systems[^3](Ada has developed a standard for interfacing with C. Fortran has included a Clause 15 that explains how to call C functions.), leaving the developer the task of channeling everything</w:t>
-      </w:r>
-      <w:r>
-        <w:t xml:space="preserve"> </w:t>
-      </w:r>
-      <w:r>
-        <w:t xml:space="preserve">through this common language system.</w:t>
+        <w:t xml:space="preserve">C++ compilers implement the</w:t>
+      </w:r>
+      <w:r>
+        <w:t xml:space="preserve"> </w:t>
+      </w:r>
+      <w:r>
+        <w:t xml:space="preserve">“</w:t>
+      </w:r>
+      <w:r>
+        <w:t xml:space="preserve">C++</w:t>
+      </w:r>
+      <w:r>
+        <w:t xml:space="preserve">”</w:t>
+      </w:r>
+      <w:r>
+        <w:t xml:space="preserve"> </w:t>
+      </w:r>
+      <w:r>
+        <w:t xml:space="preserve">language linkage and the</w:t>
+      </w:r>
+      <w:r>
+        <w:t xml:space="preserve"> </w:t>
+      </w:r>
+      <w:r>
+        <w:t xml:space="preserve">“</w:t>
+      </w:r>
+      <w:r>
+        <w:t xml:space="preserve">C</w:t>
+      </w:r>
+      <w:r>
+        <w:t xml:space="preserve">”</w:t>
+      </w:r>
+      <w:r>
+        <w:t xml:space="preserve"> </w:t>
+      </w:r>
+      <w:r>
+        <w:t xml:space="preserve">language linkage.</w:t>
+      </w:r>
+      <w:r>
+        <w:t xml:space="preserve"> </w:t>
+      </w:r>
+      <w:r>
+        <w:t xml:space="preserve">It is implementation-defined what other language linkages the implementation supports.</w:t>
+      </w:r>
+      <w:r>
+        <w:t xml:space="preserve"> </w:t>
+      </w:r>
+      <w:r>
+        <w:t xml:space="preserve">Typically, other language systems also provide linkages to C systems for interoperability.</w:t>
+      </w:r>
+    </w:p>
+    <w:p>
+      <w:pPr>
+        <w:pStyle w:val="BodyText"/>
+      </w:pPr>
+      <w:r>
+        <w:t xml:space="preserve">C++ compilers provide an application binary interface (ABI) that delineates areas of interoperability with other languages or other C++ compiler/runtime systems.</w:t>
+      </w:r>
+      <w:r>
+        <w:t xml:space="preserve"> </w:t>
+      </w:r>
+      <w:r>
+        <w:t xml:space="preserve">An ABI includes calling conventions, data layout, error and exception handling and return conventions, name mangling, data model, initialization, and linkage to operating systems and libraries.</w:t>
+      </w:r>
+    </w:p>
+    <w:p>
+      <w:pPr>
+        <w:pStyle w:val="BodyText"/>
+      </w:pPr>
+      <w:r>
+        <w:t xml:space="preserve">If parts of a system written in C++ are accessed through a</w:t>
+      </w:r>
+      <w:r>
+        <w:t xml:space="preserve"> </w:t>
+      </w:r>
+      <w:r>
+        <w:rPr>
+          <w:rStyle w:val="AttributeTok"/>
+        </w:rPr>
+        <w:t xml:space="preserve">extern</w:t>
+      </w:r>
+      <w:r>
+        <w:rPr>
+          <w:rStyle w:val="NormalTok"/>
+        </w:rPr>
+        <w:t xml:space="preserve"> </w:t>
+      </w:r>
+      <w:r>
+        <w:rPr>
+          <w:rStyle w:val="StringTok"/>
+        </w:rPr>
+        <w:t xml:space="preserve">"C"</w:t>
+      </w:r>
+      <w:r>
+        <w:t xml:space="preserve"> </w:t>
+      </w:r>
+      <w:r>
+        <w:t xml:space="preserve">linkage interface, it is implementation defined if a C++ exception from the library part can be caught across the interface.</w:t>
+      </w:r>
+      <w:r>
+        <w:t xml:space="preserve"> </w:t>
+      </w:r>
+      <w:r>
+        <w:t xml:space="preserve">This situation can be avoided by using a different error reporting mechanism for library interfaces across</w:t>
+      </w:r>
+      <w:r>
+        <w:t xml:space="preserve"> </w:t>
+      </w:r>
+      <w:r>
+        <w:t xml:space="preserve">“</w:t>
+      </w:r>
+      <w:r>
+        <w:t xml:space="preserve">C</w:t>
+      </w:r>
+      <w:r>
+        <w:t xml:space="preserve">”</w:t>
+      </w:r>
+      <w:r>
+        <w:t xml:space="preserve"> </w:t>
+      </w:r>
+      <w:r>
+        <w:t xml:space="preserve">language linkage.</w:t>
+      </w:r>
+      <w:r>
+        <w:t xml:space="preserve"> </w:t>
+      </w:r>
+      <w:r>
+        <w:t xml:space="preserve">Similar situations apply to C++ systems interfacing to non-C++ language systems with respect to error handling.</w:t>
       </w:r>
     </w:p>
     <w:bookmarkEnd w:id="180"/>
@@ -53561,7 +53628,7 @@
         </w:numPr>
       </w:pPr>
       <w:r>
-        <w:t xml:space="preserve">Follow the avoidance mechanisms of ISO/IEC 24772-1 clause 6.47.5</w:t>
+        <w:t xml:space="preserve">Apply the avoidance mechanisms of ISO/IEC 24772-1 clause 6.47.5</w:t>
       </w:r>
     </w:p>
     <w:p>
@@ -53572,91 +53639,7 @@
         </w:numPr>
       </w:pPr>
       <w:r>
-        <w:t xml:space="preserve">Use standard layout types for the interoperable interfaces.</w:t>
-      </w:r>
-    </w:p>
-    <w:p>
-      <w:pPr>
-        <w:numPr>
-          <w:ilvl w:val="1"/>
-          <w:numId w:val="1099"/>
-        </w:numPr>
-        <w:pStyle w:val="SourceCode"/>
-      </w:pPr>
-      <w:r>
-        <w:rPr>
-          <w:rStyle w:val="VerbatimChar"/>
-        </w:rPr>
-        <w:t xml:space="preserve">  Use language linkage facilities that support the languages being</w:t>
-      </w:r>
-    </w:p>
-    <w:p>
-      <w:pPr>
-        <w:numPr>
-          <w:ilvl w:val="1"/>
-          <w:numId w:val="1000"/>
-        </w:numPr>
-      </w:pPr>
-      <w:r>
-        <w:t xml:space="preserve">used.</w:t>
-      </w:r>
-    </w:p>
-    <w:p>
-      <w:pPr>
-        <w:numPr>
-          <w:ilvl w:val="1"/>
-          <w:numId w:val="1099"/>
-        </w:numPr>
-        <w:pStyle w:val="SourceCode"/>
-      </w:pPr>
-      <w:r>
-        <w:rPr>
-          <w:rStyle w:val="VerbatimChar"/>
-        </w:rPr>
-        <w:t xml:space="preserve">  EXP56-CPP. Do not call a function with a mismatched language</w:t>
-      </w:r>
-    </w:p>
-    <w:p>
-      <w:pPr>
-        <w:numPr>
-          <w:ilvl w:val="1"/>
-          <w:numId w:val="1000"/>
-        </w:numPr>
-      </w:pPr>
-      <w:r>
-        <w:t xml:space="preserve">linkage (-&gt; 6.47)</w:t>
-      </w:r>
-    </w:p>
-    <w:p>
-      <w:pPr>
-        <w:numPr>
-          <w:ilvl w:val="1"/>
-          <w:numId w:val="1099"/>
-        </w:numPr>
-        <w:pStyle w:val="SourceCode"/>
-      </w:pPr>
-      <w:r>
-        <w:rPr>
-          <w:rStyle w:val="VerbatimChar"/>
-        </w:rPr>
-        <w:t xml:space="preserve">  EXP60-CPP. Do not pass a nonstandard-layout type object across</w:t>
-      </w:r>
-    </w:p>
-    <w:p>
-      <w:pPr>
-        <w:numPr>
-          <w:ilvl w:val="1"/>
-          <w:numId w:val="1000"/>
-        </w:numPr>
-      </w:pPr>
-      <w:r>
-        <w:t xml:space="preserve">(-&gt; 6.47 ?)</w:t>
-      </w:r>
-      <w:r>
-        <w:br/>
-      </w:r>
-      <w:r>
-        <w:t xml:space="preserve">execution boundaries</w:t>
+        <w:t xml:space="preserve">Use standard layout types for interoperable interfaces.</w:t>
       </w:r>
     </w:p>
     <w:p>
@@ -53667,19 +53650,7 @@
         </w:numPr>
       </w:pPr>
       <w:r>
-        <w:t xml:space="preserve">Be aware that the static initialization phase and dynamic</w:t>
-      </w:r>
-      <w:r>
-        <w:t xml:space="preserve"> </w:t>
-      </w:r>
-      <w:r>
-        <w:t xml:space="preserve">initialization for every language system are required before the</w:t>
-      </w:r>
-      <w:r>
-        <w:t xml:space="preserve"> </w:t>
-      </w:r>
-      <w:r>
-        <w:t xml:space="preserve">system begins execution</w:t>
+        <w:t xml:space="preserve">Use language linkage facilities that support the languages being used.</w:t>
       </w:r>
     </w:p>
     <w:p>
@@ -53690,13 +53661,19 @@
         </w:numPr>
       </w:pPr>
       <w:r>
-        <w:t xml:space="preserve">Be aware that C++ exceptions are not usually compatible with</w:t>
-      </w:r>
-      <w:r>
-        <w:t xml:space="preserve"> </w:t>
-      </w:r>
-      <w:r>
-        <w:t xml:space="preserve">exceptions in other languages.</w:t>
+        <w:t xml:space="preserve">Be aware that the static initialization phase and dynamic</w:t>
+      </w:r>
+      <w:r>
+        <w:t xml:space="preserve"> </w:t>
+      </w:r>
+      <w:r>
+        <w:t xml:space="preserve">initialization for every language system are required before the</w:t>
+      </w:r>
+      <w:r>
+        <w:t xml:space="preserve"> </w:t>
+      </w:r>
+      <w:r>
+        <w:t xml:space="preserve">system begins execution.</w:t>
       </w:r>
     </w:p>
     <w:p>
@@ -53707,43 +53684,13 @@
         </w:numPr>
       </w:pPr>
       <w:r>
-        <w:t xml:space="preserve">Segregate outgoing cross-language interfacing code into functions</w:t>
-      </w:r>
-      <w:r>
-        <w:t xml:space="preserve"> </w:t>
-      </w:r>
-      <w:r>
-        <w:t xml:space="preserve">that present a C++ interface to the C++ code and implements that</w:t>
-      </w:r>
-      <w:r>
-        <w:t xml:space="preserve"> </w:t>
-      </w:r>
-      <w:r>
-        <w:t xml:space="preserve">interface by calling code compatible with the other language system.</w:t>
-      </w:r>
-      <w:r>
-        <w:t xml:space="preserve"> </w:t>
-      </w:r>
-      <w:r>
-        <w:t xml:space="preserve">Similarly implement incoming cross-language interfaces by providing</w:t>
-      </w:r>
-      <w:r>
-        <w:t xml:space="preserve"> </w:t>
-      </w:r>
-      <w:r>
-        <w:t xml:space="preserve">simplified functions that presents a simplified (C or other</w:t>
-      </w:r>
-      <w:r>
-        <w:t xml:space="preserve"> </w:t>
-      </w:r>
-      <w:r>
-        <w:t xml:space="preserve">language) interface and is implemented by calling C++ code with the</w:t>
-      </w:r>
-      <w:r>
-        <w:t xml:space="preserve"> </w:t>
-      </w:r>
-      <w:r>
-        <w:t xml:space="preserve">correct style.</w:t>
+        <w:t xml:space="preserve">Be aware that C++ exceptions are not usually compatible with</w:t>
+      </w:r>
+      <w:r>
+        <w:t xml:space="preserve"> </w:t>
+      </w:r>
+      <w:r>
+        <w:t xml:space="preserve">exceptions in other languages.</w:t>
       </w:r>
     </w:p>
     <w:p>
@@ -53754,44 +53701,25 @@
         </w:numPr>
       </w:pPr>
       <w:r>
-        <w:t xml:space="preserve">Separate the interfacing code from the code containing the main</w:t>
-      </w:r>
-      <w:r>
-        <w:t xml:space="preserve"> </w:t>
-      </w:r>
-      <w:r>
-        <w:t xml:space="preserve">functionality</w:t>
-      </w:r>
-    </w:p>
-    <w:p>
-      <w:pPr>
-        <w:pStyle w:val="FirstParagraph"/>
-      </w:pPr>
-      <w:r>
-        <w:t xml:space="preserve">See also the C++ Core Guidelines CPL.3.</w:t>
-      </w:r>
-    </w:p>
-    <w:p>
-      <w:pPr>
-        <w:pStyle w:val="BodyText"/>
-      </w:pPr>
-      <w:r>
-        <w:rPr>
-          <w:i/>
-        </w:rPr>
-        <w:t xml:space="preserve">AI 63-6 – group – add the guidance from 6.47.2 Interoperability into</w:t>
-      </w:r>
-      <w:r>
-        <w:rPr>
-          <w:i/>
-        </w:rPr>
-        <w:t xml:space="preserve"> </w:t>
-      </w:r>
-      <w:r>
-        <w:rPr>
-          <w:i/>
-        </w:rPr>
-        <w:t xml:space="preserve">the Core Guidelines.</w:t>
+        <w:t xml:space="preserve">Avoid throwing exceptions across</w:t>
+      </w:r>
+      <w:r>
+        <w:t xml:space="preserve"> </w:t>
+      </w:r>
+      <w:r>
+        <w:t xml:space="preserve">“</w:t>
+      </w:r>
+      <w:r>
+        <w:t xml:space="preserve">C</w:t>
+      </w:r>
+      <w:r>
+        <w:t xml:space="preserve">”</w:t>
+      </w:r>
+      <w:r>
+        <w:t xml:space="preserve"> </w:t>
+      </w:r>
+      <w:r>
+        <w:t xml:space="preserve">language linkage.</w:t>
       </w:r>
     </w:p>
     <w:bookmarkEnd w:id="181"/>
@@ -53870,7 +53798,7 @@
       <w:pPr>
         <w:numPr>
           <w:ilvl w:val="0"/>
-          <w:numId w:val="1100"/>
+          <w:numId w:val="1099"/>
         </w:numPr>
         <w:pStyle w:val="Compact"/>
       </w:pPr>
@@ -53882,7 +53810,7 @@
       <w:pPr>
         <w:numPr>
           <w:ilvl w:val="0"/>
-          <w:numId w:val="1100"/>
+          <w:numId w:val="1099"/>
         </w:numPr>
         <w:pStyle w:val="Compact"/>
       </w:pPr>
@@ -53894,7 +53822,7 @@
       <w:pPr>
         <w:numPr>
           <w:ilvl w:val="0"/>
-          <w:numId w:val="1100"/>
+          <w:numId w:val="1099"/>
         </w:numPr>
         <w:pStyle w:val="Compact"/>
       </w:pPr>
@@ -54020,7 +53948,7 @@
       <w:pPr>
         <w:numPr>
           <w:ilvl w:val="0"/>
-          <w:numId w:val="1101"/>
+          <w:numId w:val="1100"/>
         </w:numPr>
       </w:pPr>
       <w:r>
@@ -54031,7 +53959,7 @@
       <w:pPr>
         <w:numPr>
           <w:ilvl w:val="0"/>
-          <w:numId w:val="1101"/>
+          <w:numId w:val="1100"/>
         </w:numPr>
       </w:pPr>
       <w:r>
@@ -54178,7 +54106,7 @@
       <w:pPr>
         <w:numPr>
           <w:ilvl w:val="0"/>
-          <w:numId w:val="1102"/>
+          <w:numId w:val="1101"/>
         </w:numPr>
       </w:pPr>
       <w:r>
@@ -54189,7 +54117,7 @@
       <w:pPr>
         <w:numPr>
           <w:ilvl w:val="0"/>
-          <w:numId w:val="1102"/>
+          <w:numId w:val="1101"/>
         </w:numPr>
       </w:pPr>
       <w:r>
@@ -54206,7 +54134,7 @@
       <w:pPr>
         <w:numPr>
           <w:ilvl w:val="0"/>
-          <w:numId w:val="1102"/>
+          <w:numId w:val="1101"/>
         </w:numPr>
       </w:pPr>
       <w:r>
@@ -55500,11 +55428,90 @@
       <w:pPr>
         <w:numPr>
           <w:ilvl w:val="0"/>
+          <w:numId w:val="1102"/>
+        </w:numPr>
+      </w:pPr>
+      <w:r>
+        <w:t xml:space="preserve">Replace function-like macros with</w:t>
+      </w:r>
+      <w:r>
+        <w:t xml:space="preserve"> </w:t>
+      </w:r>
+      <w:r>
+        <w:rPr>
+          <w:rStyle w:val="KeywordTok"/>
+        </w:rPr>
+        <w:t xml:space="preserve">constexpr</w:t>
+      </w:r>
+      <w:r>
+        <w:t xml:space="preserve"> </w:t>
+      </w:r>
+      <w:r>
+        <w:t xml:space="preserve">inline functions where possible, but</w:t>
+      </w:r>
+      <w:r>
+        <w:t xml:space="preserve"> </w:t>
+      </w:r>
+      <w:r>
+        <w:t xml:space="preserve">if a function-like macro must be used, ensure that:</w:t>
+      </w:r>
+    </w:p>
+    <w:p>
+      <w:pPr>
+        <w:numPr>
+          <w:ilvl w:val="1"/>
           <w:numId w:val="1103"/>
         </w:numPr>
-      </w:pPr>
-      <w:r>
-        <w:t xml:space="preserve">Replace function-like macros with</w:t>
+        <w:pStyle w:val="Compact"/>
+      </w:pPr>
+      <w:r>
+        <w:t xml:space="preserve">its parameters and body are parenthesized;</w:t>
+      </w:r>
+    </w:p>
+    <w:p>
+      <w:pPr>
+        <w:numPr>
+          <w:ilvl w:val="1"/>
+          <w:numId w:val="1103"/>
+        </w:numPr>
+        <w:pStyle w:val="Compact"/>
+      </w:pPr>
+      <w:r>
+        <w:t xml:space="preserve">each argument is evaluated at most once;</w:t>
+      </w:r>
+    </w:p>
+    <w:p>
+      <w:pPr>
+        <w:numPr>
+          <w:ilvl w:val="1"/>
+          <w:numId w:val="1103"/>
+        </w:numPr>
+        <w:pStyle w:val="Compact"/>
+      </w:pPr>
+      <w:r>
+        <w:t xml:space="preserve">the replaced code does not have side effects.</w:t>
+      </w:r>
+    </w:p>
+    <w:p>
+      <w:pPr>
+        <w:numPr>
+          <w:ilvl w:val="0"/>
+          <w:numId w:val="1102"/>
+        </w:numPr>
+      </w:pPr>
+      <w:r>
+        <w:t xml:space="preserve">Ensure that arguments to function-like macros do not resemble a preprocessing directive.</w:t>
+      </w:r>
+    </w:p>
+    <w:p>
+      <w:pPr>
+        <w:numPr>
+          <w:ilvl w:val="0"/>
+          <w:numId w:val="1102"/>
+        </w:numPr>
+      </w:pPr>
+      <w:r>
+        <w:t xml:space="preserve">Replace object-like macros with</w:t>
       </w:r>
       <w:r>
         <w:t xml:space="preserve"> </w:t>
@@ -55519,71 +55526,56 @@
         <w:t xml:space="preserve"> </w:t>
       </w:r>
       <w:r>
-        <w:t xml:space="preserve">inline functions where possible, but</w:t>
-      </w:r>
-      <w:r>
-        <w:t xml:space="preserve"> </w:t>
-      </w:r>
-      <w:r>
-        <w:t xml:space="preserve">if a function-like macro must be used, ensure that:</w:t>
-      </w:r>
-    </w:p>
-    <w:p>
-      <w:pPr>
-        <w:numPr>
-          <w:ilvl w:val="1"/>
-          <w:numId w:val="1104"/>
-        </w:numPr>
-        <w:pStyle w:val="Compact"/>
-      </w:pPr>
-      <w:r>
-        <w:t xml:space="preserve">its parameters and body are parenthesized;</w:t>
-      </w:r>
-    </w:p>
-    <w:p>
-      <w:pPr>
-        <w:numPr>
-          <w:ilvl w:val="1"/>
-          <w:numId w:val="1104"/>
-        </w:numPr>
-        <w:pStyle w:val="Compact"/>
-      </w:pPr>
-      <w:r>
-        <w:t xml:space="preserve">each argument is evaluated at most once;</w:t>
-      </w:r>
-    </w:p>
-    <w:p>
-      <w:pPr>
-        <w:numPr>
-          <w:ilvl w:val="1"/>
-          <w:numId w:val="1104"/>
-        </w:numPr>
-        <w:pStyle w:val="Compact"/>
-      </w:pPr>
-      <w:r>
-        <w:t xml:space="preserve">the replaced code does not have side effects.</w:t>
+        <w:t xml:space="preserve">variables where possible.</w:t>
       </w:r>
     </w:p>
     <w:p>
       <w:pPr>
         <w:numPr>
           <w:ilvl w:val="0"/>
-          <w:numId w:val="1103"/>
-        </w:numPr>
-      </w:pPr>
-      <w:r>
-        <w:t xml:space="preserve">Ensure that arguments to function-like macros do not resemble a preprocessing directive.</w:t>
+          <w:numId w:val="1102"/>
+        </w:numPr>
+      </w:pPr>
+      <w:r>
+        <w:t xml:space="preserve">Replace conditional compilation with the preprocessor with</w:t>
+      </w:r>
+      <w:r>
+        <w:t xml:space="preserve"> </w:t>
+      </w:r>
+      <w:r>
+        <w:rPr>
+          <w:rStyle w:val="ControlFlowTok"/>
+        </w:rPr>
+        <w:t xml:space="preserve">if</w:t>
+      </w:r>
+      <w:r>
+        <w:rPr>
+          <w:rStyle w:val="NormalTok"/>
+        </w:rPr>
+        <w:t xml:space="preserve"> </w:t>
+      </w:r>
+      <w:r>
+        <w:rPr>
+          <w:rStyle w:val="KeywordTok"/>
+        </w:rPr>
+        <w:t xml:space="preserve">constexpr</w:t>
+      </w:r>
+      <w:r>
+        <w:t xml:space="preserve"> </w:t>
+      </w:r>
+      <w:r>
+        <w:t xml:space="preserve">where possible, e.g., in function bodies, including cases where compile-time define of a macro (as empty) controls if a macro definition is used to expand to an empty statement or another statement.</w:t>
       </w:r>
     </w:p>
     <w:p>
       <w:pPr>
         <w:numPr>
           <w:ilvl w:val="0"/>
-          <w:numId w:val="1103"/>
-        </w:numPr>
-      </w:pPr>
-      <w:r>
-        <w:t xml:space="preserve">Replace object-like macros with</w:t>
+          <w:numId w:val="1102"/>
+        </w:numPr>
+      </w:pPr>
+      <w:r>
+        <w:t xml:space="preserve">Replace preprocessor include directives with module</w:t>
       </w:r>
       <w:r>
         <w:t xml:space="preserve"> </w:t>
@@ -55592,193 +55584,129 @@
         <w:rPr>
           <w:rStyle w:val="KeywordTok"/>
         </w:rPr>
-        <w:t xml:space="preserve">constexpr</w:t>
-      </w:r>
-      <w:r>
-        <w:t xml:space="preserve"> </w:t>
-      </w:r>
-      <w:r>
-        <w:t xml:space="preserve">variables where possible.</w:t>
+        <w:t xml:space="preserve">import</w:t>
+      </w:r>
+      <w:r>
+        <w:t xml:space="preserve"> </w:t>
+      </w:r>
+      <w:r>
+        <w:t xml:space="preserve">where possible.</w:t>
       </w:r>
     </w:p>
     <w:p>
       <w:pPr>
         <w:numPr>
           <w:ilvl w:val="0"/>
-          <w:numId w:val="1103"/>
-        </w:numPr>
-      </w:pPr>
-      <w:r>
-        <w:t xml:space="preserve">Replace conditional compilation with the preprocessor with</w:t>
-      </w:r>
-      <w:r>
-        <w:t xml:space="preserve"> </w:t>
-      </w:r>
-      <w:r>
-        <w:rPr>
-          <w:rStyle w:val="ControlFlowTok"/>
-        </w:rPr>
-        <w:t xml:space="preserve">if</w:t>
-      </w:r>
-      <w:r>
-        <w:rPr>
-          <w:rStyle w:val="NormalTok"/>
-        </w:rPr>
-        <w:t xml:space="preserve"> </w:t>
-      </w:r>
-      <w:r>
-        <w:rPr>
-          <w:rStyle w:val="KeywordTok"/>
-        </w:rPr>
-        <w:t xml:space="preserve">constexpr</w:t>
-      </w:r>
-      <w:r>
-        <w:t xml:space="preserve"> </w:t>
-      </w:r>
-      <w:r>
-        <w:t xml:space="preserve">where possible, e.g., in function bodies, including cases where compile-time define of a macro (as empty) controls if a macro definition is used to expand to an empty statement or another statement.</w:t>
+          <w:numId w:val="1102"/>
+        </w:numPr>
+      </w:pPr>
+      <w:r>
+        <w:t xml:space="preserve">Prefer</w:t>
+      </w:r>
+      <w:r>
+        <w:t xml:space="preserve"> </w:t>
+      </w:r>
+      <w:r>
+        <w:rPr>
+          <w:rStyle w:val="BuiltInTok"/>
+        </w:rPr>
+        <w:t xml:space="preserve">std::</w:t>
+      </w:r>
+      <w:r>
+        <w:rPr>
+          <w:rStyle w:val="NormalTok"/>
+        </w:rPr>
+        <w:t xml:space="preserve">source_location</w:t>
+      </w:r>
+      <w:r>
+        <w:t xml:space="preserve"> </w:t>
+      </w:r>
+      <w:r>
+        <w:t xml:space="preserve">mechanisms over macros that use</w:t>
+      </w:r>
+      <w:r>
+        <w:t xml:space="preserve"> </w:t>
+      </w:r>
+      <w:r>
+        <w:rPr>
+          <w:rStyle w:val="OtherTok"/>
+        </w:rPr>
+        <w:t xml:space="preserve">__LINE__</w:t>
+      </w:r>
+      <w:r>
+        <w:t xml:space="preserve">,</w:t>
+      </w:r>
+      <w:r>
+        <w:t xml:space="preserve"> </w:t>
+      </w:r>
+      <w:r>
+        <w:rPr>
+          <w:rStyle w:val="OtherTok"/>
+        </w:rPr>
+        <w:t xml:space="preserve">__FILE__</w:t>
+      </w:r>
+      <w:r>
+        <w:t xml:space="preserve">, or</w:t>
+      </w:r>
+      <w:r>
+        <w:t xml:space="preserve"> </w:t>
+      </w:r>
+      <w:r>
+        <w:rPr>
+          <w:rStyle w:val="OtherTok"/>
+        </w:rPr>
+        <w:t xml:space="preserve">__func__</w:t>
+      </w:r>
+      <w:r>
+        <w:t xml:space="preserve">.</w:t>
       </w:r>
     </w:p>
     <w:p>
       <w:pPr>
         <w:numPr>
           <w:ilvl w:val="0"/>
-          <w:numId w:val="1103"/>
-        </w:numPr>
-      </w:pPr>
-      <w:r>
-        <w:t xml:space="preserve">Replace preprocessor include directives with module</w:t>
-      </w:r>
-      <w:r>
-        <w:t xml:space="preserve"> </w:t>
-      </w:r>
-      <w:r>
-        <w:rPr>
-          <w:rStyle w:val="KeywordTok"/>
-        </w:rPr>
-        <w:t xml:space="preserve">import</w:t>
-      </w:r>
-      <w:r>
-        <w:t xml:space="preserve"> </w:t>
-      </w:r>
-      <w:r>
-        <w:t xml:space="preserve">where possible.</w:t>
+          <w:numId w:val="1102"/>
+        </w:numPr>
+      </w:pPr>
+      <w:r>
+        <w:t xml:space="preserve">Only use macros for</w:t>
+      </w:r>
+      <w:r>
+        <w:t xml:space="preserve"> </w:t>
+      </w:r>
+      <w:r>
+        <w:rPr>
+          <w:i/>
+        </w:rPr>
+        <w:t xml:space="preserve">include guards</w:t>
+      </w:r>
+      <w:r>
+        <w:t xml:space="preserve">, to control conditional compilation, or when the macro’s definition requires token pasting (</w:t>
+      </w:r>
+      <w:r>
+        <w:rPr>
+          <w:rStyle w:val="VerbatimChar"/>
+        </w:rPr>
+        <w:t xml:space="preserve">##</w:t>
+      </w:r>
+      <w:r>
+        <w:t xml:space="preserve">.{.cpp}) or stringification (</w:t>
+      </w:r>
+      <w:r>
+        <w:rPr>
+          <w:rStyle w:val="ErrorTok"/>
+        </w:rPr>
+        <w:t xml:space="preserve">#</w:t>
+      </w:r>
+      <w:r>
+        <w:t xml:space="preserve">) of macro arguments.</w:t>
       </w:r>
     </w:p>
     <w:p>
       <w:pPr>
         <w:numPr>
           <w:ilvl w:val="0"/>
-          <w:numId w:val="1103"/>
-        </w:numPr>
-      </w:pPr>
-      <w:r>
-        <w:t xml:space="preserve">Prefer</w:t>
-      </w:r>
-      <w:r>
-        <w:t xml:space="preserve"> </w:t>
-      </w:r>
-      <w:r>
-        <w:rPr>
-          <w:rStyle w:val="BuiltInTok"/>
-        </w:rPr>
-        <w:t xml:space="preserve">std::</w:t>
-      </w:r>
-      <w:r>
-        <w:rPr>
-          <w:rStyle w:val="NormalTok"/>
-        </w:rPr>
-        <w:t xml:space="preserve">source_location</w:t>
-      </w:r>
-      <w:r>
-        <w:t xml:space="preserve"> </w:t>
-      </w:r>
-      <w:r>
-        <w:t xml:space="preserve">mechanisms over macros that use</w:t>
-      </w:r>
-      <w:r>
-        <w:t xml:space="preserve"> </w:t>
-      </w:r>
-      <w:r>
-        <w:rPr>
-          <w:rStyle w:val="OtherTok"/>
-        </w:rPr>
-        <w:t xml:space="preserve">__LINE__</w:t>
-      </w:r>
-      <w:r>
-        <w:t xml:space="preserve">,</w:t>
-      </w:r>
-      <w:r>
-        <w:t xml:space="preserve"> </w:t>
-      </w:r>
-      <w:r>
-        <w:rPr>
-          <w:rStyle w:val="OtherTok"/>
-        </w:rPr>
-        <w:t xml:space="preserve">__FILE__</w:t>
-      </w:r>
-      <w:r>
-        <w:t xml:space="preserve">, or</w:t>
-      </w:r>
-      <w:r>
-        <w:t xml:space="preserve"> </w:t>
-      </w:r>
-      <w:r>
-        <w:rPr>
-          <w:rStyle w:val="OtherTok"/>
-        </w:rPr>
-        <w:t xml:space="preserve">__func__</w:t>
-      </w:r>
-      <w:r>
-        <w:t xml:space="preserve">.</w:t>
-      </w:r>
-    </w:p>
-    <w:p>
-      <w:pPr>
-        <w:numPr>
-          <w:ilvl w:val="0"/>
-          <w:numId w:val="1103"/>
-        </w:numPr>
-      </w:pPr>
-      <w:r>
-        <w:t xml:space="preserve">Only use macros for</w:t>
-      </w:r>
-      <w:r>
-        <w:t xml:space="preserve"> </w:t>
-      </w:r>
-      <w:r>
-        <w:rPr>
-          <w:i/>
-        </w:rPr>
-        <w:t xml:space="preserve">include guards</w:t>
-      </w:r>
-      <w:r>
-        <w:t xml:space="preserve">, to control conditional compilation, or when the macro’s definition requires token pasting (</w:t>
-      </w:r>
-      <w:r>
-        <w:rPr>
-          <w:rStyle w:val="VerbatimChar"/>
-        </w:rPr>
-        <w:t xml:space="preserve">##</w:t>
-      </w:r>
-      <w:r>
-        <w:t xml:space="preserve">.{.cpp}) or stringification (</w:t>
-      </w:r>
-      <w:r>
-        <w:rPr>
-          <w:rStyle w:val="ErrorTok"/>
-        </w:rPr>
-        <w:t xml:space="preserve">#</w:t>
-      </w:r>
-      <w:r>
-        <w:t xml:space="preserve">) of macro arguments.</w:t>
-      </w:r>
-    </w:p>
-    <w:p>
-      <w:pPr>
-        <w:numPr>
-          <w:ilvl w:val="0"/>
-          <w:numId w:val="1103"/>
+          <w:numId w:val="1102"/>
         </w:numPr>
       </w:pPr>
       <w:r>
@@ -56013,7 +55941,7 @@
       <w:pPr>
         <w:numPr>
           <w:ilvl w:val="0"/>
-          <w:numId w:val="1105"/>
+          <w:numId w:val="1104"/>
         </w:numPr>
       </w:pPr>
       <w:r>
@@ -56024,7 +55952,7 @@
       <w:pPr>
         <w:numPr>
           <w:ilvl w:val="0"/>
-          <w:numId w:val="1105"/>
+          <w:numId w:val="1104"/>
         </w:numPr>
       </w:pPr>
       <w:r>
@@ -56035,7 +55963,7 @@
       <w:pPr>
         <w:numPr>
           <w:ilvl w:val="0"/>
-          <w:numId w:val="1105"/>
+          <w:numId w:val="1104"/>
         </w:numPr>
       </w:pPr>
       <w:r>
@@ -56509,7 +56437,7 @@
       <w:pPr>
         <w:numPr>
           <w:ilvl w:val="0"/>
-          <w:numId w:val="1106"/>
+          <w:numId w:val="1105"/>
         </w:numPr>
       </w:pPr>
       <w:r>
@@ -56520,7 +56448,7 @@
       <w:pPr>
         <w:numPr>
           <w:ilvl w:val="0"/>
-          <w:numId w:val="1106"/>
+          <w:numId w:val="1105"/>
         </w:numPr>
       </w:pPr>
       <w:r>
@@ -56718,12 +56646,92 @@
       <w:pPr>
         <w:numPr>
           <w:ilvl w:val="0"/>
-          <w:numId w:val="1107"/>
+          <w:numId w:val="1106"/>
         </w:numPr>
         <w:pStyle w:val="Compact"/>
       </w:pPr>
       <w:r>
         <w:t xml:space="preserve">Compilers optimize based on the assemed lack of UB, that can result in the incorrect pruning of code paths</w:t>
+      </w:r>
+    </w:p>
+    <w:p>
+      <w:pPr>
+        <w:numPr>
+          <w:ilvl w:val="0"/>
+          <w:numId w:val="1106"/>
+        </w:numPr>
+        <w:pStyle w:val="Compact"/>
+      </w:pPr>
+      <w:r>
+        <w:t xml:space="preserve">Compiler (or tool chain) changes or updates can result in previously undetected UB’s being manifested with serious consequences.</w:t>
+      </w:r>
+    </w:p>
+    <w:p>
+      <w:pPr>
+        <w:numPr>
+          <w:ilvl w:val="0"/>
+          <w:numId w:val="1106"/>
+        </w:numPr>
+        <w:pStyle w:val="Compact"/>
+      </w:pPr>
+      <w:r>
+        <w:t xml:space="preserve">If the impact of a UB is the overwriting of some memory location, non-obvious changes to the source code can result in a previously benign action now having serious consequences.</w:t>
+      </w:r>
+    </w:p>
+    <w:p>
+      <w:pPr>
+        <w:numPr>
+          <w:ilvl w:val="0"/>
+          <w:numId w:val="1106"/>
+        </w:numPr>
+        <w:pStyle w:val="Compact"/>
+      </w:pPr>
+      <w:r>
+        <w:t xml:space="preserve">The impact of the UB often depends on additional factors, for example the available capacity of a container decides if memory needs to be reallocated.</w:t>
+      </w:r>
+    </w:p>
+    <w:p>
+      <w:pPr>
+        <w:pStyle w:val="FirstParagraph"/>
+      </w:pPr>
+      <w:r>
+        <w:t xml:space="preserve">Undefined behaviour often manifests in code distant from where the UB occured, resulting in extremely hard to find bug.</w:t>
+      </w:r>
+      <w:r>
+        <w:t xml:space="preserve"> </w:t>
+      </w:r>
+      <w:r>
+        <w:t xml:space="preserve">Therfore, retrospective detection of undefined behaviour is exceedingly difficult and resource intensive.</w:t>
+      </w:r>
+      <w:r>
+        <w:t xml:space="preserve"> </w:t>
+      </w:r>
+      <w:r>
+        <w:t xml:space="preserve">Many undefined behaviour situations can be avoided through the use of explicit tests or assertions for undefined behaviour situations, such as null-pointer tests before assessing via a pointer, array-bounds checks before access to array members, and floating-integeral conversions that cannot be represented in the target type.</w:t>
+      </w:r>
+      <w:r>
+        <w:t xml:space="preserve"> </w:t>
+      </w:r>
+      <w:r>
+        <w:t xml:space="preserve">Modern compilers can eliminate such tests when they know that the check will succeed.</w:t>
+      </w:r>
+    </w:p>
+    <w:bookmarkEnd w:id="208"/>
+    <w:bookmarkStart w:id="209" w:name="avoidance-mechanisms-for-language-users"/>
+    <w:p>
+      <w:pPr>
+        <w:pStyle w:val="Heading3"/>
+      </w:pPr>
+      <w:r>
+        <w:t xml:space="preserve">6.56.2 Avoidance mechanisms for language users</w:t>
+      </w:r>
+    </w:p>
+    <w:p>
+      <w:pPr>
+        <w:pStyle w:val="FirstParagraph"/>
+      </w:pPr>
+      <w:r>
+        <w:t xml:space="preserve">To avoid the vulnerability or mitigate its ill effects, C++ software developers can:</w:t>
       </w:r>
     </w:p>
     <w:p>
@@ -56732,10 +56740,9 @@
           <w:ilvl w:val="0"/>
           <w:numId w:val="1107"/>
         </w:numPr>
-        <w:pStyle w:val="Compact"/>
-      </w:pPr>
-      <w:r>
-        <w:t xml:space="preserve">Compiler (or tool chain) changes or updates can result in previously undetected UB’s being manifested with serious consequences.</w:t>
+      </w:pPr>
+      <w:r>
+        <w:t xml:space="preserve">Follow the avoidance mechanisms of ISO/IEC 24772-1 clause 6.56.5.</w:t>
       </w:r>
     </w:p>
     <w:p>
@@ -56744,10 +56751,9 @@
           <w:ilvl w:val="0"/>
           <w:numId w:val="1107"/>
         </w:numPr>
-        <w:pStyle w:val="Compact"/>
-      </w:pPr>
-      <w:r>
-        <w:t xml:space="preserve">If the impact of a UB is the overwriting of some memory location, non-obvious changes to the source code can result in a previously benign action now having serious consequences.</w:t>
+      </w:pPr>
+      <w:r>
+        <w:t xml:space="preserve">Exploit compile-time evaluation whenever possible to detect undefined behaviour.</w:t>
       </w:r>
     </w:p>
     <w:p>
@@ -56756,151 +56762,73 @@
           <w:ilvl w:val="0"/>
           <w:numId w:val="1107"/>
         </w:numPr>
-        <w:pStyle w:val="Compact"/>
-      </w:pPr>
-      <w:r>
-        <w:t xml:space="preserve">The impact of the UB often depends on additional factors, for example the available capacity of a container decides if memory needs to be reallocated.</w:t>
-      </w:r>
-    </w:p>
-    <w:p>
-      <w:pPr>
-        <w:pStyle w:val="FirstParagraph"/>
-      </w:pPr>
-      <w:r>
-        <w:t xml:space="preserve">Undefined behaviour often manifests in code distant from where the UB occured, resulting in extremely hard to find bug.</w:t>
-      </w:r>
-      <w:r>
-        <w:t xml:space="preserve"> </w:t>
-      </w:r>
-      <w:r>
-        <w:t xml:space="preserve">Therfore, retrospective detection of undefined behaviour is exceedingly difficult and resource intensive.</w:t>
-      </w:r>
-      <w:r>
-        <w:t xml:space="preserve"> </w:t>
-      </w:r>
-      <w:r>
-        <w:t xml:space="preserve">Many undefined behaviour situations can be avoided through the use of explicit tests or assertions for undefined behaviour situations, such as null-pointer tests before assessing via a pointer, array-bounds checks before access to array members, and floating-integeral conversions that cannot be represented in the target type.</w:t>
-      </w:r>
-      <w:r>
-        <w:t xml:space="preserve"> </w:t>
-      </w:r>
-      <w:r>
-        <w:t xml:space="preserve">Modern compilers can eliminate such tests when they know that the check will succeed.</w:t>
-      </w:r>
-    </w:p>
-    <w:bookmarkEnd w:id="208"/>
-    <w:bookmarkStart w:id="209" w:name="avoidance-mechanisms-for-language-users"/>
-    <w:p>
-      <w:pPr>
-        <w:pStyle w:val="Heading3"/>
-      </w:pPr>
-      <w:r>
-        <w:t xml:space="preserve">6.56.2 Avoidance mechanisms for language users</w:t>
-      </w:r>
-    </w:p>
-    <w:p>
-      <w:pPr>
-        <w:pStyle w:val="FirstParagraph"/>
-      </w:pPr>
-      <w:r>
-        <w:t xml:space="preserve">To avoid the vulnerability or mitigate its ill effects, C++ software developers can:</w:t>
+      </w:pPr>
+      <w:r>
+        <w:t xml:space="preserve">Use static analysis tools to help identify occurrences and consequences of undefined behaviour.</w:t>
       </w:r>
     </w:p>
     <w:p>
       <w:pPr>
         <w:numPr>
           <w:ilvl w:val="0"/>
-          <w:numId w:val="1108"/>
-        </w:numPr>
-      </w:pPr>
-      <w:r>
-        <w:t xml:space="preserve">Follow the avoidance mechanisms of ISO/IEC 24772-1 clause 6.56.5.</w:t>
+          <w:numId w:val="1107"/>
+        </w:numPr>
+      </w:pPr>
+      <w:r>
+        <w:t xml:space="preserve">Use runtime tools such as ASAN (address sanitizer) and related tools.</w:t>
       </w:r>
     </w:p>
     <w:p>
       <w:pPr>
         <w:numPr>
           <w:ilvl w:val="0"/>
-          <w:numId w:val="1108"/>
-        </w:numPr>
-      </w:pPr>
-      <w:r>
-        <w:t xml:space="preserve">Exploit compile-time evaluation whenever possible to detect undefined behaviour.</w:t>
+          <w:numId w:val="1107"/>
+        </w:numPr>
+      </w:pPr>
+      <w:r>
+        <w:t xml:space="preserve">Use multiple compilers/tools and different optimization levels to</w:t>
+      </w:r>
+      <w:r>
+        <w:t xml:space="preserve"> </w:t>
+      </w:r>
+      <w:r>
+        <w:t xml:space="preserve">increase the chance of identifying constructs that have undefined</w:t>
+      </w:r>
+      <w:r>
+        <w:t xml:space="preserve"> </w:t>
+      </w:r>
+      <w:r>
+        <w:t xml:space="preserve">behaviours.</w:t>
       </w:r>
     </w:p>
     <w:p>
       <w:pPr>
         <w:numPr>
           <w:ilvl w:val="0"/>
-          <w:numId w:val="1108"/>
-        </w:numPr>
-      </w:pPr>
-      <w:r>
-        <w:t xml:space="preserve">Use static analysis tools to help identify occurrences and consequences of undefined behaviour.</w:t>
+          <w:numId w:val="1107"/>
+        </w:numPr>
+      </w:pPr>
+      <w:r>
+        <w:t xml:space="preserve">Where the C++ language or library provide both defined behaviour mechanisms and</w:t>
+      </w:r>
+      <w:r>
+        <w:t xml:space="preserve"> </w:t>
+      </w:r>
+      <w:r>
+        <w:t xml:space="preserve">undefined behaviour mechanisms, mandate the use the mechanisms with</w:t>
+      </w:r>
+      <w:r>
+        <w:t xml:space="preserve"> </w:t>
+      </w:r>
+      <w:r>
+        <w:t xml:space="preserve">defined behaviours.</w:t>
       </w:r>
     </w:p>
     <w:p>
       <w:pPr>
         <w:numPr>
           <w:ilvl w:val="0"/>
-          <w:numId w:val="1108"/>
-        </w:numPr>
-      </w:pPr>
-      <w:r>
-        <w:t xml:space="preserve">Use runtime tools such as ASAN (address sanitizer) and related tools.</w:t>
-      </w:r>
-    </w:p>
-    <w:p>
-      <w:pPr>
-        <w:numPr>
-          <w:ilvl w:val="0"/>
-          <w:numId w:val="1108"/>
-        </w:numPr>
-      </w:pPr>
-      <w:r>
-        <w:t xml:space="preserve">Use multiple compilers/tools and different optimization levels to</w:t>
-      </w:r>
-      <w:r>
-        <w:t xml:space="preserve"> </w:t>
-      </w:r>
-      <w:r>
-        <w:t xml:space="preserve">increase the chance of identifying constructs that have undefined</w:t>
-      </w:r>
-      <w:r>
-        <w:t xml:space="preserve"> </w:t>
-      </w:r>
-      <w:r>
-        <w:t xml:space="preserve">behaviours.</w:t>
-      </w:r>
-    </w:p>
-    <w:p>
-      <w:pPr>
-        <w:numPr>
-          <w:ilvl w:val="0"/>
-          <w:numId w:val="1108"/>
-        </w:numPr>
-      </w:pPr>
-      <w:r>
-        <w:t xml:space="preserve">Where the C++ language or library provide both defined behaviour mechanisms and</w:t>
-      </w:r>
-      <w:r>
-        <w:t xml:space="preserve"> </w:t>
-      </w:r>
-      <w:r>
-        <w:t xml:space="preserve">undefined behaviour mechanisms, mandate the use the mechanisms with</w:t>
-      </w:r>
-      <w:r>
-        <w:t xml:space="preserve"> </w:t>
-      </w:r>
-      <w:r>
-        <w:t xml:space="preserve">defined behaviours.</w:t>
-      </w:r>
-    </w:p>
-    <w:p>
-      <w:pPr>
-        <w:numPr>
-          <w:ilvl w:val="0"/>
-          <w:numId w:val="1108"/>
+          <w:numId w:val="1107"/>
         </w:numPr>
       </w:pPr>
       <w:r>
@@ -56998,11 +56926,48 @@
       <w:pPr>
         <w:numPr>
           <w:ilvl w:val="0"/>
-          <w:numId w:val="1109"/>
+          <w:numId w:val="1108"/>
         </w:numPr>
       </w:pPr>
       <w:r>
         <w:t xml:space="preserve">A given implementation may change or remove an implementation-defined behaviour; and</w:t>
+      </w:r>
+    </w:p>
+    <w:p>
+      <w:pPr>
+        <w:numPr>
+          <w:ilvl w:val="0"/>
+          <w:numId w:val="1108"/>
+        </w:numPr>
+      </w:pPr>
+      <w:r>
+        <w:t xml:space="preserve">Programs that are specifically intended for a particular implementation may in the future be ported to another environment or sections reused for future implementations.</w:t>
+      </w:r>
+    </w:p>
+    <w:p>
+      <w:pPr>
+        <w:pStyle w:val="FirstParagraph"/>
+      </w:pPr>
+      <w:r>
+        <w:t xml:space="preserve">In either situation, the implementation-defined behaviour will become problematic.</w:t>
+      </w:r>
+    </w:p>
+    <w:bookmarkEnd w:id="211"/>
+    <w:bookmarkStart w:id="212" w:name="avoidance-mechanisms-for-language-users"/>
+    <w:p>
+      <w:pPr>
+        <w:pStyle w:val="Heading3"/>
+      </w:pPr>
+      <w:r>
+        <w:t xml:space="preserve">6.57.2 Avoidance mechanisms for language users</w:t>
+      </w:r>
+    </w:p>
+    <w:p>
+      <w:pPr>
+        <w:pStyle w:val="FirstParagraph"/>
+      </w:pPr>
+      <w:r>
+        <w:t xml:space="preserve">To avoid the vulnerability or mitigate its ill effects, C++ software developers can:</w:t>
       </w:r>
     </w:p>
     <w:p>
@@ -57013,91 +56978,54 @@
         </w:numPr>
       </w:pPr>
       <w:r>
-        <w:t xml:space="preserve">Programs that are specifically intended for a particular implementation may in the future be ported to another environment or sections reused for future implementations.</w:t>
-      </w:r>
-    </w:p>
-    <w:p>
-      <w:pPr>
-        <w:pStyle w:val="FirstParagraph"/>
-      </w:pPr>
-      <w:r>
-        <w:t xml:space="preserve">In either situation, the implementation-defined behaviour will become problematic.</w:t>
-      </w:r>
-    </w:p>
-    <w:bookmarkEnd w:id="211"/>
-    <w:bookmarkStart w:id="212" w:name="avoidance-mechanisms-for-language-users"/>
-    <w:p>
-      <w:pPr>
-        <w:pStyle w:val="Heading3"/>
-      </w:pPr>
-      <w:r>
-        <w:t xml:space="preserve">6.57.2 Avoidance mechanisms for language users</w:t>
-      </w:r>
-    </w:p>
-    <w:p>
-      <w:pPr>
-        <w:pStyle w:val="FirstParagraph"/>
-      </w:pPr>
-      <w:r>
-        <w:t xml:space="preserve">To avoid the vulnerability or mitigate its ill effects, C++ software developers can:</w:t>
+        <w:t xml:space="preserve">Apply the avoidance mechanisms of ISO/IEC 24772-1 clause 6.57.5.</w:t>
       </w:r>
     </w:p>
     <w:p>
       <w:pPr>
         <w:numPr>
           <w:ilvl w:val="0"/>
-          <w:numId w:val="1110"/>
-        </w:numPr>
-      </w:pPr>
-      <w:r>
-        <w:t xml:space="preserve">Apply the avoidance mechanisms of ISO/IEC 24772-1 clause 6.57.5.</w:t>
+          <w:numId w:val="1109"/>
+        </w:numPr>
+      </w:pPr>
+      <w:r>
+        <w:t xml:space="preserve">Eliminate to the extent possible any reliance on</w:t>
+      </w:r>
+      <w:r>
+        <w:t xml:space="preserve"> </w:t>
+      </w:r>
+      <w:r>
+        <w:t xml:space="preserve">implementation-defined behaviour from programs in order to increase</w:t>
+      </w:r>
+      <w:r>
+        <w:t xml:space="preserve"> </w:t>
+      </w:r>
+      <w:r>
+        <w:t xml:space="preserve">portability.</w:t>
       </w:r>
     </w:p>
     <w:p>
       <w:pPr>
         <w:numPr>
           <w:ilvl w:val="0"/>
-          <w:numId w:val="1110"/>
-        </w:numPr>
-      </w:pPr>
-      <w:r>
-        <w:t xml:space="preserve">Eliminate to the extent possible any reliance on</w:t>
-      </w:r>
-      <w:r>
-        <w:t xml:space="preserve"> </w:t>
-      </w:r>
-      <w:r>
-        <w:t xml:space="preserve">implementation-defined behaviour from programs in order to increase</w:t>
-      </w:r>
-      <w:r>
-        <w:t xml:space="preserve"> </w:t>
-      </w:r>
-      <w:r>
-        <w:t xml:space="preserve">portability.</w:t>
+          <w:numId w:val="1109"/>
+        </w:numPr>
+      </w:pPr>
+      <w:r>
+        <w:t xml:space="preserve">Use multiple compilers/tools to increase the likelyhood of identifying</w:t>
+      </w:r>
+      <w:r>
+        <w:t xml:space="preserve"> </w:t>
+      </w:r>
+      <w:r>
+        <w:t xml:space="preserve">constructs that have implementation-defined behaviours.</w:t>
       </w:r>
     </w:p>
     <w:p>
       <w:pPr>
         <w:numPr>
           <w:ilvl w:val="0"/>
-          <w:numId w:val="1110"/>
-        </w:numPr>
-      </w:pPr>
-      <w:r>
-        <w:t xml:space="preserve">Use multiple compilers/tools to increase the likelyhood of identifying</w:t>
-      </w:r>
-      <w:r>
-        <w:t xml:space="preserve"> </w:t>
-      </w:r>
-      <w:r>
-        <w:t xml:space="preserve">constructs that have implementation-defined behaviours.</w:t>
-      </w:r>
-    </w:p>
-    <w:p>
-      <w:pPr>
-        <w:numPr>
-          <w:ilvl w:val="0"/>
-          <w:numId w:val="1110"/>
+          <w:numId w:val="1109"/>
         </w:numPr>
       </w:pPr>
       <w:r>
@@ -57273,7 +57201,7 @@
       <w:pPr>
         <w:numPr>
           <w:ilvl w:val="0"/>
-          <w:numId w:val="1111"/>
+          <w:numId w:val="1110"/>
         </w:numPr>
       </w:pPr>
       <w:r>
@@ -57284,7 +57212,7 @@
       <w:pPr>
         <w:numPr>
           <w:ilvl w:val="0"/>
-          <w:numId w:val="1111"/>
+          <w:numId w:val="1110"/>
         </w:numPr>
       </w:pPr>
       <w:r>
@@ -57301,7 +57229,7 @@
       <w:pPr>
         <w:numPr>
           <w:ilvl w:val="0"/>
-          <w:numId w:val="1111"/>
+          <w:numId w:val="1110"/>
         </w:numPr>
       </w:pPr>
       <w:r>
@@ -58302,7 +58230,7 @@
       <w:pPr>
         <w:numPr>
           <w:ilvl w:val="0"/>
-          <w:numId w:val="1112"/>
+          <w:numId w:val="1111"/>
         </w:numPr>
         <w:pStyle w:val="Compact"/>
       </w:pPr>
@@ -58344,7 +58272,7 @@
       <w:pPr>
         <w:numPr>
           <w:ilvl w:val="0"/>
-          <w:numId w:val="1112"/>
+          <w:numId w:val="1111"/>
         </w:numPr>
         <w:pStyle w:val="Compact"/>
       </w:pPr>
@@ -58398,7 +58326,7 @@
       <w:pPr>
         <w:numPr>
           <w:ilvl w:val="0"/>
-          <w:numId w:val="1112"/>
+          <w:numId w:val="1111"/>
         </w:numPr>
         <w:pStyle w:val="Compact"/>
       </w:pPr>
@@ -58410,7 +58338,7 @@
       <w:pPr>
         <w:numPr>
           <w:ilvl w:val="0"/>
-          <w:numId w:val="1112"/>
+          <w:numId w:val="1111"/>
         </w:numPr>
         <w:pStyle w:val="Compact"/>
       </w:pPr>
@@ -58443,7 +58371,7 @@
       <w:pPr>
         <w:numPr>
           <w:ilvl w:val="0"/>
-          <w:numId w:val="1112"/>
+          <w:numId w:val="1111"/>
         </w:numPr>
         <w:pStyle w:val="Compact"/>
       </w:pPr>
@@ -58497,7 +58425,7 @@
       <w:pPr>
         <w:numPr>
           <w:ilvl w:val="0"/>
-          <w:numId w:val="1112"/>
+          <w:numId w:val="1111"/>
         </w:numPr>
         <w:pStyle w:val="Compact"/>
       </w:pPr>
@@ -60013,7 +59941,7 @@
       <w:pPr>
         <w:numPr>
           <w:ilvl w:val="0"/>
-          <w:numId w:val="1113"/>
+          <w:numId w:val="1112"/>
         </w:numPr>
       </w:pPr>
       <w:r>
@@ -60024,7 +59952,7 @@
       <w:pPr>
         <w:numPr>
           <w:ilvl w:val="0"/>
-          <w:numId w:val="1113"/>
+          <w:numId w:val="1112"/>
         </w:numPr>
       </w:pPr>
       <w:r>
@@ -60035,7 +59963,7 @@
       <w:pPr>
         <w:numPr>
           <w:ilvl w:val="0"/>
-          <w:numId w:val="1113"/>
+          <w:numId w:val="1112"/>
         </w:numPr>
       </w:pPr>
       <w:r>
@@ -60338,7 +60266,7 @@
       <w:pPr>
         <w:numPr>
           <w:ilvl w:val="0"/>
-          <w:numId w:val="1114"/>
+          <w:numId w:val="1113"/>
         </w:numPr>
       </w:pPr>
       <w:r>
@@ -60349,7 +60277,7 @@
       <w:pPr>
         <w:numPr>
           <w:ilvl w:val="0"/>
-          <w:numId w:val="1114"/>
+          <w:numId w:val="1113"/>
         </w:numPr>
       </w:pPr>
       <w:r>
@@ -60381,7 +60309,7 @@
       <w:pPr>
         <w:numPr>
           <w:ilvl w:val="0"/>
-          <w:numId w:val="1114"/>
+          <w:numId w:val="1113"/>
         </w:numPr>
       </w:pPr>
       <w:r>
@@ -60392,7 +60320,7 @@
       <w:pPr>
         <w:numPr>
           <w:ilvl w:val="0"/>
-          <w:numId w:val="1114"/>
+          <w:numId w:val="1113"/>
         </w:numPr>
       </w:pPr>
       <w:r>
@@ -60403,7 +60331,7 @@
       <w:pPr>
         <w:numPr>
           <w:ilvl w:val="0"/>
-          <w:numId w:val="1114"/>
+          <w:numId w:val="1113"/>
         </w:numPr>
       </w:pPr>
       <w:r>
@@ -60414,7 +60342,7 @@
       <w:pPr>
         <w:numPr>
           <w:ilvl w:val="0"/>
-          <w:numId w:val="1114"/>
+          <w:numId w:val="1113"/>
         </w:numPr>
       </w:pPr>
       <w:r>
@@ -60452,7 +60380,7 @@
       <w:pPr>
         <w:numPr>
           <w:ilvl w:val="0"/>
-          <w:numId w:val="1114"/>
+          <w:numId w:val="1113"/>
         </w:numPr>
       </w:pPr>
       <w:r>
@@ -60757,7 +60685,7 @@
       <w:pPr>
         <w:numPr>
           <w:ilvl w:val="0"/>
-          <w:numId w:val="1115"/>
+          <w:numId w:val="1114"/>
         </w:numPr>
       </w:pPr>
       <w:r>
@@ -60768,7 +60696,7 @@
       <w:pPr>
         <w:numPr>
           <w:ilvl w:val="0"/>
-          <w:numId w:val="1115"/>
+          <w:numId w:val="1114"/>
         </w:numPr>
       </w:pPr>
       <w:r>
@@ -60785,7 +60713,7 @@
       <w:pPr>
         <w:numPr>
           <w:ilvl w:val="0"/>
-          <w:numId w:val="1115"/>
+          <w:numId w:val="1114"/>
         </w:numPr>
       </w:pPr>
       <w:r>
@@ -60796,7 +60724,7 @@
       <w:pPr>
         <w:numPr>
           <w:ilvl w:val="0"/>
-          <w:numId w:val="1115"/>
+          <w:numId w:val="1114"/>
         </w:numPr>
       </w:pPr>
       <w:r>
@@ -60822,7 +60750,7 @@
       <w:pPr>
         <w:numPr>
           <w:ilvl w:val="0"/>
-          <w:numId w:val="1115"/>
+          <w:numId w:val="1114"/>
         </w:numPr>
       </w:pPr>
       <w:r>
@@ -60833,7 +60761,7 @@
       <w:pPr>
         <w:numPr>
           <w:ilvl w:val="0"/>
-          <w:numId w:val="1115"/>
+          <w:numId w:val="1114"/>
         </w:numPr>
       </w:pPr>
       <w:r>
@@ -61312,7 +61240,7 @@
       <w:pPr>
         <w:numPr>
           <w:ilvl w:val="0"/>
-          <w:numId w:val="1116"/>
+          <w:numId w:val="1115"/>
         </w:numPr>
       </w:pPr>
       <w:r>
@@ -61336,7 +61264,7 @@
       <w:pPr>
         <w:numPr>
           <w:ilvl w:val="0"/>
-          <w:numId w:val="1116"/>
+          <w:numId w:val="1115"/>
         </w:numPr>
       </w:pPr>
       <w:r>
@@ -61377,7 +61305,7 @@
       <w:pPr>
         <w:numPr>
           <w:ilvl w:val="0"/>
-          <w:numId w:val="1116"/>
+          <w:numId w:val="1115"/>
         </w:numPr>
       </w:pPr>
       <w:r>
@@ -63034,7 +62962,7 @@
       <w:pPr>
         <w:numPr>
           <w:ilvl w:val="0"/>
-          <w:numId w:val="1117"/>
+          <w:numId w:val="1116"/>
         </w:numPr>
       </w:pPr>
       <w:r>
@@ -63045,7 +62973,7 @@
       <w:pPr>
         <w:numPr>
           <w:ilvl w:val="0"/>
-          <w:numId w:val="1117"/>
+          <w:numId w:val="1116"/>
         </w:numPr>
       </w:pPr>
       <w:r>
@@ -63086,7 +63014,7 @@
       <w:pPr>
         <w:numPr>
           <w:ilvl w:val="0"/>
-          <w:numId w:val="1117"/>
+          <w:numId w:val="1116"/>
         </w:numPr>
       </w:pPr>
       <w:r>
@@ -63142,7 +63070,7 @@
       <w:pPr>
         <w:numPr>
           <w:ilvl w:val="0"/>
-          <w:numId w:val="1117"/>
+          <w:numId w:val="1116"/>
         </w:numPr>
       </w:pPr>
       <w:r>
@@ -63168,7 +63096,7 @@
       <w:pPr>
         <w:numPr>
           <w:ilvl w:val="0"/>
-          <w:numId w:val="1117"/>
+          <w:numId w:val="1116"/>
         </w:numPr>
       </w:pPr>
       <w:r>
@@ -63194,7 +63122,7 @@
       <w:pPr>
         <w:numPr>
           <w:ilvl w:val="0"/>
-          <w:numId w:val="1117"/>
+          <w:numId w:val="1116"/>
         </w:numPr>
       </w:pPr>
       <w:r>
@@ -63220,7 +63148,7 @@
       <w:pPr>
         <w:numPr>
           <w:ilvl w:val="0"/>
-          <w:numId w:val="1117"/>
+          <w:numId w:val="1116"/>
         </w:numPr>
       </w:pPr>
       <w:r>
@@ -63231,7 +63159,7 @@
       <w:pPr>
         <w:numPr>
           <w:ilvl w:val="0"/>
-          <w:numId w:val="1117"/>
+          <w:numId w:val="1116"/>
         </w:numPr>
       </w:pPr>
       <w:r>
@@ -63272,7 +63200,7 @@
       <w:pPr>
         <w:numPr>
           <w:ilvl w:val="0"/>
-          <w:numId w:val="1117"/>
+          <w:numId w:val="1116"/>
         </w:numPr>
       </w:pPr>
       <w:r>
@@ -63350,7 +63278,7 @@
       <w:pPr>
         <w:numPr>
           <w:ilvl w:val="0"/>
-          <w:numId w:val="1118"/>
+          <w:numId w:val="1117"/>
         </w:numPr>
         <w:pStyle w:val="SourceCode"/>
       </w:pPr>
@@ -63448,7 +63376,7 @@
       <w:pPr>
         <w:numPr>
           <w:ilvl w:val="0"/>
-          <w:numId w:val="1118"/>
+          <w:numId w:val="1117"/>
         </w:numPr>
         <w:pStyle w:val="SourceCode"/>
       </w:pPr>
@@ -63474,7 +63402,7 @@
       <w:pPr>
         <w:numPr>
           <w:ilvl w:val="0"/>
-          <w:numId w:val="1118"/>
+          <w:numId w:val="1117"/>
         </w:numPr>
         <w:pStyle w:val="SourceCode"/>
       </w:pPr>
@@ -63506,7 +63434,7 @@
       <w:pPr>
         <w:numPr>
           <w:ilvl w:val="0"/>
-          <w:numId w:val="1118"/>
+          <w:numId w:val="1117"/>
         </w:numPr>
         <w:pStyle w:val="SourceCode"/>
       </w:pPr>
@@ -63532,7 +63460,7 @@
       <w:pPr>
         <w:numPr>
           <w:ilvl w:val="0"/>
-          <w:numId w:val="1118"/>
+          <w:numId w:val="1117"/>
         </w:numPr>
         <w:pStyle w:val="SourceCode"/>
       </w:pPr>
@@ -63547,7 +63475,7 @@
       <w:pPr>
         <w:numPr>
           <w:ilvl w:val="0"/>
-          <w:numId w:val="1118"/>
+          <w:numId w:val="1117"/>
         </w:numPr>
         <w:pStyle w:val="SourceCode"/>
       </w:pPr>
@@ -63579,7 +63507,7 @@
       <w:pPr>
         <w:numPr>
           <w:ilvl w:val="0"/>
-          <w:numId w:val="1118"/>
+          <w:numId w:val="1117"/>
         </w:numPr>
         <w:pStyle w:val="SourceCode"/>
       </w:pPr>
@@ -63623,7 +63551,7 @@
       <w:pPr>
         <w:numPr>
           <w:ilvl w:val="0"/>
-          <w:numId w:val="1118"/>
+          <w:numId w:val="1117"/>
         </w:numPr>
         <w:pStyle w:val="SourceCode"/>
       </w:pPr>
@@ -63638,7 +63566,7 @@
       <w:pPr>
         <w:numPr>
           <w:ilvl w:val="0"/>
-          <w:numId w:val="1118"/>
+          <w:numId w:val="1117"/>
         </w:numPr>
         <w:pStyle w:val="SourceCode"/>
       </w:pPr>
@@ -63841,7 +63769,7 @@
       <w:pPr>
         <w:numPr>
           <w:ilvl w:val="0"/>
-          <w:numId w:val="1118"/>
+          <w:numId w:val="1117"/>
         </w:numPr>
         <w:pStyle w:val="SourceCode"/>
       </w:pPr>
@@ -63885,7 +63813,7 @@
       <w:pPr>
         <w:numPr>
           <w:ilvl w:val="0"/>
-          <w:numId w:val="1118"/>
+          <w:numId w:val="1117"/>
         </w:numPr>
         <w:pStyle w:val="SourceCode"/>
       </w:pPr>
@@ -63911,7 +63839,7 @@
       <w:pPr>
         <w:numPr>
           <w:ilvl w:val="0"/>
-          <w:numId w:val="1118"/>
+          <w:numId w:val="1117"/>
         </w:numPr>
         <w:pStyle w:val="SourceCode"/>
       </w:pPr>
@@ -63937,7 +63865,7 @@
       <w:pPr>
         <w:numPr>
           <w:ilvl w:val="0"/>
-          <w:numId w:val="1118"/>
+          <w:numId w:val="1117"/>
         </w:numPr>
         <w:pStyle w:val="SourceCode"/>
       </w:pPr>
@@ -64029,7 +63957,7 @@
       <w:pPr>
         <w:numPr>
           <w:ilvl w:val="0"/>
-          <w:numId w:val="1118"/>
+          <w:numId w:val="1117"/>
         </w:numPr>
         <w:pStyle w:val="SourceCode"/>
       </w:pPr>
@@ -64085,7 +64013,7 @@
       <w:pPr>
         <w:numPr>
           <w:ilvl w:val="0"/>
-          <w:numId w:val="1118"/>
+          <w:numId w:val="1117"/>
         </w:numPr>
         <w:pStyle w:val="SourceCode"/>
       </w:pPr>
@@ -64135,7 +64063,7 @@
       <w:pPr>
         <w:numPr>
           <w:ilvl w:val="0"/>
-          <w:numId w:val="1118"/>
+          <w:numId w:val="1117"/>
         </w:numPr>
         <w:pStyle w:val="SourceCode"/>
       </w:pPr>
@@ -64173,7 +64101,7 @@
       <w:pPr>
         <w:numPr>
           <w:ilvl w:val="0"/>
-          <w:numId w:val="1118"/>
+          <w:numId w:val="1117"/>
         </w:numPr>
         <w:pStyle w:val="SourceCode"/>
       </w:pPr>
@@ -64205,7 +64133,7 @@
       <w:pPr>
         <w:numPr>
           <w:ilvl w:val="0"/>
-          <w:numId w:val="1118"/>
+          <w:numId w:val="1117"/>
         </w:numPr>
         <w:pStyle w:val="SourceCode"/>
       </w:pPr>
@@ -64255,7 +64183,7 @@
       <w:pPr>
         <w:numPr>
           <w:ilvl w:val="0"/>
-          <w:numId w:val="1118"/>
+          <w:numId w:val="1117"/>
         </w:numPr>
         <w:pStyle w:val="SourceCode"/>
       </w:pPr>
@@ -64299,7 +64227,7 @@
       <w:pPr>
         <w:numPr>
           <w:ilvl w:val="0"/>
-          <w:numId w:val="1118"/>
+          <w:numId w:val="1117"/>
         </w:numPr>
         <w:pStyle w:val="SourceCode"/>
       </w:pPr>
@@ -64343,7 +64271,7 @@
       <w:pPr>
         <w:numPr>
           <w:ilvl w:val="0"/>
-          <w:numId w:val="1118"/>
+          <w:numId w:val="1117"/>
         </w:numPr>
         <w:pStyle w:val="SourceCode"/>
       </w:pPr>
@@ -64486,7 +64414,7 @@
       <w:pPr>
         <w:numPr>
           <w:ilvl w:val="0"/>
-          <w:numId w:val="1118"/>
+          <w:numId w:val="1117"/>
         </w:numPr>
         <w:pStyle w:val="SourceCode"/>
       </w:pPr>
@@ -67013,9 +66941,6 @@
     <w:abstractNumId w:val="991"/>
   </w:num>
   <w:num w:numId="1117">
-    <w:abstractNumId w:val="991"/>
-  </w:num>
-  <w:num w:numId="1118">
     <w:abstractNumId w:val="991"/>
   </w:num>
 </w:numbering>

--- a/all.docx
+++ b/all.docx
@@ -61338,13 +61338,7 @@
         <w:pStyle w:val="FirstParagraph"/>
       </w:pPr>
       <w:r>
-        <w:t xml:space="preserve">The vulnerability as documented in ISO/IEC TR 24772-1:2019 clause 6.65</w:t>
-      </w:r>
-      <w:r>
-        <w:t xml:space="preserve"> </w:t>
-      </w:r>
-      <w:r>
-        <w:t xml:space="preserve">exists in C++.</w:t>
+        <w:t xml:space="preserve">The vulnerability as documented in ISO/IEC 24772-1 clause 6.65 exists in C++.</w:t>
       </w:r>
     </w:p>
     <w:p>
@@ -61680,13 +61674,7 @@
         <w:t xml:space="preserve"> </w:t>
       </w:r>
       <w:r>
-        <w:t xml:space="preserve">is enforced based on the access-path and not the type of the target</w:t>
-      </w:r>
-      <w:r>
-        <w:t xml:space="preserve"> </w:t>
-      </w:r>
-      <w:r>
-        <w:t xml:space="preserve">object.</w:t>
+        <w:t xml:space="preserve">is enforced based on the access-path and not the type of the target object.</w:t>
       </w:r>
       <w:r>
         <w:t xml:space="preserve"> </w:t>
@@ -62047,11 +62035,9 @@
       <w:r>
         <w:t xml:space="preserve">When using pointers, confusion can occur between qualifications on the pointer’s type (pointer type) and qualifications on the type being referenced (pointee type).</w:t>
       </w:r>
-    </w:p>
-    <w:p>
-      <w:pPr>
-        <w:pStyle w:val="BodyText"/>
-      </w:pPr>
+      <w:r>
+        <w:t xml:space="preserve"> </w:t>
+      </w:r>
       <w:r>
         <w:t xml:space="preserve">A common misconception is that a member function qualified with</w:t>
       </w:r>
@@ -62966,7 +62952,7 @@
         </w:numPr>
       </w:pPr>
       <w:r>
-        <w:t xml:space="preserve">Apply the avoidance mechanisms of ISO/IEC 24772-1 clause 6.65.5.</w:t>
+        <w:t xml:space="preserve">Apply the avoidance mechanisms of ISO IEC 24772-1 clause 6.65.5.</w:t>
       </w:r>
     </w:p>
     <w:p>
@@ -63100,7 +63086,7 @@
         </w:numPr>
       </w:pPr>
       <w:r>
-        <w:t xml:space="preserve">Within</w:t>
+        <w:t xml:space="preserve">Prohibit indirectly modifying the object’s state within any of its</w:t>
       </w:r>
       <w:r>
         <w:t xml:space="preserve"> </w:t>
@@ -63115,7 +63101,7 @@
         <w:t xml:space="preserve"> </w:t>
       </w:r>
       <w:r>
-        <w:t xml:space="preserve">member functions, avoid indirectly modifying the object’s state.</w:t>
+        <w:t xml:space="preserve">member functions.</w:t>
       </w:r>
     </w:p>
     <w:p>
@@ -63152,7 +63138,7 @@
         </w:numPr>
       </w:pPr>
       <w:r>
-        <w:t xml:space="preserve">Ensure in concurrent code, that mutable data members are synchronisation primitives or are explicitly synchronized.</w:t>
+        <w:t xml:space="preserve">Ensure in concurrent code, that mutable data members are implicitly or explicitly synchronized.</w:t>
       </w:r>
     </w:p>
     <w:p>

--- a/all.docx
+++ b/all.docx
@@ -57093,7 +57093,7 @@
         <w:pStyle w:val="FirstParagraph"/>
       </w:pPr>
       <w:r>
-        <w:t xml:space="preserve">The vulnerability as described in ISO/IEC 24772-1 clause 6.58 applies</w:t>
+        <w:t xml:space="preserve">The vulnerability as described in ISO IEC 24772-1 6.58 applies</w:t>
       </w:r>
       <w:r>
         <w:t xml:space="preserve"> </w:t>

--- a/all.docx
+++ b/all.docx
@@ -56860,13 +56860,13 @@
         <w:pStyle w:val="FirstParagraph"/>
       </w:pPr>
       <w:r>
-        <w:t xml:space="preserve">The vulnerability as described in ISO/IEC 24772-1:2019 clause 6.57</w:t>
-      </w:r>
-      <w:r>
-        <w:t xml:space="preserve"> </w:t>
-      </w:r>
-      <w:r>
-        <w:t xml:space="preserve">applies to C++. In ISO/IEC 14882, the term</w:t>
+        <w:t xml:space="preserve">The vulnerability as described in ISO IEC 24772-1 6.57 applies to C++.</w:t>
+      </w:r>
+      <w:r>
+        <w:t xml:space="preserve"> </w:t>
+      </w:r>
+      <w:r>
+        <w:t xml:space="preserve">In ISO/IEC 14882, the term</w:t>
       </w:r>
       <w:r>
         <w:t xml:space="preserve"> </w:t>
@@ -56884,13 +56884,13 @@
         <w:t xml:space="preserve"> </w:t>
       </w:r>
       <w:r>
-        <w:t xml:space="preserve">is used to describe implementation-defined behaviour. In addition, the</w:t>
-      </w:r>
-      <w:r>
-        <w:t xml:space="preserve"> </w:t>
-      </w:r>
-      <w:r>
-        <w:t xml:space="preserve">C++ standard provides a dedicated index titled,</w:t>
+        <w:t xml:space="preserve">is used to describe implementation-defined behaviour.</w:t>
+      </w:r>
+      <w:r>
+        <w:t xml:space="preserve"> </w:t>
+      </w:r>
+      <w:r>
+        <w:t xml:space="preserve">In addition, the C++ standard provides a dedicated index titled,</w:t>
       </w:r>
       <w:r>
         <w:t xml:space="preserve"> </w:t>
@@ -56899,13 +56899,7 @@
         <w:t xml:space="preserve">“</w:t>
       </w:r>
       <w:r>
-        <w:t xml:space="preserve">Index of</w:t>
-      </w:r>
-      <w:r>
-        <w:t xml:space="preserve"> </w:t>
-      </w:r>
-      <w:r>
-        <w:t xml:space="preserve">implementation-defined behavior</w:t>
+        <w:t xml:space="preserve">Index of implementation-defined behavior</w:t>
       </w:r>
       <w:r>
         <w:t xml:space="preserve">”</w:t>
@@ -56989,19 +56983,7 @@
         </w:numPr>
       </w:pPr>
       <w:r>
-        <w:t xml:space="preserve">Eliminate to the extent possible any reliance on</w:t>
-      </w:r>
-      <w:r>
-        <w:t xml:space="preserve"> </w:t>
-      </w:r>
-      <w:r>
-        <w:t xml:space="preserve">implementation-defined behaviour from programs in order to increase</w:t>
-      </w:r>
-      <w:r>
-        <w:t xml:space="preserve"> </w:t>
-      </w:r>
-      <w:r>
-        <w:t xml:space="preserve">portability.</w:t>
+        <w:t xml:space="preserve">Eliminate to the extent possible any reliance on implementation-defined behaviour from programs in order to increase portability.</w:t>
       </w:r>
     </w:p>
     <w:p>
@@ -57012,7 +56994,7 @@
         </w:numPr>
       </w:pPr>
       <w:r>
-        <w:t xml:space="preserve">Use multiple compilers/tools to increase the likelyhood of identifying</w:t>
+        <w:t xml:space="preserve">Use multiple compilers and tools to increase the likelyhood of identifying</w:t>
       </w:r>
       <w:r>
         <w:t xml:space="preserve"> </w:t>
@@ -57047,7 +57029,7 @@
         <w:t xml:space="preserve"> </w:t>
       </w:r>
       <w:r>
-        <w:t xml:space="preserve">for the</w:t>
+        <w:t xml:space="preserve">(reference?) for the</w:t>
       </w:r>
       <w:r>
         <w:t xml:space="preserve"> </w:t>

--- a/all.docx
+++ b/all.docx
@@ -56480,13 +56480,13 @@
         <w:pStyle w:val="FirstParagraph"/>
       </w:pPr>
       <w:r>
-        <w:t xml:space="preserve">The vulnerability as described in ISO/IEC 24772-1 clause 6.56</w:t>
-      </w:r>
-      <w:r>
-        <w:t xml:space="preserve"> </w:t>
-      </w:r>
-      <w:r>
-        <w:t xml:space="preserve">applies to C++. In ISO/IEC 14882:2023, the terms</w:t>
+        <w:t xml:space="preserve">The vulnerability as described in ISO IEC 24772-1 6.56 applies to C++.</w:t>
+      </w:r>
+      <w:r>
+        <w:t xml:space="preserve"> </w:t>
+      </w:r>
+      <w:r>
+        <w:t xml:space="preserve">In ISO/IEC 14882:2023, the terms</w:t>
       </w:r>
       <w:r>
         <w:t xml:space="preserve"> </w:t>
@@ -56522,13 +56522,7 @@
         <w:t xml:space="preserve"> </w:t>
       </w:r>
       <w:r>
-        <w:t xml:space="preserve">expose situations to be</w:t>
-      </w:r>
-      <w:r>
-        <w:t xml:space="preserve"> </w:t>
-      </w:r>
-      <w:r>
-        <w:t xml:space="preserve">avoided.</w:t>
+        <w:t xml:space="preserve">expose situations to be avoided.</w:t>
       </w:r>
     </w:p>
     <w:p>
@@ -56550,7 +56544,13 @@
         <w:pStyle w:val="BodyText"/>
       </w:pPr>
       <w:r>
-        <w:t xml:space="preserve">C++ compilers and static analysis tools can often detect code that can lead to undefined behaviour and provide diagnostic messages to that effect. Use of multiple compiler tool chains during development increases the likelyhood that such behaviours will be detected.</w:t>
+        <w:t xml:space="preserve">C++ compilers and static analysis tools can often detect code that can lead to undefined behaviour and provide diagnostic messages to that effect.</w:t>
+      </w:r>
+      <w:r>
+        <w:t xml:space="preserve"> </w:t>
+      </w:r>
+      <w:r>
+        <w:t xml:space="preserve">Use of multiple compiler tool chains during development increases the likelyhood that such behaviours will be detected.</w:t>
       </w:r>
       <w:r>
         <w:t xml:space="preserve"> </w:t>
@@ -56639,7 +56639,7 @@
         <w:pStyle w:val="BodyText"/>
       </w:pPr>
       <w:r>
-        <w:t xml:space="preserve">Code with UB often appears to work correctly but masks situations that can result in serious consequences, for example:</w:t>
+        <w:t xml:space="preserve">Code with undefined behaviour often appears to work correctly but masks situations that can result in serious consequences, for example:</w:t>
       </w:r>
     </w:p>
     <w:p>
@@ -56651,7 +56651,7 @@
         <w:pStyle w:val="Compact"/>
       </w:pPr>
       <w:r>
-        <w:t xml:space="preserve">Compilers optimize based on the assemed lack of UB, that can result in the incorrect pruning of code paths</w:t>
+        <w:t xml:space="preserve">Compilers optimize based on the assumed lack of undefined behaviour, that can result in the incorrect pruning of code paths</w:t>
       </w:r>
     </w:p>
     <w:p>
@@ -56663,7 +56663,7 @@
         <w:pStyle w:val="Compact"/>
       </w:pPr>
       <w:r>
-        <w:t xml:space="preserve">Compiler (or tool chain) changes or updates can result in previously undetected UB’s being manifested with serious consequences.</w:t>
+        <w:t xml:space="preserve">Compiler (or tool chain) changes or updates can result in previously undetected undefined behaviour being manifested with serious consequences.</w:t>
       </w:r>
     </w:p>
     <w:p>
@@ -56675,7 +56675,7 @@
         <w:pStyle w:val="Compact"/>
       </w:pPr>
       <w:r>
-        <w:t xml:space="preserve">If the impact of a UB is the overwriting of some memory location, non-obvious changes to the source code can result in a previously benign action now having serious consequences.</w:t>
+        <w:t xml:space="preserve">If the impact of a undefined behaviour is the overwriting of some memory location, non-obvious changes to the source code can result in a previously benign action now having serious consequences.</w:t>
       </w:r>
     </w:p>
     <w:p>
@@ -56687,7 +56687,7 @@
         <w:pStyle w:val="Compact"/>
       </w:pPr>
       <w:r>
-        <w:t xml:space="preserve">The impact of the UB often depends on additional factors, for example the available capacity of a container decides if memory needs to be reallocated.</w:t>
+        <w:t xml:space="preserve">The impact of the undefined behaviour often depends on additional factors, for example the available capacity of a container decides if memory needs to be reallocated.</w:t>
       </w:r>
     </w:p>
     <w:p>
@@ -56695,13 +56695,13 @@
         <w:pStyle w:val="FirstParagraph"/>
       </w:pPr>
       <w:r>
-        <w:t xml:space="preserve">Undefined behaviour often manifests in code distant from where the UB occured, resulting in extremely hard to find bug.</w:t>
-      </w:r>
-      <w:r>
-        <w:t xml:space="preserve"> </w:t>
-      </w:r>
-      <w:r>
-        <w:t xml:space="preserve">Therfore, retrospective detection of undefined behaviour is exceedingly difficult and resource intensive.</w:t>
+        <w:t xml:space="preserve">Undefined behaviour often manifests in code distant from where it occured, resulting in bugs that are extremely hard to find.</w:t>
+      </w:r>
+      <w:r>
+        <w:t xml:space="preserve"> </w:t>
+      </w:r>
+      <w:r>
+        <w:t xml:space="preserve">Therefore, retrospective detection of undefined behaviour is exceedingly difficult and resource intensive.</w:t>
       </w:r>
       <w:r>
         <w:t xml:space="preserve"> </w:t>
@@ -56742,7 +56742,7 @@
         </w:numPr>
       </w:pPr>
       <w:r>
-        <w:t xml:space="preserve">Follow the avoidance mechanisms of ISO/IEC 24772-1 clause 6.56.5.</w:t>
+        <w:t xml:space="preserve">Follow the avoidance mechanisms of ISO/IEC 24772-1 6.56.5.</w:t>
       </w:r>
     </w:p>
     <w:p>
@@ -56775,7 +56775,7 @@
         </w:numPr>
       </w:pPr>
       <w:r>
-        <w:t xml:space="preserve">Use runtime tools such as ASAN (address sanitizer) and related tools.</w:t>
+        <w:t xml:space="preserve">Use runtime tools such as an address sanitizer and related tools.</w:t>
       </w:r>
     </w:p>
     <w:p>
@@ -56786,19 +56786,7 @@
         </w:numPr>
       </w:pPr>
       <w:r>
-        <w:t xml:space="preserve">Use multiple compilers/tools and different optimization levels to</w:t>
-      </w:r>
-      <w:r>
-        <w:t xml:space="preserve"> </w:t>
-      </w:r>
-      <w:r>
-        <w:t xml:space="preserve">increase the chance of identifying constructs that have undefined</w:t>
-      </w:r>
-      <w:r>
-        <w:t xml:space="preserve"> </w:t>
-      </w:r>
-      <w:r>
-        <w:t xml:space="preserve">behaviours.</w:t>
+        <w:t xml:space="preserve">Use multiple compilers/tools and different optimization levels to increase the chance of identifying constructs that have undefined behaviours.</w:t>
       </w:r>
     </w:p>
     <w:p>
@@ -56815,7 +56803,7 @@
         <w:t xml:space="preserve"> </w:t>
       </w:r>
       <w:r>
-        <w:t xml:space="preserve">undefined behaviour mechanisms, mandate the use the mechanisms with</w:t>
+        <w:t xml:space="preserve">undefined behaviour mechanisms, mandate the use mechanisms with</w:t>
       </w:r>
       <w:r>
         <w:t xml:space="preserve"> </w:t>

--- a/all.docx
+++ b/all.docx
@@ -56105,13 +56105,7 @@
         <w:pStyle w:val="FirstParagraph"/>
       </w:pPr>
       <w:r>
-        <w:t xml:space="preserve">The vulnerability as described in ISO/IEC 24772-1:2019 clause 6.55</w:t>
-      </w:r>
-      <w:r>
-        <w:t xml:space="preserve"> </w:t>
-      </w:r>
-      <w:r>
-        <w:t xml:space="preserve">applies to C++.</w:t>
+        <w:t xml:space="preserve">The vulnerability as described in ISO/IEC 24772-1 6.55 applies to C++.</w:t>
       </w:r>
     </w:p>
     <w:p>
@@ -56134,7 +56128,7 @@
         <w:t xml:space="preserve"> </w:t>
       </w:r>
       <w:r>
-        <w:t xml:space="preserve">can be different than the length of</w:t>
+        <w:t xml:space="preserve">and the length of</w:t>
       </w:r>
       <w:r>
         <w:t xml:space="preserve"> </w:t>
@@ -56149,7 +56143,7 @@
         <w:t xml:space="preserve"> </w:t>
       </w:r>
       <w:r>
-        <w:t xml:space="preserve">because the extent of</w:t>
+        <w:t xml:space="preserve">can differ since the extent of</w:t>
       </w:r>
       <w:r>
         <w:t xml:space="preserve"> </w:t>
@@ -56441,7 +56435,7 @@
         </w:numPr>
       </w:pPr>
       <w:r>
-        <w:t xml:space="preserve">Apply the avoidance mechanisms of ISO/IEC 24772-1 clause 6.55.5.</w:t>
+        <w:t xml:space="preserve">Apply the avoidance mechanisms of ISO/IEC 24772-1 6.55.5.</w:t>
       </w:r>
     </w:p>
     <w:p>

--- a/all.docx
+++ b/all.docx
@@ -55881,7 +55881,7 @@
         <w:pStyle w:val="FirstParagraph"/>
       </w:pPr>
       <w:r>
-        <w:t xml:space="preserve">The vulnerability as described in ISO/IEC 24772-1:2019 clause 6.53 applies to C++.</w:t>
+        <w:t xml:space="preserve">The vulnerability as described in ISO/IEC 24772-1 6.53 applies to C++.</w:t>
       </w:r>
       <w:r>
         <w:t xml:space="preserve"> </w:t>
@@ -55945,7 +55945,7 @@
         </w:numPr>
       </w:pPr>
       <w:r>
-        <w:t xml:space="preserve">Apply the avoidance mechanisms of ISO/IEC 24772-1:2024 and ISO/IEC TR 24772-3:2020 clause 6.53.5.</w:t>
+        <w:t xml:space="preserve">Apply the avoidance mechanisms of ISO/IEC 24772-1 6.53.5 and ISO/IEC TR 24772-3:2020 6.53.2.</w:t>
       </w:r>
     </w:p>
     <w:p>
@@ -55995,13 +55995,7 @@
         <w:pStyle w:val="FirstParagraph"/>
       </w:pPr>
       <w:r>
-        <w:t xml:space="preserve">The vulnerability as described in ISO/IEC 24772-1 clause 6.54</w:t>
-      </w:r>
-      <w:r>
-        <w:t xml:space="preserve"> </w:t>
-      </w:r>
-      <w:r>
-        <w:t xml:space="preserve">applies to C++.</w:t>
+        <w:t xml:space="preserve">The vulnerability as described in ISO IEC 24772-1 6.54 applies to C++.</w:t>
       </w:r>
     </w:p>
     <w:p>
@@ -56071,7 +56065,7 @@
         <w:t xml:space="preserve"> </w:t>
       </w:r>
       <w:r>
-        <w:t xml:space="preserve">- Apply the avoidance mechanisms of ISO/IEC 24772-1 clause 6.54.5.</w:t>
+        <w:t xml:space="preserve">- Apply the avoidance mechanisms of ISO/IEC 24772-1 6.54.5.</w:t>
       </w:r>
       <w:r>
         <w:t xml:space="preserve"> </w:t>

--- a/all.docx
+++ b/all.docx
@@ -55786,7 +55786,7 @@
         <w:t xml:space="preserve">assert</w:t>
       </w:r>
       <w:r>
-        <w:t xml:space="preserve">, the vulnerability as described in ISO/IEC TR 24772-1:2019 clause 6.52 does not apply to C++, because there is no language-defined runtime checking.</w:t>
+        <w:t xml:space="preserve">, the vulnerability as described in ISO/IEC 24772-1:2019 6.52 does not apply to C++, since C++ provides no language-defined runtime checking.</w:t>
       </w:r>
       <w:r>
         <w:t xml:space="preserve"> </w:t>
@@ -55853,7 +55853,7 @@
         <w:pStyle w:val="FirstParagraph"/>
       </w:pPr>
       <w:r>
-        <w:t xml:space="preserve">To avoid the vulnerability or mitigate its ill effects, C++ software developers can apply the avoidance mechanisms of ISO/IEC 24772-1 clause 6.52.5.</w:t>
+        <w:t xml:space="preserve">To avoid the vulnerability or mitigate its ill effects, C++ software developers can apply the avoidance mechanisms of ISO/IEC 24772-1 6.52.5.</w:t>
       </w:r>
     </w:p>
     <w:bookmarkEnd w:id="197"/>

--- a/all.docx
+++ b/all.docx
@@ -54008,13 +54008,13 @@
         <w:pStyle w:val="FirstParagraph"/>
       </w:pPr>
       <w:r>
-        <w:t xml:space="preserve">The vulnerability as documented in ISO IEC 24772-1:2019 clause 6.50</w:t>
-      </w:r>
-      <w:r>
-        <w:t xml:space="preserve"> </w:t>
-      </w:r>
-      <w:r>
-        <w:t xml:space="preserve">exists for C++. C++ supports both the exception mechanism and the error return mechanism.</w:t>
+        <w:t xml:space="preserve">The vulnerability as documented in ISO IEC 24772-1:2019 6.50 exists in C++.</w:t>
+      </w:r>
+      <w:r>
+        <w:t xml:space="preserve"> </w:t>
+      </w:r>
+      <w:r>
+        <w:t xml:space="preserve">C++ supports both the exception mechanism and the error return mechanism.</w:t>
       </w:r>
       <w:r>
         <w:t xml:space="preserve"> </w:t>
@@ -54028,25 +54028,13 @@
         <w:pStyle w:val="BodyText"/>
       </w:pPr>
       <w:r>
-        <w:t xml:space="preserve">When calling a function from a library whose source code is not visible, an</w:t>
-      </w:r>
-      <w:r>
-        <w:t xml:space="preserve"> </w:t>
-      </w:r>
-      <w:r>
-        <w:t xml:space="preserve">unknown exception can be thrown.</w:t>
-      </w:r>
-      <w:r>
-        <w:t xml:space="preserve"> </w:t>
-      </w:r>
-      <w:r>
-        <w:t xml:space="preserve">For such cases, the exception thrown from such a function is guaranteed</w:t>
-      </w:r>
-      <w:r>
-        <w:t xml:space="preserve"> </w:t>
-      </w:r>
-      <w:r>
-        <w:t xml:space="preserve">to be caught by</w:t>
+        <w:t xml:space="preserve">When calling a function from a library whose source code is not visible, an unknown exception can be thrown.</w:t>
+      </w:r>
+      <w:r>
+        <w:t xml:space="preserve"> </w:t>
+      </w:r>
+      <w:r>
+        <w:t xml:space="preserve">For such cases, the exception thrown from such a function is guaranteed to be caught by</w:t>
       </w:r>
       <w:r>
         <w:t xml:space="preserve"> </w:t>
@@ -54064,7 +54052,13 @@
         <w:t xml:space="preserve">(...)</w:t>
       </w:r>
       <w:r>
-        <w:t xml:space="preserve">. See</w:t>
+        <w:t xml:space="preserve">.</w:t>
+      </w:r>
+      <w:r>
+        <w:t xml:space="preserve"> </w:t>
+      </w:r>
+      <w:r>
+        <w:t xml:space="preserve">See</w:t>
       </w:r>
       <w:r>
         <w:t xml:space="preserve"> </w:t>

--- a/all.docx
+++ b/all.docx
@@ -53870,13 +53870,7 @@
         <w:pStyle w:val="FirstParagraph"/>
       </w:pPr>
       <w:r>
-        <w:t xml:space="preserve">The vulnerability as enumerated in ISO/IEC 24772-1 clause 6.49</w:t>
-      </w:r>
-      <w:r>
-        <w:t xml:space="preserve"> </w:t>
-      </w:r>
-      <w:r>
-        <w:t xml:space="preserve">applies to C++.</w:t>
+        <w:t xml:space="preserve">The vulnerability as enumerated in ISO/IEC 24772-1 6.49 applies to C++.</w:t>
       </w:r>
     </w:p>
     <w:p>
@@ -53952,7 +53946,7 @@
         </w:numPr>
       </w:pPr>
       <w:r>
-        <w:t xml:space="preserve">Follow the avoidance mechanisms of ISO/IEC 24772-1 clause 6.49.5.</w:t>
+        <w:t xml:space="preserve">Follow the avoidance mechanisms of ISO/IEC 24772-1 6.49.5.</w:t>
       </w:r>
     </w:p>
     <w:p>

--- a/all.docx
+++ b/all.docx
@@ -53747,7 +53747,13 @@
         <w:pStyle w:val="FirstParagraph"/>
       </w:pPr>
       <w:r>
-        <w:t xml:space="preserve">The vulnerability described in ISO/IEC 24772-1:2024 applies to C++. As for the C programming language, the process of linking and loading is outside the scope of the C++ standard.</w:t>
+        <w:t xml:space="preserve">The vulnerability described in ISO/IEC 24772-1 6.48 applies to C++.</w:t>
+      </w:r>
+      <w:r>
+        <w:t xml:space="preserve"> </w:t>
+      </w:r>
+      <w:r>
+        <w:t xml:space="preserve">As for the C programming language, the process of linking and loading is outside the scope of the C++ standard.</w:t>
       </w:r>
     </w:p>
     <w:p>
@@ -53803,7 +53809,7 @@
         <w:pStyle w:val="Compact"/>
       </w:pPr>
       <w:r>
-        <w:t xml:space="preserve">Follow the avoidance mechanisms of ISO/IEC 24772-1 clause 6.48.5 and ISO/IEC 24772-3 clause 6.48.2.</w:t>
+        <w:t xml:space="preserve">Apply the avoidance mechanisms of ISO/IEC 24772-1 6.48.5 and ISO/IEC 24772-3 6.48.2.</w:t>
       </w:r>
     </w:p>
     <w:p>
@@ -53815,7 +53821,7 @@
         <w:pStyle w:val="Compact"/>
       </w:pPr>
       <w:r>
-        <w:t xml:space="preserve">Follow the avoidance mechanisms of 6.11.2 Pointer type conversions [HFC].</w:t>
+        <w:t xml:space="preserve">Apply the avoidance mechanisms of 6.11.2 Pointer type conversions [HFC].</w:t>
       </w:r>
     </w:p>
     <w:p>

--- a/all.docx
+++ b/all.docx
@@ -55939,7 +55939,7 @@
         </w:numPr>
       </w:pPr>
       <w:r>
-        <w:t xml:space="preserve">Apply the avoidance mechanisms of ISO/IEC 24772-1 6.53.5 and ISO/IEC TR 24772-3:2020 6.53.2.</w:t>
+        <w:t xml:space="preserve">Apply the avoidance mechanisms of ISO/IEC 24772-1 6.53.5 and ISO/IEC TR 24772-3 6.53.2.</w:t>
       </w:r>
     </w:p>
     <w:p>

--- a/all.docx
+++ b/all.docx
@@ -54008,7 +54008,7 @@
         <w:pStyle w:val="FirstParagraph"/>
       </w:pPr>
       <w:r>
-        <w:t xml:space="preserve">The vulnerability as documented in ISO IEC 24772-1:2019 6.50 exists in C++.</w:t>
+        <w:t xml:space="preserve">The vulnerability as documented in ISO IEC 24772-1 6.50 exists in C++.</w:t>
       </w:r>
       <w:r>
         <w:t xml:space="preserve"> </w:t>
@@ -55780,7 +55780,7 @@
         <w:t xml:space="preserve">assert</w:t>
       </w:r>
       <w:r>
-        <w:t xml:space="preserve">, the vulnerability as described in ISO/IEC 24772-1:2019 6.52 does not apply to C++, since C++ provides no language-defined runtime checking.</w:t>
+        <w:t xml:space="preserve">, the vulnerability as described in ISO/IEC 24772-1 6.52 does not apply to C++, since C++ provides no language-defined runtime checking.</w:t>
       </w:r>
       <w:r>
         <w:t xml:space="preserve"> </w:t>

--- a/all.docx
+++ b/all.docx
@@ -53466,6 +53466,12 @@
       <w:r>
         <w:t xml:space="preserve">Building a program with inter-language calling requires that corresponding dynamic initialization happens properly.</w:t>
       </w:r>
+      <w:r>
+        <w:t xml:space="preserve"> </w:t>
+      </w:r>
+      <w:r>
+        <w:t xml:space="preserve">In particular, it is important that all subsystems bound to the main program complete initialization before the main program starts, else a call to such a component can produce unpredictable results, hence in a multilanguage environment, the programmer is required to ensure that the initialization code for an imported libary is invoked.</w:t>
+      </w:r>
     </w:p>
     <w:p>
       <w:pPr>
@@ -53520,7 +53526,25 @@
         <w:t xml:space="preserve"> </w:t>
       </w:r>
       <w:r>
-        <w:t xml:space="preserve">Typically, other language systems also provide linkages to C systems for interoperability.</w:t>
+        <w:t xml:space="preserve">Typically, other language systems also provide linkages to C systems for interoperability, hence the</w:t>
+      </w:r>
+      <w:r>
+        <w:t xml:space="preserve"> </w:t>
+      </w:r>
+      <w:r>
+        <w:t xml:space="preserve">“</w:t>
+      </w:r>
+      <w:r>
+        <w:t xml:space="preserve">C</w:t>
+      </w:r>
+      <w:r>
+        <w:t xml:space="preserve">”</w:t>
+      </w:r>
+      <w:r>
+        <w:t xml:space="preserve"> </w:t>
+      </w:r>
+      <w:r>
+        <w:t xml:space="preserve">linkage mechanism is often used as the link between subsystems.</w:t>
       </w:r>
     </w:p>
     <w:p>
@@ -53575,7 +53599,7 @@
         <w:t xml:space="preserve"> </w:t>
       </w:r>
       <w:r>
-        <w:t xml:space="preserve">This situation can be avoided by using a different error reporting mechanism for library interfaces across</w:t>
+        <w:t xml:space="preserve">This situation can be avoided by using a different error reporting mechanism for library interfaces across the</w:t>
       </w:r>
       <w:r>
         <w:t xml:space="preserve"> </w:t>
@@ -53667,13 +53691,13 @@
         <w:t xml:space="preserve"> </w:t>
       </w:r>
       <w:r>
-        <w:t xml:space="preserve">initialization for every language system are required before the</w:t>
-      </w:r>
-      <w:r>
-        <w:t xml:space="preserve"> </w:t>
-      </w:r>
-      <w:r>
-        <w:t xml:space="preserve">system begins execution.</w:t>
+        <w:t xml:space="preserve">initialization are required for every language system and every imported library incorporated</w:t>
+      </w:r>
+      <w:r>
+        <w:t xml:space="preserve"> </w:t>
+      </w:r>
+      <w:r>
+        <w:t xml:space="preserve">in the program before the main program begins execution.</w:t>
       </w:r>
     </w:p>
     <w:p>

--- a/all.docx
+++ b/all.docx
@@ -53546,6 +53546,12 @@
       <w:r>
         <w:t xml:space="preserve">linkage mechanism is often used as the link between subsystems.</w:t>
       </w:r>
+      <w:r>
+        <w:t xml:space="preserve"> </w:t>
+      </w:r>
+      <w:r>
+        <w:t xml:space="preserve">The C-language linkage mangling process does not include a function signature, hence it is possible for functions with the samed name but different signatures to be mapped to the same mangled name and result in an ill-formed program.</w:t>
+      </w:r>
     </w:p>
     <w:p>
       <w:pPr>
@@ -53675,6 +53681,17 @@
       </w:pPr>
       <w:r>
         <w:t xml:space="preserve">Use language linkage facilities that support the languages being used.</w:t>
+      </w:r>
+    </w:p>
+    <w:p>
+      <w:pPr>
+        <w:numPr>
+          <w:ilvl w:val="0"/>
+          <w:numId w:val="1098"/>
+        </w:numPr>
+      </w:pPr>
+      <w:r>
+        <w:t xml:space="preserve">Use static analysis tools to ensure the correctness of function signatures across multilanguage interfaces.</w:t>
       </w:r>
     </w:p>
     <w:p>

--- a/all.docx
+++ b/all.docx
@@ -54510,7 +54510,7 @@
         <w:pStyle w:val="FirstParagraph"/>
       </w:pPr>
       <w:r>
-        <w:t xml:space="preserve">The above example could expand to:</w:t>
+        <w:t xml:space="preserve">The above example expands to:</w:t>
       </w:r>
     </w:p>
     <w:p>

--- a/all.docx
+++ b/all.docx
@@ -56134,7 +56134,7 @@
         <w:pStyle w:val="FirstParagraph"/>
       </w:pPr>
       <w:r>
-        <w:t xml:space="preserve">The vulnerability as described in ISO/IEC 24772-1 6.55 applies to C++.</w:t>
+        <w:t xml:space="preserve">The vulnerability as described in ISO/IEC 24772-1 6.55 applies to C++, as documented in 4.7.</w:t>
       </w:r>
     </w:p>
     <w:p>

--- a/all.docx
+++ b/all.docx
@@ -56503,7 +56503,7 @@
         <w:pStyle w:val="FirstParagraph"/>
       </w:pPr>
       <w:r>
-        <w:t xml:space="preserve">The vulnerability as described in ISO IEC 24772-1 6.56 applies to C++.</w:t>
+        <w:t xml:space="preserve">The vulnerability as described in ISO IEC 24772-1 6.56 applies to C++. See 4.7.</w:t>
       </w:r>
       <w:r>
         <w:t xml:space="preserve"> </w:t>

--- a/all.docx
+++ b/all.docx
@@ -56134,7 +56134,7 @@
         <w:pStyle w:val="FirstParagraph"/>
       </w:pPr>
       <w:r>
-        <w:t xml:space="preserve">The vulnerability as described in ISO/IEC 24772-1 6.55 applies to C++, as documented in 4.7.</w:t>
+        <w:t xml:space="preserve">The vulnerability as described in ISO/IEC 24772-1 6.55 applies to C++, as documented in 4.7.2.</w:t>
       </w:r>
     </w:p>
     <w:p>
@@ -56503,7 +56503,7 @@
         <w:pStyle w:val="FirstParagraph"/>
       </w:pPr>
       <w:r>
-        <w:t xml:space="preserve">The vulnerability as described in ISO IEC 24772-1 6.56 applies to C++. See 4.7.</w:t>
+        <w:t xml:space="preserve">The vulnerability as described in ISO IEC 24772-1 6.56 applies to C++. See 4.7.1.</w:t>
       </w:r>
       <w:r>
         <w:t xml:space="preserve"> </w:t>
@@ -56871,7 +56871,7 @@
         <w:pStyle w:val="FirstParagraph"/>
       </w:pPr>
       <w:r>
-        <w:t xml:space="preserve">The vulnerability as described in ISO IEC 24772-1 6.57 applies to C++.</w:t>
+        <w:t xml:space="preserve">The vulnerability as described in ISO IEC 24772-1 6.57 applies to C++. See 4.7.3.</w:t>
       </w:r>
       <w:r>
         <w:t xml:space="preserve"> </w:t>

--- a/all.docx
+++ b/all.docx
@@ -56436,6 +56436,58 @@
           <w:rStyle w:val="CommentTok"/>
         </w:rPr>
         <w:t xml:space="preserve">// Possible buffer overflow</w:t>
+      </w:r>
+    </w:p>
+    <w:p>
+      <w:pPr>
+        <w:pStyle w:val="FirstParagraph"/>
+      </w:pPr>
+      <w:r>
+        <w:t xml:space="preserve">Similarly, the order of evaluation of parameters in functions calls is unspecified, for example:</w:t>
+      </w:r>
+    </w:p>
+    <w:p>
+      <w:pPr>
+        <w:pStyle w:val="SourceCode"/>
+      </w:pPr>
+      <w:r>
+        <w:rPr>
+          <w:rStyle w:val="DataTypeTok"/>
+        </w:rPr>
+        <w:t xml:space="preserve">int</w:t>
+      </w:r>
+      <w:r>
+        <w:rPr>
+          <w:rStyle w:val="NormalTok"/>
+        </w:rPr>
+        <w:t xml:space="preserve"> i = </w:t>
+      </w:r>
+      <w:r>
+        <w:rPr>
+          <w:rStyle w:val="DecValTok"/>
+        </w:rPr>
+        <w:t xml:space="preserve">0</w:t>
+      </w:r>
+      <w:r>
+        <w:rPr>
+          <w:rStyle w:val="NormalTok"/>
+        </w:rPr>
+        <w:t xml:space="preserve">;</w:t>
+      </w:r>
+      <w:r>
+        <w:br/>
+      </w:r>
+      <w:r>
+        <w:rPr>
+          <w:rStyle w:val="NormalTok"/>
+        </w:rPr>
+        <w:t xml:space="preserve">f(i, ++i); </w:t>
+      </w:r>
+      <w:r>
+        <w:rPr>
+          <w:rStyle w:val="CommentTok"/>
+        </w:rPr>
+        <w:t xml:space="preserve">// can be f(0,1), or f(1,1), depending on evaluation order.</w:t>
       </w:r>
     </w:p>
     <w:bookmarkEnd w:id="205"/>

--- a/all.docx
+++ b/all.docx
@@ -4647,6 +4647,9 @@
         </w:rPr>
         <w:t xml:space="preserve">3.3</w:t>
       </w:r>
+      <w:r>
+        <w:br/>
+      </w:r>
     </w:p>
     <w:p>
       <w:pPr>
@@ -4657,10 +4660,10 @@
           <w:u w:val="single"/>
           <w:b/>
         </w:rPr>
-        <w:t xml:space="preserve">access protection</w:t>
-      </w:r>
-      <w:r>
-        <w:t xml:space="preserve">:</w:t>
+        <w:t xml:space="preserve">alignment</w:t>
+      </w:r>
+      <w:r>
+        <w:br/>
       </w:r>
     </w:p>
     <w:p>
@@ -4668,22 +4671,19 @@
         <w:pStyle w:val="BodyText"/>
       </w:pPr>
       <w:r>
-        <w:t xml:space="preserve">use of the</w:t>
-      </w:r>
-      <w:r>
-        <w:t xml:space="preserve"> </w:t>
-      </w:r>
-      <w:r>
-        <w:rPr>
-          <w:i/>
-        </w:rPr>
-        <w:t xml:space="preserve">protected</w:t>
-      </w:r>
-      <w:r>
-        <w:t xml:space="preserve"> </w:t>
-      </w:r>
-      <w:r>
-        <w:t xml:space="preserve">keyword to signify that access to the named object is restricted to methods within the class or a subclass</w:t>
+        <w:t xml:space="preserve">requirement that objects of a particular type be located on storage</w:t>
+      </w:r>
+      <w:r>
+        <w:t xml:space="preserve"> </w:t>
+      </w:r>
+      <w:r>
+        <w:t xml:space="preserve">boundaries with addresses that are particular multiples of a byte</w:t>
+      </w:r>
+      <w:r>
+        <w:t xml:space="preserve"> </w:t>
+      </w:r>
+      <w:r>
+        <w:t xml:space="preserve">address</w:t>
       </w:r>
     </w:p>
     <w:p>
@@ -4697,9 +4697,6 @@
         </w:rPr>
         <w:t xml:space="preserve">3.4</w:t>
       </w:r>
-      <w:r>
-        <w:br/>
-      </w:r>
     </w:p>
     <w:p>
       <w:pPr>
@@ -4710,35 +4707,73 @@
           <w:u w:val="single"/>
           <w:b/>
         </w:rPr>
-        <w:t xml:space="preserve">alignment</w:t>
-      </w:r>
-      <w:r>
-        <w:br/>
-      </w:r>
-    </w:p>
-    <w:p>
-      <w:pPr>
-        <w:pStyle w:val="BodyText"/>
-      </w:pPr>
-      <w:r>
-        <w:t xml:space="preserve">requirement that objects of a particular type be located on storage</w:t>
-      </w:r>
-      <w:r>
-        <w:t xml:space="preserve"> </w:t>
-      </w:r>
-      <w:r>
-        <w:t xml:space="preserve">boundaries with addresses that are particular multiples of a byte</w:t>
-      </w:r>
-      <w:r>
-        <w:t xml:space="preserve"> </w:t>
-      </w:r>
-      <w:r>
-        <w:t xml:space="preserve">address</w:t>
-      </w:r>
-    </w:p>
-    <w:p>
-      <w:pPr>
-        <w:pStyle w:val="BodyText"/>
+        <w:t xml:space="preserve">argument</w:t>
+      </w:r>
+      <w:r>
+        <w:br/>
+      </w:r>
+      <w:r>
+        <w:t xml:space="preserve">expression in the comma-separated list bounded by the</w:t>
+      </w:r>
+      <w:r>
+        <w:t xml:space="preserve"> </w:t>
+      </w:r>
+      <w:r>
+        <w:t xml:space="preserve">parentheses in a function call expression, or a sequence of</w:t>
+      </w:r>
+      <w:r>
+        <w:t xml:space="preserve"> </w:t>
+      </w:r>
+      <w:r>
+        <w:t xml:space="preserve">preprocessing tokens in the comma-separated list bounded by the</w:t>
+      </w:r>
+      <w:r>
+        <w:t xml:space="preserve"> </w:t>
+      </w:r>
+      <w:r>
+        <w:t xml:space="preserve">parentheses in a function-like macro invocation</w:t>
+      </w:r>
+    </w:p>
+    <w:p>
+      <w:pPr>
+        <w:pStyle w:val="BlockText"/>
+      </w:pPr>
+      <w:r>
+        <w:t xml:space="preserve">Note 1: Also called actual argument</w:t>
+      </w:r>
+    </w:p>
+    <w:p>
+      <w:pPr>
+        <w:pStyle w:val="BlockText"/>
+      </w:pPr>
+      <w:r>
+        <w:t xml:space="preserve">Note 2: An argument replaces a</w:t>
+      </w:r>
+      <w:r>
+        <w:t xml:space="preserve"> </w:t>
+      </w:r>
+      <w:r>
+        <w:rPr>
+          <w:i/>
+        </w:rPr>
+        <w:t xml:space="preserve">formal parameter</w:t>
+      </w:r>
+      <w:r>
+        <w:t xml:space="preserve"> </w:t>
+      </w:r>
+      <w:r>
+        <w:t xml:space="preserve">as the call is</w:t>
+      </w:r>
+      <w:r>
+        <w:t xml:space="preserve"> </w:t>
+      </w:r>
+      <w:r>
+        <w:t xml:space="preserve">realized.</w:t>
+      </w:r>
+    </w:p>
+    <w:p>
+      <w:pPr>
+        <w:pStyle w:val="FirstParagraph"/>
       </w:pPr>
       <w:r>
         <w:rPr>
@@ -4757,73 +4792,23 @@
           <w:u w:val="single"/>
           <w:b/>
         </w:rPr>
-        <w:t xml:space="preserve">argument</w:t>
-      </w:r>
-      <w:r>
-        <w:br/>
-      </w:r>
-      <w:r>
-        <w:t xml:space="preserve">expression in the comma-separated list bounded by the</w:t>
-      </w:r>
-      <w:r>
-        <w:t xml:space="preserve"> </w:t>
-      </w:r>
-      <w:r>
-        <w:t xml:space="preserve">parentheses in a function call expression, or a sequence of</w:t>
-      </w:r>
-      <w:r>
-        <w:t xml:space="preserve"> </w:t>
-      </w:r>
-      <w:r>
-        <w:t xml:space="preserve">preprocessing tokens in the comma-separated list bounded by the</w:t>
-      </w:r>
-      <w:r>
-        <w:t xml:space="preserve"> </w:t>
-      </w:r>
-      <w:r>
-        <w:t xml:space="preserve">parentheses in a function-like macro invocation</w:t>
-      </w:r>
-    </w:p>
-    <w:p>
-      <w:pPr>
-        <w:pStyle w:val="BlockText"/>
-      </w:pPr>
-      <w:r>
-        <w:t xml:space="preserve">Note 1: Also called actual argument</w:t>
-      </w:r>
-    </w:p>
-    <w:p>
-      <w:pPr>
-        <w:pStyle w:val="BlockText"/>
-      </w:pPr>
-      <w:r>
-        <w:t xml:space="preserve">Note 2: An argument replaces a</w:t>
-      </w:r>
-      <w:r>
-        <w:t xml:space="preserve"> </w:t>
-      </w:r>
-      <w:r>
-        <w:rPr>
-          <w:i/>
-        </w:rPr>
-        <w:t xml:space="preserve">formal parameter</w:t>
-      </w:r>
-      <w:r>
-        <w:t xml:space="preserve"> </w:t>
-      </w:r>
-      <w:r>
-        <w:t xml:space="preserve">as the call is</w:t>
-      </w:r>
-      <w:r>
-        <w:t xml:space="preserve"> </w:t>
-      </w:r>
-      <w:r>
-        <w:t xml:space="preserve">realized.</w:t>
-      </w:r>
-    </w:p>
-    <w:p>
-      <w:pPr>
-        <w:pStyle w:val="FirstParagraph"/>
+        <w:t xml:space="preserve">argument dependent lookup</w:t>
+      </w:r>
+      <w:r>
+        <w:br/>
+      </w:r>
+    </w:p>
+    <w:p>
+      <w:pPr>
+        <w:pStyle w:val="BodyText"/>
+      </w:pPr>
+      <w:r>
+        <w:t xml:space="preserve">lookup that finds additional overloads from the namespaces of the types of the arguments used in unqualified function calls</w:t>
+      </w:r>
+    </w:p>
+    <w:p>
+      <w:pPr>
+        <w:pStyle w:val="BodyText"/>
       </w:pPr>
       <w:r>
         <w:rPr>
@@ -4842,18 +4827,49 @@
           <w:u w:val="single"/>
           <w:b/>
         </w:rPr>
-        <w:t xml:space="preserve">argument dependent lookup</w:t>
-      </w:r>
-      <w:r>
-        <w:br/>
-      </w:r>
-    </w:p>
-    <w:p>
-      <w:pPr>
-        <w:pStyle w:val="BodyText"/>
-      </w:pPr>
-      <w:r>
-        <w:t xml:space="preserve">lookup that finds additional overloads from the namespaces of the types of the arguments used in unqualified function calls</w:t>
+        <w:t xml:space="preserve">class</w:t>
+      </w:r>
+      <w:r>
+        <w:br/>
+      </w:r>
+      <w:r>
+        <w:t xml:space="preserve">a user-defined type declared with the class-key</w:t>
+      </w:r>
+      <w:r>
+        <w:t xml:space="preserve"> </w:t>
+      </w:r>
+      <w:r>
+        <w:t xml:space="preserve">‘</w:t>
+      </w:r>
+      <w:r>
+        <w:t xml:space="preserve">class</w:t>
+      </w:r>
+      <w:r>
+        <w:t xml:space="preserve">’</w:t>
+      </w:r>
+      <w:r>
+        <w:t xml:space="preserve"> </w:t>
+      </w:r>
+      <w:r>
+        <w:t xml:space="preserve">or</w:t>
+      </w:r>
+      <w:r>
+        <w:t xml:space="preserve"> </w:t>
+      </w:r>
+      <w:r>
+        <w:t xml:space="preserve">‘</w:t>
+      </w:r>
+      <w:r>
+        <w:t xml:space="preserve">struct</w:t>
+      </w:r>
+      <w:r>
+        <w:t xml:space="preserve">’</w:t>
+      </w:r>
+      <w:r>
+        <w:t xml:space="preserve"> </w:t>
+      </w:r>
+      <w:r>
+        <w:t xml:space="preserve">{.ul}</w:t>
       </w:r>
     </w:p>
     <w:p>
@@ -4877,49 +4893,30 @@
           <w:u w:val="single"/>
           <w:b/>
         </w:rPr>
-        <w:t xml:space="preserve">class</w:t>
-      </w:r>
-      <w:r>
-        <w:br/>
-      </w:r>
-      <w:r>
-        <w:t xml:space="preserve">a user-defined type declared with the class-key</w:t>
-      </w:r>
-      <w:r>
-        <w:t xml:space="preserve"> </w:t>
-      </w:r>
-      <w:r>
-        <w:t xml:space="preserve">‘</w:t>
-      </w:r>
-      <w:r>
-        <w:t xml:space="preserve">class</w:t>
-      </w:r>
-      <w:r>
-        <w:t xml:space="preserve">’</w:t>
-      </w:r>
-      <w:r>
-        <w:t xml:space="preserve"> </w:t>
-      </w:r>
-      <w:r>
-        <w:t xml:space="preserve">or</w:t>
-      </w:r>
-      <w:r>
-        <w:t xml:space="preserve"> </w:t>
-      </w:r>
-      <w:r>
-        <w:t xml:space="preserve">‘</w:t>
-      </w:r>
-      <w:r>
-        <w:t xml:space="preserve">struct</w:t>
-      </w:r>
-      <w:r>
-        <w:t xml:space="preserve">’</w:t>
-      </w:r>
-      <w:r>
-        <w:t xml:space="preserve"> </w:t>
-      </w:r>
-      <w:r>
-        <w:t xml:space="preserve">{.ul}</w:t>
+        <w:t xml:space="preserve">correctly rounded result</w:t>
+      </w:r>
+      <w:r>
+        <w:br/>
+      </w:r>
+    </w:p>
+    <w:p>
+      <w:pPr>
+        <w:pStyle w:val="BodyText"/>
+      </w:pPr>
+      <w:r>
+        <w:t xml:space="preserve">representation in the result format</w:t>
+      </w:r>
+      <w:r>
+        <w:t xml:space="preserve"> </w:t>
+      </w:r>
+      <w:r>
+        <w:t xml:space="preserve">that is nearest in value, subject to the current rounding mode, to what</w:t>
+      </w:r>
+      <w:r>
+        <w:t xml:space="preserve"> </w:t>
+      </w:r>
+      <w:r>
+        <w:t xml:space="preserve">the result would be given unlimited range and precision</w:t>
       </w:r>
     </w:p>
     <w:p>
@@ -4943,7 +4940,7 @@
           <w:u w:val="single"/>
           <w:b/>
         </w:rPr>
-        <w:t xml:space="preserve">correctly rounded result</w:t>
+        <w:t xml:space="preserve">diagnostic message</w:t>
       </w:r>
       <w:r>
         <w:br/>
@@ -4954,19 +4951,7 @@
         <w:pStyle w:val="BodyText"/>
       </w:pPr>
       <w:r>
-        <w:t xml:space="preserve">representation in the result format</w:t>
-      </w:r>
-      <w:r>
-        <w:t xml:space="preserve"> </w:t>
-      </w:r>
-      <w:r>
-        <w:t xml:space="preserve">that is nearest in value, subject to the current rounding mode, to what</w:t>
-      </w:r>
-      <w:r>
-        <w:t xml:space="preserve"> </w:t>
-      </w:r>
-      <w:r>
-        <w:t xml:space="preserve">the result would be given unlimited range and precision</w:t>
+        <w:t xml:space="preserve">informational message that is either an error or a warning about an issue detected by the implementation</w:t>
       </w:r>
     </w:p>
     <w:p>
@@ -4980,6 +4965,31 @@
         </w:rPr>
         <w:t xml:space="preserve">3.9</w:t>
       </w:r>
+      <w:r>
+        <w:br/>
+      </w:r>
+    </w:p>
+    <w:p>
+      <w:pPr>
+        <w:pStyle w:val="BodyText"/>
+      </w:pPr>
+      <w:r>
+        <w:rPr>
+          <w:b/>
+        </w:rPr>
+        <w:t xml:space="preserve">[erroneous behaviour]</w:t>
+      </w:r>
+      <w:r>
+        <w:br/>
+      </w:r>
+    </w:p>
+    <w:p>
+      <w:pPr>
+        <w:pStyle w:val="BodyText"/>
+      </w:pPr>
+      <w:r>
+        <w:t xml:space="preserve">well-defined behavior that the implementation is recommended to diagnose</w:t>
+      </w:r>
     </w:p>
     <w:p>
       <w:pPr>
@@ -4990,18 +5000,10 @@
           <w:u w:val="single"/>
           <w:b/>
         </w:rPr>
-        <w:t xml:space="preserve">diagnostic message</w:t>
-      </w:r>
-      <w:r>
-        <w:br/>
-      </w:r>
-    </w:p>
-    <w:p>
-      <w:pPr>
-        <w:pStyle w:val="BodyText"/>
-      </w:pPr>
-      <w:r>
-        <w:t xml:space="preserve">informational message that is either an error or a warning about an issue detected by the implementation</w:t>
+        <w:t xml:space="preserve">3.10</w:t>
+      </w:r>
+      <w:r>
+        <w:br/>
       </w:r>
     </w:p>
     <w:p>
@@ -5013,7 +5015,7 @@
           <w:u w:val="single"/>
           <w:b/>
         </w:rPr>
-        <w:t xml:space="preserve">3.10</w:t>
+        <w:t xml:space="preserve">erroneous value</w:t>
       </w:r>
       <w:r>
         <w:br/>
@@ -5024,21 +5026,34 @@
         <w:pStyle w:val="BodyText"/>
       </w:pPr>
       <w:r>
-        <w:rPr>
-          <w:b/>
-        </w:rPr>
-        <w:t xml:space="preserve">[erroneous behaviour]</w:t>
-      </w:r>
-      <w:r>
-        <w:br/>
-      </w:r>
-    </w:p>
-    <w:p>
-      <w:pPr>
-        <w:pStyle w:val="BodyText"/>
-      </w:pPr>
-      <w:r>
-        <w:t xml:space="preserve">well-defined behavior that the implementation is recommended to diagnose</w:t>
+        <w:t xml:space="preserve">value of an object not declared</w:t>
+      </w:r>
+      <w:r>
+        <w:t xml:space="preserve"> </w:t>
+      </w:r>
+      <w:r>
+        <w:rPr>
+          <w:rStyle w:val="NormalTok"/>
+        </w:rPr>
+        <w:t xml:space="preserve">[[</w:t>
+      </w:r>
+      <w:r>
+        <w:rPr>
+          <w:rStyle w:val="AttributeTok"/>
+        </w:rPr>
+        <w:t xml:space="preserve">indeterminate</w:t>
+      </w:r>
+      <w:r>
+        <w:rPr>
+          <w:rStyle w:val="NormalTok"/>
+        </w:rPr>
+        <w:t xml:space="preserve">]]</w:t>
+      </w:r>
+      <w:r>
+        <w:t xml:space="preserve"> </w:t>
+      </w:r>
+      <w:r>
+        <w:t xml:space="preserve">and who’s value has not yet been set and can lead to erroneous behaviour if produced by an evaluation</w:t>
       </w:r>
     </w:p>
     <w:p>
@@ -5065,7 +5080,7 @@
           <w:u w:val="single"/>
           <w:b/>
         </w:rPr>
-        <w:t xml:space="preserve">erroneous value</w:t>
+        <w:t xml:space="preserve">explicit template specialization</w:t>
       </w:r>
       <w:r>
         <w:br/>
@@ -5076,34 +5091,21 @@
         <w:pStyle w:val="BodyText"/>
       </w:pPr>
       <w:r>
-        <w:t xml:space="preserve">value of an object not declared</w:t>
-      </w:r>
-      <w:r>
-        <w:t xml:space="preserve"> </w:t>
-      </w:r>
-      <w:r>
-        <w:rPr>
-          <w:rStyle w:val="NormalTok"/>
-        </w:rPr>
-        <w:t xml:space="preserve">[[</w:t>
-      </w:r>
-      <w:r>
-        <w:rPr>
-          <w:rStyle w:val="AttributeTok"/>
-        </w:rPr>
-        <w:t xml:space="preserve">indeterminate</w:t>
-      </w:r>
-      <w:r>
-        <w:rPr>
-          <w:rStyle w:val="NormalTok"/>
-        </w:rPr>
-        <w:t xml:space="preserve">]]</w:t>
-      </w:r>
-      <w:r>
-        <w:t xml:space="preserve"> </w:t>
-      </w:r>
-      <w:r>
-        <w:t xml:space="preserve">and who’s value has not yet been set and can lead to erroneous behaviour if produced by an evaluation</w:t>
+        <w:t xml:space="preserve">a template specialization that defines a distinct implementation for the specified arguments</w:t>
+      </w:r>
+    </w:p>
+    <w:p>
+      <w:pPr>
+        <w:pStyle w:val="BodyText"/>
+      </w:pPr>
+      <w:r>
+        <w:rPr>
+          <w:b/>
+        </w:rPr>
+        <w:t xml:space="preserve">[3.12]</w:t>
+      </w:r>
+      <w:r>
+        <w:br/>
       </w:r>
     </w:p>
     <w:p>
@@ -5115,10 +5117,86 @@
           <w:u w:val="single"/>
           <w:b/>
         </w:rPr>
-        <w:t xml:space="preserve">3.12</w:t>
-      </w:r>
-      <w:r>
-        <w:br/>
+        <w:t xml:space="preserve">formal parameter</w:t>
+      </w:r>
+      <w:r>
+        <w:br/>
+      </w:r>
+    </w:p>
+    <w:p>
+      <w:pPr>
+        <w:pStyle w:val="BodyText"/>
+      </w:pPr>
+      <w:r>
+        <w:t xml:space="preserve">object declared as part of a function declaration or definition that</w:t>
+      </w:r>
+      <w:r>
+        <w:t xml:space="preserve"> </w:t>
+      </w:r>
+      <w:r>
+        <w:t xml:space="preserve">acquires a value on entry to the function, or an identifier from the</w:t>
+      </w:r>
+      <w:r>
+        <w:t xml:space="preserve"> </w:t>
+      </w:r>
+      <w:r>
+        <w:t xml:space="preserve">comma-separated list bounded by the parentheses immediately following</w:t>
+      </w:r>
+      <w:r>
+        <w:t xml:space="preserve"> </w:t>
+      </w:r>
+      <w:r>
+        <w:t xml:space="preserve">the macro name in a function-like macro definition.</w:t>
+      </w:r>
+    </w:p>
+    <w:p>
+      <w:pPr>
+        <w:pStyle w:val="BodyText"/>
+      </w:pPr>
+      <w:r>
+        <w:rPr>
+          <w:b/>
+        </w:rPr>
+        <w:t xml:space="preserve">[3.13] friend{.ul}</w:t>
+      </w:r>
+      <w:r>
+        <w:br/>
+      </w:r>
+    </w:p>
+    <w:p>
+      <w:pPr>
+        <w:pStyle w:val="BodyText"/>
+      </w:pPr>
+      <w:r>
+        <w:t xml:space="preserve">function or class that can access the private and protected members</w:t>
+      </w:r>
+      <w:r>
+        <w:t xml:space="preserve"> </w:t>
+      </w:r>
+      <w:r>
+        <w:t xml:space="preserve">of a specific class</w:t>
+      </w:r>
+    </w:p>
+    <w:p>
+      <w:pPr>
+        <w:pStyle w:val="BodyText"/>
+      </w:pPr>
+      <w:r>
+        <w:rPr>
+          <w:b/>
+        </w:rPr>
+        <w:t xml:space="preserve">[3.14] hidden friend{.ul}</w:t>
+      </w:r>
+      <w:r>
+        <w:br/>
+      </w:r>
+    </w:p>
+    <w:p>
+      <w:pPr>
+        <w:pStyle w:val="BodyText"/>
+      </w:pPr>
+      <w:r>
+        <w:t xml:space="preserve">friend function that is only declared within a class or class template definition and hence is only found by ADL</w:t>
       </w:r>
     </w:p>
     <w:p>
@@ -5130,29 +5208,7 @@
           <w:u w:val="single"/>
           <w:b/>
         </w:rPr>
-        <w:t xml:space="preserve">explicit template specialization</w:t>
-      </w:r>
-      <w:r>
-        <w:br/>
-      </w:r>
-    </w:p>
-    <w:p>
-      <w:pPr>
-        <w:pStyle w:val="BodyText"/>
-      </w:pPr>
-      <w:r>
-        <w:t xml:space="preserve">a template specialization that defines a distinct implementation for the specified arguments</w:t>
-      </w:r>
-    </w:p>
-    <w:p>
-      <w:pPr>
-        <w:pStyle w:val="BodyText"/>
-      </w:pPr>
-      <w:r>
-        <w:rPr>
-          <w:b/>
-        </w:rPr>
-        <w:t xml:space="preserve">[3.13]</w:t>
+        <w:t xml:space="preserve">3.15</w:t>
       </w:r>
       <w:r>
         <w:br/>
@@ -5167,7 +5223,7 @@
           <w:u w:val="single"/>
           <w:b/>
         </w:rPr>
-        <w:t xml:space="preserve">formal parameter</w:t>
+        <w:t xml:space="preserve">Implementation</w:t>
       </w:r>
       <w:r>
         <w:br/>
@@ -5178,75 +5234,7 @@
         <w:pStyle w:val="BodyText"/>
       </w:pPr>
       <w:r>
-        <w:t xml:space="preserve">object declared as part of a function declaration or definition that</w:t>
-      </w:r>
-      <w:r>
-        <w:t xml:space="preserve"> </w:t>
-      </w:r>
-      <w:r>
-        <w:t xml:space="preserve">acquires a value on entry to the function, or an identifier from the</w:t>
-      </w:r>
-      <w:r>
-        <w:t xml:space="preserve"> </w:t>
-      </w:r>
-      <w:r>
-        <w:t xml:space="preserve">comma-separated list bounded by the parentheses immediately following</w:t>
-      </w:r>
-      <w:r>
-        <w:t xml:space="preserve"> </w:t>
-      </w:r>
-      <w:r>
-        <w:t xml:space="preserve">the macro name in a function-like macro definition.</w:t>
-      </w:r>
-    </w:p>
-    <w:p>
-      <w:pPr>
-        <w:pStyle w:val="BodyText"/>
-      </w:pPr>
-      <w:r>
-        <w:rPr>
-          <w:b/>
-        </w:rPr>
-        <w:t xml:space="preserve">[3.14] friend{.ul}</w:t>
-      </w:r>
-      <w:r>
-        <w:br/>
-      </w:r>
-    </w:p>
-    <w:p>
-      <w:pPr>
-        <w:pStyle w:val="BodyText"/>
-      </w:pPr>
-      <w:r>
-        <w:t xml:space="preserve">function or class that can access the private and protected members</w:t>
-      </w:r>
-      <w:r>
-        <w:t xml:space="preserve"> </w:t>
-      </w:r>
-      <w:r>
-        <w:t xml:space="preserve">of a specific class</w:t>
-      </w:r>
-    </w:p>
-    <w:p>
-      <w:pPr>
-        <w:pStyle w:val="BodyText"/>
-      </w:pPr>
-      <w:r>
-        <w:rPr>
-          <w:b/>
-        </w:rPr>
-        <w:t xml:space="preserve">[3.15] hidden friend{.ul}</w:t>
-      </w:r>
-      <w:r>
-        <w:br/>
-      </w:r>
-    </w:p>
-    <w:p>
-      <w:pPr>
-        <w:pStyle w:val="BodyText"/>
-      </w:pPr>
-      <w:r>
-        <w:t xml:space="preserve">friend function that is only declared within a class or class template definition and hence is only found by ADL</w:t>
+        <w:t xml:space="preserve">specific toolchain that is used to build and support the execution of the C++ program</w:t>
       </w:r>
     </w:p>
     <w:p>
@@ -5273,7 +5261,7 @@
           <w:u w:val="single"/>
           <w:b/>
         </w:rPr>
-        <w:t xml:space="preserve">Implementation</w:t>
+        <w:t xml:space="preserve">implementation-defined behaviour</w:t>
       </w:r>
       <w:r>
         <w:br/>
@@ -5284,7 +5272,7 @@
         <w:pStyle w:val="BodyText"/>
       </w:pPr>
       <w:r>
-        <w:t xml:space="preserve">specific toolchain that is used to build and support the execution of the C++ program</w:t>
+        <w:t xml:space="preserve">behaviour, for a well-formed program construct and correct data, that depends on the implementation and that each implementation documents</w:t>
       </w:r>
     </w:p>
     <w:p>
@@ -5311,7 +5299,7 @@
           <w:u w:val="single"/>
           <w:b/>
         </w:rPr>
-        <w:t xml:space="preserve">implementation-defined behaviour</w:t>
+        <w:t xml:space="preserve">implementation limit</w:t>
       </w:r>
       <w:r>
         <w:br/>
@@ -5322,7 +5310,7 @@
         <w:pStyle w:val="BodyText"/>
       </w:pPr>
       <w:r>
-        <w:t xml:space="preserve">behaviour, for a well-formed program construct and correct data, that depends on the implementation and that each implementation documents</w:t>
+        <w:t xml:space="preserve">capacity restriction imposed upon programs by the implementation.</w:t>
       </w:r>
     </w:p>
     <w:p>
@@ -5339,17 +5327,12 @@
       <w:r>
         <w:br/>
       </w:r>
-    </w:p>
-    <w:p>
-      <w:pPr>
-        <w:pStyle w:val="BodyText"/>
-      </w:pPr>
       <w:r>
         <w:rPr>
           <w:u w:val="single"/>
           <w:b/>
         </w:rPr>
-        <w:t xml:space="preserve">implementation limit</w:t>
+        <w:t xml:space="preserve">indeterminate value</w:t>
       </w:r>
       <w:r>
         <w:br/>
@@ -5360,7 +5343,34 @@
         <w:pStyle w:val="BodyText"/>
       </w:pPr>
       <w:r>
-        <w:t xml:space="preserve">capacity restriction imposed upon programs by the implementation.</w:t>
+        <w:t xml:space="preserve">value of an object declared</w:t>
+      </w:r>
+      <w:r>
+        <w:t xml:space="preserve"> </w:t>
+      </w:r>
+      <w:r>
+        <w:rPr>
+          <w:rStyle w:val="NormalTok"/>
+        </w:rPr>
+        <w:t xml:space="preserve">[[</w:t>
+      </w:r>
+      <w:r>
+        <w:rPr>
+          <w:rStyle w:val="AttributeTok"/>
+        </w:rPr>
+        <w:t xml:space="preserve">indeterminate</w:t>
+      </w:r>
+      <w:r>
+        <w:rPr>
+          <w:rStyle w:val="NormalTok"/>
+        </w:rPr>
+        <w:t xml:space="preserve">]]</w:t>
+      </w:r>
+      <w:r>
+        <w:t xml:space="preserve"> </w:t>
+      </w:r>
+      <w:r>
+        <w:t xml:space="preserve">and who’s value has not yet been set and can lead to undefined behaviour if produced by an evaluation</w:t>
       </w:r>
     </w:p>
     <w:p>
@@ -5382,7 +5392,7 @@
           <w:u w:val="single"/>
           <w:b/>
         </w:rPr>
-        <w:t xml:space="preserve">indeterminate value</w:t>
+        <w:t xml:space="preserve">indeterminately sequenced</w:t>
       </w:r>
       <w:r>
         <w:br/>
@@ -5393,34 +5403,7 @@
         <w:pStyle w:val="BodyText"/>
       </w:pPr>
       <w:r>
-        <w:t xml:space="preserve">value of an object declared</w:t>
-      </w:r>
-      <w:r>
-        <w:t xml:space="preserve"> </w:t>
-      </w:r>
-      <w:r>
-        <w:rPr>
-          <w:rStyle w:val="NormalTok"/>
-        </w:rPr>
-        <w:t xml:space="preserve">[[</w:t>
-      </w:r>
-      <w:r>
-        <w:rPr>
-          <w:rStyle w:val="AttributeTok"/>
-        </w:rPr>
-        <w:t xml:space="preserve">indeterminate</w:t>
-      </w:r>
-      <w:r>
-        <w:rPr>
-          <w:rStyle w:val="NormalTok"/>
-        </w:rPr>
-        <w:t xml:space="preserve">]]</w:t>
-      </w:r>
-      <w:r>
-        <w:t xml:space="preserve"> </w:t>
-      </w:r>
-      <w:r>
-        <w:t xml:space="preserve">and who’s value has not yet been set and can lead to undefined behaviour if produced by an evaluation</w:t>
+        <w:t xml:space="preserve">sequenced in a way that one of two evaluations will be executed before the other but in an unspecified order</w:t>
       </w:r>
     </w:p>
     <w:p>
@@ -5442,7 +5425,7 @@
           <w:u w:val="single"/>
           <w:b/>
         </w:rPr>
-        <w:t xml:space="preserve">indeterminately sequenced</w:t>
+        <w:t xml:space="preserve">locale-specific behaviour</w:t>
       </w:r>
       <w:r>
         <w:br/>
@@ -5453,7 +5436,13 @@
         <w:pStyle w:val="BodyText"/>
       </w:pPr>
       <w:r>
-        <w:t xml:space="preserve">sequenced in a way that one of two evaluations will be executed before the other but in an unspecified order</w:t>
+        <w:t xml:space="preserve">behaviour that depends on local conventions of nationality, culture, and</w:t>
+      </w:r>
+      <w:r>
+        <w:t xml:space="preserve"> </w:t>
+      </w:r>
+      <w:r>
+        <w:t xml:space="preserve">language that each implementation documents</w:t>
       </w:r>
     </w:p>
     <w:p>
@@ -5475,10 +5464,13 @@
           <w:u w:val="single"/>
           <w:b/>
         </w:rPr>
-        <w:t xml:space="preserve">locale-specific behaviour</w:t>
-      </w:r>
-      <w:r>
-        <w:br/>
+        <w:t xml:space="preserve">namespace</w:t>
+      </w:r>
+      <w:r>
+        <w:br/>
+      </w:r>
+      <w:r>
+        <w:t xml:space="preserve">optionally-named entity that can contain scoped declarations</w:t>
       </w:r>
     </w:p>
     <w:p>
@@ -5486,13 +5478,7 @@
         <w:pStyle w:val="BodyText"/>
       </w:pPr>
       <w:r>
-        <w:t xml:space="preserve">behaviour that depends on local conventions of nationality, culture, and</w:t>
-      </w:r>
-      <w:r>
-        <w:t xml:space="preserve"> </w:t>
-      </w:r>
-      <w:r>
-        <w:t xml:space="preserve">language that each implementation documents</w:t>
+        <w:t xml:space="preserve">[ensure that this is put into clause 4 on general concepts]</w:t>
       </w:r>
     </w:p>
     <w:p>
@@ -5514,13 +5500,10 @@
           <w:u w:val="single"/>
           <w:b/>
         </w:rPr>
-        <w:t xml:space="preserve">namespace</w:t>
-      </w:r>
-      <w:r>
-        <w:br/>
-      </w:r>
-      <w:r>
-        <w:t xml:space="preserve">optionally-named entity that can contain scoped declarations</w:t>
+        <w:t xml:space="preserve">object</w:t>
+      </w:r>
+      <w:r>
+        <w:br/>
       </w:r>
     </w:p>
     <w:p>
@@ -5528,7 +5511,7 @@
         <w:pStyle w:val="BodyText"/>
       </w:pPr>
       <w:r>
-        <w:t xml:space="preserve">[ensure that this is put into clause 4 on general concepts]</w:t>
+        <w:t xml:space="preserve">region of data storage in the execution environment that has a type</w:t>
       </w:r>
     </w:p>
     <w:p>
@@ -5550,7 +5533,7 @@
           <w:u w:val="single"/>
           <w:b/>
         </w:rPr>
-        <w:t xml:space="preserve">object</w:t>
+        <w:t xml:space="preserve">overload</w:t>
       </w:r>
       <w:r>
         <w:br/>
@@ -5561,7 +5544,7 @@
         <w:pStyle w:val="BodyText"/>
       </w:pPr>
       <w:r>
-        <w:t xml:space="preserve">region of data storage in the execution environment that has a type</w:t>
+        <w:t xml:space="preserve">a function or operator sharing a name with others but distinguished by having a different namespace, parameter list, qualifier set or other relevant property</w:t>
       </w:r>
     </w:p>
     <w:p>
@@ -5583,7 +5566,7 @@
           <w:u w:val="single"/>
           <w:b/>
         </w:rPr>
-        <w:t xml:space="preserve">overload</w:t>
+        <w:t xml:space="preserve">overload resolution</w:t>
       </w:r>
       <w:r>
         <w:br/>
@@ -5594,7 +5577,15 @@
         <w:pStyle w:val="BodyText"/>
       </w:pPr>
       <w:r>
-        <w:t xml:space="preserve">a function or operator sharing a name with others but distinguished by having a different namespace, parameter list, qualifier set or other relevant property</w:t>
+        <w:t xml:space="preserve">a mechanism for selecting the best function to call given a list of expressions that are to be the arguments of the call and a set of functions that can be called based on the context of the call.</w:t>
+      </w:r>
+    </w:p>
+    <w:p>
+      <w:pPr>
+        <w:pStyle w:val="BodyText"/>
+      </w:pPr>
+      <w:r>
+        <w:t xml:space="preserve">[Need a clause 4 discussion?]</w:t>
       </w:r>
     </w:p>
     <w:p>
@@ -5616,7 +5607,7 @@
           <w:u w:val="single"/>
           <w:b/>
         </w:rPr>
-        <w:t xml:space="preserve">overload resolution</w:t>
+        <w:t xml:space="preserve">override</w:t>
       </w:r>
       <w:r>
         <w:br/>
@@ -5627,15 +5618,7 @@
         <w:pStyle w:val="BodyText"/>
       </w:pPr>
       <w:r>
-        <w:t xml:space="preserve">a mechanism for selecting the best function to call given a list of expressions that are to be the arguments of the call and a set of functions that can be called based on the context of the call.</w:t>
-      </w:r>
-    </w:p>
-    <w:p>
-      <w:pPr>
-        <w:pStyle w:val="BodyText"/>
-      </w:pPr>
-      <w:r>
-        <w:t xml:space="preserve">[Need a clause 4 discussion?]</w:t>
+        <w:t xml:space="preserve">replace the implementation of a virtual (inheritable??) function in a derived class</w:t>
       </w:r>
     </w:p>
     <w:p>
@@ -5657,7 +5640,7 @@
           <w:u w:val="single"/>
           <w:b/>
         </w:rPr>
-        <w:t xml:space="preserve">override</w:t>
+        <w:t xml:space="preserve">pointer-like-type</w:t>
       </w:r>
       <w:r>
         <w:br/>
@@ -5668,7 +5651,7 @@
         <w:pStyle w:val="BodyText"/>
       </w:pPr>
       <w:r>
-        <w:t xml:space="preserve">replace the implementation of a virtual (inheritable??) function in a derived class</w:t>
+        <w:t xml:space="preserve">set of types whose values depend upon the existence and value of another object, such as references, pointers, iterators and views</w:t>
       </w:r>
     </w:p>
     <w:p>
@@ -5685,12 +5668,17 @@
       <w:r>
         <w:br/>
       </w:r>
+    </w:p>
+    <w:p>
+      <w:pPr>
+        <w:pStyle w:val="BodyText"/>
+      </w:pPr>
       <w:r>
         <w:rPr>
           <w:u w:val="single"/>
           <w:b/>
         </w:rPr>
-        <w:t xml:space="preserve">pointer-like-type</w:t>
+        <w:t xml:space="preserve">protected</w:t>
       </w:r>
       <w:r>
         <w:br/>
@@ -5701,7 +5689,7 @@
         <w:pStyle w:val="BodyText"/>
       </w:pPr>
       <w:r>
-        <w:t xml:space="preserve">set of types whose values depend upon the existence and value of another object, such as references, pointers, iterators and views</w:t>
+        <w:t xml:space="preserve">member of a class that is visible only to the class itself, derived classes and friends</w:t>
       </w:r>
     </w:p>
     <w:p>
@@ -5728,7 +5716,7 @@
           <w:u w:val="single"/>
           <w:b/>
         </w:rPr>
-        <w:t xml:space="preserve">protected</w:t>
+        <w:t xml:space="preserve">private</w:t>
       </w:r>
       <w:r>
         <w:br/>
@@ -5739,7 +5727,7 @@
         <w:pStyle w:val="BodyText"/>
       </w:pPr>
       <w:r>
-        <w:t xml:space="preserve">member of a class that is visible only to the class itself, derived classes and friends</w:t>
+        <w:t xml:space="preserve">member of a class that is visible only to the class itself and friends</w:t>
       </w:r>
     </w:p>
     <w:p>
@@ -5766,7 +5754,7 @@
           <w:u w:val="single"/>
           <w:b/>
         </w:rPr>
-        <w:t xml:space="preserve">private</w:t>
+        <w:t xml:space="preserve">public</w:t>
       </w:r>
       <w:r>
         <w:br/>
@@ -5777,7 +5765,7 @@
         <w:pStyle w:val="BodyText"/>
       </w:pPr>
       <w:r>
-        <w:t xml:space="preserve">member of a class that is visible only to the class itself and friends</w:t>
+        <w:t xml:space="preserve">visible without restriction</w:t>
       </w:r>
     </w:p>
     <w:p>
@@ -5804,7 +5792,7 @@
           <w:u w:val="single"/>
           <w:b/>
         </w:rPr>
-        <w:t xml:space="preserve">public</w:t>
+        <w:t xml:space="preserve">storage duration</w:t>
       </w:r>
       <w:r>
         <w:br/>
@@ -5815,7 +5803,7 @@
         <w:pStyle w:val="BodyText"/>
       </w:pPr>
       <w:r>
-        <w:t xml:space="preserve">visible without restriction</w:t>
+        <w:t xml:space="preserve">property of an object that defines the minimum potential lifetime of the storage containing the object, including static storage duration, thread storage duration, automatic storage duration and dynamic storage duration</w:t>
       </w:r>
     </w:p>
     <w:p>
@@ -5842,7 +5830,7 @@
           <w:u w:val="single"/>
           <w:b/>
         </w:rPr>
-        <w:t xml:space="preserve">storage duration</w:t>
+        <w:t xml:space="preserve">standard library</w:t>
       </w:r>
       <w:r>
         <w:br/>
@@ -5853,7 +5841,7 @@
         <w:pStyle w:val="BodyText"/>
       </w:pPr>
       <w:r>
-        <w:t xml:space="preserve">property of an object that defines the minimum potential lifetime of the storage containing the object, including static storage duration, thread storage duration, automatic storage duration and dynamic storage duration</w:t>
+        <w:t xml:space="preserve">[TBD] [Is this really necessary?]</w:t>
       </w:r>
     </w:p>
     <w:p>
@@ -5880,7 +5868,7 @@
           <w:u w:val="single"/>
           <w:b/>
         </w:rPr>
-        <w:t xml:space="preserve">standard library</w:t>
+        <w:t xml:space="preserve">template</w:t>
       </w:r>
       <w:r>
         <w:br/>
@@ -5891,7 +5879,15 @@
         <w:pStyle w:val="BodyText"/>
       </w:pPr>
       <w:r>
-        <w:t xml:space="preserve">[TBD] [Is this really necessary?]</w:t>
+        <w:t xml:space="preserve">family of classes, functions or variables, or an alias for a family of types, or a concept</w:t>
+      </w:r>
+    </w:p>
+    <w:p>
+      <w:pPr>
+        <w:pStyle w:val="BodyText"/>
+      </w:pPr>
+      <w:r>
+        <w:t xml:space="preserve">[also template specialization or explicit template specialization]</w:t>
       </w:r>
     </w:p>
     <w:p>
@@ -5918,7 +5914,7 @@
           <w:u w:val="single"/>
           <w:b/>
         </w:rPr>
-        <w:t xml:space="preserve">template</w:t>
+        <w:t xml:space="preserve">template specialization</w:t>
       </w:r>
       <w:r>
         <w:br/>
@@ -5929,15 +5925,7 @@
         <w:pStyle w:val="BodyText"/>
       </w:pPr>
       <w:r>
-        <w:t xml:space="preserve">family of classes, functions or variables, or an alias for a family of types, or a concept</w:t>
-      </w:r>
-    </w:p>
-    <w:p>
-      <w:pPr>
-        <w:pStyle w:val="BodyText"/>
-      </w:pPr>
-      <w:r>
-        <w:t xml:space="preserve">[also template specialization or explicit template specialization]</w:t>
+        <w:t xml:space="preserve">a named template together with a set of arguments that produces a concrete instance of the entity</w:t>
       </w:r>
     </w:p>
     <w:p>
@@ -5964,7 +5952,7 @@
           <w:u w:val="single"/>
           <w:b/>
         </w:rPr>
-        <w:t xml:space="preserve">template specialization</w:t>
+        <w:t xml:space="preserve">undefined behaviour</w:t>
       </w:r>
       <w:r>
         <w:br/>
@@ -5975,12 +5963,62 @@
         <w:pStyle w:val="BodyText"/>
       </w:pPr>
       <w:r>
-        <w:t xml:space="preserve">a named template together with a set of arguments that produces a concrete instance of the entity</w:t>
-      </w:r>
-    </w:p>
-    <w:p>
-      <w:pPr>
-        <w:pStyle w:val="BodyText"/>
+        <w:t xml:space="preserve">use of a non-portable or erroneous program construct or erroneous</w:t>
+      </w:r>
+      <w:r>
+        <w:t xml:space="preserve"> </w:t>
+      </w:r>
+      <w:r>
+        <w:t xml:space="preserve">data, for which the language standard imposes no requirements</w:t>
+      </w:r>
+    </w:p>
+    <w:p>
+      <w:pPr>
+        <w:pStyle w:val="BlockText"/>
+      </w:pPr>
+      <w:r>
+        <w:t xml:space="preserve">Note: Undefined behaviour ranges from ignoring the situation</w:t>
+      </w:r>
+      <w:r>
+        <w:t xml:space="preserve"> </w:t>
+      </w:r>
+      <w:r>
+        <w:t xml:space="preserve">completely with unpredictable results, to behaving during translation</w:t>
+      </w:r>
+      <w:r>
+        <w:t xml:space="preserve"> </w:t>
+      </w:r>
+      <w:r>
+        <w:t xml:space="preserve">or program execution in a documented manner characteristic of the</w:t>
+      </w:r>
+      <w:r>
+        <w:t xml:space="preserve"> </w:t>
+      </w:r>
+      <w:r>
+        <w:t xml:space="preserve">environment (with or without the issuance of a diagnostic message), to</w:t>
+      </w:r>
+      <w:r>
+        <w:t xml:space="preserve"> </w:t>
+      </w:r>
+      <w:r>
+        <w:t xml:space="preserve">terminating a translation or execution (with the issuance of a</w:t>
+      </w:r>
+      <w:r>
+        <w:t xml:space="preserve"> </w:t>
+      </w:r>
+      <w:r>
+        <w:t xml:space="preserve">diagnostic message). An example of, undefined behaviour is the</w:t>
+      </w:r>
+      <w:r>
+        <w:t xml:space="preserve"> </w:t>
+      </w:r>
+      <w:r>
+        <w:t xml:space="preserve">behaviour on integer overflow.</w:t>
+      </w:r>
+    </w:p>
+    <w:p>
+      <w:pPr>
+        <w:pStyle w:val="FirstParagraph"/>
       </w:pPr>
       <w:r>
         <w:rPr>
@@ -6002,7 +6040,7 @@
           <w:u w:val="single"/>
           <w:b/>
         </w:rPr>
-        <w:t xml:space="preserve">undefined behaviour</w:t>
+        <w:t xml:space="preserve">unspecified behaviour</w:t>
       </w:r>
       <w:r>
         <w:br/>
@@ -6013,62 +6051,30 @@
         <w:pStyle w:val="BodyText"/>
       </w:pPr>
       <w:r>
-        <w:t xml:space="preserve">use of a non-portable or erroneous program construct or erroneous</w:t>
-      </w:r>
-      <w:r>
-        <w:t xml:space="preserve"> </w:t>
-      </w:r>
-      <w:r>
-        <w:t xml:space="preserve">data, for which the language standard imposes no requirements</w:t>
-      </w:r>
-    </w:p>
-    <w:p>
-      <w:pPr>
-        <w:pStyle w:val="BlockText"/>
-      </w:pPr>
-      <w:r>
-        <w:t xml:space="preserve">Note: Undefined behaviour ranges from ignoring the situation</w:t>
-      </w:r>
-      <w:r>
-        <w:t xml:space="preserve"> </w:t>
-      </w:r>
-      <w:r>
-        <w:t xml:space="preserve">completely with unpredictable results, to behaving during translation</w:t>
-      </w:r>
-      <w:r>
-        <w:t xml:space="preserve"> </w:t>
-      </w:r>
-      <w:r>
-        <w:t xml:space="preserve">or program execution in a documented manner characteristic of the</w:t>
-      </w:r>
-      <w:r>
-        <w:t xml:space="preserve"> </w:t>
-      </w:r>
-      <w:r>
-        <w:t xml:space="preserve">environment (with or without the issuance of a diagnostic message), to</w:t>
-      </w:r>
-      <w:r>
-        <w:t xml:space="preserve"> </w:t>
-      </w:r>
-      <w:r>
-        <w:t xml:space="preserve">terminating a translation or execution (with the issuance of a</w:t>
-      </w:r>
-      <w:r>
-        <w:t xml:space="preserve"> </w:t>
-      </w:r>
-      <w:r>
-        <w:t xml:space="preserve">diagnostic message). An example of, undefined behaviour is the</w:t>
-      </w:r>
-      <w:r>
-        <w:t xml:space="preserve"> </w:t>
-      </w:r>
-      <w:r>
-        <w:t xml:space="preserve">behaviour on integer overflow.</w:t>
-      </w:r>
-    </w:p>
-    <w:p>
-      <w:pPr>
-        <w:pStyle w:val="FirstParagraph"/>
+        <w:t xml:space="preserve">use of an unspecified value or other behaviour where the language</w:t>
+      </w:r>
+      <w:r>
+        <w:t xml:space="preserve"> </w:t>
+      </w:r>
+      <w:r>
+        <w:t xml:space="preserve">standard provides two or more possibilities and imposes no further</w:t>
+      </w:r>
+      <w:r>
+        <w:t xml:space="preserve"> </w:t>
+      </w:r>
+      <w:r>
+        <w:t xml:space="preserve">requirements on which is chosen in any instance, such as the order in which the</w:t>
+      </w:r>
+      <w:r>
+        <w:t xml:space="preserve"> </w:t>
+      </w:r>
+      <w:r>
+        <w:t xml:space="preserve">arguments to a function are evaluated</w:t>
+      </w:r>
+    </w:p>
+    <w:p>
+      <w:pPr>
+        <w:pStyle w:val="BodyText"/>
       </w:pPr>
       <w:r>
         <w:rPr>
@@ -6090,7 +6096,7 @@
           <w:u w:val="single"/>
           <w:b/>
         </w:rPr>
-        <w:t xml:space="preserve">unspecified behaviour</w:t>
+        <w:t xml:space="preserve">unspecified value</w:t>
       </w:r>
       <w:r>
         <w:br/>
@@ -6101,25 +6107,13 @@
         <w:pStyle w:val="BodyText"/>
       </w:pPr>
       <w:r>
-        <w:t xml:space="preserve">use of an unspecified value or other behaviour where the language</w:t>
-      </w:r>
-      <w:r>
-        <w:t xml:space="preserve"> </w:t>
-      </w:r>
-      <w:r>
-        <w:t xml:space="preserve">standard provides two or more possibilities and imposes no further</w:t>
-      </w:r>
-      <w:r>
-        <w:t xml:space="preserve"> </w:t>
-      </w:r>
-      <w:r>
-        <w:t xml:space="preserve">requirements on which is chosen in any instance, such as the order in which the</w:t>
-      </w:r>
-      <w:r>
-        <w:t xml:space="preserve"> </w:t>
-      </w:r>
-      <w:r>
-        <w:t xml:space="preserve">arguments to a function are evaluated</w:t>
+        <w:t xml:space="preserve">valid value of the relevant type where the language standard imposes</w:t>
+      </w:r>
+      <w:r>
+        <w:t xml:space="preserve"> </w:t>
+      </w:r>
+      <w:r>
+        <w:t xml:space="preserve">no requirements on which value is chosen in any instance</w:t>
       </w:r>
     </w:p>
     <w:p>
@@ -6146,7 +6140,7 @@
           <w:u w:val="single"/>
           <w:b/>
         </w:rPr>
-        <w:t xml:space="preserve">unspecified value</w:t>
+        <w:t xml:space="preserve">value</w:t>
       </w:r>
       <w:r>
         <w:br/>
@@ -6157,13 +6151,13 @@
         <w:pStyle w:val="BodyText"/>
       </w:pPr>
       <w:r>
-        <w:t xml:space="preserve">valid value of the relevant type where the language standard imposes</w:t>
-      </w:r>
-      <w:r>
-        <w:t xml:space="preserve"> </w:t>
-      </w:r>
-      <w:r>
-        <w:t xml:space="preserve">no requirements on which value is chosen in any instance</w:t>
+        <w:t xml:space="preserve">precise meaning of the contents of an object when interpreted as</w:t>
+      </w:r>
+      <w:r>
+        <w:t xml:space="preserve"> </w:t>
+      </w:r>
+      <w:r>
+        <w:t xml:space="preserve">having a specific type</w:t>
       </w:r>
     </w:p>
     <w:p>
@@ -6190,7 +6184,7 @@
           <w:u w:val="single"/>
           <w:b/>
         </w:rPr>
-        <w:t xml:space="preserve">value</w:t>
+        <w:t xml:space="preserve">virtual</w:t>
       </w:r>
       <w:r>
         <w:br/>
@@ -6201,13 +6195,10 @@
         <w:pStyle w:val="BodyText"/>
       </w:pPr>
       <w:r>
-        <w:t xml:space="preserve">precise meaning of the contents of an object when interpreted as</w:t>
-      </w:r>
-      <w:r>
-        <w:t xml:space="preserve"> </w:t>
-      </w:r>
-      <w:r>
-        <w:t xml:space="preserve">having a specific type</w:t>
+        <w:rPr>
+          <w:u w:val="single"/>
+        </w:rPr>
+        <w:t xml:space="preserve">TBD</w:t>
       </w:r>
     </w:p>
     <w:p>
@@ -6220,47 +6211,6 @@
           <w:b/>
         </w:rPr>
         <w:t xml:space="preserve">3.39</w:t>
-      </w:r>
-      <w:r>
-        <w:br/>
-      </w:r>
-    </w:p>
-    <w:p>
-      <w:pPr>
-        <w:pStyle w:val="BodyText"/>
-      </w:pPr>
-      <w:r>
-        <w:rPr>
-          <w:u w:val="single"/>
-          <w:b/>
-        </w:rPr>
-        <w:t xml:space="preserve">virtual</w:t>
-      </w:r>
-      <w:r>
-        <w:br/>
-      </w:r>
-    </w:p>
-    <w:p>
-      <w:pPr>
-        <w:pStyle w:val="BodyText"/>
-      </w:pPr>
-      <w:r>
-        <w:rPr>
-          <w:u w:val="single"/>
-        </w:rPr>
-        <w:t xml:space="preserve">TBD</w:t>
-      </w:r>
-    </w:p>
-    <w:p>
-      <w:pPr>
-        <w:pStyle w:val="BodyText"/>
-      </w:pPr>
-      <w:r>
-        <w:rPr>
-          <w:u w:val="single"/>
-          <w:b/>
-        </w:rPr>
-        <w:t xml:space="preserve">3.40</w:t>
       </w:r>
       <w:r>
         <w:br/>

--- a/all.docx
+++ b/all.docx
@@ -4368,31 +4368,13 @@
         <w:pStyle w:val="FirstParagraph"/>
       </w:pPr>
       <w:r>
-        <w:t xml:space="preserve">This Technical Report specifies software programming language</w:t>
-      </w:r>
-      <w:r>
-        <w:t xml:space="preserve"> </w:t>
-      </w:r>
-      <w:r>
-        <w:t xml:space="preserve">vulnerabilities to be avoided in the development of systems where</w:t>
-      </w:r>
-      <w:r>
-        <w:t xml:space="preserve"> </w:t>
-      </w:r>
-      <w:r>
-        <w:t xml:space="preserve">assured behaviour is required for security, safety, mission-critical and</w:t>
-      </w:r>
-      <w:r>
-        <w:t xml:space="preserve"> </w:t>
-      </w:r>
-      <w:r>
-        <w:t xml:space="preserve">business-critical software. In general, this guidance is applicable to</w:t>
-      </w:r>
-      <w:r>
-        <w:t xml:space="preserve"> </w:t>
-      </w:r>
-      <w:r>
-        <w:t xml:space="preserve">the software developed, reviewed, or maintained for any application.</w:t>
+        <w:t xml:space="preserve">This Standard itemizes programming language vulnerabilities to be avoided in the development of systems where assured behaviour is required for security, safety, mission-critical and business-critical software.</w:t>
+      </w:r>
+      <w:r>
+        <w:br/>
+      </w:r>
+      <w:r>
+        <w:t xml:space="preserve">In general, this guidance is applicable to the software developed, reviewed, or maintained for any application.</w:t>
       </w:r>
     </w:p>
     <w:p>
@@ -4400,19 +4382,22 @@
         <w:pStyle w:val="BodyText"/>
       </w:pPr>
       <w:r>
-        <w:t xml:space="preserve">Vulnerabilities described in this Technical Report document the way that</w:t>
-      </w:r>
-      <w:r>
-        <w:t xml:space="preserve"> </w:t>
-      </w:r>
-      <w:r>
-        <w:t xml:space="preserve">the vulnerability described in the language-independent TR 24772–1 are</w:t>
-      </w:r>
-      <w:r>
-        <w:t xml:space="preserve"> </w:t>
-      </w:r>
-      <w:r>
-        <w:t xml:space="preserve">manifested in C++.</w:t>
+        <w:t xml:space="preserve">This document explains how the vulnerabilities described in the language-independent writeup, ISO/IEC 24772-1:2024</w:t>
+      </w:r>
+      <w:r>
+        <w:t xml:space="preserve"> </w:t>
+      </w:r>
+      <w:r>
+        <w:t xml:space="preserve">“</w:t>
+      </w:r>
+      <w:r>
+        <w:t xml:space="preserve">Programming languages – Avoiding vulnerabilities in programming languages – Part 1: “Language-independent catalogue of vulnerabilities</w:t>
+      </w:r>
+      <w:r>
+        <w:t xml:space="preserve">”</w:t>
+      </w:r>
+      <w:r>
+        <w:t xml:space="preserve">, manifested in the C++ programming language and documents mechanisms that can be used to avoid those vulnerabilities.</w:t>
       </w:r>
     </w:p>
     <w:bookmarkEnd w:id="22"/>

--- a/all.docx
+++ b/all.docx
@@ -4477,6 +4477,26 @@
       </w:r>
       <w:r>
         <w:t xml:space="preserve">Vulnerability descriptions for the programming language C</w:t>
+      </w:r>
+    </w:p>
+    <w:p>
+      <w:pPr>
+        <w:pStyle w:val="BodyText"/>
+      </w:pPr>
+      <w:r>
+        <w:t xml:space="preserve">ISO/IEC 24772–1 -- Programming Languages</w:t>
+      </w:r>
+      <w:r>
+        <w:t xml:space="preserve"> </w:t>
+      </w:r>
+      <w:r>
+        <w:t xml:space="preserve">— Avoiding vulnerabilities in programming languages —</w:t>
+      </w:r>
+      <w:r>
+        <w:t xml:space="preserve"> </w:t>
+      </w:r>
+      <w:r>
+        <w:t xml:space="preserve">Vulnerability descriptions for the programming language C++</w:t>
       </w:r>
     </w:p>
     <w:bookmarkEnd w:id="23"/>

--- a/all.docx
+++ b/all.docx
@@ -11052,15 +11052,9 @@
       </w:r>
       <w:r>
         <w:rPr>
-          <w:rStyle w:val="BuiltInTok"/>
-        </w:rPr>
-        <w:t xml:space="preserve">std::</w:t>
-      </w:r>
-      <w:r>
-        <w:rPr>
-          <w:rStyle w:val="NormalTok"/>
-        </w:rPr>
-        <w:t xml:space="preserve">endian</w:t>
+          <w:rStyle w:val="VerbatimChar"/>
+        </w:rPr>
+        <w:t xml:space="preserve">std::endian</w:t>
       </w:r>
       <w:r>
         <w:t xml:space="preserve"> </w:t>
@@ -11107,15 +11101,9 @@
       </w:r>
       <w:r>
         <w:rPr>
-          <w:rStyle w:val="BuiltInTok"/>
-        </w:rPr>
-        <w:t xml:space="preserve">std::</w:t>
-      </w:r>
-      <w:r>
-        <w:rPr>
-          <w:rStyle w:val="NormalTok"/>
-        </w:rPr>
-        <w:t xml:space="preserve">bitset&lt;N&gt;</w:t>
+          <w:rStyle w:val="VerbatimChar"/>
+        </w:rPr>
+        <w:t xml:space="preserve">std::bitset&lt;N&gt;</w:t>
       </w:r>
       <w:r>
         <w:t xml:space="preserve"> </w:t>
@@ -11128,27 +11116,9 @@
       </w:r>
       <w:r>
         <w:rPr>
-          <w:rStyle w:val="BuiltInTok"/>
-        </w:rPr>
-        <w:t xml:space="preserve">std::</w:t>
-      </w:r>
-      <w:r>
-        <w:rPr>
-          <w:rStyle w:val="NormalTok"/>
-        </w:rPr>
-        <w:t xml:space="preserve">vector&lt;</w:t>
-      </w:r>
-      <w:r>
-        <w:rPr>
-          <w:rStyle w:val="DataTypeTok"/>
-        </w:rPr>
-        <w:t xml:space="preserve">bool</w:t>
-      </w:r>
-      <w:r>
-        <w:rPr>
-          <w:rStyle w:val="NormalTok"/>
-        </w:rPr>
-        <w:t xml:space="preserve">&gt;</w:t>
+          <w:rStyle w:val="VerbatimChar"/>
+        </w:rPr>
+        <w:t xml:space="preserve">std::vector&lt;bool&gt;</w:t>
       </w:r>
       <w:r>
         <w:t xml:space="preserve"> </w:t>
@@ -11161,27 +11131,9 @@
       </w:r>
       <w:r>
         <w:rPr>
-          <w:rStyle w:val="BuiltInTok"/>
-        </w:rPr>
-        <w:t xml:space="preserve">std::</w:t>
-      </w:r>
-      <w:r>
-        <w:rPr>
-          <w:rStyle w:val="NormalTok"/>
-        </w:rPr>
-        <w:t xml:space="preserve">vector&lt;</w:t>
-      </w:r>
-      <w:r>
-        <w:rPr>
-          <w:rStyle w:val="DataTypeTok"/>
-        </w:rPr>
-        <w:t xml:space="preserve">bool</w:t>
-      </w:r>
-      <w:r>
-        <w:rPr>
-          <w:rStyle w:val="NormalTok"/>
-        </w:rPr>
-        <w:t xml:space="preserve">&gt;</w:t>
+          <w:rStyle w:val="VerbatimChar"/>
+        </w:rPr>
+        <w:t xml:space="preserve">std::vector&lt;bool&gt;</w:t>
       </w:r>
       <w:r>
         <w:t xml:space="preserve"> </w:t>
@@ -11323,13 +11275,22 @@
       </w:pPr>
       <w:r>
         <w:rPr>
-          <w:rStyle w:val="BuiltInTok"/>
-        </w:rPr>
-        <w:t xml:space="preserve">std::</w:t>
-      </w:r>
-      <w:r>
-        <w:rPr>
-          <w:rStyle w:val="NormalTok"/>
+          <w:rStyle w:val="VerbatimChar"/>
+        </w:rPr>
+        <w:t xml:space="preserve">std::bit_cast</w:t>
+      </w:r>
+      <w:r>
+        <w:t xml:space="preserve"> </w:t>
+      </w:r>
+      <w:r>
+        <w:t xml:space="preserve">can be used to reinterpret suitably sized trivial types on a bitwise level, i.e., for accessing the binary representation of a floating point value. However, for types with padding bits that do do not participate in an object’s value representation, the corresponding bits in a</w:t>
+      </w:r>
+      <w:r>
+        <w:t xml:space="preserve"> </w:t>
+      </w:r>
+      <w:r>
+        <w:rPr>
+          <w:rStyle w:val="VerbatimChar"/>
         </w:rPr>
         <w:t xml:space="preserve">bit_cast</w:t>
       </w:r>
@@ -11337,7 +11298,13 @@
         <w:t xml:space="preserve"> </w:t>
       </w:r>
       <w:r>
-        <w:t xml:space="preserve">can be used to reinterpret suitably sized trivial types on a bitwise level, i.e., for accessing the binary representation of a floating point value. However, for types with padding bits that do do not participate in an object’s value representation, the corresponding bits in a</w:t>
+        <w:t xml:space="preserve">result have indeterminate values.</w:t>
+      </w:r>
+      <w:r>
+        <w:t xml:space="preserve"> </w:t>
+      </w:r>
+      <w:r>
+        <w:t xml:space="preserve">If those bits are used to compare for equality, with the function</w:t>
       </w:r>
       <w:r>
         <w:t xml:space="preserve"> </w:t>
@@ -11345,27 +11312,6 @@
       <w:r>
         <w:rPr>
           <w:rStyle w:val="VerbatimChar"/>
-        </w:rPr>
-        <w:t xml:space="preserve">bit_cast</w:t>
-      </w:r>
-      <w:r>
-        <w:t xml:space="preserve"> </w:t>
-      </w:r>
-      <w:r>
-        <w:t xml:space="preserve">result have indeterminate values.</w:t>
-      </w:r>
-      <w:r>
-        <w:t xml:space="preserve"> </w:t>
-      </w:r>
-      <w:r>
-        <w:t xml:space="preserve">If those bits are used to compare for equality, with the function</w:t>
-      </w:r>
-      <w:r>
-        <w:t xml:space="preserve"> </w:t>
-      </w:r>
-      <w:r>
-        <w:rPr>
-          <w:rStyle w:val="NormalTok"/>
         </w:rPr>
         <w:t xml:space="preserve">memcmp</w:t>
       </w:r>
@@ -11493,15 +11439,9 @@
       </w:r>
       <w:r>
         <w:rPr>
-          <w:rStyle w:val="BuiltInTok"/>
-        </w:rPr>
-        <w:t xml:space="preserve">std::</w:t>
-      </w:r>
-      <w:r>
-        <w:rPr>
-          <w:rStyle w:val="NormalTok"/>
-        </w:rPr>
-        <w:t xml:space="preserve">bit_cast</w:t>
+          <w:rStyle w:val="VerbatimChar"/>
+        </w:rPr>
+        <w:t xml:space="preserve">std::bit_cast</w:t>
       </w:r>
       <w:r>
         <w:t xml:space="preserve"> </w:t>
@@ -11514,7 +11454,7 @@
       </w:r>
       <w:r>
         <w:rPr>
-          <w:rStyle w:val="KeywordTok"/>
+          <w:rStyle w:val="VerbatimChar"/>
         </w:rPr>
         <w:t xml:space="preserve">reinterpret_cast</w:t>
       </w:r>
@@ -11540,15 +11480,9 @@
       </w:r>
       <w:r>
         <w:rPr>
-          <w:rStyle w:val="BuiltInTok"/>
-        </w:rPr>
-        <w:t xml:space="preserve">std::</w:t>
-      </w:r>
-      <w:r>
-        <w:rPr>
-          <w:rStyle w:val="NormalTok"/>
-        </w:rPr>
-        <w:t xml:space="preserve">bitset</w:t>
+          <w:rStyle w:val="VerbatimChar"/>
+        </w:rPr>
+        <w:t xml:space="preserve">std::bitset</w:t>
       </w:r>
       <w:r>
         <w:t xml:space="preserve">, over non-portable bitfields.</w:t>
@@ -11569,15 +11503,9 @@
       </w:r>
       <w:r>
         <w:rPr>
-          <w:rStyle w:val="BuiltInTok"/>
-        </w:rPr>
-        <w:t xml:space="preserve">std::</w:t>
-      </w:r>
-      <w:r>
-        <w:rPr>
-          <w:rStyle w:val="NormalTok"/>
-        </w:rPr>
-        <w:t xml:space="preserve">memcmp</w:t>
+          <w:rStyle w:val="VerbatimChar"/>
+        </w:rPr>
+        <w:t xml:space="preserve">std::memcmp</w:t>
       </w:r>
       <w:r>
         <w:t xml:space="preserve">,</w:t>
@@ -11587,15 +11515,9 @@
       </w:r>
       <w:r>
         <w:rPr>
-          <w:rStyle w:val="BuiltInTok"/>
-        </w:rPr>
-        <w:t xml:space="preserve">std::</w:t>
-      </w:r>
-      <w:r>
-        <w:rPr>
-          <w:rStyle w:val="NormalTok"/>
-        </w:rPr>
-        <w:t xml:space="preserve">memcpy</w:t>
+          <w:rStyle w:val="VerbatimChar"/>
+        </w:rPr>
+        <w:t xml:space="preserve">std::memcpy</w:t>
       </w:r>
       <w:r>
         <w:t xml:space="preserve">, or</w:t>
@@ -11605,15 +11527,9 @@
       </w:r>
       <w:r>
         <w:rPr>
-          <w:rStyle w:val="BuiltInTok"/>
-        </w:rPr>
-        <w:t xml:space="preserve">std::</w:t>
-      </w:r>
-      <w:r>
-        <w:rPr>
-          <w:rStyle w:val="NormalTok"/>
-        </w:rPr>
-        <w:t xml:space="preserve">memmove</w:t>
+          <w:rStyle w:val="VerbatimChar"/>
+        </w:rPr>
+        <w:t xml:space="preserve">std::memmove</w:t>
       </w:r>
       <w:r>
         <w:t xml:space="preserve"> </w:t>
@@ -11641,15 +11557,9 @@
       </w:r>
       <w:r>
         <w:rPr>
-          <w:rStyle w:val="BuiltInTok"/>
-        </w:rPr>
-        <w:t xml:space="preserve">std::</w:t>
-      </w:r>
-      <w:r>
-        <w:rPr>
-          <w:rStyle w:val="NormalTok"/>
-        </w:rPr>
-        <w:t xml:space="preserve">has_unique_object_representations_v&lt;T&gt;</w:t>
+          <w:rStyle w:val="VerbatimChar"/>
+        </w:rPr>
+        <w:t xml:space="preserve">std::has_unique_object_representations_v&lt;T&gt;</w:t>
       </w:r>
       <w:r>
         <w:t xml:space="preserve"> </w:t>

--- a/all.docx
+++ b/all.docx
@@ -11608,27 +11608,9 @@
       </w:r>
       <w:r>
         <w:rPr>
-          <w:rStyle w:val="BuiltInTok"/>
-        </w:rPr>
-        <w:t xml:space="preserve">std::</w:t>
-      </w:r>
-      <w:r>
-        <w:rPr>
-          <w:rStyle w:val="NormalTok"/>
-        </w:rPr>
-        <w:t xml:space="preserve">numeric_limits</w:t>
-      </w:r>
-      <w:r>
-        <w:rPr>
-          <w:rStyle w:val="BuiltInTok"/>
-        </w:rPr>
-        <w:t xml:space="preserve">\</w:t>
-      </w:r>
-      <w:r>
-        <w:rPr>
-          <w:rStyle w:val="NormalTok"/>
-        </w:rPr>
-        <w:t xml:space="preserve">&lt;T&gt;::is_iec559</w:t>
+          <w:rStyle w:val="VerbatimChar"/>
+        </w:rPr>
+        <w:t xml:space="preserve">std::numeric_limits\&lt;T&gt;::is_iec559</w:t>
       </w:r>
       <w:r>
         <w:t xml:space="preserve"> </w:t>
@@ -11646,43 +11628,49 @@
         <w:t xml:space="preserve"> </w:t>
       </w:r>
       <w:r>
-        <w:rPr>
-          <w:rStyle w:val="BuiltInTok"/>
-        </w:rPr>
-        <w:t xml:space="preserve">std::</w:t>
-      </w:r>
-      <w:r>
-        <w:rPr>
-          <w:rStyle w:val="NormalTok"/>
-        </w:rPr>
-        <w:t xml:space="preserve">less</w:t>
-      </w:r>
-      <w:r>
-        <w:t xml:space="preserve"> </w:t>
-      </w:r>
-      <w:r>
-        <w:t xml:space="preserve">is not a total order;</w:t>
-      </w:r>
-      <w:r>
-        <w:t xml:space="preserve"> </w:t>
-      </w:r>
-      <w:r>
-        <w:rPr>
-          <w:rStyle w:val="BuiltInTok"/>
-        </w:rPr>
-        <w:t xml:space="preserve">std::</w:t>
-      </w:r>
-      <w:r>
-        <w:rPr>
-          <w:rStyle w:val="NormalTok"/>
-        </w:rPr>
-        <w:t xml:space="preserve">equal</w:t>
-      </w:r>
-      <w:r>
-        <w:t xml:space="preserve"> </w:t>
-      </w:r>
-      <w:r>
-        <w:t xml:space="preserve">is not equivalent to substitutability (NaNs compare unequal to themselves, but neither less nor greater, and negative zero compares equal to positive zero).</w:t>
+        <w:t xml:space="preserve">-</w:t>
+      </w:r>
+      <w:r>
+        <w:t xml:space="preserve"> </w:t>
+      </w:r>
+      <w:r>
+        <w:rPr>
+          <w:rStyle w:val="VerbatimChar"/>
+        </w:rPr>
+        <w:t xml:space="preserve">std::less</w:t>
+      </w:r>
+      <w:r>
+        <w:t xml:space="preserve"> </w:t>
+      </w:r>
+      <w:r>
+        <w:t xml:space="preserve">is not a total order, and</w:t>
+      </w:r>
+      <w:r>
+        <w:t xml:space="preserve"> </w:t>
+      </w:r>
+      <w:r>
+        <w:t xml:space="preserve">-</w:t>
+      </w:r>
+      <w:r>
+        <w:t xml:space="preserve"> </w:t>
+      </w:r>
+      <w:r>
+        <w:rPr>
+          <w:rStyle w:val="VerbatimChar"/>
+        </w:rPr>
+        <w:t xml:space="preserve">std::equal</w:t>
+      </w:r>
+      <w:r>
+        <w:t xml:space="preserve"> </w:t>
+      </w:r>
+      <w:r>
+        <w:t xml:space="preserve">is not equivalent to substitutability</w:t>
+      </w:r>
+      <w:r>
+        <w:t xml:space="preserve"> </w:t>
+      </w:r>
+      <w:r>
+        <w:t xml:space="preserve">since NaNs compare unequal to themselves but neither less nor greater, and negative zero compares equal to positive zero.</w:t>
       </w:r>
     </w:p>
     <w:p>
@@ -11690,7 +11678,7 @@
         <w:pStyle w:val="BodyText"/>
       </w:pPr>
       <w:r>
-        <w:t xml:space="preserve">Sorting floating point numbers with the built-in operators violates the preconditions of sorting predicates in the presence of NaN values and may raise floating point errors.</w:t>
+        <w:t xml:space="preserve">Sorting floating point numbers with the built-in operators violates the preconditions of sorting predicates in the presence of NaN values and can raise floating point errors.</w:t>
       </w:r>
       <w:r>
         <w:t xml:space="preserve"> </w:t>
@@ -11741,15 +11729,9 @@
       </w:r>
       <w:r>
         <w:rPr>
-          <w:rStyle w:val="KeywordTok"/>
-        </w:rPr>
-        <w:t xml:space="preserve">operator</w:t>
-      </w:r>
-      <w:r>
-        <w:rPr>
-          <w:rStyle w:val="NormalTok"/>
-        </w:rPr>
-        <w:t xml:space="preserve">&lt;=&gt;</w:t>
+          <w:rStyle w:val="VerbatimChar"/>
+        </w:rPr>
+        <w:t xml:space="preserve">operator&lt;=&gt;</w:t>
       </w:r>
       <w:r>
         <w:t xml:space="preserve"> </w:t>
@@ -11762,15 +11744,9 @@
       </w:r>
       <w:r>
         <w:rPr>
-          <w:rStyle w:val="BuiltInTok"/>
-        </w:rPr>
-        <w:t xml:space="preserve">std::</w:t>
-      </w:r>
-      <w:r>
-        <w:rPr>
-          <w:rStyle w:val="NormalTok"/>
-        </w:rPr>
-        <w:t xml:space="preserve">partial_ordering</w:t>
+          <w:rStyle w:val="VerbatimChar"/>
+        </w:rPr>
+        <w:t xml:space="preserve">std::partial_ordering</w:t>
       </w:r>
       <w:r>
         <w:t xml:space="preserve">.</w:t>
@@ -11820,15 +11796,9 @@
       </w:r>
       <w:r>
         <w:rPr>
-          <w:rStyle w:val="BuiltInTok"/>
-        </w:rPr>
-        <w:t xml:space="preserve">std::</w:t>
-      </w:r>
-      <w:r>
-        <w:rPr>
-          <w:rStyle w:val="NormalTok"/>
-        </w:rPr>
-        <w:t xml:space="preserve">numeric_limits&lt;T&gt;::is_iec559</w:t>
+          <w:rStyle w:val="VerbatimChar"/>
+        </w:rPr>
+        <w:t xml:space="preserve">std::numeric_limits&lt;T&gt;::is_iec559</w:t>
       </w:r>
       <w:r>
         <w:t xml:space="preserve">. Other numeric characteristics</w:t>

--- a/all.docx
+++ b/all.docx
@@ -11923,28 +11923,16 @@
       </w:r>
       <w:r>
         <w:rPr>
-          <w:rStyle w:val="KeywordTok"/>
-        </w:rPr>
-        <w:t xml:space="preserve">enum</w:t>
-      </w:r>
-      <w:r>
-        <w:rPr>
-          <w:rStyle w:val="NormalTok"/>
-        </w:rPr>
-        <w:t xml:space="preserve"> </w:t>
-      </w:r>
-      <w:r>
-        <w:rPr>
-          <w:rStyle w:val="KeywordTok"/>
-        </w:rPr>
-        <w:t xml:space="preserve">class</w:t>
+          <w:rStyle w:val="VerbatimChar"/>
+        </w:rPr>
+        <w:t xml:space="preserve">enum class</w:t>
       </w:r>
       <w:r>
         <w:t xml:space="preserve">) and unscoped (</w:t>
       </w:r>
       <w:r>
         <w:rPr>
-          <w:rStyle w:val="KeywordTok"/>
+          <w:rStyle w:val="VerbatimChar"/>
         </w:rPr>
         <w:t xml:space="preserve">enum</w:t>
       </w:r>

--- a/all.docx
+++ b/all.docx
@@ -12685,7 +12685,7 @@
       </w:pPr>
       <w:r>
         <w:rPr>
-          <w:rStyle w:val="KeywordTok"/>
+          <w:rStyle w:val="VerbatimChar"/>
         </w:rPr>
         <w:t xml:space="preserve">static_cast</w:t>
       </w:r>
@@ -12703,7 +12703,7 @@
       </w:pPr>
       <w:r>
         <w:rPr>
-          <w:rStyle w:val="KeywordTok"/>
+          <w:rStyle w:val="VerbatimChar"/>
         </w:rPr>
         <w:t xml:space="preserve">const_cast</w:t>
       </w:r>
@@ -12721,7 +12721,7 @@
       </w:pPr>
       <w:r>
         <w:rPr>
-          <w:rStyle w:val="KeywordTok"/>
+          <w:rStyle w:val="VerbatimChar"/>
         </w:rPr>
         <w:t xml:space="preserve">dynamic_cast</w:t>
       </w:r>
@@ -12739,12 +12739,12 @@
       </w:pPr>
       <w:r>
         <w:rPr>
-          <w:rStyle w:val="KeywordTok"/>
+          <w:rStyle w:val="VerbatimChar"/>
         </w:rPr>
         <w:t xml:space="preserve">reinterpret_cast</w:t>
       </w:r>
       <w:r>
-        <w:t xml:space="preserve">),</w:t>
+        <w:t xml:space="preserve">,</w:t>
       </w:r>
     </w:p>
     <w:p>
@@ -12775,27 +12775,9 @@
       </w:r>
       <w:r>
         <w:rPr>
-          <w:rStyle w:val="DataTypeTok"/>
-        </w:rPr>
-        <w:t xml:space="preserve">double</w:t>
-      </w:r>
-      <w:r>
-        <w:rPr>
-          <w:rStyle w:val="NormalTok"/>
-        </w:rPr>
-        <w:t xml:space="preserve">(</w:t>
-      </w:r>
-      <w:r>
-        <w:rPr>
-          <w:rStyle w:val="DecValTok"/>
-        </w:rPr>
-        <w:t xml:space="preserve">42</w:t>
-      </w:r>
-      <w:r>
-        <w:rPr>
-          <w:rStyle w:val="NormalTok"/>
-        </w:rPr>
-        <w:t xml:space="preserve">)</w:t>
+          <w:rStyle w:val="VerbatimChar"/>
+        </w:rPr>
+        <w:t xml:space="preserve">double(42)</w:t>
       </w:r>
       <w:r>
         <w:t xml:space="preserve">) or</w:t>
@@ -12838,27 +12820,9 @@
       </w:r>
       <w:r>
         <w:rPr>
-          <w:rStyle w:val="NormalTok"/>
-        </w:rPr>
-        <w:t xml:space="preserve">(</w:t>
-      </w:r>
-      <w:r>
-        <w:rPr>
-          <w:rStyle w:val="DataTypeTok"/>
-        </w:rPr>
-        <w:t xml:space="preserve">int</w:t>
-      </w:r>
-      <w:r>
-        <w:rPr>
-          <w:rStyle w:val="NormalTok"/>
-        </w:rPr>
-        <w:t xml:space="preserve">)</w:t>
-      </w:r>
-      <w:r>
-        <w:rPr>
-          <w:rStyle w:val="FloatTok"/>
-        </w:rPr>
-        <w:t xml:space="preserve">3.14</w:t>
+          <w:rStyle w:val="VerbatimChar"/>
+        </w:rPr>
+        <w:t xml:space="preserve">(int)3.14</w:t>
       </w:r>
       <w:r>
         <w:t xml:space="preserve">).</w:t>
@@ -12896,7 +12860,7 @@
       </w:r>
       <w:r>
         <w:rPr>
-          <w:rStyle w:val="KeywordTok"/>
+          <w:rStyle w:val="VerbatimChar"/>
         </w:rPr>
         <w:t xml:space="preserve">const_cast</w:t>
       </w:r>
@@ -12908,7 +12872,7 @@
       </w:r>
       <w:r>
         <w:rPr>
-          <w:rStyle w:val="KeywordTok"/>
+          <w:rStyle w:val="VerbatimChar"/>
         </w:rPr>
         <w:t xml:space="preserve">static_cast</w:t>
       </w:r>
@@ -12920,7 +12884,7 @@
       </w:r>
       <w:r>
         <w:rPr>
-          <w:rStyle w:val="KeywordTok"/>
+          <w:rStyle w:val="VerbatimChar"/>
         </w:rPr>
         <w:t xml:space="preserve">reinterpret_cast</w:t>
       </w:r>
@@ -12944,7 +12908,7 @@
       </w:r>
       <w:r>
         <w:rPr>
-          <w:rStyle w:val="KeywordTok"/>
+          <w:rStyle w:val="VerbatimChar"/>
         </w:rPr>
         <w:t xml:space="preserve">reinterpret_cast</w:t>
       </w:r>
@@ -12973,7 +12937,7 @@
       </w:r>
       <w:r>
         <w:rPr>
-          <w:rStyle w:val="KeywordTok"/>
+          <w:rStyle w:val="VerbatimChar"/>
         </w:rPr>
         <w:t xml:space="preserve">dynamic_cast</w:t>
       </w:r>
@@ -12994,7 +12958,7 @@
       </w:r>
       <w:r>
         <w:rPr>
-          <w:rStyle w:val="KeywordTok"/>
+          <w:rStyle w:val="VerbatimChar"/>
         </w:rPr>
         <w:t xml:space="preserve">nullptr</w:t>
       </w:r>
@@ -13015,7 +12979,7 @@
       </w:r>
       <w:r>
         <w:rPr>
-          <w:rStyle w:val="KeywordTok"/>
+          <w:rStyle w:val="VerbatimChar"/>
         </w:rPr>
         <w:t xml:space="preserve">dynamic_cast</w:t>
       </w:r>
@@ -13226,7 +13190,7 @@
       </w:r>
       <w:r>
         <w:rPr>
-          <w:rStyle w:val="NormalTok"/>
+          <w:rStyle w:val="VerbatimChar"/>
         </w:rPr>
         <w:t xml:space="preserve">foo()</w:t>
       </w:r>
@@ -13255,28 +13219,28 @@
       </w:r>
       <w:r>
         <w:rPr>
+          <w:rStyle w:val="VerbatimChar"/>
+        </w:rPr>
+        <w:t xml:space="preserve">explicit</w:t>
+      </w:r>
+      <w:r>
+        <w:t xml:space="preserve"> </w:t>
+      </w:r>
+      <w:r>
+        <w:t xml:space="preserve">keyword can be used before the constructor to prevent this happening, as in:</w:t>
+      </w:r>
+    </w:p>
+    <w:p>
+      <w:pPr>
+        <w:pStyle w:val="SourceCode"/>
+      </w:pPr>
+      <w:r>
+        <w:rPr>
           <w:rStyle w:val="KeywordTok"/>
         </w:rPr>
         <w:t xml:space="preserve">explicit</w:t>
       </w:r>
       <w:r>
-        <w:t xml:space="preserve"> </w:t>
-      </w:r>
-      <w:r>
-        <w:t xml:space="preserve">keyword can be used before the constructor to prevent this happening, as in:</w:t>
-      </w:r>
-    </w:p>
-    <w:p>
-      <w:pPr>
-        <w:pStyle w:val="SourceCode"/>
-      </w:pPr>
-      <w:r>
-        <w:rPr>
-          <w:rStyle w:val="KeywordTok"/>
-        </w:rPr>
-        <w:t xml:space="preserve">explicit</w:t>
-      </w:r>
-      <w:r>
         <w:rPr>
           <w:rStyle w:val="NormalTok"/>
         </w:rPr>
@@ -13343,7 +13307,7 @@
       </w:r>
       <w:r>
         <w:rPr>
-          <w:rStyle w:val="NormalTok"/>
+          <w:rStyle w:val="VerbatimChar"/>
         </w:rPr>
         <w:t xml:space="preserve">foo(b)</w:t>
       </w:r>
@@ -13366,7 +13330,7 @@
       </w:r>
       <w:r>
         <w:rPr>
-          <w:rStyle w:val="AttributeTok"/>
+          <w:rStyle w:val="VerbatimChar"/>
         </w:rPr>
         <w:t xml:space="preserve">const</w:t>
       </w:r>
@@ -13389,7 +13353,7 @@
         <w:t xml:space="preserve"> </w:t>
       </w:r>
       <w:r>
-        <w:t xml:space="preserve">are described in section</w:t>
+        <w:t xml:space="preserve">are described in clause</w:t>
       </w:r>
       <w:r>
         <w:t xml:space="preserve"> </w:t>
@@ -13423,13 +13387,7 @@
         <w:t xml:space="preserve"> </w:t>
       </w:r>
       <w:r>
-        <w:t xml:space="preserve">For example, a common problem is mixing signed and</w:t>
-      </w:r>
-      <w:r>
-        <w:t xml:space="preserve"> </w:t>
-      </w:r>
-      <w:r>
-        <w:t xml:space="preserve">unsigned integral types in arithmetic expressions.</w:t>
+        <w:t xml:space="preserve">For example, a common problem is mixing signed and unsigned integral types in arithmetic expressions.</w:t>
       </w:r>
       <w:r>
         <w:t xml:space="preserve"> </w:t>
@@ -13531,7 +13489,7 @@
       </w:r>
       <w:r>
         <w:rPr>
-          <w:rStyle w:val="KeywordTok"/>
+          <w:rStyle w:val="VerbatimChar"/>
         </w:rPr>
         <w:t xml:space="preserve">auto</w:t>
       </w:r>
@@ -13873,15 +13831,9 @@
       </w:r>
       <w:r>
         <w:rPr>
-          <w:rStyle w:val="BuiltInTok"/>
-        </w:rPr>
-        <w:t xml:space="preserve">std::</w:t>
-      </w:r>
-      <w:r>
-        <w:rPr>
-          <w:rStyle w:val="NormalTok"/>
-        </w:rPr>
-        <w:t xml:space="preserve">byte</w:t>
+          <w:rStyle w:val="VerbatimChar"/>
+        </w:rPr>
+        <w:t xml:space="preserve">std::byte</w:t>
       </w:r>
       <w:r>
         <w:t xml:space="preserve"> </w:t>
@@ -13894,21 +13846,9 @@
       </w:r>
       <w:r>
         <w:rPr>
-          <w:rStyle w:val="DataTypeTok"/>
-        </w:rPr>
-        <w:t xml:space="preserve">unsigned</w:t>
-      </w:r>
-      <w:r>
-        <w:rPr>
-          <w:rStyle w:val="NormalTok"/>
-        </w:rPr>
-        <w:t xml:space="preserve"> </w:t>
-      </w:r>
-      <w:r>
-        <w:rPr>
-          <w:rStyle w:val="DataTypeTok"/>
-        </w:rPr>
-        <w:t xml:space="preserve">char</w:t>
+          <w:rStyle w:val="VerbatimChar"/>
+        </w:rPr>
+        <w:t xml:space="preserve">unsigned char</w:t>
       </w:r>
       <w:r>
         <w:t xml:space="preserve"> </w:t>
@@ -13975,15 +13915,9 @@
       </w:r>
       <w:r>
         <w:rPr>
-          <w:rStyle w:val="BuiltInTok"/>
-        </w:rPr>
-        <w:t xml:space="preserve">std::</w:t>
-      </w:r>
-      <w:r>
-        <w:rPr>
-          <w:rStyle w:val="NormalTok"/>
-        </w:rPr>
-        <w:t xml:space="preserve">bit_cast</w:t>
+          <w:rStyle w:val="VerbatimChar"/>
+        </w:rPr>
+        <w:t xml:space="preserve">std::bit_cast</w:t>
       </w:r>
       <w:r>
         <w:t xml:space="preserve">. This function provides the ability to preserve the bit representation when converting between unrelated types.</w:t>
@@ -13999,15 +13933,9 @@
       </w:r>
       <w:r>
         <w:rPr>
-          <w:rStyle w:val="BuiltInTok"/>
-        </w:rPr>
-        <w:t xml:space="preserve">std::</w:t>
-      </w:r>
-      <w:r>
-        <w:rPr>
-          <w:rStyle w:val="NormalTok"/>
-        </w:rPr>
-        <w:t xml:space="preserve">bit_cast</w:t>
+          <w:rStyle w:val="VerbatimChar"/>
+        </w:rPr>
+        <w:t xml:space="preserve">std::bit_cast</w:t>
       </w:r>
       <w:r>
         <w:t xml:space="preserve"> </w:t>
@@ -14077,15 +14005,9 @@
       </w:r>
       <w:r>
         <w:rPr>
-          <w:rStyle w:val="BuiltInTok"/>
-        </w:rPr>
-        <w:t xml:space="preserve">std::</w:t>
-      </w:r>
-      <w:r>
-        <w:rPr>
-          <w:rStyle w:val="NormalTok"/>
-        </w:rPr>
-        <w:t xml:space="preserve">bit_cast</w:t>
+          <w:rStyle w:val="VerbatimChar"/>
+        </w:rPr>
+        <w:t xml:space="preserve">std::bit_cast</w:t>
       </w:r>
       <w:r>
         <w:t xml:space="preserve">.</w:t>
@@ -14134,7 +14056,7 @@
       </w:r>
       <w:r>
         <w:rPr>
-          <w:rStyle w:val="KeywordTok"/>
+          <w:rStyle w:val="VerbatimChar"/>
         </w:rPr>
         <w:t xml:space="preserve">explicit</w:t>
       </w:r>
@@ -14184,7 +14106,7 @@
       </w:r>
       <w:r>
         <w:rPr>
-          <w:rStyle w:val="AttributeTok"/>
+          <w:rStyle w:val="VerbatimChar"/>
         </w:rPr>
         <w:t xml:space="preserve">const</w:t>
       </w:r>

--- a/all.docx
+++ b/all.docx
@@ -14393,15 +14393,9 @@
       </w:r>
       <w:r>
         <w:rPr>
-          <w:rStyle w:val="BuiltInTok"/>
-        </w:rPr>
-        <w:t xml:space="preserve">std::</w:t>
-      </w:r>
-      <w:r>
-        <w:rPr>
-          <w:rStyle w:val="NormalTok"/>
-        </w:rPr>
-        <w:t xml:space="preserve">basic_string</w:t>
+          <w:rStyle w:val="VerbatimChar"/>
+        </w:rPr>
+        <w:t xml:space="preserve">std::basic_string</w:t>
       </w:r>
       <w:r>
         <w:t xml:space="preserve">, that manages the space for the string and the string length and always includes a string termination character.</w:t>
@@ -14417,15 +14411,9 @@
       </w:r>
       <w:r>
         <w:rPr>
-          <w:rStyle w:val="BuiltInTok"/>
-        </w:rPr>
-        <w:t xml:space="preserve">std::</w:t>
-      </w:r>
-      <w:r>
-        <w:rPr>
-          <w:rStyle w:val="NormalTok"/>
-        </w:rPr>
-        <w:t xml:space="preserve">basic_string</w:t>
+          <w:rStyle w:val="VerbatimChar"/>
+        </w:rPr>
+        <w:t xml:space="preserve">std::basic_string</w:t>
       </w:r>
       <w:r>
         <w:t xml:space="preserve"> </w:t>
@@ -14452,15 +14440,9 @@
       </w:r>
       <w:r>
         <w:rPr>
-          <w:rStyle w:val="BuiltInTok"/>
-        </w:rPr>
-        <w:t xml:space="preserve">std::</w:t>
-      </w:r>
-      <w:r>
-        <w:rPr>
-          <w:rStyle w:val="NormalTok"/>
-        </w:rPr>
-        <w:t xml:space="preserve">basic_stringview</w:t>
+          <w:rStyle w:val="VerbatimChar"/>
+        </w:rPr>
+        <w:t xml:space="preserve">std::basic_stringview</w:t>
       </w:r>
       <w:r>
         <w:t xml:space="preserve"> </w:t>
@@ -14473,15 +14455,9 @@
       </w:r>
       <w:r>
         <w:rPr>
-          <w:rStyle w:val="BuiltInTok"/>
-        </w:rPr>
-        <w:t xml:space="preserve">std::</w:t>
-      </w:r>
-      <w:r>
-        <w:rPr>
-          <w:rStyle w:val="NormalTok"/>
-        </w:rPr>
-        <w:t xml:space="preserve">span</w:t>
+          <w:rStyle w:val="VerbatimChar"/>
+        </w:rPr>
+        <w:t xml:space="preserve">std::span</w:t>
       </w:r>
       <w:r>
         <w:t xml:space="preserve"> </w:t>
@@ -14652,7 +14628,7 @@
         </w:numPr>
       </w:pPr>
       <w:r>
-        <w:t xml:space="preserve">If using C-style strings is unavoidable, apply the avoidance mechanisms of ISO/IEC 24772-3 clause 6.7.2.</w:t>
+        <w:t xml:space="preserve">If using C-style strings is unavoidable, apply the avoidance mechanisms of ISO/IEC 24772-3 6.7.2.</w:t>
       </w:r>
     </w:p>
     <w:p>
@@ -14681,15 +14657,9 @@
       </w:r>
       <w:r>
         <w:rPr>
-          <w:rStyle w:val="BuiltInTok"/>
-        </w:rPr>
-        <w:t xml:space="preserve">std::</w:t>
-      </w:r>
-      <w:r>
-        <w:rPr>
-          <w:rStyle w:val="NormalTok"/>
-        </w:rPr>
-        <w:t xml:space="preserve">string</w:t>
+          <w:rStyle w:val="VerbatimChar"/>
+        </w:rPr>
+        <w:t xml:space="preserve">std::string</w:t>
       </w:r>
       <w:r>
         <w:t xml:space="preserve">, that manages the memory of its string and handles termination in order to mitigate against this vulnerability.</w:t>
@@ -14710,15 +14680,9 @@
       </w:r>
       <w:r>
         <w:rPr>
-          <w:rStyle w:val="BuiltInTok"/>
-        </w:rPr>
-        <w:t xml:space="preserve">std::</w:t>
-      </w:r>
-      <w:r>
-        <w:rPr>
-          <w:rStyle w:val="NormalTok"/>
-        </w:rPr>
-        <w:t xml:space="preserve">string_view</w:t>
+          <w:rStyle w:val="VerbatimChar"/>
+        </w:rPr>
+        <w:t xml:space="preserve">std::string_view</w:t>
       </w:r>
       <w:r>
         <w:t xml:space="preserve"> </w:t>
@@ -14731,15 +14695,9 @@
       </w:r>
       <w:r>
         <w:rPr>
-          <w:rStyle w:val="BuiltInTok"/>
-        </w:rPr>
-        <w:t xml:space="preserve">std::</w:t>
-      </w:r>
-      <w:r>
-        <w:rPr>
-          <w:rStyle w:val="NormalTok"/>
-        </w:rPr>
-        <w:t xml:space="preserve">span</w:t>
+          <w:rStyle w:val="VerbatimChar"/>
+        </w:rPr>
+        <w:t xml:space="preserve">std::span</w:t>
       </w:r>
       <w:r>
         <w:t xml:space="preserve"> </w:t>

--- a/all.docx
+++ b/all.docx
@@ -9785,7 +9785,7 @@
       </w:r>
     </w:p>
     <w:bookmarkEnd w:id="32"/>
-    <w:bookmarkStart w:id="233" w:name="specific-guidance-for-c-vulnerabilities"/>
+    <w:bookmarkStart w:id="234" w:name="specific-guidance-for-c-vulnerabilities"/>
     <w:p>
       <w:pPr>
         <w:pStyle w:val="Heading1"/>
@@ -53429,7 +53429,7 @@
     </w:p>
     <w:bookmarkEnd w:id="187"/>
     <w:bookmarkEnd w:id="188"/>
-    <w:bookmarkStart w:id="192" w:name="X165926c342ab175b2667683b6cb7551fc7b18d8"/>
+    <w:bookmarkStart w:id="193" w:name="X165926c342ab175b2667683b6cb7551fc7b18d8"/>
     <w:p>
       <w:pPr>
         <w:pStyle w:val="Heading2"/>
@@ -53438,7 +53438,7 @@
         <w:t xml:space="preserve">6.50. Unanticipated Exceptions from Library Routines [HJW]</w:t>
       </w:r>
     </w:p>
-    <w:bookmarkStart w:id="190" w:name="applicability-to-language"/>
+    <w:bookmarkStart w:id="191" w:name="applicability-to-language"/>
     <w:p>
       <w:pPr>
         <w:pStyle w:val="Heading3"/>
@@ -53464,7 +53464,18 @@
         <w:t xml:space="preserve"> </w:t>
       </w:r>
       <w:r>
-        <w:t xml:space="preserve">This clause assumes that any exceptions thrown by an external library are compatible with C++, otherwise the result is undefined.</w:t>
+        <w:t xml:space="preserve">This clause assumes that any exceptions thrown by an external library are compatible with C++, otherwise the result is either implementation-defined or undefined (see</w:t>
+      </w:r>
+      <w:r>
+        <w:t xml:space="preserve"> </w:t>
+      </w:r>
+      <w:bookmarkStart w:id="189" w:name="DJS"/>
+      <w:r>
+        <w:t xml:space="preserve">Inter-language calling [DJS]</w:t>
+      </w:r>
+      <w:bookmarkEnd w:id="189"/>
+      <w:r>
+        <w:t xml:space="preserve">).</w:t>
       </w:r>
     </w:p>
     <w:p>
@@ -53507,7 +53518,7 @@
       <w:r>
         <w:t xml:space="preserve"> </w:t>
       </w:r>
-      <w:bookmarkStart w:id="189" w:name="OYB"/>
+      <w:bookmarkStart w:id="190" w:name="OYB"/>
       <w:r>
         <w:t xml:space="preserve">Ignored Error Status and Unhandled Exceptions</w:t>
       </w:r>
@@ -53517,13 +53528,13 @@
       <w:r>
         <w:t xml:space="preserve">[OYB]</w:t>
       </w:r>
-      <w:bookmarkEnd w:id="189"/>
+      <w:bookmarkEnd w:id="190"/>
       <w:r>
         <w:t xml:space="preserve">.</w:t>
       </w:r>
     </w:p>
-    <w:bookmarkEnd w:id="190"/>
-    <w:bookmarkStart w:id="191" w:name="avoidance-mechanisms-for-language-users"/>
+    <w:bookmarkEnd w:id="191"/>
+    <w:bookmarkStart w:id="192" w:name="avoidance-mechanisms-for-language-users"/>
     <w:p>
       <w:pPr>
         <w:pStyle w:val="Heading3"/>
@@ -53627,9 +53638,9 @@
         <w:t xml:space="preserve">handler.</w:t>
       </w:r>
     </w:p>
-    <w:bookmarkEnd w:id="191"/>
     <w:bookmarkEnd w:id="192"/>
-    <w:bookmarkStart w:id="195" w:name="NMP"/>
+    <w:bookmarkEnd w:id="193"/>
+    <w:bookmarkStart w:id="196" w:name="NMP"/>
     <w:p>
       <w:pPr>
         <w:pStyle w:val="Heading2"/>
@@ -53638,7 +53649,7 @@
         <w:t xml:space="preserve">6.51 Pre-processor Directives [NMP]</w:t>
       </w:r>
     </w:p>
-    <w:bookmarkStart w:id="193" w:name="applicability-to-language"/>
+    <w:bookmarkStart w:id="194" w:name="applicability-to-language"/>
     <w:p>
       <w:pPr>
         <w:pStyle w:val="Heading3"/>
@@ -54844,8 +54855,8 @@
         <w:t xml:space="preserve">//Expands to "0"_ms or "0_ms"</w:t>
       </w:r>
     </w:p>
-    <w:bookmarkEnd w:id="193"/>
-    <w:bookmarkStart w:id="194" w:name="avoidance-mechanisms-for-language-users"/>
+    <w:bookmarkEnd w:id="194"/>
+    <w:bookmarkStart w:id="195" w:name="avoidance-mechanisms-for-language-users"/>
     <w:p>
       <w:pPr>
         <w:pStyle w:val="Heading3"/>
@@ -55187,9 +55198,9 @@
         <w:t xml:space="preserve">in the same macro body.</w:t>
       </w:r>
     </w:p>
-    <w:bookmarkEnd w:id="194"/>
     <w:bookmarkEnd w:id="195"/>
-    <w:bookmarkStart w:id="198" w:name="Xe4ed1f6d7e7049a22cf11fb58e9b78561722b0b"/>
+    <w:bookmarkEnd w:id="196"/>
+    <w:bookmarkStart w:id="199" w:name="Xe4ed1f6d7e7049a22cf11fb58e9b78561722b0b"/>
     <w:p>
       <w:pPr>
         <w:pStyle w:val="Heading2"/>
@@ -55198,7 +55209,7 @@
         <w:t xml:space="preserve">6.52 Suppression of Language-defined Run-time Checking [MXB]</w:t>
       </w:r>
     </w:p>
-    <w:bookmarkStart w:id="196" w:name="applicability-to-language"/>
+    <w:bookmarkStart w:id="197" w:name="applicability-to-language"/>
     <w:p>
       <w:pPr>
         <w:pStyle w:val="Heading3"/>
@@ -55276,8 +55287,8 @@
         <w:t xml:space="preserve">Having such checks in production code requires handling potential failures discovered.</w:t>
       </w:r>
     </w:p>
-    <w:bookmarkEnd w:id="196"/>
-    <w:bookmarkStart w:id="197" w:name="avoidance-mechanisms-for-language-users"/>
+    <w:bookmarkEnd w:id="197"/>
+    <w:bookmarkStart w:id="198" w:name="avoidance-mechanisms-for-language-users"/>
     <w:p>
       <w:pPr>
         <w:pStyle w:val="Heading3"/>
@@ -55294,9 +55305,9 @@
         <w:t xml:space="preserve">To avoid the vulnerability or mitigate its ill effects, C++ software developers can apply the avoidance mechanisms of ISO/IEC 24772-1 6.52.5.</w:t>
       </w:r>
     </w:p>
-    <w:bookmarkEnd w:id="197"/>
     <w:bookmarkEnd w:id="198"/>
-    <w:bookmarkStart w:id="201" w:name="X2e6df9becdc68c65fdb33865090fafdb8a33550"/>
+    <w:bookmarkEnd w:id="199"/>
+    <w:bookmarkStart w:id="202" w:name="X2e6df9becdc68c65fdb33865090fafdb8a33550"/>
     <w:p>
       <w:pPr>
         <w:pStyle w:val="Heading2"/>
@@ -55305,7 +55316,7 @@
         <w:t xml:space="preserve">6.53 Provision of Inherently Unsafe Operations [SKL]</w:t>
       </w:r>
     </w:p>
-    <w:bookmarkStart w:id="199" w:name="applicability-to-language"/>
+    <w:bookmarkStart w:id="200" w:name="applicability-to-language"/>
     <w:p>
       <w:pPr>
         <w:pStyle w:val="Heading3"/>
@@ -55357,8 +55368,8 @@
         <w:t xml:space="preserve">is unsafe and should be avoided.</w:t>
       </w:r>
     </w:p>
-    <w:bookmarkEnd w:id="199"/>
-    <w:bookmarkStart w:id="200" w:name="avoidance-mechanisms-for-language-users"/>
+    <w:bookmarkEnd w:id="200"/>
+    <w:bookmarkStart w:id="201" w:name="avoidance-mechanisms-for-language-users"/>
     <w:p>
       <w:pPr>
         <w:pStyle w:val="Heading3"/>
@@ -55408,9 +55419,9 @@
         <w:t xml:space="preserve">Apply static analysis tools to detect unsafe constructs.</w:t>
       </w:r>
     </w:p>
-    <w:bookmarkEnd w:id="200"/>
     <w:bookmarkEnd w:id="201"/>
-    <w:bookmarkStart w:id="204" w:name="BRS"/>
+    <w:bookmarkEnd w:id="202"/>
+    <w:bookmarkStart w:id="205" w:name="BRS"/>
     <w:p>
       <w:pPr>
         <w:pStyle w:val="Heading2"/>
@@ -55419,7 +55430,7 @@
         <w:t xml:space="preserve">6.54 Obscure Language Features [BRS]</w:t>
       </w:r>
     </w:p>
-    <w:bookmarkStart w:id="202" w:name="applicability-of-language"/>
+    <w:bookmarkStart w:id="203" w:name="applicability-of-language"/>
     <w:p>
       <w:pPr>
         <w:pStyle w:val="Heading3"/>
@@ -55482,8 +55493,8 @@
         <w:t xml:space="preserve">The use of more than one compiler can also help enforce standard conformance.</w:t>
       </w:r>
     </w:p>
-    <w:bookmarkEnd w:id="202"/>
-    <w:bookmarkStart w:id="203" w:name="avoidance-mechanisms-for-language-users"/>
+    <w:bookmarkEnd w:id="203"/>
+    <w:bookmarkStart w:id="204" w:name="avoidance-mechanisms-for-language-users"/>
     <w:p>
       <w:pPr>
         <w:pStyle w:val="Heading3"/>
@@ -55512,9 +55523,9 @@
         <w:t xml:space="preserve">- Use static analysis tools, including multiple compilers from different sources and with appropriate levels of checking to help identify occurrences of obscure language features.</w:t>
       </w:r>
     </w:p>
-    <w:bookmarkEnd w:id="203"/>
     <w:bookmarkEnd w:id="204"/>
-    <w:bookmarkStart w:id="207" w:name="unspecified-behaviour-bqf"/>
+    <w:bookmarkEnd w:id="205"/>
+    <w:bookmarkStart w:id="208" w:name="unspecified-behaviour-bqf"/>
     <w:p>
       <w:pPr>
         <w:pStyle w:val="Heading2"/>
@@ -55523,7 +55534,7 @@
         <w:t xml:space="preserve">6.55 Unspecified Behaviour [BQF]</w:t>
       </w:r>
     </w:p>
-    <w:bookmarkStart w:id="205" w:name="applicability-of-language"/>
+    <w:bookmarkStart w:id="206" w:name="applicability-of-language"/>
     <w:p>
       <w:pPr>
         <w:pStyle w:val="Heading3"/>
@@ -55893,8 +55904,8 @@
         <w:t xml:space="preserve">// can be f(0,1), or f(1,1), depending on evaluation order.</w:t>
       </w:r>
     </w:p>
-    <w:bookmarkEnd w:id="205"/>
-    <w:bookmarkStart w:id="206" w:name="avoidance-mechanisms-for-language-users"/>
+    <w:bookmarkEnd w:id="206"/>
+    <w:bookmarkStart w:id="207" w:name="avoidance-mechanisms-for-language-users"/>
     <w:p>
       <w:pPr>
         <w:pStyle w:val="Heading3"/>
@@ -55933,9 +55944,9 @@
         <w:t xml:space="preserve">Use static analysis tools and multiple compilers/tools from different sources to help identify occurrences of unspecified behaviour.</w:t>
       </w:r>
     </w:p>
-    <w:bookmarkEnd w:id="206"/>
     <w:bookmarkEnd w:id="207"/>
-    <w:bookmarkStart w:id="210" w:name="EWF"/>
+    <w:bookmarkEnd w:id="208"/>
+    <w:bookmarkStart w:id="211" w:name="EWF"/>
     <w:p>
       <w:pPr>
         <w:pStyle w:val="Heading2"/>
@@ -55944,7 +55955,7 @@
         <w:t xml:space="preserve">6.56 Undefined Behaviour [EWF]</w:t>
       </w:r>
     </w:p>
-    <w:bookmarkStart w:id="208" w:name="applicability-to-language"/>
+    <w:bookmarkStart w:id="209" w:name="applicability-to-language"/>
     <w:p>
       <w:pPr>
         <w:pStyle w:val="Heading3"/>
@@ -56194,8 +56205,8 @@
         <w:t xml:space="preserve">Modern compilers can eliminate such tests when they know that the check will succeed.</w:t>
       </w:r>
     </w:p>
-    <w:bookmarkEnd w:id="208"/>
-    <w:bookmarkStart w:id="209" w:name="avoidance-mechanisms-for-language-users"/>
+    <w:bookmarkEnd w:id="209"/>
+    <w:bookmarkStart w:id="210" w:name="avoidance-mechanisms-for-language-users"/>
     <w:p>
       <w:pPr>
         <w:pStyle w:val="Heading3"/>
@@ -56301,9 +56312,9 @@
         <w:t xml:space="preserve">Explicitly test or use assertions for situations that can cause undefined behaviour.</w:t>
       </w:r>
     </w:p>
-    <w:bookmarkEnd w:id="209"/>
     <w:bookmarkEnd w:id="210"/>
-    <w:bookmarkStart w:id="213" w:name="implementation-defined-behaviour-fab"/>
+    <w:bookmarkEnd w:id="211"/>
+    <w:bookmarkStart w:id="214" w:name="implementation-defined-behaviour-fab"/>
     <w:p>
       <w:pPr>
         <w:pStyle w:val="Heading2"/>
@@ -56312,7 +56323,7 @@
         <w:t xml:space="preserve">6.57 Implementation-defined Behaviour [FAB]</w:t>
       </w:r>
     </w:p>
-    <w:bookmarkStart w:id="211" w:name="applicability-to-language"/>
+    <w:bookmarkStart w:id="212" w:name="applicability-to-language"/>
     <w:p>
       <w:pPr>
         <w:pStyle w:val="Heading3"/>
@@ -56412,8 +56423,8 @@
         <w:t xml:space="preserve">In either situation, the implementation-defined behaviour will become problematic.</w:t>
       </w:r>
     </w:p>
-    <w:bookmarkEnd w:id="211"/>
-    <w:bookmarkStart w:id="212" w:name="avoidance-mechanisms-for-language-users"/>
+    <w:bookmarkEnd w:id="212"/>
+    <w:bookmarkStart w:id="213" w:name="avoidance-mechanisms-for-language-users"/>
     <w:p>
       <w:pPr>
         <w:pStyle w:val="Heading3"/>
@@ -56516,9 +56527,9 @@
         <w:t xml:space="preserve">behaviours.</w:t>
       </w:r>
     </w:p>
-    <w:bookmarkEnd w:id="212"/>
     <w:bookmarkEnd w:id="213"/>
-    <w:bookmarkStart w:id="216" w:name="deprecated-language-features-mem"/>
+    <w:bookmarkEnd w:id="214"/>
+    <w:bookmarkStart w:id="217" w:name="deprecated-language-features-mem"/>
     <w:p>
       <w:pPr>
         <w:pStyle w:val="Heading2"/>
@@ -56527,7 +56538,7 @@
         <w:t xml:space="preserve">6.58 Deprecated Language Features [MEM]</w:t>
       </w:r>
     </w:p>
-    <w:bookmarkStart w:id="214" w:name="applicability-to-language"/>
+    <w:bookmarkStart w:id="215" w:name="applicability-to-language"/>
     <w:p>
       <w:pPr>
         <w:pStyle w:val="Heading3"/>
@@ -56627,8 +56638,8 @@
         <w:t xml:space="preserve">standard is a better option.</w:t>
       </w:r>
     </w:p>
-    <w:bookmarkEnd w:id="214"/>
-    <w:bookmarkStart w:id="215" w:name="avoidance-mechanisms-for-language-users"/>
+    <w:bookmarkEnd w:id="215"/>
+    <w:bookmarkStart w:id="216" w:name="avoidance-mechanisms-for-language-users"/>
     <w:p>
       <w:pPr>
         <w:pStyle w:val="Heading3"/>
@@ -56729,9 +56740,9 @@
         <w:t xml:space="preserve">declarations that exist only for backward compatibility.</w:t>
       </w:r>
     </w:p>
-    <w:bookmarkEnd w:id="215"/>
     <w:bookmarkEnd w:id="216"/>
-    <w:bookmarkStart w:id="219" w:name="CGA"/>
+    <w:bookmarkEnd w:id="217"/>
+    <w:bookmarkStart w:id="220" w:name="CGA"/>
     <w:p>
       <w:pPr>
         <w:pStyle w:val="Heading2"/>
@@ -56740,7 +56751,7 @@
         <w:t xml:space="preserve">6.59 Concurrency – Activation [CGA]</w:t>
       </w:r>
     </w:p>
-    <w:bookmarkStart w:id="217" w:name="applicability-to-language"/>
+    <w:bookmarkStart w:id="218" w:name="applicability-to-language"/>
     <w:p>
       <w:pPr>
         <w:pStyle w:val="Heading3"/>
@@ -57656,8 +57667,8 @@
         <w:t xml:space="preserve">.</w:t>
       </w:r>
     </w:p>
-    <w:bookmarkEnd w:id="217"/>
-    <w:bookmarkStart w:id="218" w:name="avoidance-mechanisms-for-language-users"/>
+    <w:bookmarkEnd w:id="218"/>
+    <w:bookmarkStart w:id="219" w:name="avoidance-mechanisms-for-language-users"/>
     <w:p>
       <w:pPr>
         <w:pStyle w:val="Heading3"/>
@@ -57893,9 +57904,9 @@
         <w:t xml:space="preserve">, especially for detached threads.</w:t>
       </w:r>
     </w:p>
-    <w:bookmarkEnd w:id="218"/>
     <w:bookmarkEnd w:id="219"/>
-    <w:bookmarkStart w:id="221" w:name="concurrency-directed-termination-cgt"/>
+    <w:bookmarkEnd w:id="220"/>
+    <w:bookmarkStart w:id="222" w:name="concurrency-directed-termination-cgt"/>
     <w:p>
       <w:pPr>
         <w:pStyle w:val="Heading2"/>
@@ -57904,7 +57915,7 @@
         <w:t xml:space="preserve">6.60 Concurrency – Directed termination [CGT]</w:t>
       </w:r>
     </w:p>
-    <w:bookmarkStart w:id="220" w:name="applicability-to-language"/>
+    <w:bookmarkStart w:id="221" w:name="applicability-to-language"/>
     <w:p>
       <w:pPr>
         <w:pStyle w:val="Heading3"/>
@@ -59366,9 +59377,9 @@
         <w:t xml:space="preserve">Discussion: Do we need to discuss termination of tasks?</w:t>
       </w:r>
     </w:p>
-    <w:bookmarkEnd w:id="220"/>
     <w:bookmarkEnd w:id="221"/>
-    <w:bookmarkStart w:id="222" w:name="avoidance-mechanisms-for-language-users"/>
+    <w:bookmarkEnd w:id="222"/>
+    <w:bookmarkStart w:id="223" w:name="avoidance-mechanisms-for-language-users"/>
     <w:p>
       <w:pPr>
         <w:pStyle w:val="Heading2"/>
@@ -59418,8 +59429,8 @@
         <w:t xml:space="preserve">Use code reviews and static analysis tools if available, to ensure that threads correctly terminate.</w:t>
       </w:r>
     </w:p>
-    <w:bookmarkEnd w:id="222"/>
-    <w:bookmarkStart w:id="225" w:name="CGX"/>
+    <w:bookmarkEnd w:id="223"/>
+    <w:bookmarkStart w:id="226" w:name="CGX"/>
     <w:p>
       <w:pPr>
         <w:pStyle w:val="Heading2"/>
@@ -59428,7 +59439,7 @@
         <w:t xml:space="preserve">6.61 Concurrent Data Access [CGX]</w:t>
       </w:r>
     </w:p>
-    <w:bookmarkStart w:id="223" w:name="applicability-to-language"/>
+    <w:bookmarkStart w:id="224" w:name="applicability-to-language"/>
     <w:p>
       <w:pPr>
         <w:pStyle w:val="Heading3"/>
@@ -59692,8 +59703,8 @@
         <w:t xml:space="preserve">Discuss sharing of memory between tasks!! i.e. Don’t do it!?</w:t>
       </w:r>
     </w:p>
-    <w:bookmarkEnd w:id="223"/>
-    <w:bookmarkStart w:id="224" w:name="avoidance-mechanisms-for-language-users"/>
+    <w:bookmarkEnd w:id="224"/>
+    <w:bookmarkStart w:id="225" w:name="avoidance-mechanisms-for-language-users"/>
     <w:p>
       <w:pPr>
         <w:pStyle w:val="Heading3"/>
@@ -59835,9 +59846,9 @@
         <w:t xml:space="preserve">Pass all thread function arguments by non-pointer-like values.</w:t>
       </w:r>
     </w:p>
-    <w:bookmarkEnd w:id="224"/>
     <w:bookmarkEnd w:id="225"/>
-    <w:bookmarkStart w:id="229" w:name="concurrency-premature-termination-cgs"/>
+    <w:bookmarkEnd w:id="226"/>
+    <w:bookmarkStart w:id="230" w:name="concurrency-premature-termination-cgs"/>
     <w:p>
       <w:pPr>
         <w:pStyle w:val="Heading2"/>
@@ -59846,7 +59857,7 @@
         <w:t xml:space="preserve">6.62 Concurrency – Premature Termination [CGS]</w:t>
       </w:r>
     </w:p>
-    <w:bookmarkStart w:id="226" w:name="applicability-to-language"/>
+    <w:bookmarkStart w:id="227" w:name="applicability-to-language"/>
     <w:p>
       <w:pPr>
         <w:pStyle w:val="Heading3"/>
@@ -59855,8 +59866,8 @@
         <w:t xml:space="preserve">6.62.1 Applicability to language</w:t>
       </w:r>
     </w:p>
-    <w:bookmarkEnd w:id="226"/>
-    <w:bookmarkStart w:id="227" w:name="section"/>
+    <w:bookmarkEnd w:id="227"/>
+    <w:bookmarkStart w:id="228" w:name="section"/>
     <w:p>
       <w:pPr>
         <w:pStyle w:val="Heading3"/>
@@ -60111,8 +60122,8 @@
         <w:t xml:space="preserve">but these affect the whole program containing the thread. Therefore, the only way for a task to terminate is to receive a terminate request and transfer to the end of its code where the parent that initiated it will be waiting at the future.</w:t>
       </w:r>
     </w:p>
-    <w:bookmarkEnd w:id="227"/>
-    <w:bookmarkStart w:id="228" w:name="avoidance-mechanisms-for-language-users"/>
+    <w:bookmarkEnd w:id="228"/>
+    <w:bookmarkStart w:id="229" w:name="avoidance-mechanisms-for-language-users"/>
     <w:p>
       <w:pPr>
         <w:pStyle w:val="Heading3"/>
@@ -60222,9 +60233,9 @@
         <w:t xml:space="preserve">normally, such as by using the std::jthread type.</w:t>
       </w:r>
     </w:p>
-    <w:bookmarkEnd w:id="228"/>
     <w:bookmarkEnd w:id="229"/>
-    <w:bookmarkStart w:id="232" w:name="uncontrolled-format-string-shl"/>
+    <w:bookmarkEnd w:id="230"/>
+    <w:bookmarkStart w:id="233" w:name="uncontrolled-format-string-shl"/>
     <w:p>
       <w:pPr>
         <w:pStyle w:val="Heading2"/>
@@ -60233,7 +60244,7 @@
         <w:t xml:space="preserve">6.64 Uncontrolled Format String [SHL]</w:t>
       </w:r>
     </w:p>
-    <w:bookmarkStart w:id="230" w:name="applicability-to-language"/>
+    <w:bookmarkStart w:id="231" w:name="applicability-to-language"/>
     <w:p>
       <w:pPr>
         <w:pStyle w:val="Heading3"/>
@@ -60666,8 +60677,8 @@
         <w:t xml:space="preserve">formatting abilities to user-defined types.</w:t>
       </w:r>
     </w:p>
-    <w:bookmarkEnd w:id="230"/>
-    <w:bookmarkStart w:id="231" w:name="avoidance-mechanisms-for-language-users"/>
+    <w:bookmarkEnd w:id="231"/>
+    <w:bookmarkStart w:id="232" w:name="avoidance-mechanisms-for-language-users"/>
     <w:p>
       <w:pPr>
         <w:pStyle w:val="Heading3"/>
@@ -60760,10 +60771,10 @@
         <w:t xml:space="preserve">Read untrusted input as plain characters and then check for validity, before any conversion to numbers or program entities occurs, using facilities that do not require format strings and that check and report error conditions.</w:t>
       </w:r>
     </w:p>
-    <w:bookmarkEnd w:id="231"/>
     <w:bookmarkEnd w:id="232"/>
     <w:bookmarkEnd w:id="233"/>
-    <w:bookmarkStart w:id="238" w:name="UJO"/>
+    <w:bookmarkEnd w:id="234"/>
+    <w:bookmarkStart w:id="239" w:name="UJO"/>
     <w:p>
       <w:pPr>
         <w:pStyle w:val="Heading1"/>
@@ -60772,7 +60783,7 @@
         <w:t xml:space="preserve">6.65 Modifying constants [UJO]</w:t>
       </w:r>
     </w:p>
-    <w:bookmarkStart w:id="236" w:name="applicability-to-language"/>
+    <w:bookmarkStart w:id="237" w:name="applicability-to-language"/>
     <w:p>
       <w:pPr>
         <w:pStyle w:val="Heading3"/>
@@ -61133,11 +61144,11 @@
       <w:r>
         <w:t xml:space="preserve"> </w:t>
       </w:r>
-      <w:bookmarkStart w:id="234" w:name="EWF"/>
+      <w:bookmarkStart w:id="235" w:name="EWF"/>
       <w:r>
         <w:t xml:space="preserve">Undefined Behavior [EWF]</w:t>
       </w:r>
-      <w:bookmarkEnd w:id="234"/>
+      <w:bookmarkEnd w:id="235"/>
       <w:r>
         <w:t xml:space="preserve">) :</w:t>
       </w:r>
@@ -61975,11 +61986,11 @@
       <w:r>
         <w:t xml:space="preserve"> </w:t>
       </w:r>
-      <w:bookmarkStart w:id="235" w:name="FLC"/>
+      <w:bookmarkStart w:id="236" w:name="FLC"/>
       <w:r>
         <w:t xml:space="preserve">Conversion Errors [FLC]</w:t>
       </w:r>
-      <w:bookmarkEnd w:id="235"/>
+      <w:bookmarkEnd w:id="236"/>
       <w:r>
         <w:t xml:space="preserve">).</w:t>
       </w:r>
@@ -62374,8 +62385,8 @@
         <w:t xml:space="preserve">};</w:t>
       </w:r>
     </w:p>
-    <w:bookmarkEnd w:id="236"/>
-    <w:bookmarkStart w:id="237" w:name="avoidance-mechanisms-for-language-users"/>
+    <w:bookmarkEnd w:id="237"/>
+    <w:bookmarkStart w:id="238" w:name="avoidance-mechanisms-for-language-users"/>
     <w:p>
       <w:pPr>
         <w:pStyle w:val="Heading3"/>
@@ -62671,9 +62682,9 @@
         <w:t xml:space="preserve">member functions.</w:t>
       </w:r>
     </w:p>
-    <w:bookmarkEnd w:id="237"/>
     <w:bookmarkEnd w:id="238"/>
-    <w:bookmarkStart w:id="239" w:name="language-specific-vulnerabilities-for-c"/>
+    <w:bookmarkEnd w:id="239"/>
+    <w:bookmarkStart w:id="240" w:name="language-specific-vulnerabilities-for-c"/>
     <w:p>
       <w:pPr>
         <w:pStyle w:val="Heading1"/>
@@ -62690,8 +62701,8 @@
         <w:t xml:space="preserve">TBD</w:t>
       </w:r>
     </w:p>
-    <w:bookmarkEnd w:id="239"/>
-    <w:bookmarkStart w:id="241" w:name="implications-for-standardization"/>
+    <w:bookmarkEnd w:id="240"/>
+    <w:bookmarkStart w:id="242" w:name="implications-for-standardization"/>
     <w:p>
       <w:pPr>
         <w:pStyle w:val="Heading1"/>
@@ -63193,7 +63204,7 @@
         <w:rPr>
           <w:rStyle w:val="FootnoteReference"/>
         </w:rPr>
-        <w:footnoteReference w:id="240"/>
+        <w:footnoteReference w:id="241"/>
       </w:r>
       <w:r>
         <w:t xml:space="preserve">.</w:t>
@@ -63859,8 +63870,8 @@
         <w:t xml:space="preserve">Creating an Annex that lists deprecated features.</w:t>
       </w:r>
     </w:p>
-    <w:bookmarkEnd w:id="241"/>
-    <w:bookmarkStart w:id="255" w:name="bibliography"/>
+    <w:bookmarkEnd w:id="242"/>
+    <w:bookmarkStart w:id="256" w:name="bibliography"/>
     <w:p>
       <w:pPr>
         <w:pStyle w:val="Heading1"/>
@@ -64292,7 +64303,7 @@
         <w:rPr>
           <w:rStyle w:val="FootnoteReference"/>
         </w:rPr>
-        <w:footnoteReference w:id="242"/>
+        <w:footnoteReference w:id="243"/>
       </w:r>
       <w:r>
         <w:t xml:space="preserve">.</w:t>
@@ -64644,7 +64655,7 @@
       <w:r>
         <w:t xml:space="preserve"> </w:t>
       </w:r>
-      <w:hyperlink r:id="rId243">
+      <w:hyperlink r:id="rId244">
         <w:r>
           <w:rPr>
             <w:rStyle w:val="Hyperlink"/>
@@ -64681,7 +64692,7 @@
       <w:r>
         <w:t xml:space="preserve"> </w:t>
       </w:r>
-      <w:hyperlink r:id="rId244">
+      <w:hyperlink r:id="rId245">
         <w:r>
           <w:rPr>
             <w:rStyle w:val="Hyperlink"/>
@@ -64726,7 +64737,7 @@
       <w:r>
         <w:t xml:space="preserve"> </w:t>
       </w:r>
-      <w:hyperlink r:id="rId245">
+      <w:hyperlink r:id="rId246">
         <w:r>
           <w:rPr>
             <w:rStyle w:val="Hyperlink"/>
@@ -64790,7 +64801,7 @@
       <w:r>
         <w:t xml:space="preserve"> </w:t>
       </w:r>
-      <w:hyperlink r:id="rId246">
+      <w:hyperlink r:id="rId247">
         <w:r>
           <w:rPr>
             <w:rStyle w:val="Hyperlink"/>
@@ -64815,7 +64826,7 @@
       <w:r>
         <w:t xml:space="preserve"> </w:t>
       </w:r>
-      <w:hyperlink r:id="rId247">
+      <w:hyperlink r:id="rId248">
         <w:r>
           <w:rPr>
             <w:rStyle w:val="Hyperlink"/>
@@ -64831,7 +64842,7 @@
       <w:r>
         <w:t xml:space="preserve">[32] MISRA Limited. "</w:t>
       </w:r>
-      <w:hyperlink r:id="rId248">
+      <w:hyperlink r:id="rId249">
         <w:r>
           <w:rPr>
             <w:rStyle w:val="Hyperlink"/>
@@ -64886,7 +64897,7 @@
       <w:r>
         <w:t xml:space="preserve">(</w:t>
       </w:r>
-      <w:hyperlink r:id="rId249">
+      <w:hyperlink r:id="rId250">
         <w:r>
           <w:rPr>
             <w:rStyle w:val="Hyperlink"/>
@@ -64998,7 +65009,7 @@
       <w:r>
         <w:t xml:space="preserve"> </w:t>
       </w:r>
-      <w:hyperlink r:id="rId250">
+      <w:hyperlink r:id="rId251">
         <w:r>
           <w:rPr>
             <w:rStyle w:val="Hyperlink"/>
@@ -65041,7 +65052,7 @@
       <w:r>
         <w:t xml:space="preserve"> </w:t>
       </w:r>
-      <w:hyperlink r:id="rId251">
+      <w:hyperlink r:id="rId252">
         <w:r>
           <w:rPr>
             <w:rStyle w:val="Hyperlink"/>
@@ -65078,7 +65089,7 @@
       <w:r>
         <w:t xml:space="preserve"> </w:t>
       </w:r>
-      <w:hyperlink r:id="rId252">
+      <w:hyperlink r:id="rId253">
         <w:r>
           <w:rPr>
             <w:rStyle w:val="HTMLTypewriter"/>
@@ -65110,7 +65121,7 @@
       <w:r>
         <w:t xml:space="preserve"> </w:t>
       </w:r>
-      <w:hyperlink r:id="rId253">
+      <w:hyperlink r:id="rId254">
         <w:r>
           <w:rPr>
             <w:rStyle w:val="Hyperlink"/>
@@ -65190,7 +65201,7 @@
       <w:r>
         <w:t xml:space="preserve"> </w:t>
       </w:r>
-      <w:hyperlink r:id="rId254">
+      <w:hyperlink r:id="rId255">
         <w:r>
           <w:rPr>
             <w:rStyle w:val="Hyperlink"/>
@@ -65371,8 +65382,8 @@
         <w:t xml:space="preserve">http://gcc.gnu.org/bugs.html#nonbugs_c (2009).</w:t>
       </w:r>
     </w:p>
-    <w:bookmarkEnd w:id="255"/>
-    <w:bookmarkStart w:id="256" w:name="index"/>
+    <w:bookmarkEnd w:id="256"/>
+    <w:bookmarkStart w:id="257" w:name="index"/>
     <w:p>
       <w:pPr>
         <w:pStyle w:val="Heading1"/>
@@ -65389,7 +65400,7 @@
         <w:t xml:space="preserve">LHS (left-hand side), 22</w:t>
       </w:r>
     </w:p>
-    <w:bookmarkEnd w:id="256"/>
+    <w:bookmarkEnd w:id="257"/>
     <w:sectPr/>
   </w:body>
 </w:document>
@@ -65415,7 +65426,7 @@
       </w:r>
     </w:p>
   </w:footnote>
-  <w:footnote w:id="240">
+  <w:footnote w:id="241">
     <w:p>
       <w:pPr>
         <w:pStyle w:val="FootnoteText"/>
@@ -65461,7 +65472,7 @@
       </w:r>
     </w:p>
   </w:footnote>
-  <w:footnote w:id="242">
+  <w:footnote w:id="243">
     <w:p>
       <w:pPr>
         <w:pStyle w:val="FootnoteText"/>

--- a/all.docx
+++ b/all.docx
@@ -23932,6 +23932,18 @@
       <w:r>
         <w:t xml:space="preserve">diagnose an ambiguity if it exists.</w:t>
       </w:r>
+      <w:r>
+        <w:t xml:space="preserve"> </w:t>
+      </w:r>
+      <w:r>
+        <w:t xml:space="preserve">A funciton object is never subject to overload resolution.</w:t>
+      </w:r>
+      <w:r>
+        <w:t xml:space="preserve"> </w:t>
+      </w:r>
+      <w:r>
+        <w:t xml:space="preserve">Hiding a function with a function object ensures that in calls where the function object is visible, it is used, or the program will be ill-formed.</w:t>
+      </w:r>
     </w:p>
     <w:p>
       <w:pPr>
@@ -25839,7 +25851,7 @@
         </w:numPr>
       </w:pPr>
       <w:r>
-        <w:t xml:space="preserve">Consider using named function objects instead of function names for calling a function to suppress overload resolution using argument dependent lookup (ADL).</w:t>
+        <w:t xml:space="preserve">Consider using named function objects instead of function names for calling a function to suppress overload resolution including functions found by argument dependent lookup (ADL).</w:t>
       </w:r>
     </w:p>
     <w:p>

--- a/all.docx
+++ b/all.docx
@@ -54867,6 +54867,139 @@
         <w:t xml:space="preserve">//Expands to "0"_ms or "0_ms"</w:t>
       </w:r>
     </w:p>
+    <w:p>
+      <w:pPr>
+        <w:pStyle w:val="FirstParagraph"/>
+      </w:pPr>
+      <w:r>
+        <w:t xml:space="preserve">An addition vulnerability can be mis-spelled preprocessor directives in code otherwise ignored by the preprocessor.</w:t>
+      </w:r>
+      <w:r>
+        <w:t xml:space="preserve"> </w:t>
+      </w:r>
+      <w:r>
+        <w:t xml:space="preserve">The following example demonstrates a case, where a variable can remain uninitialized due to an undiagnosed mis-spelled preprocessor directive.</w:t>
+      </w:r>
+    </w:p>
+    <w:p>
+      <w:pPr>
+        <w:pStyle w:val="SourceCode"/>
+      </w:pPr>
+      <w:r>
+        <w:rPr>
+          <w:rStyle w:val="DataTypeTok"/>
+        </w:rPr>
+        <w:t xml:space="preserve">int</w:t>
+      </w:r>
+      <w:r>
+        <w:rPr>
+          <w:rStyle w:val="NormalTok"/>
+        </w:rPr>
+        <w:t xml:space="preserve"> a;</w:t>
+      </w:r>
+      <w:r>
+        <w:br/>
+      </w:r>
+      <w:r>
+        <w:rPr>
+          <w:rStyle w:val="PreprocessorTok"/>
+        </w:rPr>
+        <w:t xml:space="preserve">#if defined(A)</w:t>
+      </w:r>
+      <w:r>
+        <w:br/>
+      </w:r>
+      <w:r>
+        <w:rPr>
+          <w:rStyle w:val="NormalTok"/>
+        </w:rPr>
+        <w:t xml:space="preserve">a = A;</w:t>
+      </w:r>
+      <w:r>
+        <w:br/>
+      </w:r>
+      <w:r>
+        <w:rPr>
+          <w:rStyle w:val="PreprocessorTok"/>
+        </w:rPr>
+        <w:t xml:space="preserve">#elif defined(B)</w:t>
+      </w:r>
+      <w:r>
+        <w:br/>
+      </w:r>
+      <w:r>
+        <w:rPr>
+          <w:rStyle w:val="NormalTok"/>
+        </w:rPr>
+        <w:t xml:space="preserve">a = B;</w:t>
+      </w:r>
+      <w:r>
+        <w:br/>
+      </w:r>
+      <w:r>
+        <w:rPr>
+          <w:rStyle w:val="PreprocessorTok"/>
+        </w:rPr>
+        <w:t xml:space="preserve">#</w:t>
+      </w:r>
+      <w:r>
+        <w:rPr>
+          <w:rStyle w:val="ErrorTok"/>
+        </w:rPr>
+        <w:t xml:space="preserve">elif1 // mis-spelled preprocessor directive</w:t>
+      </w:r>
+      <w:r>
+        <w:br/>
+      </w:r>
+      <w:r>
+        <w:rPr>
+          <w:rStyle w:val="NormalTok"/>
+        </w:rPr>
+        <w:t xml:space="preserve">a = </w:t>
+      </w:r>
+      <w:r>
+        <w:rPr>
+          <w:rStyle w:val="DecValTok"/>
+        </w:rPr>
+        <w:t xml:space="preserve">0</w:t>
+      </w:r>
+      <w:r>
+        <w:rPr>
+          <w:rStyle w:val="NormalTok"/>
+        </w:rPr>
+        <w:t xml:space="preserve">;</w:t>
+      </w:r>
+      <w:r>
+        <w:br/>
+      </w:r>
+      <w:r>
+        <w:rPr>
+          <w:rStyle w:val="PreprocessorTok"/>
+        </w:rPr>
+        <w:t xml:space="preserve">#endif</w:t>
+      </w:r>
+      <w:r>
+        <w:br/>
+      </w:r>
+      <w:r>
+        <w:rPr>
+          <w:rStyle w:val="ControlFlowTok"/>
+        </w:rPr>
+        <w:t xml:space="preserve">return</w:t>
+      </w:r>
+      <w:r>
+        <w:rPr>
+          <w:rStyle w:val="NormalTok"/>
+        </w:rPr>
+        <w:t xml:space="preserve"> a; </w:t>
+      </w:r>
+      <w:r>
+        <w:rPr>
+          <w:rStyle w:val="CommentTok"/>
+        </w:rPr>
+        <w:t xml:space="preserve">// potentially uninitialized</w:t>
+      </w:r>
+    </w:p>
     <w:bookmarkEnd w:id="194"/>
     <w:bookmarkStart w:id="195" w:name="avoidance-mechanisms-for-language-users"/>
     <w:p>
@@ -55208,6 +55341,35 @@
       </w:r>
       <w:r>
         <w:t xml:space="preserve">in the same macro body.</w:t>
+      </w:r>
+    </w:p>
+    <w:p>
+      <w:pPr>
+        <w:numPr>
+          <w:ilvl w:val="0"/>
+          <w:numId w:val="1103"/>
+        </w:numPr>
+      </w:pPr>
+      <w:r>
+        <w:t xml:space="preserve">Ensure that a line starting with a</w:t>
+      </w:r>
+      <w:r>
+        <w:t xml:space="preserve"> </w:t>
+      </w:r>
+      <w:r>
+        <w:t xml:space="preserve">‘</w:t>
+      </w:r>
+      <w:r>
+        <w:t xml:space="preserve">#</w:t>
+      </w:r>
+      <w:r>
+        <w:t xml:space="preserve">’</w:t>
+      </w:r>
+      <w:r>
+        <w:t xml:space="preserve"> </w:t>
+      </w:r>
+      <w:r>
+        <w:t xml:space="preserve">preprocessing token is a valid preprocessing directive, e.g., through static analysis.</w:t>
       </w:r>
     </w:p>
     <w:bookmarkEnd w:id="195"/>

--- a/all.docx
+++ b/all.docx
@@ -8026,13 +8026,276 @@
     </w:p>
     <w:bookmarkEnd w:id="26"/>
     <w:bookmarkEnd w:id="27"/>
-    <w:bookmarkStart w:id="28" w:name="symbol-lookup-and-overload-resolution"/>
+    <w:bookmarkStart w:id="28" w:name="name-lookup-and-overload-resolution"/>
     <w:p>
       <w:pPr>
         <w:pStyle w:val="Heading2"/>
       </w:pPr>
       <w:r>
-        <w:t xml:space="preserve">4.2 Symbol Lookup and Overload Resolution</w:t>
+        <w:t xml:space="preserve">4.3 Name Lookup and Overload Resolution</w:t>
+      </w:r>
+    </w:p>
+    <w:p>
+      <w:pPr>
+        <w:pStyle w:val="FirstParagraph"/>
+      </w:pPr>
+      <w:r>
+        <w:t xml:space="preserve">Each name used in a C++ program must be declared before it can be used.</w:t>
+      </w:r>
+      <w:r>
+        <w:t xml:space="preserve"> </w:t>
+      </w:r>
+      <w:r>
+        <w:t xml:space="preserve">A declaration denotes the existence of an name and specifies the kind of language entity the name denotes.</w:t>
+      </w:r>
+      <w:r>
+        <w:t xml:space="preserve"> </w:t>
+      </w:r>
+      <w:r>
+        <w:t xml:space="preserve">Declarations may introduce entities, associate them with names and define their properties.</w:t>
+      </w:r>
+      <w:r>
+        <w:t xml:space="preserve"> </w:t>
+      </w:r>
+      <w:r>
+        <w:t xml:space="preserve">For example, variables, types, functions, templates, or namespaces are entities.</w:t>
+      </w:r>
+      <w:r>
+        <w:t xml:space="preserve"> </w:t>
+      </w:r>
+      <w:r>
+        <w:t xml:space="preserve">The declarations that define all properties required to use an entity are definitions.</w:t>
+      </w:r>
+    </w:p>
+    <w:p>
+      <w:pPr>
+        <w:pStyle w:val="BodyText"/>
+      </w:pPr>
+      <w:r>
+        <w:t xml:space="preserve">Each declaration that appears in a C++ program is only visible in some possibly discontiguous scopes.</w:t>
+      </w:r>
+      <w:r>
+        <w:t xml:space="preserve"> </w:t>
+      </w:r>
+      <w:r>
+        <w:t xml:space="preserve">Starting from the global scope</w:t>
+      </w:r>
+      <w:r>
+        <w:t xml:space="preserve"> </w:t>
+      </w:r>
+      <w:r>
+        <w:rPr>
+          <w:rStyle w:val="NormalTok"/>
+        </w:rPr>
+        <w:t xml:space="preserve">::</w:t>
+      </w:r>
+      <w:r>
+        <w:t xml:space="preserve"> </w:t>
+      </w:r>
+      <w:r>
+        <w:t xml:space="preserve">namespaces form potentially nested scopes for declarations.</w:t>
+      </w:r>
+      <w:r>
+        <w:t xml:space="preserve"> </w:t>
+      </w:r>
+      <w:r>
+        <w:t xml:space="preserve">Some declarations form their own scopes nested in other scopes.</w:t>
+      </w:r>
+      <w:r>
+        <w:t xml:space="preserve"> </w:t>
+      </w:r>
+      <w:r>
+        <w:t xml:space="preserve">Within a function’s scope, nested compound-statements introduce nested scopes.</w:t>
+      </w:r>
+    </w:p>
+    <w:p>
+      <w:pPr>
+        <w:pStyle w:val="BodyText"/>
+      </w:pPr>
+      <w:r>
+        <w:rPr>
+          <w:b/>
+        </w:rPr>
+        <w:t xml:space="preserve">TODO: using declarations/directives</w:t>
+      </w:r>
+    </w:p>
+    <w:p>
+      <w:pPr>
+        <w:pStyle w:val="BodyText"/>
+      </w:pPr>
+      <w:r>
+        <w:t xml:space="preserve">Within a scope, unqualified name lookup can be used to associate a name with its declaration.</w:t>
+      </w:r>
+    </w:p>
+    <w:p>
+      <w:pPr>
+        <w:pStyle w:val="BodyText"/>
+      </w:pPr>
+      <w:r>
+        <w:t xml:space="preserve">A qualified name is created by prefixing a name of an entity with the scope-resolution operator and the name of its surrounding scope, as in</w:t>
+      </w:r>
+      <w:r>
+        <w:t xml:space="preserve"> </w:t>
+      </w:r>
+      <w:r>
+        <w:rPr>
+          <w:rStyle w:val="BuiltInTok"/>
+        </w:rPr>
+        <w:t xml:space="preserve">std::</w:t>
+      </w:r>
+      <w:r>
+        <w:rPr>
+          <w:rStyle w:val="NormalTok"/>
+        </w:rPr>
+        <w:t xml:space="preserve">begin</w:t>
+      </w:r>
+      <w:r>
+        <w:t xml:space="preserve">.</w:t>
+      </w:r>
+      <w:r>
+        <w:t xml:space="preserve"> </w:t>
+      </w:r>
+      <w:r>
+        <w:t xml:space="preserve">The prefix for the global scope or a surrounding namespace is often omitted, when not required, e.g.,</w:t>
+      </w:r>
+      <w:r>
+        <w:t xml:space="preserve"> </w:t>
+      </w:r>
+      <w:r>
+        <w:rPr>
+          <w:rStyle w:val="NormalTok"/>
+        </w:rPr>
+        <w:t xml:space="preserve">::</w:t>
+      </w:r>
+      <w:r>
+        <w:rPr>
+          <w:rStyle w:val="BuiltInTok"/>
+        </w:rPr>
+        <w:t xml:space="preserve">std::</w:t>
+      </w:r>
+      <w:r>
+        <w:rPr>
+          <w:rStyle w:val="NormalTok"/>
+        </w:rPr>
+        <w:t xml:space="preserve">begin</w:t>
+      </w:r>
+      <w:r>
+        <w:t xml:space="preserve">, but might be needed to avoid ambiguities, such as</w:t>
+      </w:r>
+      <w:r>
+        <w:t xml:space="preserve"> </w:t>
+      </w:r>
+      <w:r>
+        <w:rPr>
+          <w:rStyle w:val="NormalTok"/>
+        </w:rPr>
+        <w:t xml:space="preserve">::read</w:t>
+      </w:r>
+      <w:r>
+        <w:t xml:space="preserve">.</w:t>
+      </w:r>
+    </w:p>
+    <w:p>
+      <w:pPr>
+        <w:pStyle w:val="BodyText"/>
+      </w:pPr>
+      <w:r>
+        <w:t xml:space="preserve">Unqualified name lookup leading to an ambiguity is in general ill-formed.</w:t>
+      </w:r>
+    </w:p>
+    <w:p>
+      <w:pPr>
+        <w:pStyle w:val="BodyText"/>
+      </w:pPr>
+      <w:r>
+        <w:rPr>
+          <w:b/>
+        </w:rPr>
+        <w:t xml:space="preserve">Overload resolution for functions and function templates</w:t>
+      </w:r>
+    </w:p>
+    <w:p>
+      <w:pPr>
+        <w:pStyle w:val="BodyText"/>
+      </w:pPr>
+      <w:r>
+        <w:t xml:space="preserve">A name denoting the called function in a function call expression can refer to multiple function (template) declarations, known as the overload set.</w:t>
+      </w:r>
+      <w:r>
+        <w:t xml:space="preserve"> </w:t>
+      </w:r>
+      <w:r>
+        <w:t xml:space="preserve">Overload resolution is the process used to select the best matching function from the overload set, based on the number and types of the arguments in the function call expression.</w:t>
+      </w:r>
+      <w:r>
+        <w:t xml:space="preserve"> </w:t>
+      </w:r>
+      <w:r>
+        <w:t xml:space="preserve">After overload resolution there shall be a single candidate function (template) as the best match, which is called, otherwise the program is ill-formed.</w:t>
+      </w:r>
+    </w:p>
+    <w:p>
+      <w:pPr>
+        <w:pStyle w:val="BodyText"/>
+      </w:pPr>
+      <w:r>
+        <w:t xml:space="preserve">If an unqualified name is used in a function call expression and the resulting overload set does not refer to a member function (template),</w:t>
+      </w:r>
+      <w:r>
+        <w:t xml:space="preserve"> </w:t>
+      </w:r>
+      <w:r>
+        <w:t xml:space="preserve">the overload set is extended from the the functions to include functions declared in namespaces associated with the types of the arguments of the function call expression.</w:t>
+      </w:r>
+      <w:r>
+        <w:t xml:space="preserve"> </w:t>
+      </w:r>
+      <w:r>
+        <w:t xml:space="preserve">This mechanism is called Argument-Dependent Lookup (ADL).</w:t>
+      </w:r>
+    </w:p>
+    <w:p>
+      <w:pPr>
+        <w:pStyle w:val="BodyText"/>
+      </w:pPr>
+      <w:r>
+        <w:t xml:space="preserve">If an expression with an operand of user-declared type uses an overloadable operator, the resulting expression is treated like an unqualified function-call expression calling the corresponding overloaded operator functions, e.g.,</w:t>
+      </w:r>
+      <w:r>
+        <w:t xml:space="preserve"> </w:t>
+      </w:r>
+      <w:r>
+        <w:rPr>
+          <w:rStyle w:val="KeywordTok"/>
+        </w:rPr>
+        <w:t xml:space="preserve">operator</w:t>
+      </w:r>
+      <w:r>
+        <w:rPr>
+          <w:rStyle w:val="NormalTok"/>
+        </w:rPr>
+        <w:t xml:space="preserve">+</w:t>
+      </w:r>
+      <w:r>
+        <w:t xml:space="preserve">.</w:t>
+      </w:r>
+    </w:p>
+    <w:p>
+      <w:pPr>
+        <w:pStyle w:val="BodyText"/>
+      </w:pPr>
+      <w:r>
+        <w:rPr>
+          <w:b/>
+        </w:rPr>
+        <w:t xml:space="preserve">Compiler-provided definitions</w:t>
+      </w:r>
+    </w:p>
+    <w:p>
+      <w:r>
+        <w:pict>
+          <v:rect style="width:0;height:1.5pt" o:hralign="center" o:hrstd="t" o:hr="t"/>
+        </w:pict>
       </w:r>
     </w:p>
     <w:p>
@@ -8045,6 +8308,18 @@
           <w:i/>
         </w:rPr>
         <w:t xml:space="preserve">THIS REQUIRES MORE WORK</w:t>
+      </w:r>
+      <w:r>
+        <w:rPr>
+          <w:i/>
+        </w:rPr>
+        <w:t xml:space="preserve"> </w:t>
+      </w:r>
+      <w:r>
+        <w:rPr>
+          <w:i/>
+        </w:rPr>
+        <w:t xml:space="preserve">check below fot thins missed above</w:t>
       </w:r>
     </w:p>
     <w:p>

--- a/all.docx
+++ b/all.docx
@@ -23394,13 +23394,33 @@
         <w:pStyle w:val="FirstParagraph"/>
       </w:pPr>
       <w:r>
-        <w:t xml:space="preserve">The vulnerability described in ISO/IEC TR 24772-1:2019 clause 6.21 exists in C++.</w:t>
+        <w:t xml:space="preserve">The vulnerability described in ISO/IEC 24772-1:2024 6.21 exists in C++.</w:t>
       </w:r>
       <w:r>
         <w:t xml:space="preserve"> </w:t>
       </w:r>
       <w:r>
         <w:t xml:space="preserve">It can occur in particular when a used library changes its API.</w:t>
+      </w:r>
+      <w:r>
+        <w:t xml:space="preserve"> </w:t>
+      </w:r>
+      <w:r>
+        <w:t xml:space="preserve">See also</w:t>
+      </w:r>
+      <w:r>
+        <w:t xml:space="preserve"> </w:t>
+      </w:r>
+      <w:hyperlink w:anchor="namelookup">
+        <w:r>
+          <w:rPr>
+            <w:rStyle w:val="Hyperlink"/>
+          </w:rPr>
+          <w:t xml:space="preserve">4.3 Name Lookup and Overload Resolution</w:t>
+        </w:r>
+      </w:hyperlink>
+      <w:r>
+        <w:t xml:space="preserve">.</w:t>
       </w:r>
       <w:r>
         <w:t xml:space="preserve"> </w:t>
@@ -23418,7 +23438,24 @@
         <w:pStyle w:val="Compact"/>
       </w:pPr>
       <w:r>
-        <w:t xml:space="preserve">Template specialization, where clause 6.40 [#SYM] applies;</w:t>
+        <w:t xml:space="preserve">Template specialization, where</w:t>
+      </w:r>
+      <w:r>
+        <w:t xml:space="preserve"> </w:t>
+      </w:r>
+      <w:hyperlink w:anchor="SYM">
+        <w:r>
+          <w:rPr>
+            <w:rStyle w:val="Hyperlink"/>
+          </w:rPr>
+          <w:t xml:space="preserve">6.40 Templates and generics [SYM]</w:t>
+        </w:r>
+      </w:hyperlink>
+      <w:r>
+        <w:t xml:space="preserve"> </w:t>
+      </w:r>
+      <w:r>
+        <w:t xml:space="preserve">applies;</w:t>
       </w:r>
     </w:p>
     <w:p>
@@ -23430,7 +23467,24 @@
         <w:pStyle w:val="Compact"/>
       </w:pPr>
       <w:r>
-        <w:t xml:space="preserve">Overloading, where clause 6.20 [#YOW] applies;</w:t>
+        <w:t xml:space="preserve">Overloading, where</w:t>
+      </w:r>
+      <w:r>
+        <w:t xml:space="preserve"> </w:t>
+      </w:r>
+      <w:hyperlink w:anchor="YOW">
+        <w:r>
+          <w:rPr>
+            <w:rStyle w:val="Hyperlink"/>
+          </w:rPr>
+          <w:t xml:space="preserve">6.20 Identifier name reuse [YOW]</w:t>
+        </w:r>
+      </w:hyperlink>
+      <w:r>
+        <w:t xml:space="preserve"> </w:t>
+      </w:r>
+      <w:r>
+        <w:t xml:space="preserve">applies;</w:t>
       </w:r>
     </w:p>
     <w:p>
@@ -23442,7 +23496,24 @@
         <w:pStyle w:val="Compact"/>
       </w:pPr>
       <w:r>
-        <w:t xml:space="preserve">Overriding, where clause 6.41 [#RIP] applies.</w:t>
+        <w:t xml:space="preserve">Overriding, where</w:t>
+      </w:r>
+      <w:r>
+        <w:t xml:space="preserve"> </w:t>
+      </w:r>
+      <w:hyperlink w:anchor="RIP">
+        <w:r>
+          <w:rPr>
+            <w:rStyle w:val="Hyperlink"/>
+          </w:rPr>
+          <w:t xml:space="preserve">6.41 Inheritance [RIP]</w:t>
+        </w:r>
+      </w:hyperlink>
+      <w:r>
+        <w:t xml:space="preserve"> </w:t>
+      </w:r>
+      <w:r>
+        <w:t xml:space="preserve">applies.</w:t>
       </w:r>
     </w:p>
     <w:p>
@@ -23502,7 +23573,7 @@
         <w:t xml:space="preserve"> </w:t>
       </w:r>
       <w:r>
-        <w:t xml:space="preserve">A funciton object is never subject to overload resolution.</w:t>
+        <w:t xml:space="preserve">A function object is never subject to overload resolution.</w:t>
       </w:r>
       <w:r>
         <w:t xml:space="preserve"> </w:t>
@@ -23516,55 +23587,13 @@
         <w:pStyle w:val="BodyText"/>
       </w:pPr>
       <w:r>
-        <w:t xml:space="preserve">Overload resolution applies preference rules in order to select among</w:t>
-      </w:r>
-      <w:r>
-        <w:t xml:space="preserve"> </w:t>
-      </w:r>
-      <w:r>
-        <w:t xml:space="preserve">multiple matching functions or function templates as a</w:t>
-      </w:r>
-      <w:r>
-        <w:t xml:space="preserve"> </w:t>
-      </w:r>
-      <w:r>
-        <w:t xml:space="preserve">means to resolve the ambiguity among these functions.</w:t>
-      </w:r>
-      <w:r>
-        <w:t xml:space="preserve"> </w:t>
-      </w:r>
-      <w:r>
-        <w:t xml:space="preserve">Hence, for calls that are not perfect matches, the user cannot</w:t>
-      </w:r>
-      <w:r>
-        <w:t xml:space="preserve"> </w:t>
-      </w:r>
-      <w:r>
-        <w:t xml:space="preserve">guarantee in the presence of later changes which function is called, as another,</w:t>
-      </w:r>
-      <w:r>
-        <w:t xml:space="preserve"> </w:t>
-      </w:r>
-      <w:r>
-        <w:t xml:space="preserve">better match can be introduced subsequently.</w:t>
+        <w:t xml:space="preserve">Subsequent code changes can change the resulting function selected by overload resolution in case of a non-exact match previously found, e.g., found via implicit conversion of an argument.</w:t>
       </w:r>
       <w:r>
         <w:t xml:space="preserve"> </w:t>
       </w:r>
       <w:r>
         <w:t xml:space="preserve">The call in question will then change its binding without warning upon its next compilation.</w:t>
-      </w:r>
-      <w:r>
-        <w:t xml:space="preserve"> </w:t>
-      </w:r>
-      <w:r>
-        <w:t xml:space="preserve">For cases, where the preference rules do not resolve the ambiguity, the resulting error message by the compiler avoids the vulnerability.</w:t>
-      </w:r>
-      <w:r>
-        <w:t xml:space="preserve"> </w:t>
-      </w:r>
-      <w:r>
-        <w:t xml:space="preserve">Function template specializations are not considered during overload resolution; only the base template is considered.</w:t>
       </w:r>
     </w:p>
     <w:p>
@@ -23817,15 +23846,15 @@
       </w:r>
       <w:r>
         <w:rPr>
-          <w:rStyle w:val="KeywordTok"/>
-        </w:rPr>
-        <w:t xml:space="preserve">using</w:t>
-      </w:r>
-      <w:r>
-        <w:t xml:space="preserve"> </w:t>
-      </w:r>
-      <w:r>
-        <w:t xml:space="preserve">directive broadens the possible scopes that will be examined for</w:t>
+          <w:i/>
+        </w:rPr>
+        <w:t xml:space="preserve">using directive</w:t>
+      </w:r>
+      <w:r>
+        <w:t xml:space="preserve"> </w:t>
+      </w:r>
+      <w:r>
+        <w:t xml:space="preserve">broadens the possible scopes that will be examined for</w:t>
       </w:r>
       <w:r>
         <w:t xml:space="preserve"> </w:t>
@@ -23837,27 +23866,6 @@
         <w:br/>
       </w:r>
       <w:r>
-        <w:t xml:space="preserve">Where lookup searches a namespace referred to by a</w:t>
-      </w:r>
-      <w:r>
-        <w:t xml:space="preserve"> </w:t>
-      </w:r>
-      <w:r>
-        <w:rPr>
-          <w:rStyle w:val="KeywordTok"/>
-        </w:rPr>
-        <w:t xml:space="preserve">using</w:t>
-      </w:r>
-      <w:r>
-        <w:t xml:space="preserve"> </w:t>
-      </w:r>
-      <w:r>
-        <w:t xml:space="preserve">directive, all names in that namespace will be visible but some can be unwanted.</w:t>
-      </w:r>
-      <w:r>
-        <w:br/>
-      </w:r>
-      <w:r>
         <w:t xml:space="preserve">A</w:t>
       </w:r>
       <w:r>
@@ -23867,34 +23875,16 @@
         <w:rPr>
           <w:i/>
         </w:rPr>
-        <w:t xml:space="preserve">using</w:t>
-      </w:r>
-      <w:r>
-        <w:t xml:space="preserve"> </w:t>
-      </w:r>
-      <w:r>
-        <w:t xml:space="preserve">declaration, on the other hand, declares only the specified name</w:t>
-      </w:r>
-      <w:r>
-        <w:t xml:space="preserve"> </w:t>
-      </w:r>
-      <w:r>
-        <w:t xml:space="preserve">into the scope of the</w:t>
-      </w:r>
-      <w:r>
-        <w:t xml:space="preserve"> </w:t>
-      </w:r>
-      <w:r>
-        <w:rPr>
-          <w:rStyle w:val="KeywordTok"/>
-        </w:rPr>
-        <w:t xml:space="preserve">using</w:t>
-      </w:r>
-      <w:r>
-        <w:t xml:space="preserve"> </w:t>
-      </w:r>
-      <w:r>
-        <w:t xml:space="preserve">declaration.</w:t>
+        <w:t xml:space="preserve">using declaration</w:t>
+      </w:r>
+      <w:r>
+        <w:t xml:space="preserve">, on the other hand, only makes the specified name</w:t>
+      </w:r>
+      <w:r>
+        <w:t xml:space="preserve"> </w:t>
+      </w:r>
+      <w:r>
+        <w:t xml:space="preserve">accessible in the current scope.</w:t>
       </w:r>
     </w:p>
     <w:p>

--- a/all.docx
+++ b/all.docx
@@ -8557,7 +8557,7 @@
         <w:t xml:space="preserve"> </w:t>
       </w:r>
       <w:r>
-        <w:t xml:space="preserve">If the lifetime of an object designated by a reference ends before the lifetime of the reference ends, the reference is dangling and further access to its referent is undefined behaviour.</w:t>
+        <w:t xml:space="preserve">If the lifetime of an object designated by a reference ends before the lifetime of the reference ends, the reference is dangling and further access to its referent is undefined behaviour. See [6.56] (EWF)</w:t>
       </w:r>
     </w:p>
     <w:p>

--- a/all.docx
+++ b/all.docx
@@ -8065,6 +8065,32 @@
       </w:r>
       <w:r>
         <w:t xml:space="preserve">The declarations that define all properties required to use an entity are definitions.</w:t>
+      </w:r>
+    </w:p>
+    <w:p>
+      <w:pPr>
+        <w:pStyle w:val="BodyText"/>
+      </w:pPr>
+      <w:r>
+        <w:t xml:space="preserve">If an entity is defined in multiple translation units all definitions must be the same after preprocessing.</w:t>
+      </w:r>
+      <w:r>
+        <w:t xml:space="preserve"> </w:t>
+      </w:r>
+      <w:r>
+        <w:t xml:space="preserve">For non-inline variables with static storage duration and non-inline functions, only a single translation unit can provide a definition.</w:t>
+      </w:r>
+      <w:r>
+        <w:t xml:space="preserve"> </w:t>
+      </w:r>
+      <w:r>
+        <w:t xml:space="preserve">These conditions form the one-definition rule (ODR).</w:t>
+      </w:r>
+      <w:r>
+        <w:t xml:space="preserve"> </w:t>
+      </w:r>
+      <w:r>
+        <w:t xml:space="preserve">Violations of the one-definition rule are not required to be diagnosed by the compiler, they are ill-formed no diagnostic required (IFNDR).</w:t>
       </w:r>
     </w:p>
     <w:p>

--- a/all.docx
+++ b/all.docx
@@ -23553,13 +23553,13 @@
         <w:t xml:space="preserve"> </w:t>
       </w:r>
       <w:r>
-        <w:t xml:space="preserve">entity in different translation units (ODR-violation), ill-formed code might be the</w:t>
-      </w:r>
-      <w:r>
-        <w:t xml:space="preserve"> </w:t>
-      </w:r>
-      <w:r>
-        <w:t xml:space="preserve">result, however, a C++ compiler is not obliged to diagnose that situation, leading to</w:t>
+        <w:t xml:space="preserve">entity in different translation units (ODR-violation), ill-formed code can be the</w:t>
+      </w:r>
+      <w:r>
+        <w:t xml:space="preserve"> </w:t>
+      </w:r>
+      <w:r>
+        <w:t xml:space="preserve">result, however, a C++ compiler is not obliged to diagnose that situation (IFNDR), leading to</w:t>
       </w:r>
       <w:r>
         <w:t xml:space="preserve"> </w:t>

--- a/all.docx
+++ b/all.docx
@@ -24623,7 +24623,22 @@
         <w:pStyle w:val="FirstParagraph"/>
       </w:pPr>
       <w:r>
-        <w:t xml:space="preserve">The following example demonstrates a situation where the late addition of a better matching overload causes a silent change in the semantics of an existing program.</w:t>
+        <w:t xml:space="preserve">The following example demonstrates a situation market with</w:t>
+      </w:r>
+      <w:r>
+        <w:t xml:space="preserve"> </w:t>
+      </w:r>
+      <w:r>
+        <w:rPr>
+          <w:rStyle w:val="VerbatimChar"/>
+        </w:rPr>
+        <w:t xml:space="preserve">(1)</w:t>
+      </w:r>
+      <w:r>
+        <w:t xml:space="preserve"> </w:t>
+      </w:r>
+      <w:r>
+        <w:t xml:space="preserve">where the late addition of a better matching overload causes a silent change in the semantics of an existing program.</w:t>
       </w:r>
     </w:p>
     <w:p>
@@ -25015,7 +25030,7 @@
         <w:rPr>
           <w:rStyle w:val="CommentTok"/>
         </w:rPr>
-        <w:t xml:space="preserve">// After the commented-out code is added to NS2, the binding of foo changes silently from NS::foo to NS2::foo</w:t>
+        <w:t xml:space="preserve">// (1)</w:t>
       </w:r>
       <w:r>
         <w:br/>
@@ -25031,6 +25046,66 @@
       <w:pPr>
         <w:pStyle w:val="FirstParagraph"/>
       </w:pPr>
+      <w:r>
+        <w:t xml:space="preserve">After the commented-out code is added to</w:t>
+      </w:r>
+      <w:r>
+        <w:t xml:space="preserve"> </w:t>
+      </w:r>
+      <w:r>
+        <w:rPr>
+          <w:rStyle w:val="VerbatimChar"/>
+        </w:rPr>
+        <w:t xml:space="preserve">NS2</w:t>
+      </w:r>
+      <w:r>
+        <w:t xml:space="preserve">, the binding of function call</w:t>
+      </w:r>
+      <w:r>
+        <w:t xml:space="preserve"> </w:t>
+      </w:r>
+      <w:r>
+        <w:rPr>
+          <w:rStyle w:val="VerbatimChar"/>
+        </w:rPr>
+        <w:t xml:space="preserve">foo (a)</w:t>
+      </w:r>
+      <w:r>
+        <w:t xml:space="preserve"> </w:t>
+      </w:r>
+      <w:r>
+        <w:t xml:space="preserve">(1) changes silently from</w:t>
+      </w:r>
+      <w:r>
+        <w:t xml:space="preserve"> </w:t>
+      </w:r>
+      <w:r>
+        <w:rPr>
+          <w:rStyle w:val="NormalTok"/>
+        </w:rPr>
+        <w:t xml:space="preserve">NS::foo</w:t>
+      </w:r>
+      <w:r>
+        <w:t xml:space="preserve"> </w:t>
+      </w:r>
+      <w:r>
+        <w:t xml:space="preserve">to</w:t>
+      </w:r>
+      <w:r>
+        <w:t xml:space="preserve"> </w:t>
+      </w:r>
+      <w:r>
+        <w:rPr>
+          <w:rStyle w:val="NormalTok"/>
+        </w:rPr>
+        <w:t xml:space="preserve">NS2::foo</w:t>
+      </w:r>
+      <w:r>
+        <w:t xml:space="preserve">.</w:t>
+      </w:r>
+      <w:r>
+        <w:t xml:space="preserve"> </w:t>
+      </w:r>
       <w:r>
         <w:t xml:space="preserve">This issue can be avoided by avoiding</w:t>
       </w:r>

--- a/all.docx
+++ b/all.docx
@@ -23581,6 +23581,26 @@
       <w:r>
         <w:t xml:space="preserve">.</w:t>
       </w:r>
+      <w:r>
+        <w:t xml:space="preserve"> </w:t>
+      </w:r>
+      <w:r>
+        <w:t xml:space="preserve">Care must be taken, when a definition in a file included in multiple translation units can be modified through the preprocessor</w:t>
+      </w:r>
+      <w:r>
+        <w:t xml:space="preserve"> </w:t>
+      </w:r>
+      <w:hyperlink w:anchor="NMP">
+        <w:r>
+          <w:rPr>
+            <w:rStyle w:val="Hyperlink"/>
+          </w:rPr>
+          <w:t xml:space="preserve">[#NMP]</w:t>
+        </w:r>
+      </w:hyperlink>
+      <w:r>
+        <w:t xml:space="preserve">.</w:t>
+      </w:r>
     </w:p>
     <w:p>
       <w:pPr>
@@ -24623,22 +24643,16 @@
         <w:pStyle w:val="FirstParagraph"/>
       </w:pPr>
       <w:r>
-        <w:t xml:space="preserve">The following example demonstrates a situation market with</w:t>
-      </w:r>
-      <w:r>
-        <w:t xml:space="preserve"> </w:t>
+        <w:t xml:space="preserve">The following example demonstrates a situation (</w:t>
       </w:r>
       <w:r>
         <w:rPr>
           <w:rStyle w:val="VerbatimChar"/>
         </w:rPr>
-        <w:t xml:space="preserve">(1)</w:t>
-      </w:r>
-      <w:r>
-        <w:t xml:space="preserve"> </w:t>
-      </w:r>
-      <w:r>
-        <w:t xml:space="preserve">where the late addition of a better matching overload causes a silent change in the semantics of an existing program.</w:t>
+        <w:t xml:space="preserve">#1</w:t>
+      </w:r>
+      <w:r>
+        <w:t xml:space="preserve">) where the late addition of a better matching overload causes a silent change in the semantics of an existing program.</w:t>
       </w:r>
     </w:p>
     <w:p>
@@ -25030,7 +25044,7 @@
         <w:rPr>
           <w:rStyle w:val="CommentTok"/>
         </w:rPr>
-        <w:t xml:space="preserve">// (1)</w:t>
+        <w:t xml:space="preserve">// #1</w:t>
       </w:r>
       <w:r>
         <w:br/>
@@ -25074,7 +25088,16 @@
         <w:t xml:space="preserve"> </w:t>
       </w:r>
       <w:r>
-        <w:t xml:space="preserve">(1) changes silently from</w:t>
+        <w:t xml:space="preserve">(</w:t>
+      </w:r>
+      <w:r>
+        <w:rPr>
+          <w:rStyle w:val="VerbatimChar"/>
+        </w:rPr>
+        <w:t xml:space="preserve">#1</w:t>
+      </w:r>
+      <w:r>
+        <w:t xml:space="preserve">) changes silently from</w:t>
       </w:r>
       <w:r>
         <w:t xml:space="preserve"> </w:t>
@@ -25142,7 +25165,7 @@
         <w:pStyle w:val="BodyText"/>
       </w:pPr>
       <w:r>
-        <w:t xml:space="preserve">Analogously, when a more specialized template is added to an imported namespace where the more general template has already been provided in another namespace, preference rules will silently prefer the more specialized template.</w:t>
+        <w:t xml:space="preserve">Analogously, adding an explicit template specialization can cause different template instantiations, even indirectly, which can be surprising.</w:t>
       </w:r>
     </w:p>
     <w:p>
@@ -25287,7 +25310,7 @@
         <w:rPr>
           <w:rStyle w:val="CommentTok"/>
         </w:rPr>
-        <w:t xml:space="preserve">// bool operator != (A const &amp;, A const &amp;) { return true; } // #1</w:t>
+        <w:t xml:space="preserve">// bool operator != (A const &amp;, A const &amp;) { return true; } // #2</w:t>
       </w:r>
       <w:r>
         <w:br/>
@@ -25332,7 +25355,7 @@
         <w:rPr>
           <w:rStyle w:val="CommentTok"/>
         </w:rPr>
-        <w:t xml:space="preserve">// #2</w:t>
+        <w:t xml:space="preserve">// #3</w:t>
       </w:r>
       <w:r>
         <w:br/>
@@ -25430,7 +25453,22 @@
         <w:t xml:space="preserve"> </w:t>
       </w:r>
       <w:r>
-        <w:t xml:space="preserve">becomes visible, then the code at #2 uses the user-declared</w:t>
+        <w:t xml:space="preserve">becomes visible, then the code at</w:t>
+      </w:r>
+      <w:r>
+        <w:t xml:space="preserve"> </w:t>
+      </w:r>
+      <w:r>
+        <w:rPr>
+          <w:rStyle w:val="VerbatimChar"/>
+        </w:rPr>
+        <w:t xml:space="preserve">#3</w:t>
+      </w:r>
+      <w:r>
+        <w:t xml:space="preserve"> </w:t>
+      </w:r>
+      <w:r>
+        <w:t xml:space="preserve">uses the user-declared</w:t>
       </w:r>
       <w:r>
         <w:t xml:space="preserve"> </w:t>
@@ -25486,7 +25524,7 @@
         </w:numPr>
       </w:pPr>
       <w:r>
-        <w:t xml:space="preserve">Use the avoidance mechanisms of clauses 6.20.2, 6.40.2, and 6.41.2 as applicable.</w:t>
+        <w:t xml:space="preserve">Apply the avoidance mechanisms of 6.20.2, 6.40.2, and 6.41.2 as applicable.</w:t>
       </w:r>
     </w:p>
     <w:p>
@@ -25552,7 +25590,7 @@
         </w:numPr>
       </w:pPr>
       <w:r>
-        <w:t xml:space="preserve">Do not specialize function templates.</w:t>
+        <w:t xml:space="preserve">Prohibit specializing function templates.</w:t>
       </w:r>
     </w:p>
     <w:p>
@@ -25563,7 +25601,7 @@
         </w:numPr>
       </w:pPr>
       <w:r>
-        <w:t xml:space="preserve">For template specialization, ensure that specializations are declared as follows:</w:t>
+        <w:t xml:space="preserve">For template specialization, ensure that specializations are declared:</w:t>
       </w:r>
     </w:p>
     <w:p>
@@ -25602,7 +25640,7 @@
         </w:numPr>
       </w:pPr>
       <w:r>
-        <w:t xml:space="preserve">Define an entity in only one file to prevent ODR-violations.</w:t>
+        <w:t xml:space="preserve">When adding a template specialization to existing code, ensure that no template instantiation is silently changed in an unsafe manner.</w:t>
       </w:r>
     </w:p>
     <w:p>
@@ -25613,7 +25651,7 @@
         </w:numPr>
       </w:pPr>
       <w:r>
-        <w:t xml:space="preserve">Ensure that no ODR-violations occur, i.e., through a static analysis tool.</w:t>
+        <w:t xml:space="preserve">Define an entity in only one file to prevent ODR-violations and ensure that inclusions of that file in different translation units don’t result in definition differences.</w:t>
       </w:r>
     </w:p>
     <w:p>
@@ -25624,7 +25662,7 @@
         </w:numPr>
       </w:pPr>
       <w:r>
-        <w:t xml:space="preserve">Use a version-aware analysis tool to identify situations where preference rules cause a silent change of name binding between versions.</w:t>
+        <w:t xml:space="preserve">Ensure that no ODR-violations occur, i.e., through a static analysis tool.</w:t>
       </w:r>
     </w:p>
     <w:p>
@@ -25641,7 +25679,7 @@
         <w:t xml:space="preserve"> </w:t>
       </w:r>
       <w:r>
-        <w:t xml:space="preserve">functions of the class</w:t>
+        <w:t xml:space="preserve">functions of the class.</w:t>
       </w:r>
     </w:p>
     <w:bookmarkEnd w:id="98"/>

--- a/all.docx
+++ b/all.docx
@@ -10714,7 +10714,7 @@
         <w:pStyle w:val="FirstParagraph"/>
       </w:pPr>
       <w:r>
-        <w:t xml:space="preserve">The vulnerabilities documented in ISO/IEC 24772-1:2024 clause 6.3 is applicable to C++.</w:t>
+        <w:t xml:space="preserve">The vulnerabilities documented in ISO/IEC 24772-1:2024 6.3 is applicable to C++.</w:t>
       </w:r>
       <w:r>
         <w:t xml:space="preserve"> </w:t>
@@ -11078,7 +11078,7 @@
         </w:numPr>
       </w:pPr>
       <w:r>
-        <w:t xml:space="preserve">Apply the avoidance mechanisms of ISO/IEC 24772-3 clause 6.3.2</w:t>
+        <w:t xml:space="preserve">Apply the avoidance mechanisms of ISO/IEC 24772-3 6.3.2</w:t>
       </w:r>
     </w:p>
     <w:p>

--- a/all.docx
+++ b/all.docx
@@ -11294,7 +11294,7 @@
         <w:pStyle w:val="FirstParagraph"/>
       </w:pPr>
       <w:r>
-        <w:t xml:space="preserve">The vulnerability as described in ISO/IEC TR 24772-1 clause 6.4 is applicable to C++.</w:t>
+        <w:t xml:space="preserve">The vulnerability as described in ISO/IEC TR 24772-1 6.4 is applicable to C++.</w:t>
       </w:r>
     </w:p>
     <w:p>
@@ -11479,7 +11479,7 @@
         </w:numPr>
       </w:pPr>
       <w:r>
-        <w:t xml:space="preserve">Apply the avoidance mechanisms of ISO/IEC 24772-1 clause 6.4.5</w:t>
+        <w:t xml:space="preserve">Apply the avoidance mechanisms of ISO/IEC 24772-1 6.4.5</w:t>
       </w:r>
     </w:p>
     <w:p>
@@ -11612,7 +11612,7 @@
         <w:pStyle w:val="FirstParagraph"/>
       </w:pPr>
       <w:r>
-        <w:t xml:space="preserve">The vulnerability documented in ISO IEC 24772-1 clause 6.5 applies to C++, as C++ allows the specification of the values underlying a member of an enumeration type.</w:t>
+        <w:t xml:space="preserve">The vulnerability documented in ISO IEC 24772-1 6.5 applies to C++, as C++ allows the specification of the values underlying a member of an enumeration type.</w:t>
       </w:r>
     </w:p>
     <w:p>
@@ -12234,13 +12234,13 @@
         <w:t xml:space="preserve"> </w:t>
       </w:r>
       <w:r>
-        <w:t xml:space="preserve">are used, follow the general advice of TR</w:t>
-      </w:r>
-      <w:r>
-        <w:t xml:space="preserve"> </w:t>
-      </w:r>
-      <w:r>
-        <w:t xml:space="preserve">24772-3 clause 6.5.2 as well as the following:</w:t>
+        <w:t xml:space="preserve">are used, follow the general advice of ISO/IEC TR</w:t>
+      </w:r>
+      <w:r>
+        <w:t xml:space="preserve"> </w:t>
+      </w:r>
+      <w:r>
+        <w:t xml:space="preserve">24772-3 6.5.2 as well as the following:</w:t>
       </w:r>
     </w:p>
     <w:p>
@@ -65904,7 +65904,34 @@
     <w:abstractNumId w:val="991"/>
   </w:num>
   <w:num w:numId="1018">
-    <w:abstractNumId w:val="991"/>
+    <w:abstractNumId w:val="99411"/>
+    <w:lvlOverride w:ilvl="0">
+      <w:startOverride w:val="1"/>
+    </w:lvlOverride>
+    <w:lvlOverride w:ilvl="1">
+      <w:startOverride w:val="1"/>
+    </w:lvlOverride>
+    <w:lvlOverride w:ilvl="2">
+      <w:startOverride w:val="1"/>
+    </w:lvlOverride>
+    <w:lvlOverride w:ilvl="3">
+      <w:startOverride w:val="1"/>
+    </w:lvlOverride>
+    <w:lvlOverride w:ilvl="4">
+      <w:startOverride w:val="1"/>
+    </w:lvlOverride>
+    <w:lvlOverride w:ilvl="5">
+      <w:startOverride w:val="1"/>
+    </w:lvlOverride>
+    <w:lvlOverride w:ilvl="6">
+      <w:startOverride w:val="1"/>
+    </w:lvlOverride>
+    <w:lvlOverride w:ilvl="7">
+      <w:startOverride w:val="1"/>
+    </w:lvlOverride>
+    <w:lvlOverride w:ilvl="8">
+      <w:startOverride w:val="1"/>
+    </w:lvlOverride>
   </w:num>
   <w:num w:numId="1019">
     <w:abstractNumId w:val="991"/>

--- a/all.docx
+++ b/all.docx
@@ -11612,7 +11612,7 @@
         <w:pStyle w:val="FirstParagraph"/>
       </w:pPr>
       <w:r>
-        <w:t xml:space="preserve">The vulnerability documented in ISO IEC 24772-1 6.5 applies to C++, as C++ allows the specification of the values underlying a member of an enumeration type.</w:t>
+        <w:t xml:space="preserve">The vulnerability documented in ISO IEC 24772-1:2024 6.5 applies to C++, as C++ allows the specification of the values underlying a member of an enumeration type.</w:t>
       </w:r>
     </w:p>
     <w:p>
@@ -12301,13 +12301,13 @@
         <w:pStyle w:val="FirstParagraph"/>
       </w:pPr>
       <w:r>
-        <w:t xml:space="preserve">The vulnerability as documented in ISO IEC 24772-1 clause 6.6 applies to C++.</w:t>
-      </w:r>
-      <w:r>
-        <w:t xml:space="preserve"> </w:t>
-      </w:r>
-      <w:r>
-        <w:t xml:space="preserve">C++ includes some of the conversion mechanisms of C as documented in ISO IEC TR 24772-3 6.6, however C++ type conversion mechanisms differ from the mechanisms of C, as documented in ISO IEC 14882 Annex C. This subclause highlights differences where C++ provides mitigations of potential vulnerabilities found in C.</w:t>
+        <w:t xml:space="preserve">The vulnerability as documented in ISO IEC 24772-1:2024 6.6 applies to C++.</w:t>
+      </w:r>
+      <w:r>
+        <w:t xml:space="preserve"> </w:t>
+      </w:r>
+      <w:r>
+        <w:t xml:space="preserve">C++ includes some of the conversion mechanisms of C as documented in ISO/IEC TR 24772-3 6.6, however C++ type conversion mechanisms differ from the mechanisms of C, as documented in ISO IEC 14882 Annex C. This subclause highlights differences where C++ provides mitigations of potential vulnerabilities found in C.</w:t>
       </w:r>
     </w:p>
     <w:p>
@@ -13671,7 +13671,7 @@
         </w:numPr>
       </w:pPr>
       <w:r>
-        <w:t xml:space="preserve">Apply the avoidance mechanisms of ISO/IEC 24772-1 clause 6.6.5:</w:t>
+        <w:t xml:space="preserve">Apply the avoidance mechanisms of ISO/IEC 24772-1:2024 6.6.5:</w:t>
       </w:r>
     </w:p>
     <w:p>

--- a/all.docx
+++ b/all.docx
@@ -14053,7 +14053,7 @@
         <w:pStyle w:val="FirstParagraph"/>
       </w:pPr>
       <w:r>
-        <w:t xml:space="preserve">The vulnerability as documented in ISO/IEC TR 24772-1:2019 exists in C++ when C-style strings are used.</w:t>
+        <w:t xml:space="preserve">The vulnerability as documented in ISO/IEC 24772-1:2024 6.7 exists in C++ when C-style strings are used.</w:t>
       </w:r>
       <w:r>
         <w:t xml:space="preserve"> </w:t>
@@ -14329,7 +14329,7 @@
         </w:numPr>
       </w:pPr>
       <w:r>
-        <w:t xml:space="preserve">If using C-style strings is unavoidable, apply the avoidance mechanisms of ISO/IEC 24772-3 6.7.2.</w:t>
+        <w:t xml:space="preserve">If using C-style strings is unavoidable, apply the avoidance mechanisms of ISO/IEC TR 24772-3:2020 6.7.2.</w:t>
       </w:r>
     </w:p>
     <w:p>

--- a/all.docx
+++ b/all.docx
@@ -14443,7 +14443,7 @@
         <w:pStyle w:val="FirstParagraph"/>
       </w:pPr>
       <w:r>
-        <w:t xml:space="preserve">The vulnerability as described in ISO/IEC TR 24772-1 6.8 exists in C++ when arrays are managed using raw pointers or indexing.</w:t>
+        <w:t xml:space="preserve">The vulnerability as described in ISO/IEC 24772-1:2024 6.8 exists in C++ when arrays are managed using raw pointers or indexing.</w:t>
       </w:r>
       <w:r>
         <w:t xml:space="preserve"> </w:t>
@@ -15764,7 +15764,7 @@
         </w:numPr>
       </w:pPr>
       <w:r>
-        <w:t xml:space="preserve">Apply the avoidance mechanisms of ISO/IEC 24772-1 clause 6.8.5.</w:t>
+        <w:t xml:space="preserve">Apply the avoidance mechanisms of ISO/IEC 24772-1:2024 6.8.5.</w:t>
       </w:r>
     </w:p>
     <w:p>
@@ -15775,13 +15775,7 @@
         </w:numPr>
       </w:pPr>
       <w:r>
-        <w:t xml:space="preserve">Avoid C-style arrays. If unavoidable, guidance for the use of C-style arrays is</w:t>
-      </w:r>
-      <w:r>
-        <w:t xml:space="preserve"> </w:t>
-      </w:r>
-      <w:r>
-        <w:t xml:space="preserve">provided in TR 24772-3 clause 6.8.2.</w:t>
+        <w:t xml:space="preserve">Avoid C-style arrays. If unavoidable, guidance for the use of C-style arrays is provided in ISO/IEC TR 24772-3:2020 6.8.2.</w:t>
       </w:r>
     </w:p>
     <w:p>

--- a/all.docx
+++ b/all.docx
@@ -16110,7 +16110,7 @@
         <w:pStyle w:val="FirstParagraph"/>
       </w:pPr>
       <w:r>
-        <w:t xml:space="preserve">The vulnerability as documented in ISO/IEC TR 24772-1:2022 6.9 exists in C++ when an access is performed using</w:t>
+        <w:t xml:space="preserve">The vulnerability as documented in ISO/IEC 24772-1:2024 6.9 exists in C++ when an access is performed using</w:t>
       </w:r>
       <w:r>
         <w:t xml:space="preserve"> </w:t>
@@ -16326,7 +16326,7 @@
         </w:numPr>
       </w:pPr>
       <w:r>
-        <w:t xml:space="preserve">Apply the avoidance mechanisms of ISO/IEC 24772-1:2022 clause 6.9.5.</w:t>
+        <w:t xml:space="preserve">Apply the avoidance mechanisms of ISO/IEC 24772-1:2024 6.9.5.</w:t>
       </w:r>
     </w:p>
     <w:p>

--- a/all.docx
+++ b/all.docx
@@ -16443,7 +16443,7 @@
         <w:pStyle w:val="FirstParagraph"/>
       </w:pPr>
       <w:r>
-        <w:t xml:space="preserve">The vulnerability as described in ISO/IEC 24772-1:2022 exists in C++,</w:t>
+        <w:t xml:space="preserve">The vulnerability as described in ISO/IEC 24772-1:2024 exists in C++,</w:t>
       </w:r>
       <w:r>
         <w:t xml:space="preserve"> </w:t>
@@ -16718,7 +16718,7 @@
         </w:numPr>
       </w:pPr>
       <w:r>
-        <w:t xml:space="preserve">Use the avoidance mechanisms of ISO/IEC 24772-1:2022 clause 6.10.5.</w:t>
+        <w:t xml:space="preserve">Apply the avoidance mechanisms of ISO/IEC 24772-1:2024 6.10.5.</w:t>
       </w:r>
     </w:p>
     <w:p>

--- a/all.docx
+++ b/all.docx
@@ -16920,7 +16920,7 @@
         <w:pStyle w:val="FirstParagraph"/>
       </w:pPr>
       <w:r>
-        <w:t xml:space="preserve">The vulnerabilites as described in ISO/IEC TR 24772-1:2019 clause 6.11.1</w:t>
+        <w:t xml:space="preserve">The vulnerabilites as described in ISO/IEC 24772-1:2024 6.11.1</w:t>
       </w:r>
       <w:r>
         <w:t xml:space="preserve"> </w:t>
@@ -16932,13 +16932,13 @@
         <w:t xml:space="preserve"> </w:t>
       </w:r>
       <w:r>
-        <w:t xml:space="preserve">In addition to pointers, C++ references are also vulnerable and the issues below include</w:t>
-      </w:r>
-      <w:r>
-        <w:t xml:space="preserve"> </w:t>
-      </w:r>
-      <w:r>
-        <w:t xml:space="preserve">references when pointers are mentioned. In places where references cannot be substituted the</w:t>
+        <w:t xml:space="preserve">In addition to pointers, C++ references are also vulnerable and the issues below include references when pointers are mentioned.</w:t>
+      </w:r>
+      <w:r>
+        <w:t xml:space="preserve"> </w:t>
+      </w:r>
+      <w:r>
+        <w:t xml:space="preserve">In places where references cannot be substituted the</w:t>
       </w:r>
       <w:r>
         <w:t xml:space="preserve"> </w:t>
@@ -17643,7 +17643,7 @@
         </w:numPr>
       </w:pPr>
       <w:r>
-        <w:t xml:space="preserve">Use the avoidance mechanisms of ISO/IEC 24772-1 clause 6.11.5.</w:t>
+        <w:t xml:space="preserve">Use the avoidance mechanisms of ISO/IEC 24772-1:2024 clause 6.11.5.</w:t>
       </w:r>
     </w:p>
     <w:p>
@@ -17799,7 +17799,7 @@
         <w:pStyle w:val="FirstParagraph"/>
       </w:pPr>
       <w:r>
-        <w:t xml:space="preserve">The vulnerabilites described in ISO/IEC 24772-1:2022 clause 6.12.1</w:t>
+        <w:t xml:space="preserve">The vulnerabilites described in ISO/IEC 24772-1:2024 6.12.1</w:t>
       </w:r>
       <w:r>
         <w:t xml:space="preserve"> </w:t>

--- a/all.docx
+++ b/all.docx
@@ -18084,7 +18084,7 @@
         <w:pStyle w:val="FirstParagraph"/>
       </w:pPr>
       <w:r>
-        <w:t xml:space="preserve">The vulnerability as described in ISO IEC 24772-1 clause 6.13 exists in C++.</w:t>
+        <w:t xml:space="preserve">The vulnerability as described in ISO IEC 24772-1:2024 6.13 exists in C++.</w:t>
       </w:r>
       <w:r>
         <w:t xml:space="preserve"> </w:t>
@@ -18959,7 +18959,7 @@
         <w:pStyle w:val="FirstParagraph"/>
       </w:pPr>
       <w:r>
-        <w:t xml:space="preserve">The vulnerability as expressed in ISO/IEC TR 24772-1:2019 and ISO/IEC TR</w:t>
+        <w:t xml:space="preserve">The vulnerability as expressed in ISO/IEC 24772-1:2024 and ISO/IEC TR</w:t>
       </w:r>
       <w:r>
         <w:t xml:space="preserve"> </w:t>
@@ -19914,7 +19914,7 @@
         </w:numPr>
       </w:pPr>
       <w:r>
-        <w:t xml:space="preserve">Use the avoidance mechanisms of ISO/IEC 24772-1 clause 6.14.5.</w:t>
+        <w:t xml:space="preserve">Apply the avoidance mechanisms of ISO/IEC 24772-1:2024 6.14.5.</w:t>
       </w:r>
     </w:p>
     <w:p>
@@ -19990,13 +19990,7 @@
         </w:numPr>
       </w:pPr>
       <w:r>
-        <w:t xml:space="preserve">If value types are not feasible, adopt a style that makes explicit the ownership and lifetime of</w:t>
-      </w:r>
-      <w:r>
-        <w:t xml:space="preserve"> </w:t>
-      </w:r>
-      <w:r>
-        <w:t xml:space="preserve">heap resources, by using</w:t>
+        <w:t xml:space="preserve">If value types are not feasible, adopt a style that makes explicit the ownership and lifetime of heap resources, by using</w:t>
       </w:r>
       <w:r>
         <w:t xml:space="preserve"> </w:t>
@@ -20038,13 +20032,7 @@
         <w:t xml:space="preserve"> </w:t>
       </w:r>
       <w:r>
-        <w:t xml:space="preserve">or similar manager</w:t>
-      </w:r>
-      <w:r>
-        <w:t xml:space="preserve"> </w:t>
-      </w:r>
-      <w:r>
-        <w:t xml:space="preserve">types and allocate heap memory exclusively with their corresponding factory functions</w:t>
+        <w:t xml:space="preserve">or similar manager types and allocate heap memory exclusively with their corresponding factory functions</w:t>
       </w:r>
       <w:r>
         <w:t xml:space="preserve"> </w:t>
@@ -20100,13 +20088,7 @@
         <w:t xml:space="preserve"> </w:t>
       </w:r>
       <w:r>
-        <w:t xml:space="preserve">value are no longer accessible or accessed after</w:t>
-      </w:r>
-      <w:r>
-        <w:t xml:space="preserve"> </w:t>
-      </w:r>
-      <w:r>
-        <w:t xml:space="preserve">the referent’s lifetime ends.</w:t>
+        <w:t xml:space="preserve">value are no longer accessible or accessed after the referent’s lifetime ends.</w:t>
       </w:r>
     </w:p>
     <w:p>

--- a/all.docx
+++ b/all.docx
@@ -20217,7 +20217,7 @@
         <w:pStyle w:val="FirstParagraph"/>
       </w:pPr>
       <w:r>
-        <w:t xml:space="preserve">C++ has the vulnerability as documented in ISO/IEC 24772-1 clause 6.15,</w:t>
+        <w:t xml:space="preserve">C++ has the vulnerability as documented in ISO/IEC 24772-1:2024 6.15,</w:t>
       </w:r>
       <w:r>
         <w:t xml:space="preserve"> </w:t>
@@ -20927,7 +20927,7 @@
         </w:numPr>
       </w:pPr>
       <w:r>
-        <w:t xml:space="preserve">Use the avoidance mechanisms of ISO/IEC 24772-1 clause 6.15.5.</w:t>
+        <w:t xml:space="preserve">Apply the avoidance mechanisms of ISO/IEC 24772-1:2024 6.15.5.</w:t>
       </w:r>
     </w:p>
     <w:p>
@@ -21129,19 +21129,13 @@
         <w:pStyle w:val="FirstParagraph"/>
       </w:pPr>
       <w:r>
-        <w:t xml:space="preserve">The vulnerability as described in ISO/IEC 24772-1 clause 6.16 exists in C++.</w:t>
-      </w:r>
-      <w:r>
-        <w:t xml:space="preserve"> </w:t>
-      </w:r>
-      <w:r>
-        <w:t xml:space="preserve">C++ complicates the discussion in 24772-1 clause 6.16 as a result of the integral promotion (see clause</w:t>
-      </w:r>
-      <w:r>
-        <w:t xml:space="preserve"> </w:t>
-      </w:r>
-      <w:r>
-        <w:t xml:space="preserve">6.06 [FLC]).</w:t>
+        <w:t xml:space="preserve">The vulnerability as documented in ISO/IEC 24772-12024 6.16 exists in C++.</w:t>
+      </w:r>
+      <w:r>
+        <w:t xml:space="preserve"> </w:t>
+      </w:r>
+      <w:r>
+        <w:t xml:space="preserve">C++ complicates the discussion in 24772-1:2024 6.16 as a result of the integral promotion (see 6.06 [FLC]).</w:t>
       </w:r>
       <w:r>
         <w:t xml:space="preserve"> </w:t>
@@ -21191,13 +21185,7 @@
         <w:pStyle w:val="Compact"/>
       </w:pPr>
       <w:r>
-        <w:t xml:space="preserve">use the avoidance mechanisms of ISO/IEC TR 24772-1:2019 clause 6.16 *Using Shift Operations for</w:t>
-      </w:r>
-      <w:r>
-        <w:t xml:space="preserve"> </w:t>
-      </w:r>
-      <w:r>
-        <w:t xml:space="preserve">Multiplication and Division [PIK].</w:t>
+        <w:t xml:space="preserve">use the avoidance mechanisms of ISO/IEC 24772-1:2024 clause 6.16 *Using Shift Operations for Multiplication and Division [PIK].</w:t>
       </w:r>
     </w:p>
     <w:p>
@@ -21209,19 +21197,7 @@
         <w:pStyle w:val="Compact"/>
       </w:pPr>
       <w:r>
-        <w:t xml:space="preserve">For promoted operands, consider converting the result of a shift operation back to the original type</w:t>
-      </w:r>
-      <w:r>
-        <w:t xml:space="preserve"> </w:t>
-      </w:r>
-      <w:r>
-        <w:t xml:space="preserve">of the left hand operand (say using a static cast or an assignment to an object of that type) before</w:t>
-      </w:r>
-      <w:r>
-        <w:t xml:space="preserve"> </w:t>
-      </w:r>
-      <w:r>
-        <w:t xml:space="preserve">using the result in further operations.</w:t>
+        <w:t xml:space="preserve">For promoted operands, consider converting the result of a shift operation back to the original type of the left hand operand (say using a static cast or an assignment to an object of that type) before using the result in further operations.</w:t>
       </w:r>
     </w:p>
     <w:bookmarkEnd w:id="83"/>

--- a/all.docx
+++ b/all.docx
@@ -21129,7 +21129,7 @@
         <w:pStyle w:val="FirstParagraph"/>
       </w:pPr>
       <w:r>
-        <w:t xml:space="preserve">The vulnerability as documented in ISO/IEC 24772-12024 6.16 exists in C++.</w:t>
+        <w:t xml:space="preserve">The vulnerability as documented in ISO/IEC 24772-1:2024 6.16 exists in C++.</w:t>
       </w:r>
       <w:r>
         <w:t xml:space="preserve"> </w:t>
@@ -21141,13 +21141,7 @@
         <w:t xml:space="preserve"> </w:t>
       </w:r>
       <w:r>
-        <w:t xml:space="preserve">A left-shift on an operand that gets promoted can result in a value outside the operand’s unpromoted</w:t>
-      </w:r>
-      <w:r>
-        <w:t xml:space="preserve"> </w:t>
-      </w:r>
-      <w:r>
-        <w:t xml:space="preserve">type’s range.</w:t>
+        <w:t xml:space="preserve">A left-shift on an operand that gets promoted can result in a value outside the operand’s unpromoted type’s range.</w:t>
       </w:r>
     </w:p>
     <w:p>
@@ -21185,7 +21179,7 @@
         <w:pStyle w:val="Compact"/>
       </w:pPr>
       <w:r>
-        <w:t xml:space="preserve">use the avoidance mechanisms of ISO/IEC 24772-1:2024 clause 6.16 *Using Shift Operations for Multiplication and Division [PIK].</w:t>
+        <w:t xml:space="preserve">apply the avoidance mechanisms of ISO/IEC 24772-1:2024 6.16 *Using Shift Operations for Multiplication and Division [PIK].</w:t>
       </w:r>
     </w:p>
     <w:p>
@@ -21225,19 +21219,13 @@
         <w:pStyle w:val="FirstParagraph"/>
       </w:pPr>
       <w:r>
-        <w:t xml:space="preserve">The vulnerability as described in ISO/IEC TR 24772-1:2019 clause 6.17 is</w:t>
-      </w:r>
-      <w:r>
-        <w:t xml:space="preserve"> </w:t>
-      </w:r>
-      <w:r>
-        <w:t xml:space="preserve">applicable to C++, as it is susceptible to errors resulting from the use of similarly</w:t>
-      </w:r>
-      <w:r>
-        <w:t xml:space="preserve"> </w:t>
-      </w:r>
-      <w:r>
-        <w:t xml:space="preserve">appearing names.</w:t>
+        <w:t xml:space="preserve">The vulnerability as described in ISO/IEC 24772-1:2024 6.17 is</w:t>
+      </w:r>
+      <w:r>
+        <w:t xml:space="preserve"> </w:t>
+      </w:r>
+      <w:r>
+        <w:t xml:space="preserve">applicable to C++, as it is susceptible to errors resulting from the use of similarly appearing names.</w:t>
       </w:r>
       <w:r>
         <w:t xml:space="preserve"> </w:t>
@@ -21789,7 +21777,7 @@
         </w:numPr>
       </w:pPr>
       <w:r>
-        <w:t xml:space="preserve">Use the avoidance mechanisms of ISO/IEC 24772-1:2019 clause 6.17.5.</w:t>
+        <w:t xml:space="preserve">Apply the avoidance mechanisms of ISO/IEC 24772-1:2024 6.17.5.</w:t>
       </w:r>
     </w:p>
     <w:p>
@@ -21800,7 +21788,7 @@
         </w:numPr>
       </w:pPr>
       <w:r>
-        <w:t xml:space="preserve">Follow the rules of ISO/IEC 14882:2020 clause [lex.name] regarding</w:t>
+        <w:t xml:space="preserve">Follow the rules of ISO/IEC 14882:2023 clause [lex.name] regarding</w:t>
       </w:r>
       <w:r>
         <w:t xml:space="preserve"> </w:t>

--- a/all.docx
+++ b/all.docx
@@ -21962,7 +21962,7 @@
         <w:pStyle w:val="FirstParagraph"/>
       </w:pPr>
       <w:r>
-        <w:t xml:space="preserve">The vulnerability as documented in ISO/IEC TR 24772-1:2019 clause 6.18</w:t>
+        <w:t xml:space="preserve">The vulnerability as documented in ISO/IEC 24772-1:2024 6.18</w:t>
       </w:r>
       <w:r>
         <w:t xml:space="preserve"> </w:t>
@@ -22004,25 +22004,13 @@
         <w:pStyle w:val="BodyText"/>
       </w:pPr>
       <w:r>
-        <w:t xml:space="preserve">The error in ISO/IEC 24772-1:2019 subclause 6.18.3 that the planned reader misspells the name of the</w:t>
-      </w:r>
-      <w:r>
-        <w:t xml:space="preserve"> </w:t>
-      </w:r>
-      <w:r>
-        <w:t xml:space="preserve">store is possible but unlikely in C++ since the language specifies that all objects shall be declared</w:t>
-      </w:r>
-      <w:r>
-        <w:t xml:space="preserve"> </w:t>
-      </w:r>
-      <w:r>
-        <w:t xml:space="preserve">and typed, and the existence of two objects with almost identical names and compatible types (for</w:t>
-      </w:r>
-      <w:r>
-        <w:t xml:space="preserve"> </w:t>
-      </w:r>
-      <w:r>
-        <w:t xml:space="preserve">assignment) in the same scope would be readily detectable. See 6.17 [NAI] Choice of clear names, 6.20</w:t>
+        <w:t xml:space="preserve">The error in ISO/IEC 24772-1:2024 6.18.3 that the planned reader misspells the name of the store is possible but unlikely in C++ since the language specifies that all objects shall be declared and typed, and the existence of two objects with almost identical names and compatible types (for assignment) in the same scope would be readily detectable.</w:t>
+      </w:r>
+      <w:r>
+        <w:t xml:space="preserve"> </w:t>
+      </w:r>
+      <w:r>
+        <w:t xml:space="preserve">See 6.17 [NAI] Choice of clear names, 6.20</w:t>
       </w:r>
       <w:r>
         <w:t xml:space="preserve"> </w:t>
@@ -22057,7 +22045,7 @@
         </w:numPr>
       </w:pPr>
       <w:r>
-        <w:t xml:space="preserve">Use the avoidance mechanisms of ISO/IEC 24772-1 clause 6.18.5.</w:t>
+        <w:t xml:space="preserve">Apply the avoidance mechanisms of ISO/IEC 24772-1:2024 6.18.5.</w:t>
       </w:r>
     </w:p>
     <w:p>

--- a/all.docx
+++ b/all.docx
@@ -22107,7 +22107,7 @@
         <w:pStyle w:val="FirstParagraph"/>
       </w:pPr>
       <w:r>
-        <w:t xml:space="preserve">The vulnerability as documented in ISO/IEC 24772-1 clause 6.19 exists in C++.</w:t>
+        <w:t xml:space="preserve">The vulnerability as documented in ISO/IEC 24772-1:2024 6.19 exists in C++.</w:t>
       </w:r>
     </w:p>
     <w:p>
@@ -22186,7 +22186,7 @@
         </w:numPr>
       </w:pPr>
       <w:r>
-        <w:t xml:space="preserve">Use the avoidance mechanisms of ISO/IEC 24772-1 clause 6.19.5.</w:t>
+        <w:t xml:space="preserve">Apply the avoidance mechanisms of ISO/IEC 24772-1:2024 6.19.5.</w:t>
       </w:r>
     </w:p>
     <w:p>
@@ -22225,7 +22225,7 @@
         <w:pStyle w:val="FirstParagraph"/>
       </w:pPr>
       <w:r>
-        <w:t xml:space="preserve">The vulnerability as described in ISO/IEC 24772-1:2024 clause 6.20</w:t>
+        <w:t xml:space="preserve">The vulnerability as described in ISO/IEC 24772-1:2024 6.20</w:t>
       </w:r>
       <w:r>
         <w:t xml:space="preserve"> </w:t>
@@ -23179,7 +23179,7 @@
         </w:numPr>
       </w:pPr>
       <w:r>
-        <w:t xml:space="preserve">Use the avoidance mechanisms of ISO/IEC 24772-1 clause 6.20.5, with the</w:t>
+        <w:t xml:space="preserve">Apply the avoidance mechanisms of ISO/IEC 24772-1:2024 6.20.5, with the</w:t>
       </w:r>
       <w:r>
         <w:t xml:space="preserve"> </w:t>
@@ -25635,7 +25635,7 @@
         <w:pStyle w:val="FirstParagraph"/>
       </w:pPr>
       <w:r>
-        <w:t xml:space="preserve">The vulnerability as described in ISO/IEC TR 24772-1:2019 exists in C++,</w:t>
+        <w:t xml:space="preserve">The vulnerability as described in ISO/IEC 24772-1:2024 exists in C++,</w:t>
       </w:r>
       <w:r>
         <w:t xml:space="preserve"> </w:t>
@@ -26659,7 +26659,7 @@
         <w:pStyle w:val="Compact"/>
       </w:pPr>
       <w:r>
-        <w:t xml:space="preserve">Use the avoidance mechanisms of ISO/IEC 24772-1 subclause 6.22.5</w:t>
+        <w:t xml:space="preserve">apply the avoidance mechanisms of ISO/IEC 24772-1:2024 6.22.5</w:t>
       </w:r>
     </w:p>
     <w:p>
@@ -26671,7 +26671,7 @@
         <w:pStyle w:val="Compact"/>
       </w:pPr>
       <w:r>
-        <w:t xml:space="preserve">Initialize every object defined, including data members, such as by providing an initializer for each variable definition.</w:t>
+        <w:t xml:space="preserve">initialize every object defined, including data members, such as by providing an initializer for each variable definition.</w:t>
       </w:r>
     </w:p>
     <w:p>
@@ -26683,7 +26683,7 @@
         <w:pStyle w:val="Compact"/>
       </w:pPr>
       <w:r>
-        <w:t xml:space="preserve">Consider defining non-member variables as</w:t>
+        <w:t xml:space="preserve">consider defining non-member variables as</w:t>
       </w:r>
       <w:r>
         <w:t xml:space="preserve"> </w:t>
@@ -26710,7 +26710,7 @@
         <w:pStyle w:val="Compact"/>
       </w:pPr>
       <w:r>
-        <w:t xml:space="preserve">In situations where variable initialization seems to require complex logic, encapsulate that logic either in a function or a lambda that encapsulates the complex logic and returns the initial value. In case of multiple interdependent variables, group those in a struct and return the struct.</w:t>
+        <w:t xml:space="preserve">in situations where variable initialization seems to require complex logic, encapsulate that logic either in a function or a lambda that encapsulates the complex logic and returns the initial value. In case of multiple interdependent variables, group those in a struct and return the struct.</w:t>
       </w:r>
     </w:p>
     <w:p>
@@ -26722,7 +26722,7 @@
         <w:pStyle w:val="Compact"/>
       </w:pPr>
       <w:r>
-        <w:t xml:space="preserve">Avoid using non-const variables with static storage duration (see</w:t>
+        <w:t xml:space="preserve">avoid using non-const variables with static storage duration (see</w:t>
       </w:r>
       <w:r>
         <w:t xml:space="preserve"> </w:t>
@@ -26745,7 +26745,7 @@
         <w:pStyle w:val="Compact"/>
       </w:pPr>
       <w:r>
-        <w:t xml:space="preserve">Define variables with static storage duration with</w:t>
+        <w:t xml:space="preserve">define variables with static storage duration with</w:t>
       </w:r>
       <w:r>
         <w:t xml:space="preserve"> </w:t>
@@ -26787,13 +26787,7 @@
         <w:pStyle w:val="Compact"/>
       </w:pPr>
       <w:r>
-        <w:t xml:space="preserve">Do not depend on the order of dynamic initialization of non-local variables with static storage duration, unless the</w:t>
-      </w:r>
-      <w:r>
-        <w:t xml:space="preserve"> </w:t>
-      </w:r>
-      <w:r>
-        <w:t xml:space="preserve">initialization order is guaranteed by the language.</w:t>
+        <w:t xml:space="preserve">do not depend on the order of dynamic initialization of non-local variables with static storage duration, unless the itialization order is guaranteed by the language.</w:t>
       </w:r>
     </w:p>
     <w:p>
@@ -26805,13 +26799,7 @@
         <w:pStyle w:val="Compact"/>
       </w:pPr>
       <w:r>
-        <w:t xml:space="preserve">If the use of uninitialized variables is unavoidable, employ tools, including the compiler, that</w:t>
-      </w:r>
-      <w:r>
-        <w:t xml:space="preserve"> </w:t>
-      </w:r>
-      <w:r>
-        <w:t xml:space="preserve">detect reads of variables with indeterminate values.</w:t>
+        <w:t xml:space="preserve">if the use of uninitialized variables is unavoidable, employ tools, including the compiler, that detect reads of variables with indeterminate values.</w:t>
       </w:r>
     </w:p>
     <w:bookmarkEnd w:id="102"/>

--- a/all.docx
+++ b/all.docx
@@ -26827,7 +26827,7 @@
         <w:pStyle w:val="FirstParagraph"/>
       </w:pPr>
       <w:r>
-        <w:t xml:space="preserve">The vulnerability as described in ISO/IEC TR 24772-1:2019 clause 6.23 is</w:t>
+        <w:t xml:space="preserve">The vulnerability as described in ISO/IEC 24772-1:2024 6.23 is</w:t>
       </w:r>
       <w:r>
         <w:t xml:space="preserve"> </w:t>
@@ -27585,13 +27585,7 @@
         </w:numPr>
       </w:pPr>
       <w:r>
-        <w:t xml:space="preserve">Use the avoidance mechanisms of ISO/IEC 24772-1 Clause</w:t>
-      </w:r>
-      <w:r>
-        <w:t xml:space="preserve"> </w:t>
-      </w:r>
-      <w:r>
-        <w:t xml:space="preserve">6.23.5 [JCW].</w:t>
+        <w:t xml:space="preserve">apply the avoidance mechanisms of ISO/IEC 24772-1:2024 6.23.5 [JCW].</w:t>
       </w:r>
     </w:p>
     <w:p>
@@ -27602,7 +27596,7 @@
         </w:numPr>
       </w:pPr>
       <w:r>
-        <w:t xml:space="preserve">Enable all C++ compiler/tool warnings and static analysis tool</w:t>
+        <w:t xml:space="preserve">enable all C++ compiler/tool warnings and static analysis tool</w:t>
       </w:r>
       <w:r>
         <w:t xml:space="preserve"> </w:t>
@@ -27625,7 +27619,7 @@
         </w:numPr>
       </w:pPr>
       <w:r>
-        <w:t xml:space="preserve">Even if technically unnecessary, use parentheses around operator</w:t>
+        <w:t xml:space="preserve">even if technically unnecessary, use parentheses around operator</w:t>
       </w:r>
       <w:r>
         <w:t xml:space="preserve"> </w:t>
@@ -27648,7 +27642,7 @@
         </w:numPr>
       </w:pPr>
       <w:r>
-        <w:t xml:space="preserve">Avoid overloading the following operators</w:t>
+        <w:t xml:space="preserve">avoid overloading the following operators</w:t>
       </w:r>
       <w:r>
         <w:t xml:space="preserve"> </w:t>
@@ -27687,13 +27681,7 @@
         <w:t xml:space="preserve"> </w:t>
       </w:r>
       <w:r>
-        <w:t xml:space="preserve">and their alternative</w:t>
-      </w:r>
-      <w:r>
-        <w:t xml:space="preserve"> </w:t>
-      </w:r>
-      <w:r>
-        <w:t xml:space="preserve">spellings.</w:t>
+        <w:t xml:space="preserve">and their alternative spellings.</w:t>
       </w:r>
     </w:p>
     <w:p>
@@ -27738,7 +27726,7 @@
         <w:pStyle w:val="FirstParagraph"/>
       </w:pPr>
       <w:r>
-        <w:t xml:space="preserve">The vulnerability as described in ISO/IEC TR 24772-1:2019 clause 6.24</w:t>
+        <w:t xml:space="preserve">The vulnerability as described in ISO/IEC 24772-1:2024 6.24</w:t>
       </w:r>
       <w:r>
         <w:t xml:space="preserve"> </w:t>
@@ -29470,13 +29458,7 @@
         </w:numPr>
       </w:pPr>
       <w:r>
-        <w:t xml:space="preserve">Use the avoidance mechanisms of ISO/IEC 24772-1 clause</w:t>
-      </w:r>
-      <w:r>
-        <w:t xml:space="preserve"> </w:t>
-      </w:r>
-      <w:r>
-        <w:t xml:space="preserve">6.24.5.</w:t>
+        <w:t xml:space="preserve">apply the avoidance mechanisms of ISO/IEC 24772-1:2024 6.24.5.</w:t>
       </w:r>
     </w:p>
     <w:p>
@@ -29487,7 +29469,7 @@
         </w:numPr>
       </w:pPr>
       <w:r>
-        <w:t xml:space="preserve">Write expressions so that the same effects will occur under any</w:t>
+        <w:t xml:space="preserve">write expressions so that the same effects will occur under any</w:t>
       </w:r>
       <w:r>
         <w:t xml:space="preserve"> </w:t>
@@ -29510,7 +29492,7 @@
         </w:numPr>
       </w:pPr>
       <w:r>
-        <w:t xml:space="preserve">Avoid overloading logical operators (&amp;&amp; and ||), as these</w:t>
+        <w:t xml:space="preserve">avoid overloading logical operators (&amp;&amp; and ||), as these</w:t>
       </w:r>
       <w:r>
         <w:t xml:space="preserve"> </w:t>
@@ -29527,7 +29509,7 @@
         </w:numPr>
       </w:pPr>
       <w:r>
-        <w:t xml:space="preserve">Avoid overloading the comma operator, as the</w:t>
+        <w:t xml:space="preserve">avoid overloading the comma operator, as the</w:t>
       </w:r>
       <w:r>
         <w:t xml:space="preserve"> </w:t>
@@ -29544,7 +29526,7 @@
         </w:numPr>
       </w:pPr>
       <w:r>
-        <w:t xml:space="preserve">Ensure that the</w:t>
+        <w:t xml:space="preserve">ensure that the</w:t>
       </w:r>
       <w:r>
         <w:t xml:space="preserve"> </w:t>
@@ -29588,7 +29570,7 @@
         </w:numPr>
       </w:pPr>
       <w:r>
-        <w:t xml:space="preserve">Be aware to which C++ standard a compiler is compiling code against.</w:t>
+        <w:t xml:space="preserve">be aware to which C++ standard a compiler is compiling code against.</w:t>
       </w:r>
       <w:r>
         <w:t xml:space="preserve"> </w:t>
@@ -29611,7 +29593,7 @@
         </w:numPr>
       </w:pPr>
       <w:r>
-        <w:t xml:space="preserve">Avoid placing multiple operations with side effects in a single</w:t>
+        <w:t xml:space="preserve">avoid placing multiple operations with side effects in a single</w:t>
       </w:r>
       <w:r>
         <w:t xml:space="preserve"> </w:t>
@@ -29628,7 +29610,7 @@
         </w:numPr>
       </w:pPr>
       <w:r>
-        <w:t xml:space="preserve">Write simple code expressions and statements so that within any</w:t>
+        <w:t xml:space="preserve">write simple code expressions and statements so that within any</w:t>
       </w:r>
       <w:r>
         <w:t xml:space="preserve"> </w:t>
@@ -29643,13 +29625,9 @@
           <w:ilvl w:val="1"/>
           <w:numId w:val="1056"/>
         </w:numPr>
-        <w:pStyle w:val="SourceCode"/>
-      </w:pPr>
-      <w:r>
-        <w:rPr>
-          <w:rStyle w:val="VerbatimChar"/>
-        </w:rPr>
-        <w:t xml:space="preserve">  Read from;</w:t>
+      </w:pPr>
+      <w:r>
+        <w:t xml:space="preserve">read from;</w:t>
       </w:r>
     </w:p>
     <w:p>
@@ -29658,13 +29636,9 @@
           <w:ilvl w:val="1"/>
           <w:numId w:val="1056"/>
         </w:numPr>
-        <w:pStyle w:val="SourceCode"/>
-      </w:pPr>
-      <w:r>
-        <w:rPr>
-          <w:rStyle w:val="VerbatimChar"/>
-        </w:rPr>
-        <w:t xml:space="preserve">  Only modified once; or</w:t>
+      </w:pPr>
+      <w:r>
+        <w:t xml:space="preserve">only modified once; or</w:t>
       </w:r>
     </w:p>
     <w:p>
@@ -29673,23 +29647,13 @@
           <w:ilvl w:val="1"/>
           <w:numId w:val="1056"/>
         </w:numPr>
-        <w:pStyle w:val="SourceCode"/>
-      </w:pPr>
-      <w:r>
-        <w:rPr>
-          <w:rStyle w:val="VerbatimChar"/>
-        </w:rPr>
-        <w:t xml:space="preserve">  Only read and modified by: a single increment; a single</w:t>
-      </w:r>
-    </w:p>
-    <w:p>
-      <w:pPr>
-        <w:numPr>
-          <w:ilvl w:val="1"/>
-          <w:numId w:val="1000"/>
-        </w:numPr>
-        <w:pStyle w:val="Compact"/>
-      </w:pPr>
+      </w:pPr>
+      <w:r>
+        <w:t xml:space="preserve">only read and modified by: a single increment; a single</w:t>
+      </w:r>
+      <w:r>
+        <w:t xml:space="preserve"> </w:t>
+      </w:r>
       <w:r>
         <w:t xml:space="preserve">decrement; a single simple assignment; or a single compound</w:t>
       </w:r>
@@ -29708,7 +29672,7 @@
         </w:numPr>
       </w:pPr>
       <w:r>
-        <w:t xml:space="preserve">Be aware that different versions of C++ have different evaluation</w:t>
+        <w:t xml:space="preserve">be aware that different versions of C++ have different evaluation</w:t>
       </w:r>
       <w:r>
         <w:t xml:space="preserve"> </w:t>
@@ -65988,7 +65952,34 @@
     <w:abstractNumId w:val="991"/>
   </w:num>
   <w:num w:numId="1056">
-    <w:abstractNumId w:val="991"/>
+    <w:abstractNumId w:val="99411"/>
+    <w:lvlOverride w:ilvl="0">
+      <w:startOverride w:val="1"/>
+    </w:lvlOverride>
+    <w:lvlOverride w:ilvl="1">
+      <w:startOverride w:val="1"/>
+    </w:lvlOverride>
+    <w:lvlOverride w:ilvl="2">
+      <w:startOverride w:val="1"/>
+    </w:lvlOverride>
+    <w:lvlOverride w:ilvl="3">
+      <w:startOverride w:val="1"/>
+    </w:lvlOverride>
+    <w:lvlOverride w:ilvl="4">
+      <w:startOverride w:val="1"/>
+    </w:lvlOverride>
+    <w:lvlOverride w:ilvl="5">
+      <w:startOverride w:val="1"/>
+    </w:lvlOverride>
+    <w:lvlOverride w:ilvl="6">
+      <w:startOverride w:val="1"/>
+    </w:lvlOverride>
+    <w:lvlOverride w:ilvl="7">
+      <w:startOverride w:val="1"/>
+    </w:lvlOverride>
+    <w:lvlOverride w:ilvl="8">
+      <w:startOverride w:val="1"/>
+    </w:lvlOverride>
   </w:num>
   <w:num w:numId="1057">
     <w:abstractNumId w:val="991"/>

--- a/all.docx
+++ b/all.docx
@@ -29706,13 +29706,7 @@
         <w:pStyle w:val="FirstParagraph"/>
       </w:pPr>
       <w:r>
-        <w:t xml:space="preserve">The vulnerability as described in ISO/IEC TR 24772-1:2019 clause 6.25</w:t>
-      </w:r>
-      <w:r>
-        <w:t xml:space="preserve"> </w:t>
-      </w:r>
-      <w:r>
-        <w:t xml:space="preserve">exists in C++.</w:t>
+        <w:t xml:space="preserve">The vulnerability as described in ISO/IEC 24772-1:2024 6.25 exists in C++.</w:t>
       </w:r>
     </w:p>
     <w:p>
@@ -32193,7 +32187,7 @@
         <w:pStyle w:val="BodyText"/>
       </w:pPr>
       <w:r>
-        <w:t xml:space="preserve">— Apply the avoidance mechanisms of ISO/IEC 24772-1 clause 6.25.5.</w:t>
+        <w:t xml:space="preserve">— apply the avoidance mechanisms of ISO/IEC 24772-1:2024 6.25.5;</w:t>
       </w:r>
     </w:p>
     <w:p>
@@ -32204,7 +32198,7 @@
         </w:numPr>
       </w:pPr>
       <w:r>
-        <w:t xml:space="preserve">Simplify expressions to aid in code readability and help future maintainers understand the intent and nuances of the code. For example by,</w:t>
+        <w:t xml:space="preserve">simplify expressions to aid in code readability and help future maintainers understand the intent and nuances of the code. For example by:</w:t>
       </w:r>
     </w:p>
     <w:p>
@@ -32240,7 +32234,7 @@
         <w:pStyle w:val="Compact"/>
       </w:pPr>
       <w:r>
-        <w:t xml:space="preserve">extracting a subexpression into a function with a meaningful name.</w:t>
+        <w:t xml:space="preserve">extracting a subexpression into a function with a meaningful name;</w:t>
       </w:r>
     </w:p>
     <w:p>
@@ -32251,7 +32245,7 @@
         </w:numPr>
       </w:pPr>
       <w:r>
-        <w:t xml:space="preserve">Prohibit assignments embedded within other statements and expressions.</w:t>
+        <w:t xml:space="preserve">prohibit assignments embedded within other statements and expressions;</w:t>
       </w:r>
     </w:p>
     <w:p>
@@ -32262,7 +32256,7 @@
         </w:numPr>
       </w:pPr>
       <w:r>
-        <w:t xml:space="preserve">Spell unary operators (e.g.,</w:t>
+        <w:t xml:space="preserve">spell unary operators (e.g.,</w:t>
       </w:r>
       <w:r>
         <w:t xml:space="preserve"> </w:t>
@@ -32274,7 +32268,7 @@
         <w:t xml:space="preserve">-</w:t>
       </w:r>
       <w:r>
-        <w:t xml:space="preserve">) with a leading blank in expressions to avoid them being misread as combined operators.</w:t>
+        <w:t xml:space="preserve">) with a leading blank in expressions to avoid them being misread as combined operators;</w:t>
       </w:r>
     </w:p>
     <w:p>
@@ -32285,7 +32279,7 @@
         </w:numPr>
       </w:pPr>
       <w:r>
-        <w:t xml:space="preserve">Avoid the use of unary plus, since it is almost always a no-op for built-in types.</w:t>
+        <w:t xml:space="preserve">avoid the use of unary plus, since it is almost always a no-op for built-in types;</w:t>
       </w:r>
     </w:p>
     <w:p>
@@ -32296,7 +32290,7 @@
         </w:numPr>
       </w:pPr>
       <w:r>
-        <w:t xml:space="preserve">Prohibit mixing Boolean operators (</w:t>
+        <w:t xml:space="preserve">prohibit mixing Boolean operators (</w:t>
       </w:r>
       <w:r>
         <w:rPr>
@@ -32341,7 +32335,7 @@
         <w:t xml:space="preserve"> </w:t>
       </w:r>
       <w:r>
-        <w:t xml:space="preserve">operands, e.g., operands of numeric types.</w:t>
+        <w:t xml:space="preserve">operands, e.g., operands of numeric types;</w:t>
       </w:r>
     </w:p>
     <w:p>
@@ -32352,7 +32346,7 @@
         </w:numPr>
       </w:pPr>
       <w:r>
-        <w:t xml:space="preserve">Avoid bit operators (</w:t>
+        <w:t xml:space="preserve">avoid bit operators (</w:t>
       </w:r>
       <w:r>
         <w:rPr>
@@ -32424,7 +32418,7 @@
         <w:t xml:space="preserve"> </w:t>
       </w:r>
       <w:r>
-        <w:t xml:space="preserve">unsigned types.</w:t>
+        <w:t xml:space="preserve">unsigned types;</w:t>
       </w:r>
     </w:p>
     <w:p>
@@ -32435,7 +32429,7 @@
         </w:numPr>
       </w:pPr>
       <w:r>
-        <w:t xml:space="preserve">Prefer using alternative tokens for the logical operators, such as</w:t>
+        <w:t xml:space="preserve">prefer using alternative tokens for the logical operators, such as</w:t>
       </w:r>
       <w:r>
         <w:t xml:space="preserve"> </w:t>
@@ -32498,7 +32492,7 @@
         <w:t xml:space="preserve">not_eq</w:t>
       </w:r>
       <w:r>
-        <w:t xml:space="preserve">.</w:t>
+        <w:t xml:space="preserve">;</w:t>
       </w:r>
     </w:p>
     <w:p>
@@ -32509,7 +32503,7 @@
         </w:numPr>
       </w:pPr>
       <w:r>
-        <w:t xml:space="preserve">For code structure that require an empty statement, use an empty code block</w:t>
+        <w:t xml:space="preserve">for code structure that require an empty statement, use an empty code block</w:t>
       </w:r>
       <w:r>
         <w:t xml:space="preserve"> </w:t>
@@ -32547,7 +32541,7 @@
         </w:numPr>
       </w:pPr>
       <w:r>
-        <w:t xml:space="preserve">Prohibit conflicting side-effects in sub-expressions.</w:t>
+        <w:t xml:space="preserve">prohibit conflicting side-effects in sub-expressions;</w:t>
       </w:r>
     </w:p>
     <w:p>
@@ -32558,7 +32552,7 @@
         </w:numPr>
       </w:pPr>
       <w:r>
-        <w:t xml:space="preserve">Avoid defining semantics of overloaded operators to deviate from the semantics of these operators for the built-in types.</w:t>
+        <w:t xml:space="preserve">avoid defining semantics of overloaded operators to deviate from the semantics of these operators for the built-in types;</w:t>
       </w:r>
     </w:p>
     <w:p>
@@ -32569,7 +32563,7 @@
         </w:numPr>
       </w:pPr>
       <w:r>
-        <w:t xml:space="preserve">Prefer defaulted and synthesized comparison operators over individual overloads to ensure that all of the related comparison operators behave consistently.</w:t>
+        <w:t xml:space="preserve">prefer defaulted and synthesized comparison operators over individual overloads to ensure that all of the related comparison operators behave consistently.</w:t>
       </w:r>
     </w:p>
     <w:p>
@@ -65988,7 +65982,34 @@
     <w:abstractNumId w:val="991"/>
   </w:num>
   <w:num w:numId="1059">
-    <w:abstractNumId w:val="991"/>
+    <w:abstractNumId w:val="99411"/>
+    <w:lvlOverride w:ilvl="0">
+      <w:startOverride w:val="1"/>
+    </w:lvlOverride>
+    <w:lvlOverride w:ilvl="1">
+      <w:startOverride w:val="1"/>
+    </w:lvlOverride>
+    <w:lvlOverride w:ilvl="2">
+      <w:startOverride w:val="1"/>
+    </w:lvlOverride>
+    <w:lvlOverride w:ilvl="3">
+      <w:startOverride w:val="1"/>
+    </w:lvlOverride>
+    <w:lvlOverride w:ilvl="4">
+      <w:startOverride w:val="1"/>
+    </w:lvlOverride>
+    <w:lvlOverride w:ilvl="5">
+      <w:startOverride w:val="1"/>
+    </w:lvlOverride>
+    <w:lvlOverride w:ilvl="6">
+      <w:startOverride w:val="1"/>
+    </w:lvlOverride>
+    <w:lvlOverride w:ilvl="7">
+      <w:startOverride w:val="1"/>
+    </w:lvlOverride>
+    <w:lvlOverride w:ilvl="8">
+      <w:startOverride w:val="1"/>
+    </w:lvlOverride>
   </w:num>
   <w:num w:numId="1060">
     <w:abstractNumId w:val="991"/>

--- a/all.docx
+++ b/all.docx
@@ -32632,7 +32632,7 @@
         <w:pStyle w:val="FirstParagraph"/>
       </w:pPr>
       <w:r>
-        <w:t xml:space="preserve">The vulnerability as documented in ISO/IEC 24772-1 clause 6.26</w:t>
+        <w:t xml:space="preserve">The vulnerability as documented in ISO/IEC 24772-1:2024 6.26</w:t>
       </w:r>
       <w:r>
         <w:t xml:space="preserve"> </w:t>
@@ -32808,7 +32808,7 @@
         <w:pStyle w:val="Compact"/>
       </w:pPr>
       <w:r>
-        <w:t xml:space="preserve">Apply the avoidance mechanisms of ISO/IEC 24772-1 clause 6.26.5.</w:t>
+        <w:t xml:space="preserve">apply the avoidance mechanisms of ISO/IEC 24772-1:2024 6.26.5;</w:t>
       </w:r>
     </w:p>
     <w:p>
@@ -32820,7 +32820,7 @@
         <w:pStyle w:val="Compact"/>
       </w:pPr>
       <w:r>
-        <w:t xml:space="preserve">Define functions that are intentionally deactivated as</w:t>
+        <w:t xml:space="preserve">define functions that are intentionally deactivated as</w:t>
       </w:r>
       <w:r>
         <w:t xml:space="preserve"> </w:t>
@@ -32836,6 +32836,9 @@
           <w:rStyle w:val="KeywordTok"/>
         </w:rPr>
         <w:t xml:space="preserve">delete</w:t>
+      </w:r>
+      <w:r>
+        <w:t xml:space="preserve">;</w:t>
       </w:r>
     </w:p>
     <w:p>
@@ -32847,7 +32850,7 @@
         <w:pStyle w:val="Compact"/>
       </w:pPr>
       <w:r>
-        <w:t xml:space="preserve">In situations where compile-tests are possible instead of the runtime equivalent, consider the use of</w:t>
+        <w:t xml:space="preserve">in situations where compile-tests are possible instead of the runtime equivalent, consider the use of</w:t>
       </w:r>
       <w:r>
         <w:t xml:space="preserve"> </w:t>
@@ -32889,7 +32892,7 @@
         <w:t xml:space="preserve"> </w:t>
       </w:r>
       <w:r>
-        <w:t xml:space="preserve">to force compile-time processing.</w:t>
+        <w:t xml:space="preserve">to force compile-time processing, and;</w:t>
       </w:r>
     </w:p>
     <w:p>
@@ -32901,7 +32904,7 @@
         <w:pStyle w:val="Compact"/>
       </w:pPr>
       <w:r>
-        <w:t xml:space="preserve">In situations where compile-tests are not possible, consider the use of</w:t>
+        <w:t xml:space="preserve">in situations where compile-tests are not possible, consider the use of</w:t>
       </w:r>
       <w:r>
         <w:t xml:space="preserve"> </w:t>

--- a/all.docx
+++ b/all.docx
@@ -32953,7 +32953,7 @@
         <w:pStyle w:val="FirstParagraph"/>
       </w:pPr>
       <w:r>
-        <w:t xml:space="preserve">The vulnerability as described in ISO/IEC TR 24772-1:2019 clause 6.27</w:t>
+        <w:t xml:space="preserve">The vulnerability as described in ISO/IEC 24772-1:2024 6.27</w:t>
       </w:r>
       <w:r>
         <w:t xml:space="preserve"> </w:t>
@@ -33406,7 +33406,7 @@
         </w:numPr>
       </w:pPr>
       <w:r>
-        <w:t xml:space="preserve">Apply the avoidance mechanisms of ISO/IEC 24772-1 clause 6.27.5</w:t>
+        <w:t xml:space="preserve">apply the avoidance mechanisms of ISO/IEC 24772-1:2024 6.27.5;</w:t>
       </w:r>
     </w:p>
     <w:p>
@@ -33417,7 +33417,7 @@
         </w:numPr>
       </w:pPr>
       <w:r>
-        <w:t xml:space="preserve">Use</w:t>
+        <w:t xml:space="preserve">use</w:t>
       </w:r>
       <w:r>
         <w:t xml:space="preserve"> </w:t>
@@ -33450,7 +33450,7 @@
         <w:t xml:space="preserve"> </w:t>
       </w:r>
       <w:r>
-        <w:t xml:space="preserve">is intended.</w:t>
+        <w:t xml:space="preserve">is intended;</w:t>
       </w:r>
     </w:p>
     <w:p>
@@ -33461,7 +33461,7 @@
         </w:numPr>
       </w:pPr>
       <w:r>
-        <w:t xml:space="preserve">Terminate every case with either a flow control transfer or</w:t>
+        <w:t xml:space="preserve">terminate every case with either a flow control transfer or</w:t>
       </w:r>
       <w:r>
         <w:t xml:space="preserve"> </w:t>
@@ -33554,7 +33554,7 @@
         <w:rPr>
           <w:rStyle w:val="VerbatimChar"/>
         </w:rPr>
-        <w:t xml:space="preserve">                     [[fallthrough]]; // documents the intended fallthrough.</w:t>
+        <w:t xml:space="preserve">         [fallthrough]]; // documents the intended fallthrough.</w:t>
       </w:r>
       <w:r>
         <w:br/>
@@ -33653,7 +33653,7 @@
         <w:rPr>
           <w:rStyle w:val="VerbatimChar"/>
         </w:rPr>
-        <w:t xml:space="preserve">```</w:t>
+        <w:t xml:space="preserve">```;</w:t>
       </w:r>
     </w:p>
     <w:p>
@@ -33664,13 +33664,13 @@
         </w:numPr>
       </w:pPr>
       <w:r>
-        <w:t xml:space="preserve">Adopt a style that permits your language processor and analysis</w:t>
-      </w:r>
-      <w:r>
-        <w:t xml:space="preserve"> </w:t>
-      </w:r>
-      <w:r>
-        <w:t xml:space="preserve">tools to verify that all cases are covered. Where this is not</w:t>
+        <w:t xml:space="preserve">adopt a style that permits your language processor and analysis</w:t>
+      </w:r>
+      <w:r>
+        <w:t xml:space="preserve"> </w:t>
+      </w:r>
+      <w:r>
+        <w:t xml:space="preserve">tools to verify that all cases are covered, and where this is not</w:t>
       </w:r>
       <w:r>
         <w:t xml:space="preserve"> </w:t>

--- a/all.docx
+++ b/all.docx
@@ -33712,7 +33712,7 @@
         <w:pStyle w:val="FirstParagraph"/>
       </w:pPr>
       <w:r>
-        <w:t xml:space="preserve">The vulnerability as described in ISO/IEC TR 24772-1:2019 clause 6.28</w:t>
+        <w:t xml:space="preserve">The vulnerability as described in ISO/IEC 4772-1:2024 6.28</w:t>
       </w:r>
       <w:r>
         <w:t xml:space="preserve"> </w:t>
@@ -34655,7 +34655,7 @@
         </w:numPr>
       </w:pPr>
       <w:r>
-        <w:t xml:space="preserve">Use the avoidance mechanisms of ISO/IEC 24772-1 clause 6.28.5.</w:t>
+        <w:t xml:space="preserve">apply the avoidance mechanisms of ISO/IEC 24772-1:2024 6.28.5;</w:t>
       </w:r>
     </w:p>
     <w:p>
@@ -34666,7 +34666,7 @@
         </w:numPr>
       </w:pPr>
       <w:r>
-        <w:t xml:space="preserve">Enclose the bodies of</w:t>
+        <w:t xml:space="preserve">enclose the bodies of</w:t>
       </w:r>
       <w:r>
         <w:t xml:space="preserve"> </w:t>
@@ -34720,7 +34720,7 @@
         <w:t xml:space="preserve"> </w:t>
       </w:r>
       <w:r>
-        <w:t xml:space="preserve">confusion and potential problems when modifying the software.</w:t>
+        <w:t xml:space="preserve">confusion and potential problems when modifying the software;</w:t>
       </w:r>
     </w:p>
     <w:p>
@@ -34731,7 +34731,7 @@
         </w:numPr>
       </w:pPr>
       <w:r>
-        <w:t xml:space="preserve">Declare loop variables in the initializer of the loop statement</w:t>
+        <w:t xml:space="preserve">declare loop variables in the initializer of the loop statement;</w:t>
       </w:r>
     </w:p>
     <w:p>
@@ -34742,7 +34742,7 @@
         </w:numPr>
       </w:pPr>
       <w:r>
-        <w:t xml:space="preserve">Prefer the standard library algorithms over hand-crafted loops.</w:t>
+        <w:t xml:space="preserve">prefer the standard library algorithms over hand-crafted loops; and</w:t>
       </w:r>
     </w:p>
     <w:p>

--- a/all.docx
+++ b/all.docx
@@ -34789,13 +34789,7 @@
         <w:pStyle w:val="FirstParagraph"/>
       </w:pPr>
       <w:r>
-        <w:t xml:space="preserve">The vulnerability as described in ISO/IEC TR 24772-1:2019 clause 6.29</w:t>
-      </w:r>
-      <w:r>
-        <w:t xml:space="preserve"> </w:t>
-      </w:r>
-      <w:r>
-        <w:t xml:space="preserve">exists in C++.</w:t>
+        <w:t xml:space="preserve">The vulnerability as described in ISO/IEC 24772-1:2024 6.29 exists in C++.</w:t>
       </w:r>
     </w:p>
     <w:p>
@@ -34835,7 +34829,7 @@
         <w:t xml:space="preserve"> </w:t>
       </w:r>
       <w:r>
-        <w:t xml:space="preserve">infrequently encountered, reviewers of C++ code may not expect it and</w:t>
+        <w:t xml:space="preserve">infrequently encountered, reviewers of C++ code do expect it and</w:t>
       </w:r>
       <w:r>
         <w:t xml:space="preserve"> </w:t>
@@ -35670,7 +35664,7 @@
         </w:numPr>
       </w:pPr>
       <w:r>
-        <w:t xml:space="preserve">Use the avoidance mechanisms of ISO/IEC 24772-1 clause 6.29.5.</w:t>
+        <w:t xml:space="preserve">apply the avoidance mechanisms of ISO/IEC 24772-1:2024 6.29.5;</w:t>
       </w:r>
     </w:p>
     <w:p>
@@ -35681,7 +35675,7 @@
         </w:numPr>
       </w:pPr>
       <w:r>
-        <w:t xml:space="preserve">Do not modify a loop control variable within a loop.</w:t>
+        <w:t xml:space="preserve">do not modify a loop control variable within a loop;</w:t>
       </w:r>
     </w:p>
     <w:p>
@@ -35692,7 +35686,7 @@
         </w:numPr>
       </w:pPr>
       <w:r>
-        <w:t xml:space="preserve">Use a range-for loop in preference to general loops.</w:t>
+        <w:t xml:space="preserve">use a range-for loop in preference to general loops; and</w:t>
       </w:r>
     </w:p>
     <w:p>
@@ -35703,7 +35697,7 @@
         </w:numPr>
       </w:pPr>
       <w:r>
-        <w:t xml:space="preserve">Alternatively, use standard library generic algorithm functions like</w:t>
+        <w:t xml:space="preserve">prefer standard library generic algorithm functions like</w:t>
       </w:r>
       <w:r>
         <w:t xml:space="preserve"> </w:t>
@@ -35751,7 +35745,7 @@
         <w:t xml:space="preserve">inner_product</w:t>
       </w:r>
       <w:r>
-        <w:t xml:space="preserve">, etc. in preference to general loops.</w:t>
+        <w:t xml:space="preserve">, etc. instead of general loops.</w:t>
       </w:r>
     </w:p>
     <w:p>

--- a/all.docx
+++ b/all.docx
@@ -35781,7 +35781,7 @@
         <w:pStyle w:val="FirstParagraph"/>
       </w:pPr>
       <w:r>
-        <w:t xml:space="preserve">The vulnerability as described in ISO/IEC TR 24772-1:2019 clause 6.30</w:t>
+        <w:t xml:space="preserve">The vulnerability as described in ISO/IEC 24772-1:2024 6.30</w:t>
       </w:r>
       <w:r>
         <w:t xml:space="preserve"> </w:t>
@@ -36199,7 +36199,7 @@
         </w:numPr>
       </w:pPr>
       <w:r>
-        <w:t xml:space="preserve">Use the avoidance mechanisms of ISO/IEC 24772-1 clause 6.30.5.</w:t>
+        <w:t xml:space="preserve">apply the avoidance mechanisms of ISO/IEC 24772-1:2024 6.30.5;</w:t>
       </w:r>
     </w:p>
     <w:p>
@@ -36216,7 +36216,7 @@
         <w:t xml:space="preserve"> </w:t>
       </w:r>
       <w:r>
-        <w:t xml:space="preserve">analysis tools to detect off-by-one errors in C++.</w:t>
+        <w:t xml:space="preserve">analysis tools to detect off-by-one errors in C++; and</w:t>
       </w:r>
     </w:p>
     <w:p>
@@ -36227,7 +36227,25 @@
         </w:numPr>
       </w:pPr>
       <w:r>
-        <w:t xml:space="preserve">Use range-based for loops, std algorithms, iterator style loops</w:t>
+        <w:t xml:space="preserve">use range-based for loops,</w:t>
+      </w:r>
+      <w:r>
+        <w:t xml:space="preserve"> </w:t>
+      </w:r>
+      <w:r>
+        <w:t xml:space="preserve">“</w:t>
+      </w:r>
+      <w:r>
+        <w:t xml:space="preserve">std</w:t>
+      </w:r>
+      <w:r>
+        <w:t xml:space="preserve">”</w:t>
+      </w:r>
+      <w:r>
+        <w:t xml:space="preserve"> </w:t>
+      </w:r>
+      <w:r>
+        <w:t xml:space="preserve">algorithms, iterator style loops</w:t>
       </w:r>
       <w:r>
         <w:t xml:space="preserve"> </w:t>
@@ -36281,7 +36299,7 @@
         <w:pStyle w:val="FirstParagraph"/>
       </w:pPr>
       <w:r>
-        <w:t xml:space="preserve">The vulnerability as described in ISO/IEC TR 24772-1:2019 clause 6.31</w:t>
+        <w:t xml:space="preserve">The vulnerability as described in ISO/IEC 24772-1:2024 clause 6.31</w:t>
       </w:r>
       <w:r>
         <w:t xml:space="preserve"> </w:t>
@@ -36535,13 +36553,7 @@
         <w:t xml:space="preserve"> </w:t>
       </w:r>
       <w:r>
-        <w:t xml:space="preserve">macro sets the current execution context into a variable, which can be</w:t>
-      </w:r>
-      <w:r>
-        <w:t xml:space="preserve"> </w:t>
-      </w:r>
-      <w:r>
-        <w:t xml:space="preserve">use later to return to that current context using</w:t>
+        <w:t xml:space="preserve">macro sets the current execution context into a variable, which can be use later to return to that current context using</w:t>
       </w:r>
       <w:r>
         <w:t xml:space="preserve"> </w:t>
@@ -36556,13 +36568,13 @@
         <w:t xml:space="preserve"> </w:t>
       </w:r>
       <w:r>
-        <w:t xml:space="preserve">call. These calls</w:t>
-      </w:r>
-      <w:r>
-        <w:t xml:space="preserve"> </w:t>
-      </w:r>
-      <w:r>
-        <w:t xml:space="preserve">originated from the C standard library to mimic</w:t>
+        <w:t xml:space="preserve">call.</w:t>
+      </w:r>
+      <w:r>
+        <w:t xml:space="preserve"> </w:t>
+      </w:r>
+      <w:r>
+        <w:t xml:space="preserve">These calls originated from the C standard library to mimic</w:t>
       </w:r>
       <w:r>
         <w:t xml:space="preserve"> </w:t>
@@ -36583,13 +36595,7 @@
         <w:t xml:space="preserve"> </w:t>
       </w:r>
       <w:r>
-        <w:t xml:space="preserve">They do not support the relevant additions to C++ such as destructors for automatic</w:t>
-      </w:r>
-      <w:r>
-        <w:t xml:space="preserve"> </w:t>
-      </w:r>
-      <w:r>
-        <w:t xml:space="preserve">objects, exceptions, and concurrency, and hence are incompatible with modern C++ programming.</w:t>
+        <w:t xml:space="preserve">They do not support the relevant additions to C++ such as destructors for automatic objects, exceptions, and concurrency, and hence are incompatible with modern C++ programming.</w:t>
       </w:r>
     </w:p>
     <w:p>
@@ -36626,7 +36632,7 @@
         </w:numPr>
       </w:pPr>
       <w:r>
-        <w:t xml:space="preserve">Use the avoidance mechanisms of ISO/IEC 24772-1 clause 6.31.5.</w:t>
+        <w:t xml:space="preserve">apply the avoidance mechanisms of ISO/IEC 24772-1:2024 6.31.5;</w:t>
       </w:r>
     </w:p>
     <w:p>
@@ -36637,13 +36643,13 @@
         </w:numPr>
       </w:pPr>
       <w:r>
-        <w:t xml:space="preserve">Write clear and concise structured code to make code as</w:t>
-      </w:r>
-      <w:r>
-        <w:t xml:space="preserve"> </w:t>
-      </w:r>
-      <w:r>
-        <w:t xml:space="preserve">understandable as possible.</w:t>
+        <w:t xml:space="preserve">write clear and concise structured code to make code as</w:t>
+      </w:r>
+      <w:r>
+        <w:t xml:space="preserve"> </w:t>
+      </w:r>
+      <w:r>
+        <w:t xml:space="preserve">understandable as possible;</w:t>
       </w:r>
     </w:p>
     <w:p>
@@ -36654,7 +36660,7 @@
         </w:numPr>
       </w:pPr>
       <w:r>
-        <w:t xml:space="preserve">Avoid the use of</w:t>
+        <w:t xml:space="preserve">avoid the use of</w:t>
       </w:r>
       <w:r>
         <w:t xml:space="preserve"> </w:t>
@@ -36679,6 +36685,9 @@
           <w:rStyle w:val="NormalTok"/>
         </w:rPr>
         <w:t xml:space="preserve">longjmp</w:t>
+      </w:r>
+      <w:r>
+        <w:t xml:space="preserve">; and</w:t>
       </w:r>
     </w:p>
     <w:p>
@@ -36689,7 +36698,7 @@
         </w:numPr>
       </w:pPr>
       <w:r>
-        <w:t xml:space="preserve">Consider the use of coroutines as an alternative to</w:t>
+        <w:t xml:space="preserve">consider the use of coroutines as an alternative to</w:t>
       </w:r>
       <w:r>
         <w:t xml:space="preserve"> </w:t>
@@ -36714,6 +36723,9 @@
           <w:rStyle w:val="NormalTok"/>
         </w:rPr>
         <w:t xml:space="preserve">setjmp/longjmp</w:t>
+      </w:r>
+      <w:r>
+        <w:t xml:space="preserve">.</w:t>
       </w:r>
     </w:p>
     <w:p>

--- a/all.docx
+++ b/all.docx
@@ -37875,7 +37875,7 @@
         <w:pStyle w:val="FirstParagraph"/>
       </w:pPr>
       <w:r>
-        <w:t xml:space="preserve">The vulnerability as expressed in ISO/IEC IS 24772-1:2024 and ISO/IEC TR 24772-3:2020 C exists in C++ by indirect access to variables with automatic storage duration or to temporary objects.</w:t>
+        <w:t xml:space="preserve">The vulnerability documented in ISO/IEC IS 24772-1:2024 6.33 and ISO/IEC TR 24772-3:2020 6.33 exists in C++ by indirect access to variables with automatic storage duration or to temporary objects.</w:t>
       </w:r>
     </w:p>
     <w:p>
@@ -39395,7 +39395,7 @@
         <w:pStyle w:val="BodyText"/>
       </w:pPr>
       <w:r>
-        <w:t xml:space="preserve">Dangling may occur by calling a member function on a temporary that returns a</w:t>
+        <w:t xml:space="preserve">Dangling can occur by calling a member function on a temporary that returns a</w:t>
       </w:r>
       <w:r>
         <w:t xml:space="preserve"> </w:t>
@@ -39470,13 +39470,13 @@
         <w:t xml:space="preserve"> </w:t>
       </w:r>
       <w:r>
-        <w:t xml:space="preserve">This can be prevented by</w:t>
-      </w:r>
-      <w:r>
-        <w:t xml:space="preserve"> </w:t>
-      </w:r>
-      <w:r>
-        <w:t xml:space="preserve">- For a non-const member function: adding an lvalue ref-qualification (</w:t>
+        <w:t xml:space="preserve">This can be prevented by:</w:t>
+      </w:r>
+      <w:r>
+        <w:t xml:space="preserve"> </w:t>
+      </w:r>
+      <w:r>
+        <w:t xml:space="preserve">- for a non-const member function: adding an lvalue ref-qualification (</w:t>
       </w:r>
       <w:r>
         <w:rPr>
@@ -39491,7 +39491,7 @@
         <w:t xml:space="preserve"> </w:t>
       </w:r>
       <w:r>
-        <w:t xml:space="preserve">- For a const member function: adding an lvalue ref-qualification (</w:t>
+        <w:t xml:space="preserve">- for a const member function: adding an lvalue ref-qualification (</w:t>
       </w:r>
       <w:r>
         <w:rPr>
@@ -40246,7 +40246,7 @@
         </w:numPr>
       </w:pPr>
       <w:r>
-        <w:t xml:space="preserve">Prefer value types, pass-by-value, and return-by-value over</w:t>
+        <w:t xml:space="preserve">prefer value types, pass-by-value, and return-by-value over</w:t>
       </w:r>
       <w:r>
         <w:t xml:space="preserve"> </w:t>
@@ -40276,7 +40276,7 @@
         <w:t xml:space="preserve"> </w:t>
       </w:r>
       <w:r>
-        <w:t xml:space="preserve">objects.</w:t>
+        <w:t xml:space="preserve">objects;</w:t>
       </w:r>
     </w:p>
     <w:p>
@@ -40287,7 +40287,7 @@
         </w:numPr>
       </w:pPr>
       <w:r>
-        <w:t xml:space="preserve">Prohibit the following uses of a</w:t>
+        <w:t xml:space="preserve">prohibit the following uses of a</w:t>
       </w:r>
       <w:r>
         <w:t xml:space="preserve"> </w:t>
@@ -40329,7 +40329,7 @@
         <w:t xml:space="preserve"> </w:t>
       </w:r>
       <w:r>
-        <w:t xml:space="preserve">value from a function;</w:t>
+        <w:t xml:space="preserve">value from a function; and</w:t>
       </w:r>
     </w:p>
     <w:p>
@@ -40386,7 +40386,7 @@
         <w:t xml:space="preserve"> </w:t>
       </w:r>
       <w:r>
-        <w:t xml:space="preserve">member variable from a constructor value parameter.</w:t>
+        <w:t xml:space="preserve">member variable from a constructor value parameter;</w:t>
       </w:r>
     </w:p>
     <w:p>
@@ -40397,7 +40397,7 @@
         </w:numPr>
       </w:pPr>
       <w:r>
-        <w:t xml:space="preserve">Avoid capturing by reference in a lambda that will be used non-locally, that is</w:t>
+        <w:t xml:space="preserve">avoid capturing by reference in a lambda that will be used non-locally, that is</w:t>
       </w:r>
     </w:p>
     <w:p>
@@ -40444,13 +40444,7 @@
         </w:numPr>
       </w:pPr>
       <w:r>
-        <w:t xml:space="preserve">Avoid relying on lifetime extension of temporaries by binding them to named references;</w:t>
-      </w:r>
-      <w:r>
-        <w:t xml:space="preserve"> </w:t>
-      </w:r>
-      <w:r>
-        <w:t xml:space="preserve">use (local) variables instead.</w:t>
+        <w:t xml:space="preserve">avoid relying on lifetime extension of temporaries by binding them to named references and use (local) variables instead;</w:t>
       </w:r>
     </w:p>
     <w:p>
@@ -40461,7 +40455,7 @@
         </w:numPr>
       </w:pPr>
       <w:r>
-        <w:t xml:space="preserve">Show that the</w:t>
+        <w:t xml:space="preserve">show that the</w:t>
       </w:r>
       <w:r>
         <w:t xml:space="preserve"> </w:t>
@@ -40476,19 +40470,13 @@
         <w:t xml:space="preserve"> </w:t>
       </w:r>
       <w:r>
-        <w:t xml:space="preserve">dangling vulnerability does not apply or take steps to avoid it,</w:t>
-      </w:r>
-      <w:r>
-        <w:t xml:space="preserve"> </w:t>
-      </w:r>
-      <w:r>
-        <w:t xml:space="preserve">for example, use a variable representing the range</w:t>
-      </w:r>
-      <w:r>
-        <w:t xml:space="preserve"> </w:t>
-      </w:r>
-      <w:r>
-        <w:t xml:space="preserve">and not an expression that yields a reference to a temporary.</w:t>
+        <w:t xml:space="preserve">dangling vulnerability does not apply or take steps to avoid it, for example, using a variable representing the range</w:t>
+      </w:r>
+      <w:r>
+        <w:t xml:space="preserve"> </w:t>
+      </w:r>
+      <w:r>
+        <w:t xml:space="preserve">and not an expression that yields a reference to a temporary;</w:t>
       </w:r>
     </w:p>
     <w:p>
@@ -40499,7 +40487,7 @@
         </w:numPr>
       </w:pPr>
       <w:r>
-        <w:t xml:space="preserve">Consider making member functions ref-qualified, that return</w:t>
+        <w:t xml:space="preserve">consider making member functions ref-qualified, that return</w:t>
       </w:r>
       <w:r>
         <w:t xml:space="preserve"> </w:t>
@@ -40514,25 +40502,7 @@
         <w:t xml:space="preserve"> </w:t>
       </w:r>
       <w:r>
-        <w:t xml:space="preserve">types</w:t>
-      </w:r>
-      <w:r>
-        <w:t xml:space="preserve"> </w:t>
-      </w:r>
-      <w:r>
-        <w:t xml:space="preserve">to members or objects managed by the class.</w:t>
-      </w:r>
-      <w:r>
-        <w:br/>
-      </w:r>
-      <w:r>
-        <w:t xml:space="preserve">If required, provide an rvalue-ref-qualified overload that either returns a copy by value,</w:t>
-      </w:r>
-      <w:r>
-        <w:t xml:space="preserve"> </w:t>
-      </w:r>
-      <w:r>
-        <w:t xml:space="preserve">or is defined as</w:t>
+        <w:t xml:space="preserve">types to members or objects managed by the class and if required, provide an rvalue-ref-qualified overload that either returns a copy by value, or is defined as</w:t>
       </w:r>
       <w:r>
         <w:t xml:space="preserve"> </w:t>
@@ -40553,7 +40523,7 @@
         <w:t xml:space="preserve"> </w:t>
       </w:r>
       <w:r>
-        <w:t xml:space="preserve">to prevent calling it on a temporary.</w:t>
+        <w:t xml:space="preserve">to prevent calling it on a temporary;</w:t>
       </w:r>
     </w:p>
     <w:p>
@@ -40579,7 +40549,7 @@
         <w:t xml:space="preserve"> </w:t>
       </w:r>
       <w:r>
-        <w:t xml:space="preserve">object beyond the expression that created it and ensure it is not used in a dangling situation.</w:t>
+        <w:t xml:space="preserve">object beyond the expression that created it and ensure it is not used in a dangling situation; and</w:t>
       </w:r>
     </w:p>
     <w:p>
@@ -65694,6 +65664,118 @@
     </w:lvl>
     <w:lvl w:ilvl="8">
       <w:start w:val="1"/>
+      <w:numFmt w:val="decimal"/>
+      <w:lvlText w:val="%9."/>
+      <w:lvlJc w:val="left"/>
+      <w:pPr>
+        <w:tabs>
+          <w:tab w:val="num" w:pos="5760"/>
+        </w:tabs>
+        <w:ind w:left="6240" w:hanging="480"/>
+      </w:pPr>
+    </w:lvl>
+  </w:abstractNum>
+  <w:abstractNum w:abstractNumId="99413">
+    <w:nsid w:val="b3cbbdee"/>
+    <w:multiLevelType w:val="multilevel"/>
+    <w:lvl w:ilvl="0">
+      <w:start w:val="3"/>
+      <w:numFmt w:val="decimal"/>
+      <w:lvlText w:val="%1."/>
+      <w:lvlJc w:val="left"/>
+      <w:pPr>
+        <w:tabs>
+          <w:tab w:val="num" w:pos="0"/>
+        </w:tabs>
+        <w:ind w:left="480" w:hanging="480"/>
+      </w:pPr>
+    </w:lvl>
+    <w:lvl w:ilvl="1">
+      <w:start w:val="3"/>
+      <w:numFmt w:val="decimal"/>
+      <w:lvlText w:val="%2."/>
+      <w:lvlJc w:val="left"/>
+      <w:pPr>
+        <w:tabs>
+          <w:tab w:val="num" w:pos="720"/>
+        </w:tabs>
+        <w:ind w:left="1200" w:hanging="480"/>
+      </w:pPr>
+    </w:lvl>
+    <w:lvl w:ilvl="2">
+      <w:start w:val="3"/>
+      <w:numFmt w:val="decimal"/>
+      <w:lvlText w:val="%3."/>
+      <w:lvlJc w:val="left"/>
+      <w:pPr>
+        <w:tabs>
+          <w:tab w:val="num" w:pos="1440"/>
+        </w:tabs>
+        <w:ind w:left="1920" w:hanging="480"/>
+      </w:pPr>
+    </w:lvl>
+    <w:lvl w:ilvl="3">
+      <w:start w:val="3"/>
+      <w:numFmt w:val="decimal"/>
+      <w:lvlText w:val="%4."/>
+      <w:lvlJc w:val="left"/>
+      <w:pPr>
+        <w:tabs>
+          <w:tab w:val="num" w:pos="2160"/>
+        </w:tabs>
+        <w:ind w:left="2640" w:hanging="480"/>
+      </w:pPr>
+    </w:lvl>
+    <w:lvl w:ilvl="4">
+      <w:start w:val="3"/>
+      <w:numFmt w:val="decimal"/>
+      <w:lvlText w:val="%5."/>
+      <w:lvlJc w:val="left"/>
+      <w:pPr>
+        <w:tabs>
+          <w:tab w:val="num" w:pos="2880"/>
+        </w:tabs>
+        <w:ind w:left="3360" w:hanging="480"/>
+      </w:pPr>
+    </w:lvl>
+    <w:lvl w:ilvl="5">
+      <w:start w:val="3"/>
+      <w:numFmt w:val="decimal"/>
+      <w:lvlText w:val="%6."/>
+      <w:lvlJc w:val="left"/>
+      <w:pPr>
+        <w:tabs>
+          <w:tab w:val="num" w:pos="3600"/>
+        </w:tabs>
+        <w:ind w:left="4080" w:hanging="480"/>
+      </w:pPr>
+    </w:lvl>
+    <w:lvl w:ilvl="6">
+      <w:start w:val="3"/>
+      <w:numFmt w:val="decimal"/>
+      <w:lvlText w:val="%7."/>
+      <w:lvlJc w:val="left"/>
+      <w:pPr>
+        <w:tabs>
+          <w:tab w:val="num" w:pos="4320"/>
+        </w:tabs>
+        <w:ind w:left="4800" w:hanging="480"/>
+      </w:pPr>
+    </w:lvl>
+    <w:lvl w:ilvl="7">
+      <w:start w:val="3"/>
+      <w:numFmt w:val="decimal"/>
+      <w:lvlText w:val="%8."/>
+      <w:lvlJc w:val="left"/>
+      <w:pPr>
+        <w:tabs>
+          <w:tab w:val="num" w:pos="5040"/>
+        </w:tabs>
+        <w:ind w:left="5520" w:hanging="480"/>
+      </w:pPr>
+    </w:lvl>
+    <w:lvl w:ilvl="8">
+      <w:start w:val="3"/>
       <w:numFmt w:val="decimal"/>
       <w:lvlText w:val="%9."/>
       <w:lvlJc w:val="left"/>
@@ -66051,10 +66133,64 @@
     <w:abstractNumId w:val="991"/>
   </w:num>
   <w:num w:numId="1070">
-    <w:abstractNumId w:val="991"/>
+    <w:abstractNumId w:val="99411"/>
+    <w:lvlOverride w:ilvl="0">
+      <w:startOverride w:val="1"/>
+    </w:lvlOverride>
+    <w:lvlOverride w:ilvl="1">
+      <w:startOverride w:val="1"/>
+    </w:lvlOverride>
+    <w:lvlOverride w:ilvl="2">
+      <w:startOverride w:val="1"/>
+    </w:lvlOverride>
+    <w:lvlOverride w:ilvl="3">
+      <w:startOverride w:val="1"/>
+    </w:lvlOverride>
+    <w:lvlOverride w:ilvl="4">
+      <w:startOverride w:val="1"/>
+    </w:lvlOverride>
+    <w:lvlOverride w:ilvl="5">
+      <w:startOverride w:val="1"/>
+    </w:lvlOverride>
+    <w:lvlOverride w:ilvl="6">
+      <w:startOverride w:val="1"/>
+    </w:lvlOverride>
+    <w:lvlOverride w:ilvl="7">
+      <w:startOverride w:val="1"/>
+    </w:lvlOverride>
+    <w:lvlOverride w:ilvl="8">
+      <w:startOverride w:val="1"/>
+    </w:lvlOverride>
   </w:num>
   <w:num w:numId="1071">
-    <w:abstractNumId w:val="991"/>
+    <w:abstractNumId w:val="99413"/>
+    <w:lvlOverride w:ilvl="0">
+      <w:startOverride w:val="3"/>
+    </w:lvlOverride>
+    <w:lvlOverride w:ilvl="1">
+      <w:startOverride w:val="3"/>
+    </w:lvlOverride>
+    <w:lvlOverride w:ilvl="2">
+      <w:startOverride w:val="3"/>
+    </w:lvlOverride>
+    <w:lvlOverride w:ilvl="3">
+      <w:startOverride w:val="3"/>
+    </w:lvlOverride>
+    <w:lvlOverride w:ilvl="4">
+      <w:startOverride w:val="3"/>
+    </w:lvlOverride>
+    <w:lvlOverride w:ilvl="5">
+      <w:startOverride w:val="3"/>
+    </w:lvlOverride>
+    <w:lvlOverride w:ilvl="6">
+      <w:startOverride w:val="3"/>
+    </w:lvlOverride>
+    <w:lvlOverride w:ilvl="7">
+      <w:startOverride w:val="3"/>
+    </w:lvlOverride>
+    <w:lvlOverride w:ilvl="8">
+      <w:startOverride w:val="3"/>
+    </w:lvlOverride>
   </w:num>
   <w:num w:numId="1072">
     <w:abstractNumId w:val="991"/>

--- a/all.docx
+++ b/all.docx
@@ -40603,7 +40603,7 @@
         <w:pStyle w:val="FirstParagraph"/>
       </w:pPr>
       <w:r>
-        <w:t xml:space="preserve">The vulnerabilities documented in ISO IEC 24772-1 6.34 is applicable to C++ as described below.</w:t>
+        <w:t xml:space="preserve">The vulnerabilities documented in ISO IEC 24772-1:2024 6.34 applies to C++ as described below.</w:t>
       </w:r>
     </w:p>
     <w:p>
@@ -41652,7 +41652,7 @@
         </w:numPr>
       </w:pPr>
       <w:r>
-        <w:t xml:space="preserve">Use the avoidance mechanisms of ISO/IEC TR 24772-1:2019 clause 6.34.5.</w:t>
+        <w:t xml:space="preserve">apply the avoidance mechanisms of ISO/IEC TR 24772-1:2019 clause 6.34.5;</w:t>
       </w:r>
     </w:p>
     <w:p>
@@ -41663,7 +41663,7 @@
         </w:numPr>
       </w:pPr>
       <w:r>
-        <w:t xml:space="preserve">Avoid using functionality from</w:t>
+        <w:t xml:space="preserve">avoid using functionality from</w:t>
       </w:r>
       <w:r>
         <w:t xml:space="preserve"> </w:t>
@@ -41675,7 +41675,7 @@
         <w:t xml:space="preserve">&lt;cstdarg&gt;</w:t>
       </w:r>
       <w:r>
-        <w:t xml:space="preserve">; use variadic function templates instead.</w:t>
+        <w:t xml:space="preserve">; use variadic function templates instead; and</w:t>
       </w:r>
     </w:p>
     <w:p>
@@ -41686,7 +41686,7 @@
         </w:numPr>
       </w:pPr>
       <w:r>
-        <w:t xml:space="preserve">When using functions declared with</w:t>
+        <w:t xml:space="preserve">when using functions declared with</w:t>
       </w:r>
       <w:r>
         <w:t xml:space="preserve"> </w:t>
@@ -41743,7 +41743,7 @@
         <w:t xml:space="preserve"> </w:t>
       </w:r>
       <w:r>
-        <w:t xml:space="preserve">ISO/IEC 24772-1 clause 6.35.</w:t>
+        <w:t xml:space="preserve">ISO/IEC 24772-1:2024 6.35.</w:t>
       </w:r>
     </w:p>
     <w:p>
@@ -41799,7 +41799,7 @@
         <w:pStyle w:val="FirstParagraph"/>
       </w:pPr>
       <w:r>
-        <w:t xml:space="preserve">To avoid the vulnerability or mitigate its ill effects, C++ software developers can follow the avoidance mechanisms of ISO/IEC 24772-1 clause 6.35.5.</w:t>
+        <w:t xml:space="preserve">To avoid the vulnerability or mitigate its ill effects, C++ software developers can apply the avoidance mechanisms of ISO/IEC 24772-1:2024 6.35.5.</w:t>
       </w:r>
     </w:p>
     <w:bookmarkEnd w:id="145"/>

--- a/all.docx
+++ b/all.docx
@@ -41827,7 +41827,7 @@
         <w:pStyle w:val="FirstParagraph"/>
       </w:pPr>
       <w:r>
-        <w:t xml:space="preserve">The vulnerabilities described in ISO/IEC 24772-1:2019 clause 6.36</w:t>
+        <w:t xml:space="preserve">The vulnerabilities described in ISO/IEC 24772-1:2024 6.36</w:t>
       </w:r>
       <w:r>
         <w:t xml:space="preserve"> </w:t>
@@ -42637,7 +42637,7 @@
         </w:numPr>
       </w:pPr>
       <w:r>
-        <w:t xml:space="preserve">Apply the avoidance mechanisms of ISO/IEC 24772-1 6.36.5;</w:t>
+        <w:t xml:space="preserve">apply the avoidance mechanisms of ISO/IEC 24772-1:2024 6.36.5;</w:t>
       </w:r>
     </w:p>
     <w:p>
@@ -42648,49 +42648,7 @@
         </w:numPr>
       </w:pPr>
       <w:r>
-        <w:t xml:space="preserve">Develop an error management strategy, including:</w:t>
-      </w:r>
-    </w:p>
-    <w:p>
-      <w:pPr>
-        <w:numPr>
-          <w:ilvl w:val="1"/>
-          <w:numId w:val="1076"/>
-        </w:numPr>
-        <w:pStyle w:val="Compact"/>
-      </w:pPr>
-      <w:r>
-        <w:t xml:space="preserve">error-detection,</w:t>
-      </w:r>
-    </w:p>
-    <w:p>
-      <w:pPr>
-        <w:numPr>
-          <w:ilvl w:val="1"/>
-          <w:numId w:val="1076"/>
-        </w:numPr>
-        <w:pStyle w:val="Compact"/>
-      </w:pPr>
-      <w:r>
-        <w:t xml:space="preserve">error-reporting, and</w:t>
-      </w:r>
-    </w:p>
-    <w:p>
-      <w:pPr>
-        <w:numPr>
-          <w:ilvl w:val="1"/>
-          <w:numId w:val="1076"/>
-        </w:numPr>
-        <w:pStyle w:val="Compact"/>
-      </w:pPr>
-      <w:r>
-        <w:t xml:space="preserve">error-handling,</w:t>
-      </w:r>
-      <w:r>
-        <w:t xml:space="preserve"> </w:t>
-      </w:r>
-      <w:r>
-        <w:t xml:space="preserve">that, based on context, selects the most appropriate mechanism(s) from the different ones provided by C++;</w:t>
+        <w:t xml:space="preserve">develop an error management strategy, including error-detection, error-reporting and error-handling, that, based on context, selects the most appropriate mechanism(s) from the different ones provided by C++;</w:t>
       </w:r>
     </w:p>
     <w:p>
@@ -42701,7 +42659,7 @@
         </w:numPr>
       </w:pPr>
       <w:r>
-        <w:t xml:space="preserve">Prohibit error handling based on unsynchronized global state;</w:t>
+        <w:t xml:space="preserve">prohibit error handling based on unsynchronized global state;</w:t>
       </w:r>
     </w:p>
     <w:p>
@@ -42712,7 +42670,7 @@
         </w:numPr>
       </w:pPr>
       <w:r>
-        <w:t xml:space="preserve">Avoid the use of</w:t>
+        <w:t xml:space="preserve">avoid the use of</w:t>
       </w:r>
       <w:r>
         <w:t xml:space="preserve"> </w:t>
@@ -42735,7 +42693,7 @@
         </w:numPr>
       </w:pPr>
       <w:r>
-        <w:t xml:space="preserve">Use static analysis tools to detect and report missing or ineffective error detection or handling;</w:t>
+        <w:t xml:space="preserve">use static analysis tools to detect and report missing or ineffective error detection or handling;</w:t>
       </w:r>
     </w:p>
     <w:p>
@@ -42746,7 +42704,7 @@
         </w:numPr>
       </w:pPr>
       <w:r>
-        <w:t xml:space="preserve">Use</w:t>
+        <w:t xml:space="preserve">use</w:t>
       </w:r>
       <w:r>
         <w:t xml:space="preserve"> </w:t>
@@ -42796,7 +42754,7 @@
         </w:numPr>
       </w:pPr>
       <w:r>
-        <w:t xml:space="preserve">Use a</w:t>
+        <w:t xml:space="preserve">use a</w:t>
       </w:r>
       <w:r>
         <w:t xml:space="preserve"> </w:t>
@@ -42870,7 +42828,7 @@
         </w:numPr>
       </w:pPr>
       <w:r>
-        <w:t xml:space="preserve">Use</w:t>
+        <w:t xml:space="preserve">use</w:t>
       </w:r>
       <w:r>
         <w:t xml:space="preserve"> </w:t>
@@ -42908,7 +42866,7 @@
         </w:numPr>
       </w:pPr>
       <w:r>
-        <w:t xml:space="preserve">Use a</w:t>
+        <w:t xml:space="preserve">use a</w:t>
       </w:r>
       <w:r>
         <w:t xml:space="preserve"> </w:t>
@@ -42961,7 +42919,7 @@
         </w:numPr>
       </w:pPr>
       <w:r>
-        <w:t xml:space="preserve">If static objects with dynamic initialization cannot be avoided, prefer function-scope static objects to namespace-scope objects.</w:t>
+        <w:t xml:space="preserve">if static objects with dynamic initialization cannot be avoided, prefer function-scope static objects to namespace-scope objects; and</w:t>
       </w:r>
     </w:p>
     <w:p>
@@ -42972,7 +42930,7 @@
         </w:numPr>
       </w:pPr>
       <w:r>
-        <w:t xml:space="preserve">Prohibit the marking of a potentially throwing functions</w:t>
+        <w:t xml:space="preserve">prohibit the marking of a potentially throwing functions</w:t>
       </w:r>
       <w:r>
         <w:t xml:space="preserve"> </w:t>
@@ -43664,7 +43622,7 @@
       <w:pPr>
         <w:numPr>
           <w:ilvl w:val="0"/>
-          <w:numId w:val="1077"/>
+          <w:numId w:val="1076"/>
         </w:numPr>
       </w:pPr>
       <w:r>
@@ -43709,7 +43667,7 @@
       <w:pPr>
         <w:numPr>
           <w:ilvl w:val="0"/>
-          <w:numId w:val="1077"/>
+          <w:numId w:val="1076"/>
         </w:numPr>
       </w:pPr>
       <w:r>
@@ -43720,7 +43678,7 @@
       <w:pPr>
         <w:numPr>
           <w:ilvl w:val="0"/>
-          <w:numId w:val="1077"/>
+          <w:numId w:val="1076"/>
         </w:numPr>
       </w:pPr>
       <w:r>
@@ -43764,7 +43722,7 @@
       <w:pPr>
         <w:numPr>
           <w:ilvl w:val="0"/>
-          <w:numId w:val="1077"/>
+          <w:numId w:val="1076"/>
         </w:numPr>
       </w:pPr>
       <w:r>
@@ -43811,7 +43769,7 @@
       <w:pPr>
         <w:numPr>
           <w:ilvl w:val="0"/>
-          <w:numId w:val="1077"/>
+          <w:numId w:val="1076"/>
         </w:numPr>
       </w:pPr>
       <w:r>
@@ -43894,7 +43852,7 @@
       <w:pPr>
         <w:numPr>
           <w:ilvl w:val="0"/>
-          <w:numId w:val="1077"/>
+          <w:numId w:val="1076"/>
         </w:numPr>
       </w:pPr>
       <w:r>
@@ -44428,33 +44386,109 @@
       <w:pPr>
         <w:numPr>
           <w:ilvl w:val="0"/>
+          <w:numId w:val="1077"/>
+        </w:numPr>
+      </w:pPr>
+      <w:r>
+        <w:t xml:space="preserve">Follow the avoidance mechanisms of ISO/IEC 24772-1 clause 6.38.5.</w:t>
+      </w:r>
+    </w:p>
+    <w:p>
+      <w:pPr>
+        <w:numPr>
+          <w:ilvl w:val="0"/>
+          <w:numId w:val="1077"/>
+        </w:numPr>
+      </w:pPr>
+      <w:r>
+        <w:t xml:space="preserve">Use and create value types.</w:t>
+      </w:r>
+    </w:p>
+    <w:p>
+      <w:pPr>
+        <w:numPr>
+          <w:ilvl w:val="0"/>
+          <w:numId w:val="1077"/>
+        </w:numPr>
+      </w:pPr>
+      <w:r>
+        <w:t xml:space="preserve">Consider</w:t>
+      </w:r>
+      <w:r>
+        <w:t xml:space="preserve"> </w:t>
+      </w:r>
+      <w:r>
+        <w:rPr>
+          <w:i/>
+        </w:rPr>
+        <w:t xml:space="preserve">pointer-like types</w:t>
+      </w:r>
+      <w:r>
+        <w:t xml:space="preserve"> </w:t>
+      </w:r>
+      <w:r>
+        <w:t xml:space="preserve">only when the lifetime of the referent can be ensured, and</w:t>
+      </w:r>
+    </w:p>
+    <w:p>
+      <w:pPr>
+        <w:numPr>
+          <w:ilvl w:val="1"/>
           <w:numId w:val="1078"/>
         </w:numPr>
-      </w:pPr>
-      <w:r>
-        <w:t xml:space="preserve">Follow the avoidance mechanisms of ISO/IEC 24772-1 clause 6.38.5.</w:t>
+        <w:pStyle w:val="Compact"/>
+      </w:pPr>
+      <w:r>
+        <w:t xml:space="preserve">when reference semantics is required, e.g., for side effects, or</w:t>
+      </w:r>
+    </w:p>
+    <w:p>
+      <w:pPr>
+        <w:numPr>
+          <w:ilvl w:val="1"/>
+          <w:numId w:val="1078"/>
+        </w:numPr>
+        <w:pStyle w:val="Compact"/>
+      </w:pPr>
+      <w:r>
+        <w:t xml:space="preserve">when copying is prohibitively expensive.</w:t>
       </w:r>
     </w:p>
     <w:p>
       <w:pPr>
         <w:numPr>
           <w:ilvl w:val="0"/>
-          <w:numId w:val="1078"/>
-        </w:numPr>
-      </w:pPr>
-      <w:r>
-        <w:t xml:space="preserve">Use and create value types.</w:t>
+          <w:numId w:val="1077"/>
+        </w:numPr>
+      </w:pPr>
+      <w:r>
+        <w:t xml:space="preserve">Be aware of</w:t>
+      </w:r>
+      <w:r>
+        <w:t xml:space="preserve"> </w:t>
+      </w:r>
+      <w:r>
+        <w:rPr>
+          <w:i/>
+        </w:rPr>
+        <w:t xml:space="preserve">pointer-like types</w:t>
+      </w:r>
+      <w:r>
+        <w:t xml:space="preserve"> </w:t>
+      </w:r>
+      <w:r>
+        <w:t xml:space="preserve">and document the reference semantics of user-defined class types.</w:t>
       </w:r>
     </w:p>
     <w:p>
       <w:pPr>
         <w:numPr>
           <w:ilvl w:val="0"/>
-          <w:numId w:val="1078"/>
-        </w:numPr>
-      </w:pPr>
-      <w:r>
-        <w:t xml:space="preserve">Consider</w:t>
+          <w:numId w:val="1077"/>
+        </w:numPr>
+      </w:pPr>
+      <w:r>
+        <w:t xml:space="preserve">For</w:t>
       </w:r>
       <w:r>
         <w:t xml:space="preserve"> </w:t>
@@ -44463,93 +44497,17 @@
         <w:rPr>
           <w:i/>
         </w:rPr>
-        <w:t xml:space="preserve">pointer-like types</w:t>
-      </w:r>
-      <w:r>
-        <w:t xml:space="preserve"> </w:t>
-      </w:r>
-      <w:r>
-        <w:t xml:space="preserve">only when the lifetime of the referent can be ensured, and</w:t>
-      </w:r>
-    </w:p>
-    <w:p>
-      <w:pPr>
-        <w:numPr>
-          <w:ilvl w:val="1"/>
-          <w:numId w:val="1079"/>
-        </w:numPr>
-        <w:pStyle w:val="Compact"/>
-      </w:pPr>
-      <w:r>
-        <w:t xml:space="preserve">when reference semantics is required, e.g., for side effects, or</w:t>
-      </w:r>
-    </w:p>
-    <w:p>
-      <w:pPr>
-        <w:numPr>
-          <w:ilvl w:val="1"/>
-          <w:numId w:val="1079"/>
-        </w:numPr>
-        <w:pStyle w:val="Compact"/>
-      </w:pPr>
-      <w:r>
-        <w:t xml:space="preserve">when copying is prohibitively expensive.</w:t>
+        <w:t xml:space="preserve">manager types</w:t>
+      </w:r>
+      <w:r>
+        <w:t xml:space="preserve">, define copy constructor, copy assignment operator, move constructor, move assignment operator, and their destructor appropriately.</w:t>
       </w:r>
     </w:p>
     <w:p>
       <w:pPr>
         <w:numPr>
           <w:ilvl w:val="0"/>
-          <w:numId w:val="1078"/>
-        </w:numPr>
-      </w:pPr>
-      <w:r>
-        <w:t xml:space="preserve">Be aware of</w:t>
-      </w:r>
-      <w:r>
-        <w:t xml:space="preserve"> </w:t>
-      </w:r>
-      <w:r>
-        <w:rPr>
-          <w:i/>
-        </w:rPr>
-        <w:t xml:space="preserve">pointer-like types</w:t>
-      </w:r>
-      <w:r>
-        <w:t xml:space="preserve"> </w:t>
-      </w:r>
-      <w:r>
-        <w:t xml:space="preserve">and document the reference semantics of user-defined class types.</w:t>
-      </w:r>
-    </w:p>
-    <w:p>
-      <w:pPr>
-        <w:numPr>
-          <w:ilvl w:val="0"/>
-          <w:numId w:val="1078"/>
-        </w:numPr>
-      </w:pPr>
-      <w:r>
-        <w:t xml:space="preserve">For</w:t>
-      </w:r>
-      <w:r>
-        <w:t xml:space="preserve"> </w:t>
-      </w:r>
-      <w:r>
-        <w:rPr>
-          <w:i/>
-        </w:rPr>
-        <w:t xml:space="preserve">manager types</w:t>
-      </w:r>
-      <w:r>
-        <w:t xml:space="preserve">, define copy constructor, copy assignment operator, move constructor, move assignment operator, and their destructor appropriately.</w:t>
-      </w:r>
-    </w:p>
-    <w:p>
-      <w:pPr>
-        <w:numPr>
-          <w:ilvl w:val="0"/>
-          <w:numId w:val="1078"/>
+          <w:numId w:val="1077"/>
         </w:numPr>
       </w:pPr>
       <w:r>
@@ -46178,7 +46136,7 @@
       <w:pPr>
         <w:numPr>
           <w:ilvl w:val="0"/>
-          <w:numId w:val="1080"/>
+          <w:numId w:val="1079"/>
         </w:numPr>
       </w:pPr>
       <w:r>
@@ -46189,7 +46147,7 @@
       <w:pPr>
         <w:numPr>
           <w:ilvl w:val="0"/>
-          <w:numId w:val="1080"/>
+          <w:numId w:val="1079"/>
         </w:numPr>
       </w:pPr>
       <w:r>
@@ -46254,7 +46212,7 @@
       <w:pPr>
         <w:numPr>
           <w:ilvl w:val="0"/>
-          <w:numId w:val="1080"/>
+          <w:numId w:val="1079"/>
         </w:numPr>
       </w:pPr>
       <w:r>
@@ -46265,7 +46223,7 @@
       <w:pPr>
         <w:numPr>
           <w:ilvl w:val="0"/>
-          <w:numId w:val="1080"/>
+          <w:numId w:val="1079"/>
         </w:numPr>
       </w:pPr>
       <w:r>
@@ -46306,7 +46264,7 @@
       <w:pPr>
         <w:numPr>
           <w:ilvl w:val="0"/>
-          <w:numId w:val="1080"/>
+          <w:numId w:val="1079"/>
         </w:numPr>
       </w:pPr>
       <w:r>
@@ -46317,7 +46275,7 @@
       <w:pPr>
         <w:numPr>
           <w:ilvl w:val="0"/>
-          <w:numId w:val="1080"/>
+          <w:numId w:val="1079"/>
         </w:numPr>
       </w:pPr>
       <w:r>
@@ -46328,7 +46286,7 @@
       <w:pPr>
         <w:numPr>
           <w:ilvl w:val="0"/>
-          <w:numId w:val="1080"/>
+          <w:numId w:val="1079"/>
         </w:numPr>
       </w:pPr>
       <w:r>
@@ -46339,7 +46297,7 @@
       <w:pPr>
         <w:numPr>
           <w:ilvl w:val="0"/>
-          <w:numId w:val="1080"/>
+          <w:numId w:val="1079"/>
         </w:numPr>
       </w:pPr>
       <w:r>
@@ -46389,7 +46347,7 @@
       <w:pPr>
         <w:numPr>
           <w:ilvl w:val="0"/>
-          <w:numId w:val="1080"/>
+          <w:numId w:val="1079"/>
         </w:numPr>
       </w:pPr>
       <w:r>
@@ -46427,7 +46385,7 @@
       <w:pPr>
         <w:numPr>
           <w:ilvl w:val="0"/>
-          <w:numId w:val="1080"/>
+          <w:numId w:val="1079"/>
         </w:numPr>
       </w:pPr>
       <w:r>
@@ -47089,7 +47047,7 @@
       <w:pPr>
         <w:numPr>
           <w:ilvl w:val="0"/>
-          <w:numId w:val="1081"/>
+          <w:numId w:val="1080"/>
         </w:numPr>
         <w:pStyle w:val="Compact"/>
       </w:pPr>
@@ -47125,7 +47083,7 @@
       <w:pPr>
         <w:numPr>
           <w:ilvl w:val="0"/>
-          <w:numId w:val="1081"/>
+          <w:numId w:val="1080"/>
         </w:numPr>
         <w:pStyle w:val="Compact"/>
       </w:pPr>
@@ -47137,7 +47095,7 @@
       <w:pPr>
         <w:numPr>
           <w:ilvl w:val="0"/>
-          <w:numId w:val="1081"/>
+          <w:numId w:val="1080"/>
         </w:numPr>
         <w:pStyle w:val="Compact"/>
       </w:pPr>
@@ -47149,7 +47107,7 @@
       <w:pPr>
         <w:numPr>
           <w:ilvl w:val="0"/>
-          <w:numId w:val="1081"/>
+          <w:numId w:val="1080"/>
         </w:numPr>
         <w:pStyle w:val="Compact"/>
       </w:pPr>
@@ -47762,234 +47720,234 @@
       <w:pPr>
         <w:numPr>
           <w:ilvl w:val="0"/>
+          <w:numId w:val="1081"/>
+        </w:numPr>
+      </w:pPr>
+      <w:r>
+        <w:t xml:space="preserve">Follow the avoidance mechanisms of ISO/IEC 24772-1 subclause 6.40.5. and the guidance provided in the different related sections of this document.</w:t>
+      </w:r>
+    </w:p>
+    <w:p>
+      <w:pPr>
+        <w:numPr>
+          <w:ilvl w:val="0"/>
+          <w:numId w:val="1081"/>
+        </w:numPr>
+      </w:pPr>
+      <w:r>
+        <w:t xml:space="preserve">Use</w:t>
+      </w:r>
+      <w:r>
+        <w:t xml:space="preserve"> </w:t>
+      </w:r>
+      <w:r>
+        <w:rPr>
+          <w:rStyle w:val="VerbatimChar"/>
+        </w:rPr>
+        <w:t xml:space="preserve">static_assert</w:t>
+      </w:r>
+      <w:r>
+        <w:t xml:space="preserve"> </w:t>
+      </w:r>
+      <w:r>
+        <w:t xml:space="preserve">to prevent the use of inappropriate template arguments.</w:t>
+      </w:r>
+    </w:p>
+    <w:p>
+      <w:pPr>
+        <w:numPr>
+          <w:ilvl w:val="0"/>
+          <w:numId w:val="1081"/>
+        </w:numPr>
+      </w:pPr>
+      <w:r>
+        <w:t xml:space="preserve">Consider using</w:t>
+      </w:r>
+      <w:r>
+        <w:t xml:space="preserve"> </w:t>
+      </w:r>
+      <w:r>
+        <w:rPr>
+          <w:i/>
+        </w:rPr>
+        <w:t xml:space="preserve">concepts</w:t>
+      </w:r>
+      <w:r>
+        <w:t xml:space="preserve"> </w:t>
+      </w:r>
+      <w:r>
+        <w:t xml:space="preserve">to constrain template parameters.</w:t>
+      </w:r>
+    </w:p>
+    <w:p>
+      <w:pPr>
+        <w:numPr>
+          <w:ilvl w:val="0"/>
+          <w:numId w:val="1081"/>
+        </w:numPr>
+      </w:pPr>
+      <w:r>
+        <w:t xml:space="preserve">Prefer</w:t>
+      </w:r>
+      <w:r>
+        <w:t xml:space="preserve"> </w:t>
+      </w:r>
+      <w:r>
+        <w:rPr>
+          <w:i/>
+        </w:rPr>
+        <w:t xml:space="preserve">concepts</w:t>
+      </w:r>
+      <w:r>
+        <w:t xml:space="preserve"> </w:t>
+      </w:r>
+      <w:r>
+        <w:t xml:space="preserve">over</w:t>
+      </w:r>
+      <w:r>
+        <w:t xml:space="preserve"> </w:t>
+      </w:r>
+      <w:r>
+        <w:rPr>
+          <w:i/>
+        </w:rPr>
+        <w:t xml:space="preserve">SFINAE</w:t>
+      </w:r>
+      <w:r>
+        <w:t xml:space="preserve">.</w:t>
+      </w:r>
+    </w:p>
+    <w:p>
+      <w:pPr>
+        <w:numPr>
+          <w:ilvl w:val="0"/>
+          <w:numId w:val="1081"/>
+        </w:numPr>
+      </w:pPr>
+      <w:r>
+        <w:t xml:space="preserve">Be aware that a constructor template or assignment operator function</w:t>
+      </w:r>
+      <w:r>
+        <w:t xml:space="preserve"> </w:t>
+      </w:r>
+      <w:r>
+        <w:t xml:space="preserve">template will not replace compiler-provided special member functions.</w:t>
+      </w:r>
+    </w:p>
+    <w:p>
+      <w:pPr>
+        <w:numPr>
+          <w:ilvl w:val="0"/>
+          <w:numId w:val="1081"/>
+        </w:numPr>
+      </w:pPr>
+      <w:r>
+        <w:t xml:space="preserve">For generic operator functions, consider providing them as hidden</w:t>
+      </w:r>
+      <w:r>
+        <w:t xml:space="preserve"> </w:t>
+      </w:r>
+      <w:r>
+        <w:t xml:space="preserve">friends through mix-in class templates.</w:t>
+      </w:r>
+    </w:p>
+    <w:p>
+      <w:pPr>
+        <w:numPr>
+          <w:ilvl w:val="0"/>
+          <w:numId w:val="1081"/>
+        </w:numPr>
+      </w:pPr>
+      <w:r>
+        <w:t xml:space="preserve">Use</w:t>
+      </w:r>
+      <w:r>
+        <w:t xml:space="preserve"> </w:t>
+      </w:r>
+      <w:r>
+        <w:rPr>
+          <w:i/>
+        </w:rPr>
+        <w:t xml:space="preserve">qualified-id</w:t>
+      </w:r>
+      <w:r>
+        <w:t xml:space="preserve"> </w:t>
+      </w:r>
+      <w:r>
+        <w:t xml:space="preserve">or</w:t>
+      </w:r>
+      <w:r>
+        <w:t xml:space="preserve"> </w:t>
+      </w:r>
+      <w:r>
+        <w:rPr>
+          <w:rStyle w:val="KeywordTok"/>
+        </w:rPr>
+        <w:t xml:space="preserve">this</w:t>
+      </w:r>
+      <w:r>
+        <w:rPr>
+          <w:rStyle w:val="NormalTok"/>
+        </w:rPr>
+        <w:t xml:space="preserve">-&gt;</w:t>
+      </w:r>
+      <w:r>
+        <w:t xml:space="preserve"> </w:t>
+      </w:r>
+      <w:r>
+        <w:t xml:space="preserve">to refer to names that may be found in a</w:t>
+      </w:r>
+      <w:r>
+        <w:t xml:space="preserve"> </w:t>
+      </w:r>
+      <w:r>
+        <w:t xml:space="preserve">dependent base class.</w:t>
+      </w:r>
+    </w:p>
+    <w:p>
+      <w:pPr>
+        <w:numPr>
+          <w:ilvl w:val="0"/>
+          <w:numId w:val="1081"/>
+        </w:numPr>
+      </w:pPr>
+      <w:r>
+        <w:t xml:space="preserve">For template specialization, ensure that specializations are declared as follows:</w:t>
+      </w:r>
+    </w:p>
+    <w:p>
+      <w:pPr>
+        <w:numPr>
+          <w:ilvl w:val="1"/>
           <w:numId w:val="1082"/>
         </w:numPr>
       </w:pPr>
       <w:r>
-        <w:t xml:space="preserve">Follow the avoidance mechanisms of ISO/IEC 24772-1 subclause 6.40.5. and the guidance provided in the different related sections of this document.</w:t>
+        <w:t xml:space="preserve">In the same file as the primary template; or</w:t>
+      </w:r>
+    </w:p>
+    <w:p>
+      <w:pPr>
+        <w:numPr>
+          <w:ilvl w:val="1"/>
+          <w:numId w:val="1082"/>
+        </w:numPr>
+      </w:pPr>
+      <w:r>
+        <w:t xml:space="preserve">In the same file as the user-defined type for which the</w:t>
+      </w:r>
+      <w:r>
+        <w:t xml:space="preserve"> </w:t>
+      </w:r>
+      <w:r>
+        <w:t xml:space="preserve">specialization is declared.</w:t>
       </w:r>
     </w:p>
     <w:p>
       <w:pPr>
         <w:numPr>
           <w:ilvl w:val="0"/>
-          <w:numId w:val="1082"/>
-        </w:numPr>
-      </w:pPr>
-      <w:r>
-        <w:t xml:space="preserve">Use</w:t>
-      </w:r>
-      <w:r>
-        <w:t xml:space="preserve"> </w:t>
-      </w:r>
-      <w:r>
-        <w:rPr>
-          <w:rStyle w:val="VerbatimChar"/>
-        </w:rPr>
-        <w:t xml:space="preserve">static_assert</w:t>
-      </w:r>
-      <w:r>
-        <w:t xml:space="preserve"> </w:t>
-      </w:r>
-      <w:r>
-        <w:t xml:space="preserve">to prevent the use of inappropriate template arguments.</w:t>
-      </w:r>
-    </w:p>
-    <w:p>
-      <w:pPr>
-        <w:numPr>
-          <w:ilvl w:val="0"/>
-          <w:numId w:val="1082"/>
-        </w:numPr>
-      </w:pPr>
-      <w:r>
-        <w:t xml:space="preserve">Consider using</w:t>
-      </w:r>
-      <w:r>
-        <w:t xml:space="preserve"> </w:t>
-      </w:r>
-      <w:r>
-        <w:rPr>
-          <w:i/>
-        </w:rPr>
-        <w:t xml:space="preserve">concepts</w:t>
-      </w:r>
-      <w:r>
-        <w:t xml:space="preserve"> </w:t>
-      </w:r>
-      <w:r>
-        <w:t xml:space="preserve">to constrain template parameters.</w:t>
-      </w:r>
-    </w:p>
-    <w:p>
-      <w:pPr>
-        <w:numPr>
-          <w:ilvl w:val="0"/>
-          <w:numId w:val="1082"/>
-        </w:numPr>
-      </w:pPr>
-      <w:r>
-        <w:t xml:space="preserve">Prefer</w:t>
-      </w:r>
-      <w:r>
-        <w:t xml:space="preserve"> </w:t>
-      </w:r>
-      <w:r>
-        <w:rPr>
-          <w:i/>
-        </w:rPr>
-        <w:t xml:space="preserve">concepts</w:t>
-      </w:r>
-      <w:r>
-        <w:t xml:space="preserve"> </w:t>
-      </w:r>
-      <w:r>
-        <w:t xml:space="preserve">over</w:t>
-      </w:r>
-      <w:r>
-        <w:t xml:space="preserve"> </w:t>
-      </w:r>
-      <w:r>
-        <w:rPr>
-          <w:i/>
-        </w:rPr>
-        <w:t xml:space="preserve">SFINAE</w:t>
-      </w:r>
-      <w:r>
-        <w:t xml:space="preserve">.</w:t>
-      </w:r>
-    </w:p>
-    <w:p>
-      <w:pPr>
-        <w:numPr>
-          <w:ilvl w:val="0"/>
-          <w:numId w:val="1082"/>
-        </w:numPr>
-      </w:pPr>
-      <w:r>
-        <w:t xml:space="preserve">Be aware that a constructor template or assignment operator function</w:t>
-      </w:r>
-      <w:r>
-        <w:t xml:space="preserve"> </w:t>
-      </w:r>
-      <w:r>
-        <w:t xml:space="preserve">template will not replace compiler-provided special member functions.</w:t>
-      </w:r>
-    </w:p>
-    <w:p>
-      <w:pPr>
-        <w:numPr>
-          <w:ilvl w:val="0"/>
-          <w:numId w:val="1082"/>
-        </w:numPr>
-      </w:pPr>
-      <w:r>
-        <w:t xml:space="preserve">For generic operator functions, consider providing them as hidden</w:t>
-      </w:r>
-      <w:r>
-        <w:t xml:space="preserve"> </w:t>
-      </w:r>
-      <w:r>
-        <w:t xml:space="preserve">friends through mix-in class templates.</w:t>
-      </w:r>
-    </w:p>
-    <w:p>
-      <w:pPr>
-        <w:numPr>
-          <w:ilvl w:val="0"/>
-          <w:numId w:val="1082"/>
-        </w:numPr>
-      </w:pPr>
-      <w:r>
-        <w:t xml:space="preserve">Use</w:t>
-      </w:r>
-      <w:r>
-        <w:t xml:space="preserve"> </w:t>
-      </w:r>
-      <w:r>
-        <w:rPr>
-          <w:i/>
-        </w:rPr>
-        <w:t xml:space="preserve">qualified-id</w:t>
-      </w:r>
-      <w:r>
-        <w:t xml:space="preserve"> </w:t>
-      </w:r>
-      <w:r>
-        <w:t xml:space="preserve">or</w:t>
-      </w:r>
-      <w:r>
-        <w:t xml:space="preserve"> </w:t>
-      </w:r>
-      <w:r>
-        <w:rPr>
-          <w:rStyle w:val="KeywordTok"/>
-        </w:rPr>
-        <w:t xml:space="preserve">this</w:t>
-      </w:r>
-      <w:r>
-        <w:rPr>
-          <w:rStyle w:val="NormalTok"/>
-        </w:rPr>
-        <w:t xml:space="preserve">-&gt;</w:t>
-      </w:r>
-      <w:r>
-        <w:t xml:space="preserve"> </w:t>
-      </w:r>
-      <w:r>
-        <w:t xml:space="preserve">to refer to names that may be found in a</w:t>
-      </w:r>
-      <w:r>
-        <w:t xml:space="preserve"> </w:t>
-      </w:r>
-      <w:r>
-        <w:t xml:space="preserve">dependent base class.</w:t>
-      </w:r>
-    </w:p>
-    <w:p>
-      <w:pPr>
-        <w:numPr>
-          <w:ilvl w:val="0"/>
-          <w:numId w:val="1082"/>
-        </w:numPr>
-      </w:pPr>
-      <w:r>
-        <w:t xml:space="preserve">For template specialization, ensure that specializations are declared as follows:</w:t>
-      </w:r>
-    </w:p>
-    <w:p>
-      <w:pPr>
-        <w:numPr>
-          <w:ilvl w:val="1"/>
-          <w:numId w:val="1083"/>
-        </w:numPr>
-      </w:pPr>
-      <w:r>
-        <w:t xml:space="preserve">In the same file as the primary template; or</w:t>
-      </w:r>
-    </w:p>
-    <w:p>
-      <w:pPr>
-        <w:numPr>
-          <w:ilvl w:val="1"/>
-          <w:numId w:val="1083"/>
-        </w:numPr>
-      </w:pPr>
-      <w:r>
-        <w:t xml:space="preserve">In the same file as the user-defined type for which the</w:t>
-      </w:r>
-      <w:r>
-        <w:t xml:space="preserve"> </w:t>
-      </w:r>
-      <w:r>
-        <w:t xml:space="preserve">specialization is declared.</w:t>
-      </w:r>
-    </w:p>
-    <w:p>
-      <w:pPr>
-        <w:numPr>
-          <w:ilvl w:val="0"/>
-          <w:numId w:val="1082"/>
+          <w:numId w:val="1081"/>
         </w:numPr>
       </w:pPr>
       <w:r>
@@ -48582,7 +48540,7 @@
       <w:pPr>
         <w:numPr>
           <w:ilvl w:val="0"/>
-          <w:numId w:val="1084"/>
+          <w:numId w:val="1083"/>
         </w:numPr>
       </w:pPr>
       <w:r>
@@ -48613,7 +48571,7 @@
       <w:pPr>
         <w:numPr>
           <w:ilvl w:val="0"/>
-          <w:numId w:val="1084"/>
+          <w:numId w:val="1083"/>
         </w:numPr>
       </w:pPr>
       <w:r>
@@ -48630,6 +48588,229 @@
       </w:r>
       <w:r>
         <w:t xml:space="preserve">Preventing implicit copy and move operations in base classes defining virtual member functions is a common mitigation.</w:t>
+      </w:r>
+    </w:p>
+    <w:p>
+      <w:pPr>
+        <w:numPr>
+          <w:ilvl w:val="0"/>
+          <w:numId w:val="1083"/>
+        </w:numPr>
+      </w:pPr>
+      <w:r>
+        <w:rPr>
+          <w:b/>
+        </w:rPr>
+        <w:t xml:space="preserve">Incomplete Copy</w:t>
+      </w:r>
+      <w:r>
+        <w:t xml:space="preserve">: When a derived class defines its own non-defaulted, non-deleted copy or move operations, care must be taken to actually copy and move all base class sub-objects as well.</w:t>
+      </w:r>
+      <w:r>
+        <w:t xml:space="preserve"> </w:t>
+      </w:r>
+      <w:r>
+        <w:t xml:space="preserve">Omitting a base class when defining copy or move constructors means the default construction of a base class object happens.</w:t>
+      </w:r>
+      <w:r>
+        <w:t xml:space="preserve"> </w:t>
+      </w:r>
+      <w:r>
+        <w:t xml:space="preserve">Not invoking a base class assignment in the definition of copy and move assignment operators will cause the base class retaining its previous members and not obtaining the source object’s base members.</w:t>
+      </w:r>
+      <w:r>
+        <w:t xml:space="preserve"> </w:t>
+      </w:r>
+      <w:r>
+        <w:t xml:space="preserve">None of these omissions are a compile error and none are an issue for empty bases.</w:t>
+      </w:r>
+    </w:p>
+    <w:p>
+      <w:pPr>
+        <w:pStyle w:val="FirstParagraph"/>
+      </w:pPr>
+      <w:r>
+        <w:t xml:space="preserve">If a</w:t>
+      </w:r>
+      <w:r>
+        <w:t xml:space="preserve"> </w:t>
+      </w:r>
+      <w:r>
+        <w:t xml:space="preserve">“</w:t>
+      </w:r>
+      <w:r>
+        <w:t xml:space="preserve">using-declaration</w:t>
+      </w:r>
+      <w:r>
+        <w:t xml:space="preserve">”</w:t>
+      </w:r>
+      <w:r>
+        <w:t xml:space="preserve"> </w:t>
+      </w:r>
+      <w:r>
+        <w:t xml:space="preserve">refers to a constructor of a direct base class, all constructors of that base are candidates for the initialization of the derived class.</w:t>
+      </w:r>
+      <w:r>
+        <w:t xml:space="preserve"> </w:t>
+      </w:r>
+      <w:r>
+        <w:t xml:space="preserve">If a base class constructor is selected to initialize the derived type, any other bases or members of the derived type will be initialized as if by an</w:t>
+      </w:r>
+      <w:r>
+        <w:t xml:space="preserve"> </w:t>
+      </w:r>
+      <w:r>
+        <w:rPr>
+          <w:rStyle w:val="VerbatimChar"/>
+        </w:rPr>
+        <w:t xml:space="preserve">= default</w:t>
+      </w:r>
+      <w:r>
+        <w:t xml:space="preserve"> </w:t>
+      </w:r>
+      <w:r>
+        <w:t xml:space="preserve">default constructor.</w:t>
+      </w:r>
+      <w:r>
+        <w:t xml:space="preserve"> </w:t>
+      </w:r>
+      <w:r>
+        <w:t xml:space="preserve">This can leave some members uninitialzed, that can result in undefined behaviour.</w:t>
+      </w:r>
+    </w:p>
+    <w:p>
+      <w:pPr>
+        <w:pStyle w:val="BodyText"/>
+      </w:pPr>
+      <w:r>
+        <w:t xml:space="preserve">If a using-declaration refers to a protected member of a base class, its accessibility can be changed, which destroys the encapsulation of the member.</w:t>
+      </w:r>
+    </w:p>
+    <w:p>
+      <w:pPr>
+        <w:pStyle w:val="BodyText"/>
+      </w:pPr>
+      <w:r>
+        <w:t xml:space="preserve">If a base class overloads</w:t>
+      </w:r>
+      <w:r>
+        <w:t xml:space="preserve"> </w:t>
+      </w:r>
+      <w:r>
+        <w:rPr>
+          <w:rStyle w:val="KeywordTok"/>
+        </w:rPr>
+        <w:t xml:space="preserve">operator</w:t>
+      </w:r>
+      <w:r>
+        <w:rPr>
+          <w:rStyle w:val="NormalTok"/>
+        </w:rPr>
+        <w:t xml:space="preserve"> </w:t>
+      </w:r>
+      <w:r>
+        <w:rPr>
+          <w:rStyle w:val="KeywordTok"/>
+        </w:rPr>
+        <w:t xml:space="preserve">new</w:t>
+      </w:r>
+      <w:r>
+        <w:t xml:space="preserve"> </w:t>
+      </w:r>
+      <w:r>
+        <w:t xml:space="preserve">and</w:t>
+      </w:r>
+      <w:r>
+        <w:t xml:space="preserve"> </w:t>
+      </w:r>
+      <w:r>
+        <w:rPr>
+          <w:rStyle w:val="KeywordTok"/>
+        </w:rPr>
+        <w:t xml:space="preserve">operator</w:t>
+      </w:r>
+      <w:r>
+        <w:rPr>
+          <w:rStyle w:val="NormalTok"/>
+        </w:rPr>
+        <w:t xml:space="preserve"> </w:t>
+      </w:r>
+      <w:r>
+        <w:rPr>
+          <w:rStyle w:val="KeywordTok"/>
+        </w:rPr>
+        <w:t xml:space="preserve">delete</w:t>
+      </w:r>
+      <w:r>
+        <w:t xml:space="preserve">, any derived classes will inherit those operations.</w:t>
+      </w:r>
+      <w:r>
+        <w:t xml:space="preserve"> </w:t>
+      </w:r>
+      <w:r>
+        <w:t xml:space="preserve">If the base class’</w:t>
+      </w:r>
+      <w:r>
+        <w:t xml:space="preserve"> </w:t>
+      </w:r>
+      <w:r>
+        <w:rPr>
+          <w:rStyle w:val="KeywordTok"/>
+        </w:rPr>
+        <w:t xml:space="preserve">operator</w:t>
+      </w:r>
+      <w:r>
+        <w:rPr>
+          <w:rStyle w:val="NormalTok"/>
+        </w:rPr>
+        <w:t xml:space="preserve"> </w:t>
+      </w:r>
+      <w:r>
+        <w:rPr>
+          <w:rStyle w:val="KeywordTok"/>
+        </w:rPr>
+        <w:t xml:space="preserve">new</w:t>
+      </w:r>
+      <w:r>
+        <w:t xml:space="preserve"> </w:t>
+      </w:r>
+      <w:r>
+        <w:t xml:space="preserve">and/or</w:t>
+      </w:r>
+      <w:r>
+        <w:t xml:space="preserve"> </w:t>
+      </w:r>
+      <w:r>
+        <w:rPr>
+          <w:rStyle w:val="KeywordTok"/>
+        </w:rPr>
+        <w:t xml:space="preserve">operator</w:t>
+      </w:r>
+      <w:r>
+        <w:rPr>
+          <w:rStyle w:val="NormalTok"/>
+        </w:rPr>
+        <w:t xml:space="preserve"> </w:t>
+      </w:r>
+      <w:r>
+        <w:rPr>
+          <w:rStyle w:val="KeywordTok"/>
+        </w:rPr>
+        <w:t xml:space="preserve">delete</w:t>
+      </w:r>
+      <w:r>
+        <w:t xml:space="preserve"> </w:t>
+      </w:r>
+      <w:r>
+        <w:t xml:space="preserve">assume the size of the objects being allocated are all the size of the base class and they are not all the same size, then this can result in undefined behaviour.</w:t>
+      </w:r>
+    </w:p>
+    <w:p>
+      <w:pPr>
+        <w:pStyle w:val="BodyText"/>
+      </w:pPr>
+      <w:r>
+        <w:t xml:space="preserve">The mechanisms of failure from ISO/IEC 24772-1:2024 clause 6.41 can be mitigated in C++ as follows:</w:t>
       </w:r>
     </w:p>
     <w:p>
@@ -48641,30 +48822,151 @@
       </w:pPr>
       <w:r>
         <w:rPr>
-          <w:b/>
-        </w:rPr>
-        <w:t xml:space="preserve">Incomplete Copy</w:t>
-      </w:r>
-      <w:r>
-        <w:t xml:space="preserve">: When a derived class defines its own non-defaulted, non-deleted copy or move operations, care must be taken to actually copy and move all base class sub-objects as well.</w:t>
-      </w:r>
-      <w:r>
-        <w:t xml:space="preserve"> </w:t>
-      </w:r>
-      <w:r>
-        <w:t xml:space="preserve">Omitting a base class when defining copy or move constructors means the default construction of a base class object happens.</w:t>
-      </w:r>
-      <w:r>
-        <w:t xml:space="preserve"> </w:t>
-      </w:r>
-      <w:r>
-        <w:t xml:space="preserve">Not invoking a base class assignment in the definition of copy and move assignment operators will cause the base class retaining its previous members and not obtaining the source object’s base members.</w:t>
-      </w:r>
-      <w:r>
-        <w:t xml:space="preserve"> </w:t>
-      </w:r>
-      <w:r>
-        <w:t xml:space="preserve">None of these omissions are a compile error and none are an issue for empty bases.</w:t>
+          <w:i/>
+        </w:rPr>
+        <w:t xml:space="preserve">Execution of malicious redefinitions</w:t>
+      </w:r>
+      <w:r>
+        <w:t xml:space="preserve"> </w:t>
+      </w:r>
+      <w:r>
+        <w:t xml:space="preserve">can be prevented by use of</w:t>
+      </w:r>
+      <w:r>
+        <w:t xml:space="preserve"> </w:t>
+      </w:r>
+      <w:r>
+        <w:rPr>
+          <w:rStyle w:val="KeywordTok"/>
+        </w:rPr>
+        <w:t xml:space="preserve">final</w:t>
+      </w:r>
+      <w:r>
+        <w:t xml:space="preserve"> </w:t>
+      </w:r>
+      <w:r>
+        <w:t xml:space="preserve">on each member function to generate compiler diagnostics when overriding is not permitted.</w:t>
+      </w:r>
+    </w:p>
+    <w:p>
+      <w:pPr>
+        <w:numPr>
+          <w:ilvl w:val="0"/>
+          <w:numId w:val="1084"/>
+        </w:numPr>
+      </w:pPr>
+      <w:r>
+        <w:rPr>
+          <w:i/>
+        </w:rPr>
+        <w:t xml:space="preserve">Accidental redefinition</w:t>
+      </w:r>
+      <w:r>
+        <w:t xml:space="preserve"> </w:t>
+      </w:r>
+      <w:r>
+        <w:t xml:space="preserve">can be mitigated by a project mandate to use the</w:t>
+      </w:r>
+      <w:r>
+        <w:t xml:space="preserve"> </w:t>
+      </w:r>
+      <w:r>
+        <w:rPr>
+          <w:rStyle w:val="KeywordTok"/>
+        </w:rPr>
+        <w:t xml:space="preserve">override</w:t>
+      </w:r>
+      <w:r>
+        <w:t xml:space="preserve"> </w:t>
+      </w:r>
+      <w:r>
+        <w:t xml:space="preserve">or</w:t>
+      </w:r>
+      <w:r>
+        <w:t xml:space="preserve"> </w:t>
+      </w:r>
+      <w:r>
+        <w:rPr>
+          <w:rStyle w:val="KeywordTok"/>
+        </w:rPr>
+        <w:t xml:space="preserve">final</w:t>
+      </w:r>
+      <w:r>
+        <w:t xml:space="preserve"> </w:t>
+      </w:r>
+      <w:r>
+        <w:t xml:space="preserve">special identifiers when overriding a virtual member functions.</w:t>
+      </w:r>
+    </w:p>
+    <w:p>
+      <w:pPr>
+        <w:numPr>
+          <w:ilvl w:val="0"/>
+          <w:numId w:val="1084"/>
+        </w:numPr>
+      </w:pPr>
+      <w:r>
+        <w:rPr>
+          <w:i/>
+        </w:rPr>
+        <w:t xml:space="preserve">Accidental failure of redefinition</w:t>
+      </w:r>
+      <w:r>
+        <w:t xml:space="preserve"> </w:t>
+      </w:r>
+      <w:r>
+        <w:t xml:space="preserve">can be prevented by using</w:t>
+      </w:r>
+      <w:r>
+        <w:t xml:space="preserve"> </w:t>
+      </w:r>
+      <w:r>
+        <w:rPr>
+          <w:rStyle w:val="VerbatimChar"/>
+        </w:rPr>
+        <w:t xml:space="preserve">override</w:t>
+      </w:r>
+      <w:r>
+        <w:t xml:space="preserve"> </w:t>
+      </w:r>
+      <w:r>
+        <w:t xml:space="preserve">on each member function intended to be redefined to generate compiler diagnostics when overriding does not apply.</w:t>
+      </w:r>
+    </w:p>
+    <w:p>
+      <w:pPr>
+        <w:numPr>
+          <w:ilvl w:val="0"/>
+          <w:numId w:val="1084"/>
+        </w:numPr>
+      </w:pPr>
+      <w:r>
+        <w:rPr>
+          <w:i/>
+        </w:rPr>
+        <w:t xml:space="preserve">Breaking of class invariants</w:t>
+      </w:r>
+      <w:r>
+        <w:t xml:space="preserve"> </w:t>
+      </w:r>
+      <w:r>
+        <w:t xml:space="preserve">can be avoided by proper initialization even with the default constructor and by defining data members private to ensure that the functions with the appropriate functionality are called and thus class invariants are preserved.</w:t>
+      </w:r>
+      <w:r>
+        <w:t xml:space="preserve"> </w:t>
+      </w:r>
+      <w:r>
+        <w:t xml:space="preserve">If copy and move operations are user-defined in a derived class they must ensure to call the corresponding base class operations.</w:t>
+      </w:r>
+    </w:p>
+    <w:bookmarkEnd w:id="163"/>
+    <w:bookmarkStart w:id="164" w:name="avoidance-mechanisms-for-language-users"/>
+    <w:p>
+      <w:pPr>
+        <w:pStyle w:val="Heading2"/>
+      </w:pPr>
+      <w:r>
+        <w:t xml:space="preserve">6.41.2 Avoidance mechanisms for language users</w:t>
       </w:r>
     </w:p>
     <w:p>
@@ -48672,187 +48974,7 @@
         <w:pStyle w:val="FirstParagraph"/>
       </w:pPr>
       <w:r>
-        <w:t xml:space="preserve">If a</w:t>
-      </w:r>
-      <w:r>
-        <w:t xml:space="preserve"> </w:t>
-      </w:r>
-      <w:r>
-        <w:t xml:space="preserve">“</w:t>
-      </w:r>
-      <w:r>
-        <w:t xml:space="preserve">using-declaration</w:t>
-      </w:r>
-      <w:r>
-        <w:t xml:space="preserve">”</w:t>
-      </w:r>
-      <w:r>
-        <w:t xml:space="preserve"> </w:t>
-      </w:r>
-      <w:r>
-        <w:t xml:space="preserve">refers to a constructor of a direct base class, all constructors of that base are candidates for the initialization of the derived class.</w:t>
-      </w:r>
-      <w:r>
-        <w:t xml:space="preserve"> </w:t>
-      </w:r>
-      <w:r>
-        <w:t xml:space="preserve">If a base class constructor is selected to initialize the derived type, any other bases or members of the derived type will be initialized as if by an</w:t>
-      </w:r>
-      <w:r>
-        <w:t xml:space="preserve"> </w:t>
-      </w:r>
-      <w:r>
-        <w:rPr>
-          <w:rStyle w:val="VerbatimChar"/>
-        </w:rPr>
-        <w:t xml:space="preserve">= default</w:t>
-      </w:r>
-      <w:r>
-        <w:t xml:space="preserve"> </w:t>
-      </w:r>
-      <w:r>
-        <w:t xml:space="preserve">default constructor.</w:t>
-      </w:r>
-      <w:r>
-        <w:t xml:space="preserve"> </w:t>
-      </w:r>
-      <w:r>
-        <w:t xml:space="preserve">This can leave some members uninitialzed, that can result in undefined behaviour.</w:t>
-      </w:r>
-    </w:p>
-    <w:p>
-      <w:pPr>
-        <w:pStyle w:val="BodyText"/>
-      </w:pPr>
-      <w:r>
-        <w:t xml:space="preserve">If a using-declaration refers to a protected member of a base class, its accessibility can be changed, which destroys the encapsulation of the member.</w:t>
-      </w:r>
-    </w:p>
-    <w:p>
-      <w:pPr>
-        <w:pStyle w:val="BodyText"/>
-      </w:pPr>
-      <w:r>
-        <w:t xml:space="preserve">If a base class overloads</w:t>
-      </w:r>
-      <w:r>
-        <w:t xml:space="preserve"> </w:t>
-      </w:r>
-      <w:r>
-        <w:rPr>
-          <w:rStyle w:val="KeywordTok"/>
-        </w:rPr>
-        <w:t xml:space="preserve">operator</w:t>
-      </w:r>
-      <w:r>
-        <w:rPr>
-          <w:rStyle w:val="NormalTok"/>
-        </w:rPr>
-        <w:t xml:space="preserve"> </w:t>
-      </w:r>
-      <w:r>
-        <w:rPr>
-          <w:rStyle w:val="KeywordTok"/>
-        </w:rPr>
-        <w:t xml:space="preserve">new</w:t>
-      </w:r>
-      <w:r>
-        <w:t xml:space="preserve"> </w:t>
-      </w:r>
-      <w:r>
-        <w:t xml:space="preserve">and</w:t>
-      </w:r>
-      <w:r>
-        <w:t xml:space="preserve"> </w:t>
-      </w:r>
-      <w:r>
-        <w:rPr>
-          <w:rStyle w:val="KeywordTok"/>
-        </w:rPr>
-        <w:t xml:space="preserve">operator</w:t>
-      </w:r>
-      <w:r>
-        <w:rPr>
-          <w:rStyle w:val="NormalTok"/>
-        </w:rPr>
-        <w:t xml:space="preserve"> </w:t>
-      </w:r>
-      <w:r>
-        <w:rPr>
-          <w:rStyle w:val="KeywordTok"/>
-        </w:rPr>
-        <w:t xml:space="preserve">delete</w:t>
-      </w:r>
-      <w:r>
-        <w:t xml:space="preserve">, any derived classes will inherit those operations.</w:t>
-      </w:r>
-      <w:r>
-        <w:t xml:space="preserve"> </w:t>
-      </w:r>
-      <w:r>
-        <w:t xml:space="preserve">If the base class’</w:t>
-      </w:r>
-      <w:r>
-        <w:t xml:space="preserve"> </w:t>
-      </w:r>
-      <w:r>
-        <w:rPr>
-          <w:rStyle w:val="KeywordTok"/>
-        </w:rPr>
-        <w:t xml:space="preserve">operator</w:t>
-      </w:r>
-      <w:r>
-        <w:rPr>
-          <w:rStyle w:val="NormalTok"/>
-        </w:rPr>
-        <w:t xml:space="preserve"> </w:t>
-      </w:r>
-      <w:r>
-        <w:rPr>
-          <w:rStyle w:val="KeywordTok"/>
-        </w:rPr>
-        <w:t xml:space="preserve">new</w:t>
-      </w:r>
-      <w:r>
-        <w:t xml:space="preserve"> </w:t>
-      </w:r>
-      <w:r>
-        <w:t xml:space="preserve">and/or</w:t>
-      </w:r>
-      <w:r>
-        <w:t xml:space="preserve"> </w:t>
-      </w:r>
-      <w:r>
-        <w:rPr>
-          <w:rStyle w:val="KeywordTok"/>
-        </w:rPr>
-        <w:t xml:space="preserve">operator</w:t>
-      </w:r>
-      <w:r>
-        <w:rPr>
-          <w:rStyle w:val="NormalTok"/>
-        </w:rPr>
-        <w:t xml:space="preserve"> </w:t>
-      </w:r>
-      <w:r>
-        <w:rPr>
-          <w:rStyle w:val="KeywordTok"/>
-        </w:rPr>
-        <w:t xml:space="preserve">delete</w:t>
-      </w:r>
-      <w:r>
-        <w:t xml:space="preserve"> </w:t>
-      </w:r>
-      <w:r>
-        <w:t xml:space="preserve">assume the size of the objects being allocated are all the size of the base class and they are not all the same size, then this can result in undefined behaviour.</w:t>
-      </w:r>
-    </w:p>
-    <w:p>
-      <w:pPr>
-        <w:pStyle w:val="BodyText"/>
-      </w:pPr>
-      <w:r>
-        <w:t xml:space="preserve">The mechanisms of failure from ISO/IEC 24772-1:2024 clause 6.41 can be mitigated in C++ as follows:</w:t>
+        <w:t xml:space="preserve">To avoid the vulnerability or mitigate its ill effects, C++ software developers can:</w:t>
       </w:r>
     </w:p>
     <w:p>
@@ -48861,33 +48983,10 @@
           <w:ilvl w:val="0"/>
           <w:numId w:val="1085"/>
         </w:numPr>
-      </w:pPr>
-      <w:r>
-        <w:rPr>
-          <w:i/>
-        </w:rPr>
-        <w:t xml:space="preserve">Execution of malicious redefinitions</w:t>
-      </w:r>
-      <w:r>
-        <w:t xml:space="preserve"> </w:t>
-      </w:r>
-      <w:r>
-        <w:t xml:space="preserve">can be prevented by use of</w:t>
-      </w:r>
-      <w:r>
-        <w:t xml:space="preserve"> </w:t>
-      </w:r>
-      <w:r>
-        <w:rPr>
-          <w:rStyle w:val="KeywordTok"/>
-        </w:rPr>
-        <w:t xml:space="preserve">final</w:t>
-      </w:r>
-      <w:r>
-        <w:t xml:space="preserve"> </w:t>
-      </w:r>
-      <w:r>
-        <w:t xml:space="preserve">on each member function to generate compiler diagnostics when overriding is not permitted.</w:t>
+        <w:pStyle w:val="Compact"/>
+      </w:pPr>
+      <w:r>
+        <w:t xml:space="preserve">Apply the avoidance mechanisms of ISO/IEC 24772-1 clause 41.5.</w:t>
       </w:r>
     </w:p>
     <w:p>
@@ -48896,48 +48995,10 @@
           <w:ilvl w:val="0"/>
           <w:numId w:val="1085"/>
         </w:numPr>
-      </w:pPr>
-      <w:r>
-        <w:rPr>
-          <w:i/>
-        </w:rPr>
-        <w:t xml:space="preserve">Accidental redefinition</w:t>
-      </w:r>
-      <w:r>
-        <w:t xml:space="preserve"> </w:t>
-      </w:r>
-      <w:r>
-        <w:t xml:space="preserve">can be mitigated by a project mandate to use the</w:t>
-      </w:r>
-      <w:r>
-        <w:t xml:space="preserve"> </w:t>
-      </w:r>
-      <w:r>
-        <w:rPr>
-          <w:rStyle w:val="KeywordTok"/>
-        </w:rPr>
-        <w:t xml:space="preserve">override</w:t>
-      </w:r>
-      <w:r>
-        <w:t xml:space="preserve"> </w:t>
-      </w:r>
-      <w:r>
-        <w:t xml:space="preserve">or</w:t>
-      </w:r>
-      <w:r>
-        <w:t xml:space="preserve"> </w:t>
-      </w:r>
-      <w:r>
-        <w:rPr>
-          <w:rStyle w:val="KeywordTok"/>
-        </w:rPr>
-        <w:t xml:space="preserve">final</w:t>
-      </w:r>
-      <w:r>
-        <w:t xml:space="preserve"> </w:t>
-      </w:r>
-      <w:r>
-        <w:t xml:space="preserve">special identifiers when overriding a virtual member functions.</w:t>
+        <w:pStyle w:val="Compact"/>
+      </w:pPr>
+      <w:r>
+        <w:t xml:space="preserve">Avoid multiple inheritance.</w:t>
       </w:r>
     </w:p>
     <w:p>
@@ -48946,33 +49007,31 @@
           <w:ilvl w:val="0"/>
           <w:numId w:val="1085"/>
         </w:numPr>
-      </w:pPr>
-      <w:r>
-        <w:rPr>
-          <w:i/>
-        </w:rPr>
-        <w:t xml:space="preserve">Accidental failure of redefinition</w:t>
-      </w:r>
-      <w:r>
-        <w:t xml:space="preserve"> </w:t>
-      </w:r>
-      <w:r>
-        <w:t xml:space="preserve">can be prevented by using</w:t>
-      </w:r>
-      <w:r>
-        <w:t xml:space="preserve"> </w:t>
-      </w:r>
-      <w:r>
-        <w:rPr>
-          <w:rStyle w:val="VerbatimChar"/>
-        </w:rPr>
-        <w:t xml:space="preserve">override</w:t>
-      </w:r>
-      <w:r>
-        <w:t xml:space="preserve"> </w:t>
-      </w:r>
-      <w:r>
-        <w:t xml:space="preserve">on each member function intended to be redefined to generate compiler diagnostics when overriding does not apply.</w:t>
+        <w:pStyle w:val="Compact"/>
+      </w:pPr>
+      <w:r>
+        <w:t xml:space="preserve">Ensure that shallow-copying or shallow-move of inheritance hierarchies cannot occur, e.g. by defining the appropriate member operation</w:t>
+      </w:r>
+      <w:r>
+        <w:t xml:space="preserve"> </w:t>
+      </w:r>
+      <w:r>
+        <w:rPr>
+          <w:rStyle w:val="NormalTok"/>
+        </w:rPr>
+        <w:t xml:space="preserve">=</w:t>
+      </w:r>
+      <w:r>
+        <w:rPr>
+          <w:rStyle w:val="KeywordTok"/>
+        </w:rPr>
+        <w:t xml:space="preserve">delete</w:t>
+      </w:r>
+      <w:r>
+        <w:t xml:space="preserve"> </w:t>
+      </w:r>
+      <w:r>
+        <w:t xml:space="preserve">(see clause 6.38 Deep vs. Shallow Copying [YAN]).</w:t>
       </w:r>
     </w:p>
     <w:p>
@@ -48981,433 +49040,332 @@
           <w:ilvl w:val="0"/>
           <w:numId w:val="1085"/>
         </w:numPr>
-      </w:pPr>
+        <w:pStyle w:val="Compact"/>
+      </w:pPr>
+      <w:r>
+        <w:t xml:space="preserve">If the implementation of copy-operations or move-operations in a derived class is mandatory, then statically ensure that all calls are to the corresponding base classes’ operations.</w:t>
+      </w:r>
+    </w:p>
+    <w:p>
+      <w:pPr>
+        <w:numPr>
+          <w:ilvl w:val="0"/>
+          <w:numId w:val="1085"/>
+        </w:numPr>
+        <w:pStyle w:val="Compact"/>
+      </w:pPr>
+      <w:r>
+        <w:t xml:space="preserve">Prefer composition over inheritance.</w:t>
+      </w:r>
+    </w:p>
+    <w:p>
+      <w:pPr>
+        <w:numPr>
+          <w:ilvl w:val="0"/>
+          <w:numId w:val="1085"/>
+        </w:numPr>
+        <w:pStyle w:val="Compact"/>
+      </w:pPr>
+      <w:r>
+        <w:t xml:space="preserve">Keep inheritance hierarchies shallow.</w:t>
+      </w:r>
+    </w:p>
+    <w:p>
+      <w:pPr>
+        <w:numPr>
+          <w:ilvl w:val="0"/>
+          <w:numId w:val="1085"/>
+        </w:numPr>
+        <w:pStyle w:val="Compact"/>
+      </w:pPr>
+      <w:r>
+        <w:t xml:space="preserve">Avoid the use of virtual member functions unless unbounded run-time polymorphism can be justified.</w:t>
+      </w:r>
+    </w:p>
+    <w:p>
+      <w:pPr>
+        <w:numPr>
+          <w:ilvl w:val="0"/>
+          <w:numId w:val="1085"/>
+        </w:numPr>
+        <w:pStyle w:val="Compact"/>
+      </w:pPr>
+      <w:r>
+        <w:t xml:space="preserve">If a class has any virtual functions, ensure it has a virtual destructor.</w:t>
+      </w:r>
+    </w:p>
+    <w:p>
+      <w:pPr>
+        <w:numPr>
+          <w:ilvl w:val="0"/>
+          <w:numId w:val="1085"/>
+        </w:numPr>
+        <w:pStyle w:val="Compact"/>
+      </w:pPr>
+      <w:r>
+        <w:t xml:space="preserve">Use the special identifier</w:t>
+      </w:r>
+      <w:r>
+        <w:t xml:space="preserve"> </w:t>
+      </w:r>
+      <w:r>
+        <w:rPr>
+          <w:rStyle w:val="KeywordTok"/>
+        </w:rPr>
+        <w:t xml:space="preserve">override</w:t>
+      </w:r>
+      <w:r>
+        <w:t xml:space="preserve"> </w:t>
+      </w:r>
+      <w:r>
+        <w:t xml:space="preserve">whenever overriding a virtual member function.</w:t>
+      </w:r>
+    </w:p>
+    <w:p>
+      <w:pPr>
+        <w:numPr>
+          <w:ilvl w:val="0"/>
+          <w:numId w:val="1085"/>
+        </w:numPr>
+        <w:pStyle w:val="Compact"/>
+      </w:pPr>
+      <w:r>
+        <w:t xml:space="preserve">Use the special identifier</w:t>
+      </w:r>
+      <w:r>
+        <w:t xml:space="preserve"> </w:t>
+      </w:r>
+      <w:r>
+        <w:rPr>
+          <w:rStyle w:val="KeywordTok"/>
+        </w:rPr>
+        <w:t xml:space="preserve">final</w:t>
+      </w:r>
+      <w:r>
+        <w:t xml:space="preserve"> </w:t>
+      </w:r>
+      <w:r>
+        <w:t xml:space="preserve">to prevent an unexpected overriding of that function deeper in the hierarchy.</w:t>
+      </w:r>
+    </w:p>
+    <w:p>
+      <w:pPr>
+        <w:numPr>
+          <w:ilvl w:val="0"/>
+          <w:numId w:val="1085"/>
+        </w:numPr>
+        <w:pStyle w:val="Compact"/>
+      </w:pPr>
+      <w:r>
+        <w:t xml:space="preserve">Require the use of</w:t>
+      </w:r>
+      <w:r>
+        <w:t xml:space="preserve"> </w:t>
+      </w:r>
+      <w:r>
+        <w:rPr>
+          <w:rStyle w:val="KeywordTok"/>
+        </w:rPr>
+        <w:t xml:space="preserve">final</w:t>
+      </w:r>
+      <w:r>
+        <w:t xml:space="preserve"> </w:t>
+      </w:r>
+      <w:r>
+        <w:t xml:space="preserve">or</w:t>
+      </w:r>
+      <w:r>
+        <w:t xml:space="preserve"> </w:t>
+      </w:r>
+      <w:r>
+        <w:rPr>
+          <w:rStyle w:val="KeywordTok"/>
+        </w:rPr>
+        <w:t xml:space="preserve">override</w:t>
+      </w:r>
+      <w:r>
+        <w:t xml:space="preserve"> </w:t>
+      </w:r>
+      <w:r>
+        <w:t xml:space="preserve">when overriding a member function.</w:t>
+      </w:r>
+    </w:p>
+    <w:p>
+      <w:pPr>
+        <w:numPr>
+          <w:ilvl w:val="0"/>
+          <w:numId w:val="1085"/>
+        </w:numPr>
+        <w:pStyle w:val="Compact"/>
+      </w:pPr>
+      <w:r>
+        <w:t xml:space="preserve">Do not assume that a private virtual function cannot be overridden.</w:t>
+      </w:r>
+    </w:p>
+    <w:p>
+      <w:pPr>
+        <w:numPr>
+          <w:ilvl w:val="0"/>
+          <w:numId w:val="1085"/>
+        </w:numPr>
+        <w:pStyle w:val="Compact"/>
+      </w:pPr>
+      <w:r>
+        <w:t xml:space="preserve">Consider using fully-qualified names to address members of a base class.</w:t>
+      </w:r>
+    </w:p>
+    <w:p>
+      <w:pPr>
+        <w:numPr>
+          <w:ilvl w:val="0"/>
+          <w:numId w:val="1085"/>
+        </w:numPr>
+        <w:pStyle w:val="Compact"/>
+      </w:pPr>
+      <w:r>
+        <w:t xml:space="preserve">When defining an overload that hides overloads in a base class, consider adding a</w:t>
+      </w:r>
+      <w:r>
+        <w:t xml:space="preserve"> </w:t>
+      </w:r>
       <w:r>
         <w:rPr>
           <w:i/>
         </w:rPr>
-        <w:t xml:space="preserve">Breaking of class invariants</w:t>
-      </w:r>
-      <w:r>
-        <w:t xml:space="preserve"> </w:t>
-      </w:r>
-      <w:r>
-        <w:t xml:space="preserve">can be avoided by proper initialization even with the default constructor and by defining data members private to ensure that the functions with the appropriate functionality are called and thus class invariants are preserved.</w:t>
-      </w:r>
-      <w:r>
-        <w:t xml:space="preserve"> </w:t>
-      </w:r>
-      <w:r>
-        <w:t xml:space="preserve">If copy and move operations are user-defined in a derived class they must ensure to call the corresponding base class operations.</w:t>
-      </w:r>
-    </w:p>
-    <w:bookmarkEnd w:id="163"/>
-    <w:bookmarkStart w:id="164" w:name="avoidance-mechanisms-for-language-users"/>
-    <w:p>
-      <w:pPr>
-        <w:pStyle w:val="Heading2"/>
-      </w:pPr>
-      <w:r>
-        <w:t xml:space="preserve">6.41.2 Avoidance mechanisms for language users</w:t>
-      </w:r>
-    </w:p>
-    <w:p>
-      <w:pPr>
-        <w:pStyle w:val="FirstParagraph"/>
-      </w:pPr>
-      <w:r>
-        <w:t xml:space="preserve">To avoid the vulnerability or mitigate its ill effects, C++ software developers can:</w:t>
+        <w:t xml:space="preserve">using declaration</w:t>
+      </w:r>
+      <w:r>
+        <w:t xml:space="preserve"> </w:t>
+      </w:r>
+      <w:r>
+        <w:t xml:space="preserve">for the name from the base class.</w:t>
       </w:r>
     </w:p>
     <w:p>
       <w:pPr>
         <w:numPr>
           <w:ilvl w:val="0"/>
+          <w:numId w:val="1085"/>
+        </w:numPr>
+        <w:pStyle w:val="Compact"/>
+      </w:pPr>
+      <w:r>
+        <w:t xml:space="preserve">Avoid the use of using-declarations that refer to constructors in types where default initialization is not appropriate for base classes of the derived type or members of the derived type.</w:t>
+      </w:r>
+    </w:p>
+    <w:p>
+      <w:pPr>
+        <w:numPr>
+          <w:ilvl w:val="0"/>
+          <w:numId w:val="1085"/>
+        </w:numPr>
+        <w:pStyle w:val="Compact"/>
+      </w:pPr>
+      <w:r>
+        <w:t xml:space="preserve">Avoid using a</w:t>
+      </w:r>
+      <w:r>
+        <w:t xml:space="preserve"> </w:t>
+      </w:r>
+      <w:r>
+        <w:t xml:space="preserve">“</w:t>
+      </w:r>
+      <w:r>
+        <w:t xml:space="preserve">using-declaration</w:t>
+      </w:r>
+      <w:r>
+        <w:t xml:space="preserve">”</w:t>
+      </w:r>
+      <w:r>
+        <w:t xml:space="preserve"> </w:t>
+      </w:r>
+      <w:r>
+        <w:t xml:space="preserve">to promote the accessability of a base class member.</w:t>
+      </w:r>
+    </w:p>
+    <w:p>
+      <w:pPr>
+        <w:numPr>
+          <w:ilvl w:val="0"/>
+          <w:numId w:val="1085"/>
+        </w:numPr>
+        <w:pStyle w:val="Compact"/>
+      </w:pPr>
+      <w:r>
+        <w:t xml:space="preserve">Prohibit mixing virtual and non-virtual inheritance of the same base class in a hierarchy.</w:t>
+      </w:r>
+    </w:p>
+    <w:p>
+      <w:pPr>
+        <w:numPr>
+          <w:ilvl w:val="0"/>
+          <w:numId w:val="1085"/>
+        </w:numPr>
+        <w:pStyle w:val="Compact"/>
+      </w:pPr>
+      <w:r>
+        <w:t xml:space="preserve">Preserve class invariants and declare all class members as</w:t>
+      </w:r>
+      <w:r>
+        <w:t xml:space="preserve"> </w:t>
+      </w:r>
+      <w:r>
+        <w:rPr>
+          <w:rStyle w:val="KeywordTok"/>
+        </w:rPr>
+        <w:t xml:space="preserve">protected</w:t>
+      </w:r>
+      <w:r>
+        <w:t xml:space="preserve"> </w:t>
+      </w:r>
+      <w:r>
+        <w:t xml:space="preserve">or</w:t>
+      </w:r>
+      <w:r>
+        <w:t xml:space="preserve"> </w:t>
+      </w:r>
+      <w:r>
+        <w:rPr>
+          <w:rStyle w:val="KeywordTok"/>
+        </w:rPr>
+        <w:t xml:space="preserve">private</w:t>
+      </w:r>
+      <w:r>
+        <w:t xml:space="preserve"> </w:t>
+      </w:r>
+      <w:r>
+        <w:t xml:space="preserve">whenever appropriate.</w:t>
+      </w:r>
+    </w:p>
+    <w:p>
+      <w:pPr>
+        <w:numPr>
+          <w:ilvl w:val="0"/>
+          <w:numId w:val="1085"/>
+        </w:numPr>
+        <w:pStyle w:val="Compact"/>
+      </w:pPr>
+      <w:r>
+        <w:t xml:space="preserve">Use static analysis tools, including compilers from different sources, to:</w:t>
+      </w:r>
+    </w:p>
+    <w:p>
+      <w:pPr>
+        <w:numPr>
+          <w:ilvl w:val="1"/>
           <w:numId w:val="1086"/>
         </w:numPr>
         <w:pStyle w:val="Compact"/>
       </w:pPr>
       <w:r>
-        <w:t xml:space="preserve">Apply the avoidance mechanisms of ISO/IEC 24772-1 clause 41.5.</w:t>
-      </w:r>
-    </w:p>
-    <w:p>
-      <w:pPr>
-        <w:numPr>
-          <w:ilvl w:val="0"/>
+        <w:t xml:space="preserve">detect hiding of member names in virtual base classes, and</w:t>
+      </w:r>
+    </w:p>
+    <w:p>
+      <w:pPr>
+        <w:numPr>
+          <w:ilvl w:val="1"/>
           <w:numId w:val="1086"/>
-        </w:numPr>
-        <w:pStyle w:val="Compact"/>
-      </w:pPr>
-      <w:r>
-        <w:t xml:space="preserve">Avoid multiple inheritance.</w:t>
-      </w:r>
-    </w:p>
-    <w:p>
-      <w:pPr>
-        <w:numPr>
-          <w:ilvl w:val="0"/>
-          <w:numId w:val="1086"/>
-        </w:numPr>
-        <w:pStyle w:val="Compact"/>
-      </w:pPr>
-      <w:r>
-        <w:t xml:space="preserve">Ensure that shallow-copying or shallow-move of inheritance hierarchies cannot occur, e.g. by defining the appropriate member operation</w:t>
-      </w:r>
-      <w:r>
-        <w:t xml:space="preserve"> </w:t>
-      </w:r>
-      <w:r>
-        <w:rPr>
-          <w:rStyle w:val="NormalTok"/>
-        </w:rPr>
-        <w:t xml:space="preserve">=</w:t>
-      </w:r>
-      <w:r>
-        <w:rPr>
-          <w:rStyle w:val="KeywordTok"/>
-        </w:rPr>
-        <w:t xml:space="preserve">delete</w:t>
-      </w:r>
-      <w:r>
-        <w:t xml:space="preserve"> </w:t>
-      </w:r>
-      <w:r>
-        <w:t xml:space="preserve">(see clause 6.38 Deep vs. Shallow Copying [YAN]).</w:t>
-      </w:r>
-    </w:p>
-    <w:p>
-      <w:pPr>
-        <w:numPr>
-          <w:ilvl w:val="0"/>
-          <w:numId w:val="1086"/>
-        </w:numPr>
-        <w:pStyle w:val="Compact"/>
-      </w:pPr>
-      <w:r>
-        <w:t xml:space="preserve">If the implementation of copy-operations or move-operations in a derived class is mandatory, then statically ensure that all calls are to the corresponding base classes’ operations.</w:t>
-      </w:r>
-    </w:p>
-    <w:p>
-      <w:pPr>
-        <w:numPr>
-          <w:ilvl w:val="0"/>
-          <w:numId w:val="1086"/>
-        </w:numPr>
-        <w:pStyle w:val="Compact"/>
-      </w:pPr>
-      <w:r>
-        <w:t xml:space="preserve">Prefer composition over inheritance.</w:t>
-      </w:r>
-    </w:p>
-    <w:p>
-      <w:pPr>
-        <w:numPr>
-          <w:ilvl w:val="0"/>
-          <w:numId w:val="1086"/>
-        </w:numPr>
-        <w:pStyle w:val="Compact"/>
-      </w:pPr>
-      <w:r>
-        <w:t xml:space="preserve">Keep inheritance hierarchies shallow.</w:t>
-      </w:r>
-    </w:p>
-    <w:p>
-      <w:pPr>
-        <w:numPr>
-          <w:ilvl w:val="0"/>
-          <w:numId w:val="1086"/>
-        </w:numPr>
-        <w:pStyle w:val="Compact"/>
-      </w:pPr>
-      <w:r>
-        <w:t xml:space="preserve">Avoid the use of virtual member functions unless unbounded run-time polymorphism can be justified.</w:t>
-      </w:r>
-    </w:p>
-    <w:p>
-      <w:pPr>
-        <w:numPr>
-          <w:ilvl w:val="0"/>
-          <w:numId w:val="1086"/>
-        </w:numPr>
-        <w:pStyle w:val="Compact"/>
-      </w:pPr>
-      <w:r>
-        <w:t xml:space="preserve">If a class has any virtual functions, ensure it has a virtual destructor.</w:t>
-      </w:r>
-    </w:p>
-    <w:p>
-      <w:pPr>
-        <w:numPr>
-          <w:ilvl w:val="0"/>
-          <w:numId w:val="1086"/>
-        </w:numPr>
-        <w:pStyle w:val="Compact"/>
-      </w:pPr>
-      <w:r>
-        <w:t xml:space="preserve">Use the special identifier</w:t>
-      </w:r>
-      <w:r>
-        <w:t xml:space="preserve"> </w:t>
-      </w:r>
-      <w:r>
-        <w:rPr>
-          <w:rStyle w:val="KeywordTok"/>
-        </w:rPr>
-        <w:t xml:space="preserve">override</w:t>
-      </w:r>
-      <w:r>
-        <w:t xml:space="preserve"> </w:t>
-      </w:r>
-      <w:r>
-        <w:t xml:space="preserve">whenever overriding a virtual member function.</w:t>
-      </w:r>
-    </w:p>
-    <w:p>
-      <w:pPr>
-        <w:numPr>
-          <w:ilvl w:val="0"/>
-          <w:numId w:val="1086"/>
-        </w:numPr>
-        <w:pStyle w:val="Compact"/>
-      </w:pPr>
-      <w:r>
-        <w:t xml:space="preserve">Use the special identifier</w:t>
-      </w:r>
-      <w:r>
-        <w:t xml:space="preserve"> </w:t>
-      </w:r>
-      <w:r>
-        <w:rPr>
-          <w:rStyle w:val="KeywordTok"/>
-        </w:rPr>
-        <w:t xml:space="preserve">final</w:t>
-      </w:r>
-      <w:r>
-        <w:t xml:space="preserve"> </w:t>
-      </w:r>
-      <w:r>
-        <w:t xml:space="preserve">to prevent an unexpected overriding of that function deeper in the hierarchy.</w:t>
-      </w:r>
-    </w:p>
-    <w:p>
-      <w:pPr>
-        <w:numPr>
-          <w:ilvl w:val="0"/>
-          <w:numId w:val="1086"/>
-        </w:numPr>
-        <w:pStyle w:val="Compact"/>
-      </w:pPr>
-      <w:r>
-        <w:t xml:space="preserve">Require the use of</w:t>
-      </w:r>
-      <w:r>
-        <w:t xml:space="preserve"> </w:t>
-      </w:r>
-      <w:r>
-        <w:rPr>
-          <w:rStyle w:val="KeywordTok"/>
-        </w:rPr>
-        <w:t xml:space="preserve">final</w:t>
-      </w:r>
-      <w:r>
-        <w:t xml:space="preserve"> </w:t>
-      </w:r>
-      <w:r>
-        <w:t xml:space="preserve">or</w:t>
-      </w:r>
-      <w:r>
-        <w:t xml:space="preserve"> </w:t>
-      </w:r>
-      <w:r>
-        <w:rPr>
-          <w:rStyle w:val="KeywordTok"/>
-        </w:rPr>
-        <w:t xml:space="preserve">override</w:t>
-      </w:r>
-      <w:r>
-        <w:t xml:space="preserve"> </w:t>
-      </w:r>
-      <w:r>
-        <w:t xml:space="preserve">when overriding a member function.</w:t>
-      </w:r>
-    </w:p>
-    <w:p>
-      <w:pPr>
-        <w:numPr>
-          <w:ilvl w:val="0"/>
-          <w:numId w:val="1086"/>
-        </w:numPr>
-        <w:pStyle w:val="Compact"/>
-      </w:pPr>
-      <w:r>
-        <w:t xml:space="preserve">Do not assume that a private virtual function cannot be overridden.</w:t>
-      </w:r>
-    </w:p>
-    <w:p>
-      <w:pPr>
-        <w:numPr>
-          <w:ilvl w:val="0"/>
-          <w:numId w:val="1086"/>
-        </w:numPr>
-        <w:pStyle w:val="Compact"/>
-      </w:pPr>
-      <w:r>
-        <w:t xml:space="preserve">Consider using fully-qualified names to address members of a base class.</w:t>
-      </w:r>
-    </w:p>
-    <w:p>
-      <w:pPr>
-        <w:numPr>
-          <w:ilvl w:val="0"/>
-          <w:numId w:val="1086"/>
-        </w:numPr>
-        <w:pStyle w:val="Compact"/>
-      </w:pPr>
-      <w:r>
-        <w:t xml:space="preserve">When defining an overload that hides overloads in a base class, consider adding a</w:t>
-      </w:r>
-      <w:r>
-        <w:t xml:space="preserve"> </w:t>
-      </w:r>
-      <w:r>
-        <w:rPr>
-          <w:i/>
-        </w:rPr>
-        <w:t xml:space="preserve">using declaration</w:t>
-      </w:r>
-      <w:r>
-        <w:t xml:space="preserve"> </w:t>
-      </w:r>
-      <w:r>
-        <w:t xml:space="preserve">for the name from the base class.</w:t>
-      </w:r>
-    </w:p>
-    <w:p>
-      <w:pPr>
-        <w:numPr>
-          <w:ilvl w:val="0"/>
-          <w:numId w:val="1086"/>
-        </w:numPr>
-        <w:pStyle w:val="Compact"/>
-      </w:pPr>
-      <w:r>
-        <w:t xml:space="preserve">Avoid the use of using-declarations that refer to constructors in types where default initialization is not appropriate for base classes of the derived type or members of the derived type.</w:t>
-      </w:r>
-    </w:p>
-    <w:p>
-      <w:pPr>
-        <w:numPr>
-          <w:ilvl w:val="0"/>
-          <w:numId w:val="1086"/>
-        </w:numPr>
-        <w:pStyle w:val="Compact"/>
-      </w:pPr>
-      <w:r>
-        <w:t xml:space="preserve">Avoid using a</w:t>
-      </w:r>
-      <w:r>
-        <w:t xml:space="preserve"> </w:t>
-      </w:r>
-      <w:r>
-        <w:t xml:space="preserve">“</w:t>
-      </w:r>
-      <w:r>
-        <w:t xml:space="preserve">using-declaration</w:t>
-      </w:r>
-      <w:r>
-        <w:t xml:space="preserve">”</w:t>
-      </w:r>
-      <w:r>
-        <w:t xml:space="preserve"> </w:t>
-      </w:r>
-      <w:r>
-        <w:t xml:space="preserve">to promote the accessability of a base class member.</w:t>
-      </w:r>
-    </w:p>
-    <w:p>
-      <w:pPr>
-        <w:numPr>
-          <w:ilvl w:val="0"/>
-          <w:numId w:val="1086"/>
-        </w:numPr>
-        <w:pStyle w:val="Compact"/>
-      </w:pPr>
-      <w:r>
-        <w:t xml:space="preserve">Prohibit mixing virtual and non-virtual inheritance of the same base class in a hierarchy.</w:t>
-      </w:r>
-    </w:p>
-    <w:p>
-      <w:pPr>
-        <w:numPr>
-          <w:ilvl w:val="0"/>
-          <w:numId w:val="1086"/>
-        </w:numPr>
-        <w:pStyle w:val="Compact"/>
-      </w:pPr>
-      <w:r>
-        <w:t xml:space="preserve">Preserve class invariants and declare all class members as</w:t>
-      </w:r>
-      <w:r>
-        <w:t xml:space="preserve"> </w:t>
-      </w:r>
-      <w:r>
-        <w:rPr>
-          <w:rStyle w:val="KeywordTok"/>
-        </w:rPr>
-        <w:t xml:space="preserve">protected</w:t>
-      </w:r>
-      <w:r>
-        <w:t xml:space="preserve"> </w:t>
-      </w:r>
-      <w:r>
-        <w:t xml:space="preserve">or</w:t>
-      </w:r>
-      <w:r>
-        <w:t xml:space="preserve"> </w:t>
-      </w:r>
-      <w:r>
-        <w:rPr>
-          <w:rStyle w:val="KeywordTok"/>
-        </w:rPr>
-        <w:t xml:space="preserve">private</w:t>
-      </w:r>
-      <w:r>
-        <w:t xml:space="preserve"> </w:t>
-      </w:r>
-      <w:r>
-        <w:t xml:space="preserve">whenever appropriate.</w:t>
-      </w:r>
-    </w:p>
-    <w:p>
-      <w:pPr>
-        <w:numPr>
-          <w:ilvl w:val="0"/>
-          <w:numId w:val="1086"/>
-        </w:numPr>
-        <w:pStyle w:val="Compact"/>
-      </w:pPr>
-      <w:r>
-        <w:t xml:space="preserve">Use static analysis tools, including compilers from different sources, to:</w:t>
-      </w:r>
-    </w:p>
-    <w:p>
-      <w:pPr>
-        <w:numPr>
-          <w:ilvl w:val="1"/>
-          <w:numId w:val="1087"/>
-        </w:numPr>
-        <w:pStyle w:val="Compact"/>
-      </w:pPr>
-      <w:r>
-        <w:t xml:space="preserve">detect hiding of member names in virtual base classes, and</w:t>
-      </w:r>
-    </w:p>
-    <w:p>
-      <w:pPr>
-        <w:numPr>
-          <w:ilvl w:val="1"/>
-          <w:numId w:val="1087"/>
         </w:numPr>
         <w:pStyle w:val="Compact"/>
       </w:pPr>
@@ -49802,7 +49760,7 @@
       <w:pPr>
         <w:numPr>
           <w:ilvl w:val="0"/>
-          <w:numId w:val="1088"/>
+          <w:numId w:val="1087"/>
         </w:numPr>
       </w:pPr>
       <w:r>
@@ -49813,7 +49771,7 @@
       <w:pPr>
         <w:numPr>
           <w:ilvl w:val="0"/>
-          <w:numId w:val="1088"/>
+          <w:numId w:val="1087"/>
         </w:numPr>
       </w:pPr>
       <w:r>
@@ -49824,7 +49782,7 @@
       <w:pPr>
         <w:numPr>
           <w:ilvl w:val="0"/>
-          <w:numId w:val="1088"/>
+          <w:numId w:val="1087"/>
         </w:numPr>
       </w:pPr>
       <w:r>
@@ -50595,7 +50553,7 @@
       <w:pPr>
         <w:numPr>
           <w:ilvl w:val="0"/>
-          <w:numId w:val="1089"/>
+          <w:numId w:val="1088"/>
         </w:numPr>
       </w:pPr>
       <w:r>
@@ -50612,7 +50570,7 @@
       <w:pPr>
         <w:numPr>
           <w:ilvl w:val="0"/>
-          <w:numId w:val="1089"/>
+          <w:numId w:val="1088"/>
         </w:numPr>
       </w:pPr>
       <w:r>
@@ -50723,7 +50681,7 @@
       <w:pPr>
         <w:numPr>
           <w:ilvl w:val="0"/>
-          <w:numId w:val="1090"/>
+          <w:numId w:val="1089"/>
         </w:numPr>
       </w:pPr>
       <w:r>
@@ -50743,6 +50701,606 @@
       </w:r>
       <w:r>
         <w:t xml:space="preserve">type inheritance hierarchy.</w:t>
+      </w:r>
+    </w:p>
+    <w:p>
+      <w:pPr>
+        <w:numPr>
+          <w:ilvl w:val="0"/>
+          <w:numId w:val="1089"/>
+        </w:numPr>
+      </w:pPr>
+      <w:r>
+        <w:rPr>
+          <w:i/>
+        </w:rPr>
+        <w:t xml:space="preserve">down-casting</w:t>
+      </w:r>
+      <w:r>
+        <w:t xml:space="preserve"> </w:t>
+      </w:r>
+      <w:r>
+        <w:t xml:space="preserve">is casting an object to a descendent type in the</w:t>
+      </w:r>
+      <w:r>
+        <w:t xml:space="preserve"> </w:t>
+      </w:r>
+      <w:r>
+        <w:t xml:space="preserve">object's type inheritance hierarchy, and,</w:t>
+      </w:r>
+    </w:p>
+    <w:p>
+      <w:pPr>
+        <w:numPr>
+          <w:ilvl w:val="0"/>
+          <w:numId w:val="1089"/>
+        </w:numPr>
+      </w:pPr>
+      <w:r>
+        <w:rPr>
+          <w:i/>
+        </w:rPr>
+        <w:t xml:space="preserve">cross-casting</w:t>
+      </w:r>
+      <w:r>
+        <w:t xml:space="preserve"> </w:t>
+      </w:r>
+      <w:r>
+        <w:t xml:space="preserve">is casting an object to a sibling/cousin (possibly</w:t>
+      </w:r>
+      <w:r>
+        <w:t xml:space="preserve"> </w:t>
+      </w:r>
+      <w:r>
+        <w:t xml:space="preserve">removed) type in the object's type inheritance hierarchy with multiple inheritance.</w:t>
+      </w:r>
+    </w:p>
+    <w:p>
+      <w:pPr>
+        <w:numPr>
+          <w:ilvl w:val="0"/>
+          <w:numId w:val="1089"/>
+        </w:numPr>
+      </w:pPr>
+      <w:r>
+        <w:t xml:space="preserve">Unsafe casts, which include C-style casts and</w:t>
+      </w:r>
+      <w:r>
+        <w:t xml:space="preserve"> </w:t>
+      </w:r>
+      <w:r>
+        <w:rPr>
+          <w:rStyle w:val="KeywordTok"/>
+        </w:rPr>
+        <w:t xml:space="preserve">reinterpret_cast</w:t>
+      </w:r>
+      <w:r>
+        <w:t xml:space="preserve">, can cast</w:t>
+      </w:r>
+      <w:r>
+        <w:t xml:space="preserve"> </w:t>
+      </w:r>
+      <w:r>
+        <w:t xml:space="preserve">to unrelated arbitrarily structured types. This allows reading and</w:t>
+      </w:r>
+      <w:r>
+        <w:t xml:space="preserve"> </w:t>
+      </w:r>
+      <w:r>
+        <w:t xml:space="preserve">modifying arbitrary memory areas. See subclause [[6.11 Pointer</w:t>
+      </w:r>
+      <w:r>
+        <w:t xml:space="preserve"> </w:t>
+      </w:r>
+      <w:r>
+        <w:t xml:space="preserve">Casting and Pointer Type</w:t>
+      </w:r>
+      <w:r>
+        <w:t xml:space="preserve"> </w:t>
+      </w:r>
+      <w:r>
+        <w:t xml:space="preserve">Changes] [HFC](#HFC)</w:t>
+      </w:r>
+      <w:r>
+        <w:t xml:space="preserve"> </w:t>
+      </w:r>
+      <w:r>
+        <w:t xml:space="preserve">for more details.</w:t>
+      </w:r>
+    </w:p>
+    <w:p>
+      <w:pPr>
+        <w:pStyle w:val="BlockText"/>
+      </w:pPr>
+      <w:r>
+        <w:t xml:space="preserve">Developers should be aware that virtual member functions can be</w:t>
+      </w:r>
+      <w:r>
+        <w:t xml:space="preserve"> </w:t>
+      </w:r>
+      <w:r>
+        <w:t xml:space="preserve">overridden in derived classes, even if they are private.</w:t>
+      </w:r>
+    </w:p>
+    <w:p>
+      <w:pPr>
+        <w:pStyle w:val="FirstParagraph"/>
+      </w:pPr>
+      <w:r>
+        <w:t xml:space="preserve">Given the following:</w:t>
+      </w:r>
+    </w:p>
+    <w:p>
+      <w:pPr>
+        <w:pStyle w:val="SourceCode"/>
+      </w:pPr>
+      <w:r>
+        <w:rPr>
+          <w:rStyle w:val="KeywordTok"/>
+        </w:rPr>
+        <w:t xml:space="preserve">struct</w:t>
+      </w:r>
+      <w:r>
+        <w:rPr>
+          <w:rStyle w:val="NormalTok"/>
+        </w:rPr>
+        <w:t xml:space="preserve"> Z { </w:t>
+      </w:r>
+      <w:r>
+        <w:rPr>
+          <w:rStyle w:val="DataTypeTok"/>
+        </w:rPr>
+        <w:t xml:space="preserve">int</w:t>
+      </w:r>
+      <w:r>
+        <w:rPr>
+          <w:rStyle w:val="NormalTok"/>
+        </w:rPr>
+        <w:t xml:space="preserve"> z; </w:t>
+      </w:r>
+      <w:r>
+        <w:rPr>
+          <w:rStyle w:val="KeywordTok"/>
+        </w:rPr>
+        <w:t xml:space="preserve">virtual</w:t>
+      </w:r>
+      <w:r>
+        <w:rPr>
+          <w:rStyle w:val="NormalTok"/>
+        </w:rPr>
+        <w:t xml:space="preserve"> ~Z() { } };</w:t>
+      </w:r>
+      <w:r>
+        <w:br/>
+      </w:r>
+      <w:r>
+        <w:rPr>
+          <w:rStyle w:val="KeywordTok"/>
+        </w:rPr>
+        <w:t xml:space="preserve">struct</w:t>
+      </w:r>
+      <w:r>
+        <w:rPr>
+          <w:rStyle w:val="NormalTok"/>
+        </w:rPr>
+        <w:t xml:space="preserve"> Y { </w:t>
+      </w:r>
+      <w:r>
+        <w:rPr>
+          <w:rStyle w:val="DataTypeTok"/>
+        </w:rPr>
+        <w:t xml:space="preserve">int</w:t>
+      </w:r>
+      <w:r>
+        <w:rPr>
+          <w:rStyle w:val="NormalTok"/>
+        </w:rPr>
+        <w:t xml:space="preserve"> y; </w:t>
+      </w:r>
+      <w:r>
+        <w:rPr>
+          <w:rStyle w:val="KeywordTok"/>
+        </w:rPr>
+        <w:t xml:space="preserve">virtual</w:t>
+      </w:r>
+      <w:r>
+        <w:rPr>
+          <w:rStyle w:val="NormalTok"/>
+        </w:rPr>
+        <w:t xml:space="preserve"> ~Y() { } };</w:t>
+      </w:r>
+      <w:r>
+        <w:br/>
+      </w:r>
+      <w:r>
+        <w:rPr>
+          <w:rStyle w:val="KeywordTok"/>
+        </w:rPr>
+        <w:t xml:space="preserve">struct</w:t>
+      </w:r>
+      <w:r>
+        <w:rPr>
+          <w:rStyle w:val="NormalTok"/>
+        </w:rPr>
+        <w:t xml:space="preserve"> A : Z { </w:t>
+      </w:r>
+      <w:r>
+        <w:rPr>
+          <w:rStyle w:val="DataTypeTok"/>
+        </w:rPr>
+        <w:t xml:space="preserve">int</w:t>
+      </w:r>
+      <w:r>
+        <w:rPr>
+          <w:rStyle w:val="NormalTok"/>
+        </w:rPr>
+        <w:t xml:space="preserve"> a; };</w:t>
+      </w:r>
+      <w:r>
+        <w:br/>
+      </w:r>
+      <w:r>
+        <w:rPr>
+          <w:rStyle w:val="KeywordTok"/>
+        </w:rPr>
+        <w:t xml:space="preserve">struct</w:t>
+      </w:r>
+      <w:r>
+        <w:rPr>
+          <w:rStyle w:val="NormalTok"/>
+        </w:rPr>
+        <w:t xml:space="preserve"> B : </w:t>
+      </w:r>
+      <w:r>
+        <w:rPr>
+          <w:rStyle w:val="KeywordTok"/>
+        </w:rPr>
+        <w:t xml:space="preserve">virtual</w:t>
+      </w:r>
+      <w:r>
+        <w:rPr>
+          <w:rStyle w:val="NormalTok"/>
+        </w:rPr>
+        <w:t xml:space="preserve"> A { </w:t>
+      </w:r>
+      <w:r>
+        <w:rPr>
+          <w:rStyle w:val="DataTypeTok"/>
+        </w:rPr>
+        <w:t xml:space="preserve">int</w:t>
+      </w:r>
+      <w:r>
+        <w:rPr>
+          <w:rStyle w:val="NormalTok"/>
+        </w:rPr>
+        <w:t xml:space="preserve"> b; };</w:t>
+      </w:r>
+      <w:r>
+        <w:br/>
+      </w:r>
+      <w:r>
+        <w:rPr>
+          <w:rStyle w:val="KeywordTok"/>
+        </w:rPr>
+        <w:t xml:space="preserve">struct</w:t>
+      </w:r>
+      <w:r>
+        <w:rPr>
+          <w:rStyle w:val="NormalTok"/>
+        </w:rPr>
+        <w:t xml:space="preserve"> C : </w:t>
+      </w:r>
+      <w:r>
+        <w:rPr>
+          <w:rStyle w:val="KeywordTok"/>
+        </w:rPr>
+        <w:t xml:space="preserve">virtual</w:t>
+      </w:r>
+      <w:r>
+        <w:rPr>
+          <w:rStyle w:val="NormalTok"/>
+        </w:rPr>
+        <w:t xml:space="preserve"> A, Y { </w:t>
+      </w:r>
+      <w:r>
+        <w:rPr>
+          <w:rStyle w:val="DataTypeTok"/>
+        </w:rPr>
+        <w:t xml:space="preserve">int</w:t>
+      </w:r>
+      <w:r>
+        <w:rPr>
+          <w:rStyle w:val="NormalTok"/>
+        </w:rPr>
+        <w:t xml:space="preserve"> c; };</w:t>
+      </w:r>
+      <w:r>
+        <w:br/>
+      </w:r>
+      <w:r>
+        <w:rPr>
+          <w:rStyle w:val="KeywordTok"/>
+        </w:rPr>
+        <w:t xml:space="preserve">struct</w:t>
+      </w:r>
+      <w:r>
+        <w:rPr>
+          <w:rStyle w:val="NormalTok"/>
+        </w:rPr>
+        <w:t xml:space="preserve"> D : B, C { </w:t>
+      </w:r>
+      <w:r>
+        <w:rPr>
+          <w:rStyle w:val="DataTypeTok"/>
+        </w:rPr>
+        <w:t xml:space="preserve">int</w:t>
+      </w:r>
+      <w:r>
+        <w:rPr>
+          <w:rStyle w:val="NormalTok"/>
+        </w:rPr>
+        <w:t xml:space="preserve"> d; };</w:t>
+      </w:r>
+      <w:r>
+        <w:br/>
+      </w:r>
+      <w:r>
+        <w:rPr>
+          <w:rStyle w:val="NormalTok"/>
+        </w:rPr>
+        <w:t xml:space="preserve">D d_inst;</w:t>
+      </w:r>
+    </w:p>
+    <w:p>
+      <w:pPr>
+        <w:pStyle w:val="FirstParagraph"/>
+      </w:pPr>
+      <w:r>
+        <w:t xml:space="preserve">then these examples demonstrate upcasts, downcasts, and crosscasts:</w:t>
+      </w:r>
+    </w:p>
+    <w:p>
+      <w:pPr>
+        <w:pStyle w:val="BodyText"/>
+      </w:pPr>
+      <w:r>
+        <w:rPr>
+          <w:b/>
+        </w:rPr>
+        <w:t xml:space="preserve">Upcasts:</w:t>
+      </w:r>
+    </w:p>
+    <w:p>
+      <w:pPr>
+        <w:pStyle w:val="SourceCode"/>
+      </w:pPr>
+      <w:r>
+        <w:rPr>
+          <w:rStyle w:val="NormalTok"/>
+        </w:rPr>
+        <w:t xml:space="preserve">B* b_ptr = &amp;d_inst; </w:t>
+      </w:r>
+      <w:r>
+        <w:rPr>
+          <w:rStyle w:val="CommentTok"/>
+        </w:rPr>
+        <w:t xml:space="preserve">// implicit</w:t>
+      </w:r>
+      <w:r>
+        <w:br/>
+      </w:r>
+      <w:r>
+        <w:rPr>
+          <w:rStyle w:val="NormalTok"/>
+        </w:rPr>
+        <w:t xml:space="preserve">C&amp; c_ref = d_inst; </w:t>
+      </w:r>
+      <w:r>
+        <w:rPr>
+          <w:rStyle w:val="CommentTok"/>
+        </w:rPr>
+        <w:t xml:space="preserve">// implicit</w:t>
+      </w:r>
+      <w:r>
+        <w:br/>
+      </w:r>
+      <w:r>
+        <w:rPr>
+          <w:rStyle w:val="NormalTok"/>
+        </w:rPr>
+        <w:t xml:space="preserve">Z* z_ptr = </w:t>
+      </w:r>
+      <w:r>
+        <w:rPr>
+          <w:rStyle w:val="KeywordTok"/>
+        </w:rPr>
+        <w:t xml:space="preserve">static_cast</w:t>
+      </w:r>
+      <w:r>
+        <w:rPr>
+          <w:rStyle w:val="NormalTok"/>
+        </w:rPr>
+        <w:t xml:space="preserve">&lt;Z*&gt;(&amp;d_inst);</w:t>
+      </w:r>
+      <w:r>
+        <w:br/>
+      </w:r>
+      <w:r>
+        <w:rPr>
+          <w:rStyle w:val="NormalTok"/>
+        </w:rPr>
+        <w:t xml:space="preserve">Y* y_ptr = </w:t>
+      </w:r>
+      <w:r>
+        <w:rPr>
+          <w:rStyle w:val="KeywordTok"/>
+        </w:rPr>
+        <w:t xml:space="preserve">dynamic_cast</w:t>
+      </w:r>
+      <w:r>
+        <w:rPr>
+          <w:rStyle w:val="NormalTok"/>
+        </w:rPr>
+        <w:t xml:space="preserve">&lt;Y*&gt;(&amp;d_inst);</w:t>
+      </w:r>
+    </w:p>
+    <w:p>
+      <w:pPr>
+        <w:pStyle w:val="FirstParagraph"/>
+      </w:pPr>
+      <w:r>
+        <w:rPr>
+          <w:b/>
+        </w:rPr>
+        <w:t xml:space="preserve">Downcasts:</w:t>
+      </w:r>
+    </w:p>
+    <w:p>
+      <w:pPr>
+        <w:pStyle w:val="SourceCode"/>
+      </w:pPr>
+      <w:r>
+        <w:rPr>
+          <w:rStyle w:val="NormalTok"/>
+        </w:rPr>
+        <w:t xml:space="preserve">D&amp; d_ref = </w:t>
+      </w:r>
+      <w:r>
+        <w:rPr>
+          <w:rStyle w:val="KeywordTok"/>
+        </w:rPr>
+        <w:t xml:space="preserve">dynamic_cast</w:t>
+      </w:r>
+      <w:r>
+        <w:rPr>
+          <w:rStyle w:val="NormalTok"/>
+        </w:rPr>
+        <w:t xml:space="preserve">&lt;D&amp;&gt;(*y_ptr);</w:t>
+      </w:r>
+      <w:r>
+        <w:br/>
+      </w:r>
+      <w:r>
+        <w:rPr>
+          <w:rStyle w:val="NormalTok"/>
+        </w:rPr>
+        <w:t xml:space="preserve">D* d_ptr = </w:t>
+      </w:r>
+      <w:r>
+        <w:rPr>
+          <w:rStyle w:val="KeywordTok"/>
+        </w:rPr>
+        <w:t xml:space="preserve">static_cast</w:t>
+      </w:r>
+      <w:r>
+        <w:rPr>
+          <w:rStyle w:val="NormalTok"/>
+        </w:rPr>
+        <w:t xml:space="preserve">&lt;D*&gt;(b_ptr);</w:t>
+      </w:r>
+    </w:p>
+    <w:p>
+      <w:pPr>
+        <w:pStyle w:val="FirstParagraph"/>
+      </w:pPr>
+      <w:r>
+        <w:rPr>
+          <w:b/>
+        </w:rPr>
+        <w:t xml:space="preserve">Crosscasts:</w:t>
+      </w:r>
+    </w:p>
+    <w:p>
+      <w:pPr>
+        <w:pStyle w:val="SourceCode"/>
+      </w:pPr>
+      <w:r>
+        <w:rPr>
+          <w:rStyle w:val="NormalTok"/>
+        </w:rPr>
+        <w:t xml:space="preserve">C* c_ptr = </w:t>
+      </w:r>
+      <w:r>
+        <w:rPr>
+          <w:rStyle w:val="KeywordTok"/>
+        </w:rPr>
+        <w:t xml:space="preserve">dynamic_cast</w:t>
+      </w:r>
+      <w:r>
+        <w:rPr>
+          <w:rStyle w:val="NormalTok"/>
+        </w:rPr>
+        <w:t xml:space="preserve">&lt;C*&gt;(b_ptr);</w:t>
+      </w:r>
+      <w:r>
+        <w:br/>
+      </w:r>
+      <w:r>
+        <w:rPr>
+          <w:rStyle w:val="NormalTok"/>
+        </w:rPr>
+        <w:t xml:space="preserve">Y* y_ptr2 = </w:t>
+      </w:r>
+      <w:r>
+        <w:rPr>
+          <w:rStyle w:val="KeywordTok"/>
+        </w:rPr>
+        <w:t xml:space="preserve">dynamic_cast</w:t>
+      </w:r>
+      <w:r>
+        <w:rPr>
+          <w:rStyle w:val="NormalTok"/>
+        </w:rPr>
+        <w:t xml:space="preserve">&lt;Y*&gt;(b_ptr);</w:t>
+      </w:r>
+      <w:r>
+        <w:br/>
+      </w:r>
+      <w:r>
+        <w:rPr>
+          <w:rStyle w:val="NormalTok"/>
+        </w:rPr>
+        <w:t xml:space="preserve">C* c_ptr = </w:t>
+      </w:r>
+      <w:r>
+        <w:rPr>
+          <w:rStyle w:val="KeywordTok"/>
+        </w:rPr>
+        <w:t xml:space="preserve">static_cast</w:t>
+      </w:r>
+      <w:r>
+        <w:rPr>
+          <w:rStyle w:val="NormalTok"/>
+        </w:rPr>
+        <w:t xml:space="preserve">&lt;C*&gt; (</w:t>
+      </w:r>
+      <w:r>
+        <w:rPr>
+          <w:rStyle w:val="KeywordTok"/>
+        </w:rPr>
+        <w:t xml:space="preserve">static_cast</w:t>
+      </w:r>
+      <w:r>
+        <w:rPr>
+          <w:rStyle w:val="NormalTok"/>
+        </w:rPr>
+        <w:t xml:space="preserve">&lt;D*&gt;(b_ptr));</w:t>
+      </w:r>
+    </w:p>
+    <w:p>
+      <w:pPr>
+        <w:pStyle w:val="FirstParagraph"/>
+      </w:pPr>
+      <w:r>
+        <w:t xml:space="preserve">and notes the following about such:</w:t>
+      </w:r>
+    </w:p>
+    <w:p>
+      <w:pPr>
+        <w:pStyle w:val="BodyText"/>
+      </w:pPr>
+      <w:r>
+        <w:t xml:space="preserve">Upcasts:</w:t>
       </w:r>
     </w:p>
     <w:p>
@@ -50753,22 +51311,7 @@
         </w:numPr>
       </w:pPr>
       <w:r>
-        <w:rPr>
-          <w:i/>
-        </w:rPr>
-        <w:t xml:space="preserve">down-casting</w:t>
-      </w:r>
-      <w:r>
-        <w:t xml:space="preserve"> </w:t>
-      </w:r>
-      <w:r>
-        <w:t xml:space="preserve">is casting an object to a descendent type in the</w:t>
-      </w:r>
-      <w:r>
-        <w:t xml:space="preserve"> </w:t>
-      </w:r>
-      <w:r>
-        <w:t xml:space="preserve">object's type inheritance hierarchy, and,</w:t>
+        <w:t xml:space="preserve">are the only ones that can be performed implicitly</w:t>
       </w:r>
     </w:p>
     <w:p>
@@ -50779,22 +51322,13 @@
         </w:numPr>
       </w:pPr>
       <w:r>
-        <w:rPr>
-          <w:i/>
-        </w:rPr>
-        <w:t xml:space="preserve">cross-casting</w:t>
-      </w:r>
-      <w:r>
-        <w:t xml:space="preserve"> </w:t>
-      </w:r>
-      <w:r>
-        <w:t xml:space="preserve">is casting an object to a sibling/cousin (possibly</w:t>
-      </w:r>
-      <w:r>
-        <w:t xml:space="preserve"> </w:t>
-      </w:r>
-      <w:r>
-        <w:t xml:space="preserve">removed) type in the object's type inheritance hierarchy with multiple inheritance.</w:t>
+        <w:t xml:space="preserve">can cause object slicing</w:t>
+      </w:r>
+      <w:r>
+        <w:t xml:space="preserve"> </w:t>
+      </w:r>
+      <w:r>
+        <w:t xml:space="preserve">when a copy of a base class object is created from a derived class object.</w:t>
       </w:r>
     </w:p>
     <w:p>
@@ -50805,7 +51339,7 @@
         </w:numPr>
       </w:pPr>
       <w:r>
-        <w:t xml:space="preserve">Unsafe casts, which include C-style casts and</w:t>
+        <w:t xml:space="preserve">can also be done with</w:t>
       </w:r>
       <w:r>
         <w:t xml:space="preserve"> </w:t>
@@ -50814,54 +51348,22 @@
         <w:rPr>
           <w:rStyle w:val="KeywordTok"/>
         </w:rPr>
-        <w:t xml:space="preserve">reinterpret_cast</w:t>
-      </w:r>
-      <w:r>
-        <w:t xml:space="preserve">, can cast</w:t>
-      </w:r>
-      <w:r>
-        <w:t xml:space="preserve"> </w:t>
-      </w:r>
-      <w:r>
-        <w:t xml:space="preserve">to unrelated arbitrarily structured types. This allows reading and</w:t>
-      </w:r>
-      <w:r>
-        <w:t xml:space="preserve"> </w:t>
-      </w:r>
-      <w:r>
-        <w:t xml:space="preserve">modifying arbitrary memory areas. See subclause [[6.11 Pointer</w:t>
-      </w:r>
-      <w:r>
-        <w:t xml:space="preserve"> </w:t>
-      </w:r>
-      <w:r>
-        <w:t xml:space="preserve">Casting and Pointer Type</w:t>
-      </w:r>
-      <w:r>
-        <w:t xml:space="preserve"> </w:t>
-      </w:r>
-      <w:r>
-        <w:t xml:space="preserve">Changes] [HFC](#HFC)</w:t>
-      </w:r>
-      <w:r>
-        <w:t xml:space="preserve"> </w:t>
-      </w:r>
-      <w:r>
-        <w:t xml:space="preserve">for more details.</w:t>
-      </w:r>
-    </w:p>
-    <w:p>
-      <w:pPr>
-        <w:pStyle w:val="BlockText"/>
-      </w:pPr>
-      <w:r>
-        <w:t xml:space="preserve">Developers should be aware that virtual member functions can be</w:t>
-      </w:r>
-      <w:r>
-        <w:t xml:space="preserve"> </w:t>
-      </w:r>
-      <w:r>
-        <w:t xml:space="preserve">overridden in derived classes, even if they are private.</w:t>
+        <w:t xml:space="preserve">dynamic_cast</w:t>
+      </w:r>
+      <w:r>
+        <w:t xml:space="preserve"> </w:t>
+      </w:r>
+      <w:r>
+        <w:t xml:space="preserve">or</w:t>
+      </w:r>
+      <w:r>
+        <w:t xml:space="preserve"> </w:t>
+      </w:r>
+      <w:r>
+        <w:rPr>
+          <w:rStyle w:val="KeywordTok"/>
+        </w:rPr>
+        <w:t xml:space="preserve">static_cast</w:t>
       </w:r>
     </w:p>
     <w:p>
@@ -50869,480 +51371,7 @@
         <w:pStyle w:val="FirstParagraph"/>
       </w:pPr>
       <w:r>
-        <w:t xml:space="preserve">Given the following:</w:t>
-      </w:r>
-    </w:p>
-    <w:p>
-      <w:pPr>
-        <w:pStyle w:val="SourceCode"/>
-      </w:pPr>
-      <w:r>
-        <w:rPr>
-          <w:rStyle w:val="KeywordTok"/>
-        </w:rPr>
-        <w:t xml:space="preserve">struct</w:t>
-      </w:r>
-      <w:r>
-        <w:rPr>
-          <w:rStyle w:val="NormalTok"/>
-        </w:rPr>
-        <w:t xml:space="preserve"> Z { </w:t>
-      </w:r>
-      <w:r>
-        <w:rPr>
-          <w:rStyle w:val="DataTypeTok"/>
-        </w:rPr>
-        <w:t xml:space="preserve">int</w:t>
-      </w:r>
-      <w:r>
-        <w:rPr>
-          <w:rStyle w:val="NormalTok"/>
-        </w:rPr>
-        <w:t xml:space="preserve"> z; </w:t>
-      </w:r>
-      <w:r>
-        <w:rPr>
-          <w:rStyle w:val="KeywordTok"/>
-        </w:rPr>
-        <w:t xml:space="preserve">virtual</w:t>
-      </w:r>
-      <w:r>
-        <w:rPr>
-          <w:rStyle w:val="NormalTok"/>
-        </w:rPr>
-        <w:t xml:space="preserve"> ~Z() { } };</w:t>
-      </w:r>
-      <w:r>
-        <w:br/>
-      </w:r>
-      <w:r>
-        <w:rPr>
-          <w:rStyle w:val="KeywordTok"/>
-        </w:rPr>
-        <w:t xml:space="preserve">struct</w:t>
-      </w:r>
-      <w:r>
-        <w:rPr>
-          <w:rStyle w:val="NormalTok"/>
-        </w:rPr>
-        <w:t xml:space="preserve"> Y { </w:t>
-      </w:r>
-      <w:r>
-        <w:rPr>
-          <w:rStyle w:val="DataTypeTok"/>
-        </w:rPr>
-        <w:t xml:space="preserve">int</w:t>
-      </w:r>
-      <w:r>
-        <w:rPr>
-          <w:rStyle w:val="NormalTok"/>
-        </w:rPr>
-        <w:t xml:space="preserve"> y; </w:t>
-      </w:r>
-      <w:r>
-        <w:rPr>
-          <w:rStyle w:val="KeywordTok"/>
-        </w:rPr>
-        <w:t xml:space="preserve">virtual</w:t>
-      </w:r>
-      <w:r>
-        <w:rPr>
-          <w:rStyle w:val="NormalTok"/>
-        </w:rPr>
-        <w:t xml:space="preserve"> ~Y() { } };</w:t>
-      </w:r>
-      <w:r>
-        <w:br/>
-      </w:r>
-      <w:r>
-        <w:rPr>
-          <w:rStyle w:val="KeywordTok"/>
-        </w:rPr>
-        <w:t xml:space="preserve">struct</w:t>
-      </w:r>
-      <w:r>
-        <w:rPr>
-          <w:rStyle w:val="NormalTok"/>
-        </w:rPr>
-        <w:t xml:space="preserve"> A : Z { </w:t>
-      </w:r>
-      <w:r>
-        <w:rPr>
-          <w:rStyle w:val="DataTypeTok"/>
-        </w:rPr>
-        <w:t xml:space="preserve">int</w:t>
-      </w:r>
-      <w:r>
-        <w:rPr>
-          <w:rStyle w:val="NormalTok"/>
-        </w:rPr>
-        <w:t xml:space="preserve"> a; };</w:t>
-      </w:r>
-      <w:r>
-        <w:br/>
-      </w:r>
-      <w:r>
-        <w:rPr>
-          <w:rStyle w:val="KeywordTok"/>
-        </w:rPr>
-        <w:t xml:space="preserve">struct</w:t>
-      </w:r>
-      <w:r>
-        <w:rPr>
-          <w:rStyle w:val="NormalTok"/>
-        </w:rPr>
-        <w:t xml:space="preserve"> B : </w:t>
-      </w:r>
-      <w:r>
-        <w:rPr>
-          <w:rStyle w:val="KeywordTok"/>
-        </w:rPr>
-        <w:t xml:space="preserve">virtual</w:t>
-      </w:r>
-      <w:r>
-        <w:rPr>
-          <w:rStyle w:val="NormalTok"/>
-        </w:rPr>
-        <w:t xml:space="preserve"> A { </w:t>
-      </w:r>
-      <w:r>
-        <w:rPr>
-          <w:rStyle w:val="DataTypeTok"/>
-        </w:rPr>
-        <w:t xml:space="preserve">int</w:t>
-      </w:r>
-      <w:r>
-        <w:rPr>
-          <w:rStyle w:val="NormalTok"/>
-        </w:rPr>
-        <w:t xml:space="preserve"> b; };</w:t>
-      </w:r>
-      <w:r>
-        <w:br/>
-      </w:r>
-      <w:r>
-        <w:rPr>
-          <w:rStyle w:val="KeywordTok"/>
-        </w:rPr>
-        <w:t xml:space="preserve">struct</w:t>
-      </w:r>
-      <w:r>
-        <w:rPr>
-          <w:rStyle w:val="NormalTok"/>
-        </w:rPr>
-        <w:t xml:space="preserve"> C : </w:t>
-      </w:r>
-      <w:r>
-        <w:rPr>
-          <w:rStyle w:val="KeywordTok"/>
-        </w:rPr>
-        <w:t xml:space="preserve">virtual</w:t>
-      </w:r>
-      <w:r>
-        <w:rPr>
-          <w:rStyle w:val="NormalTok"/>
-        </w:rPr>
-        <w:t xml:space="preserve"> A, Y { </w:t>
-      </w:r>
-      <w:r>
-        <w:rPr>
-          <w:rStyle w:val="DataTypeTok"/>
-        </w:rPr>
-        <w:t xml:space="preserve">int</w:t>
-      </w:r>
-      <w:r>
-        <w:rPr>
-          <w:rStyle w:val="NormalTok"/>
-        </w:rPr>
-        <w:t xml:space="preserve"> c; };</w:t>
-      </w:r>
-      <w:r>
-        <w:br/>
-      </w:r>
-      <w:r>
-        <w:rPr>
-          <w:rStyle w:val="KeywordTok"/>
-        </w:rPr>
-        <w:t xml:space="preserve">struct</w:t>
-      </w:r>
-      <w:r>
-        <w:rPr>
-          <w:rStyle w:val="NormalTok"/>
-        </w:rPr>
-        <w:t xml:space="preserve"> D : B, C { </w:t>
-      </w:r>
-      <w:r>
-        <w:rPr>
-          <w:rStyle w:val="DataTypeTok"/>
-        </w:rPr>
-        <w:t xml:space="preserve">int</w:t>
-      </w:r>
-      <w:r>
-        <w:rPr>
-          <w:rStyle w:val="NormalTok"/>
-        </w:rPr>
-        <w:t xml:space="preserve"> d; };</w:t>
-      </w:r>
-      <w:r>
-        <w:br/>
-      </w:r>
-      <w:r>
-        <w:rPr>
-          <w:rStyle w:val="NormalTok"/>
-        </w:rPr>
-        <w:t xml:space="preserve">D d_inst;</w:t>
-      </w:r>
-    </w:p>
-    <w:p>
-      <w:pPr>
-        <w:pStyle w:val="FirstParagraph"/>
-      </w:pPr>
-      <w:r>
-        <w:t xml:space="preserve">then these examples demonstrate upcasts, downcasts, and crosscasts:</w:t>
-      </w:r>
-    </w:p>
-    <w:p>
-      <w:pPr>
-        <w:pStyle w:val="BodyText"/>
-      </w:pPr>
-      <w:r>
-        <w:rPr>
-          <w:b/>
-        </w:rPr>
-        <w:t xml:space="preserve">Upcasts:</w:t>
-      </w:r>
-    </w:p>
-    <w:p>
-      <w:pPr>
-        <w:pStyle w:val="SourceCode"/>
-      </w:pPr>
-      <w:r>
-        <w:rPr>
-          <w:rStyle w:val="NormalTok"/>
-        </w:rPr>
-        <w:t xml:space="preserve">B* b_ptr = &amp;d_inst; </w:t>
-      </w:r>
-      <w:r>
-        <w:rPr>
-          <w:rStyle w:val="CommentTok"/>
-        </w:rPr>
-        <w:t xml:space="preserve">// implicit</w:t>
-      </w:r>
-      <w:r>
-        <w:br/>
-      </w:r>
-      <w:r>
-        <w:rPr>
-          <w:rStyle w:val="NormalTok"/>
-        </w:rPr>
-        <w:t xml:space="preserve">C&amp; c_ref = d_inst; </w:t>
-      </w:r>
-      <w:r>
-        <w:rPr>
-          <w:rStyle w:val="CommentTok"/>
-        </w:rPr>
-        <w:t xml:space="preserve">// implicit</w:t>
-      </w:r>
-      <w:r>
-        <w:br/>
-      </w:r>
-      <w:r>
-        <w:rPr>
-          <w:rStyle w:val="NormalTok"/>
-        </w:rPr>
-        <w:t xml:space="preserve">Z* z_ptr = </w:t>
-      </w:r>
-      <w:r>
-        <w:rPr>
-          <w:rStyle w:val="KeywordTok"/>
-        </w:rPr>
-        <w:t xml:space="preserve">static_cast</w:t>
-      </w:r>
-      <w:r>
-        <w:rPr>
-          <w:rStyle w:val="NormalTok"/>
-        </w:rPr>
-        <w:t xml:space="preserve">&lt;Z*&gt;(&amp;d_inst);</w:t>
-      </w:r>
-      <w:r>
-        <w:br/>
-      </w:r>
-      <w:r>
-        <w:rPr>
-          <w:rStyle w:val="NormalTok"/>
-        </w:rPr>
-        <w:t xml:space="preserve">Y* y_ptr = </w:t>
-      </w:r>
-      <w:r>
-        <w:rPr>
-          <w:rStyle w:val="KeywordTok"/>
-        </w:rPr>
-        <w:t xml:space="preserve">dynamic_cast</w:t>
-      </w:r>
-      <w:r>
-        <w:rPr>
-          <w:rStyle w:val="NormalTok"/>
-        </w:rPr>
-        <w:t xml:space="preserve">&lt;Y*&gt;(&amp;d_inst);</w:t>
-      </w:r>
-    </w:p>
-    <w:p>
-      <w:pPr>
-        <w:pStyle w:val="FirstParagraph"/>
-      </w:pPr>
-      <w:r>
-        <w:rPr>
-          <w:b/>
-        </w:rPr>
-        <w:t xml:space="preserve">Downcasts:</w:t>
-      </w:r>
-    </w:p>
-    <w:p>
-      <w:pPr>
-        <w:pStyle w:val="SourceCode"/>
-      </w:pPr>
-      <w:r>
-        <w:rPr>
-          <w:rStyle w:val="NormalTok"/>
-        </w:rPr>
-        <w:t xml:space="preserve">D&amp; d_ref = </w:t>
-      </w:r>
-      <w:r>
-        <w:rPr>
-          <w:rStyle w:val="KeywordTok"/>
-        </w:rPr>
-        <w:t xml:space="preserve">dynamic_cast</w:t>
-      </w:r>
-      <w:r>
-        <w:rPr>
-          <w:rStyle w:val="NormalTok"/>
-        </w:rPr>
-        <w:t xml:space="preserve">&lt;D&amp;&gt;(*y_ptr);</w:t>
-      </w:r>
-      <w:r>
-        <w:br/>
-      </w:r>
-      <w:r>
-        <w:rPr>
-          <w:rStyle w:val="NormalTok"/>
-        </w:rPr>
-        <w:t xml:space="preserve">D* d_ptr = </w:t>
-      </w:r>
-      <w:r>
-        <w:rPr>
-          <w:rStyle w:val="KeywordTok"/>
-        </w:rPr>
-        <w:t xml:space="preserve">static_cast</w:t>
-      </w:r>
-      <w:r>
-        <w:rPr>
-          <w:rStyle w:val="NormalTok"/>
-        </w:rPr>
-        <w:t xml:space="preserve">&lt;D*&gt;(b_ptr);</w:t>
-      </w:r>
-    </w:p>
-    <w:p>
-      <w:pPr>
-        <w:pStyle w:val="FirstParagraph"/>
-      </w:pPr>
-      <w:r>
-        <w:rPr>
-          <w:b/>
-        </w:rPr>
-        <w:t xml:space="preserve">Crosscasts:</w:t>
-      </w:r>
-    </w:p>
-    <w:p>
-      <w:pPr>
-        <w:pStyle w:val="SourceCode"/>
-      </w:pPr>
-      <w:r>
-        <w:rPr>
-          <w:rStyle w:val="NormalTok"/>
-        </w:rPr>
-        <w:t xml:space="preserve">C* c_ptr = </w:t>
-      </w:r>
-      <w:r>
-        <w:rPr>
-          <w:rStyle w:val="KeywordTok"/>
-        </w:rPr>
-        <w:t xml:space="preserve">dynamic_cast</w:t>
-      </w:r>
-      <w:r>
-        <w:rPr>
-          <w:rStyle w:val="NormalTok"/>
-        </w:rPr>
-        <w:t xml:space="preserve">&lt;C*&gt;(b_ptr);</w:t>
-      </w:r>
-      <w:r>
-        <w:br/>
-      </w:r>
-      <w:r>
-        <w:rPr>
-          <w:rStyle w:val="NormalTok"/>
-        </w:rPr>
-        <w:t xml:space="preserve">Y* y_ptr2 = </w:t>
-      </w:r>
-      <w:r>
-        <w:rPr>
-          <w:rStyle w:val="KeywordTok"/>
-        </w:rPr>
-        <w:t xml:space="preserve">dynamic_cast</w:t>
-      </w:r>
-      <w:r>
-        <w:rPr>
-          <w:rStyle w:val="NormalTok"/>
-        </w:rPr>
-        <w:t xml:space="preserve">&lt;Y*&gt;(b_ptr);</w:t>
-      </w:r>
-      <w:r>
-        <w:br/>
-      </w:r>
-      <w:r>
-        <w:rPr>
-          <w:rStyle w:val="NormalTok"/>
-        </w:rPr>
-        <w:t xml:space="preserve">C* c_ptr = </w:t>
-      </w:r>
-      <w:r>
-        <w:rPr>
-          <w:rStyle w:val="KeywordTok"/>
-        </w:rPr>
-        <w:t xml:space="preserve">static_cast</w:t>
-      </w:r>
-      <w:r>
-        <w:rPr>
-          <w:rStyle w:val="NormalTok"/>
-        </w:rPr>
-        <w:t xml:space="preserve">&lt;C*&gt; (</w:t>
-      </w:r>
-      <w:r>
-        <w:rPr>
-          <w:rStyle w:val="KeywordTok"/>
-        </w:rPr>
-        <w:t xml:space="preserve">static_cast</w:t>
-      </w:r>
-      <w:r>
-        <w:rPr>
-          <w:rStyle w:val="NormalTok"/>
-        </w:rPr>
-        <w:t xml:space="preserve">&lt;D*&gt;(b_ptr));</w:t>
-      </w:r>
-    </w:p>
-    <w:p>
-      <w:pPr>
-        <w:pStyle w:val="FirstParagraph"/>
-      </w:pPr>
-      <w:r>
-        <w:t xml:space="preserve">and notes the following about such:</w:t>
-      </w:r>
-    </w:p>
-    <w:p>
-      <w:pPr>
-        <w:pStyle w:val="BodyText"/>
-      </w:pPr>
-      <w:r>
-        <w:t xml:space="preserve">Upcasts:</w:t>
+        <w:t xml:space="preserve">Downcasts</w:t>
       </w:r>
     </w:p>
     <w:p>
@@ -51353,7 +51382,7 @@
         </w:numPr>
       </w:pPr>
       <w:r>
-        <w:t xml:space="preserve">are the only ones that can be performed implicitly</w:t>
+        <w:t xml:space="preserve">are explicit;</w:t>
       </w:r>
     </w:p>
     <w:p>
@@ -51364,13 +51393,16 @@
         </w:numPr>
       </w:pPr>
       <w:r>
-        <w:t xml:space="preserve">can cause object slicing</w:t>
-      </w:r>
-      <w:r>
-        <w:t xml:space="preserve"> </w:t>
-      </w:r>
-      <w:r>
-        <w:t xml:space="preserve">when a copy of a base class object is created from a derived class object.</w:t>
+        <w:t xml:space="preserve">can be done safely with</w:t>
+      </w:r>
+      <w:r>
+        <w:t xml:space="preserve"> </w:t>
+      </w:r>
+      <w:r>
+        <w:rPr>
+          <w:rStyle w:val="KeywordTok"/>
+        </w:rPr>
+        <w:t xml:space="preserve">dynamic_cast</w:t>
       </w:r>
     </w:p>
     <w:p>
@@ -51381,12 +51413,6 @@
         </w:numPr>
       </w:pPr>
       <w:r>
-        <w:t xml:space="preserve">can also be done with</w:t>
-      </w:r>
-      <w:r>
-        <w:t xml:space="preserve"> </w:t>
-      </w:r>
-      <w:r>
         <w:rPr>
           <w:rStyle w:val="KeywordTok"/>
         </w:rPr>
@@ -51396,7 +51422,13 @@
         <w:t xml:space="preserve"> </w:t>
       </w:r>
       <w:r>
-        <w:t xml:space="preserve">or</w:t>
+        <w:t xml:space="preserve">requires</w:t>
+      </w:r>
+      <w:r>
+        <w:t xml:space="preserve"> </w:t>
+      </w:r>
+      <w:r>
+        <w:t xml:space="preserve">appropriate portions of inheritance to be polymorphic (i.e. has</w:t>
       </w:r>
       <w:r>
         <w:t xml:space="preserve"> </w:t>
@@ -51405,15 +51437,53 @@
         <w:rPr>
           <w:rStyle w:val="KeywordTok"/>
         </w:rPr>
+        <w:t xml:space="preserve">virtual</w:t>
+      </w:r>
+      <w:r>
+        <w:t xml:space="preserve"> </w:t>
+      </w:r>
+      <w:r>
+        <w:t xml:space="preserve">members);</w:t>
+      </w:r>
+    </w:p>
+    <w:p>
+      <w:pPr>
+        <w:numPr>
+          <w:ilvl w:val="0"/>
+          <w:numId w:val="1091"/>
+        </w:numPr>
+      </w:pPr>
+      <w:r>
+        <w:t xml:space="preserve">can be done using</w:t>
+      </w:r>
+      <w:r>
+        <w:t xml:space="preserve"> </w:t>
+      </w:r>
+      <w:r>
+        <w:rPr>
+          <w:rStyle w:val="KeywordTok"/>
+        </w:rPr>
         <w:t xml:space="preserve">static_cast</w:t>
       </w:r>
+      <w:r>
+        <w:t xml:space="preserve"> </w:t>
+      </w:r>
+      <w:r>
+        <w:t xml:space="preserve">which is</w:t>
+      </w:r>
+      <w:r>
+        <w:t xml:space="preserve"> </w:t>
+      </w:r>
+      <w:r>
+        <w:t xml:space="preserve">unchecked and may be unsafe;</w:t>
+      </w:r>
     </w:p>
     <w:p>
       <w:pPr>
         <w:pStyle w:val="FirstParagraph"/>
       </w:pPr>
       <w:r>
-        <w:t xml:space="preserve">Downcasts</w:t>
+        <w:t xml:space="preserve">Crosscasts:</w:t>
       </w:r>
     </w:p>
     <w:p>
@@ -51424,7 +51494,7 @@
         </w:numPr>
       </w:pPr>
       <w:r>
-        <w:t xml:space="preserve">are explicit;</w:t>
+        <w:t xml:space="preserve">are explicit</w:t>
       </w:r>
     </w:p>
     <w:p>
@@ -51435,7 +51505,7 @@
         </w:numPr>
       </w:pPr>
       <w:r>
-        <w:t xml:space="preserve">can be done safely with</w:t>
+        <w:t xml:space="preserve">can be done safely with a single call to</w:t>
       </w:r>
       <w:r>
         <w:t xml:space="preserve"> </w:t>
@@ -51445,6 +51515,33 @@
           <w:rStyle w:val="KeywordTok"/>
         </w:rPr>
         <w:t xml:space="preserve">dynamic_cast</w:t>
+      </w:r>
+      <w:r>
+        <w:t xml:space="preserve"> </w:t>
+      </w:r>
+      <w:r>
+        <w:t xml:space="preserve">which requires</w:t>
+      </w:r>
+      <w:r>
+        <w:t xml:space="preserve"> </w:t>
+      </w:r>
+      <w:r>
+        <w:t xml:space="preserve">appropriate portions of inheritance to be polymorphic (i.e. has</w:t>
+      </w:r>
+      <w:r>
+        <w:t xml:space="preserve"> </w:t>
+      </w:r>
+      <w:r>
+        <w:rPr>
+          <w:rStyle w:val="KeywordTok"/>
+        </w:rPr>
+        <w:t xml:space="preserve">virtual</w:t>
+      </w:r>
+      <w:r>
+        <w:t xml:space="preserve"> </w:t>
+      </w:r>
+      <w:r>
+        <w:t xml:space="preserve">members).</w:t>
       </w:r>
     </w:p>
     <w:p>
@@ -51452,145 +51549,6 @@
         <w:numPr>
           <w:ilvl w:val="0"/>
           <w:numId w:val="1092"/>
-        </w:numPr>
-      </w:pPr>
-      <w:r>
-        <w:rPr>
-          <w:rStyle w:val="KeywordTok"/>
-        </w:rPr>
-        <w:t xml:space="preserve">dynamic_cast</w:t>
-      </w:r>
-      <w:r>
-        <w:t xml:space="preserve"> </w:t>
-      </w:r>
-      <w:r>
-        <w:t xml:space="preserve">requires</w:t>
-      </w:r>
-      <w:r>
-        <w:t xml:space="preserve"> </w:t>
-      </w:r>
-      <w:r>
-        <w:t xml:space="preserve">appropriate portions of inheritance to be polymorphic (i.e. has</w:t>
-      </w:r>
-      <w:r>
-        <w:t xml:space="preserve"> </w:t>
-      </w:r>
-      <w:r>
-        <w:rPr>
-          <w:rStyle w:val="KeywordTok"/>
-        </w:rPr>
-        <w:t xml:space="preserve">virtual</w:t>
-      </w:r>
-      <w:r>
-        <w:t xml:space="preserve"> </w:t>
-      </w:r>
-      <w:r>
-        <w:t xml:space="preserve">members);</w:t>
-      </w:r>
-    </w:p>
-    <w:p>
-      <w:pPr>
-        <w:numPr>
-          <w:ilvl w:val="0"/>
-          <w:numId w:val="1092"/>
-        </w:numPr>
-      </w:pPr>
-      <w:r>
-        <w:t xml:space="preserve">can be done using</w:t>
-      </w:r>
-      <w:r>
-        <w:t xml:space="preserve"> </w:t>
-      </w:r>
-      <w:r>
-        <w:rPr>
-          <w:rStyle w:val="KeywordTok"/>
-        </w:rPr>
-        <w:t xml:space="preserve">static_cast</w:t>
-      </w:r>
-      <w:r>
-        <w:t xml:space="preserve"> </w:t>
-      </w:r>
-      <w:r>
-        <w:t xml:space="preserve">which is</w:t>
-      </w:r>
-      <w:r>
-        <w:t xml:space="preserve"> </w:t>
-      </w:r>
-      <w:r>
-        <w:t xml:space="preserve">unchecked and may be unsafe;</w:t>
-      </w:r>
-    </w:p>
-    <w:p>
-      <w:pPr>
-        <w:pStyle w:val="FirstParagraph"/>
-      </w:pPr>
-      <w:r>
-        <w:t xml:space="preserve">Crosscasts:</w:t>
-      </w:r>
-    </w:p>
-    <w:p>
-      <w:pPr>
-        <w:numPr>
-          <w:ilvl w:val="0"/>
-          <w:numId w:val="1093"/>
-        </w:numPr>
-      </w:pPr>
-      <w:r>
-        <w:t xml:space="preserve">are explicit</w:t>
-      </w:r>
-    </w:p>
-    <w:p>
-      <w:pPr>
-        <w:numPr>
-          <w:ilvl w:val="0"/>
-          <w:numId w:val="1093"/>
-        </w:numPr>
-      </w:pPr>
-      <w:r>
-        <w:t xml:space="preserve">can be done safely with a single call to</w:t>
-      </w:r>
-      <w:r>
-        <w:t xml:space="preserve"> </w:t>
-      </w:r>
-      <w:r>
-        <w:rPr>
-          <w:rStyle w:val="KeywordTok"/>
-        </w:rPr>
-        <w:t xml:space="preserve">dynamic_cast</w:t>
-      </w:r>
-      <w:r>
-        <w:t xml:space="preserve"> </w:t>
-      </w:r>
-      <w:r>
-        <w:t xml:space="preserve">which requires</w:t>
-      </w:r>
-      <w:r>
-        <w:t xml:space="preserve"> </w:t>
-      </w:r>
-      <w:r>
-        <w:t xml:space="preserve">appropriate portions of inheritance to be polymorphic (i.e. has</w:t>
-      </w:r>
-      <w:r>
-        <w:t xml:space="preserve"> </w:t>
-      </w:r>
-      <w:r>
-        <w:rPr>
-          <w:rStyle w:val="KeywordTok"/>
-        </w:rPr>
-        <w:t xml:space="preserve">virtual</w:t>
-      </w:r>
-      <w:r>
-        <w:t xml:space="preserve"> </w:t>
-      </w:r>
-      <w:r>
-        <w:t xml:space="preserve">members).</w:t>
-      </w:r>
-    </w:p>
-    <w:p>
-      <w:pPr>
-        <w:numPr>
-          <w:ilvl w:val="0"/>
-          <w:numId w:val="1093"/>
         </w:numPr>
       </w:pPr>
       <w:r>
@@ -51662,7 +51620,7 @@
       <w:pPr>
         <w:numPr>
           <w:ilvl w:val="0"/>
-          <w:numId w:val="1094"/>
+          <w:numId w:val="1093"/>
         </w:numPr>
       </w:pPr>
       <w:r>
@@ -51673,7 +51631,7 @@
       <w:pPr>
         <w:numPr>
           <w:ilvl w:val="0"/>
-          <w:numId w:val="1094"/>
+          <w:numId w:val="1093"/>
         </w:numPr>
       </w:pPr>
       <w:r>
@@ -51696,7 +51654,7 @@
       <w:pPr>
         <w:numPr>
           <w:ilvl w:val="0"/>
-          <w:numId w:val="1094"/>
+          <w:numId w:val="1093"/>
         </w:numPr>
       </w:pPr>
       <w:r>
@@ -51713,7 +51671,7 @@
       <w:pPr>
         <w:numPr>
           <w:ilvl w:val="0"/>
-          <w:numId w:val="1094"/>
+          <w:numId w:val="1093"/>
         </w:numPr>
       </w:pPr>
       <w:r>
@@ -51724,7 +51682,7 @@
       <w:pPr>
         <w:numPr>
           <w:ilvl w:val="0"/>
-          <w:numId w:val="1094"/>
+          <w:numId w:val="1093"/>
         </w:numPr>
       </w:pPr>
       <w:r>
@@ -51750,7 +51708,7 @@
       <w:pPr>
         <w:numPr>
           <w:ilvl w:val="0"/>
-          <w:numId w:val="1094"/>
+          <w:numId w:val="1093"/>
         </w:numPr>
       </w:pPr>
       <w:r>
@@ -51773,7 +51731,7 @@
       <w:pPr>
         <w:numPr>
           <w:ilvl w:val="0"/>
-          <w:numId w:val="1094"/>
+          <w:numId w:val="1093"/>
         </w:numPr>
       </w:pPr>
       <w:r>
@@ -51796,7 +51754,7 @@
       <w:pPr>
         <w:numPr>
           <w:ilvl w:val="0"/>
-          <w:numId w:val="1094"/>
+          <w:numId w:val="1093"/>
         </w:numPr>
       </w:pPr>
       <w:r>
@@ -52003,7 +51961,7 @@
       <w:pPr>
         <w:numPr>
           <w:ilvl w:val="0"/>
-          <w:numId w:val="1095"/>
+          <w:numId w:val="1094"/>
         </w:numPr>
         <w:pStyle w:val="Compact"/>
       </w:pPr>
@@ -52027,7 +51985,7 @@
       <w:pPr>
         <w:numPr>
           <w:ilvl w:val="0"/>
-          <w:numId w:val="1095"/>
+          <w:numId w:val="1094"/>
         </w:numPr>
         <w:pStyle w:val="Compact"/>
       </w:pPr>
@@ -52051,7 +52009,7 @@
       <w:pPr>
         <w:numPr>
           <w:ilvl w:val="0"/>
-          <w:numId w:val="1095"/>
+          <w:numId w:val="1094"/>
         </w:numPr>
         <w:pStyle w:val="Compact"/>
       </w:pPr>
@@ -52075,7 +52033,7 @@
       <w:pPr>
         <w:numPr>
           <w:ilvl w:val="0"/>
-          <w:numId w:val="1095"/>
+          <w:numId w:val="1094"/>
         </w:numPr>
         <w:pStyle w:val="Compact"/>
       </w:pPr>
@@ -52087,7 +52045,7 @@
       <w:pPr>
         <w:numPr>
           <w:ilvl w:val="0"/>
-          <w:numId w:val="1095"/>
+          <w:numId w:val="1094"/>
         </w:numPr>
         <w:pStyle w:val="Compact"/>
       </w:pPr>
@@ -52099,7 +52057,7 @@
       <w:pPr>
         <w:numPr>
           <w:ilvl w:val="0"/>
-          <w:numId w:val="1095"/>
+          <w:numId w:val="1094"/>
         </w:numPr>
         <w:pStyle w:val="Compact"/>
       </w:pPr>
@@ -52303,7 +52261,7 @@
       <w:pPr>
         <w:numPr>
           <w:ilvl w:val="0"/>
-          <w:numId w:val="1096"/>
+          <w:numId w:val="1095"/>
         </w:numPr>
       </w:pPr>
       <w:r>
@@ -52314,7 +52272,7 @@
       <w:pPr>
         <w:numPr>
           <w:ilvl w:val="0"/>
-          <w:numId w:val="1096"/>
+          <w:numId w:val="1095"/>
         </w:numPr>
       </w:pPr>
       <w:r>
@@ -52337,7 +52295,7 @@
       <w:pPr>
         <w:numPr>
           <w:ilvl w:val="0"/>
-          <w:numId w:val="1096"/>
+          <w:numId w:val="1095"/>
         </w:numPr>
       </w:pPr>
       <w:r>
@@ -52617,7 +52575,7 @@
       <w:pPr>
         <w:numPr>
           <w:ilvl w:val="0"/>
-          <w:numId w:val="1097"/>
+          <w:numId w:val="1096"/>
         </w:numPr>
       </w:pPr>
       <w:r>
@@ -52628,7 +52586,7 @@
       <w:pPr>
         <w:numPr>
           <w:ilvl w:val="0"/>
-          <w:numId w:val="1097"/>
+          <w:numId w:val="1096"/>
         </w:numPr>
       </w:pPr>
       <w:r>
@@ -52639,7 +52597,7 @@
       <w:pPr>
         <w:numPr>
           <w:ilvl w:val="0"/>
-          <w:numId w:val="1097"/>
+          <w:numId w:val="1096"/>
         </w:numPr>
       </w:pPr>
       <w:r>
@@ -52650,7 +52608,7 @@
       <w:pPr>
         <w:numPr>
           <w:ilvl w:val="0"/>
-          <w:numId w:val="1097"/>
+          <w:numId w:val="1096"/>
         </w:numPr>
       </w:pPr>
       <w:r>
@@ -52661,7 +52619,7 @@
       <w:pPr>
         <w:numPr>
           <w:ilvl w:val="0"/>
-          <w:numId w:val="1097"/>
+          <w:numId w:val="1096"/>
         </w:numPr>
       </w:pPr>
       <w:r>
@@ -52684,7 +52642,7 @@
       <w:pPr>
         <w:numPr>
           <w:ilvl w:val="0"/>
-          <w:numId w:val="1097"/>
+          <w:numId w:val="1096"/>
         </w:numPr>
       </w:pPr>
       <w:r>
@@ -52701,7 +52659,7 @@
       <w:pPr>
         <w:numPr>
           <w:ilvl w:val="0"/>
-          <w:numId w:val="1097"/>
+          <w:numId w:val="1096"/>
         </w:numPr>
       </w:pPr>
       <w:r>
@@ -52808,7 +52766,7 @@
       <w:pPr>
         <w:numPr>
           <w:ilvl w:val="0"/>
-          <w:numId w:val="1098"/>
+          <w:numId w:val="1097"/>
         </w:numPr>
         <w:pStyle w:val="Compact"/>
       </w:pPr>
@@ -52820,7 +52778,7 @@
       <w:pPr>
         <w:numPr>
           <w:ilvl w:val="0"/>
-          <w:numId w:val="1098"/>
+          <w:numId w:val="1097"/>
         </w:numPr>
         <w:pStyle w:val="Compact"/>
       </w:pPr>
@@ -52832,7 +52790,7 @@
       <w:pPr>
         <w:numPr>
           <w:ilvl w:val="0"/>
-          <w:numId w:val="1098"/>
+          <w:numId w:val="1097"/>
         </w:numPr>
         <w:pStyle w:val="Compact"/>
       </w:pPr>
@@ -52952,7 +52910,7 @@
       <w:pPr>
         <w:numPr>
           <w:ilvl w:val="0"/>
-          <w:numId w:val="1099"/>
+          <w:numId w:val="1098"/>
         </w:numPr>
       </w:pPr>
       <w:r>
@@ -52963,7 +52921,7 @@
       <w:pPr>
         <w:numPr>
           <w:ilvl w:val="0"/>
-          <w:numId w:val="1099"/>
+          <w:numId w:val="1098"/>
         </w:numPr>
       </w:pPr>
       <w:r>
@@ -53115,7 +53073,7 @@
       <w:pPr>
         <w:numPr>
           <w:ilvl w:val="0"/>
-          <w:numId w:val="1100"/>
+          <w:numId w:val="1099"/>
         </w:numPr>
       </w:pPr>
       <w:r>
@@ -53126,7 +53084,7 @@
       <w:pPr>
         <w:numPr>
           <w:ilvl w:val="0"/>
-          <w:numId w:val="1100"/>
+          <w:numId w:val="1099"/>
         </w:numPr>
       </w:pPr>
       <w:r>
@@ -53143,7 +53101,7 @@
       <w:pPr>
         <w:numPr>
           <w:ilvl w:val="0"/>
-          <w:numId w:val="1100"/>
+          <w:numId w:val="1099"/>
         </w:numPr>
       </w:pPr>
       <w:r>
@@ -54570,11 +54528,90 @@
       <w:pPr>
         <w:numPr>
           <w:ilvl w:val="0"/>
+          <w:numId w:val="1100"/>
+        </w:numPr>
+      </w:pPr>
+      <w:r>
+        <w:t xml:space="preserve">Replace function-like macros with</w:t>
+      </w:r>
+      <w:r>
+        <w:t xml:space="preserve"> </w:t>
+      </w:r>
+      <w:r>
+        <w:rPr>
+          <w:rStyle w:val="KeywordTok"/>
+        </w:rPr>
+        <w:t xml:space="preserve">constexpr</w:t>
+      </w:r>
+      <w:r>
+        <w:t xml:space="preserve"> </w:t>
+      </w:r>
+      <w:r>
+        <w:t xml:space="preserve">inline functions where possible, but</w:t>
+      </w:r>
+      <w:r>
+        <w:t xml:space="preserve"> </w:t>
+      </w:r>
+      <w:r>
+        <w:t xml:space="preserve">if a function-like macro must be used, ensure that:</w:t>
+      </w:r>
+    </w:p>
+    <w:p>
+      <w:pPr>
+        <w:numPr>
+          <w:ilvl w:val="1"/>
           <w:numId w:val="1101"/>
         </w:numPr>
-      </w:pPr>
-      <w:r>
-        <w:t xml:space="preserve">Replace function-like macros with</w:t>
+        <w:pStyle w:val="Compact"/>
+      </w:pPr>
+      <w:r>
+        <w:t xml:space="preserve">its parameters and body are parenthesized;</w:t>
+      </w:r>
+    </w:p>
+    <w:p>
+      <w:pPr>
+        <w:numPr>
+          <w:ilvl w:val="1"/>
+          <w:numId w:val="1101"/>
+        </w:numPr>
+        <w:pStyle w:val="Compact"/>
+      </w:pPr>
+      <w:r>
+        <w:t xml:space="preserve">each argument is evaluated at most once;</w:t>
+      </w:r>
+    </w:p>
+    <w:p>
+      <w:pPr>
+        <w:numPr>
+          <w:ilvl w:val="1"/>
+          <w:numId w:val="1101"/>
+        </w:numPr>
+        <w:pStyle w:val="Compact"/>
+      </w:pPr>
+      <w:r>
+        <w:t xml:space="preserve">the replaced code does not have side effects.</w:t>
+      </w:r>
+    </w:p>
+    <w:p>
+      <w:pPr>
+        <w:numPr>
+          <w:ilvl w:val="0"/>
+          <w:numId w:val="1100"/>
+        </w:numPr>
+      </w:pPr>
+      <w:r>
+        <w:t xml:space="preserve">Ensure that arguments to function-like macros do not resemble a preprocessing directive.</w:t>
+      </w:r>
+    </w:p>
+    <w:p>
+      <w:pPr>
+        <w:numPr>
+          <w:ilvl w:val="0"/>
+          <w:numId w:val="1100"/>
+        </w:numPr>
+      </w:pPr>
+      <w:r>
+        <w:t xml:space="preserve">Replace object-like macros with</w:t>
       </w:r>
       <w:r>
         <w:t xml:space="preserve"> </w:t>
@@ -54589,71 +54626,56 @@
         <w:t xml:space="preserve"> </w:t>
       </w:r>
       <w:r>
-        <w:t xml:space="preserve">inline functions where possible, but</w:t>
-      </w:r>
-      <w:r>
-        <w:t xml:space="preserve"> </w:t>
-      </w:r>
-      <w:r>
-        <w:t xml:space="preserve">if a function-like macro must be used, ensure that:</w:t>
-      </w:r>
-    </w:p>
-    <w:p>
-      <w:pPr>
-        <w:numPr>
-          <w:ilvl w:val="1"/>
-          <w:numId w:val="1102"/>
-        </w:numPr>
-        <w:pStyle w:val="Compact"/>
-      </w:pPr>
-      <w:r>
-        <w:t xml:space="preserve">its parameters and body are parenthesized;</w:t>
-      </w:r>
-    </w:p>
-    <w:p>
-      <w:pPr>
-        <w:numPr>
-          <w:ilvl w:val="1"/>
-          <w:numId w:val="1102"/>
-        </w:numPr>
-        <w:pStyle w:val="Compact"/>
-      </w:pPr>
-      <w:r>
-        <w:t xml:space="preserve">each argument is evaluated at most once;</w:t>
-      </w:r>
-    </w:p>
-    <w:p>
-      <w:pPr>
-        <w:numPr>
-          <w:ilvl w:val="1"/>
-          <w:numId w:val="1102"/>
-        </w:numPr>
-        <w:pStyle w:val="Compact"/>
-      </w:pPr>
-      <w:r>
-        <w:t xml:space="preserve">the replaced code does not have side effects.</w:t>
+        <w:t xml:space="preserve">variables where possible.</w:t>
       </w:r>
     </w:p>
     <w:p>
       <w:pPr>
         <w:numPr>
           <w:ilvl w:val="0"/>
-          <w:numId w:val="1101"/>
-        </w:numPr>
-      </w:pPr>
-      <w:r>
-        <w:t xml:space="preserve">Ensure that arguments to function-like macros do not resemble a preprocessing directive.</w:t>
+          <w:numId w:val="1100"/>
+        </w:numPr>
+      </w:pPr>
+      <w:r>
+        <w:t xml:space="preserve">Replace conditional compilation with the preprocessor with</w:t>
+      </w:r>
+      <w:r>
+        <w:t xml:space="preserve"> </w:t>
+      </w:r>
+      <w:r>
+        <w:rPr>
+          <w:rStyle w:val="ControlFlowTok"/>
+        </w:rPr>
+        <w:t xml:space="preserve">if</w:t>
+      </w:r>
+      <w:r>
+        <w:rPr>
+          <w:rStyle w:val="NormalTok"/>
+        </w:rPr>
+        <w:t xml:space="preserve"> </w:t>
+      </w:r>
+      <w:r>
+        <w:rPr>
+          <w:rStyle w:val="KeywordTok"/>
+        </w:rPr>
+        <w:t xml:space="preserve">constexpr</w:t>
+      </w:r>
+      <w:r>
+        <w:t xml:space="preserve"> </w:t>
+      </w:r>
+      <w:r>
+        <w:t xml:space="preserve">where possible, e.g., in function bodies, including cases where compile-time define of a macro (as empty) controls if a macro definition is used to expand to an empty statement or another statement.</w:t>
       </w:r>
     </w:p>
     <w:p>
       <w:pPr>
         <w:numPr>
           <w:ilvl w:val="0"/>
-          <w:numId w:val="1101"/>
-        </w:numPr>
-      </w:pPr>
-      <w:r>
-        <w:t xml:space="preserve">Replace object-like macros with</w:t>
+          <w:numId w:val="1100"/>
+        </w:numPr>
+      </w:pPr>
+      <w:r>
+        <w:t xml:space="preserve">Replace preprocessor include directives with module</w:t>
       </w:r>
       <w:r>
         <w:t xml:space="preserve"> </w:t>
@@ -54662,240 +54684,176 @@
         <w:rPr>
           <w:rStyle w:val="KeywordTok"/>
         </w:rPr>
-        <w:t xml:space="preserve">constexpr</w:t>
-      </w:r>
-      <w:r>
-        <w:t xml:space="preserve"> </w:t>
-      </w:r>
-      <w:r>
-        <w:t xml:space="preserve">variables where possible.</w:t>
+        <w:t xml:space="preserve">import</w:t>
+      </w:r>
+      <w:r>
+        <w:t xml:space="preserve"> </w:t>
+      </w:r>
+      <w:r>
+        <w:t xml:space="preserve">where possible.</w:t>
       </w:r>
     </w:p>
     <w:p>
       <w:pPr>
         <w:numPr>
           <w:ilvl w:val="0"/>
-          <w:numId w:val="1101"/>
-        </w:numPr>
-      </w:pPr>
-      <w:r>
-        <w:t xml:space="preserve">Replace conditional compilation with the preprocessor with</w:t>
-      </w:r>
-      <w:r>
-        <w:t xml:space="preserve"> </w:t>
-      </w:r>
-      <w:r>
-        <w:rPr>
-          <w:rStyle w:val="ControlFlowTok"/>
-        </w:rPr>
-        <w:t xml:space="preserve">if</w:t>
-      </w:r>
-      <w:r>
-        <w:rPr>
-          <w:rStyle w:val="NormalTok"/>
-        </w:rPr>
-        <w:t xml:space="preserve"> </w:t>
-      </w:r>
-      <w:r>
-        <w:rPr>
-          <w:rStyle w:val="KeywordTok"/>
-        </w:rPr>
-        <w:t xml:space="preserve">constexpr</w:t>
-      </w:r>
-      <w:r>
-        <w:t xml:space="preserve"> </w:t>
-      </w:r>
-      <w:r>
-        <w:t xml:space="preserve">where possible, e.g., in function bodies, including cases where compile-time define of a macro (as empty) controls if a macro definition is used to expand to an empty statement or another statement.</w:t>
+          <w:numId w:val="1100"/>
+        </w:numPr>
+      </w:pPr>
+      <w:r>
+        <w:t xml:space="preserve">Prefer</w:t>
+      </w:r>
+      <w:r>
+        <w:t xml:space="preserve"> </w:t>
+      </w:r>
+      <w:r>
+        <w:rPr>
+          <w:rStyle w:val="BuiltInTok"/>
+        </w:rPr>
+        <w:t xml:space="preserve">std::</w:t>
+      </w:r>
+      <w:r>
+        <w:rPr>
+          <w:rStyle w:val="NormalTok"/>
+        </w:rPr>
+        <w:t xml:space="preserve">source_location</w:t>
+      </w:r>
+      <w:r>
+        <w:t xml:space="preserve"> </w:t>
+      </w:r>
+      <w:r>
+        <w:t xml:space="preserve">mechanisms over macros that use</w:t>
+      </w:r>
+      <w:r>
+        <w:t xml:space="preserve"> </w:t>
+      </w:r>
+      <w:r>
+        <w:rPr>
+          <w:rStyle w:val="OtherTok"/>
+        </w:rPr>
+        <w:t xml:space="preserve">__LINE__</w:t>
+      </w:r>
+      <w:r>
+        <w:t xml:space="preserve">,</w:t>
+      </w:r>
+      <w:r>
+        <w:t xml:space="preserve"> </w:t>
+      </w:r>
+      <w:r>
+        <w:rPr>
+          <w:rStyle w:val="OtherTok"/>
+        </w:rPr>
+        <w:t xml:space="preserve">__FILE__</w:t>
+      </w:r>
+      <w:r>
+        <w:t xml:space="preserve">, or</w:t>
+      </w:r>
+      <w:r>
+        <w:t xml:space="preserve"> </w:t>
+      </w:r>
+      <w:r>
+        <w:rPr>
+          <w:rStyle w:val="OtherTok"/>
+        </w:rPr>
+        <w:t xml:space="preserve">__func__</w:t>
+      </w:r>
+      <w:r>
+        <w:t xml:space="preserve">.</w:t>
       </w:r>
     </w:p>
     <w:p>
       <w:pPr>
         <w:numPr>
           <w:ilvl w:val="0"/>
-          <w:numId w:val="1101"/>
-        </w:numPr>
-      </w:pPr>
-      <w:r>
-        <w:t xml:space="preserve">Replace preprocessor include directives with module</w:t>
-      </w:r>
-      <w:r>
-        <w:t xml:space="preserve"> </w:t>
-      </w:r>
-      <w:r>
-        <w:rPr>
-          <w:rStyle w:val="KeywordTok"/>
-        </w:rPr>
-        <w:t xml:space="preserve">import</w:t>
-      </w:r>
-      <w:r>
-        <w:t xml:space="preserve"> </w:t>
-      </w:r>
-      <w:r>
-        <w:t xml:space="preserve">where possible.</w:t>
+          <w:numId w:val="1100"/>
+        </w:numPr>
+      </w:pPr>
+      <w:r>
+        <w:t xml:space="preserve">Only use macros for</w:t>
+      </w:r>
+      <w:r>
+        <w:t xml:space="preserve"> </w:t>
+      </w:r>
+      <w:r>
+        <w:rPr>
+          <w:i/>
+        </w:rPr>
+        <w:t xml:space="preserve">include guards</w:t>
+      </w:r>
+      <w:r>
+        <w:t xml:space="preserve">, to control conditional compilation, or when the macro’s definition requires token pasting (</w:t>
+      </w:r>
+      <w:r>
+        <w:rPr>
+          <w:rStyle w:val="VerbatimChar"/>
+        </w:rPr>
+        <w:t xml:space="preserve">##</w:t>
+      </w:r>
+      <w:r>
+        <w:t xml:space="preserve">.{.cpp}) or stringification (</w:t>
+      </w:r>
+      <w:r>
+        <w:rPr>
+          <w:rStyle w:val="ErrorTok"/>
+        </w:rPr>
+        <w:t xml:space="preserve">#</w:t>
+      </w:r>
+      <w:r>
+        <w:t xml:space="preserve">) of macro arguments.</w:t>
       </w:r>
     </w:p>
     <w:p>
       <w:pPr>
         <w:numPr>
           <w:ilvl w:val="0"/>
-          <w:numId w:val="1101"/>
-        </w:numPr>
-      </w:pPr>
-      <w:r>
-        <w:t xml:space="preserve">Prefer</w:t>
-      </w:r>
-      <w:r>
-        <w:t xml:space="preserve"> </w:t>
-      </w:r>
-      <w:r>
-        <w:rPr>
-          <w:rStyle w:val="BuiltInTok"/>
-        </w:rPr>
-        <w:t xml:space="preserve">std::</w:t>
-      </w:r>
-      <w:r>
-        <w:rPr>
-          <w:rStyle w:val="NormalTok"/>
-        </w:rPr>
-        <w:t xml:space="preserve">source_location</w:t>
-      </w:r>
-      <w:r>
-        <w:t xml:space="preserve"> </w:t>
-      </w:r>
-      <w:r>
-        <w:t xml:space="preserve">mechanisms over macros that use</w:t>
-      </w:r>
-      <w:r>
-        <w:t xml:space="preserve"> </w:t>
-      </w:r>
-      <w:r>
-        <w:rPr>
-          <w:rStyle w:val="OtherTok"/>
-        </w:rPr>
-        <w:t xml:space="preserve">__LINE__</w:t>
-      </w:r>
-      <w:r>
-        <w:t xml:space="preserve">,</w:t>
-      </w:r>
-      <w:r>
-        <w:t xml:space="preserve"> </w:t>
-      </w:r>
-      <w:r>
-        <w:rPr>
-          <w:rStyle w:val="OtherTok"/>
-        </w:rPr>
-        <w:t xml:space="preserve">__FILE__</w:t>
-      </w:r>
-      <w:r>
-        <w:t xml:space="preserve">, or</w:t>
-      </w:r>
-      <w:r>
-        <w:t xml:space="preserve"> </w:t>
-      </w:r>
-      <w:r>
-        <w:rPr>
-          <w:rStyle w:val="OtherTok"/>
-        </w:rPr>
-        <w:t xml:space="preserve">__func__</w:t>
-      </w:r>
-      <w:r>
-        <w:t xml:space="preserve">.</w:t>
+          <w:numId w:val="1100"/>
+        </w:numPr>
+      </w:pPr>
+      <w:r>
+        <w:t xml:space="preserve">Avoid the use of</w:t>
+      </w:r>
+      <w:r>
+        <w:t xml:space="preserve"> </w:t>
+      </w:r>
+      <w:r>
+        <w:rPr>
+          <w:rStyle w:val="PreprocessorTok"/>
+        </w:rPr>
+        <w:t xml:space="preserve">#</w:t>
+      </w:r>
+      <w:r>
+        <w:rPr>
+          <w:rStyle w:val="ErrorTok"/>
+        </w:rPr>
+        <w:t xml:space="preserve">#</w:t>
+      </w:r>
+      <w:r>
+        <w:t xml:space="preserve"> </w:t>
+      </w:r>
+      <w:r>
+        <w:t xml:space="preserve">and</w:t>
+      </w:r>
+      <w:r>
+        <w:t xml:space="preserve"> </w:t>
+      </w:r>
+      <w:r>
+        <w:rPr>
+          <w:rStyle w:val="ErrorTok"/>
+        </w:rPr>
+        <w:t xml:space="preserve">#</w:t>
+      </w:r>
+      <w:r>
+        <w:t xml:space="preserve"> </w:t>
+      </w:r>
+      <w:r>
+        <w:t xml:space="preserve">in the same macro body.</w:t>
       </w:r>
     </w:p>
     <w:p>
       <w:pPr>
         <w:numPr>
           <w:ilvl w:val="0"/>
-          <w:numId w:val="1101"/>
-        </w:numPr>
-      </w:pPr>
-      <w:r>
-        <w:t xml:space="preserve">Only use macros for</w:t>
-      </w:r>
-      <w:r>
-        <w:t xml:space="preserve"> </w:t>
-      </w:r>
-      <w:r>
-        <w:rPr>
-          <w:i/>
-        </w:rPr>
-        <w:t xml:space="preserve">include guards</w:t>
-      </w:r>
-      <w:r>
-        <w:t xml:space="preserve">, to control conditional compilation, or when the macro’s definition requires token pasting (</w:t>
-      </w:r>
-      <w:r>
-        <w:rPr>
-          <w:rStyle w:val="VerbatimChar"/>
-        </w:rPr>
-        <w:t xml:space="preserve">##</w:t>
-      </w:r>
-      <w:r>
-        <w:t xml:space="preserve">.{.cpp}) or stringification (</w:t>
-      </w:r>
-      <w:r>
-        <w:rPr>
-          <w:rStyle w:val="ErrorTok"/>
-        </w:rPr>
-        <w:t xml:space="preserve">#</w:t>
-      </w:r>
-      <w:r>
-        <w:t xml:space="preserve">) of macro arguments.</w:t>
-      </w:r>
-    </w:p>
-    <w:p>
-      <w:pPr>
-        <w:numPr>
-          <w:ilvl w:val="0"/>
-          <w:numId w:val="1101"/>
-        </w:numPr>
-      </w:pPr>
-      <w:r>
-        <w:t xml:space="preserve">Avoid the use of</w:t>
-      </w:r>
-      <w:r>
-        <w:t xml:space="preserve"> </w:t>
-      </w:r>
-      <w:r>
-        <w:rPr>
-          <w:rStyle w:val="PreprocessorTok"/>
-        </w:rPr>
-        <w:t xml:space="preserve">#</w:t>
-      </w:r>
-      <w:r>
-        <w:rPr>
-          <w:rStyle w:val="ErrorTok"/>
-        </w:rPr>
-        <w:t xml:space="preserve">#</w:t>
-      </w:r>
-      <w:r>
-        <w:t xml:space="preserve"> </w:t>
-      </w:r>
-      <w:r>
-        <w:t xml:space="preserve">and</w:t>
-      </w:r>
-      <w:r>
-        <w:t xml:space="preserve"> </w:t>
-      </w:r>
-      <w:r>
-        <w:rPr>
-          <w:rStyle w:val="ErrorTok"/>
-        </w:rPr>
-        <w:t xml:space="preserve">#</w:t>
-      </w:r>
-      <w:r>
-        <w:t xml:space="preserve"> </w:t>
-      </w:r>
-      <w:r>
-        <w:t xml:space="preserve">in the same macro body.</w:t>
-      </w:r>
-    </w:p>
-    <w:p>
-      <w:pPr>
-        <w:numPr>
-          <w:ilvl w:val="0"/>
-          <w:numId w:val="1101"/>
+          <w:numId w:val="1100"/>
         </w:numPr>
       </w:pPr>
       <w:r>
@@ -55112,7 +55070,7 @@
       <w:pPr>
         <w:numPr>
           <w:ilvl w:val="0"/>
-          <w:numId w:val="1103"/>
+          <w:numId w:val="1102"/>
         </w:numPr>
       </w:pPr>
       <w:r>
@@ -55123,7 +55081,7 @@
       <w:pPr>
         <w:numPr>
           <w:ilvl w:val="0"/>
-          <w:numId w:val="1103"/>
+          <w:numId w:val="1102"/>
         </w:numPr>
       </w:pPr>
       <w:r>
@@ -55134,7 +55092,7 @@
       <w:pPr>
         <w:numPr>
           <w:ilvl w:val="0"/>
-          <w:numId w:val="1103"/>
+          <w:numId w:val="1102"/>
         </w:numPr>
       </w:pPr>
       <w:r>
@@ -55648,7 +55606,7 @@
       <w:pPr>
         <w:numPr>
           <w:ilvl w:val="0"/>
-          <w:numId w:val="1104"/>
+          <w:numId w:val="1103"/>
         </w:numPr>
       </w:pPr>
       <w:r>
@@ -55659,7 +55617,7 @@
       <w:pPr>
         <w:numPr>
           <w:ilvl w:val="0"/>
-          <w:numId w:val="1104"/>
+          <w:numId w:val="1103"/>
         </w:numPr>
       </w:pPr>
       <w:r>
@@ -55857,12 +55815,92 @@
       <w:pPr>
         <w:numPr>
           <w:ilvl w:val="0"/>
-          <w:numId w:val="1105"/>
+          <w:numId w:val="1104"/>
         </w:numPr>
         <w:pStyle w:val="Compact"/>
       </w:pPr>
       <w:r>
         <w:t xml:space="preserve">Compilers optimize based on the assumed lack of undefined behaviour, that can result in the incorrect pruning of code paths</w:t>
+      </w:r>
+    </w:p>
+    <w:p>
+      <w:pPr>
+        <w:numPr>
+          <w:ilvl w:val="0"/>
+          <w:numId w:val="1104"/>
+        </w:numPr>
+        <w:pStyle w:val="Compact"/>
+      </w:pPr>
+      <w:r>
+        <w:t xml:space="preserve">Compiler (or tool chain) changes or updates can result in previously undetected undefined behaviour being manifested with serious consequences.</w:t>
+      </w:r>
+    </w:p>
+    <w:p>
+      <w:pPr>
+        <w:numPr>
+          <w:ilvl w:val="0"/>
+          <w:numId w:val="1104"/>
+        </w:numPr>
+        <w:pStyle w:val="Compact"/>
+      </w:pPr>
+      <w:r>
+        <w:t xml:space="preserve">If the impact of a undefined behaviour is the overwriting of some memory location, non-obvious changes to the source code can result in a previously benign action now having serious consequences.</w:t>
+      </w:r>
+    </w:p>
+    <w:p>
+      <w:pPr>
+        <w:numPr>
+          <w:ilvl w:val="0"/>
+          <w:numId w:val="1104"/>
+        </w:numPr>
+        <w:pStyle w:val="Compact"/>
+      </w:pPr>
+      <w:r>
+        <w:t xml:space="preserve">The impact of the undefined behaviour often depends on additional factors, for example the available capacity of a container decides if memory needs to be reallocated.</w:t>
+      </w:r>
+    </w:p>
+    <w:p>
+      <w:pPr>
+        <w:pStyle w:val="FirstParagraph"/>
+      </w:pPr>
+      <w:r>
+        <w:t xml:space="preserve">Undefined behaviour often manifests in code distant from where it occured, resulting in bugs that are extremely hard to find.</w:t>
+      </w:r>
+      <w:r>
+        <w:t xml:space="preserve"> </w:t>
+      </w:r>
+      <w:r>
+        <w:t xml:space="preserve">Therefore, retrospective detection of undefined behaviour is exceedingly difficult and resource intensive.</w:t>
+      </w:r>
+      <w:r>
+        <w:t xml:space="preserve"> </w:t>
+      </w:r>
+      <w:r>
+        <w:t xml:space="preserve">Many undefined behaviour situations can be avoided through the use of explicit tests or assertions for undefined behaviour situations, such as null-pointer tests before assessing via a pointer, array-bounds checks before access to array members, and floating-integeral conversions that cannot be represented in the target type.</w:t>
+      </w:r>
+      <w:r>
+        <w:t xml:space="preserve"> </w:t>
+      </w:r>
+      <w:r>
+        <w:t xml:space="preserve">Modern compilers can eliminate such tests when they know that the check will succeed.</w:t>
+      </w:r>
+    </w:p>
+    <w:bookmarkEnd w:id="209"/>
+    <w:bookmarkStart w:id="210" w:name="avoidance-mechanisms-for-language-users"/>
+    <w:p>
+      <w:pPr>
+        <w:pStyle w:val="Heading3"/>
+      </w:pPr>
+      <w:r>
+        <w:t xml:space="preserve">6.56.2 Avoidance mechanisms for language users</w:t>
+      </w:r>
+    </w:p>
+    <w:p>
+      <w:pPr>
+        <w:pStyle w:val="FirstParagraph"/>
+      </w:pPr>
+      <w:r>
+        <w:t xml:space="preserve">To avoid the vulnerability or mitigate its ill effects, C++ software developers can:</w:t>
       </w:r>
     </w:p>
     <w:p>
@@ -55871,10 +55909,9 @@
           <w:ilvl w:val="0"/>
           <w:numId w:val="1105"/>
         </w:numPr>
-        <w:pStyle w:val="Compact"/>
-      </w:pPr>
-      <w:r>
-        <w:t xml:space="preserve">Compiler (or tool chain) changes or updates can result in previously undetected undefined behaviour being manifested with serious consequences.</w:t>
+      </w:pPr>
+      <w:r>
+        <w:t xml:space="preserve">Follow the avoidance mechanisms of ISO/IEC 24772-1 6.56.5.</w:t>
       </w:r>
     </w:p>
     <w:p>
@@ -55883,10 +55920,9 @@
           <w:ilvl w:val="0"/>
           <w:numId w:val="1105"/>
         </w:numPr>
-        <w:pStyle w:val="Compact"/>
-      </w:pPr>
-      <w:r>
-        <w:t xml:space="preserve">If the impact of a undefined behaviour is the overwriting of some memory location, non-obvious changes to the source code can result in a previously benign action now having serious consequences.</w:t>
+      </w:pPr>
+      <w:r>
+        <w:t xml:space="preserve">Exploit compile-time evaluation whenever possible to detect undefined behaviour.</w:t>
       </w:r>
     </w:p>
     <w:p>
@@ -55895,139 +55931,61 @@
           <w:ilvl w:val="0"/>
           <w:numId w:val="1105"/>
         </w:numPr>
-        <w:pStyle w:val="Compact"/>
-      </w:pPr>
-      <w:r>
-        <w:t xml:space="preserve">The impact of the undefined behaviour often depends on additional factors, for example the available capacity of a container decides if memory needs to be reallocated.</w:t>
-      </w:r>
-    </w:p>
-    <w:p>
-      <w:pPr>
-        <w:pStyle w:val="FirstParagraph"/>
-      </w:pPr>
-      <w:r>
-        <w:t xml:space="preserve">Undefined behaviour often manifests in code distant from where it occured, resulting in bugs that are extremely hard to find.</w:t>
-      </w:r>
-      <w:r>
-        <w:t xml:space="preserve"> </w:t>
-      </w:r>
-      <w:r>
-        <w:t xml:space="preserve">Therefore, retrospective detection of undefined behaviour is exceedingly difficult and resource intensive.</w:t>
-      </w:r>
-      <w:r>
-        <w:t xml:space="preserve"> </w:t>
-      </w:r>
-      <w:r>
-        <w:t xml:space="preserve">Many undefined behaviour situations can be avoided through the use of explicit tests or assertions for undefined behaviour situations, such as null-pointer tests before assessing via a pointer, array-bounds checks before access to array members, and floating-integeral conversions that cannot be represented in the target type.</w:t>
-      </w:r>
-      <w:r>
-        <w:t xml:space="preserve"> </w:t>
-      </w:r>
-      <w:r>
-        <w:t xml:space="preserve">Modern compilers can eliminate such tests when they know that the check will succeed.</w:t>
-      </w:r>
-    </w:p>
-    <w:bookmarkEnd w:id="209"/>
-    <w:bookmarkStart w:id="210" w:name="avoidance-mechanisms-for-language-users"/>
-    <w:p>
-      <w:pPr>
-        <w:pStyle w:val="Heading3"/>
-      </w:pPr>
-      <w:r>
-        <w:t xml:space="preserve">6.56.2 Avoidance mechanisms for language users</w:t>
-      </w:r>
-    </w:p>
-    <w:p>
-      <w:pPr>
-        <w:pStyle w:val="FirstParagraph"/>
-      </w:pPr>
-      <w:r>
-        <w:t xml:space="preserve">To avoid the vulnerability or mitigate its ill effects, C++ software developers can:</w:t>
+      </w:pPr>
+      <w:r>
+        <w:t xml:space="preserve">Use static analysis tools to help identify occurrences and consequences of undefined behaviour.</w:t>
       </w:r>
     </w:p>
     <w:p>
       <w:pPr>
         <w:numPr>
           <w:ilvl w:val="0"/>
-          <w:numId w:val="1106"/>
-        </w:numPr>
-      </w:pPr>
-      <w:r>
-        <w:t xml:space="preserve">Follow the avoidance mechanisms of ISO/IEC 24772-1 6.56.5.</w:t>
+          <w:numId w:val="1105"/>
+        </w:numPr>
+      </w:pPr>
+      <w:r>
+        <w:t xml:space="preserve">Use runtime tools such as an address sanitizer and related tools.</w:t>
       </w:r>
     </w:p>
     <w:p>
       <w:pPr>
         <w:numPr>
           <w:ilvl w:val="0"/>
-          <w:numId w:val="1106"/>
-        </w:numPr>
-      </w:pPr>
-      <w:r>
-        <w:t xml:space="preserve">Exploit compile-time evaluation whenever possible to detect undefined behaviour.</w:t>
+          <w:numId w:val="1105"/>
+        </w:numPr>
+      </w:pPr>
+      <w:r>
+        <w:t xml:space="preserve">Use multiple compilers/tools and different optimization levels to increase the chance of identifying constructs that have undefined behaviours.</w:t>
       </w:r>
     </w:p>
     <w:p>
       <w:pPr>
         <w:numPr>
           <w:ilvl w:val="0"/>
-          <w:numId w:val="1106"/>
-        </w:numPr>
-      </w:pPr>
-      <w:r>
-        <w:t xml:space="preserve">Use static analysis tools to help identify occurrences and consequences of undefined behaviour.</w:t>
+          <w:numId w:val="1105"/>
+        </w:numPr>
+      </w:pPr>
+      <w:r>
+        <w:t xml:space="preserve">Where the C++ language or library provide both defined behaviour mechanisms and</w:t>
+      </w:r>
+      <w:r>
+        <w:t xml:space="preserve"> </w:t>
+      </w:r>
+      <w:r>
+        <w:t xml:space="preserve">undefined behaviour mechanisms, mandate the use mechanisms with</w:t>
+      </w:r>
+      <w:r>
+        <w:t xml:space="preserve"> </w:t>
+      </w:r>
+      <w:r>
+        <w:t xml:space="preserve">defined behaviours.</w:t>
       </w:r>
     </w:p>
     <w:p>
       <w:pPr>
         <w:numPr>
           <w:ilvl w:val="0"/>
-          <w:numId w:val="1106"/>
-        </w:numPr>
-      </w:pPr>
-      <w:r>
-        <w:t xml:space="preserve">Use runtime tools such as an address sanitizer and related tools.</w:t>
-      </w:r>
-    </w:p>
-    <w:p>
-      <w:pPr>
-        <w:numPr>
-          <w:ilvl w:val="0"/>
-          <w:numId w:val="1106"/>
-        </w:numPr>
-      </w:pPr>
-      <w:r>
-        <w:t xml:space="preserve">Use multiple compilers/tools and different optimization levels to increase the chance of identifying constructs that have undefined behaviours.</w:t>
-      </w:r>
-    </w:p>
-    <w:p>
-      <w:pPr>
-        <w:numPr>
-          <w:ilvl w:val="0"/>
-          <w:numId w:val="1106"/>
-        </w:numPr>
-      </w:pPr>
-      <w:r>
-        <w:t xml:space="preserve">Where the C++ language or library provide both defined behaviour mechanisms and</w:t>
-      </w:r>
-      <w:r>
-        <w:t xml:space="preserve"> </w:t>
-      </w:r>
-      <w:r>
-        <w:t xml:space="preserve">undefined behaviour mechanisms, mandate the use mechanisms with</w:t>
-      </w:r>
-      <w:r>
-        <w:t xml:space="preserve"> </w:t>
-      </w:r>
-      <w:r>
-        <w:t xml:space="preserve">defined behaviours.</w:t>
-      </w:r>
-    </w:p>
-    <w:p>
-      <w:pPr>
-        <w:numPr>
-          <w:ilvl w:val="0"/>
-          <w:numId w:val="1106"/>
+          <w:numId w:val="1105"/>
         </w:numPr>
       </w:pPr>
       <w:r>
@@ -56119,11 +56077,48 @@
       <w:pPr>
         <w:numPr>
           <w:ilvl w:val="0"/>
-          <w:numId w:val="1107"/>
+          <w:numId w:val="1106"/>
         </w:numPr>
       </w:pPr>
       <w:r>
         <w:t xml:space="preserve">A given implementation may change or remove an implementation-defined behaviour; and</w:t>
+      </w:r>
+    </w:p>
+    <w:p>
+      <w:pPr>
+        <w:numPr>
+          <w:ilvl w:val="0"/>
+          <w:numId w:val="1106"/>
+        </w:numPr>
+      </w:pPr>
+      <w:r>
+        <w:t xml:space="preserve">Programs that are specifically intended for a particular implementation may in the future be ported to another environment or sections reused for future implementations.</w:t>
+      </w:r>
+    </w:p>
+    <w:p>
+      <w:pPr>
+        <w:pStyle w:val="FirstParagraph"/>
+      </w:pPr>
+      <w:r>
+        <w:t xml:space="preserve">In either situation, the implementation-defined behaviour will become problematic.</w:t>
+      </w:r>
+    </w:p>
+    <w:bookmarkEnd w:id="212"/>
+    <w:bookmarkStart w:id="213" w:name="avoidance-mechanisms-for-language-users"/>
+    <w:p>
+      <w:pPr>
+        <w:pStyle w:val="Heading3"/>
+      </w:pPr>
+      <w:r>
+        <w:t xml:space="preserve">6.57.2 Avoidance mechanisms for language users</w:t>
+      </w:r>
+    </w:p>
+    <w:p>
+      <w:pPr>
+        <w:pStyle w:val="FirstParagraph"/>
+      </w:pPr>
+      <w:r>
+        <w:t xml:space="preserve">To avoid the vulnerability or mitigate its ill effects, C++ software developers can:</w:t>
       </w:r>
     </w:p>
     <w:p>
@@ -56134,79 +56129,42 @@
         </w:numPr>
       </w:pPr>
       <w:r>
-        <w:t xml:space="preserve">Programs that are specifically intended for a particular implementation may in the future be ported to another environment or sections reused for future implementations.</w:t>
-      </w:r>
-    </w:p>
-    <w:p>
-      <w:pPr>
-        <w:pStyle w:val="FirstParagraph"/>
-      </w:pPr>
-      <w:r>
-        <w:t xml:space="preserve">In either situation, the implementation-defined behaviour will become problematic.</w:t>
-      </w:r>
-    </w:p>
-    <w:bookmarkEnd w:id="212"/>
-    <w:bookmarkStart w:id="213" w:name="avoidance-mechanisms-for-language-users"/>
-    <w:p>
-      <w:pPr>
-        <w:pStyle w:val="Heading3"/>
-      </w:pPr>
-      <w:r>
-        <w:t xml:space="preserve">6.57.2 Avoidance mechanisms for language users</w:t>
-      </w:r>
-    </w:p>
-    <w:p>
-      <w:pPr>
-        <w:pStyle w:val="FirstParagraph"/>
-      </w:pPr>
-      <w:r>
-        <w:t xml:space="preserve">To avoid the vulnerability or mitigate its ill effects, C++ software developers can:</w:t>
+        <w:t xml:space="preserve">Apply the avoidance mechanisms of ISO/IEC 24772-1 clause 6.57.5.</w:t>
       </w:r>
     </w:p>
     <w:p>
       <w:pPr>
         <w:numPr>
           <w:ilvl w:val="0"/>
-          <w:numId w:val="1108"/>
-        </w:numPr>
-      </w:pPr>
-      <w:r>
-        <w:t xml:space="preserve">Apply the avoidance mechanisms of ISO/IEC 24772-1 clause 6.57.5.</w:t>
+          <w:numId w:val="1107"/>
+        </w:numPr>
+      </w:pPr>
+      <w:r>
+        <w:t xml:space="preserve">Eliminate to the extent possible any reliance on implementation-defined behaviour from programs in order to increase portability.</w:t>
       </w:r>
     </w:p>
     <w:p>
       <w:pPr>
         <w:numPr>
           <w:ilvl w:val="0"/>
-          <w:numId w:val="1108"/>
-        </w:numPr>
-      </w:pPr>
-      <w:r>
-        <w:t xml:space="preserve">Eliminate to the extent possible any reliance on implementation-defined behaviour from programs in order to increase portability.</w:t>
+          <w:numId w:val="1107"/>
+        </w:numPr>
+      </w:pPr>
+      <w:r>
+        <w:t xml:space="preserve">Use multiple compilers and tools to increase the likelyhood of identifying</w:t>
+      </w:r>
+      <w:r>
+        <w:t xml:space="preserve"> </w:t>
+      </w:r>
+      <w:r>
+        <w:t xml:space="preserve">constructs that have implementation-defined behaviours.</w:t>
       </w:r>
     </w:p>
     <w:p>
       <w:pPr>
         <w:numPr>
           <w:ilvl w:val="0"/>
-          <w:numId w:val="1108"/>
-        </w:numPr>
-      </w:pPr>
-      <w:r>
-        <w:t xml:space="preserve">Use multiple compilers and tools to increase the likelyhood of identifying</w:t>
-      </w:r>
-      <w:r>
-        <w:t xml:space="preserve"> </w:t>
-      </w:r>
-      <w:r>
-        <w:t xml:space="preserve">constructs that have implementation-defined behaviours.</w:t>
-      </w:r>
-    </w:p>
-    <w:p>
-      <w:pPr>
-        <w:numPr>
-          <w:ilvl w:val="0"/>
-          <w:numId w:val="1108"/>
+          <w:numId w:val="1107"/>
         </w:numPr>
       </w:pPr>
       <w:r>
@@ -56382,7 +56340,7 @@
       <w:pPr>
         <w:numPr>
           <w:ilvl w:val="0"/>
-          <w:numId w:val="1109"/>
+          <w:numId w:val="1108"/>
         </w:numPr>
       </w:pPr>
       <w:r>
@@ -56393,7 +56351,7 @@
       <w:pPr>
         <w:numPr>
           <w:ilvl w:val="0"/>
-          <w:numId w:val="1109"/>
+          <w:numId w:val="1108"/>
         </w:numPr>
       </w:pPr>
       <w:r>
@@ -56410,7 +56368,7 @@
       <w:pPr>
         <w:numPr>
           <w:ilvl w:val="0"/>
-          <w:numId w:val="1109"/>
+          <w:numId w:val="1108"/>
         </w:numPr>
       </w:pPr>
       <w:r>
@@ -57411,7 +57369,7 @@
       <w:pPr>
         <w:numPr>
           <w:ilvl w:val="0"/>
-          <w:numId w:val="1110"/>
+          <w:numId w:val="1109"/>
         </w:numPr>
         <w:pStyle w:val="Compact"/>
       </w:pPr>
@@ -57453,7 +57411,7 @@
       <w:pPr>
         <w:numPr>
           <w:ilvl w:val="0"/>
-          <w:numId w:val="1110"/>
+          <w:numId w:val="1109"/>
         </w:numPr>
         <w:pStyle w:val="Compact"/>
       </w:pPr>
@@ -57507,7 +57465,7 @@
       <w:pPr>
         <w:numPr>
           <w:ilvl w:val="0"/>
-          <w:numId w:val="1110"/>
+          <w:numId w:val="1109"/>
         </w:numPr>
         <w:pStyle w:val="Compact"/>
       </w:pPr>
@@ -57519,7 +57477,7 @@
       <w:pPr>
         <w:numPr>
           <w:ilvl w:val="0"/>
-          <w:numId w:val="1110"/>
+          <w:numId w:val="1109"/>
         </w:numPr>
         <w:pStyle w:val="Compact"/>
       </w:pPr>
@@ -57552,7 +57510,7 @@
       <w:pPr>
         <w:numPr>
           <w:ilvl w:val="0"/>
-          <w:numId w:val="1110"/>
+          <w:numId w:val="1109"/>
         </w:numPr>
         <w:pStyle w:val="Compact"/>
       </w:pPr>
@@ -57606,7 +57564,7 @@
       <w:pPr>
         <w:numPr>
           <w:ilvl w:val="0"/>
-          <w:numId w:val="1110"/>
+          <w:numId w:val="1109"/>
         </w:numPr>
         <w:pStyle w:val="Compact"/>
       </w:pPr>
@@ -59122,7 +59080,7 @@
       <w:pPr>
         <w:numPr>
           <w:ilvl w:val="0"/>
-          <w:numId w:val="1111"/>
+          <w:numId w:val="1110"/>
         </w:numPr>
       </w:pPr>
       <w:r>
@@ -59133,7 +59091,7 @@
       <w:pPr>
         <w:numPr>
           <w:ilvl w:val="0"/>
-          <w:numId w:val="1111"/>
+          <w:numId w:val="1110"/>
         </w:numPr>
       </w:pPr>
       <w:r>
@@ -59144,7 +59102,7 @@
       <w:pPr>
         <w:numPr>
           <w:ilvl w:val="0"/>
-          <w:numId w:val="1111"/>
+          <w:numId w:val="1110"/>
         </w:numPr>
       </w:pPr>
       <w:r>
@@ -59447,7 +59405,7 @@
       <w:pPr>
         <w:numPr>
           <w:ilvl w:val="0"/>
-          <w:numId w:val="1112"/>
+          <w:numId w:val="1111"/>
         </w:numPr>
       </w:pPr>
       <w:r>
@@ -59458,7 +59416,7 @@
       <w:pPr>
         <w:numPr>
           <w:ilvl w:val="0"/>
-          <w:numId w:val="1112"/>
+          <w:numId w:val="1111"/>
         </w:numPr>
       </w:pPr>
       <w:r>
@@ -59490,7 +59448,7 @@
       <w:pPr>
         <w:numPr>
           <w:ilvl w:val="0"/>
-          <w:numId w:val="1112"/>
+          <w:numId w:val="1111"/>
         </w:numPr>
       </w:pPr>
       <w:r>
@@ -59501,7 +59459,7 @@
       <w:pPr>
         <w:numPr>
           <w:ilvl w:val="0"/>
-          <w:numId w:val="1112"/>
+          <w:numId w:val="1111"/>
         </w:numPr>
       </w:pPr>
       <w:r>
@@ -59512,7 +59470,7 @@
       <w:pPr>
         <w:numPr>
           <w:ilvl w:val="0"/>
-          <w:numId w:val="1112"/>
+          <w:numId w:val="1111"/>
         </w:numPr>
       </w:pPr>
       <w:r>
@@ -59523,7 +59481,7 @@
       <w:pPr>
         <w:numPr>
           <w:ilvl w:val="0"/>
-          <w:numId w:val="1112"/>
+          <w:numId w:val="1111"/>
         </w:numPr>
       </w:pPr>
       <w:r>
@@ -59561,7 +59519,7 @@
       <w:pPr>
         <w:numPr>
           <w:ilvl w:val="0"/>
-          <w:numId w:val="1112"/>
+          <w:numId w:val="1111"/>
         </w:numPr>
       </w:pPr>
       <w:r>
@@ -59866,7 +59824,7 @@
       <w:pPr>
         <w:numPr>
           <w:ilvl w:val="0"/>
-          <w:numId w:val="1113"/>
+          <w:numId w:val="1112"/>
         </w:numPr>
       </w:pPr>
       <w:r>
@@ -59877,7 +59835,7 @@
       <w:pPr>
         <w:numPr>
           <w:ilvl w:val="0"/>
-          <w:numId w:val="1113"/>
+          <w:numId w:val="1112"/>
         </w:numPr>
       </w:pPr>
       <w:r>
@@ -59894,7 +59852,7 @@
       <w:pPr>
         <w:numPr>
           <w:ilvl w:val="0"/>
-          <w:numId w:val="1113"/>
+          <w:numId w:val="1112"/>
         </w:numPr>
       </w:pPr>
       <w:r>
@@ -59905,7 +59863,7 @@
       <w:pPr>
         <w:numPr>
           <w:ilvl w:val="0"/>
-          <w:numId w:val="1113"/>
+          <w:numId w:val="1112"/>
         </w:numPr>
       </w:pPr>
       <w:r>
@@ -59931,7 +59889,7 @@
       <w:pPr>
         <w:numPr>
           <w:ilvl w:val="0"/>
-          <w:numId w:val="1113"/>
+          <w:numId w:val="1112"/>
         </w:numPr>
       </w:pPr>
       <w:r>
@@ -59942,7 +59900,7 @@
       <w:pPr>
         <w:numPr>
           <w:ilvl w:val="0"/>
-          <w:numId w:val="1113"/>
+          <w:numId w:val="1112"/>
         </w:numPr>
       </w:pPr>
       <w:r>
@@ -60421,7 +60379,7 @@
       <w:pPr>
         <w:numPr>
           <w:ilvl w:val="0"/>
-          <w:numId w:val="1114"/>
+          <w:numId w:val="1113"/>
         </w:numPr>
       </w:pPr>
       <w:r>
@@ -60445,7 +60403,7 @@
       <w:pPr>
         <w:numPr>
           <w:ilvl w:val="0"/>
-          <w:numId w:val="1114"/>
+          <w:numId w:val="1113"/>
         </w:numPr>
       </w:pPr>
       <w:r>
@@ -60486,7 +60444,7 @@
       <w:pPr>
         <w:numPr>
           <w:ilvl w:val="0"/>
-          <w:numId w:val="1114"/>
+          <w:numId w:val="1113"/>
         </w:numPr>
       </w:pPr>
       <w:r>
@@ -62129,7 +62087,7 @@
       <w:pPr>
         <w:numPr>
           <w:ilvl w:val="0"/>
-          <w:numId w:val="1115"/>
+          <w:numId w:val="1114"/>
         </w:numPr>
       </w:pPr>
       <w:r>
@@ -62140,7 +62098,7 @@
       <w:pPr>
         <w:numPr>
           <w:ilvl w:val="0"/>
-          <w:numId w:val="1115"/>
+          <w:numId w:val="1114"/>
         </w:numPr>
       </w:pPr>
       <w:r>
@@ -62181,7 +62139,7 @@
       <w:pPr>
         <w:numPr>
           <w:ilvl w:val="0"/>
-          <w:numId w:val="1115"/>
+          <w:numId w:val="1114"/>
         </w:numPr>
       </w:pPr>
       <w:r>
@@ -62237,7 +62195,7 @@
       <w:pPr>
         <w:numPr>
           <w:ilvl w:val="0"/>
-          <w:numId w:val="1115"/>
+          <w:numId w:val="1114"/>
         </w:numPr>
       </w:pPr>
       <w:r>
@@ -62263,7 +62221,7 @@
       <w:pPr>
         <w:numPr>
           <w:ilvl w:val="0"/>
-          <w:numId w:val="1115"/>
+          <w:numId w:val="1114"/>
         </w:numPr>
       </w:pPr>
       <w:r>
@@ -62289,7 +62247,7 @@
       <w:pPr>
         <w:numPr>
           <w:ilvl w:val="0"/>
-          <w:numId w:val="1115"/>
+          <w:numId w:val="1114"/>
         </w:numPr>
       </w:pPr>
       <w:r>
@@ -62315,7 +62273,7 @@
       <w:pPr>
         <w:numPr>
           <w:ilvl w:val="0"/>
-          <w:numId w:val="1115"/>
+          <w:numId w:val="1114"/>
         </w:numPr>
       </w:pPr>
       <w:r>
@@ -62326,7 +62284,7 @@
       <w:pPr>
         <w:numPr>
           <w:ilvl w:val="0"/>
-          <w:numId w:val="1115"/>
+          <w:numId w:val="1114"/>
         </w:numPr>
       </w:pPr>
       <w:r>
@@ -62367,7 +62325,7 @@
       <w:pPr>
         <w:numPr>
           <w:ilvl w:val="0"/>
-          <w:numId w:val="1115"/>
+          <w:numId w:val="1114"/>
         </w:numPr>
       </w:pPr>
       <w:r>
@@ -62445,7 +62403,7 @@
       <w:pPr>
         <w:numPr>
           <w:ilvl w:val="0"/>
-          <w:numId w:val="1116"/>
+          <w:numId w:val="1115"/>
         </w:numPr>
         <w:pStyle w:val="SourceCode"/>
       </w:pPr>
@@ -62543,7 +62501,7 @@
       <w:pPr>
         <w:numPr>
           <w:ilvl w:val="0"/>
-          <w:numId w:val="1116"/>
+          <w:numId w:val="1115"/>
         </w:numPr>
         <w:pStyle w:val="SourceCode"/>
       </w:pPr>
@@ -62569,7 +62527,7 @@
       <w:pPr>
         <w:numPr>
           <w:ilvl w:val="0"/>
-          <w:numId w:val="1116"/>
+          <w:numId w:val="1115"/>
         </w:numPr>
         <w:pStyle w:val="SourceCode"/>
       </w:pPr>
@@ -62601,7 +62559,7 @@
       <w:pPr>
         <w:numPr>
           <w:ilvl w:val="0"/>
-          <w:numId w:val="1116"/>
+          <w:numId w:val="1115"/>
         </w:numPr>
         <w:pStyle w:val="SourceCode"/>
       </w:pPr>
@@ -62627,7 +62585,7 @@
       <w:pPr>
         <w:numPr>
           <w:ilvl w:val="0"/>
-          <w:numId w:val="1116"/>
+          <w:numId w:val="1115"/>
         </w:numPr>
         <w:pStyle w:val="SourceCode"/>
       </w:pPr>
@@ -62642,7 +62600,7 @@
       <w:pPr>
         <w:numPr>
           <w:ilvl w:val="0"/>
-          <w:numId w:val="1116"/>
+          <w:numId w:val="1115"/>
         </w:numPr>
         <w:pStyle w:val="SourceCode"/>
       </w:pPr>
@@ -62674,7 +62632,7 @@
       <w:pPr>
         <w:numPr>
           <w:ilvl w:val="0"/>
-          <w:numId w:val="1116"/>
+          <w:numId w:val="1115"/>
         </w:numPr>
         <w:pStyle w:val="SourceCode"/>
       </w:pPr>
@@ -62718,7 +62676,7 @@
       <w:pPr>
         <w:numPr>
           <w:ilvl w:val="0"/>
-          <w:numId w:val="1116"/>
+          <w:numId w:val="1115"/>
         </w:numPr>
         <w:pStyle w:val="SourceCode"/>
       </w:pPr>
@@ -62733,7 +62691,7 @@
       <w:pPr>
         <w:numPr>
           <w:ilvl w:val="0"/>
-          <w:numId w:val="1116"/>
+          <w:numId w:val="1115"/>
         </w:numPr>
         <w:pStyle w:val="SourceCode"/>
       </w:pPr>
@@ -62936,7 +62894,7 @@
       <w:pPr>
         <w:numPr>
           <w:ilvl w:val="0"/>
-          <w:numId w:val="1116"/>
+          <w:numId w:val="1115"/>
         </w:numPr>
         <w:pStyle w:val="SourceCode"/>
       </w:pPr>
@@ -62980,7 +62938,7 @@
       <w:pPr>
         <w:numPr>
           <w:ilvl w:val="0"/>
-          <w:numId w:val="1116"/>
+          <w:numId w:val="1115"/>
         </w:numPr>
         <w:pStyle w:val="SourceCode"/>
       </w:pPr>
@@ -63006,7 +62964,7 @@
       <w:pPr>
         <w:numPr>
           <w:ilvl w:val="0"/>
-          <w:numId w:val="1116"/>
+          <w:numId w:val="1115"/>
         </w:numPr>
         <w:pStyle w:val="SourceCode"/>
       </w:pPr>
@@ -63032,7 +62990,7 @@
       <w:pPr>
         <w:numPr>
           <w:ilvl w:val="0"/>
-          <w:numId w:val="1116"/>
+          <w:numId w:val="1115"/>
         </w:numPr>
         <w:pStyle w:val="SourceCode"/>
       </w:pPr>
@@ -63124,7 +63082,7 @@
       <w:pPr>
         <w:numPr>
           <w:ilvl w:val="0"/>
-          <w:numId w:val="1116"/>
+          <w:numId w:val="1115"/>
         </w:numPr>
         <w:pStyle w:val="SourceCode"/>
       </w:pPr>
@@ -63180,7 +63138,7 @@
       <w:pPr>
         <w:numPr>
           <w:ilvl w:val="0"/>
-          <w:numId w:val="1116"/>
+          <w:numId w:val="1115"/>
         </w:numPr>
         <w:pStyle w:val="SourceCode"/>
       </w:pPr>
@@ -63230,7 +63188,7 @@
       <w:pPr>
         <w:numPr>
           <w:ilvl w:val="0"/>
-          <w:numId w:val="1116"/>
+          <w:numId w:val="1115"/>
         </w:numPr>
         <w:pStyle w:val="SourceCode"/>
       </w:pPr>
@@ -63268,7 +63226,7 @@
       <w:pPr>
         <w:numPr>
           <w:ilvl w:val="0"/>
-          <w:numId w:val="1116"/>
+          <w:numId w:val="1115"/>
         </w:numPr>
         <w:pStyle w:val="SourceCode"/>
       </w:pPr>
@@ -63300,7 +63258,7 @@
       <w:pPr>
         <w:numPr>
           <w:ilvl w:val="0"/>
-          <w:numId w:val="1116"/>
+          <w:numId w:val="1115"/>
         </w:numPr>
         <w:pStyle w:val="SourceCode"/>
       </w:pPr>
@@ -63350,7 +63308,7 @@
       <w:pPr>
         <w:numPr>
           <w:ilvl w:val="0"/>
-          <w:numId w:val="1116"/>
+          <w:numId w:val="1115"/>
         </w:numPr>
         <w:pStyle w:val="SourceCode"/>
       </w:pPr>
@@ -63394,7 +63352,7 @@
       <w:pPr>
         <w:numPr>
           <w:ilvl w:val="0"/>
-          <w:numId w:val="1116"/>
+          <w:numId w:val="1115"/>
         </w:numPr>
         <w:pStyle w:val="SourceCode"/>
       </w:pPr>
@@ -63438,7 +63396,7 @@
       <w:pPr>
         <w:numPr>
           <w:ilvl w:val="0"/>
-          <w:numId w:val="1116"/>
+          <w:numId w:val="1115"/>
         </w:numPr>
         <w:pStyle w:val="SourceCode"/>
       </w:pPr>
@@ -63581,7 +63539,7 @@
       <w:pPr>
         <w:numPr>
           <w:ilvl w:val="0"/>
-          <w:numId w:val="1116"/>
+          <w:numId w:val="1115"/>
         </w:numPr>
         <w:pStyle w:val="SourceCode"/>
       </w:pPr>
@@ -66223,9 +66181,6 @@
     <w:abstractNumId w:val="991"/>
   </w:num>
   <w:num w:numId="1082">
-    <w:abstractNumId w:val="991"/>
-  </w:num>
-  <w:num w:numId="1083">
     <w:abstractNumId w:val="99411"/>
     <w:lvlOverride w:ilvl="0">
       <w:startOverride w:val="1"/>
@@ -66254,6 +66209,9 @@
     <w:lvlOverride w:ilvl="8">
       <w:startOverride w:val="1"/>
     </w:lvlOverride>
+  </w:num>
+  <w:num w:numId="1083">
+    <w:abstractNumId w:val="991"/>
   </w:num>
   <w:num w:numId="1084">
     <w:abstractNumId w:val="991"/>
@@ -66349,9 +66307,6 @@
     <w:abstractNumId w:val="991"/>
   </w:num>
   <w:num w:numId="1115">
-    <w:abstractNumId w:val="991"/>
-  </w:num>
-  <w:num w:numId="1116">
     <w:abstractNumId w:val="991"/>
   </w:num>
 </w:numbering>

--- a/all.docx
+++ b/all.docx
@@ -43029,7 +43029,7 @@
         <w:pStyle w:val="FirstParagraph"/>
       </w:pPr>
       <w:r>
-        <w:t xml:space="preserve">The vulnerability as documented in ISO IEC 24772-1 clause 6.37 applies to C++.</w:t>
+        <w:t xml:space="preserve">The vulnerability as documented in ISO IEC 24772-1:2024 6.37 applies to C++.</w:t>
       </w:r>
       <w:r>
         <w:t xml:space="preserve"> </w:t>
@@ -43626,7 +43626,7 @@
         </w:numPr>
       </w:pPr>
       <w:r>
-        <w:t xml:space="preserve">follow the avoidance mechanisms of ISO/IEC 24772-1 clause 6.37.5, and clauses</w:t>
+        <w:t xml:space="preserve">apply the avoidance mechanisms of ISO/IEC 24772-1:2-024 6.37.5, and clauses</w:t>
       </w:r>
       <w:r>
         <w:t xml:space="preserve"> </w:t>
@@ -43660,7 +43660,7 @@
         <w:t xml:space="preserve"> </w:t>
       </w:r>
       <w:r>
-        <w:t xml:space="preserve">of this document.</w:t>
+        <w:t xml:space="preserve">of this document;</w:t>
       </w:r>
     </w:p>
     <w:p>
@@ -43671,7 +43671,7 @@
         </w:numPr>
       </w:pPr>
       <w:r>
-        <w:t xml:space="preserve">Prohibit casts that reinterpret data values.</w:t>
+        <w:t xml:space="preserve">prohibit casts that reinterpret data values;</w:t>
       </w:r>
     </w:p>
     <w:p>
@@ -43682,7 +43682,7 @@
         </w:numPr>
       </w:pPr>
       <w:r>
-        <w:t xml:space="preserve">Whenever possible use</w:t>
+        <w:t xml:space="preserve">whenever possible use</w:t>
       </w:r>
       <w:r>
         <w:t xml:space="preserve"> </w:t>
@@ -43715,7 +43715,7 @@
         <w:t xml:space="preserve">union</w:t>
       </w:r>
       <w:r>
-        <w:t xml:space="preserve">.</w:t>
+        <w:t xml:space="preserve">;</w:t>
       </w:r>
     </w:p>
     <w:p>
@@ -43726,7 +43726,7 @@
         </w:numPr>
       </w:pPr>
       <w:r>
-        <w:t xml:space="preserve">Prefer</w:t>
+        <w:t xml:space="preserve">prefer</w:t>
       </w:r>
       <w:r>
         <w:t xml:space="preserve"> </w:t>
@@ -43762,7 +43762,7 @@
         <w:t xml:space="preserve"> </w:t>
       </w:r>
       <w:r>
-        <w:t xml:space="preserve">when reinterpreting the bit-representation of an object to a different type is unavoidable.</w:t>
+        <w:t xml:space="preserve">when reinterpreting the bit-representation of an object to a different type is unavoidable;</w:t>
       </w:r>
     </w:p>
     <w:p>
@@ -43773,7 +43773,7 @@
         </w:numPr>
       </w:pPr>
       <w:r>
-        <w:t xml:space="preserve">Use</w:t>
+        <w:t xml:space="preserve">use</w:t>
       </w:r>
       <w:r>
         <w:t xml:space="preserve"> </w:t>
@@ -43845,7 +43845,7 @@
         <w:t xml:space="preserve">bit_cast</w:t>
       </w:r>
       <w:r>
-        <w:t xml:space="preserve">.</w:t>
+        <w:t xml:space="preserve">; and</w:t>
       </w:r>
     </w:p>
     <w:p>

--- a/all.docx
+++ b/all.docx
@@ -43884,7 +43884,7 @@
         <w:pStyle w:val="FirstParagraph"/>
       </w:pPr>
       <w:r>
-        <w:t xml:space="preserve">The vulnerability described in ISO/IEC TR 24772-1:2019 clause 6.38</w:t>
+        <w:t xml:space="preserve">The vulnerability described in ISO/IEC 24772-1:2024 6.38</w:t>
       </w:r>
       <w:r>
         <w:t xml:space="preserve"> </w:t>
@@ -44388,9 +44388,10 @@
           <w:ilvl w:val="0"/>
           <w:numId w:val="1077"/>
         </w:numPr>
-      </w:pPr>
-      <w:r>
-        <w:t xml:space="preserve">Follow the avoidance mechanisms of ISO/IEC 24772-1 clause 6.38.5.</w:t>
+        <w:pStyle w:val="Compact"/>
+      </w:pPr>
+      <w:r>
+        <w:t xml:space="preserve">apply the avoidance mechanisms of ISO/IEC 24772-1 clause 6.38.5;</w:t>
       </w:r>
     </w:p>
     <w:p>
@@ -44399,9 +44400,10 @@
           <w:ilvl w:val="0"/>
           <w:numId w:val="1077"/>
         </w:numPr>
-      </w:pPr>
-      <w:r>
-        <w:t xml:space="preserve">Use and create value types.</w:t>
+        <w:pStyle w:val="Compact"/>
+      </w:pPr>
+      <w:r>
+        <w:t xml:space="preserve">use and create value types;</w:t>
       </w:r>
     </w:p>
     <w:p>
@@ -44410,9 +44412,10 @@
           <w:ilvl w:val="0"/>
           <w:numId w:val="1077"/>
         </w:numPr>
-      </w:pPr>
-      <w:r>
-        <w:t xml:space="preserve">Consider</w:t>
+        <w:pStyle w:val="Compact"/>
+      </w:pPr>
+      <w:r>
+        <w:t xml:space="preserve">consider</w:t>
       </w:r>
       <w:r>
         <w:t xml:space="preserve"> </w:t>
@@ -44427,31 +44430,7 @@
         <w:t xml:space="preserve"> </w:t>
       </w:r>
       <w:r>
-        <w:t xml:space="preserve">only when the lifetime of the referent can be ensured, and</w:t>
-      </w:r>
-    </w:p>
-    <w:p>
-      <w:pPr>
-        <w:numPr>
-          <w:ilvl w:val="1"/>
-          <w:numId w:val="1078"/>
-        </w:numPr>
-        <w:pStyle w:val="Compact"/>
-      </w:pPr>
-      <w:r>
-        <w:t xml:space="preserve">when reference semantics is required, e.g., for side effects, or</w:t>
-      </w:r>
-    </w:p>
-    <w:p>
-      <w:pPr>
-        <w:numPr>
-          <w:ilvl w:val="1"/>
-          <w:numId w:val="1078"/>
-        </w:numPr>
-        <w:pStyle w:val="Compact"/>
-      </w:pPr>
-      <w:r>
-        <w:t xml:space="preserve">when copying is prohibitively expensive.</w:t>
+        <w:t xml:space="preserve">only when the lifetime of the referent can be ensured, when reference semantics is required, e.g., for side effects, or when copying is prohibitively expensive;</w:t>
       </w:r>
     </w:p>
     <w:p>
@@ -44460,9 +44439,10 @@
           <w:ilvl w:val="0"/>
           <w:numId w:val="1077"/>
         </w:numPr>
-      </w:pPr>
-      <w:r>
-        <w:t xml:space="preserve">Be aware of</w:t>
+        <w:pStyle w:val="Compact"/>
+      </w:pPr>
+      <w:r>
+        <w:t xml:space="preserve">be aware of</w:t>
       </w:r>
       <w:r>
         <w:t xml:space="preserve"> </w:t>
@@ -44477,7 +44457,7 @@
         <w:t xml:space="preserve"> </w:t>
       </w:r>
       <w:r>
-        <w:t xml:space="preserve">and document the reference semantics of user-defined class types.</w:t>
+        <w:t xml:space="preserve">and document the reference semantics of user-defined class types;</w:t>
       </w:r>
     </w:p>
     <w:p>
@@ -44486,9 +44466,10 @@
           <w:ilvl w:val="0"/>
           <w:numId w:val="1077"/>
         </w:numPr>
-      </w:pPr>
-      <w:r>
-        <w:t xml:space="preserve">For</w:t>
+        <w:pStyle w:val="Compact"/>
+      </w:pPr>
+      <w:r>
+        <w:t xml:space="preserve">for</w:t>
       </w:r>
       <w:r>
         <w:t xml:space="preserve"> </w:t>
@@ -44500,7 +44481,7 @@
         <w:t xml:space="preserve">manager types</w:t>
       </w:r>
       <w:r>
-        <w:t xml:space="preserve">, define copy constructor, copy assignment operator, move constructor, move assignment operator, and their destructor appropriately.</w:t>
+        <w:t xml:space="preserve">, define copy constructor, copy assignment operator, move constructor, move assignment operator, and their destructor appropriately; and</w:t>
       </w:r>
     </w:p>
     <w:p>
@@ -44509,9 +44490,10 @@
           <w:ilvl w:val="0"/>
           <w:numId w:val="1077"/>
         </w:numPr>
-      </w:pPr>
-      <w:r>
-        <w:t xml:space="preserve">Prefer value parameters to thread functions and coroutines.</w:t>
+        <w:pStyle w:val="Compact"/>
+      </w:pPr>
+      <w:r>
+        <w:t xml:space="preserve">prefer value parameters to thread functions and coroutines.</w:t>
       </w:r>
     </w:p>
     <w:bookmarkEnd w:id="154"/>
@@ -46136,7 +46118,7 @@
       <w:pPr>
         <w:numPr>
           <w:ilvl w:val="0"/>
-          <w:numId w:val="1079"/>
+          <w:numId w:val="1078"/>
         </w:numPr>
       </w:pPr>
       <w:r>
@@ -46147,7 +46129,7 @@
       <w:pPr>
         <w:numPr>
           <w:ilvl w:val="0"/>
-          <w:numId w:val="1079"/>
+          <w:numId w:val="1078"/>
         </w:numPr>
       </w:pPr>
       <w:r>
@@ -46212,7 +46194,7 @@
       <w:pPr>
         <w:numPr>
           <w:ilvl w:val="0"/>
-          <w:numId w:val="1079"/>
+          <w:numId w:val="1078"/>
         </w:numPr>
       </w:pPr>
       <w:r>
@@ -46223,7 +46205,7 @@
       <w:pPr>
         <w:numPr>
           <w:ilvl w:val="0"/>
-          <w:numId w:val="1079"/>
+          <w:numId w:val="1078"/>
         </w:numPr>
       </w:pPr>
       <w:r>
@@ -46264,7 +46246,7 @@
       <w:pPr>
         <w:numPr>
           <w:ilvl w:val="0"/>
-          <w:numId w:val="1079"/>
+          <w:numId w:val="1078"/>
         </w:numPr>
       </w:pPr>
       <w:r>
@@ -46275,7 +46257,7 @@
       <w:pPr>
         <w:numPr>
           <w:ilvl w:val="0"/>
-          <w:numId w:val="1079"/>
+          <w:numId w:val="1078"/>
         </w:numPr>
       </w:pPr>
       <w:r>
@@ -46286,7 +46268,7 @@
       <w:pPr>
         <w:numPr>
           <w:ilvl w:val="0"/>
-          <w:numId w:val="1079"/>
+          <w:numId w:val="1078"/>
         </w:numPr>
       </w:pPr>
       <w:r>
@@ -46297,7 +46279,7 @@
       <w:pPr>
         <w:numPr>
           <w:ilvl w:val="0"/>
-          <w:numId w:val="1079"/>
+          <w:numId w:val="1078"/>
         </w:numPr>
       </w:pPr>
       <w:r>
@@ -46347,7 +46329,7 @@
       <w:pPr>
         <w:numPr>
           <w:ilvl w:val="0"/>
-          <w:numId w:val="1079"/>
+          <w:numId w:val="1078"/>
         </w:numPr>
       </w:pPr>
       <w:r>
@@ -46385,7 +46367,7 @@
       <w:pPr>
         <w:numPr>
           <w:ilvl w:val="0"/>
-          <w:numId w:val="1079"/>
+          <w:numId w:val="1078"/>
         </w:numPr>
       </w:pPr>
       <w:r>
@@ -47047,7 +47029,7 @@
       <w:pPr>
         <w:numPr>
           <w:ilvl w:val="0"/>
-          <w:numId w:val="1080"/>
+          <w:numId w:val="1079"/>
         </w:numPr>
         <w:pStyle w:val="Compact"/>
       </w:pPr>
@@ -47083,7 +47065,7 @@
       <w:pPr>
         <w:numPr>
           <w:ilvl w:val="0"/>
-          <w:numId w:val="1080"/>
+          <w:numId w:val="1079"/>
         </w:numPr>
         <w:pStyle w:val="Compact"/>
       </w:pPr>
@@ -47095,7 +47077,7 @@
       <w:pPr>
         <w:numPr>
           <w:ilvl w:val="0"/>
-          <w:numId w:val="1080"/>
+          <w:numId w:val="1079"/>
         </w:numPr>
         <w:pStyle w:val="Compact"/>
       </w:pPr>
@@ -47107,7 +47089,7 @@
       <w:pPr>
         <w:numPr>
           <w:ilvl w:val="0"/>
-          <w:numId w:val="1080"/>
+          <w:numId w:val="1079"/>
         </w:numPr>
         <w:pStyle w:val="Compact"/>
       </w:pPr>
@@ -47720,234 +47702,234 @@
       <w:pPr>
         <w:numPr>
           <w:ilvl w:val="0"/>
+          <w:numId w:val="1080"/>
+        </w:numPr>
+      </w:pPr>
+      <w:r>
+        <w:t xml:space="preserve">Follow the avoidance mechanisms of ISO/IEC 24772-1 subclause 6.40.5. and the guidance provided in the different related sections of this document.</w:t>
+      </w:r>
+    </w:p>
+    <w:p>
+      <w:pPr>
+        <w:numPr>
+          <w:ilvl w:val="0"/>
+          <w:numId w:val="1080"/>
+        </w:numPr>
+      </w:pPr>
+      <w:r>
+        <w:t xml:space="preserve">Use</w:t>
+      </w:r>
+      <w:r>
+        <w:t xml:space="preserve"> </w:t>
+      </w:r>
+      <w:r>
+        <w:rPr>
+          <w:rStyle w:val="VerbatimChar"/>
+        </w:rPr>
+        <w:t xml:space="preserve">static_assert</w:t>
+      </w:r>
+      <w:r>
+        <w:t xml:space="preserve"> </w:t>
+      </w:r>
+      <w:r>
+        <w:t xml:space="preserve">to prevent the use of inappropriate template arguments.</w:t>
+      </w:r>
+    </w:p>
+    <w:p>
+      <w:pPr>
+        <w:numPr>
+          <w:ilvl w:val="0"/>
+          <w:numId w:val="1080"/>
+        </w:numPr>
+      </w:pPr>
+      <w:r>
+        <w:t xml:space="preserve">Consider using</w:t>
+      </w:r>
+      <w:r>
+        <w:t xml:space="preserve"> </w:t>
+      </w:r>
+      <w:r>
+        <w:rPr>
+          <w:i/>
+        </w:rPr>
+        <w:t xml:space="preserve">concepts</w:t>
+      </w:r>
+      <w:r>
+        <w:t xml:space="preserve"> </w:t>
+      </w:r>
+      <w:r>
+        <w:t xml:space="preserve">to constrain template parameters.</w:t>
+      </w:r>
+    </w:p>
+    <w:p>
+      <w:pPr>
+        <w:numPr>
+          <w:ilvl w:val="0"/>
+          <w:numId w:val="1080"/>
+        </w:numPr>
+      </w:pPr>
+      <w:r>
+        <w:t xml:space="preserve">Prefer</w:t>
+      </w:r>
+      <w:r>
+        <w:t xml:space="preserve"> </w:t>
+      </w:r>
+      <w:r>
+        <w:rPr>
+          <w:i/>
+        </w:rPr>
+        <w:t xml:space="preserve">concepts</w:t>
+      </w:r>
+      <w:r>
+        <w:t xml:space="preserve"> </w:t>
+      </w:r>
+      <w:r>
+        <w:t xml:space="preserve">over</w:t>
+      </w:r>
+      <w:r>
+        <w:t xml:space="preserve"> </w:t>
+      </w:r>
+      <w:r>
+        <w:rPr>
+          <w:i/>
+        </w:rPr>
+        <w:t xml:space="preserve">SFINAE</w:t>
+      </w:r>
+      <w:r>
+        <w:t xml:space="preserve">.</w:t>
+      </w:r>
+    </w:p>
+    <w:p>
+      <w:pPr>
+        <w:numPr>
+          <w:ilvl w:val="0"/>
+          <w:numId w:val="1080"/>
+        </w:numPr>
+      </w:pPr>
+      <w:r>
+        <w:t xml:space="preserve">Be aware that a constructor template or assignment operator function</w:t>
+      </w:r>
+      <w:r>
+        <w:t xml:space="preserve"> </w:t>
+      </w:r>
+      <w:r>
+        <w:t xml:space="preserve">template will not replace compiler-provided special member functions.</w:t>
+      </w:r>
+    </w:p>
+    <w:p>
+      <w:pPr>
+        <w:numPr>
+          <w:ilvl w:val="0"/>
+          <w:numId w:val="1080"/>
+        </w:numPr>
+      </w:pPr>
+      <w:r>
+        <w:t xml:space="preserve">For generic operator functions, consider providing them as hidden</w:t>
+      </w:r>
+      <w:r>
+        <w:t xml:space="preserve"> </w:t>
+      </w:r>
+      <w:r>
+        <w:t xml:space="preserve">friends through mix-in class templates.</w:t>
+      </w:r>
+    </w:p>
+    <w:p>
+      <w:pPr>
+        <w:numPr>
+          <w:ilvl w:val="0"/>
+          <w:numId w:val="1080"/>
+        </w:numPr>
+      </w:pPr>
+      <w:r>
+        <w:t xml:space="preserve">Use</w:t>
+      </w:r>
+      <w:r>
+        <w:t xml:space="preserve"> </w:t>
+      </w:r>
+      <w:r>
+        <w:rPr>
+          <w:i/>
+        </w:rPr>
+        <w:t xml:space="preserve">qualified-id</w:t>
+      </w:r>
+      <w:r>
+        <w:t xml:space="preserve"> </w:t>
+      </w:r>
+      <w:r>
+        <w:t xml:space="preserve">or</w:t>
+      </w:r>
+      <w:r>
+        <w:t xml:space="preserve"> </w:t>
+      </w:r>
+      <w:r>
+        <w:rPr>
+          <w:rStyle w:val="KeywordTok"/>
+        </w:rPr>
+        <w:t xml:space="preserve">this</w:t>
+      </w:r>
+      <w:r>
+        <w:rPr>
+          <w:rStyle w:val="NormalTok"/>
+        </w:rPr>
+        <w:t xml:space="preserve">-&gt;</w:t>
+      </w:r>
+      <w:r>
+        <w:t xml:space="preserve"> </w:t>
+      </w:r>
+      <w:r>
+        <w:t xml:space="preserve">to refer to names that may be found in a</w:t>
+      </w:r>
+      <w:r>
+        <w:t xml:space="preserve"> </w:t>
+      </w:r>
+      <w:r>
+        <w:t xml:space="preserve">dependent base class.</w:t>
+      </w:r>
+    </w:p>
+    <w:p>
+      <w:pPr>
+        <w:numPr>
+          <w:ilvl w:val="0"/>
+          <w:numId w:val="1080"/>
+        </w:numPr>
+      </w:pPr>
+      <w:r>
+        <w:t xml:space="preserve">For template specialization, ensure that specializations are declared as follows:</w:t>
+      </w:r>
+    </w:p>
+    <w:p>
+      <w:pPr>
+        <w:numPr>
+          <w:ilvl w:val="1"/>
           <w:numId w:val="1081"/>
         </w:numPr>
       </w:pPr>
       <w:r>
-        <w:t xml:space="preserve">Follow the avoidance mechanisms of ISO/IEC 24772-1 subclause 6.40.5. and the guidance provided in the different related sections of this document.</w:t>
+        <w:t xml:space="preserve">In the same file as the primary template; or</w:t>
+      </w:r>
+    </w:p>
+    <w:p>
+      <w:pPr>
+        <w:numPr>
+          <w:ilvl w:val="1"/>
+          <w:numId w:val="1081"/>
+        </w:numPr>
+      </w:pPr>
+      <w:r>
+        <w:t xml:space="preserve">In the same file as the user-defined type for which the</w:t>
+      </w:r>
+      <w:r>
+        <w:t xml:space="preserve"> </w:t>
+      </w:r>
+      <w:r>
+        <w:t xml:space="preserve">specialization is declared.</w:t>
       </w:r>
     </w:p>
     <w:p>
       <w:pPr>
         <w:numPr>
           <w:ilvl w:val="0"/>
-          <w:numId w:val="1081"/>
-        </w:numPr>
-      </w:pPr>
-      <w:r>
-        <w:t xml:space="preserve">Use</w:t>
-      </w:r>
-      <w:r>
-        <w:t xml:space="preserve"> </w:t>
-      </w:r>
-      <w:r>
-        <w:rPr>
-          <w:rStyle w:val="VerbatimChar"/>
-        </w:rPr>
-        <w:t xml:space="preserve">static_assert</w:t>
-      </w:r>
-      <w:r>
-        <w:t xml:space="preserve"> </w:t>
-      </w:r>
-      <w:r>
-        <w:t xml:space="preserve">to prevent the use of inappropriate template arguments.</w:t>
-      </w:r>
-    </w:p>
-    <w:p>
-      <w:pPr>
-        <w:numPr>
-          <w:ilvl w:val="0"/>
-          <w:numId w:val="1081"/>
-        </w:numPr>
-      </w:pPr>
-      <w:r>
-        <w:t xml:space="preserve">Consider using</w:t>
-      </w:r>
-      <w:r>
-        <w:t xml:space="preserve"> </w:t>
-      </w:r>
-      <w:r>
-        <w:rPr>
-          <w:i/>
-        </w:rPr>
-        <w:t xml:space="preserve">concepts</w:t>
-      </w:r>
-      <w:r>
-        <w:t xml:space="preserve"> </w:t>
-      </w:r>
-      <w:r>
-        <w:t xml:space="preserve">to constrain template parameters.</w:t>
-      </w:r>
-    </w:p>
-    <w:p>
-      <w:pPr>
-        <w:numPr>
-          <w:ilvl w:val="0"/>
-          <w:numId w:val="1081"/>
-        </w:numPr>
-      </w:pPr>
-      <w:r>
-        <w:t xml:space="preserve">Prefer</w:t>
-      </w:r>
-      <w:r>
-        <w:t xml:space="preserve"> </w:t>
-      </w:r>
-      <w:r>
-        <w:rPr>
-          <w:i/>
-        </w:rPr>
-        <w:t xml:space="preserve">concepts</w:t>
-      </w:r>
-      <w:r>
-        <w:t xml:space="preserve"> </w:t>
-      </w:r>
-      <w:r>
-        <w:t xml:space="preserve">over</w:t>
-      </w:r>
-      <w:r>
-        <w:t xml:space="preserve"> </w:t>
-      </w:r>
-      <w:r>
-        <w:rPr>
-          <w:i/>
-        </w:rPr>
-        <w:t xml:space="preserve">SFINAE</w:t>
-      </w:r>
-      <w:r>
-        <w:t xml:space="preserve">.</w:t>
-      </w:r>
-    </w:p>
-    <w:p>
-      <w:pPr>
-        <w:numPr>
-          <w:ilvl w:val="0"/>
-          <w:numId w:val="1081"/>
-        </w:numPr>
-      </w:pPr>
-      <w:r>
-        <w:t xml:space="preserve">Be aware that a constructor template or assignment operator function</w:t>
-      </w:r>
-      <w:r>
-        <w:t xml:space="preserve"> </w:t>
-      </w:r>
-      <w:r>
-        <w:t xml:space="preserve">template will not replace compiler-provided special member functions.</w:t>
-      </w:r>
-    </w:p>
-    <w:p>
-      <w:pPr>
-        <w:numPr>
-          <w:ilvl w:val="0"/>
-          <w:numId w:val="1081"/>
-        </w:numPr>
-      </w:pPr>
-      <w:r>
-        <w:t xml:space="preserve">For generic operator functions, consider providing them as hidden</w:t>
-      </w:r>
-      <w:r>
-        <w:t xml:space="preserve"> </w:t>
-      </w:r>
-      <w:r>
-        <w:t xml:space="preserve">friends through mix-in class templates.</w:t>
-      </w:r>
-    </w:p>
-    <w:p>
-      <w:pPr>
-        <w:numPr>
-          <w:ilvl w:val="0"/>
-          <w:numId w:val="1081"/>
-        </w:numPr>
-      </w:pPr>
-      <w:r>
-        <w:t xml:space="preserve">Use</w:t>
-      </w:r>
-      <w:r>
-        <w:t xml:space="preserve"> </w:t>
-      </w:r>
-      <w:r>
-        <w:rPr>
-          <w:i/>
-        </w:rPr>
-        <w:t xml:space="preserve">qualified-id</w:t>
-      </w:r>
-      <w:r>
-        <w:t xml:space="preserve"> </w:t>
-      </w:r>
-      <w:r>
-        <w:t xml:space="preserve">or</w:t>
-      </w:r>
-      <w:r>
-        <w:t xml:space="preserve"> </w:t>
-      </w:r>
-      <w:r>
-        <w:rPr>
-          <w:rStyle w:val="KeywordTok"/>
-        </w:rPr>
-        <w:t xml:space="preserve">this</w:t>
-      </w:r>
-      <w:r>
-        <w:rPr>
-          <w:rStyle w:val="NormalTok"/>
-        </w:rPr>
-        <w:t xml:space="preserve">-&gt;</w:t>
-      </w:r>
-      <w:r>
-        <w:t xml:space="preserve"> </w:t>
-      </w:r>
-      <w:r>
-        <w:t xml:space="preserve">to refer to names that may be found in a</w:t>
-      </w:r>
-      <w:r>
-        <w:t xml:space="preserve"> </w:t>
-      </w:r>
-      <w:r>
-        <w:t xml:space="preserve">dependent base class.</w:t>
-      </w:r>
-    </w:p>
-    <w:p>
-      <w:pPr>
-        <w:numPr>
-          <w:ilvl w:val="0"/>
-          <w:numId w:val="1081"/>
-        </w:numPr>
-      </w:pPr>
-      <w:r>
-        <w:t xml:space="preserve">For template specialization, ensure that specializations are declared as follows:</w:t>
-      </w:r>
-    </w:p>
-    <w:p>
-      <w:pPr>
-        <w:numPr>
-          <w:ilvl w:val="1"/>
-          <w:numId w:val="1082"/>
-        </w:numPr>
-      </w:pPr>
-      <w:r>
-        <w:t xml:space="preserve">In the same file as the primary template; or</w:t>
-      </w:r>
-    </w:p>
-    <w:p>
-      <w:pPr>
-        <w:numPr>
-          <w:ilvl w:val="1"/>
-          <w:numId w:val="1082"/>
-        </w:numPr>
-      </w:pPr>
-      <w:r>
-        <w:t xml:space="preserve">In the same file as the user-defined type for which the</w:t>
-      </w:r>
-      <w:r>
-        <w:t xml:space="preserve"> </w:t>
-      </w:r>
-      <w:r>
-        <w:t xml:space="preserve">specialization is declared.</w:t>
-      </w:r>
-    </w:p>
-    <w:p>
-      <w:pPr>
-        <w:numPr>
-          <w:ilvl w:val="0"/>
-          <w:numId w:val="1081"/>
+          <w:numId w:val="1080"/>
         </w:numPr>
       </w:pPr>
       <w:r>
@@ -48540,7 +48522,7 @@
       <w:pPr>
         <w:numPr>
           <w:ilvl w:val="0"/>
-          <w:numId w:val="1083"/>
+          <w:numId w:val="1082"/>
         </w:numPr>
       </w:pPr>
       <w:r>
@@ -48571,7 +48553,7 @@
       <w:pPr>
         <w:numPr>
           <w:ilvl w:val="0"/>
-          <w:numId w:val="1083"/>
+          <w:numId w:val="1082"/>
         </w:numPr>
       </w:pPr>
       <w:r>
@@ -48588,6 +48570,229 @@
       </w:r>
       <w:r>
         <w:t xml:space="preserve">Preventing implicit copy and move operations in base classes defining virtual member functions is a common mitigation.</w:t>
+      </w:r>
+    </w:p>
+    <w:p>
+      <w:pPr>
+        <w:numPr>
+          <w:ilvl w:val="0"/>
+          <w:numId w:val="1082"/>
+        </w:numPr>
+      </w:pPr>
+      <w:r>
+        <w:rPr>
+          <w:b/>
+        </w:rPr>
+        <w:t xml:space="preserve">Incomplete Copy</w:t>
+      </w:r>
+      <w:r>
+        <w:t xml:space="preserve">: When a derived class defines its own non-defaulted, non-deleted copy or move operations, care must be taken to actually copy and move all base class sub-objects as well.</w:t>
+      </w:r>
+      <w:r>
+        <w:t xml:space="preserve"> </w:t>
+      </w:r>
+      <w:r>
+        <w:t xml:space="preserve">Omitting a base class when defining copy or move constructors means the default construction of a base class object happens.</w:t>
+      </w:r>
+      <w:r>
+        <w:t xml:space="preserve"> </w:t>
+      </w:r>
+      <w:r>
+        <w:t xml:space="preserve">Not invoking a base class assignment in the definition of copy and move assignment operators will cause the base class retaining its previous members and not obtaining the source object’s base members.</w:t>
+      </w:r>
+      <w:r>
+        <w:t xml:space="preserve"> </w:t>
+      </w:r>
+      <w:r>
+        <w:t xml:space="preserve">None of these omissions are a compile error and none are an issue for empty bases.</w:t>
+      </w:r>
+    </w:p>
+    <w:p>
+      <w:pPr>
+        <w:pStyle w:val="FirstParagraph"/>
+      </w:pPr>
+      <w:r>
+        <w:t xml:space="preserve">If a</w:t>
+      </w:r>
+      <w:r>
+        <w:t xml:space="preserve"> </w:t>
+      </w:r>
+      <w:r>
+        <w:t xml:space="preserve">“</w:t>
+      </w:r>
+      <w:r>
+        <w:t xml:space="preserve">using-declaration</w:t>
+      </w:r>
+      <w:r>
+        <w:t xml:space="preserve">”</w:t>
+      </w:r>
+      <w:r>
+        <w:t xml:space="preserve"> </w:t>
+      </w:r>
+      <w:r>
+        <w:t xml:space="preserve">refers to a constructor of a direct base class, all constructors of that base are candidates for the initialization of the derived class.</w:t>
+      </w:r>
+      <w:r>
+        <w:t xml:space="preserve"> </w:t>
+      </w:r>
+      <w:r>
+        <w:t xml:space="preserve">If a base class constructor is selected to initialize the derived type, any other bases or members of the derived type will be initialized as if by an</w:t>
+      </w:r>
+      <w:r>
+        <w:t xml:space="preserve"> </w:t>
+      </w:r>
+      <w:r>
+        <w:rPr>
+          <w:rStyle w:val="VerbatimChar"/>
+        </w:rPr>
+        <w:t xml:space="preserve">= default</w:t>
+      </w:r>
+      <w:r>
+        <w:t xml:space="preserve"> </w:t>
+      </w:r>
+      <w:r>
+        <w:t xml:space="preserve">default constructor.</w:t>
+      </w:r>
+      <w:r>
+        <w:t xml:space="preserve"> </w:t>
+      </w:r>
+      <w:r>
+        <w:t xml:space="preserve">This can leave some members uninitialzed, that can result in undefined behaviour.</w:t>
+      </w:r>
+    </w:p>
+    <w:p>
+      <w:pPr>
+        <w:pStyle w:val="BodyText"/>
+      </w:pPr>
+      <w:r>
+        <w:t xml:space="preserve">If a using-declaration refers to a protected member of a base class, its accessibility can be changed, which destroys the encapsulation of the member.</w:t>
+      </w:r>
+    </w:p>
+    <w:p>
+      <w:pPr>
+        <w:pStyle w:val="BodyText"/>
+      </w:pPr>
+      <w:r>
+        <w:t xml:space="preserve">If a base class overloads</w:t>
+      </w:r>
+      <w:r>
+        <w:t xml:space="preserve"> </w:t>
+      </w:r>
+      <w:r>
+        <w:rPr>
+          <w:rStyle w:val="KeywordTok"/>
+        </w:rPr>
+        <w:t xml:space="preserve">operator</w:t>
+      </w:r>
+      <w:r>
+        <w:rPr>
+          <w:rStyle w:val="NormalTok"/>
+        </w:rPr>
+        <w:t xml:space="preserve"> </w:t>
+      </w:r>
+      <w:r>
+        <w:rPr>
+          <w:rStyle w:val="KeywordTok"/>
+        </w:rPr>
+        <w:t xml:space="preserve">new</w:t>
+      </w:r>
+      <w:r>
+        <w:t xml:space="preserve"> </w:t>
+      </w:r>
+      <w:r>
+        <w:t xml:space="preserve">and</w:t>
+      </w:r>
+      <w:r>
+        <w:t xml:space="preserve"> </w:t>
+      </w:r>
+      <w:r>
+        <w:rPr>
+          <w:rStyle w:val="KeywordTok"/>
+        </w:rPr>
+        <w:t xml:space="preserve">operator</w:t>
+      </w:r>
+      <w:r>
+        <w:rPr>
+          <w:rStyle w:val="NormalTok"/>
+        </w:rPr>
+        <w:t xml:space="preserve"> </w:t>
+      </w:r>
+      <w:r>
+        <w:rPr>
+          <w:rStyle w:val="KeywordTok"/>
+        </w:rPr>
+        <w:t xml:space="preserve">delete</w:t>
+      </w:r>
+      <w:r>
+        <w:t xml:space="preserve">, any derived classes will inherit those operations.</w:t>
+      </w:r>
+      <w:r>
+        <w:t xml:space="preserve"> </w:t>
+      </w:r>
+      <w:r>
+        <w:t xml:space="preserve">If the base class’</w:t>
+      </w:r>
+      <w:r>
+        <w:t xml:space="preserve"> </w:t>
+      </w:r>
+      <w:r>
+        <w:rPr>
+          <w:rStyle w:val="KeywordTok"/>
+        </w:rPr>
+        <w:t xml:space="preserve">operator</w:t>
+      </w:r>
+      <w:r>
+        <w:rPr>
+          <w:rStyle w:val="NormalTok"/>
+        </w:rPr>
+        <w:t xml:space="preserve"> </w:t>
+      </w:r>
+      <w:r>
+        <w:rPr>
+          <w:rStyle w:val="KeywordTok"/>
+        </w:rPr>
+        <w:t xml:space="preserve">new</w:t>
+      </w:r>
+      <w:r>
+        <w:t xml:space="preserve"> </w:t>
+      </w:r>
+      <w:r>
+        <w:t xml:space="preserve">and/or</w:t>
+      </w:r>
+      <w:r>
+        <w:t xml:space="preserve"> </w:t>
+      </w:r>
+      <w:r>
+        <w:rPr>
+          <w:rStyle w:val="KeywordTok"/>
+        </w:rPr>
+        <w:t xml:space="preserve">operator</w:t>
+      </w:r>
+      <w:r>
+        <w:rPr>
+          <w:rStyle w:val="NormalTok"/>
+        </w:rPr>
+        <w:t xml:space="preserve"> </w:t>
+      </w:r>
+      <w:r>
+        <w:rPr>
+          <w:rStyle w:val="KeywordTok"/>
+        </w:rPr>
+        <w:t xml:space="preserve">delete</w:t>
+      </w:r>
+      <w:r>
+        <w:t xml:space="preserve"> </w:t>
+      </w:r>
+      <w:r>
+        <w:t xml:space="preserve">assume the size of the objects being allocated are all the size of the base class and they are not all the same size, then this can result in undefined behaviour.</w:t>
+      </w:r>
+    </w:p>
+    <w:p>
+      <w:pPr>
+        <w:pStyle w:val="BodyText"/>
+      </w:pPr>
+      <w:r>
+        <w:t xml:space="preserve">The mechanisms of failure from ISO/IEC 24772-1:2024 clause 6.41 can be mitigated in C++ as follows:</w:t>
       </w:r>
     </w:p>
     <w:p>
@@ -48599,30 +48804,151 @@
       </w:pPr>
       <w:r>
         <w:rPr>
-          <w:b/>
-        </w:rPr>
-        <w:t xml:space="preserve">Incomplete Copy</w:t>
-      </w:r>
-      <w:r>
-        <w:t xml:space="preserve">: When a derived class defines its own non-defaulted, non-deleted copy or move operations, care must be taken to actually copy and move all base class sub-objects as well.</w:t>
-      </w:r>
-      <w:r>
-        <w:t xml:space="preserve"> </w:t>
-      </w:r>
-      <w:r>
-        <w:t xml:space="preserve">Omitting a base class when defining copy or move constructors means the default construction of a base class object happens.</w:t>
-      </w:r>
-      <w:r>
-        <w:t xml:space="preserve"> </w:t>
-      </w:r>
-      <w:r>
-        <w:t xml:space="preserve">Not invoking a base class assignment in the definition of copy and move assignment operators will cause the base class retaining its previous members and not obtaining the source object’s base members.</w:t>
-      </w:r>
-      <w:r>
-        <w:t xml:space="preserve"> </w:t>
-      </w:r>
-      <w:r>
-        <w:t xml:space="preserve">None of these omissions are a compile error and none are an issue for empty bases.</w:t>
+          <w:i/>
+        </w:rPr>
+        <w:t xml:space="preserve">Execution of malicious redefinitions</w:t>
+      </w:r>
+      <w:r>
+        <w:t xml:space="preserve"> </w:t>
+      </w:r>
+      <w:r>
+        <w:t xml:space="preserve">can be prevented by use of</w:t>
+      </w:r>
+      <w:r>
+        <w:t xml:space="preserve"> </w:t>
+      </w:r>
+      <w:r>
+        <w:rPr>
+          <w:rStyle w:val="KeywordTok"/>
+        </w:rPr>
+        <w:t xml:space="preserve">final</w:t>
+      </w:r>
+      <w:r>
+        <w:t xml:space="preserve"> </w:t>
+      </w:r>
+      <w:r>
+        <w:t xml:space="preserve">on each member function to generate compiler diagnostics when overriding is not permitted.</w:t>
+      </w:r>
+    </w:p>
+    <w:p>
+      <w:pPr>
+        <w:numPr>
+          <w:ilvl w:val="0"/>
+          <w:numId w:val="1083"/>
+        </w:numPr>
+      </w:pPr>
+      <w:r>
+        <w:rPr>
+          <w:i/>
+        </w:rPr>
+        <w:t xml:space="preserve">Accidental redefinition</w:t>
+      </w:r>
+      <w:r>
+        <w:t xml:space="preserve"> </w:t>
+      </w:r>
+      <w:r>
+        <w:t xml:space="preserve">can be mitigated by a project mandate to use the</w:t>
+      </w:r>
+      <w:r>
+        <w:t xml:space="preserve"> </w:t>
+      </w:r>
+      <w:r>
+        <w:rPr>
+          <w:rStyle w:val="KeywordTok"/>
+        </w:rPr>
+        <w:t xml:space="preserve">override</w:t>
+      </w:r>
+      <w:r>
+        <w:t xml:space="preserve"> </w:t>
+      </w:r>
+      <w:r>
+        <w:t xml:space="preserve">or</w:t>
+      </w:r>
+      <w:r>
+        <w:t xml:space="preserve"> </w:t>
+      </w:r>
+      <w:r>
+        <w:rPr>
+          <w:rStyle w:val="KeywordTok"/>
+        </w:rPr>
+        <w:t xml:space="preserve">final</w:t>
+      </w:r>
+      <w:r>
+        <w:t xml:space="preserve"> </w:t>
+      </w:r>
+      <w:r>
+        <w:t xml:space="preserve">special identifiers when overriding a virtual member functions.</w:t>
+      </w:r>
+    </w:p>
+    <w:p>
+      <w:pPr>
+        <w:numPr>
+          <w:ilvl w:val="0"/>
+          <w:numId w:val="1083"/>
+        </w:numPr>
+      </w:pPr>
+      <w:r>
+        <w:rPr>
+          <w:i/>
+        </w:rPr>
+        <w:t xml:space="preserve">Accidental failure of redefinition</w:t>
+      </w:r>
+      <w:r>
+        <w:t xml:space="preserve"> </w:t>
+      </w:r>
+      <w:r>
+        <w:t xml:space="preserve">can be prevented by using</w:t>
+      </w:r>
+      <w:r>
+        <w:t xml:space="preserve"> </w:t>
+      </w:r>
+      <w:r>
+        <w:rPr>
+          <w:rStyle w:val="VerbatimChar"/>
+        </w:rPr>
+        <w:t xml:space="preserve">override</w:t>
+      </w:r>
+      <w:r>
+        <w:t xml:space="preserve"> </w:t>
+      </w:r>
+      <w:r>
+        <w:t xml:space="preserve">on each member function intended to be redefined to generate compiler diagnostics when overriding does not apply.</w:t>
+      </w:r>
+    </w:p>
+    <w:p>
+      <w:pPr>
+        <w:numPr>
+          <w:ilvl w:val="0"/>
+          <w:numId w:val="1083"/>
+        </w:numPr>
+      </w:pPr>
+      <w:r>
+        <w:rPr>
+          <w:i/>
+        </w:rPr>
+        <w:t xml:space="preserve">Breaking of class invariants</w:t>
+      </w:r>
+      <w:r>
+        <w:t xml:space="preserve"> </w:t>
+      </w:r>
+      <w:r>
+        <w:t xml:space="preserve">can be avoided by proper initialization even with the default constructor and by defining data members private to ensure that the functions with the appropriate functionality are called and thus class invariants are preserved.</w:t>
+      </w:r>
+      <w:r>
+        <w:t xml:space="preserve"> </w:t>
+      </w:r>
+      <w:r>
+        <w:t xml:space="preserve">If copy and move operations are user-defined in a derived class they must ensure to call the corresponding base class operations.</w:t>
+      </w:r>
+    </w:p>
+    <w:bookmarkEnd w:id="163"/>
+    <w:bookmarkStart w:id="164" w:name="avoidance-mechanisms-for-language-users"/>
+    <w:p>
+      <w:pPr>
+        <w:pStyle w:val="Heading2"/>
+      </w:pPr>
+      <w:r>
+        <w:t xml:space="preserve">6.41.2 Avoidance mechanisms for language users</w:t>
       </w:r>
     </w:p>
     <w:p>
@@ -48630,187 +48956,7 @@
         <w:pStyle w:val="FirstParagraph"/>
       </w:pPr>
       <w:r>
-        <w:t xml:space="preserve">If a</w:t>
-      </w:r>
-      <w:r>
-        <w:t xml:space="preserve"> </w:t>
-      </w:r>
-      <w:r>
-        <w:t xml:space="preserve">“</w:t>
-      </w:r>
-      <w:r>
-        <w:t xml:space="preserve">using-declaration</w:t>
-      </w:r>
-      <w:r>
-        <w:t xml:space="preserve">”</w:t>
-      </w:r>
-      <w:r>
-        <w:t xml:space="preserve"> </w:t>
-      </w:r>
-      <w:r>
-        <w:t xml:space="preserve">refers to a constructor of a direct base class, all constructors of that base are candidates for the initialization of the derived class.</w:t>
-      </w:r>
-      <w:r>
-        <w:t xml:space="preserve"> </w:t>
-      </w:r>
-      <w:r>
-        <w:t xml:space="preserve">If a base class constructor is selected to initialize the derived type, any other bases or members of the derived type will be initialized as if by an</w:t>
-      </w:r>
-      <w:r>
-        <w:t xml:space="preserve"> </w:t>
-      </w:r>
-      <w:r>
-        <w:rPr>
-          <w:rStyle w:val="VerbatimChar"/>
-        </w:rPr>
-        <w:t xml:space="preserve">= default</w:t>
-      </w:r>
-      <w:r>
-        <w:t xml:space="preserve"> </w:t>
-      </w:r>
-      <w:r>
-        <w:t xml:space="preserve">default constructor.</w:t>
-      </w:r>
-      <w:r>
-        <w:t xml:space="preserve"> </w:t>
-      </w:r>
-      <w:r>
-        <w:t xml:space="preserve">This can leave some members uninitialzed, that can result in undefined behaviour.</w:t>
-      </w:r>
-    </w:p>
-    <w:p>
-      <w:pPr>
-        <w:pStyle w:val="BodyText"/>
-      </w:pPr>
-      <w:r>
-        <w:t xml:space="preserve">If a using-declaration refers to a protected member of a base class, its accessibility can be changed, which destroys the encapsulation of the member.</w:t>
-      </w:r>
-    </w:p>
-    <w:p>
-      <w:pPr>
-        <w:pStyle w:val="BodyText"/>
-      </w:pPr>
-      <w:r>
-        <w:t xml:space="preserve">If a base class overloads</w:t>
-      </w:r>
-      <w:r>
-        <w:t xml:space="preserve"> </w:t>
-      </w:r>
-      <w:r>
-        <w:rPr>
-          <w:rStyle w:val="KeywordTok"/>
-        </w:rPr>
-        <w:t xml:space="preserve">operator</w:t>
-      </w:r>
-      <w:r>
-        <w:rPr>
-          <w:rStyle w:val="NormalTok"/>
-        </w:rPr>
-        <w:t xml:space="preserve"> </w:t>
-      </w:r>
-      <w:r>
-        <w:rPr>
-          <w:rStyle w:val="KeywordTok"/>
-        </w:rPr>
-        <w:t xml:space="preserve">new</w:t>
-      </w:r>
-      <w:r>
-        <w:t xml:space="preserve"> </w:t>
-      </w:r>
-      <w:r>
-        <w:t xml:space="preserve">and</w:t>
-      </w:r>
-      <w:r>
-        <w:t xml:space="preserve"> </w:t>
-      </w:r>
-      <w:r>
-        <w:rPr>
-          <w:rStyle w:val="KeywordTok"/>
-        </w:rPr>
-        <w:t xml:space="preserve">operator</w:t>
-      </w:r>
-      <w:r>
-        <w:rPr>
-          <w:rStyle w:val="NormalTok"/>
-        </w:rPr>
-        <w:t xml:space="preserve"> </w:t>
-      </w:r>
-      <w:r>
-        <w:rPr>
-          <w:rStyle w:val="KeywordTok"/>
-        </w:rPr>
-        <w:t xml:space="preserve">delete</w:t>
-      </w:r>
-      <w:r>
-        <w:t xml:space="preserve">, any derived classes will inherit those operations.</w:t>
-      </w:r>
-      <w:r>
-        <w:t xml:space="preserve"> </w:t>
-      </w:r>
-      <w:r>
-        <w:t xml:space="preserve">If the base class’</w:t>
-      </w:r>
-      <w:r>
-        <w:t xml:space="preserve"> </w:t>
-      </w:r>
-      <w:r>
-        <w:rPr>
-          <w:rStyle w:val="KeywordTok"/>
-        </w:rPr>
-        <w:t xml:space="preserve">operator</w:t>
-      </w:r>
-      <w:r>
-        <w:rPr>
-          <w:rStyle w:val="NormalTok"/>
-        </w:rPr>
-        <w:t xml:space="preserve"> </w:t>
-      </w:r>
-      <w:r>
-        <w:rPr>
-          <w:rStyle w:val="KeywordTok"/>
-        </w:rPr>
-        <w:t xml:space="preserve">new</w:t>
-      </w:r>
-      <w:r>
-        <w:t xml:space="preserve"> </w:t>
-      </w:r>
-      <w:r>
-        <w:t xml:space="preserve">and/or</w:t>
-      </w:r>
-      <w:r>
-        <w:t xml:space="preserve"> </w:t>
-      </w:r>
-      <w:r>
-        <w:rPr>
-          <w:rStyle w:val="KeywordTok"/>
-        </w:rPr>
-        <w:t xml:space="preserve">operator</w:t>
-      </w:r>
-      <w:r>
-        <w:rPr>
-          <w:rStyle w:val="NormalTok"/>
-        </w:rPr>
-        <w:t xml:space="preserve"> </w:t>
-      </w:r>
-      <w:r>
-        <w:rPr>
-          <w:rStyle w:val="KeywordTok"/>
-        </w:rPr>
-        <w:t xml:space="preserve">delete</w:t>
-      </w:r>
-      <w:r>
-        <w:t xml:space="preserve"> </w:t>
-      </w:r>
-      <w:r>
-        <w:t xml:space="preserve">assume the size of the objects being allocated are all the size of the base class and they are not all the same size, then this can result in undefined behaviour.</w:t>
-      </w:r>
-    </w:p>
-    <w:p>
-      <w:pPr>
-        <w:pStyle w:val="BodyText"/>
-      </w:pPr>
-      <w:r>
-        <w:t xml:space="preserve">The mechanisms of failure from ISO/IEC 24772-1:2024 clause 6.41 can be mitigated in C++ as follows:</w:t>
+        <w:t xml:space="preserve">To avoid the vulnerability or mitigate its ill effects, C++ software developers can:</w:t>
       </w:r>
     </w:p>
     <w:p>
@@ -48819,33 +48965,10 @@
           <w:ilvl w:val="0"/>
           <w:numId w:val="1084"/>
         </w:numPr>
-      </w:pPr>
-      <w:r>
-        <w:rPr>
-          <w:i/>
-        </w:rPr>
-        <w:t xml:space="preserve">Execution of malicious redefinitions</w:t>
-      </w:r>
-      <w:r>
-        <w:t xml:space="preserve"> </w:t>
-      </w:r>
-      <w:r>
-        <w:t xml:space="preserve">can be prevented by use of</w:t>
-      </w:r>
-      <w:r>
-        <w:t xml:space="preserve"> </w:t>
-      </w:r>
-      <w:r>
-        <w:rPr>
-          <w:rStyle w:val="KeywordTok"/>
-        </w:rPr>
-        <w:t xml:space="preserve">final</w:t>
-      </w:r>
-      <w:r>
-        <w:t xml:space="preserve"> </w:t>
-      </w:r>
-      <w:r>
-        <w:t xml:space="preserve">on each member function to generate compiler diagnostics when overriding is not permitted.</w:t>
+        <w:pStyle w:val="Compact"/>
+      </w:pPr>
+      <w:r>
+        <w:t xml:space="preserve">Apply the avoidance mechanisms of ISO/IEC 24772-1 clause 41.5.</w:t>
       </w:r>
     </w:p>
     <w:p>
@@ -48854,48 +48977,10 @@
           <w:ilvl w:val="0"/>
           <w:numId w:val="1084"/>
         </w:numPr>
-      </w:pPr>
-      <w:r>
-        <w:rPr>
-          <w:i/>
-        </w:rPr>
-        <w:t xml:space="preserve">Accidental redefinition</w:t>
-      </w:r>
-      <w:r>
-        <w:t xml:space="preserve"> </w:t>
-      </w:r>
-      <w:r>
-        <w:t xml:space="preserve">can be mitigated by a project mandate to use the</w:t>
-      </w:r>
-      <w:r>
-        <w:t xml:space="preserve"> </w:t>
-      </w:r>
-      <w:r>
-        <w:rPr>
-          <w:rStyle w:val="KeywordTok"/>
-        </w:rPr>
-        <w:t xml:space="preserve">override</w:t>
-      </w:r>
-      <w:r>
-        <w:t xml:space="preserve"> </w:t>
-      </w:r>
-      <w:r>
-        <w:t xml:space="preserve">or</w:t>
-      </w:r>
-      <w:r>
-        <w:t xml:space="preserve"> </w:t>
-      </w:r>
-      <w:r>
-        <w:rPr>
-          <w:rStyle w:val="KeywordTok"/>
-        </w:rPr>
-        <w:t xml:space="preserve">final</w:t>
-      </w:r>
-      <w:r>
-        <w:t xml:space="preserve"> </w:t>
-      </w:r>
-      <w:r>
-        <w:t xml:space="preserve">special identifiers when overriding a virtual member functions.</w:t>
+        <w:pStyle w:val="Compact"/>
+      </w:pPr>
+      <w:r>
+        <w:t xml:space="preserve">Avoid multiple inheritance.</w:t>
       </w:r>
     </w:p>
     <w:p>
@@ -48904,33 +48989,31 @@
           <w:ilvl w:val="0"/>
           <w:numId w:val="1084"/>
         </w:numPr>
-      </w:pPr>
-      <w:r>
-        <w:rPr>
-          <w:i/>
-        </w:rPr>
-        <w:t xml:space="preserve">Accidental failure of redefinition</w:t>
-      </w:r>
-      <w:r>
-        <w:t xml:space="preserve"> </w:t>
-      </w:r>
-      <w:r>
-        <w:t xml:space="preserve">can be prevented by using</w:t>
-      </w:r>
-      <w:r>
-        <w:t xml:space="preserve"> </w:t>
-      </w:r>
-      <w:r>
-        <w:rPr>
-          <w:rStyle w:val="VerbatimChar"/>
-        </w:rPr>
-        <w:t xml:space="preserve">override</w:t>
-      </w:r>
-      <w:r>
-        <w:t xml:space="preserve"> </w:t>
-      </w:r>
-      <w:r>
-        <w:t xml:space="preserve">on each member function intended to be redefined to generate compiler diagnostics when overriding does not apply.</w:t>
+        <w:pStyle w:val="Compact"/>
+      </w:pPr>
+      <w:r>
+        <w:t xml:space="preserve">Ensure that shallow-copying or shallow-move of inheritance hierarchies cannot occur, e.g. by defining the appropriate member operation</w:t>
+      </w:r>
+      <w:r>
+        <w:t xml:space="preserve"> </w:t>
+      </w:r>
+      <w:r>
+        <w:rPr>
+          <w:rStyle w:val="NormalTok"/>
+        </w:rPr>
+        <w:t xml:space="preserve">=</w:t>
+      </w:r>
+      <w:r>
+        <w:rPr>
+          <w:rStyle w:val="KeywordTok"/>
+        </w:rPr>
+        <w:t xml:space="preserve">delete</w:t>
+      </w:r>
+      <w:r>
+        <w:t xml:space="preserve"> </w:t>
+      </w:r>
+      <w:r>
+        <w:t xml:space="preserve">(see clause 6.38 Deep vs. Shallow Copying [YAN]).</w:t>
       </w:r>
     </w:p>
     <w:p>
@@ -48939,433 +49022,332 @@
           <w:ilvl w:val="0"/>
           <w:numId w:val="1084"/>
         </w:numPr>
-      </w:pPr>
+        <w:pStyle w:val="Compact"/>
+      </w:pPr>
+      <w:r>
+        <w:t xml:space="preserve">If the implementation of copy-operations or move-operations in a derived class is mandatory, then statically ensure that all calls are to the corresponding base classes’ operations.</w:t>
+      </w:r>
+    </w:p>
+    <w:p>
+      <w:pPr>
+        <w:numPr>
+          <w:ilvl w:val="0"/>
+          <w:numId w:val="1084"/>
+        </w:numPr>
+        <w:pStyle w:val="Compact"/>
+      </w:pPr>
+      <w:r>
+        <w:t xml:space="preserve">Prefer composition over inheritance.</w:t>
+      </w:r>
+    </w:p>
+    <w:p>
+      <w:pPr>
+        <w:numPr>
+          <w:ilvl w:val="0"/>
+          <w:numId w:val="1084"/>
+        </w:numPr>
+        <w:pStyle w:val="Compact"/>
+      </w:pPr>
+      <w:r>
+        <w:t xml:space="preserve">Keep inheritance hierarchies shallow.</w:t>
+      </w:r>
+    </w:p>
+    <w:p>
+      <w:pPr>
+        <w:numPr>
+          <w:ilvl w:val="0"/>
+          <w:numId w:val="1084"/>
+        </w:numPr>
+        <w:pStyle w:val="Compact"/>
+      </w:pPr>
+      <w:r>
+        <w:t xml:space="preserve">Avoid the use of virtual member functions unless unbounded run-time polymorphism can be justified.</w:t>
+      </w:r>
+    </w:p>
+    <w:p>
+      <w:pPr>
+        <w:numPr>
+          <w:ilvl w:val="0"/>
+          <w:numId w:val="1084"/>
+        </w:numPr>
+        <w:pStyle w:val="Compact"/>
+      </w:pPr>
+      <w:r>
+        <w:t xml:space="preserve">If a class has any virtual functions, ensure it has a virtual destructor.</w:t>
+      </w:r>
+    </w:p>
+    <w:p>
+      <w:pPr>
+        <w:numPr>
+          <w:ilvl w:val="0"/>
+          <w:numId w:val="1084"/>
+        </w:numPr>
+        <w:pStyle w:val="Compact"/>
+      </w:pPr>
+      <w:r>
+        <w:t xml:space="preserve">Use the special identifier</w:t>
+      </w:r>
+      <w:r>
+        <w:t xml:space="preserve"> </w:t>
+      </w:r>
+      <w:r>
+        <w:rPr>
+          <w:rStyle w:val="KeywordTok"/>
+        </w:rPr>
+        <w:t xml:space="preserve">override</w:t>
+      </w:r>
+      <w:r>
+        <w:t xml:space="preserve"> </w:t>
+      </w:r>
+      <w:r>
+        <w:t xml:space="preserve">whenever overriding a virtual member function.</w:t>
+      </w:r>
+    </w:p>
+    <w:p>
+      <w:pPr>
+        <w:numPr>
+          <w:ilvl w:val="0"/>
+          <w:numId w:val="1084"/>
+        </w:numPr>
+        <w:pStyle w:val="Compact"/>
+      </w:pPr>
+      <w:r>
+        <w:t xml:space="preserve">Use the special identifier</w:t>
+      </w:r>
+      <w:r>
+        <w:t xml:space="preserve"> </w:t>
+      </w:r>
+      <w:r>
+        <w:rPr>
+          <w:rStyle w:val="KeywordTok"/>
+        </w:rPr>
+        <w:t xml:space="preserve">final</w:t>
+      </w:r>
+      <w:r>
+        <w:t xml:space="preserve"> </w:t>
+      </w:r>
+      <w:r>
+        <w:t xml:space="preserve">to prevent an unexpected overriding of that function deeper in the hierarchy.</w:t>
+      </w:r>
+    </w:p>
+    <w:p>
+      <w:pPr>
+        <w:numPr>
+          <w:ilvl w:val="0"/>
+          <w:numId w:val="1084"/>
+        </w:numPr>
+        <w:pStyle w:val="Compact"/>
+      </w:pPr>
+      <w:r>
+        <w:t xml:space="preserve">Require the use of</w:t>
+      </w:r>
+      <w:r>
+        <w:t xml:space="preserve"> </w:t>
+      </w:r>
+      <w:r>
+        <w:rPr>
+          <w:rStyle w:val="KeywordTok"/>
+        </w:rPr>
+        <w:t xml:space="preserve">final</w:t>
+      </w:r>
+      <w:r>
+        <w:t xml:space="preserve"> </w:t>
+      </w:r>
+      <w:r>
+        <w:t xml:space="preserve">or</w:t>
+      </w:r>
+      <w:r>
+        <w:t xml:space="preserve"> </w:t>
+      </w:r>
+      <w:r>
+        <w:rPr>
+          <w:rStyle w:val="KeywordTok"/>
+        </w:rPr>
+        <w:t xml:space="preserve">override</w:t>
+      </w:r>
+      <w:r>
+        <w:t xml:space="preserve"> </w:t>
+      </w:r>
+      <w:r>
+        <w:t xml:space="preserve">when overriding a member function.</w:t>
+      </w:r>
+    </w:p>
+    <w:p>
+      <w:pPr>
+        <w:numPr>
+          <w:ilvl w:val="0"/>
+          <w:numId w:val="1084"/>
+        </w:numPr>
+        <w:pStyle w:val="Compact"/>
+      </w:pPr>
+      <w:r>
+        <w:t xml:space="preserve">Do not assume that a private virtual function cannot be overridden.</w:t>
+      </w:r>
+    </w:p>
+    <w:p>
+      <w:pPr>
+        <w:numPr>
+          <w:ilvl w:val="0"/>
+          <w:numId w:val="1084"/>
+        </w:numPr>
+        <w:pStyle w:val="Compact"/>
+      </w:pPr>
+      <w:r>
+        <w:t xml:space="preserve">Consider using fully-qualified names to address members of a base class.</w:t>
+      </w:r>
+    </w:p>
+    <w:p>
+      <w:pPr>
+        <w:numPr>
+          <w:ilvl w:val="0"/>
+          <w:numId w:val="1084"/>
+        </w:numPr>
+        <w:pStyle w:val="Compact"/>
+      </w:pPr>
+      <w:r>
+        <w:t xml:space="preserve">When defining an overload that hides overloads in a base class, consider adding a</w:t>
+      </w:r>
+      <w:r>
+        <w:t xml:space="preserve"> </w:t>
+      </w:r>
       <w:r>
         <w:rPr>
           <w:i/>
         </w:rPr>
-        <w:t xml:space="preserve">Breaking of class invariants</w:t>
-      </w:r>
-      <w:r>
-        <w:t xml:space="preserve"> </w:t>
-      </w:r>
-      <w:r>
-        <w:t xml:space="preserve">can be avoided by proper initialization even with the default constructor and by defining data members private to ensure that the functions with the appropriate functionality are called and thus class invariants are preserved.</w:t>
-      </w:r>
-      <w:r>
-        <w:t xml:space="preserve"> </w:t>
-      </w:r>
-      <w:r>
-        <w:t xml:space="preserve">If copy and move operations are user-defined in a derived class they must ensure to call the corresponding base class operations.</w:t>
-      </w:r>
-    </w:p>
-    <w:bookmarkEnd w:id="163"/>
-    <w:bookmarkStart w:id="164" w:name="avoidance-mechanisms-for-language-users"/>
-    <w:p>
-      <w:pPr>
-        <w:pStyle w:val="Heading2"/>
-      </w:pPr>
-      <w:r>
-        <w:t xml:space="preserve">6.41.2 Avoidance mechanisms for language users</w:t>
-      </w:r>
-    </w:p>
-    <w:p>
-      <w:pPr>
-        <w:pStyle w:val="FirstParagraph"/>
-      </w:pPr>
-      <w:r>
-        <w:t xml:space="preserve">To avoid the vulnerability or mitigate its ill effects, C++ software developers can:</w:t>
+        <w:t xml:space="preserve">using declaration</w:t>
+      </w:r>
+      <w:r>
+        <w:t xml:space="preserve"> </w:t>
+      </w:r>
+      <w:r>
+        <w:t xml:space="preserve">for the name from the base class.</w:t>
       </w:r>
     </w:p>
     <w:p>
       <w:pPr>
         <w:numPr>
           <w:ilvl w:val="0"/>
+          <w:numId w:val="1084"/>
+        </w:numPr>
+        <w:pStyle w:val="Compact"/>
+      </w:pPr>
+      <w:r>
+        <w:t xml:space="preserve">Avoid the use of using-declarations that refer to constructors in types where default initialization is not appropriate for base classes of the derived type or members of the derived type.</w:t>
+      </w:r>
+    </w:p>
+    <w:p>
+      <w:pPr>
+        <w:numPr>
+          <w:ilvl w:val="0"/>
+          <w:numId w:val="1084"/>
+        </w:numPr>
+        <w:pStyle w:val="Compact"/>
+      </w:pPr>
+      <w:r>
+        <w:t xml:space="preserve">Avoid using a</w:t>
+      </w:r>
+      <w:r>
+        <w:t xml:space="preserve"> </w:t>
+      </w:r>
+      <w:r>
+        <w:t xml:space="preserve">“</w:t>
+      </w:r>
+      <w:r>
+        <w:t xml:space="preserve">using-declaration</w:t>
+      </w:r>
+      <w:r>
+        <w:t xml:space="preserve">”</w:t>
+      </w:r>
+      <w:r>
+        <w:t xml:space="preserve"> </w:t>
+      </w:r>
+      <w:r>
+        <w:t xml:space="preserve">to promote the accessability of a base class member.</w:t>
+      </w:r>
+    </w:p>
+    <w:p>
+      <w:pPr>
+        <w:numPr>
+          <w:ilvl w:val="0"/>
+          <w:numId w:val="1084"/>
+        </w:numPr>
+        <w:pStyle w:val="Compact"/>
+      </w:pPr>
+      <w:r>
+        <w:t xml:space="preserve">Prohibit mixing virtual and non-virtual inheritance of the same base class in a hierarchy.</w:t>
+      </w:r>
+    </w:p>
+    <w:p>
+      <w:pPr>
+        <w:numPr>
+          <w:ilvl w:val="0"/>
+          <w:numId w:val="1084"/>
+        </w:numPr>
+        <w:pStyle w:val="Compact"/>
+      </w:pPr>
+      <w:r>
+        <w:t xml:space="preserve">Preserve class invariants and declare all class members as</w:t>
+      </w:r>
+      <w:r>
+        <w:t xml:space="preserve"> </w:t>
+      </w:r>
+      <w:r>
+        <w:rPr>
+          <w:rStyle w:val="KeywordTok"/>
+        </w:rPr>
+        <w:t xml:space="preserve">protected</w:t>
+      </w:r>
+      <w:r>
+        <w:t xml:space="preserve"> </w:t>
+      </w:r>
+      <w:r>
+        <w:t xml:space="preserve">or</w:t>
+      </w:r>
+      <w:r>
+        <w:t xml:space="preserve"> </w:t>
+      </w:r>
+      <w:r>
+        <w:rPr>
+          <w:rStyle w:val="KeywordTok"/>
+        </w:rPr>
+        <w:t xml:space="preserve">private</w:t>
+      </w:r>
+      <w:r>
+        <w:t xml:space="preserve"> </w:t>
+      </w:r>
+      <w:r>
+        <w:t xml:space="preserve">whenever appropriate.</w:t>
+      </w:r>
+    </w:p>
+    <w:p>
+      <w:pPr>
+        <w:numPr>
+          <w:ilvl w:val="0"/>
+          <w:numId w:val="1084"/>
+        </w:numPr>
+        <w:pStyle w:val="Compact"/>
+      </w:pPr>
+      <w:r>
+        <w:t xml:space="preserve">Use static analysis tools, including compilers from different sources, to:</w:t>
+      </w:r>
+    </w:p>
+    <w:p>
+      <w:pPr>
+        <w:numPr>
+          <w:ilvl w:val="1"/>
           <w:numId w:val="1085"/>
         </w:numPr>
         <w:pStyle w:val="Compact"/>
       </w:pPr>
       <w:r>
-        <w:t xml:space="preserve">Apply the avoidance mechanisms of ISO/IEC 24772-1 clause 41.5.</w:t>
-      </w:r>
-    </w:p>
-    <w:p>
-      <w:pPr>
-        <w:numPr>
-          <w:ilvl w:val="0"/>
+        <w:t xml:space="preserve">detect hiding of member names in virtual base classes, and</w:t>
+      </w:r>
+    </w:p>
+    <w:p>
+      <w:pPr>
+        <w:numPr>
+          <w:ilvl w:val="1"/>
           <w:numId w:val="1085"/>
-        </w:numPr>
-        <w:pStyle w:val="Compact"/>
-      </w:pPr>
-      <w:r>
-        <w:t xml:space="preserve">Avoid multiple inheritance.</w:t>
-      </w:r>
-    </w:p>
-    <w:p>
-      <w:pPr>
-        <w:numPr>
-          <w:ilvl w:val="0"/>
-          <w:numId w:val="1085"/>
-        </w:numPr>
-        <w:pStyle w:val="Compact"/>
-      </w:pPr>
-      <w:r>
-        <w:t xml:space="preserve">Ensure that shallow-copying or shallow-move of inheritance hierarchies cannot occur, e.g. by defining the appropriate member operation</w:t>
-      </w:r>
-      <w:r>
-        <w:t xml:space="preserve"> </w:t>
-      </w:r>
-      <w:r>
-        <w:rPr>
-          <w:rStyle w:val="NormalTok"/>
-        </w:rPr>
-        <w:t xml:space="preserve">=</w:t>
-      </w:r>
-      <w:r>
-        <w:rPr>
-          <w:rStyle w:val="KeywordTok"/>
-        </w:rPr>
-        <w:t xml:space="preserve">delete</w:t>
-      </w:r>
-      <w:r>
-        <w:t xml:space="preserve"> </w:t>
-      </w:r>
-      <w:r>
-        <w:t xml:space="preserve">(see clause 6.38 Deep vs. Shallow Copying [YAN]).</w:t>
-      </w:r>
-    </w:p>
-    <w:p>
-      <w:pPr>
-        <w:numPr>
-          <w:ilvl w:val="0"/>
-          <w:numId w:val="1085"/>
-        </w:numPr>
-        <w:pStyle w:val="Compact"/>
-      </w:pPr>
-      <w:r>
-        <w:t xml:space="preserve">If the implementation of copy-operations or move-operations in a derived class is mandatory, then statically ensure that all calls are to the corresponding base classes’ operations.</w:t>
-      </w:r>
-    </w:p>
-    <w:p>
-      <w:pPr>
-        <w:numPr>
-          <w:ilvl w:val="0"/>
-          <w:numId w:val="1085"/>
-        </w:numPr>
-        <w:pStyle w:val="Compact"/>
-      </w:pPr>
-      <w:r>
-        <w:t xml:space="preserve">Prefer composition over inheritance.</w:t>
-      </w:r>
-    </w:p>
-    <w:p>
-      <w:pPr>
-        <w:numPr>
-          <w:ilvl w:val="0"/>
-          <w:numId w:val="1085"/>
-        </w:numPr>
-        <w:pStyle w:val="Compact"/>
-      </w:pPr>
-      <w:r>
-        <w:t xml:space="preserve">Keep inheritance hierarchies shallow.</w:t>
-      </w:r>
-    </w:p>
-    <w:p>
-      <w:pPr>
-        <w:numPr>
-          <w:ilvl w:val="0"/>
-          <w:numId w:val="1085"/>
-        </w:numPr>
-        <w:pStyle w:val="Compact"/>
-      </w:pPr>
-      <w:r>
-        <w:t xml:space="preserve">Avoid the use of virtual member functions unless unbounded run-time polymorphism can be justified.</w:t>
-      </w:r>
-    </w:p>
-    <w:p>
-      <w:pPr>
-        <w:numPr>
-          <w:ilvl w:val="0"/>
-          <w:numId w:val="1085"/>
-        </w:numPr>
-        <w:pStyle w:val="Compact"/>
-      </w:pPr>
-      <w:r>
-        <w:t xml:space="preserve">If a class has any virtual functions, ensure it has a virtual destructor.</w:t>
-      </w:r>
-    </w:p>
-    <w:p>
-      <w:pPr>
-        <w:numPr>
-          <w:ilvl w:val="0"/>
-          <w:numId w:val="1085"/>
-        </w:numPr>
-        <w:pStyle w:val="Compact"/>
-      </w:pPr>
-      <w:r>
-        <w:t xml:space="preserve">Use the special identifier</w:t>
-      </w:r>
-      <w:r>
-        <w:t xml:space="preserve"> </w:t>
-      </w:r>
-      <w:r>
-        <w:rPr>
-          <w:rStyle w:val="KeywordTok"/>
-        </w:rPr>
-        <w:t xml:space="preserve">override</w:t>
-      </w:r>
-      <w:r>
-        <w:t xml:space="preserve"> </w:t>
-      </w:r>
-      <w:r>
-        <w:t xml:space="preserve">whenever overriding a virtual member function.</w:t>
-      </w:r>
-    </w:p>
-    <w:p>
-      <w:pPr>
-        <w:numPr>
-          <w:ilvl w:val="0"/>
-          <w:numId w:val="1085"/>
-        </w:numPr>
-        <w:pStyle w:val="Compact"/>
-      </w:pPr>
-      <w:r>
-        <w:t xml:space="preserve">Use the special identifier</w:t>
-      </w:r>
-      <w:r>
-        <w:t xml:space="preserve"> </w:t>
-      </w:r>
-      <w:r>
-        <w:rPr>
-          <w:rStyle w:val="KeywordTok"/>
-        </w:rPr>
-        <w:t xml:space="preserve">final</w:t>
-      </w:r>
-      <w:r>
-        <w:t xml:space="preserve"> </w:t>
-      </w:r>
-      <w:r>
-        <w:t xml:space="preserve">to prevent an unexpected overriding of that function deeper in the hierarchy.</w:t>
-      </w:r>
-    </w:p>
-    <w:p>
-      <w:pPr>
-        <w:numPr>
-          <w:ilvl w:val="0"/>
-          <w:numId w:val="1085"/>
-        </w:numPr>
-        <w:pStyle w:val="Compact"/>
-      </w:pPr>
-      <w:r>
-        <w:t xml:space="preserve">Require the use of</w:t>
-      </w:r>
-      <w:r>
-        <w:t xml:space="preserve"> </w:t>
-      </w:r>
-      <w:r>
-        <w:rPr>
-          <w:rStyle w:val="KeywordTok"/>
-        </w:rPr>
-        <w:t xml:space="preserve">final</w:t>
-      </w:r>
-      <w:r>
-        <w:t xml:space="preserve"> </w:t>
-      </w:r>
-      <w:r>
-        <w:t xml:space="preserve">or</w:t>
-      </w:r>
-      <w:r>
-        <w:t xml:space="preserve"> </w:t>
-      </w:r>
-      <w:r>
-        <w:rPr>
-          <w:rStyle w:val="KeywordTok"/>
-        </w:rPr>
-        <w:t xml:space="preserve">override</w:t>
-      </w:r>
-      <w:r>
-        <w:t xml:space="preserve"> </w:t>
-      </w:r>
-      <w:r>
-        <w:t xml:space="preserve">when overriding a member function.</w:t>
-      </w:r>
-    </w:p>
-    <w:p>
-      <w:pPr>
-        <w:numPr>
-          <w:ilvl w:val="0"/>
-          <w:numId w:val="1085"/>
-        </w:numPr>
-        <w:pStyle w:val="Compact"/>
-      </w:pPr>
-      <w:r>
-        <w:t xml:space="preserve">Do not assume that a private virtual function cannot be overridden.</w:t>
-      </w:r>
-    </w:p>
-    <w:p>
-      <w:pPr>
-        <w:numPr>
-          <w:ilvl w:val="0"/>
-          <w:numId w:val="1085"/>
-        </w:numPr>
-        <w:pStyle w:val="Compact"/>
-      </w:pPr>
-      <w:r>
-        <w:t xml:space="preserve">Consider using fully-qualified names to address members of a base class.</w:t>
-      </w:r>
-    </w:p>
-    <w:p>
-      <w:pPr>
-        <w:numPr>
-          <w:ilvl w:val="0"/>
-          <w:numId w:val="1085"/>
-        </w:numPr>
-        <w:pStyle w:val="Compact"/>
-      </w:pPr>
-      <w:r>
-        <w:t xml:space="preserve">When defining an overload that hides overloads in a base class, consider adding a</w:t>
-      </w:r>
-      <w:r>
-        <w:t xml:space="preserve"> </w:t>
-      </w:r>
-      <w:r>
-        <w:rPr>
-          <w:i/>
-        </w:rPr>
-        <w:t xml:space="preserve">using declaration</w:t>
-      </w:r>
-      <w:r>
-        <w:t xml:space="preserve"> </w:t>
-      </w:r>
-      <w:r>
-        <w:t xml:space="preserve">for the name from the base class.</w:t>
-      </w:r>
-    </w:p>
-    <w:p>
-      <w:pPr>
-        <w:numPr>
-          <w:ilvl w:val="0"/>
-          <w:numId w:val="1085"/>
-        </w:numPr>
-        <w:pStyle w:val="Compact"/>
-      </w:pPr>
-      <w:r>
-        <w:t xml:space="preserve">Avoid the use of using-declarations that refer to constructors in types where default initialization is not appropriate for base classes of the derived type or members of the derived type.</w:t>
-      </w:r>
-    </w:p>
-    <w:p>
-      <w:pPr>
-        <w:numPr>
-          <w:ilvl w:val="0"/>
-          <w:numId w:val="1085"/>
-        </w:numPr>
-        <w:pStyle w:val="Compact"/>
-      </w:pPr>
-      <w:r>
-        <w:t xml:space="preserve">Avoid using a</w:t>
-      </w:r>
-      <w:r>
-        <w:t xml:space="preserve"> </w:t>
-      </w:r>
-      <w:r>
-        <w:t xml:space="preserve">“</w:t>
-      </w:r>
-      <w:r>
-        <w:t xml:space="preserve">using-declaration</w:t>
-      </w:r>
-      <w:r>
-        <w:t xml:space="preserve">”</w:t>
-      </w:r>
-      <w:r>
-        <w:t xml:space="preserve"> </w:t>
-      </w:r>
-      <w:r>
-        <w:t xml:space="preserve">to promote the accessability of a base class member.</w:t>
-      </w:r>
-    </w:p>
-    <w:p>
-      <w:pPr>
-        <w:numPr>
-          <w:ilvl w:val="0"/>
-          <w:numId w:val="1085"/>
-        </w:numPr>
-        <w:pStyle w:val="Compact"/>
-      </w:pPr>
-      <w:r>
-        <w:t xml:space="preserve">Prohibit mixing virtual and non-virtual inheritance of the same base class in a hierarchy.</w:t>
-      </w:r>
-    </w:p>
-    <w:p>
-      <w:pPr>
-        <w:numPr>
-          <w:ilvl w:val="0"/>
-          <w:numId w:val="1085"/>
-        </w:numPr>
-        <w:pStyle w:val="Compact"/>
-      </w:pPr>
-      <w:r>
-        <w:t xml:space="preserve">Preserve class invariants and declare all class members as</w:t>
-      </w:r>
-      <w:r>
-        <w:t xml:space="preserve"> </w:t>
-      </w:r>
-      <w:r>
-        <w:rPr>
-          <w:rStyle w:val="KeywordTok"/>
-        </w:rPr>
-        <w:t xml:space="preserve">protected</w:t>
-      </w:r>
-      <w:r>
-        <w:t xml:space="preserve"> </w:t>
-      </w:r>
-      <w:r>
-        <w:t xml:space="preserve">or</w:t>
-      </w:r>
-      <w:r>
-        <w:t xml:space="preserve"> </w:t>
-      </w:r>
-      <w:r>
-        <w:rPr>
-          <w:rStyle w:val="KeywordTok"/>
-        </w:rPr>
-        <w:t xml:space="preserve">private</w:t>
-      </w:r>
-      <w:r>
-        <w:t xml:space="preserve"> </w:t>
-      </w:r>
-      <w:r>
-        <w:t xml:space="preserve">whenever appropriate.</w:t>
-      </w:r>
-    </w:p>
-    <w:p>
-      <w:pPr>
-        <w:numPr>
-          <w:ilvl w:val="0"/>
-          <w:numId w:val="1085"/>
-        </w:numPr>
-        <w:pStyle w:val="Compact"/>
-      </w:pPr>
-      <w:r>
-        <w:t xml:space="preserve">Use static analysis tools, including compilers from different sources, to:</w:t>
-      </w:r>
-    </w:p>
-    <w:p>
-      <w:pPr>
-        <w:numPr>
-          <w:ilvl w:val="1"/>
-          <w:numId w:val="1086"/>
-        </w:numPr>
-        <w:pStyle w:val="Compact"/>
-      </w:pPr>
-      <w:r>
-        <w:t xml:space="preserve">detect hiding of member names in virtual base classes, and</w:t>
-      </w:r>
-    </w:p>
-    <w:p>
-      <w:pPr>
-        <w:numPr>
-          <w:ilvl w:val="1"/>
-          <w:numId w:val="1086"/>
         </w:numPr>
         <w:pStyle w:val="Compact"/>
       </w:pPr>
@@ -49760,7 +49742,7 @@
       <w:pPr>
         <w:numPr>
           <w:ilvl w:val="0"/>
-          <w:numId w:val="1087"/>
+          <w:numId w:val="1086"/>
         </w:numPr>
       </w:pPr>
       <w:r>
@@ -49771,7 +49753,7 @@
       <w:pPr>
         <w:numPr>
           <w:ilvl w:val="0"/>
-          <w:numId w:val="1087"/>
+          <w:numId w:val="1086"/>
         </w:numPr>
       </w:pPr>
       <w:r>
@@ -49782,7 +49764,7 @@
       <w:pPr>
         <w:numPr>
           <w:ilvl w:val="0"/>
-          <w:numId w:val="1087"/>
+          <w:numId w:val="1086"/>
         </w:numPr>
       </w:pPr>
       <w:r>
@@ -50553,7 +50535,7 @@
       <w:pPr>
         <w:numPr>
           <w:ilvl w:val="0"/>
-          <w:numId w:val="1088"/>
+          <w:numId w:val="1087"/>
         </w:numPr>
       </w:pPr>
       <w:r>
@@ -50570,7 +50552,7 @@
       <w:pPr>
         <w:numPr>
           <w:ilvl w:val="0"/>
-          <w:numId w:val="1088"/>
+          <w:numId w:val="1087"/>
         </w:numPr>
       </w:pPr>
       <w:r>
@@ -50681,7 +50663,7 @@
       <w:pPr>
         <w:numPr>
           <w:ilvl w:val="0"/>
-          <w:numId w:val="1089"/>
+          <w:numId w:val="1088"/>
         </w:numPr>
       </w:pPr>
       <w:r>
@@ -50701,6 +50683,606 @@
       </w:r>
       <w:r>
         <w:t xml:space="preserve">type inheritance hierarchy.</w:t>
+      </w:r>
+    </w:p>
+    <w:p>
+      <w:pPr>
+        <w:numPr>
+          <w:ilvl w:val="0"/>
+          <w:numId w:val="1088"/>
+        </w:numPr>
+      </w:pPr>
+      <w:r>
+        <w:rPr>
+          <w:i/>
+        </w:rPr>
+        <w:t xml:space="preserve">down-casting</w:t>
+      </w:r>
+      <w:r>
+        <w:t xml:space="preserve"> </w:t>
+      </w:r>
+      <w:r>
+        <w:t xml:space="preserve">is casting an object to a descendent type in the</w:t>
+      </w:r>
+      <w:r>
+        <w:t xml:space="preserve"> </w:t>
+      </w:r>
+      <w:r>
+        <w:t xml:space="preserve">object's type inheritance hierarchy, and,</w:t>
+      </w:r>
+    </w:p>
+    <w:p>
+      <w:pPr>
+        <w:numPr>
+          <w:ilvl w:val="0"/>
+          <w:numId w:val="1088"/>
+        </w:numPr>
+      </w:pPr>
+      <w:r>
+        <w:rPr>
+          <w:i/>
+        </w:rPr>
+        <w:t xml:space="preserve">cross-casting</w:t>
+      </w:r>
+      <w:r>
+        <w:t xml:space="preserve"> </w:t>
+      </w:r>
+      <w:r>
+        <w:t xml:space="preserve">is casting an object to a sibling/cousin (possibly</w:t>
+      </w:r>
+      <w:r>
+        <w:t xml:space="preserve"> </w:t>
+      </w:r>
+      <w:r>
+        <w:t xml:space="preserve">removed) type in the object's type inheritance hierarchy with multiple inheritance.</w:t>
+      </w:r>
+    </w:p>
+    <w:p>
+      <w:pPr>
+        <w:numPr>
+          <w:ilvl w:val="0"/>
+          <w:numId w:val="1088"/>
+        </w:numPr>
+      </w:pPr>
+      <w:r>
+        <w:t xml:space="preserve">Unsafe casts, which include C-style casts and</w:t>
+      </w:r>
+      <w:r>
+        <w:t xml:space="preserve"> </w:t>
+      </w:r>
+      <w:r>
+        <w:rPr>
+          <w:rStyle w:val="KeywordTok"/>
+        </w:rPr>
+        <w:t xml:space="preserve">reinterpret_cast</w:t>
+      </w:r>
+      <w:r>
+        <w:t xml:space="preserve">, can cast</w:t>
+      </w:r>
+      <w:r>
+        <w:t xml:space="preserve"> </w:t>
+      </w:r>
+      <w:r>
+        <w:t xml:space="preserve">to unrelated arbitrarily structured types. This allows reading and</w:t>
+      </w:r>
+      <w:r>
+        <w:t xml:space="preserve"> </w:t>
+      </w:r>
+      <w:r>
+        <w:t xml:space="preserve">modifying arbitrary memory areas. See subclause [[6.11 Pointer</w:t>
+      </w:r>
+      <w:r>
+        <w:t xml:space="preserve"> </w:t>
+      </w:r>
+      <w:r>
+        <w:t xml:space="preserve">Casting and Pointer Type</w:t>
+      </w:r>
+      <w:r>
+        <w:t xml:space="preserve"> </w:t>
+      </w:r>
+      <w:r>
+        <w:t xml:space="preserve">Changes] [HFC](#HFC)</w:t>
+      </w:r>
+      <w:r>
+        <w:t xml:space="preserve"> </w:t>
+      </w:r>
+      <w:r>
+        <w:t xml:space="preserve">for more details.</w:t>
+      </w:r>
+    </w:p>
+    <w:p>
+      <w:pPr>
+        <w:pStyle w:val="BlockText"/>
+      </w:pPr>
+      <w:r>
+        <w:t xml:space="preserve">Developers should be aware that virtual member functions can be</w:t>
+      </w:r>
+      <w:r>
+        <w:t xml:space="preserve"> </w:t>
+      </w:r>
+      <w:r>
+        <w:t xml:space="preserve">overridden in derived classes, even if they are private.</w:t>
+      </w:r>
+    </w:p>
+    <w:p>
+      <w:pPr>
+        <w:pStyle w:val="FirstParagraph"/>
+      </w:pPr>
+      <w:r>
+        <w:t xml:space="preserve">Given the following:</w:t>
+      </w:r>
+    </w:p>
+    <w:p>
+      <w:pPr>
+        <w:pStyle w:val="SourceCode"/>
+      </w:pPr>
+      <w:r>
+        <w:rPr>
+          <w:rStyle w:val="KeywordTok"/>
+        </w:rPr>
+        <w:t xml:space="preserve">struct</w:t>
+      </w:r>
+      <w:r>
+        <w:rPr>
+          <w:rStyle w:val="NormalTok"/>
+        </w:rPr>
+        <w:t xml:space="preserve"> Z { </w:t>
+      </w:r>
+      <w:r>
+        <w:rPr>
+          <w:rStyle w:val="DataTypeTok"/>
+        </w:rPr>
+        <w:t xml:space="preserve">int</w:t>
+      </w:r>
+      <w:r>
+        <w:rPr>
+          <w:rStyle w:val="NormalTok"/>
+        </w:rPr>
+        <w:t xml:space="preserve"> z; </w:t>
+      </w:r>
+      <w:r>
+        <w:rPr>
+          <w:rStyle w:val="KeywordTok"/>
+        </w:rPr>
+        <w:t xml:space="preserve">virtual</w:t>
+      </w:r>
+      <w:r>
+        <w:rPr>
+          <w:rStyle w:val="NormalTok"/>
+        </w:rPr>
+        <w:t xml:space="preserve"> ~Z() { } };</w:t>
+      </w:r>
+      <w:r>
+        <w:br/>
+      </w:r>
+      <w:r>
+        <w:rPr>
+          <w:rStyle w:val="KeywordTok"/>
+        </w:rPr>
+        <w:t xml:space="preserve">struct</w:t>
+      </w:r>
+      <w:r>
+        <w:rPr>
+          <w:rStyle w:val="NormalTok"/>
+        </w:rPr>
+        <w:t xml:space="preserve"> Y { </w:t>
+      </w:r>
+      <w:r>
+        <w:rPr>
+          <w:rStyle w:val="DataTypeTok"/>
+        </w:rPr>
+        <w:t xml:space="preserve">int</w:t>
+      </w:r>
+      <w:r>
+        <w:rPr>
+          <w:rStyle w:val="NormalTok"/>
+        </w:rPr>
+        <w:t xml:space="preserve"> y; </w:t>
+      </w:r>
+      <w:r>
+        <w:rPr>
+          <w:rStyle w:val="KeywordTok"/>
+        </w:rPr>
+        <w:t xml:space="preserve">virtual</w:t>
+      </w:r>
+      <w:r>
+        <w:rPr>
+          <w:rStyle w:val="NormalTok"/>
+        </w:rPr>
+        <w:t xml:space="preserve"> ~Y() { } };</w:t>
+      </w:r>
+      <w:r>
+        <w:br/>
+      </w:r>
+      <w:r>
+        <w:rPr>
+          <w:rStyle w:val="KeywordTok"/>
+        </w:rPr>
+        <w:t xml:space="preserve">struct</w:t>
+      </w:r>
+      <w:r>
+        <w:rPr>
+          <w:rStyle w:val="NormalTok"/>
+        </w:rPr>
+        <w:t xml:space="preserve"> A : Z { </w:t>
+      </w:r>
+      <w:r>
+        <w:rPr>
+          <w:rStyle w:val="DataTypeTok"/>
+        </w:rPr>
+        <w:t xml:space="preserve">int</w:t>
+      </w:r>
+      <w:r>
+        <w:rPr>
+          <w:rStyle w:val="NormalTok"/>
+        </w:rPr>
+        <w:t xml:space="preserve"> a; };</w:t>
+      </w:r>
+      <w:r>
+        <w:br/>
+      </w:r>
+      <w:r>
+        <w:rPr>
+          <w:rStyle w:val="KeywordTok"/>
+        </w:rPr>
+        <w:t xml:space="preserve">struct</w:t>
+      </w:r>
+      <w:r>
+        <w:rPr>
+          <w:rStyle w:val="NormalTok"/>
+        </w:rPr>
+        <w:t xml:space="preserve"> B : </w:t>
+      </w:r>
+      <w:r>
+        <w:rPr>
+          <w:rStyle w:val="KeywordTok"/>
+        </w:rPr>
+        <w:t xml:space="preserve">virtual</w:t>
+      </w:r>
+      <w:r>
+        <w:rPr>
+          <w:rStyle w:val="NormalTok"/>
+        </w:rPr>
+        <w:t xml:space="preserve"> A { </w:t>
+      </w:r>
+      <w:r>
+        <w:rPr>
+          <w:rStyle w:val="DataTypeTok"/>
+        </w:rPr>
+        <w:t xml:space="preserve">int</w:t>
+      </w:r>
+      <w:r>
+        <w:rPr>
+          <w:rStyle w:val="NormalTok"/>
+        </w:rPr>
+        <w:t xml:space="preserve"> b; };</w:t>
+      </w:r>
+      <w:r>
+        <w:br/>
+      </w:r>
+      <w:r>
+        <w:rPr>
+          <w:rStyle w:val="KeywordTok"/>
+        </w:rPr>
+        <w:t xml:space="preserve">struct</w:t>
+      </w:r>
+      <w:r>
+        <w:rPr>
+          <w:rStyle w:val="NormalTok"/>
+        </w:rPr>
+        <w:t xml:space="preserve"> C : </w:t>
+      </w:r>
+      <w:r>
+        <w:rPr>
+          <w:rStyle w:val="KeywordTok"/>
+        </w:rPr>
+        <w:t xml:space="preserve">virtual</w:t>
+      </w:r>
+      <w:r>
+        <w:rPr>
+          <w:rStyle w:val="NormalTok"/>
+        </w:rPr>
+        <w:t xml:space="preserve"> A, Y { </w:t>
+      </w:r>
+      <w:r>
+        <w:rPr>
+          <w:rStyle w:val="DataTypeTok"/>
+        </w:rPr>
+        <w:t xml:space="preserve">int</w:t>
+      </w:r>
+      <w:r>
+        <w:rPr>
+          <w:rStyle w:val="NormalTok"/>
+        </w:rPr>
+        <w:t xml:space="preserve"> c; };</w:t>
+      </w:r>
+      <w:r>
+        <w:br/>
+      </w:r>
+      <w:r>
+        <w:rPr>
+          <w:rStyle w:val="KeywordTok"/>
+        </w:rPr>
+        <w:t xml:space="preserve">struct</w:t>
+      </w:r>
+      <w:r>
+        <w:rPr>
+          <w:rStyle w:val="NormalTok"/>
+        </w:rPr>
+        <w:t xml:space="preserve"> D : B, C { </w:t>
+      </w:r>
+      <w:r>
+        <w:rPr>
+          <w:rStyle w:val="DataTypeTok"/>
+        </w:rPr>
+        <w:t xml:space="preserve">int</w:t>
+      </w:r>
+      <w:r>
+        <w:rPr>
+          <w:rStyle w:val="NormalTok"/>
+        </w:rPr>
+        <w:t xml:space="preserve"> d; };</w:t>
+      </w:r>
+      <w:r>
+        <w:br/>
+      </w:r>
+      <w:r>
+        <w:rPr>
+          <w:rStyle w:val="NormalTok"/>
+        </w:rPr>
+        <w:t xml:space="preserve">D d_inst;</w:t>
+      </w:r>
+    </w:p>
+    <w:p>
+      <w:pPr>
+        <w:pStyle w:val="FirstParagraph"/>
+      </w:pPr>
+      <w:r>
+        <w:t xml:space="preserve">then these examples demonstrate upcasts, downcasts, and crosscasts:</w:t>
+      </w:r>
+    </w:p>
+    <w:p>
+      <w:pPr>
+        <w:pStyle w:val="BodyText"/>
+      </w:pPr>
+      <w:r>
+        <w:rPr>
+          <w:b/>
+        </w:rPr>
+        <w:t xml:space="preserve">Upcasts:</w:t>
+      </w:r>
+    </w:p>
+    <w:p>
+      <w:pPr>
+        <w:pStyle w:val="SourceCode"/>
+      </w:pPr>
+      <w:r>
+        <w:rPr>
+          <w:rStyle w:val="NormalTok"/>
+        </w:rPr>
+        <w:t xml:space="preserve">B* b_ptr = &amp;d_inst; </w:t>
+      </w:r>
+      <w:r>
+        <w:rPr>
+          <w:rStyle w:val="CommentTok"/>
+        </w:rPr>
+        <w:t xml:space="preserve">// implicit</w:t>
+      </w:r>
+      <w:r>
+        <w:br/>
+      </w:r>
+      <w:r>
+        <w:rPr>
+          <w:rStyle w:val="NormalTok"/>
+        </w:rPr>
+        <w:t xml:space="preserve">C&amp; c_ref = d_inst; </w:t>
+      </w:r>
+      <w:r>
+        <w:rPr>
+          <w:rStyle w:val="CommentTok"/>
+        </w:rPr>
+        <w:t xml:space="preserve">// implicit</w:t>
+      </w:r>
+      <w:r>
+        <w:br/>
+      </w:r>
+      <w:r>
+        <w:rPr>
+          <w:rStyle w:val="NormalTok"/>
+        </w:rPr>
+        <w:t xml:space="preserve">Z* z_ptr = </w:t>
+      </w:r>
+      <w:r>
+        <w:rPr>
+          <w:rStyle w:val="KeywordTok"/>
+        </w:rPr>
+        <w:t xml:space="preserve">static_cast</w:t>
+      </w:r>
+      <w:r>
+        <w:rPr>
+          <w:rStyle w:val="NormalTok"/>
+        </w:rPr>
+        <w:t xml:space="preserve">&lt;Z*&gt;(&amp;d_inst);</w:t>
+      </w:r>
+      <w:r>
+        <w:br/>
+      </w:r>
+      <w:r>
+        <w:rPr>
+          <w:rStyle w:val="NormalTok"/>
+        </w:rPr>
+        <w:t xml:space="preserve">Y* y_ptr = </w:t>
+      </w:r>
+      <w:r>
+        <w:rPr>
+          <w:rStyle w:val="KeywordTok"/>
+        </w:rPr>
+        <w:t xml:space="preserve">dynamic_cast</w:t>
+      </w:r>
+      <w:r>
+        <w:rPr>
+          <w:rStyle w:val="NormalTok"/>
+        </w:rPr>
+        <w:t xml:space="preserve">&lt;Y*&gt;(&amp;d_inst);</w:t>
+      </w:r>
+    </w:p>
+    <w:p>
+      <w:pPr>
+        <w:pStyle w:val="FirstParagraph"/>
+      </w:pPr>
+      <w:r>
+        <w:rPr>
+          <w:b/>
+        </w:rPr>
+        <w:t xml:space="preserve">Downcasts:</w:t>
+      </w:r>
+    </w:p>
+    <w:p>
+      <w:pPr>
+        <w:pStyle w:val="SourceCode"/>
+      </w:pPr>
+      <w:r>
+        <w:rPr>
+          <w:rStyle w:val="NormalTok"/>
+        </w:rPr>
+        <w:t xml:space="preserve">D&amp; d_ref = </w:t>
+      </w:r>
+      <w:r>
+        <w:rPr>
+          <w:rStyle w:val="KeywordTok"/>
+        </w:rPr>
+        <w:t xml:space="preserve">dynamic_cast</w:t>
+      </w:r>
+      <w:r>
+        <w:rPr>
+          <w:rStyle w:val="NormalTok"/>
+        </w:rPr>
+        <w:t xml:space="preserve">&lt;D&amp;&gt;(*y_ptr);</w:t>
+      </w:r>
+      <w:r>
+        <w:br/>
+      </w:r>
+      <w:r>
+        <w:rPr>
+          <w:rStyle w:val="NormalTok"/>
+        </w:rPr>
+        <w:t xml:space="preserve">D* d_ptr = </w:t>
+      </w:r>
+      <w:r>
+        <w:rPr>
+          <w:rStyle w:val="KeywordTok"/>
+        </w:rPr>
+        <w:t xml:space="preserve">static_cast</w:t>
+      </w:r>
+      <w:r>
+        <w:rPr>
+          <w:rStyle w:val="NormalTok"/>
+        </w:rPr>
+        <w:t xml:space="preserve">&lt;D*&gt;(b_ptr);</w:t>
+      </w:r>
+    </w:p>
+    <w:p>
+      <w:pPr>
+        <w:pStyle w:val="FirstParagraph"/>
+      </w:pPr>
+      <w:r>
+        <w:rPr>
+          <w:b/>
+        </w:rPr>
+        <w:t xml:space="preserve">Crosscasts:</w:t>
+      </w:r>
+    </w:p>
+    <w:p>
+      <w:pPr>
+        <w:pStyle w:val="SourceCode"/>
+      </w:pPr>
+      <w:r>
+        <w:rPr>
+          <w:rStyle w:val="NormalTok"/>
+        </w:rPr>
+        <w:t xml:space="preserve">C* c_ptr = </w:t>
+      </w:r>
+      <w:r>
+        <w:rPr>
+          <w:rStyle w:val="KeywordTok"/>
+        </w:rPr>
+        <w:t xml:space="preserve">dynamic_cast</w:t>
+      </w:r>
+      <w:r>
+        <w:rPr>
+          <w:rStyle w:val="NormalTok"/>
+        </w:rPr>
+        <w:t xml:space="preserve">&lt;C*&gt;(b_ptr);</w:t>
+      </w:r>
+      <w:r>
+        <w:br/>
+      </w:r>
+      <w:r>
+        <w:rPr>
+          <w:rStyle w:val="NormalTok"/>
+        </w:rPr>
+        <w:t xml:space="preserve">Y* y_ptr2 = </w:t>
+      </w:r>
+      <w:r>
+        <w:rPr>
+          <w:rStyle w:val="KeywordTok"/>
+        </w:rPr>
+        <w:t xml:space="preserve">dynamic_cast</w:t>
+      </w:r>
+      <w:r>
+        <w:rPr>
+          <w:rStyle w:val="NormalTok"/>
+        </w:rPr>
+        <w:t xml:space="preserve">&lt;Y*&gt;(b_ptr);</w:t>
+      </w:r>
+      <w:r>
+        <w:br/>
+      </w:r>
+      <w:r>
+        <w:rPr>
+          <w:rStyle w:val="NormalTok"/>
+        </w:rPr>
+        <w:t xml:space="preserve">C* c_ptr = </w:t>
+      </w:r>
+      <w:r>
+        <w:rPr>
+          <w:rStyle w:val="KeywordTok"/>
+        </w:rPr>
+        <w:t xml:space="preserve">static_cast</w:t>
+      </w:r>
+      <w:r>
+        <w:rPr>
+          <w:rStyle w:val="NormalTok"/>
+        </w:rPr>
+        <w:t xml:space="preserve">&lt;C*&gt; (</w:t>
+      </w:r>
+      <w:r>
+        <w:rPr>
+          <w:rStyle w:val="KeywordTok"/>
+        </w:rPr>
+        <w:t xml:space="preserve">static_cast</w:t>
+      </w:r>
+      <w:r>
+        <w:rPr>
+          <w:rStyle w:val="NormalTok"/>
+        </w:rPr>
+        <w:t xml:space="preserve">&lt;D*&gt;(b_ptr));</w:t>
+      </w:r>
+    </w:p>
+    <w:p>
+      <w:pPr>
+        <w:pStyle w:val="FirstParagraph"/>
+      </w:pPr>
+      <w:r>
+        <w:t xml:space="preserve">and notes the following about such:</w:t>
+      </w:r>
+    </w:p>
+    <w:p>
+      <w:pPr>
+        <w:pStyle w:val="BodyText"/>
+      </w:pPr>
+      <w:r>
+        <w:t xml:space="preserve">Upcasts:</w:t>
       </w:r>
     </w:p>
     <w:p>
@@ -50711,22 +51293,7 @@
         </w:numPr>
       </w:pPr>
       <w:r>
-        <w:rPr>
-          <w:i/>
-        </w:rPr>
-        <w:t xml:space="preserve">down-casting</w:t>
-      </w:r>
-      <w:r>
-        <w:t xml:space="preserve"> </w:t>
-      </w:r>
-      <w:r>
-        <w:t xml:space="preserve">is casting an object to a descendent type in the</w:t>
-      </w:r>
-      <w:r>
-        <w:t xml:space="preserve"> </w:t>
-      </w:r>
-      <w:r>
-        <w:t xml:space="preserve">object's type inheritance hierarchy, and,</w:t>
+        <w:t xml:space="preserve">are the only ones that can be performed implicitly</w:t>
       </w:r>
     </w:p>
     <w:p>
@@ -50737,22 +51304,13 @@
         </w:numPr>
       </w:pPr>
       <w:r>
-        <w:rPr>
-          <w:i/>
-        </w:rPr>
-        <w:t xml:space="preserve">cross-casting</w:t>
-      </w:r>
-      <w:r>
-        <w:t xml:space="preserve"> </w:t>
-      </w:r>
-      <w:r>
-        <w:t xml:space="preserve">is casting an object to a sibling/cousin (possibly</w:t>
-      </w:r>
-      <w:r>
-        <w:t xml:space="preserve"> </w:t>
-      </w:r>
-      <w:r>
-        <w:t xml:space="preserve">removed) type in the object's type inheritance hierarchy with multiple inheritance.</w:t>
+        <w:t xml:space="preserve">can cause object slicing</w:t>
+      </w:r>
+      <w:r>
+        <w:t xml:space="preserve"> </w:t>
+      </w:r>
+      <w:r>
+        <w:t xml:space="preserve">when a copy of a base class object is created from a derived class object.</w:t>
       </w:r>
     </w:p>
     <w:p>
@@ -50763,7 +51321,7 @@
         </w:numPr>
       </w:pPr>
       <w:r>
-        <w:t xml:space="preserve">Unsafe casts, which include C-style casts and</w:t>
+        <w:t xml:space="preserve">can also be done with</w:t>
       </w:r>
       <w:r>
         <w:t xml:space="preserve"> </w:t>
@@ -50772,54 +51330,22 @@
         <w:rPr>
           <w:rStyle w:val="KeywordTok"/>
         </w:rPr>
-        <w:t xml:space="preserve">reinterpret_cast</w:t>
-      </w:r>
-      <w:r>
-        <w:t xml:space="preserve">, can cast</w:t>
-      </w:r>
-      <w:r>
-        <w:t xml:space="preserve"> </w:t>
-      </w:r>
-      <w:r>
-        <w:t xml:space="preserve">to unrelated arbitrarily structured types. This allows reading and</w:t>
-      </w:r>
-      <w:r>
-        <w:t xml:space="preserve"> </w:t>
-      </w:r>
-      <w:r>
-        <w:t xml:space="preserve">modifying arbitrary memory areas. See subclause [[6.11 Pointer</w:t>
-      </w:r>
-      <w:r>
-        <w:t xml:space="preserve"> </w:t>
-      </w:r>
-      <w:r>
-        <w:t xml:space="preserve">Casting and Pointer Type</w:t>
-      </w:r>
-      <w:r>
-        <w:t xml:space="preserve"> </w:t>
-      </w:r>
-      <w:r>
-        <w:t xml:space="preserve">Changes] [HFC](#HFC)</w:t>
-      </w:r>
-      <w:r>
-        <w:t xml:space="preserve"> </w:t>
-      </w:r>
-      <w:r>
-        <w:t xml:space="preserve">for more details.</w:t>
-      </w:r>
-    </w:p>
-    <w:p>
-      <w:pPr>
-        <w:pStyle w:val="BlockText"/>
-      </w:pPr>
-      <w:r>
-        <w:t xml:space="preserve">Developers should be aware that virtual member functions can be</w:t>
-      </w:r>
-      <w:r>
-        <w:t xml:space="preserve"> </w:t>
-      </w:r>
-      <w:r>
-        <w:t xml:space="preserve">overridden in derived classes, even if they are private.</w:t>
+        <w:t xml:space="preserve">dynamic_cast</w:t>
+      </w:r>
+      <w:r>
+        <w:t xml:space="preserve"> </w:t>
+      </w:r>
+      <w:r>
+        <w:t xml:space="preserve">or</w:t>
+      </w:r>
+      <w:r>
+        <w:t xml:space="preserve"> </w:t>
+      </w:r>
+      <w:r>
+        <w:rPr>
+          <w:rStyle w:val="KeywordTok"/>
+        </w:rPr>
+        <w:t xml:space="preserve">static_cast</w:t>
       </w:r>
     </w:p>
     <w:p>
@@ -50827,480 +51353,7 @@
         <w:pStyle w:val="FirstParagraph"/>
       </w:pPr>
       <w:r>
-        <w:t xml:space="preserve">Given the following:</w:t>
-      </w:r>
-    </w:p>
-    <w:p>
-      <w:pPr>
-        <w:pStyle w:val="SourceCode"/>
-      </w:pPr>
-      <w:r>
-        <w:rPr>
-          <w:rStyle w:val="KeywordTok"/>
-        </w:rPr>
-        <w:t xml:space="preserve">struct</w:t>
-      </w:r>
-      <w:r>
-        <w:rPr>
-          <w:rStyle w:val="NormalTok"/>
-        </w:rPr>
-        <w:t xml:space="preserve"> Z { </w:t>
-      </w:r>
-      <w:r>
-        <w:rPr>
-          <w:rStyle w:val="DataTypeTok"/>
-        </w:rPr>
-        <w:t xml:space="preserve">int</w:t>
-      </w:r>
-      <w:r>
-        <w:rPr>
-          <w:rStyle w:val="NormalTok"/>
-        </w:rPr>
-        <w:t xml:space="preserve"> z; </w:t>
-      </w:r>
-      <w:r>
-        <w:rPr>
-          <w:rStyle w:val="KeywordTok"/>
-        </w:rPr>
-        <w:t xml:space="preserve">virtual</w:t>
-      </w:r>
-      <w:r>
-        <w:rPr>
-          <w:rStyle w:val="NormalTok"/>
-        </w:rPr>
-        <w:t xml:space="preserve"> ~Z() { } };</w:t>
-      </w:r>
-      <w:r>
-        <w:br/>
-      </w:r>
-      <w:r>
-        <w:rPr>
-          <w:rStyle w:val="KeywordTok"/>
-        </w:rPr>
-        <w:t xml:space="preserve">struct</w:t>
-      </w:r>
-      <w:r>
-        <w:rPr>
-          <w:rStyle w:val="NormalTok"/>
-        </w:rPr>
-        <w:t xml:space="preserve"> Y { </w:t>
-      </w:r>
-      <w:r>
-        <w:rPr>
-          <w:rStyle w:val="DataTypeTok"/>
-        </w:rPr>
-        <w:t xml:space="preserve">int</w:t>
-      </w:r>
-      <w:r>
-        <w:rPr>
-          <w:rStyle w:val="NormalTok"/>
-        </w:rPr>
-        <w:t xml:space="preserve"> y; </w:t>
-      </w:r>
-      <w:r>
-        <w:rPr>
-          <w:rStyle w:val="KeywordTok"/>
-        </w:rPr>
-        <w:t xml:space="preserve">virtual</w:t>
-      </w:r>
-      <w:r>
-        <w:rPr>
-          <w:rStyle w:val="NormalTok"/>
-        </w:rPr>
-        <w:t xml:space="preserve"> ~Y() { } };</w:t>
-      </w:r>
-      <w:r>
-        <w:br/>
-      </w:r>
-      <w:r>
-        <w:rPr>
-          <w:rStyle w:val="KeywordTok"/>
-        </w:rPr>
-        <w:t xml:space="preserve">struct</w:t>
-      </w:r>
-      <w:r>
-        <w:rPr>
-          <w:rStyle w:val="NormalTok"/>
-        </w:rPr>
-        <w:t xml:space="preserve"> A : Z { </w:t>
-      </w:r>
-      <w:r>
-        <w:rPr>
-          <w:rStyle w:val="DataTypeTok"/>
-        </w:rPr>
-        <w:t xml:space="preserve">int</w:t>
-      </w:r>
-      <w:r>
-        <w:rPr>
-          <w:rStyle w:val="NormalTok"/>
-        </w:rPr>
-        <w:t xml:space="preserve"> a; };</w:t>
-      </w:r>
-      <w:r>
-        <w:br/>
-      </w:r>
-      <w:r>
-        <w:rPr>
-          <w:rStyle w:val="KeywordTok"/>
-        </w:rPr>
-        <w:t xml:space="preserve">struct</w:t>
-      </w:r>
-      <w:r>
-        <w:rPr>
-          <w:rStyle w:val="NormalTok"/>
-        </w:rPr>
-        <w:t xml:space="preserve"> B : </w:t>
-      </w:r>
-      <w:r>
-        <w:rPr>
-          <w:rStyle w:val="KeywordTok"/>
-        </w:rPr>
-        <w:t xml:space="preserve">virtual</w:t>
-      </w:r>
-      <w:r>
-        <w:rPr>
-          <w:rStyle w:val="NormalTok"/>
-        </w:rPr>
-        <w:t xml:space="preserve"> A { </w:t>
-      </w:r>
-      <w:r>
-        <w:rPr>
-          <w:rStyle w:val="DataTypeTok"/>
-        </w:rPr>
-        <w:t xml:space="preserve">int</w:t>
-      </w:r>
-      <w:r>
-        <w:rPr>
-          <w:rStyle w:val="NormalTok"/>
-        </w:rPr>
-        <w:t xml:space="preserve"> b; };</w:t>
-      </w:r>
-      <w:r>
-        <w:br/>
-      </w:r>
-      <w:r>
-        <w:rPr>
-          <w:rStyle w:val="KeywordTok"/>
-        </w:rPr>
-        <w:t xml:space="preserve">struct</w:t>
-      </w:r>
-      <w:r>
-        <w:rPr>
-          <w:rStyle w:val="NormalTok"/>
-        </w:rPr>
-        <w:t xml:space="preserve"> C : </w:t>
-      </w:r>
-      <w:r>
-        <w:rPr>
-          <w:rStyle w:val="KeywordTok"/>
-        </w:rPr>
-        <w:t xml:space="preserve">virtual</w:t>
-      </w:r>
-      <w:r>
-        <w:rPr>
-          <w:rStyle w:val="NormalTok"/>
-        </w:rPr>
-        <w:t xml:space="preserve"> A, Y { </w:t>
-      </w:r>
-      <w:r>
-        <w:rPr>
-          <w:rStyle w:val="DataTypeTok"/>
-        </w:rPr>
-        <w:t xml:space="preserve">int</w:t>
-      </w:r>
-      <w:r>
-        <w:rPr>
-          <w:rStyle w:val="NormalTok"/>
-        </w:rPr>
-        <w:t xml:space="preserve"> c; };</w:t>
-      </w:r>
-      <w:r>
-        <w:br/>
-      </w:r>
-      <w:r>
-        <w:rPr>
-          <w:rStyle w:val="KeywordTok"/>
-        </w:rPr>
-        <w:t xml:space="preserve">struct</w:t>
-      </w:r>
-      <w:r>
-        <w:rPr>
-          <w:rStyle w:val="NormalTok"/>
-        </w:rPr>
-        <w:t xml:space="preserve"> D : B, C { </w:t>
-      </w:r>
-      <w:r>
-        <w:rPr>
-          <w:rStyle w:val="DataTypeTok"/>
-        </w:rPr>
-        <w:t xml:space="preserve">int</w:t>
-      </w:r>
-      <w:r>
-        <w:rPr>
-          <w:rStyle w:val="NormalTok"/>
-        </w:rPr>
-        <w:t xml:space="preserve"> d; };</w:t>
-      </w:r>
-      <w:r>
-        <w:br/>
-      </w:r>
-      <w:r>
-        <w:rPr>
-          <w:rStyle w:val="NormalTok"/>
-        </w:rPr>
-        <w:t xml:space="preserve">D d_inst;</w:t>
-      </w:r>
-    </w:p>
-    <w:p>
-      <w:pPr>
-        <w:pStyle w:val="FirstParagraph"/>
-      </w:pPr>
-      <w:r>
-        <w:t xml:space="preserve">then these examples demonstrate upcasts, downcasts, and crosscasts:</w:t>
-      </w:r>
-    </w:p>
-    <w:p>
-      <w:pPr>
-        <w:pStyle w:val="BodyText"/>
-      </w:pPr>
-      <w:r>
-        <w:rPr>
-          <w:b/>
-        </w:rPr>
-        <w:t xml:space="preserve">Upcasts:</w:t>
-      </w:r>
-    </w:p>
-    <w:p>
-      <w:pPr>
-        <w:pStyle w:val="SourceCode"/>
-      </w:pPr>
-      <w:r>
-        <w:rPr>
-          <w:rStyle w:val="NormalTok"/>
-        </w:rPr>
-        <w:t xml:space="preserve">B* b_ptr = &amp;d_inst; </w:t>
-      </w:r>
-      <w:r>
-        <w:rPr>
-          <w:rStyle w:val="CommentTok"/>
-        </w:rPr>
-        <w:t xml:space="preserve">// implicit</w:t>
-      </w:r>
-      <w:r>
-        <w:br/>
-      </w:r>
-      <w:r>
-        <w:rPr>
-          <w:rStyle w:val="NormalTok"/>
-        </w:rPr>
-        <w:t xml:space="preserve">C&amp; c_ref = d_inst; </w:t>
-      </w:r>
-      <w:r>
-        <w:rPr>
-          <w:rStyle w:val="CommentTok"/>
-        </w:rPr>
-        <w:t xml:space="preserve">// implicit</w:t>
-      </w:r>
-      <w:r>
-        <w:br/>
-      </w:r>
-      <w:r>
-        <w:rPr>
-          <w:rStyle w:val="NormalTok"/>
-        </w:rPr>
-        <w:t xml:space="preserve">Z* z_ptr = </w:t>
-      </w:r>
-      <w:r>
-        <w:rPr>
-          <w:rStyle w:val="KeywordTok"/>
-        </w:rPr>
-        <w:t xml:space="preserve">static_cast</w:t>
-      </w:r>
-      <w:r>
-        <w:rPr>
-          <w:rStyle w:val="NormalTok"/>
-        </w:rPr>
-        <w:t xml:space="preserve">&lt;Z*&gt;(&amp;d_inst);</w:t>
-      </w:r>
-      <w:r>
-        <w:br/>
-      </w:r>
-      <w:r>
-        <w:rPr>
-          <w:rStyle w:val="NormalTok"/>
-        </w:rPr>
-        <w:t xml:space="preserve">Y* y_ptr = </w:t>
-      </w:r>
-      <w:r>
-        <w:rPr>
-          <w:rStyle w:val="KeywordTok"/>
-        </w:rPr>
-        <w:t xml:space="preserve">dynamic_cast</w:t>
-      </w:r>
-      <w:r>
-        <w:rPr>
-          <w:rStyle w:val="NormalTok"/>
-        </w:rPr>
-        <w:t xml:space="preserve">&lt;Y*&gt;(&amp;d_inst);</w:t>
-      </w:r>
-    </w:p>
-    <w:p>
-      <w:pPr>
-        <w:pStyle w:val="FirstParagraph"/>
-      </w:pPr>
-      <w:r>
-        <w:rPr>
-          <w:b/>
-        </w:rPr>
-        <w:t xml:space="preserve">Downcasts:</w:t>
-      </w:r>
-    </w:p>
-    <w:p>
-      <w:pPr>
-        <w:pStyle w:val="SourceCode"/>
-      </w:pPr>
-      <w:r>
-        <w:rPr>
-          <w:rStyle w:val="NormalTok"/>
-        </w:rPr>
-        <w:t xml:space="preserve">D&amp; d_ref = </w:t>
-      </w:r>
-      <w:r>
-        <w:rPr>
-          <w:rStyle w:val="KeywordTok"/>
-        </w:rPr>
-        <w:t xml:space="preserve">dynamic_cast</w:t>
-      </w:r>
-      <w:r>
-        <w:rPr>
-          <w:rStyle w:val="NormalTok"/>
-        </w:rPr>
-        <w:t xml:space="preserve">&lt;D&amp;&gt;(*y_ptr);</w:t>
-      </w:r>
-      <w:r>
-        <w:br/>
-      </w:r>
-      <w:r>
-        <w:rPr>
-          <w:rStyle w:val="NormalTok"/>
-        </w:rPr>
-        <w:t xml:space="preserve">D* d_ptr = </w:t>
-      </w:r>
-      <w:r>
-        <w:rPr>
-          <w:rStyle w:val="KeywordTok"/>
-        </w:rPr>
-        <w:t xml:space="preserve">static_cast</w:t>
-      </w:r>
-      <w:r>
-        <w:rPr>
-          <w:rStyle w:val="NormalTok"/>
-        </w:rPr>
-        <w:t xml:space="preserve">&lt;D*&gt;(b_ptr);</w:t>
-      </w:r>
-    </w:p>
-    <w:p>
-      <w:pPr>
-        <w:pStyle w:val="FirstParagraph"/>
-      </w:pPr>
-      <w:r>
-        <w:rPr>
-          <w:b/>
-        </w:rPr>
-        <w:t xml:space="preserve">Crosscasts:</w:t>
-      </w:r>
-    </w:p>
-    <w:p>
-      <w:pPr>
-        <w:pStyle w:val="SourceCode"/>
-      </w:pPr>
-      <w:r>
-        <w:rPr>
-          <w:rStyle w:val="NormalTok"/>
-        </w:rPr>
-        <w:t xml:space="preserve">C* c_ptr = </w:t>
-      </w:r>
-      <w:r>
-        <w:rPr>
-          <w:rStyle w:val="KeywordTok"/>
-        </w:rPr>
-        <w:t xml:space="preserve">dynamic_cast</w:t>
-      </w:r>
-      <w:r>
-        <w:rPr>
-          <w:rStyle w:val="NormalTok"/>
-        </w:rPr>
-        <w:t xml:space="preserve">&lt;C*&gt;(b_ptr);</w:t>
-      </w:r>
-      <w:r>
-        <w:br/>
-      </w:r>
-      <w:r>
-        <w:rPr>
-          <w:rStyle w:val="NormalTok"/>
-        </w:rPr>
-        <w:t xml:space="preserve">Y* y_ptr2 = </w:t>
-      </w:r>
-      <w:r>
-        <w:rPr>
-          <w:rStyle w:val="KeywordTok"/>
-        </w:rPr>
-        <w:t xml:space="preserve">dynamic_cast</w:t>
-      </w:r>
-      <w:r>
-        <w:rPr>
-          <w:rStyle w:val="NormalTok"/>
-        </w:rPr>
-        <w:t xml:space="preserve">&lt;Y*&gt;(b_ptr);</w:t>
-      </w:r>
-      <w:r>
-        <w:br/>
-      </w:r>
-      <w:r>
-        <w:rPr>
-          <w:rStyle w:val="NormalTok"/>
-        </w:rPr>
-        <w:t xml:space="preserve">C* c_ptr = </w:t>
-      </w:r>
-      <w:r>
-        <w:rPr>
-          <w:rStyle w:val="KeywordTok"/>
-        </w:rPr>
-        <w:t xml:space="preserve">static_cast</w:t>
-      </w:r>
-      <w:r>
-        <w:rPr>
-          <w:rStyle w:val="NormalTok"/>
-        </w:rPr>
-        <w:t xml:space="preserve">&lt;C*&gt; (</w:t>
-      </w:r>
-      <w:r>
-        <w:rPr>
-          <w:rStyle w:val="KeywordTok"/>
-        </w:rPr>
-        <w:t xml:space="preserve">static_cast</w:t>
-      </w:r>
-      <w:r>
-        <w:rPr>
-          <w:rStyle w:val="NormalTok"/>
-        </w:rPr>
-        <w:t xml:space="preserve">&lt;D*&gt;(b_ptr));</w:t>
-      </w:r>
-    </w:p>
-    <w:p>
-      <w:pPr>
-        <w:pStyle w:val="FirstParagraph"/>
-      </w:pPr>
-      <w:r>
-        <w:t xml:space="preserve">and notes the following about such:</w:t>
-      </w:r>
-    </w:p>
-    <w:p>
-      <w:pPr>
-        <w:pStyle w:val="BodyText"/>
-      </w:pPr>
-      <w:r>
-        <w:t xml:space="preserve">Upcasts:</w:t>
+        <w:t xml:space="preserve">Downcasts</w:t>
       </w:r>
     </w:p>
     <w:p>
@@ -51311,7 +51364,7 @@
         </w:numPr>
       </w:pPr>
       <w:r>
-        <w:t xml:space="preserve">are the only ones that can be performed implicitly</w:t>
+        <w:t xml:space="preserve">are explicit;</w:t>
       </w:r>
     </w:p>
     <w:p>
@@ -51322,13 +51375,16 @@
         </w:numPr>
       </w:pPr>
       <w:r>
-        <w:t xml:space="preserve">can cause object slicing</w:t>
-      </w:r>
-      <w:r>
-        <w:t xml:space="preserve"> </w:t>
-      </w:r>
-      <w:r>
-        <w:t xml:space="preserve">when a copy of a base class object is created from a derived class object.</w:t>
+        <w:t xml:space="preserve">can be done safely with</w:t>
+      </w:r>
+      <w:r>
+        <w:t xml:space="preserve"> </w:t>
+      </w:r>
+      <w:r>
+        <w:rPr>
+          <w:rStyle w:val="KeywordTok"/>
+        </w:rPr>
+        <w:t xml:space="preserve">dynamic_cast</w:t>
       </w:r>
     </w:p>
     <w:p>
@@ -51339,12 +51395,6 @@
         </w:numPr>
       </w:pPr>
       <w:r>
-        <w:t xml:space="preserve">can also be done with</w:t>
-      </w:r>
-      <w:r>
-        <w:t xml:space="preserve"> </w:t>
-      </w:r>
-      <w:r>
         <w:rPr>
           <w:rStyle w:val="KeywordTok"/>
         </w:rPr>
@@ -51354,7 +51404,13 @@
         <w:t xml:space="preserve"> </w:t>
       </w:r>
       <w:r>
-        <w:t xml:space="preserve">or</w:t>
+        <w:t xml:space="preserve">requires</w:t>
+      </w:r>
+      <w:r>
+        <w:t xml:space="preserve"> </w:t>
+      </w:r>
+      <w:r>
+        <w:t xml:space="preserve">appropriate portions of inheritance to be polymorphic (i.e. has</w:t>
       </w:r>
       <w:r>
         <w:t xml:space="preserve"> </w:t>
@@ -51363,15 +51419,53 @@
         <w:rPr>
           <w:rStyle w:val="KeywordTok"/>
         </w:rPr>
+        <w:t xml:space="preserve">virtual</w:t>
+      </w:r>
+      <w:r>
+        <w:t xml:space="preserve"> </w:t>
+      </w:r>
+      <w:r>
+        <w:t xml:space="preserve">members);</w:t>
+      </w:r>
+    </w:p>
+    <w:p>
+      <w:pPr>
+        <w:numPr>
+          <w:ilvl w:val="0"/>
+          <w:numId w:val="1090"/>
+        </w:numPr>
+      </w:pPr>
+      <w:r>
+        <w:t xml:space="preserve">can be done using</w:t>
+      </w:r>
+      <w:r>
+        <w:t xml:space="preserve"> </w:t>
+      </w:r>
+      <w:r>
+        <w:rPr>
+          <w:rStyle w:val="KeywordTok"/>
+        </w:rPr>
         <w:t xml:space="preserve">static_cast</w:t>
       </w:r>
+      <w:r>
+        <w:t xml:space="preserve"> </w:t>
+      </w:r>
+      <w:r>
+        <w:t xml:space="preserve">which is</w:t>
+      </w:r>
+      <w:r>
+        <w:t xml:space="preserve"> </w:t>
+      </w:r>
+      <w:r>
+        <w:t xml:space="preserve">unchecked and may be unsafe;</w:t>
+      </w:r>
     </w:p>
     <w:p>
       <w:pPr>
         <w:pStyle w:val="FirstParagraph"/>
       </w:pPr>
       <w:r>
-        <w:t xml:space="preserve">Downcasts</w:t>
+        <w:t xml:space="preserve">Crosscasts:</w:t>
       </w:r>
     </w:p>
     <w:p>
@@ -51382,7 +51476,7 @@
         </w:numPr>
       </w:pPr>
       <w:r>
-        <w:t xml:space="preserve">are explicit;</w:t>
+        <w:t xml:space="preserve">are explicit</w:t>
       </w:r>
     </w:p>
     <w:p>
@@ -51393,7 +51487,7 @@
         </w:numPr>
       </w:pPr>
       <w:r>
-        <w:t xml:space="preserve">can be done safely with</w:t>
+        <w:t xml:space="preserve">can be done safely with a single call to</w:t>
       </w:r>
       <w:r>
         <w:t xml:space="preserve"> </w:t>
@@ -51403,6 +51497,33 @@
           <w:rStyle w:val="KeywordTok"/>
         </w:rPr>
         <w:t xml:space="preserve">dynamic_cast</w:t>
+      </w:r>
+      <w:r>
+        <w:t xml:space="preserve"> </w:t>
+      </w:r>
+      <w:r>
+        <w:t xml:space="preserve">which requires</w:t>
+      </w:r>
+      <w:r>
+        <w:t xml:space="preserve"> </w:t>
+      </w:r>
+      <w:r>
+        <w:t xml:space="preserve">appropriate portions of inheritance to be polymorphic (i.e. has</w:t>
+      </w:r>
+      <w:r>
+        <w:t xml:space="preserve"> </w:t>
+      </w:r>
+      <w:r>
+        <w:rPr>
+          <w:rStyle w:val="KeywordTok"/>
+        </w:rPr>
+        <w:t xml:space="preserve">virtual</w:t>
+      </w:r>
+      <w:r>
+        <w:t xml:space="preserve"> </w:t>
+      </w:r>
+      <w:r>
+        <w:t xml:space="preserve">members).</w:t>
       </w:r>
     </w:p>
     <w:p>
@@ -51410,145 +51531,6 @@
         <w:numPr>
           <w:ilvl w:val="0"/>
           <w:numId w:val="1091"/>
-        </w:numPr>
-      </w:pPr>
-      <w:r>
-        <w:rPr>
-          <w:rStyle w:val="KeywordTok"/>
-        </w:rPr>
-        <w:t xml:space="preserve">dynamic_cast</w:t>
-      </w:r>
-      <w:r>
-        <w:t xml:space="preserve"> </w:t>
-      </w:r>
-      <w:r>
-        <w:t xml:space="preserve">requires</w:t>
-      </w:r>
-      <w:r>
-        <w:t xml:space="preserve"> </w:t>
-      </w:r>
-      <w:r>
-        <w:t xml:space="preserve">appropriate portions of inheritance to be polymorphic (i.e. has</w:t>
-      </w:r>
-      <w:r>
-        <w:t xml:space="preserve"> </w:t>
-      </w:r>
-      <w:r>
-        <w:rPr>
-          <w:rStyle w:val="KeywordTok"/>
-        </w:rPr>
-        <w:t xml:space="preserve">virtual</w:t>
-      </w:r>
-      <w:r>
-        <w:t xml:space="preserve"> </w:t>
-      </w:r>
-      <w:r>
-        <w:t xml:space="preserve">members);</w:t>
-      </w:r>
-    </w:p>
-    <w:p>
-      <w:pPr>
-        <w:numPr>
-          <w:ilvl w:val="0"/>
-          <w:numId w:val="1091"/>
-        </w:numPr>
-      </w:pPr>
-      <w:r>
-        <w:t xml:space="preserve">can be done using</w:t>
-      </w:r>
-      <w:r>
-        <w:t xml:space="preserve"> </w:t>
-      </w:r>
-      <w:r>
-        <w:rPr>
-          <w:rStyle w:val="KeywordTok"/>
-        </w:rPr>
-        <w:t xml:space="preserve">static_cast</w:t>
-      </w:r>
-      <w:r>
-        <w:t xml:space="preserve"> </w:t>
-      </w:r>
-      <w:r>
-        <w:t xml:space="preserve">which is</w:t>
-      </w:r>
-      <w:r>
-        <w:t xml:space="preserve"> </w:t>
-      </w:r>
-      <w:r>
-        <w:t xml:space="preserve">unchecked and may be unsafe;</w:t>
-      </w:r>
-    </w:p>
-    <w:p>
-      <w:pPr>
-        <w:pStyle w:val="FirstParagraph"/>
-      </w:pPr>
-      <w:r>
-        <w:t xml:space="preserve">Crosscasts:</w:t>
-      </w:r>
-    </w:p>
-    <w:p>
-      <w:pPr>
-        <w:numPr>
-          <w:ilvl w:val="0"/>
-          <w:numId w:val="1092"/>
-        </w:numPr>
-      </w:pPr>
-      <w:r>
-        <w:t xml:space="preserve">are explicit</w:t>
-      </w:r>
-    </w:p>
-    <w:p>
-      <w:pPr>
-        <w:numPr>
-          <w:ilvl w:val="0"/>
-          <w:numId w:val="1092"/>
-        </w:numPr>
-      </w:pPr>
-      <w:r>
-        <w:t xml:space="preserve">can be done safely with a single call to</w:t>
-      </w:r>
-      <w:r>
-        <w:t xml:space="preserve"> </w:t>
-      </w:r>
-      <w:r>
-        <w:rPr>
-          <w:rStyle w:val="KeywordTok"/>
-        </w:rPr>
-        <w:t xml:space="preserve">dynamic_cast</w:t>
-      </w:r>
-      <w:r>
-        <w:t xml:space="preserve"> </w:t>
-      </w:r>
-      <w:r>
-        <w:t xml:space="preserve">which requires</w:t>
-      </w:r>
-      <w:r>
-        <w:t xml:space="preserve"> </w:t>
-      </w:r>
-      <w:r>
-        <w:t xml:space="preserve">appropriate portions of inheritance to be polymorphic (i.e. has</w:t>
-      </w:r>
-      <w:r>
-        <w:t xml:space="preserve"> </w:t>
-      </w:r>
-      <w:r>
-        <w:rPr>
-          <w:rStyle w:val="KeywordTok"/>
-        </w:rPr>
-        <w:t xml:space="preserve">virtual</w:t>
-      </w:r>
-      <w:r>
-        <w:t xml:space="preserve"> </w:t>
-      </w:r>
-      <w:r>
-        <w:t xml:space="preserve">members).</w:t>
-      </w:r>
-    </w:p>
-    <w:p>
-      <w:pPr>
-        <w:numPr>
-          <w:ilvl w:val="0"/>
-          <w:numId w:val="1092"/>
         </w:numPr>
       </w:pPr>
       <w:r>
@@ -51620,7 +51602,7 @@
       <w:pPr>
         <w:numPr>
           <w:ilvl w:val="0"/>
-          <w:numId w:val="1093"/>
+          <w:numId w:val="1092"/>
         </w:numPr>
       </w:pPr>
       <w:r>
@@ -51631,7 +51613,7 @@
       <w:pPr>
         <w:numPr>
           <w:ilvl w:val="0"/>
-          <w:numId w:val="1093"/>
+          <w:numId w:val="1092"/>
         </w:numPr>
       </w:pPr>
       <w:r>
@@ -51654,7 +51636,7 @@
       <w:pPr>
         <w:numPr>
           <w:ilvl w:val="0"/>
-          <w:numId w:val="1093"/>
+          <w:numId w:val="1092"/>
         </w:numPr>
       </w:pPr>
       <w:r>
@@ -51671,7 +51653,7 @@
       <w:pPr>
         <w:numPr>
           <w:ilvl w:val="0"/>
-          <w:numId w:val="1093"/>
+          <w:numId w:val="1092"/>
         </w:numPr>
       </w:pPr>
       <w:r>
@@ -51682,7 +51664,7 @@
       <w:pPr>
         <w:numPr>
           <w:ilvl w:val="0"/>
-          <w:numId w:val="1093"/>
+          <w:numId w:val="1092"/>
         </w:numPr>
       </w:pPr>
       <w:r>
@@ -51708,7 +51690,7 @@
       <w:pPr>
         <w:numPr>
           <w:ilvl w:val="0"/>
-          <w:numId w:val="1093"/>
+          <w:numId w:val="1092"/>
         </w:numPr>
       </w:pPr>
       <w:r>
@@ -51731,7 +51713,7 @@
       <w:pPr>
         <w:numPr>
           <w:ilvl w:val="0"/>
-          <w:numId w:val="1093"/>
+          <w:numId w:val="1092"/>
         </w:numPr>
       </w:pPr>
       <w:r>
@@ -51754,7 +51736,7 @@
       <w:pPr>
         <w:numPr>
           <w:ilvl w:val="0"/>
-          <w:numId w:val="1093"/>
+          <w:numId w:val="1092"/>
         </w:numPr>
       </w:pPr>
       <w:r>
@@ -51961,7 +51943,7 @@
       <w:pPr>
         <w:numPr>
           <w:ilvl w:val="0"/>
-          <w:numId w:val="1094"/>
+          <w:numId w:val="1093"/>
         </w:numPr>
         <w:pStyle w:val="Compact"/>
       </w:pPr>
@@ -51985,7 +51967,7 @@
       <w:pPr>
         <w:numPr>
           <w:ilvl w:val="0"/>
-          <w:numId w:val="1094"/>
+          <w:numId w:val="1093"/>
         </w:numPr>
         <w:pStyle w:val="Compact"/>
       </w:pPr>
@@ -52009,7 +51991,7 @@
       <w:pPr>
         <w:numPr>
           <w:ilvl w:val="0"/>
-          <w:numId w:val="1094"/>
+          <w:numId w:val="1093"/>
         </w:numPr>
         <w:pStyle w:val="Compact"/>
       </w:pPr>
@@ -52033,7 +52015,7 @@
       <w:pPr>
         <w:numPr>
           <w:ilvl w:val="0"/>
-          <w:numId w:val="1094"/>
+          <w:numId w:val="1093"/>
         </w:numPr>
         <w:pStyle w:val="Compact"/>
       </w:pPr>
@@ -52045,7 +52027,7 @@
       <w:pPr>
         <w:numPr>
           <w:ilvl w:val="0"/>
-          <w:numId w:val="1094"/>
+          <w:numId w:val="1093"/>
         </w:numPr>
         <w:pStyle w:val="Compact"/>
       </w:pPr>
@@ -52057,7 +52039,7 @@
       <w:pPr>
         <w:numPr>
           <w:ilvl w:val="0"/>
-          <w:numId w:val="1094"/>
+          <w:numId w:val="1093"/>
         </w:numPr>
         <w:pStyle w:val="Compact"/>
       </w:pPr>
@@ -52261,7 +52243,7 @@
       <w:pPr>
         <w:numPr>
           <w:ilvl w:val="0"/>
-          <w:numId w:val="1095"/>
+          <w:numId w:val="1094"/>
         </w:numPr>
       </w:pPr>
       <w:r>
@@ -52272,7 +52254,7 @@
       <w:pPr>
         <w:numPr>
           <w:ilvl w:val="0"/>
-          <w:numId w:val="1095"/>
+          <w:numId w:val="1094"/>
         </w:numPr>
       </w:pPr>
       <w:r>
@@ -52295,7 +52277,7 @@
       <w:pPr>
         <w:numPr>
           <w:ilvl w:val="0"/>
-          <w:numId w:val="1095"/>
+          <w:numId w:val="1094"/>
         </w:numPr>
       </w:pPr>
       <w:r>
@@ -52575,7 +52557,7 @@
       <w:pPr>
         <w:numPr>
           <w:ilvl w:val="0"/>
-          <w:numId w:val="1096"/>
+          <w:numId w:val="1095"/>
         </w:numPr>
       </w:pPr>
       <w:r>
@@ -52586,7 +52568,7 @@
       <w:pPr>
         <w:numPr>
           <w:ilvl w:val="0"/>
-          <w:numId w:val="1096"/>
+          <w:numId w:val="1095"/>
         </w:numPr>
       </w:pPr>
       <w:r>
@@ -52597,7 +52579,7 @@
       <w:pPr>
         <w:numPr>
           <w:ilvl w:val="0"/>
-          <w:numId w:val="1096"/>
+          <w:numId w:val="1095"/>
         </w:numPr>
       </w:pPr>
       <w:r>
@@ -52608,7 +52590,7 @@
       <w:pPr>
         <w:numPr>
           <w:ilvl w:val="0"/>
-          <w:numId w:val="1096"/>
+          <w:numId w:val="1095"/>
         </w:numPr>
       </w:pPr>
       <w:r>
@@ -52619,7 +52601,7 @@
       <w:pPr>
         <w:numPr>
           <w:ilvl w:val="0"/>
-          <w:numId w:val="1096"/>
+          <w:numId w:val="1095"/>
         </w:numPr>
       </w:pPr>
       <w:r>
@@ -52642,7 +52624,7 @@
       <w:pPr>
         <w:numPr>
           <w:ilvl w:val="0"/>
-          <w:numId w:val="1096"/>
+          <w:numId w:val="1095"/>
         </w:numPr>
       </w:pPr>
       <w:r>
@@ -52659,7 +52641,7 @@
       <w:pPr>
         <w:numPr>
           <w:ilvl w:val="0"/>
-          <w:numId w:val="1096"/>
+          <w:numId w:val="1095"/>
         </w:numPr>
       </w:pPr>
       <w:r>
@@ -52766,7 +52748,7 @@
       <w:pPr>
         <w:numPr>
           <w:ilvl w:val="0"/>
-          <w:numId w:val="1097"/>
+          <w:numId w:val="1096"/>
         </w:numPr>
         <w:pStyle w:val="Compact"/>
       </w:pPr>
@@ -52778,7 +52760,7 @@
       <w:pPr>
         <w:numPr>
           <w:ilvl w:val="0"/>
-          <w:numId w:val="1097"/>
+          <w:numId w:val="1096"/>
         </w:numPr>
         <w:pStyle w:val="Compact"/>
       </w:pPr>
@@ -52790,7 +52772,7 @@
       <w:pPr>
         <w:numPr>
           <w:ilvl w:val="0"/>
-          <w:numId w:val="1097"/>
+          <w:numId w:val="1096"/>
         </w:numPr>
         <w:pStyle w:val="Compact"/>
       </w:pPr>
@@ -52910,7 +52892,7 @@
       <w:pPr>
         <w:numPr>
           <w:ilvl w:val="0"/>
-          <w:numId w:val="1098"/>
+          <w:numId w:val="1097"/>
         </w:numPr>
       </w:pPr>
       <w:r>
@@ -52921,7 +52903,7 @@
       <w:pPr>
         <w:numPr>
           <w:ilvl w:val="0"/>
-          <w:numId w:val="1098"/>
+          <w:numId w:val="1097"/>
         </w:numPr>
       </w:pPr>
       <w:r>
@@ -53073,7 +53055,7 @@
       <w:pPr>
         <w:numPr>
           <w:ilvl w:val="0"/>
-          <w:numId w:val="1099"/>
+          <w:numId w:val="1098"/>
         </w:numPr>
       </w:pPr>
       <w:r>
@@ -53084,7 +53066,7 @@
       <w:pPr>
         <w:numPr>
           <w:ilvl w:val="0"/>
-          <w:numId w:val="1099"/>
+          <w:numId w:val="1098"/>
         </w:numPr>
       </w:pPr>
       <w:r>
@@ -53101,7 +53083,7 @@
       <w:pPr>
         <w:numPr>
           <w:ilvl w:val="0"/>
-          <w:numId w:val="1099"/>
+          <w:numId w:val="1098"/>
         </w:numPr>
       </w:pPr>
       <w:r>
@@ -54528,11 +54510,90 @@
       <w:pPr>
         <w:numPr>
           <w:ilvl w:val="0"/>
+          <w:numId w:val="1099"/>
+        </w:numPr>
+      </w:pPr>
+      <w:r>
+        <w:t xml:space="preserve">Replace function-like macros with</w:t>
+      </w:r>
+      <w:r>
+        <w:t xml:space="preserve"> </w:t>
+      </w:r>
+      <w:r>
+        <w:rPr>
+          <w:rStyle w:val="KeywordTok"/>
+        </w:rPr>
+        <w:t xml:space="preserve">constexpr</w:t>
+      </w:r>
+      <w:r>
+        <w:t xml:space="preserve"> </w:t>
+      </w:r>
+      <w:r>
+        <w:t xml:space="preserve">inline functions where possible, but</w:t>
+      </w:r>
+      <w:r>
+        <w:t xml:space="preserve"> </w:t>
+      </w:r>
+      <w:r>
+        <w:t xml:space="preserve">if a function-like macro must be used, ensure that:</w:t>
+      </w:r>
+    </w:p>
+    <w:p>
+      <w:pPr>
+        <w:numPr>
+          <w:ilvl w:val="1"/>
           <w:numId w:val="1100"/>
         </w:numPr>
-      </w:pPr>
-      <w:r>
-        <w:t xml:space="preserve">Replace function-like macros with</w:t>
+        <w:pStyle w:val="Compact"/>
+      </w:pPr>
+      <w:r>
+        <w:t xml:space="preserve">its parameters and body are parenthesized;</w:t>
+      </w:r>
+    </w:p>
+    <w:p>
+      <w:pPr>
+        <w:numPr>
+          <w:ilvl w:val="1"/>
+          <w:numId w:val="1100"/>
+        </w:numPr>
+        <w:pStyle w:val="Compact"/>
+      </w:pPr>
+      <w:r>
+        <w:t xml:space="preserve">each argument is evaluated at most once;</w:t>
+      </w:r>
+    </w:p>
+    <w:p>
+      <w:pPr>
+        <w:numPr>
+          <w:ilvl w:val="1"/>
+          <w:numId w:val="1100"/>
+        </w:numPr>
+        <w:pStyle w:val="Compact"/>
+      </w:pPr>
+      <w:r>
+        <w:t xml:space="preserve">the replaced code does not have side effects.</w:t>
+      </w:r>
+    </w:p>
+    <w:p>
+      <w:pPr>
+        <w:numPr>
+          <w:ilvl w:val="0"/>
+          <w:numId w:val="1099"/>
+        </w:numPr>
+      </w:pPr>
+      <w:r>
+        <w:t xml:space="preserve">Ensure that arguments to function-like macros do not resemble a preprocessing directive.</w:t>
+      </w:r>
+    </w:p>
+    <w:p>
+      <w:pPr>
+        <w:numPr>
+          <w:ilvl w:val="0"/>
+          <w:numId w:val="1099"/>
+        </w:numPr>
+      </w:pPr>
+      <w:r>
+        <w:t xml:space="preserve">Replace object-like macros with</w:t>
       </w:r>
       <w:r>
         <w:t xml:space="preserve"> </w:t>
@@ -54547,71 +54608,56 @@
         <w:t xml:space="preserve"> </w:t>
       </w:r>
       <w:r>
-        <w:t xml:space="preserve">inline functions where possible, but</w:t>
-      </w:r>
-      <w:r>
-        <w:t xml:space="preserve"> </w:t>
-      </w:r>
-      <w:r>
-        <w:t xml:space="preserve">if a function-like macro must be used, ensure that:</w:t>
-      </w:r>
-    </w:p>
-    <w:p>
-      <w:pPr>
-        <w:numPr>
-          <w:ilvl w:val="1"/>
-          <w:numId w:val="1101"/>
-        </w:numPr>
-        <w:pStyle w:val="Compact"/>
-      </w:pPr>
-      <w:r>
-        <w:t xml:space="preserve">its parameters and body are parenthesized;</w:t>
-      </w:r>
-    </w:p>
-    <w:p>
-      <w:pPr>
-        <w:numPr>
-          <w:ilvl w:val="1"/>
-          <w:numId w:val="1101"/>
-        </w:numPr>
-        <w:pStyle w:val="Compact"/>
-      </w:pPr>
-      <w:r>
-        <w:t xml:space="preserve">each argument is evaluated at most once;</w:t>
-      </w:r>
-    </w:p>
-    <w:p>
-      <w:pPr>
-        <w:numPr>
-          <w:ilvl w:val="1"/>
-          <w:numId w:val="1101"/>
-        </w:numPr>
-        <w:pStyle w:val="Compact"/>
-      </w:pPr>
-      <w:r>
-        <w:t xml:space="preserve">the replaced code does not have side effects.</w:t>
+        <w:t xml:space="preserve">variables where possible.</w:t>
       </w:r>
     </w:p>
     <w:p>
       <w:pPr>
         <w:numPr>
           <w:ilvl w:val="0"/>
-          <w:numId w:val="1100"/>
-        </w:numPr>
-      </w:pPr>
-      <w:r>
-        <w:t xml:space="preserve">Ensure that arguments to function-like macros do not resemble a preprocessing directive.</w:t>
+          <w:numId w:val="1099"/>
+        </w:numPr>
+      </w:pPr>
+      <w:r>
+        <w:t xml:space="preserve">Replace conditional compilation with the preprocessor with</w:t>
+      </w:r>
+      <w:r>
+        <w:t xml:space="preserve"> </w:t>
+      </w:r>
+      <w:r>
+        <w:rPr>
+          <w:rStyle w:val="ControlFlowTok"/>
+        </w:rPr>
+        <w:t xml:space="preserve">if</w:t>
+      </w:r>
+      <w:r>
+        <w:rPr>
+          <w:rStyle w:val="NormalTok"/>
+        </w:rPr>
+        <w:t xml:space="preserve"> </w:t>
+      </w:r>
+      <w:r>
+        <w:rPr>
+          <w:rStyle w:val="KeywordTok"/>
+        </w:rPr>
+        <w:t xml:space="preserve">constexpr</w:t>
+      </w:r>
+      <w:r>
+        <w:t xml:space="preserve"> </w:t>
+      </w:r>
+      <w:r>
+        <w:t xml:space="preserve">where possible, e.g., in function bodies, including cases where compile-time define of a macro (as empty) controls if a macro definition is used to expand to an empty statement or another statement.</w:t>
       </w:r>
     </w:p>
     <w:p>
       <w:pPr>
         <w:numPr>
           <w:ilvl w:val="0"/>
-          <w:numId w:val="1100"/>
-        </w:numPr>
-      </w:pPr>
-      <w:r>
-        <w:t xml:space="preserve">Replace object-like macros with</w:t>
+          <w:numId w:val="1099"/>
+        </w:numPr>
+      </w:pPr>
+      <w:r>
+        <w:t xml:space="preserve">Replace preprocessor include directives with module</w:t>
       </w:r>
       <w:r>
         <w:t xml:space="preserve"> </w:t>
@@ -54620,240 +54666,176 @@
         <w:rPr>
           <w:rStyle w:val="KeywordTok"/>
         </w:rPr>
-        <w:t xml:space="preserve">constexpr</w:t>
-      </w:r>
-      <w:r>
-        <w:t xml:space="preserve"> </w:t>
-      </w:r>
-      <w:r>
-        <w:t xml:space="preserve">variables where possible.</w:t>
+        <w:t xml:space="preserve">import</w:t>
+      </w:r>
+      <w:r>
+        <w:t xml:space="preserve"> </w:t>
+      </w:r>
+      <w:r>
+        <w:t xml:space="preserve">where possible.</w:t>
       </w:r>
     </w:p>
     <w:p>
       <w:pPr>
         <w:numPr>
           <w:ilvl w:val="0"/>
-          <w:numId w:val="1100"/>
-        </w:numPr>
-      </w:pPr>
-      <w:r>
-        <w:t xml:space="preserve">Replace conditional compilation with the preprocessor with</w:t>
-      </w:r>
-      <w:r>
-        <w:t xml:space="preserve"> </w:t>
-      </w:r>
-      <w:r>
-        <w:rPr>
-          <w:rStyle w:val="ControlFlowTok"/>
-        </w:rPr>
-        <w:t xml:space="preserve">if</w:t>
-      </w:r>
-      <w:r>
-        <w:rPr>
-          <w:rStyle w:val="NormalTok"/>
-        </w:rPr>
-        <w:t xml:space="preserve"> </w:t>
-      </w:r>
-      <w:r>
-        <w:rPr>
-          <w:rStyle w:val="KeywordTok"/>
-        </w:rPr>
-        <w:t xml:space="preserve">constexpr</w:t>
-      </w:r>
-      <w:r>
-        <w:t xml:space="preserve"> </w:t>
-      </w:r>
-      <w:r>
-        <w:t xml:space="preserve">where possible, e.g., in function bodies, including cases where compile-time define of a macro (as empty) controls if a macro definition is used to expand to an empty statement or another statement.</w:t>
+          <w:numId w:val="1099"/>
+        </w:numPr>
+      </w:pPr>
+      <w:r>
+        <w:t xml:space="preserve">Prefer</w:t>
+      </w:r>
+      <w:r>
+        <w:t xml:space="preserve"> </w:t>
+      </w:r>
+      <w:r>
+        <w:rPr>
+          <w:rStyle w:val="BuiltInTok"/>
+        </w:rPr>
+        <w:t xml:space="preserve">std::</w:t>
+      </w:r>
+      <w:r>
+        <w:rPr>
+          <w:rStyle w:val="NormalTok"/>
+        </w:rPr>
+        <w:t xml:space="preserve">source_location</w:t>
+      </w:r>
+      <w:r>
+        <w:t xml:space="preserve"> </w:t>
+      </w:r>
+      <w:r>
+        <w:t xml:space="preserve">mechanisms over macros that use</w:t>
+      </w:r>
+      <w:r>
+        <w:t xml:space="preserve"> </w:t>
+      </w:r>
+      <w:r>
+        <w:rPr>
+          <w:rStyle w:val="OtherTok"/>
+        </w:rPr>
+        <w:t xml:space="preserve">__LINE__</w:t>
+      </w:r>
+      <w:r>
+        <w:t xml:space="preserve">,</w:t>
+      </w:r>
+      <w:r>
+        <w:t xml:space="preserve"> </w:t>
+      </w:r>
+      <w:r>
+        <w:rPr>
+          <w:rStyle w:val="OtherTok"/>
+        </w:rPr>
+        <w:t xml:space="preserve">__FILE__</w:t>
+      </w:r>
+      <w:r>
+        <w:t xml:space="preserve">, or</w:t>
+      </w:r>
+      <w:r>
+        <w:t xml:space="preserve"> </w:t>
+      </w:r>
+      <w:r>
+        <w:rPr>
+          <w:rStyle w:val="OtherTok"/>
+        </w:rPr>
+        <w:t xml:space="preserve">__func__</w:t>
+      </w:r>
+      <w:r>
+        <w:t xml:space="preserve">.</w:t>
       </w:r>
     </w:p>
     <w:p>
       <w:pPr>
         <w:numPr>
           <w:ilvl w:val="0"/>
-          <w:numId w:val="1100"/>
-        </w:numPr>
-      </w:pPr>
-      <w:r>
-        <w:t xml:space="preserve">Replace preprocessor include directives with module</w:t>
-      </w:r>
-      <w:r>
-        <w:t xml:space="preserve"> </w:t>
-      </w:r>
-      <w:r>
-        <w:rPr>
-          <w:rStyle w:val="KeywordTok"/>
-        </w:rPr>
-        <w:t xml:space="preserve">import</w:t>
-      </w:r>
-      <w:r>
-        <w:t xml:space="preserve"> </w:t>
-      </w:r>
-      <w:r>
-        <w:t xml:space="preserve">where possible.</w:t>
+          <w:numId w:val="1099"/>
+        </w:numPr>
+      </w:pPr>
+      <w:r>
+        <w:t xml:space="preserve">Only use macros for</w:t>
+      </w:r>
+      <w:r>
+        <w:t xml:space="preserve"> </w:t>
+      </w:r>
+      <w:r>
+        <w:rPr>
+          <w:i/>
+        </w:rPr>
+        <w:t xml:space="preserve">include guards</w:t>
+      </w:r>
+      <w:r>
+        <w:t xml:space="preserve">, to control conditional compilation, or when the macro’s definition requires token pasting (</w:t>
+      </w:r>
+      <w:r>
+        <w:rPr>
+          <w:rStyle w:val="VerbatimChar"/>
+        </w:rPr>
+        <w:t xml:space="preserve">##</w:t>
+      </w:r>
+      <w:r>
+        <w:t xml:space="preserve">.{.cpp}) or stringification (</w:t>
+      </w:r>
+      <w:r>
+        <w:rPr>
+          <w:rStyle w:val="ErrorTok"/>
+        </w:rPr>
+        <w:t xml:space="preserve">#</w:t>
+      </w:r>
+      <w:r>
+        <w:t xml:space="preserve">) of macro arguments.</w:t>
       </w:r>
     </w:p>
     <w:p>
       <w:pPr>
         <w:numPr>
           <w:ilvl w:val="0"/>
-          <w:numId w:val="1100"/>
-        </w:numPr>
-      </w:pPr>
-      <w:r>
-        <w:t xml:space="preserve">Prefer</w:t>
-      </w:r>
-      <w:r>
-        <w:t xml:space="preserve"> </w:t>
-      </w:r>
-      <w:r>
-        <w:rPr>
-          <w:rStyle w:val="BuiltInTok"/>
-        </w:rPr>
-        <w:t xml:space="preserve">std::</w:t>
-      </w:r>
-      <w:r>
-        <w:rPr>
-          <w:rStyle w:val="NormalTok"/>
-        </w:rPr>
-        <w:t xml:space="preserve">source_location</w:t>
-      </w:r>
-      <w:r>
-        <w:t xml:space="preserve"> </w:t>
-      </w:r>
-      <w:r>
-        <w:t xml:space="preserve">mechanisms over macros that use</w:t>
-      </w:r>
-      <w:r>
-        <w:t xml:space="preserve"> </w:t>
-      </w:r>
-      <w:r>
-        <w:rPr>
-          <w:rStyle w:val="OtherTok"/>
-        </w:rPr>
-        <w:t xml:space="preserve">__LINE__</w:t>
-      </w:r>
-      <w:r>
-        <w:t xml:space="preserve">,</w:t>
-      </w:r>
-      <w:r>
-        <w:t xml:space="preserve"> </w:t>
-      </w:r>
-      <w:r>
-        <w:rPr>
-          <w:rStyle w:val="OtherTok"/>
-        </w:rPr>
-        <w:t xml:space="preserve">__FILE__</w:t>
-      </w:r>
-      <w:r>
-        <w:t xml:space="preserve">, or</w:t>
-      </w:r>
-      <w:r>
-        <w:t xml:space="preserve"> </w:t>
-      </w:r>
-      <w:r>
-        <w:rPr>
-          <w:rStyle w:val="OtherTok"/>
-        </w:rPr>
-        <w:t xml:space="preserve">__func__</w:t>
-      </w:r>
-      <w:r>
-        <w:t xml:space="preserve">.</w:t>
+          <w:numId w:val="1099"/>
+        </w:numPr>
+      </w:pPr>
+      <w:r>
+        <w:t xml:space="preserve">Avoid the use of</w:t>
+      </w:r>
+      <w:r>
+        <w:t xml:space="preserve"> </w:t>
+      </w:r>
+      <w:r>
+        <w:rPr>
+          <w:rStyle w:val="PreprocessorTok"/>
+        </w:rPr>
+        <w:t xml:space="preserve">#</w:t>
+      </w:r>
+      <w:r>
+        <w:rPr>
+          <w:rStyle w:val="ErrorTok"/>
+        </w:rPr>
+        <w:t xml:space="preserve">#</w:t>
+      </w:r>
+      <w:r>
+        <w:t xml:space="preserve"> </w:t>
+      </w:r>
+      <w:r>
+        <w:t xml:space="preserve">and</w:t>
+      </w:r>
+      <w:r>
+        <w:t xml:space="preserve"> </w:t>
+      </w:r>
+      <w:r>
+        <w:rPr>
+          <w:rStyle w:val="ErrorTok"/>
+        </w:rPr>
+        <w:t xml:space="preserve">#</w:t>
+      </w:r>
+      <w:r>
+        <w:t xml:space="preserve"> </w:t>
+      </w:r>
+      <w:r>
+        <w:t xml:space="preserve">in the same macro body.</w:t>
       </w:r>
     </w:p>
     <w:p>
       <w:pPr>
         <w:numPr>
           <w:ilvl w:val="0"/>
-          <w:numId w:val="1100"/>
-        </w:numPr>
-      </w:pPr>
-      <w:r>
-        <w:t xml:space="preserve">Only use macros for</w:t>
-      </w:r>
-      <w:r>
-        <w:t xml:space="preserve"> </w:t>
-      </w:r>
-      <w:r>
-        <w:rPr>
-          <w:i/>
-        </w:rPr>
-        <w:t xml:space="preserve">include guards</w:t>
-      </w:r>
-      <w:r>
-        <w:t xml:space="preserve">, to control conditional compilation, or when the macro’s definition requires token pasting (</w:t>
-      </w:r>
-      <w:r>
-        <w:rPr>
-          <w:rStyle w:val="VerbatimChar"/>
-        </w:rPr>
-        <w:t xml:space="preserve">##</w:t>
-      </w:r>
-      <w:r>
-        <w:t xml:space="preserve">.{.cpp}) or stringification (</w:t>
-      </w:r>
-      <w:r>
-        <w:rPr>
-          <w:rStyle w:val="ErrorTok"/>
-        </w:rPr>
-        <w:t xml:space="preserve">#</w:t>
-      </w:r>
-      <w:r>
-        <w:t xml:space="preserve">) of macro arguments.</w:t>
-      </w:r>
-    </w:p>
-    <w:p>
-      <w:pPr>
-        <w:numPr>
-          <w:ilvl w:val="0"/>
-          <w:numId w:val="1100"/>
-        </w:numPr>
-      </w:pPr>
-      <w:r>
-        <w:t xml:space="preserve">Avoid the use of</w:t>
-      </w:r>
-      <w:r>
-        <w:t xml:space="preserve"> </w:t>
-      </w:r>
-      <w:r>
-        <w:rPr>
-          <w:rStyle w:val="PreprocessorTok"/>
-        </w:rPr>
-        <w:t xml:space="preserve">#</w:t>
-      </w:r>
-      <w:r>
-        <w:rPr>
-          <w:rStyle w:val="ErrorTok"/>
-        </w:rPr>
-        <w:t xml:space="preserve">#</w:t>
-      </w:r>
-      <w:r>
-        <w:t xml:space="preserve"> </w:t>
-      </w:r>
-      <w:r>
-        <w:t xml:space="preserve">and</w:t>
-      </w:r>
-      <w:r>
-        <w:t xml:space="preserve"> </w:t>
-      </w:r>
-      <w:r>
-        <w:rPr>
-          <w:rStyle w:val="ErrorTok"/>
-        </w:rPr>
-        <w:t xml:space="preserve">#</w:t>
-      </w:r>
-      <w:r>
-        <w:t xml:space="preserve"> </w:t>
-      </w:r>
-      <w:r>
-        <w:t xml:space="preserve">in the same macro body.</w:t>
-      </w:r>
-    </w:p>
-    <w:p>
-      <w:pPr>
-        <w:numPr>
-          <w:ilvl w:val="0"/>
-          <w:numId w:val="1100"/>
+          <w:numId w:val="1099"/>
         </w:numPr>
       </w:pPr>
       <w:r>
@@ -55070,7 +55052,7 @@
       <w:pPr>
         <w:numPr>
           <w:ilvl w:val="0"/>
-          <w:numId w:val="1102"/>
+          <w:numId w:val="1101"/>
         </w:numPr>
       </w:pPr>
       <w:r>
@@ -55081,7 +55063,7 @@
       <w:pPr>
         <w:numPr>
           <w:ilvl w:val="0"/>
-          <w:numId w:val="1102"/>
+          <w:numId w:val="1101"/>
         </w:numPr>
       </w:pPr>
       <w:r>
@@ -55092,7 +55074,7 @@
       <w:pPr>
         <w:numPr>
           <w:ilvl w:val="0"/>
-          <w:numId w:val="1102"/>
+          <w:numId w:val="1101"/>
         </w:numPr>
       </w:pPr>
       <w:r>
@@ -55606,7 +55588,7 @@
       <w:pPr>
         <w:numPr>
           <w:ilvl w:val="0"/>
-          <w:numId w:val="1103"/>
+          <w:numId w:val="1102"/>
         </w:numPr>
       </w:pPr>
       <w:r>
@@ -55617,7 +55599,7 @@
       <w:pPr>
         <w:numPr>
           <w:ilvl w:val="0"/>
-          <w:numId w:val="1103"/>
+          <w:numId w:val="1102"/>
         </w:numPr>
       </w:pPr>
       <w:r>
@@ -55815,12 +55797,92 @@
       <w:pPr>
         <w:numPr>
           <w:ilvl w:val="0"/>
-          <w:numId w:val="1104"/>
+          <w:numId w:val="1103"/>
         </w:numPr>
         <w:pStyle w:val="Compact"/>
       </w:pPr>
       <w:r>
         <w:t xml:space="preserve">Compilers optimize based on the assumed lack of undefined behaviour, that can result in the incorrect pruning of code paths</w:t>
+      </w:r>
+    </w:p>
+    <w:p>
+      <w:pPr>
+        <w:numPr>
+          <w:ilvl w:val="0"/>
+          <w:numId w:val="1103"/>
+        </w:numPr>
+        <w:pStyle w:val="Compact"/>
+      </w:pPr>
+      <w:r>
+        <w:t xml:space="preserve">Compiler (or tool chain) changes or updates can result in previously undetected undefined behaviour being manifested with serious consequences.</w:t>
+      </w:r>
+    </w:p>
+    <w:p>
+      <w:pPr>
+        <w:numPr>
+          <w:ilvl w:val="0"/>
+          <w:numId w:val="1103"/>
+        </w:numPr>
+        <w:pStyle w:val="Compact"/>
+      </w:pPr>
+      <w:r>
+        <w:t xml:space="preserve">If the impact of a undefined behaviour is the overwriting of some memory location, non-obvious changes to the source code can result in a previously benign action now having serious consequences.</w:t>
+      </w:r>
+    </w:p>
+    <w:p>
+      <w:pPr>
+        <w:numPr>
+          <w:ilvl w:val="0"/>
+          <w:numId w:val="1103"/>
+        </w:numPr>
+        <w:pStyle w:val="Compact"/>
+      </w:pPr>
+      <w:r>
+        <w:t xml:space="preserve">The impact of the undefined behaviour often depends on additional factors, for example the available capacity of a container decides if memory needs to be reallocated.</w:t>
+      </w:r>
+    </w:p>
+    <w:p>
+      <w:pPr>
+        <w:pStyle w:val="FirstParagraph"/>
+      </w:pPr>
+      <w:r>
+        <w:t xml:space="preserve">Undefined behaviour often manifests in code distant from where it occured, resulting in bugs that are extremely hard to find.</w:t>
+      </w:r>
+      <w:r>
+        <w:t xml:space="preserve"> </w:t>
+      </w:r>
+      <w:r>
+        <w:t xml:space="preserve">Therefore, retrospective detection of undefined behaviour is exceedingly difficult and resource intensive.</w:t>
+      </w:r>
+      <w:r>
+        <w:t xml:space="preserve"> </w:t>
+      </w:r>
+      <w:r>
+        <w:t xml:space="preserve">Many undefined behaviour situations can be avoided through the use of explicit tests or assertions for undefined behaviour situations, such as null-pointer tests before assessing via a pointer, array-bounds checks before access to array members, and floating-integeral conversions that cannot be represented in the target type.</w:t>
+      </w:r>
+      <w:r>
+        <w:t xml:space="preserve"> </w:t>
+      </w:r>
+      <w:r>
+        <w:t xml:space="preserve">Modern compilers can eliminate such tests when they know that the check will succeed.</w:t>
+      </w:r>
+    </w:p>
+    <w:bookmarkEnd w:id="209"/>
+    <w:bookmarkStart w:id="210" w:name="avoidance-mechanisms-for-language-users"/>
+    <w:p>
+      <w:pPr>
+        <w:pStyle w:val="Heading3"/>
+      </w:pPr>
+      <w:r>
+        <w:t xml:space="preserve">6.56.2 Avoidance mechanisms for language users</w:t>
+      </w:r>
+    </w:p>
+    <w:p>
+      <w:pPr>
+        <w:pStyle w:val="FirstParagraph"/>
+      </w:pPr>
+      <w:r>
+        <w:t xml:space="preserve">To avoid the vulnerability or mitigate its ill effects, C++ software developers can:</w:t>
       </w:r>
     </w:p>
     <w:p>
@@ -55829,10 +55891,9 @@
           <w:ilvl w:val="0"/>
           <w:numId w:val="1104"/>
         </w:numPr>
-        <w:pStyle w:val="Compact"/>
-      </w:pPr>
-      <w:r>
-        <w:t xml:space="preserve">Compiler (or tool chain) changes or updates can result in previously undetected undefined behaviour being manifested with serious consequences.</w:t>
+      </w:pPr>
+      <w:r>
+        <w:t xml:space="preserve">Follow the avoidance mechanisms of ISO/IEC 24772-1 6.56.5.</w:t>
       </w:r>
     </w:p>
     <w:p>
@@ -55841,10 +55902,9 @@
           <w:ilvl w:val="0"/>
           <w:numId w:val="1104"/>
         </w:numPr>
-        <w:pStyle w:val="Compact"/>
-      </w:pPr>
-      <w:r>
-        <w:t xml:space="preserve">If the impact of a undefined behaviour is the overwriting of some memory location, non-obvious changes to the source code can result in a previously benign action now having serious consequences.</w:t>
+      </w:pPr>
+      <w:r>
+        <w:t xml:space="preserve">Exploit compile-time evaluation whenever possible to detect undefined behaviour.</w:t>
       </w:r>
     </w:p>
     <w:p>
@@ -55853,139 +55913,61 @@
           <w:ilvl w:val="0"/>
           <w:numId w:val="1104"/>
         </w:numPr>
-        <w:pStyle w:val="Compact"/>
-      </w:pPr>
-      <w:r>
-        <w:t xml:space="preserve">The impact of the undefined behaviour often depends on additional factors, for example the available capacity of a container decides if memory needs to be reallocated.</w:t>
-      </w:r>
-    </w:p>
-    <w:p>
-      <w:pPr>
-        <w:pStyle w:val="FirstParagraph"/>
-      </w:pPr>
-      <w:r>
-        <w:t xml:space="preserve">Undefined behaviour often manifests in code distant from where it occured, resulting in bugs that are extremely hard to find.</w:t>
-      </w:r>
-      <w:r>
-        <w:t xml:space="preserve"> </w:t>
-      </w:r>
-      <w:r>
-        <w:t xml:space="preserve">Therefore, retrospective detection of undefined behaviour is exceedingly difficult and resource intensive.</w:t>
-      </w:r>
-      <w:r>
-        <w:t xml:space="preserve"> </w:t>
-      </w:r>
-      <w:r>
-        <w:t xml:space="preserve">Many undefined behaviour situations can be avoided through the use of explicit tests or assertions for undefined behaviour situations, such as null-pointer tests before assessing via a pointer, array-bounds checks before access to array members, and floating-integeral conversions that cannot be represented in the target type.</w:t>
-      </w:r>
-      <w:r>
-        <w:t xml:space="preserve"> </w:t>
-      </w:r>
-      <w:r>
-        <w:t xml:space="preserve">Modern compilers can eliminate such tests when they know that the check will succeed.</w:t>
-      </w:r>
-    </w:p>
-    <w:bookmarkEnd w:id="209"/>
-    <w:bookmarkStart w:id="210" w:name="avoidance-mechanisms-for-language-users"/>
-    <w:p>
-      <w:pPr>
-        <w:pStyle w:val="Heading3"/>
-      </w:pPr>
-      <w:r>
-        <w:t xml:space="preserve">6.56.2 Avoidance mechanisms for language users</w:t>
-      </w:r>
-    </w:p>
-    <w:p>
-      <w:pPr>
-        <w:pStyle w:val="FirstParagraph"/>
-      </w:pPr>
-      <w:r>
-        <w:t xml:space="preserve">To avoid the vulnerability or mitigate its ill effects, C++ software developers can:</w:t>
+      </w:pPr>
+      <w:r>
+        <w:t xml:space="preserve">Use static analysis tools to help identify occurrences and consequences of undefined behaviour.</w:t>
       </w:r>
     </w:p>
     <w:p>
       <w:pPr>
         <w:numPr>
           <w:ilvl w:val="0"/>
-          <w:numId w:val="1105"/>
-        </w:numPr>
-      </w:pPr>
-      <w:r>
-        <w:t xml:space="preserve">Follow the avoidance mechanisms of ISO/IEC 24772-1 6.56.5.</w:t>
+          <w:numId w:val="1104"/>
+        </w:numPr>
+      </w:pPr>
+      <w:r>
+        <w:t xml:space="preserve">Use runtime tools such as an address sanitizer and related tools.</w:t>
       </w:r>
     </w:p>
     <w:p>
       <w:pPr>
         <w:numPr>
           <w:ilvl w:val="0"/>
-          <w:numId w:val="1105"/>
-        </w:numPr>
-      </w:pPr>
-      <w:r>
-        <w:t xml:space="preserve">Exploit compile-time evaluation whenever possible to detect undefined behaviour.</w:t>
+          <w:numId w:val="1104"/>
+        </w:numPr>
+      </w:pPr>
+      <w:r>
+        <w:t xml:space="preserve">Use multiple compilers/tools and different optimization levels to increase the chance of identifying constructs that have undefined behaviours.</w:t>
       </w:r>
     </w:p>
     <w:p>
       <w:pPr>
         <w:numPr>
           <w:ilvl w:val="0"/>
-          <w:numId w:val="1105"/>
-        </w:numPr>
-      </w:pPr>
-      <w:r>
-        <w:t xml:space="preserve">Use static analysis tools to help identify occurrences and consequences of undefined behaviour.</w:t>
+          <w:numId w:val="1104"/>
+        </w:numPr>
+      </w:pPr>
+      <w:r>
+        <w:t xml:space="preserve">Where the C++ language or library provide both defined behaviour mechanisms and</w:t>
+      </w:r>
+      <w:r>
+        <w:t xml:space="preserve"> </w:t>
+      </w:r>
+      <w:r>
+        <w:t xml:space="preserve">undefined behaviour mechanisms, mandate the use mechanisms with</w:t>
+      </w:r>
+      <w:r>
+        <w:t xml:space="preserve"> </w:t>
+      </w:r>
+      <w:r>
+        <w:t xml:space="preserve">defined behaviours.</w:t>
       </w:r>
     </w:p>
     <w:p>
       <w:pPr>
         <w:numPr>
           <w:ilvl w:val="0"/>
-          <w:numId w:val="1105"/>
-        </w:numPr>
-      </w:pPr>
-      <w:r>
-        <w:t xml:space="preserve">Use runtime tools such as an address sanitizer and related tools.</w:t>
-      </w:r>
-    </w:p>
-    <w:p>
-      <w:pPr>
-        <w:numPr>
-          <w:ilvl w:val="0"/>
-          <w:numId w:val="1105"/>
-        </w:numPr>
-      </w:pPr>
-      <w:r>
-        <w:t xml:space="preserve">Use multiple compilers/tools and different optimization levels to increase the chance of identifying constructs that have undefined behaviours.</w:t>
-      </w:r>
-    </w:p>
-    <w:p>
-      <w:pPr>
-        <w:numPr>
-          <w:ilvl w:val="0"/>
-          <w:numId w:val="1105"/>
-        </w:numPr>
-      </w:pPr>
-      <w:r>
-        <w:t xml:space="preserve">Where the C++ language or library provide both defined behaviour mechanisms and</w:t>
-      </w:r>
-      <w:r>
-        <w:t xml:space="preserve"> </w:t>
-      </w:r>
-      <w:r>
-        <w:t xml:space="preserve">undefined behaviour mechanisms, mandate the use mechanisms with</w:t>
-      </w:r>
-      <w:r>
-        <w:t xml:space="preserve"> </w:t>
-      </w:r>
-      <w:r>
-        <w:t xml:space="preserve">defined behaviours.</w:t>
-      </w:r>
-    </w:p>
-    <w:p>
-      <w:pPr>
-        <w:numPr>
-          <w:ilvl w:val="0"/>
-          <w:numId w:val="1105"/>
+          <w:numId w:val="1104"/>
         </w:numPr>
       </w:pPr>
       <w:r>
@@ -56077,11 +56059,48 @@
       <w:pPr>
         <w:numPr>
           <w:ilvl w:val="0"/>
-          <w:numId w:val="1106"/>
+          <w:numId w:val="1105"/>
         </w:numPr>
       </w:pPr>
       <w:r>
         <w:t xml:space="preserve">A given implementation may change or remove an implementation-defined behaviour; and</w:t>
+      </w:r>
+    </w:p>
+    <w:p>
+      <w:pPr>
+        <w:numPr>
+          <w:ilvl w:val="0"/>
+          <w:numId w:val="1105"/>
+        </w:numPr>
+      </w:pPr>
+      <w:r>
+        <w:t xml:space="preserve">Programs that are specifically intended for a particular implementation may in the future be ported to another environment or sections reused for future implementations.</w:t>
+      </w:r>
+    </w:p>
+    <w:p>
+      <w:pPr>
+        <w:pStyle w:val="FirstParagraph"/>
+      </w:pPr>
+      <w:r>
+        <w:t xml:space="preserve">In either situation, the implementation-defined behaviour will become problematic.</w:t>
+      </w:r>
+    </w:p>
+    <w:bookmarkEnd w:id="212"/>
+    <w:bookmarkStart w:id="213" w:name="avoidance-mechanisms-for-language-users"/>
+    <w:p>
+      <w:pPr>
+        <w:pStyle w:val="Heading3"/>
+      </w:pPr>
+      <w:r>
+        <w:t xml:space="preserve">6.57.2 Avoidance mechanisms for language users</w:t>
+      </w:r>
+    </w:p>
+    <w:p>
+      <w:pPr>
+        <w:pStyle w:val="FirstParagraph"/>
+      </w:pPr>
+      <w:r>
+        <w:t xml:space="preserve">To avoid the vulnerability or mitigate its ill effects, C++ software developers can:</w:t>
       </w:r>
     </w:p>
     <w:p>
@@ -56092,79 +56111,42 @@
         </w:numPr>
       </w:pPr>
       <w:r>
-        <w:t xml:space="preserve">Programs that are specifically intended for a particular implementation may in the future be ported to another environment or sections reused for future implementations.</w:t>
-      </w:r>
-    </w:p>
-    <w:p>
-      <w:pPr>
-        <w:pStyle w:val="FirstParagraph"/>
-      </w:pPr>
-      <w:r>
-        <w:t xml:space="preserve">In either situation, the implementation-defined behaviour will become problematic.</w:t>
-      </w:r>
-    </w:p>
-    <w:bookmarkEnd w:id="212"/>
-    <w:bookmarkStart w:id="213" w:name="avoidance-mechanisms-for-language-users"/>
-    <w:p>
-      <w:pPr>
-        <w:pStyle w:val="Heading3"/>
-      </w:pPr>
-      <w:r>
-        <w:t xml:space="preserve">6.57.2 Avoidance mechanisms for language users</w:t>
-      </w:r>
-    </w:p>
-    <w:p>
-      <w:pPr>
-        <w:pStyle w:val="FirstParagraph"/>
-      </w:pPr>
-      <w:r>
-        <w:t xml:space="preserve">To avoid the vulnerability or mitigate its ill effects, C++ software developers can:</w:t>
+        <w:t xml:space="preserve">Apply the avoidance mechanisms of ISO/IEC 24772-1 clause 6.57.5.</w:t>
       </w:r>
     </w:p>
     <w:p>
       <w:pPr>
         <w:numPr>
           <w:ilvl w:val="0"/>
-          <w:numId w:val="1107"/>
-        </w:numPr>
-      </w:pPr>
-      <w:r>
-        <w:t xml:space="preserve">Apply the avoidance mechanisms of ISO/IEC 24772-1 clause 6.57.5.</w:t>
+          <w:numId w:val="1106"/>
+        </w:numPr>
+      </w:pPr>
+      <w:r>
+        <w:t xml:space="preserve">Eliminate to the extent possible any reliance on implementation-defined behaviour from programs in order to increase portability.</w:t>
       </w:r>
     </w:p>
     <w:p>
       <w:pPr>
         <w:numPr>
           <w:ilvl w:val="0"/>
-          <w:numId w:val="1107"/>
-        </w:numPr>
-      </w:pPr>
-      <w:r>
-        <w:t xml:space="preserve">Eliminate to the extent possible any reliance on implementation-defined behaviour from programs in order to increase portability.</w:t>
+          <w:numId w:val="1106"/>
+        </w:numPr>
+      </w:pPr>
+      <w:r>
+        <w:t xml:space="preserve">Use multiple compilers and tools to increase the likelyhood of identifying</w:t>
+      </w:r>
+      <w:r>
+        <w:t xml:space="preserve"> </w:t>
+      </w:r>
+      <w:r>
+        <w:t xml:space="preserve">constructs that have implementation-defined behaviours.</w:t>
       </w:r>
     </w:p>
     <w:p>
       <w:pPr>
         <w:numPr>
           <w:ilvl w:val="0"/>
-          <w:numId w:val="1107"/>
-        </w:numPr>
-      </w:pPr>
-      <w:r>
-        <w:t xml:space="preserve">Use multiple compilers and tools to increase the likelyhood of identifying</w:t>
-      </w:r>
-      <w:r>
-        <w:t xml:space="preserve"> </w:t>
-      </w:r>
-      <w:r>
-        <w:t xml:space="preserve">constructs that have implementation-defined behaviours.</w:t>
-      </w:r>
-    </w:p>
-    <w:p>
-      <w:pPr>
-        <w:numPr>
-          <w:ilvl w:val="0"/>
-          <w:numId w:val="1107"/>
+          <w:numId w:val="1106"/>
         </w:numPr>
       </w:pPr>
       <w:r>
@@ -56340,7 +56322,7 @@
       <w:pPr>
         <w:numPr>
           <w:ilvl w:val="0"/>
-          <w:numId w:val="1108"/>
+          <w:numId w:val="1107"/>
         </w:numPr>
       </w:pPr>
       <w:r>
@@ -56351,7 +56333,7 @@
       <w:pPr>
         <w:numPr>
           <w:ilvl w:val="0"/>
-          <w:numId w:val="1108"/>
+          <w:numId w:val="1107"/>
         </w:numPr>
       </w:pPr>
       <w:r>
@@ -56368,7 +56350,7 @@
       <w:pPr>
         <w:numPr>
           <w:ilvl w:val="0"/>
-          <w:numId w:val="1108"/>
+          <w:numId w:val="1107"/>
         </w:numPr>
       </w:pPr>
       <w:r>
@@ -57369,7 +57351,7 @@
       <w:pPr>
         <w:numPr>
           <w:ilvl w:val="0"/>
-          <w:numId w:val="1109"/>
+          <w:numId w:val="1108"/>
         </w:numPr>
         <w:pStyle w:val="Compact"/>
       </w:pPr>
@@ -57411,7 +57393,7 @@
       <w:pPr>
         <w:numPr>
           <w:ilvl w:val="0"/>
-          <w:numId w:val="1109"/>
+          <w:numId w:val="1108"/>
         </w:numPr>
         <w:pStyle w:val="Compact"/>
       </w:pPr>
@@ -57465,7 +57447,7 @@
       <w:pPr>
         <w:numPr>
           <w:ilvl w:val="0"/>
-          <w:numId w:val="1109"/>
+          <w:numId w:val="1108"/>
         </w:numPr>
         <w:pStyle w:val="Compact"/>
       </w:pPr>
@@ -57477,7 +57459,7 @@
       <w:pPr>
         <w:numPr>
           <w:ilvl w:val="0"/>
-          <w:numId w:val="1109"/>
+          <w:numId w:val="1108"/>
         </w:numPr>
         <w:pStyle w:val="Compact"/>
       </w:pPr>
@@ -57510,7 +57492,7 @@
       <w:pPr>
         <w:numPr>
           <w:ilvl w:val="0"/>
-          <w:numId w:val="1109"/>
+          <w:numId w:val="1108"/>
         </w:numPr>
         <w:pStyle w:val="Compact"/>
       </w:pPr>
@@ -57564,7 +57546,7 @@
       <w:pPr>
         <w:numPr>
           <w:ilvl w:val="0"/>
-          <w:numId w:val="1109"/>
+          <w:numId w:val="1108"/>
         </w:numPr>
         <w:pStyle w:val="Compact"/>
       </w:pPr>
@@ -59080,7 +59062,7 @@
       <w:pPr>
         <w:numPr>
           <w:ilvl w:val="0"/>
-          <w:numId w:val="1110"/>
+          <w:numId w:val="1109"/>
         </w:numPr>
       </w:pPr>
       <w:r>
@@ -59091,7 +59073,7 @@
       <w:pPr>
         <w:numPr>
           <w:ilvl w:val="0"/>
-          <w:numId w:val="1110"/>
+          <w:numId w:val="1109"/>
         </w:numPr>
       </w:pPr>
       <w:r>
@@ -59102,7 +59084,7 @@
       <w:pPr>
         <w:numPr>
           <w:ilvl w:val="0"/>
-          <w:numId w:val="1110"/>
+          <w:numId w:val="1109"/>
         </w:numPr>
       </w:pPr>
       <w:r>
@@ -59405,7 +59387,7 @@
       <w:pPr>
         <w:numPr>
           <w:ilvl w:val="0"/>
-          <w:numId w:val="1111"/>
+          <w:numId w:val="1110"/>
         </w:numPr>
       </w:pPr>
       <w:r>
@@ -59416,7 +59398,7 @@
       <w:pPr>
         <w:numPr>
           <w:ilvl w:val="0"/>
-          <w:numId w:val="1111"/>
+          <w:numId w:val="1110"/>
         </w:numPr>
       </w:pPr>
       <w:r>
@@ -59448,7 +59430,7 @@
       <w:pPr>
         <w:numPr>
           <w:ilvl w:val="0"/>
-          <w:numId w:val="1111"/>
+          <w:numId w:val="1110"/>
         </w:numPr>
       </w:pPr>
       <w:r>
@@ -59459,7 +59441,7 @@
       <w:pPr>
         <w:numPr>
           <w:ilvl w:val="0"/>
-          <w:numId w:val="1111"/>
+          <w:numId w:val="1110"/>
         </w:numPr>
       </w:pPr>
       <w:r>
@@ -59470,7 +59452,7 @@
       <w:pPr>
         <w:numPr>
           <w:ilvl w:val="0"/>
-          <w:numId w:val="1111"/>
+          <w:numId w:val="1110"/>
         </w:numPr>
       </w:pPr>
       <w:r>
@@ -59481,7 +59463,7 @@
       <w:pPr>
         <w:numPr>
           <w:ilvl w:val="0"/>
-          <w:numId w:val="1111"/>
+          <w:numId w:val="1110"/>
         </w:numPr>
       </w:pPr>
       <w:r>
@@ -59519,7 +59501,7 @@
       <w:pPr>
         <w:numPr>
           <w:ilvl w:val="0"/>
-          <w:numId w:val="1111"/>
+          <w:numId w:val="1110"/>
         </w:numPr>
       </w:pPr>
       <w:r>
@@ -59824,7 +59806,7 @@
       <w:pPr>
         <w:numPr>
           <w:ilvl w:val="0"/>
-          <w:numId w:val="1112"/>
+          <w:numId w:val="1111"/>
         </w:numPr>
       </w:pPr>
       <w:r>
@@ -59835,7 +59817,7 @@
       <w:pPr>
         <w:numPr>
           <w:ilvl w:val="0"/>
-          <w:numId w:val="1112"/>
+          <w:numId w:val="1111"/>
         </w:numPr>
       </w:pPr>
       <w:r>
@@ -59852,7 +59834,7 @@
       <w:pPr>
         <w:numPr>
           <w:ilvl w:val="0"/>
-          <w:numId w:val="1112"/>
+          <w:numId w:val="1111"/>
         </w:numPr>
       </w:pPr>
       <w:r>
@@ -59863,7 +59845,7 @@
       <w:pPr>
         <w:numPr>
           <w:ilvl w:val="0"/>
-          <w:numId w:val="1112"/>
+          <w:numId w:val="1111"/>
         </w:numPr>
       </w:pPr>
       <w:r>
@@ -59889,7 +59871,7 @@
       <w:pPr>
         <w:numPr>
           <w:ilvl w:val="0"/>
-          <w:numId w:val="1112"/>
+          <w:numId w:val="1111"/>
         </w:numPr>
       </w:pPr>
       <w:r>
@@ -59900,7 +59882,7 @@
       <w:pPr>
         <w:numPr>
           <w:ilvl w:val="0"/>
-          <w:numId w:val="1112"/>
+          <w:numId w:val="1111"/>
         </w:numPr>
       </w:pPr>
       <w:r>
@@ -60379,7 +60361,7 @@
       <w:pPr>
         <w:numPr>
           <w:ilvl w:val="0"/>
-          <w:numId w:val="1113"/>
+          <w:numId w:val="1112"/>
         </w:numPr>
       </w:pPr>
       <w:r>
@@ -60403,7 +60385,7 @@
       <w:pPr>
         <w:numPr>
           <w:ilvl w:val="0"/>
-          <w:numId w:val="1113"/>
+          <w:numId w:val="1112"/>
         </w:numPr>
       </w:pPr>
       <w:r>
@@ -60444,7 +60426,7 @@
       <w:pPr>
         <w:numPr>
           <w:ilvl w:val="0"/>
-          <w:numId w:val="1113"/>
+          <w:numId w:val="1112"/>
         </w:numPr>
       </w:pPr>
       <w:r>
@@ -62087,7 +62069,7 @@
       <w:pPr>
         <w:numPr>
           <w:ilvl w:val="0"/>
-          <w:numId w:val="1114"/>
+          <w:numId w:val="1113"/>
         </w:numPr>
       </w:pPr>
       <w:r>
@@ -62098,7 +62080,7 @@
       <w:pPr>
         <w:numPr>
           <w:ilvl w:val="0"/>
-          <w:numId w:val="1114"/>
+          <w:numId w:val="1113"/>
         </w:numPr>
       </w:pPr>
       <w:r>
@@ -62139,7 +62121,7 @@
       <w:pPr>
         <w:numPr>
           <w:ilvl w:val="0"/>
-          <w:numId w:val="1114"/>
+          <w:numId w:val="1113"/>
         </w:numPr>
       </w:pPr>
       <w:r>
@@ -62195,7 +62177,7 @@
       <w:pPr>
         <w:numPr>
           <w:ilvl w:val="0"/>
-          <w:numId w:val="1114"/>
+          <w:numId w:val="1113"/>
         </w:numPr>
       </w:pPr>
       <w:r>
@@ -62221,7 +62203,7 @@
       <w:pPr>
         <w:numPr>
           <w:ilvl w:val="0"/>
-          <w:numId w:val="1114"/>
+          <w:numId w:val="1113"/>
         </w:numPr>
       </w:pPr>
       <w:r>
@@ -62247,7 +62229,7 @@
       <w:pPr>
         <w:numPr>
           <w:ilvl w:val="0"/>
-          <w:numId w:val="1114"/>
+          <w:numId w:val="1113"/>
         </w:numPr>
       </w:pPr>
       <w:r>
@@ -62273,7 +62255,7 @@
       <w:pPr>
         <w:numPr>
           <w:ilvl w:val="0"/>
-          <w:numId w:val="1114"/>
+          <w:numId w:val="1113"/>
         </w:numPr>
       </w:pPr>
       <w:r>
@@ -62284,7 +62266,7 @@
       <w:pPr>
         <w:numPr>
           <w:ilvl w:val="0"/>
-          <w:numId w:val="1114"/>
+          <w:numId w:val="1113"/>
         </w:numPr>
       </w:pPr>
       <w:r>
@@ -62325,7 +62307,7 @@
       <w:pPr>
         <w:numPr>
           <w:ilvl w:val="0"/>
-          <w:numId w:val="1114"/>
+          <w:numId w:val="1113"/>
         </w:numPr>
       </w:pPr>
       <w:r>
@@ -62403,7 +62385,7 @@
       <w:pPr>
         <w:numPr>
           <w:ilvl w:val="0"/>
-          <w:numId w:val="1115"/>
+          <w:numId w:val="1114"/>
         </w:numPr>
         <w:pStyle w:val="SourceCode"/>
       </w:pPr>
@@ -62501,7 +62483,7 @@
       <w:pPr>
         <w:numPr>
           <w:ilvl w:val="0"/>
-          <w:numId w:val="1115"/>
+          <w:numId w:val="1114"/>
         </w:numPr>
         <w:pStyle w:val="SourceCode"/>
       </w:pPr>
@@ -62527,7 +62509,7 @@
       <w:pPr>
         <w:numPr>
           <w:ilvl w:val="0"/>
-          <w:numId w:val="1115"/>
+          <w:numId w:val="1114"/>
         </w:numPr>
         <w:pStyle w:val="SourceCode"/>
       </w:pPr>
@@ -62559,7 +62541,7 @@
       <w:pPr>
         <w:numPr>
           <w:ilvl w:val="0"/>
-          <w:numId w:val="1115"/>
+          <w:numId w:val="1114"/>
         </w:numPr>
         <w:pStyle w:val="SourceCode"/>
       </w:pPr>
@@ -62585,7 +62567,7 @@
       <w:pPr>
         <w:numPr>
           <w:ilvl w:val="0"/>
-          <w:numId w:val="1115"/>
+          <w:numId w:val="1114"/>
         </w:numPr>
         <w:pStyle w:val="SourceCode"/>
       </w:pPr>
@@ -62600,7 +62582,7 @@
       <w:pPr>
         <w:numPr>
           <w:ilvl w:val="0"/>
-          <w:numId w:val="1115"/>
+          <w:numId w:val="1114"/>
         </w:numPr>
         <w:pStyle w:val="SourceCode"/>
       </w:pPr>
@@ -62632,7 +62614,7 @@
       <w:pPr>
         <w:numPr>
           <w:ilvl w:val="0"/>
-          <w:numId w:val="1115"/>
+          <w:numId w:val="1114"/>
         </w:numPr>
         <w:pStyle w:val="SourceCode"/>
       </w:pPr>
@@ -62676,7 +62658,7 @@
       <w:pPr>
         <w:numPr>
           <w:ilvl w:val="0"/>
-          <w:numId w:val="1115"/>
+          <w:numId w:val="1114"/>
         </w:numPr>
         <w:pStyle w:val="SourceCode"/>
       </w:pPr>
@@ -62691,7 +62673,7 @@
       <w:pPr>
         <w:numPr>
           <w:ilvl w:val="0"/>
-          <w:numId w:val="1115"/>
+          <w:numId w:val="1114"/>
         </w:numPr>
         <w:pStyle w:val="SourceCode"/>
       </w:pPr>
@@ -62894,7 +62876,7 @@
       <w:pPr>
         <w:numPr>
           <w:ilvl w:val="0"/>
-          <w:numId w:val="1115"/>
+          <w:numId w:val="1114"/>
         </w:numPr>
         <w:pStyle w:val="SourceCode"/>
       </w:pPr>
@@ -62938,7 +62920,7 @@
       <w:pPr>
         <w:numPr>
           <w:ilvl w:val="0"/>
-          <w:numId w:val="1115"/>
+          <w:numId w:val="1114"/>
         </w:numPr>
         <w:pStyle w:val="SourceCode"/>
       </w:pPr>
@@ -62964,7 +62946,7 @@
       <w:pPr>
         <w:numPr>
           <w:ilvl w:val="0"/>
-          <w:numId w:val="1115"/>
+          <w:numId w:val="1114"/>
         </w:numPr>
         <w:pStyle w:val="SourceCode"/>
       </w:pPr>
@@ -62990,7 +62972,7 @@
       <w:pPr>
         <w:numPr>
           <w:ilvl w:val="0"/>
-          <w:numId w:val="1115"/>
+          <w:numId w:val="1114"/>
         </w:numPr>
         <w:pStyle w:val="SourceCode"/>
       </w:pPr>
@@ -63082,7 +63064,7 @@
       <w:pPr>
         <w:numPr>
           <w:ilvl w:val="0"/>
-          <w:numId w:val="1115"/>
+          <w:numId w:val="1114"/>
         </w:numPr>
         <w:pStyle w:val="SourceCode"/>
       </w:pPr>
@@ -63138,7 +63120,7 @@
       <w:pPr>
         <w:numPr>
           <w:ilvl w:val="0"/>
-          <w:numId w:val="1115"/>
+          <w:numId w:val="1114"/>
         </w:numPr>
         <w:pStyle w:val="SourceCode"/>
       </w:pPr>
@@ -63188,7 +63170,7 @@
       <w:pPr>
         <w:numPr>
           <w:ilvl w:val="0"/>
-          <w:numId w:val="1115"/>
+          <w:numId w:val="1114"/>
         </w:numPr>
         <w:pStyle w:val="SourceCode"/>
       </w:pPr>
@@ -63226,7 +63208,7 @@
       <w:pPr>
         <w:numPr>
           <w:ilvl w:val="0"/>
-          <w:numId w:val="1115"/>
+          <w:numId w:val="1114"/>
         </w:numPr>
         <w:pStyle w:val="SourceCode"/>
       </w:pPr>
@@ -63258,7 +63240,7 @@
       <w:pPr>
         <w:numPr>
           <w:ilvl w:val="0"/>
-          <w:numId w:val="1115"/>
+          <w:numId w:val="1114"/>
         </w:numPr>
         <w:pStyle w:val="SourceCode"/>
       </w:pPr>
@@ -63308,7 +63290,7 @@
       <w:pPr>
         <w:numPr>
           <w:ilvl w:val="0"/>
-          <w:numId w:val="1115"/>
+          <w:numId w:val="1114"/>
         </w:numPr>
         <w:pStyle w:val="SourceCode"/>
       </w:pPr>
@@ -63352,7 +63334,7 @@
       <w:pPr>
         <w:numPr>
           <w:ilvl w:val="0"/>
-          <w:numId w:val="1115"/>
+          <w:numId w:val="1114"/>
         </w:numPr>
         <w:pStyle w:val="SourceCode"/>
       </w:pPr>
@@ -63396,7 +63378,7 @@
       <w:pPr>
         <w:numPr>
           <w:ilvl w:val="0"/>
-          <w:numId w:val="1115"/>
+          <w:numId w:val="1114"/>
         </w:numPr>
         <w:pStyle w:val="SourceCode"/>
       </w:pPr>
@@ -63539,7 +63521,7 @@
       <w:pPr>
         <w:numPr>
           <w:ilvl w:val="0"/>
-          <w:numId w:val="1115"/>
+          <w:numId w:val="1114"/>
         </w:numPr>
         <w:pStyle w:val="SourceCode"/>
       </w:pPr>
@@ -66178,9 +66160,6 @@
     <w:abstractNumId w:val="991"/>
   </w:num>
   <w:num w:numId="1081">
-    <w:abstractNumId w:val="991"/>
-  </w:num>
-  <w:num w:numId="1082">
     <w:abstractNumId w:val="99411"/>
     <w:lvlOverride w:ilvl="0">
       <w:startOverride w:val="1"/>
@@ -66209,6 +66188,9 @@
     <w:lvlOverride w:ilvl="8">
       <w:startOverride w:val="1"/>
     </w:lvlOverride>
+  </w:num>
+  <w:num w:numId="1082">
+    <w:abstractNumId w:val="991"/>
   </w:num>
   <w:num w:numId="1083">
     <w:abstractNumId w:val="991"/>
@@ -66304,9 +66286,6 @@
     <w:abstractNumId w:val="991"/>
   </w:num>
   <w:num w:numId="1114">
-    <w:abstractNumId w:val="991"/>
-  </w:num>
-  <w:num w:numId="1115">
     <w:abstractNumId w:val="991"/>
   </w:num>
 </w:numbering>

--- a/all.docx
+++ b/all.docx
@@ -44521,7 +44521,7 @@
         <w:pStyle w:val="FirstParagraph"/>
       </w:pPr>
       <w:r>
-        <w:t xml:space="preserve">The memory leak vulnerability documented in ISO/IEC 24772-1:2024 clause 6.39 exists in C++, unless the programmer takes steps to avoid it.</w:t>
+        <w:t xml:space="preserve">The memory leak vulnerability documented in ISO/IEC 24772-1:2024 6.39 applies to C++, unless the programmer takes steps to avoid it.</w:t>
       </w:r>
       <w:r>
         <w:t xml:space="preserve"> </w:t>
@@ -44546,7 +44546,7 @@
         <w:pStyle w:val="BodyText"/>
       </w:pPr>
       <w:r>
-        <w:t xml:space="preserve">See ISO/IEC TR 24772-3 for the vulnerabilities associated with the C functions</w:t>
+        <w:t xml:space="preserve">See ISO/IEC TR 24772-3:2020 for the vulnerabilities associated with the C functions</w:t>
       </w:r>
       <w:r>
         <w:t xml:space="preserve"> </w:t>
@@ -44605,15 +44605,7 @@
         <w:pStyle w:val="BodyText"/>
       </w:pPr>
       <w:r>
-        <w:t xml:space="preserve">C++ has an additional vulnerability in that it provides multiple alternatives for allocation and deallocation.</w:t>
-      </w:r>
-    </w:p>
-    <w:p>
-      <w:pPr>
-        <w:pStyle w:val="BodyText"/>
-      </w:pPr>
-      <w:r>
-        <w:t xml:space="preserve">Failing to match the deallocation to the corresponding allocation results in undefined behaviour</w:t>
+        <w:t xml:space="preserve">C++ has an additional vulnerability in that it provides multiple alternatives for allocation and deallocation and failing to match the deallocation to the corresponding allocation results in undefined behaviour</w:t>
       </w:r>
       <w:r>
         <w:t xml:space="preserve"> </w:t>
@@ -46120,9 +46112,10 @@
           <w:ilvl w:val="0"/>
           <w:numId w:val="1078"/>
         </w:numPr>
-      </w:pPr>
-      <w:r>
-        <w:t xml:space="preserve">Apply the avoidance mechanism of ISO/IEC 24772-1:2024 6.39.5</w:t>
+        <w:pStyle w:val="Compact"/>
+      </w:pPr>
+      <w:r>
+        <w:t xml:space="preserve">apply the avoidance mechanism of ISO/IEC 24772-1:2024 6.39.5;</w:t>
       </w:r>
     </w:p>
     <w:p>
@@ -46131,9 +46124,10 @@
           <w:ilvl w:val="0"/>
           <w:numId w:val="1078"/>
         </w:numPr>
-      </w:pPr>
-      <w:r>
-        <w:t xml:space="preserve">Refrain from using the C functions</w:t>
+        <w:pStyle w:val="Compact"/>
+      </w:pPr>
+      <w:r>
+        <w:t xml:space="preserve">refrain from using the C functions</w:t>
       </w:r>
       <w:r>
         <w:t xml:space="preserve"> </w:t>
@@ -46187,7 +46181,10 @@
         <w:t xml:space="preserve"> </w:t>
       </w:r>
       <w:r>
-        <w:t xml:space="preserve">wherever possible.</w:t>
+        <w:t xml:space="preserve">wherever possible;</w:t>
+      </w:r>
+      <w:r>
+        <w:br/>
       </w:r>
     </w:p>
     <w:p>
@@ -46196,9 +46193,10 @@
           <w:ilvl w:val="0"/>
           <w:numId w:val="1078"/>
         </w:numPr>
-      </w:pPr>
-      <w:r>
-        <w:t xml:space="preserve">Avoid mixing C-based functions and C++ memory management functions.</w:t>
+        <w:pStyle w:val="Compact"/>
+      </w:pPr>
+      <w:r>
+        <w:t xml:space="preserve">avoid mixing C-based functions and C++ memory management functions;</w:t>
       </w:r>
     </w:p>
     <w:p>
@@ -46207,9 +46205,10 @@
           <w:ilvl w:val="0"/>
           <w:numId w:val="1078"/>
         </w:numPr>
-      </w:pPr>
-      <w:r>
-        <w:t xml:space="preserve">Prefer C++ allocators that are derived from</w:t>
+        <w:pStyle w:val="Compact"/>
+      </w:pPr>
+      <w:r>
+        <w:t xml:space="preserve">prefer C++ allocators that are derived from</w:t>
       </w:r>
       <w:r>
         <w:t xml:space="preserve"> </w:t>
@@ -46239,7 +46238,7 @@
         <w:t xml:space="preserve">memory_resource</w:t>
       </w:r>
       <w:r>
-        <w:t xml:space="preserve">.</w:t>
+        <w:t xml:space="preserve">;</w:t>
       </w:r>
     </w:p>
     <w:p>
@@ -46248,9 +46247,10 @@
           <w:ilvl w:val="0"/>
           <w:numId w:val="1078"/>
         </w:numPr>
-      </w:pPr>
-      <w:r>
-        <w:t xml:space="preserve">Prefer containers standard library containers over other forms of memory management.</w:t>
+        <w:pStyle w:val="Compact"/>
+      </w:pPr>
+      <w:r>
+        <w:t xml:space="preserve">prefer containers standard library containers over other forms of memory management;</w:t>
       </w:r>
     </w:p>
     <w:p>
@@ -46259,9 +46259,10 @@
           <w:ilvl w:val="0"/>
           <w:numId w:val="1078"/>
         </w:numPr>
-      </w:pPr>
-      <w:r>
-        <w:t xml:space="preserve">Use smart pointers and their factory functions to allocate and manage heap memory.</w:t>
+        <w:pStyle w:val="Compact"/>
+      </w:pPr>
+      <w:r>
+        <w:t xml:space="preserve">use smart pointers and their factory functions to allocate and manage heap memory.</w:t>
       </w:r>
     </w:p>
     <w:p>
@@ -46270,9 +46271,10 @@
           <w:ilvl w:val="0"/>
           <w:numId w:val="1078"/>
         </w:numPr>
-      </w:pPr>
-      <w:r>
-        <w:t xml:space="preserve">For heap fragmentation issues, use special memory resource objects with appropriate allocation strategies.</w:t>
+        <w:pStyle w:val="Compact"/>
+      </w:pPr>
+      <w:r>
+        <w:t xml:space="preserve">for heap fragmentation issues, use special memory resource objects with appropriate allocation strategies;</w:t>
       </w:r>
     </w:p>
     <w:p>
@@ -46281,9 +46283,10 @@
           <w:ilvl w:val="0"/>
           <w:numId w:val="1078"/>
         </w:numPr>
-      </w:pPr>
-      <w:r>
-        <w:t xml:space="preserve">If using</w:t>
+        <w:pStyle w:val="Compact"/>
+      </w:pPr>
+      <w:r>
+        <w:t xml:space="preserve">if using</w:t>
       </w:r>
       <w:r>
         <w:t xml:space="preserve"> </w:t>
@@ -46322,7 +46325,7 @@
         <w:t xml:space="preserve">weak_ptr</w:t>
       </w:r>
       <w:r>
-        <w:t xml:space="preserve">.</w:t>
+        <w:t xml:space="preserve">;</w:t>
       </w:r>
     </w:p>
     <w:p>
@@ -46331,9 +46334,10 @@
           <w:ilvl w:val="0"/>
           <w:numId w:val="1078"/>
         </w:numPr>
-      </w:pPr>
-      <w:r>
-        <w:t xml:space="preserve">Use static analysis to prevent uses of C-library memory management functions and direct calls to operators</w:t>
+        <w:pStyle w:val="Compact"/>
+      </w:pPr>
+      <w:r>
+        <w:t xml:space="preserve">use static analysis to prevent uses of C-library memory management functions and direct calls to operators</w:t>
       </w:r>
       <w:r>
         <w:t xml:space="preserve"> </w:t>
@@ -46360,7 +46364,7 @@
         <w:t xml:space="preserve">delete</w:t>
       </w:r>
       <w:r>
-        <w:t xml:space="preserve">.</w:t>
+        <w:t xml:space="preserve">; and</w:t>
       </w:r>
     </w:p>
     <w:p>
@@ -46369,9 +46373,10 @@
           <w:ilvl w:val="0"/>
           <w:numId w:val="1078"/>
         </w:numPr>
-      </w:pPr>
-      <w:r>
-        <w:t xml:space="preserve">Use dynamic analysis to detect memory leaks and issues with heap fragmentation.</w:t>
+        <w:pStyle w:val="Compact"/>
+      </w:pPr>
+      <w:r>
+        <w:t xml:space="preserve">use dynamic analysis to detect memory leaks and issues with heap fragmentation.</w:t>
       </w:r>
     </w:p>
     <w:bookmarkEnd w:id="157"/>

--- a/all.docx
+++ b/all.docx
@@ -46404,13 +46404,15 @@
         <w:pStyle w:val="FirstParagraph"/>
       </w:pPr>
       <w:r>
-        <w:t xml:space="preserve">The vulnerability as described in ISO/IEC TR 24772-1 clause 6.40 exists</w:t>
-      </w:r>
-      <w:r>
-        <w:t xml:space="preserve"> </w:t>
-      </w:r>
-      <w:r>
-        <w:t xml:space="preserve">in C++. C++ provides the facility</w:t>
+        <w:t xml:space="preserve">The vulnerability as described in ISO/IEC 24772-1:2024 6.40 exists in C++.</w:t>
+      </w:r>
+    </w:p>
+    <w:p>
+      <w:pPr>
+        <w:pStyle w:val="BodyText"/>
+      </w:pPr>
+      <w:r>
+        <w:t xml:space="preserve">C++ provides the facility</w:t>
       </w:r>
       <w:r>
         <w:t xml:space="preserve"> </w:t>
@@ -46431,15 +46433,7 @@
         <w:t xml:space="preserve"> </w:t>
       </w:r>
       <w:r>
-        <w:t xml:space="preserve">programming methodology.</w:t>
-      </w:r>
-    </w:p>
-    <w:p>
-      <w:pPr>
-        <w:pStyle w:val="BodyText"/>
-      </w:pPr>
-      <w:r>
-        <w:t xml:space="preserve">C++ provides templates for functions, classes(types), and variables (constants).</w:t>
+        <w:t xml:space="preserve">programming methodology. C++ provides templates for functions, classes(types), and variables (constants).</w:t>
       </w:r>
       <w:r>
         <w:t xml:space="preserve"> </w:t>
@@ -47711,7 +47705,7 @@
         </w:numPr>
       </w:pPr>
       <w:r>
-        <w:t xml:space="preserve">Follow the avoidance mechanisms of ISO/IEC 24772-1 subclause 6.40.5. and the guidance provided in the different related sections of this document.</w:t>
+        <w:t xml:space="preserve">apply the avoidance mechanisms of ISO/IEC 24772-1:2024 6.40.5. and avoidance mechanism provided in the different related sections of this document;</w:t>
       </w:r>
     </w:p>
     <w:p>
@@ -47722,7 +47716,7 @@
         </w:numPr>
       </w:pPr>
       <w:r>
-        <w:t xml:space="preserve">Use</w:t>
+        <w:t xml:space="preserve">use</w:t>
       </w:r>
       <w:r>
         <w:t xml:space="preserve"> </w:t>
@@ -47737,7 +47731,7 @@
         <w:t xml:space="preserve"> </w:t>
       </w:r>
       <w:r>
-        <w:t xml:space="preserve">to prevent the use of inappropriate template arguments.</w:t>
+        <w:t xml:space="preserve">to prevent the use of inappropriate template arguments;</w:t>
       </w:r>
     </w:p>
     <w:p>
@@ -47748,7 +47742,7 @@
         </w:numPr>
       </w:pPr>
       <w:r>
-        <w:t xml:space="preserve">Consider using</w:t>
+        <w:t xml:space="preserve">consider using</w:t>
       </w:r>
       <w:r>
         <w:t xml:space="preserve"> </w:t>
@@ -47763,7 +47757,7 @@
         <w:t xml:space="preserve"> </w:t>
       </w:r>
       <w:r>
-        <w:t xml:space="preserve">to constrain template parameters.</w:t>
+        <w:t xml:space="preserve">to constrain template parameters;</w:t>
       </w:r>
     </w:p>
     <w:p>
@@ -47774,7 +47768,7 @@
         </w:numPr>
       </w:pPr>
       <w:r>
-        <w:t xml:space="preserve">Prefer</w:t>
+        <w:t xml:space="preserve">prefer</w:t>
       </w:r>
       <w:r>
         <w:t xml:space="preserve"> </w:t>
@@ -47801,7 +47795,7 @@
         <w:t xml:space="preserve">SFINAE</w:t>
       </w:r>
       <w:r>
-        <w:t xml:space="preserve">.</w:t>
+        <w:t xml:space="preserve">;</w:t>
       </w:r>
     </w:p>
     <w:p>
@@ -47812,13 +47806,13 @@
         </w:numPr>
       </w:pPr>
       <w:r>
-        <w:t xml:space="preserve">Be aware that a constructor template or assignment operator function</w:t>
-      </w:r>
-      <w:r>
-        <w:t xml:space="preserve"> </w:t>
-      </w:r>
-      <w:r>
-        <w:t xml:space="preserve">template will not replace compiler-provided special member functions.</w:t>
+        <w:t xml:space="preserve">be aware that a constructor template or assignment operator function</w:t>
+      </w:r>
+      <w:r>
+        <w:t xml:space="preserve"> </w:t>
+      </w:r>
+      <w:r>
+        <w:t xml:space="preserve">template will not replace compiler-provided special member functions;</w:t>
       </w:r>
     </w:p>
     <w:p>
@@ -47829,13 +47823,13 @@
         </w:numPr>
       </w:pPr>
       <w:r>
-        <w:t xml:space="preserve">For generic operator functions, consider providing them as hidden</w:t>
-      </w:r>
-      <w:r>
-        <w:t xml:space="preserve"> </w:t>
-      </w:r>
-      <w:r>
-        <w:t xml:space="preserve">friends through mix-in class templates.</w:t>
+        <w:t xml:space="preserve">for generic operator functions, consider providing them as hidden</w:t>
+      </w:r>
+      <w:r>
+        <w:t xml:space="preserve"> </w:t>
+      </w:r>
+      <w:r>
+        <w:t xml:space="preserve">friends through mix-in class templates;</w:t>
       </w:r>
     </w:p>
     <w:p>
@@ -47846,7 +47840,7 @@
         </w:numPr>
       </w:pPr>
       <w:r>
-        <w:t xml:space="preserve">Use</w:t>
+        <w:t xml:space="preserve">use</w:t>
       </w:r>
       <w:r>
         <w:t xml:space="preserve"> </w:t>
@@ -47888,7 +47882,7 @@
         <w:t xml:space="preserve"> </w:t>
       </w:r>
       <w:r>
-        <w:t xml:space="preserve">dependent base class.</w:t>
+        <w:t xml:space="preserve">dependent base class; and</w:t>
       </w:r>
     </w:p>
     <w:p>
@@ -47899,7 +47893,7 @@
         </w:numPr>
       </w:pPr>
       <w:r>
-        <w:t xml:space="preserve">For template specialization, ensure that specializations are declared as follows:</w:t>
+        <w:t xml:space="preserve">for template specialization, ensure that specializations are declared as follows:</w:t>
       </w:r>
     </w:p>
     <w:p>
@@ -47910,7 +47904,7 @@
         </w:numPr>
       </w:pPr>
       <w:r>
-        <w:t xml:space="preserve">In the same file as the primary template; or</w:t>
+        <w:t xml:space="preserve">in the same file as the primary template; or</w:t>
       </w:r>
     </w:p>
     <w:p>
@@ -47921,7 +47915,7 @@
         </w:numPr>
       </w:pPr>
       <w:r>
-        <w:t xml:space="preserve">In the same file as the user-defined type for which the</w:t>
+        <w:t xml:space="preserve">in the same file as the user-defined type for which the</w:t>
       </w:r>
       <w:r>
         <w:t xml:space="preserve"> </w:t>

--- a/all.docx
+++ b/all.docx
@@ -47981,25 +47981,25 @@
         <w:t xml:space="preserve"> </w:t>
       </w:r>
       <w:r>
-        <w:t xml:space="preserve">- There is no implicit common base class.</w:t>
-      </w:r>
-      <w:r>
-        <w:t xml:space="preserve"> </w:t>
-      </w:r>
-      <w:r>
-        <w:t xml:space="preserve">- Defining a member with a name that is defined in a base class causes hiding the base class member in the derived class including all overloads with that name. (Full qualification via the base class name is required to access these hidden members.)</w:t>
-      </w:r>
-      <w:r>
-        <w:t xml:space="preserve"> </w:t>
-      </w:r>
-      <w:r>
-        <w:t xml:space="preserve">- Dynamic polymorphism requires the use of references or pointers.</w:t>
-      </w:r>
-      <w:r>
-        <w:t xml:space="preserve"> </w:t>
-      </w:r>
-      <w:r>
-        <w:t xml:space="preserve">- Private virtual member functions can be overridden in derived classes.</w:t>
+        <w:t xml:space="preserve">- there is no implicit common base class;</w:t>
+      </w:r>
+      <w:r>
+        <w:t xml:space="preserve"> </w:t>
+      </w:r>
+      <w:r>
+        <w:t xml:space="preserve">- defining a member with a name that is defined in a base class causes hiding the base class member in the derived class including all overloads with that name. (Full qualification via the base class name is required to access these hidden members);</w:t>
+      </w:r>
+      <w:r>
+        <w:t xml:space="preserve"> </w:t>
+      </w:r>
+      <w:r>
+        <w:t xml:space="preserve">- dynamic polymorphism requires the use of references or pointers; and</w:t>
+      </w:r>
+      <w:r>
+        <w:t xml:space="preserve"> </w:t>
+      </w:r>
+      <w:r>
+        <w:t xml:space="preserve">- private virtual member functions can be overridden in derived classes.</w:t>
       </w:r>
     </w:p>
     <w:p>
@@ -48967,7 +48967,7 @@
         <w:pStyle w:val="Compact"/>
       </w:pPr>
       <w:r>
-        <w:t xml:space="preserve">Apply the avoidance mechanisms of ISO/IEC 24772-1 clause 41.5.</w:t>
+        <w:t xml:space="preserve">apply the avoidance mechanisms of ISO/IEC 24772-1:2024 41.5;</w:t>
       </w:r>
     </w:p>
     <w:p>
@@ -48979,7 +48979,7 @@
         <w:pStyle w:val="Compact"/>
       </w:pPr>
       <w:r>
-        <w:t xml:space="preserve">Avoid multiple inheritance.</w:t>
+        <w:t xml:space="preserve">avoid multiple inheritance;</w:t>
       </w:r>
     </w:p>
     <w:p>
@@ -49012,7 +49012,7 @@
         <w:t xml:space="preserve"> </w:t>
       </w:r>
       <w:r>
-        <w:t xml:space="preserve">(see clause 6.38 Deep vs. Shallow Copying [YAN]).</w:t>
+        <w:t xml:space="preserve">(see clause 6.38 Deep vs. Shallow Copying [YAN]);</w:t>
       </w:r>
     </w:p>
     <w:p>
@@ -49024,7 +49024,7 @@
         <w:pStyle w:val="Compact"/>
       </w:pPr>
       <w:r>
-        <w:t xml:space="preserve">If the implementation of copy-operations or move-operations in a derived class is mandatory, then statically ensure that all calls are to the corresponding base classes’ operations.</w:t>
+        <w:t xml:space="preserve">if the implementation of copy-operations or move-operations in a derived class is mandatory, then statically ensure that all calls are to the corresponding base classes’ operations;</w:t>
       </w:r>
     </w:p>
     <w:p>
@@ -49036,7 +49036,7 @@
         <w:pStyle w:val="Compact"/>
       </w:pPr>
       <w:r>
-        <w:t xml:space="preserve">Prefer composition over inheritance.</w:t>
+        <w:t xml:space="preserve">prefer composition over inheritance;</w:t>
       </w:r>
     </w:p>
     <w:p>
@@ -49048,7 +49048,7 @@
         <w:pStyle w:val="Compact"/>
       </w:pPr>
       <w:r>
-        <w:t xml:space="preserve">Keep inheritance hierarchies shallow.</w:t>
+        <w:t xml:space="preserve">keep inheritance hierarchies shallow;</w:t>
       </w:r>
     </w:p>
     <w:p>
@@ -49060,7 +49060,7 @@
         <w:pStyle w:val="Compact"/>
       </w:pPr>
       <w:r>
-        <w:t xml:space="preserve">Avoid the use of virtual member functions unless unbounded run-time polymorphism can be justified.</w:t>
+        <w:t xml:space="preserve">avoid the use of virtual member functions unless unbounded run-time polymorphism can be justified;</w:t>
       </w:r>
     </w:p>
     <w:p>
@@ -49072,7 +49072,7 @@
         <w:pStyle w:val="Compact"/>
       </w:pPr>
       <w:r>
-        <w:t xml:space="preserve">If a class has any virtual functions, ensure it has a virtual destructor.</w:t>
+        <w:t xml:space="preserve">if a class has any virtual functions, ensure it has a virtual destructor;</w:t>
       </w:r>
     </w:p>
     <w:p>
@@ -49084,7 +49084,7 @@
         <w:pStyle w:val="Compact"/>
       </w:pPr>
       <w:r>
-        <w:t xml:space="preserve">Use the special identifier</w:t>
+        <w:t xml:space="preserve">use the special identifier</w:t>
       </w:r>
       <w:r>
         <w:t xml:space="preserve"> </w:t>
@@ -49099,7 +49099,7 @@
         <w:t xml:space="preserve"> </w:t>
       </w:r>
       <w:r>
-        <w:t xml:space="preserve">whenever overriding a virtual member function.</w:t>
+        <w:t xml:space="preserve">whenever overriding a virtual member function;</w:t>
       </w:r>
     </w:p>
     <w:p>
@@ -49111,7 +49111,7 @@
         <w:pStyle w:val="Compact"/>
       </w:pPr>
       <w:r>
-        <w:t xml:space="preserve">Use the special identifier</w:t>
+        <w:t xml:space="preserve">use the special identifier</w:t>
       </w:r>
       <w:r>
         <w:t xml:space="preserve"> </w:t>
@@ -49126,7 +49126,7 @@
         <w:t xml:space="preserve"> </w:t>
       </w:r>
       <w:r>
-        <w:t xml:space="preserve">to prevent an unexpected overriding of that function deeper in the hierarchy.</w:t>
+        <w:t xml:space="preserve">to prevent an unexpected overriding of that function deeper in the hierarchy;</w:t>
       </w:r>
     </w:p>
     <w:p>
@@ -49138,7 +49138,7 @@
         <w:pStyle w:val="Compact"/>
       </w:pPr>
       <w:r>
-        <w:t xml:space="preserve">Require the use of</w:t>
+        <w:t xml:space="preserve">require the use of</w:t>
       </w:r>
       <w:r>
         <w:t xml:space="preserve"> </w:t>
@@ -49168,7 +49168,7 @@
         <w:t xml:space="preserve"> </w:t>
       </w:r>
       <w:r>
-        <w:t xml:space="preserve">when overriding a member function.</w:t>
+        <w:t xml:space="preserve">when overriding a member function;</w:t>
       </w:r>
     </w:p>
     <w:p>
@@ -49180,7 +49180,7 @@
         <w:pStyle w:val="Compact"/>
       </w:pPr>
       <w:r>
-        <w:t xml:space="preserve">Do not assume that a private virtual function cannot be overridden.</w:t>
+        <w:t xml:space="preserve">do not assume that a private virtual function cannot be overridden;</w:t>
       </w:r>
     </w:p>
     <w:p>
@@ -49192,7 +49192,7 @@
         <w:pStyle w:val="Compact"/>
       </w:pPr>
       <w:r>
-        <w:t xml:space="preserve">Consider using fully-qualified names to address members of a base class.</w:t>
+        <w:t xml:space="preserve">consider using fully-qualified names to address members of a base class;</w:t>
       </w:r>
     </w:p>
     <w:p>
@@ -49204,7 +49204,7 @@
         <w:pStyle w:val="Compact"/>
       </w:pPr>
       <w:r>
-        <w:t xml:space="preserve">When defining an overload that hides overloads in a base class, consider adding a</w:t>
+        <w:t xml:space="preserve">when defining an overload that hides overloads in a base class, consider adding a</w:t>
       </w:r>
       <w:r>
         <w:t xml:space="preserve"> </w:t>
@@ -49219,7 +49219,7 @@
         <w:t xml:space="preserve"> </w:t>
       </w:r>
       <w:r>
-        <w:t xml:space="preserve">for the name from the base class.</w:t>
+        <w:t xml:space="preserve">for the name from the base class;</w:t>
       </w:r>
     </w:p>
     <w:p>
@@ -49231,7 +49231,7 @@
         <w:pStyle w:val="Compact"/>
       </w:pPr>
       <w:r>
-        <w:t xml:space="preserve">Avoid the use of using-declarations that refer to constructors in types where default initialization is not appropriate for base classes of the derived type or members of the derived type.</w:t>
+        <w:t xml:space="preserve">avoid the use of using-declarations that refer to constructors in types where default initialization is not appropriate for base classes of the derived type or members of the derived type;</w:t>
       </w:r>
     </w:p>
     <w:p>
@@ -49243,7 +49243,7 @@
         <w:pStyle w:val="Compact"/>
       </w:pPr>
       <w:r>
-        <w:t xml:space="preserve">Avoid using a</w:t>
+        <w:t xml:space="preserve">avoid using a</w:t>
       </w:r>
       <w:r>
         <w:t xml:space="preserve"> </w:t>
@@ -49261,7 +49261,7 @@
         <w:t xml:space="preserve"> </w:t>
       </w:r>
       <w:r>
-        <w:t xml:space="preserve">to promote the accessability of a base class member.</w:t>
+        <w:t xml:space="preserve">to promote the accessability of a base class member;</w:t>
       </w:r>
     </w:p>
     <w:p>
@@ -49273,7 +49273,7 @@
         <w:pStyle w:val="Compact"/>
       </w:pPr>
       <w:r>
-        <w:t xml:space="preserve">Prohibit mixing virtual and non-virtual inheritance of the same base class in a hierarchy.</w:t>
+        <w:t xml:space="preserve">prohibit mixing virtual and non-virtual inheritance of the same base class in a hierarchy; and</w:t>
       </w:r>
     </w:p>
     <w:p>
@@ -49285,7 +49285,7 @@
         <w:pStyle w:val="Compact"/>
       </w:pPr>
       <w:r>
-        <w:t xml:space="preserve">Preserve class invariants and declare all class members as</w:t>
+        <w:t xml:space="preserve">preserve class invariants and declare all class members as</w:t>
       </w:r>
       <w:r>
         <w:t xml:space="preserve"> </w:t>

--- a/all.docx
+++ b/all.docx
@@ -49378,7 +49378,7 @@
         <w:pStyle w:val="FirstParagraph"/>
       </w:pPr>
       <w:r>
-        <w:t xml:space="preserve">The vulnerability as documented in ISO/IEC 24772-1 clause 6.42 applies to C++.</w:t>
+        <w:t xml:space="preserve">The vulnerability as documented in ISO/IEC 24772-1:2024 6.42 applies to C++.</w:t>
       </w:r>
       <w:r>
         <w:t xml:space="preserve"> </w:t>
@@ -49743,9 +49743,10 @@
           <w:ilvl w:val="0"/>
           <w:numId w:val="1086"/>
         </w:numPr>
-      </w:pPr>
-      <w:r>
-        <w:t xml:space="preserve">Apply the avoidance mechanisms of ISO/IEC 24772-1 6.42.5</w:t>
+        <w:pStyle w:val="Compact"/>
+      </w:pPr>
+      <w:r>
+        <w:t xml:space="preserve">apply the avoidance mechanisms of ISO/IEC 24772-1 6.42.5;</w:t>
       </w:r>
     </w:p>
     <w:p>
@@ -49754,9 +49755,10 @@
           <w:ilvl w:val="0"/>
           <w:numId w:val="1086"/>
         </w:numPr>
-      </w:pPr>
-      <w:r>
-        <w:t xml:space="preserve">Use static analysis tools that identify violations of preconditions and postconditions.</w:t>
+        <w:pStyle w:val="Compact"/>
+      </w:pPr>
+      <w:r>
+        <w:t xml:space="preserve">use static analysis tools that identify violations of preconditions and postconditions; and</w:t>
       </w:r>
     </w:p>
     <w:p>
@@ -49765,9 +49767,10 @@
           <w:ilvl w:val="0"/>
           <w:numId w:val="1086"/>
         </w:numPr>
-      </w:pPr>
-      <w:r>
-        <w:t xml:space="preserve">Ensure that all invariants of a derived class are preserved by all public operations on its public base classes.</w:t>
+        <w:pStyle w:val="Compact"/>
+      </w:pPr>
+      <w:r>
+        <w:t xml:space="preserve">ensure that all invariants of a derived class are preserved by all public operations on its public base classes;</w:t>
       </w:r>
     </w:p>
     <w:p>
@@ -49803,25 +49806,21 @@
         <w:pStyle w:val="FirstParagraph"/>
       </w:pPr>
       <w:r>
-        <w:t xml:space="preserve">The vulnerability as described in ISO/IEC TR 24772-1:2019 clause 6.43</w:t>
-      </w:r>
-      <w:r>
-        <w:t xml:space="preserve"> </w:t>
-      </w:r>
-      <w:r>
-        <w:t xml:space="preserve">exists in C++ for virtual functions, except for constructors and</w:t>
-      </w:r>
-      <w:r>
-        <w:t xml:space="preserve"> </w:t>
-      </w:r>
-      <w:r>
-        <w:t xml:space="preserve">destructors which are not dispatching. An example of the infinite</w:t>
-      </w:r>
-      <w:r>
-        <w:t xml:space="preserve"> </w:t>
-      </w:r>
-      <w:r>
-        <w:t xml:space="preserve">recursion is:</w:t>
+        <w:t xml:space="preserve">The vulnerability as documented in ISO/IEC 24772-1:2024 6.43 applies to C++ for virtual functions, except for constructors and</w:t>
+      </w:r>
+      <w:r>
+        <w:t xml:space="preserve"> </w:t>
+      </w:r>
+      <w:r>
+        <w:t xml:space="preserve">destructors which are not dispatching.</w:t>
+      </w:r>
+    </w:p>
+    <w:p>
+      <w:pPr>
+        <w:pStyle w:val="BodyText"/>
+      </w:pPr>
+      <w:r>
+        <w:t xml:space="preserve">An example of the infinite recursion in C++ is:</w:t>
       </w:r>
     </w:p>
     <w:p>
@@ -50544,7 +50543,7 @@
         <w:t xml:space="preserve"> </w:t>
       </w:r>
       <w:r>
-        <w:t xml:space="preserve">not, construct the call using the qualified name.</w:t>
+        <w:t xml:space="preserve">not, construct the call using the qualified name; and</w:t>
       </w:r>
     </w:p>
     <w:p>
@@ -50555,7 +50554,7 @@
         </w:numPr>
       </w:pPr>
       <w:r>
-        <w:t xml:space="preserve">Be suspicious of any call from a virtual member function of the</w:t>
+        <w:t xml:space="preserve">be suspicious of any call from a virtual member function of the</w:t>
       </w:r>
       <w:r>
         <w:t xml:space="preserve"> </w:t>

--- a/all.docx
+++ b/all.docx
@@ -50588,13 +50588,13 @@
         <w:pStyle w:val="FirstParagraph"/>
       </w:pPr>
       <w:r>
-        <w:t xml:space="preserve">This vulnerability as described in ISO/IEC TR 24772-1:2019 applies to</w:t>
-      </w:r>
-      <w:r>
-        <w:t xml:space="preserve"> </w:t>
-      </w:r>
-      <w:r>
-        <w:t xml:space="preserve">C++. In addition to the upcast and downcast issues addressed in that</w:t>
+        <w:t xml:space="preserve">This vulnerability as described in ISO/IEC 24772-1:2024 applies to C++.</w:t>
+      </w:r>
+      <w:r>
+        <w:t xml:space="preserve"> </w:t>
+      </w:r>
+      <w:r>
+        <w:t xml:space="preserve">In addition to the upcast and downcast issues addressed in that</w:t>
       </w:r>
       <w:r>
         <w:t xml:space="preserve"> </w:t>
@@ -51604,7 +51604,7 @@
         </w:numPr>
       </w:pPr>
       <w:r>
-        <w:t xml:space="preserve">Follow the avoidance mechanisms of ISO/IEC 24772-1 clause 6.44.5.</w:t>
+        <w:t xml:space="preserve">apply the avoidance mechanisms of ISO/IEC 24772-1:2024 6.44.5;</w:t>
       </w:r>
     </w:p>
     <w:p>
@@ -51615,7 +51615,7 @@
         </w:numPr>
       </w:pPr>
       <w:r>
-        <w:t xml:space="preserve">In a base class declaring virtual member functions,</w:t>
+        <w:t xml:space="preserve">in a base class declaring virtual member functions,</w:t>
       </w:r>
       <w:r>
         <w:t xml:space="preserve"> </w:t>
@@ -51627,7 +51627,7 @@
         <w:t xml:space="preserve"> </w:t>
       </w:r>
       <w:r>
-        <w:t xml:space="preserve">and make the class non-copyable (Core Guidelines C.130).</w:t>
+        <w:t xml:space="preserve">and make the class non-copyable (Core Guidelines C.130);</w:t>
       </w:r>
     </w:p>
     <w:p>
@@ -51638,13 +51638,7 @@
         </w:numPr>
       </w:pPr>
       <w:r>
-        <w:t xml:space="preserve">Avoid designs relying on downcasts or crosscasts;</w:t>
-      </w:r>
-      <w:r>
-        <w:t xml:space="preserve"> </w:t>
-      </w:r>
-      <w:r>
-        <w:t xml:space="preserve">rely on proper virtual member functions in the base classes instead.</w:t>
+        <w:t xml:space="preserve">avoid designs relying on downcasts or crosscasts and rely on proper virtual member functions in the base classes instead;</w:t>
       </w:r>
     </w:p>
     <w:p>
@@ -51655,7 +51649,7 @@
         </w:numPr>
       </w:pPr>
       <w:r>
-        <w:t xml:space="preserve">Avoid explicit upcast, rely on implicit conversion.</w:t>
+        <w:t xml:space="preserve">avoid explicit upcast and rely on implicit conversion;</w:t>
       </w:r>
     </w:p>
     <w:p>
@@ -51666,7 +51660,7 @@
         </w:numPr>
       </w:pPr>
       <w:r>
-        <w:t xml:space="preserve">If a downcast or a crosscast is needed, prefer using</w:t>
+        <w:t xml:space="preserve">if a downcast or a crosscast is needed, prefer using</w:t>
       </w:r>
       <w:r>
         <w:t xml:space="preserve"> </w:t>
@@ -51681,7 +51675,7 @@
         <w:t xml:space="preserve"> </w:t>
       </w:r>
       <w:r>
-        <w:t xml:space="preserve">since it is checked.</w:t>
+        <w:t xml:space="preserve">since it is checked;</w:t>
       </w:r>
     </w:p>
     <w:p>
@@ -51692,19 +51686,19 @@
         </w:numPr>
       </w:pPr>
       <w:r>
-        <w:t xml:space="preserve">Ensure that all invariants of a derived class are preserved by all</w:t>
-      </w:r>
-      <w:r>
-        <w:t xml:space="preserve"> </w:t>
-      </w:r>
-      <w:r>
-        <w:t xml:space="preserve">public operations on its public base classes. If this cannot be</w:t>
-      </w:r>
-      <w:r>
-        <w:t xml:space="preserve"> </w:t>
-      </w:r>
-      <w:r>
-        <w:t xml:space="preserve">ensured, make the base class private, or avoid inheritance.</w:t>
+        <w:t xml:space="preserve">ensure that all invariants of a derived class are preserved by all</w:t>
+      </w:r>
+      <w:r>
+        <w:t xml:space="preserve"> </w:t>
+      </w:r>
+      <w:r>
+        <w:t xml:space="preserve">public operations on its public base classes and, if this cannot be</w:t>
+      </w:r>
+      <w:r>
+        <w:t xml:space="preserve"> </w:t>
+      </w:r>
+      <w:r>
+        <w:t xml:space="preserve">ensured, make the base class private, or avoid inheritance;</w:t>
       </w:r>
     </w:p>
     <w:p>
@@ -51715,7 +51709,7 @@
         </w:numPr>
       </w:pPr>
       <w:r>
-        <w:t xml:space="preserve">Avoid attempting to navigate class hierarchies using C-style casts or</w:t>
+        <w:t xml:space="preserve">avoid attempting to navigate class hierarchies using C-style casts or</w:t>
       </w:r>
       <w:r>
         <w:t xml:space="preserve"> </w:t>
@@ -51727,7 +51721,7 @@
         <w:t xml:space="preserve">reinterpret_cast</w:t>
       </w:r>
       <w:r>
-        <w:t xml:space="preserve">.</w:t>
+        <w:t xml:space="preserve">; and</w:t>
       </w:r>
     </w:p>
     <w:p>
@@ -51738,13 +51732,13 @@
         </w:numPr>
       </w:pPr>
       <w:r>
-        <w:t xml:space="preserve">Prohibit deletion of a polymorphic object without a virtual</w:t>
-      </w:r>
-      <w:r>
-        <w:t xml:space="preserve"> </w:t>
-      </w:r>
-      <w:r>
-        <w:t xml:space="preserve">destructor; including using</w:t>
+        <w:t xml:space="preserve">prohibit deletion of a polymorphic object without a virtual</w:t>
+      </w:r>
+      <w:r>
+        <w:t xml:space="preserve"> </w:t>
+      </w:r>
+      <w:r>
+        <w:t xml:space="preserve">destructor, including using</w:t>
       </w:r>
       <w:r>
         <w:t xml:space="preserve"> </w:t>
@@ -51788,19 +51782,16 @@
         </w:rPr>
         <w:t xml:space="preserve">make_unique&lt;derived&gt;()</w:t>
       </w:r>
+      <w:r>
+        <w:t xml:space="preserve">.</w:t>
+      </w:r>
     </w:p>
     <w:p>
       <w:pPr>
         <w:pStyle w:val="BlockText"/>
       </w:pPr>
       <w:r>
-        <w:t xml:space="preserve">See also C++ Core Guidelines ES.48, ES.49, C.146, C.147, C.148 and</w:t>
-      </w:r>
-      <w:r>
-        <w:t xml:space="preserve"> </w:t>
-      </w:r>
-      <w:r>
-        <w:t xml:space="preserve">C.153. source: OOP52-CPP?</w:t>
+        <w:t xml:space="preserve">See also C++ Core Guidelines ES.48, ES.49, C.146, C.147, C.148 and C.153. source: OOP52-CPP?</w:t>
       </w:r>
     </w:p>
     <w:bookmarkEnd w:id="172"/>

--- a/all.docx
+++ b/all.docx
@@ -51819,7 +51819,7 @@
         <w:pStyle w:val="FirstParagraph"/>
       </w:pPr>
       <w:r>
-        <w:t xml:space="preserve">The vulnerability as described in ISO/IEC 24772-1 clause 6.45 applies to C++</w:t>
+        <w:t xml:space="preserve">The vulnerability as documented in ISO/IEC 24772-1:2024 6.45 applies to C++</w:t>
       </w:r>
       <w:r>
         <w:t xml:space="preserve"> </w:t>
@@ -51937,7 +51937,7 @@
         <w:pStyle w:val="Compact"/>
       </w:pPr>
       <w:r>
-        <w:t xml:space="preserve">Prohibit identifiers containing a double underscore</w:t>
+        <w:t xml:space="preserve">prohibit identifiers containing a double underscore</w:t>
       </w:r>
       <w:r>
         <w:t xml:space="preserve"> </w:t>
@@ -51949,7 +51949,7 @@
         <w:t xml:space="preserve">__</w:t>
       </w:r>
       <w:r>
-        <w:t xml:space="preserve">.</w:t>
+        <w:t xml:space="preserve">;</w:t>
       </w:r>
     </w:p>
     <w:p>
@@ -51961,7 +51961,7 @@
         <w:pStyle w:val="Compact"/>
       </w:pPr>
       <w:r>
-        <w:t xml:space="preserve">Avoid identifiers starting with</w:t>
+        <w:t xml:space="preserve">avoid identifiers starting with</w:t>
       </w:r>
       <w:r>
         <w:t xml:space="preserve"> </w:t>
@@ -51973,7 +51973,7 @@
         <w:t xml:space="preserve">_</w:t>
       </w:r>
       <w:r>
-        <w:t xml:space="preserve">, except when used for a literal suffix.</w:t>
+        <w:t xml:space="preserve">, except when used for a literal suffix;</w:t>
       </w:r>
     </w:p>
     <w:p>
@@ -51985,7 +51985,7 @@
         <w:pStyle w:val="Compact"/>
       </w:pPr>
       <w:r>
-        <w:t xml:space="preserve">Ensure user-defined literal suffixes start with a single</w:t>
+        <w:t xml:space="preserve">ensure user-defined literal suffixes start with a single</w:t>
       </w:r>
       <w:r>
         <w:t xml:space="preserve"> </w:t>
@@ -51997,7 +51997,7 @@
         <w:t xml:space="preserve">_</w:t>
       </w:r>
       <w:r>
-        <w:t xml:space="preserve">.</w:t>
+        <w:t xml:space="preserve">;</w:t>
       </w:r>
     </w:p>
     <w:p>
@@ -52009,7 +52009,7 @@
         <w:pStyle w:val="Compact"/>
       </w:pPr>
       <w:r>
-        <w:t xml:space="preserve">Prohibit the declaration of names in reserved namespaces.</w:t>
+        <w:t xml:space="preserve">prohibit the declaration of names in reserved namespaces;</w:t>
       </w:r>
     </w:p>
     <w:p>
@@ -52021,7 +52021,7 @@
         <w:pStyle w:val="Compact"/>
       </w:pPr>
       <w:r>
-        <w:t xml:space="preserve">Prohibit the specialization of a restricted template.</w:t>
+        <w:t xml:space="preserve">prohibit the specialization of a restricted template; and</w:t>
       </w:r>
     </w:p>
     <w:p>
@@ -52033,7 +52033,7 @@
         <w:pStyle w:val="Compact"/>
       </w:pPr>
       <w:r>
-        <w:t xml:space="preserve">Use compiler warnings and static analysis tools to detect and report violations of the above.</w:t>
+        <w:t xml:space="preserve">use compiler warnings and static analysis tools to detect and report violations of the above.</w:t>
       </w:r>
     </w:p>
     <w:bookmarkEnd w:id="175"/>
@@ -52061,13 +52061,7 @@
         <w:pStyle w:val="FirstParagraph"/>
       </w:pPr>
       <w:r>
-        <w:t xml:space="preserve">The vulnerability as described in ISO/IEC TR 24772-1:2019 clause 6.46 is</w:t>
-      </w:r>
-      <w:r>
-        <w:t xml:space="preserve"> </w:t>
-      </w:r>
-      <w:r>
-        <w:t xml:space="preserve">applicable to C++.</w:t>
+        <w:t xml:space="preserve">The vulnerability as described in ISO/IEC 24772-1:2024 6.46 applies to C++.</w:t>
       </w:r>
     </w:p>
     <w:p>
@@ -52236,7 +52230,7 @@
         </w:numPr>
       </w:pPr>
       <w:r>
-        <w:t xml:space="preserve">Follow the avoidance mechanisms of ISO/IEC 24772-1 clause 6.47.5.</w:t>
+        <w:t xml:space="preserve">apply the avoidance mechanisms of ISO/IEC 24772-1:2024 6.47.5;</w:t>
       </w:r>
     </w:p>
     <w:p>
@@ -52247,7 +52241,7 @@
         </w:numPr>
       </w:pPr>
       <w:r>
-        <w:t xml:space="preserve">Use translation modes provided by the implementation to perform</w:t>
+        <w:t xml:space="preserve">use translation modes provided by the implementation to perform</w:t>
       </w:r>
       <w:r>
         <w:t xml:space="preserve"> </w:t>
@@ -52259,7 +52253,7 @@
         <w:t xml:space="preserve"> </w:t>
       </w:r>
       <w:r>
-        <w:t xml:space="preserve">instrumentation of executing code.</w:t>
+        <w:t xml:space="preserve">instrumentation of executing code; and</w:t>
       </w:r>
     </w:p>
     <w:p>
@@ -52270,7 +52264,7 @@
         </w:numPr>
       </w:pPr>
       <w:r>
-        <w:t xml:space="preserve">Pay attention to the distinction between precondition violation and</w:t>
+        <w:t xml:space="preserve">pay attention to the distinction between precondition violation and</w:t>
       </w:r>
       <w:r>
         <w:t xml:space="preserve"> </w:t>

--- a/all.docx
+++ b/all.docx
@@ -52310,13 +52310,7 @@
         <w:pStyle w:val="FirstParagraph"/>
       </w:pPr>
       <w:r>
-        <w:t xml:space="preserve">The vulnerability as described in ISO/IEC TR 24772-1:2019 clause 6.47 is</w:t>
-      </w:r>
-      <w:r>
-        <w:t xml:space="preserve"> </w:t>
-      </w:r>
-      <w:r>
-        <w:t xml:space="preserve">applicable to C++.</w:t>
+        <w:t xml:space="preserve">The vulnerability as described in ISO/IEC 24772-1:2024 6.47 applies to C++.</w:t>
       </w:r>
     </w:p>
     <w:p>
@@ -52542,9 +52536,10 @@
           <w:ilvl w:val="0"/>
           <w:numId w:val="1095"/>
         </w:numPr>
-      </w:pPr>
-      <w:r>
-        <w:t xml:space="preserve">Apply the avoidance mechanisms of ISO/IEC 24772-1 clause 6.47.5</w:t>
+        <w:pStyle w:val="Compact"/>
+      </w:pPr>
+      <w:r>
+        <w:t xml:space="preserve">apply the avoidance mechanisms of ISO/IEC 24772-1:2024 6.47.5;</w:t>
       </w:r>
     </w:p>
     <w:p>
@@ -52553,9 +52548,10 @@
           <w:ilvl w:val="0"/>
           <w:numId w:val="1095"/>
         </w:numPr>
-      </w:pPr>
-      <w:r>
-        <w:t xml:space="preserve">Use standard layout types for interoperable interfaces.</w:t>
+        <w:pStyle w:val="Compact"/>
+      </w:pPr>
+      <w:r>
+        <w:t xml:space="preserve">use standard layout types for interoperable interfaces;</w:t>
       </w:r>
     </w:p>
     <w:p>
@@ -52564,9 +52560,10 @@
           <w:ilvl w:val="0"/>
           <w:numId w:val="1095"/>
         </w:numPr>
-      </w:pPr>
-      <w:r>
-        <w:t xml:space="preserve">Use language linkage facilities that support the languages being used.</w:t>
+        <w:pStyle w:val="Compact"/>
+      </w:pPr>
+      <w:r>
+        <w:t xml:space="preserve">use language linkage facilities that support the languages being used;</w:t>
       </w:r>
     </w:p>
     <w:p>
@@ -52575,9 +52572,10 @@
           <w:ilvl w:val="0"/>
           <w:numId w:val="1095"/>
         </w:numPr>
-      </w:pPr>
-      <w:r>
-        <w:t xml:space="preserve">Use static analysis tools to ensure the correctness of function signatures across multilanguage interfaces.</w:t>
+        <w:pStyle w:val="Compact"/>
+      </w:pPr>
+      <w:r>
+        <w:t xml:space="preserve">use static analysis tools to ensure the correctness of function signatures across multilanguage interfaces;</w:t>
       </w:r>
     </w:p>
     <w:p>
@@ -52586,21 +52584,16 @@
           <w:ilvl w:val="0"/>
           <w:numId w:val="1095"/>
         </w:numPr>
-      </w:pPr>
-      <w:r>
-        <w:t xml:space="preserve">Be aware that the static initialization phase and dynamic</w:t>
-      </w:r>
-      <w:r>
-        <w:t xml:space="preserve"> </w:t>
-      </w:r>
-      <w:r>
-        <w:t xml:space="preserve">initialization are required for every language system and every imported library incorporated</w:t>
-      </w:r>
-      <w:r>
-        <w:t xml:space="preserve"> </w:t>
-      </w:r>
-      <w:r>
-        <w:t xml:space="preserve">in the program before the main program begins execution.</w:t>
+        <w:pStyle w:val="Compact"/>
+      </w:pPr>
+      <w:r>
+        <w:t xml:space="preserve">be aware that the static initialization phase and dynamic initialization are required for every language system and every imported library incorporated</w:t>
+      </w:r>
+      <w:r>
+        <w:t xml:space="preserve"> </w:t>
+      </w:r>
+      <w:r>
+        <w:t xml:space="preserve">in the program before the main program begins execution;</w:t>
       </w:r>
     </w:p>
     <w:p>
@@ -52609,15 +52602,10 @@
           <w:ilvl w:val="0"/>
           <w:numId w:val="1095"/>
         </w:numPr>
-      </w:pPr>
-      <w:r>
-        <w:t xml:space="preserve">Be aware that C++ exceptions are not usually compatible with</w:t>
-      </w:r>
-      <w:r>
-        <w:t xml:space="preserve"> </w:t>
-      </w:r>
-      <w:r>
-        <w:t xml:space="preserve">exceptions in other languages.</w:t>
+        <w:pStyle w:val="Compact"/>
+      </w:pPr>
+      <w:r>
+        <w:t xml:space="preserve">be aware that C++ exceptions are not usually compatible with exceptions in other languages; and</w:t>
       </w:r>
     </w:p>
     <w:p>
@@ -52626,9 +52614,10 @@
           <w:ilvl w:val="0"/>
           <w:numId w:val="1095"/>
         </w:numPr>
-      </w:pPr>
-      <w:r>
-        <w:t xml:space="preserve">Avoid throwing exceptions across</w:t>
+        <w:pStyle w:val="Compact"/>
+      </w:pPr>
+      <w:r>
+        <w:t xml:space="preserve">avoid throwing exceptions across</w:t>
       </w:r>
       <w:r>
         <w:t xml:space="preserve"> </w:t>

--- a/all.docx
+++ b/all.docx
@@ -52663,7 +52663,7 @@
         <w:pStyle w:val="FirstParagraph"/>
       </w:pPr>
       <w:r>
-        <w:t xml:space="preserve">The vulnerability described in ISO/IEC 24772-1 6.48 applies to C++.</w:t>
+        <w:t xml:space="preserve">The vulnerability described in ISO/IEC 24772-1:2024 6.48 applies to C++.</w:t>
       </w:r>
       <w:r>
         <w:t xml:space="preserve"> </w:t>
@@ -52725,7 +52725,7 @@
         <w:pStyle w:val="Compact"/>
       </w:pPr>
       <w:r>
-        <w:t xml:space="preserve">Apply the avoidance mechanisms of ISO/IEC 24772-1 6.48.5 and ISO/IEC 24772-3 6.48.2.</w:t>
+        <w:t xml:space="preserve">apply the avoidance mechanisms of ISO/IEC 24772-1:2024 6.48.5 and ISO/IEC 24772-3:2020 6.48.2;</w:t>
       </w:r>
     </w:p>
     <w:p>
@@ -52737,7 +52737,7 @@
         <w:pStyle w:val="Compact"/>
       </w:pPr>
       <w:r>
-        <w:t xml:space="preserve">Apply the avoidance mechanisms of 6.11.2 Pointer type conversions [HFC].</w:t>
+        <w:t xml:space="preserve">apply the avoidance mechanisms of 6.11.2 Pointer type conversions [HFC]; and</w:t>
       </w:r>
     </w:p>
     <w:p>
@@ -52749,7 +52749,7 @@
         <w:pStyle w:val="Compact"/>
       </w:pPr>
       <w:r>
-        <w:t xml:space="preserve">Document and carefully review all uses of</w:t>
+        <w:t xml:space="preserve">document and carefully review all uses of</w:t>
       </w:r>
       <w:r>
         <w:t xml:space="preserve"> </w:t>
@@ -52792,7 +52792,7 @@
         <w:pStyle w:val="FirstParagraph"/>
       </w:pPr>
       <w:r>
-        <w:t xml:space="preserve">The vulnerability as enumerated in ISO/IEC 24772-1 6.49 applies to C++.</w:t>
+        <w:t xml:space="preserve">The vulnerability as enumerated in ISO/IEC 24772-1:2024 6.49 applies to C++.</w:t>
       </w:r>
     </w:p>
     <w:p>
@@ -52868,7 +52868,7 @@
         </w:numPr>
       </w:pPr>
       <w:r>
-        <w:t xml:space="preserve">Follow the avoidance mechanisms of ISO/IEC 24772-1 6.49.5.</w:t>
+        <w:t xml:space="preserve">Apply the avoidance mechanisms of ISO/IEC 24772-1:2024 6.49.5; and</w:t>
       </w:r>
     </w:p>
     <w:p>
@@ -52879,7 +52879,7 @@
         </w:numPr>
       </w:pPr>
       <w:r>
-        <w:t xml:space="preserve">Follow the avoidance mechanisms of clause</w:t>
+        <w:t xml:space="preserve">Apply the avoidance mechanisms of clause</w:t>
       </w:r>
       <w:r>
         <w:t xml:space="preserve"> </w:t>

--- a/all.docx
+++ b/all.docx
@@ -54857,7 +54857,7 @@
         <w:t xml:space="preserve">assert</w:t>
       </w:r>
       <w:r>
-        <w:t xml:space="preserve">, the vulnerability as described in ISO/IEC 24772-1 6.52 does not apply to C++, since C++ provides no language-defined runtime checking.</w:t>
+        <w:t xml:space="preserve">, the vulnerability as described in ISO/IEC 24772-1:2024 6.52 does not apply to C++, since C++ provides no language-defined runtime checking.</w:t>
       </w:r>
       <w:r>
         <w:t xml:space="preserve"> </w:t>
@@ -54924,7 +54924,7 @@
         <w:pStyle w:val="FirstParagraph"/>
       </w:pPr>
       <w:r>
-        <w:t xml:space="preserve">To avoid the vulnerability or mitigate its ill effects, C++ software developers can apply the avoidance mechanisms of ISO/IEC 24772-1 6.52.5.</w:t>
+        <w:t xml:space="preserve">To avoid the vulnerability or mitigate its ill effects, C++ software developers can apply the avoidance mechanisms of ISO/IEC 24772-1:2024 6.52.5.</w:t>
       </w:r>
     </w:p>
     <w:bookmarkEnd w:id="198"/>
@@ -54952,13 +54952,13 @@
         <w:pStyle w:val="FirstParagraph"/>
       </w:pPr>
       <w:r>
-        <w:t xml:space="preserve">The vulnerability as described in ISO/IEC 24772-1 6.53 applies to C++.</w:t>
-      </w:r>
-      <w:r>
-        <w:t xml:space="preserve"> </w:t>
-      </w:r>
-      <w:r>
-        <w:t xml:space="preserve">In particular, anything described by ISO/IEC 14882:2023 as</w:t>
+        <w:t xml:space="preserve">The vulnerability as described in ISO/IEC 24772-1:2024 6.53 applies to C++.</w:t>
+      </w:r>
+      <w:r>
+        <w:t xml:space="preserve"> </w:t>
+      </w:r>
+      <w:r>
+        <w:t xml:space="preserve">In particular, any construct described by ISO/IEC 14882:2023 as</w:t>
       </w:r>
       <w:r>
         <w:t xml:space="preserve"> </w:t>
@@ -55016,7 +55016,7 @@
         </w:numPr>
       </w:pPr>
       <w:r>
-        <w:t xml:space="preserve">Apply the avoidance mechanisms of ISO/IEC 24772-1 6.53.5 and ISO/IEC TR 24772-3 6.53.2.</w:t>
+        <w:t xml:space="preserve">Apply the avoidance mechanisms of ISO/IEC 24772-1:2024 6.53.5 and ISO/IEC TR 24772-3:2020 6.53.2.</w:t>
       </w:r>
     </w:p>
     <w:p>

--- a/all.docx
+++ b/all.docx
@@ -55066,7 +55066,7 @@
         <w:pStyle w:val="FirstParagraph"/>
       </w:pPr>
       <w:r>
-        <w:t xml:space="preserve">The vulnerability as described in ISO IEC 24772-1 6.54 applies to C++.</w:t>
+        <w:t xml:space="preserve">The vulnerability as described in ISO IEC 24772-1:2024 6.54 applies to C++.</w:t>
       </w:r>
     </w:p>
     <w:p>
@@ -55136,7 +55136,7 @@
         <w:t xml:space="preserve"> </w:t>
       </w:r>
       <w:r>
-        <w:t xml:space="preserve">- Apply the avoidance mechanisms of ISO/IEC 24772-1 6.54.5.</w:t>
+        <w:t xml:space="preserve">- Apply the avoidance mechanisms of ISO/IEC 24772-1:2024 6.54.5.</w:t>
       </w:r>
       <w:r>
         <w:t xml:space="preserve"> </w:t>
@@ -55170,7 +55170,7 @@
         <w:pStyle w:val="FirstParagraph"/>
       </w:pPr>
       <w:r>
-        <w:t xml:space="preserve">The vulnerability as described in ISO/IEC 24772-1 6.55 applies to C++, as documented in 4.7.2.</w:t>
+        <w:t xml:space="preserve">The vulnerability as described in ISO/IEC 24772-1:2024 6.55 applies to C++, as documented in 4.7.2.</w:t>
       </w:r>
     </w:p>
     <w:p>
@@ -55552,7 +55552,7 @@
         </w:numPr>
       </w:pPr>
       <w:r>
-        <w:t xml:space="preserve">Apply the avoidance mechanisms of ISO/IEC 24772-1 6.55.5.</w:t>
+        <w:t xml:space="preserve">Apply the avoidance mechanisms of ISO/IEC 24772-1:2024 6.55.5.</w:t>
       </w:r>
     </w:p>
     <w:p>

--- a/all.docx
+++ b/all.docx
@@ -55591,7 +55591,7 @@
         <w:pStyle w:val="FirstParagraph"/>
       </w:pPr>
       <w:r>
-        <w:t xml:space="preserve">The vulnerability as described in ISO IEC 24772-1 6.56 applies to C++. See 4.7.1.</w:t>
+        <w:t xml:space="preserve">The vulnerability as described in ISO IEC 24772-1:2024 6.56 applies to C++. See 4.7.1.</w:t>
       </w:r>
       <w:r>
         <w:t xml:space="preserve"> </w:t>
@@ -55853,7 +55853,7 @@
         </w:numPr>
       </w:pPr>
       <w:r>
-        <w:t xml:space="preserve">Follow the avoidance mechanisms of ISO/IEC 24772-1 6.56.5.</w:t>
+        <w:t xml:space="preserve">Apply the avoidance mechanisms of ISO/IEC 24772-1:2024 6.56.5.</w:t>
       </w:r>
     </w:p>
     <w:p>

--- a/all.docx
+++ b/all.docx
@@ -55959,7 +55959,7 @@
         <w:pStyle w:val="FirstParagraph"/>
       </w:pPr>
       <w:r>
-        <w:t xml:space="preserve">The vulnerability as described in ISO IEC 24772-1 6.57 applies to C++. See 4.7.3.</w:t>
+        <w:t xml:space="preserve">The vulnerability as described in ISO IEC 24772-1:2024 6.57 applies to C++. See 4.7.3.</w:t>
       </w:r>
       <w:r>
         <w:t xml:space="preserve"> </w:t>
@@ -56071,7 +56071,7 @@
         </w:numPr>
       </w:pPr>
       <w:r>
-        <w:t xml:space="preserve">Apply the avoidance mechanisms of ISO/IEC 24772-1 clause 6.57.5.</w:t>
+        <w:t xml:space="preserve">Apply the avoidance mechanisms of ISO/IEC 24772-1:2024 clause 6.57.5.</w:t>
       </w:r>
     </w:p>
     <w:p>
@@ -56093,7 +56093,7 @@
         </w:numPr>
       </w:pPr>
       <w:r>
-        <w:t xml:space="preserve">Use multiple compilers and tools to increase the likelyhood of identifying</w:t>
+        <w:t xml:space="preserve">Use multiple compilers and static analysis tools to increase the likelyhood of identifying</w:t>
       </w:r>
       <w:r>
         <w:t xml:space="preserve"> </w:t>

--- a/all.docx
+++ b/all.docx
@@ -56174,7 +56174,7 @@
         <w:pStyle w:val="FirstParagraph"/>
       </w:pPr>
       <w:r>
-        <w:t xml:space="preserve">The vulnerability as described in ISO IEC 24772-1 6.58 applies</w:t>
+        <w:t xml:space="preserve">The vulnerability as described in ISO IEC 24772-1:2024 6.58 applies</w:t>
       </w:r>
       <w:r>
         <w:t xml:space="preserve"> </w:t>
@@ -56286,7 +56286,7 @@
         </w:numPr>
       </w:pPr>
       <w:r>
-        <w:t xml:space="preserve">Apply the avoidance mechanisms of ISO/IEC 24772-1 clause 6.58.5.</w:t>
+        <w:t xml:space="preserve">Apply the avoidance mechanisms of ISO/IEC 24772-1:2024 clause 6.58.5.</w:t>
       </w:r>
     </w:p>
     <w:p>
@@ -56387,13 +56387,13 @@
         <w:pStyle w:val="FirstParagraph"/>
       </w:pPr>
       <w:r>
-        <w:t xml:space="preserve">The vulnerabilities as specified in ISO/IEC 24772-1 clause 6.59 do not apply to C++, as long as the standard library facilities for creating threads are used.</w:t>
-      </w:r>
-      <w:r>
-        <w:t xml:space="preserve"> </w:t>
-      </w:r>
-      <w:r>
-        <w:t xml:space="preserve">If the C standard library mechanisms or threading libraries from POSIX or other applications are used to create threads, then the vulnerabilities apply as described in ISO/IEC 24772-3 clause 6.59.</w:t>
+        <w:t xml:space="preserve">The vulnerabilities as specified in ISO/IEC 24772-1:2024 6.59 do not apply to C++, as long as the standard library facilities for creating threads are used.</w:t>
+      </w:r>
+      <w:r>
+        <w:t xml:space="preserve"> </w:t>
+      </w:r>
+      <w:r>
+        <w:t xml:space="preserve">If the C standard library mechanisms or threading libraries from POSIX or other applications are used to create threads, then the vulnerabilities apply as described in ISO/IEC TR 24772-3:2020 clause 6.59.</w:t>
       </w:r>
       <w:r>
         <w:t xml:space="preserve"> </w:t>
@@ -57346,7 +57346,7 @@
         <w:t xml:space="preserve">native_handle</w:t>
       </w:r>
       <w:r>
-        <w:t xml:space="preserve">, use the avoidance mechanisms of ISO/IEC 24772-1 clause 6.59.5.</w:t>
+        <w:t xml:space="preserve">, apply the avoidance mechanisms of ISO/IEC 24772-1:2024 6.59.5.</w:t>
       </w:r>
     </w:p>
     <w:p>

--- a/all.docx
+++ b/all.docx
@@ -57551,7 +57551,7 @@
         <w:pStyle w:val="FirstParagraph"/>
       </w:pPr>
       <w:r>
-        <w:t xml:space="preserve">This vulnerability as specified in ISO/IEC 24772-1 clause 6.60 is mitigated in C++, as long as the standard C++ library facilities for threads are used. For issues associated with threades created using the standard C library, see ISO/IEC 24772-3 clause 6.60.</w:t>
+        <w:t xml:space="preserve">This vulnerability as specified in ISO/IEC 24772-1:2024 6.60 is mitigated in C++, as long as the standard C++ library facilities for threads are used. For issues associated with threades created using the standard C library, see ISO/IEC TR 24772-3:2020 6.60.</w:t>
       </w:r>
     </w:p>
     <w:p>
@@ -59026,7 +59026,7 @@
         </w:numPr>
       </w:pPr>
       <w:r>
-        <w:t xml:space="preserve">For threads created using the C library, follow the avoidance mechanisms of ISO/IEC TR 24772-3.</w:t>
+        <w:t xml:space="preserve">For threads created using the C library, apply the avoidance mechanisms of ISO/IEC TR 24772-3:2020.</w:t>
       </w:r>
     </w:p>
     <w:p>
@@ -59037,7 +59037,7 @@
         </w:numPr>
       </w:pPr>
       <w:r>
-        <w:t xml:space="preserve">Follow the avoidance mechanisms of ISO/IEC 24772-1 clause 6.60.5.</w:t>
+        <w:t xml:space="preserve">Apply the avoidance mechanisms of ISO/IEC 24772-1:2024 6.60.5.</w:t>
       </w:r>
     </w:p>
     <w:p>

--- a/all.docx
+++ b/all.docx
@@ -59075,7 +59075,7 @@
         <w:pStyle w:val="FirstParagraph"/>
       </w:pPr>
       <w:r>
-        <w:t xml:space="preserve">C++ has threading and shared access to variables which have the vulnerabilities described in ISO/IEC 24772-1 clause 6.61.1.</w:t>
+        <w:t xml:space="preserve">C++ has threading and shared access to variables which have the vulnerabilities described in ISO/IEC 24772-1:2024 6.61.1.</w:t>
       </w:r>
       <w:r>
         <w:t xml:space="preserve"> </w:t>
@@ -59500,7 +59500,7 @@
         <w:pStyle w:val="FirstParagraph"/>
       </w:pPr>
       <w:r>
-        <w:t xml:space="preserve">The vulnerability as described in ISO IEC 24772-1 6.62 applies to C++.</w:t>
+        <w:t xml:space="preserve">The vulnerability as described in ISO IEC 24772-1:2024 6.62 applies to C++.</w:t>
       </w:r>
     </w:p>
     <w:p>
@@ -59770,7 +59770,7 @@
         </w:numPr>
       </w:pPr>
       <w:r>
-        <w:t xml:space="preserve">Use the avoidance mechanisms of ISO/IEC 24772-1 clause 6.63.5.</w:t>
+        <w:t xml:space="preserve">Apply the avoidance mechanisms of ISO/IEC 24772-1:2024 6.63.5.</w:t>
       </w:r>
     </w:p>
     <w:p>

--- a/all.docx
+++ b/all.docx
@@ -59880,7 +59880,7 @@
         <w:pStyle w:val="FirstParagraph"/>
       </w:pPr>
       <w:r>
-        <w:t xml:space="preserve">The vulnerability as described in ISO/IEC 24772-1 is applicable to C++.</w:t>
+        <w:t xml:space="preserve">The vulnerability as described in ISO/IEC 24772-1:2024 applies to C++.</w:t>
       </w:r>
     </w:p>
     <w:p>

--- a/all.docx
+++ b/all.docx
@@ -60419,7 +60419,7 @@
         <w:pStyle w:val="FirstParagraph"/>
       </w:pPr>
       <w:r>
-        <w:t xml:space="preserve">The vulnerability as documented in ISO/IEC 24772-1 clause 6.65 exists in C++.</w:t>
+        <w:t xml:space="preserve">The vulnerability as documented in ISO/IEC 24772-1:2024 6.65 exists in C++.</w:t>
       </w:r>
     </w:p>
     <w:p>
@@ -62033,7 +62033,7 @@
         </w:numPr>
       </w:pPr>
       <w:r>
-        <w:t xml:space="preserve">Apply the avoidance mechanisms of ISO IEC 24772-1 clause 6.65.5.</w:t>
+        <w:t xml:space="preserve">Apply the avoidance mechanisms of ISO IEC 24772-1:2024 6.65.5.</w:t>
       </w:r>
     </w:p>
     <w:p>

--- a/all.docx
+++ b/all.docx
@@ -9662,6 +9662,14 @@
     <w:p>
       <w:pPr>
         <w:pStyle w:val="FirstParagraph"/>
+      </w:pPr>
+      <w:r>
+        <w:t xml:space="preserve">The vulneability documented in ISO/IEC 24772-1:2024 applies to C++.</w:t>
+      </w:r>
+    </w:p>
+    <w:p>
+      <w:pPr>
+        <w:pStyle w:val="BodyText"/>
       </w:pPr>
       <w:r>
         <w:t xml:space="preserve">C++ is a statically typed language. In some ways, C++ is both strongly and weakly typed, as it requires all objects/expressions to have a type, but allows for some implicit conversions of values from one type to another type. The following cases require special consideration:</w:t>

--- a/all.docx
+++ b/all.docx
@@ -10722,11 +10722,13 @@
         <w:pStyle w:val="FirstParagraph"/>
       </w:pPr>
       <w:r>
-        <w:t xml:space="preserve">The vulnerabilities documented in ISO/IEC 24772-1:2024 6.3 is applicable to C++.</w:t>
-      </w:r>
-      <w:r>
-        <w:t xml:space="preserve"> </w:t>
-      </w:r>
+        <w:t xml:space="preserve">The vulnerabilities documented in ISO/IEC 24772-1:2024 6.3 applies to C++.</w:t>
+      </w:r>
+    </w:p>
+    <w:p>
+      <w:pPr>
+        <w:pStyle w:val="BodyText"/>
+      </w:pPr>
       <w:r>
         <w:t xml:space="preserve">The</w:t>
       </w:r>
@@ -11302,7 +11304,7 @@
         <w:pStyle w:val="FirstParagraph"/>
       </w:pPr>
       <w:r>
-        <w:t xml:space="preserve">The vulnerability as described in ISO/IEC TR 24772-1 6.4 is applicable to C++.</w:t>
+        <w:t xml:space="preserve">The vulnerability as described in ISO/IEC 24772-1:2024 6.4 applies to C++.</w:t>
       </w:r>
     </w:p>
     <w:p>

--- a/all.docx
+++ b/all.docx
@@ -16120,7 +16120,7 @@
         <w:pStyle w:val="FirstParagraph"/>
       </w:pPr>
       <w:r>
-        <w:t xml:space="preserve">The vulnerability as documented in ISO/IEC 24772-1:2024 6.9 exists in C++ when an access is performed using</w:t>
+        <w:t xml:space="preserve">The vulnerability as documented in ISO/IEC 24772-1:2024 6.9 applies to C++ when an access is performed using</w:t>
       </w:r>
       <w:r>
         <w:t xml:space="preserve"> </w:t>
@@ -16453,7 +16453,7 @@
         <w:pStyle w:val="FirstParagraph"/>
       </w:pPr>
       <w:r>
-        <w:t xml:space="preserve">The vulnerability as described in ISO/IEC 24772-1:2024 exists in C++,</w:t>
+        <w:t xml:space="preserve">The vulnerability as described in ISO/IEC 24772-1:2024 6.10 applies to C++,</w:t>
       </w:r>
       <w:r>
         <w:t xml:space="preserve"> </w:t>

--- a/all.docx
+++ b/all.docx
@@ -18094,7 +18094,7 @@
         <w:pStyle w:val="FirstParagraph"/>
       </w:pPr>
       <w:r>
-        <w:t xml:space="preserve">The vulnerability as described in ISO IEC 24772-1:2024 6.13 exists in C++.</w:t>
+        <w:t xml:space="preserve">The vulnerability as described in ISO IEC 24772-1:2024 6.13 applies to C++.</w:t>
       </w:r>
       <w:r>
         <w:t xml:space="preserve"> </w:t>

--- a/all.docx
+++ b/all.docx
@@ -18969,13 +18969,13 @@
         <w:pStyle w:val="FirstParagraph"/>
       </w:pPr>
       <w:r>
-        <w:t xml:space="preserve">The vulnerability as expressed in ISO/IEC 24772-1:2024 and ISO/IEC TR</w:t>
-      </w:r>
-      <w:r>
-        <w:t xml:space="preserve"> </w:t>
-      </w:r>
-      <w:r>
-        <w:t xml:space="preserve">24772-3:2020 C exists in C++. C++, however, provides mechanisms to</w:t>
+        <w:t xml:space="preserve">The vulnerability documented in ISO/IEC 24772-1:2024 6.14 and ISO/IEC TR</w:t>
+      </w:r>
+      <w:r>
+        <w:t xml:space="preserve"> </w:t>
+      </w:r>
+      <w:r>
+        <w:t xml:space="preserve">24772-3:2020 C applies to C++. C++, however, provides mechanisms to</w:t>
       </w:r>
       <w:r>
         <w:t xml:space="preserve"> </w:t>
@@ -20227,7 +20227,7 @@
         <w:pStyle w:val="FirstParagraph"/>
       </w:pPr>
       <w:r>
-        <w:t xml:space="preserve">C++ has the vulnerability as documented in ISO/IEC 24772-1:2024 6.15,</w:t>
+        <w:t xml:space="preserve">The vulnerability as documented in ISO/IEC 24772-1:2024 6.15 applies to C++,</w:t>
       </w:r>
       <w:r>
         <w:t xml:space="preserve"> </w:t>

--- a/all.docx
+++ b/all.docx
@@ -37885,7 +37885,7 @@
         <w:pStyle w:val="FirstParagraph"/>
       </w:pPr>
       <w:r>
-        <w:t xml:space="preserve">The vulnerability documented in ISO/IEC IS 24772-1:2024 6.33 and ISO/IEC TR 24772-3:2020 6.33 exists in C++ by indirect access to variables with automatic storage duration or to temporary objects.</w:t>
+        <w:t xml:space="preserve">The vulnerability documented in ISO/IEC 24772-1:2024 6.33 and ISO/IEC TR 24772-3:2020 6.33 exists in C++ by indirect access to variables with automatic storage duration or to temporary objects.</w:t>
       </w:r>
     </w:p>
     <w:p>

--- a/all.docx
+++ b/all.docx
@@ -41662,7 +41662,7 @@
         </w:numPr>
       </w:pPr>
       <w:r>
-        <w:t xml:space="preserve">apply the avoidance mechanisms of ISO/IEC TR 24772-1:2019 clause 6.34.5;</w:t>
+        <w:t xml:space="preserve">apply the avoidance mechanisms of ISO/IEC 24772-1:2024 6.34.5;</w:t>
       </w:r>
     </w:p>
     <w:p>
@@ -41884,7 +41884,7 @@
         <w:t xml:space="preserve"> </w:t>
       </w:r>
       <w:r>
-        <w:t xml:space="preserve">See ISO IEC TR 24772-3 6.36 for details and guidance.</w:t>
+        <w:t xml:space="preserve">See ISO IEC TR 24772-3:2019 6.36 for details and guidance.</w:t>
       </w:r>
     </w:p>
     <w:p>

--- a/all.docx
+++ b/all.docx
@@ -43636,7 +43636,7 @@
         </w:numPr>
       </w:pPr>
       <w:r>
-        <w:t xml:space="preserve">apply the avoidance mechanisms of ISO/IEC 24772-1:2-024 6.37.5, and clauses</w:t>
+        <w:t xml:space="preserve">apply the avoidance mechanisms of ISO/IEC 24772-1:2024 6.37.5, and clauses</w:t>
       </w:r>
       <w:r>
         <w:t xml:space="preserve"> </w:t>
@@ -44401,7 +44401,7 @@
         <w:pStyle w:val="Compact"/>
       </w:pPr>
       <w:r>
-        <w:t xml:space="preserve">apply the avoidance mechanisms of ISO/IEC 24772-1 clause 6.38.5;</w:t>
+        <w:t xml:space="preserve">apply the avoidance mechanisms of ISO/IEC 24772-1:2024 6.38.5;</w:t>
       </w:r>
     </w:p>
     <w:p>
@@ -52440,7 +52440,7 @@
         <w:t xml:space="preserve"> </w:t>
       </w:r>
       <w:r>
-        <w:t xml:space="preserve">The C-language linkage mangling process does not include a function signature, hence it is possible for functions with the samed name but different signatures to be mapped to the same mangled name and result in an ill-formed program.</w:t>
+        <w:t xml:space="preserve">The C-language linkage mangling process does not include a function signature, hence it is possible for functions with the same name but different signatures to be mapped to the same mangled name and result in an ill-formed program.</w:t>
       </w:r>
     </w:p>
     <w:p>
@@ -52520,6 +52520,55 @@
       </w:r>
       <w:r>
         <w:t xml:space="preserve">Similar situations apply to C++ systems interfacing to non-C++ language systems with respect to error handling.</w:t>
+      </w:r>
+    </w:p>
+    <w:p>
+      <w:pPr>
+        <w:pStyle w:val="BodyText"/>
+      </w:pPr>
+      <w:r>
+        <w:t xml:space="preserve">If parts of a system written in C++ are accessed through a</w:t>
+      </w:r>
+      <w:r>
+        <w:t xml:space="preserve"> </w:t>
+      </w:r>
+      <w:r>
+        <w:rPr>
+          <w:rStyle w:val="AttributeTok"/>
+        </w:rPr>
+        <w:t xml:space="preserve">extern</w:t>
+      </w:r>
+      <w:r>
+        <w:rPr>
+          <w:rStyle w:val="NormalTok"/>
+        </w:rPr>
+        <w:t xml:space="preserve"> </w:t>
+      </w:r>
+      <w:r>
+        <w:rPr>
+          <w:rStyle w:val="StringTok"/>
+        </w:rPr>
+        <w:t xml:space="preserve">"C"</w:t>
+      </w:r>
+      <w:r>
+        <w:t xml:space="preserve"> </w:t>
+      </w:r>
+      <w:r>
+        <w:t xml:space="preserve">linkage interface from other parts written in C++, then using different compilers or compiler settings can cause ABI incompatibilities potentially resulting in ODR violations (see</w:t>
+      </w:r>
+      <w:r>
+        <w:t xml:space="preserve"> </w:t>
+      </w:r>
+      <w:hyperlink w:anchor="namelookup">
+        <w:r>
+          <w:rPr>
+            <w:rStyle w:val="Hyperlink"/>
+          </w:rPr>
+          <w:t xml:space="preserve">Name Lookup and Overload Resolution</w:t>
+        </w:r>
+      </w:hyperlink>
+      <w:r>
+        <w:t xml:space="preserve">).</w:t>
       </w:r>
     </w:p>
     <w:bookmarkEnd w:id="180"/>
@@ -52604,6 +52653,18 @@
       </w:r>
       <w:r>
         <w:t xml:space="preserve">in the program before the main program begins execution;</w:t>
+      </w:r>
+    </w:p>
+    <w:p>
+      <w:pPr>
+        <w:numPr>
+          <w:ilvl w:val="0"/>
+          <w:numId w:val="1095"/>
+        </w:numPr>
+        <w:pStyle w:val="Compact"/>
+      </w:pPr>
+      <w:r>
+        <w:t xml:space="preserve">avoid ABI incompatibilities when mixing code built with different compilers or compiler settings;</w:t>
       </w:r>
     </w:p>
     <w:p>

--- a/all.docx
+++ b/all.docx
@@ -52913,6 +52913,29 @@
         <w:t xml:space="preserve">interface (ABI).</w:t>
       </w:r>
     </w:p>
+    <w:p>
+      <w:pPr>
+        <w:pStyle w:val="BodyText"/>
+      </w:pPr>
+      <w:r>
+        <w:t xml:space="preserve">If signatures are specified in C-compatible header file, conditional compilation based on the predefined preprocessor constant</w:t>
+      </w:r>
+      <w:r>
+        <w:t xml:space="preserve"> </w:t>
+      </w:r>
+      <w:r>
+        <w:rPr>
+          <w:rStyle w:val="VerbatimChar"/>
+        </w:rPr>
+        <w:t xml:space="preserve">__cplusplus</w:t>
+      </w:r>
+      <w:r>
+        <w:t xml:space="preserve"> </w:t>
+      </w:r>
+      <w:r>
+        <w:t xml:space="preserve">can ensure, that a C++ compiler is also able to process the header file.</w:t>
+      </w:r>
+    </w:p>
     <w:bookmarkEnd w:id="186"/>
     <w:bookmarkStart w:id="187" w:name="avoidance-mechanisms-for-language-users"/>
     <w:p>
@@ -52968,6 +52991,17 @@
       </w:r>
       <w:r>
         <w:t xml:space="preserve">as applicable.</w:t>
+      </w:r>
+    </w:p>
+    <w:p>
+      <w:pPr>
+        <w:numPr>
+          <w:ilvl w:val="0"/>
+          <w:numId w:val="1097"/>
+        </w:numPr>
+      </w:pPr>
+      <w:r>
+        <w:t xml:space="preserve">Ensure compatiblity of C header files with the C++ language.</w:t>
       </w:r>
     </w:p>
     <w:bookmarkEnd w:id="187"/>

--- a/all.docx
+++ b/all.docx
@@ -9158,6 +9158,12 @@
       <w:pPr>
         <w:pStyle w:val="BodyText"/>
       </w:pPr>
+      <w:r>
+        <w:t xml:space="preserve">For objects with static storage duration and dynamic initialization in namespace scope, there is no defined global order of their initialization across translation units.</w:t>
+      </w:r>
+      <w:r>
+        <w:t xml:space="preserve"> </w:t>
+      </w:r>
       <w:r>
         <w:t xml:space="preserve">Using the</w:t>
       </w:r>

--- a/all.docx
+++ b/all.docx
@@ -23583,7 +23583,7 @@
         <w:t xml:space="preserve"> </w:t>
       </w:r>
       <w:r>
-        <w:t xml:space="preserve">The call in question will then change its binding without warning upon its next compilation.</w:t>
+        <w:t xml:space="preserve">The call in question then changes its binding without warning upon its next compilation:</w:t>
       </w:r>
     </w:p>
     <w:p>

--- a/all.docx
+++ b/all.docx
@@ -22281,42 +22281,372 @@
         <w:pStyle w:val="BodyText"/>
       </w:pPr>
       <w:r>
-        <w:t xml:space="preserve">Overloading and specialization of functions is a cornerstone of C++</w:t>
-      </w:r>
-      <w:r>
-        <w:t xml:space="preserve"> </w:t>
-      </w:r>
-      <w:r>
-        <w:t xml:space="preserve">generic programming. In this context, the reuse of function names is</w:t>
-      </w:r>
-      <w:r>
-        <w:t xml:space="preserve"> </w:t>
-      </w:r>
-      <w:r>
-        <w:t xml:space="preserve">essential. See</w:t>
-      </w:r>
-      <w:r>
-        <w:t xml:space="preserve"> </w:t>
-      </w:r>
-      <w:hyperlink w:anchor="RIP">
-        <w:r>
-          <w:rPr>
-            <w:rStyle w:val="Hyperlink"/>
-          </w:rPr>
-          <w:t xml:space="preserve">6.41 [RIP]</w:t>
-        </w:r>
-      </w:hyperlink>
-      <w:r>
-        <w:t xml:space="preserve"> </w:t>
-      </w:r>
-      <w:r>
-        <w:t xml:space="preserve">for inheritance issues associated with name</w:t>
-      </w:r>
-      <w:r>
-        <w:t xml:space="preserve"> </w:t>
-      </w:r>
-      <w:r>
-        <w:t xml:space="preserve">reuse.</w:t>
+        <w:t xml:space="preserve">Using directives don’t import a name to the current scope.</w:t>
+      </w:r>
+      <w:r>
+        <w:t xml:space="preserve"> </w:t>
+      </w:r>
+      <w:r>
+        <w:t xml:space="preserve">Only names not found in the current or its surrounding scopes up to the common scope shared with the namespace in the using directive will be made accessible.</w:t>
+      </w:r>
+    </w:p>
+    <w:p>
+      <w:pPr>
+        <w:pStyle w:val="SourceCode"/>
+      </w:pPr>
+      <w:r>
+        <w:rPr>
+          <w:rStyle w:val="VerbatimChar"/>
+        </w:rPr>
+        <w:t xml:space="preserve">namespace NS1 {</w:t>
+      </w:r>
+      <w:r>
+        <w:br/>
+      </w:r>
+      <w:r>
+        <w:rPr>
+          <w:rStyle w:val="VerbatimChar"/>
+        </w:rPr>
+        <w:t xml:space="preserve">int const a{1}; </w:t>
+      </w:r>
+      <w:r>
+        <w:br/>
+      </w:r>
+      <w:r>
+        <w:rPr>
+          <w:rStyle w:val="VerbatimChar"/>
+        </w:rPr>
+        <w:t xml:space="preserve">}</w:t>
+      </w:r>
+      <w:r>
+        <w:br/>
+      </w:r>
+      <w:r>
+        <w:rPr>
+          <w:rStyle w:val="VerbatimChar"/>
+        </w:rPr>
+        <w:t xml:space="preserve">namespace NS2{</w:t>
+      </w:r>
+      <w:r>
+        <w:br/>
+      </w:r>
+      <w:r>
+        <w:rPr>
+          <w:rStyle w:val="VerbatimChar"/>
+        </w:rPr>
+        <w:t xml:space="preserve">int const a{2}; </w:t>
+      </w:r>
+      <w:r>
+        <w:br/>
+      </w:r>
+      <w:r>
+        <w:rPr>
+          <w:rStyle w:val="VerbatimChar"/>
+        </w:rPr>
+        <w:t xml:space="preserve">void foo(){</w:t>
+      </w:r>
+      <w:r>
+        <w:br/>
+      </w:r>
+      <w:r>
+        <w:rPr>
+          <w:rStyle w:val="VerbatimChar"/>
+        </w:rPr>
+        <w:t xml:space="preserve">    using namespace NS1; // attempt to access NS1::a</w:t>
+      </w:r>
+      <w:r>
+        <w:br/>
+      </w:r>
+      <w:r>
+        <w:rPr>
+          <w:rStyle w:val="VerbatimChar"/>
+        </w:rPr>
+        <w:t xml:space="preserve">    std::cout &lt;&lt; a; // prints 2</w:t>
+      </w:r>
+      <w:r>
+        <w:br/>
+      </w:r>
+      <w:r>
+        <w:rPr>
+          <w:rStyle w:val="VerbatimChar"/>
+        </w:rPr>
+        <w:t xml:space="preserve">}</w:t>
+      </w:r>
+      <w:r>
+        <w:br/>
+      </w:r>
+      <w:r>
+        <w:rPr>
+          <w:rStyle w:val="VerbatimChar"/>
+        </w:rPr>
+        <w:t xml:space="preserve">}</w:t>
+      </w:r>
+    </w:p>
+    <w:p>
+      <w:pPr>
+        <w:pStyle w:val="FirstParagraph"/>
+      </w:pPr>
+      <w:r>
+        <w:t xml:space="preserve">In a lambda expression only identifiers are accessible that captured from the surrounding scopes, because the scope of a lambda expression is not nested within its surrounding scope.</w:t>
+      </w:r>
+      <w:r>
+        <w:t xml:space="preserve"> </w:t>
+      </w:r>
+      <w:r>
+        <w:t xml:space="preserve">Variables with static storage duration or</w:t>
+      </w:r>
+      <w:r>
+        <w:t xml:space="preserve"> </w:t>
+      </w:r>
+      <w:r>
+        <w:rPr>
+          <w:rStyle w:val="VerbatimChar"/>
+        </w:rPr>
+        <w:t xml:space="preserve">constexpr</w:t>
+      </w:r>
+      <w:r>
+        <w:t xml:space="preserve"> </w:t>
+      </w:r>
+      <w:r>
+        <w:t xml:space="preserve">variables are also accessible, because they allow the lambda to be returned from its current scope without dangling.</w:t>
+      </w:r>
+      <w:r>
+        <w:t xml:space="preserve"> </w:t>
+      </w:r>
+      <w:r>
+        <w:t xml:space="preserve">Some special rules apply for lambdas in member functions when capturing</w:t>
+      </w:r>
+      <w:r>
+        <w:t xml:space="preserve"> </w:t>
+      </w:r>
+      <w:r>
+        <w:rPr>
+          <w:rStyle w:val="VerbatimChar"/>
+        </w:rPr>
+        <w:t xml:space="preserve">this</w:t>
+      </w:r>
+      <w:r>
+        <w:t xml:space="preserve"> </w:t>
+      </w:r>
+      <w:r>
+        <w:t xml:space="preserve">with respect to the member functions.</w:t>
+      </w:r>
+      <w:r>
+        <w:t xml:space="preserve"> </w:t>
+      </w:r>
+      <w:r>
+        <w:t xml:space="preserve">Lambda capture defaults</w:t>
+      </w:r>
+      <w:r>
+        <w:t xml:space="preserve"> </w:t>
+      </w:r>
+      <w:r>
+        <w:rPr>
+          <w:rStyle w:val="NormalTok"/>
+        </w:rPr>
+        <w:t xml:space="preserve">[&amp;]</w:t>
+      </w:r>
+      <w:r>
+        <w:t xml:space="preserve"> </w:t>
+      </w:r>
+      <w:r>
+        <w:t xml:space="preserve">or</w:t>
+      </w:r>
+      <w:r>
+        <w:t xml:space="preserve"> </w:t>
+      </w:r>
+      <w:r>
+        <w:rPr>
+          <w:rStyle w:val="VerbatimChar"/>
+        </w:rPr>
+        <w:t xml:space="preserve">[=]</w:t>
+      </w:r>
+      <w:r>
+        <w:t xml:space="preserve">.{cpp} carry the risk to accidentally access an unintended variable from the outer scopes.</w:t>
+      </w:r>
+    </w:p>
+    <w:p>
+      <w:pPr>
+        <w:pStyle w:val="SourceCode"/>
+      </w:pPr>
+      <w:r>
+        <w:rPr>
+          <w:rStyle w:val="VerbatimChar"/>
+        </w:rPr>
+        <w:t xml:space="preserve">int a1{0};</w:t>
+      </w:r>
+      <w:r>
+        <w:br/>
+      </w:r>
+      <w:r>
+        <w:rPr>
+          <w:rStyle w:val="VerbatimChar"/>
+        </w:rPr>
+        <w:t xml:space="preserve">void bar(){</w:t>
+      </w:r>
+      <w:r>
+        <w:br/>
+      </w:r>
+      <w:r>
+        <w:rPr>
+          <w:rStyle w:val="VerbatimChar"/>
+        </w:rPr>
+        <w:t xml:space="preserve">    constexpr int b{42};</w:t>
+      </w:r>
+      <w:r>
+        <w:br/>
+      </w:r>
+      <w:r>
+        <w:rPr>
+          <w:rStyle w:val="VerbatimChar"/>
+        </w:rPr>
+        <w:t xml:space="preserve">    int a2{3};</w:t>
+      </w:r>
+      <w:r>
+        <w:br/>
+      </w:r>
+      <w:r>
+        <w:rPr>
+          <w:rStyle w:val="VerbatimChar"/>
+        </w:rPr>
+        <w:t xml:space="preserve">    [](){  // ok to use std::cout because its global</w:t>
+      </w:r>
+      <w:r>
+        <w:br/>
+      </w:r>
+      <w:r>
+        <w:rPr>
+          <w:rStyle w:val="VerbatimChar"/>
+        </w:rPr>
+        <w:t xml:space="preserve">        std::cout &lt;&lt; a1; // typo prints 0</w:t>
+      </w:r>
+      <w:r>
+        <w:br/>
+      </w:r>
+      <w:r>
+        <w:rPr>
+          <w:rStyle w:val="VerbatimChar"/>
+        </w:rPr>
+        <w:t xml:space="preserve">        std::cout &lt;&lt; b; // constexpr OK</w:t>
+      </w:r>
+      <w:r>
+        <w:br/>
+      </w:r>
+      <w:r>
+        <w:rPr>
+          <w:rStyle w:val="VerbatimChar"/>
+        </w:rPr>
+        <w:t xml:space="preserve">    }();</w:t>
+      </w:r>
+      <w:r>
+        <w:br/>
+      </w:r>
+      <w:r>
+        <w:rPr>
+          <w:rStyle w:val="VerbatimChar"/>
+        </w:rPr>
+        <w:t xml:space="preserve">    auto lam=[=](){</w:t>
+      </w:r>
+      <w:r>
+        <w:br/>
+      </w:r>
+      <w:r>
+        <w:rPr>
+          <w:rStyle w:val="VerbatimChar"/>
+        </w:rPr>
+        <w:t xml:space="preserve">        std::cout &lt;&lt; a2;</w:t>
+      </w:r>
+      <w:r>
+        <w:br/>
+      </w:r>
+      <w:r>
+        <w:rPr>
+          <w:rStyle w:val="VerbatimChar"/>
+        </w:rPr>
+        <w:t xml:space="preserve">    };</w:t>
+      </w:r>
+      <w:r>
+        <w:br/>
+      </w:r>
+      <w:r>
+        <w:rPr>
+          <w:rStyle w:val="VerbatimChar"/>
+        </w:rPr>
+        <w:t xml:space="preserve">    {</w:t>
+      </w:r>
+      <w:r>
+        <w:br/>
+      </w:r>
+      <w:r>
+        <w:rPr>
+          <w:rStyle w:val="VerbatimChar"/>
+        </w:rPr>
+        <w:t xml:space="preserve">        int a2{4};</w:t>
+      </w:r>
+      <w:r>
+        <w:br/>
+      </w:r>
+      <w:r>
+        <w:rPr>
+          <w:rStyle w:val="VerbatimChar"/>
+        </w:rPr>
+        <w:t xml:space="preserve">        [a2](){</w:t>
+      </w:r>
+      <w:r>
+        <w:br/>
+      </w:r>
+      <w:r>
+        <w:rPr>
+          <w:rStyle w:val="VerbatimChar"/>
+        </w:rPr>
+        <w:t xml:space="preserve">            std::cout &lt;&lt; a2; // prints 4</w:t>
+      </w:r>
+      <w:r>
+        <w:br/>
+      </w:r>
+      <w:r>
+        <w:rPr>
+          <w:rStyle w:val="VerbatimChar"/>
+        </w:rPr>
+        <w:t xml:space="preserve">        }();</w:t>
+      </w:r>
+      <w:r>
+        <w:br/>
+      </w:r>
+      <w:r>
+        <w:rPr>
+          <w:rStyle w:val="VerbatimChar"/>
+        </w:rPr>
+        <w:t xml:space="preserve">        lam(); // prints 3</w:t>
+      </w:r>
+      <w:r>
+        <w:br/>
+      </w:r>
+      <w:r>
+        <w:rPr>
+          <w:rStyle w:val="VerbatimChar"/>
+        </w:rPr>
+        <w:t xml:space="preserve">    }</w:t>
+      </w:r>
+      <w:r>
+        <w:br/>
+      </w:r>
+      <w:r>
+        <w:rPr>
+          <w:rStyle w:val="VerbatimChar"/>
+        </w:rPr>
+        <w:t xml:space="preserve">}</w:t>
+      </w:r>
+    </w:p>
+    <w:p>
+      <w:pPr>
+        <w:pStyle w:val="FirstParagraph"/>
+      </w:pPr>
+      <w:r>
+        <w:rPr>
+          <w:b/>
+        </w:rPr>
+        <w:t xml:space="preserve">TODO Overload resolution is in 6.21</w:t>
       </w:r>
     </w:p>
     <w:p>
@@ -22324,849 +22654,10 @@
         <w:pStyle w:val="BodyText"/>
       </w:pPr>
       <w:r>
-        <w:t xml:space="preserve">If implicit conversions can happen on arguments, the overload selected can be</w:t>
-      </w:r>
-      <w:r>
-        <w:t xml:space="preserve"> </w:t>
-      </w:r>
-      <w:r>
-        <w:t xml:space="preserve">different from programmer expectation,</w:t>
-      </w:r>
-      <w:r>
-        <w:t xml:space="preserve"> </w:t>
-      </w:r>
-      <w:r>
-        <w:t xml:space="preserve">especially when an argument is of a type that can be implicitly converted to another type where a</w:t>
-      </w:r>
-      <w:r>
-        <w:t xml:space="preserve"> </w:t>
-      </w:r>
-      <w:r>
-        <w:t xml:space="preserve">corresponding overload is defined.</w:t>
-      </w:r>
-      <w:r>
-        <w:t xml:space="preserve"> </w:t>
-      </w:r>
-      <w:r>
-        <w:t xml:space="preserve">Visibility of an overload may make it eligible, even if neither</w:t>
-      </w:r>
-      <w:r>
-        <w:t xml:space="preserve"> </w:t>
-      </w:r>
-      <w:r>
-        <w:t xml:space="preserve">argument matches the parameter types directly.</w:t>
-      </w:r>
-      <w:r>
-        <w:t xml:space="preserve"> </w:t>
-      </w:r>
-      <w:r>
-        <w:t xml:space="preserve">In the best case this leads to a compile error due to ambiguities, but it can also result in perfectly</w:t>
-      </w:r>
-      <w:r>
-        <w:t xml:space="preserve"> </w:t>
-      </w:r>
-      <w:r>
-        <w:t xml:space="preserve">compiling code executing an unexcepted overload.</w:t>
-      </w:r>
-    </w:p>
-    <w:p>
-      <w:pPr>
-        <w:pStyle w:val="BodyText"/>
-      </w:pPr>
-      <w:r>
-        <w:t xml:space="preserve">The following example demonstrates part of the problem:</w:t>
-      </w:r>
-    </w:p>
-    <w:p>
-      <w:pPr>
-        <w:pStyle w:val="SourceCode"/>
-      </w:pPr>
-      <w:r>
-        <w:rPr>
-          <w:rStyle w:val="PreprocessorTok"/>
-        </w:rPr>
-        <w:t xml:space="preserve">#include </w:t>
-      </w:r>
-      <w:r>
-        <w:rPr>
-          <w:rStyle w:val="ImportTok"/>
-        </w:rPr>
-        <w:t xml:space="preserve">&lt;iostream&gt;</w:t>
-      </w:r>
-      <w:r>
-        <w:br/>
-      </w:r>
-      <w:r>
-        <w:rPr>
-          <w:rStyle w:val="PreprocessorTok"/>
-        </w:rPr>
-        <w:t xml:space="preserve">#include </w:t>
-      </w:r>
-      <w:r>
-        <w:rPr>
-          <w:rStyle w:val="ImportTok"/>
-        </w:rPr>
-        <w:t xml:space="preserve">&lt;typeinfo&gt;</w:t>
-      </w:r>
-      <w:r>
-        <w:br/>
-      </w:r>
-      <w:r>
-        <w:br/>
-      </w:r>
-      <w:r>
-        <w:rPr>
-          <w:rStyle w:val="KeywordTok"/>
-        </w:rPr>
-        <w:t xml:space="preserve">namespace</w:t>
-      </w:r>
-      <w:r>
-        <w:rPr>
-          <w:rStyle w:val="NormalTok"/>
-        </w:rPr>
-        <w:t xml:space="preserve"> Y {</w:t>
-      </w:r>
-      <w:r>
-        <w:br/>
-      </w:r>
-      <w:r>
-        <w:rPr>
-          <w:rStyle w:val="KeywordTok"/>
-        </w:rPr>
-        <w:t xml:space="preserve">template</w:t>
-      </w:r>
-      <w:r>
-        <w:rPr>
-          <w:rStyle w:val="NormalTok"/>
-        </w:rPr>
-        <w:t xml:space="preserve"> &lt;</w:t>
-      </w:r>
-      <w:r>
-        <w:rPr>
-          <w:rStyle w:val="KeywordTok"/>
-        </w:rPr>
-        <w:t xml:space="preserve">typename</w:t>
-      </w:r>
-      <w:r>
-        <w:rPr>
-          <w:rStyle w:val="NormalTok"/>
-        </w:rPr>
-        <w:t xml:space="preserve"> T&gt;</w:t>
-      </w:r>
-      <w:r>
-        <w:br/>
-      </w:r>
-      <w:r>
-        <w:rPr>
-          <w:rStyle w:val="DataTypeTok"/>
-        </w:rPr>
-        <w:t xml:space="preserve">void</w:t>
-      </w:r>
-      <w:r>
-        <w:rPr>
-          <w:rStyle w:val="NormalTok"/>
-        </w:rPr>
-        <w:t xml:space="preserve"> print(T i){</w:t>
-      </w:r>
-      <w:r>
-        <w:br/>
-      </w:r>
-      <w:r>
-        <w:rPr>
-          <w:rStyle w:val="NormalTok"/>
-        </w:rPr>
-        <w:t xml:space="preserve">    </w:t>
-      </w:r>
-      <w:r>
-        <w:rPr>
-          <w:rStyle w:val="BuiltInTok"/>
-        </w:rPr>
-        <w:t xml:space="preserve">std::</w:t>
-      </w:r>
-      <w:r>
-        <w:rPr>
-          <w:rStyle w:val="NormalTok"/>
-        </w:rPr>
-        <w:t xml:space="preserve">cout &lt;&lt; </w:t>
-      </w:r>
-      <w:r>
-        <w:rPr>
-          <w:rStyle w:val="KeywordTok"/>
-        </w:rPr>
-        <w:t xml:space="preserve">typeid</w:t>
-      </w:r>
-      <w:r>
-        <w:rPr>
-          <w:rStyle w:val="NormalTok"/>
-        </w:rPr>
-        <w:t xml:space="preserve">(T).name()&lt;&lt; </w:t>
-      </w:r>
-      <w:r>
-        <w:rPr>
-          <w:rStyle w:val="StringTok"/>
-        </w:rPr>
-        <w:t xml:space="preserve">":"</w:t>
-      </w:r>
-      <w:r>
-        <w:rPr>
-          <w:rStyle w:val="NormalTok"/>
-        </w:rPr>
-        <w:t xml:space="preserve"> &lt;&lt; i ;</w:t>
-      </w:r>
-      <w:r>
-        <w:br/>
-      </w:r>
-      <w:r>
-        <w:rPr>
-          <w:rStyle w:val="NormalTok"/>
-        </w:rPr>
-        <w:t xml:space="preserve">}</w:t>
-      </w:r>
-      <w:r>
-        <w:br/>
-      </w:r>
-      <w:r>
-        <w:rPr>
-          <w:rStyle w:val="KeywordTok"/>
-        </w:rPr>
-        <w:t xml:space="preserve">template</w:t>
-      </w:r>
-      <w:r>
-        <w:rPr>
-          <w:rStyle w:val="NormalTok"/>
-        </w:rPr>
-        <w:t xml:space="preserve"> &lt;</w:t>
-      </w:r>
-      <w:r>
-        <w:rPr>
-          <w:rStyle w:val="KeywordTok"/>
-        </w:rPr>
-        <w:t xml:space="preserve">typename</w:t>
-      </w:r>
-      <w:r>
-        <w:rPr>
-          <w:rStyle w:val="NormalTok"/>
-        </w:rPr>
-        <w:t xml:space="preserve"> T&gt;</w:t>
-      </w:r>
-      <w:r>
-        <w:br/>
-      </w:r>
-      <w:r>
-        <w:rPr>
-          <w:rStyle w:val="DataTypeTok"/>
-        </w:rPr>
-        <w:t xml:space="preserve">void</w:t>
-      </w:r>
-      <w:r>
-        <w:rPr>
-          <w:rStyle w:val="NormalTok"/>
-        </w:rPr>
-        <w:t xml:space="preserve"> println(T x){</w:t>
-      </w:r>
-      <w:r>
-        <w:br/>
-      </w:r>
-      <w:r>
-        <w:rPr>
-          <w:rStyle w:val="NormalTok"/>
-        </w:rPr>
-        <w:t xml:space="preserve">    print(x); </w:t>
-      </w:r>
-      <w:r>
-        <w:rPr>
-          <w:rStyle w:val="CommentTok"/>
-        </w:rPr>
-        <w:t xml:space="preserve">// expects to call Y::print</w:t>
-      </w:r>
-      <w:r>
-        <w:br/>
-      </w:r>
-      <w:r>
-        <w:rPr>
-          <w:rStyle w:val="NormalTok"/>
-        </w:rPr>
-        <w:t xml:space="preserve">    </w:t>
-      </w:r>
-      <w:r>
-        <w:rPr>
-          <w:rStyle w:val="BuiltInTok"/>
-        </w:rPr>
-        <w:t xml:space="preserve">std::</w:t>
-      </w:r>
-      <w:r>
-        <w:rPr>
-          <w:rStyle w:val="NormalTok"/>
-        </w:rPr>
-        <w:t xml:space="preserve">cout&lt;&lt;</w:t>
-      </w:r>
-      <w:r>
-        <w:rPr>
-          <w:rStyle w:val="CharTok"/>
-        </w:rPr>
-        <w:t xml:space="preserve">'</w:t>
-      </w:r>
-      <w:r>
-        <w:rPr>
-          <w:rStyle w:val="SpecialCharTok"/>
-        </w:rPr>
-        <w:t xml:space="preserve">\n</w:t>
-      </w:r>
-      <w:r>
-        <w:rPr>
-          <w:rStyle w:val="CharTok"/>
-        </w:rPr>
-        <w:t xml:space="preserve">'</w:t>
-      </w:r>
-      <w:r>
-        <w:rPr>
-          <w:rStyle w:val="NormalTok"/>
-        </w:rPr>
-        <w:t xml:space="preserve">;</w:t>
-      </w:r>
-      <w:r>
-        <w:br/>
-      </w:r>
-      <w:r>
-        <w:rPr>
-          <w:rStyle w:val="NormalTok"/>
-        </w:rPr>
-        <w:t xml:space="preserve">}</w:t>
-      </w:r>
-      <w:r>
-        <w:br/>
-      </w:r>
-      <w:r>
-        <w:rPr>
-          <w:rStyle w:val="NormalTok"/>
-        </w:rPr>
-        <w:t xml:space="preserve">} </w:t>
-      </w:r>
-      <w:r>
-        <w:br/>
-      </w:r>
-      <w:r>
-        <w:rPr>
-          <w:rStyle w:val="KeywordTok"/>
-        </w:rPr>
-        <w:t xml:space="preserve">namespace</w:t>
-      </w:r>
-      <w:r>
-        <w:rPr>
-          <w:rStyle w:val="NormalTok"/>
-        </w:rPr>
-        <w:t xml:space="preserve"> X {</w:t>
-      </w:r>
-      <w:r>
-        <w:br/>
-      </w:r>
-      <w:r>
-        <w:rPr>
-          <w:rStyle w:val="NormalTok"/>
-        </w:rPr>
-        <w:t xml:space="preserve">   </w:t>
-      </w:r>
-      <w:r>
-        <w:rPr>
-          <w:rStyle w:val="KeywordTok"/>
-        </w:rPr>
-        <w:t xml:space="preserve">struct</w:t>
-      </w:r>
-      <w:r>
-        <w:rPr>
-          <w:rStyle w:val="NormalTok"/>
-        </w:rPr>
-        <w:t xml:space="preserve"> A{</w:t>
-      </w:r>
-      <w:r>
-        <w:br/>
-      </w:r>
-      <w:r>
-        <w:rPr>
-          <w:rStyle w:val="NormalTok"/>
-        </w:rPr>
-        <w:t xml:space="preserve">        A(</w:t>
-      </w:r>
-      <w:r>
-        <w:rPr>
-          <w:rStyle w:val="DataTypeTok"/>
-        </w:rPr>
-        <w:t xml:space="preserve">double</w:t>
-      </w:r>
-      <w:r>
-        <w:rPr>
-          <w:rStyle w:val="NormalTok"/>
-        </w:rPr>
-        <w:t xml:space="preserve">){}</w:t>
-      </w:r>
-      <w:r>
-        <w:br/>
-      </w:r>
-      <w:r>
-        <w:rPr>
-          <w:rStyle w:val="NormalTok"/>
-        </w:rPr>
-        <w:t xml:space="preserve">        </w:t>
-      </w:r>
-      <w:r>
-        <w:rPr>
-          <w:rStyle w:val="KeywordTok"/>
-        </w:rPr>
-        <w:t xml:space="preserve">friend</w:t>
-      </w:r>
-      <w:r>
-        <w:rPr>
-          <w:rStyle w:val="NormalTok"/>
-        </w:rPr>
-        <w:t xml:space="preserve"> </w:t>
-      </w:r>
-      <w:r>
-        <w:rPr>
-          <w:rStyle w:val="CommentTok"/>
-        </w:rPr>
-        <w:t xml:space="preserve">// make this a hidden friend</w:t>
-      </w:r>
-      <w:r>
-        <w:br/>
-      </w:r>
-      <w:r>
-        <w:rPr>
-          <w:rStyle w:val="NormalTok"/>
-        </w:rPr>
-        <w:t xml:space="preserve">        </w:t>
-      </w:r>
-      <w:r>
-        <w:rPr>
-          <w:rStyle w:val="BuiltInTok"/>
-        </w:rPr>
-        <w:t xml:space="preserve">std::</w:t>
-      </w:r>
-      <w:r>
-        <w:rPr>
-          <w:rStyle w:val="NormalTok"/>
-        </w:rPr>
-        <w:t xml:space="preserve">ostream &amp; </w:t>
-      </w:r>
-      <w:r>
-        <w:rPr>
-          <w:rStyle w:val="KeywordTok"/>
-        </w:rPr>
-        <w:t xml:space="preserve">operator</w:t>
-      </w:r>
-      <w:r>
-        <w:rPr>
-          <w:rStyle w:val="NormalTok"/>
-        </w:rPr>
-        <w:t xml:space="preserve"> &lt;&lt; (</w:t>
-      </w:r>
-      <w:r>
-        <w:rPr>
-          <w:rStyle w:val="BuiltInTok"/>
-        </w:rPr>
-        <w:t xml:space="preserve">std::</w:t>
-      </w:r>
-      <w:r>
-        <w:rPr>
-          <w:rStyle w:val="NormalTok"/>
-        </w:rPr>
-        <w:t xml:space="preserve">ostream &amp; out, A </w:t>
-      </w:r>
-      <w:r>
-        <w:rPr>
-          <w:rStyle w:val="AttributeTok"/>
-        </w:rPr>
-        <w:t xml:space="preserve">const</w:t>
-      </w:r>
-      <w:r>
-        <w:rPr>
-          <w:rStyle w:val="NormalTok"/>
-        </w:rPr>
-        <w:t xml:space="preserve"> &amp;a){</w:t>
-      </w:r>
-      <w:r>
-        <w:br/>
-      </w:r>
-      <w:r>
-        <w:rPr>
-          <w:rStyle w:val="NormalTok"/>
-        </w:rPr>
-        <w:t xml:space="preserve">            </w:t>
-      </w:r>
-      <w:r>
-        <w:rPr>
-          <w:rStyle w:val="ControlFlowTok"/>
-        </w:rPr>
-        <w:t xml:space="preserve">return</w:t>
-      </w:r>
-      <w:r>
-        <w:rPr>
-          <w:rStyle w:val="NormalTok"/>
-        </w:rPr>
-        <w:t xml:space="preserve"> out &lt;&lt; </w:t>
-      </w:r>
-      <w:r>
-        <w:rPr>
-          <w:rStyle w:val="StringTok"/>
-        </w:rPr>
-        <w:t xml:space="preserve">"An A as expected</w:t>
-      </w:r>
-      <w:r>
-        <w:rPr>
-          <w:rStyle w:val="SpecialCharTok"/>
-        </w:rPr>
-        <w:t xml:space="preserve">\n</w:t>
-      </w:r>
-      <w:r>
-        <w:rPr>
-          <w:rStyle w:val="StringTok"/>
-        </w:rPr>
-        <w:t xml:space="preserve">"</w:t>
-      </w:r>
-      <w:r>
-        <w:rPr>
-          <w:rStyle w:val="NormalTok"/>
-        </w:rPr>
-        <w:t xml:space="preserve">;</w:t>
-      </w:r>
-      <w:r>
-        <w:br/>
-      </w:r>
-      <w:r>
-        <w:rPr>
-          <w:rStyle w:val="NormalTok"/>
-        </w:rPr>
-        <w:t xml:space="preserve">        } </w:t>
-      </w:r>
-      <w:r>
-        <w:br/>
-      </w:r>
-      <w:r>
-        <w:rPr>
-          <w:rStyle w:val="NormalTok"/>
-        </w:rPr>
-        <w:t xml:space="preserve">    };</w:t>
-      </w:r>
-      <w:r>
-        <w:br/>
-      </w:r>
-      <w:r>
-        <w:rPr>
-          <w:rStyle w:val="NormalTok"/>
-        </w:rPr>
-        <w:t xml:space="preserve">    </w:t>
-      </w:r>
-      <w:r>
-        <w:rPr>
-          <w:rStyle w:val="DataTypeTok"/>
-        </w:rPr>
-        <w:t xml:space="preserve">void</w:t>
-      </w:r>
-      <w:r>
-        <w:rPr>
-          <w:rStyle w:val="NormalTok"/>
-        </w:rPr>
-        <w:t xml:space="preserve"> print(A a){ </w:t>
-      </w:r>
-      <w:r>
-        <w:rPr>
-          <w:rStyle w:val="CommentTok"/>
-        </w:rPr>
-        <w:t xml:space="preserve">// not expected to be called by println</w:t>
-      </w:r>
-      <w:r>
-        <w:br/>
-      </w:r>
-      <w:r>
-        <w:rPr>
-          <w:rStyle w:val="NormalTok"/>
-        </w:rPr>
-        <w:t xml:space="preserve">        </w:t>
-      </w:r>
-      <w:r>
-        <w:rPr>
-          <w:rStyle w:val="BuiltInTok"/>
-        </w:rPr>
-        <w:t xml:space="preserve">std::</w:t>
-      </w:r>
-      <w:r>
-        <w:rPr>
-          <w:rStyle w:val="NormalTok"/>
-        </w:rPr>
-        <w:t xml:space="preserve">cout &lt;&lt; </w:t>
-      </w:r>
-      <w:r>
-        <w:rPr>
-          <w:rStyle w:val="StringTok"/>
-        </w:rPr>
-        <w:t xml:space="preserve">"Surprise happens!"</w:t>
-      </w:r>
-      <w:r>
-        <w:rPr>
-          <w:rStyle w:val="NormalTok"/>
-        </w:rPr>
-        <w:t xml:space="preserve">;</w:t>
-      </w:r>
-      <w:r>
-        <w:br/>
-      </w:r>
-      <w:r>
-        <w:rPr>
-          <w:rStyle w:val="NormalTok"/>
-        </w:rPr>
-        <w:t xml:space="preserve">    }</w:t>
-      </w:r>
-      <w:r>
-        <w:br/>
-      </w:r>
-      <w:r>
-        <w:rPr>
-          <w:rStyle w:val="NormalTok"/>
-        </w:rPr>
-        <w:t xml:space="preserve">}</w:t>
-      </w:r>
-      <w:r>
-        <w:br/>
-      </w:r>
-      <w:r>
-        <w:rPr>
-          <w:rStyle w:val="DataTypeTok"/>
-        </w:rPr>
-        <w:t xml:space="preserve">int</w:t>
-      </w:r>
-      <w:r>
-        <w:rPr>
-          <w:rStyle w:val="NormalTok"/>
-        </w:rPr>
-        <w:t xml:space="preserve"> main(){</w:t>
-      </w:r>
-      <w:r>
-        <w:br/>
-      </w:r>
-      <w:r>
-        <w:rPr>
-          <w:rStyle w:val="NormalTok"/>
-        </w:rPr>
-        <w:t xml:space="preserve">    X::A a{</w:t>
-      </w:r>
-      <w:r>
-        <w:rPr>
-          <w:rStyle w:val="FloatTok"/>
-        </w:rPr>
-        <w:t xml:space="preserve">3.14</w:t>
-      </w:r>
-      <w:r>
-        <w:rPr>
-          <w:rStyle w:val="NormalTok"/>
-        </w:rPr>
-        <w:t xml:space="preserve">};</w:t>
-      </w:r>
-      <w:r>
-        <w:br/>
-      </w:r>
-      <w:r>
-        <w:rPr>
-          <w:rStyle w:val="NormalTok"/>
-        </w:rPr>
-        <w:t xml:space="preserve">    Y::println(</w:t>
-      </w:r>
-      <w:r>
-        <w:rPr>
-          <w:rStyle w:val="DecValTok"/>
-        </w:rPr>
-        <w:t xml:space="preserve">42</w:t>
-      </w:r>
-      <w:r>
-        <w:rPr>
-          <w:rStyle w:val="NormalTok"/>
-        </w:rPr>
-        <w:t xml:space="preserve">); </w:t>
-      </w:r>
-      <w:r>
-        <w:rPr>
-          <w:rStyle w:val="CommentTok"/>
-        </w:rPr>
-        <w:t xml:space="preserve">// i:42 - calls Y::print</w:t>
-      </w:r>
-      <w:r>
-        <w:br/>
-      </w:r>
-      <w:r>
-        <w:rPr>
-          <w:rStyle w:val="NormalTok"/>
-        </w:rPr>
-        <w:t xml:space="preserve">    </w:t>
-      </w:r>
-      <w:r>
-        <w:rPr>
-          <w:rStyle w:val="BuiltInTok"/>
-        </w:rPr>
-        <w:t xml:space="preserve">std::</w:t>
-      </w:r>
-      <w:r>
-        <w:rPr>
-          <w:rStyle w:val="NormalTok"/>
-        </w:rPr>
-        <w:t xml:space="preserve">cout &lt;&lt; a; </w:t>
-      </w:r>
-      <w:r>
-        <w:rPr>
-          <w:rStyle w:val="CommentTok"/>
-        </w:rPr>
-        <w:t xml:space="preserve">// An A as expected - calls X::operator&lt;&lt;</w:t>
-      </w:r>
-      <w:r>
-        <w:br/>
-      </w:r>
-      <w:r>
-        <w:rPr>
-          <w:rStyle w:val="NormalTok"/>
-        </w:rPr>
-        <w:t xml:space="preserve">    Y::println(a);  </w:t>
-      </w:r>
-      <w:r>
-        <w:rPr>
-          <w:rStyle w:val="CommentTok"/>
-        </w:rPr>
-        <w:t xml:space="preserve">// Surprise happens! - calls X::print</w:t>
-      </w:r>
-      <w:r>
-        <w:br/>
-      </w:r>
-      <w:r>
-        <w:rPr>
-          <w:rStyle w:val="NormalTok"/>
-        </w:rPr>
-        <w:t xml:space="preserve">    Y::println(</w:t>
-      </w:r>
-      <w:r>
-        <w:rPr>
-          <w:rStyle w:val="DecValTok"/>
-        </w:rPr>
-        <w:t xml:space="preserve">42</w:t>
-      </w:r>
-      <w:r>
-        <w:rPr>
-          <w:rStyle w:val="BuiltInTok"/>
-        </w:rPr>
-        <w:t xml:space="preserve">u</w:t>
-      </w:r>
-      <w:r>
-        <w:rPr>
-          <w:rStyle w:val="NormalTok"/>
-        </w:rPr>
-        <w:t xml:space="preserve">);</w:t>
-      </w:r>
-      <w:r>
-        <w:rPr>
-          <w:rStyle w:val="CommentTok"/>
-        </w:rPr>
-        <w:t xml:space="preserve">// u:42 - calls Y::print</w:t>
-      </w:r>
-      <w:r>
-        <w:br/>
-      </w:r>
-      <w:r>
-        <w:rPr>
-          <w:rStyle w:val="NormalTok"/>
-        </w:rPr>
-        <w:t xml:space="preserve">}</w:t>
-      </w:r>
-    </w:p>
-    <w:p>
-      <w:pPr>
-        <w:pStyle w:val="FirstParagraph"/>
-      </w:pPr>
-      <w:r>
-        <w:t xml:space="preserve">The above code calls the overload</w:t>
-      </w:r>
-      <w:r>
-        <w:t xml:space="preserve"> </w:t>
-      </w:r>
-      <w:r>
-        <w:rPr>
-          <w:rStyle w:val="VerbatimChar"/>
-        </w:rPr>
-        <w:t xml:space="preserve">print(A)</w:t>
-      </w:r>
-      <w:r>
-        <w:t xml:space="preserve"> </w:t>
-      </w:r>
-      <w:r>
-        <w:t xml:space="preserve">from println since it is pulled in by ADL.</w:t>
-      </w:r>
-      <w:r>
-        <w:t xml:space="preserve"> </w:t>
-      </w:r>
-      <w:r>
-        <w:t xml:space="preserve">On the other hand, ADL is required to work to allow the output operator for type</w:t>
-      </w:r>
-      <w:r>
-        <w:t xml:space="preserve"> </w:t>
-      </w:r>
-      <w:r>
-        <w:rPr>
-          <w:rStyle w:val="VerbatimChar"/>
-        </w:rPr>
-        <w:t xml:space="preserve">X::A</w:t>
-      </w:r>
-      <w:r>
-        <w:t xml:space="preserve"> </w:t>
-      </w:r>
-      <w:r>
-        <w:t xml:space="preserve">to work.</w:t>
-      </w:r>
-    </w:p>
-    <w:p>
-      <w:pPr>
-        <w:pStyle w:val="BodyText"/>
-      </w:pPr>
-      <w:r>
-        <w:t xml:space="preserve">The consideration of implicit conversions together with ADL can be suppressed by</w:t>
-      </w:r>
-      <w:r>
-        <w:t xml:space="preserve"> </w:t>
-      </w:r>
-      <w:r>
-        <w:t xml:space="preserve">defining operator overloads as class members or as</w:t>
-      </w:r>
-      <w:r>
-        <w:t xml:space="preserve"> </w:t>
-      </w:r>
-      <w:r>
         <w:rPr>
           <w:i/>
         </w:rPr>
-        <w:t xml:space="preserve">hidden friends</w:t>
-      </w:r>
-      <w:r>
-        <w:t xml:space="preserve">.</w:t>
-      </w:r>
-      <w:r>
-        <w:t xml:space="preserve"> </w:t>
-      </w:r>
-      <w:r>
-        <w:t xml:space="preserve">Generic base classes can provide mix-in facilities for</w:t>
-      </w:r>
-      <w:r>
-        <w:t xml:space="preserve"> </w:t>
-      </w:r>
-      <w:r>
-        <w:rPr>
-          <w:i/>
-        </w:rPr>
-        <w:t xml:space="preserve">hidden friends</w:t>
-      </w:r>
-      <w:r>
-        <w:t xml:space="preserve"> </w:t>
-      </w:r>
-      <w:r>
-        <w:t xml:space="preserve">by taking the</w:t>
-      </w:r>
-      <w:r>
-        <w:t xml:space="preserve"> </w:t>
-      </w:r>
-      <w:r>
-        <w:t xml:space="preserve">argument type that is the derived class as template parameter.</w:t>
+        <w:t xml:space="preserve">what remains here</w:t>
       </w:r>
     </w:p>
     <w:bookmarkEnd w:id="94"/>
@@ -23219,90 +22710,6 @@
       </w:r>
       <w:r>
         <w:t xml:space="preserve">introduced from different scopes.</w:t>
-      </w:r>
-    </w:p>
-    <w:p>
-      <w:pPr>
-        <w:numPr>
-          <w:ilvl w:val="0"/>
-          <w:numId w:val="1046"/>
-        </w:numPr>
-      </w:pPr>
-      <w:r>
-        <w:t xml:space="preserve">Document argument-dependent lookup usage where name qualification is</w:t>
-      </w:r>
-      <w:r>
-        <w:t xml:space="preserve"> </w:t>
-      </w:r>
-      <w:r>
-        <w:t xml:space="preserve">not desirable.</w:t>
-      </w:r>
-    </w:p>
-    <w:p>
-      <w:pPr>
-        <w:numPr>
-          <w:ilvl w:val="0"/>
-          <w:numId w:val="1046"/>
-        </w:numPr>
-      </w:pPr>
-      <w:r>
-        <w:t xml:space="preserve">Limit the visibility of overloaded operators or functions for class types</w:t>
-      </w:r>
-      <w:r>
-        <w:t xml:space="preserve"> </w:t>
-      </w:r>
-      <w:r>
-        <w:t xml:space="preserve">by defining them as member functions or</w:t>
-      </w:r>
-      <w:r>
-        <w:t xml:space="preserve"> </w:t>
-      </w:r>
-      <w:r>
-        <w:rPr>
-          <w:i/>
-        </w:rPr>
-        <w:t xml:space="preserve">hidden friends</w:t>
-      </w:r>
-      <w:r>
-        <w:t xml:space="preserve">.</w:t>
-      </w:r>
-    </w:p>
-    <w:p>
-      <w:pPr>
-        <w:numPr>
-          <w:ilvl w:val="0"/>
-          <w:numId w:val="1046"/>
-        </w:numPr>
-      </w:pPr>
-      <w:r>
-        <w:t xml:space="preserve">Place overloaded operators that are not class members and cannot be provided</w:t>
-      </w:r>
-      <w:r>
-        <w:t xml:space="preserve"> </w:t>
-      </w:r>
-      <w:r>
-        <w:t xml:space="preserve">as</w:t>
-      </w:r>
-      <w:r>
-        <w:t xml:space="preserve"> </w:t>
-      </w:r>
-      <w:r>
-        <w:rPr>
-          <w:i/>
-        </w:rPr>
-        <w:t xml:space="preserve">hidden friends</w:t>
-      </w:r>
-      <w:r>
-        <w:t xml:space="preserve"> </w:t>
-      </w:r>
-      <w:r>
-        <w:t xml:space="preserve">together with their argument type in a namespace that is</w:t>
-      </w:r>
-      <w:r>
-        <w:t xml:space="preserve"> </w:t>
-      </w:r>
-      <w:r>
-        <w:t xml:space="preserve">not the global namespace,so that they are picked up by ADL.</w:t>
       </w:r>
     </w:p>
     <w:p>
@@ -23822,59 +23229,6 @@
       </w:pPr>
       <w:r>
         <w:t xml:space="preserve">a template specialization.</w:t>
-      </w:r>
-    </w:p>
-    <w:p>
-      <w:pPr>
-        <w:pStyle w:val="FirstParagraph"/>
-      </w:pPr>
-      <w:r>
-        <w:t xml:space="preserve">A</w:t>
-      </w:r>
-      <w:r>
-        <w:t xml:space="preserve"> </w:t>
-      </w:r>
-      <w:r>
-        <w:rPr>
-          <w:i/>
-        </w:rPr>
-        <w:t xml:space="preserve">using directive</w:t>
-      </w:r>
-      <w:r>
-        <w:t xml:space="preserve"> </w:t>
-      </w:r>
-      <w:r>
-        <w:t xml:space="preserve">broadens the possible scopes that will be examined for</w:t>
-      </w:r>
-      <w:r>
-        <w:t xml:space="preserve"> </w:t>
-      </w:r>
-      <w:r>
-        <w:t xml:space="preserve">names during lookup.</w:t>
-      </w:r>
-      <w:r>
-        <w:br/>
-      </w:r>
-      <w:r>
-        <w:t xml:space="preserve">A</w:t>
-      </w:r>
-      <w:r>
-        <w:t xml:space="preserve"> </w:t>
-      </w:r>
-      <w:r>
-        <w:rPr>
-          <w:i/>
-        </w:rPr>
-        <w:t xml:space="preserve">using declaration</w:t>
-      </w:r>
-      <w:r>
-        <w:t xml:space="preserve">, on the other hand, only makes the specified name</w:t>
-      </w:r>
-      <w:r>
-        <w:t xml:space="preserve"> </w:t>
-      </w:r>
-      <w:r>
-        <w:t xml:space="preserve">accessible in the current scope.</w:t>
       </w:r>
     </w:p>
     <w:p>
